--- a/src/Layers/W1/BaseApp/Sales/History/StandardSalesCreditMemoBody.docx
+++ b/src/Layers/W1/BaseApp/Sales/History/StandardSalesCreditMemoBody.docx
@@ -4,42 +4,39 @@
   <w:body>
     <w:tbl>
       <w:tblPr>
-        <w:tblStyle w:val="TableGrid"/>
-        <w:tblW w:w="15422" w:type="dxa"/>
+        <w:tblStyle w:val="BCBlockTable"/>
+        <w:tblW w:w="5000" w:type="pct"/>
         <w:tblBorders>
-          <w:top w:val="none" w:color="auto" w:sz="0" w:space="0"/>
-          <w:left w:val="none" w:color="auto" w:sz="0" w:space="0"/>
-          <w:bottom w:val="none" w:color="auto" w:sz="0" w:space="0"/>
-          <w:right w:val="none" w:color="auto" w:sz="0" w:space="0"/>
-          <w:insideH w:val="none" w:color="auto" w:sz="0" w:space="0"/>
-          <w:insideV w:val="none" w:color="auto" w:sz="0" w:space="0"/>
+          <w:top w:val="none" w:sz="0" w:space="0" w:color="auto"/>
+          <w:left w:val="none" w:sz="0" w:space="0" w:color="auto"/>
+          <w:bottom w:val="none" w:sz="0" w:space="0" w:color="auto"/>
+          <w:right w:val="none" w:sz="0" w:space="0" w:color="auto"/>
+          <w:insideH w:val="none" w:sz="0" w:space="0" w:color="auto"/>
+          <w:insideV w:val="none" w:sz="0" w:space="0" w:color="auto"/>
         </w:tblBorders>
         <w:tblCellMar>
           <w:left w:w="0" w:type="dxa"/>
           <w:right w:w="0" w:type="dxa"/>
         </w:tblCellMar>
-        <w:tblLook w:val="04A0" w:firstRow="1" w:lastRow="0" w:firstColumn="1" w:lastColumn="0" w:noHBand="0" w:noVBand="1"/>
+        <w:tblLook w:val="0620" w:firstRow="1" w:lastRow="0" w:firstColumn="0" w:lastColumn="0" w:noHBand="1" w:noVBand="1"/>
         <w:tblCaption w:val="Address Block"/>
+        <w:tblDescription w:val="Layout table. Used for positioning, not for tabular data."/>
       </w:tblPr>
       <w:tblGrid>
-        <w:gridCol w:w="3855"/>
+        <w:gridCol w:w="3856"/>
         <w:gridCol w:w="7711"/>
         <w:gridCol w:w="3856"/>
       </w:tblGrid>
       <w:tr>
         <w:trPr>
           <w:cnfStyle w:val="100000000000" w:firstRow="1" w:lastRow="0" w:firstColumn="0" w:lastColumn="0" w:oddVBand="0" w:evenVBand="0" w:oddHBand="0" w:evenHBand="0" w:firstRowFirstColumn="0" w:firstRowLastColumn="0" w:lastRowFirstColumn="0" w:lastRowLastColumn="0"/>
+          <w:cantSplit/>
           <w:trHeight w:val="254"/>
         </w:trPr>
         <w:sdt>
           <w:sdtPr>
             <w:rPr>
               <w:rStyle w:val="Strong"/>
-              <w:rFonts w:ascii="Segoe UI Semibold" w:hAnsi="Segoe UI Semibold" w:cs="Segoe UI Semibold"/>
-              <w:b w:val="0"/>
-              <w:bCs w:val="0"/>
-              <w:sz w:val="22"/>
-              <w:szCs w:val="22"/>
             </w:rPr>
             <w:alias w:val="CustomerAddress1"/>
             <w:tag w:val="#BC:InsertDataItem,DataItems/Header/CustomerAddress1"/>
@@ -47,7 +44,7 @@
             <w:placeholder>
               <w:docPart w:val="27C6F6FBC51444E48F63C5E57109998C"/>
             </w:placeholder>
-            <w:dataBinding w:prefixMappings="xmlns:ns0='urn:microsoft-dynamics-nav/reports/Standard_Sales_Credit_Memo/1307/'" w:xpath="/ns0:NavWordReportXmlPart[1]/ns0:Header[1]/ns0:CustomerAddress1[1]" w:storeItemID="{00000000-0000-0000-0000-000000000000}"/>
+            <w:dataBinding w:prefixMappings="&lt;xmlns:ns0='urn:microsoft-dynamics-nav/reports/Standard_Sales_Credit_Memo/1307/' " w:xpath="/ns0:NavWordReportXmlPart[1]/ns0:Header[1]/ns0:CustomerAddress1[1]" w:storeItemID="{00000000-0000-0000-0000-000000000000}"/>
             <w15:color w:val="808080"/>
             <w:text/>
           </w:sdtPr>
@@ -58,25 +55,15 @@
               </w:tcPr>
               <w:p>
                 <w:pPr>
-                  <w:pStyle w:val="Heading2"/>
+                  <w:pStyle w:val="BCLabel"/>
                   <w:spacing w:before="0" w:after="0" w:line="276" w:lineRule="auto"/>
                   <w:rPr>
                     <w:rStyle w:val="Strong"/>
-                    <w:rFonts w:ascii="Segoe UI Semibold" w:hAnsi="Segoe UI Semibold" w:cs="Segoe UI Semibold"/>
-                    <w:b w:val="0"/>
-                    <w:bCs w:val="0"/>
-                    <w:sz w:val="22"/>
-                    <w:szCs w:val="22"/>
                   </w:rPr>
                 </w:pPr>
                 <w:r>
                   <w:rPr>
                     <w:rStyle w:val="Strong"/>
-                    <w:rFonts w:ascii="Segoe UI Semibold" w:hAnsi="Segoe UI Semibold" w:cs="Segoe UI Semibold"/>
-                    <w:b w:val="0"/>
-                    <w:bCs w:val="0"/>
-                    <w:sz w:val="22"/>
-                    <w:szCs w:val="22"/>
                   </w:rPr>
                   <w:t>CustomerAddress1</w:t>
                 </w:r>
@@ -90,15 +77,10 @@
           </w:tcPr>
           <w:p>
             <w:pPr>
-              <w:pStyle w:val="Heading2"/>
+              <w:pStyle w:val="BCLabel"/>
               <w:spacing w:before="0" w:after="0" w:line="276" w:lineRule="auto"/>
               <w:rPr>
                 <w:rStyle w:val="Strong"/>
-                <w:rFonts w:ascii="Segoe UI Semibold" w:hAnsi="Segoe UI Semibold" w:cs="Segoe UI Semibold"/>
-                <w:b w:val="0"/>
-                <w:bCs w:val="0"/>
-                <w:sz w:val="22"/>
-                <w:szCs w:val="22"/>
               </w:rPr>
             </w:pPr>
           </w:p>
@@ -107,11 +89,6 @@
           <w:sdtPr>
             <w:rPr>
               <w:rStyle w:val="Strong"/>
-              <w:rFonts w:ascii="Segoe UI Semibold" w:hAnsi="Segoe UI Semibold" w:cs="Segoe UI Semibold"/>
-              <w:b w:val="0"/>
-              <w:bCs w:val="0"/>
-              <w:sz w:val="22"/>
-              <w:szCs w:val="22"/>
             </w:rPr>
             <w:alias w:val="CompanyAddress1"/>
             <w:tag w:val="#BC:InsertDataItem,DataItems/Header/CompanyAddress1"/>
@@ -119,7 +96,7 @@
             <w:placeholder>
               <w:docPart w:val="B02E5B0705F943979E268E41736DB313"/>
             </w:placeholder>
-            <w:dataBinding w:prefixMappings="xmlns:ns0='urn:microsoft-dynamics-nav/reports/Standard_Sales_Credit_Memo/1307/'" w:xpath="/ns0:NavWordReportXmlPart[1]/ns0:Header[1]/ns0:CompanyAddress1[1]" w:storeItemID="{00000000-0000-0000-0000-000000000000}"/>
+            <w:dataBinding w:prefixMappings="&lt;xmlns:ns0='urn:microsoft-dynamics-nav/reports/Standard_Sales_Credit_Memo/1307/' " w:xpath="/ns0:NavWordReportXmlPart[1]/ns0:Header[1]/ns0:CompanyAddress1[1]" w:storeItemID="{00000000-0000-0000-0000-000000000000}"/>
             <w15:color w:val="808080"/>
             <w:text/>
           </w:sdtPr>
@@ -130,26 +107,17 @@
               </w:tcPr>
               <w:p>
                 <w:pPr>
-                  <w:pStyle w:val="Heading2"/>
+                  <w:pStyle w:val="BCLabelNumber"/>
                   <w:spacing w:before="0" w:after="0" w:line="276" w:lineRule="auto"/>
                   <w:jc w:val="right"/>
                   <w:rPr>
                     <w:rStyle w:val="Strong"/>
-                    <w:b w:val="0"/>
-                    <w:bCs w:val="0"/>
-                    <w:sz w:val="22"/>
-                    <w:szCs w:val="22"/>
                     <w:lang w:val="da-DK"/>
                   </w:rPr>
                 </w:pPr>
                 <w:r>
                   <w:rPr>
                     <w:rStyle w:val="Strong"/>
-                    <w:rFonts w:ascii="Segoe UI Semibold" w:hAnsi="Segoe UI Semibold" w:cs="Segoe UI Semibold"/>
-                    <w:b w:val="0"/>
-                    <w:bCs w:val="0"/>
-                    <w:sz w:val="22"/>
-                    <w:szCs w:val="22"/>
                   </w:rPr>
                   <w:t>CompanyAddress1</w:t>
                 </w:r>
@@ -160,24 +128,19 @@
       </w:tr>
       <w:tr>
         <w:trPr>
+          <w:cantSplit/>
           <w:trHeight w:val="242"/>
         </w:trPr>
         <w:sdt>
           <w:sdtPr>
-            <w:rPr>
-              <w:rFonts w:cs="Segoe UI Semibold"/>
-              <w:b/>
-              <w:bCs/>
-              <w:sz w:val="22"/>
-              <w:szCs w:val="22"/>
-            </w:rPr>
+            <w:rPr/>
             <w:alias w:val="CustomerAddress2"/>
             <w:tag w:val="#BC:InsertDataItem,DataItems/Header/CustomerAddress2"/>
             <w:id w:val="863552788"/>
             <w:placeholder>
               <w:docPart w:val="27C6F6FBC51444E48F63C5E57109998C"/>
             </w:placeholder>
-            <w:dataBinding w:prefixMappings="xmlns:ns0='urn:microsoft-dynamics-nav/reports/Standard_Sales_Credit_Memo/1307/'" w:xpath="/ns0:NavWordReportXmlPart[1]/ns0:Header[1]/ns0:CustomerAddress2[1]" w:storeItemID="{00000000-0000-0000-0000-000000000000}"/>
+            <w:dataBinding w:prefixMappings="&lt;xmlns:ns0='urn:microsoft-dynamics-nav/reports/Standard_Sales_Credit_Memo/1307/' " w:xpath="/ns0:NavWordReportXmlPart[1]/ns0:Header[1]/ns0:CustomerAddress2[1]" w:storeItemID="{00000000-0000-0000-0000-000000000000}"/>
             <w15:color w:val="808080"/>
             <w:text/>
           </w:sdtPr>
@@ -188,18 +151,9 @@
               </w:tcPr>
               <w:p>
                 <w:pPr>
-                  <w:rPr>
-                    <w:rFonts w:cs="Segoe UI Semibold" w:asciiTheme="minorHAnsi" w:hAnsiTheme="minorHAnsi"/>
-                    <w:sz w:val="22"/>
-                    <w:szCs w:val="22"/>
-                  </w:rPr>
+                  <w:pStyle w:val="NoSpacing"/>
                 </w:pPr>
                 <w:r>
-                  <w:rPr>
-                    <w:rFonts w:cs="Segoe UI Semibold" w:asciiTheme="minorHAnsi" w:hAnsiTheme="minorHAnsi"/>
-                    <w:sz w:val="22"/>
-                    <w:szCs w:val="22"/>
-                  </w:rPr>
                   <w:t>CustomerAddress2</w:t>
                 </w:r>
               </w:p>
@@ -212,28 +166,20 @@
           </w:tcPr>
           <w:p>
             <w:pPr>
-              <w:rPr>
-                <w:rFonts w:cs="Segoe UI Semibold" w:asciiTheme="minorHAnsi" w:hAnsiTheme="minorHAnsi"/>
-                <w:sz w:val="22"/>
-                <w:szCs w:val="22"/>
-              </w:rPr>
+              <w:pStyle w:val="NoSpacing"/>
             </w:pPr>
           </w:p>
         </w:tc>
         <w:sdt>
           <w:sdtPr>
-            <w:rPr>
-              <w:rFonts w:cs="Segoe UI Semibold"/>
-              <w:sz w:val="22"/>
-              <w:szCs w:val="22"/>
-            </w:rPr>
+            <w:rPr/>
             <w:alias w:val="CompanyAddress2"/>
             <w:tag w:val="#BC:InsertDataItem,DataItems/Header/CompanyAddress2"/>
             <w:id w:val="-407616906"/>
             <w:placeholder>
               <w:docPart w:val="34AF83D853364E9E91CF94BDBD0F0D24"/>
             </w:placeholder>
-            <w:dataBinding w:prefixMappings="xmlns:ns0='urn:microsoft-dynamics-nav/reports/Standard_Sales_Credit_Memo/1307/'" w:xpath="/ns0:NavWordReportXmlPart[1]/ns0:Header[1]/ns0:CompanyAddress2[1]" w:storeItemID="{00000000-0000-0000-0000-000000000000}"/>
+            <w:dataBinding w:prefixMappings="&lt;xmlns:ns0='urn:microsoft-dynamics-nav/reports/Standard_Sales_Credit_Memo/1307/' " w:xpath="/ns0:NavWordReportXmlPart[1]/ns0:Header[1]/ns0:CompanyAddress2[1]" w:storeItemID="{00000000-0000-0000-0000-000000000000}"/>
             <w15:color w:val="808080"/>
             <w:text/>
           </w:sdtPr>
@@ -244,19 +190,10 @@
               </w:tcPr>
               <w:p>
                 <w:pPr>
+                  <w:pStyle w:val="BCNumber"/>
                   <w:jc w:val="right"/>
-                  <w:rPr>
-                    <w:rFonts w:asciiTheme="minorHAnsi" w:hAnsiTheme="minorHAnsi"/>
-                    <w:sz w:val="22"/>
-                    <w:szCs w:val="22"/>
-                  </w:rPr>
                 </w:pPr>
                 <w:r>
-                  <w:rPr>
-                    <w:rFonts w:cs="Segoe UI Semibold" w:asciiTheme="minorHAnsi" w:hAnsiTheme="minorHAnsi"/>
-                    <w:sz w:val="22"/>
-                    <w:szCs w:val="22"/>
-                  </w:rPr>
                   <w:t>CompanyAddress2</w:t>
                 </w:r>
               </w:p>
@@ -266,22 +203,19 @@
       </w:tr>
       <w:tr>
         <w:trPr>
+          <w:cantSplit/>
           <w:trHeight w:val="242"/>
         </w:trPr>
         <w:sdt>
           <w:sdtPr>
-            <w:rPr>
-              <w:rFonts w:cs="Segoe UI Semibold"/>
-              <w:sz w:val="22"/>
-              <w:szCs w:val="22"/>
-            </w:rPr>
+            <w:rPr/>
             <w:alias w:val="CustomerAddress3"/>
             <w:tag w:val="#BC:InsertDataItem,DataItems/Header/CustomerAddress3"/>
             <w:id w:val="335427627"/>
             <w:placeholder>
               <w:docPart w:val="27C6F6FBC51444E48F63C5E57109998C"/>
             </w:placeholder>
-            <w:dataBinding w:prefixMappings="xmlns:ns0='urn:microsoft-dynamics-nav/reports/Standard_Sales_Credit_Memo/1307/'" w:xpath="/ns0:NavWordReportXmlPart[1]/ns0:Header[1]/ns0:CustomerAddress3[1]" w:storeItemID="{00000000-0000-0000-0000-000000000000}"/>
+            <w:dataBinding w:prefixMappings="&lt;xmlns:ns0='urn:microsoft-dynamics-nav/reports/Standard_Sales_Credit_Memo/1307/' " w:xpath="/ns0:NavWordReportXmlPart[1]/ns0:Header[1]/ns0:CustomerAddress3[1]" w:storeItemID="{00000000-0000-0000-0000-000000000000}"/>
             <w15:color w:val="808080"/>
             <w:text/>
           </w:sdtPr>
@@ -292,18 +226,9 @@
               </w:tcPr>
               <w:p>
                 <w:pPr>
-                  <w:rPr>
-                    <w:rFonts w:cs="Segoe UI Semibold" w:asciiTheme="minorHAnsi" w:hAnsiTheme="minorHAnsi"/>
-                    <w:sz w:val="22"/>
-                    <w:szCs w:val="22"/>
-                  </w:rPr>
+                  <w:pStyle w:val="NoSpacing"/>
                 </w:pPr>
                 <w:r>
-                  <w:rPr>
-                    <w:rFonts w:cs="Segoe UI Semibold" w:asciiTheme="minorHAnsi" w:hAnsiTheme="minorHAnsi"/>
-                    <w:sz w:val="22"/>
-                    <w:szCs w:val="22"/>
-                  </w:rPr>
                   <w:t>CustomerAddress3</w:t>
                 </w:r>
               </w:p>
@@ -316,28 +241,20 @@
           </w:tcPr>
           <w:p>
             <w:pPr>
-              <w:rPr>
-                <w:rFonts w:cs="Segoe UI Semibold" w:asciiTheme="minorHAnsi" w:hAnsiTheme="minorHAnsi"/>
-                <w:sz w:val="22"/>
-                <w:szCs w:val="22"/>
-              </w:rPr>
+              <w:pStyle w:val="NoSpacing"/>
             </w:pPr>
           </w:p>
         </w:tc>
         <w:sdt>
           <w:sdtPr>
-            <w:rPr>
-              <w:rFonts w:cs="Segoe UI Semibold"/>
-              <w:sz w:val="22"/>
-              <w:szCs w:val="22"/>
-            </w:rPr>
+            <w:rPr/>
             <w:alias w:val="CompanyAddress3"/>
             <w:tag w:val="#BC:InsertDataItem,DataItems/Header/CompanyAddress3"/>
             <w:id w:val="-1208102821"/>
             <w:placeholder>
               <w:docPart w:val="5298955B1DAD476D95BE494D056AC864"/>
             </w:placeholder>
-            <w:dataBinding w:prefixMappings="xmlns:ns0='urn:microsoft-dynamics-nav/reports/Standard_Sales_Credit_Memo/1307/'" w:xpath="/ns0:NavWordReportXmlPart[1]/ns0:Header[1]/ns0:CompanyAddress3[1]" w:storeItemID="{00000000-0000-0000-0000-000000000000}"/>
+            <w:dataBinding w:prefixMappings="&lt;xmlns:ns0='urn:microsoft-dynamics-nav/reports/Standard_Sales_Credit_Memo/1307/' " w:xpath="/ns0:NavWordReportXmlPart[1]/ns0:Header[1]/ns0:CompanyAddress3[1]" w:storeItemID="{00000000-0000-0000-0000-000000000000}"/>
             <w15:color w:val="808080"/>
             <w:text/>
           </w:sdtPr>
@@ -348,18 +265,10 @@
               </w:tcPr>
               <w:p>
                 <w:pPr>
+                  <w:pStyle w:val="BCNumber"/>
                   <w:jc w:val="right"/>
-                  <w:rPr>
-                    <w:sz w:val="22"/>
-                    <w:szCs w:val="22"/>
-                  </w:rPr>
                 </w:pPr>
                 <w:r>
-                  <w:rPr>
-                    <w:rFonts w:cs="Segoe UI Semibold" w:asciiTheme="minorHAnsi" w:hAnsiTheme="minorHAnsi"/>
-                    <w:sz w:val="22"/>
-                    <w:szCs w:val="22"/>
-                  </w:rPr>
                   <w:t>CompanyAddress3</w:t>
                 </w:r>
               </w:p>
@@ -369,22 +278,19 @@
       </w:tr>
       <w:tr>
         <w:trPr>
+          <w:cantSplit/>
           <w:trHeight w:val="242"/>
         </w:trPr>
         <w:sdt>
           <w:sdtPr>
-            <w:rPr>
-              <w:rFonts w:cs="Segoe UI Semibold"/>
-              <w:sz w:val="22"/>
-              <w:szCs w:val="22"/>
-            </w:rPr>
+            <w:rPr/>
             <w:alias w:val="CustomerAddress4"/>
             <w:tag w:val="#BC:InsertDataItem,DataItems/Header/CustomerAddress4"/>
             <w:id w:val="172315661"/>
             <w:placeholder>
               <w:docPart w:val="27C6F6FBC51444E48F63C5E57109998C"/>
             </w:placeholder>
-            <w:dataBinding w:prefixMappings="xmlns:ns0='urn:microsoft-dynamics-nav/reports/Standard_Sales_Credit_Memo/1307/'" w:xpath="/ns0:NavWordReportXmlPart[1]/ns0:Header[1]/ns0:CustomerAddress4[1]" w:storeItemID="{00000000-0000-0000-0000-000000000000}"/>
+            <w:dataBinding w:prefixMappings="&lt;xmlns:ns0='urn:microsoft-dynamics-nav/reports/Standard_Sales_Credit_Memo/1307/' " w:xpath="/ns0:NavWordReportXmlPart[1]/ns0:Header[1]/ns0:CustomerAddress4[1]" w:storeItemID="{00000000-0000-0000-0000-000000000000}"/>
             <w15:color w:val="808080"/>
             <w:text/>
           </w:sdtPr>
@@ -395,18 +301,9 @@
               </w:tcPr>
               <w:p>
                 <w:pPr>
-                  <w:rPr>
-                    <w:rFonts w:cs="Segoe UI Semibold" w:asciiTheme="minorHAnsi" w:hAnsiTheme="minorHAnsi"/>
-                    <w:sz w:val="22"/>
-                    <w:szCs w:val="22"/>
-                  </w:rPr>
+                  <w:pStyle w:val="NoSpacing"/>
                 </w:pPr>
                 <w:r>
-                  <w:rPr>
-                    <w:rFonts w:cs="Segoe UI Semibold" w:asciiTheme="minorHAnsi" w:hAnsiTheme="minorHAnsi"/>
-                    <w:sz w:val="22"/>
-                    <w:szCs w:val="22"/>
-                  </w:rPr>
                   <w:t>CustomerAddress4</w:t>
                 </w:r>
               </w:p>
@@ -419,28 +316,20 @@
           </w:tcPr>
           <w:p>
             <w:pPr>
-              <w:rPr>
-                <w:rFonts w:cs="Segoe UI Semibold" w:asciiTheme="minorHAnsi" w:hAnsiTheme="minorHAnsi"/>
-                <w:sz w:val="22"/>
-                <w:szCs w:val="22"/>
-              </w:rPr>
+              <w:pStyle w:val="NoSpacing"/>
             </w:pPr>
           </w:p>
         </w:tc>
         <w:sdt>
           <w:sdtPr>
-            <w:rPr>
-              <w:rFonts w:cs="Segoe UI Semibold"/>
-              <w:sz w:val="22"/>
-              <w:szCs w:val="22"/>
-            </w:rPr>
+            <w:rPr/>
             <w:alias w:val="CompanyAddress4"/>
             <w:tag w:val="#BC:InsertDataItem,DataItems/Header/CompanyAddress4"/>
             <w:id w:val="-1044596330"/>
             <w:placeholder>
               <w:docPart w:val="A42C30D71C804007AE9D362411216EF8"/>
             </w:placeholder>
-            <w:dataBinding w:prefixMappings="xmlns:ns0='urn:microsoft-dynamics-nav/reports/Standard_Sales_Credit_Memo/1307/'" w:xpath="/ns0:NavWordReportXmlPart[1]/ns0:Header[1]/ns0:CompanyAddress4[1]" w:storeItemID="{00000000-0000-0000-0000-000000000000}"/>
+            <w:dataBinding w:prefixMappings="&lt;xmlns:ns0='urn:microsoft-dynamics-nav/reports/Standard_Sales_Credit_Memo/1307/' " w:xpath="/ns0:NavWordReportXmlPart[1]/ns0:Header[1]/ns0:CompanyAddress4[1]" w:storeItemID="{00000000-0000-0000-0000-000000000000}"/>
             <w15:color w:val="808080"/>
             <w:text/>
           </w:sdtPr>
@@ -451,18 +340,10 @@
               </w:tcPr>
               <w:p>
                 <w:pPr>
+                  <w:pStyle w:val="BCNumber"/>
                   <w:jc w:val="right"/>
-                  <w:rPr>
-                    <w:sz w:val="22"/>
-                    <w:szCs w:val="22"/>
-                  </w:rPr>
                 </w:pPr>
                 <w:r>
-                  <w:rPr>
-                    <w:rFonts w:cs="Segoe UI Semibold" w:asciiTheme="minorHAnsi" w:hAnsiTheme="minorHAnsi"/>
-                    <w:sz w:val="22"/>
-                    <w:szCs w:val="22"/>
-                  </w:rPr>
                   <w:t>CompanyAddress4</w:t>
                 </w:r>
               </w:p>
@@ -472,22 +353,19 @@
       </w:tr>
       <w:tr>
         <w:trPr>
+          <w:cantSplit/>
           <w:trHeight w:val="242"/>
         </w:trPr>
         <w:sdt>
           <w:sdtPr>
-            <w:rPr>
-              <w:rFonts w:cs="Segoe UI Semibold"/>
-              <w:sz w:val="22"/>
-              <w:szCs w:val="22"/>
-            </w:rPr>
+            <w:rPr/>
             <w:alias w:val="CustomerAddress5"/>
             <w:tag w:val="#BC:InsertDataItem,DataItems/Header/CustomerAddress5"/>
             <w:id w:val="-2080044023"/>
             <w:placeholder>
               <w:docPart w:val="27C6F6FBC51444E48F63C5E57109998C"/>
             </w:placeholder>
-            <w:dataBinding w:prefixMappings="xmlns:ns0='urn:microsoft-dynamics-nav/reports/Standard_Sales_Credit_Memo/1307/'" w:xpath="/ns0:NavWordReportXmlPart[1]/ns0:Header[1]/ns0:CustomerAddress5[1]" w:storeItemID="{00000000-0000-0000-0000-000000000000}"/>
+            <w:dataBinding w:prefixMappings="&lt;xmlns:ns0='urn:microsoft-dynamics-nav/reports/Standard_Sales_Credit_Memo/1307/' " w:xpath="/ns0:NavWordReportXmlPart[1]/ns0:Header[1]/ns0:CustomerAddress5[1]" w:storeItemID="{00000000-0000-0000-0000-000000000000}"/>
             <w15:color w:val="808080"/>
             <w:text/>
           </w:sdtPr>
@@ -498,18 +376,9 @@
               </w:tcPr>
               <w:p>
                 <w:pPr>
-                  <w:rPr>
-                    <w:rFonts w:cs="Segoe UI Semibold" w:asciiTheme="minorHAnsi" w:hAnsiTheme="minorHAnsi"/>
-                    <w:sz w:val="22"/>
-                    <w:szCs w:val="22"/>
-                  </w:rPr>
+                  <w:pStyle w:val="NoSpacing"/>
                 </w:pPr>
                 <w:r>
-                  <w:rPr>
-                    <w:rFonts w:cs="Segoe UI Semibold" w:asciiTheme="minorHAnsi" w:hAnsiTheme="minorHAnsi"/>
-                    <w:sz w:val="22"/>
-                    <w:szCs w:val="22"/>
-                  </w:rPr>
                   <w:t>CustomerAddress5</w:t>
                 </w:r>
               </w:p>
@@ -522,28 +391,20 @@
           </w:tcPr>
           <w:p>
             <w:pPr>
-              <w:rPr>
-                <w:rFonts w:cs="Segoe UI Semibold" w:asciiTheme="minorHAnsi" w:hAnsiTheme="minorHAnsi"/>
-                <w:sz w:val="22"/>
-                <w:szCs w:val="22"/>
-              </w:rPr>
+              <w:pStyle w:val="NoSpacing"/>
             </w:pPr>
           </w:p>
         </w:tc>
         <w:sdt>
           <w:sdtPr>
-            <w:rPr>
-              <w:rFonts w:cs="Segoe UI Semibold"/>
-              <w:sz w:val="22"/>
-              <w:szCs w:val="22"/>
-            </w:rPr>
+            <w:rPr/>
             <w:alias w:val="CompanyAddress5"/>
             <w:tag w:val="#BC:InsertDataItem,DataItems/Header/CompanyAddress5"/>
             <w:id w:val="-1334838620"/>
             <w:placeholder>
               <w:docPart w:val="F16264AA69114B25B82C6336328EECBF"/>
             </w:placeholder>
-            <w:dataBinding w:prefixMappings="xmlns:ns0='urn:microsoft-dynamics-nav/reports/Standard_Sales_Credit_Memo/1307/'" w:xpath="/ns0:NavWordReportXmlPart[1]/ns0:Header[1]/ns0:CompanyAddress5[1]" w:storeItemID="{00000000-0000-0000-0000-000000000000}"/>
+            <w:dataBinding w:prefixMappings="&lt;xmlns:ns0='urn:microsoft-dynamics-nav/reports/Standard_Sales_Credit_Memo/1307/' " w:xpath="/ns0:NavWordReportXmlPart[1]/ns0:Header[1]/ns0:CompanyAddress5[1]" w:storeItemID="{00000000-0000-0000-0000-000000000000}"/>
             <w15:color w:val="808080"/>
             <w:text/>
           </w:sdtPr>
@@ -554,18 +415,10 @@
               </w:tcPr>
               <w:p>
                 <w:pPr>
+                  <w:pStyle w:val="BCNumber"/>
                   <w:jc w:val="right"/>
-                  <w:rPr>
-                    <w:sz w:val="22"/>
-                    <w:szCs w:val="22"/>
-                  </w:rPr>
                 </w:pPr>
                 <w:r>
-                  <w:rPr>
-                    <w:rFonts w:cs="Segoe UI Semibold" w:asciiTheme="minorHAnsi" w:hAnsiTheme="minorHAnsi"/>
-                    <w:sz w:val="22"/>
-                    <w:szCs w:val="22"/>
-                  </w:rPr>
                   <w:t>CompanyAddress5</w:t>
                 </w:r>
               </w:p>
@@ -575,22 +428,19 @@
       </w:tr>
       <w:tr>
         <w:trPr>
+          <w:cantSplit/>
           <w:trHeight w:val="242"/>
         </w:trPr>
         <w:sdt>
           <w:sdtPr>
-            <w:rPr>
-              <w:rFonts w:cs="Segoe UI Semibold"/>
-              <w:sz w:val="22"/>
-              <w:szCs w:val="22"/>
-            </w:rPr>
+            <w:rPr/>
             <w:alias w:val="CustomerAddress6"/>
             <w:tag w:val="#BC:InsertDataItem,DataItems/Header/CustomerAddress6"/>
             <w:id w:val="-2086289259"/>
             <w:placeholder>
               <w:docPart w:val="27C6F6FBC51444E48F63C5E57109998C"/>
             </w:placeholder>
-            <w:dataBinding w:prefixMappings="xmlns:ns0='urn:microsoft-dynamics-nav/reports/Standard_Sales_Credit_Memo/1307/'" w:xpath="/ns0:NavWordReportXmlPart[1]/ns0:Header[1]/ns0:CustomerAddress6[1]" w:storeItemID="{00000000-0000-0000-0000-000000000000}"/>
+            <w:dataBinding w:prefixMappings="&lt;xmlns:ns0='urn:microsoft-dynamics-nav/reports/Standard_Sales_Credit_Memo/1307/' " w:xpath="/ns0:NavWordReportXmlPart[1]/ns0:Header[1]/ns0:CustomerAddress6[1]" w:storeItemID="{00000000-0000-0000-0000-000000000000}"/>
             <w15:color w:val="808080"/>
             <w:text/>
           </w:sdtPr>
@@ -601,18 +451,9 @@
               </w:tcPr>
               <w:p>
                 <w:pPr>
-                  <w:rPr>
-                    <w:rFonts w:cs="Segoe UI Semibold" w:asciiTheme="minorHAnsi" w:hAnsiTheme="minorHAnsi"/>
-                    <w:sz w:val="22"/>
-                    <w:szCs w:val="22"/>
-                  </w:rPr>
+                  <w:pStyle w:val="NoSpacing"/>
                 </w:pPr>
                 <w:r>
-                  <w:rPr>
-                    <w:rFonts w:cs="Segoe UI Semibold" w:asciiTheme="minorHAnsi" w:hAnsiTheme="minorHAnsi"/>
-                    <w:sz w:val="22"/>
-                    <w:szCs w:val="22"/>
-                  </w:rPr>
                   <w:t>CustomerAddress6</w:t>
                 </w:r>
               </w:p>
@@ -625,28 +466,20 @@
           </w:tcPr>
           <w:p>
             <w:pPr>
-              <w:rPr>
-                <w:rFonts w:cs="Segoe UI Semibold" w:asciiTheme="minorHAnsi" w:hAnsiTheme="minorHAnsi"/>
-                <w:sz w:val="22"/>
-                <w:szCs w:val="22"/>
-              </w:rPr>
+              <w:pStyle w:val="NoSpacing"/>
             </w:pPr>
           </w:p>
         </w:tc>
         <w:sdt>
           <w:sdtPr>
-            <w:rPr>
-              <w:rFonts w:cs="Segoe UI Semibold"/>
-              <w:sz w:val="22"/>
-              <w:szCs w:val="22"/>
-            </w:rPr>
+            <w:rPr/>
             <w:alias w:val="CompanyAddress6"/>
             <w:tag w:val="#BC:InsertDataItem,DataItems/Header/CompanyAddress6"/>
             <w:id w:val="29467029"/>
             <w:placeholder>
               <w:docPart w:val="F48DD40B1FBC422E93DAE25960F03561"/>
             </w:placeholder>
-            <w:dataBinding w:prefixMappings="xmlns:ns0='urn:microsoft-dynamics-nav/reports/Standard_Sales_Credit_Memo/1307/'" w:xpath="/ns0:NavWordReportXmlPart[1]/ns0:Header[1]/ns0:CompanyAddress6[1]" w:storeItemID="{00000000-0000-0000-0000-000000000000}"/>
+            <w:dataBinding w:prefixMappings="&lt;xmlns:ns0='urn:microsoft-dynamics-nav/reports/Standard_Sales_Credit_Memo/1307/' " w:xpath="/ns0:NavWordReportXmlPart[1]/ns0:Header[1]/ns0:CompanyAddress6[1]" w:storeItemID="{00000000-0000-0000-0000-000000000000}"/>
             <w15:color w:val="808080"/>
             <w:text/>
           </w:sdtPr>
@@ -657,18 +490,10 @@
               </w:tcPr>
               <w:p>
                 <w:pPr>
+                  <w:pStyle w:val="BCNumber"/>
                   <w:jc w:val="right"/>
-                  <w:rPr>
-                    <w:sz w:val="22"/>
-                    <w:szCs w:val="22"/>
-                  </w:rPr>
                 </w:pPr>
                 <w:r>
-                  <w:rPr>
-                    <w:rFonts w:cs="Segoe UI Semibold" w:asciiTheme="minorHAnsi" w:hAnsiTheme="minorHAnsi"/>
-                    <w:sz w:val="22"/>
-                    <w:szCs w:val="22"/>
-                  </w:rPr>
                   <w:t>CompanyAddress6</w:t>
                 </w:r>
               </w:p>
@@ -678,22 +503,19 @@
       </w:tr>
       <w:tr>
         <w:trPr>
+          <w:cantSplit/>
           <w:trHeight w:val="242"/>
         </w:trPr>
         <w:sdt>
           <w:sdtPr>
-            <w:rPr>
-              <w:rFonts w:cs="Segoe UI Semibold"/>
-              <w:sz w:val="22"/>
-              <w:szCs w:val="22"/>
-            </w:rPr>
+            <w:rPr/>
             <w:alias w:val="CustomerAddress7"/>
             <w:tag w:val="#BC:InsertDataItem,DataItems/Header/CustomerAddress7"/>
             <w:id w:val="2127339997"/>
             <w:placeholder>
               <w:docPart w:val="27C6F6FBC51444E48F63C5E57109998C"/>
             </w:placeholder>
-            <w:dataBinding w:prefixMappings="xmlns:ns0='urn:microsoft-dynamics-nav/reports/Standard_Sales_Credit_Memo/1307/'" w:xpath="/ns0:NavWordReportXmlPart[1]/ns0:Header[1]/ns0:CustomerAddress7[1]" w:storeItemID="{00000000-0000-0000-0000-000000000000}"/>
+            <w:dataBinding w:prefixMappings="&lt;xmlns:ns0='urn:microsoft-dynamics-nav/reports/Standard_Sales_Credit_Memo/1307/' " w:xpath="/ns0:NavWordReportXmlPart[1]/ns0:Header[1]/ns0:CustomerAddress7[1]" w:storeItemID="{00000000-0000-0000-0000-000000000000}"/>
             <w15:color w:val="808080"/>
             <w:text/>
           </w:sdtPr>
@@ -704,18 +526,9 @@
               </w:tcPr>
               <w:p>
                 <w:pPr>
-                  <w:rPr>
-                    <w:rFonts w:cs="Segoe UI Semibold" w:asciiTheme="minorHAnsi" w:hAnsiTheme="minorHAnsi"/>
-                    <w:sz w:val="22"/>
-                    <w:szCs w:val="22"/>
-                  </w:rPr>
+                  <w:pStyle w:val="NoSpacing"/>
                 </w:pPr>
                 <w:r>
-                  <w:rPr>
-                    <w:rFonts w:cs="Segoe UI Semibold" w:asciiTheme="minorHAnsi" w:hAnsiTheme="minorHAnsi"/>
-                    <w:sz w:val="22"/>
-                    <w:szCs w:val="22"/>
-                  </w:rPr>
                   <w:t>CustomerAddress7</w:t>
                 </w:r>
               </w:p>
@@ -728,28 +541,20 @@
           </w:tcPr>
           <w:p>
             <w:pPr>
-              <w:rPr>
-                <w:rFonts w:cs="Segoe UI Semibold" w:asciiTheme="minorHAnsi" w:hAnsiTheme="minorHAnsi"/>
-                <w:sz w:val="22"/>
-                <w:szCs w:val="22"/>
-              </w:rPr>
+              <w:pStyle w:val="NoSpacing"/>
             </w:pPr>
           </w:p>
         </w:tc>
         <w:sdt>
           <w:sdtPr>
-            <w:rPr>
-              <w:rFonts w:cs="Segoe UI Semibold"/>
-              <w:sz w:val="22"/>
-              <w:szCs w:val="22"/>
-            </w:rPr>
+            <w:rPr/>
             <w:alias w:val="CompanyLegalOffice_Lbl"/>
             <w:tag w:val="#BC:InsertDataItem,DataItems/Header/CompanyLegalOffice_Lbl"/>
             <w:id w:val="483044511"/>
             <w:placeholder>
               <w:docPart w:val="916F8383C88D40AE8FA1A1CF0CB42C59"/>
             </w:placeholder>
-            <w:dataBinding w:prefixMappings="xmlns:ns0='urn:microsoft-dynamics-nav/reports/Standard_Sales_Credit_Memo/1307/'" w:xpath="/ns0:NavWordReportXmlPart[1]/ns0:Header[1]/ns0:CompanyLegalOffice_Lbl[1]" w:storeItemID="{00000000-0000-0000-0000-000000000000}"/>
+            <w:dataBinding w:prefixMappings="&lt;xmlns:ns0='urn:microsoft-dynamics-nav/reports/Standard_Sales_Credit_Memo/1307/' " w:xpath="/ns0:NavWordReportXmlPart[1]/ns0:Header[1]/ns0:CompanyLegalOffice_Lbl[1]" w:storeItemID="{00000000-0000-0000-0000-000000000000}"/>
             <w15:color w:val="808080"/>
             <w:text/>
           </w:sdtPr>
@@ -760,19 +565,11 @@
               </w:tcPr>
               <w:p>
                 <w:pPr>
+                  <w:pStyle w:val="BCNumber"/>
                   <w:jc w:val="right"/>
-                  <w:rPr>
-                    <w:sz w:val="22"/>
-                    <w:szCs w:val="22"/>
-                  </w:rPr>
                 </w:pPr>
                 <w:proofErr w:type="spellStart"/>
                 <w:r>
-                  <w:rPr>
-                    <w:rFonts w:cs="Segoe UI Semibold" w:asciiTheme="minorHAnsi" w:hAnsiTheme="minorHAnsi"/>
-                    <w:sz w:val="22"/>
-                    <w:szCs w:val="22"/>
-                  </w:rPr>
                   <w:t>CompanyLegalOffice_Lbl</w:t>
                 </w:r>
                 <w:proofErr w:type="spellEnd"/>
@@ -783,22 +580,19 @@
       </w:tr>
       <w:tr>
         <w:trPr>
+          <w:cantSplit/>
           <w:trHeight w:val="242"/>
         </w:trPr>
         <w:sdt>
           <w:sdtPr>
-            <w:rPr>
-              <w:rFonts w:cs="Segoe UI Semibold"/>
-              <w:sz w:val="22"/>
-              <w:szCs w:val="22"/>
-            </w:rPr>
+            <w:rPr/>
             <w:alias w:val="CustomerAddress8"/>
             <w:tag w:val="#BC:InsertDataItem,DataItems/Header/CustomerAddress8"/>
             <w:id w:val="-1986933782"/>
             <w:placeholder>
               <w:docPart w:val="12BE470CD3E0468886911E4D534EDF5C"/>
             </w:placeholder>
-            <w:dataBinding w:prefixMappings="xmlns:ns0='urn:microsoft-dynamics-nav/reports/Standard_Sales_Credit_Memo/1307/'" w:xpath="/ns0:NavWordReportXmlPart[1]/ns0:Header[1]/ns0:CustomerAddress8[1]" w:storeItemID="{00000000-0000-0000-0000-000000000000}"/>
+            <w:dataBinding w:prefixMappings="&lt;xmlns:ns0='urn:microsoft-dynamics-nav/reports/Standard_Sales_Credit_Memo/1307/' " w:xpath="/ns0:NavWordReportXmlPart[1]/ns0:Header[1]/ns0:CustomerAddress8[1]" w:storeItemID="{00000000-0000-0000-0000-000000000000}"/>
             <w15:color w:val="808080"/>
             <w:text/>
           </w:sdtPr>
@@ -809,18 +603,9 @@
               </w:tcPr>
               <w:p>
                 <w:pPr>
-                  <w:rPr>
-                    <w:rFonts w:cs="Segoe UI Semibold" w:asciiTheme="minorHAnsi" w:hAnsiTheme="minorHAnsi"/>
-                    <w:sz w:val="22"/>
-                    <w:szCs w:val="22"/>
-                  </w:rPr>
+                  <w:pStyle w:val="NoSpacing"/>
                 </w:pPr>
                 <w:r>
-                  <w:rPr>
-                    <w:rFonts w:cs="Segoe UI Semibold" w:asciiTheme="minorHAnsi" w:hAnsiTheme="minorHAnsi"/>
-                    <w:sz w:val="22"/>
-                    <w:szCs w:val="22"/>
-                  </w:rPr>
                   <w:t>CustomerAddress8</w:t>
                 </w:r>
               </w:p>
@@ -833,28 +618,20 @@
           </w:tcPr>
           <w:p>
             <w:pPr>
-              <w:rPr>
-                <w:rFonts w:cs="Segoe UI Semibold" w:asciiTheme="minorHAnsi" w:hAnsiTheme="minorHAnsi"/>
-                <w:sz w:val="22"/>
-                <w:szCs w:val="22"/>
-              </w:rPr>
+              <w:pStyle w:val="NoSpacing"/>
             </w:pPr>
           </w:p>
         </w:tc>
         <w:sdt>
           <w:sdtPr>
-            <w:rPr>
-              <w:rFonts w:cs="Segoe UI Semibold"/>
-              <w:sz w:val="22"/>
-              <w:szCs w:val="22"/>
-            </w:rPr>
+            <w:rPr/>
             <w:alias w:val="CompanyLegalOffice"/>
             <w:tag w:val="#BC:InsertDataItem,DataItems/Header/CompanyLegalOffice"/>
             <w:id w:val="-1993854372"/>
             <w:placeholder>
               <w:docPart w:val="57E9537AA3C64B0287D7A4CCB72CC21E"/>
             </w:placeholder>
-            <w:dataBinding w:prefixMappings="xmlns:ns0='urn:microsoft-dynamics-nav/reports/Standard_Sales_Credit_Memo/1307/'" w:xpath="/ns0:NavWordReportXmlPart[1]/ns0:Header[1]/ns0:CompanyLegalOffice[1]" w:storeItemID="{00000000-0000-0000-0000-000000000000}"/>
+            <w:dataBinding w:prefixMappings="&lt;xmlns:ns0='urn:microsoft-dynamics-nav/reports/Standard_Sales_Credit_Memo/1307/' " w:xpath="/ns0:NavWordReportXmlPart[1]/ns0:Header[1]/ns0:CompanyLegalOffice[1]" w:storeItemID="{00000000-0000-0000-0000-000000000000}"/>
             <w15:color w:val="808080"/>
             <w:text/>
           </w:sdtPr>
@@ -865,19 +642,11 @@
               </w:tcPr>
               <w:p>
                 <w:pPr>
+                  <w:pStyle w:val="BCNumber"/>
                   <w:jc w:val="right"/>
-                  <w:rPr>
-                    <w:sz w:val="22"/>
-                    <w:szCs w:val="22"/>
-                  </w:rPr>
                 </w:pPr>
                 <w:proofErr w:type="spellStart"/>
                 <w:r>
-                  <w:rPr>
-                    <w:rFonts w:cs="Segoe UI Semibold" w:asciiTheme="minorHAnsi" w:hAnsiTheme="minorHAnsi"/>
-                    <w:sz w:val="22"/>
-                    <w:szCs w:val="22"/>
-                  </w:rPr>
                   <w:t>CompanyLegalOffice</w:t>
                 </w:r>
                 <w:proofErr w:type="spellEnd"/>
@@ -890,84 +659,103 @@
     <w:p>
       <w:pPr>
         <w:spacing w:after="0" w:line="276" w:lineRule="auto"/>
-        <w:rPr>
-          <w:sz w:val="22"/>
-          <w:szCs w:val="22"/>
-        </w:rPr>
       </w:pPr>
     </w:p>
     <w:tbl>
       <w:tblPr>
-        <w:tblStyle w:val="TableGrid"/>
-        <w:tblW w:w="15422" w:type="dxa"/>
+        <w:tblStyle w:val="BCBlockTable"/>
+        <w:tblW w:w="5000" w:type="pct"/>
         <w:tblBorders>
-          <w:top w:val="none" w:color="auto" w:sz="0" w:space="0"/>
-          <w:left w:val="none" w:color="auto" w:sz="0" w:space="0"/>
-          <w:bottom w:val="none" w:color="auto" w:sz="0" w:space="0"/>
-          <w:right w:val="none" w:color="auto" w:sz="0" w:space="0"/>
-          <w:insideH w:val="none" w:color="auto" w:sz="0" w:space="0"/>
-          <w:insideV w:val="none" w:color="auto" w:sz="0" w:space="0"/>
+          <w:top w:val="none" w:sz="0" w:space="0" w:color="auto"/>
+          <w:left w:val="none" w:sz="0" w:space="0" w:color="auto"/>
+          <w:bottom w:val="none" w:sz="0" w:space="0" w:color="auto"/>
+          <w:right w:val="none" w:sz="0" w:space="0" w:color="auto"/>
+          <w:insideH w:val="none" w:sz="0" w:space="0" w:color="auto"/>
+          <w:insideV w:val="none" w:sz="0" w:space="0" w:color="auto"/>
         </w:tblBorders>
-        <w:tblLayout w:type="fixed"/>
         <w:tblCellMar>
           <w:left w:w="0" w:type="dxa"/>
           <w:right w:w="0" w:type="dxa"/>
         </w:tblCellMar>
-        <w:tblLook w:val="04A0" w:firstRow="1" w:lastRow="0" w:firstColumn="1" w:lastColumn="0" w:noHBand="0" w:noVBand="1"/>
+        <w:tblLook w:val="0620" w:firstRow="1" w:lastRow="0" w:firstColumn="0" w:lastColumn="0" w:noHBand="1" w:noVBand="1"/>
         <w:tblCaption w:val="Document Information Block"/>
+        <w:tblDescription w:val="Layout table. Used for positioning, not for tabular data."/>
       </w:tblPr>
       <w:tblGrid>
-        <w:gridCol w:w="2570"/>
-        <w:gridCol w:w="2570"/>
-        <w:gridCol w:w="2571"/>
-        <w:gridCol w:w="2570"/>
-        <w:gridCol w:w="2570"/>
-        <w:gridCol w:w="2571"/>
+        <w:gridCol w:w="2569"/>
+        <w:gridCol w:w="2569"/>
+        <w:gridCol w:w="2572"/>
+        <w:gridCol w:w="2569"/>
+        <w:gridCol w:w="2569"/>
+        <w:gridCol w:w="2572"/>
       </w:tblGrid>
       <w:tr>
         <w:trPr>
           <w:cnfStyle w:val="100000000000" w:firstRow="1" w:lastRow="0" w:firstColumn="0" w:lastColumn="0" w:oddVBand="0" w:evenVBand="0" w:oddHBand="0" w:evenHBand="0" w:firstRowFirstColumn="0" w:firstRowLastColumn="0" w:lastRowFirstColumn="0" w:lastRowLastColumn="0"/>
+          <w:cantSplit/>
           <w:trHeight w:val="254"/>
         </w:trPr>
         <w:sdt>
           <w:sdtPr>
-            <w:rPr>
-              <w:rFonts w:ascii="Segoe UI Semibold" w:hAnsi="Segoe UI Semibold" w:cs="Segoe UI Semibold"/>
-              <w:sz w:val="22"/>
-              <w:szCs w:val="22"/>
-            </w:rPr>
-            <w:alias w:val="YourReference_Lbl"/>
-            <w:tag w:val="#BC:InsertDataItem,DataItems/Header/YourReference_Lbl"/>
-            <w:id w:val="1444269289"/>
+            <w:rPr/>
+            <w:alias w:val="DocumentNo_Lbl"/>
+            <w:tag w:val="#BC:InsertDataItem,DataItems/Header/DocumentNo_Lbl"/>
+            <w:id w:val="1400180155"/>
             <w:placeholder>
-              <w:docPart w:val="7DE8AF6673594E96A32576622076C01B"/>
+              <w:docPart w:val="DefaultPlaceholder_-1854013440"/>
             </w:placeholder>
-            <w:dataBinding w:prefixMappings="xmlns:ns0='urn:microsoft-dynamics-nav/reports/Standard_Sales_Credit_Memo/1307/'" w:xpath="/ns0:NavWordReportXmlPart[1]/ns0:Header[1]/ns0:YourReference_Lbl[1]" w:storeItemID="{00000000-0000-0000-0000-000000000000}"/>
             <w15:color w:val="808080"/>
             <w:text/>
           </w:sdtPr>
           <w:sdtContent>
             <w:tc>
               <w:tcPr>
-                <w:tcW w:w="2614" w:type="dxa"/>
+                <w:tcW w:w="833" w:type="pct"/>
               </w:tcPr>
               <w:p>
                 <w:pPr>
-                  <w:pStyle w:val="Heading2"/>
+                  <w:pStyle w:val="BCLabel"/>
                   <w:spacing w:before="0" w:after="0" w:line="276" w:lineRule="auto"/>
-                  <w:rPr>
-                    <w:rFonts w:ascii="Segoe UI Semibold" w:hAnsi="Segoe UI Semibold" w:cs="Segoe UI Semibold"/>
-                    <w:sz w:val="22"/>
-                    <w:szCs w:val="22"/>
-                  </w:rPr>
+                </w:pPr>
+                <w:proofErr w:type="spellStart"/>
+                <w:proofErr w:type="gramStart"/>
+                <w:r>
+                  <w:t>DocumentNo</w:t>
+                </w:r>
+                <w:proofErr w:type="gramEnd"/>
+                <w:r>
+                  <w:t>_Lbl</w:t>
+                </w:r>
+                <w:proofErr w:type="spellEnd"/>
+              </w:p>
+            </w:tc>
+          </w:sdtContent>
+        </w:sdt>
+        <w:sdt>
+          <w:sdtPr>
+            <w:rPr/>
+            <w:alias w:val="YourReference_Lbl"/>
+            <w:tag w:val="#BC:InsertDataItem,DataItems/Header/YourReference_Lbl"/>
+            <w:id w:val="1444269289"/>
+            <w:placeholder>
+              <w:docPart w:val="B0D270315F5A4E4A9A06FD73AF7C993E"/>
+            </w:placeholder>
+            <w:dataBinding w:prefixMappings="&lt;xmlns:ns0='urn:microsoft-dynamics-nav/reports/Standard_Sales_Credit_Memo/1307/' " w:xpath="/ns0:NavWordReportXmlPart[1]/ns0:Header[1]/ns0:YourReference_Lbl[1]" w:storeItemID="{00000000-0000-0000-0000-000000000000}"/>
+            <w15:color w:val="808080"/>
+            <w:text/>
+          </w:sdtPr>
+          <w:sdtContent>
+            <w:tc>
+              <w:tcPr>
+                <w:tcW w:w="833" w:type="pct"/>
+              </w:tcPr>
+              <w:p>
+                <w:pPr>
+                  <w:pStyle w:val="BCLabel"/>
+                  <w:spacing w:before="0" w:after="0" w:line="276" w:lineRule="auto"/>
                 </w:pPr>
                 <w:proofErr w:type="spellStart"/>
                 <w:r>
-                  <w:rPr>
-                    <w:rFonts w:ascii="Segoe UI Semibold" w:hAnsi="Segoe UI Semibold" w:cs="Segoe UI Semibold"/>
-                    <w:sz w:val="22"/>
-                    <w:szCs w:val="22"/>
-                  </w:rPr>
                   <w:t>YourReference_Lbl</w:t>
                 </w:r>
                 <w:proofErr w:type="spellEnd"/>
@@ -977,43 +765,29 @@
         </w:sdt>
         <w:sdt>
           <w:sdtPr>
-            <w:rPr>
-              <w:rFonts w:ascii="Segoe UI Semibold" w:hAnsi="Segoe UI Semibold" w:cs="Segoe UI Semibold"/>
-              <w:sz w:val="22"/>
-              <w:szCs w:val="22"/>
-            </w:rPr>
+            <w:rPr/>
             <w:alias w:val="SalesPersonBlank_Lbl"/>
             <w:tag w:val="#BC:InsertDataItem,DataItems/Header/SalesPersonBlank_Lbl"/>
             <w:id w:val="-829743997"/>
             <w:placeholder>
-              <w:docPart w:val="694FE79F6BF445F1A7D1E44F89A49422"/>
+              <w:docPart w:val="C98677DCC9F942B29F6A8029F9911D33"/>
             </w:placeholder>
-            <w:dataBinding w:prefixMappings="xmlns:ns0='urn:microsoft-dynamics-nav/reports/Standard_Sales_Credit_Memo/1307/'" w:xpath="/ns0:NavWordReportXmlPart[1]/ns0:Header[1]/ns0:SalesPersonBlank_Lbl[1]" w:storeItemID="{00000000-0000-0000-0000-000000000000}"/>
+            <w:dataBinding w:prefixMappings="&lt;xmlns:ns0='urn:microsoft-dynamics-nav/reports/Standard_Sales_Credit_Memo/1307/' " w:xpath="/ns0:NavWordReportXmlPart[1]/ns0:Header[1]/ns0:SalesPersonBlank_Lbl[1]" w:storeItemID="{00000000-0000-0000-0000-000000000000}"/>
             <w15:color w:val="808080"/>
             <w:text/>
           </w:sdtPr>
           <w:sdtContent>
             <w:tc>
               <w:tcPr>
-                <w:tcW w:w="2614" w:type="dxa"/>
+                <w:tcW w:w="834" w:type="pct"/>
               </w:tcPr>
               <w:p>
                 <w:pPr>
-                  <w:pStyle w:val="Heading2"/>
+                  <w:pStyle w:val="BCLabel"/>
                   <w:spacing w:before="0" w:after="0" w:line="276" w:lineRule="auto"/>
-                  <w:rPr>
-                    <w:rFonts w:ascii="Segoe UI Semibold" w:hAnsi="Segoe UI Semibold" w:cs="Segoe UI Semibold"/>
-                    <w:sz w:val="22"/>
-                    <w:szCs w:val="22"/>
-                  </w:rPr>
                 </w:pPr>
                 <w:proofErr w:type="spellStart"/>
                 <w:r>
-                  <w:rPr>
-                    <w:rFonts w:ascii="Segoe UI Semibold" w:hAnsi="Segoe UI Semibold" w:cs="Segoe UI Semibold"/>
-                    <w:sz w:val="22"/>
-                    <w:szCs w:val="22"/>
-                  </w:rPr>
                   <w:t>SalesPersonBlank_Lbl</w:t>
                 </w:r>
                 <w:proofErr w:type="spellEnd"/>
@@ -1023,43 +797,29 @@
         </w:sdt>
         <w:sdt>
           <w:sdtPr>
-            <w:rPr>
-              <w:rFonts w:ascii="Segoe UI Semibold" w:hAnsi="Segoe UI Semibold" w:cs="Segoe UI Semibold"/>
-              <w:sz w:val="22"/>
-              <w:szCs w:val="22"/>
-            </w:rPr>
+            <w:rPr/>
             <w:alias w:val="AppliesToDocument_Lbl"/>
             <w:tag w:val="#BC:InsertDataItem,DataItems/Header/AppliesToDocument_Lbl"/>
             <w:id w:val="-878249001"/>
             <w:placeholder>
-              <w:docPart w:val="694FE79F6BF445F1A7D1E44F89A49422"/>
+              <w:docPart w:val="1AECF8C3E3BC418380ADB33EBAF992F8"/>
             </w:placeholder>
-            <w:dataBinding w:prefixMappings="xmlns:ns0='urn:microsoft-dynamics-nav/reports/Standard_Sales_Credit_Memo/1307/'" w:xpath="/ns0:NavWordReportXmlPart[1]/ns0:Header[1]/ns0:AppliesToDocument_Lbl[1]" w:storeItemID="{00000000-0000-0000-0000-000000000000}"/>
+            <w:dataBinding w:prefixMappings="&lt;xmlns:ns0='urn:microsoft-dynamics-nav/reports/Standard_Sales_Credit_Memo/1307/' " w:xpath="/ns0:NavWordReportXmlPart[1]/ns0:Header[1]/ns0:AppliesToDocument_Lbl[1]" w:storeItemID="{00000000-0000-0000-0000-000000000000}"/>
             <w15:color w:val="808080"/>
             <w:text/>
           </w:sdtPr>
           <w:sdtContent>
             <w:tc>
               <w:tcPr>
-                <w:tcW w:w="2615" w:type="dxa"/>
+                <w:tcW w:w="833" w:type="pct"/>
               </w:tcPr>
               <w:p>
                 <w:pPr>
-                  <w:pStyle w:val="Heading2"/>
+                  <w:pStyle w:val="BCLabel"/>
                   <w:spacing w:before="0" w:after="0" w:line="276" w:lineRule="auto"/>
-                  <w:rPr>
-                    <w:rFonts w:ascii="Segoe UI Semibold" w:hAnsi="Segoe UI Semibold" w:cs="Segoe UI Semibold"/>
-                    <w:sz w:val="22"/>
-                    <w:szCs w:val="22"/>
-                  </w:rPr>
                 </w:pPr>
                 <w:proofErr w:type="spellStart"/>
                 <w:r>
-                  <w:rPr>
-                    <w:rFonts w:ascii="Segoe UI Semibold" w:hAnsi="Segoe UI Semibold" w:cs="Segoe UI Semibold"/>
-                    <w:sz w:val="22"/>
-                    <w:szCs w:val="22"/>
-                  </w:rPr>
                   <w:t>AppliesToDocument_Lbl</w:t>
                 </w:r>
                 <w:proofErr w:type="spellEnd"/>
@@ -1069,43 +829,29 @@
         </w:sdt>
         <w:sdt>
           <w:sdtPr>
-            <w:rPr>
-              <w:rFonts w:ascii="Segoe UI Semibold" w:hAnsi="Segoe UI Semibold" w:cs="Segoe UI Semibold"/>
-              <w:sz w:val="22"/>
-              <w:szCs w:val="22"/>
-            </w:rPr>
+            <w:rPr/>
             <w:alias w:val="DueDate_Lbl"/>
             <w:tag w:val="#BC:InsertDataItem,DataItems/Header/DueDate_Lbl"/>
             <w:id w:val="1886915070"/>
             <w:placeholder>
-              <w:docPart w:val="694FE79F6BF445F1A7D1E44F89A49422"/>
+              <w:docPart w:val="5F72D12F2F2A4E6E97D2D764A3BA5841"/>
             </w:placeholder>
-            <w:dataBinding w:prefixMappings="xmlns:ns0='urn:microsoft-dynamics-nav/reports/Standard_Sales_Credit_Memo/1307/'" w:xpath="/ns0:NavWordReportXmlPart[1]/ns0:Header[1]/ns0:DueDate_Lbl[1]" w:storeItemID="{00000000-0000-0000-0000-000000000000}"/>
+            <w:dataBinding w:prefixMappings="&lt;xmlns:ns0='urn:microsoft-dynamics-nav/reports/Standard_Sales_Credit_Memo/1307/' " w:xpath="/ns0:NavWordReportXmlPart[1]/ns0:Header[1]/ns0:DueDate_Lbl[1]" w:storeItemID="{00000000-0000-0000-0000-000000000000}"/>
             <w15:color w:val="808080"/>
             <w:text/>
           </w:sdtPr>
           <w:sdtContent>
             <w:tc>
               <w:tcPr>
-                <w:tcW w:w="2614" w:type="dxa"/>
+                <w:tcW w:w="833" w:type="pct"/>
               </w:tcPr>
               <w:p>
                 <w:pPr>
-                  <w:pStyle w:val="Heading2"/>
+                  <w:pStyle w:val="BCLabel"/>
                   <w:spacing w:before="0" w:after="0" w:line="276" w:lineRule="auto"/>
-                  <w:rPr>
-                    <w:rFonts w:ascii="Segoe UI Semibold" w:hAnsi="Segoe UI Semibold" w:cs="Segoe UI Semibold"/>
-                    <w:sz w:val="22"/>
-                    <w:szCs w:val="22"/>
-                  </w:rPr>
                 </w:pPr>
                 <w:proofErr w:type="spellStart"/>
                 <w:r>
-                  <w:rPr>
-                    <w:rFonts w:ascii="Segoe UI Semibold" w:hAnsi="Segoe UI Semibold" w:cs="Segoe UI Semibold"/>
-                    <w:sz w:val="22"/>
-                    <w:szCs w:val="22"/>
-                  </w:rPr>
                   <w:t>DueDate_Lbl</w:t>
                 </w:r>
                 <w:proofErr w:type="spellEnd"/>
@@ -1115,81 +861,75 @@
         </w:sdt>
         <w:tc>
           <w:tcPr>
-            <w:tcW w:w="2614" w:type="dxa"/>
+            <w:tcW w:w="834" w:type="pct"/>
           </w:tcPr>
           <w:p>
             <w:pPr>
-              <w:pStyle w:val="Heading2"/>
+              <w:pStyle w:val="BCLabel"/>
               <w:spacing w:before="0" w:after="0" w:line="276" w:lineRule="auto"/>
-              <w:rPr>
-                <w:rFonts w:ascii="Segoe UI Semibold" w:hAnsi="Segoe UI Semibold" w:cs="Segoe UI Semibold"/>
-                <w:sz w:val="22"/>
-                <w:szCs w:val="22"/>
-              </w:rPr>
-            </w:pPr>
-          </w:p>
-        </w:tc>
-        <w:tc>
-          <w:tcPr>
-            <w:tcW w:w="2615" w:type="dxa"/>
-          </w:tcPr>
-          <w:p>
-            <w:pPr>
-              <w:pStyle w:val="Heading2"/>
-              <w:spacing w:before="0" w:after="0" w:line="276" w:lineRule="auto"/>
-              <w:rPr>
-                <w:rFonts w:ascii="Segoe UI Semibold" w:hAnsi="Segoe UI Semibold" w:cs="Segoe UI Semibold"/>
-                <w:sz w:val="22"/>
-                <w:szCs w:val="22"/>
-              </w:rPr>
             </w:pPr>
           </w:p>
         </w:tc>
       </w:tr>
       <w:tr>
         <w:trPr>
+          <w:cantSplit/>
           <w:trHeight w:val="242"/>
         </w:trPr>
         <w:sdt>
           <w:sdtPr>
-            <w:rPr>
-              <w:rFonts w:cs="Segoe UI"/>
-              <w:color w:val="242424"/>
-              <w:sz w:val="22"/>
-              <w:szCs w:val="22"/>
-            </w:rPr>
-            <w:alias w:val="YourReference"/>
-            <w:tag w:val="#BC:InsertDataItem,DataItems/Header/YourReference"/>
-            <w:id w:val="-2046133057"/>
+            <w:rPr/>
+            <w:alias w:val="DocumentNo"/>
+            <w:tag w:val="#BC:InsertDataItem,DataItems/Header/DocumentNo"/>
+            <w:id w:val="2040620595"/>
             <w:placeholder>
-              <w:docPart w:val="7DE8AF6673594E96A32576622076C01B"/>
+              <w:docPart w:val="DefaultPlaceholder_-1854013440"/>
             </w:placeholder>
-            <w:dataBinding w:prefixMappings="xmlns:ns0='urn:microsoft-dynamics-nav/reports/Standard_Sales_Credit_Memo/1307/'" w:xpath="/ns0:NavWordReportXmlPart[1]/ns0:Header[1]/ns0:YourReference[1]" w:storeItemID="{00000000-0000-0000-0000-000000000000}"/>
             <w15:color w:val="808080"/>
             <w:text/>
           </w:sdtPr>
           <w:sdtContent>
             <w:tc>
               <w:tcPr>
-                <w:tcW w:w="2614" w:type="dxa"/>
+                <w:tcW w:w="833" w:type="pct"/>
               </w:tcPr>
               <w:p>
                 <w:pPr>
-                  <w:rPr>
-                    <w:rFonts w:cs="Segoe UI" w:asciiTheme="minorHAnsi" w:hAnsiTheme="minorHAnsi"/>
-                    <w:color w:val="242424"/>
-                    <w:sz w:val="22"/>
-                    <w:szCs w:val="22"/>
-                  </w:rPr>
+                  <w:pStyle w:val="NoSpacing"/>
                 </w:pPr>
                 <w:proofErr w:type="spellStart"/>
                 <w:r>
-                  <w:rPr>
-                    <w:rFonts w:cs="Segoe UI" w:asciiTheme="minorHAnsi" w:hAnsiTheme="minorHAnsi"/>
-                    <w:color w:val="242424"/>
-                    <w:sz w:val="22"/>
-                    <w:szCs w:val="22"/>
-                  </w:rPr>
+                  <w:t>DocumentNo</w:t>
+                </w:r>
+                <w:proofErr w:type="spellEnd"/>
+              </w:p>
+            </w:tc>
+          </w:sdtContent>
+        </w:sdt>
+        <w:sdt>
+          <w:sdtPr>
+            <w:rPr/>
+            <w:alias w:val="YourReference"/>
+            <w:tag w:val="#BC:InsertDataItem,DataItems/Header/YourReference"/>
+            <w:id w:val="-2046133057"/>
+            <w:placeholder>
+              <w:docPart w:val="A31471453A104BFEBC9DD0507C42159B"/>
+            </w:placeholder>
+            <w:dataBinding w:prefixMappings="&lt;xmlns:ns0='urn:microsoft-dynamics-nav/reports/Standard_Sales_Credit_Memo/1307/' " w:xpath="/ns0:NavWordReportXmlPart[1]/ns0:Header[1]/ns0:YourReference[1]" w:storeItemID="{00000000-0000-0000-0000-000000000000}"/>
+            <w15:color w:val="808080"/>
+            <w:text/>
+          </w:sdtPr>
+          <w:sdtContent>
+            <w:tc>
+              <w:tcPr>
+                <w:tcW w:w="833" w:type="pct"/>
+              </w:tcPr>
+              <w:p>
+                <w:pPr>
+                  <w:pStyle w:val="NoSpacing"/>
+                </w:pPr>
+                <w:proofErr w:type="spellStart"/>
+                <w:r>
                   <w:t>YourReference</w:t>
                 </w:r>
                 <w:proofErr w:type="spellEnd"/>
@@ -1199,44 +939,28 @@
         </w:sdt>
         <w:sdt>
           <w:sdtPr>
-            <w:rPr>
-              <w:rFonts w:cs="Segoe UI"/>
-              <w:color w:val="242424"/>
-              <w:sz w:val="22"/>
-              <w:szCs w:val="22"/>
-            </w:rPr>
+            <w:rPr/>
             <w:alias w:val="SalesPersonName"/>
             <w:tag w:val="#BC:InsertDataItem,DataItems/Header/SalesPersonName"/>
             <w:id w:val="-80454574"/>
             <w:placeholder>
-              <w:docPart w:val="694FE79F6BF445F1A7D1E44F89A49422"/>
+              <w:docPart w:val="FB16A6A3EEBD40618CC5C93DD46B3E19"/>
             </w:placeholder>
-            <w:dataBinding w:prefixMappings="xmlns:ns0='urn:microsoft-dynamics-nav/reports/Standard_Sales_Credit_Memo/1307/'" w:xpath="/ns0:NavWordReportXmlPart[1]/ns0:Header[1]/ns0:SalesPersonName[1]" w:storeItemID="{00000000-0000-0000-0000-000000000000}"/>
+            <w:dataBinding w:prefixMappings="&lt;xmlns:ns0='urn:microsoft-dynamics-nav/reports/Standard_Sales_Credit_Memo/1307/' " w:xpath="/ns0:NavWordReportXmlPart[1]/ns0:Header[1]/ns0:SalesPersonName[1]" w:storeItemID="{00000000-0000-0000-0000-000000000000}"/>
             <w15:color w:val="808080"/>
             <w:text/>
           </w:sdtPr>
           <w:sdtContent>
             <w:tc>
               <w:tcPr>
-                <w:tcW w:w="2614" w:type="dxa"/>
+                <w:tcW w:w="834" w:type="pct"/>
               </w:tcPr>
               <w:p>
                 <w:pPr>
-                  <w:rPr>
-                    <w:rFonts w:cs="Segoe UI" w:asciiTheme="minorHAnsi" w:hAnsiTheme="minorHAnsi"/>
-                    <w:color w:val="242424"/>
-                    <w:sz w:val="22"/>
-                    <w:szCs w:val="22"/>
-                  </w:rPr>
+                  <w:pStyle w:val="NoSpacing"/>
                 </w:pPr>
                 <w:proofErr w:type="spellStart"/>
                 <w:r>
-                  <w:rPr>
-                    <w:rFonts w:cs="Segoe UI" w:asciiTheme="minorHAnsi" w:hAnsiTheme="minorHAnsi"/>
-                    <w:color w:val="242424"/>
-                    <w:sz w:val="22"/>
-                    <w:szCs w:val="22"/>
-                  </w:rPr>
                   <w:t>SalesPersonName</w:t>
                 </w:r>
                 <w:proofErr w:type="spellEnd"/>
@@ -1246,44 +970,28 @@
         </w:sdt>
         <w:sdt>
           <w:sdtPr>
-            <w:rPr>
-              <w:rFonts w:cs="Segoe UI"/>
-              <w:color w:val="242424"/>
-              <w:sz w:val="22"/>
-              <w:szCs w:val="22"/>
-            </w:rPr>
+            <w:rPr/>
             <w:alias w:val="AppliesToDocument"/>
             <w:tag w:val="#BC:InsertDataItem,DataItems/Header/AppliesToDocument"/>
             <w:id w:val="1368718282"/>
             <w:placeholder>
-              <w:docPart w:val="694FE79F6BF445F1A7D1E44F89A49422"/>
+              <w:docPart w:val="880BDC2DF06A479588D4F85A07A775E6"/>
             </w:placeholder>
-            <w:dataBinding w:prefixMappings="xmlns:ns0='urn:microsoft-dynamics-nav/reports/Standard_Sales_Credit_Memo/1307/'" w:xpath="/ns0:NavWordReportXmlPart[1]/ns0:Header[1]/ns0:AppliesToDocument[1]" w:storeItemID="{00000000-0000-0000-0000-000000000000}"/>
+            <w:dataBinding w:prefixMappings="&lt;xmlns:ns0='urn:microsoft-dynamics-nav/reports/Standard_Sales_Credit_Memo/1307/' " w:xpath="/ns0:NavWordReportXmlPart[1]/ns0:Header[1]/ns0:AppliesToDocument[1]" w:storeItemID="{00000000-0000-0000-0000-000000000000}"/>
             <w15:color w:val="808080"/>
             <w:text/>
           </w:sdtPr>
           <w:sdtContent>
             <w:tc>
               <w:tcPr>
-                <w:tcW w:w="2615" w:type="dxa"/>
+                <w:tcW w:w="833" w:type="pct"/>
               </w:tcPr>
               <w:p>
                 <w:pPr>
-                  <w:rPr>
-                    <w:rFonts w:cs="Segoe UI" w:asciiTheme="minorHAnsi" w:hAnsiTheme="minorHAnsi"/>
-                    <w:color w:val="242424"/>
-                    <w:sz w:val="22"/>
-                    <w:szCs w:val="22"/>
-                  </w:rPr>
+                  <w:pStyle w:val="NoSpacing"/>
                 </w:pPr>
                 <w:proofErr w:type="spellStart"/>
                 <w:r>
-                  <w:rPr>
-                    <w:rFonts w:cs="Segoe UI" w:asciiTheme="minorHAnsi" w:hAnsiTheme="minorHAnsi"/>
-                    <w:color w:val="242424"/>
-                    <w:sz w:val="22"/>
-                    <w:szCs w:val="22"/>
-                  </w:rPr>
                   <w:t>AppliesToDocument</w:t>
                 </w:r>
                 <w:proofErr w:type="spellEnd"/>
@@ -1293,44 +1001,28 @@
         </w:sdt>
         <w:sdt>
           <w:sdtPr>
-            <w:rPr>
-              <w:rFonts w:cs="Segoe UI"/>
-              <w:color w:val="242424"/>
-              <w:sz w:val="22"/>
-              <w:szCs w:val="22"/>
-            </w:rPr>
+            <w:rPr/>
             <w:alias w:val="DueDate"/>
             <w:tag w:val="#BC:InsertDataItem,DataItems/Header/DueDate"/>
             <w:id w:val="1631135760"/>
             <w:placeholder>
-              <w:docPart w:val="694FE79F6BF445F1A7D1E44F89A49422"/>
+              <w:docPart w:val="09358C67814A420281C5287E86E422CE"/>
             </w:placeholder>
-            <w:dataBinding w:prefixMappings="xmlns:ns0='urn:microsoft-dynamics-nav/reports/Standard_Sales_Credit_Memo/1307/'" w:xpath="/ns0:NavWordReportXmlPart[1]/ns0:Header[1]/ns0:DueDate[1]" w:storeItemID="{00000000-0000-0000-0000-000000000000}"/>
+            <w:dataBinding w:prefixMappings="&lt;xmlns:ns0='urn:microsoft-dynamics-nav/reports/Standard_Sales_Credit_Memo/1307/' " w:xpath="/ns0:NavWordReportXmlPart[1]/ns0:Header[1]/ns0:DueDate[1]" w:storeItemID="{00000000-0000-0000-0000-000000000000}"/>
             <w15:color w:val="808080"/>
             <w:text/>
           </w:sdtPr>
           <w:sdtContent>
             <w:tc>
               <w:tcPr>
-                <w:tcW w:w="2614" w:type="dxa"/>
+                <w:tcW w:w="833" w:type="pct"/>
               </w:tcPr>
               <w:p>
                 <w:pPr>
-                  <w:rPr>
-                    <w:rFonts w:cs="Segoe UI" w:asciiTheme="minorHAnsi" w:hAnsiTheme="minorHAnsi"/>
-                    <w:color w:val="242424"/>
-                    <w:sz w:val="22"/>
-                    <w:szCs w:val="22"/>
-                  </w:rPr>
+                  <w:pStyle w:val="NoSpacing"/>
                 </w:pPr>
                 <w:proofErr w:type="spellStart"/>
                 <w:r>
-                  <w:rPr>
-                    <w:rFonts w:cs="Segoe UI" w:asciiTheme="minorHAnsi" w:hAnsiTheme="minorHAnsi"/>
-                    <w:color w:val="242424"/>
-                    <w:sz w:val="22"/>
-                    <w:szCs w:val="22"/>
-                  </w:rPr>
                   <w:t>DueDate</w:t>
                 </w:r>
                 <w:proofErr w:type="spellEnd"/>
@@ -1340,110 +1032,73 @@
         </w:sdt>
         <w:tc>
           <w:tcPr>
-            <w:tcW w:w="2614" w:type="dxa"/>
+            <w:tcW w:w="834" w:type="pct"/>
           </w:tcPr>
           <w:p>
             <w:pPr>
-              <w:rPr>
-                <w:rFonts w:cs="Segoe UI"/>
-                <w:color w:val="242424"/>
-                <w:sz w:val="22"/>
-                <w:szCs w:val="22"/>
-              </w:rPr>
-            </w:pPr>
-          </w:p>
-        </w:tc>
-        <w:tc>
-          <w:tcPr>
-            <w:tcW w:w="2615" w:type="dxa"/>
-          </w:tcPr>
-          <w:p>
-            <w:pPr>
-              <w:rPr>
-                <w:rFonts w:cs="Segoe UI"/>
-                <w:color w:val="242424"/>
-                <w:sz w:val="22"/>
-                <w:szCs w:val="22"/>
-              </w:rPr>
+              <w:pStyle w:val="NoSpacing"/>
             </w:pPr>
           </w:p>
         </w:tc>
       </w:tr>
     </w:tbl>
     <w:p>
-      <w:pPr>
-        <w:rPr>
-          <w:sz w:val="22"/>
-          <w:szCs w:val="22"/>
-        </w:rPr>
-      </w:pPr>
+      <w:pPr/>
     </w:p>
     <w:tbl>
       <w:tblPr>
-        <w:tblStyle w:val="CLSequoiatablestyle021"/>
-        <w:tblW w:w="15422" w:type="dxa"/>
-        <w:tblLayout w:type="fixed"/>
-        <w:tblLook w:val="04A0" w:firstRow="1" w:lastRow="0" w:firstColumn="1" w:lastColumn="0" w:noHBand="0" w:noVBand="1"/>
+        <w:tblStyle w:val="BCDataTable"/>
+        <w:tblW w:w="5000" w:type="pct"/>
+        <w:tblLook w:val="0460" w:firstRow="1" w:lastRow="1" w:firstColumn="0" w:lastColumn="0" w:noHBand="0" w:noVBand="1"/>
         <w:tblCaption w:val="Data Table Block"/>
+        <w:tblDescription w:val="Document lines. Column headers in the first row."/>
       </w:tblPr>
       <w:tblGrid>
         <w:gridCol w:w="1197"/>
-        <w:gridCol w:w="2763"/>
-        <w:gridCol w:w="1350"/>
-        <w:gridCol w:w="1637"/>
-        <w:gridCol w:w="1782"/>
+        <w:gridCol w:w="2764"/>
+        <w:gridCol w:w="1351"/>
+        <w:gridCol w:w="1638"/>
+        <w:gridCol w:w="1783"/>
         <w:gridCol w:w="1903"/>
-        <w:gridCol w:w="1768"/>
-        <w:gridCol w:w="1155"/>
-        <w:gridCol w:w="1867"/>
+        <w:gridCol w:w="1767"/>
+        <w:gridCol w:w="1154"/>
+        <w:gridCol w:w="1866"/>
       </w:tblGrid>
       <w:tr>
         <w:trPr>
           <w:cnfStyle w:val="100000000000" w:firstRow="1" w:lastRow="0" w:firstColumn="0" w:lastColumn="0" w:oddVBand="0" w:evenVBand="0" w:oddHBand="0" w:evenHBand="0" w:firstRowFirstColumn="0" w:firstRowLastColumn="0" w:lastRowFirstColumn="0" w:lastRowLastColumn="0"/>
+          <w:cantSplit/>
           <w:trHeight w:val="490"/>
+          <w:tblHeader/>
         </w:trPr>
         <w:tc>
           <w:tcPr>
             <w:cnfStyle w:val="001000000000" w:firstRow="0" w:lastRow="0" w:firstColumn="1" w:lastColumn="0" w:oddVBand="0" w:evenVBand="0" w:oddHBand="0" w:evenHBand="0" w:firstRowFirstColumn="0" w:firstRowLastColumn="0" w:lastRowFirstColumn="0" w:lastRowLastColumn="0"/>
-            <w:tcW w:w="1197" w:type="dxa"/>
+            <w:tcW w:w="388" w:type="pct"/>
             <w:tcBorders>
-              <w:bottom w:val="single" w:color="auto" w:sz="4" w:space="0"/>
+              <w:bottom w:val="single" w:sz="4" w:space="0" w:color="auto"/>
             </w:tcBorders>
           </w:tcPr>
           <w:sdt>
             <w:sdtPr>
-              <w:rPr>
-                <w:rFonts w:ascii="Segoe UI Semibold" w:hAnsi="Segoe UI Semibold" w:cs="Segoe UI Semibold" w:eastAsiaTheme="minorHAnsi"/>
-                <w:sz w:val="22"/>
-                <w:szCs w:val="22"/>
-              </w:rPr>
+              <w:rPr/>
               <w:alias w:val="ItemNo_Line_Lbl"/>
               <w:tag w:val="#BC:InsertDataItem,DataItems/Header/Line/ItemNo_Line_Lbl"/>
               <w:id w:val="2050642905"/>
               <w:placeholder>
                 <w:docPart w:val="4668C18C81C94D57840AD342F4B53EDC"/>
               </w:placeholder>
-              <w:dataBinding w:prefixMappings="xmlns:ns0='urn:microsoft-dynamics-nav/reports/Standard_Sales_Credit_Memo/1307/'" w:xpath="/ns0:NavWordReportXmlPart[1]/ns0:Header[1]/ns0:Line[1]/ns0:ItemNo_Line_Lbl[1]" w:storeItemID="{00000000-0000-0000-0000-000000000000}"/>
+              <w:dataBinding w:prefixMappings="&lt;xmlns:ns0='urn:microsoft-dynamics-nav/reports/Standard_Sales_Credit_Memo/1307/' " w:xpath="/ns0:NavWordReportXmlPart[1]/ns0:Header[1]/ns0:Line[1]/ns0:ItemNo_Line_Lbl[1]" w:storeItemID="{00000000-0000-0000-0000-000000000000}"/>
               <w15:color w:val="808080"/>
               <w:text/>
             </w:sdtPr>
             <w:sdtContent>
               <w:p>
                 <w:pPr>
-                  <w:pStyle w:val="Heading2"/>
-                  <w:rPr>
-                    <w:rFonts w:ascii="Segoe UI Semibold" w:hAnsi="Segoe UI Semibold" w:cs="Segoe UI Semibold" w:eastAsiaTheme="minorHAnsi"/>
-                    <w:sz w:val="22"/>
-                    <w:szCs w:val="22"/>
-                  </w:rPr>
+                  <w:pStyle w:val="BCLabel"/>
                 </w:pPr>
                 <w:proofErr w:type="spellStart"/>
                 <w:r>
-                  <w:rPr>
-                    <w:rFonts w:ascii="Segoe UI Semibold" w:hAnsi="Segoe UI Semibold" w:cs="Segoe UI Semibold" w:eastAsiaTheme="minorHAnsi"/>
-                    <w:sz w:val="22"/>
-                    <w:szCs w:val="22"/>
-                  </w:rPr>
                   <w:t>ItemNo_Line_Lbl</w:t>
                 </w:r>
                 <w:proofErr w:type="spellEnd"/>
@@ -1453,46 +1108,32 @@
         </w:tc>
         <w:sdt>
           <w:sdtPr>
-            <w:rPr>
-              <w:rFonts w:ascii="Segoe UI Semibold" w:hAnsi="Segoe UI Semibold" w:cs="Segoe UI Semibold"/>
-              <w:sz w:val="22"/>
-              <w:szCs w:val="22"/>
-            </w:rPr>
+            <w:rPr/>
             <w:alias w:val="Description_Line_Lbl"/>
             <w:tag w:val="#BC:InsertDataItem,DataItems/Header/Line/Description_Line_Lbl"/>
             <w:id w:val="55748171"/>
             <w:placeholder>
               <w:docPart w:val="B1505F3DBBB540B797A26F2EA82AD79F"/>
             </w:placeholder>
-            <w:dataBinding w:prefixMappings="xmlns:ns0='urn:microsoft-dynamics-nav/reports/Standard_Sales_Credit_Memo/1307/'" w:xpath="/ns0:NavWordReportXmlPart[1]/ns0:Header[1]/ns0:Line[1]/ns0:Description_Line_Lbl[1]" w:storeItemID="{00000000-0000-0000-0000-000000000000}"/>
+            <w:dataBinding w:prefixMappings="&lt;xmlns:ns0='urn:microsoft-dynamics-nav/reports/Standard_Sales_Credit_Memo/1307/' " w:xpath="/ns0:NavWordReportXmlPart[1]/ns0:Header[1]/ns0:Line[1]/ns0:Description_Line_Lbl[1]" w:storeItemID="{00000000-0000-0000-0000-000000000000}"/>
             <w15:color w:val="808080"/>
             <w:text/>
           </w:sdtPr>
           <w:sdtContent>
             <w:tc>
               <w:tcPr>
-                <w:tcW w:w="2763" w:type="dxa"/>
+                <w:tcW w:w="896" w:type="pct"/>
                 <w:tcBorders>
-                  <w:bottom w:val="single" w:color="auto" w:sz="4" w:space="0"/>
+                  <w:bottom w:val="single" w:sz="4" w:space="0" w:color="auto"/>
                 </w:tcBorders>
               </w:tcPr>
               <w:p>
                 <w:pPr>
-                  <w:pStyle w:val="Heading2"/>
+                  <w:pStyle w:val="BCLabel"/>
                   <w:cnfStyle w:val="100000000000" w:firstRow="1" w:lastRow="0" w:firstColumn="0" w:lastColumn="0" w:oddVBand="0" w:evenVBand="0" w:oddHBand="0" w:evenHBand="0" w:firstRowFirstColumn="0" w:firstRowLastColumn="0" w:lastRowFirstColumn="0" w:lastRowLastColumn="0"/>
-                  <w:rPr>
-                    <w:rFonts w:ascii="Segoe UI Semibold" w:hAnsi="Segoe UI Semibold" w:cs="Segoe UI Semibold"/>
-                    <w:sz w:val="22"/>
-                    <w:szCs w:val="22"/>
-                  </w:rPr>
                 </w:pPr>
                 <w:proofErr w:type="spellStart"/>
                 <w:r>
-                  <w:rPr>
-                    <w:rFonts w:ascii="Segoe UI Semibold" w:hAnsi="Segoe UI Semibold" w:cs="Segoe UI Semibold"/>
-                    <w:sz w:val="22"/>
-                    <w:szCs w:val="22"/>
-                  </w:rPr>
                   <w:t>Description_Line_Lbl</w:t>
                 </w:r>
                 <w:proofErr w:type="spellEnd"/>
@@ -1502,46 +1143,32 @@
         </w:sdt>
         <w:sdt>
           <w:sdtPr>
-            <w:rPr>
-              <w:rFonts w:ascii="Segoe UI Semibold" w:hAnsi="Segoe UI Semibold" w:cs="Segoe UI Semibold"/>
-              <w:sz w:val="22"/>
-              <w:szCs w:val="22"/>
-            </w:rPr>
+            <w:rPr/>
             <w:alias w:val="ShipmentDate_Lbl"/>
             <w:tag w:val="#BC:InsertDataItem,DataItems/Header/ShipmentDate_Lbl"/>
             <w:id w:val="1359703430"/>
             <w:placeholder>
               <w:docPart w:val="DefaultPlaceholder_-1854013440"/>
             </w:placeholder>
-            <w:dataBinding w:prefixMappings="xmlns:ns0='urn:microsoft-dynamics-nav/reports/Standard_Sales_Credit_Memo/1307/'" w:xpath="/ns0:NavWordReportXmlPart[1]/ns0:Header[1]/ns0:ShipmentDate_Lbl[1]" w:storeItemID="{00000000-0000-0000-0000-000000000000}"/>
+            <w:dataBinding w:prefixMappings="&lt;xmlns:ns0='urn:microsoft-dynamics-nav/reports/Standard_Sales_Credit_Memo/1307/' " w:xpath="/ns0:NavWordReportXmlPart[1]/ns0:Header[1]/ns0:ShipmentDate_Lbl[1]" w:storeItemID="{00000000-0000-0000-0000-000000000000}"/>
             <w15:color w:val="808080"/>
             <w:text/>
           </w:sdtPr>
           <w:sdtContent>
             <w:tc>
               <w:tcPr>
-                <w:tcW w:w="1350" w:type="dxa"/>
+                <w:tcW w:w="438" w:type="pct"/>
                 <w:tcBorders>
-                  <w:bottom w:val="single" w:color="auto" w:sz="4" w:space="0"/>
+                  <w:bottom w:val="single" w:sz="4" w:space="0" w:color="auto"/>
                 </w:tcBorders>
               </w:tcPr>
               <w:p>
                 <w:pPr>
-                  <w:pStyle w:val="Heading2"/>
+                  <w:pStyle w:val="BCLabel"/>
                   <w:cnfStyle w:val="100000000000" w:firstRow="1" w:lastRow="0" w:firstColumn="0" w:lastColumn="0" w:oddVBand="0" w:evenVBand="0" w:oddHBand="0" w:evenHBand="0" w:firstRowFirstColumn="0" w:firstRowLastColumn="0" w:lastRowFirstColumn="0" w:lastRowLastColumn="0"/>
-                  <w:rPr>
-                    <w:rFonts w:ascii="Segoe UI Semibold" w:hAnsi="Segoe UI Semibold" w:cs="Segoe UI Semibold"/>
-                    <w:sz w:val="22"/>
-                    <w:szCs w:val="22"/>
-                  </w:rPr>
                 </w:pPr>
                 <w:proofErr w:type="spellStart"/>
                 <w:r>
-                  <w:rPr>
-                    <w:rFonts w:ascii="Segoe UI Semibold" w:hAnsi="Segoe UI Semibold" w:cs="Segoe UI Semibold"/>
-                    <w:sz w:val="22"/>
-                    <w:szCs w:val="22"/>
-                  </w:rPr>
                   <w:t>ShipmentDate_Lbl</w:t>
                 </w:r>
                 <w:proofErr w:type="spellEnd"/>
@@ -1551,47 +1178,33 @@
         </w:sdt>
         <w:sdt>
           <w:sdtPr>
-            <w:rPr>
-              <w:rFonts w:ascii="Segoe UI Semibold" w:hAnsi="Segoe UI Semibold" w:cs="Segoe UI Semibold"/>
-              <w:sz w:val="22"/>
-              <w:szCs w:val="22"/>
-            </w:rPr>
+            <w:rPr/>
             <w:alias w:val="Quantity_Line_Lbl"/>
             <w:tag w:val="#BC:InsertDataItem,DataItems/Header/Line/Quantity_Line_Lbl"/>
             <w:id w:val="-278416351"/>
             <w:placeholder>
               <w:docPart w:val="C3F24EF614ED41B085DBBC77C1A49E33"/>
             </w:placeholder>
-            <w:dataBinding w:prefixMappings="xmlns:ns0='urn:microsoft-dynamics-nav/reports/Standard_Sales_Credit_Memo/1307/'" w:xpath="/ns0:NavWordReportXmlPart[1]/ns0:Header[1]/ns0:Line[1]/ns0:Quantity_Line_Lbl[1]" w:storeItemID="{00000000-0000-0000-0000-000000000000}"/>
+            <w:dataBinding w:prefixMappings="&lt;xmlns:ns0='urn:microsoft-dynamics-nav/reports/Standard_Sales_Credit_Memo/1307/' " w:xpath="/ns0:NavWordReportXmlPart[1]/ns0:Header[1]/ns0:Line[1]/ns0:Quantity_Line_Lbl[1]" w:storeItemID="{00000000-0000-0000-0000-000000000000}"/>
             <w15:color w:val="808080"/>
             <w:text/>
           </w:sdtPr>
           <w:sdtContent>
             <w:tc>
               <w:tcPr>
-                <w:tcW w:w="1637" w:type="dxa"/>
+                <w:tcW w:w="531" w:type="pct"/>
                 <w:tcBorders>
-                  <w:bottom w:val="single" w:color="auto" w:sz="4" w:space="0"/>
+                  <w:bottom w:val="single" w:sz="4" w:space="0" w:color="auto"/>
                 </w:tcBorders>
               </w:tcPr>
               <w:p>
                 <w:pPr>
-                  <w:pStyle w:val="Heading2"/>
+                  <w:pStyle w:val="BCLabelNumber"/>
                   <w:jc w:val="right"/>
                   <w:cnfStyle w:val="100000000000" w:firstRow="1" w:lastRow="0" w:firstColumn="0" w:lastColumn="0" w:oddVBand="0" w:evenVBand="0" w:oddHBand="0" w:evenHBand="0" w:firstRowFirstColumn="0" w:firstRowLastColumn="0" w:lastRowFirstColumn="0" w:lastRowLastColumn="0"/>
-                  <w:rPr>
-                    <w:rFonts w:ascii="Segoe UI Semibold" w:hAnsi="Segoe UI Semibold" w:cs="Segoe UI Semibold"/>
-                    <w:sz w:val="22"/>
-                    <w:szCs w:val="22"/>
-                  </w:rPr>
                 </w:pPr>
                 <w:proofErr w:type="spellStart"/>
                 <w:r>
-                  <w:rPr>
-                    <w:rFonts w:ascii="Segoe UI Semibold" w:hAnsi="Segoe UI Semibold" w:cs="Segoe UI Semibold"/>
-                    <w:sz w:val="22"/>
-                    <w:szCs w:val="22"/>
-                  </w:rPr>
                   <w:t>Quantity_Line_Lbl</w:t>
                 </w:r>
                 <w:proofErr w:type="spellEnd"/>
@@ -1601,46 +1214,32 @@
         </w:sdt>
         <w:sdt>
           <w:sdtPr>
-            <w:rPr>
-              <w:rFonts w:ascii="Segoe UI Semibold" w:hAnsi="Segoe UI Semibold" w:cs="Segoe UI Semibold"/>
-              <w:sz w:val="22"/>
-              <w:szCs w:val="22"/>
-            </w:rPr>
+            <w:rPr/>
             <w:alias w:val="UnitOfMeasure_Lbl"/>
             <w:tag w:val="#BC:InsertDataItem,DataItems/Header/Line/UnitOfMeasure_Lbl"/>
             <w:id w:val="1793248240"/>
             <w:placeholder>
               <w:docPart w:val="DefaultPlaceholder_-1854013440"/>
             </w:placeholder>
-            <w:dataBinding w:prefixMappings="xmlns:ns0='urn:microsoft-dynamics-nav/reports/Standard_Sales_Credit_Memo/1307/'" w:xpath="/ns0:NavWordReportXmlPart[1]/ns0:Header[1]/ns0:Line[1]/ns0:UnitOfMeasure_Lbl[1]" w:storeItemID="{00000000-0000-0000-0000-000000000000}"/>
+            <w:dataBinding w:prefixMappings="&lt;xmlns:ns0='urn:microsoft-dynamics-nav/reports/Standard_Sales_Credit_Memo/1307/' " w:xpath="/ns0:NavWordReportXmlPart[1]/ns0:Header[1]/ns0:Line[1]/ns0:UnitOfMeasure_Lbl[1]" w:storeItemID="{00000000-0000-0000-0000-000000000000}"/>
             <w15:color w:val="808080"/>
             <w:text/>
           </w:sdtPr>
           <w:sdtContent>
             <w:tc>
               <w:tcPr>
-                <w:tcW w:w="1782" w:type="dxa"/>
+                <w:tcW w:w="578" w:type="pct"/>
                 <w:tcBorders>
-                  <w:bottom w:val="single" w:color="auto" w:sz="4" w:space="0"/>
+                  <w:bottom w:val="single" w:sz="4" w:space="0" w:color="auto"/>
                 </w:tcBorders>
               </w:tcPr>
               <w:p>
                 <w:pPr>
-                  <w:pStyle w:val="Heading2"/>
+                  <w:pStyle w:val="BCLabel"/>
                   <w:cnfStyle w:val="100000000000" w:firstRow="1" w:lastRow="0" w:firstColumn="0" w:lastColumn="0" w:oddVBand="0" w:evenVBand="0" w:oddHBand="0" w:evenHBand="0" w:firstRowFirstColumn="0" w:firstRowLastColumn="0" w:lastRowFirstColumn="0" w:lastRowLastColumn="0"/>
-                  <w:rPr>
-                    <w:rFonts w:ascii="Segoe UI Semibold" w:hAnsi="Segoe UI Semibold" w:cs="Segoe UI Semibold"/>
-                    <w:sz w:val="22"/>
-                    <w:szCs w:val="22"/>
-                  </w:rPr>
                 </w:pPr>
                 <w:proofErr w:type="spellStart"/>
                 <w:r>
-                  <w:rPr>
-                    <w:rFonts w:ascii="Segoe UI Semibold" w:hAnsi="Segoe UI Semibold" w:cs="Segoe UI Semibold"/>
-                    <w:sz w:val="22"/>
-                    <w:szCs w:val="22"/>
-                  </w:rPr>
                   <w:t>UnitOfMeasure_Lbl</w:t>
                 </w:r>
                 <w:proofErr w:type="spellEnd"/>
@@ -1650,46 +1249,32 @@
         </w:sdt>
         <w:sdt>
           <w:sdtPr>
-            <w:rPr>
-              <w:rFonts w:ascii="Segoe UI Semibold" w:hAnsi="Segoe UI Semibold" w:cs="Segoe UI Semibold"/>
-              <w:sz w:val="22"/>
-              <w:szCs w:val="22"/>
-            </w:rPr>
+            <w:rPr/>
             <w:alias w:val="UnitPrice_Lbl"/>
             <w:tag w:val="#BC:InsertDataItem,DataItems/Header/Line/UnitPrice_Lbl"/>
             <w:id w:val="-1044597726"/>
             <w:placeholder>
               <w:docPart w:val="49619361109E48CB8AF54CFDD8A01F1C"/>
             </w:placeholder>
-            <w:dataBinding w:prefixMappings="xmlns:ns0='urn:microsoft-dynamics-nav/reports/Standard_Sales_Credit_Memo/1307/'" w:xpath="/ns0:NavWordReportXmlPart[1]/ns0:Header[1]/ns0:Line[1]/ns0:UnitPrice_Lbl[1]" w:storeItemID="{00000000-0000-0000-0000-000000000000}"/>
+            <w:dataBinding w:prefixMappings="&lt;xmlns:ns0='urn:microsoft-dynamics-nav/reports/Standard_Sales_Credit_Memo/1307/' " w:xpath="/ns0:NavWordReportXmlPart[1]/ns0:Header[1]/ns0:Line[1]/ns0:UnitPrice_Lbl[1]" w:storeItemID="{00000000-0000-0000-0000-000000000000}"/>
             <w15:color w:val="808080"/>
             <w:text/>
           </w:sdtPr>
           <w:sdtContent>
             <w:tc>
               <w:tcPr>
-                <w:tcW w:w="1903" w:type="dxa"/>
+                <w:tcW w:w="617" w:type="pct"/>
                 <w:tcBorders>
-                  <w:bottom w:val="single" w:color="auto" w:sz="4" w:space="0"/>
+                  <w:bottom w:val="single" w:sz="4" w:space="0" w:color="auto"/>
                 </w:tcBorders>
               </w:tcPr>
               <w:p>
                 <w:pPr>
-                  <w:pStyle w:val="Heading2"/>
+                  <w:pStyle w:val="BCLabel"/>
                   <w:cnfStyle w:val="100000000000" w:firstRow="1" w:lastRow="0" w:firstColumn="0" w:lastColumn="0" w:oddVBand="0" w:evenVBand="0" w:oddHBand="0" w:evenHBand="0" w:firstRowFirstColumn="0" w:firstRowLastColumn="0" w:lastRowFirstColumn="0" w:lastRowLastColumn="0"/>
-                  <w:rPr>
-                    <w:rFonts w:ascii="Segoe UI Semibold" w:hAnsi="Segoe UI Semibold" w:cs="Segoe UI Semibold"/>
-                    <w:sz w:val="22"/>
-                    <w:szCs w:val="22"/>
-                  </w:rPr>
                 </w:pPr>
                 <w:proofErr w:type="spellStart"/>
                 <w:r>
-                  <w:rPr>
-                    <w:rFonts w:ascii="Segoe UI Semibold" w:hAnsi="Segoe UI Semibold" w:cs="Segoe UI Semibold"/>
-                    <w:sz w:val="22"/>
-                    <w:szCs w:val="22"/>
-                  </w:rPr>
                   <w:t>UnitPrice_Lbl</w:t>
                 </w:r>
                 <w:proofErr w:type="spellEnd"/>
@@ -1699,46 +1284,32 @@
         </w:sdt>
         <w:sdt>
           <w:sdtPr>
-            <w:rPr>
-              <w:rFonts w:ascii="Segoe UI Semibold" w:hAnsi="Segoe UI Semibold" w:cs="Segoe UI Semibold"/>
-              <w:sz w:val="22"/>
-              <w:szCs w:val="22"/>
-            </w:rPr>
+            <w:rPr/>
             <w:alias w:val="SalesInvoiceLineDiscount_Lbl"/>
             <w:tag w:val="#BC:InsertDataItem,DataItems/Header/SalesInvoiceLineDiscount_Lbl"/>
             <w:id w:val="-264690703"/>
             <w:placeholder>
               <w:docPart w:val="2F52A3E70080416BA5347293045AD5F0"/>
             </w:placeholder>
-            <w:dataBinding w:prefixMappings="xmlns:ns0='urn:microsoft-dynamics-nav/reports/Standard_Sales_Credit_Memo/1307/'" w:xpath="/ns0:NavWordReportXmlPart[1]/ns0:Header[1]/ns0:SalesInvoiceLineDiscount_Lbl[1]" w:storeItemID="{00000000-0000-0000-0000-000000000000}"/>
+            <w:dataBinding w:prefixMappings="&lt;xmlns:ns0='urn:microsoft-dynamics-nav/reports/Standard_Sales_Credit_Memo/1307/' " w:xpath="/ns0:NavWordReportXmlPart[1]/ns0:Header[1]/ns0:SalesInvoiceLineDiscount_Lbl[1]" w:storeItemID="{00000000-0000-0000-0000-000000000000}"/>
             <w15:color w:val="808080"/>
             <w:text/>
           </w:sdtPr>
           <w:sdtContent>
             <w:tc>
               <w:tcPr>
-                <w:tcW w:w="1768" w:type="dxa"/>
+                <w:tcW w:w="573" w:type="pct"/>
                 <w:tcBorders>
-                  <w:bottom w:val="single" w:color="auto" w:sz="4" w:space="0"/>
+                  <w:bottom w:val="single" w:sz="4" w:space="0" w:color="auto"/>
                 </w:tcBorders>
               </w:tcPr>
               <w:p>
                 <w:pPr>
-                  <w:pStyle w:val="Heading2"/>
+                  <w:pStyle w:val="BCLabel"/>
                   <w:cnfStyle w:val="100000000000" w:firstRow="1" w:lastRow="0" w:firstColumn="0" w:lastColumn="0" w:oddVBand="0" w:evenVBand="0" w:oddHBand="0" w:evenHBand="0" w:firstRowFirstColumn="0" w:firstRowLastColumn="0" w:lastRowFirstColumn="0" w:lastRowLastColumn="0"/>
-                  <w:rPr>
-                    <w:rFonts w:ascii="Segoe UI Semibold" w:hAnsi="Segoe UI Semibold" w:cs="Segoe UI Semibold"/>
-                    <w:sz w:val="22"/>
-                    <w:szCs w:val="22"/>
-                  </w:rPr>
                 </w:pPr>
                 <w:proofErr w:type="spellStart"/>
                 <w:r>
-                  <w:rPr>
-                    <w:rFonts w:ascii="Segoe UI Semibold" w:hAnsi="Segoe UI Semibold" w:cs="Segoe UI Semibold"/>
-                    <w:sz w:val="22"/>
-                    <w:szCs w:val="22"/>
-                  </w:rPr>
                   <w:t>SalesInvoiceLineDiscount_Lbl</w:t>
                 </w:r>
                 <w:proofErr w:type="spellEnd"/>
@@ -1748,46 +1319,32 @@
         </w:sdt>
         <w:sdt>
           <w:sdtPr>
-            <w:rPr>
-              <w:rFonts w:ascii="Segoe UI Semibold" w:hAnsi="Segoe UI Semibold" w:cs="Segoe UI Semibold"/>
-              <w:sz w:val="22"/>
-              <w:szCs w:val="22"/>
-            </w:rPr>
+            <w:rPr/>
             <w:alias w:val="VATPct_Line_Lbl"/>
             <w:tag w:val="#BC:InsertDataItem,DataItems/Header/Line/VATPct_Line_Lbl"/>
             <w:id w:val="682009838"/>
             <w:placeholder>
               <w:docPart w:val="63A635E5E8D9421ABEDE368ED10ABCF4"/>
             </w:placeholder>
-            <w:dataBinding w:prefixMappings="xmlns:ns0='urn:microsoft-dynamics-nav/reports/Standard_Sales_Credit_Memo/1307/'" w:xpath="/ns0:NavWordReportXmlPart[1]/ns0:Header[1]/ns0:Line[1]/ns0:VATPct_Line_Lbl[1]" w:storeItemID="{00000000-0000-0000-0000-000000000000}"/>
+            <w:dataBinding w:prefixMappings="&lt;xmlns:ns0='urn:microsoft-dynamics-nav/reports/Standard_Sales_Credit_Memo/1307/' " w:xpath="/ns0:NavWordReportXmlPart[1]/ns0:Header[1]/ns0:Line[1]/ns0:VATPct_Line_Lbl[1]" w:storeItemID="{00000000-0000-0000-0000-000000000000}"/>
             <w15:color w:val="808080"/>
             <w:text/>
           </w:sdtPr>
           <w:sdtContent>
             <w:tc>
               <w:tcPr>
-                <w:tcW w:w="1155" w:type="dxa"/>
+                <w:tcW w:w="374" w:type="pct"/>
                 <w:tcBorders>
-                  <w:bottom w:val="single" w:color="auto" w:sz="4" w:space="0"/>
+                  <w:bottom w:val="single" w:sz="4" w:space="0" w:color="auto"/>
                 </w:tcBorders>
               </w:tcPr>
               <w:p>
                 <w:pPr>
-                  <w:pStyle w:val="Heading2"/>
+                  <w:pStyle w:val="BCLabel"/>
                   <w:cnfStyle w:val="100000000000" w:firstRow="1" w:lastRow="0" w:firstColumn="0" w:lastColumn="0" w:oddVBand="0" w:evenVBand="0" w:oddHBand="0" w:evenHBand="0" w:firstRowFirstColumn="0" w:firstRowLastColumn="0" w:lastRowFirstColumn="0" w:lastRowLastColumn="0"/>
-                  <w:rPr>
-                    <w:rFonts w:ascii="Segoe UI Semibold" w:hAnsi="Segoe UI Semibold" w:cs="Segoe UI Semibold"/>
-                    <w:sz w:val="22"/>
-                    <w:szCs w:val="22"/>
-                  </w:rPr>
                 </w:pPr>
                 <w:proofErr w:type="spellStart"/>
                 <w:r>
-                  <w:rPr>
-                    <w:rFonts w:ascii="Segoe UI Semibold" w:hAnsi="Segoe UI Semibold" w:cs="Segoe UI Semibold"/>
-                    <w:sz w:val="22"/>
-                    <w:szCs w:val="22"/>
-                  </w:rPr>
                   <w:t>VATPct_Line_Lbl</w:t>
                 </w:r>
                 <w:proofErr w:type="spellEnd"/>
@@ -1797,47 +1354,33 @@
         </w:sdt>
         <w:sdt>
           <w:sdtPr>
-            <w:rPr>
-              <w:rFonts w:ascii="Segoe UI Semibold" w:hAnsi="Segoe UI Semibold" w:cs="Segoe UI Semibold"/>
-              <w:sz w:val="22"/>
-              <w:szCs w:val="22"/>
-            </w:rPr>
+            <w:rPr/>
             <w:alias w:val="LineAmount_Line_Lbl"/>
             <w:tag w:val="#BC:InsertDataItem,DataItems/Header/Line/LineAmount_Line_Lbl"/>
             <w:id w:val="-812258216"/>
             <w:placeholder>
               <w:docPart w:val="81A6BCF9284F48D68B0B0235346FC9F6"/>
             </w:placeholder>
-            <w:dataBinding w:prefixMappings="xmlns:ns0='urn:microsoft-dynamics-nav/reports/Standard_Sales_Credit_Memo/1307/'" w:xpath="/ns0:NavWordReportXmlPart[1]/ns0:Header[1]/ns0:Line[1]/ns0:LineAmount_Line_Lbl[1]" w:storeItemID="{00000000-0000-0000-0000-000000000000}"/>
+            <w:dataBinding w:prefixMappings="&lt;xmlns:ns0='urn:microsoft-dynamics-nav/reports/Standard_Sales_Credit_Memo/1307/' " w:xpath="/ns0:NavWordReportXmlPart[1]/ns0:Header[1]/ns0:Line[1]/ns0:LineAmount_Line_Lbl[1]" w:storeItemID="{00000000-0000-0000-0000-000000000000}"/>
             <w15:color w:val="808080"/>
             <w:text/>
           </w:sdtPr>
           <w:sdtContent>
             <w:tc>
               <w:tcPr>
-                <w:tcW w:w="1867" w:type="dxa"/>
+                <w:tcW w:w="605" w:type="pct"/>
                 <w:tcBorders>
-                  <w:bottom w:val="single" w:color="auto" w:sz="4" w:space="0"/>
+                  <w:bottom w:val="single" w:sz="4" w:space="0" w:color="auto"/>
                 </w:tcBorders>
               </w:tcPr>
               <w:p>
                 <w:pPr>
-                  <w:pStyle w:val="Heading2"/>
+                  <w:pStyle w:val="BCLabelNumber"/>
                   <w:jc w:val="right"/>
                   <w:cnfStyle w:val="100000000000" w:firstRow="1" w:lastRow="0" w:firstColumn="0" w:lastColumn="0" w:oddVBand="0" w:evenVBand="0" w:oddHBand="0" w:evenHBand="0" w:firstRowFirstColumn="0" w:firstRowLastColumn="0" w:lastRowFirstColumn="0" w:lastRowLastColumn="0"/>
-                  <w:rPr>
-                    <w:rFonts w:ascii="Segoe UI Semibold" w:hAnsi="Segoe UI Semibold" w:cs="Segoe UI Semibold"/>
-                    <w:sz w:val="22"/>
-                    <w:szCs w:val="22"/>
-                  </w:rPr>
                 </w:pPr>
                 <w:proofErr w:type="spellStart"/>
                 <w:r>
-                  <w:rPr>
-                    <w:rFonts w:ascii="Segoe UI Semibold" w:hAnsi="Segoe UI Semibold" w:cs="Segoe UI Semibold"/>
-                    <w:sz w:val="22"/>
-                    <w:szCs w:val="22"/>
-                  </w:rPr>
                   <w:t>LineAmount_Line_Lbl</w:t>
                 </w:r>
                 <w:proofErr w:type="spellEnd"/>
@@ -1849,23 +1392,21 @@
       <w:tr>
         <w:trPr>
           <w:cnfStyle w:val="000000100000" w:firstRow="0" w:lastRow="0" w:firstColumn="0" w:lastColumn="0" w:oddVBand="0" w:evenVBand="0" w:oddHBand="1" w:evenHBand="0" w:firstRowFirstColumn="0" w:firstRowLastColumn="0" w:lastRowFirstColumn="0" w:lastRowLastColumn="0"/>
-          <w:trHeight w:val="245" w:hRule="exact"/>
+          <w:cantSplit/>
+          <w:trHeight w:hRule="atLeast" w:val="245"/>
         </w:trPr>
         <w:tc>
           <w:tcPr>
             <w:cnfStyle w:val="001000000000" w:firstRow="0" w:lastRow="0" w:firstColumn="1" w:lastColumn="0" w:oddVBand="0" w:evenVBand="0" w:oddHBand="0" w:evenHBand="0" w:firstRowFirstColumn="0" w:firstRowLastColumn="0" w:lastRowFirstColumn="0" w:lastRowLastColumn="0"/>
-            <w:tcW w:w="1197" w:type="dxa"/>
+            <w:tcW w:w="388" w:type="pct"/>
             <w:tcBorders>
-              <w:top w:val="single" w:color="auto" w:sz="4" w:space="0"/>
+              <w:top w:val="single" w:sz="4" w:space="0" w:color="auto"/>
             </w:tcBorders>
           </w:tcPr>
           <w:p>
             <w:pPr>
+              <w:pStyle w:val="NoSpacing"/>
               <w:rPr>
-                <w:rFonts w:ascii="Segoe UI Semibold" w:hAnsi="Segoe UI Semibold" w:cs="Segoe UI Semibold"/>
-                <w:b/>
-                <w:sz w:val="22"/>
-                <w:szCs w:val="22"/>
                 <w:lang w:val="en-US" w:eastAsia="en-US"/>
               </w:rPr>
             </w:pPr>
@@ -1873,20 +1414,16 @@
         </w:tc>
         <w:tc>
           <w:tcPr>
-            <w:tcW w:w="2763" w:type="dxa"/>
+            <w:tcW w:w="896" w:type="pct"/>
             <w:tcBorders>
-              <w:top w:val="single" w:color="auto" w:sz="4" w:space="0"/>
+              <w:top w:val="single" w:sz="4" w:space="0" w:color="auto"/>
             </w:tcBorders>
           </w:tcPr>
           <w:p>
             <w:pPr>
+              <w:pStyle w:val="NoSpacing"/>
               <w:cnfStyle w:val="000000100000" w:firstRow="0" w:lastRow="0" w:firstColumn="0" w:lastColumn="0" w:oddVBand="0" w:evenVBand="0" w:oddHBand="1" w:evenHBand="0" w:firstRowFirstColumn="0" w:firstRowLastColumn="0" w:lastRowFirstColumn="0" w:lastRowLastColumn="0"/>
               <w:rPr>
-                <w:rFonts w:ascii="Segoe UI Semibold" w:hAnsi="Segoe UI Semibold" w:cs="Segoe UI Semibold"/>
-                <w:b/>
-                <w:bCs/>
-                <w:sz w:val="22"/>
-                <w:szCs w:val="22"/>
                 <w:lang w:val="en-US" w:eastAsia="en-US"/>
               </w:rPr>
             </w:pPr>
@@ -1894,20 +1431,16 @@
         </w:tc>
         <w:tc>
           <w:tcPr>
-            <w:tcW w:w="1350" w:type="dxa"/>
+            <w:tcW w:w="438" w:type="pct"/>
             <w:tcBorders>
-              <w:top w:val="single" w:color="auto" w:sz="4" w:space="0"/>
+              <w:top w:val="single" w:sz="4" w:space="0" w:color="auto"/>
             </w:tcBorders>
           </w:tcPr>
           <w:p>
             <w:pPr>
+              <w:pStyle w:val="NoSpacing"/>
               <w:cnfStyle w:val="000000100000" w:firstRow="0" w:lastRow="0" w:firstColumn="0" w:lastColumn="0" w:oddVBand="0" w:evenVBand="0" w:oddHBand="1" w:evenHBand="0" w:firstRowFirstColumn="0" w:firstRowLastColumn="0" w:lastRowFirstColumn="0" w:lastRowLastColumn="0"/>
               <w:rPr>
-                <w:rFonts w:ascii="Segoe UI Semibold" w:hAnsi="Segoe UI Semibold" w:cs="Segoe UI Semibold"/>
-                <w:b/>
-                <w:bCs/>
-                <w:sz w:val="22"/>
-                <w:szCs w:val="22"/>
                 <w:lang w:val="en-US" w:eastAsia="en-US"/>
               </w:rPr>
             </w:pPr>
@@ -1915,20 +1448,16 @@
         </w:tc>
         <w:tc>
           <w:tcPr>
-            <w:tcW w:w="1637" w:type="dxa"/>
+            <w:tcW w:w="531" w:type="pct"/>
             <w:tcBorders>
-              <w:top w:val="single" w:color="auto" w:sz="4" w:space="0"/>
+              <w:top w:val="single" w:sz="4" w:space="0" w:color="auto"/>
             </w:tcBorders>
           </w:tcPr>
           <w:p>
             <w:pPr>
+              <w:pStyle w:val="NoSpacing"/>
               <w:cnfStyle w:val="000000100000" w:firstRow="0" w:lastRow="0" w:firstColumn="0" w:lastColumn="0" w:oddVBand="0" w:evenVBand="0" w:oddHBand="1" w:evenHBand="0" w:firstRowFirstColumn="0" w:firstRowLastColumn="0" w:lastRowFirstColumn="0" w:lastRowLastColumn="0"/>
               <w:rPr>
-                <w:rFonts w:ascii="Segoe UI Semibold" w:hAnsi="Segoe UI Semibold" w:cs="Segoe UI Semibold"/>
-                <w:b/>
-                <w:bCs/>
-                <w:sz w:val="22"/>
-                <w:szCs w:val="22"/>
                 <w:lang w:val="en-US" w:eastAsia="en-US"/>
               </w:rPr>
             </w:pPr>
@@ -1936,20 +1465,16 @@
         </w:tc>
         <w:tc>
           <w:tcPr>
-            <w:tcW w:w="1782" w:type="dxa"/>
+            <w:tcW w:w="578" w:type="pct"/>
             <w:tcBorders>
-              <w:top w:val="single" w:color="auto" w:sz="4" w:space="0"/>
+              <w:top w:val="single" w:sz="4" w:space="0" w:color="auto"/>
             </w:tcBorders>
           </w:tcPr>
           <w:p>
             <w:pPr>
+              <w:pStyle w:val="NoSpacing"/>
               <w:cnfStyle w:val="000000100000" w:firstRow="0" w:lastRow="0" w:firstColumn="0" w:lastColumn="0" w:oddVBand="0" w:evenVBand="0" w:oddHBand="1" w:evenHBand="0" w:firstRowFirstColumn="0" w:firstRowLastColumn="0" w:lastRowFirstColumn="0" w:lastRowLastColumn="0"/>
               <w:rPr>
-                <w:rFonts w:ascii="Segoe UI Semibold" w:hAnsi="Segoe UI Semibold" w:cs="Segoe UI Semibold"/>
-                <w:b/>
-                <w:bCs/>
-                <w:sz w:val="22"/>
-                <w:szCs w:val="22"/>
                 <w:lang w:val="en-US" w:eastAsia="en-US"/>
               </w:rPr>
             </w:pPr>
@@ -1957,20 +1482,16 @@
         </w:tc>
         <w:tc>
           <w:tcPr>
-            <w:tcW w:w="1903" w:type="dxa"/>
+            <w:tcW w:w="617" w:type="pct"/>
             <w:tcBorders>
-              <w:top w:val="single" w:color="auto" w:sz="4" w:space="0"/>
+              <w:top w:val="single" w:sz="4" w:space="0" w:color="auto"/>
             </w:tcBorders>
           </w:tcPr>
           <w:p>
             <w:pPr>
+              <w:pStyle w:val="NoSpacing"/>
               <w:cnfStyle w:val="000000100000" w:firstRow="0" w:lastRow="0" w:firstColumn="0" w:lastColumn="0" w:oddVBand="0" w:evenVBand="0" w:oddHBand="1" w:evenHBand="0" w:firstRowFirstColumn="0" w:firstRowLastColumn="0" w:lastRowFirstColumn="0" w:lastRowLastColumn="0"/>
               <w:rPr>
-                <w:rFonts w:ascii="Segoe UI Semibold" w:hAnsi="Segoe UI Semibold" w:cs="Segoe UI Semibold"/>
-                <w:b/>
-                <w:bCs/>
-                <w:sz w:val="22"/>
-                <w:szCs w:val="22"/>
                 <w:lang w:val="en-US" w:eastAsia="en-US"/>
               </w:rPr>
             </w:pPr>
@@ -1978,21 +1499,17 @@
         </w:tc>
         <w:tc>
           <w:tcPr>
-            <w:tcW w:w="1768" w:type="dxa"/>
+            <w:tcW w:w="573" w:type="pct"/>
             <w:tcBorders>
-              <w:top w:val="single" w:color="auto" w:sz="4" w:space="0"/>
+              <w:top w:val="single" w:sz="4" w:space="0" w:color="auto"/>
             </w:tcBorders>
           </w:tcPr>
           <w:p>
             <w:pPr>
+              <w:pStyle w:val="BCNumber"/>
               <w:jc w:val="right"/>
               <w:cnfStyle w:val="000000100000" w:firstRow="0" w:lastRow="0" w:firstColumn="0" w:lastColumn="0" w:oddVBand="0" w:evenVBand="0" w:oddHBand="1" w:evenHBand="0" w:firstRowFirstColumn="0" w:firstRowLastColumn="0" w:lastRowFirstColumn="0" w:lastRowLastColumn="0"/>
               <w:rPr>
-                <w:rFonts w:ascii="Segoe UI Semibold" w:hAnsi="Segoe UI Semibold" w:cs="Segoe UI Semibold"/>
-                <w:b/>
-                <w:bCs/>
-                <w:sz w:val="22"/>
-                <w:szCs w:val="22"/>
                 <w:lang w:val="en-US" w:eastAsia="en-US"/>
               </w:rPr>
             </w:pPr>
@@ -2000,21 +1517,17 @@
         </w:tc>
         <w:tc>
           <w:tcPr>
-            <w:tcW w:w="1155" w:type="dxa"/>
+            <w:tcW w:w="374" w:type="pct"/>
             <w:tcBorders>
-              <w:top w:val="single" w:color="auto" w:sz="4" w:space="0"/>
+              <w:top w:val="single" w:sz="4" w:space="0" w:color="auto"/>
             </w:tcBorders>
           </w:tcPr>
           <w:p>
             <w:pPr>
+              <w:pStyle w:val="BCNumber"/>
               <w:jc w:val="right"/>
               <w:cnfStyle w:val="000000100000" w:firstRow="0" w:lastRow="0" w:firstColumn="0" w:lastColumn="0" w:oddVBand="0" w:evenVBand="0" w:oddHBand="1" w:evenHBand="0" w:firstRowFirstColumn="0" w:firstRowLastColumn="0" w:lastRowFirstColumn="0" w:lastRowLastColumn="0"/>
               <w:rPr>
-                <w:rFonts w:ascii="Segoe UI Semibold" w:hAnsi="Segoe UI Semibold" w:cs="Segoe UI Semibold"/>
-                <w:b/>
-                <w:bCs/>
-                <w:sz w:val="22"/>
-                <w:szCs w:val="22"/>
                 <w:lang w:val="en-US" w:eastAsia="en-US"/>
               </w:rPr>
             </w:pPr>
@@ -2022,21 +1535,17 @@
         </w:tc>
         <w:tc>
           <w:tcPr>
-            <w:tcW w:w="1867" w:type="dxa"/>
+            <w:tcW w:w="605" w:type="pct"/>
             <w:tcBorders>
-              <w:top w:val="single" w:color="auto" w:sz="4" w:space="0"/>
+              <w:top w:val="single" w:sz="4" w:space="0" w:color="auto"/>
             </w:tcBorders>
           </w:tcPr>
           <w:p>
             <w:pPr>
+              <w:pStyle w:val="BCNumber"/>
               <w:jc w:val="right"/>
               <w:cnfStyle w:val="000000100000" w:firstRow="0" w:lastRow="0" w:firstColumn="0" w:lastColumn="0" w:oddVBand="0" w:evenVBand="0" w:oddHBand="1" w:evenHBand="0" w:firstRowFirstColumn="0" w:firstRowLastColumn="0" w:lastRowFirstColumn="0" w:lastRowLastColumn="0"/>
               <w:rPr>
-                <w:rFonts w:ascii="Segoe UI Semibold" w:hAnsi="Segoe UI Semibold" w:cs="Segoe UI Semibold"/>
-                <w:b/>
-                <w:bCs/>
-                <w:sz w:val="22"/>
-                <w:szCs w:val="22"/>
                 <w:lang w:val="en-US" w:eastAsia="en-US"/>
               </w:rPr>
             </w:pPr>
@@ -2046,13 +1555,7 @@
       <w:sdt>
         <w:sdtPr>
           <w:rPr>
-            <w:rFonts w:cs="Arial" w:asciiTheme="minorHAnsi" w:hAnsiTheme="minorHAnsi" w:eastAsiaTheme="minorEastAsia"/>
-            <w:bCs w:val="0"/>
-            <w:kern w:val="2"/>
-            <w:sz w:val="22"/>
-            <w:szCs w:val="22"/>
             <w:lang w:val="en-US" w:eastAsia="en-US"/>
-            <w14:ligatures w14:val="standardContextual"/>
           </w:rPr>
           <w:alias w:val="Repeater: Line"/>
           <w:tag w:val="#BC:InsertRepeater,DataItems/Header/Line"/>
@@ -2060,13 +1563,12 @@
           <w:placeholder>
             <w:docPart w:val="23104B9E32A644A4A3098ACB3C2093D4"/>
           </w:placeholder>
-          <w15:dataBinding w:prefixMappings="xmlns:ns0='urn:microsoft-dynamics-nav/reports/Standard_Sales_Credit_Memo/1307/'" w:xpath="/ns0:NavWordReportXmlPart[1]/ns0:Header[1]/ns0:Line" w:storeItemID="{00000000-0000-0000-0000-000000000000}"/>
+          <w15:dataBinding w:prefixMappings="&lt;xmlns:ns0='urn:microsoft-dynamics-nav/reports/Standard_Sales_Credit_Memo/1307/' " w:xpath="/ns0:NavWordReportXmlPart[1]/ns0:Header[1]/ns0:Line" w:storeItemID="{00000000-0000-0000-0000-000000000000}"/>
           <w15:color w:val="808080"/>
           <w15:repeatingSection/>
         </w:sdtPr>
         <w:sdtEndPr>
           <w:rPr>
-            <w:rFonts w:cstheme="minorBidi"/>
             <w:lang w:val="en-DK" w:eastAsia="en-DK"/>
           </w:rPr>
         </w:sdtEndPr>
@@ -2074,13 +1576,7 @@
           <w:sdt>
             <w:sdtPr>
               <w:rPr>
-                <w:rFonts w:cs="Arial" w:asciiTheme="minorHAnsi" w:hAnsiTheme="minorHAnsi" w:eastAsiaTheme="minorEastAsia"/>
-                <w:bCs w:val="0"/>
-                <w:kern w:val="2"/>
-                <w:sz w:val="22"/>
-                <w:szCs w:val="22"/>
                 <w:lang w:val="en-US" w:eastAsia="en-US"/>
-                <w14:ligatures w14:val="standardContextual"/>
               </w:rPr>
               <w:id w:val="-237871028"/>
               <w15:color w:val="808080"/>
@@ -2088,9 +1584,6 @@
             </w:sdtPr>
             <w:sdtEndPr>
               <w:rPr>
-                <w:rFonts w:cstheme="minorBidi"/>
-                <w:sz w:val="24"/>
-                <w:szCs w:val="24"/>
                 <w:lang w:val="en-DK" w:eastAsia="en-DK"/>
               </w:rPr>
             </w:sdtEndPr>
@@ -2098,18 +1591,13 @@
               <w:tr>
                 <w:trPr>
                   <w:cnfStyle w:val="000000010000" w:firstRow="0" w:lastRow="0" w:firstColumn="0" w:lastColumn="0" w:oddVBand="0" w:evenVBand="0" w:oddHBand="0" w:evenHBand="1" w:firstRowFirstColumn="0" w:firstRowLastColumn="0" w:lastRowFirstColumn="0" w:lastRowLastColumn="0"/>
+                  <w:cantSplit/>
                   <w:trHeight w:val="490"/>
                 </w:trPr>
                 <w:sdt>
                   <w:sdtPr>
                     <w:rPr>
-                      <w:rFonts w:cs="Arial" w:asciiTheme="minorHAnsi" w:hAnsiTheme="minorHAnsi" w:eastAsiaTheme="minorEastAsia"/>
-                      <w:bCs w:val="0"/>
-                      <w:kern w:val="2"/>
-                      <w:sz w:val="22"/>
-                      <w:szCs w:val="22"/>
                       <w:lang w:val="en-US" w:eastAsia="en-US"/>
-                      <w14:ligatures w14:val="standardContextual"/>
                     </w:rPr>
                     <w:alias w:val="ItemNo_Line"/>
                     <w:tag w:val="#BC:InsertDataItem,DataItems/Header/Line/ItemNo_Line"/>
@@ -2117,39 +1605,28 @@
                     <w:placeholder>
                       <w:docPart w:val="5CB3BA8ADDDA4E2DB43007BDDAAE04A2"/>
                     </w:placeholder>
-                    <w:dataBinding w:prefixMappings="xmlns:ns0='urn:microsoft-dynamics-nav/reports/Standard_Sales_Credit_Memo/1307/'" w:xpath="/ns0:NavWordReportXmlPart[1]/ns0:Header[1]/ns0:Line[1]/ns0:ItemNo_Line[1]" w:storeItemID="{00000000-0000-0000-0000-000000000000}"/>
+                    <w:dataBinding w:prefixMappings="&lt;xmlns:ns0='urn:microsoft-dynamics-nav/reports/Standard_Sales_Credit_Memo/1307/' " w:xpath="/ns0:NavWordReportXmlPart[1]/ns0:Header[1]/ns0:Line[1]/ns0:ItemNo_Line[1]" w:storeItemID="{00000000-0000-0000-0000-000000000000}"/>
                     <w15:color w:val="808080"/>
                     <w:text/>
                   </w:sdtPr>
-                  <w:sdtEndPr>
-                    <w:rPr>
-                      <w:rFonts w:ascii="Segoe UI" w:hAnsi="Segoe UI" w:eastAsia="Aptos"/>
-                      <w:kern w:val="0"/>
-                      <w14:ligatures w14:val="none"/>
-                    </w:rPr>
-                  </w:sdtEndPr>
+                  <w:sdtEndPr/>
                   <w:sdtContent>
                     <w:tc>
                       <w:tcPr>
                         <w:cnfStyle w:val="001000000000" w:firstRow="0" w:lastRow="0" w:firstColumn="1" w:lastColumn="0" w:oddVBand="0" w:evenVBand="0" w:oddHBand="0" w:evenHBand="0" w:firstRowFirstColumn="0" w:firstRowLastColumn="0" w:lastRowFirstColumn="0" w:lastRowLastColumn="0"/>
-                        <w:tcW w:w="1197" w:type="dxa"/>
+                        <w:tcW w:w="388" w:type="pct"/>
                         <w:vAlign w:val="center"/>
                       </w:tcPr>
                       <w:p>
                         <w:pPr>
+                          <w:pStyle w:val="NoSpacing"/>
                           <w:rPr>
-                            <w:rFonts w:cs="Arial" w:asciiTheme="minorHAnsi" w:hAnsiTheme="minorHAnsi"/>
-                            <w:sz w:val="22"/>
-                            <w:szCs w:val="22"/>
                             <w:lang w:val="en-US" w:eastAsia="en-US"/>
                           </w:rPr>
                         </w:pPr>
                         <w:proofErr w:type="spellStart"/>
                         <w:r>
                           <w:rPr>
-                            <w:rFonts w:cs="Arial" w:asciiTheme="minorHAnsi" w:hAnsiTheme="minorHAnsi"/>
-                            <w:sz w:val="22"/>
-                            <w:szCs w:val="22"/>
                             <w:lang w:val="en-US" w:eastAsia="en-US"/>
                           </w:rPr>
                           <w:t>ItemNo_Line</w:t>
@@ -2162,9 +1639,6 @@
                 <w:sdt>
                   <w:sdtPr>
                     <w:rPr>
-                      <w:rFonts w:cs="Arial"/>
-                      <w:sz w:val="22"/>
-                      <w:szCs w:val="22"/>
                       <w:lang w:eastAsia="en-US"/>
                     </w:rPr>
                     <w:alias w:val="Description_Line"/>
@@ -2173,32 +1647,27 @@
                     <w:placeholder>
                       <w:docPart w:val="5D54D03E440C42E88B679969F708ADA1"/>
                     </w:placeholder>
-                    <w:dataBinding w:prefixMappings="xmlns:ns0='urn:microsoft-dynamics-nav/reports/Standard_Sales_Credit_Memo/1307/'" w:xpath="/ns0:NavWordReportXmlPart[1]/ns0:Header[1]/ns0:Line[1]/ns0:Description_Line[1]" w:storeItemID="{00000000-0000-0000-0000-000000000000}"/>
+                    <w:dataBinding w:prefixMappings="&lt;xmlns:ns0='urn:microsoft-dynamics-nav/reports/Standard_Sales_Credit_Memo/1307/' " w:xpath="/ns0:NavWordReportXmlPart[1]/ns0:Header[1]/ns0:Line[1]/ns0:Description_Line[1]" w:storeItemID="{00000000-0000-0000-0000-000000000000}"/>
                     <w15:color w:val="808080"/>
                     <w:text/>
                   </w:sdtPr>
                   <w:sdtContent>
                     <w:tc>
                       <w:tcPr>
-                        <w:tcW w:w="2763" w:type="dxa"/>
+                        <w:tcW w:w="896" w:type="pct"/>
                         <w:vAlign w:val="center"/>
                       </w:tcPr>
                       <w:p>
                         <w:pPr>
+                          <w:pStyle w:val="NoSpacing"/>
                           <w:cnfStyle w:val="000000010000" w:firstRow="0" w:lastRow="0" w:firstColumn="0" w:lastColumn="0" w:oddVBand="0" w:evenVBand="0" w:oddHBand="0" w:evenHBand="1" w:firstRowFirstColumn="0" w:firstRowLastColumn="0" w:lastRowFirstColumn="0" w:lastRowLastColumn="0"/>
                           <w:rPr>
-                            <w:rFonts w:cs="Arial" w:asciiTheme="minorHAnsi" w:hAnsiTheme="minorHAnsi"/>
-                            <w:sz w:val="22"/>
-                            <w:szCs w:val="22"/>
                             <w:lang w:eastAsia="en-US"/>
                           </w:rPr>
                         </w:pPr>
                         <w:proofErr w:type="spellStart"/>
                         <w:r>
                           <w:rPr>
-                            <w:rFonts w:cs="Arial" w:asciiTheme="minorHAnsi" w:hAnsiTheme="minorHAnsi"/>
-                            <w:sz w:val="22"/>
-                            <w:szCs w:val="22"/>
                             <w:lang w:eastAsia="en-US"/>
                           </w:rPr>
                           <w:t>Description_Line</w:t>
@@ -2211,9 +1680,6 @@
                 <w:sdt>
                   <w:sdtPr>
                     <w:rPr>
-                      <w:rFonts w:cs="Arial"/>
-                      <w:sz w:val="22"/>
-                      <w:szCs w:val="22"/>
                       <w:lang w:val="en-US" w:eastAsia="en-US"/>
                     </w:rPr>
                     <w:alias w:val="ShipmentDate_Line"/>
@@ -2222,32 +1688,27 @@
                     <w:placeholder>
                       <w:docPart w:val="DefaultPlaceholder_-1854013440"/>
                     </w:placeholder>
-                    <w:dataBinding w:prefixMappings="xmlns:ns0='urn:microsoft-dynamics-nav/reports/Standard_Sales_Credit_Memo/1307/'" w:xpath="/ns0:NavWordReportXmlPart[1]/ns0:Header[1]/ns0:Line[1]/ns0:ShipmentDate_Line[1]" w:storeItemID="{00000000-0000-0000-0000-000000000000}"/>
+                    <w:dataBinding w:prefixMappings="&lt;xmlns:ns0='urn:microsoft-dynamics-nav/reports/Standard_Sales_Credit_Memo/1307/' " w:xpath="/ns0:NavWordReportXmlPart[1]/ns0:Header[1]/ns0:Line[1]/ns0:ShipmentDate_Line[1]" w:storeItemID="{00000000-0000-0000-0000-000000000000}"/>
                     <w15:color w:val="808080"/>
                     <w:text/>
                   </w:sdtPr>
                   <w:sdtContent>
                     <w:tc>
                       <w:tcPr>
-                        <w:tcW w:w="1350" w:type="dxa"/>
+                        <w:tcW w:w="438" w:type="pct"/>
                         <w:vAlign w:val="center"/>
                       </w:tcPr>
                       <w:p>
                         <w:pPr>
+                          <w:pStyle w:val="NoSpacing"/>
                           <w:cnfStyle w:val="000000010000" w:firstRow="0" w:lastRow="0" w:firstColumn="0" w:lastColumn="0" w:oddVBand="0" w:evenVBand="0" w:oddHBand="0" w:evenHBand="1" w:firstRowFirstColumn="0" w:firstRowLastColumn="0" w:lastRowFirstColumn="0" w:lastRowLastColumn="0"/>
                           <w:rPr>
-                            <w:rFonts w:cs="Arial"/>
-                            <w:sz w:val="22"/>
-                            <w:szCs w:val="22"/>
                             <w:lang w:val="en-US" w:eastAsia="en-US"/>
                           </w:rPr>
                         </w:pPr>
                         <w:proofErr w:type="spellStart"/>
                         <w:r>
                           <w:rPr>
-                            <w:rFonts w:cs="Arial" w:asciiTheme="minorHAnsi" w:hAnsiTheme="minorHAnsi"/>
-                            <w:sz w:val="22"/>
-                            <w:szCs w:val="22"/>
                             <w:lang w:val="en-US" w:eastAsia="en-US"/>
                           </w:rPr>
                           <w:t>ShipmentDate_Line</w:t>
@@ -2260,9 +1721,6 @@
                 <w:sdt>
                   <w:sdtPr>
                     <w:rPr>
-                      <w:rFonts w:cs="Arial"/>
-                      <w:sz w:val="22"/>
-                      <w:szCs w:val="22"/>
                       <w:lang w:val="en-US" w:eastAsia="en-US"/>
                     </w:rPr>
                     <w:alias w:val="Quantity_Line"/>
@@ -2271,33 +1729,28 @@
                     <w:placeholder>
                       <w:docPart w:val="7CD475D66B4A42DA93C44085D6DE056D"/>
                     </w:placeholder>
-                    <w:dataBinding w:prefixMappings="xmlns:ns0='urn:microsoft-dynamics-nav/reports/Standard_Sales_Credit_Memo/1307/'" w:xpath="/ns0:NavWordReportXmlPart[1]/ns0:Header[1]/ns0:Line[1]/ns0:Quantity_Line[1]" w:storeItemID="{00000000-0000-0000-0000-000000000000}"/>
+                    <w:dataBinding w:prefixMappings="&lt;xmlns:ns0='urn:microsoft-dynamics-nav/reports/Standard_Sales_Credit_Memo/1307/' " w:xpath="/ns0:NavWordReportXmlPart[1]/ns0:Header[1]/ns0:Line[1]/ns0:Quantity_Line[1]" w:storeItemID="{00000000-0000-0000-0000-000000000000}"/>
                     <w15:color w:val="808080"/>
                     <w:text/>
                   </w:sdtPr>
                   <w:sdtContent>
                     <w:tc>
                       <w:tcPr>
-                        <w:tcW w:w="1637" w:type="dxa"/>
+                        <w:tcW w:w="531" w:type="pct"/>
                         <w:vAlign w:val="center"/>
                       </w:tcPr>
                       <w:p>
                         <w:pPr>
+                          <w:pStyle w:val="BCNumber"/>
                           <w:jc w:val="right"/>
                           <w:cnfStyle w:val="000000010000" w:firstRow="0" w:lastRow="0" w:firstColumn="0" w:lastColumn="0" w:oddVBand="0" w:evenVBand="0" w:oddHBand="0" w:evenHBand="1" w:firstRowFirstColumn="0" w:firstRowLastColumn="0" w:lastRowFirstColumn="0" w:lastRowLastColumn="0"/>
                           <w:rPr>
-                            <w:rFonts w:cs="Arial" w:asciiTheme="minorHAnsi" w:hAnsiTheme="minorHAnsi"/>
-                            <w:sz w:val="22"/>
-                            <w:szCs w:val="22"/>
                             <w:lang w:val="en-US" w:eastAsia="en-US"/>
                           </w:rPr>
                         </w:pPr>
                         <w:proofErr w:type="spellStart"/>
                         <w:r>
                           <w:rPr>
-                            <w:rFonts w:cs="Arial" w:asciiTheme="minorHAnsi" w:hAnsiTheme="minorHAnsi"/>
-                            <w:sz w:val="22"/>
-                            <w:szCs w:val="22"/>
                             <w:lang w:val="en-US" w:eastAsia="en-US"/>
                           </w:rPr>
                           <w:t>Quantity_Line</w:t>
@@ -2309,42 +1762,30 @@
                 </w:sdt>
                 <w:sdt>
                   <w:sdtPr>
-                    <w:rPr>
-                      <w:sz w:val="22"/>
-                      <w:szCs w:val="22"/>
-                    </w:rPr>
+                    <w:rPr/>
                     <w:alias w:val="UnitOfMeasure"/>
                     <w:tag w:val="#BC:InsertDataItem,DataItems/Header/Line/UnitOfMeasure"/>
                     <w:id w:val="-2053294236"/>
                     <w:placeholder>
                       <w:docPart w:val="BE5E07E362634C03B29ED51D24C55954"/>
                     </w:placeholder>
-                    <w:dataBinding w:prefixMappings="xmlns:ns0='urn:microsoft-dynamics-nav/reports/Standard_Sales_Credit_Memo/1307/'" w:xpath="/ns0:NavWordReportXmlPart[1]/ns0:Header[1]/ns0:Line[1]/ns0:UnitOfMeasure[1]" w:storeItemID="{00000000-0000-0000-0000-000000000000}"/>
+                    <w:dataBinding w:prefixMappings="&lt;xmlns:ns0='urn:microsoft-dynamics-nav/reports/Standard_Sales_Credit_Memo/1307/' " w:xpath="/ns0:NavWordReportXmlPart[1]/ns0:Header[1]/ns0:Line[1]/ns0:UnitOfMeasure[1]" w:storeItemID="{00000000-0000-0000-0000-000000000000}"/>
                     <w15:color w:val="808080"/>
                     <w:text/>
                   </w:sdtPr>
                   <w:sdtContent>
                     <w:tc>
                       <w:tcPr>
-                        <w:tcW w:w="1782" w:type="dxa"/>
+                        <w:tcW w:w="578" w:type="pct"/>
                         <w:vAlign w:val="center"/>
                       </w:tcPr>
                       <w:p>
                         <w:pPr>
+                          <w:pStyle w:val="NoSpacing"/>
                           <w:cnfStyle w:val="000000010000" w:firstRow="0" w:lastRow="0" w:firstColumn="0" w:lastColumn="0" w:oddVBand="0" w:evenVBand="0" w:oddHBand="0" w:evenHBand="1" w:firstRowFirstColumn="0" w:firstRowLastColumn="0" w:lastRowFirstColumn="0" w:lastRowLastColumn="0"/>
-                          <w:rPr>
-                            <w:rFonts w:asciiTheme="minorHAnsi" w:hAnsiTheme="minorHAnsi"/>
-                            <w:sz w:val="22"/>
-                            <w:szCs w:val="22"/>
-                          </w:rPr>
                         </w:pPr>
                         <w:proofErr w:type="spellStart"/>
                         <w:r>
-                          <w:rPr>
-                            <w:rFonts w:asciiTheme="minorHAnsi" w:hAnsiTheme="minorHAnsi"/>
-                            <w:sz w:val="22"/>
-                            <w:szCs w:val="22"/>
-                          </w:rPr>
                           <w:t>UnitOfMeasure</w:t>
                         </w:r>
                         <w:proofErr w:type="spellEnd"/>
@@ -2354,43 +1795,33 @@
                 </w:sdt>
                 <w:tc>
                   <w:tcPr>
-                    <w:tcW w:w="1903" w:type="dxa"/>
+                    <w:tcW w:w="617" w:type="pct"/>
                     <w:vAlign w:val="center"/>
                   </w:tcPr>
                   <w:p>
                     <w:pPr>
+                      <w:pStyle w:val="NoSpacing"/>
                       <w:cnfStyle w:val="000000010000" w:firstRow="0" w:lastRow="0" w:firstColumn="0" w:lastColumn="0" w:oddVBand="0" w:evenVBand="0" w:oddHBand="0" w:evenHBand="1" w:firstRowFirstColumn="0" w:firstRowLastColumn="0" w:lastRowFirstColumn="0" w:lastRowLastColumn="0"/>
                       <w:rPr>
-                        <w:rFonts w:cs="Arial" w:asciiTheme="minorHAnsi" w:hAnsiTheme="minorHAnsi"/>
-                        <w:sz w:val="22"/>
-                        <w:szCs w:val="22"/>
                         <w:lang w:val="en-US" w:eastAsia="en-US"/>
                       </w:rPr>
                     </w:pPr>
                     <w:sdt>
                       <w:sdtPr>
-                        <w:rPr>
-                          <w:sz w:val="22"/>
-                          <w:szCs w:val="22"/>
-                        </w:rPr>
+                        <w:rPr/>
                         <w:alias w:val="UnitPrice"/>
                         <w:tag w:val="#BC:InsertDataItem,DataItems/Header/Line/UnitPrice"/>
                         <w:id w:val="-1253814634"/>
                         <w:placeholder>
                           <w:docPart w:val="34F75785EEB8408FA7DE0C79AF48DE2E"/>
                         </w:placeholder>
-                        <w:dataBinding w:prefixMappings="xmlns:ns0='urn:microsoft-dynamics-nav/reports/Standard_Sales_Credit_Memo/1307/'" w:xpath="/ns0:NavWordReportXmlPart[1]/ns0:Header[1]/ns0:Line[1]/ns0:UnitPrice[1]" w:storeItemID="{00000000-0000-0000-0000-000000000000}"/>
+                        <w:dataBinding w:prefixMappings="&lt;xmlns:ns0='urn:microsoft-dynamics-nav/reports/Standard_Sales_Credit_Memo/1307/' " w:xpath="/ns0:NavWordReportXmlPart[1]/ns0:Header[1]/ns0:Line[1]/ns0:UnitPrice[1]" w:storeItemID="{00000000-0000-0000-0000-000000000000}"/>
                         <w15:color w:val="808080"/>
                         <w:text/>
                       </w:sdtPr>
                       <w:sdtContent>
                         <w:proofErr w:type="spellStart"/>
                         <w:r>
-                          <w:rPr>
-                            <w:rFonts w:asciiTheme="minorHAnsi" w:hAnsiTheme="minorHAnsi"/>
-                            <w:sz w:val="22"/>
-                            <w:szCs w:val="22"/>
-                          </w:rPr>
                           <w:t>UnitPrice</w:t>
                         </w:r>
                         <w:proofErr w:type="spellEnd"/>
@@ -2400,42 +1831,30 @@
                 </w:tc>
                 <w:sdt>
                   <w:sdtPr>
-                    <w:rPr>
-                      <w:sz w:val="22"/>
-                      <w:szCs w:val="22"/>
-                    </w:rPr>
+                    <w:rPr/>
                     <w:alias w:val="LineDiscountPercentText_Line"/>
                     <w:tag w:val="#BC:InsertDataItem,DataItems/Header/Line/LineDiscountPercentText_Line"/>
                     <w:id w:val="415913873"/>
                     <w:placeholder>
                       <w:docPart w:val="10B4899AE357408E818DCAF2B6DD0BB7"/>
                     </w:placeholder>
-                    <w:dataBinding w:prefixMappings="xmlns:ns0='urn:microsoft-dynamics-nav/reports/Standard_Sales_Credit_Memo/1307/'" w:xpath="/ns0:NavWordReportXmlPart[1]/ns0:Header[1]/ns0:Line[1]/ns0:LineDiscountPercentText_Line[1]" w:storeItemID="{00000000-0000-0000-0000-000000000000}"/>
+                    <w:dataBinding w:prefixMappings="&lt;xmlns:ns0='urn:microsoft-dynamics-nav/reports/Standard_Sales_Credit_Memo/1307/' " w:xpath="/ns0:NavWordReportXmlPart[1]/ns0:Header[1]/ns0:Line[1]/ns0:LineDiscountPercentText_Line[1]" w:storeItemID="{00000000-0000-0000-0000-000000000000}"/>
                     <w15:color w:val="808080"/>
                     <w:text/>
                   </w:sdtPr>
                   <w:sdtContent>
                     <w:tc>
                       <w:tcPr>
-                        <w:tcW w:w="1768" w:type="dxa"/>
+                        <w:tcW w:w="573" w:type="pct"/>
                         <w:vAlign w:val="center"/>
                       </w:tcPr>
                       <w:p>
                         <w:pPr>
+                          <w:pStyle w:val="NoSpacing"/>
                           <w:cnfStyle w:val="000000010000" w:firstRow="0" w:lastRow="0" w:firstColumn="0" w:lastColumn="0" w:oddVBand="0" w:evenVBand="0" w:oddHBand="0" w:evenHBand="1" w:firstRowFirstColumn="0" w:firstRowLastColumn="0" w:lastRowFirstColumn="0" w:lastRowLastColumn="0"/>
-                          <w:rPr>
-                            <w:rFonts w:asciiTheme="minorHAnsi" w:hAnsiTheme="minorHAnsi"/>
-                            <w:sz w:val="22"/>
-                            <w:szCs w:val="22"/>
-                          </w:rPr>
                         </w:pPr>
                         <w:proofErr w:type="spellStart"/>
                         <w:r>
-                          <w:rPr>
-                            <w:rFonts w:asciiTheme="minorHAnsi" w:hAnsiTheme="minorHAnsi"/>
-                            <w:sz w:val="22"/>
-                            <w:szCs w:val="22"/>
-                          </w:rPr>
                           <w:t>LineDiscountPercentText_Line</w:t>
                         </w:r>
                         <w:proofErr w:type="spellEnd"/>
@@ -2445,42 +1864,30 @@
                 </w:sdt>
                 <w:sdt>
                   <w:sdtPr>
-                    <w:rPr>
-                      <w:sz w:val="22"/>
-                      <w:szCs w:val="22"/>
-                    </w:rPr>
+                    <w:rPr/>
                     <w:alias w:val="VATPct_Line"/>
                     <w:tag w:val="#BC:InsertDataItem,DataItems/Header/Line/VATPct_Line"/>
                     <w:id w:val="1436251310"/>
                     <w:placeholder>
                       <w:docPart w:val="63A635E5E8D9421ABEDE368ED10ABCF4"/>
                     </w:placeholder>
-                    <w:dataBinding w:prefixMappings="xmlns:ns0='urn:microsoft-dynamics-nav/reports/Standard_Sales_Credit_Memo/1307/'" w:xpath="/ns0:NavWordReportXmlPart[1]/ns0:Header[1]/ns0:Line[1]/ns0:VATPct_Line[1]" w:storeItemID="{00000000-0000-0000-0000-000000000000}"/>
+                    <w:dataBinding w:prefixMappings="&lt;xmlns:ns0='urn:microsoft-dynamics-nav/reports/Standard_Sales_Credit_Memo/1307/' " w:xpath="/ns0:NavWordReportXmlPart[1]/ns0:Header[1]/ns0:Line[1]/ns0:VATPct_Line[1]" w:storeItemID="{00000000-0000-0000-0000-000000000000}"/>
                     <w15:color w:val="808080"/>
                     <w:text/>
                   </w:sdtPr>
                   <w:sdtContent>
                     <w:tc>
                       <w:tcPr>
-                        <w:tcW w:w="1155" w:type="dxa"/>
+                        <w:tcW w:w="374" w:type="pct"/>
                         <w:vAlign w:val="center"/>
                       </w:tcPr>
                       <w:p>
                         <w:pPr>
+                          <w:pStyle w:val="NoSpacing"/>
                           <w:cnfStyle w:val="000000010000" w:firstRow="0" w:lastRow="0" w:firstColumn="0" w:lastColumn="0" w:oddVBand="0" w:evenVBand="0" w:oddHBand="0" w:evenHBand="1" w:firstRowFirstColumn="0" w:firstRowLastColumn="0" w:lastRowFirstColumn="0" w:lastRowLastColumn="0"/>
-                          <w:rPr>
-                            <w:rFonts w:asciiTheme="minorHAnsi" w:hAnsiTheme="minorHAnsi"/>
-                            <w:sz w:val="22"/>
-                            <w:szCs w:val="22"/>
-                          </w:rPr>
                         </w:pPr>
                         <w:proofErr w:type="spellStart"/>
                         <w:r>
-                          <w:rPr>
-                            <w:rFonts w:asciiTheme="minorHAnsi" w:hAnsiTheme="minorHAnsi"/>
-                            <w:sz w:val="22"/>
-                            <w:szCs w:val="22"/>
-                          </w:rPr>
                           <w:t>VATPct_Line</w:t>
                         </w:r>
                         <w:proofErr w:type="spellEnd"/>
@@ -2490,55 +1897,40 @@
                 </w:sdt>
                 <w:tc>
                   <w:tcPr>
-                    <w:tcW w:w="1867" w:type="dxa"/>
+                    <w:tcW w:w="605" w:type="pct"/>
                     <w:vAlign w:val="center"/>
                   </w:tcPr>
                   <w:p>
                     <w:pPr>
+                      <w:pStyle w:val="BCNumber"/>
                       <w:jc w:val="right"/>
                       <w:cnfStyle w:val="000000010000" w:firstRow="0" w:lastRow="0" w:firstColumn="0" w:lastColumn="0" w:oddVBand="0" w:evenVBand="0" w:oddHBand="0" w:evenHBand="1" w:firstRowFirstColumn="0" w:firstRowLastColumn="0" w:lastRowFirstColumn="0" w:lastRowLastColumn="0"/>
                       <w:rPr>
-                        <w:rFonts w:cs="Arial" w:asciiTheme="minorHAnsi" w:hAnsiTheme="minorHAnsi"/>
-                        <w:sz w:val="22"/>
-                        <w:szCs w:val="22"/>
                         <w:lang w:val="en-US" w:eastAsia="en-US"/>
                       </w:rPr>
                     </w:pPr>
                     <w:sdt>
                       <w:sdtPr>
-                        <w:rPr>
-                          <w:sz w:val="22"/>
-                          <w:szCs w:val="22"/>
-                        </w:rPr>
+                        <w:rPr/>
                         <w:alias w:val="LineAmount_Line"/>
                         <w:tag w:val="#BC:InsertDataItem,DataItems/Header/Line/LineAmount_Line"/>
                         <w:id w:val="787541011"/>
                         <w:placeholder>
                           <w:docPart w:val="1E45BFDFBAE5457D8B0B3BE34A65B46A"/>
                         </w:placeholder>
-                        <w:dataBinding w:prefixMappings="xmlns:ns0='urn:microsoft-dynamics-nav/reports/Standard_Sales_Credit_Memo/1307/'" w:xpath="/ns0:NavWordReportXmlPart[1]/ns0:Header[1]/ns0:Line[1]/ns0:LineAmount_Line[1]" w:storeItemID="{00000000-0000-0000-0000-000000000000}"/>
+                        <w:dataBinding w:prefixMappings="&lt;xmlns:ns0='urn:microsoft-dynamics-nav/reports/Standard_Sales_Credit_Memo/1307/' " w:xpath="/ns0:NavWordReportXmlPart[1]/ns0:Header[1]/ns0:Line[1]/ns0:LineAmount_Line[1]" w:storeItemID="{00000000-0000-0000-0000-000000000000}"/>
                         <w15:color w:val="808080"/>
                         <w:text/>
                       </w:sdtPr>
                       <w:sdtContent>
                         <w:proofErr w:type="spellStart"/>
                         <w:r>
-                          <w:rPr>
-                            <w:rFonts w:asciiTheme="minorHAnsi" w:hAnsiTheme="minorHAnsi"/>
-                            <w:sz w:val="22"/>
-                            <w:szCs w:val="22"/>
-                          </w:rPr>
                           <w:t>LineAmount_Line</w:t>
                         </w:r>
                         <w:proofErr w:type="spellEnd"/>
                       </w:sdtContent>
                     </w:sdt>
                     <w:r>
-                      <w:rPr>
-                        <w:rFonts w:asciiTheme="minorHAnsi" w:hAnsiTheme="minorHAnsi"/>
-                        <w:sz w:val="22"/>
-                        <w:szCs w:val="22"/>
-                      </w:rPr>
                       <w:t> </w:t>
                     </w:r>
                   </w:p>
@@ -2552,36 +1944,31 @@
     <w:p/>
     <w:tbl>
       <w:tblPr>
-        <w:tblStyle w:val="CLSequoiatablestyle021"/>
-        <w:tblW w:w="15422" w:type="dxa"/>
-        <w:tblLook w:val="06C0" w:firstRow="0" w:lastRow="1" w:firstColumn="1" w:lastColumn="0" w:noHBand="1" w:noVBand="1"/>
+        <w:tblStyle w:val="BCTotalsTable"/>
+        <w:tblW w:w="5000" w:type="pct"/>
+        <w:tblLook w:val="0640" w:firstRow="0" w:lastRow="1" w:firstColumn="0" w:lastColumn="0" w:noHBand="1" w:noVBand="1"/>
         <w:tblCaption w:val="Regular Totals Block"/>
+        <w:tblDescription w:val="Document totals."/>
       </w:tblPr>
       <w:tblGrid>
-        <w:gridCol w:w="7341"/>
-        <w:gridCol w:w="1411"/>
-        <w:gridCol w:w="625"/>
-        <w:gridCol w:w="630"/>
-        <w:gridCol w:w="5415"/>
+        <w:gridCol w:w="9377"/>
+        <w:gridCol w:w="6045"/>
       </w:tblGrid>
       <w:tr>
         <w:trPr>
+          <w:cantSplit/>
           <w:trHeight w:val="490"/>
         </w:trPr>
         <w:sdt>
           <w:sdtPr>
-            <w:rPr>
-              <w:rFonts w:eastAsia="Times New Roman"/>
-              <w:sz w:val="22"/>
-              <w:szCs w:val="22"/>
-            </w:rPr>
+            <w:rPr/>
             <w:alias w:val="Description_ReportTotalsLine"/>
             <w:tag w:val="#BC:InsertDataItem,DataItems/Header/ReportTotalsLine/Description_ReportTotalsLine"/>
             <w:id w:val="2110473124"/>
             <w:placeholder>
-              <w:docPart w:val="ADA0B6552E0F4EC894C803D1F79B3617"/>
+              <w:docPart w:val="1C0FA0D5C54B4B05B526338F5AD5B0FF"/>
             </w:placeholder>
-            <w:dataBinding w:prefixMappings="xmlns:ns0='urn:microsoft-dynamics-nav/reports/Standard_Sales_Credit_Memo/1307/'" w:xpath="/ns0:NavWordReportXmlPart[1]/ns0:Header[1]/ns0:ReportTotalsLine[1]/ns0:Description_ReportTotalsLine[1]" w:storeItemID="{00000000-0000-0000-0000-000000000000}"/>
+            <w:dataBinding w:prefixMappings="&lt;xmlns:ns0='urn:microsoft-dynamics-nav/reports/Standard_Sales_Credit_Memo/1307/' " w:xpath="/ns0:NavWordReportXmlPart[1]/ns0:Header[1]/ns0:ReportTotalsLine[1]/ns0:Description_ReportTotalsLine[1]" w:storeItemID="{00000000-0000-0000-0000-000000000000}"/>
             <w15:color w:val="808080"/>
             <w:text/>
           </w:sdtPr>
@@ -2589,25 +1976,19 @@
             <w:tc>
               <w:tcPr>
                 <w:cnfStyle w:val="001000000000" w:firstRow="0" w:lastRow="0" w:firstColumn="1" w:lastColumn="0" w:oddVBand="0" w:evenVBand="0" w:oddHBand="0" w:evenHBand="0" w:firstRowFirstColumn="0" w:firstRowLastColumn="0" w:lastRowFirstColumn="0" w:lastRowLastColumn="0"/>
-                <w:tcW w:w="7341" w:type="dxa"/>
+                <w:tcW w:w="3040" w:type="pct"/>
                 <w:vAlign w:val="center"/>
               </w:tcPr>
               <w:p>
                 <w:pPr>
-                  <w:spacing w:before="120" w:after="120" w:line="240" w:lineRule="exact"/>
+                  <w:pStyle w:val="NoSpacing"/>
+                  <w:spacing w:before="120" w:after="120" w:line="240" w:lineRule="auto"/>
                   <w:rPr>
-                    <w:rFonts w:eastAsia="Times New Roman" w:asciiTheme="minorHAnsi" w:hAnsiTheme="minorHAnsi"/>
-                    <w:sz w:val="22"/>
-                    <w:szCs w:val="22"/>
+                    <w:lang w:val="en-US" w:eastAsia="en-US"/>
                   </w:rPr>
                 </w:pPr>
                 <w:proofErr w:type="spellStart"/>
                 <w:r>
-                  <w:rPr>
-                    <w:rFonts w:eastAsia="Times New Roman" w:asciiTheme="minorHAnsi" w:hAnsiTheme="minorHAnsi"/>
-                    <w:sz w:val="22"/>
-                    <w:szCs w:val="22"/>
-                  </w:rPr>
                   <w:t>Description_ReportTotalsLine</w:t>
                 </w:r>
                 <w:proofErr w:type="spellEnd"/>
@@ -2615,102 +1996,40 @@
             </w:tc>
           </w:sdtContent>
         </w:sdt>
-        <w:tc>
-          <w:tcPr>
-            <w:tcW w:w="1411" w:type="dxa"/>
-            <w:vAlign w:val="center"/>
-          </w:tcPr>
-          <w:p>
-            <w:pPr>
-              <w:spacing w:before="120" w:after="120" w:line="240" w:lineRule="exact"/>
-              <w:cnfStyle w:val="000000000000" w:firstRow="0" w:lastRow="0" w:firstColumn="0" w:lastColumn="0" w:oddVBand="0" w:evenVBand="0" w:oddHBand="0" w:evenHBand="0" w:firstRowFirstColumn="0" w:firstRowLastColumn="0" w:lastRowFirstColumn="0" w:lastRowLastColumn="0"/>
-              <w:rPr>
-                <w:rFonts w:cs="Arial" w:asciiTheme="minorHAnsi" w:hAnsiTheme="minorHAnsi"/>
-                <w:sz w:val="22"/>
-                <w:szCs w:val="22"/>
-                <w:lang w:eastAsia="en-US"/>
-              </w:rPr>
-            </w:pPr>
-          </w:p>
-        </w:tc>
-        <w:tc>
-          <w:tcPr>
-            <w:tcW w:w="625" w:type="dxa"/>
-            <w:vAlign w:val="center"/>
-          </w:tcPr>
-          <w:p>
-            <w:pPr>
-              <w:spacing w:before="120" w:after="120" w:line="240" w:lineRule="exact"/>
-              <w:cnfStyle w:val="000000000000" w:firstRow="0" w:lastRow="0" w:firstColumn="0" w:lastColumn="0" w:oddVBand="0" w:evenVBand="0" w:oddHBand="0" w:evenHBand="0" w:firstRowFirstColumn="0" w:firstRowLastColumn="0" w:lastRowFirstColumn="0" w:lastRowLastColumn="0"/>
-              <w:rPr>
-                <w:rFonts w:cs="Arial" w:asciiTheme="minorHAnsi" w:hAnsiTheme="minorHAnsi"/>
-                <w:sz w:val="22"/>
-                <w:szCs w:val="22"/>
-                <w:lang w:val="en-US" w:eastAsia="en-US"/>
-              </w:rPr>
-            </w:pPr>
-          </w:p>
-        </w:tc>
-        <w:tc>
-          <w:tcPr>
-            <w:tcW w:w="630" w:type="dxa"/>
-            <w:vAlign w:val="center"/>
-          </w:tcPr>
-          <w:p>
-            <w:pPr>
-              <w:spacing w:before="120" w:after="120" w:line="240" w:lineRule="exact"/>
-              <w:cnfStyle w:val="000000000000" w:firstRow="0" w:lastRow="0" w:firstColumn="0" w:lastColumn="0" w:oddVBand="0" w:evenVBand="0" w:oddHBand="0" w:evenHBand="0" w:firstRowFirstColumn="0" w:firstRowLastColumn="0" w:lastRowFirstColumn="0" w:lastRowLastColumn="0"/>
-              <w:rPr>
-                <w:rFonts w:cs="Arial" w:asciiTheme="minorHAnsi" w:hAnsiTheme="minorHAnsi"/>
-                <w:sz w:val="22"/>
-                <w:szCs w:val="22"/>
-                <w:lang w:eastAsia="en-US"/>
-              </w:rPr>
-            </w:pPr>
-          </w:p>
-        </w:tc>
         <w:sdt>
           <w:sdtPr>
             <w:rPr>
-              <w:rFonts w:cs="Arial"/>
-              <w:sz w:val="22"/>
-              <w:szCs w:val="22"/>
               <w:lang w:eastAsia="en-US"/>
             </w:rPr>
             <w:alias w:val="Amount_ReportTotalsLine"/>
             <w:tag w:val="#BC:InsertDataItem,DataItems/Header/ReportTotalsLine/Amount_ReportTotalsLine"/>
             <w:id w:val="367658908"/>
             <w:placeholder>
-              <w:docPart w:val="867B8FF74A56475EB44E32D0412F7D1A"/>
+              <w:docPart w:val="6349F80658254B2ABB903565DEBBA7B9"/>
             </w:placeholder>
-            <w:dataBinding w:prefixMappings="xmlns:ns0='urn:microsoft-dynamics-nav/reports/Standard_Sales_Credit_Memo/1307/'" w:xpath="/ns0:NavWordReportXmlPart[1]/ns0:Header[1]/ns0:ReportTotalsLine[1]/ns0:Amount_ReportTotalsLine[1]" w:storeItemID="{00000000-0000-0000-0000-000000000000}"/>
+            <w:dataBinding w:prefixMappings="&lt;xmlns:ns0='urn:microsoft-dynamics-nav/reports/Standard_Sales_Credit_Memo/1307/' " w:xpath="/ns0:NavWordReportXmlPart[1]/ns0:Header[1]/ns0:ReportTotalsLine[1]/ns0:Amount_ReportTotalsLine[1]" w:storeItemID="{00000000-0000-0000-0000-000000000000}"/>
             <w15:color w:val="808080"/>
             <w:text/>
           </w:sdtPr>
           <w:sdtContent>
             <w:tc>
               <w:tcPr>
-                <w:tcW w:w="5415" w:type="dxa"/>
+                <w:tcW w:w="1960" w:type="pct"/>
                 <w:vAlign w:val="center"/>
               </w:tcPr>
               <w:p>
                 <w:pPr>
-                  <w:spacing w:before="120" w:after="120" w:line="240" w:lineRule="exact"/>
+                  <w:pStyle w:val="BCNumber"/>
+                  <w:spacing w:before="120" w:after="120" w:line="240" w:lineRule="auto"/>
                   <w:jc w:val="right"/>
                   <w:cnfStyle w:val="000000000000" w:firstRow="0" w:lastRow="0" w:firstColumn="0" w:lastColumn="0" w:oddVBand="0" w:evenVBand="0" w:oddHBand="0" w:evenHBand="0" w:firstRowFirstColumn="0" w:firstRowLastColumn="0" w:lastRowFirstColumn="0" w:lastRowLastColumn="0"/>
                   <w:rPr>
-                    <w:rFonts w:cs="Arial" w:asciiTheme="minorHAnsi" w:hAnsiTheme="minorHAnsi"/>
-                    <w:sz w:val="22"/>
-                    <w:szCs w:val="22"/>
                     <w:lang w:eastAsia="en-US"/>
                   </w:rPr>
                 </w:pPr>
                 <w:proofErr w:type="spellStart"/>
                 <w:r>
                   <w:rPr>
-                    <w:rFonts w:cs="Arial" w:asciiTheme="minorHAnsi" w:hAnsiTheme="minorHAnsi"/>
-                    <w:sz w:val="22"/>
-                    <w:szCs w:val="22"/>
                     <w:lang w:eastAsia="en-US"/>
                   </w:rPr>
                   <w:t>Amount_ReportTotalsLine</w:t>
@@ -2723,48 +2042,39 @@
       </w:tr>
       <w:tr>
         <w:trPr>
+          <w:cantSplit/>
           <w:trHeight w:val="490"/>
         </w:trPr>
         <w:sdt>
           <w:sdtPr>
-            <w:rPr>
-              <w:rFonts w:eastAsia="Times New Roman"/>
-              <w:sz w:val="22"/>
-              <w:szCs w:val="22"/>
-            </w:rPr>
+            <w:rPr/>
             <w:alias w:val="VATAmount_VatAmountLine_Lbl"/>
             <w:tag w:val="#BC:InsertDataItem,DataItems/Header/VATAmountLine/VATAmount_VatAmountLine_Lbl"/>
             <w:id w:val="-874387817"/>
             <w:placeholder>
-              <w:docPart w:val="DefaultPlaceholder_-1854013440"/>
+              <w:docPart w:val="68C8BE1DA78E4FEB8D06D8A2047155B2"/>
             </w:placeholder>
+            <w:dataBinding w:prefixMappings="&lt;xmlns:ns0='urn:microsoft-dynamics-nav/reports/Standard_Sales_Credit_Memo/1307/' " w:xpath="/ns0:NavWordReportXmlPart[1]/ns0:Header[1]/ns0:VATAmountLine[1]/ns0:VATAmount_VatAmountLine_Lbl[1]" w:storeItemID="{00000000-0000-0000-0000-000000000000}"/>
             <w15:color w:val="808080"/>
             <w:text/>
-            <w:dataBinding w:prefixMappings="xmlns:ns0='urn:microsoft-dynamics-nav/reports/Standard_Sales_Credit_Memo/1307/'" w:xpath="/ns0:NavWordReportXmlPart[1]/ns0:Header[1]/ns0:VATAmountLine[1]/ns0:VATAmount_VatAmountLine_Lbl[1]"/>
           </w:sdtPr>
           <w:sdtContent>
             <w:tc>
               <w:tcPr>
                 <w:cnfStyle w:val="001000000000" w:firstRow="0" w:lastRow="0" w:firstColumn="1" w:lastColumn="0" w:oddVBand="0" w:evenVBand="0" w:oddHBand="0" w:evenHBand="0" w:firstRowFirstColumn="0" w:firstRowLastColumn="0" w:lastRowFirstColumn="0" w:lastRowLastColumn="0"/>
-                <w:tcW w:w="7341" w:type="dxa"/>
+                <w:tcW w:w="3040" w:type="pct"/>
                 <w:vAlign w:val="center"/>
               </w:tcPr>
               <w:p>
                 <w:pPr>
-                  <w:spacing w:before="120" w:after="120" w:line="240" w:lineRule="exact"/>
+                  <w:pStyle w:val="NoSpacing"/>
+                  <w:spacing w:before="120" w:after="120" w:line="240" w:lineRule="auto"/>
                   <w:rPr>
-                    <w:rFonts w:eastAsia="Times New Roman"/>
-                    <w:sz w:val="22"/>
-                    <w:szCs w:val="22"/>
+                    <w:lang w:val="en-US" w:eastAsia="en-US"/>
                   </w:rPr>
                 </w:pPr>
                 <w:proofErr w:type="spellStart"/>
                 <w:r>
-                  <w:rPr>
-                    <w:rFonts w:eastAsia="Times New Roman"/>
-                    <w:sz w:val="22"/>
-                    <w:szCs w:val="22"/>
-                  </w:rPr>
                   <w:t>VATAmount_VatAmountLine_Lbl</w:t>
                 </w:r>
                 <w:proofErr w:type="spellEnd"/>
@@ -2772,102 +2082,40 @@
             </w:tc>
           </w:sdtContent>
         </w:sdt>
-        <w:tc>
-          <w:tcPr>
-            <w:tcW w:w="1411" w:type="dxa"/>
-            <w:vAlign w:val="center"/>
-          </w:tcPr>
-          <w:p>
-            <w:pPr>
-              <w:spacing w:before="120" w:after="120" w:line="240" w:lineRule="exact"/>
-              <w:cnfStyle w:val="000000000000" w:firstRow="0" w:lastRow="0" w:firstColumn="0" w:lastColumn="0" w:oddVBand="0" w:evenVBand="0" w:oddHBand="0" w:evenHBand="0" w:firstRowFirstColumn="0" w:firstRowLastColumn="0" w:lastRowFirstColumn="0" w:lastRowLastColumn="0"/>
-              <w:rPr>
-                <w:rFonts w:cs="Arial"/>
-                <w:sz w:val="22"/>
-                <w:szCs w:val="22"/>
-                <w:lang w:eastAsia="en-US"/>
-              </w:rPr>
-            </w:pPr>
-          </w:p>
-        </w:tc>
-        <w:tc>
-          <w:tcPr>
-            <w:tcW w:w="625" w:type="dxa"/>
-            <w:vAlign w:val="center"/>
-          </w:tcPr>
-          <w:p>
-            <w:pPr>
-              <w:spacing w:before="120" w:after="120" w:line="240" w:lineRule="exact"/>
-              <w:cnfStyle w:val="000000000000" w:firstRow="0" w:lastRow="0" w:firstColumn="0" w:lastColumn="0" w:oddVBand="0" w:evenVBand="0" w:oddHBand="0" w:evenHBand="0" w:firstRowFirstColumn="0" w:firstRowLastColumn="0" w:lastRowFirstColumn="0" w:lastRowLastColumn="0"/>
-              <w:rPr>
-                <w:rFonts w:cs="Arial"/>
-                <w:sz w:val="22"/>
-                <w:szCs w:val="22"/>
-                <w:lang w:val="en-US" w:eastAsia="en-US"/>
-              </w:rPr>
-            </w:pPr>
-          </w:p>
-        </w:tc>
-        <w:tc>
-          <w:tcPr>
-            <w:tcW w:w="630" w:type="dxa"/>
-            <w:vAlign w:val="center"/>
-          </w:tcPr>
-          <w:p>
-            <w:pPr>
-              <w:spacing w:before="120" w:after="120" w:line="240" w:lineRule="exact"/>
-              <w:cnfStyle w:val="000000000000" w:firstRow="0" w:lastRow="0" w:firstColumn="0" w:lastColumn="0" w:oddVBand="0" w:evenVBand="0" w:oddHBand="0" w:evenHBand="0" w:firstRowFirstColumn="0" w:firstRowLastColumn="0" w:lastRowFirstColumn="0" w:lastRowLastColumn="0"/>
-              <w:rPr>
-                <w:rFonts w:cs="Arial"/>
-                <w:sz w:val="22"/>
-                <w:szCs w:val="22"/>
-                <w:lang w:eastAsia="en-US"/>
-              </w:rPr>
-            </w:pPr>
-          </w:p>
-        </w:tc>
         <w:sdt>
           <w:sdtPr>
             <w:rPr>
-              <w:rFonts w:cs="Arial"/>
-              <w:sz w:val="22"/>
-              <w:szCs w:val="22"/>
               <w:lang w:eastAsia="en-US"/>
             </w:rPr>
             <w:alias w:val="TotalVATAmount"/>
             <w:tag w:val="#BC:InsertDataItem,DataItems/Header/Totals/TotalVATAmount"/>
             <w:id w:val="1905180710"/>
             <w:placeholder>
-              <w:docPart w:val="DefaultPlaceholder_-1854013440"/>
+              <w:docPart w:val="68C8BE1DA78E4FEB8D06D8A2047155B2"/>
             </w:placeholder>
-            <w:dataBinding w:prefixMappings="xmlns:ns0='urn:microsoft-dynamics-nav/reports/Standard_Sales_Credit_Memo/1307/'" w:xpath="/ns0:NavWordReportXmlPart[1]/ns0:Header[1]/ns0:Totals[1]/ns0:TotalVATAmount[1]" w:storeItemID="{00000000-0000-0000-0000-000000000000}"/>
+            <w:dataBinding w:prefixMappings="&lt;xmlns:ns0='urn:microsoft-dynamics-nav/reports/Standard_Sales_Credit_Memo/1307/' " w:xpath="/ns0:NavWordReportXmlPart[1]/ns0:Header[1]/ns0:Totals[1]/ns0:TotalVATAmount[1]" w:storeItemID="{00000000-0000-0000-0000-000000000000}"/>
             <w15:color w:val="808080"/>
             <w:text/>
           </w:sdtPr>
           <w:sdtContent>
             <w:tc>
               <w:tcPr>
-                <w:tcW w:w="5415" w:type="dxa"/>
+                <w:tcW w:w="1960" w:type="pct"/>
                 <w:vAlign w:val="center"/>
               </w:tcPr>
               <w:p>
                 <w:pPr>
-                  <w:spacing w:before="120" w:after="120" w:line="240" w:lineRule="exact"/>
+                  <w:pStyle w:val="BCNumber"/>
+                  <w:spacing w:before="120" w:after="120" w:line="240" w:lineRule="auto"/>
                   <w:jc w:val="right"/>
                   <w:cnfStyle w:val="000000000000" w:firstRow="0" w:lastRow="0" w:firstColumn="0" w:lastColumn="0" w:oddVBand="0" w:evenVBand="0" w:oddHBand="0" w:evenHBand="0" w:firstRowFirstColumn="0" w:firstRowLastColumn="0" w:lastRowFirstColumn="0" w:lastRowLastColumn="0"/>
                   <w:rPr>
-                    <w:rFonts w:cs="Arial"/>
-                    <w:sz w:val="22"/>
-                    <w:szCs w:val="22"/>
                     <w:lang w:eastAsia="en-US"/>
                   </w:rPr>
                 </w:pPr>
                 <w:proofErr w:type="spellStart"/>
                 <w:r>
                   <w:rPr>
-                    <w:rFonts w:cs="Arial"/>
-                    <w:sz w:val="22"/>
-                    <w:szCs w:val="22"/>
                     <w:lang w:eastAsia="en-US"/>
                   </w:rPr>
                   <w:t>TotalVATAmount</w:t>
@@ -2880,48 +2128,39 @@
       </w:tr>
       <w:tr>
         <w:trPr>
+          <w:cantSplit/>
           <w:trHeight w:val="490"/>
         </w:trPr>
         <w:sdt>
           <w:sdtPr>
-            <w:rPr>
-              <w:rFonts w:eastAsia="Times New Roman"/>
-              <w:sz w:val="22"/>
-              <w:szCs w:val="22"/>
-            </w:rPr>
+            <w:rPr/>
             <w:alias w:val="VATAmountLCY_VATAmountLine_Lbl"/>
             <w:tag w:val="#BC:InsertDataItem,DataItems/Header/VATAmountLine/VATAmountLCY_VATAmountLine_Lbl"/>
             <w:id w:val="-1697147879"/>
             <w:placeholder>
-              <w:docPart w:val="DefaultPlaceholder_-1854013440"/>
+              <w:docPart w:val="46D39DB2E96C4E19A46EACC73C91848B"/>
             </w:placeholder>
+            <w:dataBinding w:prefixMappings="&lt;xmlns:ns0='urn:microsoft-dynamics-nav/reports/Standard_Sales_Credit_Memo/1307/' " w:xpath="/ns0:NavWordReportXmlPart[1]/ns0:Header[1]/ns0:VATAmountLine[1]/ns0:VATAmountLCY_VATAmountLine_Lbl[1]" w:storeItemID="{00000000-0000-0000-0000-000000000000}"/>
             <w15:color w:val="808080"/>
             <w:text/>
-            <w:dataBinding w:prefixMappings="xmlns:ns0='urn:microsoft-dynamics-nav/reports/Standard_Sales_Credit_Memo/1307/'" w:xpath="/ns0:NavWordReportXmlPart[1]/ns0:Header[1]/ns0:VATAmountLine[1]/ns0:VATAmountLCY_VATAmountLine_Lbl[1]"/>
           </w:sdtPr>
           <w:sdtContent>
             <w:tc>
               <w:tcPr>
                 <w:cnfStyle w:val="001000000000" w:firstRow="0" w:lastRow="0" w:firstColumn="1" w:lastColumn="0" w:oddVBand="0" w:evenVBand="0" w:oddHBand="0" w:evenHBand="0" w:firstRowFirstColumn="0" w:firstRowLastColumn="0" w:lastRowFirstColumn="0" w:lastRowLastColumn="0"/>
-                <w:tcW w:w="7341" w:type="dxa"/>
+                <w:tcW w:w="3040" w:type="pct"/>
                 <w:vAlign w:val="center"/>
               </w:tcPr>
               <w:p>
                 <w:pPr>
-                  <w:spacing w:before="120" w:after="120" w:line="240" w:lineRule="exact"/>
+                  <w:pStyle w:val="NoSpacing"/>
+                  <w:spacing w:before="120" w:after="120" w:line="240" w:lineRule="auto"/>
                   <w:rPr>
-                    <w:rFonts w:eastAsia="Times New Roman"/>
-                    <w:sz w:val="22"/>
-                    <w:szCs w:val="22"/>
+                    <w:lang w:val="en-US" w:eastAsia="en-US"/>
                   </w:rPr>
                 </w:pPr>
                 <w:proofErr w:type="spellStart"/>
                 <w:r>
-                  <w:rPr>
-                    <w:rFonts w:eastAsia="Times New Roman"/>
-                    <w:sz w:val="22"/>
-                    <w:szCs w:val="22"/>
-                  </w:rPr>
                   <w:t>VATAmountLCY_VATAmountLine_Lbl</w:t>
                 </w:r>
                 <w:proofErr w:type="spellEnd"/>
@@ -2929,102 +2168,40 @@
             </w:tc>
           </w:sdtContent>
         </w:sdt>
-        <w:tc>
-          <w:tcPr>
-            <w:tcW w:w="1411" w:type="dxa"/>
-            <w:vAlign w:val="center"/>
-          </w:tcPr>
-          <w:p>
-            <w:pPr>
-              <w:spacing w:before="120" w:after="120" w:line="240" w:lineRule="exact"/>
-              <w:cnfStyle w:val="000000000000" w:firstRow="0" w:lastRow="0" w:firstColumn="0" w:lastColumn="0" w:oddVBand="0" w:evenVBand="0" w:oddHBand="0" w:evenHBand="0" w:firstRowFirstColumn="0" w:firstRowLastColumn="0" w:lastRowFirstColumn="0" w:lastRowLastColumn="0"/>
-              <w:rPr>
-                <w:rFonts w:cs="Arial"/>
-                <w:sz w:val="22"/>
-                <w:szCs w:val="22"/>
-                <w:lang w:eastAsia="en-US"/>
-              </w:rPr>
-            </w:pPr>
-          </w:p>
-        </w:tc>
-        <w:tc>
-          <w:tcPr>
-            <w:tcW w:w="625" w:type="dxa"/>
-            <w:vAlign w:val="center"/>
-          </w:tcPr>
-          <w:p>
-            <w:pPr>
-              <w:spacing w:before="120" w:after="120" w:line="240" w:lineRule="exact"/>
-              <w:cnfStyle w:val="000000000000" w:firstRow="0" w:lastRow="0" w:firstColumn="0" w:lastColumn="0" w:oddVBand="0" w:evenVBand="0" w:oddHBand="0" w:evenHBand="0" w:firstRowFirstColumn="0" w:firstRowLastColumn="0" w:lastRowFirstColumn="0" w:lastRowLastColumn="0"/>
-              <w:rPr>
-                <w:rFonts w:cs="Arial"/>
-                <w:sz w:val="22"/>
-                <w:szCs w:val="22"/>
-                <w:lang w:val="en-US" w:eastAsia="en-US"/>
-              </w:rPr>
-            </w:pPr>
-          </w:p>
-        </w:tc>
-        <w:tc>
-          <w:tcPr>
-            <w:tcW w:w="630" w:type="dxa"/>
-            <w:vAlign w:val="center"/>
-          </w:tcPr>
-          <w:p>
-            <w:pPr>
-              <w:spacing w:before="120" w:after="120" w:line="240" w:lineRule="exact"/>
-              <w:cnfStyle w:val="000000000000" w:firstRow="0" w:lastRow="0" w:firstColumn="0" w:lastColumn="0" w:oddVBand="0" w:evenVBand="0" w:oddHBand="0" w:evenHBand="0" w:firstRowFirstColumn="0" w:firstRowLastColumn="0" w:lastRowFirstColumn="0" w:lastRowLastColumn="0"/>
-              <w:rPr>
-                <w:rFonts w:cs="Arial"/>
-                <w:sz w:val="22"/>
-                <w:szCs w:val="22"/>
-                <w:lang w:eastAsia="en-US"/>
-              </w:rPr>
-            </w:pPr>
-          </w:p>
-        </w:tc>
         <w:sdt>
           <w:sdtPr>
             <w:rPr>
-              <w:rFonts w:cs="Arial"/>
-              <w:sz w:val="22"/>
-              <w:szCs w:val="22"/>
               <w:lang w:eastAsia="en-US"/>
             </w:rPr>
             <w:alias w:val="TotalVATAmountLCY"/>
             <w:tag w:val="#BC:InsertDataItem,DataItems/Header/Totals/TotalVATAmountLCY"/>
             <w:id w:val="-551464525"/>
             <w:placeholder>
-              <w:docPart w:val="DefaultPlaceholder_-1854013440"/>
+              <w:docPart w:val="46D39DB2E96C4E19A46EACC73C91848B"/>
             </w:placeholder>
+            <w:dataBinding w:prefixMappings="&lt;xmlns:ns0='urn:microsoft-dynamics-nav/reports/Standard_Sales_Credit_Memo/1307/' " w:xpath="/ns0:NavWordReportXmlPart[1]/ns0:Header[1]/ns0:Totals[1]/ns0:TotalVATAmountLCY[1]" w:storeItemID="{00000000-0000-0000-0000-000000000000}"/>
             <w15:color w:val="808080"/>
             <w:text/>
-            <w:dataBinding w:prefixMappings="xmlns:ns0='urn:microsoft-dynamics-nav/reports/Standard_Sales_Credit_Memo/1307/'" w:xpath="/ns0:NavWordReportXmlPart[1]/ns0:Header[1]/ns0:Totals[1]/ns0:TotalVATAmountLCY[1]"/>
           </w:sdtPr>
           <w:sdtContent>
             <w:tc>
               <w:tcPr>
-                <w:tcW w:w="5415" w:type="dxa"/>
+                <w:tcW w:w="1960" w:type="pct"/>
                 <w:vAlign w:val="center"/>
               </w:tcPr>
               <w:p>
                 <w:pPr>
-                  <w:spacing w:before="120" w:after="120" w:line="240" w:lineRule="exact"/>
+                  <w:pStyle w:val="BCNumber"/>
+                  <w:spacing w:before="120" w:after="120" w:line="240" w:lineRule="auto"/>
                   <w:jc w:val="right"/>
                   <w:cnfStyle w:val="000000000000" w:firstRow="0" w:lastRow="0" w:firstColumn="0" w:lastColumn="0" w:oddVBand="0" w:evenVBand="0" w:oddHBand="0" w:evenHBand="0" w:firstRowFirstColumn="0" w:firstRowLastColumn="0" w:lastRowFirstColumn="0" w:lastRowLastColumn="0"/>
                   <w:rPr>
-                    <w:rFonts w:cs="Arial"/>
-                    <w:sz w:val="22"/>
-                    <w:szCs w:val="22"/>
                     <w:lang w:eastAsia="en-US"/>
                   </w:rPr>
                 </w:pPr>
                 <w:proofErr w:type="spellStart"/>
                 <w:r>
                   <w:rPr>
-                    <w:rFonts w:cs="Arial"/>
-                    <w:sz w:val="22"/>
-                    <w:szCs w:val="22"/>
                     <w:lang w:eastAsia="en-US"/>
                   </w:rPr>
                   <w:t>TotalVATAmountLCY</w:t>
@@ -3038,22 +2215,18 @@
       <w:tr>
         <w:trPr>
           <w:cnfStyle w:val="010000000000" w:firstRow="0" w:lastRow="1" w:firstColumn="0" w:lastColumn="0" w:oddVBand="0" w:evenVBand="0" w:oddHBand="0" w:evenHBand="0" w:firstRowFirstColumn="0" w:firstRowLastColumn="0" w:lastRowFirstColumn="0" w:lastRowLastColumn="0"/>
+          <w:cantSplit/>
           <w:trHeight w:val="490"/>
         </w:trPr>
         <w:sdt>
           <w:sdtPr>
-            <w:rPr>
-              <w:rFonts w:ascii="Segoe UI Semibold" w:hAnsi="Segoe UI Semibold" w:eastAsia="Times New Roman" w:cs="Segoe UI Semibold"/>
-              <w:sz w:val="22"/>
-              <w:szCs w:val="22"/>
-            </w:rPr>
-            <w:alias w:val="TotalText"/>
-            <w:tag w:val="#BC:InsertDataItem,DataItems/Header/Totals/TotalText"/>
-            <w:id w:val="-1797897230"/>
+            <w:rPr/>
+            <w:alias w:val="TotalIncludingVATText"/>
+            <w:tag w:val="#BC:InsertDataItem,DataItems/Header/Totals/TotalIncludingVATText"/>
+            <w:id w:val="-1441139662"/>
             <w:placeholder>
-              <w:docPart w:val="5F67B1591FB7456B82FB133B1B959913"/>
+              <w:docPart w:val="F9CD4FB2BC6B496DB0C8E66E0A06827F"/>
             </w:placeholder>
-            <w:dataBinding w:prefixMappings="xmlns:ns0='urn:microsoft-dynamics-nav/reports/Standard_Sales_Credit_Memo/1307/'" w:xpath="/ns0:NavWordReportXmlPart[1]/ns0:Header[1]/ns0:Totals[1]/ns0:TotalText[1]" w:storeItemID="{00000000-0000-0000-0000-000000000000}"/>
             <w15:color w:val="808080"/>
             <w:text/>
           </w:sdtPr>
@@ -3061,31 +2234,24 @@
             <w:tc>
               <w:tcPr>
                 <w:cnfStyle w:val="001000000000" w:firstRow="0" w:lastRow="0" w:firstColumn="1" w:lastColumn="0" w:oddVBand="0" w:evenVBand="0" w:oddHBand="0" w:evenHBand="0" w:firstRowFirstColumn="0" w:firstRowLastColumn="0" w:lastRowFirstColumn="0" w:lastRowLastColumn="0"/>
-                <w:tcW w:w="7341" w:type="dxa"/>
+                <w:tcW w:w="3040" w:type="pct"/>
                 <w:tcBorders>
-                  <w:top w:val="single" w:color="000000" w:sz="4" w:space="0"/>
-                  <w:bottom w:val="single" w:color="000000" w:sz="12" w:space="0"/>
+                  <w:top w:val="single" w:sz="4" w:space="0" w:color="000000"/>
+                  <w:bottom w:val="single" w:sz="12" w:space="0" w:color="000000"/>
                 </w:tcBorders>
                 <w:vAlign w:val="center"/>
               </w:tcPr>
               <w:p>
                 <w:pPr>
-                  <w:pStyle w:val="Heading2"/>
-                  <w:spacing w:before="120" w:after="120" w:line="240" w:lineRule="exact"/>
+                  <w:pStyle w:val="BCLabel"/>
+                  <w:spacing w:before="120" w:after="120" w:line="240" w:lineRule="auto"/>
                   <w:rPr>
-                    <w:rFonts w:ascii="Segoe UI Semibold" w:hAnsi="Segoe UI Semibold" w:eastAsia="Times New Roman" w:cs="Segoe UI Semibold"/>
-                    <w:sz w:val="22"/>
-                    <w:szCs w:val="22"/>
+                    <w:lang w:eastAsia="en-US"/>
                   </w:rPr>
                 </w:pPr>
                 <w:proofErr w:type="spellStart"/>
                 <w:r>
-                  <w:rPr>
-                    <w:rFonts w:ascii="Segoe UI Semibold" w:hAnsi="Segoe UI Semibold" w:eastAsia="Times New Roman" w:cs="Segoe UI Semibold"/>
-                    <w:sz w:val="22"/>
-                    <w:szCs w:val="22"/>
-                  </w:rPr>
-                  <w:t>TotalText</w:t>
+                  <w:t>TotalIncludingVATText</w:t>
                 </w:r>
                 <w:proofErr w:type="spellEnd"/>
               </w:p>
@@ -3094,132 +2260,42 @@
         </w:sdt>
         <w:tc>
           <w:tcPr>
-            <w:tcW w:w="1411" w:type="dxa"/>
+            <w:tcW w:w="1960" w:type="pct"/>
             <w:tcBorders>
-              <w:top w:val="single" w:color="000000" w:sz="4" w:space="0"/>
-              <w:bottom w:val="single" w:color="000000" w:sz="12" w:space="0"/>
+              <w:top w:val="single" w:sz="4" w:space="0" w:color="000000"/>
+              <w:bottom w:val="single" w:sz="12" w:space="0" w:color="000000"/>
             </w:tcBorders>
             <w:vAlign w:val="center"/>
           </w:tcPr>
           <w:p>
             <w:pPr>
-              <w:pStyle w:val="Heading2"/>
-              <w:spacing w:before="120" w:after="120" w:line="240" w:lineRule="exact"/>
-              <w:cnfStyle w:val="010000000000" w:firstRow="0" w:lastRow="1" w:firstColumn="0" w:lastColumn="0" w:oddVBand="0" w:evenVBand="0" w:oddHBand="0" w:evenHBand="0" w:firstRowFirstColumn="0" w:firstRowLastColumn="0" w:lastRowFirstColumn="0" w:lastRowLastColumn="0"/>
-              <w:rPr>
-                <w:rFonts w:ascii="Segoe UI Semibold" w:hAnsi="Segoe UI Semibold" w:cs="Segoe UI Semibold"/>
-                <w:b w:val="0"/>
-                <w:sz w:val="22"/>
-                <w:szCs w:val="22"/>
-                <w:lang w:eastAsia="en-US"/>
-              </w:rPr>
-            </w:pPr>
-          </w:p>
-        </w:tc>
-        <w:tc>
-          <w:tcPr>
-            <w:tcW w:w="625" w:type="dxa"/>
-            <w:tcBorders>
-              <w:top w:val="single" w:color="000000" w:sz="4" w:space="0"/>
-              <w:bottom w:val="single" w:color="000000" w:sz="12" w:space="0"/>
-            </w:tcBorders>
-            <w:vAlign w:val="center"/>
-          </w:tcPr>
-          <w:p>
-            <w:pPr>
-              <w:pStyle w:val="Heading2"/>
-              <w:spacing w:before="120" w:after="120" w:line="240" w:lineRule="exact"/>
-              <w:cnfStyle w:val="010000000000" w:firstRow="0" w:lastRow="1" w:firstColumn="0" w:lastColumn="0" w:oddVBand="0" w:evenVBand="0" w:oddHBand="0" w:evenHBand="0" w:firstRowFirstColumn="0" w:firstRowLastColumn="0" w:lastRowFirstColumn="0" w:lastRowLastColumn="0"/>
-              <w:rPr>
-                <w:rFonts w:ascii="Segoe UI Semibold" w:hAnsi="Segoe UI Semibold" w:cs="Segoe UI Semibold"/>
-                <w:b w:val="0"/>
-                <w:sz w:val="22"/>
-                <w:szCs w:val="22"/>
-                <w:lang w:eastAsia="en-US"/>
-              </w:rPr>
-            </w:pPr>
-          </w:p>
-        </w:tc>
-        <w:tc>
-          <w:tcPr>
-            <w:tcW w:w="630" w:type="dxa"/>
-            <w:tcBorders>
-              <w:top w:val="single" w:color="000000" w:sz="4" w:space="0"/>
-              <w:bottom w:val="single" w:color="000000" w:sz="12" w:space="0"/>
-            </w:tcBorders>
-            <w:vAlign w:val="center"/>
-          </w:tcPr>
-          <w:p>
-            <w:pPr>
-              <w:pStyle w:val="Heading2"/>
-              <w:spacing w:before="120" w:after="120" w:line="240" w:lineRule="exact"/>
-              <w:cnfStyle w:val="010000000000" w:firstRow="0" w:lastRow="1" w:firstColumn="0" w:lastColumn="0" w:oddVBand="0" w:evenVBand="0" w:oddHBand="0" w:evenHBand="0" w:firstRowFirstColumn="0" w:firstRowLastColumn="0" w:lastRowFirstColumn="0" w:lastRowLastColumn="0"/>
-              <w:rPr>
-                <w:rFonts w:ascii="Segoe UI Semibold" w:hAnsi="Segoe UI Semibold" w:cs="Segoe UI Semibold"/>
-                <w:b w:val="0"/>
-                <w:sz w:val="22"/>
-                <w:szCs w:val="22"/>
-                <w:lang w:eastAsia="en-US"/>
-              </w:rPr>
-            </w:pPr>
-          </w:p>
-        </w:tc>
-        <w:tc>
-          <w:tcPr>
-            <w:tcW w:w="5415" w:type="dxa"/>
-            <w:tcBorders>
-              <w:top w:val="single" w:color="000000" w:sz="4" w:space="0"/>
-              <w:bottom w:val="single" w:color="000000" w:sz="12" w:space="0"/>
-            </w:tcBorders>
-            <w:vAlign w:val="center"/>
-          </w:tcPr>
-          <w:p>
-            <w:pPr>
-              <w:pStyle w:val="Heading2"/>
-              <w:spacing w:before="120" w:after="120" w:line="240" w:lineRule="exact"/>
+              <w:pStyle w:val="BCLabelNumber"/>
+              <w:spacing w:before="120" w:after="120" w:line="240" w:lineRule="auto"/>
               <w:jc w:val="right"/>
               <w:cnfStyle w:val="010000000000" w:firstRow="0" w:lastRow="1" w:firstColumn="0" w:lastColumn="0" w:oddVBand="0" w:evenVBand="0" w:oddHBand="0" w:evenHBand="0" w:firstRowFirstColumn="0" w:firstRowLastColumn="0" w:lastRowFirstColumn="0" w:lastRowLastColumn="0"/>
               <w:rPr>
-                <w:rFonts w:ascii="Segoe UI Semibold" w:hAnsi="Segoe UI Semibold" w:cs="Segoe UI Semibold"/>
-                <w:b w:val="0"/>
-                <w:sz w:val="22"/>
-                <w:szCs w:val="22"/>
                 <w:lang w:eastAsia="en-US"/>
               </w:rPr>
             </w:pPr>
             <w:r>
-              <w:rPr>
-                <w:rFonts w:ascii="Segoe UI Semibold" w:hAnsi="Segoe UI Semibold" w:eastAsia="Times New Roman" w:cs="Segoe UI Semibold"/>
-                <w:sz w:val="22"/>
-                <w:szCs w:val="22"/>
-              </w:rPr>
               <w:t> </w:t>
             </w:r>
-            <w:proofErr w:type="spellStart"/>
             <w:sdt>
               <w:sdtPr>
-                <w:rPr>
-                  <w:rFonts w:ascii="Segoe UI Semibold" w:hAnsi="Segoe UI Semibold" w:eastAsia="Times New Roman" w:cs="Segoe UI Semibold"/>
-                  <w:sz w:val="22"/>
-                  <w:szCs w:val="22"/>
-                </w:rPr>
+                <w:rPr/>
                 <w:alias w:val="TotalAmountIncludingVAT"/>
                 <w:tag w:val="#BC:InsertDataItem,DataItems/Header/Totals/TotalAmountIncludingVAT"/>
                 <w:id w:val="-1587834767"/>
                 <w:placeholder>
-                  <w:docPart w:val="76483E6C26294881AD51242C0A3AC39C"/>
+                  <w:docPart w:val="1C52A38CEA8A4D038595F3A2391BA216"/>
                 </w:placeholder>
-                <w:dataBinding w:prefixMappings="xmlns:ns0='urn:microsoft-dynamics-nav/reports/Standard_Sales_Credit_Memo/1307/'" w:xpath="/ns0:NavWordReportXmlPart[1]/ns0:Header[1]/ns0:Totals[1]/ns0:TotalAmountIncludingVAT[1]" w:storeItemID="{00000000-0000-0000-0000-000000000000}"/>
+                <w:dataBinding w:prefixMappings="&lt;xmlns:ns0='urn:microsoft-dynamics-nav/reports/Standard_Sales_Credit_Memo/1307/' " w:xpath="/ns0:NavWordReportXmlPart[1]/ns0:Header[1]/ns0:Totals[1]/ns0:TotalAmountIncludingVAT[1]" w:storeItemID="{00000000-0000-0000-0000-000000000000}"/>
                 <w15:color w:val="808080"/>
                 <w:text/>
               </w:sdtPr>
               <w:sdtContent>
+                <w:proofErr w:type="spellStart"/>
                 <w:r>
-                  <w:rPr>
-                    <w:rFonts w:ascii="Segoe UI Semibold" w:hAnsi="Segoe UI Semibold" w:eastAsia="Times New Roman" w:cs="Segoe UI Semibold"/>
-                    <w:sz w:val="22"/>
-                    <w:szCs w:val="22"/>
-                  </w:rPr>
                   <w:t>TotalAmountIncludingVAT</w:t>
                 </w:r>
                 <w:proofErr w:type="spellEnd"/>
@@ -3232,54 +2308,48 @@
     <w:p/>
     <w:tbl>
       <w:tblPr>
-        <w:tblW w:w="0" w:type="auto"/>
+        <w:tblStyle w:val="BCBlockTable"/>
+        <w:tblW w:w="5000" w:type="pct"/>
         <w:tblCellMar>
           <w:left w:w="0" w:type="dxa"/>
           <w:right w:w="0" w:type="dxa"/>
         </w:tblCellMar>
-        <w:tblLook w:val="0000" w:firstRow="0" w:lastRow="0" w:firstColumn="0" w:lastColumn="0" w:noHBand="0" w:noVBand="0"/>
+        <w:tblLook w:val="0620" w:firstRow="1" w:lastRow="0" w:firstColumn="0" w:lastColumn="0" w:noHBand="1" w:noVBand="1"/>
         <w:tblCaption w:val="Note Block"/>
+        <w:tblDescription w:val="Layout table. Used for positioning, not for tabular data."/>
       </w:tblPr>
       <w:tblGrid>
         <w:gridCol w:w="10610"/>
       </w:tblGrid>
       <w:tr>
+        <w:trPr>
+          <w:cantSplit/>
+        </w:trPr>
         <w:sdt>
           <w:sdtPr>
-            <w:rPr>
-              <w:iCs/>
-              <w:sz w:val="22"/>
-              <w:szCs w:val="22"/>
-            </w:rPr>
+            <w:rPr/>
             <w:alias w:val="WorkDescriptionLine"/>
             <w:tag w:val="#BC:InsertDataItem,DataItems/Header/WorkDescriptionLines/WorkDescriptionLine"/>
             <w:id w:val="1093668451"/>
             <w:placeholder>
               <w:docPart w:val="7118BD3021BA420DAB1CD05C39F00837"/>
             </w:placeholder>
-            <w:dataBinding w:prefixMappings="xmlns:ns0='urn:microsoft-dynamics-nav/reports/Standard_Sales_Credit_Memo/1307/'" w:xpath="/ns0:NavWordReportXmlPart[1]/ns0:Header[1]/ns0:WorkDescriptionLines[1]/ns0:WorkDescriptionLine[1]" w:storeItemID="{00000000-0000-0000-0000-000000000000}"/>
+            <w:dataBinding w:prefixMappings="&lt;xmlns:ns0='urn:microsoft-dynamics-nav/reports/Standard_Sales_Credit_Memo/1307/' " w:xpath="/ns0:NavWordReportXmlPart[1]/ns0:Header[1]/ns0:WorkDescriptionLines[1]/ns0:WorkDescriptionLine[1]" w:storeItemID="{00000000-0000-0000-0000-000000000000}"/>
             <w15:color w:val="808080"/>
             <w:text/>
           </w:sdtPr>
           <w:sdtContent>
             <w:tc>
               <w:tcPr>
-                <w:tcW w:w="10610" w:type="dxa"/>
+                <w:tcW w:w="5000" w:type="pct"/>
               </w:tcPr>
               <w:p>
                 <w:pPr>
+                  <w:pStyle w:val="NoSpacing"/>
                   <w:ind w:right="26"/>
-                  <w:rPr>
-                    <w:i/>
-                  </w:rPr>
                 </w:pPr>
                 <w:proofErr w:type="spellStart"/>
                 <w:r>
-                  <w:rPr>
-                    <w:iCs/>
-                    <w:sz w:val="22"/>
-                    <w:szCs w:val="22"/>
-                  </w:rPr>
                   <w:t>WorkDescriptionLine</w:t>
                 </w:r>
                 <w:proofErr w:type="spellEnd"/>
@@ -3816,7 +2886,6 @@
       <w:kern w:val="0"/>
       <w:sz w:val="20"/>
       <w:szCs w:val="20"/>
-      <w:lang w:val="en-DK" w:eastAsia="en-DK"/>
       <w14:ligatures w14:val="none"/>
     </w:rPr>
     <w:tblPr/>
@@ -4008,6 +3077,282 @@
     <w:rPr>
       <w:color w:val="666666"/>
     </w:rPr>
+  </w:style>
+  <w:style w:type="paragraph" w:styleId="NoSpacing">
+    <w:name w:val="No Spacing"/>
+    <w:uiPriority w:val="1"/>
+    <w:qFormat/>
+    <w:rsid w:val="00416FC2"/>
+    <w:pPr>
+      <w:spacing w:after="0" w:line="240" w:lineRule="auto"/>
+    </w:pPr>
+    <w:rPr>
+      <w:rFonts w:asciiTheme="minorHAnsi" w:hAnsiTheme="minorHAnsi" w:eastAsiaTheme="minorHAnsi" w:cstheme="minorBidi"/>
+      <w:color w:val="242424" w:themeColor="text1"/>
+    </w:rPr>
+  </w:style>
+  <w:style w:type="paragraph" w:customStyle="1" w:styleId="BCNumber">
+    <w:name w:val="BC Number"/>
+    <w:basedOn w:val="NoSpacing"/>
+    <w:next w:val="Normal"/>
+    <w:uiPriority w:val="2"/>
+    <w:qFormat/>
+    <w:pPr>
+      <w:spacing w:before="0" w:after="0" w:line="240" w:lineRule="auto"/>
+    </w:pPr>
+    <w:rPr>
+      <w:rFonts w:asciiTheme="minorHAnsi" w:hAnsiTheme="minorHAnsi" w:eastAsiaTheme="minorHAnsi" w:cstheme="minorBidi"/>
+      <w:color w:val="242424" w:themeColor="text1"/>
+      <w14:numForm w14:val="tabular"/>
+      <w14:numSpacing w14:val="tabular"/>
+    </w:rPr>
+  </w:style>
+  <w:style w:type="paragraph" w:customStyle="1" w:styleId="BCLabel">
+    <w:name w:val="BC Label"/>
+    <w:basedOn w:val="NoSpacing"/>
+    <w:next w:val="Normal"/>
+    <w:uiPriority w:val="2"/>
+    <w:qFormat/>
+    <w:pPr>
+      <w:keepNext/>
+      <w:spacing w:before="0" w:after="0" w:line="240" w:lineRule="auto"/>
+    </w:pPr>
+    <w:rPr>
+      <w:rFonts w:asciiTheme="majorHAnsi" w:hAnsiTheme="majorHAnsi" w:eastAsiaTheme="majorEastAsia" w:cstheme="majorBidi"/>
+      <w:color w:val="242424" w:themeColor="text1"/>
+    </w:rPr>
+  </w:style>
+  <w:style w:type="paragraph" w:customStyle="1" w:styleId="BCLabelNumber">
+    <w:name w:val="BC Label Number"/>
+    <w:basedOn w:val="BCLabel"/>
+    <w:next w:val="Normal"/>
+    <w:uiPriority w:val="2"/>
+    <w:qFormat/>
+    <w:pPr>
+      <w:spacing w:before="0" w:after="0" w:line="240" w:lineRule="auto"/>
+    </w:pPr>
+    <w:rPr>
+      <w:rFonts w:asciiTheme="majorHAnsi" w:hAnsiTheme="majorHAnsi" w:eastAsiaTheme="majorEastAsia" w:cstheme="majorBidi"/>
+      <w:color w:val="242424" w:themeColor="text1"/>
+      <w14:numForm w14:val="tabular"/>
+      <w14:numSpacing w14:val="tabular"/>
+    </w:rPr>
+  </w:style>
+  <w:style w:type="paragraph" w:customStyle="1" w:styleId="BCLabel">
+    <w:name w:val="BC Label"/>
+    <w:basedOn w:val="NoSpacing"/>
+    <w:next w:val="Normal"/>
+    <w:uiPriority w:val="2"/>
+    <w:qFormat/>
+    <w:pPr>
+      <w:keepNext/>
+      <w:spacing w:before="0" w:after="0" w:line="240" w:lineRule="auto"/>
+    </w:pPr>
+    <w:rPr>
+      <w:rFonts w:asciiTheme="majorHAnsi" w:hAnsiTheme="majorHAnsi" w:eastAsiaTheme="majorEastAsia" w:cstheme="majorBidi"/>
+      <w:color w:val="242424" w:themeColor="text1"/>
+    </w:rPr>
+  </w:style>
+  <w:style w:type="paragraph" w:customStyle="1" w:styleId="BCLabelNumber">
+    <w:name w:val="BC Label Number"/>
+    <w:basedOn w:val="BCLabel"/>
+    <w:next w:val="Normal"/>
+    <w:uiPriority w:val="2"/>
+    <w:qFormat/>
+    <w:pPr>
+      <w:spacing w:before="0" w:after="0" w:line="240" w:lineRule="auto"/>
+    </w:pPr>
+    <w:rPr>
+      <w:rFonts w:asciiTheme="majorHAnsi" w:hAnsiTheme="majorHAnsi" w:eastAsiaTheme="majorEastAsia" w:cstheme="majorBidi"/>
+      <w:color w:val="242424" w:themeColor="text1"/>
+      <w14:numForm w14:val="tabular"/>
+      <w14:numSpacing w14:val="tabular"/>
+    </w:rPr>
+  </w:style>
+  <w:style w:type="table" w:customStyle="1" w:styleId="BCBlockTable">
+    <w:name w:val="BC Block Table"/>
+    <w:basedOn w:val="TableNormal"/>
+    <w:uiPriority w:val="99"/>
+    <w:qFormat/>
+    <w:pPr>
+      <w:spacing w:before="0" w:after="0" w:line="240" w:lineRule="auto"/>
+    </w:pPr>
+    <w:tblPr>
+      <w:tblStyleRowBandSize w:val="1"/>
+      <w:tblStyleColBandSize w:val="1"/>
+      <w:tblCellMar>
+        <w:top w:w="0" w:type="dxa"/>
+        <w:left w:w="0" w:type="dxa"/>
+        <w:bottom w:w="0" w:type="dxa"/>
+        <w:right w:w="0" w:type="dxa"/>
+      </w:tblCellMar>
+    </w:tblPr>
+    <w:tcPr>
+      <w:vAlign w:val="top"/>
+    </w:tcPr>
+    <w:tblStylePr w:type="firstRow">
+      <w:rPr>
+        <w:rFonts w:asciiTheme="majorHAnsi" w:hAnsiTheme="majorHAnsi" w:cstheme="majorBidi"/>
+      </w:rPr>
+      <w:tcPr>
+        <w:vAlign w:val="top"/>
+      </w:tcPr>
+    </w:tblStylePr>
+  </w:style>
+  <w:style w:type="table" w:customStyle="1" w:styleId="BCDataTable">
+    <w:name w:val="BC Data Table"/>
+    <w:basedOn w:val="TableNormal"/>
+    <w:uiPriority w:val="99"/>
+    <w:qFormat/>
+    <w:pPr>
+      <w:spacing w:before="0" w:after="0" w:line="240" w:lineRule="auto"/>
+    </w:pPr>
+    <w:tblPr>
+      <w:tblStyleRowBandSize w:val="1"/>
+      <w:tblStyleColBandSize w:val="1"/>
+      <w:tblCellMar>
+        <w:top w:w="0" w:type="dxa"/>
+        <w:left w:w="115" w:type="dxa"/>
+        <w:bottom w:w="0" w:type="dxa"/>
+        <w:right w:w="115" w:type="dxa"/>
+      </w:tblCellMar>
+    </w:tblPr>
+    <w:tcPr>
+      <w:vAlign w:val="center"/>
+    </w:tcPr>
+    <w:tblStylePr w:type="firstRow">
+      <w:pPr>
+        <w:spacing w:before="160" w:after="80"/>
+      </w:pPr>
+      <w:rPr>
+        <w:rFonts w:asciiTheme="majorHAnsi" w:hAnsiTheme="majorHAnsi" w:cstheme="majorBidi"/>
+      </w:rPr>
+      <w:tcPr>
+        <w:tcBorders>
+          <w:bottom w:val="single" w:sz="4" w:space="0" w:color="242424" w:themeColor="text1"/>
+        </w:tcBorders>
+        <w:vAlign w:val="top"/>
+      </w:tcPr>
+    </w:tblStylePr>
+    <w:tblStylePr w:type="lastRow">
+      <w:tcPr>
+        <w:tcBorders>
+          <w:bottom w:val="single" w:sz="4" w:space="0" w:color="F5F7F8" w:themeColor="background2"/>
+        </w:tcBorders>
+      </w:tcPr>
+    </w:tblStylePr>
+    <w:tblStylePr w:type="band1Horz">
+      <w:tcPr>
+        <w:shd w:val="clear" w:color="auto" w:fill="auto"/>
+      </w:tcPr>
+    </w:tblStylePr>
+    <w:tblStylePr w:type="band2Horz">
+      <w:tcPr>
+        <w:shd w:val="clear" w:color="auto" w:fill="CCE6E9" w:themeFill="accent2" w:themeFillTint="33"/>
+      </w:tcPr>
+    </w:tblStylePr>
+  </w:style>
+  <w:style w:type="table" w:customStyle="1" w:styleId="BCTotalsTable">
+    <w:name w:val="BC Totals Table"/>
+    <w:basedOn w:val="TableNormal"/>
+    <w:uiPriority w:val="99"/>
+    <w:qFormat/>
+    <w:pPr>
+      <w:spacing w:before="0" w:after="0" w:line="240" w:lineRule="auto"/>
+    </w:pPr>
+    <w:tblPr>
+      <w:tblStyleRowBandSize w:val="1"/>
+      <w:tblStyleColBandSize w:val="1"/>
+      <w:tblCellMar>
+        <w:top w:w="0" w:type="dxa"/>
+        <w:left w:w="115" w:type="dxa"/>
+        <w:bottom w:w="0" w:type="dxa"/>
+        <w:right w:w="115" w:type="dxa"/>
+      </w:tblCellMar>
+    </w:tblPr>
+    <w:tcPr>
+      <w:vAlign w:val="center"/>
+    </w:tcPr>
+    <w:tblStylePr w:type="lastRow">
+      <w:rPr>
+        <w:rFonts w:asciiTheme="majorHAnsi" w:hAnsiTheme="majorHAnsi" w:cstheme="majorBidi"/>
+      </w:rPr>
+      <w:tcPr>
+        <w:tcBorders>
+          <w:top w:val="single" w:sz="4" w:space="0" w:color="242424" w:themeColor="text1"/>
+          <w:bottom w:val="single" w:sz="8" w:space="0" w:color="242424" w:themeColor="text1"/>
+        </w:tcBorders>
+      </w:tcPr>
+    </w:tblStylePr>
+  </w:style>
+  <w:style w:type="table" w:customStyle="1" w:styleId="BCCalculationTable">
+    <w:name w:val="BC Calculation Table"/>
+    <w:basedOn w:val="TableNormal"/>
+    <w:uiPriority w:val="99"/>
+    <w:qFormat/>
+    <w:pPr>
+      <w:spacing w:before="0" w:after="0" w:line="240" w:lineRule="auto"/>
+    </w:pPr>
+    <w:tblPr>
+      <w:tblStyleRowBandSize w:val="1"/>
+      <w:tblStyleColBandSize w:val="1"/>
+      <w:tblCellMar>
+        <w:top w:w="58" w:type="dxa"/>
+        <w:left w:w="0" w:type="dxa"/>
+        <w:bottom w:w="58" w:type="dxa"/>
+        <w:right w:w="0" w:type="dxa"/>
+      </w:tblCellMar>
+    </w:tblPr>
+    <w:tcPr>
+      <w:vAlign w:val="center"/>
+    </w:tcPr>
+    <w:tblStylePr w:type="firstRow">
+      <w:rPr>
+        <w:rFonts w:asciiTheme="majorHAnsi" w:hAnsiTheme="majorHAnsi" w:cstheme="majorBidi"/>
+      </w:rPr>
+      <w:tcPr>
+        <w:vAlign w:val="bottom"/>
+      </w:tcPr>
+    </w:tblStylePr>
+    <w:tblStylePr w:type="lastRow">
+      <w:rPr>
+        <w:rFonts w:asciiTheme="majorHAnsi" w:hAnsiTheme="majorHAnsi" w:cstheme="majorBidi"/>
+      </w:rPr>
+      <w:tcPr>
+        <w:tcBorders>
+          <w:top w:val="single" w:sz="4" w:space="0" w:color="242424" w:themeColor="text1"/>
+        </w:tcBorders>
+      </w:tcPr>
+    </w:tblStylePr>
+  </w:style>
+  <w:style w:type="table" w:customStyle="1" w:styleId="BCSignatureTable">
+    <w:name w:val="BC Signature Table"/>
+    <w:basedOn w:val="TableNormal"/>
+    <w:uiPriority w:val="99"/>
+    <w:qFormat/>
+    <w:pPr>
+      <w:spacing w:before="0" w:after="0" w:line="240" w:lineRule="auto"/>
+    </w:pPr>
+    <w:tblPr>
+      <w:tblStyleRowBandSize w:val="1"/>
+      <w:tblStyleColBandSize w:val="1"/>
+      <w:tblCellMar>
+        <w:top w:w="0" w:type="dxa"/>
+        <w:left w:w="0" w:type="dxa"/>
+        <w:bottom w:w="0" w:type="dxa"/>
+        <w:right w:w="0" w:type="dxa"/>
+      </w:tblCellMar>
+    </w:tblPr>
+    <w:tcPr>
+      <w:vAlign w:val="top"/>
+    </w:tcPr>
+    <w:tblStylePr w:type="lastRow">
+      <w:tcPr>
+        <w:tcBorders>
+          <w:bottom w:val="single" w:sz="4" w:space="0" w:color="242424" w:themeColor="text1"/>
+        </w:tcBorders>
+      </w:tcPr>
+    </w:tblStylePr>
   </w:style>
 </w:styles>
 </file>
@@ -4295,122 +3640,6 @@
         <w:p>
           <w:pPr>
             <w:pStyle w:val="57E9537AA3C64B0287D7A4CCB72CC21E"/>
-          </w:pPr>
-          <w:r>
-            <w:rPr>
-              <w:rStyle w:val="PlaceholderText"/>
-            </w:rPr>
-            <w:t>Click or tap here to enter text.</w:t>
-          </w:r>
-        </w:p>
-      </w:docPartBody>
-    </w:docPart>
-    <w:docPart>
-      <w:docPartPr>
-        <w:name w:val="ADA0B6552E0F4EC894C803D1F79B3617"/>
-        <w:category>
-          <w:name w:val="General"/>
-          <w:gallery w:val="placeholder"/>
-        </w:category>
-        <w:types>
-          <w:type w:val="bbPlcHdr"/>
-        </w:types>
-        <w:behaviors>
-          <w:behavior w:val="content"/>
-        </w:behaviors>
-        <w:guid w:val="{A2A077DE-D2B4-48A5-8488-32654321AC3B}"/>
-      </w:docPartPr>
-      <w:docPartBody>
-        <w:p>
-          <w:pPr>
-            <w:pStyle w:val="ADA0B6552E0F4EC894C803D1F79B3617"/>
-          </w:pPr>
-          <w:r>
-            <w:rPr>
-              <w:rStyle w:val="PlaceholderText"/>
-            </w:rPr>
-            <w:t>Click or tap here to enter text.</w:t>
-          </w:r>
-        </w:p>
-      </w:docPartBody>
-    </w:docPart>
-    <w:docPart>
-      <w:docPartPr>
-        <w:name w:val="867B8FF74A56475EB44E32D0412F7D1A"/>
-        <w:category>
-          <w:name w:val="General"/>
-          <w:gallery w:val="placeholder"/>
-        </w:category>
-        <w:types>
-          <w:type w:val="bbPlcHdr"/>
-        </w:types>
-        <w:behaviors>
-          <w:behavior w:val="content"/>
-        </w:behaviors>
-        <w:guid w:val="{B9329C74-54BB-4567-8D0A-E34B4B5B566D}"/>
-      </w:docPartPr>
-      <w:docPartBody>
-        <w:p>
-          <w:pPr>
-            <w:pStyle w:val="867B8FF74A56475EB44E32D0412F7D1A"/>
-          </w:pPr>
-          <w:r>
-            <w:rPr>
-              <w:rStyle w:val="PlaceholderText"/>
-            </w:rPr>
-            <w:t>Click or tap here to enter text.</w:t>
-          </w:r>
-        </w:p>
-      </w:docPartBody>
-    </w:docPart>
-    <w:docPart>
-      <w:docPartPr>
-        <w:name w:val="5F67B1591FB7456B82FB133B1B959913"/>
-        <w:category>
-          <w:name w:val="General"/>
-          <w:gallery w:val="placeholder"/>
-        </w:category>
-        <w:types>
-          <w:type w:val="bbPlcHdr"/>
-        </w:types>
-        <w:behaviors>
-          <w:behavior w:val="content"/>
-        </w:behaviors>
-        <w:guid w:val="{0ACD14CD-9EAD-4AFC-A4C0-AB2CCBA9FD4A}"/>
-      </w:docPartPr>
-      <w:docPartBody>
-        <w:p>
-          <w:pPr>
-            <w:pStyle w:val="5F67B1591FB7456B82FB133B1B959913"/>
-          </w:pPr>
-          <w:r>
-            <w:rPr>
-              <w:rStyle w:val="PlaceholderText"/>
-            </w:rPr>
-            <w:t>Click or tap here to enter text.</w:t>
-          </w:r>
-        </w:p>
-      </w:docPartBody>
-    </w:docPart>
-    <w:docPart>
-      <w:docPartPr>
-        <w:name w:val="76483E6C26294881AD51242C0A3AC39C"/>
-        <w:category>
-          <w:name w:val="General"/>
-          <w:gallery w:val="placeholder"/>
-        </w:category>
-        <w:types>
-          <w:type w:val="bbPlcHdr"/>
-        </w:types>
-        <w:behaviors>
-          <w:behavior w:val="content"/>
-        </w:behaviors>
-        <w:guid w:val="{F9E5C6BB-D4CA-4687-9466-C6275FE7562F}"/>
-      </w:docPartPr>
-      <w:docPartBody>
-        <w:p>
-          <w:pPr>
-            <w:pStyle w:val="76483E6C26294881AD51242C0A3AC39C"/>
           </w:pPr>
           <w:r>
             <w:rPr>
@@ -4913,7 +4142,7 @@
     </w:docPart>
     <w:docPart>
       <w:docPartPr>
-        <w:name w:val="7DE8AF6673594E96A32576622076C01B"/>
+        <w:name w:val="B0D270315F5A4E4A9A06FD73AF7C993E"/>
         <w:category>
           <w:name w:val="General"/>
           <w:gallery w:val="placeholder"/>
@@ -4924,12 +4153,12 @@
         <w:behaviors>
           <w:behavior w:val="content"/>
         </w:behaviors>
-        <w:guid w:val="{EFF684E8-B318-4893-A428-3E7BF063D359}"/>
+        <w:guid w:val="{43373260-FD04-4CE0-8033-CC2A27A5EC01}"/>
       </w:docPartPr>
       <w:docPartBody>
         <w:p>
           <w:pPr>
-            <w:pStyle w:val="7DE8AF6673594E96A32576622076C01B"/>
+            <w:pStyle w:val="B0D270315F5A4E4A9A06FD73AF7C993E"/>
           </w:pPr>
           <w:r>
             <w:rPr>
@@ -4942,7 +4171,7 @@
     </w:docPart>
     <w:docPart>
       <w:docPartPr>
-        <w:name w:val="694FE79F6BF445F1A7D1E44F89A49422"/>
+        <w:name w:val="C98677DCC9F942B29F6A8029F9911D33"/>
         <w:category>
           <w:name w:val="General"/>
           <w:gallery w:val="placeholder"/>
@@ -4953,12 +4182,360 @@
         <w:behaviors>
           <w:behavior w:val="content"/>
         </w:behaviors>
-        <w:guid w:val="{4050E156-FC41-470C-BCC7-6C6A880E3977}"/>
+        <w:guid w:val="{AB54B10A-9A3B-4651-A1D0-E41A2DB7A2C0}"/>
       </w:docPartPr>
       <w:docPartBody>
         <w:p>
           <w:pPr>
-            <w:pStyle w:val="694FE79F6BF445F1A7D1E44F89A49422"/>
+            <w:pStyle w:val="C98677DCC9F942B29F6A8029F9911D33"/>
+          </w:pPr>
+          <w:r>
+            <w:rPr>
+              <w:rStyle w:val="PlaceholderText"/>
+            </w:rPr>
+            <w:t>Click or tap here to enter text.</w:t>
+          </w:r>
+        </w:p>
+      </w:docPartBody>
+    </w:docPart>
+    <w:docPart>
+      <w:docPartPr>
+        <w:name w:val="1AECF8C3E3BC418380ADB33EBAF992F8"/>
+        <w:category>
+          <w:name w:val="General"/>
+          <w:gallery w:val="placeholder"/>
+        </w:category>
+        <w:types>
+          <w:type w:val="bbPlcHdr"/>
+        </w:types>
+        <w:behaviors>
+          <w:behavior w:val="content"/>
+        </w:behaviors>
+        <w:guid w:val="{E8213D03-BB78-4407-AD6D-8A9E0BDC11E0}"/>
+      </w:docPartPr>
+      <w:docPartBody>
+        <w:p>
+          <w:pPr>
+            <w:pStyle w:val="1AECF8C3E3BC418380ADB33EBAF992F8"/>
+          </w:pPr>
+          <w:r>
+            <w:rPr>
+              <w:rStyle w:val="PlaceholderText"/>
+            </w:rPr>
+            <w:t>Click or tap here to enter text.</w:t>
+          </w:r>
+        </w:p>
+      </w:docPartBody>
+    </w:docPart>
+    <w:docPart>
+      <w:docPartPr>
+        <w:name w:val="5F72D12F2F2A4E6E97D2D764A3BA5841"/>
+        <w:category>
+          <w:name w:val="General"/>
+          <w:gallery w:val="placeholder"/>
+        </w:category>
+        <w:types>
+          <w:type w:val="bbPlcHdr"/>
+        </w:types>
+        <w:behaviors>
+          <w:behavior w:val="content"/>
+        </w:behaviors>
+        <w:guid w:val="{4F0DDD9D-C360-4013-B168-7FC2AD56FB83}"/>
+      </w:docPartPr>
+      <w:docPartBody>
+        <w:p>
+          <w:pPr>
+            <w:pStyle w:val="5F72D12F2F2A4E6E97D2D764A3BA5841"/>
+          </w:pPr>
+          <w:r>
+            <w:rPr>
+              <w:rStyle w:val="PlaceholderText"/>
+            </w:rPr>
+            <w:t>Click or tap here to enter text.</w:t>
+          </w:r>
+        </w:p>
+      </w:docPartBody>
+    </w:docPart>
+    <w:docPart>
+      <w:docPartPr>
+        <w:name w:val="A31471453A104BFEBC9DD0507C42159B"/>
+        <w:category>
+          <w:name w:val="General"/>
+          <w:gallery w:val="placeholder"/>
+        </w:category>
+        <w:types>
+          <w:type w:val="bbPlcHdr"/>
+        </w:types>
+        <w:behaviors>
+          <w:behavior w:val="content"/>
+        </w:behaviors>
+        <w:guid w:val="{A60FECF9-B32A-4B1E-B5A1-F084ACDD2264}"/>
+      </w:docPartPr>
+      <w:docPartBody>
+        <w:p>
+          <w:pPr>
+            <w:pStyle w:val="A31471453A104BFEBC9DD0507C42159B"/>
+          </w:pPr>
+          <w:r>
+            <w:rPr>
+              <w:rStyle w:val="PlaceholderText"/>
+            </w:rPr>
+            <w:t>Click or tap here to enter text.</w:t>
+          </w:r>
+        </w:p>
+      </w:docPartBody>
+    </w:docPart>
+    <w:docPart>
+      <w:docPartPr>
+        <w:name w:val="FB16A6A3EEBD40618CC5C93DD46B3E19"/>
+        <w:category>
+          <w:name w:val="General"/>
+          <w:gallery w:val="placeholder"/>
+        </w:category>
+        <w:types>
+          <w:type w:val="bbPlcHdr"/>
+        </w:types>
+        <w:behaviors>
+          <w:behavior w:val="content"/>
+        </w:behaviors>
+        <w:guid w:val="{C738E227-FB1E-4B7F-8FC2-D91AB4510D61}"/>
+      </w:docPartPr>
+      <w:docPartBody>
+        <w:p>
+          <w:pPr>
+            <w:pStyle w:val="FB16A6A3EEBD40618CC5C93DD46B3E19"/>
+          </w:pPr>
+          <w:r>
+            <w:rPr>
+              <w:rStyle w:val="PlaceholderText"/>
+            </w:rPr>
+            <w:t>Click or tap here to enter text.</w:t>
+          </w:r>
+        </w:p>
+      </w:docPartBody>
+    </w:docPart>
+    <w:docPart>
+      <w:docPartPr>
+        <w:name w:val="880BDC2DF06A479588D4F85A07A775E6"/>
+        <w:category>
+          <w:name w:val="General"/>
+          <w:gallery w:val="placeholder"/>
+        </w:category>
+        <w:types>
+          <w:type w:val="bbPlcHdr"/>
+        </w:types>
+        <w:behaviors>
+          <w:behavior w:val="content"/>
+        </w:behaviors>
+        <w:guid w:val="{CB516448-B975-4F9D-951D-83A73D221EC1}"/>
+      </w:docPartPr>
+      <w:docPartBody>
+        <w:p>
+          <w:pPr>
+            <w:pStyle w:val="880BDC2DF06A479588D4F85A07A775E6"/>
+          </w:pPr>
+          <w:r>
+            <w:rPr>
+              <w:rStyle w:val="PlaceholderText"/>
+            </w:rPr>
+            <w:t>Click or tap here to enter text.</w:t>
+          </w:r>
+        </w:p>
+      </w:docPartBody>
+    </w:docPart>
+    <w:docPart>
+      <w:docPartPr>
+        <w:name w:val="09358C67814A420281C5287E86E422CE"/>
+        <w:category>
+          <w:name w:val="General"/>
+          <w:gallery w:val="placeholder"/>
+        </w:category>
+        <w:types>
+          <w:type w:val="bbPlcHdr"/>
+        </w:types>
+        <w:behaviors>
+          <w:behavior w:val="content"/>
+        </w:behaviors>
+        <w:guid w:val="{5D2265F3-B94A-4589-933B-B090496EB233}"/>
+      </w:docPartPr>
+      <w:docPartBody>
+        <w:p>
+          <w:pPr>
+            <w:pStyle w:val="09358C67814A420281C5287E86E422CE"/>
+          </w:pPr>
+          <w:r>
+            <w:rPr>
+              <w:rStyle w:val="PlaceholderText"/>
+            </w:rPr>
+            <w:t>Click or tap here to enter text.</w:t>
+          </w:r>
+        </w:p>
+      </w:docPartBody>
+    </w:docPart>
+    <w:docPart>
+      <w:docPartPr>
+        <w:name w:val="1C0FA0D5C54B4B05B526338F5AD5B0FF"/>
+        <w:category>
+          <w:name w:val="General"/>
+          <w:gallery w:val="placeholder"/>
+        </w:category>
+        <w:types>
+          <w:type w:val="bbPlcHdr"/>
+        </w:types>
+        <w:behaviors>
+          <w:behavior w:val="content"/>
+        </w:behaviors>
+        <w:guid w:val="{6E145030-B220-405A-8665-8CBEB471CEBC}"/>
+      </w:docPartPr>
+      <w:docPartBody>
+        <w:p>
+          <w:pPr>
+            <w:pStyle w:val="1C0FA0D5C54B4B05B526338F5AD5B0FF"/>
+          </w:pPr>
+          <w:r>
+            <w:rPr>
+              <w:rStyle w:val="PlaceholderText"/>
+            </w:rPr>
+            <w:t>Click or tap here to enter text.</w:t>
+          </w:r>
+        </w:p>
+      </w:docPartBody>
+    </w:docPart>
+    <w:docPart>
+      <w:docPartPr>
+        <w:name w:val="6349F80658254B2ABB903565DEBBA7B9"/>
+        <w:category>
+          <w:name w:val="General"/>
+          <w:gallery w:val="placeholder"/>
+        </w:category>
+        <w:types>
+          <w:type w:val="bbPlcHdr"/>
+        </w:types>
+        <w:behaviors>
+          <w:behavior w:val="content"/>
+        </w:behaviors>
+        <w:guid w:val="{AC38F3A7-803B-4607-94E3-FF01AE95ACED}"/>
+      </w:docPartPr>
+      <w:docPartBody>
+        <w:p>
+          <w:pPr>
+            <w:pStyle w:val="6349F80658254B2ABB903565DEBBA7B9"/>
+          </w:pPr>
+          <w:r>
+            <w:rPr>
+              <w:rStyle w:val="PlaceholderText"/>
+            </w:rPr>
+            <w:t>Click or tap here to enter text.</w:t>
+          </w:r>
+        </w:p>
+      </w:docPartBody>
+    </w:docPart>
+    <w:docPart>
+      <w:docPartPr>
+        <w:name w:val="68C8BE1DA78E4FEB8D06D8A2047155B2"/>
+        <w:category>
+          <w:name w:val="General"/>
+          <w:gallery w:val="placeholder"/>
+        </w:category>
+        <w:types>
+          <w:type w:val="bbPlcHdr"/>
+        </w:types>
+        <w:behaviors>
+          <w:behavior w:val="content"/>
+        </w:behaviors>
+        <w:guid w:val="{81E3FD47-043E-41C8-87AB-A9A46B40C30B}"/>
+      </w:docPartPr>
+      <w:docPartBody>
+        <w:p>
+          <w:pPr>
+            <w:pStyle w:val="68C8BE1DA78E4FEB8D06D8A2047155B2"/>
+          </w:pPr>
+          <w:r>
+            <w:rPr>
+              <w:rStyle w:val="PlaceholderText"/>
+            </w:rPr>
+            <w:t>Click or tap here to enter text.</w:t>
+          </w:r>
+        </w:p>
+      </w:docPartBody>
+    </w:docPart>
+    <w:docPart>
+      <w:docPartPr>
+        <w:name w:val="46D39DB2E96C4E19A46EACC73C91848B"/>
+        <w:category>
+          <w:name w:val="General"/>
+          <w:gallery w:val="placeholder"/>
+        </w:category>
+        <w:types>
+          <w:type w:val="bbPlcHdr"/>
+        </w:types>
+        <w:behaviors>
+          <w:behavior w:val="content"/>
+        </w:behaviors>
+        <w:guid w:val="{06DF626B-73D1-48A7-833F-E686F39E4E0D}"/>
+      </w:docPartPr>
+      <w:docPartBody>
+        <w:p>
+          <w:pPr>
+            <w:pStyle w:val="46D39DB2E96C4E19A46EACC73C91848B"/>
+          </w:pPr>
+          <w:r>
+            <w:rPr>
+              <w:rStyle w:val="PlaceholderText"/>
+            </w:rPr>
+            <w:t>Click or tap here to enter text.</w:t>
+          </w:r>
+        </w:p>
+      </w:docPartBody>
+    </w:docPart>
+    <w:docPart>
+      <w:docPartPr>
+        <w:name w:val="F9CD4FB2BC6B496DB0C8E66E0A06827F"/>
+        <w:category>
+          <w:name w:val="General"/>
+          <w:gallery w:val="placeholder"/>
+        </w:category>
+        <w:types>
+          <w:type w:val="bbPlcHdr"/>
+        </w:types>
+        <w:behaviors>
+          <w:behavior w:val="content"/>
+        </w:behaviors>
+        <w:guid w:val="{49CEAC8F-E06D-446B-BE0F-062718B050F2}"/>
+      </w:docPartPr>
+      <w:docPartBody>
+        <w:p>
+          <w:pPr>
+            <w:pStyle w:val="F9CD4FB2BC6B496DB0C8E66E0A06827F"/>
+          </w:pPr>
+          <w:r>
+            <w:rPr>
+              <w:rStyle w:val="PlaceholderText"/>
+            </w:rPr>
+            <w:t>Click or tap here to enter text.</w:t>
+          </w:r>
+        </w:p>
+      </w:docPartBody>
+    </w:docPart>
+    <w:docPart>
+      <w:docPartPr>
+        <w:name w:val="1C52A38CEA8A4D038595F3A2391BA216"/>
+        <w:category>
+          <w:name w:val="General"/>
+          <w:gallery w:val="placeholder"/>
+        </w:category>
+        <w:types>
+          <w:type w:val="bbPlcHdr"/>
+        </w:types>
+        <w:behaviors>
+          <w:behavior w:val="content"/>
+        </w:behaviors>
+        <w:guid w:val="{08FA08B6-AB18-41E3-95F1-59DA27A75869}"/>
+      </w:docPartPr>
+      <w:docPartBody>
+        <w:p>
+          <w:pPr>
+            <w:pStyle w:val="1C52A38CEA8A4D038595F3A2391BA216"/>
           </w:pPr>
           <w:r>
             <w:rPr>
@@ -5029,6 +4606,7 @@
 <w:settings xmlns:mc="http://schemas.openxmlformats.org/markup-compatibility/2006" xmlns:o="urn:schemas-microsoft-com:office:office" xmlns:r="http://schemas.openxmlformats.org/officeDocument/2006/relationships" xmlns:m="http://schemas.openxmlformats.org/officeDocument/2006/math" xmlns:v="urn:schemas-microsoft-com:vml" xmlns:w10="urn:schemas-microsoft-com:office:word" xmlns:w="http://schemas.openxmlformats.org/wordprocessingml/2006/main" xmlns:w14="http://schemas.microsoft.com/office/word/2010/wordml" xmlns:w15="http://schemas.microsoft.com/office/word/2012/wordml" xmlns:w16cex="http://schemas.microsoft.com/office/word/2018/wordml/cex" xmlns:w16cid="http://schemas.microsoft.com/office/word/2016/wordml/cid" xmlns:w16="http://schemas.microsoft.com/office/word/2018/wordml" xmlns:w16du="http://schemas.microsoft.com/office/word/2023/wordml/word16du" xmlns:w16sdtdh="http://schemas.microsoft.com/office/word/2020/wordml/sdtdatahash" xmlns:w16sdtfl="http://schemas.microsoft.com/office/word/2024/wordml/sdtformatlock" xmlns:w16se="http://schemas.microsoft.com/office/word/2015/wordml/symex" xmlns:sl="http://schemas.openxmlformats.org/schemaLibrary/2006/main" mc:Ignorable="w14 w15 w16se w16cid w16 w16cex w16sdtdh w16sdtfl w16du">
   <w:view w:val="normal"/>
   <w:defaultTabStop w:val="720"/>
+  <w:hyphenationZone w:val="425"/>
   <w:characterSpacingControl w:val="doNotCompress"/>
   <w:compat>
     <w:useFELayout/>
@@ -5042,15 +4620,18 @@
   <w:rsids>
     <w:rsidRoot w:val="006B1F0E"/>
     <w:rsid w:val="001C3543"/>
+    <w:rsid w:val="003119A5"/>
     <w:rsid w:val="00380644"/>
     <w:rsid w:val="004D3004"/>
     <w:rsid w:val="004E069F"/>
+    <w:rsid w:val="006203BB"/>
     <w:rsid w:val="006B1F0E"/>
     <w:rsid w:val="00802AAB"/>
     <w:rsid w:val="008F75F7"/>
     <w:rsid w:val="009B4B5A"/>
     <w:rsid w:val="009C0972"/>
     <w:rsid w:val="00B055DD"/>
+    <w:rsid w:val="00BE1D8C"/>
     <w:rsid w:val="00FA2CF9"/>
   </w:rsids>
   <m:mathPr>
@@ -5507,7 +5088,7 @@
     <w:basedOn w:val="DefaultParagraphFont"/>
     <w:uiPriority w:val="99"/>
     <w:semiHidden/>
-    <w:rsid w:val="006B1F0E"/>
+    <w:rsid w:val="00BE1D8C"/>
     <w:rPr>
       <w:color w:val="666666"/>
     </w:rPr>
@@ -5759,6 +5340,377 @@
   <w:style w:type="paragraph" w:customStyle="1" w:styleId="694FE79F6BF445F1A7D1E44F89A49422">
     <w:name w:val="694FE79F6BF445F1A7D1E44F89A49422"/>
     <w:rsid w:val="006B1F0E"/>
+  </w:style>
+  <w:style w:type="paragraph" w:customStyle="1" w:styleId="A2BADC22C4744F7180BCE922B286F5AE">
+    <w:name w:val="A2BADC22C4744F7180BCE922B286F5AE"/>
+    <w:rsid w:val="00BE1D8C"/>
+    <w:rPr>
+      <w:lang w:val="da-DK" w:eastAsia="da-DK"/>
+    </w:rPr>
+  </w:style>
+  <w:style w:type="paragraph" w:customStyle="1" w:styleId="C07A602B774E405AAAC6056CC0E68AE5">
+    <w:name w:val="C07A602B774E405AAAC6056CC0E68AE5"/>
+    <w:rsid w:val="00BE1D8C"/>
+    <w:rPr>
+      <w:lang w:val="da-DK" w:eastAsia="da-DK"/>
+    </w:rPr>
+  </w:style>
+  <w:style w:type="paragraph" w:customStyle="1" w:styleId="40F75E344A8443218565537F580F6CF7">
+    <w:name w:val="40F75E344A8443218565537F580F6CF7"/>
+    <w:rsid w:val="00BE1D8C"/>
+    <w:rPr>
+      <w:lang w:val="da-DK" w:eastAsia="da-DK"/>
+    </w:rPr>
+  </w:style>
+  <w:style w:type="paragraph" w:customStyle="1" w:styleId="CC7CACA2C263483190575D103285C26E">
+    <w:name w:val="CC7CACA2C263483190575D103285C26E"/>
+    <w:rsid w:val="00BE1D8C"/>
+    <w:rPr>
+      <w:lang w:val="da-DK" w:eastAsia="da-DK"/>
+    </w:rPr>
+  </w:style>
+  <w:style w:type="paragraph" w:customStyle="1" w:styleId="B5B06A9AF66E4956A8EA3B52AA8D8CE4">
+    <w:name w:val="B5B06A9AF66E4956A8EA3B52AA8D8CE4"/>
+    <w:rsid w:val="00BE1D8C"/>
+    <w:rPr>
+      <w:lang w:val="da-DK" w:eastAsia="da-DK"/>
+    </w:rPr>
+  </w:style>
+  <w:style w:type="paragraph" w:customStyle="1" w:styleId="D45690C703154AFC98CB75939B82BD87">
+    <w:name w:val="D45690C703154AFC98CB75939B82BD87"/>
+    <w:rsid w:val="00BE1D8C"/>
+    <w:rPr>
+      <w:lang w:val="da-DK" w:eastAsia="da-DK"/>
+    </w:rPr>
+  </w:style>
+  <w:style w:type="paragraph" w:customStyle="1" w:styleId="928CE642BD9D4EC19CF96134C4203129">
+    <w:name w:val="928CE642BD9D4EC19CF96134C4203129"/>
+    <w:rsid w:val="00BE1D8C"/>
+    <w:rPr>
+      <w:lang w:val="da-DK" w:eastAsia="da-DK"/>
+    </w:rPr>
+  </w:style>
+  <w:style w:type="paragraph" w:customStyle="1" w:styleId="104C84C9C2F34E67947AEFB25623C72C">
+    <w:name w:val="104C84C9C2F34E67947AEFB25623C72C"/>
+    <w:rsid w:val="00BE1D8C"/>
+    <w:rPr>
+      <w:lang w:val="da-DK" w:eastAsia="da-DK"/>
+    </w:rPr>
+  </w:style>
+  <w:style w:type="paragraph" w:customStyle="1" w:styleId="7B85B920255247059E77D2D299115AF1">
+    <w:name w:val="7B85B920255247059E77D2D299115AF1"/>
+    <w:rsid w:val="00BE1D8C"/>
+    <w:rPr>
+      <w:lang w:val="da-DK" w:eastAsia="da-DK"/>
+    </w:rPr>
+  </w:style>
+  <w:style w:type="paragraph" w:customStyle="1" w:styleId="B51598EA967F466DB9F0594589555636">
+    <w:name w:val="B51598EA967F466DB9F0594589555636"/>
+    <w:rsid w:val="00BE1D8C"/>
+    <w:rPr>
+      <w:lang w:val="da-DK" w:eastAsia="da-DK"/>
+    </w:rPr>
+  </w:style>
+  <w:style w:type="paragraph" w:customStyle="1" w:styleId="2022F0FADAAA4EFC8C701D3A28017D4D">
+    <w:name w:val="2022F0FADAAA4EFC8C701D3A28017D4D"/>
+    <w:rsid w:val="00BE1D8C"/>
+    <w:rPr>
+      <w:lang w:val="da-DK" w:eastAsia="da-DK"/>
+    </w:rPr>
+  </w:style>
+  <w:style w:type="paragraph" w:customStyle="1" w:styleId="758F72503F8A4B8081B43E9288914E61">
+    <w:name w:val="758F72503F8A4B8081B43E9288914E61"/>
+    <w:rsid w:val="00BE1D8C"/>
+    <w:rPr>
+      <w:lang w:val="da-DK" w:eastAsia="da-DK"/>
+    </w:rPr>
+  </w:style>
+  <w:style w:type="paragraph" w:customStyle="1" w:styleId="CC77F2A8F20E42F0B7700017C257F550">
+    <w:name w:val="CC77F2A8F20E42F0B7700017C257F550"/>
+    <w:rsid w:val="00BE1D8C"/>
+    <w:rPr>
+      <w:lang w:val="da-DK" w:eastAsia="da-DK"/>
+    </w:rPr>
+  </w:style>
+  <w:style w:type="paragraph" w:customStyle="1" w:styleId="FC5DAE2766014DECA6530795B0F0B325">
+    <w:name w:val="FC5DAE2766014DECA6530795B0F0B325"/>
+    <w:rsid w:val="00BE1D8C"/>
+    <w:rPr>
+      <w:lang w:val="da-DK" w:eastAsia="da-DK"/>
+    </w:rPr>
+  </w:style>
+  <w:style w:type="paragraph" w:customStyle="1" w:styleId="841126F8115F4281811B326457D690DA">
+    <w:name w:val="841126F8115F4281811B326457D690DA"/>
+    <w:rsid w:val="00BE1D8C"/>
+    <w:rPr>
+      <w:lang w:val="da-DK" w:eastAsia="da-DK"/>
+    </w:rPr>
+  </w:style>
+  <w:style w:type="paragraph" w:customStyle="1" w:styleId="44C4C4FD7C0946F7BC5B4F01BF2B4443">
+    <w:name w:val="44C4C4FD7C0946F7BC5B4F01BF2B4443"/>
+    <w:rsid w:val="00BE1D8C"/>
+    <w:rPr>
+      <w:lang w:val="da-DK" w:eastAsia="da-DK"/>
+    </w:rPr>
+  </w:style>
+  <w:style w:type="paragraph" w:customStyle="1" w:styleId="245C0F254E124CA6843EE659E678057A">
+    <w:name w:val="245C0F254E124CA6843EE659E678057A"/>
+    <w:rsid w:val="00BE1D8C"/>
+    <w:rPr>
+      <w:lang w:val="da-DK" w:eastAsia="da-DK"/>
+    </w:rPr>
+  </w:style>
+  <w:style w:type="paragraph" w:customStyle="1" w:styleId="30FDA1BECB31461EB784A43446691470">
+    <w:name w:val="30FDA1BECB31461EB784A43446691470"/>
+    <w:rsid w:val="00BE1D8C"/>
+    <w:rPr>
+      <w:lang w:val="da-DK" w:eastAsia="da-DK"/>
+    </w:rPr>
+  </w:style>
+  <w:style w:type="paragraph" w:customStyle="1" w:styleId="6B23AFD6829B4D00809D5A773B0AD520">
+    <w:name w:val="6B23AFD6829B4D00809D5A773B0AD520"/>
+    <w:rsid w:val="00BE1D8C"/>
+    <w:rPr>
+      <w:lang w:val="da-DK" w:eastAsia="da-DK"/>
+    </w:rPr>
+  </w:style>
+  <w:style w:type="paragraph" w:customStyle="1" w:styleId="C6C61D256ADB42D9BE9A49A2255C271B">
+    <w:name w:val="C6C61D256ADB42D9BE9A49A2255C271B"/>
+    <w:rsid w:val="00BE1D8C"/>
+    <w:rPr>
+      <w:lang w:val="da-DK" w:eastAsia="da-DK"/>
+    </w:rPr>
+  </w:style>
+  <w:style w:type="paragraph" w:customStyle="1" w:styleId="D7A0F9AD70C84D68AD4C29E827DCD270">
+    <w:name w:val="D7A0F9AD70C84D68AD4C29E827DCD270"/>
+    <w:rsid w:val="00BE1D8C"/>
+    <w:rPr>
+      <w:lang w:val="da-DK" w:eastAsia="da-DK"/>
+    </w:rPr>
+  </w:style>
+  <w:style w:type="paragraph" w:customStyle="1" w:styleId="0697417532FD4F8C9396B50DBD3F265D">
+    <w:name w:val="0697417532FD4F8C9396B50DBD3F265D"/>
+    <w:rsid w:val="00BE1D8C"/>
+    <w:rPr>
+      <w:lang w:val="da-DK" w:eastAsia="da-DK"/>
+    </w:rPr>
+  </w:style>
+  <w:style w:type="paragraph" w:customStyle="1" w:styleId="490D9A5D1E0B4EC5B1179D257D6E0BE0">
+    <w:name w:val="490D9A5D1E0B4EC5B1179D257D6E0BE0"/>
+    <w:rsid w:val="00BE1D8C"/>
+    <w:rPr>
+      <w:lang w:val="da-DK" w:eastAsia="da-DK"/>
+    </w:rPr>
+  </w:style>
+  <w:style w:type="paragraph" w:customStyle="1" w:styleId="5702176F9FA241CB88B0699632758DE4">
+    <w:name w:val="5702176F9FA241CB88B0699632758DE4"/>
+    <w:rsid w:val="00BE1D8C"/>
+    <w:rPr>
+      <w:lang w:val="da-DK" w:eastAsia="da-DK"/>
+    </w:rPr>
+  </w:style>
+  <w:style w:type="paragraph" w:customStyle="1" w:styleId="F8DF9504CB4043B29D816822E390B909">
+    <w:name w:val="F8DF9504CB4043B29D816822E390B909"/>
+    <w:rsid w:val="00BE1D8C"/>
+    <w:rPr>
+      <w:lang w:val="da-DK" w:eastAsia="da-DK"/>
+    </w:rPr>
+  </w:style>
+  <w:style w:type="paragraph" w:customStyle="1" w:styleId="E419ED96C9524913B6856958FDF413A7">
+    <w:name w:val="E419ED96C9524913B6856958FDF413A7"/>
+    <w:rsid w:val="00BE1D8C"/>
+    <w:rPr>
+      <w:lang w:val="da-DK" w:eastAsia="da-DK"/>
+    </w:rPr>
+  </w:style>
+  <w:style w:type="paragraph" w:customStyle="1" w:styleId="BCA02B49D3BC419881E2994DE128BA71">
+    <w:name w:val="BCA02B49D3BC419881E2994DE128BA71"/>
+    <w:rsid w:val="00BE1D8C"/>
+    <w:rPr>
+      <w:lang w:val="da-DK" w:eastAsia="da-DK"/>
+    </w:rPr>
+  </w:style>
+  <w:style w:type="paragraph" w:customStyle="1" w:styleId="C26FB70AF3F34D8FB15F9C7E9582C1BE">
+    <w:name w:val="C26FB70AF3F34D8FB15F9C7E9582C1BE"/>
+    <w:rsid w:val="00BE1D8C"/>
+    <w:rPr>
+      <w:lang w:val="da-DK" w:eastAsia="da-DK"/>
+    </w:rPr>
+  </w:style>
+  <w:style w:type="paragraph" w:customStyle="1" w:styleId="4048CC94EC644EEBB372C0F64CF4CEE7">
+    <w:name w:val="4048CC94EC644EEBB372C0F64CF4CEE7"/>
+    <w:rsid w:val="00BE1D8C"/>
+    <w:rPr>
+      <w:lang w:val="da-DK" w:eastAsia="da-DK"/>
+    </w:rPr>
+  </w:style>
+  <w:style w:type="paragraph" w:customStyle="1" w:styleId="B0D270315F5A4E4A9A06FD73AF7C993E">
+    <w:name w:val="B0D270315F5A4E4A9A06FD73AF7C993E"/>
+    <w:rsid w:val="00BE1D8C"/>
+    <w:rPr>
+      <w:lang w:val="da-DK" w:eastAsia="da-DK"/>
+    </w:rPr>
+  </w:style>
+  <w:style w:type="paragraph" w:customStyle="1" w:styleId="C98677DCC9F942B29F6A8029F9911D33">
+    <w:name w:val="C98677DCC9F942B29F6A8029F9911D33"/>
+    <w:rsid w:val="00BE1D8C"/>
+    <w:rPr>
+      <w:lang w:val="da-DK" w:eastAsia="da-DK"/>
+    </w:rPr>
+  </w:style>
+  <w:style w:type="paragraph" w:customStyle="1" w:styleId="1AECF8C3E3BC418380ADB33EBAF992F8">
+    <w:name w:val="1AECF8C3E3BC418380ADB33EBAF992F8"/>
+    <w:rsid w:val="00BE1D8C"/>
+    <w:rPr>
+      <w:lang w:val="da-DK" w:eastAsia="da-DK"/>
+    </w:rPr>
+  </w:style>
+  <w:style w:type="paragraph" w:customStyle="1" w:styleId="5F72D12F2F2A4E6E97D2D764A3BA5841">
+    <w:name w:val="5F72D12F2F2A4E6E97D2D764A3BA5841"/>
+    <w:rsid w:val="00BE1D8C"/>
+    <w:rPr>
+      <w:lang w:val="da-DK" w:eastAsia="da-DK"/>
+    </w:rPr>
+  </w:style>
+  <w:style w:type="paragraph" w:customStyle="1" w:styleId="C40748F13F37486EAC3DF26156962CB1">
+    <w:name w:val="C40748F13F37486EAC3DF26156962CB1"/>
+    <w:rsid w:val="00BE1D8C"/>
+    <w:rPr>
+      <w:lang w:val="da-DK" w:eastAsia="da-DK"/>
+    </w:rPr>
+  </w:style>
+  <w:style w:type="paragraph" w:customStyle="1" w:styleId="DC185FB68C734B82BB11E882D329AC41">
+    <w:name w:val="DC185FB68C734B82BB11E882D329AC41"/>
+    <w:rsid w:val="00BE1D8C"/>
+    <w:rPr>
+      <w:lang w:val="da-DK" w:eastAsia="da-DK"/>
+    </w:rPr>
+  </w:style>
+  <w:style w:type="paragraph" w:customStyle="1" w:styleId="51D2597D4FCF40D496B01E1CA3188A4F">
+    <w:name w:val="51D2597D4FCF40D496B01E1CA3188A4F"/>
+    <w:rsid w:val="00BE1D8C"/>
+    <w:rPr>
+      <w:lang w:val="da-DK" w:eastAsia="da-DK"/>
+    </w:rPr>
+  </w:style>
+  <w:style w:type="paragraph" w:customStyle="1" w:styleId="1CBAE46F09EA41CCBB11FEC8C2C2321C">
+    <w:name w:val="1CBAE46F09EA41CCBB11FEC8C2C2321C"/>
+    <w:rsid w:val="00BE1D8C"/>
+    <w:rPr>
+      <w:lang w:val="da-DK" w:eastAsia="da-DK"/>
+    </w:rPr>
+  </w:style>
+  <w:style w:type="paragraph" w:customStyle="1" w:styleId="A31471453A104BFEBC9DD0507C42159B">
+    <w:name w:val="A31471453A104BFEBC9DD0507C42159B"/>
+    <w:rsid w:val="00BE1D8C"/>
+    <w:rPr>
+      <w:lang w:val="da-DK" w:eastAsia="da-DK"/>
+    </w:rPr>
+  </w:style>
+  <w:style w:type="paragraph" w:customStyle="1" w:styleId="FB16A6A3EEBD40618CC5C93DD46B3E19">
+    <w:name w:val="FB16A6A3EEBD40618CC5C93DD46B3E19"/>
+    <w:rsid w:val="00BE1D8C"/>
+    <w:rPr>
+      <w:lang w:val="da-DK" w:eastAsia="da-DK"/>
+    </w:rPr>
+  </w:style>
+  <w:style w:type="paragraph" w:customStyle="1" w:styleId="880BDC2DF06A479588D4F85A07A775E6">
+    <w:name w:val="880BDC2DF06A479588D4F85A07A775E6"/>
+    <w:rsid w:val="00BE1D8C"/>
+    <w:rPr>
+      <w:lang w:val="da-DK" w:eastAsia="da-DK"/>
+    </w:rPr>
+  </w:style>
+  <w:style w:type="paragraph" w:customStyle="1" w:styleId="09358C67814A420281C5287E86E422CE">
+    <w:name w:val="09358C67814A420281C5287E86E422CE"/>
+    <w:rsid w:val="00BE1D8C"/>
+    <w:rPr>
+      <w:lang w:val="da-DK" w:eastAsia="da-DK"/>
+    </w:rPr>
+  </w:style>
+  <w:style w:type="paragraph" w:customStyle="1" w:styleId="E34E599B69654940A63FD657E90133A1">
+    <w:name w:val="E34E599B69654940A63FD657E90133A1"/>
+    <w:rsid w:val="00BE1D8C"/>
+    <w:rPr>
+      <w:lang w:val="da-DK" w:eastAsia="da-DK"/>
+    </w:rPr>
+  </w:style>
+  <w:style w:type="paragraph" w:customStyle="1" w:styleId="4F47069DE8664376AAB61310AFAAD3E8">
+    <w:name w:val="4F47069DE8664376AAB61310AFAAD3E8"/>
+    <w:rsid w:val="00BE1D8C"/>
+    <w:rPr>
+      <w:lang w:val="da-DK" w:eastAsia="da-DK"/>
+    </w:rPr>
+  </w:style>
+  <w:style w:type="paragraph" w:customStyle="1" w:styleId="9CBAEF0BB91C45A5A9696575A4805FFF">
+    <w:name w:val="9CBAEF0BB91C45A5A9696575A4805FFF"/>
+    <w:rsid w:val="00BE1D8C"/>
+    <w:rPr>
+      <w:lang w:val="da-DK" w:eastAsia="da-DK"/>
+    </w:rPr>
+  </w:style>
+  <w:style w:type="paragraph" w:customStyle="1" w:styleId="1628CCEAF13543128A3360860D3B2DAB">
+    <w:name w:val="1628CCEAF13543128A3360860D3B2DAB"/>
+    <w:rsid w:val="00BE1D8C"/>
+    <w:rPr>
+      <w:lang w:val="da-DK" w:eastAsia="da-DK"/>
+    </w:rPr>
+  </w:style>
+  <w:style w:type="paragraph" w:customStyle="1" w:styleId="03002CDAC8B74C1289CA6D9C698F0DC1">
+    <w:name w:val="03002CDAC8B74C1289CA6D9C698F0DC1"/>
+    <w:rsid w:val="00BE1D8C"/>
+    <w:rPr>
+      <w:lang w:val="da-DK" w:eastAsia="da-DK"/>
+    </w:rPr>
+  </w:style>
+  <w:style w:type="paragraph" w:customStyle="1" w:styleId="FE0B2E8F8B6B43A2840AA429A64B417D">
+    <w:name w:val="FE0B2E8F8B6B43A2840AA429A64B417D"/>
+    <w:rsid w:val="00BE1D8C"/>
+    <w:rPr>
+      <w:lang w:val="da-DK" w:eastAsia="da-DK"/>
+    </w:rPr>
+  </w:style>
+  <w:style w:type="paragraph" w:customStyle="1" w:styleId="1C0FA0D5C54B4B05B526338F5AD5B0FF">
+    <w:name w:val="1C0FA0D5C54B4B05B526338F5AD5B0FF"/>
+    <w:rsid w:val="00BE1D8C"/>
+    <w:rPr>
+      <w:lang w:val="da-DK" w:eastAsia="da-DK"/>
+    </w:rPr>
+  </w:style>
+  <w:style w:type="paragraph" w:customStyle="1" w:styleId="6349F80658254B2ABB903565DEBBA7B9">
+    <w:name w:val="6349F80658254B2ABB903565DEBBA7B9"/>
+    <w:rsid w:val="00BE1D8C"/>
+    <w:rPr>
+      <w:lang w:val="da-DK" w:eastAsia="da-DK"/>
+    </w:rPr>
+  </w:style>
+  <w:style w:type="paragraph" w:customStyle="1" w:styleId="68C8BE1DA78E4FEB8D06D8A2047155B2">
+    <w:name w:val="68C8BE1DA78E4FEB8D06D8A2047155B2"/>
+    <w:rsid w:val="00BE1D8C"/>
+    <w:rPr>
+      <w:lang w:val="da-DK" w:eastAsia="da-DK"/>
+    </w:rPr>
+  </w:style>
+  <w:style w:type="paragraph" w:customStyle="1" w:styleId="46D39DB2E96C4E19A46EACC73C91848B">
+    <w:name w:val="46D39DB2E96C4E19A46EACC73C91848B"/>
+    <w:rsid w:val="00BE1D8C"/>
+    <w:rPr>
+      <w:lang w:val="da-DK" w:eastAsia="da-DK"/>
+    </w:rPr>
+  </w:style>
+  <w:style w:type="paragraph" w:customStyle="1" w:styleId="F9CD4FB2BC6B496DB0C8E66E0A06827F">
+    <w:name w:val="F9CD4FB2BC6B496DB0C8E66E0A06827F"/>
+    <w:rsid w:val="00BE1D8C"/>
+    <w:rPr>
+      <w:lang w:val="da-DK" w:eastAsia="da-DK"/>
+    </w:rPr>
+  </w:style>
+  <w:style w:type="paragraph" w:customStyle="1" w:styleId="1C52A38CEA8A4D038595F3A2391BA216">
+    <w:name w:val="1C52A38CEA8A4D038595F3A2391BA216"/>
+    <w:rsid w:val="00BE1D8C"/>
+    <w:rPr>
+      <w:lang w:val="da-DK" w:eastAsia="da-DK"/>
+    </w:rPr>
   </w:style>
 </w:styles>
 </file>
@@ -6090,6 +6042,9 @@
   <wetp:taskpane dockstate="right" visibility="0" width="441" row="1">
     <wetp:webextensionref xmlns:r="http://schemas.openxmlformats.org/officeDocument/2006/relationships" r:id="rId1"/>
   </wetp:taskpane>
+  <wetp:taskpane dockstate="right" visibility="0" width="350" row="0">
+    <wetp:webextensionref xmlns:r="http://schemas.openxmlformats.org/officeDocument/2006/relationships" r:id="rId2"/>
+  </wetp:taskpane>
 </wetp:taskpanes>
 </file>
 
@@ -6105,9 +6060,19 @@
 </we:webextension>
 </file>
 
-<file path=customXml/item1.xml>��< ? x m l   v e r s i o n = " 1 . 0 "   e n c o d i n g = " u t f - 1 6 " ? > - 
- < N a v W o r d R e p o r t X m l P a r t   x m l n s = " u r n : m i c r o s o f t - d y n a m i c s - n a v / r e p o r t s / S t a n d a r d _ S a l e s _ C r e d i t _ M e m o / 1 3 0 7 / " > +<file path=word/webextensions/webextension2.xml><?xml version="1.0" encoding="utf-8"?>
+<we:webextension xmlns:we="http://schemas.microsoft.com/office/webextensions/webextension/2010/11" id="{15E21D7E-F33D-42CB-B1CF-F176B35FFEAF}">
+  <we:reference id="wa200007356" version="2.0.0.1" store="en-US" storeType="OMEX"/>
+  <we:alternateReferences>
+    <we:reference id="WA200007356" version="2.0.0.1" store="WA200007356" storeType="OMEX"/>
+  </we:alternateReferences>
+  <we:properties/>
+  <we:bindings/>
+  <we:snapshot xmlns:r="http://schemas.openxmlformats.org/officeDocument/2006/relationships"/>
+</we:webextension>
+</file>
+
+<file path=customXml/item1.xml>��< ? x m l   v e r s i o n = " 1 . 0 "   e n c o d i n g = " u t f - 1 6 " ? > < N a v W o r d R e p o r t X m l P a r t   x m l n s = " u r n : m i c r o s o f t - d y n a m i c s - b u s i n e s s c e n t r a l / i n t e r n a l / e x t e n d e d / r e p o r t s / S t a n d a r d _ S a l e s _ C r e d i t _ M e m o / 1 3 0 7 / " >   
      < B C R e p o r t I n f o r m a t i o n >   
@@ -6171,553 +6136,491 @@
  
          < / R e p o r t R e q u e s t >   
-         < C o m p a n y M e t a d a t a > - 
-             < C o m p a n y N a m e > C o m p a n y   N a m e < / C o m p a n y N a m e > - 
-             < C o m p a n y D i s p l a y N a m e > C o m p a n y   D i s p l a y   N a m e < / C o m p a n y D i s p l a y N a m e > - 
-             < C o m p a n y A d d r e s s L i n e s > - 
-                 < C o m p a n y A d d r e s s L i n e > C o m p a n y   A d d r e s s   L i n e   1 < / C o m p a n y A d d r e s s L i n e > - 
-                 < C o m p a n y A d d r e s s L i n e > C o m p a n y   A d d r e s s   L i n e   2 < / C o m p a n y A d d r e s s L i n e > - 
-                 < C o m p a n y A d d r e s s L i n e > C o m p a n y   A d d r e s s   L i n e   3 < / C o m p a n y A d d r e s s L i n e > - 
-                 < C o m p a n y A d d r e s s L i n e > C o m p a n y   A d d r e s s   L i n e   4 < / C o m p a n y A d d r e s s L i n e > - 
-                 < C o m p a n y A d d r e s s L i n e > C o m p a n y   A d d r e s s   L i n e   5 < / C o m p a n y A d d r e s s L i n e > - 
-                 < C o m p a n y A d d r e s s L i n e > C o m p a n y   A d d r e s s   L i n e   6 < / C o m p a n y A d d r e s s L i n e > - 
-                 < C o m p a n y A d d r e s s L i n e > C o m p a n y   A d d r e s s   L i n e   7 < / C o m p a n y A d d r e s s L i n e > - 
-                 < C o m p a n y A d d r e s s L i n e > C o m p a n y   A d d r e s s   L i n e   8 < / C o m p a n y A d d r e s s L i n e > - 
-             < / C o m p a n y A d d r e s s L i n e s > - 
-             < C o m p a n y P h o n e > C o m p a n y   P h o n e < / C o m p a n y P h o n e > - 
-             < C o m p a n y P h o n e C a p t i o n > C o m p a n y   P h o n e   C a p t i o n < / C o m p a n y P h o n e C a p t i o n > - 
-             < C o m p a n y F a x N o > C o m p a n y   F a x   N o . < / C o m p a n y F a x N o > - 
-             < C o m p a n y F a x N o C a p t i o n > C o m p a n y   F a x   N o .   C a p t i o n < / C o m p a n y F a x N o C a p t i o n > - 
-             < C o m p a n y E m a i l > C o m p a n y   E m a i l < / C o m p a n y E m a i l > - 
-             < C o m p a n y E m a i l C a p t i o n > C o m p a n y   E m a i l   C a p t i o n < / C o m p a n y E m a i l C a p t i o n > - 
-             < C o m p a n y H o m e P a g e > C o m p a n y   H o m e   P a g e < / C o m p a n y H o m e P a g e > - 
-             < C o m p a n y H o m e P a g e C a p t i o n > C o m p a n y   H o m e   P a g e   C a p t i o n < / C o m p a n y H o m e P a g e C a p t i o n > - 
-             < C o m p a n y L o g o > C o m p a n y   L o g o < / C o m p a n y L o g o > - 
-             < C o m p a n y V A T R e g i s t r a t i o n N o > C o m p a n y   V A T   R e g i s t r a t i o n   N o . < / C o m p a n y V A T R e g i s t r a t i o n N o > - 
-             < C o m p a n y V A T R e g i s t r a t i o n N o C a p t i o n > C o m p a n y   V A T   R e g i s t r a t i o n   N o .   C a p t i o n < / C o m p a n y V A T R e g i s t r a t i o n N o C a p t i o n > - 
-             < C o m p a n y R e g i s t r a t i o n N o > C o m p a n y   R e g i s t r a t i o n   N o . < / C o m p a n y R e g i s t r a t i o n N o > - 
-             < C o m p a n y R e g i s t r a t i o n N o C a p t i o n > C o m p a n y   R e g i s t r a t i o n   N o .   C a p t i o n < / C o m p a n y R e g i s t r a t i o n N o C a p t i o n > - 
-             < C o m p a n y B a n k N a m e > C o m p a n y   B a n k   N a m e < / C o m p a n y B a n k N a m e > - 
-             < C o m p a n y B a n k N a m e C a p t i o n > C o m p a n y   B a n k   N a m e   C a p t i o n < / C o m p a n y B a n k N a m e C a p t i o n > - 
-             < C o m p a n y B a n k A c c o u n t N o > C o m p a n y   B a n k   A c c o u n t   N o . < / C o m p a n y B a n k A c c o u n t N o > - 
-             < C o m p a n y B a n k A c c o u n t N o C a p t i o n > C o m p a n y   B a n k   A c c o u n t   N o .   C a p t i o n < / C o m p a n y B a n k A c c o u n t N o C a p t i o n > - 
-             < C o m p a n y B a n k B r a n c h N o > C o m p a n y   B a n k   B r a n c h   N o . < / C o m p a n y B a n k B r a n c h N o > - 
-             < C o m p a n y B a n k B r a n c h N o C a p t i o n > C o m p a n y   B a n k   B r a n c h   N o .   C a p t i o n < / C o m p a n y B a n k B r a n c h N o C a p t i o n > - 
-             < C o m p a n y I B A N > C o m p a n y   I B A N < / C o m p a n y I B A N > - 
-             < C o m p a n y I B A N C a p t i o n > C o m p a n y   I B A N   C a p t i o n < / C o m p a n y I B A N C a p t i o n > - 
-             < C o m p a n y B a n k S W I F T > C o m p a n y   B a n k   S W I F T < / C o m p a n y B a n k S W I F T > - 
-             < C o m p a n y B a n k S W I F T C a p t i o n > C o m p a n y   B a n k   S W I F T   C a p t i o n < / C o m p a n y B a n k S W I F T C a p t i o n > - 
-             < C o m p a n y G i r o N o > C o m p a n y   G i r o   N o . < / C o m p a n y G i r o N o > - 
-             < C o m p a n y G i r o N o C a p t i o n > C o m p a n y   G i r o   N o .   C a p t i o n < / C o m p a n y G i r o N o C a p t i o n > - 
-         < / C o m p a n y M e t a d a t a > - 
      < / B C R e p o r t I n f o r m a t i o n >   
-     < H e a d e r > - 
-         < A p p l i e s T o D o c u m e n t > A p p l i e s T o D o c u m e n t < / A p p l i e s T o D o c u m e n t > - 
-         < A p p l i e s T o D o c u m e n t _ L b l > A p p l i e s T o D o c u m e n t _ L b l < / A p p l i e s T o D o c u m e n t _ L b l > - 
-         < B i l l T o C o n t a c t E m a i l > B i l l T o C o n t a c t E m a i l < / B i l l T o C o n t a c t E m a i l > - 
-         < B i l l T o C o n t a c t E m a i l L b l > B i l l T o C o n t a c t E m a i l L b l < / B i l l T o C o n t a c t E m a i l L b l > - 
-         < B i l l T o C o n t a c t M o b i l e P h o n e N o > B i l l T o C o n t a c t M o b i l e P h o n e N o < / B i l l T o C o n t a c t M o b i l e P h o n e N o > - 
-         < B i l l T o C o n t a c t M o b i l e P h o n e N o L b l > B i l l T o C o n t a c t M o b i l e P h o n e N o L b l < / B i l l T o C o n t a c t M o b i l e P h o n e N o L b l > - 
-         < B i l l T o C o n t a c t P h o n e N o > B i l l T o C o n t a c t P h o n e N o < / B i l l T o C o n t a c t P h o n e N o > - 
-         < B i l l T o C o n t a c t P h o n e N o L b l > B i l l T o C o n t a c t P h o n e N o L b l < / B i l l T o C o n t a c t P h o n e N o L b l > - 
-         < B i l l t o C u s t u m e r N o > B i l l t o C u s t u m e r N o < / B i l l t o C u s t u m e r N o > - 
-         < B i l l t o C u s t u m e r N o _ L b l > B i l l t o C u s t u m e r N o _ L b l < / B i l l t o C u s t u m e r N o _ L b l > - 
-         < C o m p a n y A d d r e s s 1 > C o m p a n y A d d r e s s 1 < / C o m p a n y A d d r e s s 1 > - 
-         < C o m p a n y A d d r e s s 2 > C o m p a n y A d d r e s s 2 < / C o m p a n y A d d r e s s 2 > - 
-         < C o m p a n y A d d r e s s 3 > C o m p a n y A d d r e s s 3 < / C o m p a n y A d d r e s s 3 > - 
-         < C o m p a n y A d d r e s s 4 > C o m p a n y A d d r e s s 4 < / C o m p a n y A d d r e s s 4 > - 
-         < C o m p a n y A d d r e s s 5 > C o m p a n y A d d r e s s 5 < / C o m p a n y A d d r e s s 5 > - 
-         < C o m p a n y A d d r e s s 6 > C o m p a n y A d d r e s s 6 < / C o m p a n y A d d r e s s 6 > - 
-         < C o m p a n y A d d r e s s 7 > C o m p a n y A d d r e s s 7 < / C o m p a n y A d d r e s s 7 > - 
-         < C o m p a n y A d d r e s s 8 > C o m p a n y A d d r e s s 8 < / C o m p a n y A d d r e s s 8 > - 
-         < C o m p a n y B a n k A c c o u n t N o > C o m p a n y B a n k A c c o u n t N o < / C o m p a n y B a n k A c c o u n t N o > - 
-         < C o m p a n y B a n k A c c o u n t N o _ L b l > C o m p a n y B a n k A c c o u n t N o _ L b l < / C o m p a n y B a n k A c c o u n t N o _ L b l > - 
-         < C o m p a n y B a n k B r a n c h N o > C o m p a n y B a n k B r a n c h N o < / C o m p a n y B a n k B r a n c h N o > - 
-         < C o m p a n y B a n k B r a n c h N o _ L b l > C o m p a n y B a n k B r a n c h N o _ L b l < / C o m p a n y B a n k B r a n c h N o _ L b l > - 
-         < C o m p a n y B a n k N a m e > C o m p a n y B a n k N a m e < / C o m p a n y B a n k N a m e > - 
-         < C o m p a n y B a n k N a m e _ L b l > C o m p a n y B a n k N a m e _ L b l < / C o m p a n y B a n k N a m e _ L b l > - 
-         < C o m p a n y C u s t o m G i r o > C o m p a n y C u s t o m G i r o < / C o m p a n y C u s t o m G i r o > - 
-         < C o m p a n y C u s t o m G i r o _ L b l > C o m p a n y C u s t o m G i r o _ L b l < / C o m p a n y C u s t o m G i r o _ L b l > - 
-         < C o m p a n y E M a i l > C o m p a n y E M a i l < / C o m p a n y E M a i l > - 
-         < C o m p a n y G i r o N o > C o m p a n y G i r o N o < / C o m p a n y G i r o N o > - 
-         < C o m p a n y G i r o N o _ L b l > C o m p a n y G i r o N o _ L b l < / C o m p a n y G i r o N o _ L b l > - 
-         < C o m p a n y H o m e P a g e > C o m p a n y H o m e P a g e < / C o m p a n y H o m e P a g e > - 
-         < C o m p a n y I B A N > C o m p a n y I B A N < / C o m p a n y I B A N > - 
-         < C o m p a n y I B A N _ L b l > C o m p a n y I B A N _ L b l < / C o m p a n y I B A N _ L b l > - 
-         < C o m p a n y L e g a l O f f i c e > C o m p a n y L e g a l O f f i c e < / C o m p a n y L e g a l O f f i c e > - 
-         < C o m p a n y L e g a l O f f i c e _ L b l > C o m p a n y L e g a l O f f i c e _ L b l < / C o m p a n y L e g a l O f f i c e _ L b l > - 
-         < C o m p a n y L e g a l S t a t e m e n t > C o m p a n y L e g a l S t a t e m e n t < / C o m p a n y L e g a l S t a t e m e n t > - 
-         < C o m p a n y L o g o P o s i t i o n > C o m p a n y L o g o P o s i t i o n < / C o m p a n y L o g o P o s i t i o n > - 
-         < C o m p a n y P h o n e N o > C o m p a n y P h o n e N o < / C o m p a n y P h o n e N o > - 
-         < C o m p a n y P h o n e N o _ L b l > C o m p a n y P h o n e N o _ L b l < / C o m p a n y P h o n e N o _ L b l > - 
-         < C o m p a n y P i c t u r e   / > - 
-         < C o m p a n y R e g i s t r a t i o n N u m b e r > C o m p a n y R e g i s t r a t i o n N u m b e r < / C o m p a n y R e g i s t r a t i o n N u m b e r > - 
-         < C o m p a n y R e g i s t r a t i o n N u m b e r _ L b l > C o m p a n y R e g i s t r a t i o n N u m b e r _ L b l < / C o m p a n y R e g i s t r a t i o n N u m b e r _ L b l > - 
-         < C o m p a n y S W I F T > C o m p a n y S W I F T < / C o m p a n y S W I F T > - 
-         < C o m p a n y S W I F T _ L b l > C o m p a n y S W I F T _ L b l < / C o m p a n y S W I F T _ L b l > - 
-         < C o m p a n y V A T R e g i s t r a t i o n N o > C o m p a n y V A T R e g i s t r a t i o n N o < / C o m p a n y V A T R e g i s t r a t i o n N o > - 
-         < C o m p a n y V A T R e g i s t r a t i o n N o _ L b l > C o m p a n y V A T R e g i s t r a t i o n N o _ L b l < / C o m p a n y V A T R e g i s t r a t i o n N o _ L b l > - 
-         < C o m p a n y V A T R e g N o > C o m p a n y V A T R e g N o < / C o m p a n y V A T R e g N o > - 
-         < C o m p a n y V A T R e g N o _ L b l > C o m p a n y V A T R e g N o _ L b l < / C o m p a n y V A T R e g N o _ L b l > - 
-         < C o p y _ L b l > C o p y _ L b l < / C o p y _ L b l > - 
-         < C u s t o m e r A d d r e s s 1 > C u s t o m e r A d d r e s s 1 < / C u s t o m e r A d d r e s s 1 > - 
-         < C u s t o m e r A d d r e s s 2 > C u s t o m e r A d d r e s s 2 < / C u s t o m e r A d d r e s s 2 > - 
-         < C u s t o m e r A d d r e s s 3 > C u s t o m e r A d d r e s s 3 < / C u s t o m e r A d d r e s s 3 > - 
-         < C u s t o m e r A d d r e s s 4 > C u s t o m e r A d d r e s s 4 < / C u s t o m e r A d d r e s s 4 > - 
-         < C u s t o m e r A d d r e s s 5 > C u s t o m e r A d d r e s s 5 < / C u s t o m e r A d d r e s s 5 > - 
-         < C u s t o m e r A d d r e s s 6 > C u s t o m e r A d d r e s s 6 < / C u s t o m e r A d d r e s s 6 > - 
-         < C u s t o m e r A d d r e s s 7 > C u s t o m e r A d d r e s s 7 < / C u s t o m e r A d d r e s s 7 > - 
-         < C u s t o m e r A d d r e s s 8 > C u s t o m e r A d d r e s s 8 < / C u s t o m e r A d d r e s s 8 > - 
-         < C u s t o m e r P o s t a l B a r C o d e > C u s t o m e r P o s t a l B a r C o d e < / C u s t o m e r P o s t a l B a r C o d e > - 
-         < D o c u m e n t C o p y T e x t > D o c u m e n t C o p y T e x t < / D o c u m e n t C o p y T e x t > - 
-         < D o c u m e n t D a t e > D o c u m e n t D a t e < / D o c u m e n t D a t e > - 
-         < D o c u m e n t D a t e _ L b l > D o c u m e n t D a t e _ L b l < / D o c u m e n t D a t e _ L b l > - 
-         < D o c u m e n t N o > D o c u m e n t N o < / D o c u m e n t N o > - 
-         < D o c u m e n t N o _ L b l > D o c u m e n t N o _ L b l < / D o c u m e n t N o _ L b l > - 
-         < D o c u m e n t T i t l e _ L b l > D o c u m e n t T i t l e _ L b l < / D o c u m e n t T i t l e _ L b l > - 
-         < D u e D a t e > D u e D a t e < / D u e D a t e > - 
-         < D u e D a t e _ L b l > D u e D a t e _ L b l < / D u e D a t e _ L b l > - 
-         < E M a i l _ H e a d e r _ L b l > E M a i l _ H e a d e r _ L b l < / E M a i l _ H e a d e r _ L b l > - 
-         < E x c h a n g e R a t e A S T e x t > E x c h a n g e R a t e A S T e x t < / E x c h a n g e R a t e A S T e x t > - 
-         < E x t e r n a l D o c u m e n t N o > E x t e r n a l D o c u m e n t N o < / E x t e r n a l D o c u m e n t N o > - 
-         < E x t e r n a l D o c u m e n t N o L b l > E x t e r n a l D o c u m e n t N o L b l < / E x t e r n a l D o c u m e n t N o L b l > - 
-         < H o m e P a g e _ H e a d e r _ L b l > H o m e P a g e _ H e a d e r _ L b l < / H o m e P a g e _ H e a d e r _ L b l > - 
-         < I n v o i c e D i s c o u n t A m o u n t _ L b l > I n v o i c e D i s c o u n t A m o u n t _ L b l < / I n v o i c e D i s c o u n t A m o u n t _ L b l > - 
-         < I n v o i c e D i s c o u n t B a s e A m o u n t _ L b l > I n v o i c e D i s c o u n t B a s e A m o u n t _ L b l < / I n v o i c e D i s c o u n t B a s e A m o u n t _ L b l > - 
-         < L e g a l E n t i t y T y p e > L e g a l E n t i t y T y p e < / L e g a l E n t i t y T y p e > - 
-         < L e g a l E n t i t y T y p e _ L b l > L e g a l E n t i t y T y p e _ L b l < / L e g a l E n t i t y T y p e _ L b l > - 
-         < L i n e A m o u n t A f t e r I n v o i c e D i s c o u n t _ L b l > L i n e A m o u n t A f t e r I n v o i c e D i s c o u n t _ L b l < / L i n e A m o u n t A f t e r I n v o i c e D i s c o u n t _ L b l > - 
-         < L o c a l C u r r e n c y _ L b l > L o c a l C u r r e n c y _ L b l < / L o c a l C u r r e n c y _ L b l > - 
-         < P a g e _ L b l > P a g e _ L b l < / P a g e _ L b l > - 
-         < P a y m e n t M e t h o d D e s c r i p t i o n > P a y m e n t M e t h o d D e s c r i p t i o n < / P a y m e n t M e t h o d D e s c r i p t i o n > - 
-         < P a y m e n t M e t h o d D e s c r i p t i o n _ L b l > P a y m e n t M e t h o d D e s c r i p t i o n _ L b l < / P a y m e n t M e t h o d D e s c r i p t i o n _ L b l > - 
-         < P a y m e n t T e r m s D e s c r i p t i o n > P a y m e n t T e r m s D e s c r i p t i o n < / P a y m e n t T e r m s D e s c r i p t i o n > - 
-         < P a y m e n t T e r m s D e s c r i p t i o n _ L b l > P a y m e n t T e r m s D e s c r i p t i o n _ L b l < / P a y m e n t T e r m s D e s c r i p t i o n _ L b l > - 
-         < P r i c e s I n c l u d i n g V A T > P r i c e s I n c l u d i n g V A T < / P r i c e s I n c l u d i n g V A T > - 
-         < P r i c e s I n c l u d i n g V A T Y e s N o > P r i c e s I n c l u d i n g V A T Y e s N o < / P r i c e s I n c l u d i n g V A T Y e s N o > - 
-         < P r i c e s I n c l u d i n g V A T _ L b l > P r i c e s I n c l u d i n g V A T _ L b l < / P r i c e s I n c l u d i n g V A T _ L b l > - 
-         < S a l e s I n v o i c e L i n e D i s c o u n t _ L b l > S a l e s I n v o i c e L i n e D i s c o u n t _ L b l < / S a l e s I n v o i c e L i n e D i s c o u n t _ L b l > - 
-         < S a l e s P e r s o n B l a n k _ L b l > S a l e s P e r s o n B l a n k _ L b l < / S a l e s P e r s o n B l a n k _ L b l > - 
-         < S a l e s P e r s o n N a m e > S a l e s P e r s o n N a m e < / S a l e s P e r s o n N a m e > - 
-         < S a l e s P e r s o n _ L b l > S a l e s P e r s o n _ L b l < / S a l e s P e r s o n _ L b l > - 
-         < S e l l T o C o n t a c t E m a i l > S e l l T o C o n t a c t E m a i l < / S e l l T o C o n t a c t E m a i l > - 
-         < S e l l T o C o n t a c t E m a i l L b l > S e l l T o C o n t a c t E m a i l L b l < / S e l l T o C o n t a c t E m a i l L b l > - 
-         < S e l l T o C o n t a c t M o b i l e P h o n e N o > S e l l T o C o n t a c t M o b i l e P h o n e N o < / S e l l T o C o n t a c t M o b i l e P h o n e N o > - 
-         < S e l l T o C o n t a c t M o b i l e P h o n e N o L b l > S e l l T o C o n t a c t M o b i l e P h o n e N o L b l < / S e l l T o C o n t a c t M o b i l e P h o n e N o L b l > - 
-         < S e l l T o C o n t a c t P h o n e N o > S e l l T o C o n t a c t P h o n e N o < / S e l l T o C o n t a c t P h o n e N o > - 
-         < S e l l T o C o n t a c t P h o n e N o L b l > S e l l T o C o n t a c t P h o n e N o L b l < / S e l l T o C o n t a c t P h o n e N o L b l > - 
-         < S e l l t o C u s t o m e r N o > S e l l t o C u s t o m e r N o < / S e l l t o C u s t o m e r N o > - 
-         < S e l l t o C u s t o m e r N o _ L b l > S e l l t o C u s t o m e r N o _ L b l < / S e l l t o C u s t o m e r N o _ L b l > - 
-         < S h i p m e n t D a t e > S h i p m e n t D a t e < / S h i p m e n t D a t e > - 
-         < S h i p m e n t D a t e _ L b l > S h i p m e n t D a t e _ L b l < / S h i p m e n t D a t e _ L b l > - 
-         < S h i p m e n t M e t h o d D e s c r i p t i o n > S h i p m e n t M e t h o d D e s c r i p t i o n < / S h i p m e n t M e t h o d D e s c r i p t i o n > - 
-         < S h i p m e n t M e t h o d D e s c r i p t i o n _ L b l > S h i p m e n t M e t h o d D e s c r i p t i o n _ L b l < / S h i p m e n t M e t h o d D e s c r i p t i o n _ L b l > - 
-         < S h i p m e n t _ L b l > S h i p m e n t _ L b l < / S h i p m e n t _ L b l > - 
-         < S h i p T o A d d r e s s 1 > S h i p T o A d d r e s s 1 < / S h i p T o A d d r e s s 1 > - 
-         < S h i p T o A d d r e s s 2 > S h i p T o A d d r e s s 2 < / S h i p T o A d d r e s s 2 > - 
-         < S h i p T o A d d r e s s 3 > S h i p T o A d d r e s s 3 < / S h i p T o A d d r e s s 3 > - 
-         < S h i p T o A d d r e s s 4 > S h i p T o A d d r e s s 4 < / S h i p T o A d d r e s s 4 > - 
-         < S h i p T o A d d r e s s 5 > S h i p T o A d d r e s s 5 < / S h i p T o A d d r e s s 5 > - 
-         < S h i p T o A d d r e s s 6 > S h i p T o A d d r e s s 6 < / S h i p T o A d d r e s s 6 > - 
-         < S h i p T o A d d r e s s 7 > S h i p T o A d d r e s s 7 < / S h i p T o A d d r e s s 7 > - 
-         < S h i p T o A d d r e s s 8 > S h i p T o A d d r e s s 8 < / S h i p T o A d d r e s s 8 > - 
-         < S h i p T o A d d r e s s _ L b l > S h i p T o A d d r e s s _ L b l < / S h i p T o A d d r e s s _ L b l > - 
-         < S h i p T o P h o n e N o > S h i p T o P h o n e N o < / S h i p T o P h o n e N o > - 
-         < S h o w S h i p p i n g A d d r e s s > S h o w S h i p p i n g A d d r e s s < / S h o w S h i p p i n g A d d r e s s > - 
-         < S h o w W o r k D e s c r i p t i o n > S h o w W o r k D e s c r i p t i o n < / S h o w W o r k D e s c r i p t i o n > - 
-         < S u b t o t a l _ L b l > S u b t o t a l _ L b l < / S u b t o t a l _ L b l > - 
-         < T o t a l _ L b l > T o t a l _ L b l < / T o t a l _ L b l > - 
-         < V A T A m o u n t S p e c i f i c a t i o n _ L b l > V A T A m o u n t S p e c i f i c a t i o n _ L b l < / V A T A m o u n t S p e c i f i c a t i o n _ L b l > - 
-         < V A T A m o u n t _ L b l > V A T A m o u n t _ L b l < / V A T A m o u n t _ L b l > - 
-         < V A T B a s e _ L b l > V A T B a s e _ L b l < / V A T B a s e _ L b l > - 
-         < V A T C l a u s e s _ L b l > V A T C l a u s e s _ L b l < / V A T C l a u s e s _ L b l > - 
-         < V A T C l a u s e _ L b l > V A T C l a u s e _ L b l < / V A T C l a u s e _ L b l > - 
-         < V A T I d e n t i f i e r _ L b l > V A T I d e n t i f i e r _ L b l < / V A T I d e n t i f i e r _ L b l > - 
-         < V A T P e r c e n t a g e _ L b l > V A T P e r c e n t a g e _ L b l < / V A T P e r c e n t a g e _ L b l > - 
-         < V A T R e g i s t r a t i o n N o > V A T R e g i s t r a t i o n N o < / V A T R e g i s t r a t i o n N o > - 
-         < V A T R e g i s t r a t i o n N o _ L b l > V A T R e g i s t r a t i o n N o _ L b l < / V A T R e g i s t r a t i o n N o _ L b l > - 
-         < Y o u r R e f e r e n c e > Y o u r R e f e r e n c e < / Y o u r R e f e r e n c e > - 
-         < Y o u r R e f e r e n c e _ L b l > Y o u r R e f e r e n c e _ L b l < / Y o u r R e f e r e n c e _ L b l > - 
-         < L i n e > - 
-             < A m o u n t E x c l u d i n g V A T _ L i n e > A m o u n t E x c l u d i n g V A T _ L i n e < / A m o u n t E x c l u d i n g V A T _ L i n e > - 
-             < A m o u n t E x c l u d i n g V A T _ L i n e _ L b l > A m o u n t E x c l u d i n g V A T _ L i n e _ L b l < / A m o u n t E x c l u d i n g V A T _ L i n e _ L b l > - 
-             < A m o u n t I n c l u d i n g V A T _ L i n e > A m o u n t I n c l u d i n g V A T _ L i n e < / A m o u n t I n c l u d i n g V A T _ L i n e > - 
-             < A m o u n t I n c l u d i n g V A T _ L i n e _ L b l > A m o u n t I n c l u d i n g V A T _ L i n e _ L b l < / A m o u n t I n c l u d i n g V A T _ L i n e _ L b l > - 
-             < D e s c r i p t i o n _ L i n e > D e s c r i p t i o n _ L i n e < / D e s c r i p t i o n _ L i n e > - 
-             < D e s c r i p t i o n _ L i n e _ L b l > D e s c r i p t i o n _ L i n e _ L b l < / D e s c r i p t i o n _ L i n e _ L b l > - 
-             < I t e m N o _ L i n e > I t e m N o _ L i n e < / I t e m N o _ L i n e > - 
-             < I t e m N o _ L i n e _ L b l > I t e m N o _ L i n e _ L b l < / I t e m N o _ L i n e _ L b l > - 
-             < I t e m R e f e r e n c e N o _ L i n e > I t e m R e f e r e n c e N o _ L i n e < / I t e m R e f e r e n c e N o _ L i n e > - 
-             < I t e m R e f e r e n c e N o _ L i n e _ L b l > I t e m R e f e r e n c e N o _ L i n e _ L b l < / I t e m R e f e r e n c e N o _ L i n e _ L b l > - 
-             < L i n e A m o u n t _ L i n e > L i n e A m o u n t _ L i n e < / L i n e A m o u n t _ L i n e > - 
-             < L i n e A m o u n t _ L i n e _ L b l > L i n e A m o u n t _ L i n e _ L b l < / L i n e A m o u n t _ L i n e _ L b l > - 
-             < L i n e D i s c o u n t P e r c e n t T e x t _ L i n e > L i n e D i s c o u n t P e r c e n t T e x t _ L i n e < / L i n e D i s c o u n t P e r c e n t T e x t _ L i n e > - 
-             < L i n e D i s c o u n t P e r c e n t _ L i n e > L i n e D i s c o u n t P e r c e n t _ L i n e < / L i n e D i s c o u n t P e r c e n t _ L i n e > - 
-             < L i n e N o _ L i n e > L i n e N o _ L i n e < / L i n e N o _ L i n e > - 
-             < Q u a n t i t y _ L i n e > Q u a n t i t y _ L i n e < / Q u a n t i t y _ L i n e > - 
-             < Q u a n t i t y _ L i n e _ L b l > Q u a n t i t y _ L i n e _ L b l < / Q u a n t i t y _ L i n e _ L b l > - 
-             < S h i p m e n t D a t e _ L i n e > S h i p m e n t D a t e _ L i n e < / S h i p m e n t D a t e _ L i n e > - 
-             < S h i p m e n t D a t e _ L i n e _ L b l > S h i p m e n t D a t e _ L i n e _ L b l < / S h i p m e n t D a t e _ L i n e _ L b l > - 
-             < T r a n s H e a d e r A m o u n t > T r a n s H e a d e r A m o u n t < / T r a n s H e a d e r A m o u n t > - 
-             < T y p e _ L i n e > T y p e _ L i n e < / T y p e _ L i n e > - 
-             < U n i t O f M e a s u r e > U n i t O f M e a s u r e < / U n i t O f M e a s u r e > - 
-             < U n i t O f M e a s u r e _ L b l > U n i t O f M e a s u r e _ L b l < / U n i t O f M e a s u r e _ L b l > - 
-             < U n i t P r i c e > U n i t P r i c e < / U n i t P r i c e > - 
-             < U n i t P r i c e _ L b l > U n i t P r i c e _ L b l < / U n i t P r i c e _ L b l > - 
-             < V A T I d e n t i f i e r _ L i n e > V A T I d e n t i f i e r _ L i n e < / V A T I d e n t i f i e r _ L i n e > - 
-             < V A T I d e n t i f i e r _ L i n e _ L b l > V A T I d e n t i f i e r _ L i n e _ L b l < / V A T I d e n t i f i e r _ L i n e _ L b l > - 
-             < V A T P c t _ L i n e > V A T P c t _ L i n e < / V A T P c t _ L i n e > - 
-             < V A T P c t _ L i n e _ L b l > V A T P c t _ L i n e _ L b l < / V A T P c t _ L i n e _ L b l > - 
-             < S h i p m e n t L i n e > - 
-                 < D o c u m e n t N o _ S h i p m e n t L i n e > D o c u m e n t N o _ S h i p m e n t L i n e < / D o c u m e n t N o _ S h i p m e n t L i n e > - 
-                 < P o s t i n g D a t e _ S h i p m e n t L i n e > P o s t i n g D a t e _ S h i p m e n t L i n e < / P o s t i n g D a t e _ S h i p m e n t L i n e > - 
-                 < P o s t i n g D a t e _ S h i p m e n t L i n e _ L b l > P o s t i n g D a t e _ S h i p m e n t L i n e _ L b l < / P o s t i n g D a t e _ S h i p m e n t L i n e _ L b l > - 
-                 < Q u a n t i t y _ S h i p m e n t L i n e > Q u a n t i t y _ S h i p m e n t L i n e < / Q u a n t i t y _ S h i p m e n t L i n e > - 
-                 < Q u a n t i t y _ S h i p m e n t L i n e _ L b l > Q u a n t i t y _ S h i p m e n t L i n e _ L b l < / Q u a n t i t y _ S h i p m e n t L i n e _ L b l > +     < T o o l t i p s / > + 
+     < H e a d e r   E l e m e n t T y p e = " D a t a I t e m "   E l e m e n t I d = " 1 2 4 0 3 7 3 8 8 6 " > + 
+         < A p p l i e s T o D o c u m e n t   E l e m e n t T y p e = " C o l u m n "   E l e m e n t I d = " 7 8 4 1 8 3 9 6 5 "   D a t a T y p e = " T e x t " > A p p l i e s T o D o c u m e n t < / A p p l i e s T o D o c u m e n t > + 
+         < A p p l i e s T o D o c u m e n t _ L b l   E l e m e n t T y p e = " C o l u m n "   E l e m e n t I d = " 1 9 9 2 0 4 2 5 9 4 "   D a t a T y p e = " T e x t C o n s t " > A p p l i e s T o D o c u m e n t _ L b l < / A p p l i e s T o D o c u m e n t _ L b l > + 
+         < B i l l T o C o n t a c t E m a i l   E l e m e n t T y p e = " C o l u m n "   E l e m e n t I d = " 3 3 5 8 2 7 8 9 5 "   D a t a T y p e = " T e x t " > B i l l T o C o n t a c t E m a i l < / B i l l T o C o n t a c t E m a i l > + 
+         < B i l l T o C o n t a c t E m a i l L b l   E l e m e n t T y p e = " C o l u m n "   E l e m e n t I d = " 2 9 6 4 7 8 3 6 5 "   D a t a T y p e = " T e x t C o n s t " > B i l l T o C o n t a c t E m a i l L b l < / B i l l T o C o n t a c t E m a i l L b l > + 
+         < B i l l T o C o n t a c t M o b i l e P h o n e N o   E l e m e n t T y p e = " C o l u m n "   E l e m e n t I d = " 2 4 8 4 8 8 6 9 6 "   D a t a T y p e = " T e x t " > B i l l T o C o n t a c t M o b i l e P h o n e N o < / B i l l T o C o n t a c t M o b i l e P h o n e N o > + 
+         < B i l l T o C o n t a c t M o b i l e P h o n e N o L b l   E l e m e n t T y p e = " C o l u m n "   E l e m e n t I d = " 2 7 6 3 1 1 3 3 8 "   D a t a T y p e = " T e x t C o n s t " > B i l l T o C o n t a c t M o b i l e P h o n e N o L b l < / B i l l T o C o n t a c t M o b i l e P h o n e N o L b l > + 
+         < B i l l T o C o n t a c t P h o n e N o   E l e m e n t T y p e = " C o l u m n "   E l e m e n t I d = " 3 6 2 4 7 7 4 8 8 "   D a t a T y p e = " T e x t " > B i l l T o C o n t a c t P h o n e N o < / B i l l T o C o n t a c t P h o n e N o > + 
+         < B i l l T o C o n t a c t P h o n e N o L b l   E l e m e n t T y p e = " C o l u m n "   E l e m e n t I d = " 2 1 2 3 3 4 5 9 6 6 "   D a t a T y p e = " T e x t C o n s t " > B i l l T o C o n t a c t P h o n e N o L b l < / B i l l T o C o n t a c t P h o n e N o L b l > + 
+         < B i l l t o C u s t u m e r N o   E l e m e n t T y p e = " C o l u m n "   E l e m e n t I d = " 2 8 0 4 7 3 0 5 8 "   D a t a T y p e = " C o d e " > B i l l t o C u s t u m e r N o < / B i l l t o C u s t u m e r N o > + 
+         < B i l l t o C u s t u m e r N o _ L b l   E l e m e n t T y p e = " C o l u m n "   E l e m e n t I d = " 2 1 8 1 7 1 2 6 3 "   D a t a T y p e = " S t r i n g " > B i l l t o C u s t u m e r N o _ L b l < / B i l l t o C u s t u m e r N o _ L b l > + 
+         < C o m p a n y A d d r e s s 1   E l e m e n t T y p e = " C o l u m n "   E l e m e n t I d = " 1 8 8 4 1 6 4 3 2 3 "   D a t a T y p e = " T e x t " > C o m p a n y A d d r e s s 1 < / C o m p a n y A d d r e s s 1 > + 
+         < C o m p a n y A d d r e s s 2   E l e m e n t T y p e = " C o l u m n "   E l e m e n t I d = " 1 2 4 6 4 6 7 7 0 6 "   D a t a T y p e = " T e x t " > C o m p a n y A d d r e s s 2 < / C o m p a n y A d d r e s s 2 > + 
+         < C o m p a n y A d d r e s s 3   E l e m e n t T y p e = " C o l u m n "   E l e m e n t I d = " 6 0 8 7 7 1 0 8 9 "   D a t a T y p e = " T e x t " > C o m p a n y A d d r e s s 3 < / C o m p a n y A d d r e s s 3 > + 
+         < C o m p a n y A d d r e s s 4   E l e m e n t T y p e = " C o l u m n "   E l e m e n t I d = " 7 7 7 6 8 0 1 1 2 "   D a t a T y p e = " T e x t " > C o m p a n y A d d r e s s 4 < / C o m p a n y A d d r e s s 4 > + 
+         < C o m p a n y A d d r e s s 5   E l e m e n t T y p e = " C o l u m n "   E l e m e n t I d = " 1 3 9 9 8 3 4 9 5 "   D a t a T y p e = " T e x t " > C o m p a n y A d d r e s s 5 < / C o m p a n y A d d r e s s 5 > + 
+         < C o m p a n y A d d r e s s 6   E l e m e n t T y p e = " C o l u m n "   E l e m e n t I d = " 4 9 7 7 1 3 1 2 2 "   D a t a T y p e = " T e x t " > C o m p a n y A d d r e s s 6 < / C o m p a n y A d d r e s s 6 > + 
+         < C o m p a n y A d d r e s s 7   E l e m e n t T y p e = " C o l u m n "   E l e m e n t I d = " 1 1 3 5 4 0 9 7 3 9 "   D a t a T y p e = " T e x t " > C o m p a n y A d d r e s s 7 < / C o m p a n y A d d r e s s 7 > + 
+         < C o m p a n y A d d r e s s 8   E l e m e n t T y p e = " C o l u m n "   E l e m e n t I d = " 1 7 1 5 2 5 5 3 0 0 "   D a t a T y p e = " T e x t " > C o m p a n y A d d r e s s 8 < / C o m p a n y A d d r e s s 8 > + 
+         < C o m p a n y B a n k A c c o u n t N o   E l e m e n t T y p e = " C o l u m n "   E l e m e n t I d = " 3 0 1 4 0 2 0 4 "   D a t a T y p e = " T e x t " > C o m p a n y B a n k A c c o u n t N o < / C o m p a n y B a n k A c c o u n t N o > + 
+         < C o m p a n y B a n k A c c o u n t N o _ L b l   E l e m e n t T y p e = " C o l u m n "   E l e m e n t I d = " 1 0 9 7 7 4 3 3 4 5 "   D a t a T y p e = " T e x t C o n s t " > C o m p a n y B a n k A c c o u n t N o _ L b l < / C o m p a n y B a n k A c c o u n t N o _ L b l > + 
+         < C o m p a n y B a n k B r a n c h N o   E l e m e n t T y p e = " C o l u m n "   E l e m e n t I d = " 7 9 3 1 3 3 0 5 7 "   D a t a T y p e = " T e x t " > C o m p a n y B a n k B r a n c h N o < / C o m p a n y B a n k B r a n c h N o > + 
+         < C o m p a n y B a n k B r a n c h N o _ L b l   E l e m e n t T y p e = " C o l u m n "   E l e m e n t I d = " 3 2 7 9 0 6 6 9 2 "   D a t a T y p e = " S t r i n g " > C o m p a n y B a n k B r a n c h N o _ L b l < / C o m p a n y B a n k B r a n c h N o _ L b l > + 
+         < C o m p a n y B a n k N a m e   E l e m e n t T y p e = " C o l u m n "   E l e m e n t I d = " 1 5 3 4 9 0 5 6 0 5 "   D a t a T y p e = " T e x t " > C o m p a n y B a n k N a m e < / C o m p a n y B a n k N a m e > + 
+         < C o m p a n y B a n k N a m e _ L b l   E l e m e n t T y p e = " C o l u m n "   E l e m e n t I d = " 1 2 0 4 3 0 7 0 1 4 "   D a t a T y p e = " T e x t C o n s t " > C o m p a n y B a n k N a m e _ L b l < / C o m p a n y B a n k N a m e _ L b l > + 
+         < C o m p a n y C u s t o m G i r o   E l e m e n t T y p e = " C o l u m n "   E l e m e n t I d = " 1 6 7 0 4 7 5 7 9 8 "   D a t a T y p e = " T e x t " > C o m p a n y C u s t o m G i r o < / C o m p a n y C u s t o m G i r o > + 
+         < C o m p a n y C u s t o m G i r o _ L b l   E l e m e n t T y p e = " C o l u m n "   E l e m e n t I d = " 8 9 1 4 3 9 6 2 5 "   D a t a T y p e = " T e x t " > C o m p a n y C u s t o m G i r o _ L b l < / C o m p a n y C u s t o m G i r o _ L b l > + 
+         < C o m p a n y E M a i l   E l e m e n t T y p e = " C o l u m n "   E l e m e n t I d = " 1 6 7 7 0 7 4 0 5 8 "   D a t a T y p e = " T e x t " > C o m p a n y E M a i l < / C o m p a n y E M a i l > + 
+         < C o m p a n y G i r o N o   E l e m e n t T y p e = " C o l u m n "   E l e m e n t I d = " 1 3 6 0 1 9 6 3 2 0 "   D a t a T y p e = " T e x t " > C o m p a n y G i r o N o < / C o m p a n y G i r o N o > + 
+         < C o m p a n y G i r o N o _ L b l   E l e m e n t T y p e = " C o l u m n "   E l e m e n t I d = " 8 6 1 6 0 2 1 1 5 "   D a t a T y p e = " T e x t C o n s t " > C o m p a n y G i r o N o _ L b l < / C o m p a n y G i r o N o _ L b l > + 
+         < C o m p a n y H o m e P a g e   E l e m e n t T y p e = " C o l u m n "   E l e m e n t I d = " 1 9 8 9 1 8 8 7 0 "   D a t a T y p e = " T e x t " > C o m p a n y H o m e P a g e < / C o m p a n y H o m e P a g e > + 
+         < C o m p a n y I B A N   E l e m e n t T y p e = " C o l u m n "   E l e m e n t I d = " 9 0 6 5 4 9 1 8 2 "   D a t a T y p e = " C o d e " > C o m p a n y I B A N < / C o m p a n y I B A N > + 
+         < C o m p a n y I B A N _ L b l   E l e m e n t T y p e = " C o l u m n "   E l e m e n t I d = " 1 2 6 7 9 5 2 2 2 7 "   D a t a T y p e = " S t r i n g " > C o m p a n y I B A N _ L b l < / C o m p a n y I B A N _ L b l > + 
+         < C o m p a n y L e g a l O f f i c e   E l e m e n t T y p e = " C o l u m n "   E l e m e n t I d = " 7 1 4 2 5 8 1 1 1 "   D a t a T y p e = " T e x t " > C o m p a n y L e g a l O f f i c e < / C o m p a n y L e g a l O f f i c e > + 
+         < C o m p a n y L e g a l O f f i c e _ L b l   E l e m e n t T y p e = " C o l u m n "   E l e m e n t I d = " 1 5 3 3 1 7 5 1 0 8 "   D a t a T y p e = " T e x t " > C o m p a n y L e g a l O f f i c e _ L b l < / C o m p a n y L e g a l O f f i c e _ L b l > + 
+         < C o m p a n y L e g a l S t a t e m e n t   E l e m e n t T y p e = " C o l u m n "   E l e m e n t I d = " 4 4 8 3 5 8 8 7 6 "   D a t a T y p e = " T e x t " > C o m p a n y L e g a l S t a t e m e n t < / C o m p a n y L e g a l S t a t e m e n t > + 
+         < C o m p a n y L o g o P o s i t i o n   E l e m e n t T y p e = " C o l u m n "   E l e m e n t I d = " 1 4 2 5 2 6 6 6 8 8 "   D a t a T y p e = " I n t e g e r " > C o m p a n y L o g o P o s i t i o n < / C o m p a n y L o g o P o s i t i o n > + 
+         < C o m p a n y P h o n e N o   E l e m e n t T y p e = " C o l u m n "   E l e m e n t I d = " 2 5 0 4 4 0 6 5 5 "   D a t a T y p e = " T e x t " > C o m p a n y P h o n e N o < / C o m p a n y P h o n e N o > + 
+         < C o m p a n y P h o n e N o _ L b l   E l e m e n t T y p e = " C o l u m n "   E l e m e n t I d = " 5 5 8 5 9 3 5 8 6 "   D a t a T y p e = " T e x t C o n s t " > C o m p a n y P h o n e N o _ L b l < / C o m p a n y P h o n e N o _ L b l > + 
+         < C o m p a n y P i c t u r e   E l e m e n t T y p e = " C o l u m n "   E l e m e n t I d = " 1 3 9 7 4 1 1 0 7 4 "   D a t a T y p e = " B L O B " / > + 
+         < C o m p a n y R e g i s t r a t i o n N u m b e r   E l e m e n t T y p e = " C o l u m n "   E l e m e n t I d = " 2 0 2 3 6 3 9 4 2 4 "   D a t a T y p e = " T e x t " > C o m p a n y R e g i s t r a t i o n N u m b e r < / C o m p a n y R e g i s t r a t i o n N u m b e r > + 
+         < C o m p a n y R e g i s t r a t i o n N u m b e r _ L b l   E l e m e n t T y p e = " C o l u m n "   E l e m e n t I d = " 1 8 3 3 1 0 6 6 5 3 "   D a t a T y p e = " T e x t " > C o m p a n y R e g i s t r a t i o n N u m b e r _ L b l < / C o m p a n y R e g i s t r a t i o n N u m b e r _ L b l > + 
+         < C o m p a n y S W I F T   E l e m e n t T y p e = " C o l u m n "   E l e m e n t I d = " 6 6 8 2 5 0 2 4 5 "   D a t a T y p e = " C o d e " > C o m p a n y S W I F T < / C o m p a n y S W I F T > + 
+         < C o m p a n y S W I F T _ L b l   E l e m e n t T y p e = " C o l u m n "   E l e m e n t I d = " 2 0 2 9 5 9 7 3 8 4 "   D a t a T y p e = " S t r i n g " > C o m p a n y S W I F T _ L b l < / C o m p a n y S W I F T _ L b l > + 
+         < C o m p a n y V A T R e g i s t r a t i o n N o   E l e m e n t T y p e = " C o l u m n "   E l e m e n t I d = " 1 9 1 4 0 1 3 6 4 9 "   D a t a T y p e = " T e x t " > C o m p a n y V A T R e g i s t r a t i o n N o < / C o m p a n y V A T R e g i s t r a t i o n N o > + 
+         < C o m p a n y V A T R e g i s t r a t i o n N o _ L b l   E l e m e n t T y p e = " C o l u m n "   E l e m e n t I d = " 9 2 4 5 0 3 1 2 4 "   D a t a T y p e = " T e x t " > C o m p a n y V A T R e g i s t r a t i o n N o _ L b l < / C o m p a n y V A T R e g i s t r a t i o n N o _ L b l > + 
+         < C o m p a n y V A T R e g N o   E l e m e n t T y p e = " C o l u m n "   E l e m e n t I d = " 1 7 1 4 3 1 9 3 6 "   D a t a T y p e = " T e x t " > C o m p a n y V A T R e g N o < / C o m p a n y V A T R e g N o > + 
+         < C o m p a n y V A T R e g N o _ L b l   E l e m e n t T y p e = " C o l u m n "   E l e m e n t I d = " 7 7 3 2 0 1 5 0 1 "   D a t a T y p e = " T e x t " > C o m p a n y V A T R e g N o _ L b l < / C o m p a n y V A T R e g N o _ L b l > + 
+         < C o p y _ L b l   E l e m e n t T y p e = " C o l u m n "   E l e m e n t I d = " 6 0 4 7 8 2 7 8 1 "   D a t a T y p e = " T e x t C o n s t " > C o p y _ L b l < / C o p y _ L b l > + 
+         < C u s t o m e r A d d r e s s 1   E l e m e n t T y p e = " C o l u m n "   E l e m e n t I d = " 1 8 0 1 9 6 6 4 5 4 "   D a t a T y p e = " T e x t " > C u s t o m e r A d d r e s s 1 < / C u s t o m e r A d d r e s s 1 > + 
+         < C u s t o m e r A d d r e s s 2   E l e m e n t T y p e = " C o l u m n "   E l e m e n t I d = " 1 1 6 4 2 6 9 8 3 7 "   D a t a T y p e = " T e x t " > C u s t o m e r A d d r e s s 2 < / C u s t o m e r A d d r e s s 2 > + 
+         < C u s t o m e r A d d r e s s 3   E l e m e n t T y p e = " C o l u m n "   E l e m e n t I d = " 5 2 6 5 7 3 2 2 0 "   D a t a T y p e = " T e x t " > C u s t o m e r A d d r e s s 3 < / C u s t o m e r A d d r e s s 3 > + 
+         < C u s t o m e r A d d r e s s 4   E l e m e n t T y p e = " C o l u m n "   E l e m e n t I d = " 1 1 1 1 2 3 3 9 7 "   D a t a T y p e = " T e x t " > C u s t o m e r A d d r e s s 4 < / C u s t o m e r A d d r e s s 4 > + 
+         < C u s t o m e r A d d r e s s 5   E l e m e n t T y p e = " C o l u m n "   E l e m e n t I d = " 7 4 8 8 2 0 0 1 4 "   D a t a T y p e = " T e x t " > C u s t o m e r A d d r e s s 5 < / C u s t o m e r A d d r e s s 5 > + 
+         < C u s t o m e r A d d r e s s 6   E l e m e n t T y p e = " C o l u m n "   E l e m e n t I d = " 1 3 8 6 5 1 6 6 3 1 "   D a t a T y p e = " T e x t " > C u s t o m e r A d d r e s s 6 < / C u s t o m e r A d d r e s s 6 > + 
+         < C u s t o m e r A d d r e s s 7   E l e m e n t T y p e = " C o l u m n "   E l e m e n t I d = " 2 0 2 4 2 1 3 2 4 8 "   D a t a T y p e = " T e x t " > C u s t o m e r A d d r e s s 7 < / C u s t o m e r A d d r e s s 7 > + 
+         < C u s t o m e r A d d r e s s 8   E l e m e n t T y p e = " C o l u m n "   E l e m e n t I d = " 1 0 4 8 6 9 8 5 8 5 "   D a t a T y p e = " T e x t " > C u s t o m e r A d d r e s s 8 < / C u s t o m e r A d d r e s s 8 > + 
+         < C u s t o m e r P o s t a l B a r C o d e   E l e m e n t T y p e = " C o l u m n "   E l e m e n t I d = " 3 9 8 5 8 0 6 8 8 "   D a t a T y p e = " T e x t " > C u s t o m e r P o s t a l B a r C o d e < / C u s t o m e r P o s t a l B a r C o d e > + 
+         < D o c u m e n t C o p y T e x t   E l e m e n t T y p e = " C o l u m n "   E l e m e n t I d = " 1 8 2 4 9 4 6 0 4 6 "   D a t a T y p e = " S t r i n g " > D o c u m e n t C o p y T e x t < / D o c u m e n t C o p y T e x t > + 
+         < D o c u m e n t D a t e   E l e m e n t T y p e = " C o l u m n "   E l e m e n t I d = " 5 5 2 8 7 1 9 1 4 "   D a t a T y p e = " S t r i n g " > D o c u m e n t D a t e < / D o c u m e n t D a t e > + 
+         < D o c u m e n t D a t e _ L b l   E l e m e n t T y p e = " C o l u m n "   E l e m e n t I d = " 1 0 2 6 4 9 4 8 3 "   D a t a T y p e = " S t r i n g " > D o c u m e n t D a t e _ L b l < / D o c u m e n t D a t e _ L b l > + 
+         < D o c u m e n t N o   E l e m e n t T y p e = " C o l u m n "   E l e m e n t I d = " 9 7 0 3 5 0 5 3 9 "   D a t a T y p e = " C o d e " > D o c u m e n t N o < / D o c u m e n t N o > + 
+         < D o c u m e n t N o _ L b l   E l e m e n t T y p e = " C o l u m n "   E l e m e n t I d = " 7 8 9 7 9 5 9 7 8 "   D a t a T y p e = " T e x t C o n s t " > D o c u m e n t N o _ L b l < / D o c u m e n t N o _ L b l > + 
+         < D o c u m e n t T i t l e _ L b l   E l e m e n t T y p e = " C o l u m n "   E l e m e n t I d = " 8 5 8 4 2 3 9 2 9 "   D a t a T y p e = " T e x t C o n s t " > D o c u m e n t T i t l e _ L b l < / D o c u m e n t T i t l e _ L b l > + 
+         < D u e D a t e   E l e m e n t T y p e = " C o l u m n "   E l e m e n t I d = " 7 4 5 1 7 0 2 0 3 "   D a t a T y p e = " S t r i n g " > D u e D a t e < / D u e D a t e > + 
+         < D u e D a t e _ L b l   E l e m e n t T y p e = " C o l u m n "   E l e m e n t I d = " 1 6 4 8 2 8 4 6 4 8 "   D a t a T y p e = " S t r i n g " > D u e D a t e _ L b l < / D u e D a t e _ L b l > + 
+         < E M a i l _ H e a d e r _ L b l   E l e m e n t T y p e = " C o l u m n "   E l e m e n t I d = " 5 1 3 1 7 0 8 0 4 "   D a t a T y p e = " T e x t C o n s t " > E M a i l _ H e a d e r _ L b l < / E M a i l _ H e a d e r _ L b l > + 
+         < E x c h a n g e R a t e A S T e x t   E l e m e n t T y p e = " C o l u m n "   E l e m e n t I d = " 1 1 5 7 2 6 2 0 5 3 "   D a t a T y p e = " T e x t " > E x c h a n g e R a t e A S T e x t < / E x c h a n g e R a t e A S T e x t > + 
+         < E x t e r n a l D o c u m e n t N o   E l e m e n t T y p e = " C o l u m n "   E l e m e n t I d = " 7 3 3 9 5 3 9 6 6 "   D a t a T y p e = " C o d e " > E x t e r n a l D o c u m e n t N o < / E x t e r n a l D o c u m e n t N o > + 
+         < E x t e r n a l D o c u m e n t N o L b l   E l e m e n t T y p e = " C o l u m n "   E l e m e n t I d = " 7 8 3 2 8 7 4 5 2 "   D a t a T y p e = " S t r i n g " > E x t e r n a l D o c u m e n t N o L b l < / E x t e r n a l D o c u m e n t N o L b l > + 
+         < H o m e P a g e _ H e a d e r _ L b l   E l e m e n t T y p e = " C o l u m n "   E l e m e n t I d = " 1 8 7 9 7 2 5 0 8 4 "   D a t a T y p e = " T e x t C o n s t " > H o m e P a g e _ H e a d e r _ L b l < / H o m e P a g e _ H e a d e r _ L b l > + 
+         < I n v o i c e D i s c o u n t A m o u n t _ L b l   E l e m e n t T y p e = " C o l u m n "   E l e m e n t I d = " 1 5 9 3 0 1 2 7 3 6 "   D a t a T y p e = " T e x t C o n s t " > I n v o i c e D i s c o u n t A m o u n t _ L b l < / I n v o i c e D i s c o u n t A m o u n t _ L b l > + 
+         < I n v o i c e D i s c o u n t B a s e A m o u n t _ L b l   E l e m e n t T y p e = " C o l u m n "   E l e m e n t I d = " 2 0 2 9 2 6 6 8 7 5 "   D a t a T y p e = " T e x t C o n s t " > I n v o i c e D i s c o u n t B a s e A m o u n t _ L b l < / I n v o i c e D i s c o u n t B a s e A m o u n t _ L b l > + 
+         < L e g a l E n t i t y T y p e   E l e m e n t T y p e = " C o l u m n "   E l e m e n t I d = " 2 0 5 1 8 7 3 5 6 3 "   D a t a T y p e = " T e x t " > L e g a l E n t i t y T y p e < / L e g a l E n t i t y T y p e > + 
+         < L e g a l E n t i t y T y p e _ L b l   E l e m e n t T y p e = " C o l u m n "   E l e m e n t I d = " 2 0 8 0 2 2 4 7 9 2 "   D a t a T y p e = " T e x t " > L e g a l E n t i t y T y p e _ L b l < / L e g a l E n t i t y T y p e _ L b l > + 
+         < L i n e A m o u n t A f t e r I n v o i c e D i s c o u n t _ L b l   E l e m e n t T y p e = " C o l u m n "   E l e m e n t I d = " 6 7 3 7 2 1 0 9 4 "   D a t a T y p e = " T e x t C o n s t " > L i n e A m o u n t A f t e r I n v o i c e D i s c o u n t _ L b l < / L i n e A m o u n t A f t e r I n v o i c e D i s c o u n t _ L b l > + 
+         < L o c a l C u r r e n c y _ L b l   E l e m e n t T y p e = " C o l u m n "   E l e m e n t I d = " 1 5 5 9 6 9 3 4 2 2 "   D a t a T y p e = " T e x t C o n s t " > L o c a l C u r r e n c y _ L b l < / L o c a l C u r r e n c y _ L b l > + 
+         < P a g e _ L b l   E l e m e n t T y p e = " C o l u m n "   E l e m e n t I d = " 6 8 0 6 4 8 0 9 1 "   D a t a T y p e = " T e x t C o n s t " > P a g e _ L b l < / P a g e _ L b l > + 
+         < P a y m e n t M e t h o d D e s c r i p t i o n   E l e m e n t T y p e = " C o l u m n "   E l e m e n t I d = " 5 8 5 7 5 7 9 7 4 "   D a t a T y p e = " T e x t " > P a y m e n t M e t h o d D e s c r i p t i o n < / P a y m e n t M e t h o d D e s c r i p t i o n > + 
+         < P a y m e n t M e t h o d D e s c r i p t i o n _ L b l   E l e m e n t T y p e = " C o l u m n "   E l e m e n t I d = " 7 9 7 1 1 7 3 2 3 "   D a t a T y p e = " T e x t C o n s t " > P a y m e n t M e t h o d D e s c r i p t i o n _ L b l < / P a y m e n t M e t h o d D e s c r i p t i o n _ L b l > + 
+         < P a y m e n t T e r m s D e s c r i p t i o n   E l e m e n t T y p e = " C o l u m n "   E l e m e n t I d = " 2 0 3 8 7 4 2 7 0 0 "   D a t a T y p e = " T e x t " > P a y m e n t T e r m s D e s c r i p t i o n < / P a y m e n t T e r m s D e s c r i p t i o n > + 
+         < P a y m e n t T e r m s D e s c r i p t i o n _ L b l   E l e m e n t T y p e = " C o l u m n "   E l e m e n t I d = " 1 8 7 4 4 9 4 3 2 1 "   D a t a T y p e = " T e x t C o n s t " > P a y m e n t T e r m s D e s c r i p t i o n _ L b l < / P a y m e n t T e r m s D e s c r i p t i o n _ L b l > + 
+         < P r i c e s I n c l u d i n g V A T   E l e m e n t T y p e = " C o l u m n "   E l e m e n t I d = " 5 1 8 8 1 7 1 6 7 "   D a t a T y p e = " B o o l e a n " > P r i c e s I n c l u d i n g V A T < / P r i c e s I n c l u d i n g V A T > + 
+         < P r i c e s I n c l u d i n g V A T _ L b l   E l e m e n t T y p e = " C o l u m n "   E l e m e n t I d = " 1 3 7 7 9 7 9 4 4 4 "   D a t a T y p e = " S t r i n g " > P r i c e s I n c l u d i n g V A T _ L b l < / P r i c e s I n c l u d i n g V A T _ L b l > + 
+         < P r i c e s I n c l u d i n g V A T Y e s N o   E l e m e n t T y p e = " C o l u m n "   E l e m e n t I d = " 1 4 1 1 1 4 7 5 9 9 "   D a t a T y p e = " S t r i n g " > P r i c e s I n c l u d i n g V A T Y e s N o < / P r i c e s I n c l u d i n g V A T Y e s N o > + 
+         < Q R _ C o d e _ I m a g e   E l e m e n t T y p e = " C o l u m n "   E l e m e n t I d = " 2 0 7 9 6 8 0 8 3 6 "   D a t a T y p e = " M e d i a S e t " > Q R _ C o d e _ I m a g e < / Q R _ C o d e _ I m a g e > + 
+         < Q R _ C o d e _ I m a g e _ L b l   E l e m e n t T y p e = " C o l u m n "   E l e m e n t I d = " 1 2 2 9 4 4 6 0 7 "   D a t a T y p e = " S t r i n g " > Q R _ C o d e _ I m a g e _ L b l < / Q R _ C o d e _ I m a g e _ L b l > + 
+         < R e c u r r i n g B i l l i n g   E l e m e n t T y p e = " C o l u m n "   E l e m e n t I d = " 4 8 0 8 6 9 9 3 "   D a t a T y p e = " B o o l e a n " > R e c u r r i n g B i l l i n g < / R e c u r r i n g B i l l i n g > + 
+         < S a l e s I n v o i c e L i n e D i s c o u n t _ L b l   E l e m e n t T y p e = " C o l u m n "   E l e m e n t I d = " 6 6 4 6 0 1 5 8 2 "   D a t a T y p e = " T e x t C o n s t " > S a l e s I n v o i c e L i n e D i s c o u n t _ L b l < / S a l e s I n v o i c e L i n e D i s c o u n t _ L b l > + 
+         < S a l e s P e r s o n _ L b l   E l e m e n t T y p e = " C o l u m n "   E l e m e n t I d = " 1 5 6 4 1 9 6 3 6 5 "   D a t a T y p e = " T e x t C o n s t " > S a l e s P e r s o n _ L b l < / S a l e s P e r s o n _ L b l > + 
+         < S a l e s P e r s o n B l a n k _ L b l   E l e m e n t T y p e = " C o l u m n "   E l e m e n t I d = " 6 5 4 6 2 4 6 0 1 "   D a t a T y p e = " T e x t " > S a l e s P e r s o n B l a n k _ L b l < / S a l e s P e r s o n B l a n k _ L b l > + 
+         < S a l e s P e r s o n N a m e   E l e m e n t T y p e = " C o l u m n "   E l e m e n t I d = " 8 7 1 4 9 2 9 8 3 "   D a t a T y p e = " T e x t " > S a l e s P e r s o n N a m e < / S a l e s P e r s o n N a m e > + 
+         < S e l l T o C o n t a c t E m a i l   E l e m e n t T y p e = " C o l u m n "   E l e m e n t I d = " 2 6 2 8 2 4 5 6 4 "   D a t a T y p e = " T e x t " > S e l l T o C o n t a c t E m a i l < / S e l l T o C o n t a c t E m a i l > + 
+         < S e l l T o C o n t a c t E m a i l L b l   E l e m e n t T y p e = " C o l u m n "   E l e m e n t I d = " 3 7 0 9 2 0 3 7 4 "   D a t a T y p e = " T e x t C o n s t " > S e l l T o C o n t a c t E m a i l L b l < / S e l l T o C o n t a c t E m a i l L b l > + 
+         < S e l l T o C o n t a c t M o b i l e P h o n e N o   E l e m e n t T y p e = " C o l u m n "   E l e m e n t I d = " 1 8 4 3 5 8 7 4 7 "   D a t a T y p e = " T e x t " > S e l l T o C o n t a c t M o b i l e P h o n e N o < / S e l l T o C o n t a c t M o b i l e P h o n e N o > + 
+         < S e l l T o C o n t a c t M o b i l e P h o n e N o L b l   E l e m e n t T y p e = " C o l u m n "   E l e m e n t I d = " 1 4 5 7 5 2 8 4 1 7 "   D a t a T y p e = " T e x t C o n s t " > S e l l T o C o n t a c t M o b i l e P h o n e N o L b l < / S e l l T o C o n t a c t M o b i l e P h o n e N o L b l > + 
+         < S e l l T o C o n t a c t P h o n e N o   E l e m e n t T y p e = " C o l u m n "   E l e m e n t I d = " 1 6 1 3 8 2 2 4 8 3 "   D a t a T y p e = " T e x t " > S e l l T o C o n t a c t P h o n e N o < / S e l l T o C o n t a c t P h o n e N o > + 
+         < S e l l T o C o n t a c t P h o n e N o L b l   E l e m e n t T y p e = " C o l u m n "   E l e m e n t I d = " 1 0 5 0 6 8 6 8 0 9 "   D a t a T y p e = " T e x t C o n s t " > S e l l T o C o n t a c t P h o n e N o L b l < / S e l l T o C o n t a c t P h o n e N o L b l > + 
+         < S e l l t o C u s t o m e r N o   E l e m e n t T y p e = " C o l u m n "   E l e m e n t I d = " 2 0 5 0 6 4 7 3 4 9 "   D a t a T y p e = " C o d e " > S e l l t o C u s t o m e r N o < / S e l l t o C u s t o m e r N o > + 
+         < S e l l t o C u s t o m e r N o _ L b l   E l e m e n t T y p e = " C o l u m n "   E l e m e n t I d = " 2 9 8 3 8 1 5 1 2 "   D a t a T y p e = " S t r i n g " > S e l l t o C u s t o m e r N o _ L b l < / S e l l t o C u s t o m e r N o _ L b l > + 
+         < S h i p m e n t _ L b l   E l e m e n t T y p e = " C o l u m n "   E l e m e n t I d = " 2 0 8 5 7 6 7 1 2 0 "   D a t a T y p e = " T e x t C o n s t " > S h i p m e n t _ L b l < / S h i p m e n t _ L b l > + 
+         < S h i p m e n t D a t e   E l e m e n t T y p e = " C o l u m n "   E l e m e n t I d = " 9 3 1 1 1 1 4 6 5 "   D a t a T y p e = " S t r i n g " > S h i p m e n t D a t e < / S h i p m e n t D a t e > + 
+         < S h i p m e n t D a t e _ L b l   E l e m e n t T y p e = " C o l u m n "   E l e m e n t I d = " 6 1 4 4 0 0 3 6 4 "   D a t a T y p e = " S t r i n g " > S h i p m e n t D a t e _ L b l < / S h i p m e n t D a t e _ L b l > + 
+         < S h i p m e n t M e t h o d D e s c r i p t i o n   E l e m e n t T y p e = " C o l u m n "   E l e m e n t I d = " 2 0 5 9 4 0 3 2 6 0 "   D a t a T y p e = " T e x t " > S h i p m e n t M e t h o d D e s c r i p t i o n < / S h i p m e n t M e t h o d D e s c r i p t i o n > + 
+         < S h i p m e n t M e t h o d D e s c r i p t i o n _ L b l   E l e m e n t T y p e = " C o l u m n "   E l e m e n t I d = " 1 1 7 9 9 7 8 4 6 5 "   D a t a T y p e = " T e x t C o n s t " > S h i p m e n t M e t h o d D e s c r i p t i o n _ L b l < / S h i p m e n t M e t h o d D e s c r i p t i o n _ L b l > + 
+         < S h i p T o A d d r e s s _ L b l   E l e m e n t T y p e = " C o l u m n "   E l e m e n t I d = " 1 6 5 0 5 0 5 0 1 7 "   D a t a T y p e = " T e x t C o n s t " > S h i p T o A d d r e s s _ L b l < / S h i p T o A d d r e s s _ L b l > + 
+         < S h i p T o A d d r e s s 1   E l e m e n t T y p e = " C o l u m n "   E l e m e n t I d = " 1 3 5 7 6 7 2 8 6 1 "   D a t a T y p e = " T e x t " > S h i p T o A d d r e s s 1 < / S h i p T o A d d r e s s 1 > + 
+         < S h i p T o A d d r e s s 2   E l e m e n t T y p e = " C o l u m n "   E l e m e n t I d = " 1 0 2 4 2 0 4 5 8 4 "   D a t a T y p e = " T e x t " > S h i p T o A d d r e s s 2 < / S h i p T o A d d r e s s 2 > + 
+         < S h i p T o A d d r e s s 3   E l e m e n t T y p e = " C o l u m n "   E l e m e n t I d = " 1 6 6 1 9 0 1 2 0 1 "   D a t a T y p e = " T e x t " > S h i p T o A d d r e s s 3 < / S h i p T o A d d r e s s 3 > + 
+         < S h i p T o A d d r e s s 4   E l e m e n t T y p e = " C o l u m n "   E l e m e n t I d = " 5 5 5 4 1 6 9 9 0 "   D a t a T y p e = " T e x t " > S h i p T o A d d r e s s 4 < / S h i p T o A d d r e s s 4 > + 
+         < S h i p T o A d d r e s s 5   E l e m e n t T y p e = " C o l u m n "   E l e m e n t I d = " 1 1 9 3 1 1 3 6 0 7 "   D a t a T y p e = " T e x t " > S h i p T o A d d r e s s 5 < / S h i p T o A d d r e s s 5 > + 
+         < S h i p T o A d d r e s s 6   E l e m e n t T y p e = " C o l u m n "   E l e m e n t I d = " 7 1 9 9 7 6 2 4 4 "   D a t a T y p e = " T e x t " > S h i p T o A d d r e s s 6 < / S h i p T o A d d r e s s 6 > + 
+         < S h i p T o A d d r e s s 7   E l e m e n t T y p e = " C o l u m n "   E l e m e n t I d = " 8 2 2 7 9 6 2 7 "   D a t a T y p e = " T e x t " > S h i p T o A d d r e s s 7 < / S h i p T o A d d r e s s 7 > + 
+         < S h i p T o A d d r e s s 8   E l e m e n t T y p e = " C o l u m n "   E l e m e n t I d = " 1 4 9 2 9 9 2 1 7 8 "   D a t a T y p e = " T e x t " > S h i p T o A d d r e s s 8 < / S h i p T o A d d r e s s 8 > + 
+         < S h i p T o P h o n e N o   E l e m e n t T y p e = " C o l u m n "   E l e m e n t I d = " 3 6 9 7 0 2 2 5 5 "   D a t a T y p e = " T e x t " > S h i p T o P h o n e N o < / S h i p T o P h o n e N o > + 
+         < S h o w S h i p p i n g A d d r e s s   E l e m e n t T y p e = " C o l u m n "   E l e m e n t I d = " 1 1 2 0 0 7 1 2 6 6 "   D a t a T y p e = " B o o l e a n " > S h o w S h i p p i n g A d d r e s s < / S h o w S h i p p i n g A d d r e s s > + 
+         < S h o w W o r k D e s c r i p t i o n   E l e m e n t T y p e = " C o l u m n "   E l e m e n t I d = " 7 8 5 4 6 8 8 6 5 "   D a t a T y p e = " B o o l e a n " > S h o w W o r k D e s c r i p t i o n < / S h o w W o r k D e s c r i p t i o n > + 
+         < S u b t o t a l _ L b l   E l e m e n t T y p e = " C o l u m n "   E l e m e n t I d = " 1 9 6 7 7 9 5 1 4 2 "   D a t a T y p e = " T e x t C o n s t " > S u b t o t a l _ L b l < / S u b t o t a l _ L b l > + 
+         < T o t a l _ L b l   E l e m e n t T y p e = " C o l u m n "   E l e m e n t I d = " 1 2 1 0 1 0 0 8 7 8 "   D a t a T y p e = " T e x t C o n s t " > T o t a l _ L b l < / T o t a l _ L b l > + 
+         < V A T A m o u n t _ L b l   E l e m e n t T y p e = " C o l u m n "   E l e m e n t I d = " 1 0 9 4 6 5 7 2 9 "   D a t a T y p e = " T e x t C o n s t " > V A T A m o u n t _ L b l < / V A T A m o u n t _ L b l > + 
+         < V A T A m o u n t S p e c i f i c a t i o n _ L b l   E l e m e n t T y p e = " C o l u m n "   E l e m e n t I d = " 8 7 8 7 0 6 8 4 6 "   D a t a T y p e = " T e x t C o n s t " > V A T A m o u n t S p e c i f i c a t i o n _ L b l < / V A T A m o u n t S p e c i f i c a t i o n _ L b l > + 
+         < V A T B a s e _ L b l   E l e m e n t T y p e = " C o l u m n "   E l e m e n t I d = " 1 8 6 6 1 5 8 2 7 8 "   D a t a T y p e = " T e x t C o n s t " > V A T B a s e _ L b l < / V A T B a s e _ L b l > + 
+         < V A T C l a u s e _ L b l   E l e m e n t T y p e = " C o l u m n "   E l e m e n t I d = " 1 5 7 0 4 9 5 4 9 0 "   D a t a T y p e = " S t r i n g " > V A T C l a u s e _ L b l < / V A T C l a u s e _ L b l > + 
+         < V A T C l a u s e s _ L b l   E l e m e n t T y p e = " C o l u m n "   E l e m e n t I d = " 1 3 8 3 9 2 0 0 1 9 "   D a t a T y p e = " T e x t C o n s t " > V A T C l a u s e s _ L b l < / V A T C l a u s e s _ L b l > + 
+         < V A T I d e n t i f i e r _ L b l   E l e m e n t T y p e = " C o l u m n "   E l e m e n t I d = " 1 6 8 6 6 2 3 9 8 4 "   D a t a T y p e = " T e x t C o n s t " > V A T I d e n t i f i e r _ L b l < / V A T I d e n t i f i e r _ L b l > + 
+         < V A T P e r c e n t a g e _ L b l   E l e m e n t T y p e = " C o l u m n "   E l e m e n t I d = " 6 7 6 6 5 4 5 6 5 "   D a t a T y p e = " T e x t C o n s t " > V A T P e r c e n t a g e _ L b l < / V A T P e r c e n t a g e _ L b l > + 
+         < V A T R e g i s t r a t i o n N o   E l e m e n t T y p e = " C o l u m n "   E l e m e n t I d = " 1 8 8 9 1 9 5 4 0 2 "   D a t a T y p e = " T e x t " > V A T R e g i s t r a t i o n N o < / V A T R e g i s t r a t i o n N o > + 
+         < V A T R e g i s t r a t i o n N o _ L b l   E l e m e n t T y p e = " C o l u m n "   E l e m e n t I d = " 1 4 2 4 6 1 6 0 8 5 "   D a t a T y p e = " T e x t " > V A T R e g i s t r a t i o n N o _ L b l < / V A T R e g i s t r a t i o n N o _ L b l > + 
+         < Y o u r R e f e r e n c e   E l e m e n t T y p e = " C o l u m n "   E l e m e n t I d = " 1 1 0 3 9 9 5 1 "   D a t a T y p e = " T e x t " > Y o u r R e f e r e n c e < / Y o u r R e f e r e n c e > + 
+         < Y o u r R e f e r e n c e _ L b l   E l e m e n t T y p e = " C o l u m n "   E l e m e n t I d = " 4 6 5 4 7 7 4 2 6 "   D a t a T y p e = " S t r i n g " > Y o u r R e f e r e n c e _ L b l < / Y o u r R e f e r e n c e _ L b l > + 
+         < L i n e   E l e m e n t T y p e = " D a t a I t e m "   E l e m e n t I d = " 4 1 1 9 7 6 1 3 3 " > + 
+             < A m o u n t E x c l u d i n g V A T _ L i n e   E l e m e n t T y p e = " C o l u m n "   E l e m e n t I d = " 1 0 6 2 4 6 0 0 4 0 "   D a t a T y p e = " D e c i m a l " > A m o u n t E x c l u d i n g V A T _ L i n e < / A m o u n t E x c l u d i n g V A T _ L i n e > + 
+             < A m o u n t E x c l u d i n g V A T _ L i n e _ L b l   E l e m e n t T y p e = " C o l u m n "   E l e m e n t I d = " 2 0 0 2 8 7 4 4 7 5 "   D a t a T y p e = " S t r i n g " > A m o u n t E x c l u d i n g V A T _ L i n e _ L b l < / A m o u n t E x c l u d i n g V A T _ L i n e _ L b l > + 
+             < A m o u n t I n c l u d i n g V A T _ L i n e   E l e m e n t T y p e = " C o l u m n "   E l e m e n t I d = " 7 7 0 9 2 8 4 0 2 "   D a t a T y p e = " D e c i m a l " > A m o u n t I n c l u d i n g V A T _ L i n e < / A m o u n t I n c l u d i n g V A T _ L i n e > + 
+             < A m o u n t I n c l u d i n g V A T _ L i n e _ L b l   E l e m e n t T y p e = " C o l u m n "   E l e m e n t I d = " 9 3 0 7 4 7 3 1 3 "   D a t a T y p e = " S t r i n g " > A m o u n t I n c l u d i n g V A T _ L i n e _ L b l < / A m o u n t I n c l u d i n g V A T _ L i n e _ L b l > + 
+             < C o n t r a c t L i n e N o   E l e m e n t T y p e = " C o l u m n "   E l e m e n t I d = " 3 0 7 6 6 9 2 4 8 "   D a t a T y p e = " I n t e g e r " > C o n t r a c t L i n e N o < / C o n t r a c t L i n e N o > + 
+             < C o n t r a c t N o   E l e m e n t T y p e = " C o l u m n "   E l e m e n t I d = " 1 9 5 9 3 0 8 7 1 8 "   D a t a T y p e = " C o d e " > C o n t r a c t N o < / C o n t r a c t N o > + 
+             < D e s c r i p t i o n _ L i n e   E l e m e n t T y p e = " C o l u m n "   E l e m e n t I d = " 1 4 0 6 8 2 2 3 1 0 "   D a t a T y p e = " T e x t " > D e s c r i p t i o n _ L i n e < / D e s c r i p t i o n _ L i n e > + 
+             < D e s c r i p t i o n _ L i n e _ L b l   E l e m e n t T y p e = " C o l u m n "   E l e m e n t I d = " 2 1 1 8 9 5 1 4 9 5 "   D a t a T y p e = " S t r i n g " > D e s c r i p t i o n _ L i n e _ L b l < / D e s c r i p t i o n _ L i n e _ L b l > + 
+             < I t e m N o _ L i n e   E l e m e n t T y p e = " C o l u m n "   E l e m e n t I d = " 1 9 1 0 2 9 6 2 8 8 "   D a t a T y p e = " C o d e " > I t e m N o _ L i n e < / I t e m N o _ L i n e > + 
+             < I t e m N o _ L i n e _ L b l   E l e m e n t T y p e = " C o l u m n "   E l e m e n t I d = " 1 3 4 0 0 7 9 6 1 3 "   D a t a T y p e = " S t r i n g " > I t e m N o _ L i n e _ L b l < / I t e m N o _ L i n e _ L b l > + 
+             < I t e m R e f e r e n c e N o _ L i n e   E l e m e n t T y p e = " C o l u m n "   E l e m e n t I d = " 9 2 7 2 3 5 7 "   D a t a T y p e = " C o d e " > I t e m R e f e r e n c e N o _ L i n e < / I t e m R e f e r e n c e N o _ L i n e > + 
+             < I t e m R e f e r e n c e N o _ L i n e _ L b l   E l e m e n t T y p e = " C o l u m n "   E l e m e n t I d = " 1 9 8 0 6 3 1 1 3 0 "   D a t a T y p e = " S t r i n g " > I t e m R e f e r e n c e N o _ L i n e _ L b l < / I t e m R e f e r e n c e N o _ L i n e _ L b l > + 
+             < L i n e A m o u n t _ L i n e   E l e m e n t T y p e = " C o l u m n "   E l e m e n t I d = " 2 6 8 9 3 7 1 6 2 "   D a t a T y p e = " T e x t " > L i n e A m o u n t _ L i n e < / L i n e A m o u n t _ L i n e > + 
+             < L i n e A m o u n t _ L i n e _ L b l   E l e m e n t T y p e = " C o l u m n "   E l e m e n t I d = " 9 9 2 9 0 1 8 4 5 "   D a t a T y p e = " S t r i n g " > L i n e A m o u n t _ L i n e _ L b l < / L i n e A m o u n t _ L i n e _ L b l > + 
+             < L i n e D i s c o u n t P e r c e n t _ L i n e   E l e m e n t T y p e = " C o l u m n "   E l e m e n t I d = " 9 0 7 8 2 7 4 3 6 "   D a t a T y p e = " D e c i m a l " > L i n e D i s c o u n t P e r c e n t _ L i n e < / L i n e D i s c o u n t P e r c e n t _ L i n e > + 
+             < L i n e D i s c o u n t P e r c e n t T e x t _ L i n e   E l e m e n t T y p e = " C o l u m n "   E l e m e n t I d = " 6 1 3 1 3 5 1 9 "   D a t a T y p e = " T e x t " > L i n e D i s c o u n t P e r c e n t T e x t _ L i n e < / L i n e D i s c o u n t P e r c e n t T e x t _ L i n e > + 
+             < L i n e N o _ L i n e   E l e m e n t T y p e = " C o l u m n "   E l e m e n t I d = " 6 9 8 9 8 5 9 7 9 "   D a t a T y p e = " I n t e g e r " > L i n e N o _ L i n e < / L i n e N o _ L i n e > + 
+             < Q u a n t i t y _ L i n e   E l e m e n t T y p e = " C o l u m n "   E l e m e n t I d = " 1 0 6 8 5 4 3 5 3 7 "   D a t a T y p e = " T e x t " > Q u a n t i t y _ L i n e < / Q u a n t i t y _ L i n e > + 
+             < Q u a n t i t y _ L i n e _ L b l   E l e m e n t T y p e = " C o l u m n "   E l e m e n t I d = " 2 0 3 4 5 0 6 8 0 2 "   D a t a T y p e = " S t r i n g " > Q u a n t i t y _ L i n e _ L b l < / Q u a n t i t y _ L i n e _ L b l > + 
+             < R e c u r r i n g B i l l i n g f r o m   E l e m e n t T y p e = " C o l u m n "   E l e m e n t I d = " 4 7 7 0 0 1 9 2 1 "   D a t a T y p e = " D a t e " > R e c u r r i n g B i l l i n g f r o m < / R e c u r r i n g B i l l i n g f r o m > + 
+             < R e c u r r i n g B i l l i n g t o   E l e m e n t T y p e = " C o l u m n "   E l e m e n t I d = " 1 3 8 4 6 2 3 0 0 4 "   D a t a T y p e = " D a t e " > R e c u r r i n g B i l l i n g t o < / R e c u r r i n g B i l l i n g t o > + 
+             < S h i p m e n t D a t e _ L i n e   E l e m e n t T y p e = " C o l u m n "   E l e m e n t I d = " 1 6 7 3 3 7 5 4 1 6 "   D a t a T y p e = " S t r i n g " > S h i p m e n t D a t e _ L i n e < / S h i p m e n t D a t e _ L i n e > + 
+             < S h i p m e n t D a t e _ L i n e _ L b l   E l e m e n t T y p e = " C o l u m n "   E l e m e n t I d = " 8 5 3 2 2 4 3 6 3 "   D a t a T y p e = " T e x t C o n s t " > S h i p m e n t D a t e _ L i n e _ L b l < / S h i p m e n t D a t e _ L i n e _ L b l > + 
+             < T r a n s H e a d e r A m o u n t   E l e m e n t T y p e = " C o l u m n "   E l e m e n t I d = " 2 0 2 8 3 0 6 2 7 6 "   D a t a T y p e = " D e c i m a l " > T r a n s H e a d e r A m o u n t < / T r a n s H e a d e r A m o u n t > + 
+             < T y p e _ L i n e   E l e m e n t T y p e = " C o l u m n "   E l e m e n t I d = " 2 7 2 8 0 4 9 2 4 "   D a t a T y p e = " S t r i n g " > T y p e _ L i n e < / T y p e _ L i n e > + 
+             < U n i t O f M e a s u r e   E l e m e n t T y p e = " C o l u m n "   E l e m e n t I d = " 1 8 0 8 2 2 8 0 1 8 "   D a t a T y p e = " T e x t " > U n i t O f M e a s u r e < / U n i t O f M e a s u r e > + 
+             < U n i t O f M e a s u r e _ L b l   E l e m e n t T y p e = " C o l u m n "   E l e m e n t I d = " 9 8 1 9 5 1 2 4 9 "   D a t a T y p e = " S t r i n g " > U n i t O f M e a s u r e _ L b l < / U n i t O f M e a s u r e _ L b l > + 
+             < U n i t P r i c e   E l e m e n t T y p e = " C o l u m n "   E l e m e n t I d = " 1 4 7 8 2 2 1 5 2 6 "   D a t a T y p e = " T e x t " > U n i t P r i c e < / U n i t P r i c e > + 
+             < U n i t P r i c e _ L b l   E l e m e n t T y p e = " C o l u m n "   E l e m e n t I d = " 1 1 6 3 9 2 6 6 0 3 "   D a t a T y p e = " S t r i n g " > U n i t P r i c e _ L b l < / U n i t P r i c e _ L b l > + 
+             < V A T I d e n t i f i e r _ L i n e   E l e m e n t T y p e = " C o l u m n "   E l e m e n t I d = " 1 7 7 3 6 2 2 4 1 2 "   D a t a T y p e = " C o d e " > V A T I d e n t i f i e r _ L i n e < / V A T I d e n t i f i e r _ L i n e > + 
+             < V A T I d e n t i f i e r _ L i n e _ L b l   E l e m e n t T y p e = " C o l u m n "   E l e m e n t I d = " 5 3 3 7 8 2 7 0 3 "   D a t a T y p e = " S t r i n g " > V A T I d e n t i f i e r _ L i n e _ L b l < / V A T I d e n t i f i e r _ L i n e _ L b l > + 
+             < V A T P c t _ L i n e   E l e m e n t T y p e = " C o l u m n "   E l e m e n t I d = " 1 9 7 4 0 0 1 9 4 4 "   D a t a T y p e = " T e x t " > V A T P c t _ L i n e < / V A T P c t _ L i n e > + 
+             < V A T P c t _ L i n e _ L b l   E l e m e n t T y p e = " C o l u m n "   E l e m e n t I d = " 1 2 0 7 5 2 9 9 1 5 "   D a t a T y p e = " S t r i n g " > V A T P c t _ L i n e _ L b l < / V A T P c t _ L i n e _ L b l > + 
+             < S h i p m e n t L i n e   E l e m e n t T y p e = " D a t a I t e m "   E l e m e n t I d = " 2 0 1 5 9 9 6 0 5 1 " > + 
+                 < D o c u m e n t N o _ S h i p m e n t L i n e   E l e m e n t T y p e = " C o l u m n "   E l e m e n t I d = " 1 2 4 3 7 6 7 7 6 2 "   D a t a T y p e = " C o d e " > D o c u m e n t N o _ S h i p m e n t L i n e < / D o c u m e n t N o _ S h i p m e n t L i n e > + 
+                 < P o s t i n g D a t e _ S h i p m e n t L i n e   E l e m e n t T y p e = " C o l u m n "   E l e m e n t I d = " 1 8 3 4 0 0 3 2 0 "   D a t a T y p e = " S t r i n g " > P o s t i n g D a t e _ S h i p m e n t L i n e < / P o s t i n g D a t e _ S h i p m e n t L i n e > + 
+                 < P o s t i n g D a t e _ S h i p m e n t L i n e _ L b l   E l e m e n t T y p e = " C o l u m n "   E l e m e n t I d = " 1 0 9 0 0 6 9 0 2 7 "   D a t a T y p e = " S t r i n g " > P o s t i n g D a t e _ S h i p m e n t L i n e _ L b l < / P o s t i n g D a t e _ S h i p m e n t L i n e _ L b l > + 
+                 < Q u a n t i t y _ S h i p m e n t L i n e   E l e m e n t T y p e = " C o l u m n "   E l e m e n t I d = " 1 6 3 7 0 3 4 2 4 7 "   D a t a T y p e = " D e c i m a l " > Q u a n t i t y _ S h i p m e n t L i n e < / Q u a n t i t y _ S h i p m e n t L i n e > + 
+                 < Q u a n t i t y _ S h i p m e n t L i n e _ L b l   E l e m e n t T y p e = " C o l u m n "   E l e m e n t I d = " 1 6 0 2 6 6 7 3 8 6 "   D a t a T y p e = " S t r i n g " > Q u a n t i t y _ S h i p m e n t L i n e _ L b l < / Q u a n t i t y _ S h i p m e n t L i n e _ L b l >   
              < / S h i p m e n t L i n e >   
-             < A s s e m b l y L i n e > - 
-                 < D e s c r i p t i o n _ A s s e m b l y L i n e > D e s c r i p t i o n _ A s s e m b l y L i n e < / D e s c r i p t i o n _ A s s e m b l y L i n e > - 
-                 < L i n e N o _ A s s e m b l y L i n e > L i n e N o _ A s s e m b l y L i n e < / L i n e N o _ A s s e m b l y L i n e > - 
-                 < Q u a n t i t y _ A s s e m b l y L i n e > Q u a n t i t y _ A s s e m b l y L i n e < / Q u a n t i t y _ A s s e m b l y L i n e > - 
-                 < U n i t O f M e a s u r e _ A s s e m b l y L i n e > U n i t O f M e a s u r e _ A s s e m b l y L i n e < / U n i t O f M e a s u r e _ A s s e m b l y L i n e > - 
-                 < V a r i a n t C o d e _ A s s e m b l y L i n e > V a r i a n t C o d e _ A s s e m b l y L i n e < / V a r i a n t C o d e _ A s s e m b l y L i n e > +             < A s s e m b l y L i n e   E l e m e n t T y p e = " D a t a I t e m "   E l e m e n t I d = " 1 2 0 5 9 4 2 8 5 " > + 
+                 < D e s c r i p t i o n _ A s s e m b l y L i n e   E l e m e n t T y p e = " C o l u m n "   E l e m e n t I d = " 2 8 0 7 4 3 7 9 6 "   D a t a T y p e = " T e x t " > D e s c r i p t i o n _ A s s e m b l y L i n e < / D e s c r i p t i o n _ A s s e m b l y L i n e > + 
+                 < L i n e N o _ A s s e m b l y L i n e   E l e m e n t T y p e = " C o l u m n "   E l e m e n t I d = " 6 4 0 5 8 3 8 9 1 "   D a t a T y p e = " C o d e " > L i n e N o _ A s s e m b l y L i n e < / L i n e N o _ A s s e m b l y L i n e > + 
+                 < Q u a n t i t y _ A s s e m b l y L i n e   E l e m e n t T y p e = " C o l u m n "   E l e m e n t I d = " 1 9 5 7 6 4 8 2 3 1 "   D a t a T y p e = " D e c i m a l " > Q u a n t i t y _ A s s e m b l y L i n e < / Q u a n t i t y _ A s s e m b l y L i n e > + 
+                 < U n i t O f M e a s u r e _ A s s e m b l y L i n e   E l e m e n t T y p e = " C o l u m n "   E l e m e n t I d = " 1 6 4 9 1 2 3 7 7 3 "   D a t a T y p e = " T e x t " > U n i t O f M e a s u r e _ A s s e m b l y L i n e < / U n i t O f M e a s u r e _ A s s e m b l y L i n e > + 
+                 < V a r i a n t C o d e _ A s s e m b l y L i n e   E l e m e n t T y p e = " C o l u m n "   E l e m e n t I d = " 1 8 6 9 4 0 7 6 7 2 "   D a t a T y p e = " C o d e " > V a r i a n t C o d e _ A s s e m b l y L i n e < / V a r i a n t C o d e _ A s s e m b l y L i n e >   
              < / A s s e m b l y L i n e >   
          < / L i n e >   
-         < W o r k D e s c r i p t i o n L i n e s > - 
-             < W o r k D e s c r i p t i o n L i n e > W o r k D e s c r i p t i o n L i n e < / W o r k D e s c r i p t i o n L i n e > - 
-             < W o r k D e s c r i p t i o n L i n e N u m b e r > W o r k D e s c r i p t i o n L i n e N u m b e r < / W o r k D e s c r i p t i o n L i n e N u m b e r > +         < W o r k D e s c r i p t i o n L i n e s   E l e m e n t T y p e = " D a t a I t e m "   E l e m e n t I d = " 2 7 6 8 1 9 4 4 7 " > + 
+             < W o r k D e s c r i p t i o n L i n e   E l e m e n t T y p e = " C o l u m n "   E l e m e n t I d = " 1 9 4 7 6 2 1 6 7 6 "   D a t a T y p e = " T e x t " > W o r k D e s c r i p t i o n L i n e < / W o r k D e s c r i p t i o n L i n e > + 
+             < W o r k D e s c r i p t i o n L i n e N u m b e r   E l e m e n t T y p e = " C o l u m n "   E l e m e n t I d = " 7 9 7 3 0 7 2 2 3 "   D a t a T y p e = " I n t e g e r " > W o r k D e s c r i p t i o n L i n e N u m b e r < / W o r k D e s c r i p t i o n L i n e N u m b e r >   
          < / W o r k D e s c r i p t i o n L i n e s >   
-         < V A T A m o u n t L i n e > - 
-             < I n v o i c e D i s c o u n t A m o u n t _ V A T A m o u n t L i n e > I n v o i c e D i s c o u n t A m o u n t _ V A T A m o u n t L i n e < / I n v o i c e D i s c o u n t A m o u n t _ V A T A m o u n t L i n e > - 
-             < I n v o i c e D i s c o u n t A m o u n t _ V A T A m o u n t L i n e _ L b l > I n v o i c e D i s c o u n t A m o u n t _ V A T A m o u n t L i n e _ L b l < / I n v o i c e D i s c o u n t A m o u n t _ V A T A m o u n t L i n e _ L b l > - 
-             < I n v o i c e D i s c o u n t B a s e A m o u n t _ V A T A m o u n t L i n e > I n v o i c e D i s c o u n t B a s e A m o u n t _ V A T A m o u n t L i n e < / I n v o i c e D i s c o u n t B a s e A m o u n t _ V A T A m o u n t L i n e > - 
-             < I n v o i c e D i s c o u n t B a s e A m o u n t _ V A T A m o u n t L i n e _ L b l > I n v o i c e D i s c o u n t B a s e A m o u n t _ V A T A m o u n t L i n e _ L b l < / I n v o i c e D i s c o u n t B a s e A m o u n t _ V A T A m o u n t L i n e _ L b l > - 
-             < L i n e A m o u n t _ V a t A m o u n t L i n e > L i n e A m o u n t _ V a t A m o u n t L i n e < / L i n e A m o u n t _ V a t A m o u n t L i n e > - 
-             < L i n e A m o u n t _ V a t A m o u n t L i n e _ L b l > L i n e A m o u n t _ V a t A m o u n t L i n e _ L b l < / L i n e A m o u n t _ V a t A m o u n t L i n e _ L b l > - 
-             < N o O f V A T I d e n t i f i e r s > N o O f V A T I d e n t i f i e r s < / N o O f V A T I d e n t i f i e r s > - 
-             < V A T A m o u n t L C Y _ V A T A m o u n t L i n e > V A T A m o u n t L C Y _ V A T A m o u n t L i n e < / V A T A m o u n t L C Y _ V A T A m o u n t L i n e > - 
-             < V A T A m o u n t L C Y _ V A T A m o u n t L i n e _ L b l > V A T A m o u n t L C Y _ V A T A m o u n t L i n e _ L b l < / V A T A m o u n t L C Y _ V A T A m o u n t L i n e _ L b l > - 
-             < V A T A m o u n t _ V a t A m o u n t L i n e > V A T A m o u n t _ V a t A m o u n t L i n e < / V A T A m o u n t _ V a t A m o u n t L i n e > - 
-             < V A T A m o u n t _ V a t A m o u n t L i n e _ L b l > V A T A m o u n t _ V a t A m o u n t L i n e _ L b l < / V A T A m o u n t _ V a t A m o u n t L i n e _ L b l > - 
-             < V A T B a s e L C Y _ V A T A m o u n t L i n e > V A T B a s e L C Y _ V A T A m o u n t L i n e < / V A T B a s e L C Y _ V A T A m o u n t L i n e > - 
-             < V A T B a s e L C Y _ V A T A m o u n t L i n e _ L b l > V A T B a s e L C Y _ V A T A m o u n t L i n e _ L b l < / V A T B a s e L C Y _ V A T A m o u n t L i n e _ L b l > - 
-             < V A T B a s e _ V a t A m o u n t L i n e > V A T B a s e _ V a t A m o u n t L i n e < / V A T B a s e _ V a t A m o u n t L i n e > - 
-             < V A T B a s e _ V a t A m o u n t L i n e _ L b l > V A T B a s e _ V a t A m o u n t L i n e _ L b l < / V A T B a s e _ V a t A m o u n t L i n e _ L b l > - 
-             < V A T I d e n t i f i e r _ V a t A m o u n t L i n e > V A T I d e n t i f i e r _ V a t A m o u n t L i n e < / V A T I d e n t i f i e r _ V a t A m o u n t L i n e > - 
-             < V A T I d e n t i f i e r _ V a t A m o u n t L i n e _ L b l > V A T I d e n t i f i e r _ V a t A m o u n t L i n e _ L b l < / V A T I d e n t i f i e r _ V a t A m o u n t L i n e _ L b l > - 
-             < V A T P c t _ V a t A m o u n t L i n e > V A T P c t _ V a t A m o u n t L i n e < / V A T P c t _ V a t A m o u n t L i n e > - 
-             < V A T P c t _ V a t A m o u n t L i n e _ L b l > V A T P c t _ V a t A m o u n t L i n e _ L b l < / V A T P c t _ V a t A m o u n t L i n e _ L b l > +         < V A T A m o u n t L i n e   E l e m e n t T y p e = " D a t a I t e m "   E l e m e n t I d = " 8 2 7 5 3 4 3 4 8 " > + 
+             < I n v o i c e D i s c o u n t A m o u n t _ V A T A m o u n t L i n e   E l e m e n t T y p e = " C o l u m n "   E l e m e n t I d = " 8 2 4 7 3 0 1 4 1 "   D a t a T y p e = " D e c i m a l " > I n v o i c e D i s c o u n t A m o u n t _ V A T A m o u n t L i n e < / I n v o i c e D i s c o u n t A m o u n t _ V A T A m o u n t L i n e > + 
+             < I n v o i c e D i s c o u n t A m o u n t _ V A T A m o u n t L i n e _ L b l   E l e m e n t T y p e = " C o l u m n "   E l e m e n t I d = " 1 5 6 2 2 0 0 0 3 4 "   D a t a T y p e = " S t r i n g " > I n v o i c e D i s c o u n t A m o u n t _ V A T A m o u n t L i n e _ L b l < / I n v o i c e D i s c o u n t A m o u n t _ V A T A m o u n t L i n e _ L b l > + 
+             < I n v o i c e D i s c o u n t B a s e A m o u n t _ V A T A m o u n t L i n e   E l e m e n t T y p e = " C o l u m n "   E l e m e n t I d = " 2 0 4 0 3 3 2 2 6 6 "   D a t a T y p e = " D e c i m a l " > I n v o i c e D i s c o u n t B a s e A m o u n t _ V A T A m o u n t L i n e < / I n v o i c e D i s c o u n t B a s e A m o u n t _ V A T A m o u n t L i n e > + 
+             < I n v o i c e D i s c o u n t B a s e A m o u n t _ V A T A m o u n t L i n e _ L b l   E l e m e n t T y p e = " C o l u m n "   E l e m e n t I d = " 4 0 5 9 6 0 3 3 1 "   D a t a T y p e = " S t r i n g " > I n v o i c e D i s c o u n t B a s e A m o u n t _ V A T A m o u n t L i n e _ L b l < / I n v o i c e D i s c o u n t B a s e A m o u n t _ V A T A m o u n t L i n e _ L b l > + 
+             < L i n e A m o u n t _ V a t A m o u n t L i n e   E l e m e n t T y p e = " C o l u m n "   E l e m e n t I d = " 2 1 4 6 5 4 0 1 "   D a t a T y p e = " D e c i m a l " > L i n e A m o u n t _ V a t A m o u n t L i n e < / L i n e A m o u n t _ V a t A m o u n t L i n e > + 
+             < L i n e A m o u n t _ V a t A m o u n t L i n e _ L b l   E l e m e n t T y p e = " C o l u m n "   E l e m e n t I d = " 1 1 1 0 9 1 2 1 2 4 "   D a t a T y p e = " S t r i n g " > L i n e A m o u n t _ V a t A m o u n t L i n e _ L b l < / L i n e A m o u n t _ V a t A m o u n t L i n e _ L b l > + 
+             < N o O f V A T I d e n t i f i e r s   E l e m e n t T y p e = " C o l u m n "   E l e m e n t I d = " 1 1 5 3 2 6 3 0 2 6 "   D a t a T y p e = " I n t e g e r " > N o O f V A T I d e n t i f i e r s < / N o O f V A T I d e n t i f i e r s > + 
+             < V A T A m o u n t _ V a t A m o u n t L i n e   E l e m e n t T y p e = " C o l u m n "   E l e m e n t I d = " 1 8 9 1 8 2 0 6 2 0 "   D a t a T y p e = " D e c i m a l " > V A T A m o u n t _ V a t A m o u n t L i n e < / V A T A m o u n t _ V a t A m o u n t L i n e > + 
+             < V A T A m o u n t _ V a t A m o u n t L i n e _ L b l   E l e m e n t T y p e = " C o l u m n "   E l e m e n t I d = " 1 5 1 3 5 5 5 4 7 3 "   D a t a T y p e = " S t r i n g " > V A T A m o u n t _ V a t A m o u n t L i n e _ L b l < / V A T A m o u n t _ V a t A m o u n t L i n e _ L b l > + 
+             < V A T A m o u n t L C Y _ V A T A m o u n t L i n e   E l e m e n t T y p e = " C o l u m n "   E l e m e n t I d = " 1 5 8 1 9 9 4 3 5 0 "   D a t a T y p e = " D e c i m a l " > V A T A m o u n t L C Y _ V A T A m o u n t L i n e < / V A T A m o u n t L C Y _ V A T A m o u n t L i n e > + 
+             < V A T A m o u n t L C Y _ V A T A m o u n t L i n e _ L b l   E l e m e n t T y p e = " C o l u m n "   E l e m e n t I d = " 9 2 3 0 0 3 3 7 "   D a t a T y p e = " T e x t C o n s t " > V A T A m o u n t L C Y _ V A T A m o u n t L i n e _ L b l < / V A T A m o u n t L C Y _ V A T A m o u n t L i n e _ L b l > + 
+             < V A T B a s e _ V a t A m o u n t L i n e   E l e m e n t T y p e = " C o l u m n "   E l e m e n t I d = " 1 4 5 8 9 3 7 8 1 9 "   D a t a T y p e = " D e c i m a l " > V A T B a s e _ V a t A m o u n t L i n e < / V A T B a s e _ V a t A m o u n t L i n e > + 
+             < V A T B a s e _ V a t A m o u n t L i n e _ L b l   E l e m e n t T y p e = " C o l u m n "   E l e m e n t I d = " 1 6 9 1 3 0 2 4 8 8 "   D a t a T y p e = " S t r i n g " > V A T B a s e _ V a t A m o u n t L i n e _ L b l < / V A T B a s e _ V a t A m o u n t L i n e _ L b l > + 
+             < V A T B a s e L C Y _ V A T A m o u n t L i n e   E l e m e n t T y p e = " C o l u m n "   E l e m e n t I d = " 1 8 6 0 9 4 5 6 3 5 "   D a t a T y p e = " D e c i m a l " > V A T B a s e L C Y _ V A T A m o u n t L i n e < / V A T B a s e L C Y _ V A T A m o u n t L i n e > + 
+             < V A T B a s e L C Y _ V A T A m o u n t L i n e _ L b l   E l e m e n t T y p e = " C o l u m n "   E l e m e n t I d = " 1 2 3 6 4 6 7 9 9 8 "   D a t a T y p e = " T e x t C o n s t " > V A T B a s e L C Y _ V A T A m o u n t L i n e _ L b l < / V A T B a s e L C Y _ V A T A m o u n t L i n e _ L b l > + 
+             < V A T I d e n t i f i e r _ V a t A m o u n t L i n e   E l e m e n t T y p e = " C o l u m n "   E l e m e n t I d = " 1 1 4 2 0 7 0 0 3 5 "   D a t a T y p e = " C o d e " > V A T I d e n t i f i e r _ V a t A m o u n t L i n e < / V A T I d e n t i f i e r _ V a t A m o u n t L i n e > + 
+             < V A T I d e n t i f i e r _ V a t A m o u n t L i n e _ L b l   E l e m e n t T y p e = " C o l u m n "   E l e m e n t I d = " 8 6 4 5 0 4 5 0 "   D a t a T y p e = " S t r i n g " > V A T I d e n t i f i e r _ V a t A m o u n t L i n e _ L b l < / V A T I d e n t i f i e r _ V a t A m o u n t L i n e _ L b l > + 
+             < V A T P c t _ V a t A m o u n t L i n e   E l e m e n t T y p e = " C o l u m n "   E l e m e n t I d = " 1 4 5 3 5 4 2 7 7 7 "   D a t a T y p e = " D e c i m a l " > V A T P c t _ V a t A m o u n t L i n e < / V A T P c t _ V a t A m o u n t L i n e > + 
+             < V A T P c t _ V a t A m o u n t L i n e _ L b l   E l e m e n t T y p e = " C o l u m n "   E l e m e n t I d = " 6 7 6 3 2 3 7 8 "   D a t a T y p e = " S t r i n g " > V A T P c t _ V a t A m o u n t L i n e _ L b l < / V A T P c t _ V a t A m o u n t L i n e _ L b l >   
          < / V A T A m o u n t L i n e >   
-         < V A T C l a u s e L i n e > - 
-             < C o d e _ V A T C l a u s e L i n e > C o d e _ V A T C l a u s e L i n e < / C o d e _ V A T C l a u s e L i n e > - 
-             < C o d e _ V A T C l a u s e L i n e _ L b l > C o d e _ V A T C l a u s e L i n e _ L b l < / C o d e _ V A T C l a u s e L i n e _ L b l > - 
-             < D e s c r i p t i o n 2 _ V A T C l a u s e L i n e > D e s c r i p t i o n 2 _ V A T C l a u s e L i n e < / D e s c r i p t i o n 2 _ V A T C l a u s e L i n e > - 
-             < D e s c r i p t i o n _ V A T C l a u s e L i n e > D e s c r i p t i o n _ V A T C l a u s e L i n e < / D e s c r i p t i o n _ V A T C l a u s e L i n e > - 
-             < N o O f V A T C l a u s e s > N o O f V A T C l a u s e s < / N o O f V A T C l a u s e s > - 
-             < V A T A m o u n t _ V A T C l a u s e L i n e > V A T A m o u n t _ V A T C l a u s e L i n e < / V A T A m o u n t _ V A T C l a u s e L i n e > - 
-             < V A T I d e n t i f i e r _ V A T C l a u s e L i n e > V A T I d e n t i f i e r _ V A T C l a u s e L i n e < / V A T I d e n t i f i e r _ V A T C l a u s e L i n e > +         < V A T C l a u s e L i n e   E l e m e n t T y p e = " D a t a I t e m "   E l e m e n t I d = " 1 6 6 5 5 0 0 1 6 3 " > + 
+             < C o d e _ V A T C l a u s e L i n e   E l e m e n t T y p e = " C o l u m n "   E l e m e n t I d = " 1 8 2 4 5 8 9 8 4 7 "   D a t a T y p e = " C o d e " > C o d e _ V A T C l a u s e L i n e < / C o d e _ V A T C l a u s e L i n e > + 
+             < C o d e _ V A T C l a u s e L i n e _ L b l   E l e m e n t T y p e = " C o l u m n "   E l e m e n t I d = " 4 6 1 5 3 3 0 2 "   D a t a T y p e = " S t r i n g " > C o d e _ V A T C l a u s e L i n e _ L b l < / C o d e _ V A T C l a u s e L i n e _ L b l > + 
+             < D e s c r i p t i o n _ V A T C l a u s e L i n e   E l e m e n t T y p e = " C o l u m n "   E l e m e n t I d = " 1 3 0 5 5 4 5 9 2 4 "   D a t a T y p e = " T e x t " > D e s c r i p t i o n _ V A T C l a u s e L i n e < / D e s c r i p t i o n _ V A T C l a u s e L i n e > + 
+             < D e s c r i p t i o n 2 _ V A T C l a u s e L i n e   E l e m e n t T y p e = " C o l u m n "   E l e m e n t I d = " 1 3 7 9 6 6 7 4 7 0 "   D a t a T y p e = " T e x t " > D e s c r i p t i o n 2 _ V A T C l a u s e L i n e < / D e s c r i p t i o n 2 _ V A T C l a u s e L i n e > + 
+             < N o O f V A T C l a u s e s   E l e m e n t T y p e = " C o l u m n "   E l e m e n t I d = " 7 5 6 4 1 7 3 9 2 "   D a t a T y p e = " I n t e g e r " > N o O f V A T C l a u s e s < / N o O f V A T C l a u s e s > + 
+             < V A T A m o u n t _ V A T C l a u s e L i n e   E l e m e n t T y p e = " C o l u m n "   E l e m e n t I d = " 2 2 2 4 6 9 0 5 9 "   D a t a T y p e = " D e c i m a l " > V A T A m o u n t _ V A T C l a u s e L i n e < / V A T A m o u n t _ V A T C l a u s e L i n e > + 
+             < V A T I d e n t i f i e r _ V A T C l a u s e L i n e   E l e m e n t T y p e = " C o l u m n "   E l e m e n t I d = " 1 4 6 4 4 7 2 4 7 8 "   D a t a T y p e = " C o d e " > V A T I d e n t i f i e r _ V A T C l a u s e L i n e < / V A T I d e n t i f i e r _ V A T C l a u s e L i n e >   
          < / V A T C l a u s e L i n e >   
-         < R e p o r t T o t a l s L i n e > - 
-             < A m o u n t F o r m a t t e d _ R e p o r t T o t a l s L i n e > A m o u n t F o r m a t t e d _ R e p o r t T o t a l s L i n e < / A m o u n t F o r m a t t e d _ R e p o r t T o t a l s L i n e > - 
-             < A m o u n t _ R e p o r t T o t a l s L i n e > A m o u n t _ R e p o r t T o t a l s L i n e < / A m o u n t _ R e p o r t T o t a l s L i n e > - 
-             < D e s c r i p t i o n _ R e p o r t T o t a l s L i n e > D e s c r i p t i o n _ R e p o r t T o t a l s L i n e < / D e s c r i p t i o n _ R e p o r t T o t a l s L i n e > - 
-             < F o n t B o l d _ R e p o r t T o t a l s L i n e > F o n t B o l d _ R e p o r t T o t a l s L i n e < / F o n t B o l d _ R e p o r t T o t a l s L i n e > - 
-             < F o n t U n d e r l i n e _ R e p o r t T o t a l s L i n e > F o n t U n d e r l i n e _ R e p o r t T o t a l s L i n e < / F o n t U n d e r l i n e _ R e p o r t T o t a l s L i n e > +         < R e p o r t T o t a l s L i n e   E l e m e n t T y p e = " D a t a I t e m "   E l e m e n t I d = " 2 1 2 2 5 4 9 8 3 6 " > + 
+             < A m o u n t _ R e p o r t T o t a l s L i n e   E l e m e n t T y p e = " C o l u m n "   E l e m e n t I d = " 4 1 9 9 1 8 3 6 9 "   D a t a T y p e = " D e c i m a l " > A m o u n t _ R e p o r t T o t a l s L i n e < / A m o u n t _ R e p o r t T o t a l s L i n e > + 
+             < A m o u n t F o r m a t t e d _ R e p o r t T o t a l s L i n e   E l e m e n t T y p e = " C o l u m n "   E l e m e n t I d = " 1 5 0 6 1 3 6 8 2 5 "   D a t a T y p e = " T e x t " > A m o u n t F o r m a t t e d _ R e p o r t T o t a l s L i n e < / A m o u n t F o r m a t t e d _ R e p o r t T o t a l s L i n e > + 
+             < D e s c r i p t i o n _ R e p o r t T o t a l s L i n e   E l e m e n t T y p e = " C o l u m n "   E l e m e n t I d = " 5 8 1 9 9 6 0 6 7 "   D a t a T y p e = " T e x t " > D e s c r i p t i o n _ R e p o r t T o t a l s L i n e < / D e s c r i p t i o n _ R e p o r t T o t a l s L i n e > + 
+             < F o n t B o l d _ R e p o r t T o t a l s L i n e   E l e m e n t T y p e = " C o l u m n "   E l e m e n t I d = " 9 4 6 5 4 0 5 4 9 "   D a t a T y p e = " B o o l e a n " > F o n t B o l d _ R e p o r t T o t a l s L i n e < / F o n t B o l d _ R e p o r t T o t a l s L i n e > + 
+             < F o n t U n d e r l i n e _ R e p o r t T o t a l s L i n e   E l e m e n t T y p e = " C o l u m n "   E l e m e n t I d = " 2 0 2 1 5 3 3 6 9 4 "   D a t a T y p e = " B o o l e a n " > F o n t U n d e r l i n e _ R e p o r t T o t a l s L i n e < / F o n t U n d e r l i n e _ R e p o r t T o t a l s L i n e >   
          < / R e p o r t T o t a l s L i n e >   
-         < L e t t e r T e x t > - 
-             < B o d y T e x t > B o d y T e x t < / B o d y T e x t > - 
-             < C l o s i n g T e x t > C l o s i n g T e x t < / C l o s i n g T e x t > - 
-             < G r e e t i n g T e x t > G r e e t i n g T e x t < / G r e e t i n g T e x t > +         < L e t t e r T e x t   E l e m e n t T y p e = " D a t a I t e m "   E l e m e n t I d = " 1 5 1 0 3 5 3 8 3 4 " > + 
+             < B o d y T e x t   E l e m e n t T y p e = " C o l u m n "   E l e m e n t I d = " 1 4 9 7 5 9 8 0 8 "   D a t a T y p e = " T e x t C o n s t " > B o d y T e x t < / B o d y T e x t > + 
+             < C l o s i n g T e x t   E l e m e n t T y p e = " C o l u m n "   E l e m e n t I d = " 5 1 2 1 3 5 9 0 9 "   D a t a T y p e = " T e x t C o n s t " > C l o s i n g T e x t < / C l o s i n g T e x t > + 
+             < G r e e t i n g T e x t   E l e m e n t T y p e = " C o l u m n "   E l e m e n t I d = " 1 1 7 5 2 7 9 2 8 9 "   D a t a T y p e = " T e x t C o n s t " > G r e e t i n g T e x t < / G r e e t i n g T e x t >   
          < / L e t t e r T e x t >   
-         < T o t a l s > - 
-             < C u r r e n c y C o d e > C u r r e n c y C o d e < / C u r r e n c y C o d e > - 
-             < C u r r e n c y S y m b o l > C u r r e n c y S y m b o l < / C u r r e n c y S y m b o l > - 
-             < T o t a l A m o u n t I n c l u d i n g V A T > T o t a l A m o u n t I n c l u d i n g V A T < / T o t a l A m o u n t I n c l u d i n g V A T > - 
-             < T o t a l E x c l u d i n g V A T T e x t > T o t a l E x c l u d i n g V A T T e x t < / T o t a l E x c l u d i n g V A T T e x t > - 
-             < T o t a l I n c l u d i n g V A T T e x t > T o t a l I n c l u d i n g V A T T e x t < / T o t a l I n c l u d i n g V A T T e x t > - 
-             < T o t a l I n v o i c e D i s c o u n t A m o u n t > T o t a l I n v o i c e D i s c o u n t A m o u n t < / T o t a l I n v o i c e D i s c o u n t A m o u n t > - 
-             < T o t a l N e t A m o u n t > T o t a l N e t A m o u n t < / T o t a l N e t A m o u n t > - 
-             < T o t a l P a y m e n t D i s c o u n t O n V A T > T o t a l P a y m e n t D i s c o u n t O n V A T < / T o t a l P a y m e n t D i s c o u n t O n V A T > - 
-             < T o t a l S u b T o t a l > T o t a l S u b T o t a l < / T o t a l S u b T o t a l > - 
-             < T o t a l S u b T o t a l M i n u s I n v o i c e D i s c o u n t > T o t a l S u b T o t a l M i n u s I n v o i c e D i s c o u n t < / T o t a l S u b T o t a l M i n u s I n v o i c e D i s c o u n t > - 
-             < T o t a l T e x t > T o t a l T e x t < / T o t a l T e x t > - 
-             < T o t a l V A T A m o u n t > T o t a l V A T A m o u n t < / T o t a l V A T A m o u n t > - 
-             < T o t a l V A T A m o u n t L C Y > T o t a l V A T A m o u n t L C Y < / T o t a l V A T A m o u n t L C Y > - 
-             < T o t a l V A T A m o u n t T e x t > T o t a l V A T A m o u n t T e x t < / T o t a l V A T A m o u n t T e x t > - 
-             < T o t a l V A T B a s e L C Y > T o t a l V A T B a s e L C Y < / T o t a l V A T B a s e L C Y > +         < T o t a l s   E l e m e n t T y p e = " D a t a I t e m "   E l e m e n t I d = " 1 8 2 3 9 5 0 0 4 4 " > + 
+             < C u r r e n c y C o d e   E l e m e n t T y p e = " C o l u m n "   E l e m e n t I d = " 1 5 7 9 5 9 5 9 2 1 "   D a t a T y p e = " T e x t " > C u r r e n c y C o d e < / C u r r e n c y C o d e > + 
+             < C u r r e n c y S y m b o l   E l e m e n t T y p e = " C o l u m n "   E l e m e n t I d = " 1 1 6 2 5 1 0 7 4 8 "   D a t a T y p e = " T e x t " > C u r r e n c y S y m b o l < / C u r r e n c y S y m b o l > + 
+             < T o t a l A m o u n t I n c l u d i n g V A T   E l e m e n t T y p e = " C o l u m n "   E l e m e n t I d = " 9 1 0 5 1 1 5 7 5 "   D a t a T y p e = " S t r i n g " > T o t a l A m o u n t I n c l u d i n g V A T < / T o t a l A m o u n t I n c l u d i n g V A T > + 
+             < T o t a l E x c l u d i n g V A T T e x t   E l e m e n t T y p e = " C o l u m n "   E l e m e n t I d = " 1 9 2 2 9 4 6 3 1 0 "   D a t a T y p e = " T e x t " > T o t a l E x c l u d i n g V A T T e x t < / T o t a l E x c l u d i n g V A T T e x t > + 
+             < T o t a l I n c l u d i n g V A T T e x t   E l e m e n t T y p e = " C o l u m n "   E l e m e n t I d = " 1 2 0 4 0 1 6 3 5 2 "   D a t a T y p e = " T e x t " > T o t a l I n c l u d i n g V A T T e x t < / T o t a l I n c l u d i n g V A T T e x t > + 
+             < T o t a l I n v o i c e D i s c o u n t A m o u n t   E l e m e n t T y p e = " C o l u m n "   E l e m e n t I d = " 4 0 2 1 7 7 5 1 "   D a t a T y p e = " S t r i n g " > T o t a l I n v o i c e D i s c o u n t A m o u n t < / T o t a l I n v o i c e D i s c o u n t A m o u n t > + 
+             < T o t a l N e t A m o u n t   E l e m e n t T y p e = " C o l u m n "   E l e m e n t I d = " 4 8 3 1 9 3 3 7 2 "   D a t a T y p e = " S t r i n g " > T o t a l N e t A m o u n t < / T o t a l N e t A m o u n t > + 
+             < T o t a l P a y m e n t D i s c o u n t O n V A T   E l e m e n t T y p e = " C o l u m n "   E l e m e n t I d = " 7 3 6 0 4 1 8 8 6 "   D a t a T y p e = " D e c i m a l " > T o t a l P a y m e n t D i s c o u n t O n V A T < / T o t a l P a y m e n t D i s c o u n t O n V A T > + 
+             < T o t a l S u b T o t a l   E l e m e n t T y p e = " C o l u m n "   E l e m e n t I d = " 2 0 9 7 8 7 6 8 0 1 "   D a t a T y p e = " S t r i n g " > T o t a l S u b T o t a l < / T o t a l S u b T o t a l > + 
+             < T o t a l S u b T o t a l M i n u s I n v o i c e D i s c o u n t   E l e m e n t T y p e = " C o l u m n "   E l e m e n t I d = " 7 6 9 4 3 1 8 8 7 "   D a t a T y p e = " S t r i n g " > T o t a l S u b T o t a l M i n u s I n v o i c e D i s c o u n t < / T o t a l S u b T o t a l M i n u s I n v o i c e D i s c o u n t > + 
+             < T o t a l T e x t   E l e m e n t T y p e = " C o l u m n "   E l e m e n t I d = " 2 3 1 9 1 0 5 1 8 "   D a t a T y p e = " T e x t " > T o t a l T e x t < / T o t a l T e x t > + 
+             < T o t a l V A T A m o u n t   E l e m e n t T y p e = " C o l u m n "   E l e m e n t I d = " 1 6 2 7 1 0 2 3 2 8 "   D a t a T y p e = " S t r i n g " > T o t a l V A T A m o u n t < / T o t a l V A T A m o u n t > + 
+             < T o t a l V A T A m o u n t L C Y   E l e m e n t T y p e = " C o l u m n "   E l e m e n t I d = " 1 5 0 6 5 7 0 2 1 8 "   D a t a T y p e = " D e c i m a l " > T o t a l V A T A m o u n t L C Y < / T o t a l V A T A m o u n t L C Y > + 
+             < T o t a l V A T A m o u n t T e x t   E l e m e n t T y p e = " C o l u m n "   E l e m e n t I d = " 9 7 3 6 6 6 3 3 9 "   D a t a T y p e = " T e x t " > T o t a l V A T A m o u n t T e x t < / T o t a l V A T A m o u n t T e x t > + 
+             < T o t a l V A T B a s e L C Y   E l e m e n t T y p e = " C o l u m n "   E l e m e n t I d = " 8 3 4 4 5 0 5 2 1 "   D a t a T y p e = " D e c i m a l " > T o t a l V A T B a s e L C Y < / T o t a l V A T B a s e L C Y >   
          < / T o t a l s >   
@@ -6726,9 +6629,7 @@
  < / N a v W o r d R e p o r t X m l P a r t > 
 </file>
 
-<file path=customXml/item2.xml>��< ? x m l   v e r s i o n = " 1 . 0 "   e n c o d i n g = " u t f - 1 6 " ? > - 
- < N a v W o r d R e p o r t X m l P a r t   x m l n s = " u r n : m i c r o s o f t - d y n a m i c s - b u s i n e s s c e n t r a l / i n t e r n a l / e x t e n d e d / r e p o r t s / S t a n d a r d _ S a l e s _ C r e d i t _ M e m o / 1 3 0 7 / " > +<file path=customXml/item2.xml>��< ? x m l   v e r s i o n = " 1 . 0 "   e n c o d i n g = " u t f - 1 6 " ? > < N a v W o r d R e p o r t X m l P a r t   x m l n s = " u r n : m i c r o s o f t - d y n a m i c s - n a v / r e p o r t s / S t a n d a r d _ S a l e s _ C r e d i t _ M e m o / 1 3 0 7 / " >   
      < B C R e p o r t I n f o r m a t i o n >   
@@ -6792,845 +6693,489 @@
  
          < / R e p o r t R e q u e s t >   
-         < C o m p a n y M e t a d a t a > - 
-             < C o m p a n y N a m e > C o m p a n y   N a m e < / C o m p a n y N a m e > - 
-             < C o m p a n y D i s p l a y N a m e > C o m p a n y   D i s p l a y   N a m e < / C o m p a n y D i s p l a y N a m e > - 
-             < C o m p a n y A d d r e s s L i n e s > - 
-                 < C o m p a n y A d d r e s s L i n e > C o m p a n y   A d d r e s s   L i n e   1 < / C o m p a n y A d d r e s s L i n e > - 
-                 < C o m p a n y A d d r e s s L i n e > C o m p a n y   A d d r e s s   L i n e   2 < / C o m p a n y A d d r e s s L i n e > - 
-                 < C o m p a n y A d d r e s s L i n e > C o m p a n y   A d d r e s s   L i n e   3 < / C o m p a n y A d d r e s s L i n e > - 
-                 < C o m p a n y A d d r e s s L i n e > C o m p a n y   A d d r e s s   L i n e   4 < / C o m p a n y A d d r e s s L i n e > - 
-                 < C o m p a n y A d d r e s s L i n e > C o m p a n y   A d d r e s s   L i n e   5 < / C o m p a n y A d d r e s s L i n e > - 
-                 < C o m p a n y A d d r e s s L i n e > C o m p a n y   A d d r e s s   L i n e   6 < / C o m p a n y A d d r e s s L i n e > - 
-                 < C o m p a n y A d d r e s s L i n e > C o m p a n y   A d d r e s s   L i n e   7 < / C o m p a n y A d d r e s s L i n e > - 
-                 < C o m p a n y A d d r e s s L i n e > C o m p a n y   A d d r e s s   L i n e   8 < / C o m p a n y A d d r e s s L i n e > - 
-             < / C o m p a n y A d d r e s s L i n e s > - 
-             < C o m p a n y P h o n e > C o m p a n y   P h o n e < / C o m p a n y P h o n e > - 
-             < C o m p a n y P h o n e C a p t i o n > C o m p a n y   P h o n e   C a p t i o n < / C o m p a n y P h o n e C a p t i o n > - 
-             < C o m p a n y F a x N o > C o m p a n y   F a x   N o . < / C o m p a n y F a x N o > - 
-             < C o m p a n y F a x N o C a p t i o n > C o m p a n y   F a x   N o .   C a p t i o n < / C o m p a n y F a x N o C a p t i o n > - 
-             < C o m p a n y E m a i l > C o m p a n y   E m a i l < / C o m p a n y E m a i l > - 
-             < C o m p a n y E m a i l C a p t i o n > C o m p a n y   E m a i l   C a p t i o n < / C o m p a n y E m a i l C a p t i o n > - 
-             < C o m p a n y H o m e P a g e > C o m p a n y   H o m e   P a g e < / C o m p a n y H o m e P a g e > - 
-             < C o m p a n y H o m e P a g e C a p t i o n > C o m p a n y   H o m e   P a g e   C a p t i o n < / C o m p a n y H o m e P a g e C a p t i o n > - 
-             < C o m p a n y L o g o > C o m p a n y   L o g o < / C o m p a n y L o g o > - 
-             < C o m p a n y V A T R e g i s t r a t i o n N o > C o m p a n y   V A T   R e g i s t r a t i o n   N o . < / C o m p a n y V A T R e g i s t r a t i o n N o > - 
-             < C o m p a n y V A T R e g i s t r a t i o n N o C a p t i o n > C o m p a n y   V A T   R e g i s t r a t i o n   N o .   C a p t i o n < / C o m p a n y V A T R e g i s t r a t i o n N o C a p t i o n > - 
-             < C o m p a n y R e g i s t r a t i o n N o > C o m p a n y   R e g i s t r a t i o n   N o . < / C o m p a n y R e g i s t r a t i o n N o > - 
-             < C o m p a n y R e g i s t r a t i o n N o C a p t i o n > C o m p a n y   R e g i s t r a t i o n   N o .   C a p t i o n < / C o m p a n y R e g i s t r a t i o n N o C a p t i o n > - 
-             < C o m p a n y B a n k N a m e > C o m p a n y   B a n k   N a m e < / C o m p a n y B a n k N a m e > - 
-             < C o m p a n y B a n k N a m e C a p t i o n > C o m p a n y   B a n k   N a m e   C a p t i o n < / C o m p a n y B a n k N a m e C a p t i o n > - 
-             < C o m p a n y B a n k A c c o u n t N o > C o m p a n y   B a n k   A c c o u n t   N o . < / C o m p a n y B a n k A c c o u n t N o > - 
-             < C o m p a n y B a n k A c c o u n t N o C a p t i o n > C o m p a n y   B a n k   A c c o u n t   N o .   C a p t i o n < / C o m p a n y B a n k A c c o u n t N o C a p t i o n > - 
-             < C o m p a n y B a n k B r a n c h N o > C o m p a n y   B a n k   B r a n c h   N o . < / C o m p a n y B a n k B r a n c h N o > - 
-             < C o m p a n y B a n k B r a n c h N o C a p t i o n > C o m p a n y   B a n k   B r a n c h   N o .   C a p t i o n < / C o m p a n y B a n k B r a n c h N o C a p t i o n > - 
-             < C o m p a n y I B A N > C o m p a n y   I B A N < / C o m p a n y I B A N > - 
-             < C o m p a n y I B A N C a p t i o n > C o m p a n y   I B A N   C a p t i o n < / C o m p a n y I B A N C a p t i o n > - 
-             < C o m p a n y B a n k S W I F T > C o m p a n y   B a n k   S W I F T < / C o m p a n y B a n k S W I F T > - 
-             < C o m p a n y B a n k S W I F T C a p t i o n > C o m p a n y   B a n k   S W I F T   C a p t i o n < / C o m p a n y B a n k S W I F T C a p t i o n > - 
-             < C o m p a n y G i r o N o > C o m p a n y   G i r o   N o . < / C o m p a n y G i r o N o > - 
-             < C o m p a n y G i r o N o C a p t i o n > C o m p a n y   G i r o   N o .   C a p t i o n < / C o m p a n y G i r o N o C a p t i o n > - 
-         < / C o m p a n y M e t a d a t a > - 
      < / B C R e p o r t I n f o r m a t i o n >   
-     < T o o l t i p s > - 
-         < T o o l t i p   c o l u m n = " C o m p a n y H o m e P a g e "   E l e m e n t I d = " 1 9 8 9 1 8 8 7 0 " > - 
-             < T o o l t i p T e x t   l a n g = " e n - U S " > S p e c i f i e s   y o u r   c o m p a n y ' s   w e b   s i t e . < / T o o l t i p T e x t > - 
-         < / T o o l t i p > - 
-         < T o o l t i p   c o l u m n = " C o m p a n y E M a i l "   E l e m e n t I d = " 1 6 7 7 0 7 4 0 5 8 " > - 
-             < T o o l t i p T e x t   l a n g = " e n - U S " > S p e c i f i e s   t h e   c o m p a n y ' s   e m a i l   a d d r e s s . < / T o o l t i p T e x t > - 
-         < / T o o l t i p > - 
-         < T o o l t i p   c o l u m n = " C o m p a n y P i c t u r e "   E l e m e n t I d = " 1 3 9 7 4 1 1 0 7 4 " > - 
-             < T o o l t i p T e x t   l a n g = " e n - U S " > S p e c i f i e s   t h e   p i c t u r e   t h a t   h a s   b e e n   s e t   u p   f o r   t h e   c o m p a n y ,   s u c h   a s   a   c o m p a n y   l o g o . < / T o o l t i p T e x t > - 
-         < / T o o l t i p > - 
-         < T o o l t i p   c o l u m n = " C o m p a n y P h o n e N o "   E l e m e n t I d = " 2 5 0 4 4 0 6 5 5 " > - 
-             < T o o l t i p T e x t   l a n g = " e n - U S " > S p e c i f i e s   t h e   c o m p a n y ' s   t e l e p h o n e   n u m b e r . < / T o o l t i p T e x t > - 
-         < / T o o l t i p > - 
-         < T o o l t i p   c o l u m n = " C o m p a n y G i r o N o "   E l e m e n t I d = " 1 3 6 0 1 9 6 3 2 0 " > - 
-             < T o o l t i p T e x t   l a n g = " e n - U S " > S p e c i f i e s   t h e   c o m p a n y ' s   g i r o   n u m b e r . < / T o o l t i p T e x t > - 
-         < / T o o l t i p > - 
-         < T o o l t i p   c o l u m n = " C o m p a n y B a n k N a m e "   E l e m e n t I d = " 1 5 3 4 9 0 5 6 0 5 " > - 
-             < T o o l t i p T e x t   l a n g = " e n - U S " > S p e c i f i e s   t h e   n a m e   o f   t h e   b a n k   w h e r e   y o u   h a v e   t h e   b a n k   a c c o u n t . < / T o o l t i p T e x t > - 
-         < / T o o l t i p > - 
-         < T o o l t i p   c o l u m n = " C o m p a n y B a n k B r a n c h N o "   E l e m e n t I d = " 7 9 3 1 3 3 0 5 7 " > - 
-             < T o o l t i p T e x t   l a n g = " e n - U S " > S p e c i f i e s   a   n u m b e r   o f   t h e   b a n k   b r a n c h . < / T o o l t i p T e x t > - 
-         < / T o o l t i p > - 
-         < T o o l t i p   c o l u m n = " C o m p a n y B a n k A c c o u n t N o "   E l e m e n t I d = " 3 0 1 4 0 2 0 4 " > - 
-             < T o o l t i p T e x t   l a n g = " e n - U S " > S p e c i f i e s   t h e   n u m b e r   u s e d   b y   t h e   b a n k   f o r   t h e   b a n k   a c c o u n t . < / T o o l t i p T e x t > - 
-         < / T o o l t i p > - 
-         < T o o l t i p   c o l u m n = " C o m p a n y I B A N "   E l e m e n t I d = " 9 0 6 5 4 9 1 8 2 " > - 
-             < T o o l t i p T e x t   l a n g = " e n - U S " > S p e c i f i e s   t h e   b a n k   a c c o u n t ' s   i n t e r n a t i o n a l   b a n k   a c c o u n t   n u m b e r . < / T o o l t i p T e x t > - 
-         < / T o o l t i p > - 
-         < T o o l t i p   c o l u m n = " C o m p a n y S W I F T "   E l e m e n t I d = " 6 6 8 2 5 0 2 4 5 " > - 
-             < T o o l t i p T e x t   l a n g = " e n - U S " > S p e c i f i e s   t h e   i n t e r n a t i o n a l   b a n k   i d e n t i f i e r   c o d e   ( S W I F T )   o f   t h e   b a n k   w h e r e   y o u   h a v e   t h e   a c c o u n t . < / T o o l t i p T e x t > - 
-         < / T o o l t i p > - 
-         < T o o l t i p   c o l u m n = " S e l l T o C o n t a c t P h o n e N o "   E l e m e n t I d = " 1 6 1 3 8 2 2 4 8 3 " > - 
-             < T o o l t i p T e x t   l a n g = " e n - U S " > S p e c i f i e s   t h e   c o n t a c t ' s   p h o n e   n u m b e r . < / T o o l t i p T e x t > - 
-         < / T o o l t i p > - 
-         < T o o l t i p   c o l u m n = " S e l l T o C o n t a c t M o b i l e P h o n e N o "   E l e m e n t I d = " 1 8 4 3 5 8 7 4 7 " > - 
-             < T o o l t i p T e x t   l a n g = " e n - U S " > S p e c i f i e s   t h e   c o n t a c t ' s   m o b i l e   t e l e p h o n e   n u m b e r . < / T o o l t i p T e x t > - 
-         < / T o o l t i p > - 
-         < T o o l t i p   c o l u m n = " S e l l T o C o n t a c t E m a i l "   E l e m e n t I d = " 2 6 2 8 2 4 5 6 4 " > - 
-             < T o o l t i p T e x t   l a n g = " e n - U S " > S p e c i f i e s   t h e   e m a i l   a d d r e s s   o f   t h e   c o n t a c t . < / T o o l t i p T e x t > - 
-         < / T o o l t i p > - 
-         < T o o l t i p   c o l u m n = " B i l l T o C o n t a c t P h o n e N o "   E l e m e n t I d = " 3 6 2 4 7 7 4 8 8 " > - 
-             < T o o l t i p T e x t   l a n g = " e n - U S " > S p e c i f i e s   t h e   c o n t a c t ' s   p h o n e   n u m b e r . < / T o o l t i p T e x t > - 
-         < / T o o l t i p > - 
-         < T o o l t i p   c o l u m n = " B i l l T o C o n t a c t M o b i l e P h o n e N o "   E l e m e n t I d = " 2 4 8 4 8 8 6 9 6 " > - 
-             < T o o l t i p T e x t   l a n g = " e n - U S " > S p e c i f i e s   t h e   c o n t a c t ' s   m o b i l e   t e l e p h o n e   n u m b e r . < / T o o l t i p T e x t > - 
-         < / T o o l t i p > - 
-         < T o o l t i p   c o l u m n = " B i l l T o C o n t a c t E m a i l "   E l e m e n t I d = " 3 3 5 8 2 7 8 9 5 " > - 
-             < T o o l t i p T e x t   l a n g = " e n - U S " > S p e c i f i e s   t h e   e m a i l   a d d r e s s   o f   t h e   c o n t a c t . < / T o o l t i p T e x t > - 
-         < / T o o l t i p > - 
-         < T o o l t i p   c o l u m n = " Y o u r R e f e r e n c e "   E l e m e n t I d = " 1 1 0 3 9 9 5 1 " > - 
-             < T o o l t i p T e x t   l a n g = " e n - U S " > S p e c i f i e s   t h e   c u s t o m e r ' s   r e f e r e n c e .   T h e   c o n t e n t s   w i l l   b e   p r i n t e d   o n   s a l e s   d o c u m e n t s . < / T o o l t i p T e x t > - 
-         < / T o o l t i p > - 
-         < T o o l t i p   c o l u m n = " E x t e r n a l D o c u m e n t N o "   E l e m e n t I d = " 7 3 3 9 5 3 9 6 6 " > - 
-             < T o o l t i p T e x t   l a n g = " e n - U S " > S p e c i f i e s   t h e   e x t e r n a l   d o c u m e n t   n u m b e r   t h a t   i s   e n t e r e d   o n   t h e   s a l e s   h e a d e r   t h a t   t h i s   l i n e   w a s   p o s t e d   f r o m . < / T o o l t i p T e x t > - 
-         < / T o o l t i p > - 
-         < T o o l t i p   c o l u m n = " S h i p m e n t M e t h o d D e s c r i p t i o n "   E l e m e n t I d = " 2 0 5 9 4 0 3 2 6 0 " > - 
-             < T o o l t i p T e x t   l a n g = " e n - U S " > S p e c i f i e s   a   d e s c r i p t i o n   o f   t h e   s h i p m e n t   m e t h o d . < / T o o l t i p T e x t > - 
-         < / T o o l t i p > - 
-         < T o o l t i p   c o l u m n = " S h i p T o P h o n e N o "   E l e m e n t I d = " 3 6 9 7 0 2 2 5 5 " > - 
-             < T o o l t i p T e x t   l a n g = " e n - U S " > S p e c i f i e s   t h e   t e l e p h o n e   n u m b e r   o f   t h e   c o m p a n y ' s   s h i p p i n g   a d d r e s s . < / T o o l t i p T e x t > - 
-         < / T o o l t i p > - 
-         < T o o l t i p   c o l u m n = " P a y m e n t T e r m s D e s c r i p t i o n "   E l e m e n t I d = " 2 0 3 8 7 4 2 7 0 0 " > - 
-             < T o o l t i p T e x t   l a n g = " e n - U S " > S p e c i f i e s   a n   e x p l a n a t i o n   o f   t h e   p a y m e n t   t e r m s . < / T o o l t i p T e x t > - 
-         < / T o o l t i p > - 
-         < T o o l t i p   c o l u m n = " P a y m e n t M e t h o d D e s c r i p t i o n "   E l e m e n t I d = " 5 8 5 7 5 7 9 7 4 " > - 
-             < T o o l t i p T e x t   l a n g = " e n - U S " > S p e c i f i e s   a   t e x t   t h a t   d e s c r i b e s   t h e   p a y m e n t   m e t h o d . < / T o o l t i p T e x t > - 
-         < / T o o l t i p > - 
-         < T o o l t i p   c o l u m n = " B i l l t o C u s t u m e r N o "   E l e m e n t I d = " 2 8 0 4 7 3 0 5 8 " > - 
-             < T o o l t i p T e x t   l a n g = " e n - U S " > S p e c i f i e s   t h e   n u m b e r   o f   t h e   c u s t o m e r   t h a t   y o u   s e n d   o r   s e n t   t h e   c r e d i t   m e m o   t o . < / T o o l t i p T e x t > - 
-         < / T o o l t i p > - 
-         < T o o l t i p   c o l u m n = " D o c u m e n t N o "   E l e m e n t I d = " 9 7 0 3 5 0 5 3 9 " > - 
-             < T o o l t i p T e x t   l a n g = " e n - U S " > S p e c i f i e s   t h e   p o s t e d   c r e d i t   m e m o   n u m b e r .   Y o u   c a n n o t   c h a n g e   t h e   n u m b e r   b e c a u s e   t h e   d o c u m e n t   h a s   a l r e a d y   b e e n   p o s t e d . < / T o o l t i p T e x t > - 
-         < / T o o l t i p > - 
-         < T o o l t i p   c o l u m n = " S a l e s P e r s o n N a m e "   E l e m e n t I d = " 8 7 1 4 9 2 9 8 3 " > - 
-             < T o o l t i p T e x t   l a n g = " e n - U S " > S p e c i f i e s   t h e   n a m e   o f   t h e   s a l e s p e r s o n   o r   p u r c h a s e r . < / T o o l t i p T e x t > - 
-         < / T o o l t i p > - 
-         < T o o l t i p   c o l u m n = " S e l l t o C u s t o m e r N o "   E l e m e n t I d = " 2 0 5 0 6 4 7 3 4 9 " > - 
-             < T o o l t i p T e x t   l a n g = " e n - U S " > S p e c i f i e s   t h e   n u m b e r   o f   t h e   c u s t o m e r   t h a t   y o u   s h i p p e d   t h e   i t e m s   o n   t h e   c r e d i t   m e m o   t o . < / T o o l t i p T e x t > - 
-         < / T o o l t i p > - 
-         < T o o l t i p   c o l u m n = " A m o u n t E x c l u d i n g V A T _ L i n e "   E l e m e n t I d = " 1 0 6 2 4 6 0 0 4 0 " > - 
-             < T o o l t i p T e x t   l a n g = " e n - U S " > S p e c i f i e s   t h e   l i n e ' s   n e t   a m o u n t . < / T o o l t i p T e x t > - 
-         < / T o o l t i p > - 
-         < T o o l t i p   c o l u m n = " A m o u n t I n c l u d i n g V A T _ L i n e "   E l e m e n t I d = " 7 7 0 9 2 8 4 0 2 " > - 
-             < T o o l t i p T e x t   l a n g = " e n - U S " > S p e c i f i e s   t h e   n e t   a m o u n t ,   i n c l u d i n g   V A T ,   f o r   t h i s   l i n e . < / T o o l t i p T e x t > - 
-         < / T o o l t i p > - 
-         < T o o l t i p   c o l u m n = " D e s c r i p t i o n _ L i n e "   E l e m e n t I d = " 1 4 0 6 8 2 2 3 1 0 " > - 
-             < T o o l t i p T e x t   l a n g = " e n - U S " > S p e c i f i e s   t h e   n a m e   o f   t h e   i t e m   o r   g e n e r a l   l e d g e r   a c c o u n t ,   o r   s o m e   d e s c r i p t i v e   t e x t . < / T o o l t i p T e x t > - 
-         < / T o o l t i p > - 
-         < T o o l t i p   c o l u m n = " L i n e D i s c o u n t P e r c e n t _ L i n e "   E l e m e n t I d = " 9 0 7 8 2 7 4 3 6 " > - 
-             < T o o l t i p T e x t   l a n g = " e n - U S " > S p e c i f i e s   t h e   d i s c o u n t   p e r c e n t a g e   t h a t   i s   g r a n t e d   f o r   t h e   i t e m   o n   t h e   l i n e . < / T o o l t i p T e x t > - 
-         < / T o o l t i p > - 
-         < T o o l t i p   c o l u m n = " I t e m N o _ L i n e "   E l e m e n t I d = " 1 9 1 0 2 9 6 2 8 8 " > - 
-             < T o o l t i p T e x t   l a n g = " e n - U S " > S p e c i f i e s   t h e   n u m b e r   o f   t h e   i n v o l v e d   e n t r y   o r   r e c o r d ,   a c c o r d i n g   t o   t h e   s p e c i f i e d   n u m b e r   s e r i e s . < / T o o l t i p T e x t > - 
-         < / T o o l t i p > - 
-         < T o o l t i p   c o l u m n = " I t e m R e f e r e n c e N o _ L i n e "   E l e m e n t I d = " 9 2 7 2 3 5 7 " > - 
-             < T o o l t i p T e x t   l a n g = " e n - U S " > S p e c i f i e s   t h e   r e f e r e n c e d   i t e m   n u m b e r . < / T o o l t i p T e x t > - 
-         < / T o o l t i p > - 
-         < T o o l t i p   c o l u m n = " U n i t O f M e a s u r e "   E l e m e n t I d = " 1 8 0 8 2 2 8 0 1 8 " > - 
-             < T o o l t i p T e x t   l a n g = " e n - U S " > S p e c i f i e s   t h e   n a m e   o f   t h e   i t e m   o r   r e s o u r c e ' s   u n i t   o f   m e a s u r e ,   s u c h   a s   p i e c e   o r   h o u r . < / T o o l t i p T e x t > - 
-         < / T o o l t i p > - 
-         < T o o l t i p   c o l u m n = " L i n e N o _ A s s e m b l y L i n e "   E l e m e n t I d = " 6 4 0 5 8 3 8 9 1 " > - 
-             < T o o l t i p T e x t   l a n g = " e n - U S " > S p e c i f i e s   t h e   n u m b e r   o f   t h e   i n v o l v e d   e n t r y   o r   r e c o r d ,   a c c o r d i n g   t o   t h e   s p e c i f i e d   n u m b e r   s e r i e s . < / T o o l t i p T e x t > - 
-         < / T o o l t i p > - 
-         < T o o l t i p   c o l u m n = " D e s c r i p t i o n _ A s s e m b l y L i n e "   E l e m e n t I d = " 2 8 0 7 4 3 7 9 6 " > - 
-             < T o o l t i p T e x t   l a n g = " e n - U S " > S p e c i f i e s   t h e   d e s c r i p t i o n   o f   t h e   a s s e m b l y   c o m p o n e n t   o n   t h e   p o s t e d   a s s e m b l y   l i n e . < / T o o l t i p T e x t > - 
-         < / T o o l t i p > - 
-         < T o o l t i p   c o l u m n = " Q u a n t i t y _ A s s e m b l y L i n e "   E l e m e n t I d = " 1 9 5 7 6 4 8 2 3 1 " > - 
-             < T o o l t i p T e x t   l a n g = " e n - U S " > S p e c i f i e s   h o w   m a n y   u n i t s   o f   t h e   a s s e m b l y   c o m p o n e n t   w e r e   p o s t e d   a s   c o n s u m e d   b y   t h e   p o s t e d   a s s e m b l y   o r d e r   l i n e . < / T o o l t i p T e x t > - 
-         < / T o o l t i p > - 
-         < T o o l t i p   c o l u m n = " V a r i a n t C o d e _ A s s e m b l y L i n e "   E l e m e n t I d = " 1 8 6 9 4 0 7 6 7 2 " > - 
-             < T o o l t i p T e x t   l a n g = " e n - U S " > S p e c i f i e s   t h e   v a r i a n t   o f   t h e   i t e m   o n   t h e   l i n e . < / T o o l t i p T e x t > - 
-         < / T o o l t i p > - 
-         < T o o l t i p   c o l u m n = " I n v o i c e D i s c o u n t A m o u n t _ V A T A m o u n t L i n e "   E l e m e n t I d = " 8 2 4 7 3 0 1 4 1 " > - 
-             < T o o l t i p T e x t   l a n g = " e n - U S " > S p e c i f i e s   t h e   i n v o i c e   d i s c o u n t   a m o u n t   f o r   a   s p e c i f i c   V A T   i d e n t i f i e r . < / T o o l t i p T e x t > - 
-         < / T o o l t i p > - 
-         < T o o l t i p   c o l u m n = " I n v o i c e D i s c o u n t B a s e A m o u n t _ V A T A m o u n t L i n e "   E l e m e n t I d = " 2 0 4 0 3 3 2 2 6 6 " > - 
-             < T o o l t i p T e x t   l a n g = " e n - U S " > S p e c i f i e s   t h e   i n v o i c e   d i s c o u n t   b a s e   a m o u n t . < / T o o l t i p T e x t > - 
-         < / T o o l t i p > - 
-         < T o o l t i p   c o l u m n = " L i n e A m o u n t _ V a t A m o u n t L i n e "   E l e m e n t I d = " 2 1 4 6 5 4 0 1 " > - 
-             < T o o l t i p T e x t   l a n g = " e n - U S " > S p e c i f i e s   t h e   t o t a l   a m o u n t   f o r   s a l e s   o r   p u r c h a s e   l i n e s   w i t h   a   s p e c i f i c   V A T   i d e n t i f i e r . < / T o o l t i p T e x t > - 
-         < / T o o l t i p > - 
-         < T o o l t i p   c o l u m n = " V A T A m o u n t _ V a t A m o u n t L i n e "   E l e m e n t I d = " 1 8 9 1 8 2 0 6 2 0 " > - 
-             < T o o l t i p T e x t   l a n g = " e n - U S " > S p e c i f i e s   t h e   a m o u n t   o f   V A T   t h a t   i s   i n c l u d e d   i n   t h e   t o t a l   a m o u n t . < / T o o l t i p T e x t > - 
-         < / T o o l t i p > - 
-         < T o o l t i p   c o l u m n = " V A T B a s e _ V a t A m o u n t L i n e "   E l e m e n t I d = " 1 4 5 8 9 3 7 8 1 9 " > - 
-             < T o o l t i p T e x t   l a n g = " e n - U S " > S p e c i f i e s   t h e   t o t a l   n e t   a m o u n t   ( a m o u n t   e x c l u d i n g   V A T )   f o r   s a l e s   o r   p u r c h a s e   l i n e s   w i t h   a   s p e c i f i c   V A T   I d e n t i f i e r . < / T o o l t i p T e x t > - 
-         < / T o o l t i p > - 
-         < T o o l t i p   c o l u m n = " V A T I d e n t i f i e r _ V a t A m o u n t L i n e "   E l e m e n t I d = " 1 1 4 2 0 7 0 0 3 5 " > - 
-             < T o o l t i p T e x t   l a n g = " e n - U S " > S p e c i f i e s   t h e   V A T   I d e n t i f i e r   v a l u e . < / T o o l t i p T e x t > - 
-         < / T o o l t i p > - 
-         < T o o l t i p   c o l u m n = " V A T P c t _ V a t A m o u n t L i n e "   E l e m e n t I d = " 1 4 5 3 5 4 2 7 7 7 " > - 
-             < T o o l t i p T e x t   l a n g = " e n - U S " > S p e c i f i e s   t h e   V A T   %   t h a t   w a s   u s e d   o n   t h e   s a l e s   o r   p u r c h a s e   l i n e s   w i t h   t h i s   V A T   I d e n t i f i e r . < / T o o l t i p T e x t > - 
-         < / T o o l t i p > - 
-         < T o o l t i p   c o l u m n = " V A T I d e n t i f i e r _ V A T C l a u s e L i n e "   E l e m e n t I d = " 1 4 6 4 4 7 2 4 7 8 " > - 
-             < T o o l t i p T e x t   l a n g = " e n - U S " > S p e c i f i e s   t h e   V A T   I d e n t i f i e r   v a l u e . < / T o o l t i p T e x t > - 
-         < / T o o l t i p > - 
-         < T o o l t i p   c o l u m n = " C o d e _ V A T C l a u s e L i n e "   E l e m e n t I d = " 1 8 2 4 5 8 9 8 4 7 " > - 
-             < T o o l t i p T e x t   l a n g = " e n - U S " > S p e c i f i e s   t h e   c o d e   f o r   a   V A T   c l a u s e ,   w h i c h   i s   u s e d   t o   p r o v i d e   a   V A T   d e s c r i p t i o n   a s s o c i a t e d   w i t h   a   s a l e s   l i n e   o n   a   s a l e s   i n v o i c e ,   c r e d i t   m e m o ,   o r   o t h e r   s a l e s   d o c u m e n t . < / T o o l t i p T e x t > - 
-         < / T o o l t i p > - 
-         < T o o l t i p   c o l u m n = " D e s c r i p t i o n 2 _ V A T C l a u s e L i n e "   E l e m e n t I d = " 1 3 7 9 6 6 7 4 7 0 " > - 
-             < T o o l t i p T e x t   l a n g = " e n - U S " > S p e c i f i e s   a n   a d d i t i o n a l   d e s c r i p t i o n   o f   a   V A T   c l a u s e . < / T o o l t i p T e x t > - 
-         < / T o o l t i p > - 
-         < T o o l t i p   c o l u m n = " V A T A m o u n t _ V A T C l a u s e L i n e "   E l e m e n t I d = " 2 2 2 4 6 9 0 5 9 " > - 
-             < T o o l t i p T e x t   l a n g = " e n - U S " > S p e c i f i e s   t h e   a m o u n t   o f   V A T   t h a t   i s   i n c l u d e d   i n   t h e   t o t a l   a m o u n t . < / T o o l t i p T e x t > - 
-         < / T o o l t i p > - 
-     < / T o o l t i p s > - 
-     < H e a d e r   E l e m e n t T y p e = " D a t a I t e m "   E l e m e n t I d = " 1 2 4 0 3 7 3 8 8 6 " > - 
-         < A p p l i e s T o D o c u m e n t   E l e m e n t T y p e = " C o l u m n "   E l e m e n t I d = " 7 8 4 1 8 3 9 6 5 "   D a t a T y p e = " T e x t " > A p p l i e s T o D o c u m e n t < / A p p l i e s T o D o c u m e n t > - 
-         < A p p l i e s T o D o c u m e n t _ L b l   E l e m e n t T y p e = " C o l u m n "   E l e m e n t I d = " 1 9 9 2 0 4 2 5 9 4 "   D a t a T y p e = " L a b e l " > A p p l i e s T o D o c u m e n t _ L b l < / A p p l i e s T o D o c u m e n t _ L b l > - 
-         < B i l l T o C o n t a c t E m a i l   E l e m e n t T y p e = " C o l u m n "   E l e m e n t I d = " 3 3 5 8 2 7 8 9 5 "   D a t a T y p e = " T e x t " > B i l l T o C o n t a c t E m a i l < / B i l l T o C o n t a c t E m a i l > - 
-         < B i l l T o C o n t a c t E m a i l L b l   E l e m e n t T y p e = " C o l u m n "   E l e m e n t I d = " 2 9 6 4 7 8 3 6 5 "   D a t a T y p e = " L a b e l " > B i l l T o C o n t a c t E m a i l L b l < / B i l l T o C o n t a c t E m a i l L b l > - 
-         < B i l l T o C o n t a c t M o b i l e P h o n e N o   E l e m e n t T y p e = " C o l u m n "   E l e m e n t I d = " 2 4 8 4 8 8 6 9 6 "   D a t a T y p e = " T e x t " > B i l l T o C o n t a c t M o b i l e P h o n e N o < / B i l l T o C o n t a c t M o b i l e P h o n e N o > - 
-         < B i l l T o C o n t a c t M o b i l e P h o n e N o L b l   E l e m e n t T y p e = " C o l u m n "   E l e m e n t I d = " 2 7 6 3 1 1 3 3 8 "   D a t a T y p e = " L a b e l " > B i l l T o C o n t a c t M o b i l e P h o n e N o L b l < / B i l l T o C o n t a c t M o b i l e P h o n e N o L b l > - 
-         < B i l l T o C o n t a c t P h o n e N o   E l e m e n t T y p e = " C o l u m n "   E l e m e n t I d = " 3 6 2 4 7 7 4 8 8 "   D a t a T y p e = " T e x t " > B i l l T o C o n t a c t P h o n e N o < / B i l l T o C o n t a c t P h o n e N o > - 
-         < B i l l T o C o n t a c t P h o n e N o L b l   E l e m e n t T y p e = " C o l u m n "   E l e m e n t I d = " 2 1 2 3 3 4 5 9 6 6 "   D a t a T y p e = " L a b e l " > B i l l T o C o n t a c t P h o n e N o L b l < / B i l l T o C o n t a c t P h o n e N o L b l > - 
-         < B i l l t o C u s t u m e r N o   E l e m e n t T y p e = " C o l u m n "   E l e m e n t I d = " 2 8 0 4 7 3 0 5 8 "   D a t a T y p e = " C o d e " > B i l l t o C u s t u m e r N o < / B i l l t o C u s t u m e r N o > - 
-         < B i l l t o C u s t u m e r N o _ L b l   E l e m e n t T y p e = " C o l u m n "   E l e m e n t I d = " 2 1 8 1 7 1 2 6 3 "   D a t a T y p e = " S t r i n g " > B i l l t o C u s t u m e r N o _ L b l < / B i l l t o C u s t u m e r N o _ L b l > - 
-         < C o m p a n y A d d r e s s 1   E l e m e n t T y p e = " C o l u m n "   E l e m e n t I d = " 1 8 8 4 1 6 4 3 2 3 "   D a t a T y p e = " T e x t " > C o m p a n y A d d r e s s 1 < / C o m p a n y A d d r e s s 1 > - 
-         < C o m p a n y A d d r e s s 2   E l e m e n t T y p e = " C o l u m n "   E l e m e n t I d = " 1 2 4 6 4 6 7 7 0 6 "   D a t a T y p e = " T e x t " > C o m p a n y A d d r e s s 2 < / C o m p a n y A d d r e s s 2 > - 
-         < C o m p a n y A d d r e s s 3   E l e m e n t T y p e = " C o l u m n "   E l e m e n t I d = " 6 0 8 7 7 1 0 8 9 "   D a t a T y p e = " T e x t " > C o m p a n y A d d r e s s 3 < / C o m p a n y A d d r e s s 3 > - 
-         < C o m p a n y A d d r e s s 4   E l e m e n t T y p e = " C o l u m n "   E l e m e n t I d = " 7 7 7 6 8 0 1 1 2 "   D a t a T y p e = " T e x t " > C o m p a n y A d d r e s s 4 < / C o m p a n y A d d r e s s 4 > - 
-         < C o m p a n y A d d r e s s 5   E l e m e n t T y p e = " C o l u m n "   E l e m e n t I d = " 1 3 9 9 8 3 4 9 5 "   D a t a T y p e = " T e x t " > C o m p a n y A d d r e s s 5 < / C o m p a n y A d d r e s s 5 > - 
-         < C o m p a n y A d d r e s s 6   E l e m e n t T y p e = " C o l u m n "   E l e m e n t I d = " 4 9 7 7 1 3 1 2 2 "   D a t a T y p e = " T e x t " > C o m p a n y A d d r e s s 6 < / C o m p a n y A d d r e s s 6 > - 
-         < C o m p a n y A d d r e s s 7   E l e m e n t T y p e = " C o l u m n "   E l e m e n t I d = " 1 1 3 5 4 0 9 7 3 9 "   D a t a T y p e = " T e x t " > C o m p a n y A d d r e s s 7 < / C o m p a n y A d d r e s s 7 > - 
-         < C o m p a n y A d d r e s s 8   E l e m e n t T y p e = " C o l u m n "   E l e m e n t I d = " 1 7 1 5 2 5 5 3 0 0 "   D a t a T y p e = " T e x t " > C o m p a n y A d d r e s s 8 < / C o m p a n y A d d r e s s 8 > - 
-         < C o m p a n y B a n k A c c o u n t N o   E l e m e n t T y p e = " C o l u m n "   E l e m e n t I d = " 3 0 1 4 0 2 0 4 "   D a t a T y p e = " T e x t " > C o m p a n y B a n k A c c o u n t N o < / C o m p a n y B a n k A c c o u n t N o > - 
-         < C o m p a n y B a n k A c c o u n t N o _ L b l   E l e m e n t T y p e = " C o l u m n "   E l e m e n t I d = " 1 0 9 7 7 4 3 3 4 5 "   D a t a T y p e = " L a b e l " > C o m p a n y B a n k A c c o u n t N o _ L b l < / C o m p a n y B a n k A c c o u n t N o _ L b l > - 
-         < C o m p a n y B a n k B r a n c h N o   E l e m e n t T y p e = " C o l u m n "   E l e m e n t I d = " 7 9 3 1 3 3 0 5 7 "   D a t a T y p e = " T e x t " > C o m p a n y B a n k B r a n c h N o < / C o m p a n y B a n k B r a n c h N o > - 
-         < C o m p a n y B a n k B r a n c h N o _ L b l   E l e m e n t T y p e = " C o l u m n "   E l e m e n t I d = " 3 2 7 9 0 6 6 9 2 "   D a t a T y p e = " S t r i n g " > C o m p a n y B a n k B r a n c h N o _ L b l < / C o m p a n y B a n k B r a n c h N o _ L b l > - 
-         < C o m p a n y B a n k N a m e   E l e m e n t T y p e = " C o l u m n "   E l e m e n t I d = " 1 5 3 4 9 0 5 6 0 5 "   D a t a T y p e = " T e x t " > C o m p a n y B a n k N a m e < / C o m p a n y B a n k N a m e > - 
-         < C o m p a n y B a n k N a m e _ L b l   E l e m e n t T y p e = " C o l u m n "   E l e m e n t I d = " 1 2 0 4 3 0 7 0 1 4 "   D a t a T y p e = " L a b e l " > C o m p a n y B a n k N a m e _ L b l < / C o m p a n y B a n k N a m e _ L b l > - 
-         < C o m p a n y C u s t o m G i r o   E l e m e n t T y p e = " C o l u m n "   E l e m e n t I d = " 1 6 7 0 4 7 5 7 9 8 "   D a t a T y p e = " T e x t " > C o m p a n y C u s t o m G i r o < / C o m p a n y C u s t o m G i r o > - 
-         < C o m p a n y C u s t o m G i r o _ L b l   E l e m e n t T y p e = " C o l u m n "   E l e m e n t I d = " 8 9 1 4 3 9 6 2 5 "   D a t a T y p e = " T e x t " > C o m p a n y C u s t o m G i r o _ L b l < / C o m p a n y C u s t o m G i r o _ L b l > - 
-         < C o m p a n y E M a i l   E l e m e n t T y p e = " C o l u m n "   E l e m e n t I d = " 1 6 7 7 0 7 4 0 5 8 "   D a t a T y p e = " T e x t " > C o m p a n y E M a i l < / C o m p a n y E M a i l > - 
-         < C o m p a n y G i r o N o   E l e m e n t T y p e = " C o l u m n "   E l e m e n t I d = " 1 3 6 0 1 9 6 3 2 0 "   D a t a T y p e = " T e x t " > C o m p a n y G i r o N o < / C o m p a n y G i r o N o > - 
-         < C o m p a n y G i r o N o _ L b l   E l e m e n t T y p e = " C o l u m n "   E l e m e n t I d = " 8 6 1 6 0 2 1 1 5 "   D a t a T y p e = " L a b e l " > C o m p a n y G i r o N o _ L b l < / C o m p a n y G i r o N o _ L b l > - 
-         < C o m p a n y H o m e P a g e   E l e m e n t T y p e = " C o l u m n "   E l e m e n t I d = " 1 9 8 9 1 8 8 7 0 "   D a t a T y p e = " T e x t " > C o m p a n y H o m e P a g e < / C o m p a n y H o m e P a g e > - 
-         < C o m p a n y I B A N   E l e m e n t T y p e = " C o l u m n "   E l e m e n t I d = " 9 0 6 5 4 9 1 8 2 "   D a t a T y p e = " C o d e " > C o m p a n y I B A N < / C o m p a n y I B A N > - 
-         < C o m p a n y I B A N _ L b l   E l e m e n t T y p e = " C o l u m n "   E l e m e n t I d = " 1 2 6 7 9 5 2 2 2 7 "   D a t a T y p e = " S t r i n g " > C o m p a n y I B A N _ L b l < / C o m p a n y I B A N _ L b l > - 
-         < C o m p a n y L e g a l O f f i c e   E l e m e n t T y p e = " C o l u m n "   E l e m e n t I d = " 7 1 4 2 5 8 1 1 1 "   D a t a T y p e = " T e x t " > C o m p a n y L e g a l O f f i c e < / C o m p a n y L e g a l O f f i c e > - 
-         < C o m p a n y L e g a l O f f i c e _ L b l   E l e m e n t T y p e = " C o l u m n "   E l e m e n t I d = " 1 5 3 3 1 7 5 1 0 8 "   D a t a T y p e = " T e x t " > C o m p a n y L e g a l O f f i c e _ L b l < / C o m p a n y L e g a l O f f i c e _ L b l > - 
-         < C o m p a n y L e g a l S t a t e m e n t   E l e m e n t T y p e = " C o l u m n "   E l e m e n t I d = " 4 4 8 3 5 8 8 7 6 "   D a t a T y p e = " T e x t " > C o m p a n y L e g a l S t a t e m e n t < / C o m p a n y L e g a l S t a t e m e n t > - 
-         < C o m p a n y L o g o P o s i t i o n   E l e m e n t T y p e = " C o l u m n "   E l e m e n t I d = " 1 4 2 5 2 6 6 6 8 8 "   D a t a T y p e = " I n t e g e r " > C o m p a n y L o g o P o s i t i o n < / C o m p a n y L o g o P o s i t i o n > - 
-         < C o m p a n y P h o n e N o   E l e m e n t T y p e = " C o l u m n "   E l e m e n t I d = " 2 5 0 4 4 0 6 5 5 "   D a t a T y p e = " T e x t " > C o m p a n y P h o n e N o < / C o m p a n y P h o n e N o > - 
-         < C o m p a n y P h o n e N o _ L b l   E l e m e n t T y p e = " C o l u m n "   E l e m e n t I d = " 5 5 8 5 9 3 5 8 6 "   D a t a T y p e = " L a b e l " > C o m p a n y P h o n e N o _ L b l < / C o m p a n y P h o n e N o _ L b l > - 
-         < C o m p a n y P i c t u r e   E l e m e n t T y p e = " C o l u m n "   E l e m e n t I d = " 1 3 9 7 4 1 1 0 7 4 "   D a t a T y p e = " B l o b "   / > - 
-         < C o m p a n y R e g i s t r a t i o n N u m b e r   E l e m e n t T y p e = " C o l u m n "   E l e m e n t I d = " 2 0 2 3 6 3 9 4 2 4 "   D a t a T y p e = " T e x t " > C o m p a n y R e g i s t r a t i o n N u m b e r < / C o m p a n y R e g i s t r a t i o n N u m b e r > - 
-         < C o m p a n y R e g i s t r a t i o n N u m b e r _ L b l   E l e m e n t T y p e = " C o l u m n "   E l e m e n t I d = " 1 8 3 3 1 0 6 6 5 3 "   D a t a T y p e = " T e x t " > C o m p a n y R e g i s t r a t i o n N u m b e r _ L b l < / C o m p a n y R e g i s t r a t i o n N u m b e r _ L b l > - 
-         < C o m p a n y S W I F T   E l e m e n t T y p e = " C o l u m n "   E l e m e n t I d = " 6 6 8 2 5 0 2 4 5 "   D a t a T y p e = " C o d e " > C o m p a n y S W I F T < / C o m p a n y S W I F T > - 
-         < C o m p a n y S W I F T _ L b l   E l e m e n t T y p e = " C o l u m n "   E l e m e n t I d = " 2 0 2 9 5 9 7 3 8 4 "   D a t a T y p e = " S t r i n g " > C o m p a n y S W I F T _ L b l < / C o m p a n y S W I F T _ L b l > - 
-         < C o m p a n y V A T R e g i s t r a t i o n N o   E l e m e n t T y p e = " C o l u m n "   E l e m e n t I d = " 1 9 1 4 0 1 3 6 4 9 "   D a t a T y p e = " T e x t " > C o m p a n y V A T R e g i s t r a t i o n N o < / C o m p a n y V A T R e g i s t r a t i o n N o > - 
-         < C o m p a n y V A T R e g i s t r a t i o n N o _ L b l   E l e m e n t T y p e = " C o l u m n "   E l e m e n t I d = " 9 2 4 5 0 3 1 2 4 "   D a t a T y p e = " T e x t " > C o m p a n y V A T R e g i s t r a t i o n N o _ L b l < / C o m p a n y V A T R e g i s t r a t i o n N o _ L b l > - 
-         < C o m p a n y V A T R e g N o   E l e m e n t T y p e = " C o l u m n "   E l e m e n t I d = " 1 7 1 4 3 1 9 3 6 "   D a t a T y p e = " T e x t " > C o m p a n y V A T R e g N o < / C o m p a n y V A T R e g N o > - 
-         < C o m p a n y V A T R e g N o _ L b l   E l e m e n t T y p e = " C o l u m n "   E l e m e n t I d = " 7 7 3 2 0 1 5 0 1 "   D a t a T y p e = " T e x t " > C o m p a n y V A T R e g N o _ L b l < / C o m p a n y V A T R e g N o _ L b l > - 
-         < C o p y _ L b l   E l e m e n t T y p e = " C o l u m n "   E l e m e n t I d = " 6 0 4 7 8 2 7 8 1 "   D a t a T y p e = " L a b e l " > C o p y _ L b l < / C o p y _ L b l > - 
-         < C u s t o m e r A d d r e s s 1   E l e m e n t T y p e = " C o l u m n "   E l e m e n t I d = " 1 8 0 1 9 6 6 4 5 4 "   D a t a T y p e = " T e x t " > C u s t o m e r A d d r e s s 1 < / C u s t o m e r A d d r e s s 1 > - 
-         < C u s t o m e r A d d r e s s 2   E l e m e n t T y p e = " C o l u m n "   E l e m e n t I d = " 1 1 6 4 2 6 9 8 3 7 "   D a t a T y p e = " T e x t " > C u s t o m e r A d d r e s s 2 < / C u s t o m e r A d d r e s s 2 > - 
-         < C u s t o m e r A d d r e s s 3   E l e m e n t T y p e = " C o l u m n "   E l e m e n t I d = " 5 2 6 5 7 3 2 2 0 "   D a t a T y p e = " T e x t " > C u s t o m e r A d d r e s s 3 < / C u s t o m e r A d d r e s s 3 > - 
-         < C u s t o m e r A d d r e s s 4   E l e m e n t T y p e = " C o l u m n "   E l e m e n t I d = " 1 1 1 1 2 3 3 9 7 "   D a t a T y p e = " T e x t " > C u s t o m e r A d d r e s s 4 < / C u s t o m e r A d d r e s s 4 > - 
-         < C u s t o m e r A d d r e s s 5   E l e m e n t T y p e = " C o l u m n "   E l e m e n t I d = " 7 4 8 8 2 0 0 1 4 "   D a t a T y p e = " T e x t " > C u s t o m e r A d d r e s s 5 < / C u s t o m e r A d d r e s s 5 > - 
-         < C u s t o m e r A d d r e s s 6   E l e m e n t T y p e = " C o l u m n "   E l e m e n t I d = " 1 3 8 6 5 1 6 6 3 1 "   D a t a T y p e = " T e x t " > C u s t o m e r A d d r e s s 6 < / C u s t o m e r A d d r e s s 6 > - 
-         < C u s t o m e r A d d r e s s 7   E l e m e n t T y p e = " C o l u m n "   E l e m e n t I d = " 2 0 2 4 2 1 3 2 4 8 "   D a t a T y p e = " T e x t " > C u s t o m e r A d d r e s s 7 < / C u s t o m e r A d d r e s s 7 > - 
-         < C u s t o m e r A d d r e s s 8   E l e m e n t T y p e = " C o l u m n "   E l e m e n t I d = " 1 0 4 8 6 9 8 5 8 5 "   D a t a T y p e = " T e x t " > C u s t o m e r A d d r e s s 8 < / C u s t o m e r A d d r e s s 8 > - 
-         < C u s t o m e r P o s t a l B a r C o d e   E l e m e n t T y p e = " C o l u m n "   E l e m e n t I d = " 3 9 8 5 8 0 6 8 8 "   D a t a T y p e = " T e x t " > C u s t o m e r P o s t a l B a r C o d e < / C u s t o m e r P o s t a l B a r C o d e > - 
-         < D o c u m e n t C o p y T e x t   E l e m e n t T y p e = " C o l u m n "   E l e m e n t I d = " 1 8 2 4 9 4 6 0 4 6 "   D a t a T y p e = " S t r i n g " > D o c u m e n t C o p y T e x t < / D o c u m e n t C o p y T e x t > - 
-         < D o c u m e n t D a t e   E l e m e n t T y p e = " C o l u m n "   E l e m e n t I d = " 5 5 2 8 7 1 9 1 4 "   D a t a T y p e = " S t r i n g " > D o c u m e n t D a t e < / D o c u m e n t D a t e > - 
-         < D o c u m e n t D a t e _ L b l   E l e m e n t T y p e = " C o l u m n "   E l e m e n t I d = " 1 0 2 6 4 9 4 8 3 "   D a t a T y p e = " S t r i n g " > D o c u m e n t D a t e _ L b l < / D o c u m e n t D a t e _ L b l > - 
-         < D o c u m e n t N o   E l e m e n t T y p e = " C o l u m n "   E l e m e n t I d = " 9 7 0 3 5 0 5 3 9 "   D a t a T y p e = " C o d e " > D o c u m e n t N o < / D o c u m e n t N o > - 
-         < D o c u m e n t N o _ L b l   E l e m e n t T y p e = " C o l u m n "   E l e m e n t I d = " 7 8 9 7 9 5 9 7 8 "   D a t a T y p e = " L a b e l " > D o c u m e n t N o _ L b l < / D o c u m e n t N o _ L b l > - 
-         < D o c u m e n t T i t l e _ L b l   E l e m e n t T y p e = " C o l u m n "   E l e m e n t I d = " 8 5 8 4 2 3 9 2 9 "   D a t a T y p e = " L a b e l " > D o c u m e n t T i t l e _ L b l < / D o c u m e n t T i t l e _ L b l > - 
-         < D u e D a t e   E l e m e n t T y p e = " C o l u m n "   E l e m e n t I d = " 7 4 5 1 7 0 2 0 3 "   D a t a T y p e = " S t r i n g " > D u e D a t e < / D u e D a t e > - 
-         < D u e D a t e _ L b l   E l e m e n t T y p e = " C o l u m n "   E l e m e n t I d = " 1 6 4 8 2 8 4 6 4 8 "   D a t a T y p e = " S t r i n g " > D u e D a t e _ L b l < / D u e D a t e _ L b l > - 
-         < E M a i l _ H e a d e r _ L b l   E l e m e n t T y p e = " C o l u m n "   E l e m e n t I d = " 5 1 3 1 7 0 8 0 4 "   D a t a T y p e = " L a b e l " > E M a i l _ H e a d e r _ L b l < / E M a i l _ H e a d e r _ L b l > - 
-         < E x c h a n g e R a t e A S T e x t   E l e m e n t T y p e = " C o l u m n "   E l e m e n t I d = " 1 1 5 7 2 6 2 0 5 3 "   D a t a T y p e = " T e x t " > E x c h a n g e R a t e A S T e x t < / E x c h a n g e R a t e A S T e x t > - 
-         < E x t e r n a l D o c u m e n t N o   E l e m e n t T y p e = " C o l u m n "   E l e m e n t I d = " 7 3 3 9 5 3 9 6 6 "   D a t a T y p e = " C o d e " > E x t e r n a l D o c u m e n t N o < / E x t e r n a l D o c u m e n t N o > - 
-         < E x t e r n a l D o c u m e n t N o L b l   E l e m e n t T y p e = " C o l u m n "   E l e m e n t I d = " 7 8 3 2 8 7 4 5 2 "   D a t a T y p e = " S t r i n g " > E x t e r n a l D o c u m e n t N o L b l < / E x t e r n a l D o c u m e n t N o L b l > - 
-         < H o m e P a g e _ H e a d e r _ L b l   E l e m e n t T y p e = " C o l u m n "   E l e m e n t I d = " 1 8 7 9 7 2 5 0 8 4 "   D a t a T y p e = " L a b e l " > H o m e P a g e _ H e a d e r _ L b l < / H o m e P a g e _ H e a d e r _ L b l > - 
-         < I n v o i c e D i s c o u n t A m o u n t _ L b l   E l e m e n t T y p e = " C o l u m n "   E l e m e n t I d = " 1 5 9 3 0 1 2 7 3 6 "   D a t a T y p e = " L a b e l " > I n v o i c e D i s c o u n t A m o u n t _ L b l < / I n v o i c e D i s c o u n t A m o u n t _ L b l > - 
-         < I n v o i c e D i s c o u n t B a s e A m o u n t _ L b l   E l e m e n t T y p e = " C o l u m n "   E l e m e n t I d = " 2 0 2 9 2 6 6 8 7 5 "   D a t a T y p e = " L a b e l " > I n v o i c e D i s c o u n t B a s e A m o u n t _ L b l < / I n v o i c e D i s c o u n t B a s e A m o u n t _ L b l > - 
-         < L e g a l E n t i t y T y p e   E l e m e n t T y p e = " C o l u m n "   E l e m e n t I d = " 2 0 5 1 8 7 3 5 6 3 "   D a t a T y p e = " T e x t " > L e g a l E n t i t y T y p e < / L e g a l E n t i t y T y p e > - 
-         < L e g a l E n t i t y T y p e _ L b l   E l e m e n t T y p e = " C o l u m n "   E l e m e n t I d = " 2 0 8 0 2 2 4 7 9 2 "   D a t a T y p e = " T e x t " > L e g a l E n t i t y T y p e _ L b l < / L e g a l E n t i t y T y p e _ L b l > - 
-         < L i n e A m o u n t A f t e r I n v o i c e D i s c o u n t _ L b l   E l e m e n t T y p e = " C o l u m n "   E l e m e n t I d = " 6 7 3 7 2 1 0 9 4 "   D a t a T y p e = " L a b e l " > L i n e A m o u n t A f t e r I n v o i c e D i s c o u n t _ L b l < / L i n e A m o u n t A f t e r I n v o i c e D i s c o u n t _ L b l > - 
-         < L o c a l C u r r e n c y _ L b l   E l e m e n t T y p e = " C o l u m n "   E l e m e n t I d = " 1 5 5 9 6 9 3 4 2 2 "   D a t a T y p e = " L a b e l " > L o c a l C u r r e n c y _ L b l < / L o c a l C u r r e n c y _ L b l > - 
-         < P a g e _ L b l   E l e m e n t T y p e = " C o l u m n "   E l e m e n t I d = " 6 8 0 6 4 8 0 9 1 "   D a t a T y p e = " L a b e l " > P a g e _ L b l < / P a g e _ L b l > - 
-         < P a y m e n t M e t h o d D e s c r i p t i o n   E l e m e n t T y p e = " C o l u m n "   E l e m e n t I d = " 5 8 5 7 5 7 9 7 4 "   D a t a T y p e = " T e x t " > P a y m e n t M e t h o d D e s c r i p t i o n < / P a y m e n t M e t h o d D e s c r i p t i o n > - 
-         < P a y m e n t M e t h o d D e s c r i p t i o n _ L b l   E l e m e n t T y p e = " C o l u m n "   E l e m e n t I d = " 7 9 7 1 1 7 3 2 3 "   D a t a T y p e = " L a b e l " > P a y m e n t M e t h o d D e s c r i p t i o n _ L b l < / P a y m e n t M e t h o d D e s c r i p t i o n _ L b l > - 
-         < P a y m e n t T e r m s D e s c r i p t i o n   E l e m e n t T y p e = " C o l u m n "   E l e m e n t I d = " 2 0 3 8 7 4 2 7 0 0 "   D a t a T y p e = " T e x t " > P a y m e n t T e r m s D e s c r i p t i o n < / P a y m e n t T e r m s D e s c r i p t i o n > - 
-         < P a y m e n t T e r m s D e s c r i p t i o n _ L b l   E l e m e n t T y p e = " C o l u m n "   E l e m e n t I d = " 1 8 7 4 4 9 4 3 2 1 "   D a t a T y p e = " L a b e l " > P a y m e n t T e r m s D e s c r i p t i o n _ L b l < / P a y m e n t T e r m s D e s c r i p t i o n _ L b l > - 
-         < P r i c e s I n c l u d i n g V A T   E l e m e n t T y p e = " C o l u m n "   E l e m e n t I d = " 5 1 8 8 1 7 1 6 7 "   D a t a T y p e = " B o o l e a n " > P r i c e s I n c l u d i n g V A T < / P r i c e s I n c l u d i n g V A T > - 
-         < P r i c e s I n c l u d i n g V A T Y e s N o   E l e m e n t T y p e = " C o l u m n "   E l e m e n t I d = " 1 4 1 1 1 4 7 5 9 9 "   D a t a T y p e = " S t r i n g " > P r i c e s I n c l u d i n g V A T Y e s N o < / P r i c e s I n c l u d i n g V A T Y e s N o > - 
-         < P r i c e s I n c l u d i n g V A T _ L b l   E l e m e n t T y p e = " C o l u m n "   E l e m e n t I d = " 1 3 7 7 9 7 9 4 4 4 "   D a t a T y p e = " S t r i n g " > P r i c e s I n c l u d i n g V A T _ L b l < / P r i c e s I n c l u d i n g V A T _ L b l > - 
-         < S a l e s I n v o i c e L i n e D i s c o u n t _ L b l   E l e m e n t T y p e = " C o l u m n "   E l e m e n t I d = " 6 6 4 6 0 1 5 8 2 "   D a t a T y p e = " L a b e l " > S a l e s I n v o i c e L i n e D i s c o u n t _ L b l < / S a l e s I n v o i c e L i n e D i s c o u n t _ L b l > - 
-         < S a l e s P e r s o n B l a n k _ L b l   E l e m e n t T y p e = " C o l u m n "   E l e m e n t I d = " 6 5 4 6 2 4 6 0 1 "   D a t a T y p e = " T e x t " > S a l e s P e r s o n B l a n k _ L b l < / S a l e s P e r s o n B l a n k _ L b l > - 
-         < S a l e s P e r s o n N a m e   E l e m e n t T y p e = " C o l u m n "   E l e m e n t I d = " 8 7 1 4 9 2 9 8 3 "   D a t a T y p e = " T e x t " > S a l e s P e r s o n N a m e < / S a l e s P e r s o n N a m e > - 
-         < S a l e s P e r s o n _ L b l   E l e m e n t T y p e = " C o l u m n "   E l e m e n t I d = " 1 5 6 4 1 9 6 3 6 5 "   D a t a T y p e = " L a b e l " > S a l e s P e r s o n _ L b l < / S a l e s P e r s o n _ L b l > - 
-         < S e l l T o C o n t a c t E m a i l   E l e m e n t T y p e = " C o l u m n "   E l e m e n t I d = " 2 6 2 8 2 4 5 6 4 "   D a t a T y p e = " T e x t " > S e l l T o C o n t a c t E m a i l < / S e l l T o C o n t a c t E m a i l > - 
-         < S e l l T o C o n t a c t E m a i l L b l   E l e m e n t T y p e = " C o l u m n "   E l e m e n t I d = " 3 7 0 9 2 0 3 7 4 "   D a t a T y p e = " L a b e l " > S e l l T o C o n t a c t E m a i l L b l < / S e l l T o C o n t a c t E m a i l L b l > - 
-         < S e l l T o C o n t a c t M o b i l e P h o n e N o   E l e m e n t T y p e = " C o l u m n "   E l e m e n t I d = " 1 8 4 3 5 8 7 4 7 "   D a t a T y p e = " T e x t " > S e l l T o C o n t a c t M o b i l e P h o n e N o < / S e l l T o C o n t a c t M o b i l e P h o n e N o > - 
-         < S e l l T o C o n t a c t M o b i l e P h o n e N o L b l   E l e m e n t T y p e = " C o l u m n "   E l e m e n t I d = " 1 4 5 7 5 2 8 4 1 7 "   D a t a T y p e = " L a b e l " > S e l l T o C o n t a c t M o b i l e P h o n e N o L b l < / S e l l T o C o n t a c t M o b i l e P h o n e N o L b l > - 
-         < S e l l T o C o n t a c t P h o n e N o   E l e m e n t T y p e = " C o l u m n "   E l e m e n t I d = " 1 6 1 3 8 2 2 4 8 3 "   D a t a T y p e = " T e x t " > S e l l T o C o n t a c t P h o n e N o < / S e l l T o C o n t a c t P h o n e N o > - 
-         < S e l l T o C o n t a c t P h o n e N o L b l   E l e m e n t T y p e = " C o l u m n "   E l e m e n t I d = " 1 0 5 0 6 8 6 8 0 9 "   D a t a T y p e = " L a b e l " > S e l l T o C o n t a c t P h o n e N o L b l < / S e l l T o C o n t a c t P h o n e N o L b l > - 
-         < S e l l t o C u s t o m e r N o   E l e m e n t T y p e = " C o l u m n "   E l e m e n t I d = " 2 0 5 0 6 4 7 3 4 9 "   D a t a T y p e = " C o d e " > S e l l t o C u s t o m e r N o < / S e l l t o C u s t o m e r N o > - 
-         < S e l l t o C u s t o m e r N o _ L b l   E l e m e n t T y p e = " C o l u m n "   E l e m e n t I d = " 2 9 8 3 8 1 5 1 2 "   D a t a T y p e = " S t r i n g " > S e l l t o C u s t o m e r N o _ L b l < / S e l l t o C u s t o m e r N o _ L b l > - 
-         < S h i p m e n t D a t e   E l e m e n t T y p e = " C o l u m n "   E l e m e n t I d = " 9 3 1 1 1 1 4 6 5 "   D a t a T y p e = " S t r i n g " > S h i p m e n t D a t e < / S h i p m e n t D a t e > - 
-         < S h i p m e n t D a t e _ L b l   E l e m e n t T y p e = " C o l u m n "   E l e m e n t I d = " 6 1 4 4 0 0 3 6 4 "   D a t a T y p e = " S t r i n g " > S h i p m e n t D a t e _ L b l < / S h i p m e n t D a t e _ L b l > - 
-         < S h i p m e n t M e t h o d D e s c r i p t i o n   E l e m e n t T y p e = " C o l u m n "   E l e m e n t I d = " 2 0 5 9 4 0 3 2 6 0 "   D a t a T y p e = " T e x t " > S h i p m e n t M e t h o d D e s c r i p t i o n < / S h i p m e n t M e t h o d D e s c r i p t i o n > - 
-         < S h i p m e n t M e t h o d D e s c r i p t i o n _ L b l   E l e m e n t T y p e = " C o l u m n "   E l e m e n t I d = " 1 1 7 9 9 7 8 4 6 5 "   D a t a T y p e = " L a b e l " > S h i p m e n t M e t h o d D e s c r i p t i o n _ L b l < / S h i p m e n t M e t h o d D e s c r i p t i o n _ L b l > - 
-         < S h i p m e n t _ L b l   E l e m e n t T y p e = " C o l u m n "   E l e m e n t I d = " 2 0 8 5 7 6 7 1 2 0 "   D a t a T y p e = " L a b e l " > S h i p m e n t _ L b l < / S h i p m e n t _ L b l > - 
-         < S h i p T o A d d r e s s 1   E l e m e n t T y p e = " C o l u m n "   E l e m e n t I d = " 1 3 5 7 6 7 2 8 6 1 "   D a t a T y p e = " T e x t " > S h i p T o A d d r e s s 1 < / S h i p T o A d d r e s s 1 > - 
-         < S h i p T o A d d r e s s 2   E l e m e n t T y p e = " C o l u m n "   E l e m e n t I d = " 1 0 2 4 2 0 4 5 8 4 "   D a t a T y p e = " T e x t " > S h i p T o A d d r e s s 2 < / S h i p T o A d d r e s s 2 > - 
-         < S h i p T o A d d r e s s 3   E l e m e n t T y p e = " C o l u m n "   E l e m e n t I d = " 1 6 6 1 9 0 1 2 0 1 "   D a t a T y p e = " T e x t " > S h i p T o A d d r e s s 3 < / S h i p T o A d d r e s s 3 > - 
-         < S h i p T o A d d r e s s 4   E l e m e n t T y p e = " C o l u m n "   E l e m e n t I d = " 5 5 5 4 1 6 9 9 0 "   D a t a T y p e = " T e x t " > S h i p T o A d d r e s s 4 < / S h i p T o A d d r e s s 4 > - 
-         < S h i p T o A d d r e s s 5   E l e m e n t T y p e = " C o l u m n "   E l e m e n t I d = " 1 1 9 3 1 1 3 6 0 7 "   D a t a T y p e = " T e x t " > S h i p T o A d d r e s s 5 < / S h i p T o A d d r e s s 5 > - 
-         < S h i p T o A d d r e s s 6   E l e m e n t T y p e = " C o l u m n "   E l e m e n t I d = " 7 1 9 9 7 6 2 4 4 "   D a t a T y p e = " T e x t " > S h i p T o A d d r e s s 6 < / S h i p T o A d d r e s s 6 > - 
-         < S h i p T o A d d r e s s 7   E l e m e n t T y p e = " C o l u m n "   E l e m e n t I d = " 8 2 2 7 9 6 2 7 "   D a t a T y p e = " T e x t " > S h i p T o A d d r e s s 7 < / S h i p T o A d d r e s s 7 > - 
-         < S h i p T o A d d r e s s 8   E l e m e n t T y p e = " C o l u m n "   E l e m e n t I d = " 1 4 9 2 9 9 2 1 7 8 "   D a t a T y p e = " T e x t " > S h i p T o A d d r e s s 8 < / S h i p T o A d d r e s s 8 > - 
-         < S h i p T o A d d r e s s _ L b l   E l e m e n t T y p e = " C o l u m n "   E l e m e n t I d = " 1 6 5 0 5 0 5 0 1 7 "   D a t a T y p e = " L a b e l " > S h i p T o A d d r e s s _ L b l < / S h i p T o A d d r e s s _ L b l > - 
-         < S h i p T o P h o n e N o   E l e m e n t T y p e = " C o l u m n "   E l e m e n t I d = " 3 6 9 7 0 2 2 5 5 "   D a t a T y p e = " T e x t " > S h i p T o P h o n e N o < / S h i p T o P h o n e N o > - 
-         < S h o w S h i p p i n g A d d r e s s   E l e m e n t T y p e = " C o l u m n "   E l e m e n t I d = " 1 1 2 0 0 7 1 2 6 6 "   D a t a T y p e = " B o o l e a n " > S h o w S h i p p i n g A d d r e s s < / S h o w S h i p p i n g A d d r e s s > - 
-         < S h o w W o r k D e s c r i p t i o n   E l e m e n t T y p e = " C o l u m n "   E l e m e n t I d = " 7 8 5 4 6 8 8 6 5 "   D a t a T y p e = " B o o l e a n " > S h o w W o r k D e s c r i p t i o n < / S h o w W o r k D e s c r i p t i o n > - 
-         < S u b t o t a l _ L b l   E l e m e n t T y p e = " C o l u m n "   E l e m e n t I d = " 1 9 6 7 7 9 5 1 4 2 "   D a t a T y p e = " L a b e l " > S u b t o t a l _ L b l < / S u b t o t a l _ L b l > - 
-         < T o t a l _ L b l   E l e m e n t T y p e = " C o l u m n "   E l e m e n t I d = " 1 2 1 0 1 0 0 8 7 8 "   D a t a T y p e = " L a b e l " > T o t a l _ L b l < / T o t a l _ L b l > - 
-         < V A T A m o u n t S p e c i f i c a t i o n _ L b l   E l e m e n t T y p e = " C o l u m n "   E l e m e n t I d = " 8 7 8 7 0 6 8 4 6 "   D a t a T y p e = " L a b e l " > V A T A m o u n t S p e c i f i c a t i o n _ L b l < / V A T A m o u n t S p e c i f i c a t i o n _ L b l > - 
-         < V A T A m o u n t _ L b l   E l e m e n t T y p e = " C o l u m n "   E l e m e n t I d = " 1 0 9 4 6 5 7 2 9 "   D a t a T y p e = " L a b e l " > V A T A m o u n t _ L b l < / V A T A m o u n t _ L b l > - 
-         < V A T B a s e _ L b l   E l e m e n t T y p e = " C o l u m n "   E l e m e n t I d = " 1 8 6 6 1 5 8 2 7 8 "   D a t a T y p e = " L a b e l " > V A T B a s e _ L b l < / V A T B a s e _ L b l > - 
-         < V A T C l a u s e s _ L b l   E l e m e n t T y p e = " C o l u m n "   E l e m e n t I d = " 1 3 8 3 9 2 0 0 1 9 "   D a t a T y p e = " L a b e l " > V A T C l a u s e s _ L b l < / V A T C l a u s e s _ L b l > - 
-         < V A T C l a u s e _ L b l   E l e m e n t T y p e = " C o l u m n "   E l e m e n t I d = " 1 5 7 0 4 9 5 4 9 0 "   D a t a T y p e = " S t r i n g " > V A T C l a u s e _ L b l < / V A T C l a u s e _ L b l > - 
-         < V A T I d e n t i f i e r _ L b l   E l e m e n t T y p e = " C o l u m n "   E l e m e n t I d = " 1 6 8 6 6 2 3 9 8 4 "   D a t a T y p e = " L a b e l " > V A T I d e n t i f i e r _ L b l < / V A T I d e n t i f i e r _ L b l > - 
-         < V A T P e r c e n t a g e _ L b l   E l e m e n t T y p e = " C o l u m n "   E l e m e n t I d = " 6 7 6 6 5 4 5 6 5 "   D a t a T y p e = " L a b e l " > V A T P e r c e n t a g e _ L b l < / V A T P e r c e n t a g e _ L b l > - 
-         < V A T R e g i s t r a t i o n N o   E l e m e n t T y p e = " C o l u m n "   E l e m e n t I d = " 1 8 8 9 1 9 5 4 0 2 "   D a t a T y p e = " T e x t " > V A T R e g i s t r a t i o n N o < / V A T R e g i s t r a t i o n N o > - 
-         < V A T R e g i s t r a t i o n N o _ L b l   E l e m e n t T y p e = " C o l u m n "   E l e m e n t I d = " 1 4 2 4 6 1 6 0 8 5 "   D a t a T y p e = " T e x t " > V A T R e g i s t r a t i o n N o _ L b l < / V A T R e g i s t r a t i o n N o _ L b l > - 
-         < Y o u r R e f e r e n c e   E l e m e n t T y p e = " C o l u m n "   E l e m e n t I d = " 1 1 0 3 9 9 5 1 "   D a t a T y p e = " T e x t " > Y o u r R e f e r e n c e < / Y o u r R e f e r e n c e > - 
-         < Y o u r R e f e r e n c e _ L b l   E l e m e n t T y p e = " C o l u m n "   E l e m e n t I d = " 4 6 5 4 7 7 4 2 6 "   D a t a T y p e = " S t r i n g " > Y o u r R e f e r e n c e _ L b l < / Y o u r R e f e r e n c e _ L b l > - 
-         < L i n e   E l e m e n t T y p e = " D a t a I t e m "   E l e m e n t I d = " 4 1 1 9 7 6 1 3 3 " > - 
-             < A m o u n t E x c l u d i n g V A T _ L i n e   E l e m e n t T y p e = " C o l u m n "   E l e m e n t I d = " 1 0 6 2 4 6 0 0 4 0 "   D a t a T y p e = " D e c i m a l " > A m o u n t E x c l u d i n g V A T _ L i n e < / A m o u n t E x c l u d i n g V A T _ L i n e > - 
-             < A m o u n t E x c l u d i n g V A T _ L i n e _ L b l   E l e m e n t T y p e = " C o l u m n "   E l e m e n t I d = " 2 0 0 2 8 7 4 4 7 5 "   D a t a T y p e = " S t r i n g " > A m o u n t E x c l u d i n g V A T _ L i n e _ L b l < / A m o u n t E x c l u d i n g V A T _ L i n e _ L b l > - 
-             < A m o u n t I n c l u d i n g V A T _ L i n e   E l e m e n t T y p e = " C o l u m n "   E l e m e n t I d = " 7 7 0 9 2 8 4 0 2 "   D a t a T y p e = " D e c i m a l " > A m o u n t I n c l u d i n g V A T _ L i n e < / A m o u n t I n c l u d i n g V A T _ L i n e > - 
-             < A m o u n t I n c l u d i n g V A T _ L i n e _ L b l   E l e m e n t T y p e = " C o l u m n "   E l e m e n t I d = " 9 3 0 7 4 7 3 1 3 "   D a t a T y p e = " S t r i n g " > A m o u n t I n c l u d i n g V A T _ L i n e _ L b l < / A m o u n t I n c l u d i n g V A T _ L i n e _ L b l > - 
-             < D e s c r i p t i o n _ L i n e   E l e m e n t T y p e = " C o l u m n "   E l e m e n t I d = " 1 4 0 6 8 2 2 3 1 0 "   D a t a T y p e = " T e x t " > D e s c r i p t i o n _ L i n e < / D e s c r i p t i o n _ L i n e > - 
-             < D e s c r i p t i o n _ L i n e _ L b l   E l e m e n t T y p e = " C o l u m n "   E l e m e n t I d = " 2 1 1 8 9 5 1 4 9 5 "   D a t a T y p e = " S t r i n g " > D e s c r i p t i o n _ L i n e _ L b l < / D e s c r i p t i o n _ L i n e _ L b l > - 
-             < I t e m N o _ L i n e   E l e m e n t T y p e = " C o l u m n "   E l e m e n t I d = " 1 9 1 0 2 9 6 2 8 8 "   D a t a T y p e = " C o d e " > I t e m N o _ L i n e < / I t e m N o _ L i n e > - 
-             < I t e m N o _ L i n e _ L b l   E l e m e n t T y p e = " C o l u m n "   E l e m e n t I d = " 1 3 4 0 0 7 9 6 1 3 "   D a t a T y p e = " S t r i n g " > I t e m N o _ L i n e _ L b l < / I t e m N o _ L i n e _ L b l > - 
-             < I t e m R e f e r e n c e N o _ L i n e   E l e m e n t T y p e = " C o l u m n "   E l e m e n t I d = " 9 2 7 2 3 5 7 "   D a t a T y p e = " C o d e " > I t e m R e f e r e n c e N o _ L i n e < / I t e m R e f e r e n c e N o _ L i n e > - 
-             < I t e m R e f e r e n c e N o _ L i n e _ L b l   E l e m e n t T y p e = " C o l u m n "   E l e m e n t I d = " 1 9 8 0 6 3 1 1 3 0 "   D a t a T y p e = " S t r i n g " > I t e m R e f e r e n c e N o _ L i n e _ L b l < / I t e m R e f e r e n c e N o _ L i n e _ L b l > - 
-             < L i n e A m o u n t _ L i n e   E l e m e n t T y p e = " C o l u m n "   E l e m e n t I d = " 2 6 8 9 3 7 1 6 2 "   D a t a T y p e = " T e x t " > L i n e A m o u n t _ L i n e < / L i n e A m o u n t _ L i n e > - 
-             < L i n e A m o u n t _ L i n e _ L b l   E l e m e n t T y p e = " C o l u m n "   E l e m e n t I d = " 9 9 2 9 0 1 8 4 5 "   D a t a T y p e = " S t r i n g " > L i n e A m o u n t _ L i n e _ L b l < / L i n e A m o u n t _ L i n e _ L b l > - 
-             < L i n e D i s c o u n t P e r c e n t T e x t _ L i n e   E l e m e n t T y p e = " C o l u m n "   E l e m e n t I d = " 6 1 3 1 3 5 1 9 "   D a t a T y p e = " T e x t " > L i n e D i s c o u n t P e r c e n t T e x t _ L i n e < / L i n e D i s c o u n t P e r c e n t T e x t _ L i n e > - 
-             < L i n e D i s c o u n t P e r c e n t _ L i n e   E l e m e n t T y p e = " C o l u m n "   E l e m e n t I d = " 9 0 7 8 2 7 4 3 6 "   D a t a T y p e = " D e c i m a l " > L i n e D i s c o u n t P e r c e n t _ L i n e < / L i n e D i s c o u n t P e r c e n t _ L i n e > - 
-             < L i n e N o _ L i n e   E l e m e n t T y p e = " C o l u m n "   E l e m e n t I d = " 6 9 8 9 8 5 9 7 9 "   D a t a T y p e = " I n t e g e r " > L i n e N o _ L i n e < / L i n e N o _ L i n e > - 
-             < Q u a n t i t y _ L i n e   E l e m e n t T y p e = " C o l u m n "   E l e m e n t I d = " 1 0 6 8 5 4 3 5 3 7 "   D a t a T y p e = " T e x t " > Q u a n t i t y _ L i n e < / Q u a n t i t y _ L i n e > - 
-             < Q u a n t i t y _ L i n e _ L b l   E l e m e n t T y p e = " C o l u m n "   E l e m e n t I d = " 2 0 3 4 5 0 6 8 0 2 "   D a t a T y p e = " S t r i n g " > Q u a n t i t y _ L i n e _ L b l < / Q u a n t i t y _ L i n e _ L b l > - 
-             < S h i p m e n t D a t e _ L i n e   E l e m e n t T y p e = " C o l u m n "   E l e m e n t I d = " 1 6 7 3 3 7 5 4 1 6 "   D a t a T y p e = " S t r i n g " > S h i p m e n t D a t e _ L i n e < / S h i p m e n t D a t e _ L i n e > - 
-             < S h i p m e n t D a t e _ L i n e _ L b l   E l e m e n t T y p e = " C o l u m n "   E l e m e n t I d = " 8 5 3 2 2 4 3 6 3 "   D a t a T y p e = " L a b e l " > S h i p m e n t D a t e _ L i n e _ L b l < / S h i p m e n t D a t e _ L i n e _ L b l > - 
-             < T r a n s H e a d e r A m o u n t   E l e m e n t T y p e = " C o l u m n "   E l e m e n t I d = " 2 0 2 8 3 0 6 2 7 6 "   D a t a T y p e = " D e c i m a l " > T r a n s H e a d e r A m o u n t < / T r a n s H e a d e r A m o u n t > - 
-             < T y p e _ L i n e   E l e m e n t T y p e = " C o l u m n "   E l e m e n t I d = " 2 7 2 8 0 4 9 2 4 "   D a t a T y p e = " S t r i n g " > T y p e _ L i n e < / T y p e _ L i n e > - 
-             < U n i t O f M e a s u r e   E l e m e n t T y p e = " C o l u m n "   E l e m e n t I d = " 1 8 0 8 2 2 8 0 1 8 "   D a t a T y p e = " T e x t " > U n i t O f M e a s u r e < / U n i t O f M e a s u r e > - 
-             < U n i t O f M e a s u r e _ L b l   E l e m e n t T y p e = " C o l u m n "   E l e m e n t I d = " 9 8 1 9 5 1 2 4 9 "   D a t a T y p e = " S t r i n g " > U n i t O f M e a s u r e _ L b l < / U n i t O f M e a s u r e _ L b l > - 
-             < U n i t P r i c e   E l e m e n t T y p e = " C o l u m n "   E l e m e n t I d = " 1 4 7 8 2 2 1 5 2 6 "   D a t a T y p e = " T e x t " > U n i t P r i c e < / U n i t P r i c e > - 
-             < U n i t P r i c e _ L b l   E l e m e n t T y p e = " C o l u m n "   E l e m e n t I d = " 1 1 6 3 9 2 6 6 0 3 "   D a t a T y p e = " S t r i n g " > U n i t P r i c e _ L b l < / U n i t P r i c e _ L b l > - 
-             < V A T I d e n t i f i e r _ L i n e   E l e m e n t T y p e = " C o l u m n "   E l e m e n t I d = " 1 7 7 3 6 2 2 4 1 2 "   D a t a T y p e = " C o d e " > V A T I d e n t i f i e r _ L i n e < / V A T I d e n t i f i e r _ L i n e > - 
-             < V A T I d e n t i f i e r _ L i n e _ L b l   E l e m e n t T y p e = " C o l u m n "   E l e m e n t I d = " 5 3 3 7 8 2 7 0 3 "   D a t a T y p e = " S t r i n g " > V A T I d e n t i f i e r _ L i n e _ L b l < / V A T I d e n t i f i e r _ L i n e _ L b l > - 
-             < V A T P c t _ L i n e   E l e m e n t T y p e = " C o l u m n "   E l e m e n t I d = " 1 9 7 4 0 0 1 9 4 4 "   D a t a T y p e = " T e x t " > V A T P c t _ L i n e < / V A T P c t _ L i n e > - 
-             < V A T P c t _ L i n e _ L b l   E l e m e n t T y p e = " C o l u m n "   E l e m e n t I d = " 1 2 0 7 5 2 9 9 1 5 "   D a t a T y p e = " S t r i n g " > V A T P c t _ L i n e _ L b l < / V A T P c t _ L i n e _ L b l > - 
-             < S h i p m e n t L i n e   E l e m e n t T y p e = " D a t a I t e m "   E l e m e n t I d = " 2 0 1 5 9 9 6 0 5 1 " > - 
-                 < D o c u m e n t N o _ S h i p m e n t L i n e   E l e m e n t T y p e = " C o l u m n "   E l e m e n t I d = " 1 2 4 3 7 6 7 7 6 2 "   D a t a T y p e = " C o d e " > D o c u m e n t N o _ S h i p m e n t L i n e < / D o c u m e n t N o _ S h i p m e n t L i n e > - 
-                 < P o s t i n g D a t e _ S h i p m e n t L i n e   E l e m e n t T y p e = " C o l u m n "   E l e m e n t I d = " 1 8 3 4 0 0 3 2 0 "   D a t a T y p e = " S t r i n g " > P o s t i n g D a t e _ S h i p m e n t L i n e < / P o s t i n g D a t e _ S h i p m e n t L i n e > - 
-                 < P o s t i n g D a t e _ S h i p m e n t L i n e _ L b l   E l e m e n t T y p e = " C o l u m n "   E l e m e n t I d = " 1 0 9 0 0 6 9 0 2 7 "   D a t a T y p e = " S t r i n g " > P o s t i n g D a t e _ S h i p m e n t L i n e _ L b l < / P o s t i n g D a t e _ S h i p m e n t L i n e _ L b l > - 
-                 < Q u a n t i t y _ S h i p m e n t L i n e   E l e m e n t T y p e = " C o l u m n "   E l e m e n t I d = " 1 6 3 7 0 3 4 2 4 7 "   D a t a T y p e = " D e c i m a l " > Q u a n t i t y _ S h i p m e n t L i n e < / Q u a n t i t y _ S h i p m e n t L i n e > - 
-                 < Q u a n t i t y _ S h i p m e n t L i n e _ L b l   E l e m e n t T y p e = " C o l u m n "   E l e m e n t I d = " 1 6 0 2 6 6 7 3 8 6 "   D a t a T y p e = " S t r i n g " > Q u a n t i t y _ S h i p m e n t L i n e _ L b l < / Q u a n t i t y _ S h i p m e n t L i n e _ L b l > +     < H e a d e r > + 
+         < A p p l i e s T o D o c u m e n t > A p p l i e s T o D o c u m e n t < / A p p l i e s T o D o c u m e n t > + 
+         < A p p l i e s T o D o c u m e n t _ L b l > A p p l i e s T o D o c u m e n t _ L b l < / A p p l i e s T o D o c u m e n t _ L b l > + 
+         < B i l l T o C o n t a c t E m a i l > B i l l T o C o n t a c t E m a i l < / B i l l T o C o n t a c t E m a i l > + 
+         < B i l l T o C o n t a c t E m a i l L b l > B i l l T o C o n t a c t E m a i l L b l < / B i l l T o C o n t a c t E m a i l L b l > + 
+         < B i l l T o C o n t a c t M o b i l e P h o n e N o > B i l l T o C o n t a c t M o b i l e P h o n e N o < / B i l l T o C o n t a c t M o b i l e P h o n e N o > + 
+         < B i l l T o C o n t a c t M o b i l e P h o n e N o L b l > B i l l T o C o n t a c t M o b i l e P h o n e N o L b l < / B i l l T o C o n t a c t M o b i l e P h o n e N o L b l > + 
+         < B i l l T o C o n t a c t P h o n e N o > B i l l T o C o n t a c t P h o n e N o < / B i l l T o C o n t a c t P h o n e N o > + 
+         < B i l l T o C o n t a c t P h o n e N o L b l > B i l l T o C o n t a c t P h o n e N o L b l < / B i l l T o C o n t a c t P h o n e N o L b l > + 
+         < B i l l t o C u s t u m e r N o > B i l l t o C u s t u m e r N o < / B i l l t o C u s t u m e r N o > + 
+         < B i l l t o C u s t u m e r N o _ L b l > B i l l t o C u s t u m e r N o _ L b l < / B i l l t o C u s t u m e r N o _ L b l > + 
+         < C o m p a n y A d d r e s s 1 > C o m p a n y A d d r e s s 1 < / C o m p a n y A d d r e s s 1 > + 
+         < C o m p a n y A d d r e s s 2 > C o m p a n y A d d r e s s 2 < / C o m p a n y A d d r e s s 2 > + 
+         < C o m p a n y A d d r e s s 3 > C o m p a n y A d d r e s s 3 < / C o m p a n y A d d r e s s 3 > + 
+         < C o m p a n y A d d r e s s 4 > C o m p a n y A d d r e s s 4 < / C o m p a n y A d d r e s s 4 > + 
+         < C o m p a n y A d d r e s s 5 > C o m p a n y A d d r e s s 5 < / C o m p a n y A d d r e s s 5 > + 
+         < C o m p a n y A d d r e s s 6 > C o m p a n y A d d r e s s 6 < / C o m p a n y A d d r e s s 6 > + 
+         < C o m p a n y A d d r e s s 7 > C o m p a n y A d d r e s s 7 < / C o m p a n y A d d r e s s 7 > + 
+         < C o m p a n y A d d r e s s 8 > C o m p a n y A d d r e s s 8 < / C o m p a n y A d d r e s s 8 > + 
+         < C o m p a n y B a n k A c c o u n t N o > C o m p a n y B a n k A c c o u n t N o < / C o m p a n y B a n k A c c o u n t N o > + 
+         < C o m p a n y B a n k A c c o u n t N o _ L b l > C o m p a n y B a n k A c c o u n t N o _ L b l < / C o m p a n y B a n k A c c o u n t N o _ L b l > + 
+         < C o m p a n y B a n k B r a n c h N o > C o m p a n y B a n k B r a n c h N o < / C o m p a n y B a n k B r a n c h N o > + 
+         < C o m p a n y B a n k B r a n c h N o _ L b l > C o m p a n y B a n k B r a n c h N o _ L b l < / C o m p a n y B a n k B r a n c h N o _ L b l > + 
+         < C o m p a n y B a n k N a m e > C o m p a n y B a n k N a m e < / C o m p a n y B a n k N a m e > + 
+         < C o m p a n y B a n k N a m e _ L b l > C o m p a n y B a n k N a m e _ L b l < / C o m p a n y B a n k N a m e _ L b l > + 
+         < C o m p a n y C u s t o m G i r o > C o m p a n y C u s t o m G i r o < / C o m p a n y C u s t o m G i r o > + 
+         < C o m p a n y C u s t o m G i r o _ L b l > C o m p a n y C u s t o m G i r o _ L b l < / C o m p a n y C u s t o m G i r o _ L b l > + 
+         < C o m p a n y E M a i l > C o m p a n y E M a i l < / C o m p a n y E M a i l > + 
+         < C o m p a n y G i r o N o > C o m p a n y G i r o N o < / C o m p a n y G i r o N o > + 
+         < C o m p a n y G i r o N o _ L b l > C o m p a n y G i r o N o _ L b l < / C o m p a n y G i r o N o _ L b l > + 
+         < C o m p a n y H o m e P a g e > C o m p a n y H o m e P a g e < / C o m p a n y H o m e P a g e > + 
+         < C o m p a n y I B A N > C o m p a n y I B A N < / C o m p a n y I B A N > + 
+         < C o m p a n y I B A N _ L b l > C o m p a n y I B A N _ L b l < / C o m p a n y I B A N _ L b l > + 
+         < C o m p a n y L e g a l O f f i c e > C o m p a n y L e g a l O f f i c e < / C o m p a n y L e g a l O f f i c e > + 
+         < C o m p a n y L e g a l O f f i c e _ L b l > C o m p a n y L e g a l O f f i c e _ L b l < / C o m p a n y L e g a l O f f i c e _ L b l > + 
+         < C o m p a n y L e g a l S t a t e m e n t > C o m p a n y L e g a l S t a t e m e n t < / C o m p a n y L e g a l S t a t e m e n t > + 
+         < C o m p a n y L o g o P o s i t i o n > C o m p a n y L o g o P o s i t i o n < / C o m p a n y L o g o P o s i t i o n > + 
+         < C o m p a n y P h o n e N o > C o m p a n y P h o n e N o < / C o m p a n y P h o n e N o > + 
+         < C o m p a n y P h o n e N o _ L b l > C o m p a n y P h o n e N o _ L b l < / C o m p a n y P h o n e N o _ L b l > + 
+         < C o m p a n y P i c t u r e / > + 
+         < C o m p a n y R e g i s t r a t i o n N u m b e r > C o m p a n y R e g i s t r a t i o n N u m b e r < / C o m p a n y R e g i s t r a t i o n N u m b e r > + 
+         < C o m p a n y R e g i s t r a t i o n N u m b e r _ L b l > C o m p a n y R e g i s t r a t i o n N u m b e r _ L b l < / C o m p a n y R e g i s t r a t i o n N u m b e r _ L b l > + 
+         < C o m p a n y S W I F T > C o m p a n y S W I F T < / C o m p a n y S W I F T > + 
+         < C o m p a n y S W I F T _ L b l > C o m p a n y S W I F T _ L b l < / C o m p a n y S W I F T _ L b l > + 
+         < C o m p a n y V A T R e g i s t r a t i o n N o > C o m p a n y V A T R e g i s t r a t i o n N o < / C o m p a n y V A T R e g i s t r a t i o n N o > + 
+         < C o m p a n y V A T R e g i s t r a t i o n N o _ L b l > C o m p a n y V A T R e g i s t r a t i o n N o _ L b l < / C o m p a n y V A T R e g i s t r a t i o n N o _ L b l > + 
+         < C o m p a n y V A T R e g N o > C o m p a n y V A T R e g N o < / C o m p a n y V A T R e g N o > + 
+         < C o m p a n y V A T R e g N o _ L b l > C o m p a n y V A T R e g N o _ L b l < / C o m p a n y V A T R e g N o _ L b l > + 
+         < C o p y _ L b l > C o p y _ L b l < / C o p y _ L b l > + 
+         < C u s t o m e r A d d r e s s 1 > C u s t o m e r A d d r e s s 1 < / C u s t o m e r A d d r e s s 1 > + 
+         < C u s t o m e r A d d r e s s 2 > C u s t o m e r A d d r e s s 2 < / C u s t o m e r A d d r e s s 2 > + 
+         < C u s t o m e r A d d r e s s 3 > C u s t o m e r A d d r e s s 3 < / C u s t o m e r A d d r e s s 3 > + 
+         < C u s t o m e r A d d r e s s 4 > C u s t o m e r A d d r e s s 4 < / C u s t o m e r A d d r e s s 4 > + 
+         < C u s t o m e r A d d r e s s 5 > C u s t o m e r A d d r e s s 5 < / C u s t o m e r A d d r e s s 5 > + 
+         < C u s t o m e r A d d r e s s 6 > C u s t o m e r A d d r e s s 6 < / C u s t o m e r A d d r e s s 6 > + 
+         < C u s t o m e r A d d r e s s 7 > C u s t o m e r A d d r e s s 7 < / C u s t o m e r A d d r e s s 7 > + 
+         < C u s t o m e r A d d r e s s 8 > C u s t o m e r A d d r e s s 8 < / C u s t o m e r A d d r e s s 8 > + 
+         < C u s t o m e r P o s t a l B a r C o d e > C u s t o m e r P o s t a l B a r C o d e < / C u s t o m e r P o s t a l B a r C o d e > + 
+         < D o c u m e n t C o p y T e x t > D o c u m e n t C o p y T e x t < / D o c u m e n t C o p y T e x t > + 
+         < D o c u m e n t D a t e > D o c u m e n t D a t e < / D o c u m e n t D a t e > + 
+         < D o c u m e n t D a t e _ L b l > D o c u m e n t D a t e _ L b l < / D o c u m e n t D a t e _ L b l > + 
+         < D o c u m e n t N o > D o c u m e n t N o < / D o c u m e n t N o > + 
+         < D o c u m e n t N o _ L b l > D o c u m e n t N o _ L b l < / D o c u m e n t N o _ L b l > + 
+         < D o c u m e n t T i t l e _ L b l > D o c u m e n t T i t l e _ L b l < / D o c u m e n t T i t l e _ L b l > + 
+         < D u e D a t e > D u e D a t e < / D u e D a t e > + 
+         < D u e D a t e _ L b l > D u e D a t e _ L b l < / D u e D a t e _ L b l > + 
+         < E M a i l _ H e a d e r _ L b l > E M a i l _ H e a d e r _ L b l < / E M a i l _ H e a d e r _ L b l > + 
+         < E x c h a n g e R a t e A S T e x t > E x c h a n g e R a t e A S T e x t < / E x c h a n g e R a t e A S T e x t > + 
+         < E x t e r n a l D o c u m e n t N o > E x t e r n a l D o c u m e n t N o < / E x t e r n a l D o c u m e n t N o > + 
+         < E x t e r n a l D o c u m e n t N o L b l > E x t e r n a l D o c u m e n t N o L b l < / E x t e r n a l D o c u m e n t N o L b l > + 
+         < H o m e P a g e _ H e a d e r _ L b l > H o m e P a g e _ H e a d e r _ L b l < / H o m e P a g e _ H e a d e r _ L b l > + 
+         < I n v o i c e D i s c o u n t A m o u n t _ L b l > I n v o i c e D i s c o u n t A m o u n t _ L b l < / I n v o i c e D i s c o u n t A m o u n t _ L b l > + 
+         < I n v o i c e D i s c o u n t B a s e A m o u n t _ L b l > I n v o i c e D i s c o u n t B a s e A m o u n t _ L b l < / I n v o i c e D i s c o u n t B a s e A m o u n t _ L b l > + 
+         < L e g a l E n t i t y T y p e > L e g a l E n t i t y T y p e < / L e g a l E n t i t y T y p e > + 
+         < L e g a l E n t i t y T y p e _ L b l > L e g a l E n t i t y T y p e _ L b l < / L e g a l E n t i t y T y p e _ L b l > + 
+         < L i n e A m o u n t A f t e r I n v o i c e D i s c o u n t _ L b l > L i n e A m o u n t A f t e r I n v o i c e D i s c o u n t _ L b l < / L i n e A m o u n t A f t e r I n v o i c e D i s c o u n t _ L b l > + 
+         < L o c a l C u r r e n c y _ L b l > L o c a l C u r r e n c y _ L b l < / L o c a l C u r r e n c y _ L b l > + 
+         < P a g e _ L b l > P a g e _ L b l < / P a g e _ L b l > + 
+         < P a y m e n t M e t h o d D e s c r i p t i o n > P a y m e n t M e t h o d D e s c r i p t i o n < / P a y m e n t M e t h o d D e s c r i p t i o n > + 
+         < P a y m e n t M e t h o d D e s c r i p t i o n _ L b l > P a y m e n t M e t h o d D e s c r i p t i o n _ L b l < / P a y m e n t M e t h o d D e s c r i p t i o n _ L b l > + 
+         < P a y m e n t T e r m s D e s c r i p t i o n > P a y m e n t T e r m s D e s c r i p t i o n < / P a y m e n t T e r m s D e s c r i p t i o n > + 
+         < P a y m e n t T e r m s D e s c r i p t i o n _ L b l > P a y m e n t T e r m s D e s c r i p t i o n _ L b l < / P a y m e n t T e r m s D e s c r i p t i o n _ L b l > + 
+         < P r i c e s I n c l u d i n g V A T > P r i c e s I n c l u d i n g V A T < / P r i c e s I n c l u d i n g V A T > + 
+         < P r i c e s I n c l u d i n g V A T _ L b l > P r i c e s I n c l u d i n g V A T _ L b l < / P r i c e s I n c l u d i n g V A T _ L b l > + 
+         < P r i c e s I n c l u d i n g V A T Y e s N o > P r i c e s I n c l u d i n g V A T Y e s N o < / P r i c e s I n c l u d i n g V A T Y e s N o > + 
+         < Q R _ C o d e _ I m a g e > Q R _ C o d e _ I m a g e < / Q R _ C o d e _ I m a g e > + 
+         < Q R _ C o d e _ I m a g e _ L b l > Q R _ C o d e _ I m a g e _ L b l < / Q R _ C o d e _ I m a g e _ L b l > + 
+         < R e c u r r i n g B i l l i n g > R e c u r r i n g B i l l i n g < / R e c u r r i n g B i l l i n g > + 
+         < S a l e s I n v o i c e L i n e D i s c o u n t _ L b l > S a l e s I n v o i c e L i n e D i s c o u n t _ L b l < / S a l e s I n v o i c e L i n e D i s c o u n t _ L b l > + 
+         < S a l e s P e r s o n _ L b l > S a l e s P e r s o n _ L b l < / S a l e s P e r s o n _ L b l > + 
+         < S a l e s P e r s o n B l a n k _ L b l > S a l e s P e r s o n B l a n k _ L b l < / S a l e s P e r s o n B l a n k _ L b l > + 
+         < S a l e s P e r s o n N a m e > S a l e s P e r s o n N a m e < / S a l e s P e r s o n N a m e > + 
+         < S e l l T o C o n t a c t E m a i l > S e l l T o C o n t a c t E m a i l < / S e l l T o C o n t a c t E m a i l > + 
+         < S e l l T o C o n t a c t E m a i l L b l > S e l l T o C o n t a c t E m a i l L b l < / S e l l T o C o n t a c t E m a i l L b l > + 
+         < S e l l T o C o n t a c t M o b i l e P h o n e N o > S e l l T o C o n t a c t M o b i l e P h o n e N o < / S e l l T o C o n t a c t M o b i l e P h o n e N o > + 
+         < S e l l T o C o n t a c t M o b i l e P h o n e N o L b l > S e l l T o C o n t a c t M o b i l e P h o n e N o L b l < / S e l l T o C o n t a c t M o b i l e P h o n e N o L b l > + 
+         < S e l l T o C o n t a c t P h o n e N o > S e l l T o C o n t a c t P h o n e N o < / S e l l T o C o n t a c t P h o n e N o > + 
+         < S e l l T o C o n t a c t P h o n e N o L b l > S e l l T o C o n t a c t P h o n e N o L b l < / S e l l T o C o n t a c t P h o n e N o L b l > + 
+         < S e l l t o C u s t o m e r N o > S e l l t o C u s t o m e r N o < / S e l l t o C u s t o m e r N o > + 
+         < S e l l t o C u s t o m e r N o _ L b l > S e l l t o C u s t o m e r N o _ L b l < / S e l l t o C u s t o m e r N o _ L b l > + 
+         < S h i p m e n t _ L b l > S h i p m e n t _ L b l < / S h i p m e n t _ L b l > + 
+         < S h i p m e n t D a t e > S h i p m e n t D a t e < / S h i p m e n t D a t e > + 
+         < S h i p m e n t D a t e _ L b l > S h i p m e n t D a t e _ L b l < / S h i p m e n t D a t e _ L b l > + 
+         < S h i p m e n t M e t h o d D e s c r i p t i o n > S h i p m e n t M e t h o d D e s c r i p t i o n < / S h i p m e n t M e t h o d D e s c r i p t i o n > + 
+         < S h i p m e n t M e t h o d D e s c r i p t i o n _ L b l > S h i p m e n t M e t h o d D e s c r i p t i o n _ L b l < / S h i p m e n t M e t h o d D e s c r i p t i o n _ L b l > + 
+         < S h i p T o A d d r e s s _ L b l > S h i p T o A d d r e s s _ L b l < / S h i p T o A d d r e s s _ L b l > + 
+         < S h i p T o A d d r e s s 1 > S h i p T o A d d r e s s 1 < / S h i p T o A d d r e s s 1 > + 
+         < S h i p T o A d d r e s s 2 > S h i p T o A d d r e s s 2 < / S h i p T o A d d r e s s 2 > + 
+         < S h i p T o A d d r e s s 3 > S h i p T o A d d r e s s 3 < / S h i p T o A d d r e s s 3 > + 
+         < S h i p T o A d d r e s s 4 > S h i p T o A d d r e s s 4 < / S h i p T o A d d r e s s 4 > + 
+         < S h i p T o A d d r e s s 5 > S h i p T o A d d r e s s 5 < / S h i p T o A d d r e s s 5 > + 
+         < S h i p T o A d d r e s s 6 > S h i p T o A d d r e s s 6 < / S h i p T o A d d r e s s 6 > + 
+         < S h i p T o A d d r e s s 7 > S h i p T o A d d r e s s 7 < / S h i p T o A d d r e s s 7 > + 
+         < S h i p T o A d d r e s s 8 > S h i p T o A d d r e s s 8 < / S h i p T o A d d r e s s 8 > + 
+         < S h i p T o P h o n e N o > S h i p T o P h o n e N o < / S h i p T o P h o n e N o > + 
+         < S h o w S h i p p i n g A d d r e s s > S h o w S h i p p i n g A d d r e s s < / S h o w S h i p p i n g A d d r e s s > + 
+         < S h o w W o r k D e s c r i p t i o n > S h o w W o r k D e s c r i p t i o n < / S h o w W o r k D e s c r i p t i o n > + 
+         < S u b t o t a l _ L b l > S u b t o t a l _ L b l < / S u b t o t a l _ L b l > + 
+         < T o t a l _ L b l > T o t a l _ L b l < / T o t a l _ L b l > + 
+         < V A T A m o u n t _ L b l > V A T A m o u n t _ L b l < / V A T A m o u n t _ L b l > + 
+         < V A T A m o u n t S p e c i f i c a t i o n _ L b l > V A T A m o u n t S p e c i f i c a t i o n _ L b l < / V A T A m o u n t S p e c i f i c a t i o n _ L b l > + 
+         < V A T B a s e _ L b l > V A T B a s e _ L b l < / V A T B a s e _ L b l > + 
+         < V A T C l a u s e _ L b l > V A T C l a u s e _ L b l < / V A T C l a u s e _ L b l > + 
+         < V A T C l a u s e s _ L b l > V A T C l a u s e s _ L b l < / V A T C l a u s e s _ L b l > + 
+         < V A T I d e n t i f i e r _ L b l > V A T I d e n t i f i e r _ L b l < / V A T I d e n t i f i e r _ L b l > + 
+         < V A T P e r c e n t a g e _ L b l > V A T P e r c e n t a g e _ L b l < / V A T P e r c e n t a g e _ L b l > + 
+         < V A T R e g i s t r a t i o n N o > V A T R e g i s t r a t i o n N o < / V A T R e g i s t r a t i o n N o > + 
+         < V A T R e g i s t r a t i o n N o _ L b l > V A T R e g i s t r a t i o n N o _ L b l < / V A T R e g i s t r a t i o n N o _ L b l > + 
+         < Y o u r R e f e r e n c e > Y o u r R e f e r e n c e < / Y o u r R e f e r e n c e > + 
+         < Y o u r R e f e r e n c e _ L b l > Y o u r R e f e r e n c e _ L b l < / Y o u r R e f e r e n c e _ L b l > + 
+         < L i n e > + 
+             < A m o u n t E x c l u d i n g V A T _ L i n e > A m o u n t E x c l u d i n g V A T _ L i n e < / A m o u n t E x c l u d i n g V A T _ L i n e > + 
+             < A m o u n t E x c l u d i n g V A T _ L i n e _ L b l > A m o u n t E x c l u d i n g V A T _ L i n e _ L b l < / A m o u n t E x c l u d i n g V A T _ L i n e _ L b l > + 
+             < A m o u n t I n c l u d i n g V A T _ L i n e > A m o u n t I n c l u d i n g V A T _ L i n e < / A m o u n t I n c l u d i n g V A T _ L i n e > + 
+             < A m o u n t I n c l u d i n g V A T _ L i n e _ L b l > A m o u n t I n c l u d i n g V A T _ L i n e _ L b l < / A m o u n t I n c l u d i n g V A T _ L i n e _ L b l > + 
+             < C o n t r a c t L i n e N o > C o n t r a c t L i n e N o < / C o n t r a c t L i n e N o > + 
+             < C o n t r a c t N o > C o n t r a c t N o < / C o n t r a c t N o > + 
+             < D e s c r i p t i o n _ L i n e > D e s c r i p t i o n _ L i n e < / D e s c r i p t i o n _ L i n e > + 
+             < D e s c r i p t i o n _ L i n e _ L b l > D e s c r i p t i o n _ L i n e _ L b l < / D e s c r i p t i o n _ L i n e _ L b l > + 
+             < I t e m N o _ L i n e > I t e m N o _ L i n e < / I t e m N o _ L i n e > + 
+             < I t e m N o _ L i n e _ L b l > I t e m N o _ L i n e _ L b l < / I t e m N o _ L i n e _ L b l > + 
+             < I t e m R e f e r e n c e N o _ L i n e > I t e m R e f e r e n c e N o _ L i n e < / I t e m R e f e r e n c e N o _ L i n e > + 
+             < I t e m R e f e r e n c e N o _ L i n e _ L b l > I t e m R e f e r e n c e N o _ L i n e _ L b l < / I t e m R e f e r e n c e N o _ L i n e _ L b l > + 
+             < L i n e A m o u n t _ L i n e > L i n e A m o u n t _ L i n e < / L i n e A m o u n t _ L i n e > + 
+             < L i n e A m o u n t _ L i n e _ L b l > L i n e A m o u n t _ L i n e _ L b l < / L i n e A m o u n t _ L i n e _ L b l > + 
+             < L i n e D i s c o u n t P e r c e n t _ L i n e > L i n e D i s c o u n t P e r c e n t _ L i n e < / L i n e D i s c o u n t P e r c e n t _ L i n e > + 
+             < L i n e D i s c o u n t P e r c e n t T e x t _ L i n e > L i n e D i s c o u n t P e r c e n t T e x t _ L i n e < / L i n e D i s c o u n t P e r c e n t T e x t _ L i n e > + 
+             < L i n e N o _ L i n e > L i n e N o _ L i n e < / L i n e N o _ L i n e > + 
+             < Q u a n t i t y _ L i n e > Q u a n t i t y _ L i n e < / Q u a n t i t y _ L i n e > + 
+             < Q u a n t i t y _ L i n e _ L b l > Q u a n t i t y _ L i n e _ L b l < / Q u a n t i t y _ L i n e _ L b l > + 
+             < R e c u r r i n g B i l l i n g f r o m > R e c u r r i n g B i l l i n g f r o m < / R e c u r r i n g B i l l i n g f r o m > + 
+             < R e c u r r i n g B i l l i n g t o > R e c u r r i n g B i l l i n g t o < / R e c u r r i n g B i l l i n g t o > + 
+             < S h i p m e n t D a t e _ L i n e > S h i p m e n t D a t e _ L i n e < / S h i p m e n t D a t e _ L i n e > + 
+             < S h i p m e n t D a t e _ L i n e _ L b l > S h i p m e n t D a t e _ L i n e _ L b l < / S h i p m e n t D a t e _ L i n e _ L b l > + 
+             < T r a n s H e a d e r A m o u n t > T r a n s H e a d e r A m o u n t < / T r a n s H e a d e r A m o u n t > + 
+             < T y p e _ L i n e > T y p e _ L i n e < / T y p e _ L i n e > + 
+             < U n i t O f M e a s u r e > U n i t O f M e a s u r e < / U n i t O f M e a s u r e > + 
+             < U n i t O f M e a s u r e _ L b l > U n i t O f M e a s u r e _ L b l < / U n i t O f M e a s u r e _ L b l > + 
+             < U n i t P r i c e > U n i t P r i c e < / U n i t P r i c e > + 
+             < U n i t P r i c e _ L b l > U n i t P r i c e _ L b l < / U n i t P r i c e _ L b l > + 
+             < V A T I d e n t i f i e r _ L i n e > V A T I d e n t i f i e r _ L i n e < / V A T I d e n t i f i e r _ L i n e > + 
+             < V A T I d e n t i f i e r _ L i n e _ L b l > V A T I d e n t i f i e r _ L i n e _ L b l < / V A T I d e n t i f i e r _ L i n e _ L b l > + 
+             < V A T P c t _ L i n e > V A T P c t _ L i n e < / V A T P c t _ L i n e > + 
+             < V A T P c t _ L i n e _ L b l > V A T P c t _ L i n e _ L b l < / V A T P c t _ L i n e _ L b l > + 
+             < S h i p m e n t L i n e > + 
+                 < D o c u m e n t N o _ S h i p m e n t L i n e > D o c u m e n t N o _ S h i p m e n t L i n e < / D o c u m e n t N o _ S h i p m e n t L i n e > + 
+                 < P o s t i n g D a t e _ S h i p m e n t L i n e > P o s t i n g D a t e _ S h i p m e n t L i n e < / P o s t i n g D a t e _ S h i p m e n t L i n e > + 
+                 < P o s t i n g D a t e _ S h i p m e n t L i n e _ L b l > P o s t i n g D a t e _ S h i p m e n t L i n e _ L b l < / P o s t i n g D a t e _ S h i p m e n t L i n e _ L b l > + 
+                 < Q u a n t i t y _ S h i p m e n t L i n e > Q u a n t i t y _ S h i p m e n t L i n e < / Q u a n t i t y _ S h i p m e n t L i n e > + 
+                 < Q u a n t i t y _ S h i p m e n t L i n e _ L b l > Q u a n t i t y _ S h i p m e n t L i n e _ L b l < / Q u a n t i t y _ S h i p m e n t L i n e _ L b l >   
              < / S h i p m e n t L i n e >   
-             < A s s e m b l y L i n e   E l e m e n t T y p e = " D a t a I t e m "   E l e m e n t I d = " 1 2 0 5 9 4 2 8 5 " > - 
-                 < D e s c r i p t i o n _ A s s e m b l y L i n e   E l e m e n t T y p e = " C o l u m n "   E l e m e n t I d = " 2 8 0 7 4 3 7 9 6 "   D a t a T y p e = " T e x t " > D e s c r i p t i o n _ A s s e m b l y L i n e < / D e s c r i p t i o n _ A s s e m b l y L i n e > - 
-                 < L i n e N o _ A s s e m b l y L i n e   E l e m e n t T y p e = " C o l u m n "   E l e m e n t I d = " 6 4 0 5 8 3 8 9 1 "   D a t a T y p e = " C o d e " > L i n e N o _ A s s e m b l y L i n e < / L i n e N o _ A s s e m b l y L i n e > - 
-                 < Q u a n t i t y _ A s s e m b l y L i n e   E l e m e n t T y p e = " C o l u m n "   E l e m e n t I d = " 1 9 5 7 6 4 8 2 3 1 "   D a t a T y p e = " D e c i m a l " > Q u a n t i t y _ A s s e m b l y L i n e < / Q u a n t i t y _ A s s e m b l y L i n e > - 
-                 < U n i t O f M e a s u r e _ A s s e m b l y L i n e   E l e m e n t T y p e = " C o l u m n "   E l e m e n t I d = " 1 6 4 9 1 2 3 7 7 3 "   D a t a T y p e = " T e x t " > U n i t O f M e a s u r e _ A s s e m b l y L i n e < / U n i t O f M e a s u r e _ A s s e m b l y L i n e > - 
-                 < V a r i a n t C o d e _ A s s e m b l y L i n e   E l e m e n t T y p e = " C o l u m n "   E l e m e n t I d = " 1 8 6 9 4 0 7 6 7 2 "   D a t a T y p e = " C o d e " > V a r i a n t C o d e _ A s s e m b l y L i n e < / V a r i a n t C o d e _ A s s e m b l y L i n e > +             < A s s e m b l y L i n e > + 
+                 < D e s c r i p t i o n _ A s s e m b l y L i n e > D e s c r i p t i o n _ A s s e m b l y L i n e < / D e s c r i p t i o n _ A s s e m b l y L i n e > + 
+                 < L i n e N o _ A s s e m b l y L i n e > L i n e N o _ A s s e m b l y L i n e < / L i n e N o _ A s s e m b l y L i n e > + 
+                 < Q u a n t i t y _ A s s e m b l y L i n e > Q u a n t i t y _ A s s e m b l y L i n e < / Q u a n t i t y _ A s s e m b l y L i n e > + 
+                 < U n i t O f M e a s u r e _ A s s e m b l y L i n e > U n i t O f M e a s u r e _ A s s e m b l y L i n e < / U n i t O f M e a s u r e _ A s s e m b l y L i n e > + 
+                 < V a r i a n t C o d e _ A s s e m b l y L i n e > V a r i a n t C o d e _ A s s e m b l y L i n e < / V a r i a n t C o d e _ A s s e m b l y L i n e >   
              < / A s s e m b l y L i n e >   
          < / L i n e >   
-         < W o r k D e s c r i p t i o n L i n e s   E l e m e n t T y p e = " D a t a I t e m "   E l e m e n t I d = " 2 7 6 8 1 9 4 4 7 " > - 
-             < W o r k D e s c r i p t i o n L i n e   E l e m e n t T y p e = " C o l u m n "   E l e m e n t I d = " 1 9 4 7 6 2 1 6 7 6 "   D a t a T y p e = " T e x t " > W o r k D e s c r i p t i o n L i n e < / W o r k D e s c r i p t i o n L i n e > - 
-             < W o r k D e s c r i p t i o n L i n e N u m b e r   E l e m e n t T y p e = " C o l u m n "   E l e m e n t I d = " 7 9 7 3 0 7 2 2 3 "   D a t a T y p e = " I n t e g e r " > W o r k D e s c r i p t i o n L i n e N u m b e r < / W o r k D e s c r i p t i o n L i n e N u m b e r > +         < W o r k D e s c r i p t i o n L i n e s > + 
+             < W o r k D e s c r i p t i o n L i n e > W o r k D e s c r i p t i o n L i n e < / W o r k D e s c r i p t i o n L i n e > + 
+             < W o r k D e s c r i p t i o n L i n e N u m b e r > W o r k D e s c r i p t i o n L i n e N u m b e r < / W o r k D e s c r i p t i o n L i n e N u m b e r >   
          < / W o r k D e s c r i p t i o n L i n e s >   
-         < V A T A m o u n t L i n e   E l e m e n t T y p e = " D a t a I t e m "   E l e m e n t I d = " 8 2 7 5 3 4 3 4 8 " > - 
-             < I n v o i c e D i s c o u n t A m o u n t _ V A T A m o u n t L i n e   E l e m e n t T y p e = " C o l u m n "   E l e m e n t I d = " 8 2 4 7 3 0 1 4 1 "   D a t a T y p e = " D e c i m a l " > I n v o i c e D i s c o u n t A m o u n t _ V A T A m o u n t L i n e < / I n v o i c e D i s c o u n t A m o u n t _ V A T A m o u n t L i n e > - 
-             < I n v o i c e D i s c o u n t A m o u n t _ V A T A m o u n t L i n e _ L b l   E l e m e n t T y p e = " C o l u m n "   E l e m e n t I d = " 1 5 6 2 2 0 0 0 3 4 "   D a t a T y p e = " S t r i n g " > I n v o i c e D i s c o u n t A m o u n t _ V A T A m o u n t L i n e _ L b l < / I n v o i c e D i s c o u n t A m o u n t _ V A T A m o u n t L i n e _ L b l > - 
-             < I n v o i c e D i s c o u n t B a s e A m o u n t _ V A T A m o u n t L i n e   E l e m e n t T y p e = " C o l u m n "   E l e m e n t I d = " 2 0 4 0 3 3 2 2 6 6 "   D a t a T y p e = " D e c i m a l " > I n v o i c e D i s c o u n t B a s e A m o u n t _ V A T A m o u n t L i n e < / I n v o i c e D i s c o u n t B a s e A m o u n t _ V A T A m o u n t L i n e > - 
-             < I n v o i c e D i s c o u n t B a s e A m o u n t _ V A T A m o u n t L i n e _ L b l   E l e m e n t T y p e = " C o l u m n "   E l e m e n t I d = " 4 0 5 9 6 0 3 3 1 "   D a t a T y p e = " S t r i n g " > I n v o i c e D i s c o u n t B a s e A m o u n t _ V A T A m o u n t L i n e _ L b l < / I n v o i c e D i s c o u n t B a s e A m o u n t _ V A T A m o u n t L i n e _ L b l > - 
-             < L i n e A m o u n t _ V a t A m o u n t L i n e   E l e m e n t T y p e = " C o l u m n "   E l e m e n t I d = " 2 1 4 6 5 4 0 1 "   D a t a T y p e = " D e c i m a l " > L i n e A m o u n t _ V a t A m o u n t L i n e < / L i n e A m o u n t _ V a t A m o u n t L i n e > - 
-             < L i n e A m o u n t _ V a t A m o u n t L i n e _ L b l   E l e m e n t T y p e = " C o l u m n "   E l e m e n t I d = " 1 1 1 0 9 1 2 1 2 4 "   D a t a T y p e = " S t r i n g " > L i n e A m o u n t _ V a t A m o u n t L i n e _ L b l < / L i n e A m o u n t _ V a t A m o u n t L i n e _ L b l > - 
-             < N o O f V A T I d e n t i f i e r s   E l e m e n t T y p e = " C o l u m n "   E l e m e n t I d = " 1 1 5 3 2 6 3 0 2 6 "   D a t a T y p e = " I n t e g e r " > N o O f V A T I d e n t i f i e r s < / N o O f V A T I d e n t i f i e r s > - 
-             < V A T A m o u n t L C Y _ V A T A m o u n t L i n e   E l e m e n t T y p e = " C o l u m n "   E l e m e n t I d = " 1 5 8 1 9 9 4 3 5 0 "   D a t a T y p e = " D e c i m a l " > V A T A m o u n t L C Y _ V A T A m o u n t L i n e < / V A T A m o u n t L C Y _ V A T A m o u n t L i n e > - 
-             < V A T A m o u n t L C Y _ V A T A m o u n t L i n e _ L b l   E l e m e n t T y p e = " C o l u m n "   E l e m e n t I d = " 9 2 3 0 0 3 3 7 "   D a t a T y p e = " L a b e l " > V A T A m o u n t L C Y _ V A T A m o u n t L i n e _ L b l < / V A T A m o u n t L C Y _ V A T A m o u n t L i n e _ L b l > - 
-             < V A T A m o u n t _ V a t A m o u n t L i n e   E l e m e n t T y p e = " C o l u m n "   E l e m e n t I d = " 1 8 9 1 8 2 0 6 2 0 "   D a t a T y p e = " D e c i m a l " > V A T A m o u n t _ V a t A m o u n t L i n e < / V A T A m o u n t _ V a t A m o u n t L i n e > - 
-             < V A T A m o u n t _ V a t A m o u n t L i n e _ L b l   E l e m e n t T y p e = " C o l u m n "   E l e m e n t I d = " 1 5 1 3 5 5 5 4 7 3 "   D a t a T y p e = " S t r i n g " > V A T A m o u n t _ V a t A m o u n t L i n e _ L b l < / V A T A m o u n t _ V a t A m o u n t L i n e _ L b l > - 
-             < V A T B a s e L C Y _ V A T A m o u n t L i n e   E l e m e n t T y p e = " C o l u m n "   E l e m e n t I d = " 1 8 6 0 9 4 5 6 3 5 "   D a t a T y p e = " D e c i m a l " > V A T B a s e L C Y _ V A T A m o u n t L i n e < / V A T B a s e L C Y _ V A T A m o u n t L i n e > - 
-             < V A T B a s e L C Y _ V A T A m o u n t L i n e _ L b l   E l e m e n t T y p e = " C o l u m n "   E l e m e n t I d = " 1 2 3 6 4 6 7 9 9 8 "   D a t a T y p e = " L a b e l " > V A T B a s e L C Y _ V A T A m o u n t L i n e _ L b l < / V A T B a s e L C Y _ V A T A m o u n t L i n e _ L b l > - 
-             < V A T B a s e _ V a t A m o u n t L i n e   E l e m e n t T y p e = " C o l u m n "   E l e m e n t I d = " 1 4 5 8 9 3 7 8 1 9 "   D a t a T y p e = " D e c i m a l " > V A T B a s e _ V a t A m o u n t L i n e < / V A T B a s e _ V a t A m o u n t L i n e > - 
-             < V A T B a s e _ V a t A m o u n t L i n e _ L b l   E l e m e n t T y p e = " C o l u m n "   E l e m e n t I d = " 1 6 9 1 3 0 2 4 8 8 "   D a t a T y p e = " S t r i n g " > V A T B a s e _ V a t A m o u n t L i n e _ L b l < / V A T B a s e _ V a t A m o u n t L i n e _ L b l > - 
-             < V A T I d e n t i f i e r _ V a t A m o u n t L i n e   E l e m e n t T y p e = " C o l u m n "   E l e m e n t I d = " 1 1 4 2 0 7 0 0 3 5 "   D a t a T y p e = " C o d e " > V A T I d e n t i f i e r _ V a t A m o u n t L i n e < / V A T I d e n t i f i e r _ V a t A m o u n t L i n e > - 
-             < V A T I d e n t i f i e r _ V a t A m o u n t L i n e _ L b l   E l e m e n t T y p e = " C o l u m n "   E l e m e n t I d = " 8 6 4 5 0 4 5 0 "   D a t a T y p e = " S t r i n g " > V A T I d e n t i f i e r _ V a t A m o u n t L i n e _ L b l < / V A T I d e n t i f i e r _ V a t A m o u n t L i n e _ L b l > - 
-             < V A T P c t _ V a t A m o u n t L i n e   E l e m e n t T y p e = " C o l u m n "   E l e m e n t I d = " 1 4 5 3 5 4 2 7 7 7 "   D a t a T y p e = " D e c i m a l " > V A T P c t _ V a t A m o u n t L i n e < / V A T P c t _ V a t A m o u n t L i n e > - 
-             < V A T P c t _ V a t A m o u n t L i n e _ L b l   E l e m e n t T y p e = " C o l u m n "   E l e m e n t I d = " 6 7 6 3 2 3 7 8 "   D a t a T y p e = " S t r i n g " > V A T P c t _ V a t A m o u n t L i n e _ L b l < / V A T P c t _ V a t A m o u n t L i n e _ L b l > +         < V A T A m o u n t L i n e > + 
+             < I n v o i c e D i s c o u n t A m o u n t _ V A T A m o u n t L i n e > I n v o i c e D i s c o u n t A m o u n t _ V A T A m o u n t L i n e < / I n v o i c e D i s c o u n t A m o u n t _ V A T A m o u n t L i n e > + 
+             < I n v o i c e D i s c o u n t A m o u n t _ V A T A m o u n t L i n e _ L b l > I n v o i c e D i s c o u n t A m o u n t _ V A T A m o u n t L i n e _ L b l < / I n v o i c e D i s c o u n t A m o u n t _ V A T A m o u n t L i n e _ L b l > + 
+             < I n v o i c e D i s c o u n t B a s e A m o u n t _ V A T A m o u n t L i n e > I n v o i c e D i s c o u n t B a s e A m o u n t _ V A T A m o u n t L i n e < / I n v o i c e D i s c o u n t B a s e A m o u n t _ V A T A m o u n t L i n e > + 
+             < I n v o i c e D i s c o u n t B a s e A m o u n t _ V A T A m o u n t L i n e _ L b l > I n v o i c e D i s c o u n t B a s e A m o u n t _ V A T A m o u n t L i n e _ L b l < / I n v o i c e D i s c o u n t B a s e A m o u n t _ V A T A m o u n t L i n e _ L b l > + 
+             < L i n e A m o u n t _ V a t A m o u n t L i n e > L i n e A m o u n t _ V a t A m o u n t L i n e < / L i n e A m o u n t _ V a t A m o u n t L i n e > + 
+             < L i n e A m o u n t _ V a t A m o u n t L i n e _ L b l > L i n e A m o u n t _ V a t A m o u n t L i n e _ L b l < / L i n e A m o u n t _ V a t A m o u n t L i n e _ L b l > + 
+             < N o O f V A T I d e n t i f i e r s > N o O f V A T I d e n t i f i e r s < / N o O f V A T I d e n t i f i e r s > + 
+             < V A T A m o u n t _ V a t A m o u n t L i n e > V A T A m o u n t _ V a t A m o u n t L i n e < / V A T A m o u n t _ V a t A m o u n t L i n e > + 
+             < V A T A m o u n t _ V a t A m o u n t L i n e _ L b l > V A T A m o u n t _ V a t A m o u n t L i n e _ L b l < / V A T A m o u n t _ V a t A m o u n t L i n e _ L b l > + 
+             < V A T A m o u n t L C Y _ V A T A m o u n t L i n e > V A T A m o u n t L C Y _ V A T A m o u n t L i n e < / V A T A m o u n t L C Y _ V A T A m o u n t L i n e > + 
+             < V A T A m o u n t L C Y _ V A T A m o u n t L i n e _ L b l > V A T A m o u n t L C Y _ V A T A m o u n t L i n e _ L b l < / V A T A m o u n t L C Y _ V A T A m o u n t L i n e _ L b l > + 
+             < V A T B a s e _ V a t A m o u n t L i n e > V A T B a s e _ V a t A m o u n t L i n e < / V A T B a s e _ V a t A m o u n t L i n e > + 
+             < V A T B a s e _ V a t A m o u n t L i n e _ L b l > V A T B a s e _ V a t A m o u n t L i n e _ L b l < / V A T B a s e _ V a t A m o u n t L i n e _ L b l > + 
+             < V A T B a s e L C Y _ V A T A m o u n t L i n e > V A T B a s e L C Y _ V A T A m o u n t L i n e < / V A T B a s e L C Y _ V A T A m o u n t L i n e > + 
+             < V A T B a s e L C Y _ V A T A m o u n t L i n e _ L b l > V A T B a s e L C Y _ V A T A m o u n t L i n e _ L b l < / V A T B a s e L C Y _ V A T A m o u n t L i n e _ L b l > + 
+             < V A T I d e n t i f i e r _ V a t A m o u n t L i n e > V A T I d e n t i f i e r _ V a t A m o u n t L i n e < / V A T I d e n t i f i e r _ V a t A m o u n t L i n e > + 
+             < V A T I d e n t i f i e r _ V a t A m o u n t L i n e _ L b l > V A T I d e n t i f i e r _ V a t A m o u n t L i n e _ L b l < / V A T I d e n t i f i e r _ V a t A m o u n t L i n e _ L b l > + 
+             < V A T P c t _ V a t A m o u n t L i n e > V A T P c t _ V a t A m o u n t L i n e < / V A T P c t _ V a t A m o u n t L i n e > + 
+             < V A T P c t _ V a t A m o u n t L i n e _ L b l > V A T P c t _ V a t A m o u n t L i n e _ L b l < / V A T P c t _ V a t A m o u n t L i n e _ L b l >   
          < / V A T A m o u n t L i n e >   
-         < V A T C l a u s e L i n e   E l e m e n t T y p e = " D a t a I t e m "   E l e m e n t I d = " 1 6 6 5 5 0 0 1 6 3 " > - 
-             < C o d e _ V A T C l a u s e L i n e   E l e m e n t T y p e = " C o l u m n "   E l e m e n t I d = " 1 8 2 4 5 8 9 8 4 7 "   D a t a T y p e = " C o d e " > C o d e _ V A T C l a u s e L i n e < / C o d e _ V A T C l a u s e L i n e > - 
-             < C o d e _ V A T C l a u s e L i n e _ L b l   E l e m e n t T y p e = " C o l u m n "   E l e m e n t I d = " 4 6 1 5 3 3 0 2 "   D a t a T y p e = " S t r i n g " > C o d e _ V A T C l a u s e L i n e _ L b l < / C o d e _ V A T C l a u s e L i n e _ L b l > - 
-             < D e s c r i p t i o n 2 _ V A T C l a u s e L i n e   E l e m e n t T y p e = " C o l u m n "   E l e m e n t I d = " 1 3 7 9 6 6 7 4 7 0 "   D a t a T y p e = " T e x t " > D e s c r i p t i o n 2 _ V A T C l a u s e L i n e < / D e s c r i p t i o n 2 _ V A T C l a u s e L i n e > - 
-             < D e s c r i p t i o n _ V A T C l a u s e L i n e   E l e m e n t T y p e = " C o l u m n "   E l e m e n t I d = " 1 3 0 5 5 4 5 9 2 4 "   D a t a T y p e = " T e x t " > D e s c r i p t i o n _ V A T C l a u s e L i n e < / D e s c r i p t i o n _ V A T C l a u s e L i n e > - 
-             < N o O f V A T C l a u s e s   E l e m e n t T y p e = " C o l u m n "   E l e m e n t I d = " 7 5 6 4 1 7 3 9 2 "   D a t a T y p e = " I n t e g e r " > N o O f V A T C l a u s e s < / N o O f V A T C l a u s e s > - 
-             < V A T A m o u n t _ V A T C l a u s e L i n e   E l e m e n t T y p e = " C o l u m n "   E l e m e n t I d = " 2 2 2 4 6 9 0 5 9 "   D a t a T y p e = " D e c i m a l " > V A T A m o u n t _ V A T C l a u s e L i n e < / V A T A m o u n t _ V A T C l a u s e L i n e > - 
-             < V A T I d e n t i f i e r _ V A T C l a u s e L i n e   E l e m e n t T y p e = " C o l u m n "   E l e m e n t I d = " 1 4 6 4 4 7 2 4 7 8 "   D a t a T y p e = " C o d e " > V A T I d e n t i f i e r _ V A T C l a u s e L i n e < / V A T I d e n t i f i e r _ V A T C l a u s e L i n e > +         < V A T C l a u s e L i n e > + 
+             < C o d e _ V A T C l a u s e L i n e > C o d e _ V A T C l a u s e L i n e < / C o d e _ V A T C l a u s e L i n e > + 
+             < C o d e _ V A T C l a u s e L i n e _ L b l > C o d e _ V A T C l a u s e L i n e _ L b l < / C o d e _ V A T C l a u s e L i n e _ L b l > + 
+             < D e s c r i p t i o n _ V A T C l a u s e L i n e > D e s c r i p t i o n _ V A T C l a u s e L i n e < / D e s c r i p t i o n _ V A T C l a u s e L i n e > + 
+             < D e s c r i p t i o n 2 _ V A T C l a u s e L i n e > D e s c r i p t i o n 2 _ V A T C l a u s e L i n e < / D e s c r i p t i o n 2 _ V A T C l a u s e L i n e > + 
+             < N o O f V A T C l a u s e s > N o O f V A T C l a u s e s < / N o O f V A T C l a u s e s > + 
+             < V A T A m o u n t _ V A T C l a u s e L i n e > V A T A m o u n t _ V A T C l a u s e L i n e < / V A T A m o u n t _ V A T C l a u s e L i n e > + 
+             < V A T I d e n t i f i e r _ V A T C l a u s e L i n e > V A T I d e n t i f i e r _ V A T C l a u s e L i n e < / V A T I d e n t i f i e r _ V A T C l a u s e L i n e >   
          < / V A T C l a u s e L i n e >   
-         < R e p o r t T o t a l s L i n e   E l e m e n t T y p e = " D a t a I t e m "   E l e m e n t I d = " 2 1 2 2 5 4 9 8 3 6 " > - 
-             < A m o u n t F o r m a t t e d _ R e p o r t T o t a l s L i n e   E l e m e n t T y p e = " C o l u m n "   E l e m e n t I d = " 1 5 0 6 1 3 6 8 2 5 "   D a t a T y p e = " T e x t " > A m o u n t F o r m a t t e d _ R e p o r t T o t a l s L i n e < / A m o u n t F o r m a t t e d _ R e p o r t T o t a l s L i n e > - 
-             < A m o u n t _ R e p o r t T o t a l s L i n e   E l e m e n t T y p e = " C o l u m n "   E l e m e n t I d = " 4 1 9 9 1 8 3 6 9 "   D a t a T y p e = " D e c i m a l " > A m o u n t _ R e p o r t T o t a l s L i n e < / A m o u n t _ R e p o r t T o t a l s L i n e > - 
-             < D e s c r i p t i o n _ R e p o r t T o t a l s L i n e   E l e m e n t T y p e = " C o l u m n "   E l e m e n t I d = " 5 8 1 9 9 6 0 6 7 "   D a t a T y p e = " T e x t " > D e s c r i p t i o n _ R e p o r t T o t a l s L i n e < / D e s c r i p t i o n _ R e p o r t T o t a l s L i n e > - 
-             < F o n t B o l d _ R e p o r t T o t a l s L i n e   E l e m e n t T y p e = " C o l u m n "   E l e m e n t I d = " 9 4 6 5 4 0 5 4 9 "   D a t a T y p e = " B o o l e a n " > F o n t B o l d _ R e p o r t T o t a l s L i n e < / F o n t B o l d _ R e p o r t T o t a l s L i n e > - 
-             < F o n t U n d e r l i n e _ R e p o r t T o t a l s L i n e   E l e m e n t T y p e = " C o l u m n "   E l e m e n t I d = " 2 0 2 1 5 3 3 6 9 4 "   D a t a T y p e = " B o o l e a n " > F o n t U n d e r l i n e _ R e p o r t T o t a l s L i n e < / F o n t U n d e r l i n e _ R e p o r t T o t a l s L i n e > +         < R e p o r t T o t a l s L i n e > + 
+             < A m o u n t _ R e p o r t T o t a l s L i n e > A m o u n t _ R e p o r t T o t a l s L i n e < / A m o u n t _ R e p o r t T o t a l s L i n e > + 
+             < A m o u n t F o r m a t t e d _ R e p o r t T o t a l s L i n e > A m o u n t F o r m a t t e d _ R e p o r t T o t a l s L i n e < / A m o u n t F o r m a t t e d _ R e p o r t T o t a l s L i n e > + 
+             < D e s c r i p t i o n _ R e p o r t T o t a l s L i n e > D e s c r i p t i o n _ R e p o r t T o t a l s L i n e < / D e s c r i p t i o n _ R e p o r t T o t a l s L i n e > + 
+             < F o n t B o l d _ R e p o r t T o t a l s L i n e > F o n t B o l d _ R e p o r t T o t a l s L i n e < / F o n t B o l d _ R e p o r t T o t a l s L i n e > + 
+             < F o n t U n d e r l i n e _ R e p o r t T o t a l s L i n e > F o n t U n d e r l i n e _ R e p o r t T o t a l s L i n e < / F o n t U n d e r l i n e _ R e p o r t T o t a l s L i n e >   
          < / R e p o r t T o t a l s L i n e >   
-         < L e t t e r T e x t   E l e m e n t T y p e = " D a t a I t e m "   E l e m e n t I d = " 1 5 1 0 3 5 3 8 3 4 " > - 
-             < B o d y T e x t   E l e m e n t T y p e = " C o l u m n "   E l e m e n t I d = " 1 4 9 7 5 9 8 0 8 "   D a t a T y p e = " L a b e l " > B o d y T e x t < / B o d y T e x t > - 
-             < C l o s i n g T e x t   E l e m e n t T y p e = " C o l u m n "   E l e m e n t I d = " 5 1 2 1 3 5 9 0 9 "   D a t a T y p e = " L a b e l " > C l o s i n g T e x t < / C l o s i n g T e x t > - 
-             < G r e e t i n g T e x t   E l e m e n t T y p e = " C o l u m n "   E l e m e n t I d = " 1 1 7 5 2 7 9 2 8 9 "   D a t a T y p e = " L a b e l " > G r e e t i n g T e x t < / G r e e t i n g T e x t > +         < L e t t e r T e x t > + 
+             < B o d y T e x t > B o d y T e x t < / B o d y T e x t > + 
+             < C l o s i n g T e x t > C l o s i n g T e x t < / C l o s i n g T e x t > + 
+             < G r e e t i n g T e x t > G r e e t i n g T e x t < / G r e e t i n g T e x t >   
          < / L e t t e r T e x t >   
-         < T o t a l s   E l e m e n t T y p e = " D a t a I t e m "   E l e m e n t I d = " 1 8 2 3 9 5 0 0 4 4 " > - 
-             < C u r r e n c y C o d e   E l e m e n t T y p e = " C o l u m n "   E l e m e n t I d = " 1 5 7 9 5 9 5 9 2 1 "   D a t a T y p e = " T e x t " > C u r r e n c y C o d e < / C u r r e n c y C o d e > - 
-             < C u r r e n c y S y m b o l   E l e m e n t T y p e = " C o l u m n "   E l e m e n t I d = " 1 1 6 2 5 1 0 7 4 8 "   D a t a T y p e = " T e x t " > C u r r e n c y S y m b o l < / C u r r e n c y S y m b o l > - 
-             < T o t a l A m o u n t I n c l u d i n g V A T   E l e m e n t T y p e = " C o l u m n "   E l e m e n t I d = " 9 1 0 5 1 1 5 7 5 "   D a t a T y p e = " S t r i n g " > T o t a l A m o u n t I n c l u d i n g V A T < / T o t a l A m o u n t I n c l u d i n g V A T > - 
-             < T o t a l E x c l u d i n g V A T T e x t   E l e m e n t T y p e = " C o l u m n "   E l e m e n t I d = " 1 9 2 2 9 4 6 3 1 0 "   D a t a T y p e = " T e x t " > T o t a l E x c l u d i n g V A T T e x t < / T o t a l E x c l u d i n g V A T T e x t > - 
-             < T o t a l I n c l u d i n g V A T T e x t   E l e m e n t T y p e = " C o l u m n "   E l e m e n t I d = " 1 2 0 4 0 1 6 3 5 2 "   D a t a T y p e = " T e x t " > T o t a l I n c l u d i n g V A T T e x t < / T o t a l I n c l u d i n g V A T T e x t > - 
-             < T o t a l I n v o i c e D i s c o u n t A m o u n t   E l e m e n t T y p e = " C o l u m n "   E l e m e n t I d = " 4 0 2 1 7 7 5 1 "   D a t a T y p e = " S t r i n g " > T o t a l I n v o i c e D i s c o u n t A m o u n t < / T o t a l I n v o i c e D i s c o u n t A m o u n t > - 
-             < T o t a l N e t A m o u n t   E l e m e n t T y p e = " C o l u m n "   E l e m e n t I d = " 4 8 3 1 9 3 3 7 2 "   D a t a T y p e = " S t r i n g " > T o t a l N e t A m o u n t < / T o t a l N e t A m o u n t > - 
-             < T o t a l P a y m e n t D i s c o u n t O n V A T   E l e m e n t T y p e = " C o l u m n "   E l e m e n t I d = " 7 3 6 0 4 1 8 8 6 "   D a t a T y p e = " D e c i m a l " > T o t a l P a y m e n t D i s c o u n t O n V A T < / T o t a l P a y m e n t D i s c o u n t O n V A T > - 
-             < T o t a l S u b T o t a l   E l e m e n t T y p e = " C o l u m n "   E l e m e n t I d = " 2 0 9 7 8 7 6 8 0 1 "   D a t a T y p e = " S t r i n g " > T o t a l S u b T o t a l < / T o t a l S u b T o t a l > - 
-             < T o t a l S u b T o t a l M i n u s I n v o i c e D i s c o u n t   E l e m e n t T y p e = " C o l u m n "   E l e m e n t I d = " 7 6 9 4 3 1 8 8 7 "   D a t a T y p e = " S t r i n g " > T o t a l S u b T o t a l M i n u s I n v o i c e D i s c o u n t < / T o t a l S u b T o t a l M i n u s I n v o i c e D i s c o u n t > - 
-             < T o t a l T e x t   E l e m e n t T y p e = " C o l u m n "   E l e m e n t I d = " 2 3 1 9 1 0 5 1 8 "   D a t a T y p e = " T e x t " > T o t a l T e x t < / T o t a l T e x t > - 
-             < T o t a l V A T A m o u n t   E l e m e n t T y p e = " C o l u m n "   E l e m e n t I d = " 1 6 2 7 1 0 2 3 2 8 "   D a t a T y p e = " S t r i n g " > T o t a l V A T A m o u n t < / T o t a l V A T A m o u n t > - 
-             < T o t a l V A T A m o u n t L C Y   E l e m e n t T y p e = " C o l u m n "   E l e m e n t I d = " 1 5 0 6 5 7 0 2 1 8 "   D a t a T y p e = " D e c i m a l " > T o t a l V A T A m o u n t L C Y < / T o t a l V A T A m o u n t L C Y > - 
-             < T o t a l V A T A m o u n t T e x t   E l e m e n t T y p e = " C o l u m n "   E l e m e n t I d = " 9 7 3 6 6 6 3 3 9 "   D a t a T y p e = " T e x t " > T o t a l V A T A m o u n t T e x t < / T o t a l V A T A m o u n t T e x t > - 
-             < T o t a l V A T B a s e L C Y   E l e m e n t T y p e = " C o l u m n "   E l e m e n t I d = " 8 3 4 4 5 0 5 2 1 "   D a t a T y p e = " D e c i m a l " > T o t a l V A T B a s e L C Y < / T o t a l V A T B a s e L C Y > +         < T o t a l s > + 
+             < C u r r e n c y C o d e > C u r r e n c y C o d e < / C u r r e n c y C o d e > + 
+             < C u r r e n c y S y m b o l > C u r r e n c y S y m b o l < / C u r r e n c y S y m b o l > + 
+             < T o t a l A m o u n t I n c l u d i n g V A T > T o t a l A m o u n t I n c l u d i n g V A T < / T o t a l A m o u n t I n c l u d i n g V A T > + 
+             < T o t a l E x c l u d i n g V A T T e x t > T o t a l E x c l u d i n g V A T T e x t < / T o t a l E x c l u d i n g V A T T e x t > + 
+             < T o t a l I n c l u d i n g V A T T e x t > T o t a l I n c l u d i n g V A T T e x t < / T o t a l I n c l u d i n g V A T T e x t > + 
+             < T o t a l I n v o i c e D i s c o u n t A m o u n t > T o t a l I n v o i c e D i s c o u n t A m o u n t < / T o t a l I n v o i c e D i s c o u n t A m o u n t > + 
+             < T o t a l N e t A m o u n t > T o t a l N e t A m o u n t < / T o t a l N e t A m o u n t > + 
+             < T o t a l P a y m e n t D i s c o u n t O n V A T > T o t a l P a y m e n t D i s c o u n t O n V A T < / T o t a l P a y m e n t D i s c o u n t O n V A T > + 
+             < T o t a l S u b T o t a l > T o t a l S u b T o t a l < / T o t a l S u b T o t a l > + 
+             < T o t a l S u b T o t a l M i n u s I n v o i c e D i s c o u n t > T o t a l S u b T o t a l M i n u s I n v o i c e D i s c o u n t < / T o t a l S u b T o t a l M i n u s I n v o i c e D i s c o u n t > + 
+             < T o t a l T e x t > T o t a l T e x t < / T o t a l T e x t > + 
+             < T o t a l V A T A m o u n t > T o t a l V A T A m o u n t < / T o t a l V A T A m o u n t > + 
+             < T o t a l V A T A m o u n t L C Y > T o t a l V A T A m o u n t L C Y < / T o t a l V A T A m o u n t L C Y > + 
+             < T o t a l V A T A m o u n t T e x t > T o t a l V A T A m o u n t T e x t < / T o t a l V A T A m o u n t T e x t > + 
+             < T o t a l V A T B a s e L C Y > T o t a l V A T B a s e L C Y < / T o t a l V A T B a s e L C Y >   
          < / T o t a l s >   
@@ -7640,17 +7185,17 @@
 </file>
 
 <file path=customXml/itemProps1.xml><?xml version="1.0" encoding="utf-8"?>
+<ds:datastoreItem xmlns:ds="http://schemas.openxmlformats.org/officeDocument/2006/customXml" ds:itemID="{8AE5FAA4-C814-4A0B-8273-A3C09032D59D}">
+  <ds:schemaRefs>
+    <ds:schemaRef ds:uri="urn:microsoft-dynamics-businesscentral/internal/extended/reports/Standard_Sales_Credit_Memo/1307/"/>
+  </ds:schemaRefs>
+</ds:datastoreItem>
+</file>
+
+<file path=customXml/itemProps2.xml><?xml version="1.0" encoding="utf-8"?>
 <ds:datastoreItem xmlns:ds="http://schemas.openxmlformats.org/officeDocument/2006/customXml" ds:itemID="{2C0E3694-AC57-46EE-8053-99B806001417}">
   <ds:schemaRefs>
     <ds:schemaRef ds:uri="urn:microsoft-dynamics-nav/reports/Standard_Sales_Credit_Memo/1307/"/>
   </ds:schemaRefs>
 </ds:datastoreItem>
-</file>
-
-<file path=customXml/itemProps2.xml><?xml version="1.0" encoding="utf-8"?>
-<ds:datastoreItem xmlns:ds="http://schemas.openxmlformats.org/officeDocument/2006/customXml" ds:itemID="{8AE5FAA4-C814-4A0B-8273-A3C09032D59D}">
-  <ds:schemaRefs>
-    <ds:schemaRef ds:uri="urn:microsoft-dynamics-businesscentral/internal/extended/reports/Standard_Sales_Credit_Memo/1307/"/>
-  </ds:schemaRefs>
-</ds:datastoreItem>
 </file>
--- a/src/Layers/W1/BaseApp/Sales/History/StandardSalesCreditMemoBody.docx
+++ b/src/Layers/W1/BaseApp/Sales/History/StandardSalesCreditMemoBody.docx
@@ -3138,37 +3138,6 @@
       <w14:numSpacing w14:val="tabular"/>
     </w:rPr>
   </w:style>
-  <w:style w:type="paragraph" w:customStyle="1" w:styleId="BCLabel">
-    <w:name w:val="BC Label"/>
-    <w:basedOn w:val="NoSpacing"/>
-    <w:next w:val="Normal"/>
-    <w:uiPriority w:val="2"/>
-    <w:qFormat/>
-    <w:pPr>
-      <w:keepNext/>
-      <w:spacing w:before="0" w:after="0" w:line="240" w:lineRule="auto"/>
-    </w:pPr>
-    <w:rPr>
-      <w:rFonts w:asciiTheme="majorHAnsi" w:hAnsiTheme="majorHAnsi" w:eastAsiaTheme="majorEastAsia" w:cstheme="majorBidi"/>
-      <w:color w:val="242424" w:themeColor="text1"/>
-    </w:rPr>
-  </w:style>
-  <w:style w:type="paragraph" w:customStyle="1" w:styleId="BCLabelNumber">
-    <w:name w:val="BC Label Number"/>
-    <w:basedOn w:val="BCLabel"/>
-    <w:next w:val="Normal"/>
-    <w:uiPriority w:val="2"/>
-    <w:qFormat/>
-    <w:pPr>
-      <w:spacing w:before="0" w:after="0" w:line="240" w:lineRule="auto"/>
-    </w:pPr>
-    <w:rPr>
-      <w:rFonts w:asciiTheme="majorHAnsi" w:hAnsiTheme="majorHAnsi" w:eastAsiaTheme="majorEastAsia" w:cstheme="majorBidi"/>
-      <w:color w:val="242424" w:themeColor="text1"/>
-      <w14:numForm w14:val="tabular"/>
-      <w14:numSpacing w14:val="tabular"/>
-    </w:rPr>
-  </w:style>
   <w:style w:type="table" w:customStyle="1" w:styleId="BCBlockTable">
     <w:name w:val="BC Block Table"/>
     <w:basedOn w:val="TableNormal"/>

--- a/src/Layers/W1/BaseApp/Sales/History/StandardSalesCreditMemoBody.docx
+++ b/src/Layers/W1/BaseApp/Sales/History/StandardSalesCreditMemoBody.docx
@@ -1,31 +1,19 @@
 
 <file path=word/document.xml><?xml version="1.0" encoding="utf-8"?>
-<w:document xmlns:wpc="http://schemas.microsoft.com/office/word/2010/wordprocessingCanvas" xmlns:cx="http://schemas.microsoft.com/office/drawing/2014/chartex" xmlns:cx1="http://schemas.microsoft.com/office/drawing/2015/9/8/chartex" xmlns:cx2="http://schemas.microsoft.com/office/drawing/2015/10/21/chartex" xmlns:cx3="http://schemas.microsoft.com/office/drawing/2016/5/9/chartex" xmlns:cx4="http://schemas.microsoft.com/office/drawing/2016/5/10/chartex" xmlns:cx5="http://schemas.microsoft.com/office/drawing/2016/5/11/chartex" xmlns:cx6="http://schemas.microsoft.com/office/drawing/2016/5/12/chartex" xmlns:cx7="http://schemas.microsoft.com/office/drawing/2016/5/13/chartex" xmlns:cx8="http://schemas.microsoft.com/office/drawing/2016/5/14/chartex" xmlns:mc="http://schemas.openxmlformats.org/markup-compatibility/2006" xmlns:aink="http://schemas.microsoft.com/office/drawing/2016/ink" xmlns:am3d="http://schemas.microsoft.com/office/drawing/2017/model3d" xmlns:o="urn:schemas-microsoft-com:office:office" xmlns:oel="http://schemas.microsoft.com/office/2019/extlst" xmlns:r="http://schemas.openxmlformats.org/officeDocument/2006/relationships" xmlns:m="http://schemas.openxmlformats.org/officeDocument/2006/math" xmlns:v="urn:schemas-microsoft-com:vml" xmlns:wp14="http://schemas.microsoft.com/office/word/2010/wordprocessingDrawing" xmlns:wp="http://schemas.openxmlformats.org/drawingml/2006/wordprocessingDrawing" xmlns:w10="urn:schemas-microsoft-com:office:word" xmlns:w="http://schemas.openxmlformats.org/wordprocessingml/2006/main" xmlns:w14="http://schemas.microsoft.com/office/word/2010/wordml" xmlns:w15="http://schemas.microsoft.com/office/word/2012/wordml" xmlns:w16cex="http://schemas.microsoft.com/office/word/2018/wordml/cex" xmlns:w16cid="http://schemas.microsoft.com/office/word/2016/wordml/cid" xmlns:w16="http://schemas.microsoft.com/office/word/2018/wordml" xmlns:w16du="http://schemas.microsoft.com/office/word/2023/wordml/word16du" xmlns:w16sdtdh="http://schemas.microsoft.com/office/word/2020/wordml/sdtdatahash" xmlns:w16sdtfl="http://schemas.microsoft.com/office/word/2024/wordml/sdtformatlock" xmlns:w16se="http://schemas.microsoft.com/office/word/2015/wordml/symex" xmlns:wpg="http://schemas.microsoft.com/office/word/2010/wordprocessingGroup" xmlns:wpi="http://schemas.microsoft.com/office/word/2010/wordprocessingInk" xmlns:wne="http://schemas.microsoft.com/office/word/2006/wordml" xmlns:wps="http://schemas.microsoft.com/office/word/2010/wordprocessingShape" mc:Ignorable="w14 w15 w16se w16cid w16 w16cex w16sdtdh w16sdtfl w16du wp14">
+<w:document xmlns:wpc="http://schemas.microsoft.com/office/word/2010/wordprocessingCanvas" xmlns:cx="http://schemas.microsoft.com/office/drawing/2014/chartex" xmlns:cx1="http://schemas.microsoft.com/office/drawing/2015/9/8/chartex" xmlns:cx2="http://schemas.microsoft.com/office/drawing/2015/10/21/chartex" xmlns:cx3="http://schemas.microsoft.com/office/drawing/2016/5/9/chartex" xmlns:cx4="http://schemas.microsoft.com/office/drawing/2016/5/10/chartex" xmlns:cx5="http://schemas.microsoft.com/office/drawing/2016/5/11/chartex" xmlns:cx6="http://schemas.microsoft.com/office/drawing/2016/5/12/chartex" xmlns:cx7="http://schemas.microsoft.com/office/drawing/2016/5/13/chartex" xmlns:cx8="http://schemas.microsoft.com/office/drawing/2016/5/14/chartex" xmlns:mc="http://schemas.openxmlformats.org/markup-compatibility/2006" xmlns:aink="http://schemas.microsoft.com/office/drawing/2016/ink" xmlns:am3d="http://schemas.microsoft.com/office/drawing/2017/model3d" xmlns:o="urn:schemas-microsoft-com:office:office" xmlns:oel="http://schemas.microsoft.com/office/2019/extlst" xmlns:r="http://schemas.openxmlformats.org/officeDocument/2006/relationships" xmlns:m="http://schemas.openxmlformats.org/officeDocument/2006/math" xmlns:v="urn:schemas-microsoft-com:vml" xmlns:wp14="http://schemas.microsoft.com/office/word/2010/wordprocessingDrawing" xmlns:wp="http://schemas.openxmlformats.org/drawingml/2006/wordprocessingDrawing" xmlns:w10="urn:schemas-microsoft-com:office:word" xmlns:w="http://schemas.openxmlformats.org/wordprocessingml/2006/main" xmlns:w14="http://schemas.microsoft.com/office/word/2010/wordml" xmlns:w15="http://schemas.microsoft.com/office/word/2012/wordml" xmlns:w16cei="http://schemas.microsoft.com/office/word/2026/wordml/cei" xmlns:w16cex="http://schemas.microsoft.com/office/word/2018/wordml/cex" xmlns:w16cid="http://schemas.microsoft.com/office/word/2016/wordml/cid" xmlns:w16="http://schemas.microsoft.com/office/word/2018/wordml" xmlns:w16du="http://schemas.microsoft.com/office/word/2023/wordml/word16du" xmlns:w16sdtdh="http://schemas.microsoft.com/office/word/2020/wordml/sdtdatahash" xmlns:w16sdtfl="http://schemas.microsoft.com/office/word/2024/wordml/sdtformatlock" xmlns:w16se="http://schemas.microsoft.com/office/word/2015/wordml/symex" xmlns:wpg="http://schemas.microsoft.com/office/word/2010/wordprocessingGroup" xmlns:wpi="http://schemas.microsoft.com/office/word/2010/wordprocessingInk" xmlns:wne="http://schemas.microsoft.com/office/word/2006/wordml" xmlns:wps="http://schemas.microsoft.com/office/word/2010/wordprocessingShape" mc:Ignorable="w14 w15 w16se w16cid w16 w16cex w16sdtdh w16sdtfl w16du wp14">
   <w:body>
     <w:tbl>
       <w:tblPr>
         <w:tblStyle w:val="BCBlockTable"/>
         <w:tblW w:w="5000" w:type="pct"/>
-        <w:tblBorders>
-          <w:top w:val="none" w:sz="0" w:space="0" w:color="auto"/>
-          <w:left w:val="none" w:sz="0" w:space="0" w:color="auto"/>
-          <w:bottom w:val="none" w:sz="0" w:space="0" w:color="auto"/>
-          <w:right w:val="none" w:sz="0" w:space="0" w:color="auto"/>
-          <w:insideH w:val="none" w:sz="0" w:space="0" w:color="auto"/>
-          <w:insideV w:val="none" w:sz="0" w:space="0" w:color="auto"/>
-        </w:tblBorders>
-        <w:tblCellMar>
-          <w:left w:w="0" w:type="dxa"/>
-          <w:right w:w="0" w:type="dxa"/>
-        </w:tblCellMar>
         <w:tblLook w:val="0620" w:firstRow="1" w:lastRow="0" w:firstColumn="0" w:lastColumn="0" w:noHBand="1" w:noVBand="1"/>
         <w:tblCaption w:val="Address Block"/>
         <w:tblDescription w:val="Layout table. Used for positioning, not for tabular data."/>
       </w:tblPr>
       <w:tblGrid>
-        <w:gridCol w:w="3856"/>
-        <w:gridCol w:w="7711"/>
-        <w:gridCol w:w="3856"/>
+        <w:gridCol w:w="3921"/>
+        <w:gridCol w:w="7843"/>
+        <w:gridCol w:w="3922"/>
       </w:tblGrid>
       <w:tr>
         <w:trPr>
@@ -56,7 +44,7 @@
               <w:p>
                 <w:pPr>
                   <w:pStyle w:val="BCLabel"/>
-                  <w:spacing w:before="0" w:after="0" w:line="276" w:lineRule="auto"/>
+                  <w:spacing w:line="276" w:lineRule="auto"/>
                   <w:rPr>
                     <w:rStyle w:val="Strong"/>
                   </w:rPr>
@@ -78,7 +66,7 @@
           <w:p>
             <w:pPr>
               <w:pStyle w:val="BCLabel"/>
-              <w:spacing w:before="0" w:after="0" w:line="276" w:lineRule="auto"/>
+              <w:spacing w:line="276" w:lineRule="auto"/>
               <w:rPr>
                 <w:rStyle w:val="Strong"/>
               </w:rPr>
@@ -108,7 +96,7 @@
               <w:p>
                 <w:pPr>
                   <w:pStyle w:val="BCLabelNumber"/>
-                  <w:spacing w:before="0" w:after="0" w:line="276" w:lineRule="auto"/>
+                  <w:spacing w:line="276" w:lineRule="auto"/>
                   <w:jc w:val="right"/>
                   <w:rPr>
                     <w:rStyle w:val="Strong"/>
@@ -133,7 +121,6 @@
         </w:trPr>
         <w:sdt>
           <w:sdtPr>
-            <w:rPr/>
             <w:alias w:val="CustomerAddress2"/>
             <w:tag w:val="#BC:InsertDataItem,DataItems/Header/CustomerAddress2"/>
             <w:id w:val="863552788"/>
@@ -172,7 +159,6 @@
         </w:tc>
         <w:sdt>
           <w:sdtPr>
-            <w:rPr/>
             <w:alias w:val="CompanyAddress2"/>
             <w:tag w:val="#BC:InsertDataItem,DataItems/Header/CompanyAddress2"/>
             <w:id w:val="-407616906"/>
@@ -208,7 +194,6 @@
         </w:trPr>
         <w:sdt>
           <w:sdtPr>
-            <w:rPr/>
             <w:alias w:val="CustomerAddress3"/>
             <w:tag w:val="#BC:InsertDataItem,DataItems/Header/CustomerAddress3"/>
             <w:id w:val="335427627"/>
@@ -247,7 +232,6 @@
         </w:tc>
         <w:sdt>
           <w:sdtPr>
-            <w:rPr/>
             <w:alias w:val="CompanyAddress3"/>
             <w:tag w:val="#BC:InsertDataItem,DataItems/Header/CompanyAddress3"/>
             <w:id w:val="-1208102821"/>
@@ -283,7 +267,6 @@
         </w:trPr>
         <w:sdt>
           <w:sdtPr>
-            <w:rPr/>
             <w:alias w:val="CustomerAddress4"/>
             <w:tag w:val="#BC:InsertDataItem,DataItems/Header/CustomerAddress4"/>
             <w:id w:val="172315661"/>
@@ -322,7 +305,6 @@
         </w:tc>
         <w:sdt>
           <w:sdtPr>
-            <w:rPr/>
             <w:alias w:val="CompanyAddress4"/>
             <w:tag w:val="#BC:InsertDataItem,DataItems/Header/CompanyAddress4"/>
             <w:id w:val="-1044596330"/>
@@ -358,7 +340,6 @@
         </w:trPr>
         <w:sdt>
           <w:sdtPr>
-            <w:rPr/>
             <w:alias w:val="CustomerAddress5"/>
             <w:tag w:val="#BC:InsertDataItem,DataItems/Header/CustomerAddress5"/>
             <w:id w:val="-2080044023"/>
@@ -397,7 +378,6 @@
         </w:tc>
         <w:sdt>
           <w:sdtPr>
-            <w:rPr/>
             <w:alias w:val="CompanyAddress5"/>
             <w:tag w:val="#BC:InsertDataItem,DataItems/Header/CompanyAddress5"/>
             <w:id w:val="-1334838620"/>
@@ -433,7 +413,6 @@
         </w:trPr>
         <w:sdt>
           <w:sdtPr>
-            <w:rPr/>
             <w:alias w:val="CustomerAddress6"/>
             <w:tag w:val="#BC:InsertDataItem,DataItems/Header/CustomerAddress6"/>
             <w:id w:val="-2086289259"/>
@@ -472,7 +451,6 @@
         </w:tc>
         <w:sdt>
           <w:sdtPr>
-            <w:rPr/>
             <w:alias w:val="CompanyAddress6"/>
             <w:tag w:val="#BC:InsertDataItem,DataItems/Header/CompanyAddress6"/>
             <w:id w:val="29467029"/>
@@ -508,7 +486,6 @@
         </w:trPr>
         <w:sdt>
           <w:sdtPr>
-            <w:rPr/>
             <w:alias w:val="CustomerAddress7"/>
             <w:tag w:val="#BC:InsertDataItem,DataItems/Header/CustomerAddress7"/>
             <w:id w:val="2127339997"/>
@@ -547,7 +524,6 @@
         </w:tc>
         <w:sdt>
           <w:sdtPr>
-            <w:rPr/>
             <w:alias w:val="CompanyLegalOffice_Lbl"/>
             <w:tag w:val="#BC:InsertDataItem,DataItems/Header/CompanyLegalOffice_Lbl"/>
             <w:id w:val="483044511"/>
@@ -585,7 +561,6 @@
         </w:trPr>
         <w:sdt>
           <w:sdtPr>
-            <w:rPr/>
             <w:alias w:val="CustomerAddress8"/>
             <w:tag w:val="#BC:InsertDataItem,DataItems/Header/CustomerAddress8"/>
             <w:id w:val="-1986933782"/>
@@ -624,7 +599,6 @@
         </w:tc>
         <w:sdt>
           <w:sdtPr>
-            <w:rPr/>
             <w:alias w:val="CompanyLegalOffice"/>
             <w:tag w:val="#BC:InsertDataItem,DataItems/Header/CompanyLegalOffice"/>
             <w:id w:val="-1993854372"/>
@@ -665,29 +639,17 @@
       <w:tblPr>
         <w:tblStyle w:val="BCBlockTable"/>
         <w:tblW w:w="5000" w:type="pct"/>
-        <w:tblBorders>
-          <w:top w:val="none" w:sz="0" w:space="0" w:color="auto"/>
-          <w:left w:val="none" w:sz="0" w:space="0" w:color="auto"/>
-          <w:bottom w:val="none" w:sz="0" w:space="0" w:color="auto"/>
-          <w:right w:val="none" w:sz="0" w:space="0" w:color="auto"/>
-          <w:insideH w:val="none" w:sz="0" w:space="0" w:color="auto"/>
-          <w:insideV w:val="none" w:sz="0" w:space="0" w:color="auto"/>
-        </w:tblBorders>
-        <w:tblCellMar>
-          <w:left w:w="0" w:type="dxa"/>
-          <w:right w:w="0" w:type="dxa"/>
-        </w:tblCellMar>
         <w:tblLook w:val="0620" w:firstRow="1" w:lastRow="0" w:firstColumn="0" w:lastColumn="0" w:noHBand="1" w:noVBand="1"/>
         <w:tblCaption w:val="Document Information Block"/>
         <w:tblDescription w:val="Layout table. Used for positioning, not for tabular data."/>
       </w:tblPr>
       <w:tblGrid>
-        <w:gridCol w:w="2569"/>
-        <w:gridCol w:w="2569"/>
-        <w:gridCol w:w="2572"/>
-        <w:gridCol w:w="2569"/>
-        <w:gridCol w:w="2569"/>
-        <w:gridCol w:w="2572"/>
+        <w:gridCol w:w="2614"/>
+        <w:gridCol w:w="2614"/>
+        <w:gridCol w:w="2616"/>
+        <w:gridCol w:w="2613"/>
+        <w:gridCol w:w="2613"/>
+        <w:gridCol w:w="2616"/>
       </w:tblGrid>
       <w:tr>
         <w:trPr>
@@ -697,7 +659,6 @@
         </w:trPr>
         <w:sdt>
           <w:sdtPr>
-            <w:rPr/>
             <w:alias w:val="DocumentNo_Lbl"/>
             <w:tag w:val="#BC:InsertDataItem,DataItems/Header/DocumentNo_Lbl"/>
             <w:id w:val="1400180155"/>
@@ -715,16 +676,11 @@
               <w:p>
                 <w:pPr>
                   <w:pStyle w:val="BCLabel"/>
-                  <w:spacing w:before="0" w:after="0" w:line="276" w:lineRule="auto"/>
+                  <w:spacing w:line="276" w:lineRule="auto"/>
                 </w:pPr>
                 <w:proofErr w:type="spellStart"/>
-                <w:proofErr w:type="gramStart"/>
                 <w:r>
-                  <w:t>DocumentNo</w:t>
-                </w:r>
-                <w:proofErr w:type="gramEnd"/>
-                <w:r>
-                  <w:t>_Lbl</w:t>
+                  <w:t>DocumentNo_Lbl</w:t>
                 </w:r>
                 <w:proofErr w:type="spellEnd"/>
               </w:p>
@@ -733,7 +689,6 @@
         </w:sdt>
         <w:sdt>
           <w:sdtPr>
-            <w:rPr/>
             <w:alias w:val="YourReference_Lbl"/>
             <w:tag w:val="#BC:InsertDataItem,DataItems/Header/YourReference_Lbl"/>
             <w:id w:val="1444269289"/>
@@ -752,7 +707,7 @@
               <w:p>
                 <w:pPr>
                   <w:pStyle w:val="BCLabel"/>
-                  <w:spacing w:before="0" w:after="0" w:line="276" w:lineRule="auto"/>
+                  <w:spacing w:line="276" w:lineRule="auto"/>
                 </w:pPr>
                 <w:proofErr w:type="spellStart"/>
                 <w:r>
@@ -765,7 +720,6 @@
         </w:sdt>
         <w:sdt>
           <w:sdtPr>
-            <w:rPr/>
             <w:alias w:val="SalesPersonBlank_Lbl"/>
             <w:tag w:val="#BC:InsertDataItem,DataItems/Header/SalesPersonBlank_Lbl"/>
             <w:id w:val="-829743997"/>
@@ -784,7 +738,7 @@
               <w:p>
                 <w:pPr>
                   <w:pStyle w:val="BCLabel"/>
-                  <w:spacing w:before="0" w:after="0" w:line="276" w:lineRule="auto"/>
+                  <w:spacing w:line="276" w:lineRule="auto"/>
                 </w:pPr>
                 <w:proofErr w:type="spellStart"/>
                 <w:r>
@@ -797,7 +751,6 @@
         </w:sdt>
         <w:sdt>
           <w:sdtPr>
-            <w:rPr/>
             <w:alias w:val="AppliesToDocument_Lbl"/>
             <w:tag w:val="#BC:InsertDataItem,DataItems/Header/AppliesToDocument_Lbl"/>
             <w:id w:val="-878249001"/>
@@ -816,7 +769,7 @@
               <w:p>
                 <w:pPr>
                   <w:pStyle w:val="BCLabel"/>
-                  <w:spacing w:before="0" w:after="0" w:line="276" w:lineRule="auto"/>
+                  <w:spacing w:line="276" w:lineRule="auto"/>
                 </w:pPr>
                 <w:proofErr w:type="spellStart"/>
                 <w:r>
@@ -829,7 +782,6 @@
         </w:sdt>
         <w:sdt>
           <w:sdtPr>
-            <w:rPr/>
             <w:alias w:val="DueDate_Lbl"/>
             <w:tag w:val="#BC:InsertDataItem,DataItems/Header/DueDate_Lbl"/>
             <w:id w:val="1886915070"/>
@@ -848,7 +800,7 @@
               <w:p>
                 <w:pPr>
                   <w:pStyle w:val="BCLabel"/>
-                  <w:spacing w:before="0" w:after="0" w:line="276" w:lineRule="auto"/>
+                  <w:spacing w:line="276" w:lineRule="auto"/>
                 </w:pPr>
                 <w:proofErr w:type="spellStart"/>
                 <w:r>
@@ -866,7 +818,7 @@
           <w:p>
             <w:pPr>
               <w:pStyle w:val="BCLabel"/>
-              <w:spacing w:before="0" w:after="0" w:line="276" w:lineRule="auto"/>
+              <w:spacing w:line="276" w:lineRule="auto"/>
             </w:pPr>
           </w:p>
         </w:tc>
@@ -878,7 +830,6 @@
         </w:trPr>
         <w:sdt>
           <w:sdtPr>
-            <w:rPr/>
             <w:alias w:val="DocumentNo"/>
             <w:tag w:val="#BC:InsertDataItem,DataItems/Header/DocumentNo"/>
             <w:id w:val="2040620595"/>
@@ -908,7 +859,6 @@
         </w:sdt>
         <w:sdt>
           <w:sdtPr>
-            <w:rPr/>
             <w:alias w:val="YourReference"/>
             <w:tag w:val="#BC:InsertDataItem,DataItems/Header/YourReference"/>
             <w:id w:val="-2046133057"/>
@@ -939,7 +889,6 @@
         </w:sdt>
         <w:sdt>
           <w:sdtPr>
-            <w:rPr/>
             <w:alias w:val="SalesPersonName"/>
             <w:tag w:val="#BC:InsertDataItem,DataItems/Header/SalesPersonName"/>
             <w:id w:val="-80454574"/>
@@ -970,7 +919,6 @@
         </w:sdt>
         <w:sdt>
           <w:sdtPr>
-            <w:rPr/>
             <w:alias w:val="AppliesToDocument"/>
             <w:tag w:val="#BC:InsertDataItem,DataItems/Header/AppliesToDocument"/>
             <w:id w:val="1368718282"/>
@@ -1001,7 +949,6 @@
         </w:sdt>
         <w:sdt>
           <w:sdtPr>
-            <w:rPr/>
             <w:alias w:val="DueDate"/>
             <w:tag w:val="#BC:InsertDataItem,DataItems/Header/DueDate"/>
             <w:id w:val="1631135760"/>
@@ -1042,27 +989,25 @@
         </w:tc>
       </w:tr>
     </w:tbl>
-    <w:p>
-      <w:pPr/>
-    </w:p>
+    <w:p/>
     <w:tbl>
       <w:tblPr>
         <w:tblStyle w:val="BCDataTable"/>
         <w:tblW w:w="5000" w:type="pct"/>
-        <w:tblLook w:val="0460" w:firstRow="1" w:lastRow="1" w:firstColumn="0" w:lastColumn="0" w:noHBand="0" w:noVBand="1"/>
+        <w:tblLook w:val="0420" w:firstRow="1" w:lastRow="0" w:firstColumn="0" w:lastColumn="0" w:noHBand="0" w:noVBand="1"/>
         <w:tblCaption w:val="Data Table Block"/>
         <w:tblDescription w:val="Document lines. Column headers in the first row."/>
       </w:tblPr>
       <w:tblGrid>
-        <w:gridCol w:w="1197"/>
-        <w:gridCol w:w="2764"/>
-        <w:gridCol w:w="1351"/>
-        <w:gridCol w:w="1638"/>
-        <w:gridCol w:w="1783"/>
-        <w:gridCol w:w="1903"/>
-        <w:gridCol w:w="1767"/>
-        <w:gridCol w:w="1154"/>
-        <w:gridCol w:w="1866"/>
+        <w:gridCol w:w="1515"/>
+        <w:gridCol w:w="1821"/>
+        <w:gridCol w:w="1816"/>
+        <w:gridCol w:w="1592"/>
+        <w:gridCol w:w="1696"/>
+        <w:gridCol w:w="1243"/>
+        <w:gridCol w:w="2654"/>
+        <w:gridCol w:w="1484"/>
+        <w:gridCol w:w="1865"/>
       </w:tblGrid>
       <w:tr>
         <w:trPr>
@@ -1073,7 +1018,6 @@
         </w:trPr>
         <w:tc>
           <w:tcPr>
-            <w:cnfStyle w:val="001000000000" w:firstRow="0" w:lastRow="0" w:firstColumn="1" w:lastColumn="0" w:oddVBand="0" w:evenVBand="0" w:oddHBand="0" w:evenHBand="0" w:firstRowFirstColumn="0" w:firstRowLastColumn="0" w:lastRowFirstColumn="0" w:lastRowLastColumn="0"/>
             <w:tcW w:w="388" w:type="pct"/>
             <w:tcBorders>
               <w:bottom w:val="single" w:sz="4" w:space="0" w:color="auto"/>
@@ -1081,7 +1025,6 @@
           </w:tcPr>
           <w:sdt>
             <w:sdtPr>
-              <w:rPr/>
               <w:alias w:val="ItemNo_Line_Lbl"/>
               <w:tag w:val="#BC:InsertDataItem,DataItems/Header/Line/ItemNo_Line_Lbl"/>
               <w:id w:val="2050642905"/>
@@ -1108,7 +1051,6 @@
         </w:tc>
         <w:sdt>
           <w:sdtPr>
-            <w:rPr/>
             <w:alias w:val="Description_Line_Lbl"/>
             <w:tag w:val="#BC:InsertDataItem,DataItems/Header/Line/Description_Line_Lbl"/>
             <w:id w:val="55748171"/>
@@ -1130,7 +1072,6 @@
               <w:p>
                 <w:pPr>
                   <w:pStyle w:val="BCLabel"/>
-                  <w:cnfStyle w:val="100000000000" w:firstRow="1" w:lastRow="0" w:firstColumn="0" w:lastColumn="0" w:oddVBand="0" w:evenVBand="0" w:oddHBand="0" w:evenHBand="0" w:firstRowFirstColumn="0" w:firstRowLastColumn="0" w:lastRowFirstColumn="0" w:lastRowLastColumn="0"/>
                 </w:pPr>
                 <w:proofErr w:type="spellStart"/>
                 <w:r>
@@ -1143,7 +1084,6 @@
         </w:sdt>
         <w:sdt>
           <w:sdtPr>
-            <w:rPr/>
             <w:alias w:val="ShipmentDate_Lbl"/>
             <w:tag w:val="#BC:InsertDataItem,DataItems/Header/ShipmentDate_Lbl"/>
             <w:id w:val="1359703430"/>
@@ -1165,7 +1105,6 @@
               <w:p>
                 <w:pPr>
                   <w:pStyle w:val="BCLabel"/>
-                  <w:cnfStyle w:val="100000000000" w:firstRow="1" w:lastRow="0" w:firstColumn="0" w:lastColumn="0" w:oddVBand="0" w:evenVBand="0" w:oddHBand="0" w:evenHBand="0" w:firstRowFirstColumn="0" w:firstRowLastColumn="0" w:lastRowFirstColumn="0" w:lastRowLastColumn="0"/>
                 </w:pPr>
                 <w:proofErr w:type="spellStart"/>
                 <w:r>
@@ -1178,7 +1117,6 @@
         </w:sdt>
         <w:sdt>
           <w:sdtPr>
-            <w:rPr/>
             <w:alias w:val="Quantity_Line_Lbl"/>
             <w:tag w:val="#BC:InsertDataItem,DataItems/Header/Line/Quantity_Line_Lbl"/>
             <w:id w:val="-278416351"/>
@@ -1201,7 +1139,6 @@
                 <w:pPr>
                   <w:pStyle w:val="BCLabelNumber"/>
                   <w:jc w:val="right"/>
-                  <w:cnfStyle w:val="100000000000" w:firstRow="1" w:lastRow="0" w:firstColumn="0" w:lastColumn="0" w:oddVBand="0" w:evenVBand="0" w:oddHBand="0" w:evenHBand="0" w:firstRowFirstColumn="0" w:firstRowLastColumn="0" w:lastRowFirstColumn="0" w:lastRowLastColumn="0"/>
                 </w:pPr>
                 <w:proofErr w:type="spellStart"/>
                 <w:r>
@@ -1214,7 +1151,6 @@
         </w:sdt>
         <w:sdt>
           <w:sdtPr>
-            <w:rPr/>
             <w:alias w:val="UnitOfMeasure_Lbl"/>
             <w:tag w:val="#BC:InsertDataItem,DataItems/Header/Line/UnitOfMeasure_Lbl"/>
             <w:id w:val="1793248240"/>
@@ -1236,7 +1172,6 @@
               <w:p>
                 <w:pPr>
                   <w:pStyle w:val="BCLabel"/>
-                  <w:cnfStyle w:val="100000000000" w:firstRow="1" w:lastRow="0" w:firstColumn="0" w:lastColumn="0" w:oddVBand="0" w:evenVBand="0" w:oddHBand="0" w:evenHBand="0" w:firstRowFirstColumn="0" w:firstRowLastColumn="0" w:lastRowFirstColumn="0" w:lastRowLastColumn="0"/>
                 </w:pPr>
                 <w:proofErr w:type="spellStart"/>
                 <w:r>
@@ -1249,7 +1184,6 @@
         </w:sdt>
         <w:sdt>
           <w:sdtPr>
-            <w:rPr/>
             <w:alias w:val="UnitPrice_Lbl"/>
             <w:tag w:val="#BC:InsertDataItem,DataItems/Header/Line/UnitPrice_Lbl"/>
             <w:id w:val="-1044597726"/>
@@ -1271,7 +1205,6 @@
               <w:p>
                 <w:pPr>
                   <w:pStyle w:val="BCLabel"/>
-                  <w:cnfStyle w:val="100000000000" w:firstRow="1" w:lastRow="0" w:firstColumn="0" w:lastColumn="0" w:oddVBand="0" w:evenVBand="0" w:oddHBand="0" w:evenHBand="0" w:firstRowFirstColumn="0" w:firstRowLastColumn="0" w:lastRowFirstColumn="0" w:lastRowLastColumn="0"/>
                 </w:pPr>
                 <w:proofErr w:type="spellStart"/>
                 <w:r>
@@ -1284,7 +1217,6 @@
         </w:sdt>
         <w:sdt>
           <w:sdtPr>
-            <w:rPr/>
             <w:alias w:val="SalesInvoiceLineDiscount_Lbl"/>
             <w:tag w:val="#BC:InsertDataItem,DataItems/Header/SalesInvoiceLineDiscount_Lbl"/>
             <w:id w:val="-264690703"/>
@@ -1306,7 +1238,6 @@
               <w:p>
                 <w:pPr>
                   <w:pStyle w:val="BCLabel"/>
-                  <w:cnfStyle w:val="100000000000" w:firstRow="1" w:lastRow="0" w:firstColumn="0" w:lastColumn="0" w:oddVBand="0" w:evenVBand="0" w:oddHBand="0" w:evenHBand="0" w:firstRowFirstColumn="0" w:firstRowLastColumn="0" w:lastRowFirstColumn="0" w:lastRowLastColumn="0"/>
                 </w:pPr>
                 <w:proofErr w:type="spellStart"/>
                 <w:r>
@@ -1319,7 +1250,6 @@
         </w:sdt>
         <w:sdt>
           <w:sdtPr>
-            <w:rPr/>
             <w:alias w:val="VATPct_Line_Lbl"/>
             <w:tag w:val="#BC:InsertDataItem,DataItems/Header/Line/VATPct_Line_Lbl"/>
             <w:id w:val="682009838"/>
@@ -1341,7 +1271,6 @@
               <w:p>
                 <w:pPr>
                   <w:pStyle w:val="BCLabel"/>
-                  <w:cnfStyle w:val="100000000000" w:firstRow="1" w:lastRow="0" w:firstColumn="0" w:lastColumn="0" w:oddVBand="0" w:evenVBand="0" w:oddHBand="0" w:evenHBand="0" w:firstRowFirstColumn="0" w:firstRowLastColumn="0" w:lastRowFirstColumn="0" w:lastRowLastColumn="0"/>
                 </w:pPr>
                 <w:proofErr w:type="spellStart"/>
                 <w:r>
@@ -1354,7 +1283,6 @@
         </w:sdt>
         <w:sdt>
           <w:sdtPr>
-            <w:rPr/>
             <w:alias w:val="LineAmount_Line_Lbl"/>
             <w:tag w:val="#BC:InsertDataItem,DataItems/Header/Line/LineAmount_Line_Lbl"/>
             <w:id w:val="-812258216"/>
@@ -1377,7 +1305,6 @@
                 <w:pPr>
                   <w:pStyle w:val="BCLabelNumber"/>
                   <w:jc w:val="right"/>
-                  <w:cnfStyle w:val="100000000000" w:firstRow="1" w:lastRow="0" w:firstColumn="0" w:lastColumn="0" w:oddVBand="0" w:evenVBand="0" w:oddHBand="0" w:evenHBand="0" w:firstRowFirstColumn="0" w:firstRowLastColumn="0" w:lastRowFirstColumn="0" w:lastRowLastColumn="0"/>
                 </w:pPr>
                 <w:proofErr w:type="spellStart"/>
                 <w:r>
@@ -1393,11 +1320,10 @@
         <w:trPr>
           <w:cnfStyle w:val="000000100000" w:firstRow="0" w:lastRow="0" w:firstColumn="0" w:lastColumn="0" w:oddVBand="0" w:evenVBand="0" w:oddHBand="1" w:evenHBand="0" w:firstRowFirstColumn="0" w:firstRowLastColumn="0" w:lastRowFirstColumn="0" w:lastRowLastColumn="0"/>
           <w:cantSplit/>
-          <w:trHeight w:hRule="atLeast" w:val="245"/>
+          <w:trHeight w:val="245"/>
         </w:trPr>
         <w:tc>
           <w:tcPr>
-            <w:cnfStyle w:val="001000000000" w:firstRow="0" w:lastRow="0" w:firstColumn="1" w:lastColumn="0" w:oddVBand="0" w:evenVBand="0" w:oddHBand="0" w:evenHBand="0" w:firstRowFirstColumn="0" w:firstRowLastColumn="0" w:lastRowFirstColumn="0" w:lastRowLastColumn="0"/>
             <w:tcW w:w="388" w:type="pct"/>
             <w:tcBorders>
               <w:top w:val="single" w:sz="4" w:space="0" w:color="auto"/>
@@ -1422,7 +1348,6 @@
           <w:p>
             <w:pPr>
               <w:pStyle w:val="NoSpacing"/>
-              <w:cnfStyle w:val="000000100000" w:firstRow="0" w:lastRow="0" w:firstColumn="0" w:lastColumn="0" w:oddVBand="0" w:evenVBand="0" w:oddHBand="1" w:evenHBand="0" w:firstRowFirstColumn="0" w:firstRowLastColumn="0" w:lastRowFirstColumn="0" w:lastRowLastColumn="0"/>
               <w:rPr>
                 <w:lang w:val="en-US" w:eastAsia="en-US"/>
               </w:rPr>
@@ -1439,7 +1364,6 @@
           <w:p>
             <w:pPr>
               <w:pStyle w:val="NoSpacing"/>
-              <w:cnfStyle w:val="000000100000" w:firstRow="0" w:lastRow="0" w:firstColumn="0" w:lastColumn="0" w:oddVBand="0" w:evenVBand="0" w:oddHBand="1" w:evenHBand="0" w:firstRowFirstColumn="0" w:firstRowLastColumn="0" w:lastRowFirstColumn="0" w:lastRowLastColumn="0"/>
               <w:rPr>
                 <w:lang w:val="en-US" w:eastAsia="en-US"/>
               </w:rPr>
@@ -1456,7 +1380,6 @@
           <w:p>
             <w:pPr>
               <w:pStyle w:val="NoSpacing"/>
-              <w:cnfStyle w:val="000000100000" w:firstRow="0" w:lastRow="0" w:firstColumn="0" w:lastColumn="0" w:oddVBand="0" w:evenVBand="0" w:oddHBand="1" w:evenHBand="0" w:firstRowFirstColumn="0" w:firstRowLastColumn="0" w:lastRowFirstColumn="0" w:lastRowLastColumn="0"/>
               <w:rPr>
                 <w:lang w:val="en-US" w:eastAsia="en-US"/>
               </w:rPr>
@@ -1473,7 +1396,6 @@
           <w:p>
             <w:pPr>
               <w:pStyle w:val="NoSpacing"/>
-              <w:cnfStyle w:val="000000100000" w:firstRow="0" w:lastRow="0" w:firstColumn="0" w:lastColumn="0" w:oddVBand="0" w:evenVBand="0" w:oddHBand="1" w:evenHBand="0" w:firstRowFirstColumn="0" w:firstRowLastColumn="0" w:lastRowFirstColumn="0" w:lastRowLastColumn="0"/>
               <w:rPr>
                 <w:lang w:val="en-US" w:eastAsia="en-US"/>
               </w:rPr>
@@ -1490,7 +1412,6 @@
           <w:p>
             <w:pPr>
               <w:pStyle w:val="NoSpacing"/>
-              <w:cnfStyle w:val="000000100000" w:firstRow="0" w:lastRow="0" w:firstColumn="0" w:lastColumn="0" w:oddVBand="0" w:evenVBand="0" w:oddHBand="1" w:evenHBand="0" w:firstRowFirstColumn="0" w:firstRowLastColumn="0" w:lastRowFirstColumn="0" w:lastRowLastColumn="0"/>
               <w:rPr>
                 <w:lang w:val="en-US" w:eastAsia="en-US"/>
               </w:rPr>
@@ -1508,7 +1429,6 @@
             <w:pPr>
               <w:pStyle w:val="BCNumber"/>
               <w:jc w:val="right"/>
-              <w:cnfStyle w:val="000000100000" w:firstRow="0" w:lastRow="0" w:firstColumn="0" w:lastColumn="0" w:oddVBand="0" w:evenVBand="0" w:oddHBand="1" w:evenHBand="0" w:firstRowFirstColumn="0" w:firstRowLastColumn="0" w:lastRowFirstColumn="0" w:lastRowLastColumn="0"/>
               <w:rPr>
                 <w:lang w:val="en-US" w:eastAsia="en-US"/>
               </w:rPr>
@@ -1526,7 +1446,6 @@
             <w:pPr>
               <w:pStyle w:val="BCNumber"/>
               <w:jc w:val="right"/>
-              <w:cnfStyle w:val="000000100000" w:firstRow="0" w:lastRow="0" w:firstColumn="0" w:lastColumn="0" w:oddVBand="0" w:evenVBand="0" w:oddHBand="1" w:evenHBand="0" w:firstRowFirstColumn="0" w:firstRowLastColumn="0" w:lastRowFirstColumn="0" w:lastRowLastColumn="0"/>
               <w:rPr>
                 <w:lang w:val="en-US" w:eastAsia="en-US"/>
               </w:rPr>
@@ -1544,7 +1463,6 @@
             <w:pPr>
               <w:pStyle w:val="BCNumber"/>
               <w:jc w:val="right"/>
-              <w:cnfStyle w:val="000000100000" w:firstRow="0" w:lastRow="0" w:firstColumn="0" w:lastColumn="0" w:oddVBand="0" w:evenVBand="0" w:oddHBand="1" w:evenHBand="0" w:firstRowFirstColumn="0" w:firstRowLastColumn="0" w:lastRowFirstColumn="0" w:lastRowLastColumn="0"/>
               <w:rPr>
                 <w:lang w:val="en-US" w:eastAsia="en-US"/>
               </w:rPr>
@@ -1556,6 +1474,7 @@
         <w:sdtPr>
           <w:rPr>
             <w:lang w:val="en-US" w:eastAsia="en-US"/>
+            <w14:numSpacing w14:val="tabular"/>
           </w:rPr>
           <w:alias w:val="Repeater: Line"/>
           <w:tag w:val="#BC:InsertRepeater,DataItems/Header/Line"/>
@@ -1577,6 +1496,7 @@
             <w:sdtPr>
               <w:rPr>
                 <w:lang w:val="en-US" w:eastAsia="en-US"/>
+                <w14:numSpacing w14:val="tabular"/>
               </w:rPr>
               <w:id w:val="-237871028"/>
               <w15:color w:val="808080"/>
@@ -1598,6 +1518,7 @@
                   <w:sdtPr>
                     <w:rPr>
                       <w:lang w:val="en-US" w:eastAsia="en-US"/>
+                      <w14:numSpacing w14:val="tabular"/>
                     </w:rPr>
                     <w:alias w:val="ItemNo_Line"/>
                     <w:tag w:val="#BC:InsertDataItem,DataItems/Header/Line/ItemNo_Line"/>
@@ -1609,13 +1530,15 @@
                     <w15:color w:val="808080"/>
                     <w:text/>
                   </w:sdtPr>
-                  <w:sdtEndPr/>
+                  <w:sdtEndPr>
+                    <w:rPr>
+                      <w14:numSpacing w14:val="default"/>
+                    </w:rPr>
+                  </w:sdtEndPr>
                   <w:sdtContent>
                     <w:tc>
                       <w:tcPr>
-                        <w:cnfStyle w:val="001000000000" w:firstRow="0" w:lastRow="0" w:firstColumn="1" w:lastColumn="0" w:oddVBand="0" w:evenVBand="0" w:oddHBand="0" w:evenHBand="0" w:firstRowFirstColumn="0" w:firstRowLastColumn="0" w:lastRowFirstColumn="0" w:lastRowLastColumn="0"/>
                         <w:tcW w:w="388" w:type="pct"/>
-                        <w:vAlign w:val="center"/>
                       </w:tcPr>
                       <w:p>
                         <w:pPr>
@@ -1655,12 +1578,10 @@
                     <w:tc>
                       <w:tcPr>
                         <w:tcW w:w="896" w:type="pct"/>
-                        <w:vAlign w:val="center"/>
                       </w:tcPr>
                       <w:p>
                         <w:pPr>
                           <w:pStyle w:val="NoSpacing"/>
-                          <w:cnfStyle w:val="000000010000" w:firstRow="0" w:lastRow="0" w:firstColumn="0" w:lastColumn="0" w:oddVBand="0" w:evenVBand="0" w:oddHBand="0" w:evenHBand="1" w:firstRowFirstColumn="0" w:firstRowLastColumn="0" w:lastRowFirstColumn="0" w:lastRowLastColumn="0"/>
                           <w:rPr>
                             <w:lang w:eastAsia="en-US"/>
                           </w:rPr>
@@ -1696,12 +1617,10 @@
                     <w:tc>
                       <w:tcPr>
                         <w:tcW w:w="438" w:type="pct"/>
-                        <w:vAlign w:val="center"/>
                       </w:tcPr>
                       <w:p>
                         <w:pPr>
                           <w:pStyle w:val="NoSpacing"/>
-                          <w:cnfStyle w:val="000000010000" w:firstRow="0" w:lastRow="0" w:firstColumn="0" w:lastColumn="0" w:oddVBand="0" w:evenVBand="0" w:oddHBand="0" w:evenHBand="1" w:firstRowFirstColumn="0" w:firstRowLastColumn="0" w:lastRowFirstColumn="0" w:lastRowLastColumn="0"/>
                           <w:rPr>
                             <w:lang w:val="en-US" w:eastAsia="en-US"/>
                           </w:rPr>
@@ -1737,13 +1656,11 @@
                     <w:tc>
                       <w:tcPr>
                         <w:tcW w:w="531" w:type="pct"/>
-                        <w:vAlign w:val="center"/>
                       </w:tcPr>
                       <w:p>
                         <w:pPr>
                           <w:pStyle w:val="BCNumber"/>
                           <w:jc w:val="right"/>
-                          <w:cnfStyle w:val="000000010000" w:firstRow="0" w:lastRow="0" w:firstColumn="0" w:lastColumn="0" w:oddVBand="0" w:evenVBand="0" w:oddHBand="0" w:evenHBand="1" w:firstRowFirstColumn="0" w:firstRowLastColumn="0" w:lastRowFirstColumn="0" w:lastRowLastColumn="0"/>
                           <w:rPr>
                             <w:lang w:val="en-US" w:eastAsia="en-US"/>
                           </w:rPr>
@@ -1762,7 +1679,6 @@
                 </w:sdt>
                 <w:sdt>
                   <w:sdtPr>
-                    <w:rPr/>
                     <w:alias w:val="UnitOfMeasure"/>
                     <w:tag w:val="#BC:InsertDataItem,DataItems/Header/Line/UnitOfMeasure"/>
                     <w:id w:val="-2053294236"/>
@@ -1777,12 +1693,10 @@
                     <w:tc>
                       <w:tcPr>
                         <w:tcW w:w="578" w:type="pct"/>
-                        <w:vAlign w:val="center"/>
                       </w:tcPr>
                       <w:p>
                         <w:pPr>
                           <w:pStyle w:val="NoSpacing"/>
-                          <w:cnfStyle w:val="000000010000" w:firstRow="0" w:lastRow="0" w:firstColumn="0" w:lastColumn="0" w:oddVBand="0" w:evenVBand="0" w:oddHBand="0" w:evenHBand="1" w:firstRowFirstColumn="0" w:firstRowLastColumn="0" w:lastRowFirstColumn="0" w:lastRowLastColumn="0"/>
                         </w:pPr>
                         <w:proofErr w:type="spellStart"/>
                         <w:r>
@@ -1796,19 +1710,16 @@
                 <w:tc>
                   <w:tcPr>
                     <w:tcW w:w="617" w:type="pct"/>
-                    <w:vAlign w:val="center"/>
                   </w:tcPr>
                   <w:p>
                     <w:pPr>
                       <w:pStyle w:val="NoSpacing"/>
-                      <w:cnfStyle w:val="000000010000" w:firstRow="0" w:lastRow="0" w:firstColumn="0" w:lastColumn="0" w:oddVBand="0" w:evenVBand="0" w:oddHBand="0" w:evenHBand="1" w:firstRowFirstColumn="0" w:firstRowLastColumn="0" w:lastRowFirstColumn="0" w:lastRowLastColumn="0"/>
                       <w:rPr>
                         <w:lang w:val="en-US" w:eastAsia="en-US"/>
                       </w:rPr>
                     </w:pPr>
                     <w:sdt>
                       <w:sdtPr>
-                        <w:rPr/>
                         <w:alias w:val="UnitPrice"/>
                         <w:tag w:val="#BC:InsertDataItem,DataItems/Header/Line/UnitPrice"/>
                         <w:id w:val="-1253814634"/>
@@ -1831,7 +1742,6 @@
                 </w:tc>
                 <w:sdt>
                   <w:sdtPr>
-                    <w:rPr/>
                     <w:alias w:val="LineDiscountPercentText_Line"/>
                     <w:tag w:val="#BC:InsertDataItem,DataItems/Header/Line/LineDiscountPercentText_Line"/>
                     <w:id w:val="415913873"/>
@@ -1846,12 +1756,10 @@
                     <w:tc>
                       <w:tcPr>
                         <w:tcW w:w="573" w:type="pct"/>
-                        <w:vAlign w:val="center"/>
                       </w:tcPr>
                       <w:p>
                         <w:pPr>
                           <w:pStyle w:val="NoSpacing"/>
-                          <w:cnfStyle w:val="000000010000" w:firstRow="0" w:lastRow="0" w:firstColumn="0" w:lastColumn="0" w:oddVBand="0" w:evenVBand="0" w:oddHBand="0" w:evenHBand="1" w:firstRowFirstColumn="0" w:firstRowLastColumn="0" w:lastRowFirstColumn="0" w:lastRowLastColumn="0"/>
                         </w:pPr>
                         <w:proofErr w:type="spellStart"/>
                         <w:r>
@@ -1864,7 +1772,6 @@
                 </w:sdt>
                 <w:sdt>
                   <w:sdtPr>
-                    <w:rPr/>
                     <w:alias w:val="VATPct_Line"/>
                     <w:tag w:val="#BC:InsertDataItem,DataItems/Header/Line/VATPct_Line"/>
                     <w:id w:val="1436251310"/>
@@ -1879,12 +1786,10 @@
                     <w:tc>
                       <w:tcPr>
                         <w:tcW w:w="374" w:type="pct"/>
-                        <w:vAlign w:val="center"/>
                       </w:tcPr>
                       <w:p>
                         <w:pPr>
                           <w:pStyle w:val="NoSpacing"/>
-                          <w:cnfStyle w:val="000000010000" w:firstRow="0" w:lastRow="0" w:firstColumn="0" w:lastColumn="0" w:oddVBand="0" w:evenVBand="0" w:oddHBand="0" w:evenHBand="1" w:firstRowFirstColumn="0" w:firstRowLastColumn="0" w:lastRowFirstColumn="0" w:lastRowLastColumn="0"/>
                         </w:pPr>
                         <w:proofErr w:type="spellStart"/>
                         <w:r>
@@ -1898,20 +1803,17 @@
                 <w:tc>
                   <w:tcPr>
                     <w:tcW w:w="605" w:type="pct"/>
-                    <w:vAlign w:val="center"/>
                   </w:tcPr>
                   <w:p>
                     <w:pPr>
                       <w:pStyle w:val="BCNumber"/>
                       <w:jc w:val="right"/>
-                      <w:cnfStyle w:val="000000010000" w:firstRow="0" w:lastRow="0" w:firstColumn="0" w:lastColumn="0" w:oddVBand="0" w:evenVBand="0" w:oddHBand="0" w:evenHBand="1" w:firstRowFirstColumn="0" w:firstRowLastColumn="0" w:lastRowFirstColumn="0" w:lastRowLastColumn="0"/>
                       <w:rPr>
                         <w:lang w:val="en-US" w:eastAsia="en-US"/>
                       </w:rPr>
                     </w:pPr>
                     <w:sdt>
                       <w:sdtPr>
-                        <w:rPr/>
                         <w:alias w:val="LineAmount_Line"/>
                         <w:tag w:val="#BC:InsertDataItem,DataItems/Header/Line/LineAmount_Line"/>
                         <w:id w:val="787541011"/>
@@ -1951,8 +1853,8 @@
         <w:tblDescription w:val="Document totals."/>
       </w:tblPr>
       <w:tblGrid>
-        <w:gridCol w:w="9377"/>
-        <w:gridCol w:w="6045"/>
+        <w:gridCol w:w="9537"/>
+        <w:gridCol w:w="6149"/>
       </w:tblGrid>
       <w:tr>
         <w:trPr>
@@ -1961,7 +1863,6 @@
         </w:trPr>
         <w:sdt>
           <w:sdtPr>
-            <w:rPr/>
             <w:alias w:val="Description_ReportTotalsLine"/>
             <w:tag w:val="#BC:InsertDataItem,DataItems/Header/ReportTotalsLine/Description_ReportTotalsLine"/>
             <w:id w:val="2110473124"/>
@@ -1975,14 +1876,12 @@
           <w:sdtContent>
             <w:tc>
               <w:tcPr>
-                <w:cnfStyle w:val="001000000000" w:firstRow="0" w:lastRow="0" w:firstColumn="1" w:lastColumn="0" w:oddVBand="0" w:evenVBand="0" w:oddHBand="0" w:evenHBand="0" w:firstRowFirstColumn="0" w:firstRowLastColumn="0" w:lastRowFirstColumn="0" w:lastRowLastColumn="0"/>
                 <w:tcW w:w="3040" w:type="pct"/>
-                <w:vAlign w:val="center"/>
               </w:tcPr>
               <w:p>
                 <w:pPr>
                   <w:pStyle w:val="NoSpacing"/>
-                  <w:spacing w:before="120" w:after="120" w:line="240" w:lineRule="auto"/>
+                  <w:spacing w:before="120" w:after="120"/>
                   <w:rPr>
                     <w:lang w:val="en-US" w:eastAsia="en-US"/>
                   </w:rPr>
@@ -2015,14 +1914,12 @@
             <w:tc>
               <w:tcPr>
                 <w:tcW w:w="1960" w:type="pct"/>
-                <w:vAlign w:val="center"/>
               </w:tcPr>
               <w:p>
                 <w:pPr>
                   <w:pStyle w:val="BCNumber"/>
-                  <w:spacing w:before="120" w:after="120" w:line="240" w:lineRule="auto"/>
+                  <w:spacing w:before="120" w:after="120"/>
                   <w:jc w:val="right"/>
-                  <w:cnfStyle w:val="000000000000" w:firstRow="0" w:lastRow="0" w:firstColumn="0" w:lastColumn="0" w:oddVBand="0" w:evenVBand="0" w:oddHBand="0" w:evenHBand="0" w:firstRowFirstColumn="0" w:firstRowLastColumn="0" w:lastRowFirstColumn="0" w:lastRowLastColumn="0"/>
                   <w:rPr>
                     <w:lang w:eastAsia="en-US"/>
                   </w:rPr>
@@ -2047,7 +1944,6 @@
         </w:trPr>
         <w:sdt>
           <w:sdtPr>
-            <w:rPr/>
             <w:alias w:val="VATAmount_VatAmountLine_Lbl"/>
             <w:tag w:val="#BC:InsertDataItem,DataItems/Header/VATAmountLine/VATAmount_VatAmountLine_Lbl"/>
             <w:id w:val="-874387817"/>
@@ -2061,14 +1957,12 @@
           <w:sdtContent>
             <w:tc>
               <w:tcPr>
-                <w:cnfStyle w:val="001000000000" w:firstRow="0" w:lastRow="0" w:firstColumn="1" w:lastColumn="0" w:oddVBand="0" w:evenVBand="0" w:oddHBand="0" w:evenHBand="0" w:firstRowFirstColumn="0" w:firstRowLastColumn="0" w:lastRowFirstColumn="0" w:lastRowLastColumn="0"/>
                 <w:tcW w:w="3040" w:type="pct"/>
-                <w:vAlign w:val="center"/>
               </w:tcPr>
               <w:p>
                 <w:pPr>
                   <w:pStyle w:val="NoSpacing"/>
-                  <w:spacing w:before="120" w:after="120" w:line="240" w:lineRule="auto"/>
+                  <w:spacing w:before="120" w:after="120"/>
                   <w:rPr>
                     <w:lang w:val="en-US" w:eastAsia="en-US"/>
                   </w:rPr>
@@ -2101,14 +1995,12 @@
             <w:tc>
               <w:tcPr>
                 <w:tcW w:w="1960" w:type="pct"/>
-                <w:vAlign w:val="center"/>
               </w:tcPr>
               <w:p>
                 <w:pPr>
                   <w:pStyle w:val="BCNumber"/>
-                  <w:spacing w:before="120" w:after="120" w:line="240" w:lineRule="auto"/>
+                  <w:spacing w:before="120" w:after="120"/>
                   <w:jc w:val="right"/>
-                  <w:cnfStyle w:val="000000000000" w:firstRow="0" w:lastRow="0" w:firstColumn="0" w:lastColumn="0" w:oddVBand="0" w:evenVBand="0" w:oddHBand="0" w:evenHBand="0" w:firstRowFirstColumn="0" w:firstRowLastColumn="0" w:lastRowFirstColumn="0" w:lastRowLastColumn="0"/>
                   <w:rPr>
                     <w:lang w:eastAsia="en-US"/>
                   </w:rPr>
@@ -2133,7 +2025,6 @@
         </w:trPr>
         <w:sdt>
           <w:sdtPr>
-            <w:rPr/>
             <w:alias w:val="VATAmountLCY_VATAmountLine_Lbl"/>
             <w:tag w:val="#BC:InsertDataItem,DataItems/Header/VATAmountLine/VATAmountLCY_VATAmountLine_Lbl"/>
             <w:id w:val="-1697147879"/>
@@ -2147,14 +2038,12 @@
           <w:sdtContent>
             <w:tc>
               <w:tcPr>
-                <w:cnfStyle w:val="001000000000" w:firstRow="0" w:lastRow="0" w:firstColumn="1" w:lastColumn="0" w:oddVBand="0" w:evenVBand="0" w:oddHBand="0" w:evenHBand="0" w:firstRowFirstColumn="0" w:firstRowLastColumn="0" w:lastRowFirstColumn="0" w:lastRowLastColumn="0"/>
                 <w:tcW w:w="3040" w:type="pct"/>
-                <w:vAlign w:val="center"/>
               </w:tcPr>
               <w:p>
                 <w:pPr>
                   <w:pStyle w:val="NoSpacing"/>
-                  <w:spacing w:before="120" w:after="120" w:line="240" w:lineRule="auto"/>
+                  <w:spacing w:before="120" w:after="120"/>
                   <w:rPr>
                     <w:lang w:val="en-US" w:eastAsia="en-US"/>
                   </w:rPr>
@@ -2187,14 +2076,12 @@
             <w:tc>
               <w:tcPr>
                 <w:tcW w:w="1960" w:type="pct"/>
-                <w:vAlign w:val="center"/>
               </w:tcPr>
               <w:p>
                 <w:pPr>
                   <w:pStyle w:val="BCNumber"/>
-                  <w:spacing w:before="120" w:after="120" w:line="240" w:lineRule="auto"/>
+                  <w:spacing w:before="120" w:after="120"/>
                   <w:jc w:val="right"/>
-                  <w:cnfStyle w:val="000000000000" w:firstRow="0" w:lastRow="0" w:firstColumn="0" w:lastColumn="0" w:oddVBand="0" w:evenVBand="0" w:oddHBand="0" w:evenHBand="0" w:firstRowFirstColumn="0" w:firstRowLastColumn="0" w:lastRowFirstColumn="0" w:lastRowLastColumn="0"/>
                   <w:rPr>
                     <w:lang w:eastAsia="en-US"/>
                   </w:rPr>
@@ -2220,7 +2107,6 @@
         </w:trPr>
         <w:sdt>
           <w:sdtPr>
-            <w:rPr/>
             <w:alias w:val="TotalIncludingVATText"/>
             <w:tag w:val="#BC:InsertDataItem,DataItems/Header/Totals/TotalIncludingVATText"/>
             <w:id w:val="-1441139662"/>
@@ -2233,18 +2119,16 @@
           <w:sdtContent>
             <w:tc>
               <w:tcPr>
-                <w:cnfStyle w:val="001000000000" w:firstRow="0" w:lastRow="0" w:firstColumn="1" w:lastColumn="0" w:oddVBand="0" w:evenVBand="0" w:oddHBand="0" w:evenHBand="0" w:firstRowFirstColumn="0" w:firstRowLastColumn="0" w:lastRowFirstColumn="0" w:lastRowLastColumn="0"/>
                 <w:tcW w:w="3040" w:type="pct"/>
                 <w:tcBorders>
                   <w:top w:val="single" w:sz="4" w:space="0" w:color="000000"/>
                   <w:bottom w:val="single" w:sz="12" w:space="0" w:color="000000"/>
                 </w:tcBorders>
-                <w:vAlign w:val="center"/>
               </w:tcPr>
               <w:p>
                 <w:pPr>
                   <w:pStyle w:val="BCLabel"/>
-                  <w:spacing w:before="120" w:after="120" w:line="240" w:lineRule="auto"/>
+                  <w:spacing w:before="120" w:after="120"/>
                   <w:rPr>
                     <w:lang w:eastAsia="en-US"/>
                   </w:rPr>
@@ -2265,14 +2149,12 @@
               <w:top w:val="single" w:sz="4" w:space="0" w:color="000000"/>
               <w:bottom w:val="single" w:sz="12" w:space="0" w:color="000000"/>
             </w:tcBorders>
-            <w:vAlign w:val="center"/>
           </w:tcPr>
           <w:p>
             <w:pPr>
               <w:pStyle w:val="BCLabelNumber"/>
-              <w:spacing w:before="120" w:after="120" w:line="240" w:lineRule="auto"/>
+              <w:spacing w:before="120" w:after="120"/>
               <w:jc w:val="right"/>
-              <w:cnfStyle w:val="010000000000" w:firstRow="0" w:lastRow="1" w:firstColumn="0" w:lastColumn="0" w:oddVBand="0" w:evenVBand="0" w:oddHBand="0" w:evenHBand="0" w:firstRowFirstColumn="0" w:firstRowLastColumn="0" w:lastRowFirstColumn="0" w:lastRowLastColumn="0"/>
               <w:rPr>
                 <w:lang w:eastAsia="en-US"/>
               </w:rPr>
@@ -2280,9 +2162,9 @@
             <w:r>
               <w:t> </w:t>
             </w:r>
+            <w:proofErr w:type="spellStart"/>
             <w:sdt>
               <w:sdtPr>
-                <w:rPr/>
                 <w:alias w:val="TotalAmountIncludingVAT"/>
                 <w:tag w:val="#BC:InsertDataItem,DataItems/Header/Totals/TotalAmountIncludingVAT"/>
                 <w:id w:val="-1587834767"/>
@@ -2294,7 +2176,6 @@
                 <w:text/>
               </w:sdtPr>
               <w:sdtContent>
-                <w:proofErr w:type="spellStart"/>
                 <w:r>
                   <w:t>TotalAmountIncludingVAT</w:t>
                 </w:r>
@@ -2310,24 +2191,20 @@
       <w:tblPr>
         <w:tblStyle w:val="BCBlockTable"/>
         <w:tblW w:w="5000" w:type="pct"/>
-        <w:tblCellMar>
-          <w:left w:w="0" w:type="dxa"/>
-          <w:right w:w="0" w:type="dxa"/>
-        </w:tblCellMar>
         <w:tblLook w:val="0620" w:firstRow="1" w:lastRow="0" w:firstColumn="0" w:lastColumn="0" w:noHBand="1" w:noVBand="1"/>
         <w:tblCaption w:val="Note Block"/>
         <w:tblDescription w:val="Layout table. Used for positioning, not for tabular data."/>
       </w:tblPr>
       <w:tblGrid>
-        <w:gridCol w:w="10610"/>
+        <w:gridCol w:w="15686"/>
       </w:tblGrid>
       <w:tr>
         <w:trPr>
+          <w:cnfStyle w:val="100000000000" w:firstRow="1" w:lastRow="0" w:firstColumn="0" w:lastColumn="0" w:oddVBand="0" w:evenVBand="0" w:oddHBand="0" w:evenHBand="0" w:firstRowFirstColumn="0" w:firstRowLastColumn="0" w:lastRowFirstColumn="0" w:lastRowLastColumn="0"/>
           <w:cantSplit/>
         </w:trPr>
         <w:sdt>
           <w:sdtPr>
-            <w:rPr/>
             <w:alias w:val="WorkDescriptionLine"/>
             <w:tag w:val="#BC:InsertDataItem,DataItems/Header/WorkDescriptionLines/WorkDescriptionLine"/>
             <w:id w:val="1093668451"/>
@@ -2886,6 +2763,7 @@
       <w:kern w:val="0"/>
       <w:sz w:val="20"/>
       <w:szCs w:val="20"/>
+      <w:lang w:val="da-DK" w:eastAsia="da-DK"/>
       <w14:ligatures w14:val="none"/>
     </w:rPr>
     <w:tblPr/>
@@ -3087,8 +2965,8 @@
       <w:spacing w:after="0" w:line="240" w:lineRule="auto"/>
     </w:pPr>
     <w:rPr>
-      <w:rFonts w:asciiTheme="minorHAnsi" w:hAnsiTheme="minorHAnsi" w:eastAsiaTheme="minorHAnsi" w:cstheme="minorBidi"/>
-      <w:color w:val="242424" w:themeColor="text1"/>
+      <w:rFonts w:eastAsiaTheme="minorHAnsi"/>
+      <w:color w:val="000000" w:themeColor="text1"/>
     </w:rPr>
   </w:style>
   <w:style w:type="paragraph" w:customStyle="1" w:styleId="BCNumber">
@@ -3097,13 +2975,7 @@
     <w:next w:val="Normal"/>
     <w:uiPriority w:val="2"/>
     <w:qFormat/>
-    <w:pPr>
-      <w:spacing w:before="0" w:after="0" w:line="240" w:lineRule="auto"/>
-    </w:pPr>
     <w:rPr>
-      <w:rFonts w:asciiTheme="minorHAnsi" w:hAnsiTheme="minorHAnsi" w:eastAsiaTheme="minorHAnsi" w:cstheme="minorBidi"/>
-      <w:color w:val="242424" w:themeColor="text1"/>
-      <w14:numForm w14:val="tabular"/>
       <w14:numSpacing w14:val="tabular"/>
     </w:rPr>
   </w:style>
@@ -3115,11 +2987,9 @@
     <w:qFormat/>
     <w:pPr>
       <w:keepNext/>
-      <w:spacing w:before="0" w:after="0" w:line="240" w:lineRule="auto"/>
     </w:pPr>
     <w:rPr>
-      <w:rFonts w:asciiTheme="majorHAnsi" w:hAnsiTheme="majorHAnsi" w:eastAsiaTheme="majorEastAsia" w:cstheme="majorBidi"/>
-      <w:color w:val="242424" w:themeColor="text1"/>
+      <w:rFonts w:asciiTheme="majorHAnsi" w:eastAsiaTheme="majorEastAsia" w:hAnsiTheme="majorHAnsi" w:cstheme="majorBidi"/>
     </w:rPr>
   </w:style>
   <w:style w:type="paragraph" w:customStyle="1" w:styleId="BCLabelNumber">
@@ -3128,13 +2998,7 @@
     <w:next w:val="Normal"/>
     <w:uiPriority w:val="2"/>
     <w:qFormat/>
-    <w:pPr>
-      <w:spacing w:before="0" w:after="0" w:line="240" w:lineRule="auto"/>
-    </w:pPr>
     <w:rPr>
-      <w:rFonts w:asciiTheme="majorHAnsi" w:hAnsiTheme="majorHAnsi" w:eastAsiaTheme="majorEastAsia" w:cstheme="majorBidi"/>
-      <w:color w:val="242424" w:themeColor="text1"/>
-      <w14:numForm w14:val="tabular"/>
       <w14:numSpacing w14:val="tabular"/>
     </w:rPr>
   </w:style>
@@ -3144,25 +3008,21 @@
     <w:uiPriority w:val="99"/>
     <w:qFormat/>
     <w:pPr>
-      <w:spacing w:before="0" w:after="0" w:line="240" w:lineRule="auto"/>
+      <w:spacing w:after="0" w:line="240" w:lineRule="auto"/>
     </w:pPr>
     <w:tblPr>
       <w:tblStyleRowBandSize w:val="1"/>
       <w:tblStyleColBandSize w:val="1"/>
       <w:tblCellMar>
-        <w:top w:w="0" w:type="dxa"/>
         <w:left w:w="0" w:type="dxa"/>
-        <w:bottom w:w="0" w:type="dxa"/>
         <w:right w:w="0" w:type="dxa"/>
       </w:tblCellMar>
     </w:tblPr>
-    <w:tcPr>
-      <w:vAlign w:val="top"/>
-    </w:tcPr>
     <w:tblStylePr w:type="firstRow">
       <w:rPr>
         <w:rFonts w:asciiTheme="majorHAnsi" w:hAnsiTheme="majorHAnsi" w:cstheme="majorBidi"/>
       </w:rPr>
+      <w:tblPr/>
       <w:tcPr>
         <w:vAlign w:val="top"/>
       </w:tcPr>
@@ -3174,15 +3034,13 @@
     <w:uiPriority w:val="99"/>
     <w:qFormat/>
     <w:pPr>
-      <w:spacing w:before="0" w:after="0" w:line="240" w:lineRule="auto"/>
+      <w:spacing w:after="0" w:line="240" w:lineRule="auto"/>
     </w:pPr>
     <w:tblPr>
       <w:tblStyleRowBandSize w:val="1"/>
       <w:tblStyleColBandSize w:val="1"/>
       <w:tblCellMar>
-        <w:top w:w="0" w:type="dxa"/>
         <w:left w:w="115" w:type="dxa"/>
-        <w:bottom w:w="0" w:type="dxa"/>
         <w:right w:w="115" w:type="dxa"/>
       </w:tblCellMar>
     </w:tblPr>
@@ -3196,28 +3054,32 @@
       <w:rPr>
         <w:rFonts w:asciiTheme="majorHAnsi" w:hAnsiTheme="majorHAnsi" w:cstheme="majorBidi"/>
       </w:rPr>
+      <w:tblPr/>
       <w:tcPr>
         <w:tcBorders>
-          <w:bottom w:val="single" w:sz="4" w:space="0" w:color="242424" w:themeColor="text1"/>
+          <w:bottom w:val="single" w:sz="4" w:space="0" w:color="000000" w:themeColor="text1"/>
         </w:tcBorders>
         <w:vAlign w:val="top"/>
       </w:tcPr>
     </w:tblStylePr>
     <w:tblStylePr w:type="lastRow">
+      <w:tblPr/>
       <w:tcPr>
         <w:tcBorders>
-          <w:bottom w:val="single" w:sz="4" w:space="0" w:color="F5F7F8" w:themeColor="background2"/>
+          <w:bottom w:val="single" w:sz="4" w:space="0" w:color="E8E8E8" w:themeColor="background2"/>
         </w:tcBorders>
       </w:tcPr>
     </w:tblStylePr>
     <w:tblStylePr w:type="band1Horz">
+      <w:tblPr/>
       <w:tcPr>
         <w:shd w:val="clear" w:color="auto" w:fill="auto"/>
       </w:tcPr>
     </w:tblStylePr>
     <w:tblStylePr w:type="band2Horz">
+      <w:tblPr/>
       <w:tcPr>
-        <w:shd w:val="clear" w:color="auto" w:fill="CCE6E9" w:themeFill="accent2" w:themeFillTint="33"/>
+        <w:shd w:val="clear" w:color="auto" w:fill="FAE2D5" w:themeFill="accent2" w:themeFillTint="33"/>
       </w:tcPr>
     </w:tblStylePr>
   </w:style>
@@ -3227,15 +3089,13 @@
     <w:uiPriority w:val="99"/>
     <w:qFormat/>
     <w:pPr>
-      <w:spacing w:before="0" w:after="0" w:line="240" w:lineRule="auto"/>
+      <w:spacing w:after="0" w:line="240" w:lineRule="auto"/>
     </w:pPr>
     <w:tblPr>
       <w:tblStyleRowBandSize w:val="1"/>
       <w:tblStyleColBandSize w:val="1"/>
       <w:tblCellMar>
-        <w:top w:w="0" w:type="dxa"/>
         <w:left w:w="115" w:type="dxa"/>
-        <w:bottom w:w="0" w:type="dxa"/>
         <w:right w:w="115" w:type="dxa"/>
       </w:tblCellMar>
     </w:tblPr>
@@ -3246,10 +3106,11 @@
       <w:rPr>
         <w:rFonts w:asciiTheme="majorHAnsi" w:hAnsiTheme="majorHAnsi" w:cstheme="majorBidi"/>
       </w:rPr>
+      <w:tblPr/>
       <w:tcPr>
         <w:tcBorders>
-          <w:top w:val="single" w:sz="4" w:space="0" w:color="242424" w:themeColor="text1"/>
-          <w:bottom w:val="single" w:sz="8" w:space="0" w:color="242424" w:themeColor="text1"/>
+          <w:top w:val="single" w:sz="4" w:space="0" w:color="000000" w:themeColor="text1"/>
+          <w:bottom w:val="single" w:sz="8" w:space="0" w:color="000000" w:themeColor="text1"/>
         </w:tcBorders>
       </w:tcPr>
     </w:tblStylePr>
@@ -3260,7 +3121,7 @@
     <w:uiPriority w:val="99"/>
     <w:qFormat/>
     <w:pPr>
-      <w:spacing w:before="0" w:after="0" w:line="240" w:lineRule="auto"/>
+      <w:spacing w:after="0" w:line="240" w:lineRule="auto"/>
     </w:pPr>
     <w:tblPr>
       <w:tblStyleRowBandSize w:val="1"/>
@@ -3279,6 +3140,7 @@
       <w:rPr>
         <w:rFonts w:asciiTheme="majorHAnsi" w:hAnsiTheme="majorHAnsi" w:cstheme="majorBidi"/>
       </w:rPr>
+      <w:tblPr/>
       <w:tcPr>
         <w:vAlign w:val="bottom"/>
       </w:tcPr>
@@ -3287,9 +3149,10 @@
       <w:rPr>
         <w:rFonts w:asciiTheme="majorHAnsi" w:hAnsiTheme="majorHAnsi" w:cstheme="majorBidi"/>
       </w:rPr>
+      <w:tblPr/>
       <w:tcPr>
         <w:tcBorders>
-          <w:top w:val="single" w:sz="4" w:space="0" w:color="242424" w:themeColor="text1"/>
+          <w:top w:val="single" w:sz="4" w:space="0" w:color="000000" w:themeColor="text1"/>
         </w:tcBorders>
       </w:tcPr>
     </w:tblStylePr>
@@ -3300,25 +3163,21 @@
     <w:uiPriority w:val="99"/>
     <w:qFormat/>
     <w:pPr>
-      <w:spacing w:before="0" w:after="0" w:line="240" w:lineRule="auto"/>
+      <w:spacing w:after="0" w:line="240" w:lineRule="auto"/>
     </w:pPr>
     <w:tblPr>
       <w:tblStyleRowBandSize w:val="1"/>
       <w:tblStyleColBandSize w:val="1"/>
       <w:tblCellMar>
-        <w:top w:w="0" w:type="dxa"/>
         <w:left w:w="0" w:type="dxa"/>
-        <w:bottom w:w="0" w:type="dxa"/>
         <w:right w:w="0" w:type="dxa"/>
       </w:tblCellMar>
     </w:tblPr>
-    <w:tcPr>
-      <w:vAlign w:val="top"/>
-    </w:tcPr>
     <w:tblStylePr w:type="lastRow">
+      <w:tblPr/>
       <w:tcPr>
         <w:tcBorders>
-          <w:bottom w:val="single" w:sz="4" w:space="0" w:color="242424" w:themeColor="text1"/>
+          <w:bottom w:val="single" w:sz="4" w:space="0" w:color="000000" w:themeColor="text1"/>
         </w:tcBorders>
       </w:tcPr>
     </w:tblStylePr>
@@ -3327,7 +3186,7 @@
 </file>
 
 <file path=word/glossary/document.xml><?xml version="1.0" encoding="utf-8"?>
-<w:glossaryDocument xmlns:wpc="http://schemas.microsoft.com/office/word/2010/wordprocessingCanvas" xmlns:cx="http://schemas.microsoft.com/office/drawing/2014/chartex" xmlns:cx1="http://schemas.microsoft.com/office/drawing/2015/9/8/chartex" xmlns:cx2="http://schemas.microsoft.com/office/drawing/2015/10/21/chartex" xmlns:cx3="http://schemas.microsoft.com/office/drawing/2016/5/9/chartex" xmlns:cx4="http://schemas.microsoft.com/office/drawing/2016/5/10/chartex" xmlns:cx5="http://schemas.microsoft.com/office/drawing/2016/5/11/chartex" xmlns:cx6="http://schemas.microsoft.com/office/drawing/2016/5/12/chartex" xmlns:cx7="http://schemas.microsoft.com/office/drawing/2016/5/13/chartex" xmlns:cx8="http://schemas.microsoft.com/office/drawing/2016/5/14/chartex" xmlns:mc="http://schemas.openxmlformats.org/markup-compatibility/2006" xmlns:aink="http://schemas.microsoft.com/office/drawing/2016/ink" xmlns:am3d="http://schemas.microsoft.com/office/drawing/2017/model3d" xmlns:o="urn:schemas-microsoft-com:office:office" xmlns:oel="http://schemas.microsoft.com/office/2019/extlst" xmlns:r="http://schemas.openxmlformats.org/officeDocument/2006/relationships" xmlns:m="http://schemas.openxmlformats.org/officeDocument/2006/math" xmlns:v="urn:schemas-microsoft-com:vml" xmlns:wp14="http://schemas.microsoft.com/office/word/2010/wordprocessingDrawing" xmlns:wp="http://schemas.openxmlformats.org/drawingml/2006/wordprocessingDrawing" xmlns:w10="urn:schemas-microsoft-com:office:word" xmlns:w="http://schemas.openxmlformats.org/wordprocessingml/2006/main" xmlns:w14="http://schemas.microsoft.com/office/word/2010/wordml" xmlns:w15="http://schemas.microsoft.com/office/word/2012/wordml" xmlns:w16cex="http://schemas.microsoft.com/office/word/2018/wordml/cex" xmlns:w16cid="http://schemas.microsoft.com/office/word/2016/wordml/cid" xmlns:w16="http://schemas.microsoft.com/office/word/2018/wordml" xmlns:w16du="http://schemas.microsoft.com/office/word/2023/wordml/word16du" xmlns:w16sdtdh="http://schemas.microsoft.com/office/word/2020/wordml/sdtdatahash" xmlns:w16sdtfl="http://schemas.microsoft.com/office/word/2024/wordml/sdtformatlock" xmlns:w16se="http://schemas.microsoft.com/office/word/2015/wordml/symex" xmlns:wpg="http://schemas.microsoft.com/office/word/2010/wordprocessingGroup" xmlns:wpi="http://schemas.microsoft.com/office/word/2010/wordprocessingInk" xmlns:wne="http://schemas.microsoft.com/office/word/2006/wordml" xmlns:wps="http://schemas.microsoft.com/office/word/2010/wordprocessingShape" mc:Ignorable="w14 w15 w16se w16cid w16 w16cex w16sdtdh w16sdtfl w16du wp14">
+<w:glossaryDocument xmlns:wpc="http://schemas.microsoft.com/office/word/2010/wordprocessingCanvas" xmlns:cx="http://schemas.microsoft.com/office/drawing/2014/chartex" xmlns:cx1="http://schemas.microsoft.com/office/drawing/2015/9/8/chartex" xmlns:cx2="http://schemas.microsoft.com/office/drawing/2015/10/21/chartex" xmlns:cx3="http://schemas.microsoft.com/office/drawing/2016/5/9/chartex" xmlns:cx4="http://schemas.microsoft.com/office/drawing/2016/5/10/chartex" xmlns:cx5="http://schemas.microsoft.com/office/drawing/2016/5/11/chartex" xmlns:cx6="http://schemas.microsoft.com/office/drawing/2016/5/12/chartex" xmlns:cx7="http://schemas.microsoft.com/office/drawing/2016/5/13/chartex" xmlns:cx8="http://schemas.microsoft.com/office/drawing/2016/5/14/chartex" xmlns:mc="http://schemas.openxmlformats.org/markup-compatibility/2006" xmlns:aink="http://schemas.microsoft.com/office/drawing/2016/ink" xmlns:am3d="http://schemas.microsoft.com/office/drawing/2017/model3d" xmlns:o="urn:schemas-microsoft-com:office:office" xmlns:oel="http://schemas.microsoft.com/office/2019/extlst" xmlns:r="http://schemas.openxmlformats.org/officeDocument/2006/relationships" xmlns:m="http://schemas.openxmlformats.org/officeDocument/2006/math" xmlns:v="urn:schemas-microsoft-com:vml" xmlns:wp14="http://schemas.microsoft.com/office/word/2010/wordprocessingDrawing" xmlns:wp="http://schemas.openxmlformats.org/drawingml/2006/wordprocessingDrawing" xmlns:w10="urn:schemas-microsoft-com:office:word" xmlns:w="http://schemas.openxmlformats.org/wordprocessingml/2006/main" xmlns:w14="http://schemas.microsoft.com/office/word/2010/wordml" xmlns:w15="http://schemas.microsoft.com/office/word/2012/wordml" xmlns:w16cei="http://schemas.microsoft.com/office/word/2026/wordml/cei" xmlns:w16cex="http://schemas.microsoft.com/office/word/2018/wordml/cex" xmlns:w16cid="http://schemas.microsoft.com/office/word/2016/wordml/cid" xmlns:w16="http://schemas.microsoft.com/office/word/2018/wordml" xmlns:w16du="http://schemas.microsoft.com/office/word/2023/wordml/word16du" xmlns:w16sdtdh="http://schemas.microsoft.com/office/word/2020/wordml/sdtdatahash" xmlns:w16sdtfl="http://schemas.microsoft.com/office/word/2024/wordml/sdtformatlock" xmlns:w16se="http://schemas.microsoft.com/office/word/2015/wordml/symex" xmlns:wpg="http://schemas.microsoft.com/office/word/2010/wordprocessingGroup" xmlns:wpi="http://schemas.microsoft.com/office/word/2010/wordprocessingInk" xmlns:wne="http://schemas.microsoft.com/office/word/2006/wordml" xmlns:wps="http://schemas.microsoft.com/office/word/2010/wordprocessingShape" mc:Ignorable="w14 w15 w16se w16cid w16 w16cex w16sdtdh w16sdtfl w16du wp14">
   <w:docParts>
     <w:docPart>
       <w:docPartPr>
@@ -4561,13 +4420,6 @@
     <w:pitch w:val="variable"/>
     <w:sig w:usb0="E4002EFF" w:usb1="C000E47F" w:usb2="00000009" w:usb3="00000000" w:csb0="000001FF" w:csb1="00000000"/>
   </w:font>
-  <w:font w:name="Arial">
-    <w:panose1 w:val="020B0604020202020204"/>
-    <w:charset w:val="00"/>
-    <w:family w:val="swiss"/>
-    <w:pitch w:val="variable"/>
-    <w:sig w:usb0="E0002EFF" w:usb1="C000785B" w:usb2="00000009" w:usb3="00000000" w:csb0="000001FF" w:csb1="00000000"/>
-  </w:font>
 </w:fonts>
 </file>
 
@@ -4591,6 +4443,8 @@
     <w:rsid w:val="001C3543"/>
     <w:rsid w:val="003119A5"/>
     <w:rsid w:val="00380644"/>
+    <w:rsid w:val="003E45F6"/>
+    <w:rsid w:val="003E703C"/>
     <w:rsid w:val="004D3004"/>
     <w:rsid w:val="004E069F"/>
     <w:rsid w:val="006203BB"/>
@@ -4601,6 +4455,7 @@
     <w:rsid w:val="009C0972"/>
     <w:rsid w:val="00B055DD"/>
     <w:rsid w:val="00BE1D8C"/>
+    <w:rsid w:val="00EF40E5"/>
     <w:rsid w:val="00FA2CF9"/>
   </w:rsids>
   <m:mathPr>

--- a/src/Layers/W1/BaseApp/Sales/History/StandardSalesCreditMemoBody.docx
+++ b/src/Layers/W1/BaseApp/Sales/History/StandardSalesCreditMemoBody.docx
@@ -32,7 +32,7 @@
             <w:placeholder>
               <w:docPart w:val="27C6F6FBC51444E48F63C5E57109998C"/>
             </w:placeholder>
-            <w:dataBinding w:prefixMappings="&lt;xmlns:ns0='urn:microsoft-dynamics-nav/reports/Standard_Sales_Credit_Memo/1307/' " w:xpath="/ns0:NavWordReportXmlPart[1]/ns0:Header[1]/ns0:CustomerAddress1[1]" w:storeItemID="{00000000-0000-0000-0000-000000000000}"/>
+            <w:dataBinding w:prefixMappings="xmlns:ns0='urn:microsoft-dynamics-nav/reports/Standard_Sales_Credit_Memo/1307/'" w:xpath="/ns0:NavWordReportXmlPart[1]/ns0:Header[1]/ns0:CustomerAddress1[1]" w:storeItemID="{00000000-0000-0000-0000-000000000000}"/>
             <w15:color w:val="808080"/>
             <w:text/>
           </w:sdtPr>
@@ -84,7 +84,7 @@
             <w:placeholder>
               <w:docPart w:val="B02E5B0705F943979E268E41736DB313"/>
             </w:placeholder>
-            <w:dataBinding w:prefixMappings="&lt;xmlns:ns0='urn:microsoft-dynamics-nav/reports/Standard_Sales_Credit_Memo/1307/' " w:xpath="/ns0:NavWordReportXmlPart[1]/ns0:Header[1]/ns0:CompanyAddress1[1]" w:storeItemID="{00000000-0000-0000-0000-000000000000}"/>
+            <w:dataBinding w:prefixMappings="xmlns:ns0='urn:microsoft-dynamics-nav/reports/Standard_Sales_Credit_Memo/1307/'" w:xpath="/ns0:NavWordReportXmlPart[1]/ns0:Header[1]/ns0:CompanyAddress1[1]" w:storeItemID="{00000000-0000-0000-0000-000000000000}"/>
             <w15:color w:val="808080"/>
             <w:text/>
           </w:sdtPr>
@@ -127,7 +127,7 @@
             <w:placeholder>
               <w:docPart w:val="27C6F6FBC51444E48F63C5E57109998C"/>
             </w:placeholder>
-            <w:dataBinding w:prefixMappings="&lt;xmlns:ns0='urn:microsoft-dynamics-nav/reports/Standard_Sales_Credit_Memo/1307/' " w:xpath="/ns0:NavWordReportXmlPart[1]/ns0:Header[1]/ns0:CustomerAddress2[1]" w:storeItemID="{00000000-0000-0000-0000-000000000000}"/>
+            <w:dataBinding w:prefixMappings="xmlns:ns0='urn:microsoft-dynamics-nav/reports/Standard_Sales_Credit_Memo/1307/'" w:xpath="/ns0:NavWordReportXmlPart[1]/ns0:Header[1]/ns0:CustomerAddress2[1]" w:storeItemID="{00000000-0000-0000-0000-000000000000}"/>
             <w15:color w:val="808080"/>
             <w:text/>
           </w:sdtPr>
@@ -165,7 +165,7 @@
             <w:placeholder>
               <w:docPart w:val="34AF83D853364E9E91CF94BDBD0F0D24"/>
             </w:placeholder>
-            <w:dataBinding w:prefixMappings="&lt;xmlns:ns0='urn:microsoft-dynamics-nav/reports/Standard_Sales_Credit_Memo/1307/' " w:xpath="/ns0:NavWordReportXmlPart[1]/ns0:Header[1]/ns0:CompanyAddress2[1]" w:storeItemID="{00000000-0000-0000-0000-000000000000}"/>
+            <w:dataBinding w:prefixMappings="xmlns:ns0='urn:microsoft-dynamics-nav/reports/Standard_Sales_Credit_Memo/1307/'" w:xpath="/ns0:NavWordReportXmlPart[1]/ns0:Header[1]/ns0:CompanyAddress2[1]" w:storeItemID="{00000000-0000-0000-0000-000000000000}"/>
             <w15:color w:val="808080"/>
             <w:text/>
           </w:sdtPr>
@@ -200,7 +200,7 @@
             <w:placeholder>
               <w:docPart w:val="27C6F6FBC51444E48F63C5E57109998C"/>
             </w:placeholder>
-            <w:dataBinding w:prefixMappings="&lt;xmlns:ns0='urn:microsoft-dynamics-nav/reports/Standard_Sales_Credit_Memo/1307/' " w:xpath="/ns0:NavWordReportXmlPart[1]/ns0:Header[1]/ns0:CustomerAddress3[1]" w:storeItemID="{00000000-0000-0000-0000-000000000000}"/>
+            <w:dataBinding w:prefixMappings="xmlns:ns0='urn:microsoft-dynamics-nav/reports/Standard_Sales_Credit_Memo/1307/'" w:xpath="/ns0:NavWordReportXmlPart[1]/ns0:Header[1]/ns0:CustomerAddress3[1]" w:storeItemID="{00000000-0000-0000-0000-000000000000}"/>
             <w15:color w:val="808080"/>
             <w:text/>
           </w:sdtPr>
@@ -238,7 +238,7 @@
             <w:placeholder>
               <w:docPart w:val="5298955B1DAD476D95BE494D056AC864"/>
             </w:placeholder>
-            <w:dataBinding w:prefixMappings="&lt;xmlns:ns0='urn:microsoft-dynamics-nav/reports/Standard_Sales_Credit_Memo/1307/' " w:xpath="/ns0:NavWordReportXmlPart[1]/ns0:Header[1]/ns0:CompanyAddress3[1]" w:storeItemID="{00000000-0000-0000-0000-000000000000}"/>
+            <w:dataBinding w:prefixMappings="xmlns:ns0='urn:microsoft-dynamics-nav/reports/Standard_Sales_Credit_Memo/1307/'" w:xpath="/ns0:NavWordReportXmlPart[1]/ns0:Header[1]/ns0:CompanyAddress3[1]" w:storeItemID="{00000000-0000-0000-0000-000000000000}"/>
             <w15:color w:val="808080"/>
             <w:text/>
           </w:sdtPr>
@@ -273,7 +273,7 @@
             <w:placeholder>
               <w:docPart w:val="27C6F6FBC51444E48F63C5E57109998C"/>
             </w:placeholder>
-            <w:dataBinding w:prefixMappings="&lt;xmlns:ns0='urn:microsoft-dynamics-nav/reports/Standard_Sales_Credit_Memo/1307/' " w:xpath="/ns0:NavWordReportXmlPart[1]/ns0:Header[1]/ns0:CustomerAddress4[1]" w:storeItemID="{00000000-0000-0000-0000-000000000000}"/>
+            <w:dataBinding w:prefixMappings="xmlns:ns0='urn:microsoft-dynamics-nav/reports/Standard_Sales_Credit_Memo/1307/'" w:xpath="/ns0:NavWordReportXmlPart[1]/ns0:Header[1]/ns0:CustomerAddress4[1]" w:storeItemID="{00000000-0000-0000-0000-000000000000}"/>
             <w15:color w:val="808080"/>
             <w:text/>
           </w:sdtPr>
@@ -311,7 +311,7 @@
             <w:placeholder>
               <w:docPart w:val="A42C30D71C804007AE9D362411216EF8"/>
             </w:placeholder>
-            <w:dataBinding w:prefixMappings="&lt;xmlns:ns0='urn:microsoft-dynamics-nav/reports/Standard_Sales_Credit_Memo/1307/' " w:xpath="/ns0:NavWordReportXmlPart[1]/ns0:Header[1]/ns0:CompanyAddress4[1]" w:storeItemID="{00000000-0000-0000-0000-000000000000}"/>
+            <w:dataBinding w:prefixMappings="xmlns:ns0='urn:microsoft-dynamics-nav/reports/Standard_Sales_Credit_Memo/1307/'" w:xpath="/ns0:NavWordReportXmlPart[1]/ns0:Header[1]/ns0:CompanyAddress4[1]" w:storeItemID="{00000000-0000-0000-0000-000000000000}"/>
             <w15:color w:val="808080"/>
             <w:text/>
           </w:sdtPr>
@@ -346,7 +346,7 @@
             <w:placeholder>
               <w:docPart w:val="27C6F6FBC51444E48F63C5E57109998C"/>
             </w:placeholder>
-            <w:dataBinding w:prefixMappings="&lt;xmlns:ns0='urn:microsoft-dynamics-nav/reports/Standard_Sales_Credit_Memo/1307/' " w:xpath="/ns0:NavWordReportXmlPart[1]/ns0:Header[1]/ns0:CustomerAddress5[1]" w:storeItemID="{00000000-0000-0000-0000-000000000000}"/>
+            <w:dataBinding w:prefixMappings="xmlns:ns0='urn:microsoft-dynamics-nav/reports/Standard_Sales_Credit_Memo/1307/'" w:xpath="/ns0:NavWordReportXmlPart[1]/ns0:Header[1]/ns0:CustomerAddress5[1]" w:storeItemID="{00000000-0000-0000-0000-000000000000}"/>
             <w15:color w:val="808080"/>
             <w:text/>
           </w:sdtPr>
@@ -384,7 +384,7 @@
             <w:placeholder>
               <w:docPart w:val="F16264AA69114B25B82C6336328EECBF"/>
             </w:placeholder>
-            <w:dataBinding w:prefixMappings="&lt;xmlns:ns0='urn:microsoft-dynamics-nav/reports/Standard_Sales_Credit_Memo/1307/' " w:xpath="/ns0:NavWordReportXmlPart[1]/ns0:Header[1]/ns0:CompanyAddress5[1]" w:storeItemID="{00000000-0000-0000-0000-000000000000}"/>
+            <w:dataBinding w:prefixMappings="xmlns:ns0='urn:microsoft-dynamics-nav/reports/Standard_Sales_Credit_Memo/1307/'" w:xpath="/ns0:NavWordReportXmlPart[1]/ns0:Header[1]/ns0:CompanyAddress5[1]" w:storeItemID="{00000000-0000-0000-0000-000000000000}"/>
             <w15:color w:val="808080"/>
             <w:text/>
           </w:sdtPr>
@@ -419,7 +419,7 @@
             <w:placeholder>
               <w:docPart w:val="27C6F6FBC51444E48F63C5E57109998C"/>
             </w:placeholder>
-            <w:dataBinding w:prefixMappings="&lt;xmlns:ns0='urn:microsoft-dynamics-nav/reports/Standard_Sales_Credit_Memo/1307/' " w:xpath="/ns0:NavWordReportXmlPart[1]/ns0:Header[1]/ns0:CustomerAddress6[1]" w:storeItemID="{00000000-0000-0000-0000-000000000000}"/>
+            <w:dataBinding w:prefixMappings="xmlns:ns0='urn:microsoft-dynamics-nav/reports/Standard_Sales_Credit_Memo/1307/'" w:xpath="/ns0:NavWordReportXmlPart[1]/ns0:Header[1]/ns0:CustomerAddress6[1]" w:storeItemID="{00000000-0000-0000-0000-000000000000}"/>
             <w15:color w:val="808080"/>
             <w:text/>
           </w:sdtPr>
@@ -457,7 +457,7 @@
             <w:placeholder>
               <w:docPart w:val="F48DD40B1FBC422E93DAE25960F03561"/>
             </w:placeholder>
-            <w:dataBinding w:prefixMappings="&lt;xmlns:ns0='urn:microsoft-dynamics-nav/reports/Standard_Sales_Credit_Memo/1307/' " w:xpath="/ns0:NavWordReportXmlPart[1]/ns0:Header[1]/ns0:CompanyAddress6[1]" w:storeItemID="{00000000-0000-0000-0000-000000000000}"/>
+            <w:dataBinding w:prefixMappings="xmlns:ns0='urn:microsoft-dynamics-nav/reports/Standard_Sales_Credit_Memo/1307/'" w:xpath="/ns0:NavWordReportXmlPart[1]/ns0:Header[1]/ns0:CompanyAddress6[1]" w:storeItemID="{00000000-0000-0000-0000-000000000000}"/>
             <w15:color w:val="808080"/>
             <w:text/>
           </w:sdtPr>
@@ -492,7 +492,7 @@
             <w:placeholder>
               <w:docPart w:val="27C6F6FBC51444E48F63C5E57109998C"/>
             </w:placeholder>
-            <w:dataBinding w:prefixMappings="&lt;xmlns:ns0='urn:microsoft-dynamics-nav/reports/Standard_Sales_Credit_Memo/1307/' " w:xpath="/ns0:NavWordReportXmlPart[1]/ns0:Header[1]/ns0:CustomerAddress7[1]" w:storeItemID="{00000000-0000-0000-0000-000000000000}"/>
+            <w:dataBinding w:prefixMappings="xmlns:ns0='urn:microsoft-dynamics-nav/reports/Standard_Sales_Credit_Memo/1307/'" w:xpath="/ns0:NavWordReportXmlPart[1]/ns0:Header[1]/ns0:CustomerAddress7[1]" w:storeItemID="{00000000-0000-0000-0000-000000000000}"/>
             <w15:color w:val="808080"/>
             <w:text/>
           </w:sdtPr>
@@ -530,7 +530,7 @@
             <w:placeholder>
               <w:docPart w:val="916F8383C88D40AE8FA1A1CF0CB42C59"/>
             </w:placeholder>
-            <w:dataBinding w:prefixMappings="&lt;xmlns:ns0='urn:microsoft-dynamics-nav/reports/Standard_Sales_Credit_Memo/1307/' " w:xpath="/ns0:NavWordReportXmlPart[1]/ns0:Header[1]/ns0:CompanyLegalOffice_Lbl[1]" w:storeItemID="{00000000-0000-0000-0000-000000000000}"/>
+            <w:dataBinding w:prefixMappings="xmlns:ns0='urn:microsoft-dynamics-nav/reports/Standard_Sales_Credit_Memo/1307/'" w:xpath="/ns0:NavWordReportXmlPart[1]/ns0:Header[1]/ns0:CompanyLegalOffice_Lbl[1]" w:storeItemID="{00000000-0000-0000-0000-000000000000}"/>
             <w15:color w:val="808080"/>
             <w:text/>
           </w:sdtPr>
@@ -567,7 +567,7 @@
             <w:placeholder>
               <w:docPart w:val="12BE470CD3E0468886911E4D534EDF5C"/>
             </w:placeholder>
-            <w:dataBinding w:prefixMappings="&lt;xmlns:ns0='urn:microsoft-dynamics-nav/reports/Standard_Sales_Credit_Memo/1307/' " w:xpath="/ns0:NavWordReportXmlPart[1]/ns0:Header[1]/ns0:CustomerAddress8[1]" w:storeItemID="{00000000-0000-0000-0000-000000000000}"/>
+            <w:dataBinding w:prefixMappings="xmlns:ns0='urn:microsoft-dynamics-nav/reports/Standard_Sales_Credit_Memo/1307/'" w:xpath="/ns0:NavWordReportXmlPart[1]/ns0:Header[1]/ns0:CustomerAddress8[1]" w:storeItemID="{00000000-0000-0000-0000-000000000000}"/>
             <w15:color w:val="808080"/>
             <w:text/>
           </w:sdtPr>
@@ -605,7 +605,7 @@
             <w:placeholder>
               <w:docPart w:val="57E9537AA3C64B0287D7A4CCB72CC21E"/>
             </w:placeholder>
-            <w:dataBinding w:prefixMappings="&lt;xmlns:ns0='urn:microsoft-dynamics-nav/reports/Standard_Sales_Credit_Memo/1307/' " w:xpath="/ns0:NavWordReportXmlPart[1]/ns0:Header[1]/ns0:CompanyLegalOffice[1]" w:storeItemID="{00000000-0000-0000-0000-000000000000}"/>
+            <w:dataBinding w:prefixMappings="xmlns:ns0='urn:microsoft-dynamics-nav/reports/Standard_Sales_Credit_Memo/1307/'" w:xpath="/ns0:NavWordReportXmlPart[1]/ns0:Header[1]/ns0:CompanyLegalOffice[1]" w:storeItemID="{00000000-0000-0000-0000-000000000000}"/>
             <w15:color w:val="808080"/>
             <w:text/>
           </w:sdtPr>
@@ -695,7 +695,7 @@
             <w:placeholder>
               <w:docPart w:val="B0D270315F5A4E4A9A06FD73AF7C993E"/>
             </w:placeholder>
-            <w:dataBinding w:prefixMappings="&lt;xmlns:ns0='urn:microsoft-dynamics-nav/reports/Standard_Sales_Credit_Memo/1307/' " w:xpath="/ns0:NavWordReportXmlPart[1]/ns0:Header[1]/ns0:YourReference_Lbl[1]" w:storeItemID="{00000000-0000-0000-0000-000000000000}"/>
+            <w:dataBinding w:prefixMappings="xmlns:ns0='urn:microsoft-dynamics-nav/reports/Standard_Sales_Credit_Memo/1307/'" w:xpath="/ns0:NavWordReportXmlPart[1]/ns0:Header[1]/ns0:YourReference_Lbl[1]" w:storeItemID="{00000000-0000-0000-0000-000000000000}"/>
             <w15:color w:val="808080"/>
             <w:text/>
           </w:sdtPr>
@@ -726,7 +726,7 @@
             <w:placeholder>
               <w:docPart w:val="C98677DCC9F942B29F6A8029F9911D33"/>
             </w:placeholder>
-            <w:dataBinding w:prefixMappings="&lt;xmlns:ns0='urn:microsoft-dynamics-nav/reports/Standard_Sales_Credit_Memo/1307/' " w:xpath="/ns0:NavWordReportXmlPart[1]/ns0:Header[1]/ns0:SalesPersonBlank_Lbl[1]" w:storeItemID="{00000000-0000-0000-0000-000000000000}"/>
+            <w:dataBinding w:prefixMappings="xmlns:ns0='urn:microsoft-dynamics-nav/reports/Standard_Sales_Credit_Memo/1307/'" w:xpath="/ns0:NavWordReportXmlPart[1]/ns0:Header[1]/ns0:SalesPersonBlank_Lbl[1]" w:storeItemID="{00000000-0000-0000-0000-000000000000}"/>
             <w15:color w:val="808080"/>
             <w:text/>
           </w:sdtPr>
@@ -757,7 +757,7 @@
             <w:placeholder>
               <w:docPart w:val="1AECF8C3E3BC418380ADB33EBAF992F8"/>
             </w:placeholder>
-            <w:dataBinding w:prefixMappings="&lt;xmlns:ns0='urn:microsoft-dynamics-nav/reports/Standard_Sales_Credit_Memo/1307/' " w:xpath="/ns0:NavWordReportXmlPart[1]/ns0:Header[1]/ns0:AppliesToDocument_Lbl[1]" w:storeItemID="{00000000-0000-0000-0000-000000000000}"/>
+            <w:dataBinding w:prefixMappings="xmlns:ns0='urn:microsoft-dynamics-nav/reports/Standard_Sales_Credit_Memo/1307/'" w:xpath="/ns0:NavWordReportXmlPart[1]/ns0:Header[1]/ns0:AppliesToDocument_Lbl[1]" w:storeItemID="{00000000-0000-0000-0000-000000000000}"/>
             <w15:color w:val="808080"/>
             <w:text/>
           </w:sdtPr>
@@ -788,7 +788,7 @@
             <w:placeholder>
               <w:docPart w:val="5F72D12F2F2A4E6E97D2D764A3BA5841"/>
             </w:placeholder>
-            <w:dataBinding w:prefixMappings="&lt;xmlns:ns0='urn:microsoft-dynamics-nav/reports/Standard_Sales_Credit_Memo/1307/' " w:xpath="/ns0:NavWordReportXmlPart[1]/ns0:Header[1]/ns0:DueDate_Lbl[1]" w:storeItemID="{00000000-0000-0000-0000-000000000000}"/>
+            <w:dataBinding w:prefixMappings="xmlns:ns0='urn:microsoft-dynamics-nav/reports/Standard_Sales_Credit_Memo/1307/'" w:xpath="/ns0:NavWordReportXmlPart[1]/ns0:Header[1]/ns0:DueDate_Lbl[1]" w:storeItemID="{00000000-0000-0000-0000-000000000000}"/>
             <w15:color w:val="808080"/>
             <w:text/>
           </w:sdtPr>
@@ -865,7 +865,7 @@
             <w:placeholder>
               <w:docPart w:val="A31471453A104BFEBC9DD0507C42159B"/>
             </w:placeholder>
-            <w:dataBinding w:prefixMappings="&lt;xmlns:ns0='urn:microsoft-dynamics-nav/reports/Standard_Sales_Credit_Memo/1307/' " w:xpath="/ns0:NavWordReportXmlPart[1]/ns0:Header[1]/ns0:YourReference[1]" w:storeItemID="{00000000-0000-0000-0000-000000000000}"/>
+            <w:dataBinding w:prefixMappings="xmlns:ns0='urn:microsoft-dynamics-nav/reports/Standard_Sales_Credit_Memo/1307/'" w:xpath="/ns0:NavWordReportXmlPart[1]/ns0:Header[1]/ns0:YourReference[1]" w:storeItemID="{00000000-0000-0000-0000-000000000000}"/>
             <w15:color w:val="808080"/>
             <w:text/>
           </w:sdtPr>
@@ -895,7 +895,7 @@
             <w:placeholder>
               <w:docPart w:val="FB16A6A3EEBD40618CC5C93DD46B3E19"/>
             </w:placeholder>
-            <w:dataBinding w:prefixMappings="&lt;xmlns:ns0='urn:microsoft-dynamics-nav/reports/Standard_Sales_Credit_Memo/1307/' " w:xpath="/ns0:NavWordReportXmlPart[1]/ns0:Header[1]/ns0:SalesPersonName[1]" w:storeItemID="{00000000-0000-0000-0000-000000000000}"/>
+            <w:dataBinding w:prefixMappings="xmlns:ns0='urn:microsoft-dynamics-nav/reports/Standard_Sales_Credit_Memo/1307/'" w:xpath="/ns0:NavWordReportXmlPart[1]/ns0:Header[1]/ns0:SalesPersonName[1]" w:storeItemID="{00000000-0000-0000-0000-000000000000}"/>
             <w15:color w:val="808080"/>
             <w:text/>
           </w:sdtPr>
@@ -925,7 +925,7 @@
             <w:placeholder>
               <w:docPart w:val="880BDC2DF06A479588D4F85A07A775E6"/>
             </w:placeholder>
-            <w:dataBinding w:prefixMappings="&lt;xmlns:ns0='urn:microsoft-dynamics-nav/reports/Standard_Sales_Credit_Memo/1307/' " w:xpath="/ns0:NavWordReportXmlPart[1]/ns0:Header[1]/ns0:AppliesToDocument[1]" w:storeItemID="{00000000-0000-0000-0000-000000000000}"/>
+            <w:dataBinding w:prefixMappings="xmlns:ns0='urn:microsoft-dynamics-nav/reports/Standard_Sales_Credit_Memo/1307/'" w:xpath="/ns0:NavWordReportXmlPart[1]/ns0:Header[1]/ns0:AppliesToDocument[1]" w:storeItemID="{00000000-0000-0000-0000-000000000000}"/>
             <w15:color w:val="808080"/>
             <w:text/>
           </w:sdtPr>
@@ -955,7 +955,7 @@
             <w:placeholder>
               <w:docPart w:val="09358C67814A420281C5287E86E422CE"/>
             </w:placeholder>
-            <w:dataBinding w:prefixMappings="&lt;xmlns:ns0='urn:microsoft-dynamics-nav/reports/Standard_Sales_Credit_Memo/1307/' " w:xpath="/ns0:NavWordReportXmlPart[1]/ns0:Header[1]/ns0:DueDate[1]" w:storeItemID="{00000000-0000-0000-0000-000000000000}"/>
+            <w:dataBinding w:prefixMappings="xmlns:ns0='urn:microsoft-dynamics-nav/reports/Standard_Sales_Credit_Memo/1307/'" w:xpath="/ns0:NavWordReportXmlPart[1]/ns0:Header[1]/ns0:DueDate[1]" w:storeItemID="{00000000-0000-0000-0000-000000000000}"/>
             <w15:color w:val="808080"/>
             <w:text/>
           </w:sdtPr>
@@ -1020,7 +1020,7 @@
           <w:tcPr>
             <w:tcW w:w="388" w:type="pct"/>
             <w:tcBorders>
-              <w:bottom w:val="single" w:sz="4" w:space="0" w:color="auto"/>
+              <w:bottom w:val="single" w:color="auto" w:sz="4" w:space="0"/>
             </w:tcBorders>
           </w:tcPr>
           <w:sdt>
@@ -1031,7 +1031,7 @@
               <w:placeholder>
                 <w:docPart w:val="4668C18C81C94D57840AD342F4B53EDC"/>
               </w:placeholder>
-              <w:dataBinding w:prefixMappings="&lt;xmlns:ns0='urn:microsoft-dynamics-nav/reports/Standard_Sales_Credit_Memo/1307/' " w:xpath="/ns0:NavWordReportXmlPart[1]/ns0:Header[1]/ns0:Line[1]/ns0:ItemNo_Line_Lbl[1]" w:storeItemID="{00000000-0000-0000-0000-000000000000}"/>
+              <w:dataBinding w:prefixMappings="xmlns:ns0='urn:microsoft-dynamics-nav/reports/Standard_Sales_Credit_Memo/1307/'" w:xpath="/ns0:NavWordReportXmlPart[1]/ns0:Header[1]/ns0:Line[1]/ns0:ItemNo_Line_Lbl[1]" w:storeItemID="{00000000-0000-0000-0000-000000000000}"/>
               <w15:color w:val="808080"/>
               <w:text/>
             </w:sdtPr>
@@ -1057,7 +1057,7 @@
             <w:placeholder>
               <w:docPart w:val="B1505F3DBBB540B797A26F2EA82AD79F"/>
             </w:placeholder>
-            <w:dataBinding w:prefixMappings="&lt;xmlns:ns0='urn:microsoft-dynamics-nav/reports/Standard_Sales_Credit_Memo/1307/' " w:xpath="/ns0:NavWordReportXmlPart[1]/ns0:Header[1]/ns0:Line[1]/ns0:Description_Line_Lbl[1]" w:storeItemID="{00000000-0000-0000-0000-000000000000}"/>
+            <w:dataBinding w:prefixMappings="xmlns:ns0='urn:microsoft-dynamics-nav/reports/Standard_Sales_Credit_Memo/1307/'" w:xpath="/ns0:NavWordReportXmlPart[1]/ns0:Header[1]/ns0:Line[1]/ns0:Description_Line_Lbl[1]" w:storeItemID="{00000000-0000-0000-0000-000000000000}"/>
             <w15:color w:val="808080"/>
             <w:text/>
           </w:sdtPr>
@@ -1066,7 +1066,7 @@
               <w:tcPr>
                 <w:tcW w:w="896" w:type="pct"/>
                 <w:tcBorders>
-                  <w:bottom w:val="single" w:sz="4" w:space="0" w:color="auto"/>
+                  <w:bottom w:val="single" w:color="auto" w:sz="4" w:space="0"/>
                 </w:tcBorders>
               </w:tcPr>
               <w:p>
@@ -1090,7 +1090,7 @@
             <w:placeholder>
               <w:docPart w:val="DefaultPlaceholder_-1854013440"/>
             </w:placeholder>
-            <w:dataBinding w:prefixMappings="&lt;xmlns:ns0='urn:microsoft-dynamics-nav/reports/Standard_Sales_Credit_Memo/1307/' " w:xpath="/ns0:NavWordReportXmlPart[1]/ns0:Header[1]/ns0:ShipmentDate_Lbl[1]" w:storeItemID="{00000000-0000-0000-0000-000000000000}"/>
+            <w:dataBinding w:prefixMappings="xmlns:ns0='urn:microsoft-dynamics-nav/reports/Standard_Sales_Credit_Memo/1307/'" w:xpath="/ns0:NavWordReportXmlPart[1]/ns0:Header[1]/ns0:ShipmentDate_Lbl[1]" w:storeItemID="{00000000-0000-0000-0000-000000000000}"/>
             <w15:color w:val="808080"/>
             <w:text/>
           </w:sdtPr>
@@ -1099,7 +1099,7 @@
               <w:tcPr>
                 <w:tcW w:w="438" w:type="pct"/>
                 <w:tcBorders>
-                  <w:bottom w:val="single" w:sz="4" w:space="0" w:color="auto"/>
+                  <w:bottom w:val="single" w:color="auto" w:sz="4" w:space="0"/>
                 </w:tcBorders>
               </w:tcPr>
               <w:p>
@@ -1123,7 +1123,7 @@
             <w:placeholder>
               <w:docPart w:val="C3F24EF614ED41B085DBBC77C1A49E33"/>
             </w:placeholder>
-            <w:dataBinding w:prefixMappings="&lt;xmlns:ns0='urn:microsoft-dynamics-nav/reports/Standard_Sales_Credit_Memo/1307/' " w:xpath="/ns0:NavWordReportXmlPart[1]/ns0:Header[1]/ns0:Line[1]/ns0:Quantity_Line_Lbl[1]" w:storeItemID="{00000000-0000-0000-0000-000000000000}"/>
+            <w:dataBinding w:prefixMappings="xmlns:ns0='urn:microsoft-dynamics-nav/reports/Standard_Sales_Credit_Memo/1307/'" w:xpath="/ns0:NavWordReportXmlPart[1]/ns0:Header[1]/ns0:Line[1]/ns0:Quantity_Line_Lbl[1]" w:storeItemID="{00000000-0000-0000-0000-000000000000}"/>
             <w15:color w:val="808080"/>
             <w:text/>
           </w:sdtPr>
@@ -1132,7 +1132,7 @@
               <w:tcPr>
                 <w:tcW w:w="531" w:type="pct"/>
                 <w:tcBorders>
-                  <w:bottom w:val="single" w:sz="4" w:space="0" w:color="auto"/>
+                  <w:bottom w:val="single" w:color="auto" w:sz="4" w:space="0"/>
                 </w:tcBorders>
               </w:tcPr>
               <w:p>
@@ -1157,7 +1157,7 @@
             <w:placeholder>
               <w:docPart w:val="DefaultPlaceholder_-1854013440"/>
             </w:placeholder>
-            <w:dataBinding w:prefixMappings="&lt;xmlns:ns0='urn:microsoft-dynamics-nav/reports/Standard_Sales_Credit_Memo/1307/' " w:xpath="/ns0:NavWordReportXmlPart[1]/ns0:Header[1]/ns0:Line[1]/ns0:UnitOfMeasure_Lbl[1]" w:storeItemID="{00000000-0000-0000-0000-000000000000}"/>
+            <w:dataBinding w:prefixMappings="xmlns:ns0='urn:microsoft-dynamics-nav/reports/Standard_Sales_Credit_Memo/1307/'" w:xpath="/ns0:NavWordReportXmlPart[1]/ns0:Header[1]/ns0:Line[1]/ns0:UnitOfMeasure_Lbl[1]" w:storeItemID="{00000000-0000-0000-0000-000000000000}"/>
             <w15:color w:val="808080"/>
             <w:text/>
           </w:sdtPr>
@@ -1166,7 +1166,7 @@
               <w:tcPr>
                 <w:tcW w:w="578" w:type="pct"/>
                 <w:tcBorders>
-                  <w:bottom w:val="single" w:sz="4" w:space="0" w:color="auto"/>
+                  <w:bottom w:val="single" w:color="auto" w:sz="4" w:space="0"/>
                 </w:tcBorders>
               </w:tcPr>
               <w:p>
@@ -1190,7 +1190,7 @@
             <w:placeholder>
               <w:docPart w:val="49619361109E48CB8AF54CFDD8A01F1C"/>
             </w:placeholder>
-            <w:dataBinding w:prefixMappings="&lt;xmlns:ns0='urn:microsoft-dynamics-nav/reports/Standard_Sales_Credit_Memo/1307/' " w:xpath="/ns0:NavWordReportXmlPart[1]/ns0:Header[1]/ns0:Line[1]/ns0:UnitPrice_Lbl[1]" w:storeItemID="{00000000-0000-0000-0000-000000000000}"/>
+            <w:dataBinding w:prefixMappings="xmlns:ns0='urn:microsoft-dynamics-nav/reports/Standard_Sales_Credit_Memo/1307/'" w:xpath="/ns0:NavWordReportXmlPart[1]/ns0:Header[1]/ns0:Line[1]/ns0:UnitPrice_Lbl[1]" w:storeItemID="{00000000-0000-0000-0000-000000000000}"/>
             <w15:color w:val="808080"/>
             <w:text/>
           </w:sdtPr>
@@ -1199,7 +1199,7 @@
               <w:tcPr>
                 <w:tcW w:w="617" w:type="pct"/>
                 <w:tcBorders>
-                  <w:bottom w:val="single" w:sz="4" w:space="0" w:color="auto"/>
+                  <w:bottom w:val="single" w:color="auto" w:sz="4" w:space="0"/>
                 </w:tcBorders>
               </w:tcPr>
               <w:p>
@@ -1223,7 +1223,7 @@
             <w:placeholder>
               <w:docPart w:val="2F52A3E70080416BA5347293045AD5F0"/>
             </w:placeholder>
-            <w:dataBinding w:prefixMappings="&lt;xmlns:ns0='urn:microsoft-dynamics-nav/reports/Standard_Sales_Credit_Memo/1307/' " w:xpath="/ns0:NavWordReportXmlPart[1]/ns0:Header[1]/ns0:SalesInvoiceLineDiscount_Lbl[1]" w:storeItemID="{00000000-0000-0000-0000-000000000000}"/>
+            <w:dataBinding w:prefixMappings="xmlns:ns0='urn:microsoft-dynamics-nav/reports/Standard_Sales_Credit_Memo/1307/'" w:xpath="/ns0:NavWordReportXmlPart[1]/ns0:Header[1]/ns0:SalesInvoiceLineDiscount_Lbl[1]" w:storeItemID="{00000000-0000-0000-0000-000000000000}"/>
             <w15:color w:val="808080"/>
             <w:text/>
           </w:sdtPr>
@@ -1232,7 +1232,7 @@
               <w:tcPr>
                 <w:tcW w:w="573" w:type="pct"/>
                 <w:tcBorders>
-                  <w:bottom w:val="single" w:sz="4" w:space="0" w:color="auto"/>
+                  <w:bottom w:val="single" w:color="auto" w:sz="4" w:space="0"/>
                 </w:tcBorders>
               </w:tcPr>
               <w:p>
@@ -1256,7 +1256,7 @@
             <w:placeholder>
               <w:docPart w:val="63A635E5E8D9421ABEDE368ED10ABCF4"/>
             </w:placeholder>
-            <w:dataBinding w:prefixMappings="&lt;xmlns:ns0='urn:microsoft-dynamics-nav/reports/Standard_Sales_Credit_Memo/1307/' " w:xpath="/ns0:NavWordReportXmlPart[1]/ns0:Header[1]/ns0:Line[1]/ns0:VATPct_Line_Lbl[1]" w:storeItemID="{00000000-0000-0000-0000-000000000000}"/>
+            <w:dataBinding w:prefixMappings="xmlns:ns0='urn:microsoft-dynamics-nav/reports/Standard_Sales_Credit_Memo/1307/'" w:xpath="/ns0:NavWordReportXmlPart[1]/ns0:Header[1]/ns0:Line[1]/ns0:VATPct_Line_Lbl[1]" w:storeItemID="{00000000-0000-0000-0000-000000000000}"/>
             <w15:color w:val="808080"/>
             <w:text/>
           </w:sdtPr>
@@ -1265,7 +1265,7 @@
               <w:tcPr>
                 <w:tcW w:w="374" w:type="pct"/>
                 <w:tcBorders>
-                  <w:bottom w:val="single" w:sz="4" w:space="0" w:color="auto"/>
+                  <w:bottom w:val="single" w:color="auto" w:sz="4" w:space="0"/>
                 </w:tcBorders>
               </w:tcPr>
               <w:p>
@@ -1289,7 +1289,7 @@
             <w:placeholder>
               <w:docPart w:val="81A6BCF9284F48D68B0B0235346FC9F6"/>
             </w:placeholder>
-            <w:dataBinding w:prefixMappings="&lt;xmlns:ns0='urn:microsoft-dynamics-nav/reports/Standard_Sales_Credit_Memo/1307/' " w:xpath="/ns0:NavWordReportXmlPart[1]/ns0:Header[1]/ns0:Line[1]/ns0:LineAmount_Line_Lbl[1]" w:storeItemID="{00000000-0000-0000-0000-000000000000}"/>
+            <w:dataBinding w:prefixMappings="xmlns:ns0='urn:microsoft-dynamics-nav/reports/Standard_Sales_Credit_Memo/1307/'" w:xpath="/ns0:NavWordReportXmlPart[1]/ns0:Header[1]/ns0:Line[1]/ns0:LineAmount_Line_Lbl[1]" w:storeItemID="{00000000-0000-0000-0000-000000000000}"/>
             <w15:color w:val="808080"/>
             <w:text/>
           </w:sdtPr>
@@ -1298,7 +1298,7 @@
               <w:tcPr>
                 <w:tcW w:w="605" w:type="pct"/>
                 <w:tcBorders>
-                  <w:bottom w:val="single" w:sz="4" w:space="0" w:color="auto"/>
+                  <w:bottom w:val="single" w:color="auto" w:sz="4" w:space="0"/>
                 </w:tcBorders>
               </w:tcPr>
               <w:p>
@@ -1326,7 +1326,7 @@
           <w:tcPr>
             <w:tcW w:w="388" w:type="pct"/>
             <w:tcBorders>
-              <w:top w:val="single" w:sz="4" w:space="0" w:color="auto"/>
+              <w:top w:val="single" w:color="auto" w:sz="4" w:space="0"/>
             </w:tcBorders>
           </w:tcPr>
           <w:p>
@@ -1342,7 +1342,7 @@
           <w:tcPr>
             <w:tcW w:w="896" w:type="pct"/>
             <w:tcBorders>
-              <w:top w:val="single" w:sz="4" w:space="0" w:color="auto"/>
+              <w:top w:val="single" w:color="auto" w:sz="4" w:space="0"/>
             </w:tcBorders>
           </w:tcPr>
           <w:p>
@@ -1358,7 +1358,7 @@
           <w:tcPr>
             <w:tcW w:w="438" w:type="pct"/>
             <w:tcBorders>
-              <w:top w:val="single" w:sz="4" w:space="0" w:color="auto"/>
+              <w:top w:val="single" w:color="auto" w:sz="4" w:space="0"/>
             </w:tcBorders>
           </w:tcPr>
           <w:p>
@@ -1374,7 +1374,7 @@
           <w:tcPr>
             <w:tcW w:w="531" w:type="pct"/>
             <w:tcBorders>
-              <w:top w:val="single" w:sz="4" w:space="0" w:color="auto"/>
+              <w:top w:val="single" w:color="auto" w:sz="4" w:space="0"/>
             </w:tcBorders>
           </w:tcPr>
           <w:p>
@@ -1390,7 +1390,7 @@
           <w:tcPr>
             <w:tcW w:w="578" w:type="pct"/>
             <w:tcBorders>
-              <w:top w:val="single" w:sz="4" w:space="0" w:color="auto"/>
+              <w:top w:val="single" w:color="auto" w:sz="4" w:space="0"/>
             </w:tcBorders>
           </w:tcPr>
           <w:p>
@@ -1406,7 +1406,7 @@
           <w:tcPr>
             <w:tcW w:w="617" w:type="pct"/>
             <w:tcBorders>
-              <w:top w:val="single" w:sz="4" w:space="0" w:color="auto"/>
+              <w:top w:val="single" w:color="auto" w:sz="4" w:space="0"/>
             </w:tcBorders>
           </w:tcPr>
           <w:p>
@@ -1422,7 +1422,7 @@
           <w:tcPr>
             <w:tcW w:w="573" w:type="pct"/>
             <w:tcBorders>
-              <w:top w:val="single" w:sz="4" w:space="0" w:color="auto"/>
+              <w:top w:val="single" w:color="auto" w:sz="4" w:space="0"/>
             </w:tcBorders>
           </w:tcPr>
           <w:p>
@@ -1439,7 +1439,7 @@
           <w:tcPr>
             <w:tcW w:w="374" w:type="pct"/>
             <w:tcBorders>
-              <w:top w:val="single" w:sz="4" w:space="0" w:color="auto"/>
+              <w:top w:val="single" w:color="auto" w:sz="4" w:space="0"/>
             </w:tcBorders>
           </w:tcPr>
           <w:p>
@@ -1456,7 +1456,7 @@
           <w:tcPr>
             <w:tcW w:w="605" w:type="pct"/>
             <w:tcBorders>
-              <w:top w:val="single" w:sz="4" w:space="0" w:color="auto"/>
+              <w:top w:val="single" w:color="auto" w:sz="4" w:space="0"/>
             </w:tcBorders>
           </w:tcPr>
           <w:p>
@@ -1482,7 +1482,7 @@
           <w:placeholder>
             <w:docPart w:val="23104B9E32A644A4A3098ACB3C2093D4"/>
           </w:placeholder>
-          <w15:dataBinding w:prefixMappings="&lt;xmlns:ns0='urn:microsoft-dynamics-nav/reports/Standard_Sales_Credit_Memo/1307/' " w:xpath="/ns0:NavWordReportXmlPart[1]/ns0:Header[1]/ns0:Line" w:storeItemID="{00000000-0000-0000-0000-000000000000}"/>
+          <w15:dataBinding w:prefixMappings="xmlns:ns0='urn:microsoft-dynamics-nav/reports/Standard_Sales_Credit_Memo/1307/'" w:xpath="/ns0:NavWordReportXmlPart[1]/ns0:Header[1]/ns0:Line" w:storeItemID="{00000000-0000-0000-0000-000000000000}"/>
           <w15:color w:val="808080"/>
           <w15:repeatingSection/>
         </w:sdtPr>
@@ -1526,7 +1526,7 @@
                     <w:placeholder>
                       <w:docPart w:val="5CB3BA8ADDDA4E2DB43007BDDAAE04A2"/>
                     </w:placeholder>
-                    <w:dataBinding w:prefixMappings="&lt;xmlns:ns0='urn:microsoft-dynamics-nav/reports/Standard_Sales_Credit_Memo/1307/' " w:xpath="/ns0:NavWordReportXmlPart[1]/ns0:Header[1]/ns0:Line[1]/ns0:ItemNo_Line[1]" w:storeItemID="{00000000-0000-0000-0000-000000000000}"/>
+                    <w:dataBinding w:prefixMappings="xmlns:ns0='urn:microsoft-dynamics-nav/reports/Standard_Sales_Credit_Memo/1307/'" w:xpath="/ns0:NavWordReportXmlPart[1]/ns0:Header[1]/ns0:Line[1]/ns0:ItemNo_Line[1]" w:storeItemID="{00000000-0000-0000-0000-000000000000}"/>
                     <w15:color w:val="808080"/>
                     <w:text/>
                   </w:sdtPr>
@@ -1570,7 +1570,7 @@
                     <w:placeholder>
                       <w:docPart w:val="5D54D03E440C42E88B679969F708ADA1"/>
                     </w:placeholder>
-                    <w:dataBinding w:prefixMappings="&lt;xmlns:ns0='urn:microsoft-dynamics-nav/reports/Standard_Sales_Credit_Memo/1307/' " w:xpath="/ns0:NavWordReportXmlPart[1]/ns0:Header[1]/ns0:Line[1]/ns0:Description_Line[1]" w:storeItemID="{00000000-0000-0000-0000-000000000000}"/>
+                    <w:dataBinding w:prefixMappings="xmlns:ns0='urn:microsoft-dynamics-nav/reports/Standard_Sales_Credit_Memo/1307/'" w:xpath="/ns0:NavWordReportXmlPart[1]/ns0:Header[1]/ns0:Line[1]/ns0:Description_Line[1]" w:storeItemID="{00000000-0000-0000-0000-000000000000}"/>
                     <w15:color w:val="808080"/>
                     <w:text/>
                   </w:sdtPr>
@@ -1609,7 +1609,7 @@
                     <w:placeholder>
                       <w:docPart w:val="DefaultPlaceholder_-1854013440"/>
                     </w:placeholder>
-                    <w:dataBinding w:prefixMappings="&lt;xmlns:ns0='urn:microsoft-dynamics-nav/reports/Standard_Sales_Credit_Memo/1307/' " w:xpath="/ns0:NavWordReportXmlPart[1]/ns0:Header[1]/ns0:Line[1]/ns0:ShipmentDate_Line[1]" w:storeItemID="{00000000-0000-0000-0000-000000000000}"/>
+                    <w:dataBinding w:prefixMappings="xmlns:ns0='urn:microsoft-dynamics-nav/reports/Standard_Sales_Credit_Memo/1307/'" w:xpath="/ns0:NavWordReportXmlPart[1]/ns0:Header[1]/ns0:Line[1]/ns0:ShipmentDate_Line[1]" w:storeItemID="{00000000-0000-0000-0000-000000000000}"/>
                     <w15:color w:val="808080"/>
                     <w:text/>
                   </w:sdtPr>
@@ -1648,7 +1648,7 @@
                     <w:placeholder>
                       <w:docPart w:val="7CD475D66B4A42DA93C44085D6DE056D"/>
                     </w:placeholder>
-                    <w:dataBinding w:prefixMappings="&lt;xmlns:ns0='urn:microsoft-dynamics-nav/reports/Standard_Sales_Credit_Memo/1307/' " w:xpath="/ns0:NavWordReportXmlPart[1]/ns0:Header[1]/ns0:Line[1]/ns0:Quantity_Line[1]" w:storeItemID="{00000000-0000-0000-0000-000000000000}"/>
+                    <w:dataBinding w:prefixMappings="xmlns:ns0='urn:microsoft-dynamics-nav/reports/Standard_Sales_Credit_Memo/1307/'" w:xpath="/ns0:NavWordReportXmlPart[1]/ns0:Header[1]/ns0:Line[1]/ns0:Quantity_Line[1]" w:storeItemID="{00000000-0000-0000-0000-000000000000}"/>
                     <w15:color w:val="808080"/>
                     <w:text/>
                   </w:sdtPr>
@@ -1685,7 +1685,7 @@
                     <w:placeholder>
                       <w:docPart w:val="BE5E07E362634C03B29ED51D24C55954"/>
                     </w:placeholder>
-                    <w:dataBinding w:prefixMappings="&lt;xmlns:ns0='urn:microsoft-dynamics-nav/reports/Standard_Sales_Credit_Memo/1307/' " w:xpath="/ns0:NavWordReportXmlPart[1]/ns0:Header[1]/ns0:Line[1]/ns0:UnitOfMeasure[1]" w:storeItemID="{00000000-0000-0000-0000-000000000000}"/>
+                    <w:dataBinding w:prefixMappings="xmlns:ns0='urn:microsoft-dynamics-nav/reports/Standard_Sales_Credit_Memo/1307/'" w:xpath="/ns0:NavWordReportXmlPart[1]/ns0:Header[1]/ns0:Line[1]/ns0:UnitOfMeasure[1]" w:storeItemID="{00000000-0000-0000-0000-000000000000}"/>
                     <w15:color w:val="808080"/>
                     <w:text/>
                   </w:sdtPr>
@@ -1726,7 +1726,7 @@
                         <w:placeholder>
                           <w:docPart w:val="34F75785EEB8408FA7DE0C79AF48DE2E"/>
                         </w:placeholder>
-                        <w:dataBinding w:prefixMappings="&lt;xmlns:ns0='urn:microsoft-dynamics-nav/reports/Standard_Sales_Credit_Memo/1307/' " w:xpath="/ns0:NavWordReportXmlPart[1]/ns0:Header[1]/ns0:Line[1]/ns0:UnitPrice[1]" w:storeItemID="{00000000-0000-0000-0000-000000000000}"/>
+                        <w:dataBinding w:prefixMappings="xmlns:ns0='urn:microsoft-dynamics-nav/reports/Standard_Sales_Credit_Memo/1307/'" w:xpath="/ns0:NavWordReportXmlPart[1]/ns0:Header[1]/ns0:Line[1]/ns0:UnitPrice[1]" w:storeItemID="{00000000-0000-0000-0000-000000000000}"/>
                         <w15:color w:val="808080"/>
                         <w:text/>
                       </w:sdtPr>
@@ -1748,7 +1748,7 @@
                     <w:placeholder>
                       <w:docPart w:val="10B4899AE357408E818DCAF2B6DD0BB7"/>
                     </w:placeholder>
-                    <w:dataBinding w:prefixMappings="&lt;xmlns:ns0='urn:microsoft-dynamics-nav/reports/Standard_Sales_Credit_Memo/1307/' " w:xpath="/ns0:NavWordReportXmlPart[1]/ns0:Header[1]/ns0:Line[1]/ns0:LineDiscountPercentText_Line[1]" w:storeItemID="{00000000-0000-0000-0000-000000000000}"/>
+                    <w:dataBinding w:prefixMappings="xmlns:ns0='urn:microsoft-dynamics-nav/reports/Standard_Sales_Credit_Memo/1307/'" w:xpath="/ns0:NavWordReportXmlPart[1]/ns0:Header[1]/ns0:Line[1]/ns0:LineDiscountPercentText_Line[1]" w:storeItemID="{00000000-0000-0000-0000-000000000000}"/>
                     <w15:color w:val="808080"/>
                     <w:text/>
                   </w:sdtPr>
@@ -1778,7 +1778,7 @@
                     <w:placeholder>
                       <w:docPart w:val="63A635E5E8D9421ABEDE368ED10ABCF4"/>
                     </w:placeholder>
-                    <w:dataBinding w:prefixMappings="&lt;xmlns:ns0='urn:microsoft-dynamics-nav/reports/Standard_Sales_Credit_Memo/1307/' " w:xpath="/ns0:NavWordReportXmlPart[1]/ns0:Header[1]/ns0:Line[1]/ns0:VATPct_Line[1]" w:storeItemID="{00000000-0000-0000-0000-000000000000}"/>
+                    <w:dataBinding w:prefixMappings="xmlns:ns0='urn:microsoft-dynamics-nav/reports/Standard_Sales_Credit_Memo/1307/'" w:xpath="/ns0:NavWordReportXmlPart[1]/ns0:Header[1]/ns0:Line[1]/ns0:VATPct_Line[1]" w:storeItemID="{00000000-0000-0000-0000-000000000000}"/>
                     <w15:color w:val="808080"/>
                     <w:text/>
                   </w:sdtPr>
@@ -1820,7 +1820,7 @@
                         <w:placeholder>
                           <w:docPart w:val="1E45BFDFBAE5457D8B0B3BE34A65B46A"/>
                         </w:placeholder>
-                        <w:dataBinding w:prefixMappings="&lt;xmlns:ns0='urn:microsoft-dynamics-nav/reports/Standard_Sales_Credit_Memo/1307/' " w:xpath="/ns0:NavWordReportXmlPart[1]/ns0:Header[1]/ns0:Line[1]/ns0:LineAmount_Line[1]" w:storeItemID="{00000000-0000-0000-0000-000000000000}"/>
+                        <w:dataBinding w:prefixMappings="xmlns:ns0='urn:microsoft-dynamics-nav/reports/Standard_Sales_Credit_Memo/1307/'" w:xpath="/ns0:NavWordReportXmlPart[1]/ns0:Header[1]/ns0:Line[1]/ns0:LineAmount_Line[1]" w:storeItemID="{00000000-0000-0000-0000-000000000000}"/>
                         <w15:color w:val="808080"/>
                         <w:text/>
                       </w:sdtPr>
@@ -1869,7 +1869,7 @@
             <w:placeholder>
               <w:docPart w:val="1C0FA0D5C54B4B05B526338F5AD5B0FF"/>
             </w:placeholder>
-            <w:dataBinding w:prefixMappings="&lt;xmlns:ns0='urn:microsoft-dynamics-nav/reports/Standard_Sales_Credit_Memo/1307/' " w:xpath="/ns0:NavWordReportXmlPart[1]/ns0:Header[1]/ns0:ReportTotalsLine[1]/ns0:Description_ReportTotalsLine[1]" w:storeItemID="{00000000-0000-0000-0000-000000000000}"/>
+            <w:dataBinding w:prefixMappings="xmlns:ns0='urn:microsoft-dynamics-nav/reports/Standard_Sales_Credit_Memo/1307/'" w:xpath="/ns0:NavWordReportXmlPart[1]/ns0:Header[1]/ns0:ReportTotalsLine[1]/ns0:Description_ReportTotalsLine[1]" w:storeItemID="{00000000-0000-0000-0000-000000000000}"/>
             <w15:color w:val="808080"/>
             <w:text/>
           </w:sdtPr>
@@ -1906,7 +1906,7 @@
             <w:placeholder>
               <w:docPart w:val="6349F80658254B2ABB903565DEBBA7B9"/>
             </w:placeholder>
-            <w:dataBinding w:prefixMappings="&lt;xmlns:ns0='urn:microsoft-dynamics-nav/reports/Standard_Sales_Credit_Memo/1307/' " w:xpath="/ns0:NavWordReportXmlPart[1]/ns0:Header[1]/ns0:ReportTotalsLine[1]/ns0:Amount_ReportTotalsLine[1]" w:storeItemID="{00000000-0000-0000-0000-000000000000}"/>
+            <w:dataBinding w:prefixMappings="xmlns:ns0='urn:microsoft-dynamics-nav/reports/Standard_Sales_Credit_Memo/1307/'" w:xpath="/ns0:NavWordReportXmlPart[1]/ns0:Header[1]/ns0:ReportTotalsLine[1]/ns0:Amount_ReportTotalsLine[1]" w:storeItemID="{00000000-0000-0000-0000-000000000000}"/>
             <w15:color w:val="808080"/>
             <w:text/>
           </w:sdtPr>
@@ -1950,7 +1950,7 @@
             <w:placeholder>
               <w:docPart w:val="68C8BE1DA78E4FEB8D06D8A2047155B2"/>
             </w:placeholder>
-            <w:dataBinding w:prefixMappings="&lt;xmlns:ns0='urn:microsoft-dynamics-nav/reports/Standard_Sales_Credit_Memo/1307/' " w:xpath="/ns0:NavWordReportXmlPart[1]/ns0:Header[1]/ns0:VATAmountLine[1]/ns0:VATAmount_VatAmountLine_Lbl[1]" w:storeItemID="{00000000-0000-0000-0000-000000000000}"/>
+            <w:dataBinding w:prefixMappings="xmlns:ns0='urn:microsoft-dynamics-nav/reports/Standard_Sales_Credit_Memo/1307/'" w:xpath="/ns0:NavWordReportXmlPart[1]/ns0:Header[1]/ns0:VATAmountLine[1]/ns0:VATAmount_VatAmountLine_Lbl[1]" w:storeItemID="{00000000-0000-0000-0000-000000000000}"/>
             <w15:color w:val="808080"/>
             <w:text/>
           </w:sdtPr>
@@ -1987,7 +1987,7 @@
             <w:placeholder>
               <w:docPart w:val="68C8BE1DA78E4FEB8D06D8A2047155B2"/>
             </w:placeholder>
-            <w:dataBinding w:prefixMappings="&lt;xmlns:ns0='urn:microsoft-dynamics-nav/reports/Standard_Sales_Credit_Memo/1307/' " w:xpath="/ns0:NavWordReportXmlPart[1]/ns0:Header[1]/ns0:Totals[1]/ns0:TotalVATAmount[1]" w:storeItemID="{00000000-0000-0000-0000-000000000000}"/>
+            <w:dataBinding w:prefixMappings="xmlns:ns0='urn:microsoft-dynamics-nav/reports/Standard_Sales_Credit_Memo/1307/'" w:xpath="/ns0:NavWordReportXmlPart[1]/ns0:Header[1]/ns0:Totals[1]/ns0:TotalVATAmount[1]" w:storeItemID="{00000000-0000-0000-0000-000000000000}"/>
             <w15:color w:val="808080"/>
             <w:text/>
           </w:sdtPr>
@@ -2031,7 +2031,7 @@
             <w:placeholder>
               <w:docPart w:val="46D39DB2E96C4E19A46EACC73C91848B"/>
             </w:placeholder>
-            <w:dataBinding w:prefixMappings="&lt;xmlns:ns0='urn:microsoft-dynamics-nav/reports/Standard_Sales_Credit_Memo/1307/' " w:xpath="/ns0:NavWordReportXmlPart[1]/ns0:Header[1]/ns0:VATAmountLine[1]/ns0:VATAmountLCY_VATAmountLine_Lbl[1]" w:storeItemID="{00000000-0000-0000-0000-000000000000}"/>
+            <w:dataBinding w:prefixMappings="xmlns:ns0='urn:microsoft-dynamics-nav/reports/Standard_Sales_Credit_Memo/1307/'" w:xpath="/ns0:NavWordReportXmlPart[1]/ns0:Header[1]/ns0:VATAmountLine[1]/ns0:VATAmountLCY_VATAmountLine_Lbl[1]" w:storeItemID="{00000000-0000-0000-0000-000000000000}"/>
             <w15:color w:val="808080"/>
             <w:text/>
           </w:sdtPr>
@@ -2068,7 +2068,7 @@
             <w:placeholder>
               <w:docPart w:val="46D39DB2E96C4E19A46EACC73C91848B"/>
             </w:placeholder>
-            <w:dataBinding w:prefixMappings="&lt;xmlns:ns0='urn:microsoft-dynamics-nav/reports/Standard_Sales_Credit_Memo/1307/' " w:xpath="/ns0:NavWordReportXmlPart[1]/ns0:Header[1]/ns0:Totals[1]/ns0:TotalVATAmountLCY[1]" w:storeItemID="{00000000-0000-0000-0000-000000000000}"/>
+            <w:dataBinding w:prefixMappings="xmlns:ns0='urn:microsoft-dynamics-nav/reports/Standard_Sales_Credit_Memo/1307/'" w:xpath="/ns0:NavWordReportXmlPart[1]/ns0:Header[1]/ns0:Totals[1]/ns0:TotalVATAmountLCY[1]" w:storeItemID="{00000000-0000-0000-0000-000000000000}"/>
             <w15:color w:val="808080"/>
             <w:text/>
           </w:sdtPr>
@@ -2121,8 +2121,8 @@
               <w:tcPr>
                 <w:tcW w:w="3040" w:type="pct"/>
                 <w:tcBorders>
-                  <w:top w:val="single" w:sz="4" w:space="0" w:color="000000"/>
-                  <w:bottom w:val="single" w:sz="12" w:space="0" w:color="000000"/>
+                  <w:top w:val="single" w:color="000000" w:sz="4" w:space="0"/>
+                  <w:bottom w:val="single" w:color="000000" w:sz="12" w:space="0"/>
                 </w:tcBorders>
               </w:tcPr>
               <w:p>
@@ -2146,8 +2146,8 @@
           <w:tcPr>
             <w:tcW w:w="1960" w:type="pct"/>
             <w:tcBorders>
-              <w:top w:val="single" w:sz="4" w:space="0" w:color="000000"/>
-              <w:bottom w:val="single" w:sz="12" w:space="0" w:color="000000"/>
+              <w:top w:val="single" w:color="000000" w:sz="4" w:space="0"/>
+              <w:bottom w:val="single" w:color="000000" w:sz="12" w:space="0"/>
             </w:tcBorders>
           </w:tcPr>
           <w:p>
@@ -2171,7 +2171,7 @@
                 <w:placeholder>
                   <w:docPart w:val="1C52A38CEA8A4D038595F3A2391BA216"/>
                 </w:placeholder>
-                <w:dataBinding w:prefixMappings="&lt;xmlns:ns0='urn:microsoft-dynamics-nav/reports/Standard_Sales_Credit_Memo/1307/' " w:xpath="/ns0:NavWordReportXmlPart[1]/ns0:Header[1]/ns0:Totals[1]/ns0:TotalAmountIncludingVAT[1]" w:storeItemID="{00000000-0000-0000-0000-000000000000}"/>
+                <w:dataBinding w:prefixMappings="xmlns:ns0='urn:microsoft-dynamics-nav/reports/Standard_Sales_Credit_Memo/1307/'" w:xpath="/ns0:NavWordReportXmlPart[1]/ns0:Header[1]/ns0:Totals[1]/ns0:TotalAmountIncludingVAT[1]" w:storeItemID="{00000000-0000-0000-0000-000000000000}"/>
                 <w15:color w:val="808080"/>
                 <w:text/>
               </w:sdtPr>
@@ -2211,7 +2211,7 @@
             <w:placeholder>
               <w:docPart w:val="7118BD3021BA420DAB1CD05C39F00837"/>
             </w:placeholder>
-            <w:dataBinding w:prefixMappings="&lt;xmlns:ns0='urn:microsoft-dynamics-nav/reports/Standard_Sales_Credit_Memo/1307/' " w:xpath="/ns0:NavWordReportXmlPart[1]/ns0:Header[1]/ns0:WorkDescriptionLines[1]/ns0:WorkDescriptionLine[1]" w:storeItemID="{00000000-0000-0000-0000-000000000000}"/>
+            <w:dataBinding w:prefixMappings="xmlns:ns0='urn:microsoft-dynamics-nav/reports/Standard_Sales_Credit_Memo/1307/'" w:xpath="/ns0:NavWordReportXmlPart[1]/ns0:Header[1]/ns0:WorkDescriptionLines[1]/ns0:WorkDescriptionLine[1]" w:storeItemID="{00000000-0000-0000-0000-000000000000}"/>
             <w15:color w:val="808080"/>
             <w:text/>
           </w:sdtPr>
@@ -5896,7 +5896,9 @@
 </we:webextension>
 </file>
 
-<file path=customXml/item1.xml>��< ? x m l   v e r s i o n = " 1 . 0 "   e n c o d i n g = " u t f - 1 6 " ? > < N a v W o r d R e p o r t X m l P a r t   x m l n s = " u r n : m i c r o s o f t - d y n a m i c s - b u s i n e s s c e n t r a l / i n t e r n a l / e x t e n d e d / r e p o r t s / S t a n d a r d _ S a l e s _ C r e d i t _ M e m o / 1 3 0 7 / " > +<file path=customXml/item1.xml>��< ? x m l   v e r s i o n = " 1 . 0 "   e n c o d i n g = " u t f - 1 6 " ? > + 
+ < N a v W o r d R e p o r t X m l P a r t   x m l n s = " u r n : m i c r o s o f t - d y n a m i c s - b u s i n e s s c e n t r a l / i n t e r n a l / e x t e n d e d / r e p o r t s / S t a n d a r d _ S a l e s _ C r e d i t _ M e m o / 1 3 0 7 / " >   
      < B C R e p o r t I n f o r m a t i o n >   
@@ -5960,27 +5962,395 @@
  
          < / R e p o r t R e q u e s t >   
+         < C o m p a n y M e t a d a t a > + 
+             < C o m p a n y N a m e > C o m p a n y   N a m e < / C o m p a n y N a m e > + 
+             < C o m p a n y D i s p l a y N a m e > C o m p a n y   D i s p l a y   N a m e < / C o m p a n y D i s p l a y N a m e > + 
+             < C o m p a n y A d d r e s s L i n e s > + 
+                 < C o m p a n y A d d r e s s L i n e > C o m p a n y   A d d r e s s   L i n e   1 < / C o m p a n y A d d r e s s L i n e > + 
+                 < C o m p a n y A d d r e s s L i n e > C o m p a n y   A d d r e s s   L i n e   2 < / C o m p a n y A d d r e s s L i n e > + 
+                 < C o m p a n y A d d r e s s L i n e > C o m p a n y   A d d r e s s   L i n e   3 < / C o m p a n y A d d r e s s L i n e > + 
+                 < C o m p a n y A d d r e s s L i n e > C o m p a n y   A d d r e s s   L i n e   4 < / C o m p a n y A d d r e s s L i n e > + 
+                 < C o m p a n y A d d r e s s L i n e > C o m p a n y   A d d r e s s   L i n e   5 < / C o m p a n y A d d r e s s L i n e > + 
+                 < C o m p a n y A d d r e s s L i n e > C o m p a n y   A d d r e s s   L i n e   6 < / C o m p a n y A d d r e s s L i n e > + 
+                 < C o m p a n y A d d r e s s L i n e > C o m p a n y   A d d r e s s   L i n e   7 < / C o m p a n y A d d r e s s L i n e > + 
+                 < C o m p a n y A d d r e s s L i n e > C o m p a n y   A d d r e s s   L i n e   8 < / C o m p a n y A d d r e s s L i n e > + 
+             < / C o m p a n y A d d r e s s L i n e s > + 
+             < C o m p a n y P h o n e > C o m p a n y   P h o n e < / C o m p a n y P h o n e > + 
+             < C o m p a n y P h o n e C a p t i o n > C o m p a n y   P h o n e   C a p t i o n < / C o m p a n y P h o n e C a p t i o n > + 
+             < C o m p a n y F a x N o > C o m p a n y   F a x   N o . < / C o m p a n y F a x N o > + 
+             < C o m p a n y F a x N o C a p t i o n > C o m p a n y   F a x   N o .   C a p t i o n < / C o m p a n y F a x N o C a p t i o n > + 
+             < C o m p a n y E m a i l > C o m p a n y   E m a i l < / C o m p a n y E m a i l > + 
+             < C o m p a n y E m a i l C a p t i o n > C o m p a n y   E m a i l   C a p t i o n < / C o m p a n y E m a i l C a p t i o n > + 
+             < C o m p a n y H o m e P a g e > C o m p a n y   H o m e   P a g e < / C o m p a n y H o m e P a g e > + 
+             < C o m p a n y H o m e P a g e C a p t i o n > C o m p a n y   H o m e   P a g e   C a p t i o n < / C o m p a n y H o m e P a g e C a p t i o n > + 
+             < C o m p a n y L o g o > C o m p a n y   L o g o < / C o m p a n y L o g o > + 
+             < C o m p a n y V A T R e g i s t r a t i o n N o > C o m p a n y   V A T   R e g i s t r a t i o n   N o . < / C o m p a n y V A T R e g i s t r a t i o n N o > + 
+             < C o m p a n y V A T R e g i s t r a t i o n N o C a p t i o n > C o m p a n y   V A T   R e g i s t r a t i o n   N o .   C a p t i o n < / C o m p a n y V A T R e g i s t r a t i o n N o C a p t i o n > + 
+             < C o m p a n y R e g i s t r a t i o n N o > C o m p a n y   R e g i s t r a t i o n   N o . < / C o m p a n y R e g i s t r a t i o n N o > + 
+             < C o m p a n y R e g i s t r a t i o n N o C a p t i o n > C o m p a n y   R e g i s t r a t i o n   N o .   C a p t i o n < / C o m p a n y R e g i s t r a t i o n N o C a p t i o n > + 
+             < C o m p a n y B a n k N a m e > C o m p a n y   B a n k   N a m e < / C o m p a n y B a n k N a m e > + 
+             < C o m p a n y B a n k N a m e C a p t i o n > C o m p a n y   B a n k   N a m e   C a p t i o n < / C o m p a n y B a n k N a m e C a p t i o n > + 
+             < C o m p a n y B a n k A c c o u n t N o > C o m p a n y   B a n k   A c c o u n t   N o . < / C o m p a n y B a n k A c c o u n t N o > + 
+             < C o m p a n y B a n k A c c o u n t N o C a p t i o n > C o m p a n y   B a n k   A c c o u n t   N o .   C a p t i o n < / C o m p a n y B a n k A c c o u n t N o C a p t i o n > + 
+             < C o m p a n y B a n k B r a n c h N o > C o m p a n y   B a n k   B r a n c h   N o . < / C o m p a n y B a n k B r a n c h N o > + 
+             < C o m p a n y B a n k B r a n c h N o C a p t i o n > C o m p a n y   B a n k   B r a n c h   N o .   C a p t i o n < / C o m p a n y B a n k B r a n c h N o C a p t i o n > + 
+             < C o m p a n y I B A N > C o m p a n y   I B A N < / C o m p a n y I B A N > + 
+             < C o m p a n y I B A N C a p t i o n > C o m p a n y   I B A N   C a p t i o n < / C o m p a n y I B A N C a p t i o n > + 
+             < C o m p a n y B a n k S W I F T > C o m p a n y   B a n k   S W I F T < / C o m p a n y B a n k S W I F T > + 
+             < C o m p a n y B a n k S W I F T C a p t i o n > C o m p a n y   B a n k   S W I F T   C a p t i o n < / C o m p a n y B a n k S W I F T C a p t i o n > + 
+             < C o m p a n y G i r o N o > C o m p a n y   G i r o   N o . < / C o m p a n y G i r o N o > + 
+             < C o m p a n y G i r o N o C a p t i o n > C o m p a n y   G i r o   N o .   C a p t i o n < / C o m p a n y G i r o N o C a p t i o n > + 
+         < / C o m p a n y M e t a d a t a > + 
      < / B C R e p o r t I n f o r m a t i o n >   
-     < T o o l t i p s / > +     < T o o l t i p s > + 
+         < T o o l t i p   c o l u m n = " C o m p a n y H o m e P a g e "   E l e m e n t I d = " 1 9 8 9 1 8 8 7 0 " > + 
+             < T o o l t i p T e x t   l a n g = " e n - U S " > S p e c i f i e s   y o u r   c o m p a n y ' s   w e b   s i t e . < / T o o l t i p T e x t > + 
+         < / T o o l t i p > + 
+         < T o o l t i p   c o l u m n = " C o m p a n y E M a i l "   E l e m e n t I d = " 1 6 7 7 0 7 4 0 5 8 " > + 
+             < T o o l t i p T e x t   l a n g = " e n - U S " > S p e c i f i e s   t h e   c o m p a n y ' s   e m a i l   a d d r e s s . < / T o o l t i p T e x t > + 
+         < / T o o l t i p > + 
+         < T o o l t i p   c o l u m n = " C o m p a n y P i c t u r e "   E l e m e n t I d = " 1 3 9 7 4 1 1 0 7 4 " > + 
+             < T o o l t i p T e x t   l a n g = " e n - U S " > S p e c i f i e s   t h e   p i c t u r e   t h a t   h a s   b e e n   s e t   u p   f o r   t h e   c o m p a n y ,   s u c h   a s   a   c o m p a n y   l o g o . < / T o o l t i p T e x t > + 
+         < / T o o l t i p > + 
+         < T o o l t i p   c o l u m n = " C o m p a n y P h o n e N o "   E l e m e n t I d = " 2 5 0 4 4 0 6 5 5 " > + 
+             < T o o l t i p T e x t   l a n g = " e n - U S " > S p e c i f i e s   t h e   c o m p a n y ' s   t e l e p h o n e   n u m b e r . < / T o o l t i p T e x t > + 
+         < / T o o l t i p > + 
+         < T o o l t i p   c o l u m n = " C o m p a n y G i r o N o "   E l e m e n t I d = " 1 3 6 0 1 9 6 3 2 0 " > + 
+             < T o o l t i p T e x t   l a n g = " e n - U S " > S p e c i f i e s   t h e   c o m p a n y ' s   g i r o   n u m b e r . < / T o o l t i p T e x t > + 
+         < / T o o l t i p > + 
+         < T o o l t i p   c o l u m n = " C o m p a n y B a n k N a m e "   E l e m e n t I d = " 1 5 3 4 9 0 5 6 0 5 " > + 
+             < T o o l t i p T e x t   l a n g = " e n - U S " > S p e c i f i e s   t h e   n a m e   o f   t h e   b a n k   w h e r e   y o u   h a v e   t h e   b a n k   a c c o u n t . < / T o o l t i p T e x t > + 
+         < / T o o l t i p > + 
+         < T o o l t i p   c o l u m n = " C o m p a n y B a n k B r a n c h N o "   E l e m e n t I d = " 7 9 3 1 3 3 0 5 7 " > + 
+             < T o o l t i p T e x t   l a n g = " e n - U S " > S p e c i f i e s   a   n u m b e r   o f   t h e   b a n k   b r a n c h . < / T o o l t i p T e x t > + 
+         < / T o o l t i p > + 
+         < T o o l t i p   c o l u m n = " C o m p a n y B a n k A c c o u n t N o "   E l e m e n t I d = " 3 0 1 4 0 2 0 4 " > + 
+             < T o o l t i p T e x t   l a n g = " e n - U S " > S p e c i f i e s   t h e   n u m b e r   u s e d   b y   t h e   b a n k   f o r   t h e   b a n k   a c c o u n t . < / T o o l t i p T e x t > + 
+         < / T o o l t i p > + 
+         < T o o l t i p   c o l u m n = " C o m p a n y I B A N "   E l e m e n t I d = " 9 0 6 5 4 9 1 8 2 " > + 
+             < T o o l t i p T e x t   l a n g = " e n - U S " > S p e c i f i e s   t h e   b a n k   a c c o u n t ' s   i n t e r n a t i o n a l   b a n k   a c c o u n t   n u m b e r . < / T o o l t i p T e x t > + 
+         < / T o o l t i p > + 
+         < T o o l t i p   c o l u m n = " C o m p a n y S W I F T "   E l e m e n t I d = " 6 6 8 2 5 0 2 4 5 " > + 
+             < T o o l t i p T e x t   l a n g = " e n - U S " > S p e c i f i e s   t h e   i n t e r n a t i o n a l   b a n k   i d e n t i f i e r   c o d e   ( S W I F T )   o f   t h e   b a n k   w h e r e   y o u   h a v e   t h e   a c c o u n t . < / T o o l t i p T e x t > + 
+         < / T o o l t i p > + 
+         < T o o l t i p   c o l u m n = " S e l l T o C o n t a c t P h o n e N o "   E l e m e n t I d = " 1 6 1 3 8 2 2 4 8 3 " > + 
+             < T o o l t i p T e x t   l a n g = " e n - U S " > S p e c i f i e s   t h e   c o n t a c t ' s   p h o n e   n u m b e r . < / T o o l t i p T e x t > + 
+         < / T o o l t i p > + 
+         < T o o l t i p   c o l u m n = " S e l l T o C o n t a c t M o b i l e P h o n e N o "   E l e m e n t I d = " 1 8 4 3 5 8 7 4 7 " > + 
+             < T o o l t i p T e x t   l a n g = " e n - U S " > S p e c i f i e s   t h e   c o n t a c t ' s   m o b i l e   t e l e p h o n e   n u m b e r . < / T o o l t i p T e x t > + 
+         < / T o o l t i p > + 
+         < T o o l t i p   c o l u m n = " S e l l T o C o n t a c t E m a i l "   E l e m e n t I d = " 2 6 2 8 2 4 5 6 4 " > + 
+             < T o o l t i p T e x t   l a n g = " e n - U S " > S p e c i f i e s   t h e   e m a i l   a d d r e s s   o f   t h e   c o n t a c t . < / T o o l t i p T e x t > + 
+         < / T o o l t i p > + 
+         < T o o l t i p   c o l u m n = " B i l l T o C o n t a c t P h o n e N o "   E l e m e n t I d = " 3 6 2 4 7 7 4 8 8 " > + 
+             < T o o l t i p T e x t   l a n g = " e n - U S " > S p e c i f i e s   t h e   c o n t a c t ' s   p h o n e   n u m b e r . < / T o o l t i p T e x t > + 
+         < / T o o l t i p > + 
+         < T o o l t i p   c o l u m n = " B i l l T o C o n t a c t M o b i l e P h o n e N o "   E l e m e n t I d = " 2 4 8 4 8 8 6 9 6 " > + 
+             < T o o l t i p T e x t   l a n g = " e n - U S " > S p e c i f i e s   t h e   c o n t a c t ' s   m o b i l e   t e l e p h o n e   n u m b e r . < / T o o l t i p T e x t > + 
+         < / T o o l t i p > + 
+         < T o o l t i p   c o l u m n = " B i l l T o C o n t a c t E m a i l "   E l e m e n t I d = " 3 3 5 8 2 7 8 9 5 " > + 
+             < T o o l t i p T e x t   l a n g = " e n - U S " > S p e c i f i e s   t h e   e m a i l   a d d r e s s   o f   t h e   c o n t a c t . < / T o o l t i p T e x t > + 
+         < / T o o l t i p > + 
+         < T o o l t i p   c o l u m n = " Y o u r R e f e r e n c e "   E l e m e n t I d = " 1 1 0 3 9 9 5 1 " > + 
+             < T o o l t i p T e x t   l a n g = " e n - U S " > S p e c i f i e s   t h e   c u s t o m e r ' s   r e f e r e n c e .   T h e   c o n t e n t s   w i l l   b e   p r i n t e d   o n   s a l e s   d o c u m e n t s . < / T o o l t i p T e x t > + 
+         < / T o o l t i p > + 
+         < T o o l t i p   c o l u m n = " E x t e r n a l D o c u m e n t N o "   E l e m e n t I d = " 7 3 3 9 5 3 9 6 6 " > + 
+             < T o o l t i p T e x t   l a n g = " e n - U S " > S p e c i f i e s   t h e   e x t e r n a l   d o c u m e n t   n u m b e r   t h a t   i s   e n t e r e d   o n   t h e   s a l e s   h e a d e r   t h a t   t h i s   l i n e   w a s   p o s t e d   f r o m . < / T o o l t i p T e x t > + 
+         < / T o o l t i p > + 
+         < T o o l t i p   c o l u m n = " S h i p m e n t M e t h o d D e s c r i p t i o n "   E l e m e n t I d = " 2 0 5 9 4 0 3 2 6 0 " > + 
+             < T o o l t i p T e x t   l a n g = " e n - U S " > S p e c i f i e s   a   d e s c r i p t i o n   o f   t h e   s h i p m e n t   m e t h o d . < / T o o l t i p T e x t > + 
+         < / T o o l t i p > + 
+         < T o o l t i p   c o l u m n = " S h i p T o P h o n e N o "   E l e m e n t I d = " 3 6 9 7 0 2 2 5 5 " > + 
+             < T o o l t i p T e x t   l a n g = " e n - U S " > S p e c i f i e s   t h e   t e l e p h o n e   n u m b e r   o f   t h e   c o m p a n y ' s   s h i p p i n g   a d d r e s s . < / T o o l t i p T e x t > + 
+         < / T o o l t i p > + 
+         < T o o l t i p   c o l u m n = " P a y m e n t T e r m s D e s c r i p t i o n "   E l e m e n t I d = " 2 0 3 8 7 4 2 7 0 0 " > + 
+             < T o o l t i p T e x t   l a n g = " e n - U S " > S p e c i f i e s   a n   e x p l a n a t i o n   o f   t h e   p a y m e n t   t e r m s . < / T o o l t i p T e x t > + 
+         < / T o o l t i p > + 
+         < T o o l t i p   c o l u m n = " P a y m e n t M e t h o d D e s c r i p t i o n "   E l e m e n t I d = " 5 8 5 7 5 7 9 7 4 " > + 
+             < T o o l t i p T e x t   l a n g = " e n - U S " > S p e c i f i e s   a   t e x t   t h a t   d e s c r i b e s   t h e   p a y m e n t   m e t h o d . < / T o o l t i p T e x t > + 
+         < / T o o l t i p > + 
+         < T o o l t i p   c o l u m n = " B i l l t o C u s t u m e r N o "   E l e m e n t I d = " 2 8 0 4 7 3 0 5 8 " > + 
+             < T o o l t i p T e x t   l a n g = " e n - U S " > S p e c i f i e s   t h e   n u m b e r   o f   t h e   c u s t o m e r   t h a t   y o u   s e n d   o r   s e n t   t h e   c r e d i t   m e m o   t o . < / T o o l t i p T e x t > + 
+         < / T o o l t i p > + 
+         < T o o l t i p   c o l u m n = " D o c u m e n t N o "   E l e m e n t I d = " 9 7 0 3 5 0 5 3 9 " > + 
+             < T o o l t i p T e x t   l a n g = " e n - U S " > S p e c i f i e s   t h e   p o s t e d   c r e d i t   m e m o   n u m b e r .   Y o u   c a n n o t   c h a n g e   t h e   n u m b e r   b e c a u s e   t h e   d o c u m e n t   h a s   a l r e a d y   b e e n   p o s t e d . < / T o o l t i p T e x t > + 
+         < / T o o l t i p > + 
+         < T o o l t i p   c o l u m n = " S a l e s P e r s o n N a m e "   E l e m e n t I d = " 8 7 1 4 9 2 9 8 3 " > + 
+             < T o o l t i p T e x t   l a n g = " e n - U S " > S p e c i f i e s   t h e   n a m e   o f   t h e   s a l e s p e r s o n   o r   p u r c h a s e r . < / T o o l t i p T e x t > + 
+         < / T o o l t i p > + 
+         < T o o l t i p   c o l u m n = " S e l l t o C u s t o m e r N o "   E l e m e n t I d = " 2 0 5 0 6 4 7 3 4 9 " > + 
+             < T o o l t i p T e x t   l a n g = " e n - U S " > S p e c i f i e s   t h e   n u m b e r   o f   t h e   c u s t o m e r   t h a t   y o u   s h i p p e d   t h e   i t e m s   o n   t h e   c r e d i t   m e m o   t o . < / T o o l t i p T e x t > + 
+         < / T o o l t i p > + 
+         < T o o l t i p   c o l u m n = " A m o u n t E x c l u d i n g V A T _ L i n e "   E l e m e n t I d = " 1 0 6 2 4 6 0 0 4 0 " > + 
+             < T o o l t i p T e x t   l a n g = " e n - U S " > S p e c i f i e s   t h e   l i n e ' s   n e t   a m o u n t . < / T o o l t i p T e x t > + 
+         < / T o o l t i p > + 
+         < T o o l t i p   c o l u m n = " A m o u n t I n c l u d i n g V A T _ L i n e "   E l e m e n t I d = " 7 7 0 9 2 8 4 0 2 " > + 
+             < T o o l t i p T e x t   l a n g = " e n - U S " > S p e c i f i e s   t h e   n e t   a m o u n t ,   i n c l u d i n g   V A T ,   f o r   t h i s   l i n e . < / T o o l t i p T e x t > + 
+         < / T o o l t i p > + 
+         < T o o l t i p   c o l u m n = " D e s c r i p t i o n _ L i n e "   E l e m e n t I d = " 1 4 0 6 8 2 2 3 1 0 " > + 
+             < T o o l t i p T e x t   l a n g = " e n - U S " > S p e c i f i e s   t h e   n a m e   o f   t h e   i t e m   o r   g e n e r a l   l e d g e r   a c c o u n t ,   o r   s o m e   d e s c r i p t i v e   t e x t . < / T o o l t i p T e x t > + 
+         < / T o o l t i p > + 
+         < T o o l t i p   c o l u m n = " L i n e D i s c o u n t P e r c e n t _ L i n e "   E l e m e n t I d = " 9 0 7 8 2 7 4 3 6 " > + 
+             < T o o l t i p T e x t   l a n g = " e n - U S " > S p e c i f i e s   t h e   d i s c o u n t   p e r c e n t a g e   t h a t   i s   g r a n t e d   f o r   t h e   i t e m   o n   t h e   l i n e . < / T o o l t i p T e x t > + 
+         < / T o o l t i p > + 
+         < T o o l t i p   c o l u m n = " I t e m N o _ L i n e "   E l e m e n t I d = " 1 9 1 0 2 9 6 2 8 8 " > + 
+             < T o o l t i p T e x t   l a n g = " e n - U S " > S p e c i f i e s   t h e   n u m b e r   o f   t h e   i n v o l v e d   e n t r y   o r   r e c o r d ,   a c c o r d i n g   t o   t h e   s p e c i f i e d   n u m b e r   s e r i e s . < / T o o l t i p T e x t > + 
+         < / T o o l t i p > + 
+         < T o o l t i p   c o l u m n = " I t e m R e f e r e n c e N o _ L i n e "   E l e m e n t I d = " 9 2 7 2 3 5 7 " > + 
+             < T o o l t i p T e x t   l a n g = " e n - U S " > S p e c i f i e s   t h e   r e f e r e n c e d   i t e m   n u m b e r . < / T o o l t i p T e x t > + 
+         < / T o o l t i p > + 
+         < T o o l t i p   c o l u m n = " U n i t O f M e a s u r e "   E l e m e n t I d = " 1 8 0 8 2 2 8 0 1 8 " > + 
+             < T o o l t i p T e x t   l a n g = " e n - U S " > S p e c i f i e s   t h e   n a m e   o f   t h e   i t e m   o r   r e s o u r c e ' s   u n i t   o f   m e a s u r e ,   s u c h   a s   p i e c e   o r   h o u r . < / T o o l t i p T e x t > + 
+         < / T o o l t i p > + 
+         < T o o l t i p   c o l u m n = " L i n e N o _ A s s e m b l y L i n e "   E l e m e n t I d = " 6 4 0 5 8 3 8 9 1 " > + 
+             < T o o l t i p T e x t   l a n g = " e n - U S " > S p e c i f i e s   t h e   n u m b e r   o f   t h e   i n v o l v e d   e n t r y   o r   r e c o r d ,   a c c o r d i n g   t o   t h e   s p e c i f i e d   n u m b e r   s e r i e s . < / T o o l t i p T e x t > + 
+         < / T o o l t i p > + 
+         < T o o l t i p   c o l u m n = " D e s c r i p t i o n _ A s s e m b l y L i n e "   E l e m e n t I d = " 2 8 0 7 4 3 7 9 6 " > + 
+             < T o o l t i p T e x t   l a n g = " e n - U S " > S p e c i f i e s   t h e   d e s c r i p t i o n   o f   t h e   a s s e m b l y   c o m p o n e n t   o n   t h e   p o s t e d   a s s e m b l y   l i n e . < / T o o l t i p T e x t > + 
+         < / T o o l t i p > + 
+         < T o o l t i p   c o l u m n = " Q u a n t i t y _ A s s e m b l y L i n e "   E l e m e n t I d = " 1 9 5 7 6 4 8 2 3 1 " > + 
+             < T o o l t i p T e x t   l a n g = " e n - U S " > S p e c i f i e s   h o w   m a n y   u n i t s   o f   t h e   a s s e m b l y   c o m p o n e n t   w e r e   p o s t e d   a s   c o n s u m e d   b y   t h e   p o s t e d   a s s e m b l y   o r d e r   l i n e . < / T o o l t i p T e x t > + 
+         < / T o o l t i p > + 
+         < T o o l t i p   c o l u m n = " V a r i a n t C o d e _ A s s e m b l y L i n e "   E l e m e n t I d = " 1 8 6 9 4 0 7 6 7 2 " > + 
+             < T o o l t i p T e x t   l a n g = " e n - U S " > S p e c i f i e s   t h e   v a r i a n t   o f   t h e   i t e m   o n   t h e   l i n e . < / T o o l t i p T e x t > + 
+         < / T o o l t i p > + 
+         < T o o l t i p   c o l u m n = " I n v o i c e D i s c o u n t A m o u n t _ V A T A m o u n t L i n e "   E l e m e n t I d = " 8 2 4 7 3 0 1 4 1 " > + 
+             < T o o l t i p T e x t   l a n g = " e n - U S " > S p e c i f i e s   t h e   i n v o i c e   d i s c o u n t   a m o u n t   f o r   a   s p e c i f i c   V A T   i d e n t i f i e r . < / T o o l t i p T e x t > + 
+         < / T o o l t i p > + 
+         < T o o l t i p   c o l u m n = " I n v o i c e D i s c o u n t B a s e A m o u n t _ V A T A m o u n t L i n e "   E l e m e n t I d = " 2 0 4 0 3 3 2 2 6 6 " > + 
+             < T o o l t i p T e x t   l a n g = " e n - U S " > S p e c i f i e s   t h e   i n v o i c e   d i s c o u n t   b a s e   a m o u n t . < / T o o l t i p T e x t > + 
+         < / T o o l t i p > + 
+         < T o o l t i p   c o l u m n = " L i n e A m o u n t _ V a t A m o u n t L i n e "   E l e m e n t I d = " 2 1 4 6 5 4 0 1 " > + 
+             < T o o l t i p T e x t   l a n g = " e n - U S " > S p e c i f i e s   t h e   t o t a l   a m o u n t   f o r   s a l e s   o r   p u r c h a s e   l i n e s   w i t h   a   s p e c i f i c   V A T   i d e n t i f i e r . < / T o o l t i p T e x t > + 
+         < / T o o l t i p > + 
+         < T o o l t i p   c o l u m n = " V A T A m o u n t _ V a t A m o u n t L i n e "   E l e m e n t I d = " 1 8 9 1 8 2 0 6 2 0 " > + 
+             < T o o l t i p T e x t   l a n g = " e n - U S " > S p e c i f i e s   t h e   a m o u n t   o f   V A T   t h a t   i s   i n c l u d e d   i n   t h e   t o t a l   a m o u n t . < / T o o l t i p T e x t > + 
+         < / T o o l t i p > + 
+         < T o o l t i p   c o l u m n = " V A T B a s e _ V a t A m o u n t L i n e "   E l e m e n t I d = " 1 4 5 8 9 3 7 8 1 9 " > + 
+             < T o o l t i p T e x t   l a n g = " e n - U S " > S p e c i f i e s   t h e   t o t a l   n e t   a m o u n t   ( a m o u n t   e x c l u d i n g   V A T )   f o r   s a l e s   o r   p u r c h a s e   l i n e s   w i t h   a   s p e c i f i c   V A T   I d e n t i f i e r . < / T o o l t i p T e x t > + 
+         < / T o o l t i p > + 
+         < T o o l t i p   c o l u m n = " V A T I d e n t i f i e r _ V a t A m o u n t L i n e "   E l e m e n t I d = " 1 1 4 2 0 7 0 0 3 5 " > + 
+             < T o o l t i p T e x t   l a n g = " e n - U S " > S p e c i f i e s   t h e   V A T   I d e n t i f i e r   v a l u e . < / T o o l t i p T e x t > + 
+         < / T o o l t i p > + 
+         < T o o l t i p   c o l u m n = " V A T P c t _ V a t A m o u n t L i n e "   E l e m e n t I d = " 1 4 5 3 5 4 2 7 7 7 " > + 
+             < T o o l t i p T e x t   l a n g = " e n - U S " > S p e c i f i e s   t h e   V A T   %   t h a t   w a s   u s e d   o n   t h e   s a l e s   o r   p u r c h a s e   l i n e s   w i t h   t h i s   V A T   I d e n t i f i e r . < / T o o l t i p T e x t > + 
+         < / T o o l t i p > + 
+         < T o o l t i p   c o l u m n = " V A T I d e n t i f i e r _ V A T C l a u s e L i n e "   E l e m e n t I d = " 1 4 6 4 4 7 2 4 7 8 " > + 
+             < T o o l t i p T e x t   l a n g = " e n - U S " > S p e c i f i e s   t h e   V A T   I d e n t i f i e r   v a l u e . < / T o o l t i p T e x t > + 
+         < / T o o l t i p > + 
+         < T o o l t i p   c o l u m n = " C o d e _ V A T C l a u s e L i n e "   E l e m e n t I d = " 1 8 2 4 5 8 9 8 4 7 " > + 
+             < T o o l t i p T e x t   l a n g = " e n - U S " > S p e c i f i e s   t h e   c o d e   f o r   a   V A T   c l a u s e ,   w h i c h   i s   u s e d   t o   p r o v i d e   a   V A T   d e s c r i p t i o n   a s s o c i a t e d   w i t h   a   s a l e s   l i n e   o n   a   s a l e s   i n v o i c e ,   c r e d i t   m e m o ,   o r   o t h e r   s a l e s   d o c u m e n t . < / T o o l t i p T e x t > + 
+         < / T o o l t i p > + 
+         < T o o l t i p   c o l u m n = " D e s c r i p t i o n 2 _ V A T C l a u s e L i n e "   E l e m e n t I d = " 1 3 7 9 6 6 7 4 7 0 " > + 
+             < T o o l t i p T e x t   l a n g = " e n - U S " > S p e c i f i e s   a n   a d d i t i o n a l   d e s c r i p t i o n   o f   a   V A T   c l a u s e . < / T o o l t i p T e x t > + 
+         < / T o o l t i p > + 
+         < T o o l t i p   c o l u m n = " V A T A m o u n t _ V A T C l a u s e L i n e "   E l e m e n t I d = " 2 2 2 4 6 9 0 5 9 " > + 
+             < T o o l t i p T e x t   l a n g = " e n - U S " > S p e c i f i e s   t h e   a m o u n t   o f   V A T   t h a t   i s   i n c l u d e d   i n   t h e   t o t a l   a m o u n t . < / T o o l t i p T e x t > + 
+         < / T o o l t i p > + 
+     < / T o o l t i p s >   
      < H e a d e r   E l e m e n t T y p e = " D a t a I t e m "   E l e m e n t I d = " 1 2 4 0 3 7 3 8 8 6 " >   
          < A p p l i e s T o D o c u m e n t   E l e m e n t T y p e = " C o l u m n "   E l e m e n t I d = " 7 8 4 1 8 3 9 6 5 "   D a t a T y p e = " T e x t " > A p p l i e s T o D o c u m e n t < / A p p l i e s T o D o c u m e n t >   
-         < A p p l i e s T o D o c u m e n t _ L b l   E l e m e n t T y p e = " C o l u m n "   E l e m e n t I d = " 1 9 9 2 0 4 2 5 9 4 "   D a t a T y p e = " T e x t C o n s t " > A p p l i e s T o D o c u m e n t _ L b l < / A p p l i e s T o D o c u m e n t _ L b l > +         < A p p l i e s T o D o c u m e n t _ L b l   E l e m e n t T y p e = " C o l u m n "   E l e m e n t I d = " 1 9 9 2 0 4 2 5 9 4 "   D a t a T y p e = " L a b e l " > A p p l i e s T o D o c u m e n t _ L b l < / A p p l i e s T o D o c u m e n t _ L b l >   
          < B i l l T o C o n t a c t E m a i l   E l e m e n t T y p e = " C o l u m n "   E l e m e n t I d = " 3 3 5 8 2 7 8 9 5 "   D a t a T y p e = " T e x t " > B i l l T o C o n t a c t E m a i l < / B i l l T o C o n t a c t E m a i l >   
-         < B i l l T o C o n t a c t E m a i l L b l   E l e m e n t T y p e = " C o l u m n "   E l e m e n t I d = " 2 9 6 4 7 8 3 6 5 "   D a t a T y p e = " T e x t C o n s t " > B i l l T o C o n t a c t E m a i l L b l < / B i l l T o C o n t a c t E m a i l L b l > +         < B i l l T o C o n t a c t E m a i l L b l   E l e m e n t T y p e = " C o l u m n "   E l e m e n t I d = " 2 9 6 4 7 8 3 6 5 "   D a t a T y p e = " L a b e l " > B i l l T o C o n t a c t E m a i l L b l < / B i l l T o C o n t a c t E m a i l L b l >   
          < B i l l T o C o n t a c t M o b i l e P h o n e N o   E l e m e n t T y p e = " C o l u m n "   E l e m e n t I d = " 2 4 8 4 8 8 6 9 6 "   D a t a T y p e = " T e x t " > B i l l T o C o n t a c t M o b i l e P h o n e N o < / B i l l T o C o n t a c t M o b i l e P h o n e N o >   
-         < B i l l T o C o n t a c t M o b i l e P h o n e N o L b l   E l e m e n t T y p e = " C o l u m n "   E l e m e n t I d = " 2 7 6 3 1 1 3 3 8 "   D a t a T y p e = " T e x t C o n s t " > B i l l T o C o n t a c t M o b i l e P h o n e N o L b l < / B i l l T o C o n t a c t M o b i l e P h o n e N o L b l > +         < B i l l T o C o n t a c t M o b i l e P h o n e N o L b l   E l e m e n t T y p e = " C o l u m n "   E l e m e n t I d = " 2 7 6 3 1 1 3 3 8 "   D a t a T y p e = " L a b e l " > B i l l T o C o n t a c t M o b i l e P h o n e N o L b l < / B i l l T o C o n t a c t M o b i l e P h o n e N o L b l >   
          < B i l l T o C o n t a c t P h o n e N o   E l e m e n t T y p e = " C o l u m n "   E l e m e n t I d = " 3 6 2 4 7 7 4 8 8 "   D a t a T y p e = " T e x t " > B i l l T o C o n t a c t P h o n e N o < / B i l l T o C o n t a c t P h o n e N o >   
-         < B i l l T o C o n t a c t P h o n e N o L b l   E l e m e n t T y p e = " C o l u m n "   E l e m e n t I d = " 2 1 2 3 3 4 5 9 6 6 "   D a t a T y p e = " T e x t C o n s t " > B i l l T o C o n t a c t P h o n e N o L b l < / B i l l T o C o n t a c t P h o n e N o L b l > +         < B i l l T o C o n t a c t P h o n e N o L b l   E l e m e n t T y p e = " C o l u m n "   E l e m e n t I d = " 2 1 2 3 3 4 5 9 6 6 "   D a t a T y p e = " L a b e l " > B i l l T o C o n t a c t P h o n e N o L b l < / B i l l T o C o n t a c t P h o n e N o L b l >   
          < B i l l t o C u s t u m e r N o   E l e m e n t T y p e = " C o l u m n "   E l e m e n t I d = " 2 8 0 4 7 3 0 5 8 "   D a t a T y p e = " C o d e " > B i l l t o C u s t u m e r N o < / B i l l t o C u s t u m e r N o >   
@@ -6004,7 +6374,7 @@
  
          < C o m p a n y B a n k A c c o u n t N o   E l e m e n t T y p e = " C o l u m n "   E l e m e n t I d = " 3 0 1 4 0 2 0 4 "   D a t a T y p e = " T e x t " > C o m p a n y B a n k A c c o u n t N o < / C o m p a n y B a n k A c c o u n t N o >   
-         < C o m p a n y B a n k A c c o u n t N o _ L b l   E l e m e n t T y p e = " C o l u m n "   E l e m e n t I d = " 1 0 9 7 7 4 3 3 4 5 "   D a t a T y p e = " T e x t C o n s t " > C o m p a n y B a n k A c c o u n t N o _ L b l < / C o m p a n y B a n k A c c o u n t N o _ L b l > +         < C o m p a n y B a n k A c c o u n t N o _ L b l   E l e m e n t T y p e = " C o l u m n "   E l e m e n t I d = " 1 0 9 7 7 4 3 3 4 5 "   D a t a T y p e = " L a b e l " > C o m p a n y B a n k A c c o u n t N o _ L b l < / C o m p a n y B a n k A c c o u n t N o _ L b l >   
          < C o m p a n y B a n k B r a n c h N o   E l e m e n t T y p e = " C o l u m n "   E l e m e n t I d = " 7 9 3 1 3 3 0 5 7 "   D a t a T y p e = " T e x t " > C o m p a n y B a n k B r a n c h N o < / C o m p a n y B a n k B r a n c h N o >   
@@ -6012,7 +6382,7 @@
  
          < C o m p a n y B a n k N a m e   E l e m e n t T y p e = " C o l u m n "   E l e m e n t I d = " 1 5 3 4 9 0 5 6 0 5 "   D a t a T y p e = " T e x t " > C o m p a n y B a n k N a m e < / C o m p a n y B a n k N a m e >   
-         < C o m p a n y B a n k N a m e _ L b l   E l e m e n t T y p e = " C o l u m n "   E l e m e n t I d = " 1 2 0 4 3 0 7 0 1 4 "   D a t a T y p e = " T e x t C o n s t " > C o m p a n y B a n k N a m e _ L b l < / C o m p a n y B a n k N a m e _ L b l > +         < C o m p a n y B a n k N a m e _ L b l   E l e m e n t T y p e = " C o l u m n "   E l e m e n t I d = " 1 2 0 4 3 0 7 0 1 4 "   D a t a T y p e = " L a b e l " > C o m p a n y B a n k N a m e _ L b l < / C o m p a n y B a n k N a m e _ L b l >   
          < C o m p a n y C u s t o m G i r o   E l e m e n t T y p e = " C o l u m n "   E l e m e n t I d = " 1 6 7 0 4 7 5 7 9 8 "   D a t a T y p e = " T e x t " > C o m p a n y C u s t o m G i r o < / C o m p a n y C u s t o m G i r o >   
@@ -6022,7 +6392,7 @@
  
          < C o m p a n y G i r o N o   E l e m e n t T y p e = " C o l u m n "   E l e m e n t I d = " 1 3 6 0 1 9 6 3 2 0 "   D a t a T y p e = " T e x t " > C o m p a n y G i r o N o < / C o m p a n y G i r o N o >   
-         < C o m p a n y G i r o N o _ L b l   E l e m e n t T y p e = " C o l u m n "   E l e m e n t I d = " 8 6 1 6 0 2 1 1 5 "   D a t a T y p e = " T e x t C o n s t " > C o m p a n y G i r o N o _ L b l < / C o m p a n y G i r o N o _ L b l > +         < C o m p a n y G i r o N o _ L b l   E l e m e n t T y p e = " C o l u m n "   E l e m e n t I d = " 8 6 1 6 0 2 1 1 5 "   D a t a T y p e = " L a b e l " > C o m p a n y G i r o N o _ L b l < / C o m p a n y G i r o N o _ L b l >   
          < C o m p a n y H o m e P a g e   E l e m e n t T y p e = " C o l u m n "   E l e m e n t I d = " 1 9 8 9 1 8 8 7 0 "   D a t a T y p e = " T e x t " > C o m p a n y H o m e P a g e < / C o m p a n y H o m e P a g e >   
@@ -6040,9 +6410,9 @@
  
          < C o m p a n y P h o n e N o   E l e m e n t T y p e = " C o l u m n "   E l e m e n t I d = " 2 5 0 4 4 0 6 5 5 "   D a t a T y p e = " T e x t " > C o m p a n y P h o n e N o < / C o m p a n y P h o n e N o >   
-         < C o m p a n y P h o n e N o _ L b l   E l e m e n t T y p e = " C o l u m n "   E l e m e n t I d = " 5 5 8 5 9 3 5 8 6 "   D a t a T y p e = " T e x t C o n s t " > C o m p a n y P h o n e N o _ L b l < / C o m p a n y P h o n e N o _ L b l > - 
-         < C o m p a n y P i c t u r e   E l e m e n t T y p e = " C o l u m n "   E l e m e n t I d = " 1 3 9 7 4 1 1 0 7 4 "   D a t a T y p e = " B L O B " / > +         < C o m p a n y P h o n e N o _ L b l   E l e m e n t T y p e = " C o l u m n "   E l e m e n t I d = " 5 5 8 5 9 3 5 8 6 "   D a t a T y p e = " L a b e l " > C o m p a n y P h o n e N o _ L b l < / C o m p a n y P h o n e N o _ L b l > + 
+         < C o m p a n y P i c t u r e   E l e m e n t T y p e = " C o l u m n "   E l e m e n t I d = " 1 3 9 7 4 1 1 0 7 4 "   D a t a T y p e = " B l o b "   / >   
          < C o m p a n y R e g i s t r a t i o n N u m b e r   E l e m e n t T y p e = " C o l u m n "   E l e m e n t I d = " 2 0 2 3 6 3 9 4 2 4 "   D a t a T y p e = " T e x t " > C o m p a n y R e g i s t r a t i o n N u m b e r < / C o m p a n y R e g i s t r a t i o n N u m b e r >   
@@ -6060,7 +6430,7 @@
  
          < C o m p a n y V A T R e g N o _ L b l   E l e m e n t T y p e = " C o l u m n "   E l e m e n t I d = " 7 7 3 2 0 1 5 0 1 "   D a t a T y p e = " T e x t " > C o m p a n y V A T R e g N o _ L b l < / C o m p a n y V A T R e g N o _ L b l >   
-         < C o p y _ L b l   E l e m e n t T y p e = " C o l u m n "   E l e m e n t I d = " 6 0 4 7 8 2 7 8 1 "   D a t a T y p e = " T e x t C o n s t " > C o p y _ L b l < / C o p y _ L b l > +         < C o p y _ L b l   E l e m e n t T y p e = " C o l u m n "   E l e m e n t I d = " 6 0 4 7 8 2 7 8 1 "   D a t a T y p e = " L a b e l " > C o p y _ L b l < / C o p y _ L b l >   
          < C u s t o m e r A d d r e s s 1   E l e m e n t T y p e = " C o l u m n "   E l e m e n t I d = " 1 8 0 1 9 6 6 4 5 4 "   D a t a T y p e = " T e x t " > C u s t o m e r A d d r e s s 1 < / C u s t o m e r A d d r e s s 1 >   
@@ -6088,15 +6458,15 @@
  
          < D o c u m e n t N o   E l e m e n t T y p e = " C o l u m n "   E l e m e n t I d = " 9 7 0 3 5 0 5 3 9 "   D a t a T y p e = " C o d e " > D o c u m e n t N o < / D o c u m e n t N o >   
-         < D o c u m e n t N o _ L b l   E l e m e n t T y p e = " C o l u m n "   E l e m e n t I d = " 7 8 9 7 9 5 9 7 8 "   D a t a T y p e = " T e x t C o n s t " > D o c u m e n t N o _ L b l < / D o c u m e n t N o _ L b l > - 
-         < D o c u m e n t T i t l e _ L b l   E l e m e n t T y p e = " C o l u m n "   E l e m e n t I d = " 8 5 8 4 2 3 9 2 9 "   D a t a T y p e = " T e x t C o n s t " > D o c u m e n t T i t l e _ L b l < / D o c u m e n t T i t l e _ L b l > +         < D o c u m e n t N o _ L b l   E l e m e n t T y p e = " C o l u m n "   E l e m e n t I d = " 7 8 9 7 9 5 9 7 8 "   D a t a T y p e = " L a b e l " > D o c u m e n t N o _ L b l < / D o c u m e n t N o _ L b l > + 
+         < D o c u m e n t T i t l e _ L b l   E l e m e n t T y p e = " C o l u m n "   E l e m e n t I d = " 8 5 8 4 2 3 9 2 9 "   D a t a T y p e = " L a b e l " > D o c u m e n t T i t l e _ L b l < / D o c u m e n t T i t l e _ L b l >   
          < D u e D a t e   E l e m e n t T y p e = " C o l u m n "   E l e m e n t I d = " 7 4 5 1 7 0 2 0 3 "   D a t a T y p e = " S t r i n g " > D u e D a t e < / D u e D a t e >   
          < D u e D a t e _ L b l   E l e m e n t T y p e = " C o l u m n "   E l e m e n t I d = " 1 6 4 8 2 8 4 6 4 8 "   D a t a T y p e = " S t r i n g " > D u e D a t e _ L b l < / D u e D a t e _ L b l >   
-         < E M a i l _ H e a d e r _ L b l   E l e m e n t T y p e = " C o l u m n "   E l e m e n t I d = " 5 1 3 1 7 0 8 0 4 "   D a t a T y p e = " T e x t C o n s t " > E M a i l _ H e a d e r _ L b l < / E M a i l _ H e a d e r _ L b l > +         < E M a i l _ H e a d e r _ L b l   E l e m e n t T y p e = " C o l u m n "   E l e m e n t I d = " 5 1 3 1 7 0 8 0 4 "   D a t a T y p e = " L a b e l " > E M a i l _ H e a d e r _ L b l < / E M a i l _ H e a d e r _ L b l >   
          < E x c h a n g e R a t e A S T e x t   E l e m e n t T y p e = " C o l u m n "   E l e m e n t I d = " 1 1 5 7 2 6 2 0 5 3 "   D a t a T y p e = " T e x t " > E x c h a n g e R a t e A S T e x t < / E x c h a n g e R a t e A S T e x t >   
@@ -6104,77 +6474,69 @@
  
          < E x t e r n a l D o c u m e n t N o L b l   E l e m e n t T y p e = " C o l u m n "   E l e m e n t I d = " 7 8 3 2 8 7 4 5 2 "   D a t a T y p e = " S t r i n g " > E x t e r n a l D o c u m e n t N o L b l < / E x t e r n a l D o c u m e n t N o L b l >   
-         < H o m e P a g e _ H e a d e r _ L b l   E l e m e n t T y p e = " C o l u m n "   E l e m e n t I d = " 1 8 7 9 7 2 5 0 8 4 "   D a t a T y p e = " T e x t C o n s t " > H o m e P a g e _ H e a d e r _ L b l < / H o m e P a g e _ H e a d e r _ L b l > - 
-         < I n v o i c e D i s c o u n t A m o u n t _ L b l   E l e m e n t T y p e = " C o l u m n "   E l e m e n t I d = " 1 5 9 3 0 1 2 7 3 6 "   D a t a T y p e = " T e x t C o n s t " > I n v o i c e D i s c o u n t A m o u n t _ L b l < / I n v o i c e D i s c o u n t A m o u n t _ L b l > - 
-         < I n v o i c e D i s c o u n t B a s e A m o u n t _ L b l   E l e m e n t T y p e = " C o l u m n "   E l e m e n t I d = " 2 0 2 9 2 6 6 8 7 5 "   D a t a T y p e = " T e x t C o n s t " > I n v o i c e D i s c o u n t B a s e A m o u n t _ L b l < / I n v o i c e D i s c o u n t B a s e A m o u n t _ L b l > +         < H o m e P a g e _ H e a d e r _ L b l   E l e m e n t T y p e = " C o l u m n "   E l e m e n t I d = " 1 8 7 9 7 2 5 0 8 4 "   D a t a T y p e = " L a b e l " > H o m e P a g e _ H e a d e r _ L b l < / H o m e P a g e _ H e a d e r _ L b l > + 
+         < I n v o i c e D i s c o u n t A m o u n t _ L b l   E l e m e n t T y p e = " C o l u m n "   E l e m e n t I d = " 1 5 9 3 0 1 2 7 3 6 "   D a t a T y p e = " L a b e l " > I n v o i c e D i s c o u n t A m o u n t _ L b l < / I n v o i c e D i s c o u n t A m o u n t _ L b l > + 
+         < I n v o i c e D i s c o u n t B a s e A m o u n t _ L b l   E l e m e n t T y p e = " C o l u m n "   E l e m e n t I d = " 2 0 2 9 2 6 6 8 7 5 "   D a t a T y p e = " L a b e l " > I n v o i c e D i s c o u n t B a s e A m o u n t _ L b l < / I n v o i c e D i s c o u n t B a s e A m o u n t _ L b l >   
          < L e g a l E n t i t y T y p e   E l e m e n t T y p e = " C o l u m n "   E l e m e n t I d = " 2 0 5 1 8 7 3 5 6 3 "   D a t a T y p e = " T e x t " > L e g a l E n t i t y T y p e < / L e g a l E n t i t y T y p e >   
          < L e g a l E n t i t y T y p e _ L b l   E l e m e n t T y p e = " C o l u m n "   E l e m e n t I d = " 2 0 8 0 2 2 4 7 9 2 "   D a t a T y p e = " T e x t " > L e g a l E n t i t y T y p e _ L b l < / L e g a l E n t i t y T y p e _ L b l >   
-         < L i n e A m o u n t A f t e r I n v o i c e D i s c o u n t _ L b l   E l e m e n t T y p e = " C o l u m n "   E l e m e n t I d = " 6 7 3 7 2 1 0 9 4 "   D a t a T y p e = " T e x t C o n s t " > L i n e A m o u n t A f t e r I n v o i c e D i s c o u n t _ L b l < / L i n e A m o u n t A f t e r I n v o i c e D i s c o u n t _ L b l > - 
-         < L o c a l C u r r e n c y _ L b l   E l e m e n t T y p e = " C o l u m n "   E l e m e n t I d = " 1 5 5 9 6 9 3 4 2 2 "   D a t a T y p e = " T e x t C o n s t " > L o c a l C u r r e n c y _ L b l < / L o c a l C u r r e n c y _ L b l > - 
-         < P a g e _ L b l   E l e m e n t T y p e = " C o l u m n "   E l e m e n t I d = " 6 8 0 6 4 8 0 9 1 "   D a t a T y p e = " T e x t C o n s t " > P a g e _ L b l < / P a g e _ L b l > +         < L i n e A m o u n t A f t e r I n v o i c e D i s c o u n t _ L b l   E l e m e n t T y p e = " C o l u m n "   E l e m e n t I d = " 6 7 3 7 2 1 0 9 4 "   D a t a T y p e = " L a b e l " > L i n e A m o u n t A f t e r I n v o i c e D i s c o u n t _ L b l < / L i n e A m o u n t A f t e r I n v o i c e D i s c o u n t _ L b l > + 
+         < L o c a l C u r r e n c y _ L b l   E l e m e n t T y p e = " C o l u m n "   E l e m e n t I d = " 1 5 5 9 6 9 3 4 2 2 "   D a t a T y p e = " L a b e l " > L o c a l C u r r e n c y _ L b l < / L o c a l C u r r e n c y _ L b l > + 
+         < P a g e _ L b l   E l e m e n t T y p e = " C o l u m n "   E l e m e n t I d = " 6 8 0 6 4 8 0 9 1 "   D a t a T y p e = " L a b e l " > P a g e _ L b l < / P a g e _ L b l >   
          < P a y m e n t M e t h o d D e s c r i p t i o n   E l e m e n t T y p e = " C o l u m n "   E l e m e n t I d = " 5 8 5 7 5 7 9 7 4 "   D a t a T y p e = " T e x t " > P a y m e n t M e t h o d D e s c r i p t i o n < / P a y m e n t M e t h o d D e s c r i p t i o n >   
-         < P a y m e n t M e t h o d D e s c r i p t i o n _ L b l   E l e m e n t T y p e = " C o l u m n "   E l e m e n t I d = " 7 9 7 1 1 7 3 2 3 "   D a t a T y p e = " T e x t C o n s t " > P a y m e n t M e t h o d D e s c r i p t i o n _ L b l < / P a y m e n t M e t h o d D e s c r i p t i o n _ L b l > +         < P a y m e n t M e t h o d D e s c r i p t i o n _ L b l   E l e m e n t T y p e = " C o l u m n "   E l e m e n t I d = " 7 9 7 1 1 7 3 2 3 "   D a t a T y p e = " L a b e l " > P a y m e n t M e t h o d D e s c r i p t i o n _ L b l < / P a y m e n t M e t h o d D e s c r i p t i o n _ L b l >   
          < P a y m e n t T e r m s D e s c r i p t i o n   E l e m e n t T y p e = " C o l u m n "   E l e m e n t I d = " 2 0 3 8 7 4 2 7 0 0 "   D a t a T y p e = " T e x t " > P a y m e n t T e r m s D e s c r i p t i o n < / P a y m e n t T e r m s D e s c r i p t i o n >   
-         < P a y m e n t T e r m s D e s c r i p t i o n _ L b l   E l e m e n t T y p e = " C o l u m n "   E l e m e n t I d = " 1 8 7 4 4 9 4 3 2 1 "   D a t a T y p e = " T e x t C o n s t " > P a y m e n t T e r m s D e s c r i p t i o n _ L b l < / P a y m e n t T e r m s D e s c r i p t i o n _ L b l > +         < P a y m e n t T e r m s D e s c r i p t i o n _ L b l   E l e m e n t T y p e = " C o l u m n "   E l e m e n t I d = " 1 8 7 4 4 9 4 3 2 1 "   D a t a T y p e = " L a b e l " > P a y m e n t T e r m s D e s c r i p t i o n _ L b l < / P a y m e n t T e r m s D e s c r i p t i o n _ L b l >   
          < P r i c e s I n c l u d i n g V A T   E l e m e n t T y p e = " C o l u m n "   E l e m e n t I d = " 5 1 8 8 1 7 1 6 7 "   D a t a T y p e = " B o o l e a n " > P r i c e s I n c l u d i n g V A T < / P r i c e s I n c l u d i n g V A T >   
+         < P r i c e s I n c l u d i n g V A T Y e s N o   E l e m e n t T y p e = " C o l u m n "   E l e m e n t I d = " 1 4 1 1 1 4 7 5 9 9 "   D a t a T y p e = " S t r i n g " > P r i c e s I n c l u d i n g V A T Y e s N o < / P r i c e s I n c l u d i n g V A T Y e s N o > + 
          < P r i c e s I n c l u d i n g V A T _ L b l   E l e m e n t T y p e = " C o l u m n "   E l e m e n t I d = " 1 3 7 7 9 7 9 4 4 4 "   D a t a T y p e = " S t r i n g " > P r i c e s I n c l u d i n g V A T _ L b l < / P r i c e s I n c l u d i n g V A T _ L b l >   
-         < P r i c e s I n c l u d i n g V A T Y e s N o   E l e m e n t T y p e = " C o l u m n "   E l e m e n t I d = " 1 4 1 1 1 4 7 5 9 9 "   D a t a T y p e = " S t r i n g " > P r i c e s I n c l u d i n g V A T Y e s N o < / P r i c e s I n c l u d i n g V A T Y e s N o > - 
-         < Q R _ C o d e _ I m a g e   E l e m e n t T y p e = " C o l u m n "   E l e m e n t I d = " 2 0 7 9 6 8 0 8 3 6 "   D a t a T y p e = " M e d i a S e t " > Q R _ C o d e _ I m a g e < / Q R _ C o d e _ I m a g e > - 
-         < Q R _ C o d e _ I m a g e _ L b l   E l e m e n t T y p e = " C o l u m n "   E l e m e n t I d = " 1 2 2 9 4 4 6 0 7 "   D a t a T y p e = " S t r i n g " > Q R _ C o d e _ I m a g e _ L b l < / Q R _ C o d e _ I m a g e _ L b l > - 
-         < R e c u r r i n g B i l l i n g   E l e m e n t T y p e = " C o l u m n "   E l e m e n t I d = " 4 8 0 8 6 9 9 3 "   D a t a T y p e = " B o o l e a n " > R e c u r r i n g B i l l i n g < / R e c u r r i n g B i l l i n g > - 
-         < S a l e s I n v o i c e L i n e D i s c o u n t _ L b l   E l e m e n t T y p e = " C o l u m n "   E l e m e n t I d = " 6 6 4 6 0 1 5 8 2 "   D a t a T y p e = " T e x t C o n s t " > S a l e s I n v o i c e L i n e D i s c o u n t _ L b l < / S a l e s I n v o i c e L i n e D i s c o u n t _ L b l > - 
-         < S a l e s P e r s o n _ L b l   E l e m e n t T y p e = " C o l u m n "   E l e m e n t I d = " 1 5 6 4 1 9 6 3 6 5 "   D a t a T y p e = " T e x t C o n s t " > S a l e s P e r s o n _ L b l < / S a l e s P e r s o n _ L b l > +         < S a l e s I n v o i c e L i n e D i s c o u n t _ L b l   E l e m e n t T y p e = " C o l u m n "   E l e m e n t I d = " 6 6 4 6 0 1 5 8 2 "   D a t a T y p e = " L a b e l " > S a l e s I n v o i c e L i n e D i s c o u n t _ L b l < / S a l e s I n v o i c e L i n e D i s c o u n t _ L b l >   
          < S a l e s P e r s o n B l a n k _ L b l   E l e m e n t T y p e = " C o l u m n "   E l e m e n t I d = " 6 5 4 6 2 4 6 0 1 "   D a t a T y p e = " T e x t " > S a l e s P e r s o n B l a n k _ L b l < / S a l e s P e r s o n B l a n k _ L b l >   
          < S a l e s P e r s o n N a m e   E l e m e n t T y p e = " C o l u m n "   E l e m e n t I d = " 8 7 1 4 9 2 9 8 3 "   D a t a T y p e = " T e x t " > S a l e s P e r s o n N a m e < / S a l e s P e r s o n N a m e >   
+         < S a l e s P e r s o n _ L b l   E l e m e n t T y p e = " C o l u m n "   E l e m e n t I d = " 1 5 6 4 1 9 6 3 6 5 "   D a t a T y p e = " L a b e l " > S a l e s P e r s o n _ L b l < / S a l e s P e r s o n _ L b l > + 
          < S e l l T o C o n t a c t E m a i l   E l e m e n t T y p e = " C o l u m n "   E l e m e n t I d = " 2 6 2 8 2 4 5 6 4 "   D a t a T y p e = " T e x t " > S e l l T o C o n t a c t E m a i l < / S e l l T o C o n t a c t E m a i l >   
-         < S e l l T o C o n t a c t E m a i l L b l   E l e m e n t T y p e = " C o l u m n "   E l e m e n t I d = " 3 7 0 9 2 0 3 7 4 "   D a t a T y p e = " T e x t C o n s t " > S e l l T o C o n t a c t E m a i l L b l < / S e l l T o C o n t a c t E m a i l L b l > +         < S e l l T o C o n t a c t E m a i l L b l   E l e m e n t T y p e = " C o l u m n "   E l e m e n t I d = " 3 7 0 9 2 0 3 7 4 "   D a t a T y p e = " L a b e l " > S e l l T o C o n t a c t E m a i l L b l < / S e l l T o C o n t a c t E m a i l L b l >   
          < S e l l T o C o n t a c t M o b i l e P h o n e N o   E l e m e n t T y p e = " C o l u m n "   E l e m e n t I d = " 1 8 4 3 5 8 7 4 7 "   D a t a T y p e = " T e x t " > S e l l T o C o n t a c t M o b i l e P h o n e N o < / S e l l T o C o n t a c t M o b i l e P h o n e N o >   
-         < S e l l T o C o n t a c t M o b i l e P h o n e N o L b l   E l e m e n t T y p e = " C o l u m n "   E l e m e n t I d = " 1 4 5 7 5 2 8 4 1 7 "   D a t a T y p e = " T e x t C o n s t " > S e l l T o C o n t a c t M o b i l e P h o n e N o L b l < / S e l l T o C o n t a c t M o b i l e P h o n e N o L b l > +         < S e l l T o C o n t a c t M o b i l e P h o n e N o L b l   E l e m e n t T y p e = " C o l u m n "   E l e m e n t I d = " 1 4 5 7 5 2 8 4 1 7 "   D a t a T y p e = " L a b e l " > S e l l T o C o n t a c t M o b i l e P h o n e N o L b l < / S e l l T o C o n t a c t M o b i l e P h o n e N o L b l >   
          < S e l l T o C o n t a c t P h o n e N o   E l e m e n t T y p e = " C o l u m n "   E l e m e n t I d = " 1 6 1 3 8 2 2 4 8 3 "   D a t a T y p e = " T e x t " > S e l l T o C o n t a c t P h o n e N o < / S e l l T o C o n t a c t P h o n e N o >   
-         < S e l l T o C o n t a c t P h o n e N o L b l   E l e m e n t T y p e = " C o l u m n "   E l e m e n t I d = " 1 0 5 0 6 8 6 8 0 9 "   D a t a T y p e = " T e x t C o n s t " > S e l l T o C o n t a c t P h o n e N o L b l < / S e l l T o C o n t a c t P h o n e N o L b l > +         < S e l l T o C o n t a c t P h o n e N o L b l   E l e m e n t T y p e = " C o l u m n "   E l e m e n t I d = " 1 0 5 0 6 8 6 8 0 9 "   D a t a T y p e = " L a b e l " > S e l l T o C o n t a c t P h o n e N o L b l < / S e l l T o C o n t a c t P h o n e N o L b l >   
          < S e l l t o C u s t o m e r N o   E l e m e n t T y p e = " C o l u m n "   E l e m e n t I d = " 2 0 5 0 6 4 7 3 4 9 "   D a t a T y p e = " C o d e " > S e l l t o C u s t o m e r N o < / S e l l t o C u s t o m e r N o >   
          < S e l l t o C u s t o m e r N o _ L b l   E l e m e n t T y p e = " C o l u m n "   E l e m e n t I d = " 2 9 8 3 8 1 5 1 2 "   D a t a T y p e = " S t r i n g " > S e l l t o C u s t o m e r N o _ L b l < / S e l l t o C u s t o m e r N o _ L b l >   
-         < S h i p m e n t _ L b l   E l e m e n t T y p e = " C o l u m n "   E l e m e n t I d = " 2 0 8 5 7 6 7 1 2 0 "   D a t a T y p e = " T e x t C o n s t " > S h i p m e n t _ L b l < / S h i p m e n t _ L b l > - 
          < S h i p m e n t D a t e   E l e m e n t T y p e = " C o l u m n "   E l e m e n t I d = " 9 3 1 1 1 1 4 6 5 "   D a t a T y p e = " S t r i n g " > S h i p m e n t D a t e < / S h i p m e n t D a t e >   
          < S h i p m e n t D a t e _ L b l   E l e m e n t T y p e = " C o l u m n "   E l e m e n t I d = " 6 1 4 4 0 0 3 6 4 "   D a t a T y p e = " S t r i n g " > S h i p m e n t D a t e _ L b l < / S h i p m e n t D a t e _ L b l >   
          < S h i p m e n t M e t h o d D e s c r i p t i o n   E l e m e n t T y p e = " C o l u m n "   E l e m e n t I d = " 2 0 5 9 4 0 3 2 6 0 "   D a t a T y p e = " T e x t " > S h i p m e n t M e t h o d D e s c r i p t i o n < / S h i p m e n t M e t h o d D e s c r i p t i o n >   
-         < S h i p m e n t M e t h o d D e s c r i p t i o n _ L b l   E l e m e n t T y p e = " C o l u m n "   E l e m e n t I d = " 1 1 7 9 9 7 8 4 6 5 "   D a t a T y p e = " T e x t C o n s t " > S h i p m e n t M e t h o d D e s c r i p t i o n _ L b l < / S h i p m e n t M e t h o d D e s c r i p t i o n _ L b l > - 
-         < S h i p T o A d d r e s s _ L b l   E l e m e n t T y p e = " C o l u m n "   E l e m e n t I d = " 1 6 5 0 5 0 5 0 1 7 "   D a t a T y p e = " T e x t C o n s t " > S h i p T o A d d r e s s _ L b l < / S h i p T o A d d r e s s _ L b l > +         < S h i p m e n t M e t h o d D e s c r i p t i o n _ L b l   E l e m e n t T y p e = " C o l u m n "   E l e m e n t I d = " 1 1 7 9 9 7 8 4 6 5 "   D a t a T y p e = " L a b e l " > S h i p m e n t M e t h o d D e s c r i p t i o n _ L b l < / S h i p m e n t M e t h o d D e s c r i p t i o n _ L b l > + 
+         < S h i p m e n t _ L b l   E l e m e n t T y p e = " C o l u m n "   E l e m e n t I d = " 2 0 8 5 7 6 7 1 2 0 "   D a t a T y p e = " L a b e l " > S h i p m e n t _ L b l < / S h i p m e n t _ L b l >   
          < S h i p T o A d d r e s s 1   E l e m e n t T y p e = " C o l u m n "   E l e m e n t I d = " 1 3 5 7 6 7 2 8 6 1 "   D a t a T y p e = " T e x t " > S h i p T o A d d r e s s 1 < / S h i p T o A d d r e s s 1 >   
@@ -6192,29 +6554,31 @@
  
          < S h i p T o A d d r e s s 8   E l e m e n t T y p e = " C o l u m n "   E l e m e n t I d = " 1 4 9 2 9 9 2 1 7 8 "   D a t a T y p e = " T e x t " > S h i p T o A d d r e s s 8 < / S h i p T o A d d r e s s 8 >   
+         < S h i p T o A d d r e s s _ L b l   E l e m e n t T y p e = " C o l u m n "   E l e m e n t I d = " 1 6 5 0 5 0 5 0 1 7 "   D a t a T y p e = " L a b e l " > S h i p T o A d d r e s s _ L b l < / S h i p T o A d d r e s s _ L b l > + 
          < S h i p T o P h o n e N o   E l e m e n t T y p e = " C o l u m n "   E l e m e n t I d = " 3 6 9 7 0 2 2 5 5 "   D a t a T y p e = " T e x t " > S h i p T o P h o n e N o < / S h i p T o P h o n e N o >   
          < S h o w S h i p p i n g A d d r e s s   E l e m e n t T y p e = " C o l u m n "   E l e m e n t I d = " 1 1 2 0 0 7 1 2 6 6 "   D a t a T y p e = " B o o l e a n " > S h o w S h i p p i n g A d d r e s s < / S h o w S h i p p i n g A d d r e s s >   
          < S h o w W o r k D e s c r i p t i o n   E l e m e n t T y p e = " C o l u m n "   E l e m e n t I d = " 7 8 5 4 6 8 8 6 5 "   D a t a T y p e = " B o o l e a n " > S h o w W o r k D e s c r i p t i o n < / S h o w W o r k D e s c r i p t i o n >   
-         < S u b t o t a l _ L b l   E l e m e n t T y p e = " C o l u m n "   E l e m e n t I d = " 1 9 6 7 7 9 5 1 4 2 "   D a t a T y p e = " T e x t C o n s t " > S u b t o t a l _ L b l < / S u b t o t a l _ L b l > - 
-         < T o t a l _ L b l   E l e m e n t T y p e = " C o l u m n "   E l e m e n t I d = " 1 2 1 0 1 0 0 8 7 8 "   D a t a T y p e = " T e x t C o n s t " > T o t a l _ L b l < / T o t a l _ L b l > - 
-         < V A T A m o u n t _ L b l   E l e m e n t T y p e = " C o l u m n "   E l e m e n t I d = " 1 0 9 4 6 5 7 2 9 "   D a t a T y p e = " T e x t C o n s t " > V A T A m o u n t _ L b l < / V A T A m o u n t _ L b l > - 
-         < V A T A m o u n t S p e c i f i c a t i o n _ L b l   E l e m e n t T y p e = " C o l u m n "   E l e m e n t I d = " 8 7 8 7 0 6 8 4 6 "   D a t a T y p e = " T e x t C o n s t " > V A T A m o u n t S p e c i f i c a t i o n _ L b l < / V A T A m o u n t S p e c i f i c a t i o n _ L b l > - 
-         < V A T B a s e _ L b l   E l e m e n t T y p e = " C o l u m n "   E l e m e n t I d = " 1 8 6 6 1 5 8 2 7 8 "   D a t a T y p e = " T e x t C o n s t " > V A T B a s e _ L b l < / V A T B a s e _ L b l > +         < S u b t o t a l _ L b l   E l e m e n t T y p e = " C o l u m n "   E l e m e n t I d = " 1 9 6 7 7 9 5 1 4 2 "   D a t a T y p e = " L a b e l " > S u b t o t a l _ L b l < / S u b t o t a l _ L b l > + 
+         < T o t a l _ L b l   E l e m e n t T y p e = " C o l u m n "   E l e m e n t I d = " 1 2 1 0 1 0 0 8 7 8 "   D a t a T y p e = " L a b e l " > T o t a l _ L b l < / T o t a l _ L b l > + 
+         < V A T A m o u n t S p e c i f i c a t i o n _ L b l   E l e m e n t T y p e = " C o l u m n "   E l e m e n t I d = " 8 7 8 7 0 6 8 4 6 "   D a t a T y p e = " L a b e l " > V A T A m o u n t S p e c i f i c a t i o n _ L b l < / V A T A m o u n t S p e c i f i c a t i o n _ L b l > + 
+         < V A T A m o u n t _ L b l   E l e m e n t T y p e = " C o l u m n "   E l e m e n t I d = " 1 0 9 4 6 5 7 2 9 "   D a t a T y p e = " L a b e l " > V A T A m o u n t _ L b l < / V A T A m o u n t _ L b l > + 
+         < V A T B a s e _ L b l   E l e m e n t T y p e = " C o l u m n "   E l e m e n t I d = " 1 8 6 6 1 5 8 2 7 8 "   D a t a T y p e = " L a b e l " > V A T B a s e _ L b l < / V A T B a s e _ L b l > + 
+         < V A T C l a u s e s _ L b l   E l e m e n t T y p e = " C o l u m n "   E l e m e n t I d = " 1 3 8 3 9 2 0 0 1 9 "   D a t a T y p e = " L a b e l " > V A T C l a u s e s _ L b l < / V A T C l a u s e s _ L b l >   
          < V A T C l a u s e _ L b l   E l e m e n t T y p e = " C o l u m n "   E l e m e n t I d = " 1 5 7 0 4 9 5 4 9 0 "   D a t a T y p e = " S t r i n g " > V A T C l a u s e _ L b l < / V A T C l a u s e _ L b l >   
-         < V A T C l a u s e s _ L b l   E l e m e n t T y p e = " C o l u m n "   E l e m e n t I d = " 1 3 8 3 9 2 0 0 1 9 "   D a t a T y p e = " T e x t C o n s t " > V A T C l a u s e s _ L b l < / V A T C l a u s e s _ L b l > - 
-         < V A T I d e n t i f i e r _ L b l   E l e m e n t T y p e = " C o l u m n "   E l e m e n t I d = " 1 6 8 6 6 2 3 9 8 4 "   D a t a T y p e = " T e x t C o n s t " > V A T I d e n t i f i e r _ L b l < / V A T I d e n t i f i e r _ L b l > - 
-         < V A T P e r c e n t a g e _ L b l   E l e m e n t T y p e = " C o l u m n "   E l e m e n t I d = " 6 7 6 6 5 4 5 6 5 "   D a t a T y p e = " T e x t C o n s t " > V A T P e r c e n t a g e _ L b l < / V A T P e r c e n t a g e _ L b l > +         < V A T I d e n t i f i e r _ L b l   E l e m e n t T y p e = " C o l u m n "   E l e m e n t I d = " 1 6 8 6 6 2 3 9 8 4 "   D a t a T y p e = " L a b e l " > V A T I d e n t i f i e r _ L b l < / V A T I d e n t i f i e r _ L b l > + 
+         < V A T P e r c e n t a g e _ L b l   E l e m e n t T y p e = " C o l u m n "   E l e m e n t I d = " 6 7 6 6 5 4 5 6 5 "   D a t a T y p e = " L a b e l " > V A T P e r c e n t a g e _ L b l < / V A T P e r c e n t a g e _ L b l >   
          < V A T R e g i s t r a t i o n N o   E l e m e n t T y p e = " C o l u m n "   E l e m e n t I d = " 1 8 8 9 1 9 5 4 0 2 "   D a t a T y p e = " T e x t " > V A T R e g i s t r a t i o n N o < / V A T R e g i s t r a t i o n N o >   
@@ -6234,10 +6598,6 @@
  
              < A m o u n t I n c l u d i n g V A T _ L i n e _ L b l   E l e m e n t T y p e = " C o l u m n "   E l e m e n t I d = " 9 3 0 7 4 7 3 1 3 "   D a t a T y p e = " S t r i n g " > A m o u n t I n c l u d i n g V A T _ L i n e _ L b l < / A m o u n t I n c l u d i n g V A T _ L i n e _ L b l >   
-             < C o n t r a c t L i n e N o   E l e m e n t T y p e = " C o l u m n "   E l e m e n t I d = " 3 0 7 6 6 9 2 4 8 "   D a t a T y p e = " I n t e g e r " > C o n t r a c t L i n e N o < / C o n t r a c t L i n e N o > - 
-             < C o n t r a c t N o   E l e m e n t T y p e = " C o l u m n "   E l e m e n t I d = " 1 9 5 9 3 0 8 7 1 8 "   D a t a T y p e = " C o d e " > C o n t r a c t N o < / C o n t r a c t N o > - 
              < D e s c r i p t i o n _ L i n e   E l e m e n t T y p e = " C o l u m n "   E l e m e n t I d = " 1 4 0 6 8 2 2 3 1 0 "   D a t a T y p e = " T e x t " > D e s c r i p t i o n _ L i n e < / D e s c r i p t i o n _ L i n e >   
              < D e s c r i p t i o n _ L i n e _ L b l   E l e m e n t T y p e = " C o l u m n "   E l e m e n t I d = " 2 1 1 8 9 5 1 4 9 5 "   D a t a T y p e = " S t r i n g " > D e s c r i p t i o n _ L i n e _ L b l < / D e s c r i p t i o n _ L i n e _ L b l > @@ -6254,23 +6614,19 @@
  
              < L i n e A m o u n t _ L i n e _ L b l   E l e m e n t T y p e = " C o l u m n "   E l e m e n t I d = " 9 9 2 9 0 1 8 4 5 "   D a t a T y p e = " S t r i n g " > L i n e A m o u n t _ L i n e _ L b l < / L i n e A m o u n t _ L i n e _ L b l >   
+             < L i n e D i s c o u n t P e r c e n t T e x t _ L i n e   E l e m e n t T y p e = " C o l u m n "   E l e m e n t I d = " 6 1 3 1 3 5 1 9 "   D a t a T y p e = " T e x t " > L i n e D i s c o u n t P e r c e n t T e x t _ L i n e < / L i n e D i s c o u n t P e r c e n t T e x t _ L i n e > + 
              < L i n e D i s c o u n t P e r c e n t _ L i n e   E l e m e n t T y p e = " C o l u m n "   E l e m e n t I d = " 9 0 7 8 2 7 4 3 6 "   D a t a T y p e = " D e c i m a l " > L i n e D i s c o u n t P e r c e n t _ L i n e < / L i n e D i s c o u n t P e r c e n t _ L i n e >   
-             < L i n e D i s c o u n t P e r c e n t T e x t _ L i n e   E l e m e n t T y p e = " C o l u m n "   E l e m e n t I d = " 6 1 3 1 3 5 1 9 "   D a t a T y p e = " T e x t " > L i n e D i s c o u n t P e r c e n t T e x t _ L i n e < / L i n e D i s c o u n t P e r c e n t T e x t _ L i n e > - 
              < L i n e N o _ L i n e   E l e m e n t T y p e = " C o l u m n "   E l e m e n t I d = " 6 9 8 9 8 5 9 7 9 "   D a t a T y p e = " I n t e g e r " > L i n e N o _ L i n e < / L i n e N o _ L i n e >   
              < Q u a n t i t y _ L i n e   E l e m e n t T y p e = " C o l u m n "   E l e m e n t I d = " 1 0 6 8 5 4 3 5 3 7 "   D a t a T y p e = " T e x t " > Q u a n t i t y _ L i n e < / Q u a n t i t y _ L i n e >   
              < Q u a n t i t y _ L i n e _ L b l   E l e m e n t T y p e = " C o l u m n "   E l e m e n t I d = " 2 0 3 4 5 0 6 8 0 2 "   D a t a T y p e = " S t r i n g " > Q u a n t i t y _ L i n e _ L b l < / Q u a n t i t y _ L i n e _ L b l >   
-             < R e c u r r i n g B i l l i n g f r o m   E l e m e n t T y p e = " C o l u m n "   E l e m e n t I d = " 4 7 7 0 0 1 9 2 1 "   D a t a T y p e = " D a t e " > R e c u r r i n g B i l l i n g f r o m < / R e c u r r i n g B i l l i n g f r o m > - 
-             < R e c u r r i n g B i l l i n g t o   E l e m e n t T y p e = " C o l u m n "   E l e m e n t I d = " 1 3 8 4 6 2 3 0 0 4 "   D a t a T y p e = " D a t e " > R e c u r r i n g B i l l i n g t o < / R e c u r r i n g B i l l i n g t o > - 
              < S h i p m e n t D a t e _ L i n e   E l e m e n t T y p e = " C o l u m n "   E l e m e n t I d = " 1 6 7 3 3 7 5 4 1 6 "   D a t a T y p e = " S t r i n g " > S h i p m e n t D a t e _ L i n e < / S h i p m e n t D a t e _ L i n e >   
-             < S h i p m e n t D a t e _ L i n e _ L b l   E l e m e n t T y p e = " C o l u m n "   E l e m e n t I d = " 8 5 3 2 2 4 3 6 3 "   D a t a T y p e = " T e x t C o n s t " > S h i p m e n t D a t e _ L i n e _ L b l < / S h i p m e n t D a t e _ L i n e _ L b l > +             < S h i p m e n t D a t e _ L i n e _ L b l   E l e m e n t T y p e = " C o l u m n "   E l e m e n t I d = " 8 5 3 2 2 4 3 6 3 "   D a t a T y p e = " L a b e l " > S h i p m e n t D a t e _ L i n e _ L b l < / S h i p m e n t D a t e _ L i n e _ L b l >   
              < T r a n s H e a d e r A m o u n t   E l e m e n t T y p e = " C o l u m n "   E l e m e n t I d = " 2 0 2 8 3 0 6 2 7 6 "   D a t a T y p e = " D e c i m a l " > T r a n s H e a d e r A m o u n t < / T r a n s H e a d e r A m o u n t >   
@@ -6346,22 +6702,22 @@
  
              < N o O f V A T I d e n t i f i e r s   E l e m e n t T y p e = " C o l u m n "   E l e m e n t I d = " 1 1 5 3 2 6 3 0 2 6 "   D a t a T y p e = " I n t e g e r " > N o O f V A T I d e n t i f i e r s < / N o O f V A T I d e n t i f i e r s >   
+             < V A T A m o u n t L C Y _ V A T A m o u n t L i n e   E l e m e n t T y p e = " C o l u m n "   E l e m e n t I d = " 1 5 8 1 9 9 4 3 5 0 "   D a t a T y p e = " D e c i m a l " > V A T A m o u n t L C Y _ V A T A m o u n t L i n e < / V A T A m o u n t L C Y _ V A T A m o u n t L i n e > + 
+             < V A T A m o u n t L C Y _ V A T A m o u n t L i n e _ L b l   E l e m e n t T y p e = " C o l u m n "   E l e m e n t I d = " 9 2 3 0 0 3 3 7 "   D a t a T y p e = " L a b e l " > V A T A m o u n t L C Y _ V A T A m o u n t L i n e _ L b l < / V A T A m o u n t L C Y _ V A T A m o u n t L i n e _ L b l > + 
              < V A T A m o u n t _ V a t A m o u n t L i n e   E l e m e n t T y p e = " C o l u m n "   E l e m e n t I d = " 1 8 9 1 8 2 0 6 2 0 "   D a t a T y p e = " D e c i m a l " > V A T A m o u n t _ V a t A m o u n t L i n e < / V A T A m o u n t _ V a t A m o u n t L i n e >   
              < V A T A m o u n t _ V a t A m o u n t L i n e _ L b l   E l e m e n t T y p e = " C o l u m n "   E l e m e n t I d = " 1 5 1 3 5 5 5 4 7 3 "   D a t a T y p e = " S t r i n g " > V A T A m o u n t _ V a t A m o u n t L i n e _ L b l < / V A T A m o u n t _ V a t A m o u n t L i n e _ L b l >   
-             < V A T A m o u n t L C Y _ V A T A m o u n t L i n e   E l e m e n t T y p e = " C o l u m n "   E l e m e n t I d = " 1 5 8 1 9 9 4 3 5 0 "   D a t a T y p e = " D e c i m a l " > V A T A m o u n t L C Y _ V A T A m o u n t L i n e < / V A T A m o u n t L C Y _ V A T A m o u n t L i n e > - 
-             < V A T A m o u n t L C Y _ V A T A m o u n t L i n e _ L b l   E l e m e n t T y p e = " C o l u m n "   E l e m e n t I d = " 9 2 3 0 0 3 3 7 "   D a t a T y p e = " T e x t C o n s t " > V A T A m o u n t L C Y _ V A T A m o u n t L i n e _ L b l < / V A T A m o u n t L C Y _ V A T A m o u n t L i n e _ L b l > +             < V A T B a s e L C Y _ V A T A m o u n t L i n e   E l e m e n t T y p e = " C o l u m n "   E l e m e n t I d = " 1 8 6 0 9 4 5 6 3 5 "   D a t a T y p e = " D e c i m a l " > V A T B a s e L C Y _ V A T A m o u n t L i n e < / V A T B a s e L C Y _ V A T A m o u n t L i n e > + 
+             < V A T B a s e L C Y _ V A T A m o u n t L i n e _ L b l   E l e m e n t T y p e = " C o l u m n "   E l e m e n t I d = " 1 2 3 6 4 6 7 9 9 8 "   D a t a T y p e = " L a b e l " > V A T B a s e L C Y _ V A T A m o u n t L i n e _ L b l < / V A T B a s e L C Y _ V A T A m o u n t L i n e _ L b l >   
              < V A T B a s e _ V a t A m o u n t L i n e   E l e m e n t T y p e = " C o l u m n "   E l e m e n t I d = " 1 4 5 8 9 3 7 8 1 9 "   D a t a T y p e = " D e c i m a l " > V A T B a s e _ V a t A m o u n t L i n e < / V A T B a s e _ V a t A m o u n t L i n e >   
              < V A T B a s e _ V a t A m o u n t L i n e _ L b l   E l e m e n t T y p e = " C o l u m n "   E l e m e n t I d = " 1 6 9 1 3 0 2 4 8 8 "   D a t a T y p e = " S t r i n g " > V A T B a s e _ V a t A m o u n t L i n e _ L b l < / V A T B a s e _ V a t A m o u n t L i n e _ L b l >   
-             < V A T B a s e L C Y _ V A T A m o u n t L i n e   E l e m e n t T y p e = " C o l u m n "   E l e m e n t I d = " 1 8 6 0 9 4 5 6 3 5 "   D a t a T y p e = " D e c i m a l " > V A T B a s e L C Y _ V A T A m o u n t L i n e < / V A T B a s e L C Y _ V A T A m o u n t L i n e > - 
-             < V A T B a s e L C Y _ V A T A m o u n t L i n e _ L b l   E l e m e n t T y p e = " C o l u m n "   E l e m e n t I d = " 1 2 3 6 4 6 7 9 9 8 "   D a t a T y p e = " T e x t C o n s t " > V A T B a s e L C Y _ V A T A m o u n t L i n e _ L b l < / V A T B a s e L C Y _ V A T A m o u n t L i n e _ L b l > - 
              < V A T I d e n t i f i e r _ V a t A m o u n t L i n e   E l e m e n t T y p e = " C o l u m n "   E l e m e n t I d = " 1 1 4 2 0 7 0 0 3 5 "   D a t a T y p e = " C o d e " > V A T I d e n t i f i e r _ V a t A m o u n t L i n e < / V A T I d e n t i f i e r _ V a t A m o u n t L i n e >   
              < V A T I d e n t i f i e r _ V a t A m o u n t L i n e _ L b l   E l e m e n t T y p e = " C o l u m n "   E l e m e n t I d = " 8 6 4 5 0 4 5 0 "   D a t a T y p e = " S t r i n g " > V A T I d e n t i f i e r _ V a t A m o u n t L i n e _ L b l < / V A T I d e n t i f i e r _ V a t A m o u n t L i n e _ L b l > @@ -6378,10 +6734,10 @@
  
              < C o d e _ V A T C l a u s e L i n e _ L b l   E l e m e n t T y p e = " C o l u m n "   E l e m e n t I d = " 4 6 1 5 3 3 0 2 "   D a t a T y p e = " S t r i n g " > C o d e _ V A T C l a u s e L i n e _ L b l < / C o d e _ V A T C l a u s e L i n e _ L b l >   
+             < D e s c r i p t i o n 2 _ V A T C l a u s e L i n e   E l e m e n t T y p e = " C o l u m n "   E l e m e n t I d = " 1 3 7 9 6 6 7 4 7 0 "   D a t a T y p e = " T e x t " > D e s c r i p t i o n 2 _ V A T C l a u s e L i n e < / D e s c r i p t i o n 2 _ V A T C l a u s e L i n e > + 
              < D e s c r i p t i o n _ V A T C l a u s e L i n e   E l e m e n t T y p e = " C o l u m n "   E l e m e n t I d = " 1 3 0 5 5 4 5 9 2 4 "   D a t a T y p e = " T e x t " > D e s c r i p t i o n _ V A T C l a u s e L i n e < / D e s c r i p t i o n _ V A T C l a u s e L i n e >   
-             < D e s c r i p t i o n 2 _ V A T C l a u s e L i n e   E l e m e n t T y p e = " C o l u m n "   E l e m e n t I d = " 1 3 7 9 6 6 7 4 7 0 "   D a t a T y p e = " T e x t " > D e s c r i p t i o n 2 _ V A T C l a u s e L i n e < / D e s c r i p t i o n 2 _ V A T C l a u s e L i n e > - 
              < N o O f V A T C l a u s e s   E l e m e n t T y p e = " C o l u m n "   E l e m e n t I d = " 7 5 6 4 1 7 3 9 2 "   D a t a T y p e = " I n t e g e r " > N o O f V A T C l a u s e s < / N o O f V A T C l a u s e s >   
              < V A T A m o u n t _ V A T C l a u s e L i n e   E l e m e n t T y p e = " C o l u m n "   E l e m e n t I d = " 2 2 2 4 6 9 0 5 9 "   D a t a T y p e = " D e c i m a l " > V A T A m o u n t _ V A T C l a u s e L i n e < / V A T A m o u n t _ V A T C l a u s e L i n e > @@ -6392,10 +6748,10 @@
  
          < R e p o r t T o t a l s L i n e   E l e m e n t T y p e = " D a t a I t e m "   E l e m e n t I d = " 2 1 2 2 5 4 9 8 3 6 " >   
+             < A m o u n t F o r m a t t e d _ R e p o r t T o t a l s L i n e   E l e m e n t T y p e = " C o l u m n "   E l e m e n t I d = " 1 5 0 6 1 3 6 8 2 5 "   D a t a T y p e = " T e x t " > A m o u n t F o r m a t t e d _ R e p o r t T o t a l s L i n e < / A m o u n t F o r m a t t e d _ R e p o r t T o t a l s L i n e > + 
              < A m o u n t _ R e p o r t T o t a l s L i n e   E l e m e n t T y p e = " C o l u m n "   E l e m e n t I d = " 4 1 9 9 1 8 3 6 9 "   D a t a T y p e = " D e c i m a l " > A m o u n t _ R e p o r t T o t a l s L i n e < / A m o u n t _ R e p o r t T o t a l s L i n e >   
-             < A m o u n t F o r m a t t e d _ R e p o r t T o t a l s L i n e   E l e m e n t T y p e = " C o l u m n "   E l e m e n t I d = " 1 5 0 6 1 3 6 8 2 5 "   D a t a T y p e = " T e x t " > A m o u n t F o r m a t t e d _ R e p o r t T o t a l s L i n e < / A m o u n t F o r m a t t e d _ R e p o r t T o t a l s L i n e > - 
              < D e s c r i p t i o n _ R e p o r t T o t a l s L i n e   E l e m e n t T y p e = " C o l u m n "   E l e m e n t I d = " 5 8 1 9 9 6 0 6 7 "   D a t a T y p e = " T e x t " > D e s c r i p t i o n _ R e p o r t T o t a l s L i n e < / D e s c r i p t i o n _ R e p o r t T o t a l s L i n e >   
              < F o n t B o l d _ R e p o r t T o t a l s L i n e   E l e m e n t T y p e = " C o l u m n "   E l e m e n t I d = " 9 4 6 5 4 0 5 4 9 "   D a t a T y p e = " B o o l e a n " > F o n t B o l d _ R e p o r t T o t a l s L i n e < / F o n t B o l d _ R e p o r t T o t a l s L i n e > @@ -6406,11 +6762,11 @@
  
          < L e t t e r T e x t   E l e m e n t T y p e = " D a t a I t e m "   E l e m e n t I d = " 1 5 1 0 3 5 3 8 3 4 " >   
-             < B o d y T e x t   E l e m e n t T y p e = " C o l u m n "   E l e m e n t I d = " 1 4 9 7 5 9 8 0 8 "   D a t a T y p e = " T e x t C o n s t " > B o d y T e x t < / B o d y T e x t > - 
-             < C l o s i n g T e x t   E l e m e n t T y p e = " C o l u m n "   E l e m e n t I d = " 5 1 2 1 3 5 9 0 9 "   D a t a T y p e = " T e x t C o n s t " > C l o s i n g T e x t < / C l o s i n g T e x t > - 
-             < G r e e t i n g T e x t   E l e m e n t T y p e = " C o l u m n "   E l e m e n t I d = " 1 1 7 5 2 7 9 2 8 9 "   D a t a T y p e = " T e x t C o n s t " > G r e e t i n g T e x t < / G r e e t i n g T e x t > +             < B o d y T e x t   E l e m e n t T y p e = " C o l u m n "   E l e m e n t I d = " 1 4 9 7 5 9 8 0 8 "   D a t a T y p e = " L a b e l " > B o d y T e x t < / B o d y T e x t > + 
+             < C l o s i n g T e x t   E l e m e n t T y p e = " C o l u m n "   E l e m e n t I d = " 5 1 2 1 3 5 9 0 9 "   D a t a T y p e = " L a b e l " > C l o s i n g T e x t < / C l o s i n g T e x t > + 
+             < G r e e t i n g T e x t   E l e m e n t T y p e = " C o l u m n "   E l e m e n t I d = " 1 1 7 5 2 7 9 2 8 9 "   D a t a T y p e = " L a b e l " > G r e e t i n g T e x t < / G r e e t i n g T e x t >   
          < / L e t t e r T e x t >   
@@ -6453,7 +6809,9 @@
  < / N a v W o r d R e p o r t X m l P a r t > 
 </file>
 
-<file path=customXml/item2.xml>��< ? x m l   v e r s i o n = " 1 . 0 "   e n c o d i n g = " u t f - 1 6 " ? > < N a v W o r d R e p o r t X m l P a r t   x m l n s = " u r n : m i c r o s o f t - d y n a m i c s - n a v / r e p o r t s / S t a n d a r d _ S a l e s _ C r e d i t _ M e m o / 1 3 0 7 / " > +<file path=customXml/item2.xml>��< ? x m l   v e r s i o n = " 1 . 0 "   e n c o d i n g = " u t f - 1 6 " ? > + 
+ < N a v W o r d R e p o r t X m l P a r t   x m l n s = " u r n : m i c r o s o f t - d y n a m i c s - n a v / r e p o r t s / S t a n d a r d _ S a l e s _ C r e d i t _ M e m o / 1 3 0 7 / " >   
      < B C R e p o r t I n f o r m a t i o n >   
@@ -6517,6 +6875,84 @@
  
          < / R e p o r t R e q u e s t >   
+         < C o m p a n y M e t a d a t a > + 
+             < C o m p a n y N a m e > C o m p a n y   N a m e < / C o m p a n y N a m e > + 
+             < C o m p a n y D i s p l a y N a m e > C o m p a n y   D i s p l a y   N a m e < / C o m p a n y D i s p l a y N a m e > + 
+             < C o m p a n y A d d r e s s L i n e s > + 
+                 < C o m p a n y A d d r e s s L i n e > C o m p a n y   A d d r e s s   L i n e   1 < / C o m p a n y A d d r e s s L i n e > + 
+                 < C o m p a n y A d d r e s s L i n e > C o m p a n y   A d d r e s s   L i n e   2 < / C o m p a n y A d d r e s s L i n e > + 
+                 < C o m p a n y A d d r e s s L i n e > C o m p a n y   A d d r e s s   L i n e   3 < / C o m p a n y A d d r e s s L i n e > + 
+                 < C o m p a n y A d d r e s s L i n e > C o m p a n y   A d d r e s s   L i n e   4 < / C o m p a n y A d d r e s s L i n e > + 
+                 < C o m p a n y A d d r e s s L i n e > C o m p a n y   A d d r e s s   L i n e   5 < / C o m p a n y A d d r e s s L i n e > + 
+                 < C o m p a n y A d d r e s s L i n e > C o m p a n y   A d d r e s s   L i n e   6 < / C o m p a n y A d d r e s s L i n e > + 
+                 < C o m p a n y A d d r e s s L i n e > C o m p a n y   A d d r e s s   L i n e   7 < / C o m p a n y A d d r e s s L i n e > + 
+                 < C o m p a n y A d d r e s s L i n e > C o m p a n y   A d d r e s s   L i n e   8 < / C o m p a n y A d d r e s s L i n e > + 
+             < / C o m p a n y A d d r e s s L i n e s > + 
+             < C o m p a n y P h o n e > C o m p a n y   P h o n e < / C o m p a n y P h o n e > + 
+             < C o m p a n y P h o n e C a p t i o n > C o m p a n y   P h o n e   C a p t i o n < / C o m p a n y P h o n e C a p t i o n > + 
+             < C o m p a n y F a x N o > C o m p a n y   F a x   N o . < / C o m p a n y F a x N o > + 
+             < C o m p a n y F a x N o C a p t i o n > C o m p a n y   F a x   N o .   C a p t i o n < / C o m p a n y F a x N o C a p t i o n > + 
+             < C o m p a n y E m a i l > C o m p a n y   E m a i l < / C o m p a n y E m a i l > + 
+             < C o m p a n y E m a i l C a p t i o n > C o m p a n y   E m a i l   C a p t i o n < / C o m p a n y E m a i l C a p t i o n > + 
+             < C o m p a n y H o m e P a g e > C o m p a n y   H o m e   P a g e < / C o m p a n y H o m e P a g e > + 
+             < C o m p a n y H o m e P a g e C a p t i o n > C o m p a n y   H o m e   P a g e   C a p t i o n < / C o m p a n y H o m e P a g e C a p t i o n > + 
+             < C o m p a n y L o g o > C o m p a n y   L o g o < / C o m p a n y L o g o > + 
+             < C o m p a n y V A T R e g i s t r a t i o n N o > C o m p a n y   V A T   R e g i s t r a t i o n   N o . < / C o m p a n y V A T R e g i s t r a t i o n N o > + 
+             < C o m p a n y V A T R e g i s t r a t i o n N o C a p t i o n > C o m p a n y   V A T   R e g i s t r a t i o n   N o .   C a p t i o n < / C o m p a n y V A T R e g i s t r a t i o n N o C a p t i o n > + 
+             < C o m p a n y R e g i s t r a t i o n N o > C o m p a n y   R e g i s t r a t i o n   N o . < / C o m p a n y R e g i s t r a t i o n N o > + 
+             < C o m p a n y R e g i s t r a t i o n N o C a p t i o n > C o m p a n y   R e g i s t r a t i o n   N o .   C a p t i o n < / C o m p a n y R e g i s t r a t i o n N o C a p t i o n > + 
+             < C o m p a n y B a n k N a m e > C o m p a n y   B a n k   N a m e < / C o m p a n y B a n k N a m e > + 
+             < C o m p a n y B a n k N a m e C a p t i o n > C o m p a n y   B a n k   N a m e   C a p t i o n < / C o m p a n y B a n k N a m e C a p t i o n > + 
+             < C o m p a n y B a n k A c c o u n t N o > C o m p a n y   B a n k   A c c o u n t   N o . < / C o m p a n y B a n k A c c o u n t N o > + 
+             < C o m p a n y B a n k A c c o u n t N o C a p t i o n > C o m p a n y   B a n k   A c c o u n t   N o .   C a p t i o n < / C o m p a n y B a n k A c c o u n t N o C a p t i o n > + 
+             < C o m p a n y B a n k B r a n c h N o > C o m p a n y   B a n k   B r a n c h   N o . < / C o m p a n y B a n k B r a n c h N o > + 
+             < C o m p a n y B a n k B r a n c h N o C a p t i o n > C o m p a n y   B a n k   B r a n c h   N o .   C a p t i o n < / C o m p a n y B a n k B r a n c h N o C a p t i o n > + 
+             < C o m p a n y I B A N > C o m p a n y   I B A N < / C o m p a n y I B A N > + 
+             < C o m p a n y I B A N C a p t i o n > C o m p a n y   I B A N   C a p t i o n < / C o m p a n y I B A N C a p t i o n > + 
+             < C o m p a n y B a n k S W I F T > C o m p a n y   B a n k   S W I F T < / C o m p a n y B a n k S W I F T > + 
+             < C o m p a n y B a n k S W I F T C a p t i o n > C o m p a n y   B a n k   S W I F T   C a p t i o n < / C o m p a n y B a n k S W I F T C a p t i o n > + 
+             < C o m p a n y G i r o N o > C o m p a n y   G i r o   N o . < / C o m p a n y G i r o N o > + 
+             < C o m p a n y G i r o N o C a p t i o n > C o m p a n y   G i r o   N o .   C a p t i o n < / C o m p a n y G i r o N o C a p t i o n > + 
+         < / C o m p a n y M e t a d a t a > + 
      < / B C R e p o r t I n f o r m a t i o n >   
      < H e a d e r > @@ -6597,7 +7033,7 @@
  
          < C o m p a n y P h o n e N o _ L b l > C o m p a n y P h o n e N o _ L b l < / C o m p a n y P h o n e N o _ L b l >   
-         < C o m p a n y P i c t u r e / > +         < C o m p a n y P i c t u r e   / >   
          < C o m p a n y R e g i s t r a t i o n N u m b e r > C o m p a n y R e g i s t r a t i o n N u m b e r < / C o m p a n y R e g i s t r a t i o n N u m b e r >   
@@ -6685,24 +7121,18 @@
  
          < P r i c e s I n c l u d i n g V A T > P r i c e s I n c l u d i n g V A T < / P r i c e s I n c l u d i n g V A T >   
+         < P r i c e s I n c l u d i n g V A T Y e s N o > P r i c e s I n c l u d i n g V A T Y e s N o < / P r i c e s I n c l u d i n g V A T Y e s N o > + 
          < P r i c e s I n c l u d i n g V A T _ L b l > P r i c e s I n c l u d i n g V A T _ L b l < / P r i c e s I n c l u d i n g V A T _ L b l >   
-         < P r i c e s I n c l u d i n g V A T Y e s N o > P r i c e s I n c l u d i n g V A T Y e s N o < / P r i c e s I n c l u d i n g V A T Y e s N o > - 
-         < Q R _ C o d e _ I m a g e > Q R _ C o d e _ I m a g e < / Q R _ C o d e _ I m a g e > - 
-         < Q R _ C o d e _ I m a g e _ L b l > Q R _ C o d e _ I m a g e _ L b l < / Q R _ C o d e _ I m a g e _ L b l > - 
-         < R e c u r r i n g B i l l i n g > R e c u r r i n g B i l l i n g < / R e c u r r i n g B i l l i n g > - 
          < S a l e s I n v o i c e L i n e D i s c o u n t _ L b l > S a l e s I n v o i c e L i n e D i s c o u n t _ L b l < / S a l e s I n v o i c e L i n e D i s c o u n t _ L b l >   
+         < S a l e s P e r s o n B l a n k _ L b l > S a l e s P e r s o n B l a n k _ L b l < / S a l e s P e r s o n B l a n k _ L b l > + 
+         < S a l e s P e r s o n N a m e > S a l e s P e r s o n N a m e < / S a l e s P e r s o n N a m e > + 
          < S a l e s P e r s o n _ L b l > S a l e s P e r s o n _ L b l < / S a l e s P e r s o n _ L b l >   
-         < S a l e s P e r s o n B l a n k _ L b l > S a l e s P e r s o n B l a n k _ L b l < / S a l e s P e r s o n B l a n k _ L b l > - 
-         < S a l e s P e r s o n N a m e > S a l e s P e r s o n N a m e < / S a l e s P e r s o n N a m e > - 
          < S e l l T o C o n t a c t E m a i l > S e l l T o C o n t a c t E m a i l < / S e l l T o C o n t a c t E m a i l >   
          < S e l l T o C o n t a c t E m a i l L b l > S e l l T o C o n t a c t E m a i l L b l < / S e l l T o C o n t a c t E m a i l L b l > @@ -6719,34 +7149,34 @@
  
          < S e l l t o C u s t o m e r N o _ L b l > S e l l t o C u s t o m e r N o _ L b l < / S e l l t o C u s t o m e r N o _ L b l >   
+         < S h i p m e n t D a t e > S h i p m e n t D a t e < / S h i p m e n t D a t e > + 
+         < S h i p m e n t D a t e _ L b l > S h i p m e n t D a t e _ L b l < / S h i p m e n t D a t e _ L b l > + 
+         < S h i p m e n t M e t h o d D e s c r i p t i o n > S h i p m e n t M e t h o d D e s c r i p t i o n < / S h i p m e n t M e t h o d D e s c r i p t i o n > + 
+         < S h i p m e n t M e t h o d D e s c r i p t i o n _ L b l > S h i p m e n t M e t h o d D e s c r i p t i o n _ L b l < / S h i p m e n t M e t h o d D e s c r i p t i o n _ L b l > + 
          < S h i p m e n t _ L b l > S h i p m e n t _ L b l < / S h i p m e n t _ L b l >   
-         < S h i p m e n t D a t e > S h i p m e n t D a t e < / S h i p m e n t D a t e > - 
-         < S h i p m e n t D a t e _ L b l > S h i p m e n t D a t e _ L b l < / S h i p m e n t D a t e _ L b l > - 
-         < S h i p m e n t M e t h o d D e s c r i p t i o n > S h i p m e n t M e t h o d D e s c r i p t i o n < / S h i p m e n t M e t h o d D e s c r i p t i o n > - 
-         < S h i p m e n t M e t h o d D e s c r i p t i o n _ L b l > S h i p m e n t M e t h o d D e s c r i p t i o n _ L b l < / S h i p m e n t M e t h o d D e s c r i p t i o n _ L b l > +         < S h i p T o A d d r e s s 1 > S h i p T o A d d r e s s 1 < / S h i p T o A d d r e s s 1 > + 
+         < S h i p T o A d d r e s s 2 > S h i p T o A d d r e s s 2 < / S h i p T o A d d r e s s 2 > + 
+         < S h i p T o A d d r e s s 3 > S h i p T o A d d r e s s 3 < / S h i p T o A d d r e s s 3 > + 
+         < S h i p T o A d d r e s s 4 > S h i p T o A d d r e s s 4 < / S h i p T o A d d r e s s 4 > + 
+         < S h i p T o A d d r e s s 5 > S h i p T o A d d r e s s 5 < / S h i p T o A d d r e s s 5 > + 
+         < S h i p T o A d d r e s s 6 > S h i p T o A d d r e s s 6 < / S h i p T o A d d r e s s 6 > + 
+         < S h i p T o A d d r e s s 7 > S h i p T o A d d r e s s 7 < / S h i p T o A d d r e s s 7 > + 
+         < S h i p T o A d d r e s s 8 > S h i p T o A d d r e s s 8 < / S h i p T o A d d r e s s 8 >   
          < S h i p T o A d d r e s s _ L b l > S h i p T o A d d r e s s _ L b l < / S h i p T o A d d r e s s _ L b l >   
-         < S h i p T o A d d r e s s 1 > S h i p T o A d d r e s s 1 < / S h i p T o A d d r e s s 1 > - 
-         < S h i p T o A d d r e s s 2 > S h i p T o A d d r e s s 2 < / S h i p T o A d d r e s s 2 > - 
-         < S h i p T o A d d r e s s 3 > S h i p T o A d d r e s s 3 < / S h i p T o A d d r e s s 3 > - 
-         < S h i p T o A d d r e s s 4 > S h i p T o A d d r e s s 4 < / S h i p T o A d d r e s s 4 > - 
-         < S h i p T o A d d r e s s 5 > S h i p T o A d d r e s s 5 < / S h i p T o A d d r e s s 5 > - 
-         < S h i p T o A d d r e s s 6 > S h i p T o A d d r e s s 6 < / S h i p T o A d d r e s s 6 > - 
-         < S h i p T o A d d r e s s 7 > S h i p T o A d d r e s s 7 < / S h i p T o A d d r e s s 7 > - 
-         < S h i p T o A d d r e s s 8 > S h i p T o A d d r e s s 8 < / S h i p T o A d d r e s s 8 > - 
          < S h i p T o P h o n e N o > S h i p T o P h o n e N o < / S h i p T o P h o n e N o >   
          < S h o w S h i p p i n g A d d r e s s > S h o w S h i p p i n g A d d r e s s < / S h o w S h i p p i n g A d d r e s s > @@ -6757,16 +7187,16 @@
  
          < T o t a l _ L b l > T o t a l _ L b l < / T o t a l _ L b l >   
+         < V A T A m o u n t S p e c i f i c a t i o n _ L b l > V A T A m o u n t S p e c i f i c a t i o n _ L b l < / V A T A m o u n t S p e c i f i c a t i o n _ L b l > + 
          < V A T A m o u n t _ L b l > V A T A m o u n t _ L b l < / V A T A m o u n t _ L b l >   
-         < V A T A m o u n t S p e c i f i c a t i o n _ L b l > V A T A m o u n t S p e c i f i c a t i o n _ L b l < / V A T A m o u n t S p e c i f i c a t i o n _ L b l > - 
          < V A T B a s e _ L b l > V A T B a s e _ L b l < / V A T B a s e _ L b l >   
+         < V A T C l a u s e s _ L b l > V A T C l a u s e s _ L b l < / V A T C l a u s e s _ L b l > + 
          < V A T C l a u s e _ L b l > V A T C l a u s e _ L b l < / V A T C l a u s e _ L b l >   
-         < V A T C l a u s e s _ L b l > V A T C l a u s e s _ L b l < / V A T C l a u s e s _ L b l > - 
          < V A T I d e n t i f i e r _ L b l > V A T I d e n t i f i e r _ L b l < / V A T I d e n t i f i e r _ L b l >   
          < V A T P e r c e n t a g e _ L b l > V A T P e r c e n t a g e _ L b l < / V A T P e r c e n t a g e _ L b l > @@ -6789,10 +7219,6 @@
  
              < A m o u n t I n c l u d i n g V A T _ L i n e _ L b l > A m o u n t I n c l u d i n g V A T _ L i n e _ L b l < / A m o u n t I n c l u d i n g V A T _ L i n e _ L b l >   
-             < C o n t r a c t L i n e N o > C o n t r a c t L i n e N o < / C o n t r a c t L i n e N o > - 
-             < C o n t r a c t N o > C o n t r a c t N o < / C o n t r a c t N o > - 
              < D e s c r i p t i o n _ L i n e > D e s c r i p t i o n _ L i n e < / D e s c r i p t i o n _ L i n e >   
              < D e s c r i p t i o n _ L i n e _ L b l > D e s c r i p t i o n _ L i n e _ L b l < / D e s c r i p t i o n _ L i n e _ L b l > @@ -6809,20 +7235,16 @@
  
              < L i n e A m o u n t _ L i n e _ L b l > L i n e A m o u n t _ L i n e _ L b l < / L i n e A m o u n t _ L i n e _ L b l >   
+             < L i n e D i s c o u n t P e r c e n t T e x t _ L i n e > L i n e D i s c o u n t P e r c e n t T e x t _ L i n e < / L i n e D i s c o u n t P e r c e n t T e x t _ L i n e > + 
              < L i n e D i s c o u n t P e r c e n t _ L i n e > L i n e D i s c o u n t P e r c e n t _ L i n e < / L i n e D i s c o u n t P e r c e n t _ L i n e >   
-             < L i n e D i s c o u n t P e r c e n t T e x t _ L i n e > L i n e D i s c o u n t P e r c e n t T e x t _ L i n e < / L i n e D i s c o u n t P e r c e n t T e x t _ L i n e > - 
              < L i n e N o _ L i n e > L i n e N o _ L i n e < / L i n e N o _ L i n e >   
              < Q u a n t i t y _ L i n e > Q u a n t i t y _ L i n e < / Q u a n t i t y _ L i n e >   
              < Q u a n t i t y _ L i n e _ L b l > Q u a n t i t y _ L i n e _ L b l < / Q u a n t i t y _ L i n e _ L b l >   
-             < R e c u r r i n g B i l l i n g f r o m > R e c u r r i n g B i l l i n g f r o m < / R e c u r r i n g B i l l i n g f r o m > - 
-             < R e c u r r i n g B i l l i n g t o > R e c u r r i n g B i l l i n g t o < / R e c u r r i n g B i l l i n g t o > - 
              < S h i p m e n t D a t e _ L i n e > S h i p m e n t D a t e _ L i n e < / S h i p m e n t D a t e _ L i n e >   
              < S h i p m e n t D a t e _ L i n e _ L b l > S h i p m e n t D a t e _ L i n e _ L b l < / S h i p m e n t D a t e _ L i n e _ L b l > @@ -6901,22 +7323,22 @@
  
              < N o O f V A T I d e n t i f i e r s > N o O f V A T I d e n t i f i e r s < / N o O f V A T I d e n t i f i e r s >   
+             < V A T A m o u n t L C Y _ V A T A m o u n t L i n e > V A T A m o u n t L C Y _ V A T A m o u n t L i n e < / V A T A m o u n t L C Y _ V A T A m o u n t L i n e > + 
+             < V A T A m o u n t L C Y _ V A T A m o u n t L i n e _ L b l > V A T A m o u n t L C Y _ V A T A m o u n t L i n e _ L b l < / V A T A m o u n t L C Y _ V A T A m o u n t L i n e _ L b l > + 
              < V A T A m o u n t _ V a t A m o u n t L i n e > V A T A m o u n t _ V a t A m o u n t L i n e < / V A T A m o u n t _ V a t A m o u n t L i n e >   
              < V A T A m o u n t _ V a t A m o u n t L i n e _ L b l > V A T A m o u n t _ V a t A m o u n t L i n e _ L b l < / V A T A m o u n t _ V a t A m o u n t L i n e _ L b l >   
-             < V A T A m o u n t L C Y _ V A T A m o u n t L i n e > V A T A m o u n t L C Y _ V A T A m o u n t L i n e < / V A T A m o u n t L C Y _ V A T A m o u n t L i n e > - 
-             < V A T A m o u n t L C Y _ V A T A m o u n t L i n e _ L b l > V A T A m o u n t L C Y _ V A T A m o u n t L i n e _ L b l < / V A T A m o u n t L C Y _ V A T A m o u n t L i n e _ L b l > +             < V A T B a s e L C Y _ V A T A m o u n t L i n e > V A T B a s e L C Y _ V A T A m o u n t L i n e < / V A T B a s e L C Y _ V A T A m o u n t L i n e > + 
+             < V A T B a s e L C Y _ V A T A m o u n t L i n e _ L b l > V A T B a s e L C Y _ V A T A m o u n t L i n e _ L b l < / V A T B a s e L C Y _ V A T A m o u n t L i n e _ L b l >   
              < V A T B a s e _ V a t A m o u n t L i n e > V A T B a s e _ V a t A m o u n t L i n e < / V A T B a s e _ V a t A m o u n t L i n e >   
              < V A T B a s e _ V a t A m o u n t L i n e _ L b l > V A T B a s e _ V a t A m o u n t L i n e _ L b l < / V A T B a s e _ V a t A m o u n t L i n e _ L b l >   
-             < V A T B a s e L C Y _ V A T A m o u n t L i n e > V A T B a s e L C Y _ V A T A m o u n t L i n e < / V A T B a s e L C Y _ V A T A m o u n t L i n e > - 
-             < V A T B a s e L C Y _ V A T A m o u n t L i n e _ L b l > V A T B a s e L C Y _ V A T A m o u n t L i n e _ L b l < / V A T B a s e L C Y _ V A T A m o u n t L i n e _ L b l > - 
              < V A T I d e n t i f i e r _ V a t A m o u n t L i n e > V A T I d e n t i f i e r _ V a t A m o u n t L i n e < / V A T I d e n t i f i e r _ V a t A m o u n t L i n e >   
              < V A T I d e n t i f i e r _ V a t A m o u n t L i n e _ L b l > V A T I d e n t i f i e r _ V a t A m o u n t L i n e _ L b l < / V A T I d e n t i f i e r _ V a t A m o u n t L i n e _ L b l > @@ -6933,10 +7355,10 @@
  
              < C o d e _ V A T C l a u s e L i n e _ L b l > C o d e _ V A T C l a u s e L i n e _ L b l < / C o d e _ V A T C l a u s e L i n e _ L b l >   
+             < D e s c r i p t i o n 2 _ V A T C l a u s e L i n e > D e s c r i p t i o n 2 _ V A T C l a u s e L i n e < / D e s c r i p t i o n 2 _ V A T C l a u s e L i n e > + 
              < D e s c r i p t i o n _ V A T C l a u s e L i n e > D e s c r i p t i o n _ V A T C l a u s e L i n e < / D e s c r i p t i o n _ V A T C l a u s e L i n e >   
-             < D e s c r i p t i o n 2 _ V A T C l a u s e L i n e > D e s c r i p t i o n 2 _ V A T C l a u s e L i n e < / D e s c r i p t i o n 2 _ V A T C l a u s e L i n e > - 
              < N o O f V A T C l a u s e s > N o O f V A T C l a u s e s < / N o O f V A T C l a u s e s >   
              < V A T A m o u n t _ V A T C l a u s e L i n e > V A T A m o u n t _ V A T C l a u s e L i n e < / V A T A m o u n t _ V A T C l a u s e L i n e > @@ -6947,9 +7369,9 @@
  
          < R e p o r t T o t a l s L i n e >   
+             < A m o u n t F o r m a t t e d _ R e p o r t T o t a l s L i n e > A m o u n t F o r m a t t e d _ R e p o r t T o t a l s L i n e < / A m o u n t F o r m a t t e d _ R e p o r t T o t a l s L i n e > + 
              < A m o u n t _ R e p o r t T o t a l s L i n e > A m o u n t _ R e p o r t T o t a l s L i n e < / A m o u n t _ R e p o r t T o t a l s L i n e > - 
-             < A m o u n t F o r m a t t e d _ R e p o r t T o t a l s L i n e > A m o u n t F o r m a t t e d _ R e p o r t T o t a l s L i n e < / A m o u n t F o r m a t t e d _ R e p o r t T o t a l s L i n e >   
              < D e s c r i p t i o n _ R e p o r t T o t a l s L i n e > D e s c r i p t i o n _ R e p o r t T o t a l s L i n e < / D e s c r i p t i o n _ R e p o r t T o t a l s L i n e >   

--- a/src/Layers/W1/BaseApp/Sales/History/StandardSalesCreditMemoBody.docx
+++ b/src/Layers/W1/BaseApp/Sales/History/StandardSalesCreditMemoBody.docx
@@ -5916,6 +5916,8 @@
  
              < R e p o r t N a m e > R e p o r t   N a m e < / R e p o r t N a m e >   
+             < R e p o r t C a p t i o n > R e p o r t   C a p t i o n < / R e p o r t C a p t i o n > + 
              < A b o u t T h i s R e p o r t T i t l e > A b o u t   T h i s   R e p o r t   T i t l e < / A b o u t T h i s R e p o r t T i t l e >   
              < A b o u t T h i s R e p o r t T e x t > A b o u t   T h i s   R e p o r t   T e x t < / A b o u t T h i s R e p o r t T e x t > @@ -5970,21 +5972,21 @@
  
              < C o m p a n y A d d r e s s L i n e s >   
-                 < C o m p a n y A d d r e s s L i n e > C o m p a n y   A d d r e s s   L i n e   1 < / C o m p a n y A d d r e s s L i n e > - 
-                 < C o m p a n y A d d r e s s L i n e > C o m p a n y   A d d r e s s   L i n e   2 < / C o m p a n y A d d r e s s L i n e > - 
-                 < C o m p a n y A d d r e s s L i n e > C o m p a n y   A d d r e s s   L i n e   3 < / C o m p a n y A d d r e s s L i n e > - 
-                 < C o m p a n y A d d r e s s L i n e > C o m p a n y   A d d r e s s   L i n e   4 < / C o m p a n y A d d r e s s L i n e > - 
-                 < C o m p a n y A d d r e s s L i n e > C o m p a n y   A d d r e s s   L i n e   5 < / C o m p a n y A d d r e s s L i n e > - 
-                 < C o m p a n y A d d r e s s L i n e > C o m p a n y   A d d r e s s   L i n e   6 < / C o m p a n y A d d r e s s L i n e > - 
-                 < C o m p a n y A d d r e s s L i n e > C o m p a n y   A d d r e s s   L i n e   7 < / C o m p a n y A d d r e s s L i n e > - 
-                 < C o m p a n y A d d r e s s L i n e > C o m p a n y   A d d r e s s   L i n e   8 < / C o m p a n y A d d r e s s L i n e > +                 < C o m p a n y A d d r e s s L i n e 1 > C o m p a n y   A d d r e s s   L i n e   1 < / C o m p a n y A d d r e s s L i n e 1 > + 
+                 < C o m p a n y A d d r e s s L i n e 2 > C o m p a n y   A d d r e s s   L i n e   2 < / C o m p a n y A d d r e s s L i n e 2 > + 
+                 < C o m p a n y A d d r e s s L i n e 3 > C o m p a n y   A d d r e s s   L i n e   3 < / C o m p a n y A d d r e s s L i n e 3 > + 
+                 < C o m p a n y A d d r e s s L i n e 4 > C o m p a n y   A d d r e s s   L i n e   4 < / C o m p a n y A d d r e s s L i n e 4 > + 
+                 < C o m p a n y A d d r e s s L i n e 5 > C o m p a n y   A d d r e s s   L i n e   5 < / C o m p a n y A d d r e s s L i n e 5 > + 
+                 < C o m p a n y A d d r e s s L i n e 6 > C o m p a n y   A d d r e s s   L i n e   6 < / C o m p a n y A d d r e s s L i n e 6 > + 
+                 < C o m p a n y A d d r e s s L i n e 7 > C o m p a n y   A d d r e s s   L i n e   7 < / C o m p a n y A d d r e s s L i n e 7 > + 
+                 < C o m p a n y A d d r e s s L i n e 8 > C o m p a n y   A d d r e s s   L i n e   8 < / C o m p a n y A d d r e s s L i n e 8 >   
              < / C o m p a n y A d d r e s s L i n e s >   
@@ -6829,6 +6831,8 @@
  
              < R e p o r t N a m e > R e p o r t   N a m e < / R e p o r t N a m e >   
+             < R e p o r t C a p t i o n > R e p o r t   C a p t i o n < / R e p o r t C a p t i o n > + 
              < A b o u t T h i s R e p o r t T i t l e > A b o u t   T h i s   R e p o r t   T i t l e < / A b o u t T h i s R e p o r t T i t l e >   
              < A b o u t T h i s R e p o r t T e x t > A b o u t   T h i s   R e p o r t   T e x t < / A b o u t T h i s R e p o r t T e x t > @@ -6883,21 +6887,21 @@
  
              < C o m p a n y A d d r e s s L i n e s >   
-                 < C o m p a n y A d d r e s s L i n e > C o m p a n y   A d d r e s s   L i n e   1 < / C o m p a n y A d d r e s s L i n e > - 
-                 < C o m p a n y A d d r e s s L i n e > C o m p a n y   A d d r e s s   L i n e   2 < / C o m p a n y A d d r e s s L i n e > - 
-                 < C o m p a n y A d d r e s s L i n e > C o m p a n y   A d d r e s s   L i n e   3 < / C o m p a n y A d d r e s s L i n e > - 
-                 < C o m p a n y A d d r e s s L i n e > C o m p a n y   A d d r e s s   L i n e   4 < / C o m p a n y A d d r e s s L i n e > - 
-                 < C o m p a n y A d d r e s s L i n e > C o m p a n y   A d d r e s s   L i n e   5 < / C o m p a n y A d d r e s s L i n e > - 
-                 < C o m p a n y A d d r e s s L i n e > C o m p a n y   A d d r e s s   L i n e   6 < / C o m p a n y A d d r e s s L i n e > - 
-                 < C o m p a n y A d d r e s s L i n e > C o m p a n y   A d d r e s s   L i n e   7 < / C o m p a n y A d d r e s s L i n e > - 
-                 < C o m p a n y A d d r e s s L i n e > C o m p a n y   A d d r e s s   L i n e   8 < / C o m p a n y A d d r e s s L i n e > +                 < C o m p a n y A d d r e s s L i n e 1 > C o m p a n y   A d d r e s s   L i n e   1 < / C o m p a n y A d d r e s s L i n e 1 > + 
+                 < C o m p a n y A d d r e s s L i n e 2 > C o m p a n y   A d d r e s s   L i n e   2 < / C o m p a n y A d d r e s s L i n e 2 > + 
+                 < C o m p a n y A d d r e s s L i n e 3 > C o m p a n y   A d d r e s s   L i n e   3 < / C o m p a n y A d d r e s s L i n e 3 > + 
+                 < C o m p a n y A d d r e s s L i n e 4 > C o m p a n y   A d d r e s s   L i n e   4 < / C o m p a n y A d d r e s s L i n e 4 > + 
+                 < C o m p a n y A d d r e s s L i n e 5 > C o m p a n y   A d d r e s s   L i n e   5 < / C o m p a n y A d d r e s s L i n e 5 > + 
+                 < C o m p a n y A d d r e s s L i n e 6 > C o m p a n y   A d d r e s s   L i n e   6 < / C o m p a n y A d d r e s s L i n e 6 > + 
+                 < C o m p a n y A d d r e s s L i n e 7 > C o m p a n y   A d d r e s s   L i n e   7 < / C o m p a n y A d d r e s s L i n e 7 > + 
+                 < C o m p a n y A d d r e s s L i n e 8 > C o m p a n y   A d d r e s s   L i n e   8 < / C o m p a n y A d d r e s s L i n e 8 >   
              < / C o m p a n y A d d r e s s L i n e s >   

--- a/src/Layers/W1/BaseApp/Sales/History/StandardSalesCreditMemoBody.docx
+++ b/src/Layers/W1/BaseApp/Sales/History/StandardSalesCreditMemoBody.docx
@@ -11,9 +11,9 @@
         <w:tblDescription w:val="Layout table. Used for positioning, not for tabular data."/>
       </w:tblPr>
       <w:tblGrid>
-        <w:gridCol w:w="3921"/>
-        <w:gridCol w:w="7843"/>
-        <w:gridCol w:w="3922"/>
+        <w:gridCol w:w="2623"/>
+        <w:gridCol w:w="5247"/>
+        <w:gridCol w:w="2624"/>
       </w:tblGrid>
       <w:tr>
         <w:trPr>
@@ -32,7 +32,7 @@
             <w:placeholder>
               <w:docPart w:val="27C6F6FBC51444E48F63C5E57109998C"/>
             </w:placeholder>
-            <w:dataBinding w:prefixMappings="xmlns:ns0='urn:microsoft-dynamics-nav/reports/Standard_Sales_Credit_Memo/1307/'" w:xpath="/ns0:NavWordReportXmlPart[1]/ns0:Header[1]/ns0:CustomerAddress1[1]" w:storeItemID="{00000000-0000-0000-0000-000000000000}"/>
+            <w:dataBinding w:prefixMappings="&lt;xmlns:ns0='urn:microsoft-dynamics-nav/reports/Standard_Sales_Credit_Memo/1307/' " w:xpath="/ns0:NavWordReportXmlPart[1]/ns0:Header[1]/ns0:CustomerAddress1[1]" w:storeItemID="{00000000-0000-0000-0000-000000000000}"/>
             <w15:color w:val="808080"/>
             <w:text/>
           </w:sdtPr>
@@ -84,7 +84,7 @@
             <w:placeholder>
               <w:docPart w:val="B02E5B0705F943979E268E41736DB313"/>
             </w:placeholder>
-            <w:dataBinding w:prefixMappings="xmlns:ns0='urn:microsoft-dynamics-nav/reports/Standard_Sales_Credit_Memo/1307/'" w:xpath="/ns0:NavWordReportXmlPart[1]/ns0:Header[1]/ns0:CompanyAddress1[1]" w:storeItemID="{00000000-0000-0000-0000-000000000000}"/>
+            <w:dataBinding w:prefixMappings="&lt;xmlns:ns0='urn:microsoft-dynamics-nav/reports/Standard_Sales_Credit_Memo/1307/' " w:xpath="/ns0:NavWordReportXmlPart[1]/ns0:Header[1]/ns0:CompanyAddress1[1]" w:storeItemID="{00000000-0000-0000-0000-000000000000}"/>
             <w15:color w:val="808080"/>
             <w:text/>
           </w:sdtPr>
@@ -127,7 +127,7 @@
             <w:placeholder>
               <w:docPart w:val="27C6F6FBC51444E48F63C5E57109998C"/>
             </w:placeholder>
-            <w:dataBinding w:prefixMappings="xmlns:ns0='urn:microsoft-dynamics-nav/reports/Standard_Sales_Credit_Memo/1307/'" w:xpath="/ns0:NavWordReportXmlPart[1]/ns0:Header[1]/ns0:CustomerAddress2[1]" w:storeItemID="{00000000-0000-0000-0000-000000000000}"/>
+            <w:dataBinding w:prefixMappings="&lt;xmlns:ns0='urn:microsoft-dynamics-nav/reports/Standard_Sales_Credit_Memo/1307/' " w:xpath="/ns0:NavWordReportXmlPart[1]/ns0:Header[1]/ns0:CustomerAddress2[1]" w:storeItemID="{00000000-0000-0000-0000-000000000000}"/>
             <w15:color w:val="808080"/>
             <w:text/>
           </w:sdtPr>
@@ -165,7 +165,7 @@
             <w:placeholder>
               <w:docPart w:val="34AF83D853364E9E91CF94BDBD0F0D24"/>
             </w:placeholder>
-            <w:dataBinding w:prefixMappings="xmlns:ns0='urn:microsoft-dynamics-nav/reports/Standard_Sales_Credit_Memo/1307/'" w:xpath="/ns0:NavWordReportXmlPart[1]/ns0:Header[1]/ns0:CompanyAddress2[1]" w:storeItemID="{00000000-0000-0000-0000-000000000000}"/>
+            <w:dataBinding w:prefixMappings="&lt;xmlns:ns0='urn:microsoft-dynamics-nav/reports/Standard_Sales_Credit_Memo/1307/' " w:xpath="/ns0:NavWordReportXmlPart[1]/ns0:Header[1]/ns0:CompanyAddress2[1]" w:storeItemID="{00000000-0000-0000-0000-000000000000}"/>
             <w15:color w:val="808080"/>
             <w:text/>
           </w:sdtPr>
@@ -200,7 +200,7 @@
             <w:placeholder>
               <w:docPart w:val="27C6F6FBC51444E48F63C5E57109998C"/>
             </w:placeholder>
-            <w:dataBinding w:prefixMappings="xmlns:ns0='urn:microsoft-dynamics-nav/reports/Standard_Sales_Credit_Memo/1307/'" w:xpath="/ns0:NavWordReportXmlPart[1]/ns0:Header[1]/ns0:CustomerAddress3[1]" w:storeItemID="{00000000-0000-0000-0000-000000000000}"/>
+            <w:dataBinding w:prefixMappings="&lt;xmlns:ns0='urn:microsoft-dynamics-nav/reports/Standard_Sales_Credit_Memo/1307/' " w:xpath="/ns0:NavWordReportXmlPart[1]/ns0:Header[1]/ns0:CustomerAddress3[1]" w:storeItemID="{00000000-0000-0000-0000-000000000000}"/>
             <w15:color w:val="808080"/>
             <w:text/>
           </w:sdtPr>
@@ -238,7 +238,7 @@
             <w:placeholder>
               <w:docPart w:val="5298955B1DAD476D95BE494D056AC864"/>
             </w:placeholder>
-            <w:dataBinding w:prefixMappings="xmlns:ns0='urn:microsoft-dynamics-nav/reports/Standard_Sales_Credit_Memo/1307/'" w:xpath="/ns0:NavWordReportXmlPart[1]/ns0:Header[1]/ns0:CompanyAddress3[1]" w:storeItemID="{00000000-0000-0000-0000-000000000000}"/>
+            <w:dataBinding w:prefixMappings="&lt;xmlns:ns0='urn:microsoft-dynamics-nav/reports/Standard_Sales_Credit_Memo/1307/' " w:xpath="/ns0:NavWordReportXmlPart[1]/ns0:Header[1]/ns0:CompanyAddress3[1]" w:storeItemID="{00000000-0000-0000-0000-000000000000}"/>
             <w15:color w:val="808080"/>
             <w:text/>
           </w:sdtPr>
@@ -273,7 +273,7 @@
             <w:placeholder>
               <w:docPart w:val="27C6F6FBC51444E48F63C5E57109998C"/>
             </w:placeholder>
-            <w:dataBinding w:prefixMappings="xmlns:ns0='urn:microsoft-dynamics-nav/reports/Standard_Sales_Credit_Memo/1307/'" w:xpath="/ns0:NavWordReportXmlPart[1]/ns0:Header[1]/ns0:CustomerAddress4[1]" w:storeItemID="{00000000-0000-0000-0000-000000000000}"/>
+            <w:dataBinding w:prefixMappings="&lt;xmlns:ns0='urn:microsoft-dynamics-nav/reports/Standard_Sales_Credit_Memo/1307/' " w:xpath="/ns0:NavWordReportXmlPart[1]/ns0:Header[1]/ns0:CustomerAddress4[1]" w:storeItemID="{00000000-0000-0000-0000-000000000000}"/>
             <w15:color w:val="808080"/>
             <w:text/>
           </w:sdtPr>
@@ -311,7 +311,7 @@
             <w:placeholder>
               <w:docPart w:val="A42C30D71C804007AE9D362411216EF8"/>
             </w:placeholder>
-            <w:dataBinding w:prefixMappings="xmlns:ns0='urn:microsoft-dynamics-nav/reports/Standard_Sales_Credit_Memo/1307/'" w:xpath="/ns0:NavWordReportXmlPart[1]/ns0:Header[1]/ns0:CompanyAddress4[1]" w:storeItemID="{00000000-0000-0000-0000-000000000000}"/>
+            <w:dataBinding w:prefixMappings="&lt;xmlns:ns0='urn:microsoft-dynamics-nav/reports/Standard_Sales_Credit_Memo/1307/' " w:xpath="/ns0:NavWordReportXmlPart[1]/ns0:Header[1]/ns0:CompanyAddress4[1]" w:storeItemID="{00000000-0000-0000-0000-000000000000}"/>
             <w15:color w:val="808080"/>
             <w:text/>
           </w:sdtPr>
@@ -346,7 +346,7 @@
             <w:placeholder>
               <w:docPart w:val="27C6F6FBC51444E48F63C5E57109998C"/>
             </w:placeholder>
-            <w:dataBinding w:prefixMappings="xmlns:ns0='urn:microsoft-dynamics-nav/reports/Standard_Sales_Credit_Memo/1307/'" w:xpath="/ns0:NavWordReportXmlPart[1]/ns0:Header[1]/ns0:CustomerAddress5[1]" w:storeItemID="{00000000-0000-0000-0000-000000000000}"/>
+            <w:dataBinding w:prefixMappings="&lt;xmlns:ns0='urn:microsoft-dynamics-nav/reports/Standard_Sales_Credit_Memo/1307/' " w:xpath="/ns0:NavWordReportXmlPart[1]/ns0:Header[1]/ns0:CustomerAddress5[1]" w:storeItemID="{00000000-0000-0000-0000-000000000000}"/>
             <w15:color w:val="808080"/>
             <w:text/>
           </w:sdtPr>
@@ -384,7 +384,7 @@
             <w:placeholder>
               <w:docPart w:val="F16264AA69114B25B82C6336328EECBF"/>
             </w:placeholder>
-            <w:dataBinding w:prefixMappings="xmlns:ns0='urn:microsoft-dynamics-nav/reports/Standard_Sales_Credit_Memo/1307/'" w:xpath="/ns0:NavWordReportXmlPart[1]/ns0:Header[1]/ns0:CompanyAddress5[1]" w:storeItemID="{00000000-0000-0000-0000-000000000000}"/>
+            <w:dataBinding w:prefixMappings="&lt;xmlns:ns0='urn:microsoft-dynamics-nav/reports/Standard_Sales_Credit_Memo/1307/' " w:xpath="/ns0:NavWordReportXmlPart[1]/ns0:Header[1]/ns0:CompanyAddress5[1]" w:storeItemID="{00000000-0000-0000-0000-000000000000}"/>
             <w15:color w:val="808080"/>
             <w:text/>
           </w:sdtPr>
@@ -419,7 +419,7 @@
             <w:placeholder>
               <w:docPart w:val="27C6F6FBC51444E48F63C5E57109998C"/>
             </w:placeholder>
-            <w:dataBinding w:prefixMappings="xmlns:ns0='urn:microsoft-dynamics-nav/reports/Standard_Sales_Credit_Memo/1307/'" w:xpath="/ns0:NavWordReportXmlPart[1]/ns0:Header[1]/ns0:CustomerAddress6[1]" w:storeItemID="{00000000-0000-0000-0000-000000000000}"/>
+            <w:dataBinding w:prefixMappings="&lt;xmlns:ns0='urn:microsoft-dynamics-nav/reports/Standard_Sales_Credit_Memo/1307/' " w:xpath="/ns0:NavWordReportXmlPart[1]/ns0:Header[1]/ns0:CustomerAddress6[1]" w:storeItemID="{00000000-0000-0000-0000-000000000000}"/>
             <w15:color w:val="808080"/>
             <w:text/>
           </w:sdtPr>
@@ -457,7 +457,7 @@
             <w:placeholder>
               <w:docPart w:val="F48DD40B1FBC422E93DAE25960F03561"/>
             </w:placeholder>
-            <w:dataBinding w:prefixMappings="xmlns:ns0='urn:microsoft-dynamics-nav/reports/Standard_Sales_Credit_Memo/1307/'" w:xpath="/ns0:NavWordReportXmlPart[1]/ns0:Header[1]/ns0:CompanyAddress6[1]" w:storeItemID="{00000000-0000-0000-0000-000000000000}"/>
+            <w:dataBinding w:prefixMappings="&lt;xmlns:ns0='urn:microsoft-dynamics-nav/reports/Standard_Sales_Credit_Memo/1307/' " w:xpath="/ns0:NavWordReportXmlPart[1]/ns0:Header[1]/ns0:CompanyAddress6[1]" w:storeItemID="{00000000-0000-0000-0000-000000000000}"/>
             <w15:color w:val="808080"/>
             <w:text/>
           </w:sdtPr>
@@ -492,7 +492,7 @@
             <w:placeholder>
               <w:docPart w:val="27C6F6FBC51444E48F63C5E57109998C"/>
             </w:placeholder>
-            <w:dataBinding w:prefixMappings="xmlns:ns0='urn:microsoft-dynamics-nav/reports/Standard_Sales_Credit_Memo/1307/'" w:xpath="/ns0:NavWordReportXmlPart[1]/ns0:Header[1]/ns0:CustomerAddress7[1]" w:storeItemID="{00000000-0000-0000-0000-000000000000}"/>
+            <w:dataBinding w:prefixMappings="&lt;xmlns:ns0='urn:microsoft-dynamics-nav/reports/Standard_Sales_Credit_Memo/1307/' " w:xpath="/ns0:NavWordReportXmlPart[1]/ns0:Header[1]/ns0:CustomerAddress7[1]" w:storeItemID="{00000000-0000-0000-0000-000000000000}"/>
             <w15:color w:val="808080"/>
             <w:text/>
           </w:sdtPr>
@@ -530,7 +530,7 @@
             <w:placeholder>
               <w:docPart w:val="916F8383C88D40AE8FA1A1CF0CB42C59"/>
             </w:placeholder>
-            <w:dataBinding w:prefixMappings="xmlns:ns0='urn:microsoft-dynamics-nav/reports/Standard_Sales_Credit_Memo/1307/'" w:xpath="/ns0:NavWordReportXmlPart[1]/ns0:Header[1]/ns0:CompanyLegalOffice_Lbl[1]" w:storeItemID="{00000000-0000-0000-0000-000000000000}"/>
+            <w:dataBinding w:prefixMappings="&lt;xmlns:ns0='urn:microsoft-dynamics-nav/reports/Standard_Sales_Credit_Memo/1307/' " w:xpath="/ns0:NavWordReportXmlPart[1]/ns0:Header[1]/ns0:CompanyLegalOffice_Lbl[1]" w:storeItemID="{00000000-0000-0000-0000-000000000000}"/>
             <w15:color w:val="808080"/>
             <w:text/>
           </w:sdtPr>
@@ -567,7 +567,7 @@
             <w:placeholder>
               <w:docPart w:val="12BE470CD3E0468886911E4D534EDF5C"/>
             </w:placeholder>
-            <w:dataBinding w:prefixMappings="xmlns:ns0='urn:microsoft-dynamics-nav/reports/Standard_Sales_Credit_Memo/1307/'" w:xpath="/ns0:NavWordReportXmlPart[1]/ns0:Header[1]/ns0:CustomerAddress8[1]" w:storeItemID="{00000000-0000-0000-0000-000000000000}"/>
+            <w:dataBinding w:prefixMappings="&lt;xmlns:ns0='urn:microsoft-dynamics-nav/reports/Standard_Sales_Credit_Memo/1307/' " w:xpath="/ns0:NavWordReportXmlPart[1]/ns0:Header[1]/ns0:CustomerAddress8[1]" w:storeItemID="{00000000-0000-0000-0000-000000000000}"/>
             <w15:color w:val="808080"/>
             <w:text/>
           </w:sdtPr>
@@ -605,7 +605,7 @@
             <w:placeholder>
               <w:docPart w:val="57E9537AA3C64B0287D7A4CCB72CC21E"/>
             </w:placeholder>
-            <w:dataBinding w:prefixMappings="xmlns:ns0='urn:microsoft-dynamics-nav/reports/Standard_Sales_Credit_Memo/1307/'" w:xpath="/ns0:NavWordReportXmlPart[1]/ns0:Header[1]/ns0:CompanyLegalOffice[1]" w:storeItemID="{00000000-0000-0000-0000-000000000000}"/>
+            <w:dataBinding w:prefixMappings="&lt;xmlns:ns0='urn:microsoft-dynamics-nav/reports/Standard_Sales_Credit_Memo/1307/' " w:xpath="/ns0:NavWordReportXmlPart[1]/ns0:Header[1]/ns0:CompanyLegalOffice[1]" w:storeItemID="{00000000-0000-0000-0000-000000000000}"/>
             <w15:color w:val="808080"/>
             <w:text/>
           </w:sdtPr>
@@ -630,31 +630,22 @@
         </w:sdt>
       </w:tr>
     </w:tbl>
-    <w:p>
-      <w:pPr>
-        <w:spacing w:after="0" w:line="276" w:lineRule="auto"/>
-      </w:pPr>
-    </w:p>
+    <w:p/>
     <w:tbl>
       <w:tblPr>
         <w:tblStyle w:val="BCBlockTable"/>
-        <w:tblW w:w="5000" w:type="pct"/>
-        <w:tblLook w:val="0620" w:firstRow="1" w:lastRow="0" w:firstColumn="0" w:lastColumn="0" w:noHBand="1" w:noVBand="1"/>
-        <w:tblCaption w:val="Document Information Block"/>
-        <w:tblDescription w:val="Layout table. Used for positioning, not for tabular data."/>
+        <w:tblW w:w="10497" w:type="dxa"/>
+        <w:tblLook w:val="04A0" w:firstRow="1" w:lastRow="0" w:firstColumn="1" w:lastColumn="0" w:noHBand="0" w:noVBand="1"/>
       </w:tblPr>
       <w:tblGrid>
-        <w:gridCol w:w="2614"/>
-        <w:gridCol w:w="2614"/>
-        <w:gridCol w:w="2616"/>
-        <w:gridCol w:w="2613"/>
-        <w:gridCol w:w="2613"/>
-        <w:gridCol w:w="2616"/>
+        <w:gridCol w:w="2624"/>
+        <w:gridCol w:w="2624"/>
+        <w:gridCol w:w="2624"/>
+        <w:gridCol w:w="2625"/>
       </w:tblGrid>
       <w:tr>
         <w:trPr>
           <w:cnfStyle w:val="100000000000" w:firstRow="1" w:lastRow="0" w:firstColumn="0" w:lastColumn="0" w:oddVBand="0" w:evenVBand="0" w:oddHBand="0" w:evenHBand="0" w:firstRowFirstColumn="0" w:firstRowLastColumn="0" w:lastRowFirstColumn="0" w:lastRowLastColumn="0"/>
-          <w:cantSplit/>
           <w:trHeight w:val="254"/>
         </w:trPr>
         <w:sdt>
@@ -663,7 +654,7 @@
             <w:tag w:val="#BC:InsertDataItem,DataItems/Header/DocumentNo_Lbl"/>
             <w:id w:val="1400180155"/>
             <w:placeholder>
-              <w:docPart w:val="DefaultPlaceholder_-1854013440"/>
+              <w:docPart w:val="B7206F4586E44F52BD2288DFA41F2DCF"/>
             </w:placeholder>
             <w15:color w:val="808080"/>
             <w:text/>
@@ -671,7 +662,7 @@
           <w:sdtContent>
             <w:tc>
               <w:tcPr>
-                <w:tcW w:w="833" w:type="pct"/>
+                <w:tcW w:w="2624" w:type="dxa"/>
               </w:tcPr>
               <w:p>
                 <w:pPr>
@@ -693,16 +684,16 @@
             <w:tag w:val="#BC:InsertDataItem,DataItems/Header/YourReference_Lbl"/>
             <w:id w:val="1444269289"/>
             <w:placeholder>
-              <w:docPart w:val="B0D270315F5A4E4A9A06FD73AF7C993E"/>
+              <w:docPart w:val="F8AD499F6BDC4653832979DDA7F5EFBF"/>
             </w:placeholder>
-            <w:dataBinding w:prefixMappings="xmlns:ns0='urn:microsoft-dynamics-nav/reports/Standard_Sales_Credit_Memo/1307/'" w:xpath="/ns0:NavWordReportXmlPart[1]/ns0:Header[1]/ns0:YourReference_Lbl[1]" w:storeItemID="{00000000-0000-0000-0000-000000000000}"/>
+            <w:dataBinding w:prefixMappings="&lt;xmlns:ns0='urn:microsoft-dynamics-nav/reports/Standard_Sales_Credit_Memo/1307/' " w:xpath="/ns0:NavWordReportXmlPart[1]/ns0:Header[1]/ns0:YourReference_Lbl[1]" w:storeItemID="{00000000-0000-0000-0000-000000000000}"/>
             <w15:color w:val="808080"/>
             <w:text/>
           </w:sdtPr>
           <w:sdtContent>
             <w:tc>
               <w:tcPr>
-                <w:tcW w:w="833" w:type="pct"/>
+                <w:tcW w:w="2624" w:type="dxa"/>
               </w:tcPr>
               <w:p>
                 <w:pPr>
@@ -724,16 +715,16 @@
             <w:tag w:val="#BC:InsertDataItem,DataItems/Header/SalesPersonBlank_Lbl"/>
             <w:id w:val="-829743997"/>
             <w:placeholder>
-              <w:docPart w:val="C98677DCC9F942B29F6A8029F9911D33"/>
+              <w:docPart w:val="19CE0C9ABA2649248590481170FBE09A"/>
             </w:placeholder>
-            <w:dataBinding w:prefixMappings="xmlns:ns0='urn:microsoft-dynamics-nav/reports/Standard_Sales_Credit_Memo/1307/'" w:xpath="/ns0:NavWordReportXmlPart[1]/ns0:Header[1]/ns0:SalesPersonBlank_Lbl[1]" w:storeItemID="{00000000-0000-0000-0000-000000000000}"/>
+            <w:dataBinding w:prefixMappings="&lt;xmlns:ns0='urn:microsoft-dynamics-nav/reports/Standard_Sales_Credit_Memo/1307/' " w:xpath="/ns0:NavWordReportXmlPart[1]/ns0:Header[1]/ns0:SalesPersonBlank_Lbl[1]" w:storeItemID="{00000000-0000-0000-0000-000000000000}"/>
             <w15:color w:val="808080"/>
             <w:text/>
           </w:sdtPr>
           <w:sdtContent>
             <w:tc>
               <w:tcPr>
-                <w:tcW w:w="834" w:type="pct"/>
+                <w:tcW w:w="2624" w:type="dxa"/>
               </w:tcPr>
               <w:p>
                 <w:pPr>
@@ -749,22 +740,195 @@
             </w:tc>
           </w:sdtContent>
         </w:sdt>
+        <w:tc>
+          <w:tcPr>
+            <w:tcW w:w="2625" w:type="dxa"/>
+          </w:tcPr>
+          <w:p>
+            <w:pPr>
+              <w:pStyle w:val="BCLabel"/>
+              <w:spacing w:line="276" w:lineRule="auto"/>
+            </w:pPr>
+          </w:p>
+        </w:tc>
+      </w:tr>
+      <w:tr>
+        <w:trPr>
+          <w:trHeight w:val="242"/>
+        </w:trPr>
+        <w:sdt>
+          <w:sdtPr>
+            <w:alias w:val="DocumentNo"/>
+            <w:tag w:val="#BC:InsertDataItem,DataItems/Header/DocumentNo"/>
+            <w:id w:val="2040620595"/>
+            <w:placeholder>
+              <w:docPart w:val="55225CFC20B74998A1110B235B98625F"/>
+            </w:placeholder>
+            <w15:color w:val="808080"/>
+            <w:text/>
+          </w:sdtPr>
+          <w:sdtContent>
+            <w:tc>
+              <w:tcPr>
+                <w:tcW w:w="2624" w:type="dxa"/>
+              </w:tcPr>
+              <w:p>
+                <w:pPr>
+                  <w:pStyle w:val="BCLabel"/>
+                  <w:spacing w:line="276" w:lineRule="auto"/>
+                </w:pPr>
+                <w:proofErr w:type="spellStart"/>
+                <w:r>
+                  <w:t>DocumentNo</w:t>
+                </w:r>
+                <w:proofErr w:type="spellEnd"/>
+              </w:p>
+            </w:tc>
+          </w:sdtContent>
+        </w:sdt>
+        <w:sdt>
+          <w:sdtPr>
+            <w:alias w:val="YourReference"/>
+            <w:tag w:val="#BC:InsertDataItem,DataItems/Header/YourReference"/>
+            <w:id w:val="-2046133057"/>
+            <w:placeholder>
+              <w:docPart w:val="CE878AC31E3647D08F2EC7BA8B985062"/>
+            </w:placeholder>
+            <w:dataBinding w:prefixMappings="&lt;xmlns:ns0='urn:microsoft-dynamics-nav/reports/Standard_Sales_Credit_Memo/1307/' " w:xpath="/ns0:NavWordReportXmlPart[1]/ns0:Header[1]/ns0:YourReference[1]" w:storeItemID="{00000000-0000-0000-0000-000000000000}"/>
+            <w15:color w:val="808080"/>
+            <w:text/>
+          </w:sdtPr>
+          <w:sdtContent>
+            <w:tc>
+              <w:tcPr>
+                <w:tcW w:w="2624" w:type="dxa"/>
+              </w:tcPr>
+              <w:p>
+                <w:pPr>
+                  <w:pStyle w:val="BCLabel"/>
+                  <w:spacing w:line="276" w:lineRule="auto"/>
+                </w:pPr>
+                <w:proofErr w:type="spellStart"/>
+                <w:r>
+                  <w:t>YourReference</w:t>
+                </w:r>
+                <w:proofErr w:type="spellEnd"/>
+              </w:p>
+            </w:tc>
+          </w:sdtContent>
+        </w:sdt>
+        <w:sdt>
+          <w:sdtPr>
+            <w:alias w:val="SalesPersonName"/>
+            <w:tag w:val="#BC:InsertDataItem,DataItems/Header/SalesPersonName"/>
+            <w:id w:val="-80454574"/>
+            <w:placeholder>
+              <w:docPart w:val="FC09735024F649239503E6BAE2ABF686"/>
+            </w:placeholder>
+            <w:dataBinding w:prefixMappings="&lt;xmlns:ns0='urn:microsoft-dynamics-nav/reports/Standard_Sales_Credit_Memo/1307/' " w:xpath="/ns0:NavWordReportXmlPart[1]/ns0:Header[1]/ns0:SalesPersonName[1]" w:storeItemID="{00000000-0000-0000-0000-000000000000}"/>
+            <w15:color w:val="808080"/>
+            <w:text/>
+          </w:sdtPr>
+          <w:sdtContent>
+            <w:tc>
+              <w:tcPr>
+                <w:tcW w:w="2624" w:type="dxa"/>
+              </w:tcPr>
+              <w:p>
+                <w:pPr>
+                  <w:pStyle w:val="BCLabel"/>
+                  <w:spacing w:line="276" w:lineRule="auto"/>
+                </w:pPr>
+                <w:proofErr w:type="spellStart"/>
+                <w:r>
+                  <w:t>SalesPersonName</w:t>
+                </w:r>
+                <w:proofErr w:type="spellEnd"/>
+              </w:p>
+            </w:tc>
+          </w:sdtContent>
+        </w:sdt>
+        <w:tc>
+          <w:tcPr>
+            <w:tcW w:w="2625" w:type="dxa"/>
+          </w:tcPr>
+          <w:p>
+            <w:pPr>
+              <w:pStyle w:val="BCLabel"/>
+              <w:spacing w:line="276" w:lineRule="auto"/>
+            </w:pPr>
+          </w:p>
+        </w:tc>
+      </w:tr>
+      <w:tr>
+        <w:trPr>
+          <w:trHeight w:val="432"/>
+        </w:trPr>
+        <w:tc>
+          <w:tcPr>
+            <w:tcW w:w="2624" w:type="dxa"/>
+          </w:tcPr>
+          <w:p>
+            <w:pPr>
+              <w:pStyle w:val="BCLabel"/>
+              <w:spacing w:line="276" w:lineRule="auto"/>
+            </w:pPr>
+          </w:p>
+        </w:tc>
+        <w:tc>
+          <w:tcPr>
+            <w:tcW w:w="2624" w:type="dxa"/>
+          </w:tcPr>
+          <w:p>
+            <w:pPr>
+              <w:pStyle w:val="BCLabel"/>
+              <w:spacing w:line="276" w:lineRule="auto"/>
+            </w:pPr>
+          </w:p>
+        </w:tc>
+        <w:tc>
+          <w:tcPr>
+            <w:tcW w:w="2624" w:type="dxa"/>
+          </w:tcPr>
+          <w:p>
+            <w:pPr>
+              <w:pStyle w:val="BCLabel"/>
+              <w:spacing w:line="276" w:lineRule="auto"/>
+            </w:pPr>
+          </w:p>
+        </w:tc>
+        <w:tc>
+          <w:tcPr>
+            <w:tcW w:w="2625" w:type="dxa"/>
+          </w:tcPr>
+          <w:p>
+            <w:pPr>
+              <w:pStyle w:val="BCLabel"/>
+              <w:spacing w:line="276" w:lineRule="auto"/>
+            </w:pPr>
+          </w:p>
+        </w:tc>
+      </w:tr>
+      <w:tr>
+        <w:trPr>
+          <w:trHeight w:val="242"/>
+        </w:trPr>
         <w:sdt>
           <w:sdtPr>
             <w:alias w:val="AppliesToDocument_Lbl"/>
             <w:tag w:val="#BC:InsertDataItem,DataItems/Header/AppliesToDocument_Lbl"/>
             <w:id w:val="-878249001"/>
             <w:placeholder>
-              <w:docPart w:val="1AECF8C3E3BC418380ADB33EBAF992F8"/>
+              <w:docPart w:val="C5BC02FA564449489995FEC2FF31BBFA"/>
             </w:placeholder>
-            <w:dataBinding w:prefixMappings="xmlns:ns0='urn:microsoft-dynamics-nav/reports/Standard_Sales_Credit_Memo/1307/'" w:xpath="/ns0:NavWordReportXmlPart[1]/ns0:Header[1]/ns0:AppliesToDocument_Lbl[1]" w:storeItemID="{00000000-0000-0000-0000-000000000000}"/>
+            <w:dataBinding w:prefixMappings="&lt;xmlns:ns0='urn:microsoft-dynamics-nav/reports/Standard_Sales_Credit_Memo/1307/' " w:xpath="/ns0:NavWordReportXmlPart[1]/ns0:Header[1]/ns0:AppliesToDocument_Lbl[1]" w:storeItemID="{00000000-0000-0000-0000-000000000000}"/>
             <w15:color w:val="808080"/>
             <w:text/>
           </w:sdtPr>
           <w:sdtContent>
             <w:tc>
               <w:tcPr>
-                <w:tcW w:w="833" w:type="pct"/>
+                <w:tcW w:w="2624" w:type="dxa"/>
               </w:tcPr>
               <w:p>
                 <w:pPr>
@@ -786,16 +950,16 @@
             <w:tag w:val="#BC:InsertDataItem,DataItems/Header/DueDate_Lbl"/>
             <w:id w:val="1886915070"/>
             <w:placeholder>
-              <w:docPart w:val="5F72D12F2F2A4E6E97D2D764A3BA5841"/>
+              <w:docPart w:val="0B280757B02D4AC4AEC68CCCBAED842F"/>
             </w:placeholder>
-            <w:dataBinding w:prefixMappings="xmlns:ns0='urn:microsoft-dynamics-nav/reports/Standard_Sales_Credit_Memo/1307/'" w:xpath="/ns0:NavWordReportXmlPart[1]/ns0:Header[1]/ns0:DueDate_Lbl[1]" w:storeItemID="{00000000-0000-0000-0000-000000000000}"/>
+            <w:dataBinding w:prefixMappings="&lt;xmlns:ns0='urn:microsoft-dynamics-nav/reports/Standard_Sales_Credit_Memo/1307/' " w:xpath="/ns0:NavWordReportXmlPart[1]/ns0:Header[1]/ns0:DueDate_Lbl[1]" w:storeItemID="{00000000-0000-0000-0000-000000000000}"/>
             <w15:color w:val="808080"/>
             <w:text/>
           </w:sdtPr>
           <w:sdtContent>
             <w:tc>
               <w:tcPr>
-                <w:tcW w:w="833" w:type="pct"/>
+                <w:tcW w:w="2624" w:type="dxa"/>
               </w:tcPr>
               <w:p>
                 <w:pPr>
@@ -813,7 +977,18 @@
         </w:sdt>
         <w:tc>
           <w:tcPr>
-            <w:tcW w:w="834" w:type="pct"/>
+            <w:tcW w:w="2624" w:type="dxa"/>
+          </w:tcPr>
+          <w:p>
+            <w:pPr>
+              <w:pStyle w:val="BCLabel"/>
+              <w:spacing w:line="276" w:lineRule="auto"/>
+            </w:pPr>
+          </w:p>
+        </w:tc>
+        <w:tc>
+          <w:tcPr>
+            <w:tcW w:w="2625" w:type="dxa"/>
           </w:tcPr>
           <w:p>
             <w:pPr>
@@ -825,118 +1000,29 @@
       </w:tr>
       <w:tr>
         <w:trPr>
-          <w:cantSplit/>
           <w:trHeight w:val="242"/>
         </w:trPr>
         <w:sdt>
           <w:sdtPr>
-            <w:alias w:val="DocumentNo"/>
-            <w:tag w:val="#BC:InsertDataItem,DataItems/Header/DocumentNo"/>
-            <w:id w:val="2040620595"/>
+            <w:alias w:val="AppliesToDocument"/>
+            <w:tag w:val="#BC:InsertDataItem,DataItems/Header/AppliesToDocument"/>
+            <w:id w:val="1368718282"/>
             <w:placeholder>
-              <w:docPart w:val="DefaultPlaceholder_-1854013440"/>
+              <w:docPart w:val="1BF77201F1EA4493942884F737425CE9"/>
             </w:placeholder>
+            <w:dataBinding w:prefixMappings="&lt;xmlns:ns0='urn:microsoft-dynamics-nav/reports/Standard_Sales_Credit_Memo/1307/' " w:xpath="/ns0:NavWordReportXmlPart[1]/ns0:Header[1]/ns0:AppliesToDocument[1]" w:storeItemID="{00000000-0000-0000-0000-000000000000}"/>
             <w15:color w:val="808080"/>
             <w:text/>
           </w:sdtPr>
           <w:sdtContent>
             <w:tc>
               <w:tcPr>
-                <w:tcW w:w="833" w:type="pct"/>
+                <w:tcW w:w="2624" w:type="dxa"/>
               </w:tcPr>
               <w:p>
                 <w:pPr>
-                  <w:pStyle w:val="NoSpacing"/>
-                </w:pPr>
-                <w:proofErr w:type="spellStart"/>
-                <w:r>
-                  <w:t>DocumentNo</w:t>
-                </w:r>
-                <w:proofErr w:type="spellEnd"/>
-              </w:p>
-            </w:tc>
-          </w:sdtContent>
-        </w:sdt>
-        <w:sdt>
-          <w:sdtPr>
-            <w:alias w:val="YourReference"/>
-            <w:tag w:val="#BC:InsertDataItem,DataItems/Header/YourReference"/>
-            <w:id w:val="-2046133057"/>
-            <w:placeholder>
-              <w:docPart w:val="A31471453A104BFEBC9DD0507C42159B"/>
-            </w:placeholder>
-            <w:dataBinding w:prefixMappings="xmlns:ns0='urn:microsoft-dynamics-nav/reports/Standard_Sales_Credit_Memo/1307/'" w:xpath="/ns0:NavWordReportXmlPart[1]/ns0:Header[1]/ns0:YourReference[1]" w:storeItemID="{00000000-0000-0000-0000-000000000000}"/>
-            <w15:color w:val="808080"/>
-            <w:text/>
-          </w:sdtPr>
-          <w:sdtContent>
-            <w:tc>
-              <w:tcPr>
-                <w:tcW w:w="833" w:type="pct"/>
-              </w:tcPr>
-              <w:p>
-                <w:pPr>
-                  <w:pStyle w:val="NoSpacing"/>
-                </w:pPr>
-                <w:proofErr w:type="spellStart"/>
-                <w:r>
-                  <w:t>YourReference</w:t>
-                </w:r>
-                <w:proofErr w:type="spellEnd"/>
-              </w:p>
-            </w:tc>
-          </w:sdtContent>
-        </w:sdt>
-        <w:sdt>
-          <w:sdtPr>
-            <w:alias w:val="SalesPersonName"/>
-            <w:tag w:val="#BC:InsertDataItem,DataItems/Header/SalesPersonName"/>
-            <w:id w:val="-80454574"/>
-            <w:placeholder>
-              <w:docPart w:val="FB16A6A3EEBD40618CC5C93DD46B3E19"/>
-            </w:placeholder>
-            <w:dataBinding w:prefixMappings="xmlns:ns0='urn:microsoft-dynamics-nav/reports/Standard_Sales_Credit_Memo/1307/'" w:xpath="/ns0:NavWordReportXmlPart[1]/ns0:Header[1]/ns0:SalesPersonName[1]" w:storeItemID="{00000000-0000-0000-0000-000000000000}"/>
-            <w15:color w:val="808080"/>
-            <w:text/>
-          </w:sdtPr>
-          <w:sdtContent>
-            <w:tc>
-              <w:tcPr>
-                <w:tcW w:w="834" w:type="pct"/>
-              </w:tcPr>
-              <w:p>
-                <w:pPr>
-                  <w:pStyle w:val="NoSpacing"/>
-                </w:pPr>
-                <w:proofErr w:type="spellStart"/>
-                <w:r>
-                  <w:t>SalesPersonName</w:t>
-                </w:r>
-                <w:proofErr w:type="spellEnd"/>
-              </w:p>
-            </w:tc>
-          </w:sdtContent>
-        </w:sdt>
-        <w:sdt>
-          <w:sdtPr>
-            <w:alias w:val="AppliesToDocument"/>
-            <w:tag w:val="#BC:InsertDataItem,DataItems/Header/AppliesToDocument"/>
-            <w:id w:val="1368718282"/>
-            <w:placeholder>
-              <w:docPart w:val="880BDC2DF06A479588D4F85A07A775E6"/>
-            </w:placeholder>
-            <w:dataBinding w:prefixMappings="xmlns:ns0='urn:microsoft-dynamics-nav/reports/Standard_Sales_Credit_Memo/1307/'" w:xpath="/ns0:NavWordReportXmlPart[1]/ns0:Header[1]/ns0:AppliesToDocument[1]" w:storeItemID="{00000000-0000-0000-0000-000000000000}"/>
-            <w15:color w:val="808080"/>
-            <w:text/>
-          </w:sdtPr>
-          <w:sdtContent>
-            <w:tc>
-              <w:tcPr>
-                <w:tcW w:w="833" w:type="pct"/>
-              </w:tcPr>
-              <w:p>
-                <w:pPr>
-                  <w:pStyle w:val="NoSpacing"/>
+                  <w:pStyle w:val="BCLabel"/>
+                  <w:spacing w:line="276" w:lineRule="auto"/>
                 </w:pPr>
                 <w:proofErr w:type="spellStart"/>
                 <w:r>
@@ -953,20 +1039,21 @@
             <w:tag w:val="#BC:InsertDataItem,DataItems/Header/DueDate"/>
             <w:id w:val="1631135760"/>
             <w:placeholder>
-              <w:docPart w:val="09358C67814A420281C5287E86E422CE"/>
+              <w:docPart w:val="13533E6C6EAF47ADAA3D63DE18368B40"/>
             </w:placeholder>
-            <w:dataBinding w:prefixMappings="xmlns:ns0='urn:microsoft-dynamics-nav/reports/Standard_Sales_Credit_Memo/1307/'" w:xpath="/ns0:NavWordReportXmlPart[1]/ns0:Header[1]/ns0:DueDate[1]" w:storeItemID="{00000000-0000-0000-0000-000000000000}"/>
+            <w:dataBinding w:prefixMappings="&lt;xmlns:ns0='urn:microsoft-dynamics-nav/reports/Standard_Sales_Credit_Memo/1307/' " w:xpath="/ns0:NavWordReportXmlPart[1]/ns0:Header[1]/ns0:DueDate[1]" w:storeItemID="{00000000-0000-0000-0000-000000000000}"/>
             <w15:color w:val="808080"/>
             <w:text/>
           </w:sdtPr>
           <w:sdtContent>
             <w:tc>
               <w:tcPr>
-                <w:tcW w:w="833" w:type="pct"/>
+                <w:tcW w:w="2624" w:type="dxa"/>
               </w:tcPr>
               <w:p>
                 <w:pPr>
-                  <w:pStyle w:val="NoSpacing"/>
+                  <w:pStyle w:val="BCLabel"/>
+                  <w:spacing w:line="276" w:lineRule="auto"/>
                 </w:pPr>
                 <w:proofErr w:type="spellStart"/>
                 <w:r>
@@ -979,11 +1066,23 @@
         </w:sdt>
         <w:tc>
           <w:tcPr>
-            <w:tcW w:w="834" w:type="pct"/>
+            <w:tcW w:w="2624" w:type="dxa"/>
           </w:tcPr>
           <w:p>
             <w:pPr>
-              <w:pStyle w:val="NoSpacing"/>
+              <w:pStyle w:val="BCLabel"/>
+              <w:spacing w:line="276" w:lineRule="auto"/>
+            </w:pPr>
+          </w:p>
+        </w:tc>
+        <w:tc>
+          <w:tcPr>
+            <w:tcW w:w="2625" w:type="dxa"/>
+          </w:tcPr>
+          <w:p>
+            <w:pPr>
+              <w:pStyle w:val="BCLabel"/>
+              <w:spacing w:line="276" w:lineRule="auto"/>
             </w:pPr>
           </w:p>
         </w:tc>
@@ -999,15 +1098,15 @@
         <w:tblDescription w:val="Document lines. Column headers in the first row."/>
       </w:tblPr>
       <w:tblGrid>
-        <w:gridCol w:w="1515"/>
-        <w:gridCol w:w="1821"/>
-        <w:gridCol w:w="1816"/>
-        <w:gridCol w:w="1592"/>
-        <w:gridCol w:w="1696"/>
-        <w:gridCol w:w="1243"/>
-        <w:gridCol w:w="2654"/>
-        <w:gridCol w:w="1484"/>
-        <w:gridCol w:w="1865"/>
+        <w:gridCol w:w="1024"/>
+        <w:gridCol w:w="1214"/>
+        <w:gridCol w:w="1211"/>
+        <w:gridCol w:w="1073"/>
+        <w:gridCol w:w="1137"/>
+        <w:gridCol w:w="857"/>
+        <w:gridCol w:w="1730"/>
+        <w:gridCol w:w="1006"/>
+        <w:gridCol w:w="1242"/>
       </w:tblGrid>
       <w:tr>
         <w:trPr>
@@ -1020,7 +1119,7 @@
           <w:tcPr>
             <w:tcW w:w="388" w:type="pct"/>
             <w:tcBorders>
-              <w:bottom w:val="single" w:color="auto" w:sz="4" w:space="0"/>
+              <w:bottom w:val="single" w:sz="4" w:space="0" w:color="auto"/>
             </w:tcBorders>
           </w:tcPr>
           <w:sdt>
@@ -1031,7 +1130,7 @@
               <w:placeholder>
                 <w:docPart w:val="4668C18C81C94D57840AD342F4B53EDC"/>
               </w:placeholder>
-              <w:dataBinding w:prefixMappings="xmlns:ns0='urn:microsoft-dynamics-nav/reports/Standard_Sales_Credit_Memo/1307/'" w:xpath="/ns0:NavWordReportXmlPart[1]/ns0:Header[1]/ns0:Line[1]/ns0:ItemNo_Line_Lbl[1]" w:storeItemID="{00000000-0000-0000-0000-000000000000}"/>
+              <w:dataBinding w:prefixMappings="&lt;xmlns:ns0='urn:microsoft-dynamics-nav/reports/Standard_Sales_Credit_Memo/1307/' " w:xpath="/ns0:NavWordReportXmlPart[1]/ns0:Header[1]/ns0:Line[1]/ns0:ItemNo_Line_Lbl[1]" w:storeItemID="{00000000-0000-0000-0000-000000000000}"/>
               <w15:color w:val="808080"/>
               <w:text/>
             </w:sdtPr>
@@ -1057,7 +1156,7 @@
             <w:placeholder>
               <w:docPart w:val="B1505F3DBBB540B797A26F2EA82AD79F"/>
             </w:placeholder>
-            <w:dataBinding w:prefixMappings="xmlns:ns0='urn:microsoft-dynamics-nav/reports/Standard_Sales_Credit_Memo/1307/'" w:xpath="/ns0:NavWordReportXmlPart[1]/ns0:Header[1]/ns0:Line[1]/ns0:Description_Line_Lbl[1]" w:storeItemID="{00000000-0000-0000-0000-000000000000}"/>
+            <w:dataBinding w:prefixMappings="&lt;xmlns:ns0='urn:microsoft-dynamics-nav/reports/Standard_Sales_Credit_Memo/1307/' " w:xpath="/ns0:NavWordReportXmlPart[1]/ns0:Header[1]/ns0:Line[1]/ns0:Description_Line_Lbl[1]" w:storeItemID="{00000000-0000-0000-0000-000000000000}"/>
             <w15:color w:val="808080"/>
             <w:text/>
           </w:sdtPr>
@@ -1066,7 +1165,7 @@
               <w:tcPr>
                 <w:tcW w:w="896" w:type="pct"/>
                 <w:tcBorders>
-                  <w:bottom w:val="single" w:color="auto" w:sz="4" w:space="0"/>
+                  <w:bottom w:val="single" w:sz="4" w:space="0" w:color="auto"/>
                 </w:tcBorders>
               </w:tcPr>
               <w:p>
@@ -1090,7 +1189,7 @@
             <w:placeholder>
               <w:docPart w:val="DefaultPlaceholder_-1854013440"/>
             </w:placeholder>
-            <w:dataBinding w:prefixMappings="xmlns:ns0='urn:microsoft-dynamics-nav/reports/Standard_Sales_Credit_Memo/1307/'" w:xpath="/ns0:NavWordReportXmlPart[1]/ns0:Header[1]/ns0:ShipmentDate_Lbl[1]" w:storeItemID="{00000000-0000-0000-0000-000000000000}"/>
+            <w:dataBinding w:prefixMappings="&lt;xmlns:ns0='urn:microsoft-dynamics-nav/reports/Standard_Sales_Credit_Memo/1307/' " w:xpath="/ns0:NavWordReportXmlPart[1]/ns0:Header[1]/ns0:ShipmentDate_Lbl[1]" w:storeItemID="{00000000-0000-0000-0000-000000000000}"/>
             <w15:color w:val="808080"/>
             <w:text/>
           </w:sdtPr>
@@ -1099,7 +1198,7 @@
               <w:tcPr>
                 <w:tcW w:w="438" w:type="pct"/>
                 <w:tcBorders>
-                  <w:bottom w:val="single" w:color="auto" w:sz="4" w:space="0"/>
+                  <w:bottom w:val="single" w:sz="4" w:space="0" w:color="auto"/>
                 </w:tcBorders>
               </w:tcPr>
               <w:p>
@@ -1123,7 +1222,7 @@
             <w:placeholder>
               <w:docPart w:val="C3F24EF614ED41B085DBBC77C1A49E33"/>
             </w:placeholder>
-            <w:dataBinding w:prefixMappings="xmlns:ns0='urn:microsoft-dynamics-nav/reports/Standard_Sales_Credit_Memo/1307/'" w:xpath="/ns0:NavWordReportXmlPart[1]/ns0:Header[1]/ns0:Line[1]/ns0:Quantity_Line_Lbl[1]" w:storeItemID="{00000000-0000-0000-0000-000000000000}"/>
+            <w:dataBinding w:prefixMappings="&lt;xmlns:ns0='urn:microsoft-dynamics-nav/reports/Standard_Sales_Credit_Memo/1307/' " w:xpath="/ns0:NavWordReportXmlPart[1]/ns0:Header[1]/ns0:Line[1]/ns0:Quantity_Line_Lbl[1]" w:storeItemID="{00000000-0000-0000-0000-000000000000}"/>
             <w15:color w:val="808080"/>
             <w:text/>
           </w:sdtPr>
@@ -1132,7 +1231,7 @@
               <w:tcPr>
                 <w:tcW w:w="531" w:type="pct"/>
                 <w:tcBorders>
-                  <w:bottom w:val="single" w:color="auto" w:sz="4" w:space="0"/>
+                  <w:bottom w:val="single" w:sz="4" w:space="0" w:color="auto"/>
                 </w:tcBorders>
               </w:tcPr>
               <w:p>
@@ -1157,7 +1256,7 @@
             <w:placeholder>
               <w:docPart w:val="DefaultPlaceholder_-1854013440"/>
             </w:placeholder>
-            <w:dataBinding w:prefixMappings="xmlns:ns0='urn:microsoft-dynamics-nav/reports/Standard_Sales_Credit_Memo/1307/'" w:xpath="/ns0:NavWordReportXmlPart[1]/ns0:Header[1]/ns0:Line[1]/ns0:UnitOfMeasure_Lbl[1]" w:storeItemID="{00000000-0000-0000-0000-000000000000}"/>
+            <w:dataBinding w:prefixMappings="&lt;xmlns:ns0='urn:microsoft-dynamics-nav/reports/Standard_Sales_Credit_Memo/1307/' " w:xpath="/ns0:NavWordReportXmlPart[1]/ns0:Header[1]/ns0:Line[1]/ns0:UnitOfMeasure_Lbl[1]" w:storeItemID="{00000000-0000-0000-0000-000000000000}"/>
             <w15:color w:val="808080"/>
             <w:text/>
           </w:sdtPr>
@@ -1166,7 +1265,7 @@
               <w:tcPr>
                 <w:tcW w:w="578" w:type="pct"/>
                 <w:tcBorders>
-                  <w:bottom w:val="single" w:color="auto" w:sz="4" w:space="0"/>
+                  <w:bottom w:val="single" w:sz="4" w:space="0" w:color="auto"/>
                 </w:tcBorders>
               </w:tcPr>
               <w:p>
@@ -1190,7 +1289,7 @@
             <w:placeholder>
               <w:docPart w:val="49619361109E48CB8AF54CFDD8A01F1C"/>
             </w:placeholder>
-            <w:dataBinding w:prefixMappings="xmlns:ns0='urn:microsoft-dynamics-nav/reports/Standard_Sales_Credit_Memo/1307/'" w:xpath="/ns0:NavWordReportXmlPart[1]/ns0:Header[1]/ns0:Line[1]/ns0:UnitPrice_Lbl[1]" w:storeItemID="{00000000-0000-0000-0000-000000000000}"/>
+            <w:dataBinding w:prefixMappings="&lt;xmlns:ns0='urn:microsoft-dynamics-nav/reports/Standard_Sales_Credit_Memo/1307/' " w:xpath="/ns0:NavWordReportXmlPart[1]/ns0:Header[1]/ns0:Line[1]/ns0:UnitPrice_Lbl[1]" w:storeItemID="{00000000-0000-0000-0000-000000000000}"/>
             <w15:color w:val="808080"/>
             <w:text/>
           </w:sdtPr>
@@ -1199,7 +1298,7 @@
               <w:tcPr>
                 <w:tcW w:w="617" w:type="pct"/>
                 <w:tcBorders>
-                  <w:bottom w:val="single" w:color="auto" w:sz="4" w:space="0"/>
+                  <w:bottom w:val="single" w:sz="4" w:space="0" w:color="auto"/>
                 </w:tcBorders>
               </w:tcPr>
               <w:p>
@@ -1223,7 +1322,7 @@
             <w:placeholder>
               <w:docPart w:val="2F52A3E70080416BA5347293045AD5F0"/>
             </w:placeholder>
-            <w:dataBinding w:prefixMappings="xmlns:ns0='urn:microsoft-dynamics-nav/reports/Standard_Sales_Credit_Memo/1307/'" w:xpath="/ns0:NavWordReportXmlPart[1]/ns0:Header[1]/ns0:SalesInvoiceLineDiscount_Lbl[1]" w:storeItemID="{00000000-0000-0000-0000-000000000000}"/>
+            <w:dataBinding w:prefixMappings="&lt;xmlns:ns0='urn:microsoft-dynamics-nav/reports/Standard_Sales_Credit_Memo/1307/' " w:xpath="/ns0:NavWordReportXmlPart[1]/ns0:Header[1]/ns0:SalesInvoiceLineDiscount_Lbl[1]" w:storeItemID="{00000000-0000-0000-0000-000000000000}"/>
             <w15:color w:val="808080"/>
             <w:text/>
           </w:sdtPr>
@@ -1232,7 +1331,7 @@
               <w:tcPr>
                 <w:tcW w:w="573" w:type="pct"/>
                 <w:tcBorders>
-                  <w:bottom w:val="single" w:color="auto" w:sz="4" w:space="0"/>
+                  <w:bottom w:val="single" w:sz="4" w:space="0" w:color="auto"/>
                 </w:tcBorders>
               </w:tcPr>
               <w:p>
@@ -1256,7 +1355,7 @@
             <w:placeholder>
               <w:docPart w:val="63A635E5E8D9421ABEDE368ED10ABCF4"/>
             </w:placeholder>
-            <w:dataBinding w:prefixMappings="xmlns:ns0='urn:microsoft-dynamics-nav/reports/Standard_Sales_Credit_Memo/1307/'" w:xpath="/ns0:NavWordReportXmlPart[1]/ns0:Header[1]/ns0:Line[1]/ns0:VATPct_Line_Lbl[1]" w:storeItemID="{00000000-0000-0000-0000-000000000000}"/>
+            <w:dataBinding w:prefixMappings="&lt;xmlns:ns0='urn:microsoft-dynamics-nav/reports/Standard_Sales_Credit_Memo/1307/' " w:xpath="/ns0:NavWordReportXmlPart[1]/ns0:Header[1]/ns0:Line[1]/ns0:VATPct_Line_Lbl[1]" w:storeItemID="{00000000-0000-0000-0000-000000000000}"/>
             <w15:color w:val="808080"/>
             <w:text/>
           </w:sdtPr>
@@ -1265,7 +1364,7 @@
               <w:tcPr>
                 <w:tcW w:w="374" w:type="pct"/>
                 <w:tcBorders>
-                  <w:bottom w:val="single" w:color="auto" w:sz="4" w:space="0"/>
+                  <w:bottom w:val="single" w:sz="4" w:space="0" w:color="auto"/>
                 </w:tcBorders>
               </w:tcPr>
               <w:p>
@@ -1289,7 +1388,7 @@
             <w:placeholder>
               <w:docPart w:val="81A6BCF9284F48D68B0B0235346FC9F6"/>
             </w:placeholder>
-            <w:dataBinding w:prefixMappings="xmlns:ns0='urn:microsoft-dynamics-nav/reports/Standard_Sales_Credit_Memo/1307/'" w:xpath="/ns0:NavWordReportXmlPart[1]/ns0:Header[1]/ns0:Line[1]/ns0:LineAmount_Line_Lbl[1]" w:storeItemID="{00000000-0000-0000-0000-000000000000}"/>
+            <w:dataBinding w:prefixMappings="&lt;xmlns:ns0='urn:microsoft-dynamics-nav/reports/Standard_Sales_Credit_Memo/1307/' " w:xpath="/ns0:NavWordReportXmlPart[1]/ns0:Header[1]/ns0:Line[1]/ns0:LineAmount_Line_Lbl[1]" w:storeItemID="{00000000-0000-0000-0000-000000000000}"/>
             <w15:color w:val="808080"/>
             <w:text/>
           </w:sdtPr>
@@ -1298,7 +1397,7 @@
               <w:tcPr>
                 <w:tcW w:w="605" w:type="pct"/>
                 <w:tcBorders>
-                  <w:bottom w:val="single" w:color="auto" w:sz="4" w:space="0"/>
+                  <w:bottom w:val="single" w:sz="4" w:space="0" w:color="auto"/>
                 </w:tcBorders>
               </w:tcPr>
               <w:p>
@@ -1326,7 +1425,7 @@
           <w:tcPr>
             <w:tcW w:w="388" w:type="pct"/>
             <w:tcBorders>
-              <w:top w:val="single" w:color="auto" w:sz="4" w:space="0"/>
+              <w:top w:val="single" w:sz="4" w:space="0" w:color="auto"/>
             </w:tcBorders>
           </w:tcPr>
           <w:p>
@@ -1342,7 +1441,7 @@
           <w:tcPr>
             <w:tcW w:w="896" w:type="pct"/>
             <w:tcBorders>
-              <w:top w:val="single" w:color="auto" w:sz="4" w:space="0"/>
+              <w:top w:val="single" w:sz="4" w:space="0" w:color="auto"/>
             </w:tcBorders>
           </w:tcPr>
           <w:p>
@@ -1358,7 +1457,7 @@
           <w:tcPr>
             <w:tcW w:w="438" w:type="pct"/>
             <w:tcBorders>
-              <w:top w:val="single" w:color="auto" w:sz="4" w:space="0"/>
+              <w:top w:val="single" w:sz="4" w:space="0" w:color="auto"/>
             </w:tcBorders>
           </w:tcPr>
           <w:p>
@@ -1374,7 +1473,7 @@
           <w:tcPr>
             <w:tcW w:w="531" w:type="pct"/>
             <w:tcBorders>
-              <w:top w:val="single" w:color="auto" w:sz="4" w:space="0"/>
+              <w:top w:val="single" w:sz="4" w:space="0" w:color="auto"/>
             </w:tcBorders>
           </w:tcPr>
           <w:p>
@@ -1390,7 +1489,7 @@
           <w:tcPr>
             <w:tcW w:w="578" w:type="pct"/>
             <w:tcBorders>
-              <w:top w:val="single" w:color="auto" w:sz="4" w:space="0"/>
+              <w:top w:val="single" w:sz="4" w:space="0" w:color="auto"/>
             </w:tcBorders>
           </w:tcPr>
           <w:p>
@@ -1406,7 +1505,7 @@
           <w:tcPr>
             <w:tcW w:w="617" w:type="pct"/>
             <w:tcBorders>
-              <w:top w:val="single" w:color="auto" w:sz="4" w:space="0"/>
+              <w:top w:val="single" w:sz="4" w:space="0" w:color="auto"/>
             </w:tcBorders>
           </w:tcPr>
           <w:p>
@@ -1422,7 +1521,7 @@
           <w:tcPr>
             <w:tcW w:w="573" w:type="pct"/>
             <w:tcBorders>
-              <w:top w:val="single" w:color="auto" w:sz="4" w:space="0"/>
+              <w:top w:val="single" w:sz="4" w:space="0" w:color="auto"/>
             </w:tcBorders>
           </w:tcPr>
           <w:p>
@@ -1439,7 +1538,7 @@
           <w:tcPr>
             <w:tcW w:w="374" w:type="pct"/>
             <w:tcBorders>
-              <w:top w:val="single" w:color="auto" w:sz="4" w:space="0"/>
+              <w:top w:val="single" w:sz="4" w:space="0" w:color="auto"/>
             </w:tcBorders>
           </w:tcPr>
           <w:p>
@@ -1456,7 +1555,7 @@
           <w:tcPr>
             <w:tcW w:w="605" w:type="pct"/>
             <w:tcBorders>
-              <w:top w:val="single" w:color="auto" w:sz="4" w:space="0"/>
+              <w:top w:val="single" w:sz="4" w:space="0" w:color="auto"/>
             </w:tcBorders>
           </w:tcPr>
           <w:p>
@@ -1482,7 +1581,7 @@
           <w:placeholder>
             <w:docPart w:val="23104B9E32A644A4A3098ACB3C2093D4"/>
           </w:placeholder>
-          <w15:dataBinding w:prefixMappings="xmlns:ns0='urn:microsoft-dynamics-nav/reports/Standard_Sales_Credit_Memo/1307/'" w:xpath="/ns0:NavWordReportXmlPart[1]/ns0:Header[1]/ns0:Line" w:storeItemID="{00000000-0000-0000-0000-000000000000}"/>
+          <w15:dataBinding w:prefixMappings="&lt;xmlns:ns0='urn:microsoft-dynamics-nav/reports/Standard_Sales_Credit_Memo/1307/' " w:xpath="/ns0:NavWordReportXmlPart[1]/ns0:Header[1]/ns0:Line" w:storeItemID="{00000000-0000-0000-0000-000000000000}"/>
           <w15:color w:val="808080"/>
           <w15:repeatingSection/>
         </w:sdtPr>
@@ -1526,7 +1625,7 @@
                     <w:placeholder>
                       <w:docPart w:val="5CB3BA8ADDDA4E2DB43007BDDAAE04A2"/>
                     </w:placeholder>
-                    <w:dataBinding w:prefixMappings="xmlns:ns0='urn:microsoft-dynamics-nav/reports/Standard_Sales_Credit_Memo/1307/'" w:xpath="/ns0:NavWordReportXmlPart[1]/ns0:Header[1]/ns0:Line[1]/ns0:ItemNo_Line[1]" w:storeItemID="{00000000-0000-0000-0000-000000000000}"/>
+                    <w:dataBinding w:prefixMappings="&lt;xmlns:ns0='urn:microsoft-dynamics-nav/reports/Standard_Sales_Credit_Memo/1307/' " w:xpath="/ns0:NavWordReportXmlPart[1]/ns0:Header[1]/ns0:Line[1]/ns0:ItemNo_Line[1]" w:storeItemID="{00000000-0000-0000-0000-000000000000}"/>
                     <w15:color w:val="808080"/>
                     <w:text/>
                   </w:sdtPr>
@@ -1570,7 +1669,7 @@
                     <w:placeholder>
                       <w:docPart w:val="5D54D03E440C42E88B679969F708ADA1"/>
                     </w:placeholder>
-                    <w:dataBinding w:prefixMappings="xmlns:ns0='urn:microsoft-dynamics-nav/reports/Standard_Sales_Credit_Memo/1307/'" w:xpath="/ns0:NavWordReportXmlPart[1]/ns0:Header[1]/ns0:Line[1]/ns0:Description_Line[1]" w:storeItemID="{00000000-0000-0000-0000-000000000000}"/>
+                    <w:dataBinding w:prefixMappings="&lt;xmlns:ns0='urn:microsoft-dynamics-nav/reports/Standard_Sales_Credit_Memo/1307/' " w:xpath="/ns0:NavWordReportXmlPart[1]/ns0:Header[1]/ns0:Line[1]/ns0:Description_Line[1]" w:storeItemID="{00000000-0000-0000-0000-000000000000}"/>
                     <w15:color w:val="808080"/>
                     <w:text/>
                   </w:sdtPr>
@@ -1609,7 +1708,7 @@
                     <w:placeholder>
                       <w:docPart w:val="DefaultPlaceholder_-1854013440"/>
                     </w:placeholder>
-                    <w:dataBinding w:prefixMappings="xmlns:ns0='urn:microsoft-dynamics-nav/reports/Standard_Sales_Credit_Memo/1307/'" w:xpath="/ns0:NavWordReportXmlPart[1]/ns0:Header[1]/ns0:Line[1]/ns0:ShipmentDate_Line[1]" w:storeItemID="{00000000-0000-0000-0000-000000000000}"/>
+                    <w:dataBinding w:prefixMappings="&lt;xmlns:ns0='urn:microsoft-dynamics-nav/reports/Standard_Sales_Credit_Memo/1307/' " w:xpath="/ns0:NavWordReportXmlPart[1]/ns0:Header[1]/ns0:Line[1]/ns0:ShipmentDate_Line[1]" w:storeItemID="{00000000-0000-0000-0000-000000000000}"/>
                     <w15:color w:val="808080"/>
                     <w:text/>
                   </w:sdtPr>
@@ -1648,7 +1747,7 @@
                     <w:placeholder>
                       <w:docPart w:val="7CD475D66B4A42DA93C44085D6DE056D"/>
                     </w:placeholder>
-                    <w:dataBinding w:prefixMappings="xmlns:ns0='urn:microsoft-dynamics-nav/reports/Standard_Sales_Credit_Memo/1307/'" w:xpath="/ns0:NavWordReportXmlPart[1]/ns0:Header[1]/ns0:Line[1]/ns0:Quantity_Line[1]" w:storeItemID="{00000000-0000-0000-0000-000000000000}"/>
+                    <w:dataBinding w:prefixMappings="&lt;xmlns:ns0='urn:microsoft-dynamics-nav/reports/Standard_Sales_Credit_Memo/1307/' " w:xpath="/ns0:NavWordReportXmlPart[1]/ns0:Header[1]/ns0:Line[1]/ns0:Quantity_Line[1]" w:storeItemID="{00000000-0000-0000-0000-000000000000}"/>
                     <w15:color w:val="808080"/>
                     <w:text/>
                   </w:sdtPr>
@@ -1685,7 +1784,7 @@
                     <w:placeholder>
                       <w:docPart w:val="BE5E07E362634C03B29ED51D24C55954"/>
                     </w:placeholder>
-                    <w:dataBinding w:prefixMappings="xmlns:ns0='urn:microsoft-dynamics-nav/reports/Standard_Sales_Credit_Memo/1307/'" w:xpath="/ns0:NavWordReportXmlPart[1]/ns0:Header[1]/ns0:Line[1]/ns0:UnitOfMeasure[1]" w:storeItemID="{00000000-0000-0000-0000-000000000000}"/>
+                    <w:dataBinding w:prefixMappings="&lt;xmlns:ns0='urn:microsoft-dynamics-nav/reports/Standard_Sales_Credit_Memo/1307/' " w:xpath="/ns0:NavWordReportXmlPart[1]/ns0:Header[1]/ns0:Line[1]/ns0:UnitOfMeasure[1]" w:storeItemID="{00000000-0000-0000-0000-000000000000}"/>
                     <w15:color w:val="808080"/>
                     <w:text/>
                   </w:sdtPr>
@@ -1726,7 +1825,7 @@
                         <w:placeholder>
                           <w:docPart w:val="34F75785EEB8408FA7DE0C79AF48DE2E"/>
                         </w:placeholder>
-                        <w:dataBinding w:prefixMappings="xmlns:ns0='urn:microsoft-dynamics-nav/reports/Standard_Sales_Credit_Memo/1307/'" w:xpath="/ns0:NavWordReportXmlPart[1]/ns0:Header[1]/ns0:Line[1]/ns0:UnitPrice[1]" w:storeItemID="{00000000-0000-0000-0000-000000000000}"/>
+                        <w:dataBinding w:prefixMappings="&lt;xmlns:ns0='urn:microsoft-dynamics-nav/reports/Standard_Sales_Credit_Memo/1307/' " w:xpath="/ns0:NavWordReportXmlPart[1]/ns0:Header[1]/ns0:Line[1]/ns0:UnitPrice[1]" w:storeItemID="{00000000-0000-0000-0000-000000000000}"/>
                         <w15:color w:val="808080"/>
                         <w:text/>
                       </w:sdtPr>
@@ -1748,7 +1847,7 @@
                     <w:placeholder>
                       <w:docPart w:val="10B4899AE357408E818DCAF2B6DD0BB7"/>
                     </w:placeholder>
-                    <w:dataBinding w:prefixMappings="xmlns:ns0='urn:microsoft-dynamics-nav/reports/Standard_Sales_Credit_Memo/1307/'" w:xpath="/ns0:NavWordReportXmlPart[1]/ns0:Header[1]/ns0:Line[1]/ns0:LineDiscountPercentText_Line[1]" w:storeItemID="{00000000-0000-0000-0000-000000000000}"/>
+                    <w:dataBinding w:prefixMappings="&lt;xmlns:ns0='urn:microsoft-dynamics-nav/reports/Standard_Sales_Credit_Memo/1307/' " w:xpath="/ns0:NavWordReportXmlPart[1]/ns0:Header[1]/ns0:Line[1]/ns0:LineDiscountPercentText_Line[1]" w:storeItemID="{00000000-0000-0000-0000-000000000000}"/>
                     <w15:color w:val="808080"/>
                     <w:text/>
                   </w:sdtPr>
@@ -1778,7 +1877,7 @@
                     <w:placeholder>
                       <w:docPart w:val="63A635E5E8D9421ABEDE368ED10ABCF4"/>
                     </w:placeholder>
-                    <w:dataBinding w:prefixMappings="xmlns:ns0='urn:microsoft-dynamics-nav/reports/Standard_Sales_Credit_Memo/1307/'" w:xpath="/ns0:NavWordReportXmlPart[1]/ns0:Header[1]/ns0:Line[1]/ns0:VATPct_Line[1]" w:storeItemID="{00000000-0000-0000-0000-000000000000}"/>
+                    <w:dataBinding w:prefixMappings="&lt;xmlns:ns0='urn:microsoft-dynamics-nav/reports/Standard_Sales_Credit_Memo/1307/' " w:xpath="/ns0:NavWordReportXmlPart[1]/ns0:Header[1]/ns0:Line[1]/ns0:VATPct_Line[1]" w:storeItemID="{00000000-0000-0000-0000-000000000000}"/>
                     <w15:color w:val="808080"/>
                     <w:text/>
                   </w:sdtPr>
@@ -1820,7 +1919,7 @@
                         <w:placeholder>
                           <w:docPart w:val="1E45BFDFBAE5457D8B0B3BE34A65B46A"/>
                         </w:placeholder>
-                        <w:dataBinding w:prefixMappings="xmlns:ns0='urn:microsoft-dynamics-nav/reports/Standard_Sales_Credit_Memo/1307/'" w:xpath="/ns0:NavWordReportXmlPart[1]/ns0:Header[1]/ns0:Line[1]/ns0:LineAmount_Line[1]" w:storeItemID="{00000000-0000-0000-0000-000000000000}"/>
+                        <w:dataBinding w:prefixMappings="&lt;xmlns:ns0='urn:microsoft-dynamics-nav/reports/Standard_Sales_Credit_Memo/1307/' " w:xpath="/ns0:NavWordReportXmlPart[1]/ns0:Header[1]/ns0:Line[1]/ns0:LineAmount_Line[1]" w:storeItemID="{00000000-0000-0000-0000-000000000000}"/>
                         <w15:color w:val="808080"/>
                         <w:text/>
                       </w:sdtPr>
@@ -1853,8 +1952,8 @@
         <w:tblDescription w:val="Document totals."/>
       </w:tblPr>
       <w:tblGrid>
-        <w:gridCol w:w="9537"/>
-        <w:gridCol w:w="6149"/>
+        <w:gridCol w:w="6380"/>
+        <w:gridCol w:w="4114"/>
       </w:tblGrid>
       <w:tr>
         <w:trPr>
@@ -1869,7 +1968,7 @@
             <w:placeholder>
               <w:docPart w:val="1C0FA0D5C54B4B05B526338F5AD5B0FF"/>
             </w:placeholder>
-            <w:dataBinding w:prefixMappings="xmlns:ns0='urn:microsoft-dynamics-nav/reports/Standard_Sales_Credit_Memo/1307/'" w:xpath="/ns0:NavWordReportXmlPart[1]/ns0:Header[1]/ns0:ReportTotalsLine[1]/ns0:Description_ReportTotalsLine[1]" w:storeItemID="{00000000-0000-0000-0000-000000000000}"/>
+            <w:dataBinding w:prefixMappings="&lt;xmlns:ns0='urn:microsoft-dynamics-nav/reports/Standard_Sales_Credit_Memo/1307/' " w:xpath="/ns0:NavWordReportXmlPart[1]/ns0:Header[1]/ns0:ReportTotalsLine[1]/ns0:Description_ReportTotalsLine[1]" w:storeItemID="{00000000-0000-0000-0000-000000000000}"/>
             <w15:color w:val="808080"/>
             <w:text/>
           </w:sdtPr>
@@ -1906,7 +2005,7 @@
             <w:placeholder>
               <w:docPart w:val="6349F80658254B2ABB903565DEBBA7B9"/>
             </w:placeholder>
-            <w:dataBinding w:prefixMappings="xmlns:ns0='urn:microsoft-dynamics-nav/reports/Standard_Sales_Credit_Memo/1307/'" w:xpath="/ns0:NavWordReportXmlPart[1]/ns0:Header[1]/ns0:ReportTotalsLine[1]/ns0:Amount_ReportTotalsLine[1]" w:storeItemID="{00000000-0000-0000-0000-000000000000}"/>
+            <w:dataBinding w:prefixMappings="&lt;xmlns:ns0='urn:microsoft-dynamics-nav/reports/Standard_Sales_Credit_Memo/1307/' " w:xpath="/ns0:NavWordReportXmlPart[1]/ns0:Header[1]/ns0:ReportTotalsLine[1]/ns0:Amount_ReportTotalsLine[1]" w:storeItemID="{00000000-0000-0000-0000-000000000000}"/>
             <w15:color w:val="808080"/>
             <w:text/>
           </w:sdtPr>
@@ -1950,7 +2049,7 @@
             <w:placeholder>
               <w:docPart w:val="68C8BE1DA78E4FEB8D06D8A2047155B2"/>
             </w:placeholder>
-            <w:dataBinding w:prefixMappings="xmlns:ns0='urn:microsoft-dynamics-nav/reports/Standard_Sales_Credit_Memo/1307/'" w:xpath="/ns0:NavWordReportXmlPart[1]/ns0:Header[1]/ns0:VATAmountLine[1]/ns0:VATAmount_VatAmountLine_Lbl[1]" w:storeItemID="{00000000-0000-0000-0000-000000000000}"/>
+            <w:dataBinding w:prefixMappings="&lt;xmlns:ns0='urn:microsoft-dynamics-nav/reports/Standard_Sales_Credit_Memo/1307/' " w:xpath="/ns0:NavWordReportXmlPart[1]/ns0:Header[1]/ns0:VATAmountLine[1]/ns0:VATAmount_VatAmountLine_Lbl[1]" w:storeItemID="{00000000-0000-0000-0000-000000000000}"/>
             <w15:color w:val="808080"/>
             <w:text/>
           </w:sdtPr>
@@ -1987,7 +2086,7 @@
             <w:placeholder>
               <w:docPart w:val="68C8BE1DA78E4FEB8D06D8A2047155B2"/>
             </w:placeholder>
-            <w:dataBinding w:prefixMappings="xmlns:ns0='urn:microsoft-dynamics-nav/reports/Standard_Sales_Credit_Memo/1307/'" w:xpath="/ns0:NavWordReportXmlPart[1]/ns0:Header[1]/ns0:Totals[1]/ns0:TotalVATAmount[1]" w:storeItemID="{00000000-0000-0000-0000-000000000000}"/>
+            <w:dataBinding w:prefixMappings="&lt;xmlns:ns0='urn:microsoft-dynamics-nav/reports/Standard_Sales_Credit_Memo/1307/' " w:xpath="/ns0:NavWordReportXmlPart[1]/ns0:Header[1]/ns0:Totals[1]/ns0:TotalVATAmount[1]" w:storeItemID="{00000000-0000-0000-0000-000000000000}"/>
             <w15:color w:val="808080"/>
             <w:text/>
           </w:sdtPr>
@@ -2031,7 +2130,7 @@
             <w:placeholder>
               <w:docPart w:val="46D39DB2E96C4E19A46EACC73C91848B"/>
             </w:placeholder>
-            <w:dataBinding w:prefixMappings="xmlns:ns0='urn:microsoft-dynamics-nav/reports/Standard_Sales_Credit_Memo/1307/'" w:xpath="/ns0:NavWordReportXmlPart[1]/ns0:Header[1]/ns0:VATAmountLine[1]/ns0:VATAmountLCY_VATAmountLine_Lbl[1]" w:storeItemID="{00000000-0000-0000-0000-000000000000}"/>
+            <w:dataBinding w:prefixMappings="&lt;xmlns:ns0='urn:microsoft-dynamics-nav/reports/Standard_Sales_Credit_Memo/1307/' " w:xpath="/ns0:NavWordReportXmlPart[1]/ns0:Header[1]/ns0:VATAmountLine[1]/ns0:VATAmountLCY_VATAmountLine_Lbl[1]" w:storeItemID="{00000000-0000-0000-0000-000000000000}"/>
             <w15:color w:val="808080"/>
             <w:text/>
           </w:sdtPr>
@@ -2068,7 +2167,7 @@
             <w:placeholder>
               <w:docPart w:val="46D39DB2E96C4E19A46EACC73C91848B"/>
             </w:placeholder>
-            <w:dataBinding w:prefixMappings="xmlns:ns0='urn:microsoft-dynamics-nav/reports/Standard_Sales_Credit_Memo/1307/'" w:xpath="/ns0:NavWordReportXmlPart[1]/ns0:Header[1]/ns0:Totals[1]/ns0:TotalVATAmountLCY[1]" w:storeItemID="{00000000-0000-0000-0000-000000000000}"/>
+            <w:dataBinding w:prefixMappings="&lt;xmlns:ns0='urn:microsoft-dynamics-nav/reports/Standard_Sales_Credit_Memo/1307/' " w:xpath="/ns0:NavWordReportXmlPart[1]/ns0:Header[1]/ns0:Totals[1]/ns0:TotalVATAmountLCY[1]" w:storeItemID="{00000000-0000-0000-0000-000000000000}"/>
             <w15:color w:val="808080"/>
             <w:text/>
           </w:sdtPr>
@@ -2121,8 +2220,8 @@
               <w:tcPr>
                 <w:tcW w:w="3040" w:type="pct"/>
                 <w:tcBorders>
-                  <w:top w:val="single" w:color="000000" w:sz="4" w:space="0"/>
-                  <w:bottom w:val="single" w:color="000000" w:sz="12" w:space="0"/>
+                  <w:top w:val="single" w:sz="4" w:space="0" w:color="000000"/>
+                  <w:bottom w:val="single" w:sz="12" w:space="0" w:color="000000"/>
                 </w:tcBorders>
               </w:tcPr>
               <w:p>
@@ -2146,8 +2245,8 @@
           <w:tcPr>
             <w:tcW w:w="1960" w:type="pct"/>
             <w:tcBorders>
-              <w:top w:val="single" w:color="000000" w:sz="4" w:space="0"/>
-              <w:bottom w:val="single" w:color="000000" w:sz="12" w:space="0"/>
+              <w:top w:val="single" w:sz="4" w:space="0" w:color="000000"/>
+              <w:bottom w:val="single" w:sz="12" w:space="0" w:color="000000"/>
             </w:tcBorders>
           </w:tcPr>
           <w:p>
@@ -2171,7 +2270,7 @@
                 <w:placeholder>
                   <w:docPart w:val="1C52A38CEA8A4D038595F3A2391BA216"/>
                 </w:placeholder>
-                <w:dataBinding w:prefixMappings="xmlns:ns0='urn:microsoft-dynamics-nav/reports/Standard_Sales_Credit_Memo/1307/'" w:xpath="/ns0:NavWordReportXmlPart[1]/ns0:Header[1]/ns0:Totals[1]/ns0:TotalAmountIncludingVAT[1]" w:storeItemID="{00000000-0000-0000-0000-000000000000}"/>
+                <w:dataBinding w:prefixMappings="&lt;xmlns:ns0='urn:microsoft-dynamics-nav/reports/Standard_Sales_Credit_Memo/1307/' " w:xpath="/ns0:NavWordReportXmlPart[1]/ns0:Header[1]/ns0:Totals[1]/ns0:TotalAmountIncludingVAT[1]" w:storeItemID="{00000000-0000-0000-0000-000000000000}"/>
                 <w15:color w:val="808080"/>
                 <w:text/>
               </w:sdtPr>
@@ -2196,7 +2295,7 @@
         <w:tblDescription w:val="Layout table. Used for positioning, not for tabular data."/>
       </w:tblPr>
       <w:tblGrid>
-        <w:gridCol w:w="15686"/>
+        <w:gridCol w:w="10494"/>
       </w:tblGrid>
       <w:tr>
         <w:trPr>
@@ -2211,7 +2310,7 @@
             <w:placeholder>
               <w:docPart w:val="7118BD3021BA420DAB1CD05C39F00837"/>
             </w:placeholder>
-            <w:dataBinding w:prefixMappings="xmlns:ns0='urn:microsoft-dynamics-nav/reports/Standard_Sales_Credit_Memo/1307/'" w:xpath="/ns0:NavWordReportXmlPart[1]/ns0:Header[1]/ns0:WorkDescriptionLines[1]/ns0:WorkDescriptionLine[1]" w:storeItemID="{00000000-0000-0000-0000-000000000000}"/>
+            <w:dataBinding w:prefixMappings="&lt;xmlns:ns0='urn:microsoft-dynamics-nav/reports/Standard_Sales_Credit_Memo/1307/' " w:xpath="/ns0:NavWordReportXmlPart[1]/ns0:Header[1]/ns0:WorkDescriptionLines[1]/ns0:WorkDescriptionLine[1]" w:storeItemID="{00000000-0000-0000-0000-000000000000}"/>
             <w15:color w:val="808080"/>
             <w:text/>
           </w:sdtPr>
@@ -2239,8 +2338,8 @@
     <w:p/>
     <w:p/>
     <w:sectPr>
-      <w:pgSz w:w="16838" w:h="11906" w:orient="landscape"/>
-      <w:pgMar w:top="706" w:right="576" w:bottom="706" w:left="576" w:header="708" w:footer="708" w:gutter="0"/>
+      <w:pgSz w:w="11906" w:h="16838"/>
+      <w:pgMar w:top="576" w:right="706" w:bottom="576" w:left="706" w:header="708" w:footer="708" w:gutter="0"/>
       <w:cols w:space="708"/>
       <w:docGrid w:linePitch="360"/>
     </w:sectPr>
@@ -3970,238 +4069,6 @@
     </w:docPart>
     <w:docPart>
       <w:docPartPr>
-        <w:name w:val="B0D270315F5A4E4A9A06FD73AF7C993E"/>
-        <w:category>
-          <w:name w:val="General"/>
-          <w:gallery w:val="placeholder"/>
-        </w:category>
-        <w:types>
-          <w:type w:val="bbPlcHdr"/>
-        </w:types>
-        <w:behaviors>
-          <w:behavior w:val="content"/>
-        </w:behaviors>
-        <w:guid w:val="{43373260-FD04-4CE0-8033-CC2A27A5EC01}"/>
-      </w:docPartPr>
-      <w:docPartBody>
-        <w:p>
-          <w:pPr>
-            <w:pStyle w:val="B0D270315F5A4E4A9A06FD73AF7C993E"/>
-          </w:pPr>
-          <w:r>
-            <w:rPr>
-              <w:rStyle w:val="PlaceholderText"/>
-            </w:rPr>
-            <w:t>Click or tap here to enter text.</w:t>
-          </w:r>
-        </w:p>
-      </w:docPartBody>
-    </w:docPart>
-    <w:docPart>
-      <w:docPartPr>
-        <w:name w:val="C98677DCC9F942B29F6A8029F9911D33"/>
-        <w:category>
-          <w:name w:val="General"/>
-          <w:gallery w:val="placeholder"/>
-        </w:category>
-        <w:types>
-          <w:type w:val="bbPlcHdr"/>
-        </w:types>
-        <w:behaviors>
-          <w:behavior w:val="content"/>
-        </w:behaviors>
-        <w:guid w:val="{AB54B10A-9A3B-4651-A1D0-E41A2DB7A2C0}"/>
-      </w:docPartPr>
-      <w:docPartBody>
-        <w:p>
-          <w:pPr>
-            <w:pStyle w:val="C98677DCC9F942B29F6A8029F9911D33"/>
-          </w:pPr>
-          <w:r>
-            <w:rPr>
-              <w:rStyle w:val="PlaceholderText"/>
-            </w:rPr>
-            <w:t>Click or tap here to enter text.</w:t>
-          </w:r>
-        </w:p>
-      </w:docPartBody>
-    </w:docPart>
-    <w:docPart>
-      <w:docPartPr>
-        <w:name w:val="1AECF8C3E3BC418380ADB33EBAF992F8"/>
-        <w:category>
-          <w:name w:val="General"/>
-          <w:gallery w:val="placeholder"/>
-        </w:category>
-        <w:types>
-          <w:type w:val="bbPlcHdr"/>
-        </w:types>
-        <w:behaviors>
-          <w:behavior w:val="content"/>
-        </w:behaviors>
-        <w:guid w:val="{E8213D03-BB78-4407-AD6D-8A9E0BDC11E0}"/>
-      </w:docPartPr>
-      <w:docPartBody>
-        <w:p>
-          <w:pPr>
-            <w:pStyle w:val="1AECF8C3E3BC418380ADB33EBAF992F8"/>
-          </w:pPr>
-          <w:r>
-            <w:rPr>
-              <w:rStyle w:val="PlaceholderText"/>
-            </w:rPr>
-            <w:t>Click or tap here to enter text.</w:t>
-          </w:r>
-        </w:p>
-      </w:docPartBody>
-    </w:docPart>
-    <w:docPart>
-      <w:docPartPr>
-        <w:name w:val="5F72D12F2F2A4E6E97D2D764A3BA5841"/>
-        <w:category>
-          <w:name w:val="General"/>
-          <w:gallery w:val="placeholder"/>
-        </w:category>
-        <w:types>
-          <w:type w:val="bbPlcHdr"/>
-        </w:types>
-        <w:behaviors>
-          <w:behavior w:val="content"/>
-        </w:behaviors>
-        <w:guid w:val="{4F0DDD9D-C360-4013-B168-7FC2AD56FB83}"/>
-      </w:docPartPr>
-      <w:docPartBody>
-        <w:p>
-          <w:pPr>
-            <w:pStyle w:val="5F72D12F2F2A4E6E97D2D764A3BA5841"/>
-          </w:pPr>
-          <w:r>
-            <w:rPr>
-              <w:rStyle w:val="PlaceholderText"/>
-            </w:rPr>
-            <w:t>Click or tap here to enter text.</w:t>
-          </w:r>
-        </w:p>
-      </w:docPartBody>
-    </w:docPart>
-    <w:docPart>
-      <w:docPartPr>
-        <w:name w:val="A31471453A104BFEBC9DD0507C42159B"/>
-        <w:category>
-          <w:name w:val="General"/>
-          <w:gallery w:val="placeholder"/>
-        </w:category>
-        <w:types>
-          <w:type w:val="bbPlcHdr"/>
-        </w:types>
-        <w:behaviors>
-          <w:behavior w:val="content"/>
-        </w:behaviors>
-        <w:guid w:val="{A60FECF9-B32A-4B1E-B5A1-F084ACDD2264}"/>
-      </w:docPartPr>
-      <w:docPartBody>
-        <w:p>
-          <w:pPr>
-            <w:pStyle w:val="A31471453A104BFEBC9DD0507C42159B"/>
-          </w:pPr>
-          <w:r>
-            <w:rPr>
-              <w:rStyle w:val="PlaceholderText"/>
-            </w:rPr>
-            <w:t>Click or tap here to enter text.</w:t>
-          </w:r>
-        </w:p>
-      </w:docPartBody>
-    </w:docPart>
-    <w:docPart>
-      <w:docPartPr>
-        <w:name w:val="FB16A6A3EEBD40618CC5C93DD46B3E19"/>
-        <w:category>
-          <w:name w:val="General"/>
-          <w:gallery w:val="placeholder"/>
-        </w:category>
-        <w:types>
-          <w:type w:val="bbPlcHdr"/>
-        </w:types>
-        <w:behaviors>
-          <w:behavior w:val="content"/>
-        </w:behaviors>
-        <w:guid w:val="{C738E227-FB1E-4B7F-8FC2-D91AB4510D61}"/>
-      </w:docPartPr>
-      <w:docPartBody>
-        <w:p>
-          <w:pPr>
-            <w:pStyle w:val="FB16A6A3EEBD40618CC5C93DD46B3E19"/>
-          </w:pPr>
-          <w:r>
-            <w:rPr>
-              <w:rStyle w:val="PlaceholderText"/>
-            </w:rPr>
-            <w:t>Click or tap here to enter text.</w:t>
-          </w:r>
-        </w:p>
-      </w:docPartBody>
-    </w:docPart>
-    <w:docPart>
-      <w:docPartPr>
-        <w:name w:val="880BDC2DF06A479588D4F85A07A775E6"/>
-        <w:category>
-          <w:name w:val="General"/>
-          <w:gallery w:val="placeholder"/>
-        </w:category>
-        <w:types>
-          <w:type w:val="bbPlcHdr"/>
-        </w:types>
-        <w:behaviors>
-          <w:behavior w:val="content"/>
-        </w:behaviors>
-        <w:guid w:val="{CB516448-B975-4F9D-951D-83A73D221EC1}"/>
-      </w:docPartPr>
-      <w:docPartBody>
-        <w:p>
-          <w:pPr>
-            <w:pStyle w:val="880BDC2DF06A479588D4F85A07A775E6"/>
-          </w:pPr>
-          <w:r>
-            <w:rPr>
-              <w:rStyle w:val="PlaceholderText"/>
-            </w:rPr>
-            <w:t>Click or tap here to enter text.</w:t>
-          </w:r>
-        </w:p>
-      </w:docPartBody>
-    </w:docPart>
-    <w:docPart>
-      <w:docPartPr>
-        <w:name w:val="09358C67814A420281C5287E86E422CE"/>
-        <w:category>
-          <w:name w:val="General"/>
-          <w:gallery w:val="placeholder"/>
-        </w:category>
-        <w:types>
-          <w:type w:val="bbPlcHdr"/>
-        </w:types>
-        <w:behaviors>
-          <w:behavior w:val="content"/>
-        </w:behaviors>
-        <w:guid w:val="{5D2265F3-B94A-4589-933B-B090496EB233}"/>
-      </w:docPartPr>
-      <w:docPartBody>
-        <w:p>
-          <w:pPr>
-            <w:pStyle w:val="09358C67814A420281C5287E86E422CE"/>
-          </w:pPr>
-          <w:r>
-            <w:rPr>
-              <w:rStyle w:val="PlaceholderText"/>
-            </w:rPr>
-            <w:t>Click or tap here to enter text.</w:t>
-          </w:r>
-        </w:p>
-      </w:docPartBody>
-    </w:docPart>
-    <w:docPart>
-      <w:docPartPr>
         <w:name w:val="1C0FA0D5C54B4B05B526338F5AD5B0FF"/>
         <w:category>
           <w:name w:val="General"/>
@@ -4374,6 +4241,296 @@
         </w:p>
       </w:docPartBody>
     </w:docPart>
+    <w:docPart>
+      <w:docPartPr>
+        <w:name w:val="B7206F4586E44F52BD2288DFA41F2DCF"/>
+        <w:category>
+          <w:name w:val="General"/>
+          <w:gallery w:val="placeholder"/>
+        </w:category>
+        <w:types>
+          <w:type w:val="bbPlcHdr"/>
+        </w:types>
+        <w:behaviors>
+          <w:behavior w:val="content"/>
+        </w:behaviors>
+        <w:guid w:val="{0A05151B-E5AA-40E5-A998-1D6C717734DC}"/>
+      </w:docPartPr>
+      <w:docPartBody>
+        <w:p>
+          <w:pPr>
+            <w:pStyle w:val="B7206F4586E44F52BD2288DFA41F2DCF"/>
+          </w:pPr>
+          <w:r>
+            <w:rPr>
+              <w:rStyle w:val="PlaceholderText"/>
+            </w:rPr>
+            <w:t>Click or tap here to enter text.</w:t>
+          </w:r>
+        </w:p>
+      </w:docPartBody>
+    </w:docPart>
+    <w:docPart>
+      <w:docPartPr>
+        <w:name w:val="F8AD499F6BDC4653832979DDA7F5EFBF"/>
+        <w:category>
+          <w:name w:val="General"/>
+          <w:gallery w:val="placeholder"/>
+        </w:category>
+        <w:types>
+          <w:type w:val="bbPlcHdr"/>
+        </w:types>
+        <w:behaviors>
+          <w:behavior w:val="content"/>
+        </w:behaviors>
+        <w:guid w:val="{7C6D66D5-6F92-4276-B209-630BFC29F28B}"/>
+      </w:docPartPr>
+      <w:docPartBody>
+        <w:p>
+          <w:pPr>
+            <w:pStyle w:val="F8AD499F6BDC4653832979DDA7F5EFBF"/>
+          </w:pPr>
+          <w:r>
+            <w:rPr>
+              <w:rStyle w:val="PlaceholderText"/>
+            </w:rPr>
+            <w:t>Click or tap here to enter text.</w:t>
+          </w:r>
+        </w:p>
+      </w:docPartBody>
+    </w:docPart>
+    <w:docPart>
+      <w:docPartPr>
+        <w:name w:val="19CE0C9ABA2649248590481170FBE09A"/>
+        <w:category>
+          <w:name w:val="General"/>
+          <w:gallery w:val="placeholder"/>
+        </w:category>
+        <w:types>
+          <w:type w:val="bbPlcHdr"/>
+        </w:types>
+        <w:behaviors>
+          <w:behavior w:val="content"/>
+        </w:behaviors>
+        <w:guid w:val="{797EB850-7FEF-4C71-8402-DFA24AE10D97}"/>
+      </w:docPartPr>
+      <w:docPartBody>
+        <w:p>
+          <w:pPr>
+            <w:pStyle w:val="19CE0C9ABA2649248590481170FBE09A"/>
+          </w:pPr>
+          <w:r>
+            <w:rPr>
+              <w:rStyle w:val="PlaceholderText"/>
+            </w:rPr>
+            <w:t>Click or tap here to enter text.</w:t>
+          </w:r>
+        </w:p>
+      </w:docPartBody>
+    </w:docPart>
+    <w:docPart>
+      <w:docPartPr>
+        <w:name w:val="55225CFC20B74998A1110B235B98625F"/>
+        <w:category>
+          <w:name w:val="General"/>
+          <w:gallery w:val="placeholder"/>
+        </w:category>
+        <w:types>
+          <w:type w:val="bbPlcHdr"/>
+        </w:types>
+        <w:behaviors>
+          <w:behavior w:val="content"/>
+        </w:behaviors>
+        <w:guid w:val="{FBD543E0-62AD-4359-955E-5907909F393C}"/>
+      </w:docPartPr>
+      <w:docPartBody>
+        <w:p>
+          <w:pPr>
+            <w:pStyle w:val="55225CFC20B74998A1110B235B98625F"/>
+          </w:pPr>
+          <w:r>
+            <w:rPr>
+              <w:rStyle w:val="PlaceholderText"/>
+            </w:rPr>
+            <w:t>Click or tap here to enter text.</w:t>
+          </w:r>
+        </w:p>
+      </w:docPartBody>
+    </w:docPart>
+    <w:docPart>
+      <w:docPartPr>
+        <w:name w:val="CE878AC31E3647D08F2EC7BA8B985062"/>
+        <w:category>
+          <w:name w:val="General"/>
+          <w:gallery w:val="placeholder"/>
+        </w:category>
+        <w:types>
+          <w:type w:val="bbPlcHdr"/>
+        </w:types>
+        <w:behaviors>
+          <w:behavior w:val="content"/>
+        </w:behaviors>
+        <w:guid w:val="{6FAA3DBA-BB56-4162-86FE-DE3313BB46F0}"/>
+      </w:docPartPr>
+      <w:docPartBody>
+        <w:p>
+          <w:pPr>
+            <w:pStyle w:val="CE878AC31E3647D08F2EC7BA8B985062"/>
+          </w:pPr>
+          <w:r>
+            <w:rPr>
+              <w:rStyle w:val="PlaceholderText"/>
+            </w:rPr>
+            <w:t>Click or tap here to enter text.</w:t>
+          </w:r>
+        </w:p>
+      </w:docPartBody>
+    </w:docPart>
+    <w:docPart>
+      <w:docPartPr>
+        <w:name w:val="FC09735024F649239503E6BAE2ABF686"/>
+        <w:category>
+          <w:name w:val="General"/>
+          <w:gallery w:val="placeholder"/>
+        </w:category>
+        <w:types>
+          <w:type w:val="bbPlcHdr"/>
+        </w:types>
+        <w:behaviors>
+          <w:behavior w:val="content"/>
+        </w:behaviors>
+        <w:guid w:val="{56B857D9-3209-4E28-AB22-BCDEB6878CCC}"/>
+      </w:docPartPr>
+      <w:docPartBody>
+        <w:p>
+          <w:pPr>
+            <w:pStyle w:val="FC09735024F649239503E6BAE2ABF686"/>
+          </w:pPr>
+          <w:r>
+            <w:rPr>
+              <w:rStyle w:val="PlaceholderText"/>
+            </w:rPr>
+            <w:t>Click or tap here to enter text.</w:t>
+          </w:r>
+        </w:p>
+      </w:docPartBody>
+    </w:docPart>
+    <w:docPart>
+      <w:docPartPr>
+        <w:name w:val="C5BC02FA564449489995FEC2FF31BBFA"/>
+        <w:category>
+          <w:name w:val="General"/>
+          <w:gallery w:val="placeholder"/>
+        </w:category>
+        <w:types>
+          <w:type w:val="bbPlcHdr"/>
+        </w:types>
+        <w:behaviors>
+          <w:behavior w:val="content"/>
+        </w:behaviors>
+        <w:guid w:val="{C8AA27CC-BCF8-4EFB-9A6C-60152C182ACB}"/>
+      </w:docPartPr>
+      <w:docPartBody>
+        <w:p>
+          <w:pPr>
+            <w:pStyle w:val="C5BC02FA564449489995FEC2FF31BBFA"/>
+          </w:pPr>
+          <w:r>
+            <w:rPr>
+              <w:rStyle w:val="PlaceholderText"/>
+            </w:rPr>
+            <w:t>Click or tap here to enter text.</w:t>
+          </w:r>
+        </w:p>
+      </w:docPartBody>
+    </w:docPart>
+    <w:docPart>
+      <w:docPartPr>
+        <w:name w:val="0B280757B02D4AC4AEC68CCCBAED842F"/>
+        <w:category>
+          <w:name w:val="General"/>
+          <w:gallery w:val="placeholder"/>
+        </w:category>
+        <w:types>
+          <w:type w:val="bbPlcHdr"/>
+        </w:types>
+        <w:behaviors>
+          <w:behavior w:val="content"/>
+        </w:behaviors>
+        <w:guid w:val="{9F6C441A-08CF-472D-B2B3-9477B05ACE34}"/>
+      </w:docPartPr>
+      <w:docPartBody>
+        <w:p>
+          <w:pPr>
+            <w:pStyle w:val="0B280757B02D4AC4AEC68CCCBAED842F"/>
+          </w:pPr>
+          <w:r>
+            <w:rPr>
+              <w:rStyle w:val="PlaceholderText"/>
+            </w:rPr>
+            <w:t>Click or tap here to enter text.</w:t>
+          </w:r>
+        </w:p>
+      </w:docPartBody>
+    </w:docPart>
+    <w:docPart>
+      <w:docPartPr>
+        <w:name w:val="1BF77201F1EA4493942884F737425CE9"/>
+        <w:category>
+          <w:name w:val="General"/>
+          <w:gallery w:val="placeholder"/>
+        </w:category>
+        <w:types>
+          <w:type w:val="bbPlcHdr"/>
+        </w:types>
+        <w:behaviors>
+          <w:behavior w:val="content"/>
+        </w:behaviors>
+        <w:guid w:val="{C414216B-4258-4BD0-9671-C4E779F8036D}"/>
+      </w:docPartPr>
+      <w:docPartBody>
+        <w:p>
+          <w:pPr>
+            <w:pStyle w:val="1BF77201F1EA4493942884F737425CE9"/>
+          </w:pPr>
+          <w:r>
+            <w:rPr>
+              <w:rStyle w:val="PlaceholderText"/>
+            </w:rPr>
+            <w:t>Click or tap here to enter text.</w:t>
+          </w:r>
+        </w:p>
+      </w:docPartBody>
+    </w:docPart>
+    <w:docPart>
+      <w:docPartPr>
+        <w:name w:val="13533E6C6EAF47ADAA3D63DE18368B40"/>
+        <w:category>
+          <w:name w:val="General"/>
+          <w:gallery w:val="placeholder"/>
+        </w:category>
+        <w:types>
+          <w:type w:val="bbPlcHdr"/>
+        </w:types>
+        <w:behaviors>
+          <w:behavior w:val="content"/>
+        </w:behaviors>
+        <w:guid w:val="{B20C4CB0-4B4E-4EC0-A782-715C83622903}"/>
+      </w:docPartPr>
+      <w:docPartBody>
+        <w:p>
+          <w:pPr>
+            <w:pStyle w:val="13533E6C6EAF47ADAA3D63DE18368B40"/>
+          </w:pPr>
+          <w:r>
+            <w:rPr>
+              <w:rStyle w:val="PlaceholderText"/>
+            </w:rPr>
+            <w:t>Click or tap here to enter text.</w:t>
+          </w:r>
+        </w:p>
+      </w:docPartBody>
+    </w:docPart>
   </w:docParts>
 </w:glossaryDocument>
 </file>
@@ -4448,13 +4605,16 @@
     <w:rsid w:val="004D3004"/>
     <w:rsid w:val="004E069F"/>
     <w:rsid w:val="006203BB"/>
+    <w:rsid w:val="006863E3"/>
     <w:rsid w:val="006B1F0E"/>
     <w:rsid w:val="00802AAB"/>
     <w:rsid w:val="008F75F7"/>
     <w:rsid w:val="009B4B5A"/>
     <w:rsid w:val="009C0972"/>
     <w:rsid w:val="00B055DD"/>
+    <w:rsid w:val="00B20289"/>
     <w:rsid w:val="00BE1D8C"/>
+    <w:rsid w:val="00D938E1"/>
     <w:rsid w:val="00EF40E5"/>
     <w:rsid w:val="00FA2CF9"/>
   </w:rsids>
@@ -4912,7 +5072,7 @@
     <w:basedOn w:val="DefaultParagraphFont"/>
     <w:uiPriority w:val="99"/>
     <w:semiHidden/>
-    <w:rsid w:val="00BE1D8C"/>
+    <w:rsid w:val="006863E3"/>
     <w:rPr>
       <w:color w:val="666666"/>
     </w:rPr>
@@ -5532,6 +5692,132 @@
   <w:style w:type="paragraph" w:customStyle="1" w:styleId="1C52A38CEA8A4D038595F3A2391BA216">
     <w:name w:val="1C52A38CEA8A4D038595F3A2391BA216"/>
     <w:rsid w:val="00BE1D8C"/>
+    <w:rPr>
+      <w:lang w:val="da-DK" w:eastAsia="da-DK"/>
+    </w:rPr>
+  </w:style>
+  <w:style w:type="paragraph" w:customStyle="1" w:styleId="FA5BF0E7B79D4C398C1334F198EAF50D">
+    <w:name w:val="FA5BF0E7B79D4C398C1334F198EAF50D"/>
+    <w:rsid w:val="006863E3"/>
+    <w:rPr>
+      <w:lang w:val="da-DK" w:eastAsia="da-DK"/>
+    </w:rPr>
+  </w:style>
+  <w:style w:type="paragraph" w:customStyle="1" w:styleId="8F386F8BFE2A4AE5B440A82BF54304F3">
+    <w:name w:val="8F386F8BFE2A4AE5B440A82BF54304F3"/>
+    <w:rsid w:val="006863E3"/>
+    <w:rPr>
+      <w:lang w:val="da-DK" w:eastAsia="da-DK"/>
+    </w:rPr>
+  </w:style>
+  <w:style w:type="paragraph" w:customStyle="1" w:styleId="C9A57A6DCEE04B0A92A9B5BC2DC07EF0">
+    <w:name w:val="C9A57A6DCEE04B0A92A9B5BC2DC07EF0"/>
+    <w:rsid w:val="006863E3"/>
+    <w:rPr>
+      <w:lang w:val="da-DK" w:eastAsia="da-DK"/>
+    </w:rPr>
+  </w:style>
+  <w:style w:type="paragraph" w:customStyle="1" w:styleId="7D337ABAE5EA4CD0A24244C0FE3761A5">
+    <w:name w:val="7D337ABAE5EA4CD0A24244C0FE3761A5"/>
+    <w:rsid w:val="006863E3"/>
+    <w:rPr>
+      <w:lang w:val="da-DK" w:eastAsia="da-DK"/>
+    </w:rPr>
+  </w:style>
+  <w:style w:type="paragraph" w:customStyle="1" w:styleId="A31CA7EFD8C248BA9D7890BB53691370">
+    <w:name w:val="A31CA7EFD8C248BA9D7890BB53691370"/>
+    <w:rsid w:val="006863E3"/>
+    <w:rPr>
+      <w:lang w:val="da-DK" w:eastAsia="da-DK"/>
+    </w:rPr>
+  </w:style>
+  <w:style w:type="paragraph" w:customStyle="1" w:styleId="AA47403217424150A8F62E28C3AB9B08">
+    <w:name w:val="AA47403217424150A8F62E28C3AB9B08"/>
+    <w:rsid w:val="006863E3"/>
+    <w:rPr>
+      <w:lang w:val="da-DK" w:eastAsia="da-DK"/>
+    </w:rPr>
+  </w:style>
+  <w:style w:type="paragraph" w:customStyle="1" w:styleId="B7206F4586E44F52BD2288DFA41F2DCF">
+    <w:name w:val="B7206F4586E44F52BD2288DFA41F2DCF"/>
+    <w:rsid w:val="006863E3"/>
+    <w:rPr>
+      <w:lang w:val="da-DK" w:eastAsia="da-DK"/>
+    </w:rPr>
+  </w:style>
+  <w:style w:type="paragraph" w:customStyle="1" w:styleId="F8AD499F6BDC4653832979DDA7F5EFBF">
+    <w:name w:val="F8AD499F6BDC4653832979DDA7F5EFBF"/>
+    <w:rsid w:val="006863E3"/>
+    <w:rPr>
+      <w:lang w:val="da-DK" w:eastAsia="da-DK"/>
+    </w:rPr>
+  </w:style>
+  <w:style w:type="paragraph" w:customStyle="1" w:styleId="19CE0C9ABA2649248590481170FBE09A">
+    <w:name w:val="19CE0C9ABA2649248590481170FBE09A"/>
+    <w:rsid w:val="006863E3"/>
+    <w:rPr>
+      <w:lang w:val="da-DK" w:eastAsia="da-DK"/>
+    </w:rPr>
+  </w:style>
+  <w:style w:type="paragraph" w:customStyle="1" w:styleId="55225CFC20B74998A1110B235B98625F">
+    <w:name w:val="55225CFC20B74998A1110B235B98625F"/>
+    <w:rsid w:val="006863E3"/>
+    <w:rPr>
+      <w:lang w:val="da-DK" w:eastAsia="da-DK"/>
+    </w:rPr>
+  </w:style>
+  <w:style w:type="paragraph" w:customStyle="1" w:styleId="CE878AC31E3647D08F2EC7BA8B985062">
+    <w:name w:val="CE878AC31E3647D08F2EC7BA8B985062"/>
+    <w:rsid w:val="006863E3"/>
+    <w:rPr>
+      <w:lang w:val="da-DK" w:eastAsia="da-DK"/>
+    </w:rPr>
+  </w:style>
+  <w:style w:type="paragraph" w:customStyle="1" w:styleId="FC09735024F649239503E6BAE2ABF686">
+    <w:name w:val="FC09735024F649239503E6BAE2ABF686"/>
+    <w:rsid w:val="006863E3"/>
+    <w:rPr>
+      <w:lang w:val="da-DK" w:eastAsia="da-DK"/>
+    </w:rPr>
+  </w:style>
+  <w:style w:type="paragraph" w:customStyle="1" w:styleId="A7B92F89749843C59411763EA70AFB1B">
+    <w:name w:val="A7B92F89749843C59411763EA70AFB1B"/>
+    <w:rsid w:val="006863E3"/>
+    <w:rPr>
+      <w:lang w:val="da-DK" w:eastAsia="da-DK"/>
+    </w:rPr>
+  </w:style>
+  <w:style w:type="paragraph" w:customStyle="1" w:styleId="708636A91A624F3C85885E167A978B45">
+    <w:name w:val="708636A91A624F3C85885E167A978B45"/>
+    <w:rsid w:val="006863E3"/>
+    <w:rPr>
+      <w:lang w:val="da-DK" w:eastAsia="da-DK"/>
+    </w:rPr>
+  </w:style>
+  <w:style w:type="paragraph" w:customStyle="1" w:styleId="C5BC02FA564449489995FEC2FF31BBFA">
+    <w:name w:val="C5BC02FA564449489995FEC2FF31BBFA"/>
+    <w:rsid w:val="006863E3"/>
+    <w:rPr>
+      <w:lang w:val="da-DK" w:eastAsia="da-DK"/>
+    </w:rPr>
+  </w:style>
+  <w:style w:type="paragraph" w:customStyle="1" w:styleId="0B280757B02D4AC4AEC68CCCBAED842F">
+    <w:name w:val="0B280757B02D4AC4AEC68CCCBAED842F"/>
+    <w:rsid w:val="006863E3"/>
+    <w:rPr>
+      <w:lang w:val="da-DK" w:eastAsia="da-DK"/>
+    </w:rPr>
+  </w:style>
+  <w:style w:type="paragraph" w:customStyle="1" w:styleId="1BF77201F1EA4493942884F737425CE9">
+    <w:name w:val="1BF77201F1EA4493942884F737425CE9"/>
+    <w:rsid w:val="006863E3"/>
+    <w:rPr>
+      <w:lang w:val="da-DK" w:eastAsia="da-DK"/>
+    </w:rPr>
+  </w:style>
+  <w:style w:type="paragraph" w:customStyle="1" w:styleId="13533E6C6EAF47ADAA3D63DE18368B40">
+    <w:name w:val="13533E6C6EAF47ADAA3D63DE18368B40"/>
+    <w:rsid w:val="006863E3"/>
     <w:rPr>
       <w:lang w:val="da-DK" w:eastAsia="da-DK"/>
     </w:rPr>
@@ -5896,9 +6182,7 @@
 </we:webextension>
 </file>
 
-<file path=customXml/item1.xml>��< ? x m l   v e r s i o n = " 1 . 0 "   e n c o d i n g = " u t f - 1 6 " ? > - 
- < N a v W o r d R e p o r t X m l P a r t   x m l n s = " u r n : m i c r o s o f t - d y n a m i c s - b u s i n e s s c e n t r a l / i n t e r n a l / e x t e n d e d / r e p o r t s / S t a n d a r d _ S a l e s _ C r e d i t _ M e m o / 1 3 0 7 / " > +<file path=customXml/item1.xml>��< ? x m l   v e r s i o n = " 1 . 0 "   e n c o d i n g = " u t f - 1 6 " ? > < N a v W o r d R e p o r t X m l P a r t   x m l n s = " u r n : m i c r o s o f t - d y n a m i c s - n a v / r e p o r t s / S t a n d a r d _ S a l e s _ C r e d i t _ M e m o / 1 3 0 7 / " >   
      < B C R e p o r t I n f o r m a t i o n >   
@@ -5916,8 +6200,6 @@
  
              < R e p o r t N a m e > R e p o r t   N a m e < / R e p o r t N a m e >   
-             < R e p o r t C a p t i o n > R e p o r t   C a p t i o n < / R e p o r t C a p t i o n > - 
              < A b o u t T h i s R e p o r t T i t l e > A b o u t   T h i s   R e p o r t   T i t l e < / A b o u t T h i s R e p o r t T i t l e >   
              < A b o u t T h i s R e p o r t T e x t > A b o u t   T h i s   R e p o r t   T e x t < / A b o u t T h i s R e p o r t T e x t > @@ -5964,845 +6246,489 @@
  
          < / R e p o r t R e q u e s t >   
-         < C o m p a n y M e t a d a t a > - 
-             < C o m p a n y N a m e > C o m p a n y   N a m e < / C o m p a n y N a m e > - 
-             < C o m p a n y D i s p l a y N a m e > C o m p a n y   D i s p l a y   N a m e < / C o m p a n y D i s p l a y N a m e > - 
-             < C o m p a n y A d d r e s s L i n e s > - 
-                 < C o m p a n y A d d r e s s L i n e 1 > C o m p a n y   A d d r e s s   L i n e   1 < / C o m p a n y A d d r e s s L i n e 1 > - 
-                 < C o m p a n y A d d r e s s L i n e 2 > C o m p a n y   A d d r e s s   L i n e   2 < / C o m p a n y A d d r e s s L i n e 2 > - 
-                 < C o m p a n y A d d r e s s L i n e 3 > C o m p a n y   A d d r e s s   L i n e   3 < / C o m p a n y A d d r e s s L i n e 3 > - 
-                 < C o m p a n y A d d r e s s L i n e 4 > C o m p a n y   A d d r e s s   L i n e   4 < / C o m p a n y A d d r e s s L i n e 4 > - 
-                 < C o m p a n y A d d r e s s L i n e 5 > C o m p a n y   A d d r e s s   L i n e   5 < / C o m p a n y A d d r e s s L i n e 5 > - 
-                 < C o m p a n y A d d r e s s L i n e 6 > C o m p a n y   A d d r e s s   L i n e   6 < / C o m p a n y A d d r e s s L i n e 6 > - 
-                 < C o m p a n y A d d r e s s L i n e 7 > C o m p a n y   A d d r e s s   L i n e   7 < / C o m p a n y A d d r e s s L i n e 7 > - 
-                 < C o m p a n y A d d r e s s L i n e 8 > C o m p a n y   A d d r e s s   L i n e   8 < / C o m p a n y A d d r e s s L i n e 8 > - 
-             < / C o m p a n y A d d r e s s L i n e s > - 
-             < C o m p a n y P h o n e > C o m p a n y   P h o n e < / C o m p a n y P h o n e > - 
-             < C o m p a n y P h o n e C a p t i o n > C o m p a n y   P h o n e   C a p t i o n < / C o m p a n y P h o n e C a p t i o n > - 
-             < C o m p a n y F a x N o > C o m p a n y   F a x   N o . < / C o m p a n y F a x N o > - 
-             < C o m p a n y F a x N o C a p t i o n > C o m p a n y   F a x   N o .   C a p t i o n < / C o m p a n y F a x N o C a p t i o n > - 
-             < C o m p a n y E m a i l > C o m p a n y   E m a i l < / C o m p a n y E m a i l > - 
-             < C o m p a n y E m a i l C a p t i o n > C o m p a n y   E m a i l   C a p t i o n < / C o m p a n y E m a i l C a p t i o n > - 
-             < C o m p a n y H o m e P a g e > C o m p a n y   H o m e   P a g e < / C o m p a n y H o m e P a g e > - 
-             < C o m p a n y H o m e P a g e C a p t i o n > C o m p a n y   H o m e   P a g e   C a p t i o n < / C o m p a n y H o m e P a g e C a p t i o n > - 
-             < C o m p a n y L o g o > C o m p a n y   L o g o < / C o m p a n y L o g o > - 
-             < C o m p a n y V A T R e g i s t r a t i o n N o > C o m p a n y   V A T   R e g i s t r a t i o n   N o . < / C o m p a n y V A T R e g i s t r a t i o n N o > - 
-             < C o m p a n y V A T R e g i s t r a t i o n N o C a p t i o n > C o m p a n y   V A T   R e g i s t r a t i o n   N o .   C a p t i o n < / C o m p a n y V A T R e g i s t r a t i o n N o C a p t i o n > - 
-             < C o m p a n y R e g i s t r a t i o n N o > C o m p a n y   R e g i s t r a t i o n   N o . < / C o m p a n y R e g i s t r a t i o n N o > - 
-             < C o m p a n y R e g i s t r a t i o n N o C a p t i o n > C o m p a n y   R e g i s t r a t i o n   N o .   C a p t i o n < / C o m p a n y R e g i s t r a t i o n N o C a p t i o n > - 
-             < C o m p a n y B a n k N a m e > C o m p a n y   B a n k   N a m e < / C o m p a n y B a n k N a m e > - 
-             < C o m p a n y B a n k N a m e C a p t i o n > C o m p a n y   B a n k   N a m e   C a p t i o n < / C o m p a n y B a n k N a m e C a p t i o n > - 
-             < C o m p a n y B a n k A c c o u n t N o > C o m p a n y   B a n k   A c c o u n t   N o . < / C o m p a n y B a n k A c c o u n t N o > - 
-             < C o m p a n y B a n k A c c o u n t N o C a p t i o n > C o m p a n y   B a n k   A c c o u n t   N o .   C a p t i o n < / C o m p a n y B a n k A c c o u n t N o C a p t i o n > - 
-             < C o m p a n y B a n k B r a n c h N o > C o m p a n y   B a n k   B r a n c h   N o . < / C o m p a n y B a n k B r a n c h N o > - 
-             < C o m p a n y B a n k B r a n c h N o C a p t i o n > C o m p a n y   B a n k   B r a n c h   N o .   C a p t i o n < / C o m p a n y B a n k B r a n c h N o C a p t i o n > - 
-             < C o m p a n y I B A N > C o m p a n y   I B A N < / C o m p a n y I B A N > - 
-             < C o m p a n y I B A N C a p t i o n > C o m p a n y   I B A N   C a p t i o n < / C o m p a n y I B A N C a p t i o n > - 
-             < C o m p a n y B a n k S W I F T > C o m p a n y   B a n k   S W I F T < / C o m p a n y B a n k S W I F T > - 
-             < C o m p a n y B a n k S W I F T C a p t i o n > C o m p a n y   B a n k   S W I F T   C a p t i o n < / C o m p a n y B a n k S W I F T C a p t i o n > - 
-             < C o m p a n y G i r o N o > C o m p a n y   G i r o   N o . < / C o m p a n y G i r o N o > - 
-             < C o m p a n y G i r o N o C a p t i o n > C o m p a n y   G i r o   N o .   C a p t i o n < / C o m p a n y G i r o N o C a p t i o n > - 
-         < / C o m p a n y M e t a d a t a > - 
      < / B C R e p o r t I n f o r m a t i o n >   
-     < T o o l t i p s > - 
-         < T o o l t i p   c o l u m n = " C o m p a n y H o m e P a g e "   E l e m e n t I d = " 1 9 8 9 1 8 8 7 0 " > - 
-             < T o o l t i p T e x t   l a n g = " e n - U S " > S p e c i f i e s   y o u r   c o m p a n y ' s   w e b   s i t e . < / T o o l t i p T e x t > - 
-         < / T o o l t i p > - 
-         < T o o l t i p   c o l u m n = " C o m p a n y E M a i l "   E l e m e n t I d = " 1 6 7 7 0 7 4 0 5 8 " > - 
-             < T o o l t i p T e x t   l a n g = " e n - U S " > S p e c i f i e s   t h e   c o m p a n y ' s   e m a i l   a d d r e s s . < / T o o l t i p T e x t > - 
-         < / T o o l t i p > - 
-         < T o o l t i p   c o l u m n = " C o m p a n y P i c t u r e "   E l e m e n t I d = " 1 3 9 7 4 1 1 0 7 4 " > - 
-             < T o o l t i p T e x t   l a n g = " e n - U S " > S p e c i f i e s   t h e   p i c t u r e   t h a t   h a s   b e e n   s e t   u p   f o r   t h e   c o m p a n y ,   s u c h   a s   a   c o m p a n y   l o g o . < / T o o l t i p T e x t > - 
-         < / T o o l t i p > - 
-         < T o o l t i p   c o l u m n = " C o m p a n y P h o n e N o "   E l e m e n t I d = " 2 5 0 4 4 0 6 5 5 " > - 
-             < T o o l t i p T e x t   l a n g = " e n - U S " > S p e c i f i e s   t h e   c o m p a n y ' s   t e l e p h o n e   n u m b e r . < / T o o l t i p T e x t > - 
-         < / T o o l t i p > - 
-         < T o o l t i p   c o l u m n = " C o m p a n y G i r o N o "   E l e m e n t I d = " 1 3 6 0 1 9 6 3 2 0 " > - 
-             < T o o l t i p T e x t   l a n g = " e n - U S " > S p e c i f i e s   t h e   c o m p a n y ' s   g i r o   n u m b e r . < / T o o l t i p T e x t > - 
-         < / T o o l t i p > - 
-         < T o o l t i p   c o l u m n = " C o m p a n y B a n k N a m e "   E l e m e n t I d = " 1 5 3 4 9 0 5 6 0 5 " > - 
-             < T o o l t i p T e x t   l a n g = " e n - U S " > S p e c i f i e s   t h e   n a m e   o f   t h e   b a n k   w h e r e   y o u   h a v e   t h e   b a n k   a c c o u n t . < / T o o l t i p T e x t > - 
-         < / T o o l t i p > - 
-         < T o o l t i p   c o l u m n = " C o m p a n y B a n k B r a n c h N o "   E l e m e n t I d = " 7 9 3 1 3 3 0 5 7 " > - 
-             < T o o l t i p T e x t   l a n g = " e n - U S " > S p e c i f i e s   a   n u m b e r   o f   t h e   b a n k   b r a n c h . < / T o o l t i p T e x t > - 
-         < / T o o l t i p > - 
-         < T o o l t i p   c o l u m n = " C o m p a n y B a n k A c c o u n t N o "   E l e m e n t I d = " 3 0 1 4 0 2 0 4 " > - 
-             < T o o l t i p T e x t   l a n g = " e n - U S " > S p e c i f i e s   t h e   n u m b e r   u s e d   b y   t h e   b a n k   f o r   t h e   b a n k   a c c o u n t . < / T o o l t i p T e x t > - 
-         < / T o o l t i p > - 
-         < T o o l t i p   c o l u m n = " C o m p a n y I B A N "   E l e m e n t I d = " 9 0 6 5 4 9 1 8 2 " > - 
-             < T o o l t i p T e x t   l a n g = " e n - U S " > S p e c i f i e s   t h e   b a n k   a c c o u n t ' s   i n t e r n a t i o n a l   b a n k   a c c o u n t   n u m b e r . < / T o o l t i p T e x t > - 
-         < / T o o l t i p > - 
-         < T o o l t i p   c o l u m n = " C o m p a n y S W I F T "   E l e m e n t I d = " 6 6 8 2 5 0 2 4 5 " > - 
-             < T o o l t i p T e x t   l a n g = " e n - U S " > S p e c i f i e s   t h e   i n t e r n a t i o n a l   b a n k   i d e n t i f i e r   c o d e   ( S W I F T )   o f   t h e   b a n k   w h e r e   y o u   h a v e   t h e   a c c o u n t . < / T o o l t i p T e x t > - 
-         < / T o o l t i p > - 
-         < T o o l t i p   c o l u m n = " S e l l T o C o n t a c t P h o n e N o "   E l e m e n t I d = " 1 6 1 3 8 2 2 4 8 3 " > - 
-             < T o o l t i p T e x t   l a n g = " e n - U S " > S p e c i f i e s   t h e   c o n t a c t ' s   p h o n e   n u m b e r . < / T o o l t i p T e x t > - 
-         < / T o o l t i p > - 
-         < T o o l t i p   c o l u m n = " S e l l T o C o n t a c t M o b i l e P h o n e N o "   E l e m e n t I d = " 1 8 4 3 5 8 7 4 7 " > - 
-             < T o o l t i p T e x t   l a n g = " e n - U S " > S p e c i f i e s   t h e   c o n t a c t ' s   m o b i l e   t e l e p h o n e   n u m b e r . < / T o o l t i p T e x t > - 
-         < / T o o l t i p > - 
-         < T o o l t i p   c o l u m n = " S e l l T o C o n t a c t E m a i l "   E l e m e n t I d = " 2 6 2 8 2 4 5 6 4 " > - 
-             < T o o l t i p T e x t   l a n g = " e n - U S " > S p e c i f i e s   t h e   e m a i l   a d d r e s s   o f   t h e   c o n t a c t . < / T o o l t i p T e x t > - 
-         < / T o o l t i p > - 
-         < T o o l t i p   c o l u m n = " B i l l T o C o n t a c t P h o n e N o "   E l e m e n t I d = " 3 6 2 4 7 7 4 8 8 " > - 
-             < T o o l t i p T e x t   l a n g = " e n - U S " > S p e c i f i e s   t h e   c o n t a c t ' s   p h o n e   n u m b e r . < / T o o l t i p T e x t > - 
-         < / T o o l t i p > - 
-         < T o o l t i p   c o l u m n = " B i l l T o C o n t a c t M o b i l e P h o n e N o "   E l e m e n t I d = " 2 4 8 4 8 8 6 9 6 " > - 
-             < T o o l t i p T e x t   l a n g = " e n - U S " > S p e c i f i e s   t h e   c o n t a c t ' s   m o b i l e   t e l e p h o n e   n u m b e r . < / T o o l t i p T e x t > - 
-         < / T o o l t i p > - 
-         < T o o l t i p   c o l u m n = " B i l l T o C o n t a c t E m a i l "   E l e m e n t I d = " 3 3 5 8 2 7 8 9 5 " > - 
-             < T o o l t i p T e x t   l a n g = " e n - U S " > S p e c i f i e s   t h e   e m a i l   a d d r e s s   o f   t h e   c o n t a c t . < / T o o l t i p T e x t > - 
-         < / T o o l t i p > - 
-         < T o o l t i p   c o l u m n = " Y o u r R e f e r e n c e "   E l e m e n t I d = " 1 1 0 3 9 9 5 1 " > - 
-             < T o o l t i p T e x t   l a n g = " e n - U S " > S p e c i f i e s   t h e   c u s t o m e r ' s   r e f e r e n c e .   T h e   c o n t e n t s   w i l l   b e   p r i n t e d   o n   s a l e s   d o c u m e n t s . < / T o o l t i p T e x t > - 
-         < / T o o l t i p > - 
-         < T o o l t i p   c o l u m n = " E x t e r n a l D o c u m e n t N o "   E l e m e n t I d = " 7 3 3 9 5 3 9 6 6 " > - 
-             < T o o l t i p T e x t   l a n g = " e n - U S " > S p e c i f i e s   t h e   e x t e r n a l   d o c u m e n t   n u m b e r   t h a t   i s   e n t e r e d   o n   t h e   s a l e s   h e a d e r   t h a t   t h i s   l i n e   w a s   p o s t e d   f r o m . < / T o o l t i p T e x t > - 
-         < / T o o l t i p > - 
-         < T o o l t i p   c o l u m n = " S h i p m e n t M e t h o d D e s c r i p t i o n "   E l e m e n t I d = " 2 0 5 9 4 0 3 2 6 0 " > - 
-             < T o o l t i p T e x t   l a n g = " e n - U S " > S p e c i f i e s   a   d e s c r i p t i o n   o f   t h e   s h i p m e n t   m e t h o d . < / T o o l t i p T e x t > - 
-         < / T o o l t i p > - 
-         < T o o l t i p   c o l u m n = " S h i p T o P h o n e N o "   E l e m e n t I d = " 3 6 9 7 0 2 2 5 5 " > - 
-             < T o o l t i p T e x t   l a n g = " e n - U S " > S p e c i f i e s   t h e   t e l e p h o n e   n u m b e r   o f   t h e   c o m p a n y ' s   s h i p p i n g   a d d r e s s . < / T o o l t i p T e x t > - 
-         < / T o o l t i p > - 
-         < T o o l t i p   c o l u m n = " P a y m e n t T e r m s D e s c r i p t i o n "   E l e m e n t I d = " 2 0 3 8 7 4 2 7 0 0 " > - 
-             < T o o l t i p T e x t   l a n g = " e n - U S " > S p e c i f i e s   a n   e x p l a n a t i o n   o f   t h e   p a y m e n t   t e r m s . < / T o o l t i p T e x t > - 
-         < / T o o l t i p > - 
-         < T o o l t i p   c o l u m n = " P a y m e n t M e t h o d D e s c r i p t i o n "   E l e m e n t I d = " 5 8 5 7 5 7 9 7 4 " > - 
-             < T o o l t i p T e x t   l a n g = " e n - U S " > S p e c i f i e s   a   t e x t   t h a t   d e s c r i b e s   t h e   p a y m e n t   m e t h o d . < / T o o l t i p T e x t > - 
-         < / T o o l t i p > - 
-         < T o o l t i p   c o l u m n = " B i l l t o C u s t u m e r N o "   E l e m e n t I d = " 2 8 0 4 7 3 0 5 8 " > - 
-             < T o o l t i p T e x t   l a n g = " e n - U S " > S p e c i f i e s   t h e   n u m b e r   o f   t h e   c u s t o m e r   t h a t   y o u   s e n d   o r   s e n t   t h e   c r e d i t   m e m o   t o . < / T o o l t i p T e x t > - 
-         < / T o o l t i p > - 
-         < T o o l t i p   c o l u m n = " D o c u m e n t N o "   E l e m e n t I d = " 9 7 0 3 5 0 5 3 9 " > - 
-             < T o o l t i p T e x t   l a n g = " e n - U S " > S p e c i f i e s   t h e   p o s t e d   c r e d i t   m e m o   n u m b e r .   Y o u   c a n n o t   c h a n g e   t h e   n u m b e r   b e c a u s e   t h e   d o c u m e n t   h a s   a l r e a d y   b e e n   p o s t e d . < / T o o l t i p T e x t > - 
-         < / T o o l t i p > - 
-         < T o o l t i p   c o l u m n = " S a l e s P e r s o n N a m e "   E l e m e n t I d = " 8 7 1 4 9 2 9 8 3 " > - 
-             < T o o l t i p T e x t   l a n g = " e n - U S " > S p e c i f i e s   t h e   n a m e   o f   t h e   s a l e s p e r s o n   o r   p u r c h a s e r . < / T o o l t i p T e x t > - 
-         < / T o o l t i p > - 
-         < T o o l t i p   c o l u m n = " S e l l t o C u s t o m e r N o "   E l e m e n t I d = " 2 0 5 0 6 4 7 3 4 9 " > - 
-             < T o o l t i p T e x t   l a n g = " e n - U S " > S p e c i f i e s   t h e   n u m b e r   o f   t h e   c u s t o m e r   t h a t   y o u   s h i p p e d   t h e   i t e m s   o n   t h e   c r e d i t   m e m o   t o . < / T o o l t i p T e x t > - 
-         < / T o o l t i p > - 
-         < T o o l t i p   c o l u m n = " A m o u n t E x c l u d i n g V A T _ L i n e "   E l e m e n t I d = " 1 0 6 2 4 6 0 0 4 0 " > - 
-             < T o o l t i p T e x t   l a n g = " e n - U S " > S p e c i f i e s   t h e   l i n e ' s   n e t   a m o u n t . < / T o o l t i p T e x t > - 
-         < / T o o l t i p > - 
-         < T o o l t i p   c o l u m n = " A m o u n t I n c l u d i n g V A T _ L i n e "   E l e m e n t I d = " 7 7 0 9 2 8 4 0 2 " > - 
-             < T o o l t i p T e x t   l a n g = " e n - U S " > S p e c i f i e s   t h e   n e t   a m o u n t ,   i n c l u d i n g   V A T ,   f o r   t h i s   l i n e . < / T o o l t i p T e x t > - 
-         < / T o o l t i p > - 
-         < T o o l t i p   c o l u m n = " D e s c r i p t i o n _ L i n e "   E l e m e n t I d = " 1 4 0 6 8 2 2 3 1 0 " > - 
-             < T o o l t i p T e x t   l a n g = " e n - U S " > S p e c i f i e s   t h e   n a m e   o f   t h e   i t e m   o r   g e n e r a l   l e d g e r   a c c o u n t ,   o r   s o m e   d e s c r i p t i v e   t e x t . < / T o o l t i p T e x t > - 
-         < / T o o l t i p > - 
-         < T o o l t i p   c o l u m n = " L i n e D i s c o u n t P e r c e n t _ L i n e "   E l e m e n t I d = " 9 0 7 8 2 7 4 3 6 " > - 
-             < T o o l t i p T e x t   l a n g = " e n - U S " > S p e c i f i e s   t h e   d i s c o u n t   p e r c e n t a g e   t h a t   i s   g r a n t e d   f o r   t h e   i t e m   o n   t h e   l i n e . < / T o o l t i p T e x t > - 
-         < / T o o l t i p > - 
-         < T o o l t i p   c o l u m n = " I t e m N o _ L i n e "   E l e m e n t I d = " 1 9 1 0 2 9 6 2 8 8 " > - 
-             < T o o l t i p T e x t   l a n g = " e n - U S " > S p e c i f i e s   t h e   n u m b e r   o f   t h e   i n v o l v e d   e n t r y   o r   r e c o r d ,   a c c o r d i n g   t o   t h e   s p e c i f i e d   n u m b e r   s e r i e s . < / T o o l t i p T e x t > - 
-         < / T o o l t i p > - 
-         < T o o l t i p   c o l u m n = " I t e m R e f e r e n c e N o _ L i n e "   E l e m e n t I d = " 9 2 7 2 3 5 7 " > - 
-             < T o o l t i p T e x t   l a n g = " e n - U S " > S p e c i f i e s   t h e   r e f e r e n c e d   i t e m   n u m b e r . < / T o o l t i p T e x t > - 
-         < / T o o l t i p > - 
-         < T o o l t i p   c o l u m n = " U n i t O f M e a s u r e "   E l e m e n t I d = " 1 8 0 8 2 2 8 0 1 8 " > - 
-             < T o o l t i p T e x t   l a n g = " e n - U S " > S p e c i f i e s   t h e   n a m e   o f   t h e   i t e m   o r   r e s o u r c e ' s   u n i t   o f   m e a s u r e ,   s u c h   a s   p i e c e   o r   h o u r . < / T o o l t i p T e x t > - 
-         < / T o o l t i p > - 
-         < T o o l t i p   c o l u m n = " L i n e N o _ A s s e m b l y L i n e "   E l e m e n t I d = " 6 4 0 5 8 3 8 9 1 " > - 
-             < T o o l t i p T e x t   l a n g = " e n - U S " > S p e c i f i e s   t h e   n u m b e r   o f   t h e   i n v o l v e d   e n t r y   o r   r e c o r d ,   a c c o r d i n g   t o   t h e   s p e c i f i e d   n u m b e r   s e r i e s . < / T o o l t i p T e x t > - 
-         < / T o o l t i p > - 
-         < T o o l t i p   c o l u m n = " D e s c r i p t i o n _ A s s e m b l y L i n e "   E l e m e n t I d = " 2 8 0 7 4 3 7 9 6 " > - 
-             < T o o l t i p T e x t   l a n g = " e n - U S " > S p e c i f i e s   t h e   d e s c r i p t i o n   o f   t h e   a s s e m b l y   c o m p o n e n t   o n   t h e   p o s t e d   a s s e m b l y   l i n e . < / T o o l t i p T e x t > - 
-         < / T o o l t i p > - 
-         < T o o l t i p   c o l u m n = " Q u a n t i t y _ A s s e m b l y L i n e "   E l e m e n t I d = " 1 9 5 7 6 4 8 2 3 1 " > - 
-             < T o o l t i p T e x t   l a n g = " e n - U S " > S p e c i f i e s   h o w   m a n y   u n i t s   o f   t h e   a s s e m b l y   c o m p o n e n t   w e r e   p o s t e d   a s   c o n s u m e d   b y   t h e   p o s t e d   a s s e m b l y   o r d e r   l i n e . < / T o o l t i p T e x t > - 
-         < / T o o l t i p > - 
-         < T o o l t i p   c o l u m n = " V a r i a n t C o d e _ A s s e m b l y L i n e "   E l e m e n t I d = " 1 8 6 9 4 0 7 6 7 2 " > - 
-             < T o o l t i p T e x t   l a n g = " e n - U S " > S p e c i f i e s   t h e   v a r i a n t   o f   t h e   i t e m   o n   t h e   l i n e . < / T o o l t i p T e x t > - 
-         < / T o o l t i p > - 
-         < T o o l t i p   c o l u m n = " I n v o i c e D i s c o u n t A m o u n t _ V A T A m o u n t L i n e "   E l e m e n t I d = " 8 2 4 7 3 0 1 4 1 " > - 
-             < T o o l t i p T e x t   l a n g = " e n - U S " > S p e c i f i e s   t h e   i n v o i c e   d i s c o u n t   a m o u n t   f o r   a   s p e c i f i c   V A T   i d e n t i f i e r . < / T o o l t i p T e x t > - 
-         < / T o o l t i p > - 
-         < T o o l t i p   c o l u m n = " I n v o i c e D i s c o u n t B a s e A m o u n t _ V A T A m o u n t L i n e "   E l e m e n t I d = " 2 0 4 0 3 3 2 2 6 6 " > - 
-             < T o o l t i p T e x t   l a n g = " e n - U S " > S p e c i f i e s   t h e   i n v o i c e   d i s c o u n t   b a s e   a m o u n t . < / T o o l t i p T e x t > - 
-         < / T o o l t i p > - 
-         < T o o l t i p   c o l u m n = " L i n e A m o u n t _ V a t A m o u n t L i n e "   E l e m e n t I d = " 2 1 4 6 5 4 0 1 " > - 
-             < T o o l t i p T e x t   l a n g = " e n - U S " > S p e c i f i e s   t h e   t o t a l   a m o u n t   f o r   s a l e s   o r   p u r c h a s e   l i n e s   w i t h   a   s p e c i f i c   V A T   i d e n t i f i e r . < / T o o l t i p T e x t > - 
-         < / T o o l t i p > - 
-         < T o o l t i p   c o l u m n = " V A T A m o u n t _ V a t A m o u n t L i n e "   E l e m e n t I d = " 1 8 9 1 8 2 0 6 2 0 " > - 
-             < T o o l t i p T e x t   l a n g = " e n - U S " > S p e c i f i e s   t h e   a m o u n t   o f   V A T   t h a t   i s   i n c l u d e d   i n   t h e   t o t a l   a m o u n t . < / T o o l t i p T e x t > - 
-         < / T o o l t i p > - 
-         < T o o l t i p   c o l u m n = " V A T B a s e _ V a t A m o u n t L i n e "   E l e m e n t I d = " 1 4 5 8 9 3 7 8 1 9 " > - 
-             < T o o l t i p T e x t   l a n g = " e n - U S " > S p e c i f i e s   t h e   t o t a l   n e t   a m o u n t   ( a m o u n t   e x c l u d i n g   V A T )   f o r   s a l e s   o r   p u r c h a s e   l i n e s   w i t h   a   s p e c i f i c   V A T   I d e n t i f i e r . < / T o o l t i p T e x t > - 
-         < / T o o l t i p > - 
-         < T o o l t i p   c o l u m n = " V A T I d e n t i f i e r _ V a t A m o u n t L i n e "   E l e m e n t I d = " 1 1 4 2 0 7 0 0 3 5 " > - 
-             < T o o l t i p T e x t   l a n g = " e n - U S " > S p e c i f i e s   t h e   V A T   I d e n t i f i e r   v a l u e . < / T o o l t i p T e x t > - 
-         < / T o o l t i p > - 
-         < T o o l t i p   c o l u m n = " V A T P c t _ V a t A m o u n t L i n e "   E l e m e n t I d = " 1 4 5 3 5 4 2 7 7 7 " > - 
-             < T o o l t i p T e x t   l a n g = " e n - U S " > S p e c i f i e s   t h e   V A T   %   t h a t   w a s   u s e d   o n   t h e   s a l e s   o r   p u r c h a s e   l i n e s   w i t h   t h i s   V A T   I d e n t i f i e r . < / T o o l t i p T e x t > - 
-         < / T o o l t i p > - 
-         < T o o l t i p   c o l u m n = " V A T I d e n t i f i e r _ V A T C l a u s e L i n e "   E l e m e n t I d = " 1 4 6 4 4 7 2 4 7 8 " > - 
-             < T o o l t i p T e x t   l a n g = " e n - U S " > S p e c i f i e s   t h e   V A T   I d e n t i f i e r   v a l u e . < / T o o l t i p T e x t > - 
-         < / T o o l t i p > - 
-         < T o o l t i p   c o l u m n = " C o d e _ V A T C l a u s e L i n e "   E l e m e n t I d = " 1 8 2 4 5 8 9 8 4 7 " > - 
-             < T o o l t i p T e x t   l a n g = " e n - U S " > S p e c i f i e s   t h e   c o d e   f o r   a   V A T   c l a u s e ,   w h i c h   i s   u s e d   t o   p r o v i d e   a   V A T   d e s c r i p t i o n   a s s o c i a t e d   w i t h   a   s a l e s   l i n e   o n   a   s a l e s   i n v o i c e ,   c r e d i t   m e m o ,   o r   o t h e r   s a l e s   d o c u m e n t . < / T o o l t i p T e x t > - 
-         < / T o o l t i p > - 
-         < T o o l t i p   c o l u m n = " D e s c r i p t i o n 2 _ V A T C l a u s e L i n e "   E l e m e n t I d = " 1 3 7 9 6 6 7 4 7 0 " > - 
-             < T o o l t i p T e x t   l a n g = " e n - U S " > S p e c i f i e s   a n   a d d i t i o n a l   d e s c r i p t i o n   o f   a   V A T   c l a u s e . < / T o o l t i p T e x t > - 
-         < / T o o l t i p > - 
-         < T o o l t i p   c o l u m n = " V A T A m o u n t _ V A T C l a u s e L i n e "   E l e m e n t I d = " 2 2 2 4 6 9 0 5 9 " > - 
-             < T o o l t i p T e x t   l a n g = " e n - U S " > S p e c i f i e s   t h e   a m o u n t   o f   V A T   t h a t   i s   i n c l u d e d   i n   t h e   t o t a l   a m o u n t . < / T o o l t i p T e x t > - 
-         < / T o o l t i p > - 
-     < / T o o l t i p s > - 
-     < H e a d e r   E l e m e n t T y p e = " D a t a I t e m "   E l e m e n t I d = " 1 2 4 0 3 7 3 8 8 6 " > - 
-         < A p p l i e s T o D o c u m e n t   E l e m e n t T y p e = " C o l u m n "   E l e m e n t I d = " 7 8 4 1 8 3 9 6 5 "   D a t a T y p e = " T e x t " > A p p l i e s T o D o c u m e n t < / A p p l i e s T o D o c u m e n t > - 
-         < A p p l i e s T o D o c u m e n t _ L b l   E l e m e n t T y p e = " C o l u m n "   E l e m e n t I d = " 1 9 9 2 0 4 2 5 9 4 "   D a t a T y p e = " L a b e l " > A p p l i e s T o D o c u m e n t _ L b l < / A p p l i e s T o D o c u m e n t _ L b l > - 
-         < B i l l T o C o n t a c t E m a i l   E l e m e n t T y p e = " C o l u m n "   E l e m e n t I d = " 3 3 5 8 2 7 8 9 5 "   D a t a T y p e = " T e x t " > B i l l T o C o n t a c t E m a i l < / B i l l T o C o n t a c t E m a i l > - 
-         < B i l l T o C o n t a c t E m a i l L b l   E l e m e n t T y p e = " C o l u m n "   E l e m e n t I d = " 2 9 6 4 7 8 3 6 5 "   D a t a T y p e = " L a b e l " > B i l l T o C o n t a c t E m a i l L b l < / B i l l T o C o n t a c t E m a i l L b l > - 
-         < B i l l T o C o n t a c t M o b i l e P h o n e N o   E l e m e n t T y p e = " C o l u m n "   E l e m e n t I d = " 2 4 8 4 8 8 6 9 6 "   D a t a T y p e = " T e x t " > B i l l T o C o n t a c t M o b i l e P h o n e N o < / B i l l T o C o n t a c t M o b i l e P h o n e N o > - 
-         < B i l l T o C o n t a c t M o b i l e P h o n e N o L b l   E l e m e n t T y p e = " C o l u m n "   E l e m e n t I d = " 2 7 6 3 1 1 3 3 8 "   D a t a T y p e = " L a b e l " > B i l l T o C o n t a c t M o b i l e P h o n e N o L b l < / B i l l T o C o n t a c t M o b i l e P h o n e N o L b l > - 
-         < B i l l T o C o n t a c t P h o n e N o   E l e m e n t T y p e = " C o l u m n "   E l e m e n t I d = " 3 6 2 4 7 7 4 8 8 "   D a t a T y p e = " T e x t " > B i l l T o C o n t a c t P h o n e N o < / B i l l T o C o n t a c t P h o n e N o > - 
-         < B i l l T o C o n t a c t P h o n e N o L b l   E l e m e n t T y p e = " C o l u m n "   E l e m e n t I d = " 2 1 2 3 3 4 5 9 6 6 "   D a t a T y p e = " L a b e l " > B i l l T o C o n t a c t P h o n e N o L b l < / B i l l T o C o n t a c t P h o n e N o L b l > - 
-         < B i l l t o C u s t u m e r N o   E l e m e n t T y p e = " C o l u m n "   E l e m e n t I d = " 2 8 0 4 7 3 0 5 8 "   D a t a T y p e = " C o d e " > B i l l t o C u s t u m e r N o < / B i l l t o C u s t u m e r N o > - 
-         < B i l l t o C u s t u m e r N o _ L b l   E l e m e n t T y p e = " C o l u m n "   E l e m e n t I d = " 2 1 8 1 7 1 2 6 3 "   D a t a T y p e = " S t r i n g " > B i l l t o C u s t u m e r N o _ L b l < / B i l l t o C u s t u m e r N o _ L b l > - 
-         < C o m p a n y A d d r e s s 1   E l e m e n t T y p e = " C o l u m n "   E l e m e n t I d = " 1 8 8 4 1 6 4 3 2 3 "   D a t a T y p e = " T e x t " > C o m p a n y A d d r e s s 1 < / C o m p a n y A d d r e s s 1 > - 
-         < C o m p a n y A d d r e s s 2   E l e m e n t T y p e = " C o l u m n "   E l e m e n t I d = " 1 2 4 6 4 6 7 7 0 6 "   D a t a T y p e = " T e x t " > C o m p a n y A d d r e s s 2 < / C o m p a n y A d d r e s s 2 > - 
-         < C o m p a n y A d d r e s s 3   E l e m e n t T y p e = " C o l u m n "   E l e m e n t I d = " 6 0 8 7 7 1 0 8 9 "   D a t a T y p e = " T e x t " > C o m p a n y A d d r e s s 3 < / C o m p a n y A d d r e s s 3 > - 
-         < C o m p a n y A d d r e s s 4   E l e m e n t T y p e = " C o l u m n "   E l e m e n t I d = " 7 7 7 6 8 0 1 1 2 "   D a t a T y p e = " T e x t " > C o m p a n y A d d r e s s 4 < / C o m p a n y A d d r e s s 4 > - 
-         < C o m p a n y A d d r e s s 5   E l e m e n t T y p e = " C o l u m n "   E l e m e n t I d = " 1 3 9 9 8 3 4 9 5 "   D a t a T y p e = " T e x t " > C o m p a n y A d d r e s s 5 < / C o m p a n y A d d r e s s 5 > - 
-         < C o m p a n y A d d r e s s 6   E l e m e n t T y p e = " C o l u m n "   E l e m e n t I d = " 4 9 7 7 1 3 1 2 2 "   D a t a T y p e = " T e x t " > C o m p a n y A d d r e s s 6 < / C o m p a n y A d d r e s s 6 > - 
-         < C o m p a n y A d d r e s s 7   E l e m e n t T y p e = " C o l u m n "   E l e m e n t I d = " 1 1 3 5 4 0 9 7 3 9 "   D a t a T y p e = " T e x t " > C o m p a n y A d d r e s s 7 < / C o m p a n y A d d r e s s 7 > - 
-         < C o m p a n y A d d r e s s 8   E l e m e n t T y p e = " C o l u m n "   E l e m e n t I d = " 1 7 1 5 2 5 5 3 0 0 "   D a t a T y p e = " T e x t " > C o m p a n y A d d r e s s 8 < / C o m p a n y A d d r e s s 8 > - 
-         < C o m p a n y B a n k A c c o u n t N o   E l e m e n t T y p e = " C o l u m n "   E l e m e n t I d = " 3 0 1 4 0 2 0 4 "   D a t a T y p e = " T e x t " > C o m p a n y B a n k A c c o u n t N o < / C o m p a n y B a n k A c c o u n t N o > - 
-         < C o m p a n y B a n k A c c o u n t N o _ L b l   E l e m e n t T y p e = " C o l u m n "   E l e m e n t I d = " 1 0 9 7 7 4 3 3 4 5 "   D a t a T y p e = " L a b e l " > C o m p a n y B a n k A c c o u n t N o _ L b l < / C o m p a n y B a n k A c c o u n t N o _ L b l > - 
-         < C o m p a n y B a n k B r a n c h N o   E l e m e n t T y p e = " C o l u m n "   E l e m e n t I d = " 7 9 3 1 3 3 0 5 7 "   D a t a T y p e = " T e x t " > C o m p a n y B a n k B r a n c h N o < / C o m p a n y B a n k B r a n c h N o > - 
-         < C o m p a n y B a n k B r a n c h N o _ L b l   E l e m e n t T y p e = " C o l u m n "   E l e m e n t I d = " 3 2 7 9 0 6 6 9 2 "   D a t a T y p e = " S t r i n g " > C o m p a n y B a n k B r a n c h N o _ L b l < / C o m p a n y B a n k B r a n c h N o _ L b l > - 
-         < C o m p a n y B a n k N a m e   E l e m e n t T y p e = " C o l u m n "   E l e m e n t I d = " 1 5 3 4 9 0 5 6 0 5 "   D a t a T y p e = " T e x t " > C o m p a n y B a n k N a m e < / C o m p a n y B a n k N a m e > - 
-         < C o m p a n y B a n k N a m e _ L b l   E l e m e n t T y p e = " C o l u m n "   E l e m e n t I d = " 1 2 0 4 3 0 7 0 1 4 "   D a t a T y p e = " L a b e l " > C o m p a n y B a n k N a m e _ L b l < / C o m p a n y B a n k N a m e _ L b l > - 
-         < C o m p a n y C u s t o m G i r o   E l e m e n t T y p e = " C o l u m n "   E l e m e n t I d = " 1 6 7 0 4 7 5 7 9 8 "   D a t a T y p e = " T e x t " > C o m p a n y C u s t o m G i r o < / C o m p a n y C u s t o m G i r o > - 
-         < C o m p a n y C u s t o m G i r o _ L b l   E l e m e n t T y p e = " C o l u m n "   E l e m e n t I d = " 8 9 1 4 3 9 6 2 5 "   D a t a T y p e = " T e x t " > C o m p a n y C u s t o m G i r o _ L b l < / C o m p a n y C u s t o m G i r o _ L b l > - 
-         < C o m p a n y E M a i l   E l e m e n t T y p e = " C o l u m n "   E l e m e n t I d = " 1 6 7 7 0 7 4 0 5 8 "   D a t a T y p e = " T e x t " > C o m p a n y E M a i l < / C o m p a n y E M a i l > - 
-         < C o m p a n y G i r o N o   E l e m e n t T y p e = " C o l u m n "   E l e m e n t I d = " 1 3 6 0 1 9 6 3 2 0 "   D a t a T y p e = " T e x t " > C o m p a n y G i r o N o < / C o m p a n y G i r o N o > - 
-         < C o m p a n y G i r o N o _ L b l   E l e m e n t T y p e = " C o l u m n "   E l e m e n t I d = " 8 6 1 6 0 2 1 1 5 "   D a t a T y p e = " L a b e l " > C o m p a n y G i r o N o _ L b l < / C o m p a n y G i r o N o _ L b l > - 
-         < C o m p a n y H o m e P a g e   E l e m e n t T y p e = " C o l u m n "   E l e m e n t I d = " 1 9 8 9 1 8 8 7 0 "   D a t a T y p e = " T e x t " > C o m p a n y H o m e P a g e < / C o m p a n y H o m e P a g e > - 
-         < C o m p a n y I B A N   E l e m e n t T y p e = " C o l u m n "   E l e m e n t I d = " 9 0 6 5 4 9 1 8 2 "   D a t a T y p e = " C o d e " > C o m p a n y I B A N < / C o m p a n y I B A N > - 
-         < C o m p a n y I B A N _ L b l   E l e m e n t T y p e = " C o l u m n "   E l e m e n t I d = " 1 2 6 7 9 5 2 2 2 7 "   D a t a T y p e = " S t r i n g " > C o m p a n y I B A N _ L b l < / C o m p a n y I B A N _ L b l > - 
-         < C o m p a n y L e g a l O f f i c e   E l e m e n t T y p e = " C o l u m n "   E l e m e n t I d = " 7 1 4 2 5 8 1 1 1 "   D a t a T y p e = " T e x t " > C o m p a n y L e g a l O f f i c e < / C o m p a n y L e g a l O f f i c e > - 
-         < C o m p a n y L e g a l O f f i c e _ L b l   E l e m e n t T y p e = " C o l u m n "   E l e m e n t I d = " 1 5 3 3 1 7 5 1 0 8 "   D a t a T y p e = " T e x t " > C o m p a n y L e g a l O f f i c e _ L b l < / C o m p a n y L e g a l O f f i c e _ L b l > - 
-         < C o m p a n y L e g a l S t a t e m e n t   E l e m e n t T y p e = " C o l u m n "   E l e m e n t I d = " 4 4 8 3 5 8 8 7 6 "   D a t a T y p e = " T e x t " > C o m p a n y L e g a l S t a t e m e n t < / C o m p a n y L e g a l S t a t e m e n t > - 
-         < C o m p a n y L o g o P o s i t i o n   E l e m e n t T y p e = " C o l u m n "   E l e m e n t I d = " 1 4 2 5 2 6 6 6 8 8 "   D a t a T y p e = " I n t e g e r " > C o m p a n y L o g o P o s i t i o n < / C o m p a n y L o g o P o s i t i o n > - 
-         < C o m p a n y P h o n e N o   E l e m e n t T y p e = " C o l u m n "   E l e m e n t I d = " 2 5 0 4 4 0 6 5 5 "   D a t a T y p e = " T e x t " > C o m p a n y P h o n e N o < / C o m p a n y P h o n e N o > - 
-         < C o m p a n y P h o n e N o _ L b l   E l e m e n t T y p e = " C o l u m n "   E l e m e n t I d = " 5 5 8 5 9 3 5 8 6 "   D a t a T y p e = " L a b e l " > C o m p a n y P h o n e N o _ L b l < / C o m p a n y P h o n e N o _ L b l > - 
-         < C o m p a n y P i c t u r e   E l e m e n t T y p e = " C o l u m n "   E l e m e n t I d = " 1 3 9 7 4 1 1 0 7 4 "   D a t a T y p e = " B l o b "   / > - 
-         < C o m p a n y R e g i s t r a t i o n N u m b e r   E l e m e n t T y p e = " C o l u m n "   E l e m e n t I d = " 2 0 2 3 6 3 9 4 2 4 "   D a t a T y p e = " T e x t " > C o m p a n y R e g i s t r a t i o n N u m b e r < / C o m p a n y R e g i s t r a t i o n N u m b e r > - 
-         < C o m p a n y R e g i s t r a t i o n N u m b e r _ L b l   E l e m e n t T y p e = " C o l u m n "   E l e m e n t I d = " 1 8 3 3 1 0 6 6 5 3 "   D a t a T y p e = " T e x t " > C o m p a n y R e g i s t r a t i o n N u m b e r _ L b l < / C o m p a n y R e g i s t r a t i o n N u m b e r _ L b l > - 
-         < C o m p a n y S W I F T   E l e m e n t T y p e = " C o l u m n "   E l e m e n t I d = " 6 6 8 2 5 0 2 4 5 "   D a t a T y p e = " C o d e " > C o m p a n y S W I F T < / C o m p a n y S W I F T > - 
-         < C o m p a n y S W I F T _ L b l   E l e m e n t T y p e = " C o l u m n "   E l e m e n t I d = " 2 0 2 9 5 9 7 3 8 4 "   D a t a T y p e = " S t r i n g " > C o m p a n y S W I F T _ L b l < / C o m p a n y S W I F T _ L b l > - 
-         < C o m p a n y V A T R e g i s t r a t i o n N o   E l e m e n t T y p e = " C o l u m n "   E l e m e n t I d = " 1 9 1 4 0 1 3 6 4 9 "   D a t a T y p e = " T e x t " > C o m p a n y V A T R e g i s t r a t i o n N o < / C o m p a n y V A T R e g i s t r a t i o n N o > - 
-         < C o m p a n y V A T R e g i s t r a t i o n N o _ L b l   E l e m e n t T y p e = " C o l u m n "   E l e m e n t I d = " 9 2 4 5 0 3 1 2 4 "   D a t a T y p e = " T e x t " > C o m p a n y V A T R e g i s t r a t i o n N o _ L b l < / C o m p a n y V A T R e g i s t r a t i o n N o _ L b l > - 
-         < C o m p a n y V A T R e g N o   E l e m e n t T y p e = " C o l u m n "   E l e m e n t I d = " 1 7 1 4 3 1 9 3 6 "   D a t a T y p e = " T e x t " > C o m p a n y V A T R e g N o < / C o m p a n y V A T R e g N o > - 
-         < C o m p a n y V A T R e g N o _ L b l   E l e m e n t T y p e = " C o l u m n "   E l e m e n t I d = " 7 7 3 2 0 1 5 0 1 "   D a t a T y p e = " T e x t " > C o m p a n y V A T R e g N o _ L b l < / C o m p a n y V A T R e g N o _ L b l > - 
-         < C o p y _ L b l   E l e m e n t T y p e = " C o l u m n "   E l e m e n t I d = " 6 0 4 7 8 2 7 8 1 "   D a t a T y p e = " L a b e l " > C o p y _ L b l < / C o p y _ L b l > - 
-         < C u s t o m e r A d d r e s s 1   E l e m e n t T y p e = " C o l u m n "   E l e m e n t I d = " 1 8 0 1 9 6 6 4 5 4 "   D a t a T y p e = " T e x t " > C u s t o m e r A d d r e s s 1 < / C u s t o m e r A d d r e s s 1 > - 
-         < C u s t o m e r A d d r e s s 2   E l e m e n t T y p e = " C o l u m n "   E l e m e n t I d = " 1 1 6 4 2 6 9 8 3 7 "   D a t a T y p e = " T e x t " > C u s t o m e r A d d r e s s 2 < / C u s t o m e r A d d r e s s 2 > - 
-         < C u s t o m e r A d d r e s s 3   E l e m e n t T y p e = " C o l u m n "   E l e m e n t I d = " 5 2 6 5 7 3 2 2 0 "   D a t a T y p e = " T e x t " > C u s t o m e r A d d r e s s 3 < / C u s t o m e r A d d r e s s 3 > - 
-         < C u s t o m e r A d d r e s s 4   E l e m e n t T y p e = " C o l u m n "   E l e m e n t I d = " 1 1 1 1 2 3 3 9 7 "   D a t a T y p e = " T e x t " > C u s t o m e r A d d r e s s 4 < / C u s t o m e r A d d r e s s 4 > - 
-         < C u s t o m e r A d d r e s s 5   E l e m e n t T y p e = " C o l u m n "   E l e m e n t I d = " 7 4 8 8 2 0 0 1 4 "   D a t a T y p e = " T e x t " > C u s t o m e r A d d r e s s 5 < / C u s t o m e r A d d r e s s 5 > - 
-         < C u s t o m e r A d d r e s s 6   E l e m e n t T y p e = " C o l u m n "   E l e m e n t I d = " 1 3 8 6 5 1 6 6 3 1 "   D a t a T y p e = " T e x t " > C u s t o m e r A d d r e s s 6 < / C u s t o m e r A d d r e s s 6 > - 
-         < C u s t o m e r A d d r e s s 7   E l e m e n t T y p e = " C o l u m n "   E l e m e n t I d = " 2 0 2 4 2 1 3 2 4 8 "   D a t a T y p e = " T e x t " > C u s t o m e r A d d r e s s 7 < / C u s t o m e r A d d r e s s 7 > - 
-         < C u s t o m e r A d d r e s s 8   E l e m e n t T y p e = " C o l u m n "   E l e m e n t I d = " 1 0 4 8 6 9 8 5 8 5 "   D a t a T y p e = " T e x t " > C u s t o m e r A d d r e s s 8 < / C u s t o m e r A d d r e s s 8 > - 
-         < C u s t o m e r P o s t a l B a r C o d e   E l e m e n t T y p e = " C o l u m n "   E l e m e n t I d = " 3 9 8 5 8 0 6 8 8 "   D a t a T y p e = " T e x t " > C u s t o m e r P o s t a l B a r C o d e < / C u s t o m e r P o s t a l B a r C o d e > - 
-         < D o c u m e n t C o p y T e x t   E l e m e n t T y p e = " C o l u m n "   E l e m e n t I d = " 1 8 2 4 9 4 6 0 4 6 "   D a t a T y p e = " S t r i n g " > D o c u m e n t C o p y T e x t < / D o c u m e n t C o p y T e x t > - 
-         < D o c u m e n t D a t e   E l e m e n t T y p e = " C o l u m n "   E l e m e n t I d = " 5 5 2 8 7 1 9 1 4 "   D a t a T y p e = " S t r i n g " > D o c u m e n t D a t e < / D o c u m e n t D a t e > - 
-         < D o c u m e n t D a t e _ L b l   E l e m e n t T y p e = " C o l u m n "   E l e m e n t I d = " 1 0 2 6 4 9 4 8 3 "   D a t a T y p e = " S t r i n g " > D o c u m e n t D a t e _ L b l < / D o c u m e n t D a t e _ L b l > - 
-         < D o c u m e n t N o   E l e m e n t T y p e = " C o l u m n "   E l e m e n t I d = " 9 7 0 3 5 0 5 3 9 "   D a t a T y p e = " C o d e " > D o c u m e n t N o < / D o c u m e n t N o > - 
-         < D o c u m e n t N o _ L b l   E l e m e n t T y p e = " C o l u m n "   E l e m e n t I d = " 7 8 9 7 9 5 9 7 8 "   D a t a T y p e = " L a b e l " > D o c u m e n t N o _ L b l < / D o c u m e n t N o _ L b l > - 
-         < D o c u m e n t T i t l e _ L b l   E l e m e n t T y p e = " C o l u m n "   E l e m e n t I d = " 8 5 8 4 2 3 9 2 9 "   D a t a T y p e = " L a b e l " > D o c u m e n t T i t l e _ L b l < / D o c u m e n t T i t l e _ L b l > - 
-         < D u e D a t e   E l e m e n t T y p e = " C o l u m n "   E l e m e n t I d = " 7 4 5 1 7 0 2 0 3 "   D a t a T y p e = " S t r i n g " > D u e D a t e < / D u e D a t e > - 
-         < D u e D a t e _ L b l   E l e m e n t T y p e = " C o l u m n "   E l e m e n t I d = " 1 6 4 8 2 8 4 6 4 8 "   D a t a T y p e = " S t r i n g " > D u e D a t e _ L b l < / D u e D a t e _ L b l > - 
-         < E M a i l _ H e a d e r _ L b l   E l e m e n t T y p e = " C o l u m n "   E l e m e n t I d = " 5 1 3 1 7 0 8 0 4 "   D a t a T y p e = " L a b e l " > E M a i l _ H e a d e r _ L b l < / E M a i l _ H e a d e r _ L b l > - 
-         < E x c h a n g e R a t e A S T e x t   E l e m e n t T y p e = " C o l u m n "   E l e m e n t I d = " 1 1 5 7 2 6 2 0 5 3 "   D a t a T y p e = " T e x t " > E x c h a n g e R a t e A S T e x t < / E x c h a n g e R a t e A S T e x t > - 
-         < E x t e r n a l D o c u m e n t N o   E l e m e n t T y p e = " C o l u m n "   E l e m e n t I d = " 7 3 3 9 5 3 9 6 6 "   D a t a T y p e = " C o d e " > E x t e r n a l D o c u m e n t N o < / E x t e r n a l D o c u m e n t N o > - 
-         < E x t e r n a l D o c u m e n t N o L b l   E l e m e n t T y p e = " C o l u m n "   E l e m e n t I d = " 7 8 3 2 8 7 4 5 2 "   D a t a T y p e = " S t r i n g " > E x t e r n a l D o c u m e n t N o L b l < / E x t e r n a l D o c u m e n t N o L b l > - 
-         < H o m e P a g e _ H e a d e r _ L b l   E l e m e n t T y p e = " C o l u m n "   E l e m e n t I d = " 1 8 7 9 7 2 5 0 8 4 "   D a t a T y p e = " L a b e l " > H o m e P a g e _ H e a d e r _ L b l < / H o m e P a g e _ H e a d e r _ L b l > - 
-         < I n v o i c e D i s c o u n t A m o u n t _ L b l   E l e m e n t T y p e = " C o l u m n "   E l e m e n t I d = " 1 5 9 3 0 1 2 7 3 6 "   D a t a T y p e = " L a b e l " > I n v o i c e D i s c o u n t A m o u n t _ L b l < / I n v o i c e D i s c o u n t A m o u n t _ L b l > - 
-         < I n v o i c e D i s c o u n t B a s e A m o u n t _ L b l   E l e m e n t T y p e = " C o l u m n "   E l e m e n t I d = " 2 0 2 9 2 6 6 8 7 5 "   D a t a T y p e = " L a b e l " > I n v o i c e D i s c o u n t B a s e A m o u n t _ L b l < / I n v o i c e D i s c o u n t B a s e A m o u n t _ L b l > - 
-         < L e g a l E n t i t y T y p e   E l e m e n t T y p e = " C o l u m n "   E l e m e n t I d = " 2 0 5 1 8 7 3 5 6 3 "   D a t a T y p e = " T e x t " > L e g a l E n t i t y T y p e < / L e g a l E n t i t y T y p e > - 
-         < L e g a l E n t i t y T y p e _ L b l   E l e m e n t T y p e = " C o l u m n "   E l e m e n t I d = " 2 0 8 0 2 2 4 7 9 2 "   D a t a T y p e = " T e x t " > L e g a l E n t i t y T y p e _ L b l < / L e g a l E n t i t y T y p e _ L b l > - 
-         < L i n e A m o u n t A f t e r I n v o i c e D i s c o u n t _ L b l   E l e m e n t T y p e = " C o l u m n "   E l e m e n t I d = " 6 7 3 7 2 1 0 9 4 "   D a t a T y p e = " L a b e l " > L i n e A m o u n t A f t e r I n v o i c e D i s c o u n t _ L b l < / L i n e A m o u n t A f t e r I n v o i c e D i s c o u n t _ L b l > - 
-         < L o c a l C u r r e n c y _ L b l   E l e m e n t T y p e = " C o l u m n "   E l e m e n t I d = " 1 5 5 9 6 9 3 4 2 2 "   D a t a T y p e = " L a b e l " > L o c a l C u r r e n c y _ L b l < / L o c a l C u r r e n c y _ L b l > - 
-         < P a g e _ L b l   E l e m e n t T y p e = " C o l u m n "   E l e m e n t I d = " 6 8 0 6 4 8 0 9 1 "   D a t a T y p e = " L a b e l " > P a g e _ L b l < / P a g e _ L b l > - 
-         < P a y m e n t M e t h o d D e s c r i p t i o n   E l e m e n t T y p e = " C o l u m n "   E l e m e n t I d = " 5 8 5 7 5 7 9 7 4 "   D a t a T y p e = " T e x t " > P a y m e n t M e t h o d D e s c r i p t i o n < / P a y m e n t M e t h o d D e s c r i p t i o n > - 
-         < P a y m e n t M e t h o d D e s c r i p t i o n _ L b l   E l e m e n t T y p e = " C o l u m n "   E l e m e n t I d = " 7 9 7 1 1 7 3 2 3 "   D a t a T y p e = " L a b e l " > P a y m e n t M e t h o d D e s c r i p t i o n _ L b l < / P a y m e n t M e t h o d D e s c r i p t i o n _ L b l > - 
-         < P a y m e n t T e r m s D e s c r i p t i o n   E l e m e n t T y p e = " C o l u m n "   E l e m e n t I d = " 2 0 3 8 7 4 2 7 0 0 "   D a t a T y p e = " T e x t " > P a y m e n t T e r m s D e s c r i p t i o n < / P a y m e n t T e r m s D e s c r i p t i o n > - 
-         < P a y m e n t T e r m s D e s c r i p t i o n _ L b l   E l e m e n t T y p e = " C o l u m n "   E l e m e n t I d = " 1 8 7 4 4 9 4 3 2 1 "   D a t a T y p e = " L a b e l " > P a y m e n t T e r m s D e s c r i p t i o n _ L b l < / P a y m e n t T e r m s D e s c r i p t i o n _ L b l > - 
-         < P r i c e s I n c l u d i n g V A T   E l e m e n t T y p e = " C o l u m n "   E l e m e n t I d = " 5 1 8 8 1 7 1 6 7 "   D a t a T y p e = " B o o l e a n " > P r i c e s I n c l u d i n g V A T < / P r i c e s I n c l u d i n g V A T > - 
-         < P r i c e s I n c l u d i n g V A T Y e s N o   E l e m e n t T y p e = " C o l u m n "   E l e m e n t I d = " 1 4 1 1 1 4 7 5 9 9 "   D a t a T y p e = " S t r i n g " > P r i c e s I n c l u d i n g V A T Y e s N o < / P r i c e s I n c l u d i n g V A T Y e s N o > - 
-         < P r i c e s I n c l u d i n g V A T _ L b l   E l e m e n t T y p e = " C o l u m n "   E l e m e n t I d = " 1 3 7 7 9 7 9 4 4 4 "   D a t a T y p e = " S t r i n g " > P r i c e s I n c l u d i n g V A T _ L b l < / P r i c e s I n c l u d i n g V A T _ L b l > - 
-         < S a l e s I n v o i c e L i n e D i s c o u n t _ L b l   E l e m e n t T y p e = " C o l u m n "   E l e m e n t I d = " 6 6 4 6 0 1 5 8 2 "   D a t a T y p e = " L a b e l " > S a l e s I n v o i c e L i n e D i s c o u n t _ L b l < / S a l e s I n v o i c e L i n e D i s c o u n t _ L b l > - 
-         < S a l e s P e r s o n B l a n k _ L b l   E l e m e n t T y p e = " C o l u m n "   E l e m e n t I d = " 6 5 4 6 2 4 6 0 1 "   D a t a T y p e = " T e x t " > S a l e s P e r s o n B l a n k _ L b l < / S a l e s P e r s o n B l a n k _ L b l > - 
-         < S a l e s P e r s o n N a m e   E l e m e n t T y p e = " C o l u m n "   E l e m e n t I d = " 8 7 1 4 9 2 9 8 3 "   D a t a T y p e = " T e x t " > S a l e s P e r s o n N a m e < / S a l e s P e r s o n N a m e > - 
-         < S a l e s P e r s o n _ L b l   E l e m e n t T y p e = " C o l u m n "   E l e m e n t I d = " 1 5 6 4 1 9 6 3 6 5 "   D a t a T y p e = " L a b e l " > S a l e s P e r s o n _ L b l < / S a l e s P e r s o n _ L b l > - 
-         < S e l l T o C o n t a c t E m a i l   E l e m e n t T y p e = " C o l u m n "   E l e m e n t I d = " 2 6 2 8 2 4 5 6 4 "   D a t a T y p e = " T e x t " > S e l l T o C o n t a c t E m a i l < / S e l l T o C o n t a c t E m a i l > - 
-         < S e l l T o C o n t a c t E m a i l L b l   E l e m e n t T y p e = " C o l u m n "   E l e m e n t I d = " 3 7 0 9 2 0 3 7 4 "   D a t a T y p e = " L a b e l " > S e l l T o C o n t a c t E m a i l L b l < / S e l l T o C o n t a c t E m a i l L b l > - 
-         < S e l l T o C o n t a c t M o b i l e P h o n e N o   E l e m e n t T y p e = " C o l u m n "   E l e m e n t I d = " 1 8 4 3 5 8 7 4 7 "   D a t a T y p e = " T e x t " > S e l l T o C o n t a c t M o b i l e P h o n e N o < / S e l l T o C o n t a c t M o b i l e P h o n e N o > - 
-         < S e l l T o C o n t a c t M o b i l e P h o n e N o L b l   E l e m e n t T y p e = " C o l u m n "   E l e m e n t I d = " 1 4 5 7 5 2 8 4 1 7 "   D a t a T y p e = " L a b e l " > S e l l T o C o n t a c t M o b i l e P h o n e N o L b l < / S e l l T o C o n t a c t M o b i l e P h o n e N o L b l > - 
-         < S e l l T o C o n t a c t P h o n e N o   E l e m e n t T y p e = " C o l u m n "   E l e m e n t I d = " 1 6 1 3 8 2 2 4 8 3 "   D a t a T y p e = " T e x t " > S e l l T o C o n t a c t P h o n e N o < / S e l l T o C o n t a c t P h o n e N o > - 
-         < S e l l T o C o n t a c t P h o n e N o L b l   E l e m e n t T y p e = " C o l u m n "   E l e m e n t I d = " 1 0 5 0 6 8 6 8 0 9 "   D a t a T y p e = " L a b e l " > S e l l T o C o n t a c t P h o n e N o L b l < / S e l l T o C o n t a c t P h o n e N o L b l > - 
-         < S e l l t o C u s t o m e r N o   E l e m e n t T y p e = " C o l u m n "   E l e m e n t I d = " 2 0 5 0 6 4 7 3 4 9 "   D a t a T y p e = " C o d e " > S e l l t o C u s t o m e r N o < / S e l l t o C u s t o m e r N o > - 
-         < S e l l t o C u s t o m e r N o _ L b l   E l e m e n t T y p e = " C o l u m n "   E l e m e n t I d = " 2 9 8 3 8 1 5 1 2 "   D a t a T y p e = " S t r i n g " > S e l l t o C u s t o m e r N o _ L b l < / S e l l t o C u s t o m e r N o _ L b l > - 
-         < S h i p m e n t D a t e   E l e m e n t T y p e = " C o l u m n "   E l e m e n t I d = " 9 3 1 1 1 1 4 6 5 "   D a t a T y p e = " S t r i n g " > S h i p m e n t D a t e < / S h i p m e n t D a t e > - 
-         < S h i p m e n t D a t e _ L b l   E l e m e n t T y p e = " C o l u m n "   E l e m e n t I d = " 6 1 4 4 0 0 3 6 4 "   D a t a T y p e = " S t r i n g " > S h i p m e n t D a t e _ L b l < / S h i p m e n t D a t e _ L b l > - 
-         < S h i p m e n t M e t h o d D e s c r i p t i o n   E l e m e n t T y p e = " C o l u m n "   E l e m e n t I d = " 2 0 5 9 4 0 3 2 6 0 "   D a t a T y p e = " T e x t " > S h i p m e n t M e t h o d D e s c r i p t i o n < / S h i p m e n t M e t h o d D e s c r i p t i o n > - 
-         < S h i p m e n t M e t h o d D e s c r i p t i o n _ L b l   E l e m e n t T y p e = " C o l u m n "   E l e m e n t I d = " 1 1 7 9 9 7 8 4 6 5 "   D a t a T y p e = " L a b e l " > S h i p m e n t M e t h o d D e s c r i p t i o n _ L b l < / S h i p m e n t M e t h o d D e s c r i p t i o n _ L b l > - 
-         < S h i p m e n t _ L b l   E l e m e n t T y p e = " C o l u m n "   E l e m e n t I d = " 2 0 8 5 7 6 7 1 2 0 "   D a t a T y p e = " L a b e l " > S h i p m e n t _ L b l < / S h i p m e n t _ L b l > - 
-         < S h i p T o A d d r e s s 1   E l e m e n t T y p e = " C o l u m n "   E l e m e n t I d = " 1 3 5 7 6 7 2 8 6 1 "   D a t a T y p e = " T e x t " > S h i p T o A d d r e s s 1 < / S h i p T o A d d r e s s 1 > - 
-         < S h i p T o A d d r e s s 2   E l e m e n t T y p e = " C o l u m n "   E l e m e n t I d = " 1 0 2 4 2 0 4 5 8 4 "   D a t a T y p e = " T e x t " > S h i p T o A d d r e s s 2 < / S h i p T o A d d r e s s 2 > - 
-         < S h i p T o A d d r e s s 3   E l e m e n t T y p e = " C o l u m n "   E l e m e n t I d = " 1 6 6 1 9 0 1 2 0 1 "   D a t a T y p e = " T e x t " > S h i p T o A d d r e s s 3 < / S h i p T o A d d r e s s 3 > - 
-         < S h i p T o A d d r e s s 4   E l e m e n t T y p e = " C o l u m n "   E l e m e n t I d = " 5 5 5 4 1 6 9 9 0 "   D a t a T y p e = " T e x t " > S h i p T o A d d r e s s 4 < / S h i p T o A d d r e s s 4 > - 
-         < S h i p T o A d d r e s s 5   E l e m e n t T y p e = " C o l u m n "   E l e m e n t I d = " 1 1 9 3 1 1 3 6 0 7 "   D a t a T y p e = " T e x t " > S h i p T o A d d r e s s 5 < / S h i p T o A d d r e s s 5 > - 
-         < S h i p T o A d d r e s s 6   E l e m e n t T y p e = " C o l u m n "   E l e m e n t I d = " 7 1 9 9 7 6 2 4 4 "   D a t a T y p e = " T e x t " > S h i p T o A d d r e s s 6 < / S h i p T o A d d r e s s 6 > - 
-         < S h i p T o A d d r e s s 7   E l e m e n t T y p e = " C o l u m n "   E l e m e n t I d = " 8 2 2 7 9 6 2 7 "   D a t a T y p e = " T e x t " > S h i p T o A d d r e s s 7 < / S h i p T o A d d r e s s 7 > - 
-         < S h i p T o A d d r e s s 8   E l e m e n t T y p e = " C o l u m n "   E l e m e n t I d = " 1 4 9 2 9 9 2 1 7 8 "   D a t a T y p e = " T e x t " > S h i p T o A d d r e s s 8 < / S h i p T o A d d r e s s 8 > - 
-         < S h i p T o A d d r e s s _ L b l   E l e m e n t T y p e = " C o l u m n "   E l e m e n t I d = " 1 6 5 0 5 0 5 0 1 7 "   D a t a T y p e = " L a b e l " > S h i p T o A d d r e s s _ L b l < / S h i p T o A d d r e s s _ L b l > - 
-         < S h i p T o P h o n e N o   E l e m e n t T y p e = " C o l u m n "   E l e m e n t I d = " 3 6 9 7 0 2 2 5 5 "   D a t a T y p e = " T e x t " > S h i p T o P h o n e N o < / S h i p T o P h o n e N o > - 
-         < S h o w S h i p p i n g A d d r e s s   E l e m e n t T y p e = " C o l u m n "   E l e m e n t I d = " 1 1 2 0 0 7 1 2 6 6 "   D a t a T y p e = " B o o l e a n " > S h o w S h i p p i n g A d d r e s s < / S h o w S h i p p i n g A d d r e s s > - 
-         < S h o w W o r k D e s c r i p t i o n   E l e m e n t T y p e = " C o l u m n "   E l e m e n t I d = " 7 8 5 4 6 8 8 6 5 "   D a t a T y p e = " B o o l e a n " > S h o w W o r k D e s c r i p t i o n < / S h o w W o r k D e s c r i p t i o n > - 
-         < S u b t o t a l _ L b l   E l e m e n t T y p e = " C o l u m n "   E l e m e n t I d = " 1 9 6 7 7 9 5 1 4 2 "   D a t a T y p e = " L a b e l " > S u b t o t a l _ L b l < / S u b t o t a l _ L b l > - 
-         < T o t a l _ L b l   E l e m e n t T y p e = " C o l u m n "   E l e m e n t I d = " 1 2 1 0 1 0 0 8 7 8 "   D a t a T y p e = " L a b e l " > T o t a l _ L b l < / T o t a l _ L b l > - 
-         < V A T A m o u n t S p e c i f i c a t i o n _ L b l   E l e m e n t T y p e = " C o l u m n "   E l e m e n t I d = " 8 7 8 7 0 6 8 4 6 "   D a t a T y p e = " L a b e l " > V A T A m o u n t S p e c i f i c a t i o n _ L b l < / V A T A m o u n t S p e c i f i c a t i o n _ L b l > - 
-         < V A T A m o u n t _ L b l   E l e m e n t T y p e = " C o l u m n "   E l e m e n t I d = " 1 0 9 4 6 5 7 2 9 "   D a t a T y p e = " L a b e l " > V A T A m o u n t _ L b l < / V A T A m o u n t _ L b l > - 
-         < V A T B a s e _ L b l   E l e m e n t T y p e = " C o l u m n "   E l e m e n t I d = " 1 8 6 6 1 5 8 2 7 8 "   D a t a T y p e = " L a b e l " > V A T B a s e _ L b l < / V A T B a s e _ L b l > - 
-         < V A T C l a u s e s _ L b l   E l e m e n t T y p e = " C o l u m n "   E l e m e n t I d = " 1 3 8 3 9 2 0 0 1 9 "   D a t a T y p e = " L a b e l " > V A T C l a u s e s _ L b l < / V A T C l a u s e s _ L b l > - 
-         < V A T C l a u s e _ L b l   E l e m e n t T y p e = " C o l u m n "   E l e m e n t I d = " 1 5 7 0 4 9 5 4 9 0 "   D a t a T y p e = " S t r i n g " > V A T C l a u s e _ L b l < / V A T C l a u s e _ L b l > - 
-         < V A T I d e n t i f i e r _ L b l   E l e m e n t T y p e = " C o l u m n "   E l e m e n t I d = " 1 6 8 6 6 2 3 9 8 4 "   D a t a T y p e = " L a b e l " > V A T I d e n t i f i e r _ L b l < / V A T I d e n t i f i e r _ L b l > - 
-         < V A T P e r c e n t a g e _ L b l   E l e m e n t T y p e = " C o l u m n "   E l e m e n t I d = " 6 7 6 6 5 4 5 6 5 "   D a t a T y p e = " L a b e l " > V A T P e r c e n t a g e _ L b l < / V A T P e r c e n t a g e _ L b l > - 
-         < V A T R e g i s t r a t i o n N o   E l e m e n t T y p e = " C o l u m n "   E l e m e n t I d = " 1 8 8 9 1 9 5 4 0 2 "   D a t a T y p e = " T e x t " > V A T R e g i s t r a t i o n N o < / V A T R e g i s t r a t i o n N o > - 
-         < V A T R e g i s t r a t i o n N o _ L b l   E l e m e n t T y p e = " C o l u m n "   E l e m e n t I d = " 1 4 2 4 6 1 6 0 8 5 "   D a t a T y p e = " T e x t " > V A T R e g i s t r a t i o n N o _ L b l < / V A T R e g i s t r a t i o n N o _ L b l > - 
-         < Y o u r R e f e r e n c e   E l e m e n t T y p e = " C o l u m n "   E l e m e n t I d = " 1 1 0 3 9 9 5 1 "   D a t a T y p e = " T e x t " > Y o u r R e f e r e n c e < / Y o u r R e f e r e n c e > - 
-         < Y o u r R e f e r e n c e _ L b l   E l e m e n t T y p e = " C o l u m n "   E l e m e n t I d = " 4 6 5 4 7 7 4 2 6 "   D a t a T y p e = " S t r i n g " > Y o u r R e f e r e n c e _ L b l < / Y o u r R e f e r e n c e _ L b l > - 
-         < L i n e   E l e m e n t T y p e = " D a t a I t e m "   E l e m e n t I d = " 4 1 1 9 7 6 1 3 3 " > - 
-             < A m o u n t E x c l u d i n g V A T _ L i n e   E l e m e n t T y p e = " C o l u m n "   E l e m e n t I d = " 1 0 6 2 4 6 0 0 4 0 "   D a t a T y p e = " D e c i m a l " > A m o u n t E x c l u d i n g V A T _ L i n e < / A m o u n t E x c l u d i n g V A T _ L i n e > - 
-             < A m o u n t E x c l u d i n g V A T _ L i n e _ L b l   E l e m e n t T y p e = " C o l u m n "   E l e m e n t I d = " 2 0 0 2 8 7 4 4 7 5 "   D a t a T y p e = " S t r i n g " > A m o u n t E x c l u d i n g V A T _ L i n e _ L b l < / A m o u n t E x c l u d i n g V A T _ L i n e _ L b l > - 
-             < A m o u n t I n c l u d i n g V A T _ L i n e   E l e m e n t T y p e = " C o l u m n "   E l e m e n t I d = " 7 7 0 9 2 8 4 0 2 "   D a t a T y p e = " D e c i m a l " > A m o u n t I n c l u d i n g V A T _ L i n e < / A m o u n t I n c l u d i n g V A T _ L i n e > - 
-             < A m o u n t I n c l u d i n g V A T _ L i n e _ L b l   E l e m e n t T y p e = " C o l u m n "   E l e m e n t I d = " 9 3 0 7 4 7 3 1 3 "   D a t a T y p e = " S t r i n g " > A m o u n t I n c l u d i n g V A T _ L i n e _ L b l < / A m o u n t I n c l u d i n g V A T _ L i n e _ L b l > - 
-             < D e s c r i p t i o n _ L i n e   E l e m e n t T y p e = " C o l u m n "   E l e m e n t I d = " 1 4 0 6 8 2 2 3 1 0 "   D a t a T y p e = " T e x t " > D e s c r i p t i o n _ L i n e < / D e s c r i p t i o n _ L i n e > - 
-             < D e s c r i p t i o n _ L i n e _ L b l   E l e m e n t T y p e = " C o l u m n "   E l e m e n t I d = " 2 1 1 8 9 5 1 4 9 5 "   D a t a T y p e = " S t r i n g " > D e s c r i p t i o n _ L i n e _ L b l < / D e s c r i p t i o n _ L i n e _ L b l > - 
-             < I t e m N o _ L i n e   E l e m e n t T y p e = " C o l u m n "   E l e m e n t I d = " 1 9 1 0 2 9 6 2 8 8 "   D a t a T y p e = " C o d e " > I t e m N o _ L i n e < / I t e m N o _ L i n e > - 
-             < I t e m N o _ L i n e _ L b l   E l e m e n t T y p e = " C o l u m n "   E l e m e n t I d = " 1 3 4 0 0 7 9 6 1 3 "   D a t a T y p e = " S t r i n g " > I t e m N o _ L i n e _ L b l < / I t e m N o _ L i n e _ L b l > - 
-             < I t e m R e f e r e n c e N o _ L i n e   E l e m e n t T y p e = " C o l u m n "   E l e m e n t I d = " 9 2 7 2 3 5 7 "   D a t a T y p e = " C o d e " > I t e m R e f e r e n c e N o _ L i n e < / I t e m R e f e r e n c e N o _ L i n e > - 
-             < I t e m R e f e r e n c e N o _ L i n e _ L b l   E l e m e n t T y p e = " C o l u m n "   E l e m e n t I d = " 1 9 8 0 6 3 1 1 3 0 "   D a t a T y p e = " S t r i n g " > I t e m R e f e r e n c e N o _ L i n e _ L b l < / I t e m R e f e r e n c e N o _ L i n e _ L b l > - 
-             < L i n e A m o u n t _ L i n e   E l e m e n t T y p e = " C o l u m n "   E l e m e n t I d = " 2 6 8 9 3 7 1 6 2 "   D a t a T y p e = " T e x t " > L i n e A m o u n t _ L i n e < / L i n e A m o u n t _ L i n e > - 
-             < L i n e A m o u n t _ L i n e _ L b l   E l e m e n t T y p e = " C o l u m n "   E l e m e n t I d = " 9 9 2 9 0 1 8 4 5 "   D a t a T y p e = " S t r i n g " > L i n e A m o u n t _ L i n e _ L b l < / L i n e A m o u n t _ L i n e _ L b l > - 
-             < L i n e D i s c o u n t P e r c e n t T e x t _ L i n e   E l e m e n t T y p e = " C o l u m n "   E l e m e n t I d = " 6 1 3 1 3 5 1 9 "   D a t a T y p e = " T e x t " > L i n e D i s c o u n t P e r c e n t T e x t _ L i n e < / L i n e D i s c o u n t P e r c e n t T e x t _ L i n e > - 
-             < L i n e D i s c o u n t P e r c e n t _ L i n e   E l e m e n t T y p e = " C o l u m n "   E l e m e n t I d = " 9 0 7 8 2 7 4 3 6 "   D a t a T y p e = " D e c i m a l " > L i n e D i s c o u n t P e r c e n t _ L i n e < / L i n e D i s c o u n t P e r c e n t _ L i n e > - 
-             < L i n e N o _ L i n e   E l e m e n t T y p e = " C o l u m n "   E l e m e n t I d = " 6 9 8 9 8 5 9 7 9 "   D a t a T y p e = " I n t e g e r " > L i n e N o _ L i n e < / L i n e N o _ L i n e > - 
-             < Q u a n t i t y _ L i n e   E l e m e n t T y p e = " C o l u m n "   E l e m e n t I d = " 1 0 6 8 5 4 3 5 3 7 "   D a t a T y p e = " T e x t " > Q u a n t i t y _ L i n e < / Q u a n t i t y _ L i n e > - 
-             < Q u a n t i t y _ L i n e _ L b l   E l e m e n t T y p e = " C o l u m n "   E l e m e n t I d = " 2 0 3 4 5 0 6 8 0 2 "   D a t a T y p e = " S t r i n g " > Q u a n t i t y _ L i n e _ L b l < / Q u a n t i t y _ L i n e _ L b l > - 
-             < S h i p m e n t D a t e _ L i n e   E l e m e n t T y p e = " C o l u m n "   E l e m e n t I d = " 1 6 7 3 3 7 5 4 1 6 "   D a t a T y p e = " S t r i n g " > S h i p m e n t D a t e _ L i n e < / S h i p m e n t D a t e _ L i n e > - 
-             < S h i p m e n t D a t e _ L i n e _ L b l   E l e m e n t T y p e = " C o l u m n "   E l e m e n t I d = " 8 5 3 2 2 4 3 6 3 "   D a t a T y p e = " L a b e l " > S h i p m e n t D a t e _ L i n e _ L b l < / S h i p m e n t D a t e _ L i n e _ L b l > - 
-             < T r a n s H e a d e r A m o u n t   E l e m e n t T y p e = " C o l u m n "   E l e m e n t I d = " 2 0 2 8 3 0 6 2 7 6 "   D a t a T y p e = " D e c i m a l " > T r a n s H e a d e r A m o u n t < / T r a n s H e a d e r A m o u n t > - 
-             < T y p e _ L i n e   E l e m e n t T y p e = " C o l u m n "   E l e m e n t I d = " 2 7 2 8 0 4 9 2 4 "   D a t a T y p e = " S t r i n g " > T y p e _ L i n e < / T y p e _ L i n e > - 
-             < U n i t O f M e a s u r e   E l e m e n t T y p e = " C o l u m n "   E l e m e n t I d = " 1 8 0 8 2 2 8 0 1 8 "   D a t a T y p e = " T e x t " > U n i t O f M e a s u r e < / U n i t O f M e a s u r e > - 
-             < U n i t O f M e a s u r e _ L b l   E l e m e n t T y p e = " C o l u m n "   E l e m e n t I d = " 9 8 1 9 5 1 2 4 9 "   D a t a T y p e = " S t r i n g " > U n i t O f M e a s u r e _ L b l < / U n i t O f M e a s u r e _ L b l > - 
-             < U n i t P r i c e   E l e m e n t T y p e = " C o l u m n "   E l e m e n t I d = " 1 4 7 8 2 2 1 5 2 6 "   D a t a T y p e = " T e x t " > U n i t P r i c e < / U n i t P r i c e > - 
-             < U n i t P r i c e _ L b l   E l e m e n t T y p e = " C o l u m n "   E l e m e n t I d = " 1 1 6 3 9 2 6 6 0 3 "   D a t a T y p e = " S t r i n g " > U n i t P r i c e _ L b l < / U n i t P r i c e _ L b l > - 
-             < V A T I d e n t i f i e r _ L i n e   E l e m e n t T y p e = " C o l u m n "   E l e m e n t I d = " 1 7 7 3 6 2 2 4 1 2 "   D a t a T y p e = " C o d e " > V A T I d e n t i f i e r _ L i n e < / V A T I d e n t i f i e r _ L i n e > - 
-             < V A T I d e n t i f i e r _ L i n e _ L b l   E l e m e n t T y p e = " C o l u m n "   E l e m e n t I d = " 5 3 3 7 8 2 7 0 3 "   D a t a T y p e = " S t r i n g " > V A T I d e n t i f i e r _ L i n e _ L b l < / V A T I d e n t i f i e r _ L i n e _ L b l > - 
-             < V A T P c t _ L i n e   E l e m e n t T y p e = " C o l u m n "   E l e m e n t I d = " 1 9 7 4 0 0 1 9 4 4 "   D a t a T y p e = " T e x t " > V A T P c t _ L i n e < / V A T P c t _ L i n e > - 
-             < V A T P c t _ L i n e _ L b l   E l e m e n t T y p e = " C o l u m n "   E l e m e n t I d = " 1 2 0 7 5 2 9 9 1 5 "   D a t a T y p e = " S t r i n g " > V A T P c t _ L i n e _ L b l < / V A T P c t _ L i n e _ L b l > - 
-             < S h i p m e n t L i n e   E l e m e n t T y p e = " D a t a I t e m "   E l e m e n t I d = " 2 0 1 5 9 9 6 0 5 1 " > - 
-                 < D o c u m e n t N o _ S h i p m e n t L i n e   E l e m e n t T y p e = " C o l u m n "   E l e m e n t I d = " 1 2 4 3 7 6 7 7 6 2 "   D a t a T y p e = " C o d e " > D o c u m e n t N o _ S h i p m e n t L i n e < / D o c u m e n t N o _ S h i p m e n t L i n e > - 
-                 < P o s t i n g D a t e _ S h i p m e n t L i n e   E l e m e n t T y p e = " C o l u m n "   E l e m e n t I d = " 1 8 3 4 0 0 3 2 0 "   D a t a T y p e = " S t r i n g " > P o s t i n g D a t e _ S h i p m e n t L i n e < / P o s t i n g D a t e _ S h i p m e n t L i n e > - 
-                 < P o s t i n g D a t e _ S h i p m e n t L i n e _ L b l   E l e m e n t T y p e = " C o l u m n "   E l e m e n t I d = " 1 0 9 0 0 6 9 0 2 7 "   D a t a T y p e = " S t r i n g " > P o s t i n g D a t e _ S h i p m e n t L i n e _ L b l < / P o s t i n g D a t e _ S h i p m e n t L i n e _ L b l > - 
-                 < Q u a n t i t y _ S h i p m e n t L i n e   E l e m e n t T y p e = " C o l u m n "   E l e m e n t I d = " 1 6 3 7 0 3 4 2 4 7 "   D a t a T y p e = " D e c i m a l " > Q u a n t i t y _ S h i p m e n t L i n e < / Q u a n t i t y _ S h i p m e n t L i n e > - 
-                 < Q u a n t i t y _ S h i p m e n t L i n e _ L b l   E l e m e n t T y p e = " C o l u m n "   E l e m e n t I d = " 1 6 0 2 6 6 7 3 8 6 "   D a t a T y p e = " S t r i n g " > Q u a n t i t y _ S h i p m e n t L i n e _ L b l < / Q u a n t i t y _ S h i p m e n t L i n e _ L b l > +     < H e a d e r > + 
+         < A p p l i e s T o D o c u m e n t > A p p l i e s T o D o c u m e n t < / A p p l i e s T o D o c u m e n t > + 
+         < A p p l i e s T o D o c u m e n t _ L b l > A p p l i e s T o D o c u m e n t _ L b l < / A p p l i e s T o D o c u m e n t _ L b l > + 
+         < B i l l T o C o n t a c t E m a i l > B i l l T o C o n t a c t E m a i l < / B i l l T o C o n t a c t E m a i l > + 
+         < B i l l T o C o n t a c t E m a i l L b l > B i l l T o C o n t a c t E m a i l L b l < / B i l l T o C o n t a c t E m a i l L b l > + 
+         < B i l l T o C o n t a c t M o b i l e P h o n e N o > B i l l T o C o n t a c t M o b i l e P h o n e N o < / B i l l T o C o n t a c t M o b i l e P h o n e N o > + 
+         < B i l l T o C o n t a c t M o b i l e P h o n e N o L b l > B i l l T o C o n t a c t M o b i l e P h o n e N o L b l < / B i l l T o C o n t a c t M o b i l e P h o n e N o L b l > + 
+         < B i l l T o C o n t a c t P h o n e N o > B i l l T o C o n t a c t P h o n e N o < / B i l l T o C o n t a c t P h o n e N o > + 
+         < B i l l T o C o n t a c t P h o n e N o L b l > B i l l T o C o n t a c t P h o n e N o L b l < / B i l l T o C o n t a c t P h o n e N o L b l > + 
+         < B i l l t o C u s t u m e r N o > B i l l t o C u s t u m e r N o < / B i l l t o C u s t u m e r N o > + 
+         < B i l l t o C u s t u m e r N o _ L b l > B i l l t o C u s t u m e r N o _ L b l < / B i l l t o C u s t u m e r N o _ L b l > + 
+         < C o m p a n y A d d r e s s 1 > C o m p a n y A d d r e s s 1 < / C o m p a n y A d d r e s s 1 > + 
+         < C o m p a n y A d d r e s s 2 > C o m p a n y A d d r e s s 2 < / C o m p a n y A d d r e s s 2 > + 
+         < C o m p a n y A d d r e s s 3 > C o m p a n y A d d r e s s 3 < / C o m p a n y A d d r e s s 3 > + 
+         < C o m p a n y A d d r e s s 4 > C o m p a n y A d d r e s s 4 < / C o m p a n y A d d r e s s 4 > + 
+         < C o m p a n y A d d r e s s 5 > C o m p a n y A d d r e s s 5 < / C o m p a n y A d d r e s s 5 > + 
+         < C o m p a n y A d d r e s s 6 > C o m p a n y A d d r e s s 6 < / C o m p a n y A d d r e s s 6 > + 
+         < C o m p a n y A d d r e s s 7 > C o m p a n y A d d r e s s 7 < / C o m p a n y A d d r e s s 7 > + 
+         < C o m p a n y A d d r e s s 8 > C o m p a n y A d d r e s s 8 < / C o m p a n y A d d r e s s 8 > + 
+         < C o m p a n y B a n k A c c o u n t N o > C o m p a n y B a n k A c c o u n t N o < / C o m p a n y B a n k A c c o u n t N o > + 
+         < C o m p a n y B a n k A c c o u n t N o _ L b l > C o m p a n y B a n k A c c o u n t N o _ L b l < / C o m p a n y B a n k A c c o u n t N o _ L b l > + 
+         < C o m p a n y B a n k B r a n c h N o > C o m p a n y B a n k B r a n c h N o < / C o m p a n y B a n k B r a n c h N o > + 
+         < C o m p a n y B a n k B r a n c h N o _ L b l > C o m p a n y B a n k B r a n c h N o _ L b l < / C o m p a n y B a n k B r a n c h N o _ L b l > + 
+         < C o m p a n y B a n k N a m e > C o m p a n y B a n k N a m e < / C o m p a n y B a n k N a m e > + 
+         < C o m p a n y B a n k N a m e _ L b l > C o m p a n y B a n k N a m e _ L b l < / C o m p a n y B a n k N a m e _ L b l > + 
+         < C o m p a n y C u s t o m G i r o > C o m p a n y C u s t o m G i r o < / C o m p a n y C u s t o m G i r o > + 
+         < C o m p a n y C u s t o m G i r o _ L b l > C o m p a n y C u s t o m G i r o _ L b l < / C o m p a n y C u s t o m G i r o _ L b l > + 
+         < C o m p a n y E M a i l > C o m p a n y E M a i l < / C o m p a n y E M a i l > + 
+         < C o m p a n y G i r o N o > C o m p a n y G i r o N o < / C o m p a n y G i r o N o > + 
+         < C o m p a n y G i r o N o _ L b l > C o m p a n y G i r o N o _ L b l < / C o m p a n y G i r o N o _ L b l > + 
+         < C o m p a n y H o m e P a g e > C o m p a n y H o m e P a g e < / C o m p a n y H o m e P a g e > + 
+         < C o m p a n y I B A N > C o m p a n y I B A N < / C o m p a n y I B A N > + 
+         < C o m p a n y I B A N _ L b l > C o m p a n y I B A N _ L b l < / C o m p a n y I B A N _ L b l > + 
+         < C o m p a n y L e g a l O f f i c e > C o m p a n y L e g a l O f f i c e < / C o m p a n y L e g a l O f f i c e > + 
+         < C o m p a n y L e g a l O f f i c e _ L b l > C o m p a n y L e g a l O f f i c e _ L b l < / C o m p a n y L e g a l O f f i c e _ L b l > + 
+         < C o m p a n y L e g a l S t a t e m e n t > C o m p a n y L e g a l S t a t e m e n t < / C o m p a n y L e g a l S t a t e m e n t > + 
+         < C o m p a n y L o g o P o s i t i o n > C o m p a n y L o g o P o s i t i o n < / C o m p a n y L o g o P o s i t i o n > + 
+         < C o m p a n y P h o n e N o > C o m p a n y P h o n e N o < / C o m p a n y P h o n e N o > + 
+         < C o m p a n y P h o n e N o _ L b l > C o m p a n y P h o n e N o _ L b l < / C o m p a n y P h o n e N o _ L b l > + 
+         < C o m p a n y P i c t u r e / > + 
+         < C o m p a n y R e g i s t r a t i o n N u m b e r > C o m p a n y R e g i s t r a t i o n N u m b e r < / C o m p a n y R e g i s t r a t i o n N u m b e r > + 
+         < C o m p a n y R e g i s t r a t i o n N u m b e r _ L b l > C o m p a n y R e g i s t r a t i o n N u m b e r _ L b l < / C o m p a n y R e g i s t r a t i o n N u m b e r _ L b l > + 
+         < C o m p a n y S W I F T > C o m p a n y S W I F T < / C o m p a n y S W I F T > + 
+         < C o m p a n y S W I F T _ L b l > C o m p a n y S W I F T _ L b l < / C o m p a n y S W I F T _ L b l > + 
+         < C o m p a n y V A T R e g i s t r a t i o n N o > C o m p a n y V A T R e g i s t r a t i o n N o < / C o m p a n y V A T R e g i s t r a t i o n N o > + 
+         < C o m p a n y V A T R e g i s t r a t i o n N o _ L b l > C o m p a n y V A T R e g i s t r a t i o n N o _ L b l < / C o m p a n y V A T R e g i s t r a t i o n N o _ L b l > + 
+         < C o m p a n y V A T R e g N o > C o m p a n y V A T R e g N o < / C o m p a n y V A T R e g N o > + 
+         < C o m p a n y V A T R e g N o _ L b l > C o m p a n y V A T R e g N o _ L b l < / C o m p a n y V A T R e g N o _ L b l > + 
+         < C o p y _ L b l > C o p y _ L b l < / C o p y _ L b l > + 
+         < C u s t o m e r A d d r e s s 1 > C u s t o m e r A d d r e s s 1 < / C u s t o m e r A d d r e s s 1 > + 
+         < C u s t o m e r A d d r e s s 2 > C u s t o m e r A d d r e s s 2 < / C u s t o m e r A d d r e s s 2 > + 
+         < C u s t o m e r A d d r e s s 3 > C u s t o m e r A d d r e s s 3 < / C u s t o m e r A d d r e s s 3 > + 
+         < C u s t o m e r A d d r e s s 4 > C u s t o m e r A d d r e s s 4 < / C u s t o m e r A d d r e s s 4 > + 
+         < C u s t o m e r A d d r e s s 5 > C u s t o m e r A d d r e s s 5 < / C u s t o m e r A d d r e s s 5 > + 
+         < C u s t o m e r A d d r e s s 6 > C u s t o m e r A d d r e s s 6 < / C u s t o m e r A d d r e s s 6 > + 
+         < C u s t o m e r A d d r e s s 7 > C u s t o m e r A d d r e s s 7 < / C u s t o m e r A d d r e s s 7 > + 
+         < C u s t o m e r A d d r e s s 8 > C u s t o m e r A d d r e s s 8 < / C u s t o m e r A d d r e s s 8 > + 
+         < C u s t o m e r P o s t a l B a r C o d e > C u s t o m e r P o s t a l B a r C o d e < / C u s t o m e r P o s t a l B a r C o d e > + 
+         < D o c u m e n t C o p y T e x t > D o c u m e n t C o p y T e x t < / D o c u m e n t C o p y T e x t > + 
+         < D o c u m e n t D a t e > D o c u m e n t D a t e < / D o c u m e n t D a t e > + 
+         < D o c u m e n t D a t e _ L b l > D o c u m e n t D a t e _ L b l < / D o c u m e n t D a t e _ L b l > + 
+         < D o c u m e n t N o > D o c u m e n t N o < / D o c u m e n t N o > + 
+         < D o c u m e n t N o _ L b l > D o c u m e n t N o _ L b l < / D o c u m e n t N o _ L b l > + 
+         < D o c u m e n t T i t l e _ L b l > D o c u m e n t T i t l e _ L b l < / D o c u m e n t T i t l e _ L b l > + 
+         < D u e D a t e > D u e D a t e < / D u e D a t e > + 
+         < D u e D a t e _ L b l > D u e D a t e _ L b l < / D u e D a t e _ L b l > + 
+         < E M a i l _ H e a d e r _ L b l > E M a i l _ H e a d e r _ L b l < / E M a i l _ H e a d e r _ L b l > + 
+         < E x c h a n g e R a t e A S T e x t > E x c h a n g e R a t e A S T e x t < / E x c h a n g e R a t e A S T e x t > + 
+         < E x t e r n a l D o c u m e n t N o > E x t e r n a l D o c u m e n t N o < / E x t e r n a l D o c u m e n t N o > + 
+         < E x t e r n a l D o c u m e n t N o L b l > E x t e r n a l D o c u m e n t N o L b l < / E x t e r n a l D o c u m e n t N o L b l > + 
+         < H o m e P a g e _ H e a d e r _ L b l > H o m e P a g e _ H e a d e r _ L b l < / H o m e P a g e _ H e a d e r _ L b l > + 
+         < I n v o i c e D i s c o u n t A m o u n t _ L b l > I n v o i c e D i s c o u n t A m o u n t _ L b l < / I n v o i c e D i s c o u n t A m o u n t _ L b l > + 
+         < I n v o i c e D i s c o u n t B a s e A m o u n t _ L b l > I n v o i c e D i s c o u n t B a s e A m o u n t _ L b l < / I n v o i c e D i s c o u n t B a s e A m o u n t _ L b l > + 
+         < L e g a l E n t i t y T y p e > L e g a l E n t i t y T y p e < / L e g a l E n t i t y T y p e > + 
+         < L e g a l E n t i t y T y p e _ L b l > L e g a l E n t i t y T y p e _ L b l < / L e g a l E n t i t y T y p e _ L b l > + 
+         < L i n e A m o u n t A f t e r I n v o i c e D i s c o u n t _ L b l > L i n e A m o u n t A f t e r I n v o i c e D i s c o u n t _ L b l < / L i n e A m o u n t A f t e r I n v o i c e D i s c o u n t _ L b l > + 
+         < L o c a l C u r r e n c y _ L b l > L o c a l C u r r e n c y _ L b l < / L o c a l C u r r e n c y _ L b l > + 
+         < P a g e _ L b l > P a g e _ L b l < / P a g e _ L b l > + 
+         < P a y m e n t M e t h o d D e s c r i p t i o n > P a y m e n t M e t h o d D e s c r i p t i o n < / P a y m e n t M e t h o d D e s c r i p t i o n > + 
+         < P a y m e n t M e t h o d D e s c r i p t i o n _ L b l > P a y m e n t M e t h o d D e s c r i p t i o n _ L b l < / P a y m e n t M e t h o d D e s c r i p t i o n _ L b l > + 
+         < P a y m e n t T e r m s D e s c r i p t i o n > P a y m e n t T e r m s D e s c r i p t i o n < / P a y m e n t T e r m s D e s c r i p t i o n > + 
+         < P a y m e n t T e r m s D e s c r i p t i o n _ L b l > P a y m e n t T e r m s D e s c r i p t i o n _ L b l < / P a y m e n t T e r m s D e s c r i p t i o n _ L b l > + 
+         < P r i c e s I n c l u d i n g V A T > P r i c e s I n c l u d i n g V A T < / P r i c e s I n c l u d i n g V A T > + 
+         < P r i c e s I n c l u d i n g V A T _ L b l > P r i c e s I n c l u d i n g V A T _ L b l < / P r i c e s I n c l u d i n g V A T _ L b l > + 
+         < P r i c e s I n c l u d i n g V A T Y e s N o > P r i c e s I n c l u d i n g V A T Y e s N o < / P r i c e s I n c l u d i n g V A T Y e s N o > + 
+         < Q R _ C o d e _ I m a g e > Q R _ C o d e _ I m a g e < / Q R _ C o d e _ I m a g e > + 
+         < Q R _ C o d e _ I m a g e _ L b l > Q R _ C o d e _ I m a g e _ L b l < / Q R _ C o d e _ I m a g e _ L b l > + 
+         < R e c u r r i n g B i l l i n g > R e c u r r i n g B i l l i n g < / R e c u r r i n g B i l l i n g > + 
+         < S a l e s I n v o i c e L i n e D i s c o u n t _ L b l > S a l e s I n v o i c e L i n e D i s c o u n t _ L b l < / S a l e s I n v o i c e L i n e D i s c o u n t _ L b l > + 
+         < S a l e s P e r s o n _ L b l > S a l e s P e r s o n _ L b l < / S a l e s P e r s o n _ L b l > + 
+         < S a l e s P e r s o n B l a n k _ L b l > S a l e s P e r s o n B l a n k _ L b l < / S a l e s P e r s o n B l a n k _ L b l > + 
+         < S a l e s P e r s o n N a m e > S a l e s P e r s o n N a m e < / S a l e s P e r s o n N a m e > + 
+         < S e l l T o C o n t a c t E m a i l > S e l l T o C o n t a c t E m a i l < / S e l l T o C o n t a c t E m a i l > + 
+         < S e l l T o C o n t a c t E m a i l L b l > S e l l T o C o n t a c t E m a i l L b l < / S e l l T o C o n t a c t E m a i l L b l > + 
+         < S e l l T o C o n t a c t M o b i l e P h o n e N o > S e l l T o C o n t a c t M o b i l e P h o n e N o < / S e l l T o C o n t a c t M o b i l e P h o n e N o > + 
+         < S e l l T o C o n t a c t M o b i l e P h o n e N o L b l > S e l l T o C o n t a c t M o b i l e P h o n e N o L b l < / S e l l T o C o n t a c t M o b i l e P h o n e N o L b l > + 
+         < S e l l T o C o n t a c t P h o n e N o > S e l l T o C o n t a c t P h o n e N o < / S e l l T o C o n t a c t P h o n e N o > + 
+         < S e l l T o C o n t a c t P h o n e N o L b l > S e l l T o C o n t a c t P h o n e N o L b l < / S e l l T o C o n t a c t P h o n e N o L b l > + 
+         < S e l l t o C u s t o m e r N o > S e l l t o C u s t o m e r N o < / S e l l t o C u s t o m e r N o > + 
+         < S e l l t o C u s t o m e r N o _ L b l > S e l l t o C u s t o m e r N o _ L b l < / S e l l t o C u s t o m e r N o _ L b l > + 
+         < S h i p m e n t _ L b l > S h i p m e n t _ L b l < / S h i p m e n t _ L b l > + 
+         < S h i p m e n t D a t e > S h i p m e n t D a t e < / S h i p m e n t D a t e > + 
+         < S h i p m e n t D a t e _ L b l > S h i p m e n t D a t e _ L b l < / S h i p m e n t D a t e _ L b l > + 
+         < S h i p m e n t M e t h o d D e s c r i p t i o n > S h i p m e n t M e t h o d D e s c r i p t i o n < / S h i p m e n t M e t h o d D e s c r i p t i o n > + 
+         < S h i p m e n t M e t h o d D e s c r i p t i o n _ L b l > S h i p m e n t M e t h o d D e s c r i p t i o n _ L b l < / S h i p m e n t M e t h o d D e s c r i p t i o n _ L b l > + 
+         < S h i p T o A d d r e s s _ L b l > S h i p T o A d d r e s s _ L b l < / S h i p T o A d d r e s s _ L b l > + 
+         < S h i p T o A d d r e s s 1 > S h i p T o A d d r e s s 1 < / S h i p T o A d d r e s s 1 > + 
+         < S h i p T o A d d r e s s 2 > S h i p T o A d d r e s s 2 < / S h i p T o A d d r e s s 2 > + 
+         < S h i p T o A d d r e s s 3 > S h i p T o A d d r e s s 3 < / S h i p T o A d d r e s s 3 > + 
+         < S h i p T o A d d r e s s 4 > S h i p T o A d d r e s s 4 < / S h i p T o A d d r e s s 4 > + 
+         < S h i p T o A d d r e s s 5 > S h i p T o A d d r e s s 5 < / S h i p T o A d d r e s s 5 > + 
+         < S h i p T o A d d r e s s 6 > S h i p T o A d d r e s s 6 < / S h i p T o A d d r e s s 6 > + 
+         < S h i p T o A d d r e s s 7 > S h i p T o A d d r e s s 7 < / S h i p T o A d d r e s s 7 > + 
+         < S h i p T o A d d r e s s 8 > S h i p T o A d d r e s s 8 < / S h i p T o A d d r e s s 8 > + 
+         < S h i p T o P h o n e N o > S h i p T o P h o n e N o < / S h i p T o P h o n e N o > + 
+         < S h o w S h i p p i n g A d d r e s s > S h o w S h i p p i n g A d d r e s s < / S h o w S h i p p i n g A d d r e s s > + 
+         < S h o w W o r k D e s c r i p t i o n > S h o w W o r k D e s c r i p t i o n < / S h o w W o r k D e s c r i p t i o n > + 
+         < S u b t o t a l _ L b l > S u b t o t a l _ L b l < / S u b t o t a l _ L b l > + 
+         < T o t a l _ L b l > T o t a l _ L b l < / T o t a l _ L b l > + 
+         < V A T A m o u n t _ L b l > V A T A m o u n t _ L b l < / V A T A m o u n t _ L b l > + 
+         < V A T A m o u n t S p e c i f i c a t i o n _ L b l > V A T A m o u n t S p e c i f i c a t i o n _ L b l < / V A T A m o u n t S p e c i f i c a t i o n _ L b l > + 
+         < V A T B a s e _ L b l > V A T B a s e _ L b l < / V A T B a s e _ L b l > + 
+         < V A T C l a u s e _ L b l > V A T C l a u s e _ L b l < / V A T C l a u s e _ L b l > + 
+         < V A T C l a u s e s _ L b l > V A T C l a u s e s _ L b l < / V A T C l a u s e s _ L b l > + 
+         < V A T I d e n t i f i e r _ L b l > V A T I d e n t i f i e r _ L b l < / V A T I d e n t i f i e r _ L b l > + 
+         < V A T P e r c e n t a g e _ L b l > V A T P e r c e n t a g e _ L b l < / V A T P e r c e n t a g e _ L b l > + 
+         < V A T R e g i s t r a t i o n N o > V A T R e g i s t r a t i o n N o < / V A T R e g i s t r a t i o n N o > + 
+         < V A T R e g i s t r a t i o n N o _ L b l > V A T R e g i s t r a t i o n N o _ L b l < / V A T R e g i s t r a t i o n N o _ L b l > + 
+         < Y o u r R e f e r e n c e > Y o u r R e f e r e n c e < / Y o u r R e f e r e n c e > + 
+         < Y o u r R e f e r e n c e _ L b l > Y o u r R e f e r e n c e _ L b l < / Y o u r R e f e r e n c e _ L b l > + 
+         < L i n e > + 
+             < A m o u n t E x c l u d i n g V A T _ L i n e > A m o u n t E x c l u d i n g V A T _ L i n e < / A m o u n t E x c l u d i n g V A T _ L i n e > + 
+             < A m o u n t E x c l u d i n g V A T _ L i n e _ L b l > A m o u n t E x c l u d i n g V A T _ L i n e _ L b l < / A m o u n t E x c l u d i n g V A T _ L i n e _ L b l > + 
+             < A m o u n t I n c l u d i n g V A T _ L i n e > A m o u n t I n c l u d i n g V A T _ L i n e < / A m o u n t I n c l u d i n g V A T _ L i n e > + 
+             < A m o u n t I n c l u d i n g V A T _ L i n e _ L b l > A m o u n t I n c l u d i n g V A T _ L i n e _ L b l < / A m o u n t I n c l u d i n g V A T _ L i n e _ L b l > + 
+             < C o n t r a c t L i n e N o > C o n t r a c t L i n e N o < / C o n t r a c t L i n e N o > + 
+             < C o n t r a c t N o > C o n t r a c t N o < / C o n t r a c t N o > + 
+             < D e s c r i p t i o n _ L i n e > D e s c r i p t i o n _ L i n e < / D e s c r i p t i o n _ L i n e > + 
+             < D e s c r i p t i o n _ L i n e _ L b l > D e s c r i p t i o n _ L i n e _ L b l < / D e s c r i p t i o n _ L i n e _ L b l > + 
+             < I t e m N o _ L i n e > I t e m N o _ L i n e < / I t e m N o _ L i n e > + 
+             < I t e m N o _ L i n e _ L b l > I t e m N o _ L i n e _ L b l < / I t e m N o _ L i n e _ L b l > + 
+             < I t e m R e f e r e n c e N o _ L i n e > I t e m R e f e r e n c e N o _ L i n e < / I t e m R e f e r e n c e N o _ L i n e > + 
+             < I t e m R e f e r e n c e N o _ L i n e _ L b l > I t e m R e f e r e n c e N o _ L i n e _ L b l < / I t e m R e f e r e n c e N o _ L i n e _ L b l > + 
+             < L i n e A m o u n t _ L i n e > L i n e A m o u n t _ L i n e < / L i n e A m o u n t _ L i n e > + 
+             < L i n e A m o u n t _ L i n e _ L b l > L i n e A m o u n t _ L i n e _ L b l < / L i n e A m o u n t _ L i n e _ L b l > + 
+             < L i n e D i s c o u n t P e r c e n t _ L i n e > L i n e D i s c o u n t P e r c e n t _ L i n e < / L i n e D i s c o u n t P e r c e n t _ L i n e > + 
+             < L i n e D i s c o u n t P e r c e n t T e x t _ L i n e > L i n e D i s c o u n t P e r c e n t T e x t _ L i n e < / L i n e D i s c o u n t P e r c e n t T e x t _ L i n e > + 
+             < L i n e N o _ L i n e > L i n e N o _ L i n e < / L i n e N o _ L i n e > + 
+             < Q u a n t i t y _ L i n e > Q u a n t i t y _ L i n e < / Q u a n t i t y _ L i n e > + 
+             < Q u a n t i t y _ L i n e _ L b l > Q u a n t i t y _ L i n e _ L b l < / Q u a n t i t y _ L i n e _ L b l > + 
+             < R e c u r r i n g B i l l i n g f r o m > R e c u r r i n g B i l l i n g f r o m < / R e c u r r i n g B i l l i n g f r o m > + 
+             < R e c u r r i n g B i l l i n g t o > R e c u r r i n g B i l l i n g t o < / R e c u r r i n g B i l l i n g t o > + 
+             < S h i p m e n t D a t e _ L i n e > S h i p m e n t D a t e _ L i n e < / S h i p m e n t D a t e _ L i n e > + 
+             < S h i p m e n t D a t e _ L i n e _ L b l > S h i p m e n t D a t e _ L i n e _ L b l < / S h i p m e n t D a t e _ L i n e _ L b l > + 
+             < T r a n s H e a d e r A m o u n t > T r a n s H e a d e r A m o u n t < / T r a n s H e a d e r A m o u n t > + 
+             < T y p e _ L i n e > T y p e _ L i n e < / T y p e _ L i n e > + 
+             < U n i t O f M e a s u r e > U n i t O f M e a s u r e < / U n i t O f M e a s u r e > + 
+             < U n i t O f M e a s u r e _ L b l > U n i t O f M e a s u r e _ L b l < / U n i t O f M e a s u r e _ L b l > + 
+             < U n i t P r i c e > U n i t P r i c e < / U n i t P r i c e > + 
+             < U n i t P r i c e _ L b l > U n i t P r i c e _ L b l < / U n i t P r i c e _ L b l > + 
+             < V A T I d e n t i f i e r _ L i n e > V A T I d e n t i f i e r _ L i n e < / V A T I d e n t i f i e r _ L i n e > + 
+             < V A T I d e n t i f i e r _ L i n e _ L b l > V A T I d e n t i f i e r _ L i n e _ L b l < / V A T I d e n t i f i e r _ L i n e _ L b l > + 
+             < V A T P c t _ L i n e > V A T P c t _ L i n e < / V A T P c t _ L i n e > + 
+             < V A T P c t _ L i n e _ L b l > V A T P c t _ L i n e _ L b l < / V A T P c t _ L i n e _ L b l > + 
+             < S h i p m e n t L i n e > + 
+                 < D o c u m e n t N o _ S h i p m e n t L i n e > D o c u m e n t N o _ S h i p m e n t L i n e < / D o c u m e n t N o _ S h i p m e n t L i n e > + 
+                 < P o s t i n g D a t e _ S h i p m e n t L i n e > P o s t i n g D a t e _ S h i p m e n t L i n e < / P o s t i n g D a t e _ S h i p m e n t L i n e > + 
+                 < P o s t i n g D a t e _ S h i p m e n t L i n e _ L b l > P o s t i n g D a t e _ S h i p m e n t L i n e _ L b l < / P o s t i n g D a t e _ S h i p m e n t L i n e _ L b l > + 
+                 < Q u a n t i t y _ S h i p m e n t L i n e > Q u a n t i t y _ S h i p m e n t L i n e < / Q u a n t i t y _ S h i p m e n t L i n e > + 
+                 < Q u a n t i t y _ S h i p m e n t L i n e _ L b l > Q u a n t i t y _ S h i p m e n t L i n e _ L b l < / Q u a n t i t y _ S h i p m e n t L i n e _ L b l >   
              < / S h i p m e n t L i n e >   
-             < A s s e m b l y L i n e   E l e m e n t T y p e = " D a t a I t e m "   E l e m e n t I d = " 1 2 0 5 9 4 2 8 5 " > - 
-                 < D e s c r i p t i o n _ A s s e m b l y L i n e   E l e m e n t T y p e = " C o l u m n "   E l e m e n t I d = " 2 8 0 7 4 3 7 9 6 "   D a t a T y p e = " T e x t " > D e s c r i p t i o n _ A s s e m b l y L i n e < / D e s c r i p t i o n _ A s s e m b l y L i n e > - 
-                 < L i n e N o _ A s s e m b l y L i n e   E l e m e n t T y p e = " C o l u m n "   E l e m e n t I d = " 6 4 0 5 8 3 8 9 1 "   D a t a T y p e = " C o d e " > L i n e N o _ A s s e m b l y L i n e < / L i n e N o _ A s s e m b l y L i n e > - 
-                 < Q u a n t i t y _ A s s e m b l y L i n e   E l e m e n t T y p e = " C o l u m n "   E l e m e n t I d = " 1 9 5 7 6 4 8 2 3 1 "   D a t a T y p e = " D e c i m a l " > Q u a n t i t y _ A s s e m b l y L i n e < / Q u a n t i t y _ A s s e m b l y L i n e > - 
-                 < U n i t O f M e a s u r e _ A s s e m b l y L i n e   E l e m e n t T y p e = " C o l u m n "   E l e m e n t I d = " 1 6 4 9 1 2 3 7 7 3 "   D a t a T y p e = " T e x t " > U n i t O f M e a s u r e _ A s s e m b l y L i n e < / U n i t O f M e a s u r e _ A s s e m b l y L i n e > - 
-                 < V a r i a n t C o d e _ A s s e m b l y L i n e   E l e m e n t T y p e = " C o l u m n "   E l e m e n t I d = " 1 8 6 9 4 0 7 6 7 2 "   D a t a T y p e = " C o d e " > V a r i a n t C o d e _ A s s e m b l y L i n e < / V a r i a n t C o d e _ A s s e m b l y L i n e > +             < A s s e m b l y L i n e > + 
+                 < D e s c r i p t i o n _ A s s e m b l y L i n e > D e s c r i p t i o n _ A s s e m b l y L i n e < / D e s c r i p t i o n _ A s s e m b l y L i n e > + 
+                 < L i n e N o _ A s s e m b l y L i n e > L i n e N o _ A s s e m b l y L i n e < / L i n e N o _ A s s e m b l y L i n e > + 
+                 < Q u a n t i t y _ A s s e m b l y L i n e > Q u a n t i t y _ A s s e m b l y L i n e < / Q u a n t i t y _ A s s e m b l y L i n e > + 
+                 < U n i t O f M e a s u r e _ A s s e m b l y L i n e > U n i t O f M e a s u r e _ A s s e m b l y L i n e < / U n i t O f M e a s u r e _ A s s e m b l y L i n e > + 
+                 < V a r i a n t C o d e _ A s s e m b l y L i n e > V a r i a n t C o d e _ A s s e m b l y L i n e < / V a r i a n t C o d e _ A s s e m b l y L i n e >   
              < / A s s e m b l y L i n e >   
          < / L i n e >   
-         < W o r k D e s c r i p t i o n L i n e s   E l e m e n t T y p e = " D a t a I t e m "   E l e m e n t I d = " 2 7 6 8 1 9 4 4 7 " > - 
-             < W o r k D e s c r i p t i o n L i n e   E l e m e n t T y p e = " C o l u m n "   E l e m e n t I d = " 1 9 4 7 6 2 1 6 7 6 "   D a t a T y p e = " T e x t " > W o r k D e s c r i p t i o n L i n e < / W o r k D e s c r i p t i o n L i n e > - 
-             < W o r k D e s c r i p t i o n L i n e N u m b e r   E l e m e n t T y p e = " C o l u m n "   E l e m e n t I d = " 7 9 7 3 0 7 2 2 3 "   D a t a T y p e = " I n t e g e r " > W o r k D e s c r i p t i o n L i n e N u m b e r < / W o r k D e s c r i p t i o n L i n e N u m b e r > +         < W o r k D e s c r i p t i o n L i n e s > + 
+             < W o r k D e s c r i p t i o n L i n e > W o r k D e s c r i p t i o n L i n e < / W o r k D e s c r i p t i o n L i n e > + 
+             < W o r k D e s c r i p t i o n L i n e N u m b e r > W o r k D e s c r i p t i o n L i n e N u m b e r < / W o r k D e s c r i p t i o n L i n e N u m b e r >   
          < / W o r k D e s c r i p t i o n L i n e s >   
-         < V A T A m o u n t L i n e   E l e m e n t T y p e = " D a t a I t e m "   E l e m e n t I d = " 8 2 7 5 3 4 3 4 8 " > - 
-             < I n v o i c e D i s c o u n t A m o u n t _ V A T A m o u n t L i n e   E l e m e n t T y p e = " C o l u m n "   E l e m e n t I d = " 8 2 4 7 3 0 1 4 1 "   D a t a T y p e = " D e c i m a l " > I n v o i c e D i s c o u n t A m o u n t _ V A T A m o u n t L i n e < / I n v o i c e D i s c o u n t A m o u n t _ V A T A m o u n t L i n e > - 
-             < I n v o i c e D i s c o u n t A m o u n t _ V A T A m o u n t L i n e _ L b l   E l e m e n t T y p e = " C o l u m n "   E l e m e n t I d = " 1 5 6 2 2 0 0 0 3 4 "   D a t a T y p e = " S t r i n g " > I n v o i c e D i s c o u n t A m o u n t _ V A T A m o u n t L i n e _ L b l < / I n v o i c e D i s c o u n t A m o u n t _ V A T A m o u n t L i n e _ L b l > - 
-             < I n v o i c e D i s c o u n t B a s e A m o u n t _ V A T A m o u n t L i n e   E l e m e n t T y p e = " C o l u m n "   E l e m e n t I d = " 2 0 4 0 3 3 2 2 6 6 "   D a t a T y p e = " D e c i m a l " > I n v o i c e D i s c o u n t B a s e A m o u n t _ V A T A m o u n t L i n e < / I n v o i c e D i s c o u n t B a s e A m o u n t _ V A T A m o u n t L i n e > - 
-             < I n v o i c e D i s c o u n t B a s e A m o u n t _ V A T A m o u n t L i n e _ L b l   E l e m e n t T y p e = " C o l u m n "   E l e m e n t I d = " 4 0 5 9 6 0 3 3 1 "   D a t a T y p e = " S t r i n g " > I n v o i c e D i s c o u n t B a s e A m o u n t _ V A T A m o u n t L i n e _ L b l < / I n v o i c e D i s c o u n t B a s e A m o u n t _ V A T A m o u n t L i n e _ L b l > - 
-             < L i n e A m o u n t _ V a t A m o u n t L i n e   E l e m e n t T y p e = " C o l u m n "   E l e m e n t I d = " 2 1 4 6 5 4 0 1 "   D a t a T y p e = " D e c i m a l " > L i n e A m o u n t _ V a t A m o u n t L i n e < / L i n e A m o u n t _ V a t A m o u n t L i n e > - 
-             < L i n e A m o u n t _ V a t A m o u n t L i n e _ L b l   E l e m e n t T y p e = " C o l u m n "   E l e m e n t I d = " 1 1 1 0 9 1 2 1 2 4 "   D a t a T y p e = " S t r i n g " > L i n e A m o u n t _ V a t A m o u n t L i n e _ L b l < / L i n e A m o u n t _ V a t A m o u n t L i n e _ L b l > - 
-             < N o O f V A T I d e n t i f i e r s   E l e m e n t T y p e = " C o l u m n "   E l e m e n t I d = " 1 1 5 3 2 6 3 0 2 6 "   D a t a T y p e = " I n t e g e r " > N o O f V A T I d e n t i f i e r s < / N o O f V A T I d e n t i f i e r s > - 
-             < V A T A m o u n t L C Y _ V A T A m o u n t L i n e   E l e m e n t T y p e = " C o l u m n "   E l e m e n t I d = " 1 5 8 1 9 9 4 3 5 0 "   D a t a T y p e = " D e c i m a l " > V A T A m o u n t L C Y _ V A T A m o u n t L i n e < / V A T A m o u n t L C Y _ V A T A m o u n t L i n e > - 
-             < V A T A m o u n t L C Y _ V A T A m o u n t L i n e _ L b l   E l e m e n t T y p e = " C o l u m n "   E l e m e n t I d = " 9 2 3 0 0 3 3 7 "   D a t a T y p e = " L a b e l " > V A T A m o u n t L C Y _ V A T A m o u n t L i n e _ L b l < / V A T A m o u n t L C Y _ V A T A m o u n t L i n e _ L b l > - 
-             < V A T A m o u n t _ V a t A m o u n t L i n e   E l e m e n t T y p e = " C o l u m n "   E l e m e n t I d = " 1 8 9 1 8 2 0 6 2 0 "   D a t a T y p e = " D e c i m a l " > V A T A m o u n t _ V a t A m o u n t L i n e < / V A T A m o u n t _ V a t A m o u n t L i n e > - 
-             < V A T A m o u n t _ V a t A m o u n t L i n e _ L b l   E l e m e n t T y p e = " C o l u m n "   E l e m e n t I d = " 1 5 1 3 5 5 5 4 7 3 "   D a t a T y p e = " S t r i n g " > V A T A m o u n t _ V a t A m o u n t L i n e _ L b l < / V A T A m o u n t _ V a t A m o u n t L i n e _ L b l > - 
-             < V A T B a s e L C Y _ V A T A m o u n t L i n e   E l e m e n t T y p e = " C o l u m n "   E l e m e n t I d = " 1 8 6 0 9 4 5 6 3 5 "   D a t a T y p e = " D e c i m a l " > V A T B a s e L C Y _ V A T A m o u n t L i n e < / V A T B a s e L C Y _ V A T A m o u n t L i n e > - 
-             < V A T B a s e L C Y _ V A T A m o u n t L i n e _ L b l   E l e m e n t T y p e = " C o l u m n "   E l e m e n t I d = " 1 2 3 6 4 6 7 9 9 8 "   D a t a T y p e = " L a b e l " > V A T B a s e L C Y _ V A T A m o u n t L i n e _ L b l < / V A T B a s e L C Y _ V A T A m o u n t L i n e _ L b l > - 
-             < V A T B a s e _ V a t A m o u n t L i n e   E l e m e n t T y p e = " C o l u m n "   E l e m e n t I d = " 1 4 5 8 9 3 7 8 1 9 "   D a t a T y p e = " D e c i m a l " > V A T B a s e _ V a t A m o u n t L i n e < / V A T B a s e _ V a t A m o u n t L i n e > - 
-             < V A T B a s e _ V a t A m o u n t L i n e _ L b l   E l e m e n t T y p e = " C o l u m n "   E l e m e n t I d = " 1 6 9 1 3 0 2 4 8 8 "   D a t a T y p e = " S t r i n g " > V A T B a s e _ V a t A m o u n t L i n e _ L b l < / V A T B a s e _ V a t A m o u n t L i n e _ L b l > - 
-             < V A T I d e n t i f i e r _ V a t A m o u n t L i n e   E l e m e n t T y p e = " C o l u m n "   E l e m e n t I d = " 1 1 4 2 0 7 0 0 3 5 "   D a t a T y p e = " C o d e " > V A T I d e n t i f i e r _ V a t A m o u n t L i n e < / V A T I d e n t i f i e r _ V a t A m o u n t L i n e > - 
-             < V A T I d e n t i f i e r _ V a t A m o u n t L i n e _ L b l   E l e m e n t T y p e = " C o l u m n "   E l e m e n t I d = " 8 6 4 5 0 4 5 0 "   D a t a T y p e = " S t r i n g " > V A T I d e n t i f i e r _ V a t A m o u n t L i n e _ L b l < / V A T I d e n t i f i e r _ V a t A m o u n t L i n e _ L b l > - 
-             < V A T P c t _ V a t A m o u n t L i n e   E l e m e n t T y p e = " C o l u m n "   E l e m e n t I d = " 1 4 5 3 5 4 2 7 7 7 "   D a t a T y p e = " D e c i m a l " > V A T P c t _ V a t A m o u n t L i n e < / V A T P c t _ V a t A m o u n t L i n e > - 
-             < V A T P c t _ V a t A m o u n t L i n e _ L b l   E l e m e n t T y p e = " C o l u m n "   E l e m e n t I d = " 6 7 6 3 2 3 7 8 "   D a t a T y p e = " S t r i n g " > V A T P c t _ V a t A m o u n t L i n e _ L b l < / V A T P c t _ V a t A m o u n t L i n e _ L b l > +         < V A T A m o u n t L i n e > + 
+             < I n v o i c e D i s c o u n t A m o u n t _ V A T A m o u n t L i n e > I n v o i c e D i s c o u n t A m o u n t _ V A T A m o u n t L i n e < / I n v o i c e D i s c o u n t A m o u n t _ V A T A m o u n t L i n e > + 
+             < I n v o i c e D i s c o u n t A m o u n t _ V A T A m o u n t L i n e _ L b l > I n v o i c e D i s c o u n t A m o u n t _ V A T A m o u n t L i n e _ L b l < / I n v o i c e D i s c o u n t A m o u n t _ V A T A m o u n t L i n e _ L b l > + 
+             < I n v o i c e D i s c o u n t B a s e A m o u n t _ V A T A m o u n t L i n e > I n v o i c e D i s c o u n t B a s e A m o u n t _ V A T A m o u n t L i n e < / I n v o i c e D i s c o u n t B a s e A m o u n t _ V A T A m o u n t L i n e > + 
+             < I n v o i c e D i s c o u n t B a s e A m o u n t _ V A T A m o u n t L i n e _ L b l > I n v o i c e D i s c o u n t B a s e A m o u n t _ V A T A m o u n t L i n e _ L b l < / I n v o i c e D i s c o u n t B a s e A m o u n t _ V A T A m o u n t L i n e _ L b l > + 
+             < L i n e A m o u n t _ V a t A m o u n t L i n e > L i n e A m o u n t _ V a t A m o u n t L i n e < / L i n e A m o u n t _ V a t A m o u n t L i n e > + 
+             < L i n e A m o u n t _ V a t A m o u n t L i n e _ L b l > L i n e A m o u n t _ V a t A m o u n t L i n e _ L b l < / L i n e A m o u n t _ V a t A m o u n t L i n e _ L b l > + 
+             < N o O f V A T I d e n t i f i e r s > N o O f V A T I d e n t i f i e r s < / N o O f V A T I d e n t i f i e r s > + 
+             < V A T A m o u n t _ V a t A m o u n t L i n e > V A T A m o u n t _ V a t A m o u n t L i n e < / V A T A m o u n t _ V a t A m o u n t L i n e > + 
+             < V A T A m o u n t _ V a t A m o u n t L i n e _ L b l > V A T A m o u n t _ V a t A m o u n t L i n e _ L b l < / V A T A m o u n t _ V a t A m o u n t L i n e _ L b l > + 
+             < V A T A m o u n t L C Y _ V A T A m o u n t L i n e > V A T A m o u n t L C Y _ V A T A m o u n t L i n e < / V A T A m o u n t L C Y _ V A T A m o u n t L i n e > + 
+             < V A T A m o u n t L C Y _ V A T A m o u n t L i n e _ L b l > V A T A m o u n t L C Y _ V A T A m o u n t L i n e _ L b l < / V A T A m o u n t L C Y _ V A T A m o u n t L i n e _ L b l > + 
+             < V A T B a s e _ V a t A m o u n t L i n e > V A T B a s e _ V a t A m o u n t L i n e < / V A T B a s e _ V a t A m o u n t L i n e > + 
+             < V A T B a s e _ V a t A m o u n t L i n e _ L b l > V A T B a s e _ V a t A m o u n t L i n e _ L b l < / V A T B a s e _ V a t A m o u n t L i n e _ L b l > + 
+             < V A T B a s e L C Y _ V A T A m o u n t L i n e > V A T B a s e L C Y _ V A T A m o u n t L i n e < / V A T B a s e L C Y _ V A T A m o u n t L i n e > + 
+             < V A T B a s e L C Y _ V A T A m o u n t L i n e _ L b l > V A T B a s e L C Y _ V A T A m o u n t L i n e _ L b l < / V A T B a s e L C Y _ V A T A m o u n t L i n e _ L b l > + 
+             < V A T I d e n t i f i e r _ V a t A m o u n t L i n e > V A T I d e n t i f i e r _ V a t A m o u n t L i n e < / V A T I d e n t i f i e r _ V a t A m o u n t L i n e > + 
+             < V A T I d e n t i f i e r _ V a t A m o u n t L i n e _ L b l > V A T I d e n t i f i e r _ V a t A m o u n t L i n e _ L b l < / V A T I d e n t i f i e r _ V a t A m o u n t L i n e _ L b l > + 
+             < V A T P c t _ V a t A m o u n t L i n e > V A T P c t _ V a t A m o u n t L i n e < / V A T P c t _ V a t A m o u n t L i n e > + 
+             < V A T P c t _ V a t A m o u n t L i n e _ L b l > V A T P c t _ V a t A m o u n t L i n e _ L b l < / V A T P c t _ V a t A m o u n t L i n e _ L b l >   
          < / V A T A m o u n t L i n e >   
-         < V A T C l a u s e L i n e   E l e m e n t T y p e = " D a t a I t e m "   E l e m e n t I d = " 1 6 6 5 5 0 0 1 6 3 " > - 
-             < C o d e _ V A T C l a u s e L i n e   E l e m e n t T y p e = " C o l u m n "   E l e m e n t I d = " 1 8 2 4 5 8 9 8 4 7 "   D a t a T y p e = " C o d e " > C o d e _ V A T C l a u s e L i n e < / C o d e _ V A T C l a u s e L i n e > - 
-             < C o d e _ V A T C l a u s e L i n e _ L b l   E l e m e n t T y p e = " C o l u m n "   E l e m e n t I d = " 4 6 1 5 3 3 0 2 "   D a t a T y p e = " S t r i n g " > C o d e _ V A T C l a u s e L i n e _ L b l < / C o d e _ V A T C l a u s e L i n e _ L b l > - 
-             < D e s c r i p t i o n 2 _ V A T C l a u s e L i n e   E l e m e n t T y p e = " C o l u m n "   E l e m e n t I d = " 1 3 7 9 6 6 7 4 7 0 "   D a t a T y p e = " T e x t " > D e s c r i p t i o n 2 _ V A T C l a u s e L i n e < / D e s c r i p t i o n 2 _ V A T C l a u s e L i n e > - 
-             < D e s c r i p t i o n _ V A T C l a u s e L i n e   E l e m e n t T y p e = " C o l u m n "   E l e m e n t I d = " 1 3 0 5 5 4 5 9 2 4 "   D a t a T y p e = " T e x t " > D e s c r i p t i o n _ V A T C l a u s e L i n e < / D e s c r i p t i o n _ V A T C l a u s e L i n e > - 
-             < N o O f V A T C l a u s e s   E l e m e n t T y p e = " C o l u m n "   E l e m e n t I d = " 7 5 6 4 1 7 3 9 2 "   D a t a T y p e = " I n t e g e r " > N o O f V A T C l a u s e s < / N o O f V A T C l a u s e s > - 
-             < V A T A m o u n t _ V A T C l a u s e L i n e   E l e m e n t T y p e = " C o l u m n "   E l e m e n t I d = " 2 2 2 4 6 9 0 5 9 "   D a t a T y p e = " D e c i m a l " > V A T A m o u n t _ V A T C l a u s e L i n e < / V A T A m o u n t _ V A T C l a u s e L i n e > - 
-             < V A T I d e n t i f i e r _ V A T C l a u s e L i n e   E l e m e n t T y p e = " C o l u m n "   E l e m e n t I d = " 1 4 6 4 4 7 2 4 7 8 "   D a t a T y p e = " C o d e " > V A T I d e n t i f i e r _ V A T C l a u s e L i n e < / V A T I d e n t i f i e r _ V A T C l a u s e L i n e > +         < V A T C l a u s e L i n e > + 
+             < C o d e _ V A T C l a u s e L i n e > C o d e _ V A T C l a u s e L i n e < / C o d e _ V A T C l a u s e L i n e > + 
+             < C o d e _ V A T C l a u s e L i n e _ L b l > C o d e _ V A T C l a u s e L i n e _ L b l < / C o d e _ V A T C l a u s e L i n e _ L b l > + 
+             < D e s c r i p t i o n _ V A T C l a u s e L i n e > D e s c r i p t i o n _ V A T C l a u s e L i n e < / D e s c r i p t i o n _ V A T C l a u s e L i n e > + 
+             < D e s c r i p t i o n 2 _ V A T C l a u s e L i n e > D e s c r i p t i o n 2 _ V A T C l a u s e L i n e < / D e s c r i p t i o n 2 _ V A T C l a u s e L i n e > + 
+             < N o O f V A T C l a u s e s > N o O f V A T C l a u s e s < / N o O f V A T C l a u s e s > + 
+             < V A T A m o u n t _ V A T C l a u s e L i n e > V A T A m o u n t _ V A T C l a u s e L i n e < / V A T A m o u n t _ V A T C l a u s e L i n e > + 
+             < V A T I d e n t i f i e r _ V A T C l a u s e L i n e > V A T I d e n t i f i e r _ V A T C l a u s e L i n e < / V A T I d e n t i f i e r _ V A T C l a u s e L i n e >   
          < / V A T C l a u s e L i n e >   
-         < R e p o r t T o t a l s L i n e   E l e m e n t T y p e = " D a t a I t e m "   E l e m e n t I d = " 2 1 2 2 5 4 9 8 3 6 " > - 
-             < A m o u n t F o r m a t t e d _ R e p o r t T o t a l s L i n e   E l e m e n t T y p e = " C o l u m n "   E l e m e n t I d = " 1 5 0 6 1 3 6 8 2 5 "   D a t a T y p e = " T e x t " > A m o u n t F o r m a t t e d _ R e p o r t T o t a l s L i n e < / A m o u n t F o r m a t t e d _ R e p o r t T o t a l s L i n e > - 
-             < A m o u n t _ R e p o r t T o t a l s L i n e   E l e m e n t T y p e = " C o l u m n "   E l e m e n t I d = " 4 1 9 9 1 8 3 6 9 "   D a t a T y p e = " D e c i m a l " > A m o u n t _ R e p o r t T o t a l s L i n e < / A m o u n t _ R e p o r t T o t a l s L i n e > - 
-             < D e s c r i p t i o n _ R e p o r t T o t a l s L i n e   E l e m e n t T y p e = " C o l u m n "   E l e m e n t I d = " 5 8 1 9 9 6 0 6 7 "   D a t a T y p e = " T e x t " > D e s c r i p t i o n _ R e p o r t T o t a l s L i n e < / D e s c r i p t i o n _ R e p o r t T o t a l s L i n e > - 
-             < F o n t B o l d _ R e p o r t T o t a l s L i n e   E l e m e n t T y p e = " C o l u m n "   E l e m e n t I d = " 9 4 6 5 4 0 5 4 9 "   D a t a T y p e = " B o o l e a n " > F o n t B o l d _ R e p o r t T o t a l s L i n e < / F o n t B o l d _ R e p o r t T o t a l s L i n e > - 
-             < F o n t U n d e r l i n e _ R e p o r t T o t a l s L i n e   E l e m e n t T y p e = " C o l u m n "   E l e m e n t I d = " 2 0 2 1 5 3 3 6 9 4 "   D a t a T y p e = " B o o l e a n " > F o n t U n d e r l i n e _ R e p o r t T o t a l s L i n e < / F o n t U n d e r l i n e _ R e p o r t T o t a l s L i n e > +         < R e p o r t T o t a l s L i n e > + 
+             < A m o u n t _ R e p o r t T o t a l s L i n e > A m o u n t _ R e p o r t T o t a l s L i n e < / A m o u n t _ R e p o r t T o t a l s L i n e > + 
+             < A m o u n t F o r m a t t e d _ R e p o r t T o t a l s L i n e > A m o u n t F o r m a t t e d _ R e p o r t T o t a l s L i n e < / A m o u n t F o r m a t t e d _ R e p o r t T o t a l s L i n e > + 
+             < D e s c r i p t i o n _ R e p o r t T o t a l s L i n e > D e s c r i p t i o n _ R e p o r t T o t a l s L i n e < / D e s c r i p t i o n _ R e p o r t T o t a l s L i n e > + 
+             < F o n t B o l d _ R e p o r t T o t a l s L i n e > F o n t B o l d _ R e p o r t T o t a l s L i n e < / F o n t B o l d _ R e p o r t T o t a l s L i n e > + 
+             < F o n t U n d e r l i n e _ R e p o r t T o t a l s L i n e > F o n t U n d e r l i n e _ R e p o r t T o t a l s L i n e < / F o n t U n d e r l i n e _ R e p o r t T o t a l s L i n e >   
          < / R e p o r t T o t a l s L i n e >   
-         < L e t t e r T e x t   E l e m e n t T y p e = " D a t a I t e m "   E l e m e n t I d = " 1 5 1 0 3 5 3 8 3 4 " > - 
-             < B o d y T e x t   E l e m e n t T y p e = " C o l u m n "   E l e m e n t I d = " 1 4 9 7 5 9 8 0 8 "   D a t a T y p e = " L a b e l " > B o d y T e x t < / B o d y T e x t > - 
-             < C l o s i n g T e x t   E l e m e n t T y p e = " C o l u m n "   E l e m e n t I d = " 5 1 2 1 3 5 9 0 9 "   D a t a T y p e = " L a b e l " > C l o s i n g T e x t < / C l o s i n g T e x t > - 
-             < G r e e t i n g T e x t   E l e m e n t T y p e = " C o l u m n "   E l e m e n t I d = " 1 1 7 5 2 7 9 2 8 9 "   D a t a T y p e = " L a b e l " > G r e e t i n g T e x t < / G r e e t i n g T e x t > +         < L e t t e r T e x t > + 
+             < B o d y T e x t > B o d y T e x t < / B o d y T e x t > + 
+             < C l o s i n g T e x t > C l o s i n g T e x t < / C l o s i n g T e x t > + 
+             < G r e e t i n g T e x t > G r e e t i n g T e x t < / G r e e t i n g T e x t >   
          < / L e t t e r T e x t >   
-         < T o t a l s   E l e m e n t T y p e = " D a t a I t e m "   E l e m e n t I d = " 1 8 2 3 9 5 0 0 4 4 " > - 
-             < C u r r e n c y C o d e   E l e m e n t T y p e = " C o l u m n "   E l e m e n t I d = " 1 5 7 9 5 9 5 9 2 1 "   D a t a T y p e = " T e x t " > C u r r e n c y C o d e < / C u r r e n c y C o d e > - 
-             < C u r r e n c y S y m b o l   E l e m e n t T y p e = " C o l u m n "   E l e m e n t I d = " 1 1 6 2 5 1 0 7 4 8 "   D a t a T y p e = " T e x t " > C u r r e n c y S y m b o l < / C u r r e n c y S y m b o l > - 
-             < T o t a l A m o u n t I n c l u d i n g V A T   E l e m e n t T y p e = " C o l u m n "   E l e m e n t I d = " 9 1 0 5 1 1 5 7 5 "   D a t a T y p e = " S t r i n g " > T o t a l A m o u n t I n c l u d i n g V A T < / T o t a l A m o u n t I n c l u d i n g V A T > - 
-             < T o t a l E x c l u d i n g V A T T e x t   E l e m e n t T y p e = " C o l u m n "   E l e m e n t I d = " 1 9 2 2 9 4 6 3 1 0 "   D a t a T y p e = " T e x t " > T o t a l E x c l u d i n g V A T T e x t < / T o t a l E x c l u d i n g V A T T e x t > - 
-             < T o t a l I n c l u d i n g V A T T e x t   E l e m e n t T y p e = " C o l u m n "   E l e m e n t I d = " 1 2 0 4 0 1 6 3 5 2 "   D a t a T y p e = " T e x t " > T o t a l I n c l u d i n g V A T T e x t < / T o t a l I n c l u d i n g V A T T e x t > - 
-             < T o t a l I n v o i c e D i s c o u n t A m o u n t   E l e m e n t T y p e = " C o l u m n "   E l e m e n t I d = " 4 0 2 1 7 7 5 1 "   D a t a T y p e = " S t r i n g " > T o t a l I n v o i c e D i s c o u n t A m o u n t < / T o t a l I n v o i c e D i s c o u n t A m o u n t > - 
-             < T o t a l N e t A m o u n t   E l e m e n t T y p e = " C o l u m n "   E l e m e n t I d = " 4 8 3 1 9 3 3 7 2 "   D a t a T y p e = " S t r i n g " > T o t a l N e t A m o u n t < / T o t a l N e t A m o u n t > - 
-             < T o t a l P a y m e n t D i s c o u n t O n V A T   E l e m e n t T y p e = " C o l u m n "   E l e m e n t I d = " 7 3 6 0 4 1 8 8 6 "   D a t a T y p e = " D e c i m a l " > T o t a l P a y m e n t D i s c o u n t O n V A T < / T o t a l P a y m e n t D i s c o u n t O n V A T > - 
-             < T o t a l S u b T o t a l   E l e m e n t T y p e = " C o l u m n "   E l e m e n t I d = " 2 0 9 7 8 7 6 8 0 1 "   D a t a T y p e = " S t r i n g " > T o t a l S u b T o t a l < / T o t a l S u b T o t a l > - 
-             < T o t a l S u b T o t a l M i n u s I n v o i c e D i s c o u n t   E l e m e n t T y p e = " C o l u m n "   E l e m e n t I d = " 7 6 9 4 3 1 8 8 7 "   D a t a T y p e = " S t r i n g " > T o t a l S u b T o t a l M i n u s I n v o i c e D i s c o u n t < / T o t a l S u b T o t a l M i n u s I n v o i c e D i s c o u n t > - 
-             < T o t a l T e x t   E l e m e n t T y p e = " C o l u m n "   E l e m e n t I d = " 2 3 1 9 1 0 5 1 8 "   D a t a T y p e = " T e x t " > T o t a l T e x t < / T o t a l T e x t > - 
-             < T o t a l V A T A m o u n t   E l e m e n t T y p e = " C o l u m n "   E l e m e n t I d = " 1 6 2 7 1 0 2 3 2 8 "   D a t a T y p e = " S t r i n g " > T o t a l V A T A m o u n t < / T o t a l V A T A m o u n t > - 
-             < T o t a l V A T A m o u n t L C Y   E l e m e n t T y p e = " C o l u m n "   E l e m e n t I d = " 1 5 0 6 5 7 0 2 1 8 "   D a t a T y p e = " D e c i m a l " > T o t a l V A T A m o u n t L C Y < / T o t a l V A T A m o u n t L C Y > - 
-             < T o t a l V A T A m o u n t T e x t   E l e m e n t T y p e = " C o l u m n "   E l e m e n t I d = " 9 7 3 6 6 6 3 3 9 "   D a t a T y p e = " T e x t " > T o t a l V A T A m o u n t T e x t < / T o t a l V A T A m o u n t T e x t > - 
-             < T o t a l V A T B a s e L C Y   E l e m e n t T y p e = " C o l u m n "   E l e m e n t I d = " 8 3 4 4 5 0 5 2 1 "   D a t a T y p e = " D e c i m a l " > T o t a l V A T B a s e L C Y < / T o t a l V A T B a s e L C Y > +         < T o t a l s > + 
+             < C u r r e n c y C o d e > C u r r e n c y C o d e < / C u r r e n c y C o d e > + 
+             < C u r r e n c y S y m b o l > C u r r e n c y S y m b o l < / C u r r e n c y S y m b o l > + 
+             < T o t a l A m o u n t I n c l u d i n g V A T > T o t a l A m o u n t I n c l u d i n g V A T < / T o t a l A m o u n t I n c l u d i n g V A T > + 
+             < T o t a l E x c l u d i n g V A T T e x t > T o t a l E x c l u d i n g V A T T e x t < / T o t a l E x c l u d i n g V A T T e x t > + 
+             < T o t a l I n c l u d i n g V A T T e x t > T o t a l I n c l u d i n g V A T T e x t < / T o t a l I n c l u d i n g V A T T e x t > + 
+             < T o t a l I n v o i c e D i s c o u n t A m o u n t > T o t a l I n v o i c e D i s c o u n t A m o u n t < / T o t a l I n v o i c e D i s c o u n t A m o u n t > + 
+             < T o t a l N e t A m o u n t > T o t a l N e t A m o u n t < / T o t a l N e t A m o u n t > + 
+             < T o t a l P a y m e n t D i s c o u n t O n V A T > T o t a l P a y m e n t D i s c o u n t O n V A T < / T o t a l P a y m e n t D i s c o u n t O n V A T > + 
+             < T o t a l S u b T o t a l > T o t a l S u b T o t a l < / T o t a l S u b T o t a l > + 
+             < T o t a l S u b T o t a l M i n u s I n v o i c e D i s c o u n t > T o t a l S u b T o t a l M i n u s I n v o i c e D i s c o u n t < / T o t a l S u b T o t a l M i n u s I n v o i c e D i s c o u n t > + 
+             < T o t a l T e x t > T o t a l T e x t < / T o t a l T e x t > + 
+             < T o t a l V A T A m o u n t > T o t a l V A T A m o u n t < / T o t a l V A T A m o u n t > + 
+             < T o t a l V A T A m o u n t L C Y > T o t a l V A T A m o u n t L C Y < / T o t a l V A T A m o u n t L C Y > + 
+             < T o t a l V A T A m o u n t T e x t > T o t a l V A T A m o u n t T e x t < / T o t a l V A T A m o u n t T e x t > + 
+             < T o t a l V A T B a s e L C Y > T o t a l V A T B a s e L C Y < / T o t a l V A T B a s e L C Y >   
          < / T o t a l s >   
@@ -6811,9 +6737,7 @@
  < / N a v W o r d R e p o r t X m l P a r t > 
 </file>
 
-<file path=customXml/item2.xml>��< ? x m l   v e r s i o n = " 1 . 0 "   e n c o d i n g = " u t f - 1 6 " ? > - 
- < N a v W o r d R e p o r t X m l P a r t   x m l n s = " u r n : m i c r o s o f t - d y n a m i c s - n a v / r e p o r t s / S t a n d a r d _ S a l e s _ C r e d i t _ M e m o / 1 3 0 7 / " > +<file path=customXml/item2.xml>��< ? x m l   v e r s i o n = " 1 . 0 "   e n c o d i n g = " u t f - 1 6 " ? > < N a v W o r d R e p o r t X m l P a r t   x m l n s = " u r n : m i c r o s o f t - d y n a m i c s - b u s i n e s s c e n t r a l / i n t e r n a l / e x t e n d e d / r e p o r t s / S t a n d a r d _ S a l e s _ C r e d i t _ M e m o / 1 3 0 7 / " >   
      < B C R e p o r t I n f o r m a t i o n >   
@@ -6831,8 +6755,6 @@
  
              < R e p o r t N a m e > R e p o r t   N a m e < / R e p o r t N a m e >   
-             < R e p o r t C a p t i o n > R e p o r t   C a p t i o n < / R e p o r t C a p t i o n > - 
              < A b o u t T h i s R e p o r t T i t l e > A b o u t   T h i s   R e p o r t   T i t l e < / A b o u t T h i s R e p o r t T i t l e >   
              < A b o u t T h i s R e p o r t T e x t > A b o u t   T h i s   R e p o r t   T e x t < / A b o u t T h i s R e p o r t T e x t > @@ -6879,553 +6801,491 @@
  
          < / R e p o r t R e q u e s t >   
-         < C o m p a n y M e t a d a t a > - 
-             < C o m p a n y N a m e > C o m p a n y   N a m e < / C o m p a n y N a m e > - 
-             < C o m p a n y D i s p l a y N a m e > C o m p a n y   D i s p l a y   N a m e < / C o m p a n y D i s p l a y N a m e > - 
-             < C o m p a n y A d d r e s s L i n e s > - 
-                 < C o m p a n y A d d r e s s L i n e 1 > C o m p a n y   A d d r e s s   L i n e   1 < / C o m p a n y A d d r e s s L i n e 1 > - 
-                 < C o m p a n y A d d r e s s L i n e 2 > C o m p a n y   A d d r e s s   L i n e   2 < / C o m p a n y A d d r e s s L i n e 2 > - 
-                 < C o m p a n y A d d r e s s L i n e 3 > C o m p a n y   A d d r e s s   L i n e   3 < / C o m p a n y A d d r e s s L i n e 3 > - 
-                 < C o m p a n y A d d r e s s L i n e 4 > C o m p a n y   A d d r e s s   L i n e   4 < / C o m p a n y A d d r e s s L i n e 4 > - 
-                 < C o m p a n y A d d r e s s L i n e 5 > C o m p a n y   A d d r e s s   L i n e   5 < / C o m p a n y A d d r e s s L i n e 5 > - 
-                 < C o m p a n y A d d r e s s L i n e 6 > C o m p a n y   A d d r e s s   L i n e   6 < / C o m p a n y A d d r e s s L i n e 6 > - 
-                 < C o m p a n y A d d r e s s L i n e 7 > C o m p a n y   A d d r e s s   L i n e   7 < / C o m p a n y A d d r e s s L i n e 7 > - 
-                 < C o m p a n y A d d r e s s L i n e 8 > C o m p a n y   A d d r e s s   L i n e   8 < / C o m p a n y A d d r e s s L i n e 8 > - 
-             < / C o m p a n y A d d r e s s L i n e s > - 
-             < C o m p a n y P h o n e > C o m p a n y   P h o n e < / C o m p a n y P h o n e > - 
-             < C o m p a n y P h o n e C a p t i o n > C o m p a n y   P h o n e   C a p t i o n < / C o m p a n y P h o n e C a p t i o n > - 
-             < C o m p a n y F a x N o > C o m p a n y   F a x   N o . < / C o m p a n y F a x N o > - 
-             < C o m p a n y F a x N o C a p t i o n > C o m p a n y   F a x   N o .   C a p t i o n < / C o m p a n y F a x N o C a p t i o n > - 
-             < C o m p a n y E m a i l > C o m p a n y   E m a i l < / C o m p a n y E m a i l > - 
-             < C o m p a n y E m a i l C a p t i o n > C o m p a n y   E m a i l   C a p t i o n < / C o m p a n y E m a i l C a p t i o n > - 
-             < C o m p a n y H o m e P a g e > C o m p a n y   H o m e   P a g e < / C o m p a n y H o m e P a g e > - 
-             < C o m p a n y H o m e P a g e C a p t i o n > C o m p a n y   H o m e   P a g e   C a p t i o n < / C o m p a n y H o m e P a g e C a p t i o n > - 
-             < C o m p a n y L o g o > C o m p a n y   L o g o < / C o m p a n y L o g o > - 
-             < C o m p a n y V A T R e g i s t r a t i o n N o > C o m p a n y   V A T   R e g i s t r a t i o n   N o . < / C o m p a n y V A T R e g i s t r a t i o n N o > - 
-             < C o m p a n y V A T R e g i s t r a t i o n N o C a p t i o n > C o m p a n y   V A T   R e g i s t r a t i o n   N o .   C a p t i o n < / C o m p a n y V A T R e g i s t r a t i o n N o C a p t i o n > - 
-             < C o m p a n y R e g i s t r a t i o n N o > C o m p a n y   R e g i s t r a t i o n   N o . < / C o m p a n y R e g i s t r a t i o n N o > - 
-             < C o m p a n y R e g i s t r a t i o n N o C a p t i o n > C o m p a n y   R e g i s t r a t i o n   N o .   C a p t i o n < / C o m p a n y R e g i s t r a t i o n N o C a p t i o n > - 
-             < C o m p a n y B a n k N a m e > C o m p a n y   B a n k   N a m e < / C o m p a n y B a n k N a m e > - 
-             < C o m p a n y B a n k N a m e C a p t i o n > C o m p a n y   B a n k   N a m e   C a p t i o n < / C o m p a n y B a n k N a m e C a p t i o n > - 
-             < C o m p a n y B a n k A c c o u n t N o > C o m p a n y   B a n k   A c c o u n t   N o . < / C o m p a n y B a n k A c c o u n t N o > - 
-             < C o m p a n y B a n k A c c o u n t N o C a p t i o n > C o m p a n y   B a n k   A c c o u n t   N o .   C a p t i o n < / C o m p a n y B a n k A c c o u n t N o C a p t i o n > - 
-             < C o m p a n y B a n k B r a n c h N o > C o m p a n y   B a n k   B r a n c h   N o . < / C o m p a n y B a n k B r a n c h N o > - 
-             < C o m p a n y B a n k B r a n c h N o C a p t i o n > C o m p a n y   B a n k   B r a n c h   N o .   C a p t i o n < / C o m p a n y B a n k B r a n c h N o C a p t i o n > - 
-             < C o m p a n y I B A N > C o m p a n y   I B A N < / C o m p a n y I B A N > - 
-             < C o m p a n y I B A N C a p t i o n > C o m p a n y   I B A N   C a p t i o n < / C o m p a n y I B A N C a p t i o n > - 
-             < C o m p a n y B a n k S W I F T > C o m p a n y   B a n k   S W I F T < / C o m p a n y B a n k S W I F T > - 
-             < C o m p a n y B a n k S W I F T C a p t i o n > C o m p a n y   B a n k   S W I F T   C a p t i o n < / C o m p a n y B a n k S W I F T C a p t i o n > - 
-             < C o m p a n y G i r o N o > C o m p a n y   G i r o   N o . < / C o m p a n y G i r o N o > - 
-             < C o m p a n y G i r o N o C a p t i o n > C o m p a n y   G i r o   N o .   C a p t i o n < / C o m p a n y G i r o N o C a p t i o n > - 
-         < / C o m p a n y M e t a d a t a > - 
      < / B C R e p o r t I n f o r m a t i o n >   
-     < H e a d e r > - 
-         < A p p l i e s T o D o c u m e n t > A p p l i e s T o D o c u m e n t < / A p p l i e s T o D o c u m e n t > - 
-         < A p p l i e s T o D o c u m e n t _ L b l > A p p l i e s T o D o c u m e n t _ L b l < / A p p l i e s T o D o c u m e n t _ L b l > - 
-         < B i l l T o C o n t a c t E m a i l > B i l l T o C o n t a c t E m a i l < / B i l l T o C o n t a c t E m a i l > - 
-         < B i l l T o C o n t a c t E m a i l L b l > B i l l T o C o n t a c t E m a i l L b l < / B i l l T o C o n t a c t E m a i l L b l > - 
-         < B i l l T o C o n t a c t M o b i l e P h o n e N o > B i l l T o C o n t a c t M o b i l e P h o n e N o < / B i l l T o C o n t a c t M o b i l e P h o n e N o > - 
-         < B i l l T o C o n t a c t M o b i l e P h o n e N o L b l > B i l l T o C o n t a c t M o b i l e P h o n e N o L b l < / B i l l T o C o n t a c t M o b i l e P h o n e N o L b l > - 
-         < B i l l T o C o n t a c t P h o n e N o > B i l l T o C o n t a c t P h o n e N o < / B i l l T o C o n t a c t P h o n e N o > - 
-         < B i l l T o C o n t a c t P h o n e N o L b l > B i l l T o C o n t a c t P h o n e N o L b l < / B i l l T o C o n t a c t P h o n e N o L b l > - 
-         < B i l l t o C u s t u m e r N o > B i l l t o C u s t u m e r N o < / B i l l t o C u s t u m e r N o > - 
-         < B i l l t o C u s t u m e r N o _ L b l > B i l l t o C u s t u m e r N o _ L b l < / B i l l t o C u s t u m e r N o _ L b l > - 
-         < C o m p a n y A d d r e s s 1 > C o m p a n y A d d r e s s 1 < / C o m p a n y A d d r e s s 1 > - 
-         < C o m p a n y A d d r e s s 2 > C o m p a n y A d d r e s s 2 < / C o m p a n y A d d r e s s 2 > - 
-         < C o m p a n y A d d r e s s 3 > C o m p a n y A d d r e s s 3 < / C o m p a n y A d d r e s s 3 > - 
-         < C o m p a n y A d d r e s s 4 > C o m p a n y A d d r e s s 4 < / C o m p a n y A d d r e s s 4 > - 
-         < C o m p a n y A d d r e s s 5 > C o m p a n y A d d r e s s 5 < / C o m p a n y A d d r e s s 5 > - 
-         < C o m p a n y A d d r e s s 6 > C o m p a n y A d d r e s s 6 < / C o m p a n y A d d r e s s 6 > - 
-         < C o m p a n y A d d r e s s 7 > C o m p a n y A d d r e s s 7 < / C o m p a n y A d d r e s s 7 > - 
-         < C o m p a n y A d d r e s s 8 > C o m p a n y A d d r e s s 8 < / C o m p a n y A d d r e s s 8 > - 
-         < C o m p a n y B a n k A c c o u n t N o > C o m p a n y B a n k A c c o u n t N o < / C o m p a n y B a n k A c c o u n t N o > - 
-         < C o m p a n y B a n k A c c o u n t N o _ L b l > C o m p a n y B a n k A c c o u n t N o _ L b l < / C o m p a n y B a n k A c c o u n t N o _ L b l > - 
-         < C o m p a n y B a n k B r a n c h N o > C o m p a n y B a n k B r a n c h N o < / C o m p a n y B a n k B r a n c h N o > - 
-         < C o m p a n y B a n k B r a n c h N o _ L b l > C o m p a n y B a n k B r a n c h N o _ L b l < / C o m p a n y B a n k B r a n c h N o _ L b l > - 
-         < C o m p a n y B a n k N a m e > C o m p a n y B a n k N a m e < / C o m p a n y B a n k N a m e > - 
-         < C o m p a n y B a n k N a m e _ L b l > C o m p a n y B a n k N a m e _ L b l < / C o m p a n y B a n k N a m e _ L b l > - 
-         < C o m p a n y C u s t o m G i r o > C o m p a n y C u s t o m G i r o < / C o m p a n y C u s t o m G i r o > - 
-         < C o m p a n y C u s t o m G i r o _ L b l > C o m p a n y C u s t o m G i r o _ L b l < / C o m p a n y C u s t o m G i r o _ L b l > - 
-         < C o m p a n y E M a i l > C o m p a n y E M a i l < / C o m p a n y E M a i l > - 
-         < C o m p a n y G i r o N o > C o m p a n y G i r o N o < / C o m p a n y G i r o N o > - 
-         < C o m p a n y G i r o N o _ L b l > C o m p a n y G i r o N o _ L b l < / C o m p a n y G i r o N o _ L b l > - 
-         < C o m p a n y H o m e P a g e > C o m p a n y H o m e P a g e < / C o m p a n y H o m e P a g e > - 
-         < C o m p a n y I B A N > C o m p a n y I B A N < / C o m p a n y I B A N > - 
-         < C o m p a n y I B A N _ L b l > C o m p a n y I B A N _ L b l < / C o m p a n y I B A N _ L b l > - 
-         < C o m p a n y L e g a l O f f i c e > C o m p a n y L e g a l O f f i c e < / C o m p a n y L e g a l O f f i c e > - 
-         < C o m p a n y L e g a l O f f i c e _ L b l > C o m p a n y L e g a l O f f i c e _ L b l < / C o m p a n y L e g a l O f f i c e _ L b l > - 
-         < C o m p a n y L e g a l S t a t e m e n t > C o m p a n y L e g a l S t a t e m e n t < / C o m p a n y L e g a l S t a t e m e n t > - 
-         < C o m p a n y L o g o P o s i t i o n > C o m p a n y L o g o P o s i t i o n < / C o m p a n y L o g o P o s i t i o n > - 
-         < C o m p a n y P h o n e N o > C o m p a n y P h o n e N o < / C o m p a n y P h o n e N o > - 
-         < C o m p a n y P h o n e N o _ L b l > C o m p a n y P h o n e N o _ L b l < / C o m p a n y P h o n e N o _ L b l > - 
-         < C o m p a n y P i c t u r e   / > - 
-         < C o m p a n y R e g i s t r a t i o n N u m b e r > C o m p a n y R e g i s t r a t i o n N u m b e r < / C o m p a n y R e g i s t r a t i o n N u m b e r > - 
-         < C o m p a n y R e g i s t r a t i o n N u m b e r _ L b l > C o m p a n y R e g i s t r a t i o n N u m b e r _ L b l < / C o m p a n y R e g i s t r a t i o n N u m b e r _ L b l > - 
-         < C o m p a n y S W I F T > C o m p a n y S W I F T < / C o m p a n y S W I F T > - 
-         < C o m p a n y S W I F T _ L b l > C o m p a n y S W I F T _ L b l < / C o m p a n y S W I F T _ L b l > - 
-         < C o m p a n y V A T R e g i s t r a t i o n N o > C o m p a n y V A T R e g i s t r a t i o n N o < / C o m p a n y V A T R e g i s t r a t i o n N o > - 
-         < C o m p a n y V A T R e g i s t r a t i o n N o _ L b l > C o m p a n y V A T R e g i s t r a t i o n N o _ L b l < / C o m p a n y V A T R e g i s t r a t i o n N o _ L b l > - 
-         < C o m p a n y V A T R e g N o > C o m p a n y V A T R e g N o < / C o m p a n y V A T R e g N o > - 
-         < C o m p a n y V A T R e g N o _ L b l > C o m p a n y V A T R e g N o _ L b l < / C o m p a n y V A T R e g N o _ L b l > - 
-         < C o p y _ L b l > C o p y _ L b l < / C o p y _ L b l > - 
-         < C u s t o m e r A d d r e s s 1 > C u s t o m e r A d d r e s s 1 < / C u s t o m e r A d d r e s s 1 > - 
-         < C u s t o m e r A d d r e s s 2 > C u s t o m e r A d d r e s s 2 < / C u s t o m e r A d d r e s s 2 > - 
-         < C u s t o m e r A d d r e s s 3 > C u s t o m e r A d d r e s s 3 < / C u s t o m e r A d d r e s s 3 > - 
-         < C u s t o m e r A d d r e s s 4 > C u s t o m e r A d d r e s s 4 < / C u s t o m e r A d d r e s s 4 > - 
-         < C u s t o m e r A d d r e s s 5 > C u s t o m e r A d d r e s s 5 < / C u s t o m e r A d d r e s s 5 > - 
-         < C u s t o m e r A d d r e s s 6 > C u s t o m e r A d d r e s s 6 < / C u s t o m e r A d d r e s s 6 > - 
-         < C u s t o m e r A d d r e s s 7 > C u s t o m e r A d d r e s s 7 < / C u s t o m e r A d d r e s s 7 > - 
-         < C u s t o m e r A d d r e s s 8 > C u s t o m e r A d d r e s s 8 < / C u s t o m e r A d d r e s s 8 > - 
-         < C u s t o m e r P o s t a l B a r C o d e > C u s t o m e r P o s t a l B a r C o d e < / C u s t o m e r P o s t a l B a r C o d e > - 
-         < D o c u m e n t C o p y T e x t > D o c u m e n t C o p y T e x t < / D o c u m e n t C o p y T e x t > - 
-         < D o c u m e n t D a t e > D o c u m e n t D a t e < / D o c u m e n t D a t e > - 
-         < D o c u m e n t D a t e _ L b l > D o c u m e n t D a t e _ L b l < / D o c u m e n t D a t e _ L b l > - 
-         < D o c u m e n t N o > D o c u m e n t N o < / D o c u m e n t N o > - 
-         < D o c u m e n t N o _ L b l > D o c u m e n t N o _ L b l < / D o c u m e n t N o _ L b l > - 
-         < D o c u m e n t T i t l e _ L b l > D o c u m e n t T i t l e _ L b l < / D o c u m e n t T i t l e _ L b l > - 
-         < D u e D a t e > D u e D a t e < / D u e D a t e > - 
-         < D u e D a t e _ L b l > D u e D a t e _ L b l < / D u e D a t e _ L b l > - 
-         < E M a i l _ H e a d e r _ L b l > E M a i l _ H e a d e r _ L b l < / E M a i l _ H e a d e r _ L b l > - 
-         < E x c h a n g e R a t e A S T e x t > E x c h a n g e R a t e A S T e x t < / E x c h a n g e R a t e A S T e x t > - 
-         < E x t e r n a l D o c u m e n t N o > E x t e r n a l D o c u m e n t N o < / E x t e r n a l D o c u m e n t N o > - 
-         < E x t e r n a l D o c u m e n t N o L b l > E x t e r n a l D o c u m e n t N o L b l < / E x t e r n a l D o c u m e n t N o L b l > - 
-         < H o m e P a g e _ H e a d e r _ L b l > H o m e P a g e _ H e a d e r _ L b l < / H o m e P a g e _ H e a d e r _ L b l > - 
-         < I n v o i c e D i s c o u n t A m o u n t _ L b l > I n v o i c e D i s c o u n t A m o u n t _ L b l < / I n v o i c e D i s c o u n t A m o u n t _ L b l > - 
-         < I n v o i c e D i s c o u n t B a s e A m o u n t _ L b l > I n v o i c e D i s c o u n t B a s e A m o u n t _ L b l < / I n v o i c e D i s c o u n t B a s e A m o u n t _ L b l > - 
-         < L e g a l E n t i t y T y p e > L e g a l E n t i t y T y p e < / L e g a l E n t i t y T y p e > - 
-         < L e g a l E n t i t y T y p e _ L b l > L e g a l E n t i t y T y p e _ L b l < / L e g a l E n t i t y T y p e _ L b l > - 
-         < L i n e A m o u n t A f t e r I n v o i c e D i s c o u n t _ L b l > L i n e A m o u n t A f t e r I n v o i c e D i s c o u n t _ L b l < / L i n e A m o u n t A f t e r I n v o i c e D i s c o u n t _ L b l > - 
-         < L o c a l C u r r e n c y _ L b l > L o c a l C u r r e n c y _ L b l < / L o c a l C u r r e n c y _ L b l > - 
-         < P a g e _ L b l > P a g e _ L b l < / P a g e _ L b l > - 
-         < P a y m e n t M e t h o d D e s c r i p t i o n > P a y m e n t M e t h o d D e s c r i p t i o n < / P a y m e n t M e t h o d D e s c r i p t i o n > - 
-         < P a y m e n t M e t h o d D e s c r i p t i o n _ L b l > P a y m e n t M e t h o d D e s c r i p t i o n _ L b l < / P a y m e n t M e t h o d D e s c r i p t i o n _ L b l > - 
-         < P a y m e n t T e r m s D e s c r i p t i o n > P a y m e n t T e r m s D e s c r i p t i o n < / P a y m e n t T e r m s D e s c r i p t i o n > - 
-         < P a y m e n t T e r m s D e s c r i p t i o n _ L b l > P a y m e n t T e r m s D e s c r i p t i o n _ L b l < / P a y m e n t T e r m s D e s c r i p t i o n _ L b l > - 
-         < P r i c e s I n c l u d i n g V A T > P r i c e s I n c l u d i n g V A T < / P r i c e s I n c l u d i n g V A T > - 
-         < P r i c e s I n c l u d i n g V A T Y e s N o > P r i c e s I n c l u d i n g V A T Y e s N o < / P r i c e s I n c l u d i n g V A T Y e s N o > - 
-         < P r i c e s I n c l u d i n g V A T _ L b l > P r i c e s I n c l u d i n g V A T _ L b l < / P r i c e s I n c l u d i n g V A T _ L b l > - 
-         < S a l e s I n v o i c e L i n e D i s c o u n t _ L b l > S a l e s I n v o i c e L i n e D i s c o u n t _ L b l < / S a l e s I n v o i c e L i n e D i s c o u n t _ L b l > - 
-         < S a l e s P e r s o n B l a n k _ L b l > S a l e s P e r s o n B l a n k _ L b l < / S a l e s P e r s o n B l a n k _ L b l > - 
-         < S a l e s P e r s o n N a m e > S a l e s P e r s o n N a m e < / S a l e s P e r s o n N a m e > - 
-         < S a l e s P e r s o n _ L b l > S a l e s P e r s o n _ L b l < / S a l e s P e r s o n _ L b l > - 
-         < S e l l T o C o n t a c t E m a i l > S e l l T o C o n t a c t E m a i l < / S e l l T o C o n t a c t E m a i l > - 
-         < S e l l T o C o n t a c t E m a i l L b l > S e l l T o C o n t a c t E m a i l L b l < / S e l l T o C o n t a c t E m a i l L b l > - 
-         < S e l l T o C o n t a c t M o b i l e P h o n e N o > S e l l T o C o n t a c t M o b i l e P h o n e N o < / S e l l T o C o n t a c t M o b i l e P h o n e N o > - 
-         < S e l l T o C o n t a c t M o b i l e P h o n e N o L b l > S e l l T o C o n t a c t M o b i l e P h o n e N o L b l < / S e l l T o C o n t a c t M o b i l e P h o n e N o L b l > - 
-         < S e l l T o C o n t a c t P h o n e N o > S e l l T o C o n t a c t P h o n e N o < / S e l l T o C o n t a c t P h o n e N o > - 
-         < S e l l T o C o n t a c t P h o n e N o L b l > S e l l T o C o n t a c t P h o n e N o L b l < / S e l l T o C o n t a c t P h o n e N o L b l > - 
-         < S e l l t o C u s t o m e r N o > S e l l t o C u s t o m e r N o < / S e l l t o C u s t o m e r N o > - 
-         < S e l l t o C u s t o m e r N o _ L b l > S e l l t o C u s t o m e r N o _ L b l < / S e l l t o C u s t o m e r N o _ L b l > - 
-         < S h i p m e n t D a t e > S h i p m e n t D a t e < / S h i p m e n t D a t e > - 
-         < S h i p m e n t D a t e _ L b l > S h i p m e n t D a t e _ L b l < / S h i p m e n t D a t e _ L b l > - 
-         < S h i p m e n t M e t h o d D e s c r i p t i o n > S h i p m e n t M e t h o d D e s c r i p t i o n < / S h i p m e n t M e t h o d D e s c r i p t i o n > - 
-         < S h i p m e n t M e t h o d D e s c r i p t i o n _ L b l > S h i p m e n t M e t h o d D e s c r i p t i o n _ L b l < / S h i p m e n t M e t h o d D e s c r i p t i o n _ L b l > - 
-         < S h i p m e n t _ L b l > S h i p m e n t _ L b l < / S h i p m e n t _ L b l > - 
-         < S h i p T o A d d r e s s 1 > S h i p T o A d d r e s s 1 < / S h i p T o A d d r e s s 1 > - 
-         < S h i p T o A d d r e s s 2 > S h i p T o A d d r e s s 2 < / S h i p T o A d d r e s s 2 > - 
-         < S h i p T o A d d r e s s 3 > S h i p T o A d d r e s s 3 < / S h i p T o A d d r e s s 3 > - 
-         < S h i p T o A d d r e s s 4 > S h i p T o A d d r e s s 4 < / S h i p T o A d d r e s s 4 > - 
-         < S h i p T o A d d r e s s 5 > S h i p T o A d d r e s s 5 < / S h i p T o A d d r e s s 5 > - 
-         < S h i p T o A d d r e s s 6 > S h i p T o A d d r e s s 6 < / S h i p T o A d d r e s s 6 > - 
-         < S h i p T o A d d r e s s 7 > S h i p T o A d d r e s s 7 < / S h i p T o A d d r e s s 7 > - 
-         < S h i p T o A d d r e s s 8 > S h i p T o A d d r e s s 8 < / S h i p T o A d d r e s s 8 > - 
-         < S h i p T o A d d r e s s _ L b l > S h i p T o A d d r e s s _ L b l < / S h i p T o A d d r e s s _ L b l > - 
-         < S h i p T o P h o n e N o > S h i p T o P h o n e N o < / S h i p T o P h o n e N o > - 
-         < S h o w S h i p p i n g A d d r e s s > S h o w S h i p p i n g A d d r e s s < / S h o w S h i p p i n g A d d r e s s > - 
-         < S h o w W o r k D e s c r i p t i o n > S h o w W o r k D e s c r i p t i o n < / S h o w W o r k D e s c r i p t i o n > - 
-         < S u b t o t a l _ L b l > S u b t o t a l _ L b l < / S u b t o t a l _ L b l > - 
-         < T o t a l _ L b l > T o t a l _ L b l < / T o t a l _ L b l > - 
-         < V A T A m o u n t S p e c i f i c a t i o n _ L b l > V A T A m o u n t S p e c i f i c a t i o n _ L b l < / V A T A m o u n t S p e c i f i c a t i o n _ L b l > - 
-         < V A T A m o u n t _ L b l > V A T A m o u n t _ L b l < / V A T A m o u n t _ L b l > - 
-         < V A T B a s e _ L b l > V A T B a s e _ L b l < / V A T B a s e _ L b l > - 
-         < V A T C l a u s e s _ L b l > V A T C l a u s e s _ L b l < / V A T C l a u s e s _ L b l > - 
-         < V A T C l a u s e _ L b l > V A T C l a u s e _ L b l < / V A T C l a u s e _ L b l > - 
-         < V A T I d e n t i f i e r _ L b l > V A T I d e n t i f i e r _ L b l < / V A T I d e n t i f i e r _ L b l > - 
-         < V A T P e r c e n t a g e _ L b l > V A T P e r c e n t a g e _ L b l < / V A T P e r c e n t a g e _ L b l > - 
-         < V A T R e g i s t r a t i o n N o > V A T R e g i s t r a t i o n N o < / V A T R e g i s t r a t i o n N o > - 
-         < V A T R e g i s t r a t i o n N o _ L b l > V A T R e g i s t r a t i o n N o _ L b l < / V A T R e g i s t r a t i o n N o _ L b l > - 
-         < Y o u r R e f e r e n c e > Y o u r R e f e r e n c e < / Y o u r R e f e r e n c e > - 
-         < Y o u r R e f e r e n c e _ L b l > Y o u r R e f e r e n c e _ L b l < / Y o u r R e f e r e n c e _ L b l > - 
-         < L i n e > - 
-             < A m o u n t E x c l u d i n g V A T _ L i n e > A m o u n t E x c l u d i n g V A T _ L i n e < / A m o u n t E x c l u d i n g V A T _ L i n e > - 
-             < A m o u n t E x c l u d i n g V A T _ L i n e _ L b l > A m o u n t E x c l u d i n g V A T _ L i n e _ L b l < / A m o u n t E x c l u d i n g V A T _ L i n e _ L b l > - 
-             < A m o u n t I n c l u d i n g V A T _ L i n e > A m o u n t I n c l u d i n g V A T _ L i n e < / A m o u n t I n c l u d i n g V A T _ L i n e > - 
-             < A m o u n t I n c l u d i n g V A T _ L i n e _ L b l > A m o u n t I n c l u d i n g V A T _ L i n e _ L b l < / A m o u n t I n c l u d i n g V A T _ L i n e _ L b l > - 
-             < D e s c r i p t i o n _ L i n e > D e s c r i p t i o n _ L i n e < / D e s c r i p t i o n _ L i n e > - 
-             < D e s c r i p t i o n _ L i n e _ L b l > D e s c r i p t i o n _ L i n e _ L b l < / D e s c r i p t i o n _ L i n e _ L b l > - 
-             < I t e m N o _ L i n e > I t e m N o _ L i n e < / I t e m N o _ L i n e > - 
-             < I t e m N o _ L i n e _ L b l > I t e m N o _ L i n e _ L b l < / I t e m N o _ L i n e _ L b l > - 
-             < I t e m R e f e r e n c e N o _ L i n e > I t e m R e f e r e n c e N o _ L i n e < / I t e m R e f e r e n c e N o _ L i n e > - 
-             < I t e m R e f e r e n c e N o _ L i n e _ L b l > I t e m R e f e r e n c e N o _ L i n e _ L b l < / I t e m R e f e r e n c e N o _ L i n e _ L b l > - 
-             < L i n e A m o u n t _ L i n e > L i n e A m o u n t _ L i n e < / L i n e A m o u n t _ L i n e > - 
-             < L i n e A m o u n t _ L i n e _ L b l > L i n e A m o u n t _ L i n e _ L b l < / L i n e A m o u n t _ L i n e _ L b l > - 
-             < L i n e D i s c o u n t P e r c e n t T e x t _ L i n e > L i n e D i s c o u n t P e r c e n t T e x t _ L i n e < / L i n e D i s c o u n t P e r c e n t T e x t _ L i n e > - 
-             < L i n e D i s c o u n t P e r c e n t _ L i n e > L i n e D i s c o u n t P e r c e n t _ L i n e < / L i n e D i s c o u n t P e r c e n t _ L i n e > - 
-             < L i n e N o _ L i n e > L i n e N o _ L i n e < / L i n e N o _ L i n e > - 
-             < Q u a n t i t y _ L i n e > Q u a n t i t y _ L i n e < / Q u a n t i t y _ L i n e > - 
-             < Q u a n t i t y _ L i n e _ L b l > Q u a n t i t y _ L i n e _ L b l < / Q u a n t i t y _ L i n e _ L b l > - 
-             < S h i p m e n t D a t e _ L i n e > S h i p m e n t D a t e _ L i n e < / S h i p m e n t D a t e _ L i n e > - 
-             < S h i p m e n t D a t e _ L i n e _ L b l > S h i p m e n t D a t e _ L i n e _ L b l < / S h i p m e n t D a t e _ L i n e _ L b l > - 
-             < T r a n s H e a d e r A m o u n t > T r a n s H e a d e r A m o u n t < / T r a n s H e a d e r A m o u n t > - 
-             < T y p e _ L i n e > T y p e _ L i n e < / T y p e _ L i n e > - 
-             < U n i t O f M e a s u r e > U n i t O f M e a s u r e < / U n i t O f M e a s u r e > - 
-             < U n i t O f M e a s u r e _ L b l > U n i t O f M e a s u r e _ L b l < / U n i t O f M e a s u r e _ L b l > - 
-             < U n i t P r i c e > U n i t P r i c e < / U n i t P r i c e > - 
-             < U n i t P r i c e _ L b l > U n i t P r i c e _ L b l < / U n i t P r i c e _ L b l > - 
-             < V A T I d e n t i f i e r _ L i n e > V A T I d e n t i f i e r _ L i n e < / V A T I d e n t i f i e r _ L i n e > - 
-             < V A T I d e n t i f i e r _ L i n e _ L b l > V A T I d e n t i f i e r _ L i n e _ L b l < / V A T I d e n t i f i e r _ L i n e _ L b l > - 
-             < V A T P c t _ L i n e > V A T P c t _ L i n e < / V A T P c t _ L i n e > - 
-             < V A T P c t _ L i n e _ L b l > V A T P c t _ L i n e _ L b l < / V A T P c t _ L i n e _ L b l > - 
-             < S h i p m e n t L i n e > - 
-                 < D o c u m e n t N o _ S h i p m e n t L i n e > D o c u m e n t N o _ S h i p m e n t L i n e < / D o c u m e n t N o _ S h i p m e n t L i n e > - 
-                 < P o s t i n g D a t e _ S h i p m e n t L i n e > P o s t i n g D a t e _ S h i p m e n t L i n e < / P o s t i n g D a t e _ S h i p m e n t L i n e > - 
-                 < P o s t i n g D a t e _ S h i p m e n t L i n e _ L b l > P o s t i n g D a t e _ S h i p m e n t L i n e _ L b l < / P o s t i n g D a t e _ S h i p m e n t L i n e _ L b l > - 
-                 < Q u a n t i t y _ S h i p m e n t L i n e > Q u a n t i t y _ S h i p m e n t L i n e < / Q u a n t i t y _ S h i p m e n t L i n e > - 
-                 < Q u a n t i t y _ S h i p m e n t L i n e _ L b l > Q u a n t i t y _ S h i p m e n t L i n e _ L b l < / Q u a n t i t y _ S h i p m e n t L i n e _ L b l > +     < T o o l t i p s / > + 
+     < H e a d e r   E l e m e n t T y p e = " D a t a I t e m "   E l e m e n t I d = " 1 2 4 0 3 7 3 8 8 6 " > + 
+         < A p p l i e s T o D o c u m e n t   E l e m e n t T y p e = " C o l u m n "   E l e m e n t I d = " 7 8 4 1 8 3 9 6 5 "   D a t a T y p e = " T e x t " > A p p l i e s T o D o c u m e n t < / A p p l i e s T o D o c u m e n t > + 
+         < A p p l i e s T o D o c u m e n t _ L b l   E l e m e n t T y p e = " C o l u m n "   E l e m e n t I d = " 1 9 9 2 0 4 2 5 9 4 "   D a t a T y p e = " T e x t C o n s t " > A p p l i e s T o D o c u m e n t _ L b l < / A p p l i e s T o D o c u m e n t _ L b l > + 
+         < B i l l T o C o n t a c t E m a i l   E l e m e n t T y p e = " C o l u m n "   E l e m e n t I d = " 3 3 5 8 2 7 8 9 5 "   D a t a T y p e = " T e x t " > B i l l T o C o n t a c t E m a i l < / B i l l T o C o n t a c t E m a i l > + 
+         < B i l l T o C o n t a c t E m a i l L b l   E l e m e n t T y p e = " C o l u m n "   E l e m e n t I d = " 2 9 6 4 7 8 3 6 5 "   D a t a T y p e = " T e x t C o n s t " > B i l l T o C o n t a c t E m a i l L b l < / B i l l T o C o n t a c t E m a i l L b l > + 
+         < B i l l T o C o n t a c t M o b i l e P h o n e N o   E l e m e n t T y p e = " C o l u m n "   E l e m e n t I d = " 2 4 8 4 8 8 6 9 6 "   D a t a T y p e = " T e x t " > B i l l T o C o n t a c t M o b i l e P h o n e N o < / B i l l T o C o n t a c t M o b i l e P h o n e N o > + 
+         < B i l l T o C o n t a c t M o b i l e P h o n e N o L b l   E l e m e n t T y p e = " C o l u m n "   E l e m e n t I d = " 2 7 6 3 1 1 3 3 8 "   D a t a T y p e = " T e x t C o n s t " > B i l l T o C o n t a c t M o b i l e P h o n e N o L b l < / B i l l T o C o n t a c t M o b i l e P h o n e N o L b l > + 
+         < B i l l T o C o n t a c t P h o n e N o   E l e m e n t T y p e = " C o l u m n "   E l e m e n t I d = " 3 6 2 4 7 7 4 8 8 "   D a t a T y p e = " T e x t " > B i l l T o C o n t a c t P h o n e N o < / B i l l T o C o n t a c t P h o n e N o > + 
+         < B i l l T o C o n t a c t P h o n e N o L b l   E l e m e n t T y p e = " C o l u m n "   E l e m e n t I d = " 2 1 2 3 3 4 5 9 6 6 "   D a t a T y p e = " T e x t C o n s t " > B i l l T o C o n t a c t P h o n e N o L b l < / B i l l T o C o n t a c t P h o n e N o L b l > + 
+         < B i l l t o C u s t u m e r N o   E l e m e n t T y p e = " C o l u m n "   E l e m e n t I d = " 2 8 0 4 7 3 0 5 8 "   D a t a T y p e = " C o d e " > B i l l t o C u s t u m e r N o < / B i l l t o C u s t u m e r N o > + 
+         < B i l l t o C u s t u m e r N o _ L b l   E l e m e n t T y p e = " C o l u m n "   E l e m e n t I d = " 2 1 8 1 7 1 2 6 3 "   D a t a T y p e = " S t r i n g " > B i l l t o C u s t u m e r N o _ L b l < / B i l l t o C u s t u m e r N o _ L b l > + 
+         < C o m p a n y A d d r e s s 1   E l e m e n t T y p e = " C o l u m n "   E l e m e n t I d = " 1 8 8 4 1 6 4 3 2 3 "   D a t a T y p e = " T e x t " > C o m p a n y A d d r e s s 1 < / C o m p a n y A d d r e s s 1 > + 
+         < C o m p a n y A d d r e s s 2   E l e m e n t T y p e = " C o l u m n "   E l e m e n t I d = " 1 2 4 6 4 6 7 7 0 6 "   D a t a T y p e = " T e x t " > C o m p a n y A d d r e s s 2 < / C o m p a n y A d d r e s s 2 > + 
+         < C o m p a n y A d d r e s s 3   E l e m e n t T y p e = " C o l u m n "   E l e m e n t I d = " 6 0 8 7 7 1 0 8 9 "   D a t a T y p e = " T e x t " > C o m p a n y A d d r e s s 3 < / C o m p a n y A d d r e s s 3 > + 
+         < C o m p a n y A d d r e s s 4   E l e m e n t T y p e = " C o l u m n "   E l e m e n t I d = " 7 7 7 6 8 0 1 1 2 "   D a t a T y p e = " T e x t " > C o m p a n y A d d r e s s 4 < / C o m p a n y A d d r e s s 4 > + 
+         < C o m p a n y A d d r e s s 5   E l e m e n t T y p e = " C o l u m n "   E l e m e n t I d = " 1 3 9 9 8 3 4 9 5 "   D a t a T y p e = " T e x t " > C o m p a n y A d d r e s s 5 < / C o m p a n y A d d r e s s 5 > + 
+         < C o m p a n y A d d r e s s 6   E l e m e n t T y p e = " C o l u m n "   E l e m e n t I d = " 4 9 7 7 1 3 1 2 2 "   D a t a T y p e = " T e x t " > C o m p a n y A d d r e s s 6 < / C o m p a n y A d d r e s s 6 > + 
+         < C o m p a n y A d d r e s s 7   E l e m e n t T y p e = " C o l u m n "   E l e m e n t I d = " 1 1 3 5 4 0 9 7 3 9 "   D a t a T y p e = " T e x t " > C o m p a n y A d d r e s s 7 < / C o m p a n y A d d r e s s 7 > + 
+         < C o m p a n y A d d r e s s 8   E l e m e n t T y p e = " C o l u m n "   E l e m e n t I d = " 1 7 1 5 2 5 5 3 0 0 "   D a t a T y p e = " T e x t " > C o m p a n y A d d r e s s 8 < / C o m p a n y A d d r e s s 8 > + 
+         < C o m p a n y B a n k A c c o u n t N o   E l e m e n t T y p e = " C o l u m n "   E l e m e n t I d = " 3 0 1 4 0 2 0 4 "   D a t a T y p e = " T e x t " > C o m p a n y B a n k A c c o u n t N o < / C o m p a n y B a n k A c c o u n t N o > + 
+         < C o m p a n y B a n k A c c o u n t N o _ L b l   E l e m e n t T y p e = " C o l u m n "   E l e m e n t I d = " 1 0 9 7 7 4 3 3 4 5 "   D a t a T y p e = " T e x t C o n s t " > C o m p a n y B a n k A c c o u n t N o _ L b l < / C o m p a n y B a n k A c c o u n t N o _ L b l > + 
+         < C o m p a n y B a n k B r a n c h N o   E l e m e n t T y p e = " C o l u m n "   E l e m e n t I d = " 7 9 3 1 3 3 0 5 7 "   D a t a T y p e = " T e x t " > C o m p a n y B a n k B r a n c h N o < / C o m p a n y B a n k B r a n c h N o > + 
+         < C o m p a n y B a n k B r a n c h N o _ L b l   E l e m e n t T y p e = " C o l u m n "   E l e m e n t I d = " 3 2 7 9 0 6 6 9 2 "   D a t a T y p e = " S t r i n g " > C o m p a n y B a n k B r a n c h N o _ L b l < / C o m p a n y B a n k B r a n c h N o _ L b l > + 
+         < C o m p a n y B a n k N a m e   E l e m e n t T y p e = " C o l u m n "   E l e m e n t I d = " 1 5 3 4 9 0 5 6 0 5 "   D a t a T y p e = " T e x t " > C o m p a n y B a n k N a m e < / C o m p a n y B a n k N a m e > + 
+         < C o m p a n y B a n k N a m e _ L b l   E l e m e n t T y p e = " C o l u m n "   E l e m e n t I d = " 1 2 0 4 3 0 7 0 1 4 "   D a t a T y p e = " T e x t C o n s t " > C o m p a n y B a n k N a m e _ L b l < / C o m p a n y B a n k N a m e _ L b l > + 
+         < C o m p a n y C u s t o m G i r o   E l e m e n t T y p e = " C o l u m n "   E l e m e n t I d = " 1 6 7 0 4 7 5 7 9 8 "   D a t a T y p e = " T e x t " > C o m p a n y C u s t o m G i r o < / C o m p a n y C u s t o m G i r o > + 
+         < C o m p a n y C u s t o m G i r o _ L b l   E l e m e n t T y p e = " C o l u m n "   E l e m e n t I d = " 8 9 1 4 3 9 6 2 5 "   D a t a T y p e = " T e x t " > C o m p a n y C u s t o m G i r o _ L b l < / C o m p a n y C u s t o m G i r o _ L b l > + 
+         < C o m p a n y E M a i l   E l e m e n t T y p e = " C o l u m n "   E l e m e n t I d = " 1 6 7 7 0 7 4 0 5 8 "   D a t a T y p e = " T e x t " > C o m p a n y E M a i l < / C o m p a n y E M a i l > + 
+         < C o m p a n y G i r o N o   E l e m e n t T y p e = " C o l u m n "   E l e m e n t I d = " 1 3 6 0 1 9 6 3 2 0 "   D a t a T y p e = " T e x t " > C o m p a n y G i r o N o < / C o m p a n y G i r o N o > + 
+         < C o m p a n y G i r o N o _ L b l   E l e m e n t T y p e = " C o l u m n "   E l e m e n t I d = " 8 6 1 6 0 2 1 1 5 "   D a t a T y p e = " T e x t C o n s t " > C o m p a n y G i r o N o _ L b l < / C o m p a n y G i r o N o _ L b l > + 
+         < C o m p a n y H o m e P a g e   E l e m e n t T y p e = " C o l u m n "   E l e m e n t I d = " 1 9 8 9 1 8 8 7 0 "   D a t a T y p e = " T e x t " > C o m p a n y H o m e P a g e < / C o m p a n y H o m e P a g e > + 
+         < C o m p a n y I B A N   E l e m e n t T y p e = " C o l u m n "   E l e m e n t I d = " 9 0 6 5 4 9 1 8 2 "   D a t a T y p e = " C o d e " > C o m p a n y I B A N < / C o m p a n y I B A N > + 
+         < C o m p a n y I B A N _ L b l   E l e m e n t T y p e = " C o l u m n "   E l e m e n t I d = " 1 2 6 7 9 5 2 2 2 7 "   D a t a T y p e = " S t r i n g " > C o m p a n y I B A N _ L b l < / C o m p a n y I B A N _ L b l > + 
+         < C o m p a n y L e g a l O f f i c e   E l e m e n t T y p e = " C o l u m n "   E l e m e n t I d = " 7 1 4 2 5 8 1 1 1 "   D a t a T y p e = " T e x t " > C o m p a n y L e g a l O f f i c e < / C o m p a n y L e g a l O f f i c e > + 
+         < C o m p a n y L e g a l O f f i c e _ L b l   E l e m e n t T y p e = " C o l u m n "   E l e m e n t I d = " 1 5 3 3 1 7 5 1 0 8 "   D a t a T y p e = " T e x t " > C o m p a n y L e g a l O f f i c e _ L b l < / C o m p a n y L e g a l O f f i c e _ L b l > + 
+         < C o m p a n y L e g a l S t a t e m e n t   E l e m e n t T y p e = " C o l u m n "   E l e m e n t I d = " 4 4 8 3 5 8 8 7 6 "   D a t a T y p e = " T e x t " > C o m p a n y L e g a l S t a t e m e n t < / C o m p a n y L e g a l S t a t e m e n t > + 
+         < C o m p a n y L o g o P o s i t i o n   E l e m e n t T y p e = " C o l u m n "   E l e m e n t I d = " 1 4 2 5 2 6 6 6 8 8 "   D a t a T y p e = " I n t e g e r " > C o m p a n y L o g o P o s i t i o n < / C o m p a n y L o g o P o s i t i o n > + 
+         < C o m p a n y P h o n e N o   E l e m e n t T y p e = " C o l u m n "   E l e m e n t I d = " 2 5 0 4 4 0 6 5 5 "   D a t a T y p e = " T e x t " > C o m p a n y P h o n e N o < / C o m p a n y P h o n e N o > + 
+         < C o m p a n y P h o n e N o _ L b l   E l e m e n t T y p e = " C o l u m n "   E l e m e n t I d = " 5 5 8 5 9 3 5 8 6 "   D a t a T y p e = " T e x t C o n s t " > C o m p a n y P h o n e N o _ L b l < / C o m p a n y P h o n e N o _ L b l > + 
+         < C o m p a n y P i c t u r e   E l e m e n t T y p e = " C o l u m n "   E l e m e n t I d = " 1 3 9 7 4 1 1 0 7 4 "   D a t a T y p e = " B L O B " / > + 
+         < C o m p a n y R e g i s t r a t i o n N u m b e r   E l e m e n t T y p e = " C o l u m n "   E l e m e n t I d = " 2 0 2 3 6 3 9 4 2 4 "   D a t a T y p e = " T e x t " > C o m p a n y R e g i s t r a t i o n N u m b e r < / C o m p a n y R e g i s t r a t i o n N u m b e r > + 
+         < C o m p a n y R e g i s t r a t i o n N u m b e r _ L b l   E l e m e n t T y p e = " C o l u m n "   E l e m e n t I d = " 1 8 3 3 1 0 6 6 5 3 "   D a t a T y p e = " T e x t " > C o m p a n y R e g i s t r a t i o n N u m b e r _ L b l < / C o m p a n y R e g i s t r a t i o n N u m b e r _ L b l > + 
+         < C o m p a n y S W I F T   E l e m e n t T y p e = " C o l u m n "   E l e m e n t I d = " 6 6 8 2 5 0 2 4 5 "   D a t a T y p e = " C o d e " > C o m p a n y S W I F T < / C o m p a n y S W I F T > + 
+         < C o m p a n y S W I F T _ L b l   E l e m e n t T y p e = " C o l u m n "   E l e m e n t I d = " 2 0 2 9 5 9 7 3 8 4 "   D a t a T y p e = " S t r i n g " > C o m p a n y S W I F T _ L b l < / C o m p a n y S W I F T _ L b l > + 
+         < C o m p a n y V A T R e g i s t r a t i o n N o   E l e m e n t T y p e = " C o l u m n "   E l e m e n t I d = " 1 9 1 4 0 1 3 6 4 9 "   D a t a T y p e = " T e x t " > C o m p a n y V A T R e g i s t r a t i o n N o < / C o m p a n y V A T R e g i s t r a t i o n N o > + 
+         < C o m p a n y V A T R e g i s t r a t i o n N o _ L b l   E l e m e n t T y p e = " C o l u m n "   E l e m e n t I d = " 9 2 4 5 0 3 1 2 4 "   D a t a T y p e = " T e x t " > C o m p a n y V A T R e g i s t r a t i o n N o _ L b l < / C o m p a n y V A T R e g i s t r a t i o n N o _ L b l > + 
+         < C o m p a n y V A T R e g N o   E l e m e n t T y p e = " C o l u m n "   E l e m e n t I d = " 1 7 1 4 3 1 9 3 6 "   D a t a T y p e = " T e x t " > C o m p a n y V A T R e g N o < / C o m p a n y V A T R e g N o > + 
+         < C o m p a n y V A T R e g N o _ L b l   E l e m e n t T y p e = " C o l u m n "   E l e m e n t I d = " 7 7 3 2 0 1 5 0 1 "   D a t a T y p e = " T e x t " > C o m p a n y V A T R e g N o _ L b l < / C o m p a n y V A T R e g N o _ L b l > + 
+         < C o p y _ L b l   E l e m e n t T y p e = " C o l u m n "   E l e m e n t I d = " 6 0 4 7 8 2 7 8 1 "   D a t a T y p e = " T e x t C o n s t " > C o p y _ L b l < / C o p y _ L b l > + 
+         < C u s t o m e r A d d r e s s 1   E l e m e n t T y p e = " C o l u m n "   E l e m e n t I d = " 1 8 0 1 9 6 6 4 5 4 "   D a t a T y p e = " T e x t " > C u s t o m e r A d d r e s s 1 < / C u s t o m e r A d d r e s s 1 > + 
+         < C u s t o m e r A d d r e s s 2   E l e m e n t T y p e = " C o l u m n "   E l e m e n t I d = " 1 1 6 4 2 6 9 8 3 7 "   D a t a T y p e = " T e x t " > C u s t o m e r A d d r e s s 2 < / C u s t o m e r A d d r e s s 2 > + 
+         < C u s t o m e r A d d r e s s 3   E l e m e n t T y p e = " C o l u m n "   E l e m e n t I d = " 5 2 6 5 7 3 2 2 0 "   D a t a T y p e = " T e x t " > C u s t o m e r A d d r e s s 3 < / C u s t o m e r A d d r e s s 3 > + 
+         < C u s t o m e r A d d r e s s 4   E l e m e n t T y p e = " C o l u m n "   E l e m e n t I d = " 1 1 1 1 2 3 3 9 7 "   D a t a T y p e = " T e x t " > C u s t o m e r A d d r e s s 4 < / C u s t o m e r A d d r e s s 4 > + 
+         < C u s t o m e r A d d r e s s 5   E l e m e n t T y p e = " C o l u m n "   E l e m e n t I d = " 7 4 8 8 2 0 0 1 4 "   D a t a T y p e = " T e x t " > C u s t o m e r A d d r e s s 5 < / C u s t o m e r A d d r e s s 5 > + 
+         < C u s t o m e r A d d r e s s 6   E l e m e n t T y p e = " C o l u m n "   E l e m e n t I d = " 1 3 8 6 5 1 6 6 3 1 "   D a t a T y p e = " T e x t " > C u s t o m e r A d d r e s s 6 < / C u s t o m e r A d d r e s s 6 > + 
+         < C u s t o m e r A d d r e s s 7   E l e m e n t T y p e = " C o l u m n "   E l e m e n t I d = " 2 0 2 4 2 1 3 2 4 8 "   D a t a T y p e = " T e x t " > C u s t o m e r A d d r e s s 7 < / C u s t o m e r A d d r e s s 7 > + 
+         < C u s t o m e r A d d r e s s 8   E l e m e n t T y p e = " C o l u m n "   E l e m e n t I d = " 1 0 4 8 6 9 8 5 8 5 "   D a t a T y p e = " T e x t " > C u s t o m e r A d d r e s s 8 < / C u s t o m e r A d d r e s s 8 > + 
+         < C u s t o m e r P o s t a l B a r C o d e   E l e m e n t T y p e = " C o l u m n "   E l e m e n t I d = " 3 9 8 5 8 0 6 8 8 "   D a t a T y p e = " T e x t " > C u s t o m e r P o s t a l B a r C o d e < / C u s t o m e r P o s t a l B a r C o d e > + 
+         < D o c u m e n t C o p y T e x t   E l e m e n t T y p e = " C o l u m n "   E l e m e n t I d = " 1 8 2 4 9 4 6 0 4 6 "   D a t a T y p e = " S t r i n g " > D o c u m e n t C o p y T e x t < / D o c u m e n t C o p y T e x t > + 
+         < D o c u m e n t D a t e   E l e m e n t T y p e = " C o l u m n "   E l e m e n t I d = " 5 5 2 8 7 1 9 1 4 "   D a t a T y p e = " S t r i n g " > D o c u m e n t D a t e < / D o c u m e n t D a t e > + 
+         < D o c u m e n t D a t e _ L b l   E l e m e n t T y p e = " C o l u m n "   E l e m e n t I d = " 1 0 2 6 4 9 4 8 3 "   D a t a T y p e = " S t r i n g " > D o c u m e n t D a t e _ L b l < / D o c u m e n t D a t e _ L b l > + 
+         < D o c u m e n t N o   E l e m e n t T y p e = " C o l u m n "   E l e m e n t I d = " 9 7 0 3 5 0 5 3 9 "   D a t a T y p e = " C o d e " > D o c u m e n t N o < / D o c u m e n t N o > + 
+         < D o c u m e n t N o _ L b l   E l e m e n t T y p e = " C o l u m n "   E l e m e n t I d = " 7 8 9 7 9 5 9 7 8 "   D a t a T y p e = " T e x t C o n s t " > D o c u m e n t N o _ L b l < / D o c u m e n t N o _ L b l > + 
+         < D o c u m e n t T i t l e _ L b l   E l e m e n t T y p e = " C o l u m n "   E l e m e n t I d = " 8 5 8 4 2 3 9 2 9 "   D a t a T y p e = " T e x t C o n s t " > D o c u m e n t T i t l e _ L b l < / D o c u m e n t T i t l e _ L b l > + 
+         < D u e D a t e   E l e m e n t T y p e = " C o l u m n "   E l e m e n t I d = " 7 4 5 1 7 0 2 0 3 "   D a t a T y p e = " S t r i n g " > D u e D a t e < / D u e D a t e > + 
+         < D u e D a t e _ L b l   E l e m e n t T y p e = " C o l u m n "   E l e m e n t I d = " 1 6 4 8 2 8 4 6 4 8 "   D a t a T y p e = " S t r i n g " > D u e D a t e _ L b l < / D u e D a t e _ L b l > + 
+         < E M a i l _ H e a d e r _ L b l   E l e m e n t T y p e = " C o l u m n "   E l e m e n t I d = " 5 1 3 1 7 0 8 0 4 "   D a t a T y p e = " T e x t C o n s t " > E M a i l _ H e a d e r _ L b l < / E M a i l _ H e a d e r _ L b l > + 
+         < E x c h a n g e R a t e A S T e x t   E l e m e n t T y p e = " C o l u m n "   E l e m e n t I d = " 1 1 5 7 2 6 2 0 5 3 "   D a t a T y p e = " T e x t " > E x c h a n g e R a t e A S T e x t < / E x c h a n g e R a t e A S T e x t > + 
+         < E x t e r n a l D o c u m e n t N o   E l e m e n t T y p e = " C o l u m n "   E l e m e n t I d = " 7 3 3 9 5 3 9 6 6 "   D a t a T y p e = " C o d e " > E x t e r n a l D o c u m e n t N o < / E x t e r n a l D o c u m e n t N o > + 
+         < E x t e r n a l D o c u m e n t N o L b l   E l e m e n t T y p e = " C o l u m n "   E l e m e n t I d = " 7 8 3 2 8 7 4 5 2 "   D a t a T y p e = " S t r i n g " > E x t e r n a l D o c u m e n t N o L b l < / E x t e r n a l D o c u m e n t N o L b l > + 
+         < H o m e P a g e _ H e a d e r _ L b l   E l e m e n t T y p e = " C o l u m n "   E l e m e n t I d = " 1 8 7 9 7 2 5 0 8 4 "   D a t a T y p e = " T e x t C o n s t " > H o m e P a g e _ H e a d e r _ L b l < / H o m e P a g e _ H e a d e r _ L b l > + 
+         < I n v o i c e D i s c o u n t A m o u n t _ L b l   E l e m e n t T y p e = " C o l u m n "   E l e m e n t I d = " 1 5 9 3 0 1 2 7 3 6 "   D a t a T y p e = " T e x t C o n s t " > I n v o i c e D i s c o u n t A m o u n t _ L b l < / I n v o i c e D i s c o u n t A m o u n t _ L b l > + 
+         < I n v o i c e D i s c o u n t B a s e A m o u n t _ L b l   E l e m e n t T y p e = " C o l u m n "   E l e m e n t I d = " 2 0 2 9 2 6 6 8 7 5 "   D a t a T y p e = " T e x t C o n s t " > I n v o i c e D i s c o u n t B a s e A m o u n t _ L b l < / I n v o i c e D i s c o u n t B a s e A m o u n t _ L b l > + 
+         < L e g a l E n t i t y T y p e   E l e m e n t T y p e = " C o l u m n "   E l e m e n t I d = " 2 0 5 1 8 7 3 5 6 3 "   D a t a T y p e = " T e x t " > L e g a l E n t i t y T y p e < / L e g a l E n t i t y T y p e > + 
+         < L e g a l E n t i t y T y p e _ L b l   E l e m e n t T y p e = " C o l u m n "   E l e m e n t I d = " 2 0 8 0 2 2 4 7 9 2 "   D a t a T y p e = " T e x t " > L e g a l E n t i t y T y p e _ L b l < / L e g a l E n t i t y T y p e _ L b l > + 
+         < L i n e A m o u n t A f t e r I n v o i c e D i s c o u n t _ L b l   E l e m e n t T y p e = " C o l u m n "   E l e m e n t I d = " 6 7 3 7 2 1 0 9 4 "   D a t a T y p e = " T e x t C o n s t " > L i n e A m o u n t A f t e r I n v o i c e D i s c o u n t _ L b l < / L i n e A m o u n t A f t e r I n v o i c e D i s c o u n t _ L b l > + 
+         < L o c a l C u r r e n c y _ L b l   E l e m e n t T y p e = " C o l u m n "   E l e m e n t I d = " 1 5 5 9 6 9 3 4 2 2 "   D a t a T y p e = " T e x t C o n s t " > L o c a l C u r r e n c y _ L b l < / L o c a l C u r r e n c y _ L b l > + 
+         < P a g e _ L b l   E l e m e n t T y p e = " C o l u m n "   E l e m e n t I d = " 6 8 0 6 4 8 0 9 1 "   D a t a T y p e = " T e x t C o n s t " > P a g e _ L b l < / P a g e _ L b l > + 
+         < P a y m e n t M e t h o d D e s c r i p t i o n   E l e m e n t T y p e = " C o l u m n "   E l e m e n t I d = " 5 8 5 7 5 7 9 7 4 "   D a t a T y p e = " T e x t " > P a y m e n t M e t h o d D e s c r i p t i o n < / P a y m e n t M e t h o d D e s c r i p t i o n > + 
+         < P a y m e n t M e t h o d D e s c r i p t i o n _ L b l   E l e m e n t T y p e = " C o l u m n "   E l e m e n t I d = " 7 9 7 1 1 7 3 2 3 "   D a t a T y p e = " T e x t C o n s t " > P a y m e n t M e t h o d D e s c r i p t i o n _ L b l < / P a y m e n t M e t h o d D e s c r i p t i o n _ L b l > + 
+         < P a y m e n t T e r m s D e s c r i p t i o n   E l e m e n t T y p e = " C o l u m n "   E l e m e n t I d = " 2 0 3 8 7 4 2 7 0 0 "   D a t a T y p e = " T e x t " > P a y m e n t T e r m s D e s c r i p t i o n < / P a y m e n t T e r m s D e s c r i p t i o n > + 
+         < P a y m e n t T e r m s D e s c r i p t i o n _ L b l   E l e m e n t T y p e = " C o l u m n "   E l e m e n t I d = " 1 8 7 4 4 9 4 3 2 1 "   D a t a T y p e = " T e x t C o n s t " > P a y m e n t T e r m s D e s c r i p t i o n _ L b l < / P a y m e n t T e r m s D e s c r i p t i o n _ L b l > + 
+         < P r i c e s I n c l u d i n g V A T   E l e m e n t T y p e = " C o l u m n "   E l e m e n t I d = " 5 1 8 8 1 7 1 6 7 "   D a t a T y p e = " B o o l e a n " > P r i c e s I n c l u d i n g V A T < / P r i c e s I n c l u d i n g V A T > + 
+         < P r i c e s I n c l u d i n g V A T _ L b l   E l e m e n t T y p e = " C o l u m n "   E l e m e n t I d = " 1 3 7 7 9 7 9 4 4 4 "   D a t a T y p e = " S t r i n g " > P r i c e s I n c l u d i n g V A T _ L b l < / P r i c e s I n c l u d i n g V A T _ L b l > + 
+         < P r i c e s I n c l u d i n g V A T Y e s N o   E l e m e n t T y p e = " C o l u m n "   E l e m e n t I d = " 1 4 1 1 1 4 7 5 9 9 "   D a t a T y p e = " S t r i n g " > P r i c e s I n c l u d i n g V A T Y e s N o < / P r i c e s I n c l u d i n g V A T Y e s N o > + 
+         < Q R _ C o d e _ I m a g e   E l e m e n t T y p e = " C o l u m n "   E l e m e n t I d = " 2 0 7 9 6 8 0 8 3 6 "   D a t a T y p e = " M e d i a S e t " > Q R _ C o d e _ I m a g e < / Q R _ C o d e _ I m a g e > + 
+         < Q R _ C o d e _ I m a g e _ L b l   E l e m e n t T y p e = " C o l u m n "   E l e m e n t I d = " 1 2 2 9 4 4 6 0 7 "   D a t a T y p e = " S t r i n g " > Q R _ C o d e _ I m a g e _ L b l < / Q R _ C o d e _ I m a g e _ L b l > + 
+         < R e c u r r i n g B i l l i n g   E l e m e n t T y p e = " C o l u m n "   E l e m e n t I d = " 4 8 0 8 6 9 9 3 "   D a t a T y p e = " B o o l e a n " > R e c u r r i n g B i l l i n g < / R e c u r r i n g B i l l i n g > + 
+         < S a l e s I n v o i c e L i n e D i s c o u n t _ L b l   E l e m e n t T y p e = " C o l u m n "   E l e m e n t I d = " 6 6 4 6 0 1 5 8 2 "   D a t a T y p e = " T e x t C o n s t " > S a l e s I n v o i c e L i n e D i s c o u n t _ L b l < / S a l e s I n v o i c e L i n e D i s c o u n t _ L b l > + 
+         < S a l e s P e r s o n _ L b l   E l e m e n t T y p e = " C o l u m n "   E l e m e n t I d = " 1 5 6 4 1 9 6 3 6 5 "   D a t a T y p e = " T e x t C o n s t " > S a l e s P e r s o n _ L b l < / S a l e s P e r s o n _ L b l > + 
+         < S a l e s P e r s o n B l a n k _ L b l   E l e m e n t T y p e = " C o l u m n "   E l e m e n t I d = " 6 5 4 6 2 4 6 0 1 "   D a t a T y p e = " T e x t " > S a l e s P e r s o n B l a n k _ L b l < / S a l e s P e r s o n B l a n k _ L b l > + 
+         < S a l e s P e r s o n N a m e   E l e m e n t T y p e = " C o l u m n "   E l e m e n t I d = " 8 7 1 4 9 2 9 8 3 "   D a t a T y p e = " T e x t " > S a l e s P e r s o n N a m e < / S a l e s P e r s o n N a m e > + 
+         < S e l l T o C o n t a c t E m a i l   E l e m e n t T y p e = " C o l u m n "   E l e m e n t I d = " 2 6 2 8 2 4 5 6 4 "   D a t a T y p e = " T e x t " > S e l l T o C o n t a c t E m a i l < / S e l l T o C o n t a c t E m a i l > + 
+         < S e l l T o C o n t a c t E m a i l L b l   E l e m e n t T y p e = " C o l u m n "   E l e m e n t I d = " 3 7 0 9 2 0 3 7 4 "   D a t a T y p e = " T e x t C o n s t " > S e l l T o C o n t a c t E m a i l L b l < / S e l l T o C o n t a c t E m a i l L b l > + 
+         < S e l l T o C o n t a c t M o b i l e P h o n e N o   E l e m e n t T y p e = " C o l u m n "   E l e m e n t I d = " 1 8 4 3 5 8 7 4 7 "   D a t a T y p e = " T e x t " > S e l l T o C o n t a c t M o b i l e P h o n e N o < / S e l l T o C o n t a c t M o b i l e P h o n e N o > + 
+         < S e l l T o C o n t a c t M o b i l e P h o n e N o L b l   E l e m e n t T y p e = " C o l u m n "   E l e m e n t I d = " 1 4 5 7 5 2 8 4 1 7 "   D a t a T y p e = " T e x t C o n s t " > S e l l T o C o n t a c t M o b i l e P h o n e N o L b l < / S e l l T o C o n t a c t M o b i l e P h o n e N o L b l > + 
+         < S e l l T o C o n t a c t P h o n e N o   E l e m e n t T y p e = " C o l u m n "   E l e m e n t I d = " 1 6 1 3 8 2 2 4 8 3 "   D a t a T y p e = " T e x t " > S e l l T o C o n t a c t P h o n e N o < / S e l l T o C o n t a c t P h o n e N o > + 
+         < S e l l T o C o n t a c t P h o n e N o L b l   E l e m e n t T y p e = " C o l u m n "   E l e m e n t I d = " 1 0 5 0 6 8 6 8 0 9 "   D a t a T y p e = " T e x t C o n s t " > S e l l T o C o n t a c t P h o n e N o L b l < / S e l l T o C o n t a c t P h o n e N o L b l > + 
+         < S e l l t o C u s t o m e r N o   E l e m e n t T y p e = " C o l u m n "   E l e m e n t I d = " 2 0 5 0 6 4 7 3 4 9 "   D a t a T y p e = " C o d e " > S e l l t o C u s t o m e r N o < / S e l l t o C u s t o m e r N o > + 
+         < S e l l t o C u s t o m e r N o _ L b l   E l e m e n t T y p e = " C o l u m n "   E l e m e n t I d = " 2 9 8 3 8 1 5 1 2 "   D a t a T y p e = " S t r i n g " > S e l l t o C u s t o m e r N o _ L b l < / S e l l t o C u s t o m e r N o _ L b l > + 
+         < S h i p m e n t _ L b l   E l e m e n t T y p e = " C o l u m n "   E l e m e n t I d = " 2 0 8 5 7 6 7 1 2 0 "   D a t a T y p e = " T e x t C o n s t " > S h i p m e n t _ L b l < / S h i p m e n t _ L b l > + 
+         < S h i p m e n t D a t e   E l e m e n t T y p e = " C o l u m n "   E l e m e n t I d = " 9 3 1 1 1 1 4 6 5 "   D a t a T y p e = " S t r i n g " > S h i p m e n t D a t e < / S h i p m e n t D a t e > + 
+         < S h i p m e n t D a t e _ L b l   E l e m e n t T y p e = " C o l u m n "   E l e m e n t I d = " 6 1 4 4 0 0 3 6 4 "   D a t a T y p e = " S t r i n g " > S h i p m e n t D a t e _ L b l < / S h i p m e n t D a t e _ L b l > + 
+         < S h i p m e n t M e t h o d D e s c r i p t i o n   E l e m e n t T y p e = " C o l u m n "   E l e m e n t I d = " 2 0 5 9 4 0 3 2 6 0 "   D a t a T y p e = " T e x t " > S h i p m e n t M e t h o d D e s c r i p t i o n < / S h i p m e n t M e t h o d D e s c r i p t i o n > + 
+         < S h i p m e n t M e t h o d D e s c r i p t i o n _ L b l   E l e m e n t T y p e = " C o l u m n "   E l e m e n t I d = " 1 1 7 9 9 7 8 4 6 5 "   D a t a T y p e = " T e x t C o n s t " > S h i p m e n t M e t h o d D e s c r i p t i o n _ L b l < / S h i p m e n t M e t h o d D e s c r i p t i o n _ L b l > + 
+         < S h i p T o A d d r e s s _ L b l   E l e m e n t T y p e = " C o l u m n "   E l e m e n t I d = " 1 6 5 0 5 0 5 0 1 7 "   D a t a T y p e = " T e x t C o n s t " > S h i p T o A d d r e s s _ L b l < / S h i p T o A d d r e s s _ L b l > + 
+         < S h i p T o A d d r e s s 1   E l e m e n t T y p e = " C o l u m n "   E l e m e n t I d = " 1 3 5 7 6 7 2 8 6 1 "   D a t a T y p e = " T e x t " > S h i p T o A d d r e s s 1 < / S h i p T o A d d r e s s 1 > + 
+         < S h i p T o A d d r e s s 2   E l e m e n t T y p e = " C o l u m n "   E l e m e n t I d = " 1 0 2 4 2 0 4 5 8 4 "   D a t a T y p e = " T e x t " > S h i p T o A d d r e s s 2 < / S h i p T o A d d r e s s 2 > + 
+         < S h i p T o A d d r e s s 3   E l e m e n t T y p e = " C o l u m n "   E l e m e n t I d = " 1 6 6 1 9 0 1 2 0 1 "   D a t a T y p e = " T e x t " > S h i p T o A d d r e s s 3 < / S h i p T o A d d r e s s 3 > + 
+         < S h i p T o A d d r e s s 4   E l e m e n t T y p e = " C o l u m n "   E l e m e n t I d = " 5 5 5 4 1 6 9 9 0 "   D a t a T y p e = " T e x t " > S h i p T o A d d r e s s 4 < / S h i p T o A d d r e s s 4 > + 
+         < S h i p T o A d d r e s s 5   E l e m e n t T y p e = " C o l u m n "   E l e m e n t I d = " 1 1 9 3 1 1 3 6 0 7 "   D a t a T y p e = " T e x t " > S h i p T o A d d r e s s 5 < / S h i p T o A d d r e s s 5 > + 
+         < S h i p T o A d d r e s s 6   E l e m e n t T y p e = " C o l u m n "   E l e m e n t I d = " 7 1 9 9 7 6 2 4 4 "   D a t a T y p e = " T e x t " > S h i p T o A d d r e s s 6 < / S h i p T o A d d r e s s 6 > + 
+         < S h i p T o A d d r e s s 7   E l e m e n t T y p e = " C o l u m n "   E l e m e n t I d = " 8 2 2 7 9 6 2 7 "   D a t a T y p e = " T e x t " > S h i p T o A d d r e s s 7 < / S h i p T o A d d r e s s 7 > + 
+         < S h i p T o A d d r e s s 8   E l e m e n t T y p e = " C o l u m n "   E l e m e n t I d = " 1 4 9 2 9 9 2 1 7 8 "   D a t a T y p e = " T e x t " > S h i p T o A d d r e s s 8 < / S h i p T o A d d r e s s 8 > + 
+         < S h i p T o P h o n e N o   E l e m e n t T y p e = " C o l u m n "   E l e m e n t I d = " 3 6 9 7 0 2 2 5 5 "   D a t a T y p e = " T e x t " > S h i p T o P h o n e N o < / S h i p T o P h o n e N o > + 
+         < S h o w S h i p p i n g A d d r e s s   E l e m e n t T y p e = " C o l u m n "   E l e m e n t I d = " 1 1 2 0 0 7 1 2 6 6 "   D a t a T y p e = " B o o l e a n " > S h o w S h i p p i n g A d d r e s s < / S h o w S h i p p i n g A d d r e s s > + 
+         < S h o w W o r k D e s c r i p t i o n   E l e m e n t T y p e = " C o l u m n "   E l e m e n t I d = " 7 8 5 4 6 8 8 6 5 "   D a t a T y p e = " B o o l e a n " > S h o w W o r k D e s c r i p t i o n < / S h o w W o r k D e s c r i p t i o n > + 
+         < S u b t o t a l _ L b l   E l e m e n t T y p e = " C o l u m n "   E l e m e n t I d = " 1 9 6 7 7 9 5 1 4 2 "   D a t a T y p e = " T e x t C o n s t " > S u b t o t a l _ L b l < / S u b t o t a l _ L b l > + 
+         < T o t a l _ L b l   E l e m e n t T y p e = " C o l u m n "   E l e m e n t I d = " 1 2 1 0 1 0 0 8 7 8 "   D a t a T y p e = " T e x t C o n s t " > T o t a l _ L b l < / T o t a l _ L b l > + 
+         < V A T A m o u n t _ L b l   E l e m e n t T y p e = " C o l u m n "   E l e m e n t I d = " 1 0 9 4 6 5 7 2 9 "   D a t a T y p e = " T e x t C o n s t " > V A T A m o u n t _ L b l < / V A T A m o u n t _ L b l > + 
+         < V A T A m o u n t S p e c i f i c a t i o n _ L b l   E l e m e n t T y p e = " C o l u m n "   E l e m e n t I d = " 8 7 8 7 0 6 8 4 6 "   D a t a T y p e = " T e x t C o n s t " > V A T A m o u n t S p e c i f i c a t i o n _ L b l < / V A T A m o u n t S p e c i f i c a t i o n _ L b l > + 
+         < V A T B a s e _ L b l   E l e m e n t T y p e = " C o l u m n "   E l e m e n t I d = " 1 8 6 6 1 5 8 2 7 8 "   D a t a T y p e = " T e x t C o n s t " > V A T B a s e _ L b l < / V A T B a s e _ L b l > + 
+         < V A T C l a u s e _ L b l   E l e m e n t T y p e = " C o l u m n "   E l e m e n t I d = " 1 5 7 0 4 9 5 4 9 0 "   D a t a T y p e = " S t r i n g " > V A T C l a u s e _ L b l < / V A T C l a u s e _ L b l > + 
+         < V A T C l a u s e s _ L b l   E l e m e n t T y p e = " C o l u m n "   E l e m e n t I d = " 1 3 8 3 9 2 0 0 1 9 "   D a t a T y p e = " T e x t C o n s t " > V A T C l a u s e s _ L b l < / V A T C l a u s e s _ L b l > + 
+         < V A T I d e n t i f i e r _ L b l   E l e m e n t T y p e = " C o l u m n "   E l e m e n t I d = " 1 6 8 6 6 2 3 9 8 4 "   D a t a T y p e = " T e x t C o n s t " > V A T I d e n t i f i e r _ L b l < / V A T I d e n t i f i e r _ L b l > + 
+         < V A T P e r c e n t a g e _ L b l   E l e m e n t T y p e = " C o l u m n "   E l e m e n t I d = " 6 7 6 6 5 4 5 6 5 "   D a t a T y p e = " T e x t C o n s t " > V A T P e r c e n t a g e _ L b l < / V A T P e r c e n t a g e _ L b l > + 
+         < V A T R e g i s t r a t i o n N o   E l e m e n t T y p e = " C o l u m n "   E l e m e n t I d = " 1 8 8 9 1 9 5 4 0 2 "   D a t a T y p e = " T e x t " > V A T R e g i s t r a t i o n N o < / V A T R e g i s t r a t i o n N o > + 
+         < V A T R e g i s t r a t i o n N o _ L b l   E l e m e n t T y p e = " C o l u m n "   E l e m e n t I d = " 1 4 2 4 6 1 6 0 8 5 "   D a t a T y p e = " T e x t " > V A T R e g i s t r a t i o n N o _ L b l < / V A T R e g i s t r a t i o n N o _ L b l > + 
+         < Y o u r R e f e r e n c e   E l e m e n t T y p e = " C o l u m n "   E l e m e n t I d = " 1 1 0 3 9 9 5 1 "   D a t a T y p e = " T e x t " > Y o u r R e f e r e n c e < / Y o u r R e f e r e n c e > + 
+         < Y o u r R e f e r e n c e _ L b l   E l e m e n t T y p e = " C o l u m n "   E l e m e n t I d = " 4 6 5 4 7 7 4 2 6 "   D a t a T y p e = " S t r i n g " > Y o u r R e f e r e n c e _ L b l < / Y o u r R e f e r e n c e _ L b l > + 
+         < L i n e   E l e m e n t T y p e = " D a t a I t e m "   E l e m e n t I d = " 4 1 1 9 7 6 1 3 3 " > + 
+             < A m o u n t E x c l u d i n g V A T _ L i n e   E l e m e n t T y p e = " C o l u m n "   E l e m e n t I d = " 1 0 6 2 4 6 0 0 4 0 "   D a t a T y p e = " D e c i m a l " > A m o u n t E x c l u d i n g V A T _ L i n e < / A m o u n t E x c l u d i n g V A T _ L i n e > + 
+             < A m o u n t E x c l u d i n g V A T _ L i n e _ L b l   E l e m e n t T y p e = " C o l u m n "   E l e m e n t I d = " 2 0 0 2 8 7 4 4 7 5 "   D a t a T y p e = " S t r i n g " > A m o u n t E x c l u d i n g V A T _ L i n e _ L b l < / A m o u n t E x c l u d i n g V A T _ L i n e _ L b l > + 
+             < A m o u n t I n c l u d i n g V A T _ L i n e   E l e m e n t T y p e = " C o l u m n "   E l e m e n t I d = " 7 7 0 9 2 8 4 0 2 "   D a t a T y p e = " D e c i m a l " > A m o u n t I n c l u d i n g V A T _ L i n e < / A m o u n t I n c l u d i n g V A T _ L i n e > + 
+             < A m o u n t I n c l u d i n g V A T _ L i n e _ L b l   E l e m e n t T y p e = " C o l u m n "   E l e m e n t I d = " 9 3 0 7 4 7 3 1 3 "   D a t a T y p e = " S t r i n g " > A m o u n t I n c l u d i n g V A T _ L i n e _ L b l < / A m o u n t I n c l u d i n g V A T _ L i n e _ L b l > + 
+             < C o n t r a c t L i n e N o   E l e m e n t T y p e = " C o l u m n "   E l e m e n t I d = " 3 0 7 6 6 9 2 4 8 "   D a t a T y p e = " I n t e g e r " > C o n t r a c t L i n e N o < / C o n t r a c t L i n e N o > + 
+             < C o n t r a c t N o   E l e m e n t T y p e = " C o l u m n "   E l e m e n t I d = " 1 9 5 9 3 0 8 7 1 8 "   D a t a T y p e = " C o d e " > C o n t r a c t N o < / C o n t r a c t N o > + 
+             < D e s c r i p t i o n _ L i n e   E l e m e n t T y p e = " C o l u m n "   E l e m e n t I d = " 1 4 0 6 8 2 2 3 1 0 "   D a t a T y p e = " T e x t " > D e s c r i p t i o n _ L i n e < / D e s c r i p t i o n _ L i n e > + 
+             < D e s c r i p t i o n _ L i n e _ L b l   E l e m e n t T y p e = " C o l u m n "   E l e m e n t I d = " 2 1 1 8 9 5 1 4 9 5 "   D a t a T y p e = " S t r i n g " > D e s c r i p t i o n _ L i n e _ L b l < / D e s c r i p t i o n _ L i n e _ L b l > + 
+             < I t e m N o _ L i n e   E l e m e n t T y p e = " C o l u m n "   E l e m e n t I d = " 1 9 1 0 2 9 6 2 8 8 "   D a t a T y p e = " C o d e " > I t e m N o _ L i n e < / I t e m N o _ L i n e > + 
+             < I t e m N o _ L i n e _ L b l   E l e m e n t T y p e = " C o l u m n "   E l e m e n t I d = " 1 3 4 0 0 7 9 6 1 3 "   D a t a T y p e = " S t r i n g " > I t e m N o _ L i n e _ L b l < / I t e m N o _ L i n e _ L b l > + 
+             < I t e m R e f e r e n c e N o _ L i n e   E l e m e n t T y p e = " C o l u m n "   E l e m e n t I d = " 9 2 7 2 3 5 7 "   D a t a T y p e = " C o d e " > I t e m R e f e r e n c e N o _ L i n e < / I t e m R e f e r e n c e N o _ L i n e > + 
+             < I t e m R e f e r e n c e N o _ L i n e _ L b l   E l e m e n t T y p e = " C o l u m n "   E l e m e n t I d = " 1 9 8 0 6 3 1 1 3 0 "   D a t a T y p e = " S t r i n g " > I t e m R e f e r e n c e N o _ L i n e _ L b l < / I t e m R e f e r e n c e N o _ L i n e _ L b l > + 
+             < L i n e A m o u n t _ L i n e   E l e m e n t T y p e = " C o l u m n "   E l e m e n t I d = " 2 6 8 9 3 7 1 6 2 "   D a t a T y p e = " T e x t " > L i n e A m o u n t _ L i n e < / L i n e A m o u n t _ L i n e > + 
+             < L i n e A m o u n t _ L i n e _ L b l   E l e m e n t T y p e = " C o l u m n "   E l e m e n t I d = " 9 9 2 9 0 1 8 4 5 "   D a t a T y p e = " S t r i n g " > L i n e A m o u n t _ L i n e _ L b l < / L i n e A m o u n t _ L i n e _ L b l > + 
+             < L i n e D i s c o u n t P e r c e n t _ L i n e   E l e m e n t T y p e = " C o l u m n "   E l e m e n t I d = " 9 0 7 8 2 7 4 3 6 "   D a t a T y p e = " D e c i m a l " > L i n e D i s c o u n t P e r c e n t _ L i n e < / L i n e D i s c o u n t P e r c e n t _ L i n e > + 
+             < L i n e D i s c o u n t P e r c e n t T e x t _ L i n e   E l e m e n t T y p e = " C o l u m n "   E l e m e n t I d = " 6 1 3 1 3 5 1 9 "   D a t a T y p e = " T e x t " > L i n e D i s c o u n t P e r c e n t T e x t _ L i n e < / L i n e D i s c o u n t P e r c e n t T e x t _ L i n e > + 
+             < L i n e N o _ L i n e   E l e m e n t T y p e = " C o l u m n "   E l e m e n t I d = " 6 9 8 9 8 5 9 7 9 "   D a t a T y p e = " I n t e g e r " > L i n e N o _ L i n e < / L i n e N o _ L i n e > + 
+             < Q u a n t i t y _ L i n e   E l e m e n t T y p e = " C o l u m n "   E l e m e n t I d = " 1 0 6 8 5 4 3 5 3 7 "   D a t a T y p e = " T e x t " > Q u a n t i t y _ L i n e < / Q u a n t i t y _ L i n e > + 
+             < Q u a n t i t y _ L i n e _ L b l   E l e m e n t T y p e = " C o l u m n "   E l e m e n t I d = " 2 0 3 4 5 0 6 8 0 2 "   D a t a T y p e = " S t r i n g " > Q u a n t i t y _ L i n e _ L b l < / Q u a n t i t y _ L i n e _ L b l > + 
+             < R e c u r r i n g B i l l i n g f r o m   E l e m e n t T y p e = " C o l u m n "   E l e m e n t I d = " 4 7 7 0 0 1 9 2 1 "   D a t a T y p e = " D a t e " > R e c u r r i n g B i l l i n g f r o m < / R e c u r r i n g B i l l i n g f r o m > + 
+             < R e c u r r i n g B i l l i n g t o   E l e m e n t T y p e = " C o l u m n "   E l e m e n t I d = " 1 3 8 4 6 2 3 0 0 4 "   D a t a T y p e = " D a t e " > R e c u r r i n g B i l l i n g t o < / R e c u r r i n g B i l l i n g t o > + 
+             < S h i p m e n t D a t e _ L i n e   E l e m e n t T y p e = " C o l u m n "   E l e m e n t I d = " 1 6 7 3 3 7 5 4 1 6 "   D a t a T y p e = " S t r i n g " > S h i p m e n t D a t e _ L i n e < / S h i p m e n t D a t e _ L i n e > + 
+             < S h i p m e n t D a t e _ L i n e _ L b l   E l e m e n t T y p e = " C o l u m n "   E l e m e n t I d = " 8 5 3 2 2 4 3 6 3 "   D a t a T y p e = " T e x t C o n s t " > S h i p m e n t D a t e _ L i n e _ L b l < / S h i p m e n t D a t e _ L i n e _ L b l > + 
+             < T r a n s H e a d e r A m o u n t   E l e m e n t T y p e = " C o l u m n "   E l e m e n t I d = " 2 0 2 8 3 0 6 2 7 6 "   D a t a T y p e = " D e c i m a l " > T r a n s H e a d e r A m o u n t < / T r a n s H e a d e r A m o u n t > + 
+             < T y p e _ L i n e   E l e m e n t T y p e = " C o l u m n "   E l e m e n t I d = " 2 7 2 8 0 4 9 2 4 "   D a t a T y p e = " S t r i n g " > T y p e _ L i n e < / T y p e _ L i n e > + 
+             < U n i t O f M e a s u r e   E l e m e n t T y p e = " C o l u m n "   E l e m e n t I d = " 1 8 0 8 2 2 8 0 1 8 "   D a t a T y p e = " T e x t " > U n i t O f M e a s u r e < / U n i t O f M e a s u r e > + 
+             < U n i t O f M e a s u r e _ L b l   E l e m e n t T y p e = " C o l u m n "   E l e m e n t I d = " 9 8 1 9 5 1 2 4 9 "   D a t a T y p e = " S t r i n g " > U n i t O f M e a s u r e _ L b l < / U n i t O f M e a s u r e _ L b l > + 
+             < U n i t P r i c e   E l e m e n t T y p e = " C o l u m n "   E l e m e n t I d = " 1 4 7 8 2 2 1 5 2 6 "   D a t a T y p e = " T e x t " > U n i t P r i c e < / U n i t P r i c e > + 
+             < U n i t P r i c e _ L b l   E l e m e n t T y p e = " C o l u m n "   E l e m e n t I d = " 1 1 6 3 9 2 6 6 0 3 "   D a t a T y p e = " S t r i n g " > U n i t P r i c e _ L b l < / U n i t P r i c e _ L b l > + 
+             < V A T I d e n t i f i e r _ L i n e   E l e m e n t T y p e = " C o l u m n "   E l e m e n t I d = " 1 7 7 3 6 2 2 4 1 2 "   D a t a T y p e = " C o d e " > V A T I d e n t i f i e r _ L i n e < / V A T I d e n t i f i e r _ L i n e > + 
+             < V A T I d e n t i f i e r _ L i n e _ L b l   E l e m e n t T y p e = " C o l u m n "   E l e m e n t I d = " 5 3 3 7 8 2 7 0 3 "   D a t a T y p e = " S t r i n g " > V A T I d e n t i f i e r _ L i n e _ L b l < / V A T I d e n t i f i e r _ L i n e _ L b l > + 
+             < V A T P c t _ L i n e   E l e m e n t T y p e = " C o l u m n "   E l e m e n t I d = " 1 9 7 4 0 0 1 9 4 4 "   D a t a T y p e = " T e x t " > V A T P c t _ L i n e < / V A T P c t _ L i n e > + 
+             < V A T P c t _ L i n e _ L b l   E l e m e n t T y p e = " C o l u m n "   E l e m e n t I d = " 1 2 0 7 5 2 9 9 1 5 "   D a t a T y p e = " S t r i n g " > V A T P c t _ L i n e _ L b l < / V A T P c t _ L i n e _ L b l > + 
+             < S h i p m e n t L i n e   E l e m e n t T y p e = " D a t a I t e m "   E l e m e n t I d = " 2 0 1 5 9 9 6 0 5 1 " > + 
+                 < D o c u m e n t N o _ S h i p m e n t L i n e   E l e m e n t T y p e = " C o l u m n "   E l e m e n t I d = " 1 2 4 3 7 6 7 7 6 2 "   D a t a T y p e = " C o d e " > D o c u m e n t N o _ S h i p m e n t L i n e < / D o c u m e n t N o _ S h i p m e n t L i n e > + 
+                 < P o s t i n g D a t e _ S h i p m e n t L i n e   E l e m e n t T y p e = " C o l u m n "   E l e m e n t I d = " 1 8 3 4 0 0 3 2 0 "   D a t a T y p e = " S t r i n g " > P o s t i n g D a t e _ S h i p m e n t L i n e < / P o s t i n g D a t e _ S h i p m e n t L i n e > + 
+                 < P o s t i n g D a t e _ S h i p m e n t L i n e _ L b l   E l e m e n t T y p e = " C o l u m n "   E l e m e n t I d = " 1 0 9 0 0 6 9 0 2 7 "   D a t a T y p e = " S t r i n g " > P o s t i n g D a t e _ S h i p m e n t L i n e _ L b l < / P o s t i n g D a t e _ S h i p m e n t L i n e _ L b l > + 
+                 < Q u a n t i t y _ S h i p m e n t L i n e   E l e m e n t T y p e = " C o l u m n "   E l e m e n t I d = " 1 6 3 7 0 3 4 2 4 7 "   D a t a T y p e = " D e c i m a l " > Q u a n t i t y _ S h i p m e n t L i n e < / Q u a n t i t y _ S h i p m e n t L i n e > + 
+                 < Q u a n t i t y _ S h i p m e n t L i n e _ L b l   E l e m e n t T y p e = " C o l u m n "   E l e m e n t I d = " 1 6 0 2 6 6 7 3 8 6 "   D a t a T y p e = " S t r i n g " > Q u a n t i t y _ S h i p m e n t L i n e _ L b l < / Q u a n t i t y _ S h i p m e n t L i n e _ L b l >   
              < / S h i p m e n t L i n e >   
-             < A s s e m b l y L i n e > - 
-                 < D e s c r i p t i o n _ A s s e m b l y L i n e > D e s c r i p t i o n _ A s s e m b l y L i n e < / D e s c r i p t i o n _ A s s e m b l y L i n e > - 
-                 < L i n e N o _ A s s e m b l y L i n e > L i n e N o _ A s s e m b l y L i n e < / L i n e N o _ A s s e m b l y L i n e > - 
-                 < Q u a n t i t y _ A s s e m b l y L i n e > Q u a n t i t y _ A s s e m b l y L i n e < / Q u a n t i t y _ A s s e m b l y L i n e > - 
-                 < U n i t O f M e a s u r e _ A s s e m b l y L i n e > U n i t O f M e a s u r e _ A s s e m b l y L i n e < / U n i t O f M e a s u r e _ A s s e m b l y L i n e > - 
-                 < V a r i a n t C o d e _ A s s e m b l y L i n e > V a r i a n t C o d e _ A s s e m b l y L i n e < / V a r i a n t C o d e _ A s s e m b l y L i n e > +             < A s s e m b l y L i n e   E l e m e n t T y p e = " D a t a I t e m "   E l e m e n t I d = " 1 2 0 5 9 4 2 8 5 " > + 
+                 < D e s c r i p t i o n _ A s s e m b l y L i n e   E l e m e n t T y p e = " C o l u m n "   E l e m e n t I d = " 2 8 0 7 4 3 7 9 6 "   D a t a T y p e = " T e x t " > D e s c r i p t i o n _ A s s e m b l y L i n e < / D e s c r i p t i o n _ A s s e m b l y L i n e > + 
+                 < L i n e N o _ A s s e m b l y L i n e   E l e m e n t T y p e = " C o l u m n "   E l e m e n t I d = " 6 4 0 5 8 3 8 9 1 "   D a t a T y p e = " C o d e " > L i n e N o _ A s s e m b l y L i n e < / L i n e N o _ A s s e m b l y L i n e > + 
+                 < Q u a n t i t y _ A s s e m b l y L i n e   E l e m e n t T y p e = " C o l u m n "   E l e m e n t I d = " 1 9 5 7 6 4 8 2 3 1 "   D a t a T y p e = " D e c i m a l " > Q u a n t i t y _ A s s e m b l y L i n e < / Q u a n t i t y _ A s s e m b l y L i n e > + 
+                 < U n i t O f M e a s u r e _ A s s e m b l y L i n e   E l e m e n t T y p e = " C o l u m n "   E l e m e n t I d = " 1 6 4 9 1 2 3 7 7 3 "   D a t a T y p e = " T e x t " > U n i t O f M e a s u r e _ A s s e m b l y L i n e < / U n i t O f M e a s u r e _ A s s e m b l y L i n e > + 
+                 < V a r i a n t C o d e _ A s s e m b l y L i n e   E l e m e n t T y p e = " C o l u m n "   E l e m e n t I d = " 1 8 6 9 4 0 7 6 7 2 "   D a t a T y p e = " C o d e " > V a r i a n t C o d e _ A s s e m b l y L i n e < / V a r i a n t C o d e _ A s s e m b l y L i n e >   
              < / A s s e m b l y L i n e >   
          < / L i n e >   
-         < W o r k D e s c r i p t i o n L i n e s > - 
-             < W o r k D e s c r i p t i o n L i n e > W o r k D e s c r i p t i o n L i n e < / W o r k D e s c r i p t i o n L i n e > - 
-             < W o r k D e s c r i p t i o n L i n e N u m b e r > W o r k D e s c r i p t i o n L i n e N u m b e r < / W o r k D e s c r i p t i o n L i n e N u m b e r > +         < W o r k D e s c r i p t i o n L i n e s   E l e m e n t T y p e = " D a t a I t e m "   E l e m e n t I d = " 2 7 6 8 1 9 4 4 7 " > + 
+             < W o r k D e s c r i p t i o n L i n e   E l e m e n t T y p e = " C o l u m n "   E l e m e n t I d = " 1 9 4 7 6 2 1 6 7 6 "   D a t a T y p e = " T e x t " > W o r k D e s c r i p t i o n L i n e < / W o r k D e s c r i p t i o n L i n e > + 
+             < W o r k D e s c r i p t i o n L i n e N u m b e r   E l e m e n t T y p e = " C o l u m n "   E l e m e n t I d = " 7 9 7 3 0 7 2 2 3 "   D a t a T y p e = " I n t e g e r " > W o r k D e s c r i p t i o n L i n e N u m b e r < / W o r k D e s c r i p t i o n L i n e N u m b e r >   
          < / W o r k D e s c r i p t i o n L i n e s >   
-         < V A T A m o u n t L i n e > - 
-             < I n v o i c e D i s c o u n t A m o u n t _ V A T A m o u n t L i n e > I n v o i c e D i s c o u n t A m o u n t _ V A T A m o u n t L i n e < / I n v o i c e D i s c o u n t A m o u n t _ V A T A m o u n t L i n e > - 
-             < I n v o i c e D i s c o u n t A m o u n t _ V A T A m o u n t L i n e _ L b l > I n v o i c e D i s c o u n t A m o u n t _ V A T A m o u n t L i n e _ L b l < / I n v o i c e D i s c o u n t A m o u n t _ V A T A m o u n t L i n e _ L b l > - 
-             < I n v o i c e D i s c o u n t B a s e A m o u n t _ V A T A m o u n t L i n e > I n v o i c e D i s c o u n t B a s e A m o u n t _ V A T A m o u n t L i n e < / I n v o i c e D i s c o u n t B a s e A m o u n t _ V A T A m o u n t L i n e > - 
-             < I n v o i c e D i s c o u n t B a s e A m o u n t _ V A T A m o u n t L i n e _ L b l > I n v o i c e D i s c o u n t B a s e A m o u n t _ V A T A m o u n t L i n e _ L b l < / I n v o i c e D i s c o u n t B a s e A m o u n t _ V A T A m o u n t L i n e _ L b l > - 
-             < L i n e A m o u n t _ V a t A m o u n t L i n e > L i n e A m o u n t _ V a t A m o u n t L i n e < / L i n e A m o u n t _ V a t A m o u n t L i n e > - 
-             < L i n e A m o u n t _ V a t A m o u n t L i n e _ L b l > L i n e A m o u n t _ V a t A m o u n t L i n e _ L b l < / L i n e A m o u n t _ V a t A m o u n t L i n e _ L b l > - 
-             < N o O f V A T I d e n t i f i e r s > N o O f V A T I d e n t i f i e r s < / N o O f V A T I d e n t i f i e r s > - 
-             < V A T A m o u n t L C Y _ V A T A m o u n t L i n e > V A T A m o u n t L C Y _ V A T A m o u n t L i n e < / V A T A m o u n t L C Y _ V A T A m o u n t L i n e > - 
-             < V A T A m o u n t L C Y _ V A T A m o u n t L i n e _ L b l > V A T A m o u n t L C Y _ V A T A m o u n t L i n e _ L b l < / V A T A m o u n t L C Y _ V A T A m o u n t L i n e _ L b l > - 
-             < V A T A m o u n t _ V a t A m o u n t L i n e > V A T A m o u n t _ V a t A m o u n t L i n e < / V A T A m o u n t _ V a t A m o u n t L i n e > - 
-             < V A T A m o u n t _ V a t A m o u n t L i n e _ L b l > V A T A m o u n t _ V a t A m o u n t L i n e _ L b l < / V A T A m o u n t _ V a t A m o u n t L i n e _ L b l > - 
-             < V A T B a s e L C Y _ V A T A m o u n t L i n e > V A T B a s e L C Y _ V A T A m o u n t L i n e < / V A T B a s e L C Y _ V A T A m o u n t L i n e > - 
-             < V A T B a s e L C Y _ V A T A m o u n t L i n e _ L b l > V A T B a s e L C Y _ V A T A m o u n t L i n e _ L b l < / V A T B a s e L C Y _ V A T A m o u n t L i n e _ L b l > - 
-             < V A T B a s e _ V a t A m o u n t L i n e > V A T B a s e _ V a t A m o u n t L i n e < / V A T B a s e _ V a t A m o u n t L i n e > - 
-             < V A T B a s e _ V a t A m o u n t L i n e _ L b l > V A T B a s e _ V a t A m o u n t L i n e _ L b l < / V A T B a s e _ V a t A m o u n t L i n e _ L b l > - 
-             < V A T I d e n t i f i e r _ V a t A m o u n t L i n e > V A T I d e n t i f i e r _ V a t A m o u n t L i n e < / V A T I d e n t i f i e r _ V a t A m o u n t L i n e > - 
-             < V A T I d e n t i f i e r _ V a t A m o u n t L i n e _ L b l > V A T I d e n t i f i e r _ V a t A m o u n t L i n e _ L b l < / V A T I d e n t i f i e r _ V a t A m o u n t L i n e _ L b l > - 
-             < V A T P c t _ V a t A m o u n t L i n e > V A T P c t _ V a t A m o u n t L i n e < / V A T P c t _ V a t A m o u n t L i n e > - 
-             < V A T P c t _ V a t A m o u n t L i n e _ L b l > V A T P c t _ V a t A m o u n t L i n e _ L b l < / V A T P c t _ V a t A m o u n t L i n e _ L b l > +         < V A T A m o u n t L i n e   E l e m e n t T y p e = " D a t a I t e m "   E l e m e n t I d = " 8 2 7 5 3 4 3 4 8 " > + 
+             < I n v o i c e D i s c o u n t A m o u n t _ V A T A m o u n t L i n e   E l e m e n t T y p e = " C o l u m n "   E l e m e n t I d = " 8 2 4 7 3 0 1 4 1 "   D a t a T y p e = " D e c i m a l " > I n v o i c e D i s c o u n t A m o u n t _ V A T A m o u n t L i n e < / I n v o i c e D i s c o u n t A m o u n t _ V A T A m o u n t L i n e > + 
+             < I n v o i c e D i s c o u n t A m o u n t _ V A T A m o u n t L i n e _ L b l   E l e m e n t T y p e = " C o l u m n "   E l e m e n t I d = " 1 5 6 2 2 0 0 0 3 4 "   D a t a T y p e = " S t r i n g " > I n v o i c e D i s c o u n t A m o u n t _ V A T A m o u n t L i n e _ L b l < / I n v o i c e D i s c o u n t A m o u n t _ V A T A m o u n t L i n e _ L b l > + 
+             < I n v o i c e D i s c o u n t B a s e A m o u n t _ V A T A m o u n t L i n e   E l e m e n t T y p e = " C o l u m n "   E l e m e n t I d = " 2 0 4 0 3 3 2 2 6 6 "   D a t a T y p e = " D e c i m a l " > I n v o i c e D i s c o u n t B a s e A m o u n t _ V A T A m o u n t L i n e < / I n v o i c e D i s c o u n t B a s e A m o u n t _ V A T A m o u n t L i n e > + 
+             < I n v o i c e D i s c o u n t B a s e A m o u n t _ V A T A m o u n t L i n e _ L b l   E l e m e n t T y p e = " C o l u m n "   E l e m e n t I d = " 4 0 5 9 6 0 3 3 1 "   D a t a T y p e = " S t r i n g " > I n v o i c e D i s c o u n t B a s e A m o u n t _ V A T A m o u n t L i n e _ L b l < / I n v o i c e D i s c o u n t B a s e A m o u n t _ V A T A m o u n t L i n e _ L b l > + 
+             < L i n e A m o u n t _ V a t A m o u n t L i n e   E l e m e n t T y p e = " C o l u m n "   E l e m e n t I d = " 2 1 4 6 5 4 0 1 "   D a t a T y p e = " D e c i m a l " > L i n e A m o u n t _ V a t A m o u n t L i n e < / L i n e A m o u n t _ V a t A m o u n t L i n e > + 
+             < L i n e A m o u n t _ V a t A m o u n t L i n e _ L b l   E l e m e n t T y p e = " C o l u m n "   E l e m e n t I d = " 1 1 1 0 9 1 2 1 2 4 "   D a t a T y p e = " S t r i n g " > L i n e A m o u n t _ V a t A m o u n t L i n e _ L b l < / L i n e A m o u n t _ V a t A m o u n t L i n e _ L b l > + 
+             < N o O f V A T I d e n t i f i e r s   E l e m e n t T y p e = " C o l u m n "   E l e m e n t I d = " 1 1 5 3 2 6 3 0 2 6 "   D a t a T y p e = " I n t e g e r " > N o O f V A T I d e n t i f i e r s < / N o O f V A T I d e n t i f i e r s > + 
+             < V A T A m o u n t _ V a t A m o u n t L i n e   E l e m e n t T y p e = " C o l u m n "   E l e m e n t I d = " 1 8 9 1 8 2 0 6 2 0 "   D a t a T y p e = " D e c i m a l " > V A T A m o u n t _ V a t A m o u n t L i n e < / V A T A m o u n t _ V a t A m o u n t L i n e > + 
+             < V A T A m o u n t _ V a t A m o u n t L i n e _ L b l   E l e m e n t T y p e = " C o l u m n "   E l e m e n t I d = " 1 5 1 3 5 5 5 4 7 3 "   D a t a T y p e = " S t r i n g " > V A T A m o u n t _ V a t A m o u n t L i n e _ L b l < / V A T A m o u n t _ V a t A m o u n t L i n e _ L b l > + 
+             < V A T A m o u n t L C Y _ V A T A m o u n t L i n e   E l e m e n t T y p e = " C o l u m n "   E l e m e n t I d = " 1 5 8 1 9 9 4 3 5 0 "   D a t a T y p e = " D e c i m a l " > V A T A m o u n t L C Y _ V A T A m o u n t L i n e < / V A T A m o u n t L C Y _ V A T A m o u n t L i n e > + 
+             < V A T A m o u n t L C Y _ V A T A m o u n t L i n e _ L b l   E l e m e n t T y p e = " C o l u m n "   E l e m e n t I d = " 9 2 3 0 0 3 3 7 "   D a t a T y p e = " T e x t C o n s t " > V A T A m o u n t L C Y _ V A T A m o u n t L i n e _ L b l < / V A T A m o u n t L C Y _ V A T A m o u n t L i n e _ L b l > + 
+             < V A T B a s e _ V a t A m o u n t L i n e   E l e m e n t T y p e = " C o l u m n "   E l e m e n t I d = " 1 4 5 8 9 3 7 8 1 9 "   D a t a T y p e = " D e c i m a l " > V A T B a s e _ V a t A m o u n t L i n e < / V A T B a s e _ V a t A m o u n t L i n e > + 
+             < V A T B a s e _ V a t A m o u n t L i n e _ L b l   E l e m e n t T y p e = " C o l u m n "   E l e m e n t I d = " 1 6 9 1 3 0 2 4 8 8 "   D a t a T y p e = " S t r i n g " > V A T B a s e _ V a t A m o u n t L i n e _ L b l < / V A T B a s e _ V a t A m o u n t L i n e _ L b l > + 
+             < V A T B a s e L C Y _ V A T A m o u n t L i n e   E l e m e n t T y p e = " C o l u m n "   E l e m e n t I d = " 1 8 6 0 9 4 5 6 3 5 "   D a t a T y p e = " D e c i m a l " > V A T B a s e L C Y _ V A T A m o u n t L i n e < / V A T B a s e L C Y _ V A T A m o u n t L i n e > + 
+             < V A T B a s e L C Y _ V A T A m o u n t L i n e _ L b l   E l e m e n t T y p e = " C o l u m n "   E l e m e n t I d = " 1 2 3 6 4 6 7 9 9 8 "   D a t a T y p e = " T e x t C o n s t " > V A T B a s e L C Y _ V A T A m o u n t L i n e _ L b l < / V A T B a s e L C Y _ V A T A m o u n t L i n e _ L b l > + 
+             < V A T I d e n t i f i e r _ V a t A m o u n t L i n e   E l e m e n t T y p e = " C o l u m n "   E l e m e n t I d = " 1 1 4 2 0 7 0 0 3 5 "   D a t a T y p e = " C o d e " > V A T I d e n t i f i e r _ V a t A m o u n t L i n e < / V A T I d e n t i f i e r _ V a t A m o u n t L i n e > + 
+             < V A T I d e n t i f i e r _ V a t A m o u n t L i n e _ L b l   E l e m e n t T y p e = " C o l u m n "   E l e m e n t I d = " 8 6 4 5 0 4 5 0 "   D a t a T y p e = " S t r i n g " > V A T I d e n t i f i e r _ V a t A m o u n t L i n e _ L b l < / V A T I d e n t i f i e r _ V a t A m o u n t L i n e _ L b l > + 
+             < V A T P c t _ V a t A m o u n t L i n e   E l e m e n t T y p e = " C o l u m n "   E l e m e n t I d = " 1 4 5 3 5 4 2 7 7 7 "   D a t a T y p e = " D e c i m a l " > V A T P c t _ V a t A m o u n t L i n e < / V A T P c t _ V a t A m o u n t L i n e > + 
+             < V A T P c t _ V a t A m o u n t L i n e _ L b l   E l e m e n t T y p e = " C o l u m n "   E l e m e n t I d = " 6 7 6 3 2 3 7 8 "   D a t a T y p e = " S t r i n g " > V A T P c t _ V a t A m o u n t L i n e _ L b l < / V A T P c t _ V a t A m o u n t L i n e _ L b l >   
          < / V A T A m o u n t L i n e >   
-         < V A T C l a u s e L i n e > - 
-             < C o d e _ V A T C l a u s e L i n e > C o d e _ V A T C l a u s e L i n e < / C o d e _ V A T C l a u s e L i n e > - 
-             < C o d e _ V A T C l a u s e L i n e _ L b l > C o d e _ V A T C l a u s e L i n e _ L b l < / C o d e _ V A T C l a u s e L i n e _ L b l > - 
-             < D e s c r i p t i o n 2 _ V A T C l a u s e L i n e > D e s c r i p t i o n 2 _ V A T C l a u s e L i n e < / D e s c r i p t i o n 2 _ V A T C l a u s e L i n e > - 
-             < D e s c r i p t i o n _ V A T C l a u s e L i n e > D e s c r i p t i o n _ V A T C l a u s e L i n e < / D e s c r i p t i o n _ V A T C l a u s e L i n e > - 
-             < N o O f V A T C l a u s e s > N o O f V A T C l a u s e s < / N o O f V A T C l a u s e s > - 
-             < V A T A m o u n t _ V A T C l a u s e L i n e > V A T A m o u n t _ V A T C l a u s e L i n e < / V A T A m o u n t _ V A T C l a u s e L i n e > - 
-             < V A T I d e n t i f i e r _ V A T C l a u s e L i n e > V A T I d e n t i f i e r _ V A T C l a u s e L i n e < / V A T I d e n t i f i e r _ V A T C l a u s e L i n e > +         < V A T C l a u s e L i n e   E l e m e n t T y p e = " D a t a I t e m "   E l e m e n t I d = " 1 6 6 5 5 0 0 1 6 3 " > + 
+             < C o d e _ V A T C l a u s e L i n e   E l e m e n t T y p e = " C o l u m n "   E l e m e n t I d = " 1 8 2 4 5 8 9 8 4 7 "   D a t a T y p e = " C o d e " > C o d e _ V A T C l a u s e L i n e < / C o d e _ V A T C l a u s e L i n e > + 
+             < C o d e _ V A T C l a u s e L i n e _ L b l   E l e m e n t T y p e = " C o l u m n "   E l e m e n t I d = " 4 6 1 5 3 3 0 2 "   D a t a T y p e = " S t r i n g " > C o d e _ V A T C l a u s e L i n e _ L b l < / C o d e _ V A T C l a u s e L i n e _ L b l > + 
+             < D e s c r i p t i o n _ V A T C l a u s e L i n e   E l e m e n t T y p e = " C o l u m n "   E l e m e n t I d = " 1 3 0 5 5 4 5 9 2 4 "   D a t a T y p e = " T e x t " > D e s c r i p t i o n _ V A T C l a u s e L i n e < / D e s c r i p t i o n _ V A T C l a u s e L i n e > + 
+             < D e s c r i p t i o n 2 _ V A T C l a u s e L i n e   E l e m e n t T y p e = " C o l u m n "   E l e m e n t I d = " 1 3 7 9 6 6 7 4 7 0 "   D a t a T y p e = " T e x t " > D e s c r i p t i o n 2 _ V A T C l a u s e L i n e < / D e s c r i p t i o n 2 _ V A T C l a u s e L i n e > + 
+             < N o O f V A T C l a u s e s   E l e m e n t T y p e = " C o l u m n "   E l e m e n t I d = " 7 5 6 4 1 7 3 9 2 "   D a t a T y p e = " I n t e g e r " > N o O f V A T C l a u s e s < / N o O f V A T C l a u s e s > + 
+             < V A T A m o u n t _ V A T C l a u s e L i n e   E l e m e n t T y p e = " C o l u m n "   E l e m e n t I d = " 2 2 2 4 6 9 0 5 9 "   D a t a T y p e = " D e c i m a l " > V A T A m o u n t _ V A T C l a u s e L i n e < / V A T A m o u n t _ V A T C l a u s e L i n e > + 
+             < V A T I d e n t i f i e r _ V A T C l a u s e L i n e   E l e m e n t T y p e = " C o l u m n "   E l e m e n t I d = " 1 4 6 4 4 7 2 4 7 8 "   D a t a T y p e = " C o d e " > V A T I d e n t i f i e r _ V A T C l a u s e L i n e < / V A T I d e n t i f i e r _ V A T C l a u s e L i n e >   
          < / V A T C l a u s e L i n e >   
-         < R e p o r t T o t a l s L i n e > - 
-             < A m o u n t F o r m a t t e d _ R e p o r t T o t a l s L i n e > A m o u n t F o r m a t t e d _ R e p o r t T o t a l s L i n e < / A m o u n t F o r m a t t e d _ R e p o r t T o t a l s L i n e > - 
-             < A m o u n t _ R e p o r t T o t a l s L i n e > A m o u n t _ R e p o r t T o t a l s L i n e < / A m o u n t _ R e p o r t T o t a l s L i n e > - 
-             < D e s c r i p t i o n _ R e p o r t T o t a l s L i n e > D e s c r i p t i o n _ R e p o r t T o t a l s L i n e < / D e s c r i p t i o n _ R e p o r t T o t a l s L i n e > - 
-             < F o n t B o l d _ R e p o r t T o t a l s L i n e > F o n t B o l d _ R e p o r t T o t a l s L i n e < / F o n t B o l d _ R e p o r t T o t a l s L i n e > - 
-             < F o n t U n d e r l i n e _ R e p o r t T o t a l s L i n e > F o n t U n d e r l i n e _ R e p o r t T o t a l s L i n e < / F o n t U n d e r l i n e _ R e p o r t T o t a l s L i n e > +         < R e p o r t T o t a l s L i n e   E l e m e n t T y p e = " D a t a I t e m "   E l e m e n t I d = " 2 1 2 2 5 4 9 8 3 6 " > + 
+             < A m o u n t _ R e p o r t T o t a l s L i n e   E l e m e n t T y p e = " C o l u m n "   E l e m e n t I d = " 4 1 9 9 1 8 3 6 9 "   D a t a T y p e = " D e c i m a l " > A m o u n t _ R e p o r t T o t a l s L i n e < / A m o u n t _ R e p o r t T o t a l s L i n e > + 
+             < A m o u n t F o r m a t t e d _ R e p o r t T o t a l s L i n e   E l e m e n t T y p e = " C o l u m n "   E l e m e n t I d = " 1 5 0 6 1 3 6 8 2 5 "   D a t a T y p e = " T e x t " > A m o u n t F o r m a t t e d _ R e p o r t T o t a l s L i n e < / A m o u n t F o r m a t t e d _ R e p o r t T o t a l s L i n e > + 
+             < D e s c r i p t i o n _ R e p o r t T o t a l s L i n e   E l e m e n t T y p e = " C o l u m n "   E l e m e n t I d = " 5 8 1 9 9 6 0 6 7 "   D a t a T y p e = " T e x t " > D e s c r i p t i o n _ R e p o r t T o t a l s L i n e < / D e s c r i p t i o n _ R e p o r t T o t a l s L i n e > + 
+             < F o n t B o l d _ R e p o r t T o t a l s L i n e   E l e m e n t T y p e = " C o l u m n "   E l e m e n t I d = " 9 4 6 5 4 0 5 4 9 "   D a t a T y p e = " B o o l e a n " > F o n t B o l d _ R e p o r t T o t a l s L i n e < / F o n t B o l d _ R e p o r t T o t a l s L i n e > + 
+             < F o n t U n d e r l i n e _ R e p o r t T o t a l s L i n e   E l e m e n t T y p e = " C o l u m n "   E l e m e n t I d = " 2 0 2 1 5 3 3 6 9 4 "   D a t a T y p e = " B o o l e a n " > F o n t U n d e r l i n e _ R e p o r t T o t a l s L i n e < / F o n t U n d e r l i n e _ R e p o r t T o t a l s L i n e >   
          < / R e p o r t T o t a l s L i n e >   
-         < L e t t e r T e x t > - 
-             < B o d y T e x t > B o d y T e x t < / B o d y T e x t > - 
-             < C l o s i n g T e x t > C l o s i n g T e x t < / C l o s i n g T e x t > - 
-             < G r e e t i n g T e x t > G r e e t i n g T e x t < / G r e e t i n g T e x t > +         < L e t t e r T e x t   E l e m e n t T y p e = " D a t a I t e m "   E l e m e n t I d = " 1 5 1 0 3 5 3 8 3 4 " > + 
+             < B o d y T e x t   E l e m e n t T y p e = " C o l u m n "   E l e m e n t I d = " 1 4 9 7 5 9 8 0 8 "   D a t a T y p e = " T e x t C o n s t " > B o d y T e x t < / B o d y T e x t > + 
+             < C l o s i n g T e x t   E l e m e n t T y p e = " C o l u m n "   E l e m e n t I d = " 5 1 2 1 3 5 9 0 9 "   D a t a T y p e = " T e x t C o n s t " > C l o s i n g T e x t < / C l o s i n g T e x t > + 
+             < G r e e t i n g T e x t   E l e m e n t T y p e = " C o l u m n "   E l e m e n t I d = " 1 1 7 5 2 7 9 2 8 9 "   D a t a T y p e = " T e x t C o n s t " > G r e e t i n g T e x t < / G r e e t i n g T e x t >   
          < / L e t t e r T e x t >   
-         < T o t a l s > - 
-             < C u r r e n c y C o d e > C u r r e n c y C o d e < / C u r r e n c y C o d e > - 
-             < C u r r e n c y S y m b o l > C u r r e n c y S y m b o l < / C u r r e n c y S y m b o l > - 
-             < T o t a l A m o u n t I n c l u d i n g V A T > T o t a l A m o u n t I n c l u d i n g V A T < / T o t a l A m o u n t I n c l u d i n g V A T > - 
-             < T o t a l E x c l u d i n g V A T T e x t > T o t a l E x c l u d i n g V A T T e x t < / T o t a l E x c l u d i n g V A T T e x t > - 
-             < T o t a l I n c l u d i n g V A T T e x t > T o t a l I n c l u d i n g V A T T e x t < / T o t a l I n c l u d i n g V A T T e x t > - 
-             < T o t a l I n v o i c e D i s c o u n t A m o u n t > T o t a l I n v o i c e D i s c o u n t A m o u n t < / T o t a l I n v o i c e D i s c o u n t A m o u n t > - 
-             < T o t a l N e t A m o u n t > T o t a l N e t A m o u n t < / T o t a l N e t A m o u n t > - 
-             < T o t a l P a y m e n t D i s c o u n t O n V A T > T o t a l P a y m e n t D i s c o u n t O n V A T < / T o t a l P a y m e n t D i s c o u n t O n V A T > - 
-             < T o t a l S u b T o t a l > T o t a l S u b T o t a l < / T o t a l S u b T o t a l > - 
-             < T o t a l S u b T o t a l M i n u s I n v o i c e D i s c o u n t > T o t a l S u b T o t a l M i n u s I n v o i c e D i s c o u n t < / T o t a l S u b T o t a l M i n u s I n v o i c e D i s c o u n t > - 
-             < T o t a l T e x t > T o t a l T e x t < / T o t a l T e x t > - 
-             < T o t a l V A T A m o u n t > T o t a l V A T A m o u n t < / T o t a l V A T A m o u n t > - 
-             < T o t a l V A T A m o u n t L C Y > T o t a l V A T A m o u n t L C Y < / T o t a l V A T A m o u n t L C Y > - 
-             < T o t a l V A T A m o u n t T e x t > T o t a l V A T A m o u n t T e x t < / T o t a l V A T A m o u n t T e x t > - 
-             < T o t a l V A T B a s e L C Y > T o t a l V A T B a s e L C Y < / T o t a l V A T B a s e L C Y > +         < T o t a l s   E l e m e n t T y p e = " D a t a I t e m "   E l e m e n t I d = " 1 8 2 3 9 5 0 0 4 4 " > + 
+             < C u r r e n c y C o d e   E l e m e n t T y p e = " C o l u m n "   E l e m e n t I d = " 1 5 7 9 5 9 5 9 2 1 "   D a t a T y p e = " T e x t " > C u r r e n c y C o d e < / C u r r e n c y C o d e > + 
+             < C u r r e n c y S y m b o l   E l e m e n t T y p e = " C o l u m n "   E l e m e n t I d = " 1 1 6 2 5 1 0 7 4 8 "   D a t a T y p e = " T e x t " > C u r r e n c y S y m b o l < / C u r r e n c y S y m b o l > + 
+             < T o t a l A m o u n t I n c l u d i n g V A T   E l e m e n t T y p e = " C o l u m n "   E l e m e n t I d = " 9 1 0 5 1 1 5 7 5 "   D a t a T y p e = " S t r i n g " > T o t a l A m o u n t I n c l u d i n g V A T < / T o t a l A m o u n t I n c l u d i n g V A T > + 
+             < T o t a l E x c l u d i n g V A T T e x t   E l e m e n t T y p e = " C o l u m n "   E l e m e n t I d = " 1 9 2 2 9 4 6 3 1 0 "   D a t a T y p e = " T e x t " > T o t a l E x c l u d i n g V A T T e x t < / T o t a l E x c l u d i n g V A T T e x t > + 
+             < T o t a l I n c l u d i n g V A T T e x t   E l e m e n t T y p e = " C o l u m n "   E l e m e n t I d = " 1 2 0 4 0 1 6 3 5 2 "   D a t a T y p e = " T e x t " > T o t a l I n c l u d i n g V A T T e x t < / T o t a l I n c l u d i n g V A T T e x t > + 
+             < T o t a l I n v o i c e D i s c o u n t A m o u n t   E l e m e n t T y p e = " C o l u m n "   E l e m e n t I d = " 4 0 2 1 7 7 5 1 "   D a t a T y p e = " S t r i n g " > T o t a l I n v o i c e D i s c o u n t A m o u n t < / T o t a l I n v o i c e D i s c o u n t A m o u n t > + 
+             < T o t a l N e t A m o u n t   E l e m e n t T y p e = " C o l u m n "   E l e m e n t I d = " 4 8 3 1 9 3 3 7 2 "   D a t a T y p e = " S t r i n g " > T o t a l N e t A m o u n t < / T o t a l N e t A m o u n t > + 
+             < T o t a l P a y m e n t D i s c o u n t O n V A T   E l e m e n t T y p e = " C o l u m n "   E l e m e n t I d = " 7 3 6 0 4 1 8 8 6 "   D a t a T y p e = " D e c i m a l " > T o t a l P a y m e n t D i s c o u n t O n V A T < / T o t a l P a y m e n t D i s c o u n t O n V A T > + 
+             < T o t a l S u b T o t a l   E l e m e n t T y p e = " C o l u m n "   E l e m e n t I d = " 2 0 9 7 8 7 6 8 0 1 "   D a t a T y p e = " S t r i n g " > T o t a l S u b T o t a l < / T o t a l S u b T o t a l > + 
+             < T o t a l S u b T o t a l M i n u s I n v o i c e D i s c o u n t   E l e m e n t T y p e = " C o l u m n "   E l e m e n t I d = " 7 6 9 4 3 1 8 8 7 "   D a t a T y p e = " S t r i n g " > T o t a l S u b T o t a l M i n u s I n v o i c e D i s c o u n t < / T o t a l S u b T o t a l M i n u s I n v o i c e D i s c o u n t > + 
+             < T o t a l T e x t   E l e m e n t T y p e = " C o l u m n "   E l e m e n t I d = " 2 3 1 9 1 0 5 1 8 "   D a t a T y p e = " T e x t " > T o t a l T e x t < / T o t a l T e x t > + 
+             < T o t a l V A T A m o u n t   E l e m e n t T y p e = " C o l u m n "   E l e m e n t I d = " 1 6 2 7 1 0 2 3 2 8 "   D a t a T y p e = " S t r i n g " > T o t a l V A T A m o u n t < / T o t a l V A T A m o u n t > + 
+             < T o t a l V A T A m o u n t L C Y   E l e m e n t T y p e = " C o l u m n "   E l e m e n t I d = " 1 5 0 6 5 7 0 2 1 8 "   D a t a T y p e = " D e c i m a l " > T o t a l V A T A m o u n t L C Y < / T o t a l V A T A m o u n t L C Y > + 
+             < T o t a l V A T A m o u n t T e x t   E l e m e n t T y p e = " C o l u m n "   E l e m e n t I d = " 9 7 3 6 6 6 3 3 9 "   D a t a T y p e = " T e x t " > T o t a l V A T A m o u n t T e x t < / T o t a l V A T A m o u n t T e x t > + 
+             < T o t a l V A T B a s e L C Y   E l e m e n t T y p e = " C o l u m n "   E l e m e n t I d = " 8 3 4 4 5 0 5 2 1 "   D a t a T y p e = " D e c i m a l " > T o t a l V A T B a s e L C Y < / T o t a l V A T B a s e L C Y >   
          < / T o t a l s >   
@@ -7435,17 +7295,17 @@
 </file>
 
 <file path=customXml/itemProps1.xml><?xml version="1.0" encoding="utf-8"?>
+<ds:datastoreItem xmlns:ds="http://schemas.openxmlformats.org/officeDocument/2006/customXml" ds:itemID="{2C0E3694-AC57-46EE-8053-99B806001417}">
+  <ds:schemaRefs>
+    <ds:schemaRef ds:uri="urn:microsoft-dynamics-nav/reports/Standard_Sales_Credit_Memo/1307/"/>
+  </ds:schemaRefs>
+</ds:datastoreItem>
+</file>
+
+<file path=customXml/itemProps2.xml><?xml version="1.0" encoding="utf-8"?>
 <ds:datastoreItem xmlns:ds="http://schemas.openxmlformats.org/officeDocument/2006/customXml" ds:itemID="{8AE5FAA4-C814-4A0B-8273-A3C09032D59D}">
   <ds:schemaRefs>
     <ds:schemaRef ds:uri="urn:microsoft-dynamics-businesscentral/internal/extended/reports/Standard_Sales_Credit_Memo/1307/"/>
   </ds:schemaRefs>
 </ds:datastoreItem>
-</file>
-
-<file path=customXml/itemProps2.xml><?xml version="1.0" encoding="utf-8"?>
-<ds:datastoreItem xmlns:ds="http://schemas.openxmlformats.org/officeDocument/2006/customXml" ds:itemID="{2C0E3694-AC57-46EE-8053-99B806001417}">
-  <ds:schemaRefs>
-    <ds:schemaRef ds:uri="urn:microsoft-dynamics-nav/reports/Standard_Sales_Credit_Memo/1307/"/>
-  </ds:schemaRefs>
-</ds:datastoreItem>
 </file>
--- a/src/Layers/W1/BaseApp/Sales/History/StandardSalesCreditMemoBody.docx
+++ b/src/Layers/W1/BaseApp/Sales/History/StandardSalesCreditMemoBody.docx
@@ -32,7 +32,7 @@
             <w:placeholder>
               <w:docPart w:val="27C6F6FBC51444E48F63C5E57109998C"/>
             </w:placeholder>
-            <w:dataBinding w:prefixMappings="&lt;xmlns:ns0='urn:microsoft-dynamics-nav/reports/Standard_Sales_Credit_Memo/1307/' " w:xpath="/ns0:NavWordReportXmlPart[1]/ns0:Header[1]/ns0:CustomerAddress1[1]" w:storeItemID="{00000000-0000-0000-0000-000000000000}"/>
+            <w:dataBinding w:prefixMappings="xmlns:ns0='urn:microsoft-dynamics-nav/reports/Standard_Sales_Credit_Memo/1307/'" w:xpath="/ns0:NavWordReportXmlPart[1]/ns0:Header[1]/ns0:CustomerAddress1[1]" w:storeItemID="{00000000-0000-0000-0000-000000000000}"/>
             <w15:color w:val="808080"/>
             <w:text/>
           </w:sdtPr>
@@ -84,7 +84,7 @@
             <w:placeholder>
               <w:docPart w:val="B02E5B0705F943979E268E41736DB313"/>
             </w:placeholder>
-            <w:dataBinding w:prefixMappings="&lt;xmlns:ns0='urn:microsoft-dynamics-nav/reports/Standard_Sales_Credit_Memo/1307/' " w:xpath="/ns0:NavWordReportXmlPart[1]/ns0:Header[1]/ns0:CompanyAddress1[1]" w:storeItemID="{00000000-0000-0000-0000-000000000000}"/>
+            <w:dataBinding w:prefixMappings="xmlns:ns0='urn:microsoft-dynamics-nav/reports/Standard_Sales_Credit_Memo/1307/'" w:xpath="/ns0:NavWordReportXmlPart[1]/ns0:Header[1]/ns0:CompanyAddress1[1]" w:storeItemID="{00000000-0000-0000-0000-000000000000}"/>
             <w15:color w:val="808080"/>
             <w:text/>
           </w:sdtPr>
@@ -127,7 +127,7 @@
             <w:placeholder>
               <w:docPart w:val="27C6F6FBC51444E48F63C5E57109998C"/>
             </w:placeholder>
-            <w:dataBinding w:prefixMappings="&lt;xmlns:ns0='urn:microsoft-dynamics-nav/reports/Standard_Sales_Credit_Memo/1307/' " w:xpath="/ns0:NavWordReportXmlPart[1]/ns0:Header[1]/ns0:CustomerAddress2[1]" w:storeItemID="{00000000-0000-0000-0000-000000000000}"/>
+            <w:dataBinding w:prefixMappings="xmlns:ns0='urn:microsoft-dynamics-nav/reports/Standard_Sales_Credit_Memo/1307/'" w:xpath="/ns0:NavWordReportXmlPart[1]/ns0:Header[1]/ns0:CustomerAddress2[1]" w:storeItemID="{00000000-0000-0000-0000-000000000000}"/>
             <w15:color w:val="808080"/>
             <w:text/>
           </w:sdtPr>
@@ -165,7 +165,7 @@
             <w:placeholder>
               <w:docPart w:val="34AF83D853364E9E91CF94BDBD0F0D24"/>
             </w:placeholder>
-            <w:dataBinding w:prefixMappings="&lt;xmlns:ns0='urn:microsoft-dynamics-nav/reports/Standard_Sales_Credit_Memo/1307/' " w:xpath="/ns0:NavWordReportXmlPart[1]/ns0:Header[1]/ns0:CompanyAddress2[1]" w:storeItemID="{00000000-0000-0000-0000-000000000000}"/>
+            <w:dataBinding w:prefixMappings="xmlns:ns0='urn:microsoft-dynamics-nav/reports/Standard_Sales_Credit_Memo/1307/'" w:xpath="/ns0:NavWordReportXmlPart[1]/ns0:Header[1]/ns0:CompanyAddress2[1]" w:storeItemID="{00000000-0000-0000-0000-000000000000}"/>
             <w15:color w:val="808080"/>
             <w:text/>
           </w:sdtPr>
@@ -200,7 +200,7 @@
             <w:placeholder>
               <w:docPart w:val="27C6F6FBC51444E48F63C5E57109998C"/>
             </w:placeholder>
-            <w:dataBinding w:prefixMappings="&lt;xmlns:ns0='urn:microsoft-dynamics-nav/reports/Standard_Sales_Credit_Memo/1307/' " w:xpath="/ns0:NavWordReportXmlPart[1]/ns0:Header[1]/ns0:CustomerAddress3[1]" w:storeItemID="{00000000-0000-0000-0000-000000000000}"/>
+            <w:dataBinding w:prefixMappings="xmlns:ns0='urn:microsoft-dynamics-nav/reports/Standard_Sales_Credit_Memo/1307/'" w:xpath="/ns0:NavWordReportXmlPart[1]/ns0:Header[1]/ns0:CustomerAddress3[1]" w:storeItemID="{00000000-0000-0000-0000-000000000000}"/>
             <w15:color w:val="808080"/>
             <w:text/>
           </w:sdtPr>
@@ -238,7 +238,7 @@
             <w:placeholder>
               <w:docPart w:val="5298955B1DAD476D95BE494D056AC864"/>
             </w:placeholder>
-            <w:dataBinding w:prefixMappings="&lt;xmlns:ns0='urn:microsoft-dynamics-nav/reports/Standard_Sales_Credit_Memo/1307/' " w:xpath="/ns0:NavWordReportXmlPart[1]/ns0:Header[1]/ns0:CompanyAddress3[1]" w:storeItemID="{00000000-0000-0000-0000-000000000000}"/>
+            <w:dataBinding w:prefixMappings="xmlns:ns0='urn:microsoft-dynamics-nav/reports/Standard_Sales_Credit_Memo/1307/'" w:xpath="/ns0:NavWordReportXmlPart[1]/ns0:Header[1]/ns0:CompanyAddress3[1]" w:storeItemID="{00000000-0000-0000-0000-000000000000}"/>
             <w15:color w:val="808080"/>
             <w:text/>
           </w:sdtPr>
@@ -273,7 +273,7 @@
             <w:placeholder>
               <w:docPart w:val="27C6F6FBC51444E48F63C5E57109998C"/>
             </w:placeholder>
-            <w:dataBinding w:prefixMappings="&lt;xmlns:ns0='urn:microsoft-dynamics-nav/reports/Standard_Sales_Credit_Memo/1307/' " w:xpath="/ns0:NavWordReportXmlPart[1]/ns0:Header[1]/ns0:CustomerAddress4[1]" w:storeItemID="{00000000-0000-0000-0000-000000000000}"/>
+            <w:dataBinding w:prefixMappings="xmlns:ns0='urn:microsoft-dynamics-nav/reports/Standard_Sales_Credit_Memo/1307/'" w:xpath="/ns0:NavWordReportXmlPart[1]/ns0:Header[1]/ns0:CustomerAddress4[1]" w:storeItemID="{00000000-0000-0000-0000-000000000000}"/>
             <w15:color w:val="808080"/>
             <w:text/>
           </w:sdtPr>
@@ -311,7 +311,7 @@
             <w:placeholder>
               <w:docPart w:val="A42C30D71C804007AE9D362411216EF8"/>
             </w:placeholder>
-            <w:dataBinding w:prefixMappings="&lt;xmlns:ns0='urn:microsoft-dynamics-nav/reports/Standard_Sales_Credit_Memo/1307/' " w:xpath="/ns0:NavWordReportXmlPart[1]/ns0:Header[1]/ns0:CompanyAddress4[1]" w:storeItemID="{00000000-0000-0000-0000-000000000000}"/>
+            <w:dataBinding w:prefixMappings="xmlns:ns0='urn:microsoft-dynamics-nav/reports/Standard_Sales_Credit_Memo/1307/'" w:xpath="/ns0:NavWordReportXmlPart[1]/ns0:Header[1]/ns0:CompanyAddress4[1]" w:storeItemID="{00000000-0000-0000-0000-000000000000}"/>
             <w15:color w:val="808080"/>
             <w:text/>
           </w:sdtPr>
@@ -346,7 +346,7 @@
             <w:placeholder>
               <w:docPart w:val="27C6F6FBC51444E48F63C5E57109998C"/>
             </w:placeholder>
-            <w:dataBinding w:prefixMappings="&lt;xmlns:ns0='urn:microsoft-dynamics-nav/reports/Standard_Sales_Credit_Memo/1307/' " w:xpath="/ns0:NavWordReportXmlPart[1]/ns0:Header[1]/ns0:CustomerAddress5[1]" w:storeItemID="{00000000-0000-0000-0000-000000000000}"/>
+            <w:dataBinding w:prefixMappings="xmlns:ns0='urn:microsoft-dynamics-nav/reports/Standard_Sales_Credit_Memo/1307/'" w:xpath="/ns0:NavWordReportXmlPart[1]/ns0:Header[1]/ns0:CustomerAddress5[1]" w:storeItemID="{00000000-0000-0000-0000-000000000000}"/>
             <w15:color w:val="808080"/>
             <w:text/>
           </w:sdtPr>
@@ -384,7 +384,7 @@
             <w:placeholder>
               <w:docPart w:val="F16264AA69114B25B82C6336328EECBF"/>
             </w:placeholder>
-            <w:dataBinding w:prefixMappings="&lt;xmlns:ns0='urn:microsoft-dynamics-nav/reports/Standard_Sales_Credit_Memo/1307/' " w:xpath="/ns0:NavWordReportXmlPart[1]/ns0:Header[1]/ns0:CompanyAddress5[1]" w:storeItemID="{00000000-0000-0000-0000-000000000000}"/>
+            <w:dataBinding w:prefixMappings="xmlns:ns0='urn:microsoft-dynamics-nav/reports/Standard_Sales_Credit_Memo/1307/'" w:xpath="/ns0:NavWordReportXmlPart[1]/ns0:Header[1]/ns0:CompanyAddress5[1]" w:storeItemID="{00000000-0000-0000-0000-000000000000}"/>
             <w15:color w:val="808080"/>
             <w:text/>
           </w:sdtPr>
@@ -419,7 +419,7 @@
             <w:placeholder>
               <w:docPart w:val="27C6F6FBC51444E48F63C5E57109998C"/>
             </w:placeholder>
-            <w:dataBinding w:prefixMappings="&lt;xmlns:ns0='urn:microsoft-dynamics-nav/reports/Standard_Sales_Credit_Memo/1307/' " w:xpath="/ns0:NavWordReportXmlPart[1]/ns0:Header[1]/ns0:CustomerAddress6[1]" w:storeItemID="{00000000-0000-0000-0000-000000000000}"/>
+            <w:dataBinding w:prefixMappings="xmlns:ns0='urn:microsoft-dynamics-nav/reports/Standard_Sales_Credit_Memo/1307/'" w:xpath="/ns0:NavWordReportXmlPart[1]/ns0:Header[1]/ns0:CustomerAddress6[1]" w:storeItemID="{00000000-0000-0000-0000-000000000000}"/>
             <w15:color w:val="808080"/>
             <w:text/>
           </w:sdtPr>
@@ -457,7 +457,7 @@
             <w:placeholder>
               <w:docPart w:val="F48DD40B1FBC422E93DAE25960F03561"/>
             </w:placeholder>
-            <w:dataBinding w:prefixMappings="&lt;xmlns:ns0='urn:microsoft-dynamics-nav/reports/Standard_Sales_Credit_Memo/1307/' " w:xpath="/ns0:NavWordReportXmlPart[1]/ns0:Header[1]/ns0:CompanyAddress6[1]" w:storeItemID="{00000000-0000-0000-0000-000000000000}"/>
+            <w:dataBinding w:prefixMappings="xmlns:ns0='urn:microsoft-dynamics-nav/reports/Standard_Sales_Credit_Memo/1307/'" w:xpath="/ns0:NavWordReportXmlPart[1]/ns0:Header[1]/ns0:CompanyAddress6[1]" w:storeItemID="{00000000-0000-0000-0000-000000000000}"/>
             <w15:color w:val="808080"/>
             <w:text/>
           </w:sdtPr>
@@ -492,7 +492,7 @@
             <w:placeholder>
               <w:docPart w:val="27C6F6FBC51444E48F63C5E57109998C"/>
             </w:placeholder>
-            <w:dataBinding w:prefixMappings="&lt;xmlns:ns0='urn:microsoft-dynamics-nav/reports/Standard_Sales_Credit_Memo/1307/' " w:xpath="/ns0:NavWordReportXmlPart[1]/ns0:Header[1]/ns0:CustomerAddress7[1]" w:storeItemID="{00000000-0000-0000-0000-000000000000}"/>
+            <w:dataBinding w:prefixMappings="xmlns:ns0='urn:microsoft-dynamics-nav/reports/Standard_Sales_Credit_Memo/1307/'" w:xpath="/ns0:NavWordReportXmlPart[1]/ns0:Header[1]/ns0:CustomerAddress7[1]" w:storeItemID="{00000000-0000-0000-0000-000000000000}"/>
             <w15:color w:val="808080"/>
             <w:text/>
           </w:sdtPr>
@@ -530,7 +530,7 @@
             <w:placeholder>
               <w:docPart w:val="916F8383C88D40AE8FA1A1CF0CB42C59"/>
             </w:placeholder>
-            <w:dataBinding w:prefixMappings="&lt;xmlns:ns0='urn:microsoft-dynamics-nav/reports/Standard_Sales_Credit_Memo/1307/' " w:xpath="/ns0:NavWordReportXmlPart[1]/ns0:Header[1]/ns0:CompanyLegalOffice_Lbl[1]" w:storeItemID="{00000000-0000-0000-0000-000000000000}"/>
+            <w:dataBinding w:prefixMappings="xmlns:ns0='urn:microsoft-dynamics-nav/reports/Standard_Sales_Credit_Memo/1307/'" w:xpath="/ns0:NavWordReportXmlPart[1]/ns0:Header[1]/ns0:CompanyLegalOffice_Lbl[1]" w:storeItemID="{00000000-0000-0000-0000-000000000000}"/>
             <w15:color w:val="808080"/>
             <w:text/>
           </w:sdtPr>
@@ -567,7 +567,7 @@
             <w:placeholder>
               <w:docPart w:val="12BE470CD3E0468886911E4D534EDF5C"/>
             </w:placeholder>
-            <w:dataBinding w:prefixMappings="&lt;xmlns:ns0='urn:microsoft-dynamics-nav/reports/Standard_Sales_Credit_Memo/1307/' " w:xpath="/ns0:NavWordReportXmlPart[1]/ns0:Header[1]/ns0:CustomerAddress8[1]" w:storeItemID="{00000000-0000-0000-0000-000000000000}"/>
+            <w:dataBinding w:prefixMappings="xmlns:ns0='urn:microsoft-dynamics-nav/reports/Standard_Sales_Credit_Memo/1307/'" w:xpath="/ns0:NavWordReportXmlPart[1]/ns0:Header[1]/ns0:CustomerAddress8[1]" w:storeItemID="{00000000-0000-0000-0000-000000000000}"/>
             <w15:color w:val="808080"/>
             <w:text/>
           </w:sdtPr>
@@ -605,7 +605,7 @@
             <w:placeholder>
               <w:docPart w:val="57E9537AA3C64B0287D7A4CCB72CC21E"/>
             </w:placeholder>
-            <w:dataBinding w:prefixMappings="&lt;xmlns:ns0='urn:microsoft-dynamics-nav/reports/Standard_Sales_Credit_Memo/1307/' " w:xpath="/ns0:NavWordReportXmlPart[1]/ns0:Header[1]/ns0:CompanyLegalOffice[1]" w:storeItemID="{00000000-0000-0000-0000-000000000000}"/>
+            <w:dataBinding w:prefixMappings="xmlns:ns0='urn:microsoft-dynamics-nav/reports/Standard_Sales_Credit_Memo/1307/'" w:xpath="/ns0:NavWordReportXmlPart[1]/ns0:Header[1]/ns0:CompanyLegalOffice[1]" w:storeItemID="{00000000-0000-0000-0000-000000000000}"/>
             <w15:color w:val="808080"/>
             <w:text/>
           </w:sdtPr>
@@ -686,7 +686,7 @@
             <w:placeholder>
               <w:docPart w:val="F8AD499F6BDC4653832979DDA7F5EFBF"/>
             </w:placeholder>
-            <w:dataBinding w:prefixMappings="&lt;xmlns:ns0='urn:microsoft-dynamics-nav/reports/Standard_Sales_Credit_Memo/1307/' " w:xpath="/ns0:NavWordReportXmlPart[1]/ns0:Header[1]/ns0:YourReference_Lbl[1]" w:storeItemID="{00000000-0000-0000-0000-000000000000}"/>
+            <w:dataBinding w:prefixMappings="xmlns:ns0='urn:microsoft-dynamics-nav/reports/Standard_Sales_Credit_Memo/1307/'" w:xpath="/ns0:NavWordReportXmlPart[1]/ns0:Header[1]/ns0:YourReference_Lbl[1]" w:storeItemID="{00000000-0000-0000-0000-000000000000}"/>
             <w15:color w:val="808080"/>
             <w:text/>
           </w:sdtPr>
@@ -717,7 +717,7 @@
             <w:placeholder>
               <w:docPart w:val="19CE0C9ABA2649248590481170FBE09A"/>
             </w:placeholder>
-            <w:dataBinding w:prefixMappings="&lt;xmlns:ns0='urn:microsoft-dynamics-nav/reports/Standard_Sales_Credit_Memo/1307/' " w:xpath="/ns0:NavWordReportXmlPart[1]/ns0:Header[1]/ns0:SalesPersonBlank_Lbl[1]" w:storeItemID="{00000000-0000-0000-0000-000000000000}"/>
+            <w:dataBinding w:prefixMappings="xmlns:ns0='urn:microsoft-dynamics-nav/reports/Standard_Sales_Credit_Memo/1307/'" w:xpath="/ns0:NavWordReportXmlPart[1]/ns0:Header[1]/ns0:SalesPersonBlank_Lbl[1]" w:storeItemID="{00000000-0000-0000-0000-000000000000}"/>
             <w15:color w:val="808080"/>
             <w:text/>
           </w:sdtPr>
@@ -794,7 +794,7 @@
             <w:placeholder>
               <w:docPart w:val="CE878AC31E3647D08F2EC7BA8B985062"/>
             </w:placeholder>
-            <w:dataBinding w:prefixMappings="&lt;xmlns:ns0='urn:microsoft-dynamics-nav/reports/Standard_Sales_Credit_Memo/1307/' " w:xpath="/ns0:NavWordReportXmlPart[1]/ns0:Header[1]/ns0:YourReference[1]" w:storeItemID="{00000000-0000-0000-0000-000000000000}"/>
+            <w:dataBinding w:prefixMappings="xmlns:ns0='urn:microsoft-dynamics-nav/reports/Standard_Sales_Credit_Memo/1307/'" w:xpath="/ns0:NavWordReportXmlPart[1]/ns0:Header[1]/ns0:YourReference[1]" w:storeItemID="{00000000-0000-0000-0000-000000000000}"/>
             <w15:color w:val="808080"/>
             <w:text/>
           </w:sdtPr>
@@ -825,7 +825,7 @@
             <w:placeholder>
               <w:docPart w:val="FC09735024F649239503E6BAE2ABF686"/>
             </w:placeholder>
-            <w:dataBinding w:prefixMappings="&lt;xmlns:ns0='urn:microsoft-dynamics-nav/reports/Standard_Sales_Credit_Memo/1307/' " w:xpath="/ns0:NavWordReportXmlPart[1]/ns0:Header[1]/ns0:SalesPersonName[1]" w:storeItemID="{00000000-0000-0000-0000-000000000000}"/>
+            <w:dataBinding w:prefixMappings="xmlns:ns0='urn:microsoft-dynamics-nav/reports/Standard_Sales_Credit_Memo/1307/'" w:xpath="/ns0:NavWordReportXmlPart[1]/ns0:Header[1]/ns0:SalesPersonName[1]" w:storeItemID="{00000000-0000-0000-0000-000000000000}"/>
             <w15:color w:val="808080"/>
             <w:text/>
           </w:sdtPr>
@@ -921,7 +921,7 @@
             <w:placeholder>
               <w:docPart w:val="C5BC02FA564449489995FEC2FF31BBFA"/>
             </w:placeholder>
-            <w:dataBinding w:prefixMappings="&lt;xmlns:ns0='urn:microsoft-dynamics-nav/reports/Standard_Sales_Credit_Memo/1307/' " w:xpath="/ns0:NavWordReportXmlPart[1]/ns0:Header[1]/ns0:AppliesToDocument_Lbl[1]" w:storeItemID="{00000000-0000-0000-0000-000000000000}"/>
+            <w:dataBinding w:prefixMappings="xmlns:ns0='urn:microsoft-dynamics-nav/reports/Standard_Sales_Credit_Memo/1307/'" w:xpath="/ns0:NavWordReportXmlPart[1]/ns0:Header[1]/ns0:AppliesToDocument_Lbl[1]" w:storeItemID="{00000000-0000-0000-0000-000000000000}"/>
             <w15:color w:val="808080"/>
             <w:text/>
           </w:sdtPr>
@@ -952,7 +952,7 @@
             <w:placeholder>
               <w:docPart w:val="0B280757B02D4AC4AEC68CCCBAED842F"/>
             </w:placeholder>
-            <w:dataBinding w:prefixMappings="&lt;xmlns:ns0='urn:microsoft-dynamics-nav/reports/Standard_Sales_Credit_Memo/1307/' " w:xpath="/ns0:NavWordReportXmlPart[1]/ns0:Header[1]/ns0:DueDate_Lbl[1]" w:storeItemID="{00000000-0000-0000-0000-000000000000}"/>
+            <w:dataBinding w:prefixMappings="xmlns:ns0='urn:microsoft-dynamics-nav/reports/Standard_Sales_Credit_Memo/1307/'" w:xpath="/ns0:NavWordReportXmlPart[1]/ns0:Header[1]/ns0:DueDate_Lbl[1]" w:storeItemID="{00000000-0000-0000-0000-000000000000}"/>
             <w15:color w:val="808080"/>
             <w:text/>
           </w:sdtPr>
@@ -1010,7 +1010,7 @@
             <w:placeholder>
               <w:docPart w:val="1BF77201F1EA4493942884F737425CE9"/>
             </w:placeholder>
-            <w:dataBinding w:prefixMappings="&lt;xmlns:ns0='urn:microsoft-dynamics-nav/reports/Standard_Sales_Credit_Memo/1307/' " w:xpath="/ns0:NavWordReportXmlPart[1]/ns0:Header[1]/ns0:AppliesToDocument[1]" w:storeItemID="{00000000-0000-0000-0000-000000000000}"/>
+            <w:dataBinding w:prefixMappings="xmlns:ns0='urn:microsoft-dynamics-nav/reports/Standard_Sales_Credit_Memo/1307/'" w:xpath="/ns0:NavWordReportXmlPart[1]/ns0:Header[1]/ns0:AppliesToDocument[1]" w:storeItemID="{00000000-0000-0000-0000-000000000000}"/>
             <w15:color w:val="808080"/>
             <w:text/>
           </w:sdtPr>
@@ -1041,7 +1041,7 @@
             <w:placeholder>
               <w:docPart w:val="13533E6C6EAF47ADAA3D63DE18368B40"/>
             </w:placeholder>
-            <w:dataBinding w:prefixMappings="&lt;xmlns:ns0='urn:microsoft-dynamics-nav/reports/Standard_Sales_Credit_Memo/1307/' " w:xpath="/ns0:NavWordReportXmlPart[1]/ns0:Header[1]/ns0:DueDate[1]" w:storeItemID="{00000000-0000-0000-0000-000000000000}"/>
+            <w:dataBinding w:prefixMappings="xmlns:ns0='urn:microsoft-dynamics-nav/reports/Standard_Sales_Credit_Memo/1307/'" w:xpath="/ns0:NavWordReportXmlPart[1]/ns0:Header[1]/ns0:DueDate[1]" w:storeItemID="{00000000-0000-0000-0000-000000000000}"/>
             <w15:color w:val="808080"/>
             <w:text/>
           </w:sdtPr>
@@ -1119,7 +1119,7 @@
           <w:tcPr>
             <w:tcW w:w="388" w:type="pct"/>
             <w:tcBorders>
-              <w:bottom w:val="single" w:sz="4" w:space="0" w:color="auto"/>
+              <w:bottom w:val="single" w:color="auto" w:sz="4" w:space="0"/>
             </w:tcBorders>
           </w:tcPr>
           <w:sdt>
@@ -1130,7 +1130,7 @@
               <w:placeholder>
                 <w:docPart w:val="4668C18C81C94D57840AD342F4B53EDC"/>
               </w:placeholder>
-              <w:dataBinding w:prefixMappings="&lt;xmlns:ns0='urn:microsoft-dynamics-nav/reports/Standard_Sales_Credit_Memo/1307/' " w:xpath="/ns0:NavWordReportXmlPart[1]/ns0:Header[1]/ns0:Line[1]/ns0:ItemNo_Line_Lbl[1]" w:storeItemID="{00000000-0000-0000-0000-000000000000}"/>
+              <w:dataBinding w:prefixMappings="xmlns:ns0='urn:microsoft-dynamics-nav/reports/Standard_Sales_Credit_Memo/1307/'" w:xpath="/ns0:NavWordReportXmlPart[1]/ns0:Header[1]/ns0:Line[1]/ns0:ItemNo_Line_Lbl[1]" w:storeItemID="{00000000-0000-0000-0000-000000000000}"/>
               <w15:color w:val="808080"/>
               <w:text/>
             </w:sdtPr>
@@ -1156,7 +1156,7 @@
             <w:placeholder>
               <w:docPart w:val="B1505F3DBBB540B797A26F2EA82AD79F"/>
             </w:placeholder>
-            <w:dataBinding w:prefixMappings="&lt;xmlns:ns0='urn:microsoft-dynamics-nav/reports/Standard_Sales_Credit_Memo/1307/' " w:xpath="/ns0:NavWordReportXmlPart[1]/ns0:Header[1]/ns0:Line[1]/ns0:Description_Line_Lbl[1]" w:storeItemID="{00000000-0000-0000-0000-000000000000}"/>
+            <w:dataBinding w:prefixMappings="xmlns:ns0='urn:microsoft-dynamics-nav/reports/Standard_Sales_Credit_Memo/1307/'" w:xpath="/ns0:NavWordReportXmlPart[1]/ns0:Header[1]/ns0:Line[1]/ns0:Description_Line_Lbl[1]" w:storeItemID="{00000000-0000-0000-0000-000000000000}"/>
             <w15:color w:val="808080"/>
             <w:text/>
           </w:sdtPr>
@@ -1165,7 +1165,7 @@
               <w:tcPr>
                 <w:tcW w:w="896" w:type="pct"/>
                 <w:tcBorders>
-                  <w:bottom w:val="single" w:sz="4" w:space="0" w:color="auto"/>
+                  <w:bottom w:val="single" w:color="auto" w:sz="4" w:space="0"/>
                 </w:tcBorders>
               </w:tcPr>
               <w:p>
@@ -1189,7 +1189,7 @@
             <w:placeholder>
               <w:docPart w:val="DefaultPlaceholder_-1854013440"/>
             </w:placeholder>
-            <w:dataBinding w:prefixMappings="&lt;xmlns:ns0='urn:microsoft-dynamics-nav/reports/Standard_Sales_Credit_Memo/1307/' " w:xpath="/ns0:NavWordReportXmlPart[1]/ns0:Header[1]/ns0:ShipmentDate_Lbl[1]" w:storeItemID="{00000000-0000-0000-0000-000000000000}"/>
+            <w:dataBinding w:prefixMappings="xmlns:ns0='urn:microsoft-dynamics-nav/reports/Standard_Sales_Credit_Memo/1307/'" w:xpath="/ns0:NavWordReportXmlPart[1]/ns0:Header[1]/ns0:ShipmentDate_Lbl[1]" w:storeItemID="{00000000-0000-0000-0000-000000000000}"/>
             <w15:color w:val="808080"/>
             <w:text/>
           </w:sdtPr>
@@ -1198,7 +1198,7 @@
               <w:tcPr>
                 <w:tcW w:w="438" w:type="pct"/>
                 <w:tcBorders>
-                  <w:bottom w:val="single" w:sz="4" w:space="0" w:color="auto"/>
+                  <w:bottom w:val="single" w:color="auto" w:sz="4" w:space="0"/>
                 </w:tcBorders>
               </w:tcPr>
               <w:p>
@@ -1222,7 +1222,7 @@
             <w:placeholder>
               <w:docPart w:val="C3F24EF614ED41B085DBBC77C1A49E33"/>
             </w:placeholder>
-            <w:dataBinding w:prefixMappings="&lt;xmlns:ns0='urn:microsoft-dynamics-nav/reports/Standard_Sales_Credit_Memo/1307/' " w:xpath="/ns0:NavWordReportXmlPart[1]/ns0:Header[1]/ns0:Line[1]/ns0:Quantity_Line_Lbl[1]" w:storeItemID="{00000000-0000-0000-0000-000000000000}"/>
+            <w:dataBinding w:prefixMappings="xmlns:ns0='urn:microsoft-dynamics-nav/reports/Standard_Sales_Credit_Memo/1307/'" w:xpath="/ns0:NavWordReportXmlPart[1]/ns0:Header[1]/ns0:Line[1]/ns0:Quantity_Line_Lbl[1]" w:storeItemID="{00000000-0000-0000-0000-000000000000}"/>
             <w15:color w:val="808080"/>
             <w:text/>
           </w:sdtPr>
@@ -1231,7 +1231,7 @@
               <w:tcPr>
                 <w:tcW w:w="531" w:type="pct"/>
                 <w:tcBorders>
-                  <w:bottom w:val="single" w:sz="4" w:space="0" w:color="auto"/>
+                  <w:bottom w:val="single" w:color="auto" w:sz="4" w:space="0"/>
                 </w:tcBorders>
               </w:tcPr>
               <w:p>
@@ -1256,7 +1256,7 @@
             <w:placeholder>
               <w:docPart w:val="DefaultPlaceholder_-1854013440"/>
             </w:placeholder>
-            <w:dataBinding w:prefixMappings="&lt;xmlns:ns0='urn:microsoft-dynamics-nav/reports/Standard_Sales_Credit_Memo/1307/' " w:xpath="/ns0:NavWordReportXmlPart[1]/ns0:Header[1]/ns0:Line[1]/ns0:UnitOfMeasure_Lbl[1]" w:storeItemID="{00000000-0000-0000-0000-000000000000}"/>
+            <w:dataBinding w:prefixMappings="xmlns:ns0='urn:microsoft-dynamics-nav/reports/Standard_Sales_Credit_Memo/1307/'" w:xpath="/ns0:NavWordReportXmlPart[1]/ns0:Header[1]/ns0:Line[1]/ns0:UnitOfMeasure_Lbl[1]" w:storeItemID="{00000000-0000-0000-0000-000000000000}"/>
             <w15:color w:val="808080"/>
             <w:text/>
           </w:sdtPr>
@@ -1265,7 +1265,7 @@
               <w:tcPr>
                 <w:tcW w:w="578" w:type="pct"/>
                 <w:tcBorders>
-                  <w:bottom w:val="single" w:sz="4" w:space="0" w:color="auto"/>
+                  <w:bottom w:val="single" w:color="auto" w:sz="4" w:space="0"/>
                 </w:tcBorders>
               </w:tcPr>
               <w:p>
@@ -1289,7 +1289,7 @@
             <w:placeholder>
               <w:docPart w:val="49619361109E48CB8AF54CFDD8A01F1C"/>
             </w:placeholder>
-            <w:dataBinding w:prefixMappings="&lt;xmlns:ns0='urn:microsoft-dynamics-nav/reports/Standard_Sales_Credit_Memo/1307/' " w:xpath="/ns0:NavWordReportXmlPart[1]/ns0:Header[1]/ns0:Line[1]/ns0:UnitPrice_Lbl[1]" w:storeItemID="{00000000-0000-0000-0000-000000000000}"/>
+            <w:dataBinding w:prefixMappings="xmlns:ns0='urn:microsoft-dynamics-nav/reports/Standard_Sales_Credit_Memo/1307/'" w:xpath="/ns0:NavWordReportXmlPart[1]/ns0:Header[1]/ns0:Line[1]/ns0:UnitPrice_Lbl[1]" w:storeItemID="{00000000-0000-0000-0000-000000000000}"/>
             <w15:color w:val="808080"/>
             <w:text/>
           </w:sdtPr>
@@ -1298,7 +1298,7 @@
               <w:tcPr>
                 <w:tcW w:w="617" w:type="pct"/>
                 <w:tcBorders>
-                  <w:bottom w:val="single" w:sz="4" w:space="0" w:color="auto"/>
+                  <w:bottom w:val="single" w:color="auto" w:sz="4" w:space="0"/>
                 </w:tcBorders>
               </w:tcPr>
               <w:p>
@@ -1322,7 +1322,7 @@
             <w:placeholder>
               <w:docPart w:val="2F52A3E70080416BA5347293045AD5F0"/>
             </w:placeholder>
-            <w:dataBinding w:prefixMappings="&lt;xmlns:ns0='urn:microsoft-dynamics-nav/reports/Standard_Sales_Credit_Memo/1307/' " w:xpath="/ns0:NavWordReportXmlPart[1]/ns0:Header[1]/ns0:SalesInvoiceLineDiscount_Lbl[1]" w:storeItemID="{00000000-0000-0000-0000-000000000000}"/>
+            <w:dataBinding w:prefixMappings="xmlns:ns0='urn:microsoft-dynamics-nav/reports/Standard_Sales_Credit_Memo/1307/'" w:xpath="/ns0:NavWordReportXmlPart[1]/ns0:Header[1]/ns0:SalesInvoiceLineDiscount_Lbl[1]" w:storeItemID="{00000000-0000-0000-0000-000000000000}"/>
             <w15:color w:val="808080"/>
             <w:text/>
           </w:sdtPr>
@@ -1331,7 +1331,7 @@
               <w:tcPr>
                 <w:tcW w:w="573" w:type="pct"/>
                 <w:tcBorders>
-                  <w:bottom w:val="single" w:sz="4" w:space="0" w:color="auto"/>
+                  <w:bottom w:val="single" w:color="auto" w:sz="4" w:space="0"/>
                 </w:tcBorders>
               </w:tcPr>
               <w:p>
@@ -1355,7 +1355,7 @@
             <w:placeholder>
               <w:docPart w:val="63A635E5E8D9421ABEDE368ED10ABCF4"/>
             </w:placeholder>
-            <w:dataBinding w:prefixMappings="&lt;xmlns:ns0='urn:microsoft-dynamics-nav/reports/Standard_Sales_Credit_Memo/1307/' " w:xpath="/ns0:NavWordReportXmlPart[1]/ns0:Header[1]/ns0:Line[1]/ns0:VATPct_Line_Lbl[1]" w:storeItemID="{00000000-0000-0000-0000-000000000000}"/>
+            <w:dataBinding w:prefixMappings="xmlns:ns0='urn:microsoft-dynamics-nav/reports/Standard_Sales_Credit_Memo/1307/'" w:xpath="/ns0:NavWordReportXmlPart[1]/ns0:Header[1]/ns0:Line[1]/ns0:VATPct_Line_Lbl[1]" w:storeItemID="{00000000-0000-0000-0000-000000000000}"/>
             <w15:color w:val="808080"/>
             <w:text/>
           </w:sdtPr>
@@ -1364,7 +1364,7 @@
               <w:tcPr>
                 <w:tcW w:w="374" w:type="pct"/>
                 <w:tcBorders>
-                  <w:bottom w:val="single" w:sz="4" w:space="0" w:color="auto"/>
+                  <w:bottom w:val="single" w:color="auto" w:sz="4" w:space="0"/>
                 </w:tcBorders>
               </w:tcPr>
               <w:p>
@@ -1388,7 +1388,7 @@
             <w:placeholder>
               <w:docPart w:val="81A6BCF9284F48D68B0B0235346FC9F6"/>
             </w:placeholder>
-            <w:dataBinding w:prefixMappings="&lt;xmlns:ns0='urn:microsoft-dynamics-nav/reports/Standard_Sales_Credit_Memo/1307/' " w:xpath="/ns0:NavWordReportXmlPart[1]/ns0:Header[1]/ns0:Line[1]/ns0:LineAmount_Line_Lbl[1]" w:storeItemID="{00000000-0000-0000-0000-000000000000}"/>
+            <w:dataBinding w:prefixMappings="xmlns:ns0='urn:microsoft-dynamics-nav/reports/Standard_Sales_Credit_Memo/1307/'" w:xpath="/ns0:NavWordReportXmlPart[1]/ns0:Header[1]/ns0:Line[1]/ns0:LineAmount_Line_Lbl[1]" w:storeItemID="{00000000-0000-0000-0000-000000000000}"/>
             <w15:color w:val="808080"/>
             <w:text/>
           </w:sdtPr>
@@ -1397,7 +1397,7 @@
               <w:tcPr>
                 <w:tcW w:w="605" w:type="pct"/>
                 <w:tcBorders>
-                  <w:bottom w:val="single" w:sz="4" w:space="0" w:color="auto"/>
+                  <w:bottom w:val="single" w:color="auto" w:sz="4" w:space="0"/>
                 </w:tcBorders>
               </w:tcPr>
               <w:p>
@@ -1425,7 +1425,7 @@
           <w:tcPr>
             <w:tcW w:w="388" w:type="pct"/>
             <w:tcBorders>
-              <w:top w:val="single" w:sz="4" w:space="0" w:color="auto"/>
+              <w:top w:val="single" w:color="auto" w:sz="4" w:space="0"/>
             </w:tcBorders>
           </w:tcPr>
           <w:p>
@@ -1441,7 +1441,7 @@
           <w:tcPr>
             <w:tcW w:w="896" w:type="pct"/>
             <w:tcBorders>
-              <w:top w:val="single" w:sz="4" w:space="0" w:color="auto"/>
+              <w:top w:val="single" w:color="auto" w:sz="4" w:space="0"/>
             </w:tcBorders>
           </w:tcPr>
           <w:p>
@@ -1457,7 +1457,7 @@
           <w:tcPr>
             <w:tcW w:w="438" w:type="pct"/>
             <w:tcBorders>
-              <w:top w:val="single" w:sz="4" w:space="0" w:color="auto"/>
+              <w:top w:val="single" w:color="auto" w:sz="4" w:space="0"/>
             </w:tcBorders>
           </w:tcPr>
           <w:p>
@@ -1473,7 +1473,7 @@
           <w:tcPr>
             <w:tcW w:w="531" w:type="pct"/>
             <w:tcBorders>
-              <w:top w:val="single" w:sz="4" w:space="0" w:color="auto"/>
+              <w:top w:val="single" w:color="auto" w:sz="4" w:space="0"/>
             </w:tcBorders>
           </w:tcPr>
           <w:p>
@@ -1489,7 +1489,7 @@
           <w:tcPr>
             <w:tcW w:w="578" w:type="pct"/>
             <w:tcBorders>
-              <w:top w:val="single" w:sz="4" w:space="0" w:color="auto"/>
+              <w:top w:val="single" w:color="auto" w:sz="4" w:space="0"/>
             </w:tcBorders>
           </w:tcPr>
           <w:p>
@@ -1505,7 +1505,7 @@
           <w:tcPr>
             <w:tcW w:w="617" w:type="pct"/>
             <w:tcBorders>
-              <w:top w:val="single" w:sz="4" w:space="0" w:color="auto"/>
+              <w:top w:val="single" w:color="auto" w:sz="4" w:space="0"/>
             </w:tcBorders>
           </w:tcPr>
           <w:p>
@@ -1521,7 +1521,7 @@
           <w:tcPr>
             <w:tcW w:w="573" w:type="pct"/>
             <w:tcBorders>
-              <w:top w:val="single" w:sz="4" w:space="0" w:color="auto"/>
+              <w:top w:val="single" w:color="auto" w:sz="4" w:space="0"/>
             </w:tcBorders>
           </w:tcPr>
           <w:p>
@@ -1538,7 +1538,7 @@
           <w:tcPr>
             <w:tcW w:w="374" w:type="pct"/>
             <w:tcBorders>
-              <w:top w:val="single" w:sz="4" w:space="0" w:color="auto"/>
+              <w:top w:val="single" w:color="auto" w:sz="4" w:space="0"/>
             </w:tcBorders>
           </w:tcPr>
           <w:p>
@@ -1555,7 +1555,7 @@
           <w:tcPr>
             <w:tcW w:w="605" w:type="pct"/>
             <w:tcBorders>
-              <w:top w:val="single" w:sz="4" w:space="0" w:color="auto"/>
+              <w:top w:val="single" w:color="auto" w:sz="4" w:space="0"/>
             </w:tcBorders>
           </w:tcPr>
           <w:p>
@@ -1581,7 +1581,7 @@
           <w:placeholder>
             <w:docPart w:val="23104B9E32A644A4A3098ACB3C2093D4"/>
           </w:placeholder>
-          <w15:dataBinding w:prefixMappings="&lt;xmlns:ns0='urn:microsoft-dynamics-nav/reports/Standard_Sales_Credit_Memo/1307/' " w:xpath="/ns0:NavWordReportXmlPart[1]/ns0:Header[1]/ns0:Line" w:storeItemID="{00000000-0000-0000-0000-000000000000}"/>
+          <w15:dataBinding w:prefixMappings="xmlns:ns0='urn:microsoft-dynamics-nav/reports/Standard_Sales_Credit_Memo/1307/'" w:xpath="/ns0:NavWordReportXmlPart[1]/ns0:Header[1]/ns0:Line" w:storeItemID="{00000000-0000-0000-0000-000000000000}"/>
           <w15:color w:val="808080"/>
           <w15:repeatingSection/>
         </w:sdtPr>
@@ -1625,7 +1625,7 @@
                     <w:placeholder>
                       <w:docPart w:val="5CB3BA8ADDDA4E2DB43007BDDAAE04A2"/>
                     </w:placeholder>
-                    <w:dataBinding w:prefixMappings="&lt;xmlns:ns0='urn:microsoft-dynamics-nav/reports/Standard_Sales_Credit_Memo/1307/' " w:xpath="/ns0:NavWordReportXmlPart[1]/ns0:Header[1]/ns0:Line[1]/ns0:ItemNo_Line[1]" w:storeItemID="{00000000-0000-0000-0000-000000000000}"/>
+                    <w:dataBinding w:prefixMappings="xmlns:ns0='urn:microsoft-dynamics-nav/reports/Standard_Sales_Credit_Memo/1307/'" w:xpath="/ns0:NavWordReportXmlPart[1]/ns0:Header[1]/ns0:Line[1]/ns0:ItemNo_Line[1]" w:storeItemID="{00000000-0000-0000-0000-000000000000}"/>
                     <w15:color w:val="808080"/>
                     <w:text/>
                   </w:sdtPr>
@@ -1669,7 +1669,7 @@
                     <w:placeholder>
                       <w:docPart w:val="5D54D03E440C42E88B679969F708ADA1"/>
                     </w:placeholder>
-                    <w:dataBinding w:prefixMappings="&lt;xmlns:ns0='urn:microsoft-dynamics-nav/reports/Standard_Sales_Credit_Memo/1307/' " w:xpath="/ns0:NavWordReportXmlPart[1]/ns0:Header[1]/ns0:Line[1]/ns0:Description_Line[1]" w:storeItemID="{00000000-0000-0000-0000-000000000000}"/>
+                    <w:dataBinding w:prefixMappings="xmlns:ns0='urn:microsoft-dynamics-nav/reports/Standard_Sales_Credit_Memo/1307/'" w:xpath="/ns0:NavWordReportXmlPart[1]/ns0:Header[1]/ns0:Line[1]/ns0:Description_Line[1]" w:storeItemID="{00000000-0000-0000-0000-000000000000}"/>
                     <w15:color w:val="808080"/>
                     <w:text/>
                   </w:sdtPr>
@@ -1708,7 +1708,7 @@
                     <w:placeholder>
                       <w:docPart w:val="DefaultPlaceholder_-1854013440"/>
                     </w:placeholder>
-                    <w:dataBinding w:prefixMappings="&lt;xmlns:ns0='urn:microsoft-dynamics-nav/reports/Standard_Sales_Credit_Memo/1307/' " w:xpath="/ns0:NavWordReportXmlPart[1]/ns0:Header[1]/ns0:Line[1]/ns0:ShipmentDate_Line[1]" w:storeItemID="{00000000-0000-0000-0000-000000000000}"/>
+                    <w:dataBinding w:prefixMappings="xmlns:ns0='urn:microsoft-dynamics-nav/reports/Standard_Sales_Credit_Memo/1307/'" w:xpath="/ns0:NavWordReportXmlPart[1]/ns0:Header[1]/ns0:Line[1]/ns0:ShipmentDate_Line[1]" w:storeItemID="{00000000-0000-0000-0000-000000000000}"/>
                     <w15:color w:val="808080"/>
                     <w:text/>
                   </w:sdtPr>
@@ -1747,7 +1747,7 @@
                     <w:placeholder>
                       <w:docPart w:val="7CD475D66B4A42DA93C44085D6DE056D"/>
                     </w:placeholder>
-                    <w:dataBinding w:prefixMappings="&lt;xmlns:ns0='urn:microsoft-dynamics-nav/reports/Standard_Sales_Credit_Memo/1307/' " w:xpath="/ns0:NavWordReportXmlPart[1]/ns0:Header[1]/ns0:Line[1]/ns0:Quantity_Line[1]" w:storeItemID="{00000000-0000-0000-0000-000000000000}"/>
+                    <w:dataBinding w:prefixMappings="xmlns:ns0='urn:microsoft-dynamics-nav/reports/Standard_Sales_Credit_Memo/1307/'" w:xpath="/ns0:NavWordReportXmlPart[1]/ns0:Header[1]/ns0:Line[1]/ns0:Quantity_Line[1]" w:storeItemID="{00000000-0000-0000-0000-000000000000}"/>
                     <w15:color w:val="808080"/>
                     <w:text/>
                   </w:sdtPr>
@@ -1784,7 +1784,7 @@
                     <w:placeholder>
                       <w:docPart w:val="BE5E07E362634C03B29ED51D24C55954"/>
                     </w:placeholder>
-                    <w:dataBinding w:prefixMappings="&lt;xmlns:ns0='urn:microsoft-dynamics-nav/reports/Standard_Sales_Credit_Memo/1307/' " w:xpath="/ns0:NavWordReportXmlPart[1]/ns0:Header[1]/ns0:Line[1]/ns0:UnitOfMeasure[1]" w:storeItemID="{00000000-0000-0000-0000-000000000000}"/>
+                    <w:dataBinding w:prefixMappings="xmlns:ns0='urn:microsoft-dynamics-nav/reports/Standard_Sales_Credit_Memo/1307/'" w:xpath="/ns0:NavWordReportXmlPart[1]/ns0:Header[1]/ns0:Line[1]/ns0:UnitOfMeasure[1]" w:storeItemID="{00000000-0000-0000-0000-000000000000}"/>
                     <w15:color w:val="808080"/>
                     <w:text/>
                   </w:sdtPr>
@@ -1825,7 +1825,7 @@
                         <w:placeholder>
                           <w:docPart w:val="34F75785EEB8408FA7DE0C79AF48DE2E"/>
                         </w:placeholder>
-                        <w:dataBinding w:prefixMappings="&lt;xmlns:ns0='urn:microsoft-dynamics-nav/reports/Standard_Sales_Credit_Memo/1307/' " w:xpath="/ns0:NavWordReportXmlPart[1]/ns0:Header[1]/ns0:Line[1]/ns0:UnitPrice[1]" w:storeItemID="{00000000-0000-0000-0000-000000000000}"/>
+                        <w:dataBinding w:prefixMappings="xmlns:ns0='urn:microsoft-dynamics-nav/reports/Standard_Sales_Credit_Memo/1307/'" w:xpath="/ns0:NavWordReportXmlPart[1]/ns0:Header[1]/ns0:Line[1]/ns0:UnitPrice[1]" w:storeItemID="{00000000-0000-0000-0000-000000000000}"/>
                         <w15:color w:val="808080"/>
                         <w:text/>
                       </w:sdtPr>
@@ -1847,7 +1847,7 @@
                     <w:placeholder>
                       <w:docPart w:val="10B4899AE357408E818DCAF2B6DD0BB7"/>
                     </w:placeholder>
-                    <w:dataBinding w:prefixMappings="&lt;xmlns:ns0='urn:microsoft-dynamics-nav/reports/Standard_Sales_Credit_Memo/1307/' " w:xpath="/ns0:NavWordReportXmlPart[1]/ns0:Header[1]/ns0:Line[1]/ns0:LineDiscountPercentText_Line[1]" w:storeItemID="{00000000-0000-0000-0000-000000000000}"/>
+                    <w:dataBinding w:prefixMappings="xmlns:ns0='urn:microsoft-dynamics-nav/reports/Standard_Sales_Credit_Memo/1307/'" w:xpath="/ns0:NavWordReportXmlPart[1]/ns0:Header[1]/ns0:Line[1]/ns0:LineDiscountPercentText_Line[1]" w:storeItemID="{00000000-0000-0000-0000-000000000000}"/>
                     <w15:color w:val="808080"/>
                     <w:text/>
                   </w:sdtPr>
@@ -1877,7 +1877,7 @@
                     <w:placeholder>
                       <w:docPart w:val="63A635E5E8D9421ABEDE368ED10ABCF4"/>
                     </w:placeholder>
-                    <w:dataBinding w:prefixMappings="&lt;xmlns:ns0='urn:microsoft-dynamics-nav/reports/Standard_Sales_Credit_Memo/1307/' " w:xpath="/ns0:NavWordReportXmlPart[1]/ns0:Header[1]/ns0:Line[1]/ns0:VATPct_Line[1]" w:storeItemID="{00000000-0000-0000-0000-000000000000}"/>
+                    <w:dataBinding w:prefixMappings="xmlns:ns0='urn:microsoft-dynamics-nav/reports/Standard_Sales_Credit_Memo/1307/'" w:xpath="/ns0:NavWordReportXmlPart[1]/ns0:Header[1]/ns0:Line[1]/ns0:VATPct_Line[1]" w:storeItemID="{00000000-0000-0000-0000-000000000000}"/>
                     <w15:color w:val="808080"/>
                     <w:text/>
                   </w:sdtPr>
@@ -1919,7 +1919,7 @@
                         <w:placeholder>
                           <w:docPart w:val="1E45BFDFBAE5457D8B0B3BE34A65B46A"/>
                         </w:placeholder>
-                        <w:dataBinding w:prefixMappings="&lt;xmlns:ns0='urn:microsoft-dynamics-nav/reports/Standard_Sales_Credit_Memo/1307/' " w:xpath="/ns0:NavWordReportXmlPart[1]/ns0:Header[1]/ns0:Line[1]/ns0:LineAmount_Line[1]" w:storeItemID="{00000000-0000-0000-0000-000000000000}"/>
+                        <w:dataBinding w:prefixMappings="xmlns:ns0='urn:microsoft-dynamics-nav/reports/Standard_Sales_Credit_Memo/1307/'" w:xpath="/ns0:NavWordReportXmlPart[1]/ns0:Header[1]/ns0:Line[1]/ns0:LineAmount_Line[1]" w:storeItemID="{00000000-0000-0000-0000-000000000000}"/>
                         <w15:color w:val="808080"/>
                         <w:text/>
                       </w:sdtPr>
@@ -1968,7 +1968,7 @@
             <w:placeholder>
               <w:docPart w:val="1C0FA0D5C54B4B05B526338F5AD5B0FF"/>
             </w:placeholder>
-            <w:dataBinding w:prefixMappings="&lt;xmlns:ns0='urn:microsoft-dynamics-nav/reports/Standard_Sales_Credit_Memo/1307/' " w:xpath="/ns0:NavWordReportXmlPart[1]/ns0:Header[1]/ns0:ReportTotalsLine[1]/ns0:Description_ReportTotalsLine[1]" w:storeItemID="{00000000-0000-0000-0000-000000000000}"/>
+            <w:dataBinding w:prefixMappings="xmlns:ns0='urn:microsoft-dynamics-nav/reports/Standard_Sales_Credit_Memo/1307/'" w:xpath="/ns0:NavWordReportXmlPart[1]/ns0:Header[1]/ns0:ReportTotalsLine[1]/ns0:Description_ReportTotalsLine[1]" w:storeItemID="{00000000-0000-0000-0000-000000000000}"/>
             <w15:color w:val="808080"/>
             <w:text/>
           </w:sdtPr>
@@ -2005,7 +2005,7 @@
             <w:placeholder>
               <w:docPart w:val="6349F80658254B2ABB903565DEBBA7B9"/>
             </w:placeholder>
-            <w:dataBinding w:prefixMappings="&lt;xmlns:ns0='urn:microsoft-dynamics-nav/reports/Standard_Sales_Credit_Memo/1307/' " w:xpath="/ns0:NavWordReportXmlPart[1]/ns0:Header[1]/ns0:ReportTotalsLine[1]/ns0:Amount_ReportTotalsLine[1]" w:storeItemID="{00000000-0000-0000-0000-000000000000}"/>
+            <w:dataBinding w:prefixMappings="xmlns:ns0='urn:microsoft-dynamics-nav/reports/Standard_Sales_Credit_Memo/1307/'" w:xpath="/ns0:NavWordReportXmlPart[1]/ns0:Header[1]/ns0:ReportTotalsLine[1]/ns0:Amount_ReportTotalsLine[1]" w:storeItemID="{00000000-0000-0000-0000-000000000000}"/>
             <w15:color w:val="808080"/>
             <w:text/>
           </w:sdtPr>
@@ -2049,7 +2049,7 @@
             <w:placeholder>
               <w:docPart w:val="68C8BE1DA78E4FEB8D06D8A2047155B2"/>
             </w:placeholder>
-            <w:dataBinding w:prefixMappings="&lt;xmlns:ns0='urn:microsoft-dynamics-nav/reports/Standard_Sales_Credit_Memo/1307/' " w:xpath="/ns0:NavWordReportXmlPart[1]/ns0:Header[1]/ns0:VATAmountLine[1]/ns0:VATAmount_VatAmountLine_Lbl[1]" w:storeItemID="{00000000-0000-0000-0000-000000000000}"/>
+            <w:dataBinding w:prefixMappings="xmlns:ns0='urn:microsoft-dynamics-nav/reports/Standard_Sales_Credit_Memo/1307/'" w:xpath="/ns0:NavWordReportXmlPart[1]/ns0:Header[1]/ns0:VATAmountLine[1]/ns0:VATAmount_VatAmountLine_Lbl[1]" w:storeItemID="{00000000-0000-0000-0000-000000000000}"/>
             <w15:color w:val="808080"/>
             <w:text/>
           </w:sdtPr>
@@ -2086,7 +2086,7 @@
             <w:placeholder>
               <w:docPart w:val="68C8BE1DA78E4FEB8D06D8A2047155B2"/>
             </w:placeholder>
-            <w:dataBinding w:prefixMappings="&lt;xmlns:ns0='urn:microsoft-dynamics-nav/reports/Standard_Sales_Credit_Memo/1307/' " w:xpath="/ns0:NavWordReportXmlPart[1]/ns0:Header[1]/ns0:Totals[1]/ns0:TotalVATAmount[1]" w:storeItemID="{00000000-0000-0000-0000-000000000000}"/>
+            <w:dataBinding w:prefixMappings="xmlns:ns0='urn:microsoft-dynamics-nav/reports/Standard_Sales_Credit_Memo/1307/'" w:xpath="/ns0:NavWordReportXmlPart[1]/ns0:Header[1]/ns0:Totals[1]/ns0:TotalVATAmount[1]" w:storeItemID="{00000000-0000-0000-0000-000000000000}"/>
             <w15:color w:val="808080"/>
             <w:text/>
           </w:sdtPr>
@@ -2130,7 +2130,7 @@
             <w:placeholder>
               <w:docPart w:val="46D39DB2E96C4E19A46EACC73C91848B"/>
             </w:placeholder>
-            <w:dataBinding w:prefixMappings="&lt;xmlns:ns0='urn:microsoft-dynamics-nav/reports/Standard_Sales_Credit_Memo/1307/' " w:xpath="/ns0:NavWordReportXmlPart[1]/ns0:Header[1]/ns0:VATAmountLine[1]/ns0:VATAmountLCY_VATAmountLine_Lbl[1]" w:storeItemID="{00000000-0000-0000-0000-000000000000}"/>
+            <w:dataBinding w:prefixMappings="xmlns:ns0='urn:microsoft-dynamics-nav/reports/Standard_Sales_Credit_Memo/1307/'" w:xpath="/ns0:NavWordReportXmlPart[1]/ns0:Header[1]/ns0:VATAmountLine[1]/ns0:VATAmountLCY_VATAmountLine_Lbl[1]" w:storeItemID="{00000000-0000-0000-0000-000000000000}"/>
             <w15:color w:val="808080"/>
             <w:text/>
           </w:sdtPr>
@@ -2167,7 +2167,7 @@
             <w:placeholder>
               <w:docPart w:val="46D39DB2E96C4E19A46EACC73C91848B"/>
             </w:placeholder>
-            <w:dataBinding w:prefixMappings="&lt;xmlns:ns0='urn:microsoft-dynamics-nav/reports/Standard_Sales_Credit_Memo/1307/' " w:xpath="/ns0:NavWordReportXmlPart[1]/ns0:Header[1]/ns0:Totals[1]/ns0:TotalVATAmountLCY[1]" w:storeItemID="{00000000-0000-0000-0000-000000000000}"/>
+            <w:dataBinding w:prefixMappings="xmlns:ns0='urn:microsoft-dynamics-nav/reports/Standard_Sales_Credit_Memo/1307/'" w:xpath="/ns0:NavWordReportXmlPart[1]/ns0:Header[1]/ns0:Totals[1]/ns0:TotalVATAmountLCY[1]" w:storeItemID="{00000000-0000-0000-0000-000000000000}"/>
             <w15:color w:val="808080"/>
             <w:text/>
           </w:sdtPr>
@@ -2220,8 +2220,8 @@
               <w:tcPr>
                 <w:tcW w:w="3040" w:type="pct"/>
                 <w:tcBorders>
-                  <w:top w:val="single" w:sz="4" w:space="0" w:color="000000"/>
-                  <w:bottom w:val="single" w:sz="12" w:space="0" w:color="000000"/>
+                  <w:top w:val="single" w:color="000000" w:sz="4" w:space="0"/>
+                  <w:bottom w:val="single" w:color="000000" w:sz="12" w:space="0"/>
                 </w:tcBorders>
               </w:tcPr>
               <w:p>
@@ -2245,8 +2245,8 @@
           <w:tcPr>
             <w:tcW w:w="1960" w:type="pct"/>
             <w:tcBorders>
-              <w:top w:val="single" w:sz="4" w:space="0" w:color="000000"/>
-              <w:bottom w:val="single" w:sz="12" w:space="0" w:color="000000"/>
+              <w:top w:val="single" w:color="000000" w:sz="4" w:space="0"/>
+              <w:bottom w:val="single" w:color="000000" w:sz="12" w:space="0"/>
             </w:tcBorders>
           </w:tcPr>
           <w:p>
@@ -2270,7 +2270,7 @@
                 <w:placeholder>
                   <w:docPart w:val="1C52A38CEA8A4D038595F3A2391BA216"/>
                 </w:placeholder>
-                <w:dataBinding w:prefixMappings="&lt;xmlns:ns0='urn:microsoft-dynamics-nav/reports/Standard_Sales_Credit_Memo/1307/' " w:xpath="/ns0:NavWordReportXmlPart[1]/ns0:Header[1]/ns0:Totals[1]/ns0:TotalAmountIncludingVAT[1]" w:storeItemID="{00000000-0000-0000-0000-000000000000}"/>
+                <w:dataBinding w:prefixMappings="xmlns:ns0='urn:microsoft-dynamics-nav/reports/Standard_Sales_Credit_Memo/1307/'" w:xpath="/ns0:NavWordReportXmlPart[1]/ns0:Header[1]/ns0:Totals[1]/ns0:TotalAmountIncludingVAT[1]" w:storeItemID="{00000000-0000-0000-0000-000000000000}"/>
                 <w15:color w:val="808080"/>
                 <w:text/>
               </w:sdtPr>
@@ -2310,7 +2310,7 @@
             <w:placeholder>
               <w:docPart w:val="7118BD3021BA420DAB1CD05C39F00837"/>
             </w:placeholder>
-            <w:dataBinding w:prefixMappings="&lt;xmlns:ns0='urn:microsoft-dynamics-nav/reports/Standard_Sales_Credit_Memo/1307/' " w:xpath="/ns0:NavWordReportXmlPart[1]/ns0:Header[1]/ns0:WorkDescriptionLines[1]/ns0:WorkDescriptionLine[1]" w:storeItemID="{00000000-0000-0000-0000-000000000000}"/>
+            <w:dataBinding w:prefixMappings="xmlns:ns0='urn:microsoft-dynamics-nav/reports/Standard_Sales_Credit_Memo/1307/'" w:xpath="/ns0:NavWordReportXmlPart[1]/ns0:Header[1]/ns0:WorkDescriptionLines[1]/ns0:WorkDescriptionLine[1]" w:storeItemID="{00000000-0000-0000-0000-000000000000}"/>
             <w15:color w:val="808080"/>
             <w:text/>
           </w:sdtPr>
@@ -6182,7 +6182,9 @@
 </we:webextension>
 </file>
 
-<file path=customXml/item1.xml>��< ? x m l   v e r s i o n = " 1 . 0 "   e n c o d i n g = " u t f - 1 6 " ? > < N a v W o r d R e p o r t X m l P a r t   x m l n s = " u r n : m i c r o s o f t - d y n a m i c s - n a v / r e p o r t s / S t a n d a r d _ S a l e s _ C r e d i t _ M e m o / 1 3 0 7 / " > +<file path=customXml/item1.xml>��< ? x m l   v e r s i o n = " 1 . 0 "   e n c o d i n g = " u t f - 1 6 " ? > + 
+ < N a v W o r d R e p o r t X m l P a r t   x m l n s = " u r n : m i c r o s o f t - d y n a m i c s - n a v / r e p o r t s / S t a n d a r d _ S a l e s _ C r e d i t _ M e m o / 1 3 0 7 / " >   
      < B C R e p o r t I n f o r m a t i o n >   
@@ -6200,6 +6202,8 @@
  
              < R e p o r t N a m e > R e p o r t   N a m e < / R e p o r t N a m e >   
+             < R e p o r t C a p t i o n > R e p o r t   C a p t i o n < / R e p o r t C a p t i o n > + 
              < A b o u t T h i s R e p o r t T i t l e > A b o u t   T h i s   R e p o r t   T i t l e < / A b o u t T h i s R e p o r t T i t l e >   
              < A b o u t T h i s R e p o r t T e x t > A b o u t   T h i s   R e p o r t   T e x t < / A b o u t T h i s R e p o r t T e x t > @@ -6246,6 +6250,84 @@
  
          < / R e p o r t R e q u e s t >   
+         < C o m p a n y M e t a d a t a > + 
+             < C o m p a n y N a m e > C o m p a n y   N a m e < / C o m p a n y N a m e > + 
+             < C o m p a n y D i s p l a y N a m e > C o m p a n y   D i s p l a y   N a m e < / C o m p a n y D i s p l a y N a m e > + 
+             < C o m p a n y A d d r e s s L i n e s > + 
+                 < C o m p a n y A d d r e s s L i n e 1 > C o m p a n y   A d d r e s s   L i n e   1 < / C o m p a n y A d d r e s s L i n e 1 > + 
+                 < C o m p a n y A d d r e s s L i n e 2 > C o m p a n y   A d d r e s s   L i n e   2 < / C o m p a n y A d d r e s s L i n e 2 > + 
+                 < C o m p a n y A d d r e s s L i n e 3 > C o m p a n y   A d d r e s s   L i n e   3 < / C o m p a n y A d d r e s s L i n e 3 > + 
+                 < C o m p a n y A d d r e s s L i n e 4 > C o m p a n y   A d d r e s s   L i n e   4 < / C o m p a n y A d d r e s s L i n e 4 > + 
+                 < C o m p a n y A d d r e s s L i n e 5 > C o m p a n y   A d d r e s s   L i n e   5 < / C o m p a n y A d d r e s s L i n e 5 > + 
+                 < C o m p a n y A d d r e s s L i n e 6 > C o m p a n y   A d d r e s s   L i n e   6 < / C o m p a n y A d d r e s s L i n e 6 > + 
+                 < C o m p a n y A d d r e s s L i n e 7 > C o m p a n y   A d d r e s s   L i n e   7 < / C o m p a n y A d d r e s s L i n e 7 > + 
+                 < C o m p a n y A d d r e s s L i n e 8 > C o m p a n y   A d d r e s s   L i n e   8 < / C o m p a n y A d d r e s s L i n e 8 > + 
+             < / C o m p a n y A d d r e s s L i n e s > + 
+             < C o m p a n y P h o n e > C o m p a n y   P h o n e < / C o m p a n y P h o n e > + 
+             < C o m p a n y P h o n e C a p t i o n > C o m p a n y   P h o n e   C a p t i o n < / C o m p a n y P h o n e C a p t i o n > + 
+             < C o m p a n y F a x N o > C o m p a n y   F a x   N o . < / C o m p a n y F a x N o > + 
+             < C o m p a n y F a x N o C a p t i o n > C o m p a n y   F a x   N o .   C a p t i o n < / C o m p a n y F a x N o C a p t i o n > + 
+             < C o m p a n y E m a i l > C o m p a n y   E m a i l < / C o m p a n y E m a i l > + 
+             < C o m p a n y E m a i l C a p t i o n > C o m p a n y   E m a i l   C a p t i o n < / C o m p a n y E m a i l C a p t i o n > + 
+             < C o m p a n y H o m e P a g e > C o m p a n y   H o m e   P a g e < / C o m p a n y H o m e P a g e > + 
+             < C o m p a n y H o m e P a g e C a p t i o n > C o m p a n y   H o m e   P a g e   C a p t i o n < / C o m p a n y H o m e P a g e C a p t i o n > + 
+             < C o m p a n y L o g o > C o m p a n y   L o g o < / C o m p a n y L o g o > + 
+             < C o m p a n y V A T R e g i s t r a t i o n N o > C o m p a n y   V A T   R e g i s t r a t i o n   N o . < / C o m p a n y V A T R e g i s t r a t i o n N o > + 
+             < C o m p a n y V A T R e g i s t r a t i o n N o C a p t i o n > C o m p a n y   V A T   R e g i s t r a t i o n   N o .   C a p t i o n < / C o m p a n y V A T R e g i s t r a t i o n N o C a p t i o n > + 
+             < C o m p a n y R e g i s t r a t i o n N o > C o m p a n y   R e g i s t r a t i o n   N o . < / C o m p a n y R e g i s t r a t i o n N o > + 
+             < C o m p a n y R e g i s t r a t i o n N o C a p t i o n > C o m p a n y   R e g i s t r a t i o n   N o .   C a p t i o n < / C o m p a n y R e g i s t r a t i o n N o C a p t i o n > + 
+             < C o m p a n y B a n k N a m e > C o m p a n y   B a n k   N a m e < / C o m p a n y B a n k N a m e > + 
+             < C o m p a n y B a n k N a m e C a p t i o n > C o m p a n y   B a n k   N a m e   C a p t i o n < / C o m p a n y B a n k N a m e C a p t i o n > + 
+             < C o m p a n y B a n k A c c o u n t N o > C o m p a n y   B a n k   A c c o u n t   N o . < / C o m p a n y B a n k A c c o u n t N o > + 
+             < C o m p a n y B a n k A c c o u n t N o C a p t i o n > C o m p a n y   B a n k   A c c o u n t   N o .   C a p t i o n < / C o m p a n y B a n k A c c o u n t N o C a p t i o n > + 
+             < C o m p a n y B a n k B r a n c h N o > C o m p a n y   B a n k   B r a n c h   N o . < / C o m p a n y B a n k B r a n c h N o > + 
+             < C o m p a n y B a n k B r a n c h N o C a p t i o n > C o m p a n y   B a n k   B r a n c h   N o .   C a p t i o n < / C o m p a n y B a n k B r a n c h N o C a p t i o n > + 
+             < C o m p a n y I B A N > C o m p a n y   I B A N < / C o m p a n y I B A N > + 
+             < C o m p a n y I B A N C a p t i o n > C o m p a n y   I B A N   C a p t i o n < / C o m p a n y I B A N C a p t i o n > + 
+             < C o m p a n y B a n k S W I F T > C o m p a n y   B a n k   S W I F T < / C o m p a n y B a n k S W I F T > + 
+             < C o m p a n y B a n k S W I F T C a p t i o n > C o m p a n y   B a n k   S W I F T   C a p t i o n < / C o m p a n y B a n k S W I F T C a p t i o n > + 
+             < C o m p a n y G i r o N o > C o m p a n y   G i r o   N o . < / C o m p a n y G i r o N o > + 
+             < C o m p a n y G i r o N o C a p t i o n > C o m p a n y   G i r o   N o .   C a p t i o n < / C o m p a n y G i r o N o C a p t i o n > + 
+         < / C o m p a n y M e t a d a t a > + 
      < / B C R e p o r t I n f o r m a t i o n >   
      < H e a d e r > @@ -6326,7 +6408,7 @@
  
          < C o m p a n y P h o n e N o _ L b l > C o m p a n y P h o n e N o _ L b l < / C o m p a n y P h o n e N o _ L b l >   
-         < C o m p a n y P i c t u r e / > +         < C o m p a n y P i c t u r e   / >   
          < C o m p a n y R e g i s t r a t i o n N u m b e r > C o m p a n y R e g i s t r a t i o n N u m b e r < / C o m p a n y R e g i s t r a t i o n N u m b e r >   
@@ -6414,24 +6496,18 @@
  
          < P r i c e s I n c l u d i n g V A T > P r i c e s I n c l u d i n g V A T < / P r i c e s I n c l u d i n g V A T >   
+         < P r i c e s I n c l u d i n g V A T Y e s N o > P r i c e s I n c l u d i n g V A T Y e s N o < / P r i c e s I n c l u d i n g V A T Y e s N o > + 
          < P r i c e s I n c l u d i n g V A T _ L b l > P r i c e s I n c l u d i n g V A T _ L b l < / P r i c e s I n c l u d i n g V A T _ L b l >   
-         < P r i c e s I n c l u d i n g V A T Y e s N o > P r i c e s I n c l u d i n g V A T Y e s N o < / P r i c e s I n c l u d i n g V A T Y e s N o > - 
-         < Q R _ C o d e _ I m a g e > Q R _ C o d e _ I m a g e < / Q R _ C o d e _ I m a g e > - 
-         < Q R _ C o d e _ I m a g e _ L b l > Q R _ C o d e _ I m a g e _ L b l < / Q R _ C o d e _ I m a g e _ L b l > - 
-         < R e c u r r i n g B i l l i n g > R e c u r r i n g B i l l i n g < / R e c u r r i n g B i l l i n g > - 
          < S a l e s I n v o i c e L i n e D i s c o u n t _ L b l > S a l e s I n v o i c e L i n e D i s c o u n t _ L b l < / S a l e s I n v o i c e L i n e D i s c o u n t _ L b l >   
+         < S a l e s P e r s o n B l a n k _ L b l > S a l e s P e r s o n B l a n k _ L b l < / S a l e s P e r s o n B l a n k _ L b l > + 
+         < S a l e s P e r s o n N a m e > S a l e s P e r s o n N a m e < / S a l e s P e r s o n N a m e > + 
          < S a l e s P e r s o n _ L b l > S a l e s P e r s o n _ L b l < / S a l e s P e r s o n _ L b l >   
-         < S a l e s P e r s o n B l a n k _ L b l > S a l e s P e r s o n B l a n k _ L b l < / S a l e s P e r s o n B l a n k _ L b l > - 
-         < S a l e s P e r s o n N a m e > S a l e s P e r s o n N a m e < / S a l e s P e r s o n N a m e > - 
          < S e l l T o C o n t a c t E m a i l > S e l l T o C o n t a c t E m a i l < / S e l l T o C o n t a c t E m a i l >   
          < S e l l T o C o n t a c t E m a i l L b l > S e l l T o C o n t a c t E m a i l L b l < / S e l l T o C o n t a c t E m a i l L b l > @@ -6448,34 +6524,34 @@
  
          < S e l l t o C u s t o m e r N o _ L b l > S e l l t o C u s t o m e r N o _ L b l < / S e l l t o C u s t o m e r N o _ L b l >   
+         < S h i p m e n t D a t e > S h i p m e n t D a t e < / S h i p m e n t D a t e > + 
+         < S h i p m e n t D a t e _ L b l > S h i p m e n t D a t e _ L b l < / S h i p m e n t D a t e _ L b l > + 
+         < S h i p m e n t M e t h o d D e s c r i p t i o n > S h i p m e n t M e t h o d D e s c r i p t i o n < / S h i p m e n t M e t h o d D e s c r i p t i o n > + 
+         < S h i p m e n t M e t h o d D e s c r i p t i o n _ L b l > S h i p m e n t M e t h o d D e s c r i p t i o n _ L b l < / S h i p m e n t M e t h o d D e s c r i p t i o n _ L b l > + 
          < S h i p m e n t _ L b l > S h i p m e n t _ L b l < / S h i p m e n t _ L b l >   
-         < S h i p m e n t D a t e > S h i p m e n t D a t e < / S h i p m e n t D a t e > - 
-         < S h i p m e n t D a t e _ L b l > S h i p m e n t D a t e _ L b l < / S h i p m e n t D a t e _ L b l > - 
-         < S h i p m e n t M e t h o d D e s c r i p t i o n > S h i p m e n t M e t h o d D e s c r i p t i o n < / S h i p m e n t M e t h o d D e s c r i p t i o n > - 
-         < S h i p m e n t M e t h o d D e s c r i p t i o n _ L b l > S h i p m e n t M e t h o d D e s c r i p t i o n _ L b l < / S h i p m e n t M e t h o d D e s c r i p t i o n _ L b l > +         < S h i p T o A d d r e s s 1 > S h i p T o A d d r e s s 1 < / S h i p T o A d d r e s s 1 > + 
+         < S h i p T o A d d r e s s 2 > S h i p T o A d d r e s s 2 < / S h i p T o A d d r e s s 2 > + 
+         < S h i p T o A d d r e s s 3 > S h i p T o A d d r e s s 3 < / S h i p T o A d d r e s s 3 > + 
+         < S h i p T o A d d r e s s 4 > S h i p T o A d d r e s s 4 < / S h i p T o A d d r e s s 4 > + 
+         < S h i p T o A d d r e s s 5 > S h i p T o A d d r e s s 5 < / S h i p T o A d d r e s s 5 > + 
+         < S h i p T o A d d r e s s 6 > S h i p T o A d d r e s s 6 < / S h i p T o A d d r e s s 6 > + 
+         < S h i p T o A d d r e s s 7 > S h i p T o A d d r e s s 7 < / S h i p T o A d d r e s s 7 > + 
+         < S h i p T o A d d r e s s 8 > S h i p T o A d d r e s s 8 < / S h i p T o A d d r e s s 8 >   
          < S h i p T o A d d r e s s _ L b l > S h i p T o A d d r e s s _ L b l < / S h i p T o A d d r e s s _ L b l >   
-         < S h i p T o A d d r e s s 1 > S h i p T o A d d r e s s 1 < / S h i p T o A d d r e s s 1 > - 
-         < S h i p T o A d d r e s s 2 > S h i p T o A d d r e s s 2 < / S h i p T o A d d r e s s 2 > - 
-         < S h i p T o A d d r e s s 3 > S h i p T o A d d r e s s 3 < / S h i p T o A d d r e s s 3 > - 
-         < S h i p T o A d d r e s s 4 > S h i p T o A d d r e s s 4 < / S h i p T o A d d r e s s 4 > - 
-         < S h i p T o A d d r e s s 5 > S h i p T o A d d r e s s 5 < / S h i p T o A d d r e s s 5 > - 
-         < S h i p T o A d d r e s s 6 > S h i p T o A d d r e s s 6 < / S h i p T o A d d r e s s 6 > - 
-         < S h i p T o A d d r e s s 7 > S h i p T o A d d r e s s 7 < / S h i p T o A d d r e s s 7 > - 
-         < S h i p T o A d d r e s s 8 > S h i p T o A d d r e s s 8 < / S h i p T o A d d r e s s 8 > - 
          < S h i p T o P h o n e N o > S h i p T o P h o n e N o < / S h i p T o P h o n e N o >   
          < S h o w S h i p p i n g A d d r e s s > S h o w S h i p p i n g A d d r e s s < / S h o w S h i p p i n g A d d r e s s > @@ -6486,16 +6562,16 @@
  
          < T o t a l _ L b l > T o t a l _ L b l < / T o t a l _ L b l >   
+         < V A T A m o u n t S p e c i f i c a t i o n _ L b l > V A T A m o u n t S p e c i f i c a t i o n _ L b l < / V A T A m o u n t S p e c i f i c a t i o n _ L b l > + 
          < V A T A m o u n t _ L b l > V A T A m o u n t _ L b l < / V A T A m o u n t _ L b l >   
-         < V A T A m o u n t S p e c i f i c a t i o n _ L b l > V A T A m o u n t S p e c i f i c a t i o n _ L b l < / V A T A m o u n t S p e c i f i c a t i o n _ L b l > - 
          < V A T B a s e _ L b l > V A T B a s e _ L b l < / V A T B a s e _ L b l >   
+         < V A T C l a u s e s _ L b l > V A T C l a u s e s _ L b l < / V A T C l a u s e s _ L b l > + 
          < V A T C l a u s e _ L b l > V A T C l a u s e _ L b l < / V A T C l a u s e _ L b l >   
-         < V A T C l a u s e s _ L b l > V A T C l a u s e s _ L b l < / V A T C l a u s e s _ L b l > - 
          < V A T I d e n t i f i e r _ L b l > V A T I d e n t i f i e r _ L b l < / V A T I d e n t i f i e r _ L b l >   
          < V A T P e r c e n t a g e _ L b l > V A T P e r c e n t a g e _ L b l < / V A T P e r c e n t a g e _ L b l > @@ -6518,10 +6594,6 @@
  
              < A m o u n t I n c l u d i n g V A T _ L i n e _ L b l > A m o u n t I n c l u d i n g V A T _ L i n e _ L b l < / A m o u n t I n c l u d i n g V A T _ L i n e _ L b l >   
-             < C o n t r a c t L i n e N o > C o n t r a c t L i n e N o < / C o n t r a c t L i n e N o > - 
-             < C o n t r a c t N o > C o n t r a c t N o < / C o n t r a c t N o > - 
              < D e s c r i p t i o n _ L i n e > D e s c r i p t i o n _ L i n e < / D e s c r i p t i o n _ L i n e >   
              < D e s c r i p t i o n _ L i n e _ L b l > D e s c r i p t i o n _ L i n e _ L b l < / D e s c r i p t i o n _ L i n e _ L b l > @@ -6538,20 +6610,16 @@
  
              < L i n e A m o u n t _ L i n e _ L b l > L i n e A m o u n t _ L i n e _ L b l < / L i n e A m o u n t _ L i n e _ L b l >   
+             < L i n e D i s c o u n t P e r c e n t T e x t _ L i n e > L i n e D i s c o u n t P e r c e n t T e x t _ L i n e < / L i n e D i s c o u n t P e r c e n t T e x t _ L i n e > + 
              < L i n e D i s c o u n t P e r c e n t _ L i n e > L i n e D i s c o u n t P e r c e n t _ L i n e < / L i n e D i s c o u n t P e r c e n t _ L i n e >   
-             < L i n e D i s c o u n t P e r c e n t T e x t _ L i n e > L i n e D i s c o u n t P e r c e n t T e x t _ L i n e < / L i n e D i s c o u n t P e r c e n t T e x t _ L i n e > - 
              < L i n e N o _ L i n e > L i n e N o _ L i n e < / L i n e N o _ L i n e >   
              < Q u a n t i t y _ L i n e > Q u a n t i t y _ L i n e < / Q u a n t i t y _ L i n e >   
              < Q u a n t i t y _ L i n e _ L b l > Q u a n t i t y _ L i n e _ L b l < / Q u a n t i t y _ L i n e _ L b l >   
-             < R e c u r r i n g B i l l i n g f r o m > R e c u r r i n g B i l l i n g f r o m < / R e c u r r i n g B i l l i n g f r o m > - 
-             < R e c u r r i n g B i l l i n g t o > R e c u r r i n g B i l l i n g t o < / R e c u r r i n g B i l l i n g t o > - 
              < S h i p m e n t D a t e _ L i n e > S h i p m e n t D a t e _ L i n e < / S h i p m e n t D a t e _ L i n e >   
              < S h i p m e n t D a t e _ L i n e _ L b l > S h i p m e n t D a t e _ L i n e _ L b l < / S h i p m e n t D a t e _ L i n e _ L b l > @@ -6630,22 +6698,22 @@
  
              < N o O f V A T I d e n t i f i e r s > N o O f V A T I d e n t i f i e r s < / N o O f V A T I d e n t i f i e r s >   
+             < V A T A m o u n t L C Y _ V A T A m o u n t L i n e > V A T A m o u n t L C Y _ V A T A m o u n t L i n e < / V A T A m o u n t L C Y _ V A T A m o u n t L i n e > + 
+             < V A T A m o u n t L C Y _ V A T A m o u n t L i n e _ L b l > V A T A m o u n t L C Y _ V A T A m o u n t L i n e _ L b l < / V A T A m o u n t L C Y _ V A T A m o u n t L i n e _ L b l > + 
              < V A T A m o u n t _ V a t A m o u n t L i n e > V A T A m o u n t _ V a t A m o u n t L i n e < / V A T A m o u n t _ V a t A m o u n t L i n e >   
              < V A T A m o u n t _ V a t A m o u n t L i n e _ L b l > V A T A m o u n t _ V a t A m o u n t L i n e _ L b l < / V A T A m o u n t _ V a t A m o u n t L i n e _ L b l >   
-             < V A T A m o u n t L C Y _ V A T A m o u n t L i n e > V A T A m o u n t L C Y _ V A T A m o u n t L i n e < / V A T A m o u n t L C Y _ V A T A m o u n t L i n e > - 
-             < V A T A m o u n t L C Y _ V A T A m o u n t L i n e _ L b l > V A T A m o u n t L C Y _ V A T A m o u n t L i n e _ L b l < / V A T A m o u n t L C Y _ V A T A m o u n t L i n e _ L b l > +             < V A T B a s e L C Y _ V A T A m o u n t L i n e > V A T B a s e L C Y _ V A T A m o u n t L i n e < / V A T B a s e L C Y _ V A T A m o u n t L i n e > + 
+             < V A T B a s e L C Y _ V A T A m o u n t L i n e _ L b l > V A T B a s e L C Y _ V A T A m o u n t L i n e _ L b l < / V A T B a s e L C Y _ V A T A m o u n t L i n e _ L b l >   
              < V A T B a s e _ V a t A m o u n t L i n e > V A T B a s e _ V a t A m o u n t L i n e < / V A T B a s e _ V a t A m o u n t L i n e >   
              < V A T B a s e _ V a t A m o u n t L i n e _ L b l > V A T B a s e _ V a t A m o u n t L i n e _ L b l < / V A T B a s e _ V a t A m o u n t L i n e _ L b l >   
-             < V A T B a s e L C Y _ V A T A m o u n t L i n e > V A T B a s e L C Y _ V A T A m o u n t L i n e < / V A T B a s e L C Y _ V A T A m o u n t L i n e > - 
-             < V A T B a s e L C Y _ V A T A m o u n t L i n e _ L b l > V A T B a s e L C Y _ V A T A m o u n t L i n e _ L b l < / V A T B a s e L C Y _ V A T A m o u n t L i n e _ L b l > - 
              < V A T I d e n t i f i e r _ V a t A m o u n t L i n e > V A T I d e n t i f i e r _ V a t A m o u n t L i n e < / V A T I d e n t i f i e r _ V a t A m o u n t L i n e >   
              < V A T I d e n t i f i e r _ V a t A m o u n t L i n e _ L b l > V A T I d e n t i f i e r _ V a t A m o u n t L i n e _ L b l < / V A T I d e n t i f i e r _ V a t A m o u n t L i n e _ L b l > @@ -6662,10 +6730,10 @@
  
              < C o d e _ V A T C l a u s e L i n e _ L b l > C o d e _ V A T C l a u s e L i n e _ L b l < / C o d e _ V A T C l a u s e L i n e _ L b l >   
+             < D e s c r i p t i o n 2 _ V A T C l a u s e L i n e > D e s c r i p t i o n 2 _ V A T C l a u s e L i n e < / D e s c r i p t i o n 2 _ V A T C l a u s e L i n e > + 
              < D e s c r i p t i o n _ V A T C l a u s e L i n e > D e s c r i p t i o n _ V A T C l a u s e L i n e < / D e s c r i p t i o n _ V A T C l a u s e L i n e >   
-             < D e s c r i p t i o n 2 _ V A T C l a u s e L i n e > D e s c r i p t i o n 2 _ V A T C l a u s e L i n e < / D e s c r i p t i o n 2 _ V A T C l a u s e L i n e > - 
              < N o O f V A T C l a u s e s > N o O f V A T C l a u s e s < / N o O f V A T C l a u s e s >   
              < V A T A m o u n t _ V A T C l a u s e L i n e > V A T A m o u n t _ V A T C l a u s e L i n e < / V A T A m o u n t _ V A T C l a u s e L i n e > @@ -6676,9 +6744,9 @@
  
          < R e p o r t T o t a l s L i n e >   
+             < A m o u n t F o r m a t t e d _ R e p o r t T o t a l s L i n e > A m o u n t F o r m a t t e d _ R e p o r t T o t a l s L i n e < / A m o u n t F o r m a t t e d _ R e p o r t T o t a l s L i n e > + 
              < A m o u n t _ R e p o r t T o t a l s L i n e > A m o u n t _ R e p o r t T o t a l s L i n e < / A m o u n t _ R e p o r t T o t a l s L i n e > - 
-             < A m o u n t F o r m a t t e d _ R e p o r t T o t a l s L i n e > A m o u n t F o r m a t t e d _ R e p o r t T o t a l s L i n e < / A m o u n t F o r m a t t e d _ R e p o r t T o t a l s L i n e >   
              < D e s c r i p t i o n _ R e p o r t T o t a l s L i n e > D e s c r i p t i o n _ R e p o r t T o t a l s L i n e < / D e s c r i p t i o n _ R e p o r t T o t a l s L i n e >   
@@ -6737,7 +6805,9 @@
  < / N a v W o r d R e p o r t X m l P a r t > 
 </file>
 
-<file path=customXml/item2.xml>��< ? x m l   v e r s i o n = " 1 . 0 "   e n c o d i n g = " u t f - 1 6 " ? > < N a v W o r d R e p o r t X m l P a r t   x m l n s = " u r n : m i c r o s o f t - d y n a m i c s - b u s i n e s s c e n t r a l / i n t e r n a l / e x t e n d e d / r e p o r t s / S t a n d a r d _ S a l e s _ C r e d i t _ M e m o / 1 3 0 7 / " > +<file path=customXml/item2.xml>��< ? x m l   v e r s i o n = " 1 . 0 "   e n c o d i n g = " u t f - 1 6 " ? > + 
+ < N a v W o r d R e p o r t X m l P a r t   x m l n s = " u r n : m i c r o s o f t - d y n a m i c s - b u s i n e s s c e n t r a l / i n t e r n a l / e x t e n d e d / r e p o r t s / S t a n d a r d _ S a l e s _ C r e d i t _ M e m o / 1 3 0 7 / " >   
      < B C R e p o r t I n f o r m a t i o n >   
@@ -6755,6 +6825,8 @@
  
              < R e p o r t N a m e > R e p o r t   N a m e < / R e p o r t N a m e >   
+             < R e p o r t C a p t i o n > R e p o r t   C a p t i o n < / R e p o r t C a p t i o n > + 
              < A b o u t T h i s R e p o r t T i t l e > A b o u t   T h i s   R e p o r t   T i t l e < / A b o u t T h i s R e p o r t T i t l e >   
              < A b o u t T h i s R e p o r t T e x t > A b o u t   T h i s   R e p o r t   T e x t < / A b o u t T h i s R e p o r t T e x t > @@ -6801,27 +6873,395 @@
  
          < / R e p o r t R e q u e s t >   
+         < C o m p a n y M e t a d a t a > + 
+             < C o m p a n y N a m e > C o m p a n y   N a m e < / C o m p a n y N a m e > + 
+             < C o m p a n y D i s p l a y N a m e > C o m p a n y   D i s p l a y   N a m e < / C o m p a n y D i s p l a y N a m e > + 
+             < C o m p a n y A d d r e s s L i n e s > + 
+                 < C o m p a n y A d d r e s s L i n e 1 > C o m p a n y   A d d r e s s   L i n e   1 < / C o m p a n y A d d r e s s L i n e 1 > + 
+                 < C o m p a n y A d d r e s s L i n e 2 > C o m p a n y   A d d r e s s   L i n e   2 < / C o m p a n y A d d r e s s L i n e 2 > + 
+                 < C o m p a n y A d d r e s s L i n e 3 > C o m p a n y   A d d r e s s   L i n e   3 < / C o m p a n y A d d r e s s L i n e 3 > + 
+                 < C o m p a n y A d d r e s s L i n e 4 > C o m p a n y   A d d r e s s   L i n e   4 < / C o m p a n y A d d r e s s L i n e 4 > + 
+                 < C o m p a n y A d d r e s s L i n e 5 > C o m p a n y   A d d r e s s   L i n e   5 < / C o m p a n y A d d r e s s L i n e 5 > + 
+                 < C o m p a n y A d d r e s s L i n e 6 > C o m p a n y   A d d r e s s   L i n e   6 < / C o m p a n y A d d r e s s L i n e 6 > + 
+                 < C o m p a n y A d d r e s s L i n e 7 > C o m p a n y   A d d r e s s   L i n e   7 < / C o m p a n y A d d r e s s L i n e 7 > + 
+                 < C o m p a n y A d d r e s s L i n e 8 > C o m p a n y   A d d r e s s   L i n e   8 < / C o m p a n y A d d r e s s L i n e 8 > + 
+             < / C o m p a n y A d d r e s s L i n e s > + 
+             < C o m p a n y P h o n e > C o m p a n y   P h o n e < / C o m p a n y P h o n e > + 
+             < C o m p a n y P h o n e C a p t i o n > C o m p a n y   P h o n e   C a p t i o n < / C o m p a n y P h o n e C a p t i o n > + 
+             < C o m p a n y F a x N o > C o m p a n y   F a x   N o . < / C o m p a n y F a x N o > + 
+             < C o m p a n y F a x N o C a p t i o n > C o m p a n y   F a x   N o .   C a p t i o n < / C o m p a n y F a x N o C a p t i o n > + 
+             < C o m p a n y E m a i l > C o m p a n y   E m a i l < / C o m p a n y E m a i l > + 
+             < C o m p a n y E m a i l C a p t i o n > C o m p a n y   E m a i l   C a p t i o n < / C o m p a n y E m a i l C a p t i o n > + 
+             < C o m p a n y H o m e P a g e > C o m p a n y   H o m e   P a g e < / C o m p a n y H o m e P a g e > + 
+             < C o m p a n y H o m e P a g e C a p t i o n > C o m p a n y   H o m e   P a g e   C a p t i o n < / C o m p a n y H o m e P a g e C a p t i o n > + 
+             < C o m p a n y L o g o > C o m p a n y   L o g o < / C o m p a n y L o g o > + 
+             < C o m p a n y V A T R e g i s t r a t i o n N o > C o m p a n y   V A T   R e g i s t r a t i o n   N o . < / C o m p a n y V A T R e g i s t r a t i o n N o > + 
+             < C o m p a n y V A T R e g i s t r a t i o n N o C a p t i o n > C o m p a n y   V A T   R e g i s t r a t i o n   N o .   C a p t i o n < / C o m p a n y V A T R e g i s t r a t i o n N o C a p t i o n > + 
+             < C o m p a n y R e g i s t r a t i o n N o > C o m p a n y   R e g i s t r a t i o n   N o . < / C o m p a n y R e g i s t r a t i o n N o > + 
+             < C o m p a n y R e g i s t r a t i o n N o C a p t i o n > C o m p a n y   R e g i s t r a t i o n   N o .   C a p t i o n < / C o m p a n y R e g i s t r a t i o n N o C a p t i o n > + 
+             < C o m p a n y B a n k N a m e > C o m p a n y   B a n k   N a m e < / C o m p a n y B a n k N a m e > + 
+             < C o m p a n y B a n k N a m e C a p t i o n > C o m p a n y   B a n k   N a m e   C a p t i o n < / C o m p a n y B a n k N a m e C a p t i o n > + 
+             < C o m p a n y B a n k A c c o u n t N o > C o m p a n y   B a n k   A c c o u n t   N o . < / C o m p a n y B a n k A c c o u n t N o > + 
+             < C o m p a n y B a n k A c c o u n t N o C a p t i o n > C o m p a n y   B a n k   A c c o u n t   N o .   C a p t i o n < / C o m p a n y B a n k A c c o u n t N o C a p t i o n > + 
+             < C o m p a n y B a n k B r a n c h N o > C o m p a n y   B a n k   B r a n c h   N o . < / C o m p a n y B a n k B r a n c h N o > + 
+             < C o m p a n y B a n k B r a n c h N o C a p t i o n > C o m p a n y   B a n k   B r a n c h   N o .   C a p t i o n < / C o m p a n y B a n k B r a n c h N o C a p t i o n > + 
+             < C o m p a n y I B A N > C o m p a n y   I B A N < / C o m p a n y I B A N > + 
+             < C o m p a n y I B A N C a p t i o n > C o m p a n y   I B A N   C a p t i o n < / C o m p a n y I B A N C a p t i o n > + 
+             < C o m p a n y B a n k S W I F T > C o m p a n y   B a n k   S W I F T < / C o m p a n y B a n k S W I F T > + 
+             < C o m p a n y B a n k S W I F T C a p t i o n > C o m p a n y   B a n k   S W I F T   C a p t i o n < / C o m p a n y B a n k S W I F T C a p t i o n > + 
+             < C o m p a n y G i r o N o > C o m p a n y   G i r o   N o . < / C o m p a n y G i r o N o > + 
+             < C o m p a n y G i r o N o C a p t i o n > C o m p a n y   G i r o   N o .   C a p t i o n < / C o m p a n y G i r o N o C a p t i o n > + 
+         < / C o m p a n y M e t a d a t a > + 
      < / B C R e p o r t I n f o r m a t i o n >   
-     < T o o l t i p s / > +     < T o o l t i p s > + 
+         < T o o l t i p   c o l u m n = " C o m p a n y H o m e P a g e "   E l e m e n t I d = " 1 9 8 9 1 8 8 7 0 " > + 
+             < T o o l t i p T e x t   l a n g = " e n - U S " > S p e c i f i e s   y o u r   c o m p a n y ' s   w e b   s i t e . < / T o o l t i p T e x t > + 
+         < / T o o l t i p > + 
+         < T o o l t i p   c o l u m n = " C o m p a n y E M a i l "   E l e m e n t I d = " 1 6 7 7 0 7 4 0 5 8 " > + 
+             < T o o l t i p T e x t   l a n g = " e n - U S " > S p e c i f i e s   t h e   c o m p a n y ' s   e m a i l   a d d r e s s . < / T o o l t i p T e x t > + 
+         < / T o o l t i p > + 
+         < T o o l t i p   c o l u m n = " C o m p a n y P i c t u r e "   E l e m e n t I d = " 1 3 9 7 4 1 1 0 7 4 " > + 
+             < T o o l t i p T e x t   l a n g = " e n - U S " > S p e c i f i e s   t h e   p i c t u r e   t h a t   h a s   b e e n   s e t   u p   f o r   t h e   c o m p a n y ,   s u c h   a s   a   c o m p a n y   l o g o . < / T o o l t i p T e x t > + 
+         < / T o o l t i p > + 
+         < T o o l t i p   c o l u m n = " C o m p a n y P h o n e N o "   E l e m e n t I d = " 2 5 0 4 4 0 6 5 5 " > + 
+             < T o o l t i p T e x t   l a n g = " e n - U S " > S p e c i f i e s   t h e   c o m p a n y ' s   t e l e p h o n e   n u m b e r . < / T o o l t i p T e x t > + 
+         < / T o o l t i p > + 
+         < T o o l t i p   c o l u m n = " C o m p a n y G i r o N o "   E l e m e n t I d = " 1 3 6 0 1 9 6 3 2 0 " > + 
+             < T o o l t i p T e x t   l a n g = " e n - U S " > S p e c i f i e s   t h e   c o m p a n y ' s   g i r o   n u m b e r . < / T o o l t i p T e x t > + 
+         < / T o o l t i p > + 
+         < T o o l t i p   c o l u m n = " C o m p a n y B a n k N a m e "   E l e m e n t I d = " 1 5 3 4 9 0 5 6 0 5 " > + 
+             < T o o l t i p T e x t   l a n g = " e n - U S " > S p e c i f i e s   t h e   n a m e   o f   t h e   b a n k   w h e r e   y o u   h a v e   t h e   b a n k   a c c o u n t . < / T o o l t i p T e x t > + 
+         < / T o o l t i p > + 
+         < T o o l t i p   c o l u m n = " C o m p a n y B a n k B r a n c h N o "   E l e m e n t I d = " 7 9 3 1 3 3 0 5 7 " > + 
+             < T o o l t i p T e x t   l a n g = " e n - U S " > S p e c i f i e s   a   n u m b e r   o f   t h e   b a n k   b r a n c h . < / T o o l t i p T e x t > + 
+         < / T o o l t i p > + 
+         < T o o l t i p   c o l u m n = " C o m p a n y B a n k A c c o u n t N o "   E l e m e n t I d = " 3 0 1 4 0 2 0 4 " > + 
+             < T o o l t i p T e x t   l a n g = " e n - U S " > S p e c i f i e s   t h e   n u m b e r   u s e d   b y   t h e   b a n k   f o r   t h e   b a n k   a c c o u n t . < / T o o l t i p T e x t > + 
+         < / T o o l t i p > + 
+         < T o o l t i p   c o l u m n = " C o m p a n y I B A N "   E l e m e n t I d = " 9 0 6 5 4 9 1 8 2 " > + 
+             < T o o l t i p T e x t   l a n g = " e n - U S " > S p e c i f i e s   t h e   b a n k   a c c o u n t ' s   i n t e r n a t i o n a l   b a n k   a c c o u n t   n u m b e r . < / T o o l t i p T e x t > + 
+         < / T o o l t i p > + 
+         < T o o l t i p   c o l u m n = " C o m p a n y S W I F T "   E l e m e n t I d = " 6 6 8 2 5 0 2 4 5 " > + 
+             < T o o l t i p T e x t   l a n g = " e n - U S " > S p e c i f i e s   t h e   i n t e r n a t i o n a l   b a n k   i d e n t i f i e r   c o d e   ( S W I F T )   o f   t h e   b a n k   w h e r e   y o u   h a v e   t h e   a c c o u n t . < / T o o l t i p T e x t > + 
+         < / T o o l t i p > + 
+         < T o o l t i p   c o l u m n = " S e l l T o C o n t a c t P h o n e N o "   E l e m e n t I d = " 1 6 1 3 8 2 2 4 8 3 " > + 
+             < T o o l t i p T e x t   l a n g = " e n - U S " > S p e c i f i e s   t h e   c o n t a c t ' s   p h o n e   n u m b e r . < / T o o l t i p T e x t > + 
+         < / T o o l t i p > + 
+         < T o o l t i p   c o l u m n = " S e l l T o C o n t a c t M o b i l e P h o n e N o "   E l e m e n t I d = " 1 8 4 3 5 8 7 4 7 " > + 
+             < T o o l t i p T e x t   l a n g = " e n - U S " > S p e c i f i e s   t h e   c o n t a c t ' s   m o b i l e   t e l e p h o n e   n u m b e r . < / T o o l t i p T e x t > + 
+         < / T o o l t i p > + 
+         < T o o l t i p   c o l u m n = " S e l l T o C o n t a c t E m a i l "   E l e m e n t I d = " 2 6 2 8 2 4 5 6 4 " > + 
+             < T o o l t i p T e x t   l a n g = " e n - U S " > S p e c i f i e s   t h e   e m a i l   a d d r e s s   o f   t h e   c o n t a c t . < / T o o l t i p T e x t > + 
+         < / T o o l t i p > + 
+         < T o o l t i p   c o l u m n = " B i l l T o C o n t a c t P h o n e N o "   E l e m e n t I d = " 3 6 2 4 7 7 4 8 8 " > + 
+             < T o o l t i p T e x t   l a n g = " e n - U S " > S p e c i f i e s   t h e   c o n t a c t ' s   p h o n e   n u m b e r . < / T o o l t i p T e x t > + 
+         < / T o o l t i p > + 
+         < T o o l t i p   c o l u m n = " B i l l T o C o n t a c t M o b i l e P h o n e N o "   E l e m e n t I d = " 2 4 8 4 8 8 6 9 6 " > + 
+             < T o o l t i p T e x t   l a n g = " e n - U S " > S p e c i f i e s   t h e   c o n t a c t ' s   m o b i l e   t e l e p h o n e   n u m b e r . < / T o o l t i p T e x t > + 
+         < / T o o l t i p > + 
+         < T o o l t i p   c o l u m n = " B i l l T o C o n t a c t E m a i l "   E l e m e n t I d = " 3 3 5 8 2 7 8 9 5 " > + 
+             < T o o l t i p T e x t   l a n g = " e n - U S " > S p e c i f i e s   t h e   e m a i l   a d d r e s s   o f   t h e   c o n t a c t . < / T o o l t i p T e x t > + 
+         < / T o o l t i p > + 
+         < T o o l t i p   c o l u m n = " Y o u r R e f e r e n c e "   E l e m e n t I d = " 1 1 0 3 9 9 5 1 " > + 
+             < T o o l t i p T e x t   l a n g = " e n - U S " > S p e c i f i e s   t h e   c u s t o m e r ' s   r e f e r e n c e .   T h e   c o n t e n t s   w i l l   b e   p r i n t e d   o n   s a l e s   d o c u m e n t s . < / T o o l t i p T e x t > + 
+         < / T o o l t i p > + 
+         < T o o l t i p   c o l u m n = " E x t e r n a l D o c u m e n t N o "   E l e m e n t I d = " 7 3 3 9 5 3 9 6 6 " > + 
+             < T o o l t i p T e x t   l a n g = " e n - U S " > S p e c i f i e s   t h e   e x t e r n a l   d o c u m e n t   n u m b e r   t h a t   i s   e n t e r e d   o n   t h e   s a l e s   h e a d e r   t h a t   t h i s   l i n e   w a s   p o s t e d   f r o m . < / T o o l t i p T e x t > + 
+         < / T o o l t i p > + 
+         < T o o l t i p   c o l u m n = " S h i p m e n t M e t h o d D e s c r i p t i o n "   E l e m e n t I d = " 2 0 5 9 4 0 3 2 6 0 " > + 
+             < T o o l t i p T e x t   l a n g = " e n - U S " > S p e c i f i e s   a   d e s c r i p t i o n   o f   t h e   s h i p m e n t   m e t h o d . < / T o o l t i p T e x t > + 
+         < / T o o l t i p > + 
+         < T o o l t i p   c o l u m n = " S h i p T o P h o n e N o "   E l e m e n t I d = " 3 6 9 7 0 2 2 5 5 " > + 
+             < T o o l t i p T e x t   l a n g = " e n - U S " > S p e c i f i e s   t h e   t e l e p h o n e   n u m b e r   o f   t h e   c o m p a n y ' s   s h i p p i n g   a d d r e s s . < / T o o l t i p T e x t > + 
+         < / T o o l t i p > + 
+         < T o o l t i p   c o l u m n = " P a y m e n t T e r m s D e s c r i p t i o n "   E l e m e n t I d = " 2 0 3 8 7 4 2 7 0 0 " > + 
+             < T o o l t i p T e x t   l a n g = " e n - U S " > S p e c i f i e s   a n   e x p l a n a t i o n   o f   t h e   p a y m e n t   t e r m s . < / T o o l t i p T e x t > + 
+         < / T o o l t i p > + 
+         < T o o l t i p   c o l u m n = " P a y m e n t M e t h o d D e s c r i p t i o n "   E l e m e n t I d = " 5 8 5 7 5 7 9 7 4 " > + 
+             < T o o l t i p T e x t   l a n g = " e n - U S " > S p e c i f i e s   a   t e x t   t h a t   d e s c r i b e s   t h e   p a y m e n t   m e t h o d . < / T o o l t i p T e x t > + 
+         < / T o o l t i p > + 
+         < T o o l t i p   c o l u m n = " B i l l t o C u s t u m e r N o "   E l e m e n t I d = " 2 8 0 4 7 3 0 5 8 " > + 
+             < T o o l t i p T e x t   l a n g = " e n - U S " > S p e c i f i e s   t h e   n u m b e r   o f   t h e   c u s t o m e r   t h a t   y o u   s e n d   o r   s e n t   t h e   c r e d i t   m e m o   t o . < / T o o l t i p T e x t > + 
+         < / T o o l t i p > + 
+         < T o o l t i p   c o l u m n = " D o c u m e n t N o "   E l e m e n t I d = " 9 7 0 3 5 0 5 3 9 " > + 
+             < T o o l t i p T e x t   l a n g = " e n - U S " > S p e c i f i e s   t h e   p o s t e d   c r e d i t   m e m o   n u m b e r .   Y o u   c a n n o t   c h a n g e   t h e   n u m b e r   b e c a u s e   t h e   d o c u m e n t   h a s   a l r e a d y   b e e n   p o s t e d . < / T o o l t i p T e x t > + 
+         < / T o o l t i p > + 
+         < T o o l t i p   c o l u m n = " S a l e s P e r s o n N a m e "   E l e m e n t I d = " 8 7 1 4 9 2 9 8 3 " > + 
+             < T o o l t i p T e x t   l a n g = " e n - U S " > S p e c i f i e s   t h e   n a m e   o f   t h e   s a l e s p e r s o n   o r   p u r c h a s e r . < / T o o l t i p T e x t > + 
+         < / T o o l t i p > + 
+         < T o o l t i p   c o l u m n = " S e l l t o C u s t o m e r N o "   E l e m e n t I d = " 2 0 5 0 6 4 7 3 4 9 " > + 
+             < T o o l t i p T e x t   l a n g = " e n - U S " > S p e c i f i e s   t h e   n u m b e r   o f   t h e   c u s t o m e r   t h a t   y o u   s h i p p e d   t h e   i t e m s   o n   t h e   c r e d i t   m e m o   t o . < / T o o l t i p T e x t > + 
+         < / T o o l t i p > + 
+         < T o o l t i p   c o l u m n = " A m o u n t E x c l u d i n g V A T _ L i n e "   E l e m e n t I d = " 1 0 6 2 4 6 0 0 4 0 " > + 
+             < T o o l t i p T e x t   l a n g = " e n - U S " > S p e c i f i e s   t h e   l i n e ' s   n e t   a m o u n t . < / T o o l t i p T e x t > + 
+         < / T o o l t i p > + 
+         < T o o l t i p   c o l u m n = " A m o u n t I n c l u d i n g V A T _ L i n e "   E l e m e n t I d = " 7 7 0 9 2 8 4 0 2 " > + 
+             < T o o l t i p T e x t   l a n g = " e n - U S " > S p e c i f i e s   t h e   n e t   a m o u n t ,   i n c l u d i n g   V A T ,   f o r   t h i s   l i n e . < / T o o l t i p T e x t > + 
+         < / T o o l t i p > + 
+         < T o o l t i p   c o l u m n = " D e s c r i p t i o n _ L i n e "   E l e m e n t I d = " 1 4 0 6 8 2 2 3 1 0 " > + 
+             < T o o l t i p T e x t   l a n g = " e n - U S " > S p e c i f i e s   t h e   n a m e   o f   t h e   i t e m   o r   g e n e r a l   l e d g e r   a c c o u n t ,   o r   s o m e   d e s c r i p t i v e   t e x t . < / T o o l t i p T e x t > + 
+         < / T o o l t i p > + 
+         < T o o l t i p   c o l u m n = " L i n e D i s c o u n t P e r c e n t _ L i n e "   E l e m e n t I d = " 9 0 7 8 2 7 4 3 6 " > + 
+             < T o o l t i p T e x t   l a n g = " e n - U S " > S p e c i f i e s   t h e   d i s c o u n t   p e r c e n t a g e   t h a t   i s   g r a n t e d   f o r   t h e   i t e m   o n   t h e   l i n e . < / T o o l t i p T e x t > + 
+         < / T o o l t i p > + 
+         < T o o l t i p   c o l u m n = " I t e m N o _ L i n e "   E l e m e n t I d = " 1 9 1 0 2 9 6 2 8 8 " > + 
+             < T o o l t i p T e x t   l a n g = " e n - U S " > S p e c i f i e s   t h e   n u m b e r   o f   t h e   i n v o l v e d   e n t r y   o r   r e c o r d ,   a c c o r d i n g   t o   t h e   s p e c i f i e d   n u m b e r   s e r i e s . < / T o o l t i p T e x t > + 
+         < / T o o l t i p > + 
+         < T o o l t i p   c o l u m n = " I t e m R e f e r e n c e N o _ L i n e "   E l e m e n t I d = " 9 2 7 2 3 5 7 " > + 
+             < T o o l t i p T e x t   l a n g = " e n - U S " > S p e c i f i e s   t h e   r e f e r e n c e d   i t e m   n u m b e r . < / T o o l t i p T e x t > + 
+         < / T o o l t i p > + 
+         < T o o l t i p   c o l u m n = " U n i t O f M e a s u r e "   E l e m e n t I d = " 1 8 0 8 2 2 8 0 1 8 " > + 
+             < T o o l t i p T e x t   l a n g = " e n - U S " > S p e c i f i e s   t h e   n a m e   o f   t h e   i t e m   o r   r e s o u r c e ' s   u n i t   o f   m e a s u r e ,   s u c h   a s   p i e c e   o r   h o u r . < / T o o l t i p T e x t > + 
+         < / T o o l t i p > + 
+         < T o o l t i p   c o l u m n = " L i n e N o _ A s s e m b l y L i n e "   E l e m e n t I d = " 6 4 0 5 8 3 8 9 1 " > + 
+             < T o o l t i p T e x t   l a n g = " e n - U S " > S p e c i f i e s   t h e   n u m b e r   o f   t h e   i n v o l v e d   e n t r y   o r   r e c o r d ,   a c c o r d i n g   t o   t h e   s p e c i f i e d   n u m b e r   s e r i e s . < / T o o l t i p T e x t > + 
+         < / T o o l t i p > + 
+         < T o o l t i p   c o l u m n = " D e s c r i p t i o n _ A s s e m b l y L i n e "   E l e m e n t I d = " 2 8 0 7 4 3 7 9 6 " > + 
+             < T o o l t i p T e x t   l a n g = " e n - U S " > S p e c i f i e s   t h e   d e s c r i p t i o n   o f   t h e   a s s e m b l y   c o m p o n e n t   o n   t h e   p o s t e d   a s s e m b l y   l i n e . < / T o o l t i p T e x t > + 
+         < / T o o l t i p > + 
+         < T o o l t i p   c o l u m n = " Q u a n t i t y _ A s s e m b l y L i n e "   E l e m e n t I d = " 1 9 5 7 6 4 8 2 3 1 " > + 
+             < T o o l t i p T e x t   l a n g = " e n - U S " > S p e c i f i e s   h o w   m a n y   u n i t s   o f   t h e   a s s e m b l y   c o m p o n e n t   w e r e   p o s t e d   a s   c o n s u m e d   b y   t h e   p o s t e d   a s s e m b l y   o r d e r   l i n e . < / T o o l t i p T e x t > + 
+         < / T o o l t i p > + 
+         < T o o l t i p   c o l u m n = " V a r i a n t C o d e _ A s s e m b l y L i n e "   E l e m e n t I d = " 1 8 6 9 4 0 7 6 7 2 " > + 
+             < T o o l t i p T e x t   l a n g = " e n - U S " > S p e c i f i e s   t h e   v a r i a n t   o f   t h e   i t e m   o n   t h e   l i n e . < / T o o l t i p T e x t > + 
+         < / T o o l t i p > + 
+         < T o o l t i p   c o l u m n = " I n v o i c e D i s c o u n t A m o u n t _ V A T A m o u n t L i n e "   E l e m e n t I d = " 8 2 4 7 3 0 1 4 1 " > + 
+             < T o o l t i p T e x t   l a n g = " e n - U S " > S p e c i f i e s   t h e   i n v o i c e   d i s c o u n t   a m o u n t   f o r   a   s p e c i f i c   V A T   i d e n t i f i e r . < / T o o l t i p T e x t > + 
+         < / T o o l t i p > + 
+         < T o o l t i p   c o l u m n = " I n v o i c e D i s c o u n t B a s e A m o u n t _ V A T A m o u n t L i n e "   E l e m e n t I d = " 2 0 4 0 3 3 2 2 6 6 " > + 
+             < T o o l t i p T e x t   l a n g = " e n - U S " > S p e c i f i e s   t h e   i n v o i c e   d i s c o u n t   b a s e   a m o u n t . < / T o o l t i p T e x t > + 
+         < / T o o l t i p > + 
+         < T o o l t i p   c o l u m n = " L i n e A m o u n t _ V a t A m o u n t L i n e "   E l e m e n t I d = " 2 1 4 6 5 4 0 1 " > + 
+             < T o o l t i p T e x t   l a n g = " e n - U S " > S p e c i f i e s   t h e   t o t a l   a m o u n t   f o r   s a l e s   o r   p u r c h a s e   l i n e s   w i t h   a   s p e c i f i c   V A T   i d e n t i f i e r . < / T o o l t i p T e x t > + 
+         < / T o o l t i p > + 
+         < T o o l t i p   c o l u m n = " V A T A m o u n t _ V a t A m o u n t L i n e "   E l e m e n t I d = " 1 8 9 1 8 2 0 6 2 0 " > + 
+             < T o o l t i p T e x t   l a n g = " e n - U S " > S p e c i f i e s   t h e   a m o u n t   o f   V A T   t h a t   i s   i n c l u d e d   i n   t h e   t o t a l   a m o u n t . < / T o o l t i p T e x t > + 
+         < / T o o l t i p > + 
+         < T o o l t i p   c o l u m n = " V A T B a s e _ V a t A m o u n t L i n e "   E l e m e n t I d = " 1 4 5 8 9 3 7 8 1 9 " > + 
+             < T o o l t i p T e x t   l a n g = " e n - U S " > S p e c i f i e s   t h e   t o t a l   n e t   a m o u n t   ( a m o u n t   e x c l u d i n g   V A T )   f o r   s a l e s   o r   p u r c h a s e   l i n e s   w i t h   a   s p e c i f i c   V A T   I d e n t i f i e r . < / T o o l t i p T e x t > + 
+         < / T o o l t i p > + 
+         < T o o l t i p   c o l u m n = " V A T I d e n t i f i e r _ V a t A m o u n t L i n e "   E l e m e n t I d = " 1 1 4 2 0 7 0 0 3 5 " > + 
+             < T o o l t i p T e x t   l a n g = " e n - U S " > S p e c i f i e s   t h e   V A T   I d e n t i f i e r   v a l u e . < / T o o l t i p T e x t > + 
+         < / T o o l t i p > + 
+         < T o o l t i p   c o l u m n = " V A T P c t _ V a t A m o u n t L i n e "   E l e m e n t I d = " 1 4 5 3 5 4 2 7 7 7 " > + 
+             < T o o l t i p T e x t   l a n g = " e n - U S " > S p e c i f i e s   t h e   V A T   %   t h a t   w a s   u s e d   o n   t h e   s a l e s   o r   p u r c h a s e   l i n e s   w i t h   t h i s   V A T   I d e n t i f i e r . < / T o o l t i p T e x t > + 
+         < / T o o l t i p > + 
+         < T o o l t i p   c o l u m n = " V A T I d e n t i f i e r _ V A T C l a u s e L i n e "   E l e m e n t I d = " 1 4 6 4 4 7 2 4 7 8 " > + 
+             < T o o l t i p T e x t   l a n g = " e n - U S " > S p e c i f i e s   t h e   V A T   I d e n t i f i e r   v a l u e . < / T o o l t i p T e x t > + 
+         < / T o o l t i p > + 
+         < T o o l t i p   c o l u m n = " C o d e _ V A T C l a u s e L i n e "   E l e m e n t I d = " 1 8 2 4 5 8 9 8 4 7 " > + 
+             < T o o l t i p T e x t   l a n g = " e n - U S " > S p e c i f i e s   t h e   c o d e   f o r   a   V A T   c l a u s e ,   w h i c h   i s   u s e d   t o   p r o v i d e   a   V A T   d e s c r i p t i o n   a s s o c i a t e d   w i t h   a   s a l e s   l i n e   o n   a   s a l e s   i n v o i c e ,   c r e d i t   m e m o ,   o r   o t h e r   s a l e s   d o c u m e n t . < / T o o l t i p T e x t > + 
+         < / T o o l t i p > + 
+         < T o o l t i p   c o l u m n = " D e s c r i p t i o n 2 _ V A T C l a u s e L i n e "   E l e m e n t I d = " 1 3 7 9 6 6 7 4 7 0 " > + 
+             < T o o l t i p T e x t   l a n g = " e n - U S " > S p e c i f i e s   a n   a d d i t i o n a l   d e s c r i p t i o n   o f   a   V A T   c l a u s e . < / T o o l t i p T e x t > + 
+         < / T o o l t i p > + 
+         < T o o l t i p   c o l u m n = " V A T A m o u n t _ V A T C l a u s e L i n e "   E l e m e n t I d = " 2 2 2 4 6 9 0 5 9 " > + 
+             < T o o l t i p T e x t   l a n g = " e n - U S " > S p e c i f i e s   t h e   a m o u n t   o f   V A T   t h a t   i s   i n c l u d e d   i n   t h e   t o t a l   a m o u n t . < / T o o l t i p T e x t > + 
+         < / T o o l t i p > + 
+     < / T o o l t i p s >   
      < H e a d e r   E l e m e n t T y p e = " D a t a I t e m "   E l e m e n t I d = " 1 2 4 0 3 7 3 8 8 6 " >   
          < A p p l i e s T o D o c u m e n t   E l e m e n t T y p e = " C o l u m n "   E l e m e n t I d = " 7 8 4 1 8 3 9 6 5 "   D a t a T y p e = " T e x t " > A p p l i e s T o D o c u m e n t < / A p p l i e s T o D o c u m e n t >   
-         < A p p l i e s T o D o c u m e n t _ L b l   E l e m e n t T y p e = " C o l u m n "   E l e m e n t I d = " 1 9 9 2 0 4 2 5 9 4 "   D a t a T y p e = " T e x t C o n s t " > A p p l i e s T o D o c u m e n t _ L b l < / A p p l i e s T o D o c u m e n t _ L b l > +         < A p p l i e s T o D o c u m e n t _ L b l   E l e m e n t T y p e = " C o l u m n "   E l e m e n t I d = " 1 9 9 2 0 4 2 5 9 4 "   D a t a T y p e = " L a b e l " > A p p l i e s T o D o c u m e n t _ L b l < / A p p l i e s T o D o c u m e n t _ L b l >   
          < B i l l T o C o n t a c t E m a i l   E l e m e n t T y p e = " C o l u m n "   E l e m e n t I d = " 3 3 5 8 2 7 8 9 5 "   D a t a T y p e = " T e x t " > B i l l T o C o n t a c t E m a i l < / B i l l T o C o n t a c t E m a i l >   
-         < B i l l T o C o n t a c t E m a i l L b l   E l e m e n t T y p e = " C o l u m n "   E l e m e n t I d = " 2 9 6 4 7 8 3 6 5 "   D a t a T y p e = " T e x t C o n s t " > B i l l T o C o n t a c t E m a i l L b l < / B i l l T o C o n t a c t E m a i l L b l > +         < B i l l T o C o n t a c t E m a i l L b l   E l e m e n t T y p e = " C o l u m n "   E l e m e n t I d = " 2 9 6 4 7 8 3 6 5 "   D a t a T y p e = " L a b e l " > B i l l T o C o n t a c t E m a i l L b l < / B i l l T o C o n t a c t E m a i l L b l >   
          < B i l l T o C o n t a c t M o b i l e P h o n e N o   E l e m e n t T y p e = " C o l u m n "   E l e m e n t I d = " 2 4 8 4 8 8 6 9 6 "   D a t a T y p e = " T e x t " > B i l l T o C o n t a c t M o b i l e P h o n e N o < / B i l l T o C o n t a c t M o b i l e P h o n e N o >   
-         < B i l l T o C o n t a c t M o b i l e P h o n e N o L b l   E l e m e n t T y p e = " C o l u m n "   E l e m e n t I d = " 2 7 6 3 1 1 3 3 8 "   D a t a T y p e = " T e x t C o n s t " > B i l l T o C o n t a c t M o b i l e P h o n e N o L b l < / B i l l T o C o n t a c t M o b i l e P h o n e N o L b l > +         < B i l l T o C o n t a c t M o b i l e P h o n e N o L b l   E l e m e n t T y p e = " C o l u m n "   E l e m e n t I d = " 2 7 6 3 1 1 3 3 8 "   D a t a T y p e = " L a b e l " > B i l l T o C o n t a c t M o b i l e P h o n e N o L b l < / B i l l T o C o n t a c t M o b i l e P h o n e N o L b l >   
          < B i l l T o C o n t a c t P h o n e N o   E l e m e n t T y p e = " C o l u m n "   E l e m e n t I d = " 3 6 2 4 7 7 4 8 8 "   D a t a T y p e = " T e x t " > B i l l T o C o n t a c t P h o n e N o < / B i l l T o C o n t a c t P h o n e N o >   
-         < B i l l T o C o n t a c t P h o n e N o L b l   E l e m e n t T y p e = " C o l u m n "   E l e m e n t I d = " 2 1 2 3 3 4 5 9 6 6 "   D a t a T y p e = " T e x t C o n s t " > B i l l T o C o n t a c t P h o n e N o L b l < / B i l l T o C o n t a c t P h o n e N o L b l > +         < B i l l T o C o n t a c t P h o n e N o L b l   E l e m e n t T y p e = " C o l u m n "   E l e m e n t I d = " 2 1 2 3 3 4 5 9 6 6 "   D a t a T y p e = " L a b e l " > B i l l T o C o n t a c t P h o n e N o L b l < / B i l l T o C o n t a c t P h o n e N o L b l >   
          < B i l l t o C u s t u m e r N o   E l e m e n t T y p e = " C o l u m n "   E l e m e n t I d = " 2 8 0 4 7 3 0 5 8 "   D a t a T y p e = " C o d e " > B i l l t o C u s t u m e r N o < / B i l l t o C u s t u m e r N o >   
@@ -6845,7 +7285,7 @@
  
          < C o m p a n y B a n k A c c o u n t N o   E l e m e n t T y p e = " C o l u m n "   E l e m e n t I d = " 3 0 1 4 0 2 0 4 "   D a t a T y p e = " T e x t " > C o m p a n y B a n k A c c o u n t N o < / C o m p a n y B a n k A c c o u n t N o >   
-         < C o m p a n y B a n k A c c o u n t N o _ L b l   E l e m e n t T y p e = " C o l u m n "   E l e m e n t I d = " 1 0 9 7 7 4 3 3 4 5 "   D a t a T y p e = " T e x t C o n s t " > C o m p a n y B a n k A c c o u n t N o _ L b l < / C o m p a n y B a n k A c c o u n t N o _ L b l > +         < C o m p a n y B a n k A c c o u n t N o _ L b l   E l e m e n t T y p e = " C o l u m n "   E l e m e n t I d = " 1 0 9 7 7 4 3 3 4 5 "   D a t a T y p e = " L a b e l " > C o m p a n y B a n k A c c o u n t N o _ L b l < / C o m p a n y B a n k A c c o u n t N o _ L b l >   
          < C o m p a n y B a n k B r a n c h N o   E l e m e n t T y p e = " C o l u m n "   E l e m e n t I d = " 7 9 3 1 3 3 0 5 7 "   D a t a T y p e = " T e x t " > C o m p a n y B a n k B r a n c h N o < / C o m p a n y B a n k B r a n c h N o >   
@@ -6853,7 +7293,7 @@
  
          < C o m p a n y B a n k N a m e   E l e m e n t T y p e = " C o l u m n "   E l e m e n t I d = " 1 5 3 4 9 0 5 6 0 5 "   D a t a T y p e = " T e x t " > C o m p a n y B a n k N a m e < / C o m p a n y B a n k N a m e >   
-         < C o m p a n y B a n k N a m e _ L b l   E l e m e n t T y p e = " C o l u m n "   E l e m e n t I d = " 1 2 0 4 3 0 7 0 1 4 "   D a t a T y p e = " T e x t C o n s t " > C o m p a n y B a n k N a m e _ L b l < / C o m p a n y B a n k N a m e _ L b l > +         < C o m p a n y B a n k N a m e _ L b l   E l e m e n t T y p e = " C o l u m n "   E l e m e n t I d = " 1 2 0 4 3 0 7 0 1 4 "   D a t a T y p e = " L a b e l " > C o m p a n y B a n k N a m e _ L b l < / C o m p a n y B a n k N a m e _ L b l >   
          < C o m p a n y C u s t o m G i r o   E l e m e n t T y p e = " C o l u m n "   E l e m e n t I d = " 1 6 7 0 4 7 5 7 9 8 "   D a t a T y p e = " T e x t " > C o m p a n y C u s t o m G i r o < / C o m p a n y C u s t o m G i r o >   
@@ -6863,7 +7303,7 @@
  
          < C o m p a n y G i r o N o   E l e m e n t T y p e = " C o l u m n "   E l e m e n t I d = " 1 3 6 0 1 9 6 3 2 0 "   D a t a T y p e = " T e x t " > C o m p a n y G i r o N o < / C o m p a n y G i r o N o >   
-         < C o m p a n y G i r o N o _ L b l   E l e m e n t T y p e = " C o l u m n "   E l e m e n t I d = " 8 6 1 6 0 2 1 1 5 "   D a t a T y p e = " T e x t C o n s t " > C o m p a n y G i r o N o _ L b l < / C o m p a n y G i r o N o _ L b l > +         < C o m p a n y G i r o N o _ L b l   E l e m e n t T y p e = " C o l u m n "   E l e m e n t I d = " 8 6 1 6 0 2 1 1 5 "   D a t a T y p e = " L a b e l " > C o m p a n y G i r o N o _ L b l < / C o m p a n y G i r o N o _ L b l >   
          < C o m p a n y H o m e P a g e   E l e m e n t T y p e = " C o l u m n "   E l e m e n t I d = " 1 9 8 9 1 8 8 7 0 "   D a t a T y p e = " T e x t " > C o m p a n y H o m e P a g e < / C o m p a n y H o m e P a g e >   
@@ -6881,9 +7321,9 @@
  
          < C o m p a n y P h o n e N o   E l e m e n t T y p e = " C o l u m n "   E l e m e n t I d = " 2 5 0 4 4 0 6 5 5 "   D a t a T y p e = " T e x t " > C o m p a n y P h o n e N o < / C o m p a n y P h o n e N o >   
-         < C o m p a n y P h o n e N o _ L b l   E l e m e n t T y p e = " C o l u m n "   E l e m e n t I d = " 5 5 8 5 9 3 5 8 6 "   D a t a T y p e = " T e x t C o n s t " > C o m p a n y P h o n e N o _ L b l < / C o m p a n y P h o n e N o _ L b l > - 
-         < C o m p a n y P i c t u r e   E l e m e n t T y p e = " C o l u m n "   E l e m e n t I d = " 1 3 9 7 4 1 1 0 7 4 "   D a t a T y p e = " B L O B " / > +         < C o m p a n y P h o n e N o _ L b l   E l e m e n t T y p e = " C o l u m n "   E l e m e n t I d = " 5 5 8 5 9 3 5 8 6 "   D a t a T y p e = " L a b e l " > C o m p a n y P h o n e N o _ L b l < / C o m p a n y P h o n e N o _ L b l > + 
+         < C o m p a n y P i c t u r e   E l e m e n t T y p e = " C o l u m n "   E l e m e n t I d = " 1 3 9 7 4 1 1 0 7 4 "   D a t a T y p e = " B l o b "   / >   
          < C o m p a n y R e g i s t r a t i o n N u m b e r   E l e m e n t T y p e = " C o l u m n "   E l e m e n t I d = " 2 0 2 3 6 3 9 4 2 4 "   D a t a T y p e = " T e x t " > C o m p a n y R e g i s t r a t i o n N u m b e r < / C o m p a n y R e g i s t r a t i o n N u m b e r >   
@@ -6901,7 +7341,7 @@
  
          < C o m p a n y V A T R e g N o _ L b l   E l e m e n t T y p e = " C o l u m n "   E l e m e n t I d = " 7 7 3 2 0 1 5 0 1 "   D a t a T y p e = " T e x t " > C o m p a n y V A T R e g N o _ L b l < / C o m p a n y V A T R e g N o _ L b l >   
-         < C o p y _ L b l   E l e m e n t T y p e = " C o l u m n "   E l e m e n t I d = " 6 0 4 7 8 2 7 8 1 "   D a t a T y p e = " T e x t C o n s t " > C o p y _ L b l < / C o p y _ L b l > +         < C o p y _ L b l   E l e m e n t T y p e = " C o l u m n "   E l e m e n t I d = " 6 0 4 7 8 2 7 8 1 "   D a t a T y p e = " L a b e l " > C o p y _ L b l < / C o p y _ L b l >   
          < C u s t o m e r A d d r e s s 1   E l e m e n t T y p e = " C o l u m n "   E l e m e n t I d = " 1 8 0 1 9 6 6 4 5 4 "   D a t a T y p e = " T e x t " > C u s t o m e r A d d r e s s 1 < / C u s t o m e r A d d r e s s 1 >   
@@ -6929,15 +7369,15 @@
  
          < D o c u m e n t N o   E l e m e n t T y p e = " C o l u m n "   E l e m e n t I d = " 9 7 0 3 5 0 5 3 9 "   D a t a T y p e = " C o d e " > D o c u m e n t N o < / D o c u m e n t N o >   
-         < D o c u m e n t N o _ L b l   E l e m e n t T y p e = " C o l u m n "   E l e m e n t I d = " 7 8 9 7 9 5 9 7 8 "   D a t a T y p e = " T e x t C o n s t " > D o c u m e n t N o _ L b l < / D o c u m e n t N o _ L b l > - 
-         < D o c u m e n t T i t l e _ L b l   E l e m e n t T y p e = " C o l u m n "   E l e m e n t I d = " 8 5 8 4 2 3 9 2 9 "   D a t a T y p e = " T e x t C o n s t " > D o c u m e n t T i t l e _ L b l < / D o c u m e n t T i t l e _ L b l > +         < D o c u m e n t N o _ L b l   E l e m e n t T y p e = " C o l u m n "   E l e m e n t I d = " 7 8 9 7 9 5 9 7 8 "   D a t a T y p e = " L a b e l " > D o c u m e n t N o _ L b l < / D o c u m e n t N o _ L b l > + 
+         < D o c u m e n t T i t l e _ L b l   E l e m e n t T y p e = " C o l u m n "   E l e m e n t I d = " 8 5 8 4 2 3 9 2 9 "   D a t a T y p e = " L a b e l " > D o c u m e n t T i t l e _ L b l < / D o c u m e n t T i t l e _ L b l >   
          < D u e D a t e   E l e m e n t T y p e = " C o l u m n "   E l e m e n t I d = " 7 4 5 1 7 0 2 0 3 "   D a t a T y p e = " S t r i n g " > D u e D a t e < / D u e D a t e >   
          < D u e D a t e _ L b l   E l e m e n t T y p e = " C o l u m n "   E l e m e n t I d = " 1 6 4 8 2 8 4 6 4 8 "   D a t a T y p e = " S t r i n g " > D u e D a t e _ L b l < / D u e D a t e _ L b l >   
-         < E M a i l _ H e a d e r _ L b l   E l e m e n t T y p e = " C o l u m n "   E l e m e n t I d = " 5 1 3 1 7 0 8 0 4 "   D a t a T y p e = " T e x t C o n s t " > E M a i l _ H e a d e r _ L b l < / E M a i l _ H e a d e r _ L b l > +         < E M a i l _ H e a d e r _ L b l   E l e m e n t T y p e = " C o l u m n "   E l e m e n t I d = " 5 1 3 1 7 0 8 0 4 "   D a t a T y p e = " L a b e l " > E M a i l _ H e a d e r _ L b l < / E M a i l _ H e a d e r _ L b l >   
          < E x c h a n g e R a t e A S T e x t   E l e m e n t T y p e = " C o l u m n "   E l e m e n t I d = " 1 1 5 7 2 6 2 0 5 3 "   D a t a T y p e = " T e x t " > E x c h a n g e R a t e A S T e x t < / E x c h a n g e R a t e A S T e x t >   
@@ -6945,77 +7385,69 @@
  
          < E x t e r n a l D o c u m e n t N o L b l   E l e m e n t T y p e = " C o l u m n "   E l e m e n t I d = " 7 8 3 2 8 7 4 5 2 "   D a t a T y p e = " S t r i n g " > E x t e r n a l D o c u m e n t N o L b l < / E x t e r n a l D o c u m e n t N o L b l >   
-         < H o m e P a g e _ H e a d e r _ L b l   E l e m e n t T y p e = " C o l u m n "   E l e m e n t I d = " 1 8 7 9 7 2 5 0 8 4 "   D a t a T y p e = " T e x t C o n s t " > H o m e P a g e _ H e a d e r _ L b l < / H o m e P a g e _ H e a d e r _ L b l > - 
-         < I n v o i c e D i s c o u n t A m o u n t _ L b l   E l e m e n t T y p e = " C o l u m n "   E l e m e n t I d = " 1 5 9 3 0 1 2 7 3 6 "   D a t a T y p e = " T e x t C o n s t " > I n v o i c e D i s c o u n t A m o u n t _ L b l < / I n v o i c e D i s c o u n t A m o u n t _ L b l > - 
-         < I n v o i c e D i s c o u n t B a s e A m o u n t _ L b l   E l e m e n t T y p e = " C o l u m n "   E l e m e n t I d = " 2 0 2 9 2 6 6 8 7 5 "   D a t a T y p e = " T e x t C o n s t " > I n v o i c e D i s c o u n t B a s e A m o u n t _ L b l < / I n v o i c e D i s c o u n t B a s e A m o u n t _ L b l > +         < H o m e P a g e _ H e a d e r _ L b l   E l e m e n t T y p e = " C o l u m n "   E l e m e n t I d = " 1 8 7 9 7 2 5 0 8 4 "   D a t a T y p e = " L a b e l " > H o m e P a g e _ H e a d e r _ L b l < / H o m e P a g e _ H e a d e r _ L b l > + 
+         < I n v o i c e D i s c o u n t A m o u n t _ L b l   E l e m e n t T y p e = " C o l u m n "   E l e m e n t I d = " 1 5 9 3 0 1 2 7 3 6 "   D a t a T y p e = " L a b e l " > I n v o i c e D i s c o u n t A m o u n t _ L b l < / I n v o i c e D i s c o u n t A m o u n t _ L b l > + 
+         < I n v o i c e D i s c o u n t B a s e A m o u n t _ L b l   E l e m e n t T y p e = " C o l u m n "   E l e m e n t I d = " 2 0 2 9 2 6 6 8 7 5 "   D a t a T y p e = " L a b e l " > I n v o i c e D i s c o u n t B a s e A m o u n t _ L b l < / I n v o i c e D i s c o u n t B a s e A m o u n t _ L b l >   
          < L e g a l E n t i t y T y p e   E l e m e n t T y p e = " C o l u m n "   E l e m e n t I d = " 2 0 5 1 8 7 3 5 6 3 "   D a t a T y p e = " T e x t " > L e g a l E n t i t y T y p e < / L e g a l E n t i t y T y p e >   
          < L e g a l E n t i t y T y p e _ L b l   E l e m e n t T y p e = " C o l u m n "   E l e m e n t I d = " 2 0 8 0 2 2 4 7 9 2 "   D a t a T y p e = " T e x t " > L e g a l E n t i t y T y p e _ L b l < / L e g a l E n t i t y T y p e _ L b l >   
-         < L i n e A m o u n t A f t e r I n v o i c e D i s c o u n t _ L b l   E l e m e n t T y p e = " C o l u m n "   E l e m e n t I d = " 6 7 3 7 2 1 0 9 4 "   D a t a T y p e = " T e x t C o n s t " > L i n e A m o u n t A f t e r I n v o i c e D i s c o u n t _ L b l < / L i n e A m o u n t A f t e r I n v o i c e D i s c o u n t _ L b l > - 
-         < L o c a l C u r r e n c y _ L b l   E l e m e n t T y p e = " C o l u m n "   E l e m e n t I d = " 1 5 5 9 6 9 3 4 2 2 "   D a t a T y p e = " T e x t C o n s t " > L o c a l C u r r e n c y _ L b l < / L o c a l C u r r e n c y _ L b l > - 
-         < P a g e _ L b l   E l e m e n t T y p e = " C o l u m n "   E l e m e n t I d = " 6 8 0 6 4 8 0 9 1 "   D a t a T y p e = " T e x t C o n s t " > P a g e _ L b l < / P a g e _ L b l > +         < L i n e A m o u n t A f t e r I n v o i c e D i s c o u n t _ L b l   E l e m e n t T y p e = " C o l u m n "   E l e m e n t I d = " 6 7 3 7 2 1 0 9 4 "   D a t a T y p e = " L a b e l " > L i n e A m o u n t A f t e r I n v o i c e D i s c o u n t _ L b l < / L i n e A m o u n t A f t e r I n v o i c e D i s c o u n t _ L b l > + 
+         < L o c a l C u r r e n c y _ L b l   E l e m e n t T y p e = " C o l u m n "   E l e m e n t I d = " 1 5 5 9 6 9 3 4 2 2 "   D a t a T y p e = " L a b e l " > L o c a l C u r r e n c y _ L b l < / L o c a l C u r r e n c y _ L b l > + 
+         < P a g e _ L b l   E l e m e n t T y p e = " C o l u m n "   E l e m e n t I d = " 6 8 0 6 4 8 0 9 1 "   D a t a T y p e = " L a b e l " > P a g e _ L b l < / P a g e _ L b l >   
          < P a y m e n t M e t h o d D e s c r i p t i o n   E l e m e n t T y p e = " C o l u m n "   E l e m e n t I d = " 5 8 5 7 5 7 9 7 4 "   D a t a T y p e = " T e x t " > P a y m e n t M e t h o d D e s c r i p t i o n < / P a y m e n t M e t h o d D e s c r i p t i o n >   
-         < P a y m e n t M e t h o d D e s c r i p t i o n _ L b l   E l e m e n t T y p e = " C o l u m n "   E l e m e n t I d = " 7 9 7 1 1 7 3 2 3 "   D a t a T y p e = " T e x t C o n s t " > P a y m e n t M e t h o d D e s c r i p t i o n _ L b l < / P a y m e n t M e t h o d D e s c r i p t i o n _ L b l > +         < P a y m e n t M e t h o d D e s c r i p t i o n _ L b l   E l e m e n t T y p e = " C o l u m n "   E l e m e n t I d = " 7 9 7 1 1 7 3 2 3 "   D a t a T y p e = " L a b e l " > P a y m e n t M e t h o d D e s c r i p t i o n _ L b l < / P a y m e n t M e t h o d D e s c r i p t i o n _ L b l >   
          < P a y m e n t T e r m s D e s c r i p t i o n   E l e m e n t T y p e = " C o l u m n "   E l e m e n t I d = " 2 0 3 8 7 4 2 7 0 0 "   D a t a T y p e = " T e x t " > P a y m e n t T e r m s D e s c r i p t i o n < / P a y m e n t T e r m s D e s c r i p t i o n >   
-         < P a y m e n t T e r m s D e s c r i p t i o n _ L b l   E l e m e n t T y p e = " C o l u m n "   E l e m e n t I d = " 1 8 7 4 4 9 4 3 2 1 "   D a t a T y p e = " T e x t C o n s t " > P a y m e n t T e r m s D e s c r i p t i o n _ L b l < / P a y m e n t T e r m s D e s c r i p t i o n _ L b l > +         < P a y m e n t T e r m s D e s c r i p t i o n _ L b l   E l e m e n t T y p e = " C o l u m n "   E l e m e n t I d = " 1 8 7 4 4 9 4 3 2 1 "   D a t a T y p e = " L a b e l " > P a y m e n t T e r m s D e s c r i p t i o n _ L b l < / P a y m e n t T e r m s D e s c r i p t i o n _ L b l >   
          < P r i c e s I n c l u d i n g V A T   E l e m e n t T y p e = " C o l u m n "   E l e m e n t I d = " 5 1 8 8 1 7 1 6 7 "   D a t a T y p e = " B o o l e a n " > P r i c e s I n c l u d i n g V A T < / P r i c e s I n c l u d i n g V A T >   
+         < P r i c e s I n c l u d i n g V A T Y e s N o   E l e m e n t T y p e = " C o l u m n "   E l e m e n t I d = " 1 4 1 1 1 4 7 5 9 9 "   D a t a T y p e = " S t r i n g " > P r i c e s I n c l u d i n g V A T Y e s N o < / P r i c e s I n c l u d i n g V A T Y e s N o > + 
          < P r i c e s I n c l u d i n g V A T _ L b l   E l e m e n t T y p e = " C o l u m n "   E l e m e n t I d = " 1 3 7 7 9 7 9 4 4 4 "   D a t a T y p e = " S t r i n g " > P r i c e s I n c l u d i n g V A T _ L b l < / P r i c e s I n c l u d i n g V A T _ L b l >   
-         < P r i c e s I n c l u d i n g V A T Y e s N o   E l e m e n t T y p e = " C o l u m n "   E l e m e n t I d = " 1 4 1 1 1 4 7 5 9 9 "   D a t a T y p e = " S t r i n g " > P r i c e s I n c l u d i n g V A T Y e s N o < / P r i c e s I n c l u d i n g V A T Y e s N o > - 
-         < Q R _ C o d e _ I m a g e   E l e m e n t T y p e = " C o l u m n "   E l e m e n t I d = " 2 0 7 9 6 8 0 8 3 6 "   D a t a T y p e = " M e d i a S e t " > Q R _ C o d e _ I m a g e < / Q R _ C o d e _ I m a g e > - 
-         < Q R _ C o d e _ I m a g e _ L b l   E l e m e n t T y p e = " C o l u m n "   E l e m e n t I d = " 1 2 2 9 4 4 6 0 7 "   D a t a T y p e = " S t r i n g " > Q R _ C o d e _ I m a g e _ L b l < / Q R _ C o d e _ I m a g e _ L b l > - 
-         < R e c u r r i n g B i l l i n g   E l e m e n t T y p e = " C o l u m n "   E l e m e n t I d = " 4 8 0 8 6 9 9 3 "   D a t a T y p e = " B o o l e a n " > R e c u r r i n g B i l l i n g < / R e c u r r i n g B i l l i n g > - 
-         < S a l e s I n v o i c e L i n e D i s c o u n t _ L b l   E l e m e n t T y p e = " C o l u m n "   E l e m e n t I d = " 6 6 4 6 0 1 5 8 2 "   D a t a T y p e = " T e x t C o n s t " > S a l e s I n v o i c e L i n e D i s c o u n t _ L b l < / S a l e s I n v o i c e L i n e D i s c o u n t _ L b l > - 
-         < S a l e s P e r s o n _ L b l   E l e m e n t T y p e = " C o l u m n "   E l e m e n t I d = " 1 5 6 4 1 9 6 3 6 5 "   D a t a T y p e = " T e x t C o n s t " > S a l e s P e r s o n _ L b l < / S a l e s P e r s o n _ L b l > +         < S a l e s I n v o i c e L i n e D i s c o u n t _ L b l   E l e m e n t T y p e = " C o l u m n "   E l e m e n t I d = " 6 6 4 6 0 1 5 8 2 "   D a t a T y p e = " L a b e l " > S a l e s I n v o i c e L i n e D i s c o u n t _ L b l < / S a l e s I n v o i c e L i n e D i s c o u n t _ L b l >   
          < S a l e s P e r s o n B l a n k _ L b l   E l e m e n t T y p e = " C o l u m n "   E l e m e n t I d = " 6 5 4 6 2 4 6 0 1 "   D a t a T y p e = " T e x t " > S a l e s P e r s o n B l a n k _ L b l < / S a l e s P e r s o n B l a n k _ L b l >   
          < S a l e s P e r s o n N a m e   E l e m e n t T y p e = " C o l u m n "   E l e m e n t I d = " 8 7 1 4 9 2 9 8 3 "   D a t a T y p e = " T e x t " > S a l e s P e r s o n N a m e < / S a l e s P e r s o n N a m e >   
+         < S a l e s P e r s o n _ L b l   E l e m e n t T y p e = " C o l u m n "   E l e m e n t I d = " 1 5 6 4 1 9 6 3 6 5 "   D a t a T y p e = " L a b e l " > S a l e s P e r s o n _ L b l < / S a l e s P e r s o n _ L b l > + 
          < S e l l T o C o n t a c t E m a i l   E l e m e n t T y p e = " C o l u m n "   E l e m e n t I d = " 2 6 2 8 2 4 5 6 4 "   D a t a T y p e = " T e x t " > S e l l T o C o n t a c t E m a i l < / S e l l T o C o n t a c t E m a i l >   
-         < S e l l T o C o n t a c t E m a i l L b l   E l e m e n t T y p e = " C o l u m n "   E l e m e n t I d = " 3 7 0 9 2 0 3 7 4 "   D a t a T y p e = " T e x t C o n s t " > S e l l T o C o n t a c t E m a i l L b l < / S e l l T o C o n t a c t E m a i l L b l > +         < S e l l T o C o n t a c t E m a i l L b l   E l e m e n t T y p e = " C o l u m n "   E l e m e n t I d = " 3 7 0 9 2 0 3 7 4 "   D a t a T y p e = " L a b e l " > S e l l T o C o n t a c t E m a i l L b l < / S e l l T o C o n t a c t E m a i l L b l >   
          < S e l l T o C o n t a c t M o b i l e P h o n e N o   E l e m e n t T y p e = " C o l u m n "   E l e m e n t I d = " 1 8 4 3 5 8 7 4 7 "   D a t a T y p e = " T e x t " > S e l l T o C o n t a c t M o b i l e P h o n e N o < / S e l l T o C o n t a c t M o b i l e P h o n e N o >   
-         < S e l l T o C o n t a c t M o b i l e P h o n e N o L b l   E l e m e n t T y p e = " C o l u m n "   E l e m e n t I d = " 1 4 5 7 5 2 8 4 1 7 "   D a t a T y p e = " T e x t C o n s t " > S e l l T o C o n t a c t M o b i l e P h o n e N o L b l < / S e l l T o C o n t a c t M o b i l e P h o n e N o L b l > +         < S e l l T o C o n t a c t M o b i l e P h o n e N o L b l   E l e m e n t T y p e = " C o l u m n "   E l e m e n t I d = " 1 4 5 7 5 2 8 4 1 7 "   D a t a T y p e = " L a b e l " > S e l l T o C o n t a c t M o b i l e P h o n e N o L b l < / S e l l T o C o n t a c t M o b i l e P h o n e N o L b l >   
          < S e l l T o C o n t a c t P h o n e N o   E l e m e n t T y p e = " C o l u m n "   E l e m e n t I d = " 1 6 1 3 8 2 2 4 8 3 "   D a t a T y p e = " T e x t " > S e l l T o C o n t a c t P h o n e N o < / S e l l T o C o n t a c t P h o n e N o >   
-         < S e l l T o C o n t a c t P h o n e N o L b l   E l e m e n t T y p e = " C o l u m n "   E l e m e n t I d = " 1 0 5 0 6 8 6 8 0 9 "   D a t a T y p e = " T e x t C o n s t " > S e l l T o C o n t a c t P h o n e N o L b l < / S e l l T o C o n t a c t P h o n e N o L b l > +         < S e l l T o C o n t a c t P h o n e N o L b l   E l e m e n t T y p e = " C o l u m n "   E l e m e n t I d = " 1 0 5 0 6 8 6 8 0 9 "   D a t a T y p e = " L a b e l " > S e l l T o C o n t a c t P h o n e N o L b l < / S e l l T o C o n t a c t P h o n e N o L b l >   
          < S e l l t o C u s t o m e r N o   E l e m e n t T y p e = " C o l u m n "   E l e m e n t I d = " 2 0 5 0 6 4 7 3 4 9 "   D a t a T y p e = " C o d e " > S e l l t o C u s t o m e r N o < / S e l l t o C u s t o m e r N o >   
          < S e l l t o C u s t o m e r N o _ L b l   E l e m e n t T y p e = " C o l u m n "   E l e m e n t I d = " 2 9 8 3 8 1 5 1 2 "   D a t a T y p e = " S t r i n g " > S e l l t o C u s t o m e r N o _ L b l < / S e l l t o C u s t o m e r N o _ L b l >   
-         < S h i p m e n t _ L b l   E l e m e n t T y p e = " C o l u m n "   E l e m e n t I d = " 2 0 8 5 7 6 7 1 2 0 "   D a t a T y p e = " T e x t C o n s t " > S h i p m e n t _ L b l < / S h i p m e n t _ L b l > - 
          < S h i p m e n t D a t e   E l e m e n t T y p e = " C o l u m n "   E l e m e n t I d = " 9 3 1 1 1 1 4 6 5 "   D a t a T y p e = " S t r i n g " > S h i p m e n t D a t e < / S h i p m e n t D a t e >   
          < S h i p m e n t D a t e _ L b l   E l e m e n t T y p e = " C o l u m n "   E l e m e n t I d = " 6 1 4 4 0 0 3 6 4 "   D a t a T y p e = " S t r i n g " > S h i p m e n t D a t e _ L b l < / S h i p m e n t D a t e _ L b l >   
          < S h i p m e n t M e t h o d D e s c r i p t i o n   E l e m e n t T y p e = " C o l u m n "   E l e m e n t I d = " 2 0 5 9 4 0 3 2 6 0 "   D a t a T y p e = " T e x t " > S h i p m e n t M e t h o d D e s c r i p t i o n < / S h i p m e n t M e t h o d D e s c r i p t i o n >   
-         < S h i p m e n t M e t h o d D e s c r i p t i o n _ L b l   E l e m e n t T y p e = " C o l u m n "   E l e m e n t I d = " 1 1 7 9 9 7 8 4 6 5 "   D a t a T y p e = " T e x t C o n s t " > S h i p m e n t M e t h o d D e s c r i p t i o n _ L b l < / S h i p m e n t M e t h o d D e s c r i p t i o n _ L b l > - 
-         < S h i p T o A d d r e s s _ L b l   E l e m e n t T y p e = " C o l u m n "   E l e m e n t I d = " 1 6 5 0 5 0 5 0 1 7 "   D a t a T y p e = " T e x t C o n s t " > S h i p T o A d d r e s s _ L b l < / S h i p T o A d d r e s s _ L b l > +         < S h i p m e n t M e t h o d D e s c r i p t i o n _ L b l   E l e m e n t T y p e = " C o l u m n "   E l e m e n t I d = " 1 1 7 9 9 7 8 4 6 5 "   D a t a T y p e = " L a b e l " > S h i p m e n t M e t h o d D e s c r i p t i o n _ L b l < / S h i p m e n t M e t h o d D e s c r i p t i o n _ L b l > + 
+         < S h i p m e n t _ L b l   E l e m e n t T y p e = " C o l u m n "   E l e m e n t I d = " 2 0 8 5 7 6 7 1 2 0 "   D a t a T y p e = " L a b e l " > S h i p m e n t _ L b l < / S h i p m e n t _ L b l >   
          < S h i p T o A d d r e s s 1   E l e m e n t T y p e = " C o l u m n "   E l e m e n t I d = " 1 3 5 7 6 7 2 8 6 1 "   D a t a T y p e = " T e x t " > S h i p T o A d d r e s s 1 < / S h i p T o A d d r e s s 1 >   
@@ -7033,29 +7465,31 @@
  
          < S h i p T o A d d r e s s 8   E l e m e n t T y p e = " C o l u m n "   E l e m e n t I d = " 1 4 9 2 9 9 2 1 7 8 "   D a t a T y p e = " T e x t " > S h i p T o A d d r e s s 8 < / S h i p T o A d d r e s s 8 >   
+         < S h i p T o A d d r e s s _ L b l   E l e m e n t T y p e = " C o l u m n "   E l e m e n t I d = " 1 6 5 0 5 0 5 0 1 7 "   D a t a T y p e = " L a b e l " > S h i p T o A d d r e s s _ L b l < / S h i p T o A d d r e s s _ L b l > + 
          < S h i p T o P h o n e N o   E l e m e n t T y p e = " C o l u m n "   E l e m e n t I d = " 3 6 9 7 0 2 2 5 5 "   D a t a T y p e = " T e x t " > S h i p T o P h o n e N o < / S h i p T o P h o n e N o >   
          < S h o w S h i p p i n g A d d r e s s   E l e m e n t T y p e = " C o l u m n "   E l e m e n t I d = " 1 1 2 0 0 7 1 2 6 6 "   D a t a T y p e = " B o o l e a n " > S h o w S h i p p i n g A d d r e s s < / S h o w S h i p p i n g A d d r e s s >   
          < S h o w W o r k D e s c r i p t i o n   E l e m e n t T y p e = " C o l u m n "   E l e m e n t I d = " 7 8 5 4 6 8 8 6 5 "   D a t a T y p e = " B o o l e a n " > S h o w W o r k D e s c r i p t i o n < / S h o w W o r k D e s c r i p t i o n >   
-         < S u b t o t a l _ L b l   E l e m e n t T y p e = " C o l u m n "   E l e m e n t I d = " 1 9 6 7 7 9 5 1 4 2 "   D a t a T y p e = " T e x t C o n s t " > S u b t o t a l _ L b l < / S u b t o t a l _ L b l > - 
-         < T o t a l _ L b l   E l e m e n t T y p e = " C o l u m n "   E l e m e n t I d = " 1 2 1 0 1 0 0 8 7 8 "   D a t a T y p e = " T e x t C o n s t " > T o t a l _ L b l < / T o t a l _ L b l > - 
-         < V A T A m o u n t _ L b l   E l e m e n t T y p e = " C o l u m n "   E l e m e n t I d = " 1 0 9 4 6 5 7 2 9 "   D a t a T y p e = " T e x t C o n s t " > V A T A m o u n t _ L b l < / V A T A m o u n t _ L b l > - 
-         < V A T A m o u n t S p e c i f i c a t i o n _ L b l   E l e m e n t T y p e = " C o l u m n "   E l e m e n t I d = " 8 7 8 7 0 6 8 4 6 "   D a t a T y p e = " T e x t C o n s t " > V A T A m o u n t S p e c i f i c a t i o n _ L b l < / V A T A m o u n t S p e c i f i c a t i o n _ L b l > - 
-         < V A T B a s e _ L b l   E l e m e n t T y p e = " C o l u m n "   E l e m e n t I d = " 1 8 6 6 1 5 8 2 7 8 "   D a t a T y p e = " T e x t C o n s t " > V A T B a s e _ L b l < / V A T B a s e _ L b l > +         < S u b t o t a l _ L b l   E l e m e n t T y p e = " C o l u m n "   E l e m e n t I d = " 1 9 6 7 7 9 5 1 4 2 "   D a t a T y p e = " L a b e l " > S u b t o t a l _ L b l < / S u b t o t a l _ L b l > + 
+         < T o t a l _ L b l   E l e m e n t T y p e = " C o l u m n "   E l e m e n t I d = " 1 2 1 0 1 0 0 8 7 8 "   D a t a T y p e = " L a b e l " > T o t a l _ L b l < / T o t a l _ L b l > + 
+         < V A T A m o u n t S p e c i f i c a t i o n _ L b l   E l e m e n t T y p e = " C o l u m n "   E l e m e n t I d = " 8 7 8 7 0 6 8 4 6 "   D a t a T y p e = " L a b e l " > V A T A m o u n t S p e c i f i c a t i o n _ L b l < / V A T A m o u n t S p e c i f i c a t i o n _ L b l > + 
+         < V A T A m o u n t _ L b l   E l e m e n t T y p e = " C o l u m n "   E l e m e n t I d = " 1 0 9 4 6 5 7 2 9 "   D a t a T y p e = " L a b e l " > V A T A m o u n t _ L b l < / V A T A m o u n t _ L b l > + 
+         < V A T B a s e _ L b l   E l e m e n t T y p e = " C o l u m n "   E l e m e n t I d = " 1 8 6 6 1 5 8 2 7 8 "   D a t a T y p e = " L a b e l " > V A T B a s e _ L b l < / V A T B a s e _ L b l > + 
+         < V A T C l a u s e s _ L b l   E l e m e n t T y p e = " C o l u m n "   E l e m e n t I d = " 1 3 8 3 9 2 0 0 1 9 "   D a t a T y p e = " L a b e l " > V A T C l a u s e s _ L b l < / V A T C l a u s e s _ L b l >   
          < V A T C l a u s e _ L b l   E l e m e n t T y p e = " C o l u m n "   E l e m e n t I d = " 1 5 7 0 4 9 5 4 9 0 "   D a t a T y p e = " S t r i n g " > V A T C l a u s e _ L b l < / V A T C l a u s e _ L b l >   
-         < V A T C l a u s e s _ L b l   E l e m e n t T y p e = " C o l u m n "   E l e m e n t I d = " 1 3 8 3 9 2 0 0 1 9 "   D a t a T y p e = " T e x t C o n s t " > V A T C l a u s e s _ L b l < / V A T C l a u s e s _ L b l > - 
-         < V A T I d e n t i f i e r _ L b l   E l e m e n t T y p e = " C o l u m n "   E l e m e n t I d = " 1 6 8 6 6 2 3 9 8 4 "   D a t a T y p e = " T e x t C o n s t " > V A T I d e n t i f i e r _ L b l < / V A T I d e n t i f i e r _ L b l > - 
-         < V A T P e r c e n t a g e _ L b l   E l e m e n t T y p e = " C o l u m n "   E l e m e n t I d = " 6 7 6 6 5 4 5 6 5 "   D a t a T y p e = " T e x t C o n s t " > V A T P e r c e n t a g e _ L b l < / V A T P e r c e n t a g e _ L b l > +         < V A T I d e n t i f i e r _ L b l   E l e m e n t T y p e = " C o l u m n "   E l e m e n t I d = " 1 6 8 6 6 2 3 9 8 4 "   D a t a T y p e = " L a b e l " > V A T I d e n t i f i e r _ L b l < / V A T I d e n t i f i e r _ L b l > + 
+         < V A T P e r c e n t a g e _ L b l   E l e m e n t T y p e = " C o l u m n "   E l e m e n t I d = " 6 7 6 6 5 4 5 6 5 "   D a t a T y p e = " L a b e l " > V A T P e r c e n t a g e _ L b l < / V A T P e r c e n t a g e _ L b l >   
          < V A T R e g i s t r a t i o n N o   E l e m e n t T y p e = " C o l u m n "   E l e m e n t I d = " 1 8 8 9 1 9 5 4 0 2 "   D a t a T y p e = " T e x t " > V A T R e g i s t r a t i o n N o < / V A T R e g i s t r a t i o n N o >   
@@ -7075,10 +7509,6 @@
  
              < A m o u n t I n c l u d i n g V A T _ L i n e _ L b l   E l e m e n t T y p e = " C o l u m n "   E l e m e n t I d = " 9 3 0 7 4 7 3 1 3 "   D a t a T y p e = " S t r i n g " > A m o u n t I n c l u d i n g V A T _ L i n e _ L b l < / A m o u n t I n c l u d i n g V A T _ L i n e _ L b l >   
-             < C o n t r a c t L i n e N o   E l e m e n t T y p e = " C o l u m n "   E l e m e n t I d = " 3 0 7 6 6 9 2 4 8 "   D a t a T y p e = " I n t e g e r " > C o n t r a c t L i n e N o < / C o n t r a c t L i n e N o > - 
-             < C o n t r a c t N o   E l e m e n t T y p e = " C o l u m n "   E l e m e n t I d = " 1 9 5 9 3 0 8 7 1 8 "   D a t a T y p e = " C o d e " > C o n t r a c t N o < / C o n t r a c t N o > - 
              < D e s c r i p t i o n _ L i n e   E l e m e n t T y p e = " C o l u m n "   E l e m e n t I d = " 1 4 0 6 8 2 2 3 1 0 "   D a t a T y p e = " T e x t " > D e s c r i p t i o n _ L i n e < / D e s c r i p t i o n _ L i n e >   
              < D e s c r i p t i o n _ L i n e _ L b l   E l e m e n t T y p e = " C o l u m n "   E l e m e n t I d = " 2 1 1 8 9 5 1 4 9 5 "   D a t a T y p e = " S t r i n g " > D e s c r i p t i o n _ L i n e _ L b l < / D e s c r i p t i o n _ L i n e _ L b l > @@ -7095,23 +7525,19 @@
  
              < L i n e A m o u n t _ L i n e _ L b l   E l e m e n t T y p e = " C o l u m n "   E l e m e n t I d = " 9 9 2 9 0 1 8 4 5 "   D a t a T y p e = " S t r i n g " > L i n e A m o u n t _ L i n e _ L b l < / L i n e A m o u n t _ L i n e _ L b l >   
+             < L i n e D i s c o u n t P e r c e n t T e x t _ L i n e   E l e m e n t T y p e = " C o l u m n "   E l e m e n t I d = " 6 1 3 1 3 5 1 9 "   D a t a T y p e = " T e x t " > L i n e D i s c o u n t P e r c e n t T e x t _ L i n e < / L i n e D i s c o u n t P e r c e n t T e x t _ L i n e > + 
              < L i n e D i s c o u n t P e r c e n t _ L i n e   E l e m e n t T y p e = " C o l u m n "   E l e m e n t I d = " 9 0 7 8 2 7 4 3 6 "   D a t a T y p e = " D e c i m a l " > L i n e D i s c o u n t P e r c e n t _ L i n e < / L i n e D i s c o u n t P e r c e n t _ L i n e >   
-             < L i n e D i s c o u n t P e r c e n t T e x t _ L i n e   E l e m e n t T y p e = " C o l u m n "   E l e m e n t I d = " 6 1 3 1 3 5 1 9 "   D a t a T y p e = " T e x t " > L i n e D i s c o u n t P e r c e n t T e x t _ L i n e < / L i n e D i s c o u n t P e r c e n t T e x t _ L i n e > - 
              < L i n e N o _ L i n e   E l e m e n t T y p e = " C o l u m n "   E l e m e n t I d = " 6 9 8 9 8 5 9 7 9 "   D a t a T y p e = " I n t e g e r " > L i n e N o _ L i n e < / L i n e N o _ L i n e >   
              < Q u a n t i t y _ L i n e   E l e m e n t T y p e = " C o l u m n "   E l e m e n t I d = " 1 0 6 8 5 4 3 5 3 7 "   D a t a T y p e = " T e x t " > Q u a n t i t y _ L i n e < / Q u a n t i t y _ L i n e >   
              < Q u a n t i t y _ L i n e _ L b l   E l e m e n t T y p e = " C o l u m n "   E l e m e n t I d = " 2 0 3 4 5 0 6 8 0 2 "   D a t a T y p e = " S t r i n g " > Q u a n t i t y _ L i n e _ L b l < / Q u a n t i t y _ L i n e _ L b l >   
-             < R e c u r r i n g B i l l i n g f r o m   E l e m e n t T y p e = " C o l u m n "   E l e m e n t I d = " 4 7 7 0 0 1 9 2 1 "   D a t a T y p e = " D a t e " > R e c u r r i n g B i l l i n g f r o m < / R e c u r r i n g B i l l i n g f r o m > - 
-             < R e c u r r i n g B i l l i n g t o   E l e m e n t T y p e = " C o l u m n "   E l e m e n t I d = " 1 3 8 4 6 2 3 0 0 4 "   D a t a T y p e = " D a t e " > R e c u r r i n g B i l l i n g t o < / R e c u r r i n g B i l l i n g t o > - 
              < S h i p m e n t D a t e _ L i n e   E l e m e n t T y p e = " C o l u m n "   E l e m e n t I d = " 1 6 7 3 3 7 5 4 1 6 "   D a t a T y p e = " S t r i n g " > S h i p m e n t D a t e _ L i n e < / S h i p m e n t D a t e _ L i n e >   
-             < S h i p m e n t D a t e _ L i n e _ L b l   E l e m e n t T y p e = " C o l u m n "   E l e m e n t I d = " 8 5 3 2 2 4 3 6 3 "   D a t a T y p e = " T e x t C o n s t " > S h i p m e n t D a t e _ L i n e _ L b l < / S h i p m e n t D a t e _ L i n e _ L b l > +             < S h i p m e n t D a t e _ L i n e _ L b l   E l e m e n t T y p e = " C o l u m n "   E l e m e n t I d = " 8 5 3 2 2 4 3 6 3 "   D a t a T y p e = " L a b e l " > S h i p m e n t D a t e _ L i n e _ L b l < / S h i p m e n t D a t e _ L i n e _ L b l >   
              < T r a n s H e a d e r A m o u n t   E l e m e n t T y p e = " C o l u m n "   E l e m e n t I d = " 2 0 2 8 3 0 6 2 7 6 "   D a t a T y p e = " D e c i m a l " > T r a n s H e a d e r A m o u n t < / T r a n s H e a d e r A m o u n t >   
@@ -7187,22 +7613,22 @@
  
              < N o O f V A T I d e n t i f i e r s   E l e m e n t T y p e = " C o l u m n "   E l e m e n t I d = " 1 1 5 3 2 6 3 0 2 6 "   D a t a T y p e = " I n t e g e r " > N o O f V A T I d e n t i f i e r s < / N o O f V A T I d e n t i f i e r s >   
+             < V A T A m o u n t L C Y _ V A T A m o u n t L i n e   E l e m e n t T y p e = " C o l u m n "   E l e m e n t I d = " 1 5 8 1 9 9 4 3 5 0 "   D a t a T y p e = " D e c i m a l " > V A T A m o u n t L C Y _ V A T A m o u n t L i n e < / V A T A m o u n t L C Y _ V A T A m o u n t L i n e > + 
+             < V A T A m o u n t L C Y _ V A T A m o u n t L i n e _ L b l   E l e m e n t T y p e = " C o l u m n "   E l e m e n t I d = " 9 2 3 0 0 3 3 7 "   D a t a T y p e = " L a b e l " > V A T A m o u n t L C Y _ V A T A m o u n t L i n e _ L b l < / V A T A m o u n t L C Y _ V A T A m o u n t L i n e _ L b l > + 
              < V A T A m o u n t _ V a t A m o u n t L i n e   E l e m e n t T y p e = " C o l u m n "   E l e m e n t I d = " 1 8 9 1 8 2 0 6 2 0 "   D a t a T y p e = " D e c i m a l " > V A T A m o u n t _ V a t A m o u n t L i n e < / V A T A m o u n t _ V a t A m o u n t L i n e >   
              < V A T A m o u n t _ V a t A m o u n t L i n e _ L b l   E l e m e n t T y p e = " C o l u m n "   E l e m e n t I d = " 1 5 1 3 5 5 5 4 7 3 "   D a t a T y p e = " S t r i n g " > V A T A m o u n t _ V a t A m o u n t L i n e _ L b l < / V A T A m o u n t _ V a t A m o u n t L i n e _ L b l >   
-             < V A T A m o u n t L C Y _ V A T A m o u n t L i n e   E l e m e n t T y p e = " C o l u m n "   E l e m e n t I d = " 1 5 8 1 9 9 4 3 5 0 "   D a t a T y p e = " D e c i m a l " > V A T A m o u n t L C Y _ V A T A m o u n t L i n e < / V A T A m o u n t L C Y _ V A T A m o u n t L i n e > - 
-             < V A T A m o u n t L C Y _ V A T A m o u n t L i n e _ L b l   E l e m e n t T y p e = " C o l u m n "   E l e m e n t I d = " 9 2 3 0 0 3 3 7 "   D a t a T y p e = " T e x t C o n s t " > V A T A m o u n t L C Y _ V A T A m o u n t L i n e _ L b l < / V A T A m o u n t L C Y _ V A T A m o u n t L i n e _ L b l > +             < V A T B a s e L C Y _ V A T A m o u n t L i n e   E l e m e n t T y p e = " C o l u m n "   E l e m e n t I d = " 1 8 6 0 9 4 5 6 3 5 "   D a t a T y p e = " D e c i m a l " > V A T B a s e L C Y _ V A T A m o u n t L i n e < / V A T B a s e L C Y _ V A T A m o u n t L i n e > + 
+             < V A T B a s e L C Y _ V A T A m o u n t L i n e _ L b l   E l e m e n t T y p e = " C o l u m n "   E l e m e n t I d = " 1 2 3 6 4 6 7 9 9 8 "   D a t a T y p e = " L a b e l " > V A T B a s e L C Y _ V A T A m o u n t L i n e _ L b l < / V A T B a s e L C Y _ V A T A m o u n t L i n e _ L b l >   
              < V A T B a s e _ V a t A m o u n t L i n e   E l e m e n t T y p e = " C o l u m n "   E l e m e n t I d = " 1 4 5 8 9 3 7 8 1 9 "   D a t a T y p e = " D e c i m a l " > V A T B a s e _ V a t A m o u n t L i n e < / V A T B a s e _ V a t A m o u n t L i n e >   
              < V A T B a s e _ V a t A m o u n t L i n e _ L b l   E l e m e n t T y p e = " C o l u m n "   E l e m e n t I d = " 1 6 9 1 3 0 2 4 8 8 "   D a t a T y p e = " S t r i n g " > V A T B a s e _ V a t A m o u n t L i n e _ L b l < / V A T B a s e _ V a t A m o u n t L i n e _ L b l >   
-             < V A T B a s e L C Y _ V A T A m o u n t L i n e   E l e m e n t T y p e = " C o l u m n "   E l e m e n t I d = " 1 8 6 0 9 4 5 6 3 5 "   D a t a T y p e = " D e c i m a l " > V A T B a s e L C Y _ V A T A m o u n t L i n e < / V A T B a s e L C Y _ V A T A m o u n t L i n e > - 
-             < V A T B a s e L C Y _ V A T A m o u n t L i n e _ L b l   E l e m e n t T y p e = " C o l u m n "   E l e m e n t I d = " 1 2 3 6 4 6 7 9 9 8 "   D a t a T y p e = " T e x t C o n s t " > V A T B a s e L C Y _ V A T A m o u n t L i n e _ L b l < / V A T B a s e L C Y _ V A T A m o u n t L i n e _ L b l > - 
              < V A T I d e n t i f i e r _ V a t A m o u n t L i n e   E l e m e n t T y p e = " C o l u m n "   E l e m e n t I d = " 1 1 4 2 0 7 0 0 3 5 "   D a t a T y p e = " C o d e " > V A T I d e n t i f i e r _ V a t A m o u n t L i n e < / V A T I d e n t i f i e r _ V a t A m o u n t L i n e >   
              < V A T I d e n t i f i e r _ V a t A m o u n t L i n e _ L b l   E l e m e n t T y p e = " C o l u m n "   E l e m e n t I d = " 8 6 4 5 0 4 5 0 "   D a t a T y p e = " S t r i n g " > V A T I d e n t i f i e r _ V a t A m o u n t L i n e _ L b l < / V A T I d e n t i f i e r _ V a t A m o u n t L i n e _ L b l > @@ -7219,10 +7645,10 @@
  
              < C o d e _ V A T C l a u s e L i n e _ L b l   E l e m e n t T y p e = " C o l u m n "   E l e m e n t I d = " 4 6 1 5 3 3 0 2 "   D a t a T y p e = " S t r i n g " > C o d e _ V A T C l a u s e L i n e _ L b l < / C o d e _ V A T C l a u s e L i n e _ L b l >   
+             < D e s c r i p t i o n 2 _ V A T C l a u s e L i n e   E l e m e n t T y p e = " C o l u m n "   E l e m e n t I d = " 1 3 7 9 6 6 7 4 7 0 "   D a t a T y p e = " T e x t " > D e s c r i p t i o n 2 _ V A T C l a u s e L i n e < / D e s c r i p t i o n 2 _ V A T C l a u s e L i n e > + 
              < D e s c r i p t i o n _ V A T C l a u s e L i n e   E l e m e n t T y p e = " C o l u m n "   E l e m e n t I d = " 1 3 0 5 5 4 5 9 2 4 "   D a t a T y p e = " T e x t " > D e s c r i p t i o n _ V A T C l a u s e L i n e < / D e s c r i p t i o n _ V A T C l a u s e L i n e >   
-             < D e s c r i p t i o n 2 _ V A T C l a u s e L i n e   E l e m e n t T y p e = " C o l u m n "   E l e m e n t I d = " 1 3 7 9 6 6 7 4 7 0 "   D a t a T y p e = " T e x t " > D e s c r i p t i o n 2 _ V A T C l a u s e L i n e < / D e s c r i p t i o n 2 _ V A T C l a u s e L i n e > - 
              < N o O f V A T C l a u s e s   E l e m e n t T y p e = " C o l u m n "   E l e m e n t I d = " 7 5 6 4 1 7 3 9 2 "   D a t a T y p e = " I n t e g e r " > N o O f V A T C l a u s e s < / N o O f V A T C l a u s e s >   
              < V A T A m o u n t _ V A T C l a u s e L i n e   E l e m e n t T y p e = " C o l u m n "   E l e m e n t I d = " 2 2 2 4 6 9 0 5 9 "   D a t a T y p e = " D e c i m a l " > V A T A m o u n t _ V A T C l a u s e L i n e < / V A T A m o u n t _ V A T C l a u s e L i n e > @@ -7233,10 +7659,10 @@
  
          < R e p o r t T o t a l s L i n e   E l e m e n t T y p e = " D a t a I t e m "   E l e m e n t I d = " 2 1 2 2 5 4 9 8 3 6 " >   
+             < A m o u n t F o r m a t t e d _ R e p o r t T o t a l s L i n e   E l e m e n t T y p e = " C o l u m n "   E l e m e n t I d = " 1 5 0 6 1 3 6 8 2 5 "   D a t a T y p e = " T e x t " > A m o u n t F o r m a t t e d _ R e p o r t T o t a l s L i n e < / A m o u n t F o r m a t t e d _ R e p o r t T o t a l s L i n e > + 
              < A m o u n t _ R e p o r t T o t a l s L i n e   E l e m e n t T y p e = " C o l u m n "   E l e m e n t I d = " 4 1 9 9 1 8 3 6 9 "   D a t a T y p e = " D e c i m a l " > A m o u n t _ R e p o r t T o t a l s L i n e < / A m o u n t _ R e p o r t T o t a l s L i n e >   
-             < A m o u n t F o r m a t t e d _ R e p o r t T o t a l s L i n e   E l e m e n t T y p e = " C o l u m n "   E l e m e n t I d = " 1 5 0 6 1 3 6 8 2 5 "   D a t a T y p e = " T e x t " > A m o u n t F o r m a t t e d _ R e p o r t T o t a l s L i n e < / A m o u n t F o r m a t t e d _ R e p o r t T o t a l s L i n e > - 
              < D e s c r i p t i o n _ R e p o r t T o t a l s L i n e   E l e m e n t T y p e = " C o l u m n "   E l e m e n t I d = " 5 8 1 9 9 6 0 6 7 "   D a t a T y p e = " T e x t " > D e s c r i p t i o n _ R e p o r t T o t a l s L i n e < / D e s c r i p t i o n _ R e p o r t T o t a l s L i n e >   
              < F o n t B o l d _ R e p o r t T o t a l s L i n e   E l e m e n t T y p e = " C o l u m n "   E l e m e n t I d = " 9 4 6 5 4 0 5 4 9 "   D a t a T y p e = " B o o l e a n " > F o n t B o l d _ R e p o r t T o t a l s L i n e < / F o n t B o l d _ R e p o r t T o t a l s L i n e > @@ -7247,11 +7673,11 @@
  
          < L e t t e r T e x t   E l e m e n t T y p e = " D a t a I t e m "   E l e m e n t I d = " 1 5 1 0 3 5 3 8 3 4 " >   
-             < B o d y T e x t   E l e m e n t T y p e = " C o l u m n "   E l e m e n t I d = " 1 4 9 7 5 9 8 0 8 "   D a t a T y p e = " T e x t C o n s t " > B o d y T e x t < / B o d y T e x t > - 
-             < C l o s i n g T e x t   E l e m e n t T y p e = " C o l u m n "   E l e m e n t I d = " 5 1 2 1 3 5 9 0 9 "   D a t a T y p e = " T e x t C o n s t " > C l o s i n g T e x t < / C l o s i n g T e x t > - 
-             < G r e e t i n g T e x t   E l e m e n t T y p e = " C o l u m n "   E l e m e n t I d = " 1 1 7 5 2 7 9 2 8 9 "   D a t a T y p e = " T e x t C o n s t " > G r e e t i n g T e x t < / G r e e t i n g T e x t > +             < B o d y T e x t   E l e m e n t T y p e = " C o l u m n "   E l e m e n t I d = " 1 4 9 7 5 9 8 0 8 "   D a t a T y p e = " L a b e l " > B o d y T e x t < / B o d y T e x t > + 
+             < C l o s i n g T e x t   E l e m e n t T y p e = " C o l u m n "   E l e m e n t I d = " 5 1 2 1 3 5 9 0 9 "   D a t a T y p e = " L a b e l " > C l o s i n g T e x t < / C l o s i n g T e x t > + 
+             < G r e e t i n g T e x t   E l e m e n t T y p e = " C o l u m n "   E l e m e n t I d = " 1 1 7 5 2 7 9 2 8 9 "   D a t a T y p e = " L a b e l " > G r e e t i n g T e x t < / G r e e t i n g T e x t >   
          < / L e t t e r T e x t >   

--- a/src/Layers/W1/BaseApp/Sales/History/StandardSalesCreditMemoBody.docx
+++ b/src/Layers/W1/BaseApp/Sales/History/StandardSalesCreditMemoBody.docx
@@ -1,6 +1,6 @@
 
 <file path=word/document.xml><?xml version="1.0" encoding="utf-8"?>
-<w:document xmlns:wpc="http://schemas.microsoft.com/office/word/2010/wordprocessingCanvas" xmlns:cx="http://schemas.microsoft.com/office/drawing/2014/chartex" xmlns:cx1="http://schemas.microsoft.com/office/drawing/2015/9/8/chartex" xmlns:cx2="http://schemas.microsoft.com/office/drawing/2015/10/21/chartex" xmlns:cx3="http://schemas.microsoft.com/office/drawing/2016/5/9/chartex" xmlns:cx4="http://schemas.microsoft.com/office/drawing/2016/5/10/chartex" xmlns:cx5="http://schemas.microsoft.com/office/drawing/2016/5/11/chartex" xmlns:cx6="http://schemas.microsoft.com/office/drawing/2016/5/12/chartex" xmlns:cx7="http://schemas.microsoft.com/office/drawing/2016/5/13/chartex" xmlns:cx8="http://schemas.microsoft.com/office/drawing/2016/5/14/chartex" xmlns:mc="http://schemas.openxmlformats.org/markup-compatibility/2006" xmlns:aink="http://schemas.microsoft.com/office/drawing/2016/ink" xmlns:am3d="http://schemas.microsoft.com/office/drawing/2017/model3d" xmlns:o="urn:schemas-microsoft-com:office:office" xmlns:oel="http://schemas.microsoft.com/office/2019/extlst" xmlns:r="http://schemas.openxmlformats.org/officeDocument/2006/relationships" xmlns:m="http://schemas.openxmlformats.org/officeDocument/2006/math" xmlns:v="urn:schemas-microsoft-com:vml" xmlns:wp14="http://schemas.microsoft.com/office/word/2010/wordprocessingDrawing" xmlns:wp="http://schemas.openxmlformats.org/drawingml/2006/wordprocessingDrawing" xmlns:w10="urn:schemas-microsoft-com:office:word" xmlns:w="http://schemas.openxmlformats.org/wordprocessingml/2006/main" xmlns:w14="http://schemas.microsoft.com/office/word/2010/wordml" xmlns:w15="http://schemas.microsoft.com/office/word/2012/wordml" xmlns:w16cei="http://schemas.microsoft.com/office/word/2026/wordml/cei" xmlns:w16cex="http://schemas.microsoft.com/office/word/2018/wordml/cex" xmlns:w16cid="http://schemas.microsoft.com/office/word/2016/wordml/cid" xmlns:w16="http://schemas.microsoft.com/office/word/2018/wordml" xmlns:w16du="http://schemas.microsoft.com/office/word/2023/wordml/word16du" xmlns:w16sdtdh="http://schemas.microsoft.com/office/word/2020/wordml/sdtdatahash" xmlns:w16sdtfl="http://schemas.microsoft.com/office/word/2024/wordml/sdtformatlock" xmlns:w16se="http://schemas.microsoft.com/office/word/2015/wordml/symex" xmlns:wpg="http://schemas.microsoft.com/office/word/2010/wordprocessingGroup" xmlns:wpi="http://schemas.microsoft.com/office/word/2010/wordprocessingInk" xmlns:wne="http://schemas.microsoft.com/office/word/2006/wordml" xmlns:wps="http://schemas.microsoft.com/office/word/2010/wordprocessingShape" mc:Ignorable="w14 w15 w16se w16cid w16 w16cex w16sdtdh w16sdtfl w16du wp14">
+<w:document xmlns:wpc="http://schemas.microsoft.com/office/word/2010/wordprocessingCanvas" xmlns:cx="http://schemas.microsoft.com/office/drawing/2014/chartex" xmlns:cx1="http://schemas.microsoft.com/office/drawing/2015/9/8/chartex" xmlns:cx2="http://schemas.microsoft.com/office/drawing/2015/10/21/chartex" xmlns:cx3="http://schemas.microsoft.com/office/drawing/2016/5/9/chartex" xmlns:cx4="http://schemas.microsoft.com/office/drawing/2016/5/10/chartex" xmlns:cx5="http://schemas.microsoft.com/office/drawing/2016/5/11/chartex" xmlns:cx6="http://schemas.microsoft.com/office/drawing/2016/5/12/chartex" xmlns:cx7="http://schemas.microsoft.com/office/drawing/2016/5/13/chartex" xmlns:cx8="http://schemas.microsoft.com/office/drawing/2016/5/14/chartex" xmlns:mc="http://schemas.openxmlformats.org/markup-compatibility/2006" xmlns:aink="http://schemas.microsoft.com/office/drawing/2016/ink" xmlns:am3d="http://schemas.microsoft.com/office/drawing/2017/model3d" xmlns:o="urn:schemas-microsoft-com:office:office" xmlns:oel="http://schemas.microsoft.com/office/2019/extlst" xmlns:r="http://schemas.openxmlformats.org/officeDocument/2006/relationships" xmlns:m="http://schemas.openxmlformats.org/officeDocument/2006/math" xmlns:v="urn:schemas-microsoft-com:vml" xmlns:wp14="http://schemas.microsoft.com/office/word/2010/wordprocessingDrawing" xmlns:wp="http://schemas.openxmlformats.org/drawingml/2006/wordprocessingDrawing" xmlns:w10="urn:schemas-microsoft-com:office:word" xmlns:w="http://schemas.openxmlformats.org/wordprocessingml/2006/main" xmlns:w14="http://schemas.microsoft.com/office/word/2010/wordml" xmlns:w15="http://schemas.microsoft.com/office/word/2012/wordml" xmlns:w16cex="http://schemas.microsoft.com/office/word/2018/wordml/cex" xmlns:w16cid="http://schemas.microsoft.com/office/word/2016/wordml/cid" xmlns:w16="http://schemas.microsoft.com/office/word/2018/wordml" xmlns:w16du="http://schemas.microsoft.com/office/word/2023/wordml/word16du" xmlns:w16sdtdh="http://schemas.microsoft.com/office/word/2020/wordml/sdtdatahash" xmlns:w16sdtfl="http://schemas.microsoft.com/office/word/2024/wordml/sdtformatlock" xmlns:w16se="http://schemas.microsoft.com/office/word/2015/wordml/symex" xmlns:wpg="http://schemas.microsoft.com/office/word/2010/wordprocessingGroup" xmlns:wpi="http://schemas.microsoft.com/office/word/2010/wordprocessingInk" xmlns:wne="http://schemas.microsoft.com/office/word/2006/wordml" xmlns:wps="http://schemas.microsoft.com/office/word/2010/wordprocessingShape" mc:Ignorable="w14 w15 w16se w16cid w16 w16cex w16sdtdh w16sdtfl w16du wp14">
   <w:body>
     <w:tbl>
       <w:tblPr>
@@ -32,7 +32,7 @@
             <w:placeholder>
               <w:docPart w:val="27C6F6FBC51444E48F63C5E57109998C"/>
             </w:placeholder>
-            <w:dataBinding w:prefixMappings="xmlns:ns0='urn:microsoft-dynamics-nav/reports/Standard_Sales_Credit_Memo/1307/'" w:xpath="/ns0:NavWordReportXmlPart[1]/ns0:Header[1]/ns0:CustomerAddress1[1]" w:storeItemID="{00000000-0000-0000-0000-000000000000}"/>
+            <w:dataBinding w:prefixMappings="xmlns:ns0='urn:microsoft-dynamics-nav/reports/Standard_Sales_Credit_Memo/1307/'" w:xpath="/ns0:NavWordReportXmlPart[1]/ns0:Header[1]/ns0:CustomerAddress1[1]" w:storeItemID="{2C0E3694-AC57-46EE-8053-99B806001417}"/>
             <w15:color w:val="808080"/>
             <w:text/>
           </w:sdtPr>
@@ -84,7 +84,7 @@
             <w:placeholder>
               <w:docPart w:val="B02E5B0705F943979E268E41736DB313"/>
             </w:placeholder>
-            <w:dataBinding w:prefixMappings="xmlns:ns0='urn:microsoft-dynamics-nav/reports/Standard_Sales_Credit_Memo/1307/'" w:xpath="/ns0:NavWordReportXmlPart[1]/ns0:Header[1]/ns0:CompanyAddress1[1]" w:storeItemID="{00000000-0000-0000-0000-000000000000}"/>
+            <w:dataBinding w:prefixMappings="xmlns:ns0='urn:microsoft-dynamics-nav/reports/Standard_Sales_Credit_Memo/1307/'" w:xpath="/ns0:NavWordReportXmlPart[1]/ns0:Header[1]/ns0:CompanyAddress1[1]" w:storeItemID="{2C0E3694-AC57-46EE-8053-99B806001417}"/>
             <w15:color w:val="808080"/>
             <w:text/>
           </w:sdtPr>
@@ -127,7 +127,7 @@
             <w:placeholder>
               <w:docPart w:val="27C6F6FBC51444E48F63C5E57109998C"/>
             </w:placeholder>
-            <w:dataBinding w:prefixMappings="xmlns:ns0='urn:microsoft-dynamics-nav/reports/Standard_Sales_Credit_Memo/1307/'" w:xpath="/ns0:NavWordReportXmlPart[1]/ns0:Header[1]/ns0:CustomerAddress2[1]" w:storeItemID="{00000000-0000-0000-0000-000000000000}"/>
+            <w:dataBinding w:prefixMappings="xmlns:ns0='urn:microsoft-dynamics-nav/reports/Standard_Sales_Credit_Memo/1307/'" w:xpath="/ns0:NavWordReportXmlPart[1]/ns0:Header[1]/ns0:CustomerAddress2[1]" w:storeItemID="{2C0E3694-AC57-46EE-8053-99B806001417}"/>
             <w15:color w:val="808080"/>
             <w:text/>
           </w:sdtPr>
@@ -165,7 +165,7 @@
             <w:placeholder>
               <w:docPart w:val="34AF83D853364E9E91CF94BDBD0F0D24"/>
             </w:placeholder>
-            <w:dataBinding w:prefixMappings="xmlns:ns0='urn:microsoft-dynamics-nav/reports/Standard_Sales_Credit_Memo/1307/'" w:xpath="/ns0:NavWordReportXmlPart[1]/ns0:Header[1]/ns0:CompanyAddress2[1]" w:storeItemID="{00000000-0000-0000-0000-000000000000}"/>
+            <w:dataBinding w:prefixMappings="xmlns:ns0='urn:microsoft-dynamics-nav/reports/Standard_Sales_Credit_Memo/1307/'" w:xpath="/ns0:NavWordReportXmlPart[1]/ns0:Header[1]/ns0:CompanyAddress2[1]" w:storeItemID="{2C0E3694-AC57-46EE-8053-99B806001417}"/>
             <w15:color w:val="808080"/>
             <w:text/>
           </w:sdtPr>
@@ -200,7 +200,7 @@
             <w:placeholder>
               <w:docPart w:val="27C6F6FBC51444E48F63C5E57109998C"/>
             </w:placeholder>
-            <w:dataBinding w:prefixMappings="xmlns:ns0='urn:microsoft-dynamics-nav/reports/Standard_Sales_Credit_Memo/1307/'" w:xpath="/ns0:NavWordReportXmlPart[1]/ns0:Header[1]/ns0:CustomerAddress3[1]" w:storeItemID="{00000000-0000-0000-0000-000000000000}"/>
+            <w:dataBinding w:prefixMappings="xmlns:ns0='urn:microsoft-dynamics-nav/reports/Standard_Sales_Credit_Memo/1307/'" w:xpath="/ns0:NavWordReportXmlPart[1]/ns0:Header[1]/ns0:CustomerAddress3[1]" w:storeItemID="{2C0E3694-AC57-46EE-8053-99B806001417}"/>
             <w15:color w:val="808080"/>
             <w:text/>
           </w:sdtPr>
@@ -238,7 +238,7 @@
             <w:placeholder>
               <w:docPart w:val="5298955B1DAD476D95BE494D056AC864"/>
             </w:placeholder>
-            <w:dataBinding w:prefixMappings="xmlns:ns0='urn:microsoft-dynamics-nav/reports/Standard_Sales_Credit_Memo/1307/'" w:xpath="/ns0:NavWordReportXmlPart[1]/ns0:Header[1]/ns0:CompanyAddress3[1]" w:storeItemID="{00000000-0000-0000-0000-000000000000}"/>
+            <w:dataBinding w:prefixMappings="xmlns:ns0='urn:microsoft-dynamics-nav/reports/Standard_Sales_Credit_Memo/1307/'" w:xpath="/ns0:NavWordReportXmlPart[1]/ns0:Header[1]/ns0:CompanyAddress3[1]" w:storeItemID="{2C0E3694-AC57-46EE-8053-99B806001417}"/>
             <w15:color w:val="808080"/>
             <w:text/>
           </w:sdtPr>
@@ -273,7 +273,7 @@
             <w:placeholder>
               <w:docPart w:val="27C6F6FBC51444E48F63C5E57109998C"/>
             </w:placeholder>
-            <w:dataBinding w:prefixMappings="xmlns:ns0='urn:microsoft-dynamics-nav/reports/Standard_Sales_Credit_Memo/1307/'" w:xpath="/ns0:NavWordReportXmlPart[1]/ns0:Header[1]/ns0:CustomerAddress4[1]" w:storeItemID="{00000000-0000-0000-0000-000000000000}"/>
+            <w:dataBinding w:prefixMappings="xmlns:ns0='urn:microsoft-dynamics-nav/reports/Standard_Sales_Credit_Memo/1307/'" w:xpath="/ns0:NavWordReportXmlPart[1]/ns0:Header[1]/ns0:CustomerAddress4[1]" w:storeItemID="{2C0E3694-AC57-46EE-8053-99B806001417}"/>
             <w15:color w:val="808080"/>
             <w:text/>
           </w:sdtPr>
@@ -311,7 +311,7 @@
             <w:placeholder>
               <w:docPart w:val="A42C30D71C804007AE9D362411216EF8"/>
             </w:placeholder>
-            <w:dataBinding w:prefixMappings="xmlns:ns0='urn:microsoft-dynamics-nav/reports/Standard_Sales_Credit_Memo/1307/'" w:xpath="/ns0:NavWordReportXmlPart[1]/ns0:Header[1]/ns0:CompanyAddress4[1]" w:storeItemID="{00000000-0000-0000-0000-000000000000}"/>
+            <w:dataBinding w:prefixMappings="xmlns:ns0='urn:microsoft-dynamics-nav/reports/Standard_Sales_Credit_Memo/1307/'" w:xpath="/ns0:NavWordReportXmlPart[1]/ns0:Header[1]/ns0:CompanyAddress4[1]" w:storeItemID="{2C0E3694-AC57-46EE-8053-99B806001417}"/>
             <w15:color w:val="808080"/>
             <w:text/>
           </w:sdtPr>
@@ -346,7 +346,7 @@
             <w:placeholder>
               <w:docPart w:val="27C6F6FBC51444E48F63C5E57109998C"/>
             </w:placeholder>
-            <w:dataBinding w:prefixMappings="xmlns:ns0='urn:microsoft-dynamics-nav/reports/Standard_Sales_Credit_Memo/1307/'" w:xpath="/ns0:NavWordReportXmlPart[1]/ns0:Header[1]/ns0:CustomerAddress5[1]" w:storeItemID="{00000000-0000-0000-0000-000000000000}"/>
+            <w:dataBinding w:prefixMappings="xmlns:ns0='urn:microsoft-dynamics-nav/reports/Standard_Sales_Credit_Memo/1307/'" w:xpath="/ns0:NavWordReportXmlPart[1]/ns0:Header[1]/ns0:CustomerAddress5[1]" w:storeItemID="{2C0E3694-AC57-46EE-8053-99B806001417}"/>
             <w15:color w:val="808080"/>
             <w:text/>
           </w:sdtPr>
@@ -384,7 +384,7 @@
             <w:placeholder>
               <w:docPart w:val="F16264AA69114B25B82C6336328EECBF"/>
             </w:placeholder>
-            <w:dataBinding w:prefixMappings="xmlns:ns0='urn:microsoft-dynamics-nav/reports/Standard_Sales_Credit_Memo/1307/'" w:xpath="/ns0:NavWordReportXmlPart[1]/ns0:Header[1]/ns0:CompanyAddress5[1]" w:storeItemID="{00000000-0000-0000-0000-000000000000}"/>
+            <w:dataBinding w:prefixMappings="xmlns:ns0='urn:microsoft-dynamics-nav/reports/Standard_Sales_Credit_Memo/1307/'" w:xpath="/ns0:NavWordReportXmlPart[1]/ns0:Header[1]/ns0:CompanyAddress5[1]" w:storeItemID="{2C0E3694-AC57-46EE-8053-99B806001417}"/>
             <w15:color w:val="808080"/>
             <w:text/>
           </w:sdtPr>
@@ -419,7 +419,7 @@
             <w:placeholder>
               <w:docPart w:val="27C6F6FBC51444E48F63C5E57109998C"/>
             </w:placeholder>
-            <w:dataBinding w:prefixMappings="xmlns:ns0='urn:microsoft-dynamics-nav/reports/Standard_Sales_Credit_Memo/1307/'" w:xpath="/ns0:NavWordReportXmlPart[1]/ns0:Header[1]/ns0:CustomerAddress6[1]" w:storeItemID="{00000000-0000-0000-0000-000000000000}"/>
+            <w:dataBinding w:prefixMappings="xmlns:ns0='urn:microsoft-dynamics-nav/reports/Standard_Sales_Credit_Memo/1307/'" w:xpath="/ns0:NavWordReportXmlPart[1]/ns0:Header[1]/ns0:CustomerAddress6[1]" w:storeItemID="{2C0E3694-AC57-46EE-8053-99B806001417}"/>
             <w15:color w:val="808080"/>
             <w:text/>
           </w:sdtPr>
@@ -457,7 +457,7 @@
             <w:placeholder>
               <w:docPart w:val="F48DD40B1FBC422E93DAE25960F03561"/>
             </w:placeholder>
-            <w:dataBinding w:prefixMappings="xmlns:ns0='urn:microsoft-dynamics-nav/reports/Standard_Sales_Credit_Memo/1307/'" w:xpath="/ns0:NavWordReportXmlPart[1]/ns0:Header[1]/ns0:CompanyAddress6[1]" w:storeItemID="{00000000-0000-0000-0000-000000000000}"/>
+            <w:dataBinding w:prefixMappings="xmlns:ns0='urn:microsoft-dynamics-nav/reports/Standard_Sales_Credit_Memo/1307/'" w:xpath="/ns0:NavWordReportXmlPart[1]/ns0:Header[1]/ns0:CompanyAddress6[1]" w:storeItemID="{2C0E3694-AC57-46EE-8053-99B806001417}"/>
             <w15:color w:val="808080"/>
             <w:text/>
           </w:sdtPr>
@@ -492,7 +492,7 @@
             <w:placeholder>
               <w:docPart w:val="27C6F6FBC51444E48F63C5E57109998C"/>
             </w:placeholder>
-            <w:dataBinding w:prefixMappings="xmlns:ns0='urn:microsoft-dynamics-nav/reports/Standard_Sales_Credit_Memo/1307/'" w:xpath="/ns0:NavWordReportXmlPart[1]/ns0:Header[1]/ns0:CustomerAddress7[1]" w:storeItemID="{00000000-0000-0000-0000-000000000000}"/>
+            <w:dataBinding w:prefixMappings="xmlns:ns0='urn:microsoft-dynamics-nav/reports/Standard_Sales_Credit_Memo/1307/'" w:xpath="/ns0:NavWordReportXmlPart[1]/ns0:Header[1]/ns0:CustomerAddress7[1]" w:storeItemID="{2C0E3694-AC57-46EE-8053-99B806001417}"/>
             <w15:color w:val="808080"/>
             <w:text/>
           </w:sdtPr>
@@ -530,7 +530,7 @@
             <w:placeholder>
               <w:docPart w:val="916F8383C88D40AE8FA1A1CF0CB42C59"/>
             </w:placeholder>
-            <w:dataBinding w:prefixMappings="xmlns:ns0='urn:microsoft-dynamics-nav/reports/Standard_Sales_Credit_Memo/1307/'" w:xpath="/ns0:NavWordReportXmlPart[1]/ns0:Header[1]/ns0:CompanyLegalOffice_Lbl[1]" w:storeItemID="{00000000-0000-0000-0000-000000000000}"/>
+            <w:dataBinding w:prefixMappings="xmlns:ns0='urn:microsoft-dynamics-nav/reports/Standard_Sales_Credit_Memo/1307/'" w:xpath="/ns0:NavWordReportXmlPart[1]/ns0:Header[1]/ns0:CompanyLegalOffice_Lbl[1]" w:storeItemID="{2C0E3694-AC57-46EE-8053-99B806001417}"/>
             <w15:color w:val="808080"/>
             <w:text/>
           </w:sdtPr>
@@ -544,11 +544,9 @@
                   <w:pStyle w:val="BCNumber"/>
                   <w:jc w:val="right"/>
                 </w:pPr>
-                <w:proofErr w:type="spellStart"/>
                 <w:r>
                   <w:t>CompanyLegalOffice_Lbl</w:t>
                 </w:r>
-                <w:proofErr w:type="spellEnd"/>
               </w:p>
             </w:tc>
           </w:sdtContent>
@@ -567,7 +565,7 @@
             <w:placeholder>
               <w:docPart w:val="12BE470CD3E0468886911E4D534EDF5C"/>
             </w:placeholder>
-            <w:dataBinding w:prefixMappings="xmlns:ns0='urn:microsoft-dynamics-nav/reports/Standard_Sales_Credit_Memo/1307/'" w:xpath="/ns0:NavWordReportXmlPart[1]/ns0:Header[1]/ns0:CustomerAddress8[1]" w:storeItemID="{00000000-0000-0000-0000-000000000000}"/>
+            <w:dataBinding w:prefixMappings="xmlns:ns0='urn:microsoft-dynamics-nav/reports/Standard_Sales_Credit_Memo/1307/'" w:xpath="/ns0:NavWordReportXmlPart[1]/ns0:Header[1]/ns0:CustomerAddress8[1]" w:storeItemID="{2C0E3694-AC57-46EE-8053-99B806001417}"/>
             <w15:color w:val="808080"/>
             <w:text/>
           </w:sdtPr>
@@ -605,7 +603,7 @@
             <w:placeholder>
               <w:docPart w:val="57E9537AA3C64B0287D7A4CCB72CC21E"/>
             </w:placeholder>
-            <w:dataBinding w:prefixMappings="xmlns:ns0='urn:microsoft-dynamics-nav/reports/Standard_Sales_Credit_Memo/1307/'" w:xpath="/ns0:NavWordReportXmlPart[1]/ns0:Header[1]/ns0:CompanyLegalOffice[1]" w:storeItemID="{00000000-0000-0000-0000-000000000000}"/>
+            <w:dataBinding w:prefixMappings="xmlns:ns0='urn:microsoft-dynamics-nav/reports/Standard_Sales_Credit_Memo/1307/'" w:xpath="/ns0:NavWordReportXmlPart[1]/ns0:Header[1]/ns0:CompanyLegalOffice[1]" w:storeItemID="{2C0E3694-AC57-46EE-8053-99B806001417}"/>
             <w15:color w:val="808080"/>
             <w:text/>
           </w:sdtPr>
@@ -619,11 +617,9 @@
                   <w:pStyle w:val="BCNumber"/>
                   <w:jc w:val="right"/>
                 </w:pPr>
-                <w:proofErr w:type="spellStart"/>
                 <w:r>
                   <w:t>CompanyLegalOffice</w:t>
                 </w:r>
-                <w:proofErr w:type="spellEnd"/>
               </w:p>
             </w:tc>
           </w:sdtContent>
@@ -669,11 +665,9 @@
                   <w:pStyle w:val="BCLabel"/>
                   <w:spacing w:line="276" w:lineRule="auto"/>
                 </w:pPr>
-                <w:proofErr w:type="spellStart"/>
                 <w:r>
                   <w:t>DocumentNo_Lbl</w:t>
                 </w:r>
-                <w:proofErr w:type="spellEnd"/>
               </w:p>
             </w:tc>
           </w:sdtContent>
@@ -686,7 +680,7 @@
             <w:placeholder>
               <w:docPart w:val="F8AD499F6BDC4653832979DDA7F5EFBF"/>
             </w:placeholder>
-            <w:dataBinding w:prefixMappings="xmlns:ns0='urn:microsoft-dynamics-nav/reports/Standard_Sales_Credit_Memo/1307/'" w:xpath="/ns0:NavWordReportXmlPart[1]/ns0:Header[1]/ns0:YourReference_Lbl[1]" w:storeItemID="{00000000-0000-0000-0000-000000000000}"/>
+            <w:dataBinding w:prefixMappings="xmlns:ns0='urn:microsoft-dynamics-nav/reports/Standard_Sales_Credit_Memo/1307/'" w:xpath="/ns0:NavWordReportXmlPart[1]/ns0:Header[1]/ns0:YourReference_Lbl[1]" w:storeItemID="{2C0E3694-AC57-46EE-8053-99B806001417}"/>
             <w15:color w:val="808080"/>
             <w:text/>
           </w:sdtPr>
@@ -700,11 +694,9 @@
                   <w:pStyle w:val="BCLabel"/>
                   <w:spacing w:line="276" w:lineRule="auto"/>
                 </w:pPr>
-                <w:proofErr w:type="spellStart"/>
                 <w:r>
                   <w:t>YourReference_Lbl</w:t>
                 </w:r>
-                <w:proofErr w:type="spellEnd"/>
               </w:p>
             </w:tc>
           </w:sdtContent>
@@ -717,7 +709,7 @@
             <w:placeholder>
               <w:docPart w:val="19CE0C9ABA2649248590481170FBE09A"/>
             </w:placeholder>
-            <w:dataBinding w:prefixMappings="xmlns:ns0='urn:microsoft-dynamics-nav/reports/Standard_Sales_Credit_Memo/1307/'" w:xpath="/ns0:NavWordReportXmlPart[1]/ns0:Header[1]/ns0:SalesPersonBlank_Lbl[1]" w:storeItemID="{00000000-0000-0000-0000-000000000000}"/>
+            <w:dataBinding w:prefixMappings="xmlns:ns0='urn:microsoft-dynamics-nav/reports/Standard_Sales_Credit_Memo/1307/'" w:xpath="/ns0:NavWordReportXmlPart[1]/ns0:Header[1]/ns0:SalesPersonBlank_Lbl[1]" w:storeItemID="{2C0E3694-AC57-46EE-8053-99B806001417}"/>
             <w15:color w:val="808080"/>
             <w:text/>
           </w:sdtPr>
@@ -731,11 +723,9 @@
                   <w:pStyle w:val="BCLabel"/>
                   <w:spacing w:line="276" w:lineRule="auto"/>
                 </w:pPr>
-                <w:proofErr w:type="spellStart"/>
                 <w:r>
                   <w:t>SalesPersonBlank_Lbl</w:t>
                 </w:r>
-                <w:proofErr w:type="spellEnd"/>
               </w:p>
             </w:tc>
           </w:sdtContent>
@@ -777,11 +767,9 @@
                   <w:pStyle w:val="BCLabel"/>
                   <w:spacing w:line="276" w:lineRule="auto"/>
                 </w:pPr>
-                <w:proofErr w:type="spellStart"/>
                 <w:r>
                   <w:t>DocumentNo</w:t>
                 </w:r>
-                <w:proofErr w:type="spellEnd"/>
               </w:p>
             </w:tc>
           </w:sdtContent>
@@ -794,7 +782,7 @@
             <w:placeholder>
               <w:docPart w:val="CE878AC31E3647D08F2EC7BA8B985062"/>
             </w:placeholder>
-            <w:dataBinding w:prefixMappings="xmlns:ns0='urn:microsoft-dynamics-nav/reports/Standard_Sales_Credit_Memo/1307/'" w:xpath="/ns0:NavWordReportXmlPart[1]/ns0:Header[1]/ns0:YourReference[1]" w:storeItemID="{00000000-0000-0000-0000-000000000000}"/>
+            <w:dataBinding w:prefixMappings="xmlns:ns0='urn:microsoft-dynamics-nav/reports/Standard_Sales_Credit_Memo/1307/'" w:xpath="/ns0:NavWordReportXmlPart[1]/ns0:Header[1]/ns0:YourReference[1]" w:storeItemID="{2C0E3694-AC57-46EE-8053-99B806001417}"/>
             <w15:color w:val="808080"/>
             <w:text/>
           </w:sdtPr>
@@ -808,11 +796,9 @@
                   <w:pStyle w:val="BCLabel"/>
                   <w:spacing w:line="276" w:lineRule="auto"/>
                 </w:pPr>
-                <w:proofErr w:type="spellStart"/>
                 <w:r>
                   <w:t>YourReference</w:t>
                 </w:r>
-                <w:proofErr w:type="spellEnd"/>
               </w:p>
             </w:tc>
           </w:sdtContent>
@@ -825,7 +811,7 @@
             <w:placeholder>
               <w:docPart w:val="FC09735024F649239503E6BAE2ABF686"/>
             </w:placeholder>
-            <w:dataBinding w:prefixMappings="xmlns:ns0='urn:microsoft-dynamics-nav/reports/Standard_Sales_Credit_Memo/1307/'" w:xpath="/ns0:NavWordReportXmlPart[1]/ns0:Header[1]/ns0:SalesPersonName[1]" w:storeItemID="{00000000-0000-0000-0000-000000000000}"/>
+            <w:dataBinding w:prefixMappings="xmlns:ns0='urn:microsoft-dynamics-nav/reports/Standard_Sales_Credit_Memo/1307/'" w:xpath="/ns0:NavWordReportXmlPart[1]/ns0:Header[1]/ns0:SalesPersonName[1]" w:storeItemID="{2C0E3694-AC57-46EE-8053-99B806001417}"/>
             <w15:color w:val="808080"/>
             <w:text/>
           </w:sdtPr>
@@ -839,11 +825,9 @@
                   <w:pStyle w:val="BCLabel"/>
                   <w:spacing w:line="276" w:lineRule="auto"/>
                 </w:pPr>
-                <w:proofErr w:type="spellStart"/>
                 <w:r>
                   <w:t>SalesPersonName</w:t>
                 </w:r>
-                <w:proofErr w:type="spellEnd"/>
               </w:p>
             </w:tc>
           </w:sdtContent>
@@ -921,7 +905,7 @@
             <w:placeholder>
               <w:docPart w:val="C5BC02FA564449489995FEC2FF31BBFA"/>
             </w:placeholder>
-            <w:dataBinding w:prefixMappings="xmlns:ns0='urn:microsoft-dynamics-nav/reports/Standard_Sales_Credit_Memo/1307/'" w:xpath="/ns0:NavWordReportXmlPart[1]/ns0:Header[1]/ns0:AppliesToDocument_Lbl[1]" w:storeItemID="{00000000-0000-0000-0000-000000000000}"/>
+            <w:dataBinding w:prefixMappings="xmlns:ns0='urn:microsoft-dynamics-nav/reports/Standard_Sales_Credit_Memo/1307/'" w:xpath="/ns0:NavWordReportXmlPart[1]/ns0:Header[1]/ns0:AppliesToDocument_Lbl[1]" w:storeItemID="{2C0E3694-AC57-46EE-8053-99B806001417}"/>
             <w15:color w:val="808080"/>
             <w:text/>
           </w:sdtPr>
@@ -935,11 +919,9 @@
                   <w:pStyle w:val="BCLabel"/>
                   <w:spacing w:line="276" w:lineRule="auto"/>
                 </w:pPr>
-                <w:proofErr w:type="spellStart"/>
                 <w:r>
                   <w:t>AppliesToDocument_Lbl</w:t>
                 </w:r>
-                <w:proofErr w:type="spellEnd"/>
               </w:p>
             </w:tc>
           </w:sdtContent>
@@ -952,7 +934,7 @@
             <w:placeholder>
               <w:docPart w:val="0B280757B02D4AC4AEC68CCCBAED842F"/>
             </w:placeholder>
-            <w:dataBinding w:prefixMappings="xmlns:ns0='urn:microsoft-dynamics-nav/reports/Standard_Sales_Credit_Memo/1307/'" w:xpath="/ns0:NavWordReportXmlPart[1]/ns0:Header[1]/ns0:DueDate_Lbl[1]" w:storeItemID="{00000000-0000-0000-0000-000000000000}"/>
+            <w:dataBinding w:prefixMappings="xmlns:ns0='urn:microsoft-dynamics-nav/reports/Standard_Sales_Credit_Memo/1307/'" w:xpath="/ns0:NavWordReportXmlPart[1]/ns0:Header[1]/ns0:DueDate_Lbl[1]" w:storeItemID="{2C0E3694-AC57-46EE-8053-99B806001417}"/>
             <w15:color w:val="808080"/>
             <w:text/>
           </w:sdtPr>
@@ -966,11 +948,9 @@
                   <w:pStyle w:val="BCLabel"/>
                   <w:spacing w:line="276" w:lineRule="auto"/>
                 </w:pPr>
-                <w:proofErr w:type="spellStart"/>
                 <w:r>
                   <w:t>DueDate_Lbl</w:t>
                 </w:r>
-                <w:proofErr w:type="spellEnd"/>
               </w:p>
             </w:tc>
           </w:sdtContent>
@@ -1010,7 +990,7 @@
             <w:placeholder>
               <w:docPart w:val="1BF77201F1EA4493942884F737425CE9"/>
             </w:placeholder>
-            <w:dataBinding w:prefixMappings="xmlns:ns0='urn:microsoft-dynamics-nav/reports/Standard_Sales_Credit_Memo/1307/'" w:xpath="/ns0:NavWordReportXmlPart[1]/ns0:Header[1]/ns0:AppliesToDocument[1]" w:storeItemID="{00000000-0000-0000-0000-000000000000}"/>
+            <w:dataBinding w:prefixMappings="xmlns:ns0='urn:microsoft-dynamics-nav/reports/Standard_Sales_Credit_Memo/1307/'" w:xpath="/ns0:NavWordReportXmlPart[1]/ns0:Header[1]/ns0:AppliesToDocument[1]" w:storeItemID="{2C0E3694-AC57-46EE-8053-99B806001417}"/>
             <w15:color w:val="808080"/>
             <w:text/>
           </w:sdtPr>
@@ -1024,11 +1004,9 @@
                   <w:pStyle w:val="BCLabel"/>
                   <w:spacing w:line="276" w:lineRule="auto"/>
                 </w:pPr>
-                <w:proofErr w:type="spellStart"/>
                 <w:r>
                   <w:t>AppliesToDocument</w:t>
                 </w:r>
-                <w:proofErr w:type="spellEnd"/>
               </w:p>
             </w:tc>
           </w:sdtContent>
@@ -1041,7 +1019,7 @@
             <w:placeholder>
               <w:docPart w:val="13533E6C6EAF47ADAA3D63DE18368B40"/>
             </w:placeholder>
-            <w:dataBinding w:prefixMappings="xmlns:ns0='urn:microsoft-dynamics-nav/reports/Standard_Sales_Credit_Memo/1307/'" w:xpath="/ns0:NavWordReportXmlPart[1]/ns0:Header[1]/ns0:DueDate[1]" w:storeItemID="{00000000-0000-0000-0000-000000000000}"/>
+            <w:dataBinding w:prefixMappings="xmlns:ns0='urn:microsoft-dynamics-nav/reports/Standard_Sales_Credit_Memo/1307/'" w:xpath="/ns0:NavWordReportXmlPart[1]/ns0:Header[1]/ns0:DueDate[1]" w:storeItemID="{2C0E3694-AC57-46EE-8053-99B806001417}"/>
             <w15:color w:val="808080"/>
             <w:text/>
           </w:sdtPr>
@@ -1055,11 +1033,9 @@
                   <w:pStyle w:val="BCLabel"/>
                   <w:spacing w:line="276" w:lineRule="auto"/>
                 </w:pPr>
-                <w:proofErr w:type="spellStart"/>
                 <w:r>
                   <w:t>DueDate</w:t>
                 </w:r>
-                <w:proofErr w:type="spellEnd"/>
               </w:p>
             </w:tc>
           </w:sdtContent>
@@ -1119,7 +1095,7 @@
           <w:tcPr>
             <w:tcW w:w="388" w:type="pct"/>
             <w:tcBorders>
-              <w:bottom w:val="single" w:color="auto" w:sz="4" w:space="0"/>
+              <w:bottom w:val="single" w:sz="4" w:space="0" w:color="auto"/>
             </w:tcBorders>
           </w:tcPr>
           <w:sdt>
@@ -1130,7 +1106,7 @@
               <w:placeholder>
                 <w:docPart w:val="4668C18C81C94D57840AD342F4B53EDC"/>
               </w:placeholder>
-              <w:dataBinding w:prefixMappings="xmlns:ns0='urn:microsoft-dynamics-nav/reports/Standard_Sales_Credit_Memo/1307/'" w:xpath="/ns0:NavWordReportXmlPart[1]/ns0:Header[1]/ns0:Line[1]/ns0:ItemNo_Line_Lbl[1]" w:storeItemID="{00000000-0000-0000-0000-000000000000}"/>
+              <w:dataBinding w:prefixMappings="xmlns:ns0='urn:microsoft-dynamics-nav/reports/Standard_Sales_Credit_Memo/1307/'" w:xpath="/ns0:NavWordReportXmlPart[1]/ns0:Header[1]/ns0:Line[1]/ns0:ItemNo_Line_Lbl[1]" w:storeItemID="{2C0E3694-AC57-46EE-8053-99B806001417}"/>
               <w15:color w:val="808080"/>
               <w:text/>
             </w:sdtPr>
@@ -1139,11 +1115,9 @@
                 <w:pPr>
                   <w:pStyle w:val="BCLabel"/>
                 </w:pPr>
-                <w:proofErr w:type="spellStart"/>
                 <w:r>
                   <w:t>ItemNo_Line_Lbl</w:t>
                 </w:r>
-                <w:proofErr w:type="spellEnd"/>
               </w:p>
             </w:sdtContent>
           </w:sdt>
@@ -1156,7 +1130,7 @@
             <w:placeholder>
               <w:docPart w:val="B1505F3DBBB540B797A26F2EA82AD79F"/>
             </w:placeholder>
-            <w:dataBinding w:prefixMappings="xmlns:ns0='urn:microsoft-dynamics-nav/reports/Standard_Sales_Credit_Memo/1307/'" w:xpath="/ns0:NavWordReportXmlPart[1]/ns0:Header[1]/ns0:Line[1]/ns0:Description_Line_Lbl[1]" w:storeItemID="{00000000-0000-0000-0000-000000000000}"/>
+            <w:dataBinding w:prefixMappings="xmlns:ns0='urn:microsoft-dynamics-nav/reports/Standard_Sales_Credit_Memo/1307/'" w:xpath="/ns0:NavWordReportXmlPart[1]/ns0:Header[1]/ns0:Line[1]/ns0:Description_Line_Lbl[1]" w:storeItemID="{2C0E3694-AC57-46EE-8053-99B806001417}"/>
             <w15:color w:val="808080"/>
             <w:text/>
           </w:sdtPr>
@@ -1165,18 +1139,16 @@
               <w:tcPr>
                 <w:tcW w:w="896" w:type="pct"/>
                 <w:tcBorders>
-                  <w:bottom w:val="single" w:color="auto" w:sz="4" w:space="0"/>
+                  <w:bottom w:val="single" w:sz="4" w:space="0" w:color="auto"/>
                 </w:tcBorders>
               </w:tcPr>
               <w:p>
                 <w:pPr>
                   <w:pStyle w:val="BCLabel"/>
                 </w:pPr>
-                <w:proofErr w:type="spellStart"/>
                 <w:r>
                   <w:t>Description_Line_Lbl</w:t>
                 </w:r>
-                <w:proofErr w:type="spellEnd"/>
               </w:p>
             </w:tc>
           </w:sdtContent>
@@ -1189,7 +1161,7 @@
             <w:placeholder>
               <w:docPart w:val="DefaultPlaceholder_-1854013440"/>
             </w:placeholder>
-            <w:dataBinding w:prefixMappings="xmlns:ns0='urn:microsoft-dynamics-nav/reports/Standard_Sales_Credit_Memo/1307/'" w:xpath="/ns0:NavWordReportXmlPart[1]/ns0:Header[1]/ns0:ShipmentDate_Lbl[1]" w:storeItemID="{00000000-0000-0000-0000-000000000000}"/>
+            <w:dataBinding w:prefixMappings="xmlns:ns0='urn:microsoft-dynamics-nav/reports/Standard_Sales_Credit_Memo/1307/'" w:xpath="/ns0:NavWordReportXmlPart[1]/ns0:Header[1]/ns0:ShipmentDate_Lbl[1]" w:storeItemID="{2C0E3694-AC57-46EE-8053-99B806001417}"/>
             <w15:color w:val="808080"/>
             <w:text/>
           </w:sdtPr>
@@ -1198,18 +1170,16 @@
               <w:tcPr>
                 <w:tcW w:w="438" w:type="pct"/>
                 <w:tcBorders>
-                  <w:bottom w:val="single" w:color="auto" w:sz="4" w:space="0"/>
+                  <w:bottom w:val="single" w:sz="4" w:space="0" w:color="auto"/>
                 </w:tcBorders>
               </w:tcPr>
               <w:p>
                 <w:pPr>
                   <w:pStyle w:val="BCLabel"/>
                 </w:pPr>
-                <w:proofErr w:type="spellStart"/>
                 <w:r>
                   <w:t>ShipmentDate_Lbl</w:t>
                 </w:r>
-                <w:proofErr w:type="spellEnd"/>
               </w:p>
             </w:tc>
           </w:sdtContent>
@@ -1222,7 +1192,7 @@
             <w:placeholder>
               <w:docPart w:val="C3F24EF614ED41B085DBBC77C1A49E33"/>
             </w:placeholder>
-            <w:dataBinding w:prefixMappings="xmlns:ns0='urn:microsoft-dynamics-nav/reports/Standard_Sales_Credit_Memo/1307/'" w:xpath="/ns0:NavWordReportXmlPart[1]/ns0:Header[1]/ns0:Line[1]/ns0:Quantity_Line_Lbl[1]" w:storeItemID="{00000000-0000-0000-0000-000000000000}"/>
+            <w:dataBinding w:prefixMappings="xmlns:ns0='urn:microsoft-dynamics-nav/reports/Standard_Sales_Credit_Memo/1307/'" w:xpath="/ns0:NavWordReportXmlPart[1]/ns0:Header[1]/ns0:Line[1]/ns0:Quantity_Line_Lbl[1]" w:storeItemID="{2C0E3694-AC57-46EE-8053-99B806001417}"/>
             <w15:color w:val="808080"/>
             <w:text/>
           </w:sdtPr>
@@ -1231,7 +1201,7 @@
               <w:tcPr>
                 <w:tcW w:w="531" w:type="pct"/>
                 <w:tcBorders>
-                  <w:bottom w:val="single" w:color="auto" w:sz="4" w:space="0"/>
+                  <w:bottom w:val="single" w:sz="4" w:space="0" w:color="auto"/>
                 </w:tcBorders>
               </w:tcPr>
               <w:p>
@@ -1239,11 +1209,9 @@
                   <w:pStyle w:val="BCLabelNumber"/>
                   <w:jc w:val="right"/>
                 </w:pPr>
-                <w:proofErr w:type="spellStart"/>
                 <w:r>
                   <w:t>Quantity_Line_Lbl</w:t>
                 </w:r>
-                <w:proofErr w:type="spellEnd"/>
               </w:p>
             </w:tc>
           </w:sdtContent>
@@ -1256,7 +1224,7 @@
             <w:placeholder>
               <w:docPart w:val="DefaultPlaceholder_-1854013440"/>
             </w:placeholder>
-            <w:dataBinding w:prefixMappings="xmlns:ns0='urn:microsoft-dynamics-nav/reports/Standard_Sales_Credit_Memo/1307/'" w:xpath="/ns0:NavWordReportXmlPart[1]/ns0:Header[1]/ns0:Line[1]/ns0:UnitOfMeasure_Lbl[1]" w:storeItemID="{00000000-0000-0000-0000-000000000000}"/>
+            <w:dataBinding w:prefixMappings="xmlns:ns0='urn:microsoft-dynamics-nav/reports/Standard_Sales_Credit_Memo/1307/'" w:xpath="/ns0:NavWordReportXmlPart[1]/ns0:Header[1]/ns0:Line[1]/ns0:UnitOfMeasure_Lbl[1]" w:storeItemID="{2C0E3694-AC57-46EE-8053-99B806001417}"/>
             <w15:color w:val="808080"/>
             <w:text/>
           </w:sdtPr>
@@ -1265,18 +1233,16 @@
               <w:tcPr>
                 <w:tcW w:w="578" w:type="pct"/>
                 <w:tcBorders>
-                  <w:bottom w:val="single" w:color="auto" w:sz="4" w:space="0"/>
+                  <w:bottom w:val="single" w:sz="4" w:space="0" w:color="auto"/>
                 </w:tcBorders>
               </w:tcPr>
               <w:p>
                 <w:pPr>
                   <w:pStyle w:val="BCLabel"/>
                 </w:pPr>
-                <w:proofErr w:type="spellStart"/>
                 <w:r>
                   <w:t>UnitOfMeasure_Lbl</w:t>
                 </w:r>
-                <w:proofErr w:type="spellEnd"/>
               </w:p>
             </w:tc>
           </w:sdtContent>
@@ -1289,7 +1255,7 @@
             <w:placeholder>
               <w:docPart w:val="49619361109E48CB8AF54CFDD8A01F1C"/>
             </w:placeholder>
-            <w:dataBinding w:prefixMappings="xmlns:ns0='urn:microsoft-dynamics-nav/reports/Standard_Sales_Credit_Memo/1307/'" w:xpath="/ns0:NavWordReportXmlPart[1]/ns0:Header[1]/ns0:Line[1]/ns0:UnitPrice_Lbl[1]" w:storeItemID="{00000000-0000-0000-0000-000000000000}"/>
+            <w:dataBinding w:prefixMappings="xmlns:ns0='urn:microsoft-dynamics-nav/reports/Standard_Sales_Credit_Memo/1307/'" w:xpath="/ns0:NavWordReportXmlPart[1]/ns0:Header[1]/ns0:Line[1]/ns0:UnitPrice_Lbl[1]" w:storeItemID="{2C0E3694-AC57-46EE-8053-99B806001417}"/>
             <w15:color w:val="808080"/>
             <w:text/>
           </w:sdtPr>
@@ -1298,18 +1264,16 @@
               <w:tcPr>
                 <w:tcW w:w="617" w:type="pct"/>
                 <w:tcBorders>
-                  <w:bottom w:val="single" w:color="auto" w:sz="4" w:space="0"/>
+                  <w:bottom w:val="single" w:sz="4" w:space="0" w:color="auto"/>
                 </w:tcBorders>
               </w:tcPr>
               <w:p>
                 <w:pPr>
                   <w:pStyle w:val="BCLabel"/>
                 </w:pPr>
-                <w:proofErr w:type="spellStart"/>
                 <w:r>
                   <w:t>UnitPrice_Lbl</w:t>
                 </w:r>
-                <w:proofErr w:type="spellEnd"/>
               </w:p>
             </w:tc>
           </w:sdtContent>
@@ -1322,7 +1286,7 @@
             <w:placeholder>
               <w:docPart w:val="2F52A3E70080416BA5347293045AD5F0"/>
             </w:placeholder>
-            <w:dataBinding w:prefixMappings="xmlns:ns0='urn:microsoft-dynamics-nav/reports/Standard_Sales_Credit_Memo/1307/'" w:xpath="/ns0:NavWordReportXmlPart[1]/ns0:Header[1]/ns0:SalesInvoiceLineDiscount_Lbl[1]" w:storeItemID="{00000000-0000-0000-0000-000000000000}"/>
+            <w:dataBinding w:prefixMappings="xmlns:ns0='urn:microsoft-dynamics-nav/reports/Standard_Sales_Credit_Memo/1307/'" w:xpath="/ns0:NavWordReportXmlPart[1]/ns0:Header[1]/ns0:SalesInvoiceLineDiscount_Lbl[1]" w:storeItemID="{2C0E3694-AC57-46EE-8053-99B806001417}"/>
             <w15:color w:val="808080"/>
             <w:text/>
           </w:sdtPr>
@@ -1331,18 +1295,16 @@
               <w:tcPr>
                 <w:tcW w:w="573" w:type="pct"/>
                 <w:tcBorders>
-                  <w:bottom w:val="single" w:color="auto" w:sz="4" w:space="0"/>
+                  <w:bottom w:val="single" w:sz="4" w:space="0" w:color="auto"/>
                 </w:tcBorders>
               </w:tcPr>
               <w:p>
                 <w:pPr>
                   <w:pStyle w:val="BCLabel"/>
                 </w:pPr>
-                <w:proofErr w:type="spellStart"/>
                 <w:r>
                   <w:t>SalesInvoiceLineDiscount_Lbl</w:t>
                 </w:r>
-                <w:proofErr w:type="spellEnd"/>
               </w:p>
             </w:tc>
           </w:sdtContent>
@@ -1355,7 +1317,7 @@
             <w:placeholder>
               <w:docPart w:val="63A635E5E8D9421ABEDE368ED10ABCF4"/>
             </w:placeholder>
-            <w:dataBinding w:prefixMappings="xmlns:ns0='urn:microsoft-dynamics-nav/reports/Standard_Sales_Credit_Memo/1307/'" w:xpath="/ns0:NavWordReportXmlPart[1]/ns0:Header[1]/ns0:Line[1]/ns0:VATPct_Line_Lbl[1]" w:storeItemID="{00000000-0000-0000-0000-000000000000}"/>
+            <w:dataBinding w:prefixMappings="xmlns:ns0='urn:microsoft-dynamics-nav/reports/Standard_Sales_Credit_Memo/1307/'" w:xpath="/ns0:NavWordReportXmlPart[1]/ns0:Header[1]/ns0:Line[1]/ns0:VATPct_Line_Lbl[1]" w:storeItemID="{2C0E3694-AC57-46EE-8053-99B806001417}"/>
             <w15:color w:val="808080"/>
             <w:text/>
           </w:sdtPr>
@@ -1364,18 +1326,16 @@
               <w:tcPr>
                 <w:tcW w:w="374" w:type="pct"/>
                 <w:tcBorders>
-                  <w:bottom w:val="single" w:color="auto" w:sz="4" w:space="0"/>
+                  <w:bottom w:val="single" w:sz="4" w:space="0" w:color="auto"/>
                 </w:tcBorders>
               </w:tcPr>
               <w:p>
                 <w:pPr>
                   <w:pStyle w:val="BCLabel"/>
                 </w:pPr>
-                <w:proofErr w:type="spellStart"/>
                 <w:r>
                   <w:t>VATPct_Line_Lbl</w:t>
                 </w:r>
-                <w:proofErr w:type="spellEnd"/>
               </w:p>
             </w:tc>
           </w:sdtContent>
@@ -1388,7 +1348,7 @@
             <w:placeholder>
               <w:docPart w:val="81A6BCF9284F48D68B0B0235346FC9F6"/>
             </w:placeholder>
-            <w:dataBinding w:prefixMappings="xmlns:ns0='urn:microsoft-dynamics-nav/reports/Standard_Sales_Credit_Memo/1307/'" w:xpath="/ns0:NavWordReportXmlPart[1]/ns0:Header[1]/ns0:Line[1]/ns0:LineAmount_Line_Lbl[1]" w:storeItemID="{00000000-0000-0000-0000-000000000000}"/>
+            <w:dataBinding w:prefixMappings="xmlns:ns0='urn:microsoft-dynamics-nav/reports/Standard_Sales_Credit_Memo/1307/'" w:xpath="/ns0:NavWordReportXmlPart[1]/ns0:Header[1]/ns0:Line[1]/ns0:LineAmount_Line_Lbl[1]" w:storeItemID="{2C0E3694-AC57-46EE-8053-99B806001417}"/>
             <w15:color w:val="808080"/>
             <w:text/>
           </w:sdtPr>
@@ -1397,7 +1357,7 @@
               <w:tcPr>
                 <w:tcW w:w="605" w:type="pct"/>
                 <w:tcBorders>
-                  <w:bottom w:val="single" w:color="auto" w:sz="4" w:space="0"/>
+                  <w:bottom w:val="single" w:sz="4" w:space="0" w:color="auto"/>
                 </w:tcBorders>
               </w:tcPr>
               <w:p>
@@ -1405,11 +1365,9 @@
                   <w:pStyle w:val="BCLabelNumber"/>
                   <w:jc w:val="right"/>
                 </w:pPr>
-                <w:proofErr w:type="spellStart"/>
                 <w:r>
                   <w:t>LineAmount_Line_Lbl</w:t>
                 </w:r>
-                <w:proofErr w:type="spellEnd"/>
               </w:p>
             </w:tc>
           </w:sdtContent>
@@ -1425,7 +1383,7 @@
           <w:tcPr>
             <w:tcW w:w="388" w:type="pct"/>
             <w:tcBorders>
-              <w:top w:val="single" w:color="auto" w:sz="4" w:space="0"/>
+              <w:top w:val="single" w:sz="4" w:space="0" w:color="auto"/>
             </w:tcBorders>
           </w:tcPr>
           <w:p>
@@ -1441,7 +1399,7 @@
           <w:tcPr>
             <w:tcW w:w="896" w:type="pct"/>
             <w:tcBorders>
-              <w:top w:val="single" w:color="auto" w:sz="4" w:space="0"/>
+              <w:top w:val="single" w:sz="4" w:space="0" w:color="auto"/>
             </w:tcBorders>
           </w:tcPr>
           <w:p>
@@ -1457,7 +1415,7 @@
           <w:tcPr>
             <w:tcW w:w="438" w:type="pct"/>
             <w:tcBorders>
-              <w:top w:val="single" w:color="auto" w:sz="4" w:space="0"/>
+              <w:top w:val="single" w:sz="4" w:space="0" w:color="auto"/>
             </w:tcBorders>
           </w:tcPr>
           <w:p>
@@ -1473,7 +1431,7 @@
           <w:tcPr>
             <w:tcW w:w="531" w:type="pct"/>
             <w:tcBorders>
-              <w:top w:val="single" w:color="auto" w:sz="4" w:space="0"/>
+              <w:top w:val="single" w:sz="4" w:space="0" w:color="auto"/>
             </w:tcBorders>
           </w:tcPr>
           <w:p>
@@ -1489,7 +1447,7 @@
           <w:tcPr>
             <w:tcW w:w="578" w:type="pct"/>
             <w:tcBorders>
-              <w:top w:val="single" w:color="auto" w:sz="4" w:space="0"/>
+              <w:top w:val="single" w:sz="4" w:space="0" w:color="auto"/>
             </w:tcBorders>
           </w:tcPr>
           <w:p>
@@ -1505,7 +1463,7 @@
           <w:tcPr>
             <w:tcW w:w="617" w:type="pct"/>
             <w:tcBorders>
-              <w:top w:val="single" w:color="auto" w:sz="4" w:space="0"/>
+              <w:top w:val="single" w:sz="4" w:space="0" w:color="auto"/>
             </w:tcBorders>
           </w:tcPr>
           <w:p>
@@ -1521,7 +1479,7 @@
           <w:tcPr>
             <w:tcW w:w="573" w:type="pct"/>
             <w:tcBorders>
-              <w:top w:val="single" w:color="auto" w:sz="4" w:space="0"/>
+              <w:top w:val="single" w:sz="4" w:space="0" w:color="auto"/>
             </w:tcBorders>
           </w:tcPr>
           <w:p>
@@ -1538,7 +1496,7 @@
           <w:tcPr>
             <w:tcW w:w="374" w:type="pct"/>
             <w:tcBorders>
-              <w:top w:val="single" w:color="auto" w:sz="4" w:space="0"/>
+              <w:top w:val="single" w:sz="4" w:space="0" w:color="auto"/>
             </w:tcBorders>
           </w:tcPr>
           <w:p>
@@ -1555,7 +1513,7 @@
           <w:tcPr>
             <w:tcW w:w="605" w:type="pct"/>
             <w:tcBorders>
-              <w:top w:val="single" w:color="auto" w:sz="4" w:space="0"/>
+              <w:top w:val="single" w:sz="4" w:space="0" w:color="auto"/>
             </w:tcBorders>
           </w:tcPr>
           <w:p>
@@ -1581,13 +1539,13 @@
           <w:placeholder>
             <w:docPart w:val="23104B9E32A644A4A3098ACB3C2093D4"/>
           </w:placeholder>
-          <w15:dataBinding w:prefixMappings="xmlns:ns0='urn:microsoft-dynamics-nav/reports/Standard_Sales_Credit_Memo/1307/'" w:xpath="/ns0:NavWordReportXmlPart[1]/ns0:Header[1]/ns0:Line" w:storeItemID="{00000000-0000-0000-0000-000000000000}"/>
+          <w15:dataBinding w:prefixMappings="xmlns:ns0='urn:microsoft-dynamics-nav/reports/Standard_Sales_Credit_Memo/1307/' " w:xpath="/ns0:NavWordReportXmlPart[1]/ns0:Header[1]/ns0:Line" w:storeItemID="{2C0E3694-AC57-46EE-8053-99B806001417}"/>
           <w15:color w:val="808080"/>
           <w15:repeatingSection/>
         </w:sdtPr>
         <w:sdtEndPr>
           <w:rPr>
-            <w:lang w:val="en-DK" w:eastAsia="en-DK"/>
+            <w:lang/>
           </w:rPr>
         </w:sdtEndPr>
         <w:sdtContent>
@@ -1603,7 +1561,7 @@
             </w:sdtPr>
             <w:sdtEndPr>
               <w:rPr>
-                <w:lang w:val="en-DK" w:eastAsia="en-DK"/>
+                <w:lang/>
               </w:rPr>
             </w:sdtEndPr>
             <w:sdtContent>
@@ -1625,7 +1583,7 @@
                     <w:placeholder>
                       <w:docPart w:val="5CB3BA8ADDDA4E2DB43007BDDAAE04A2"/>
                     </w:placeholder>
-                    <w:dataBinding w:prefixMappings="xmlns:ns0='urn:microsoft-dynamics-nav/reports/Standard_Sales_Credit_Memo/1307/'" w:xpath="/ns0:NavWordReportXmlPart[1]/ns0:Header[1]/ns0:Line[1]/ns0:ItemNo_Line[1]" w:storeItemID="{00000000-0000-0000-0000-000000000000}"/>
+                    <w:dataBinding w:prefixMappings="xmlns:ns0='urn:microsoft-dynamics-nav/reports/Standard_Sales_Credit_Memo/1307/'" w:xpath="/ns0:NavWordReportXmlPart[1]/ns0:Header[1]/ns0:Line[1]/ns0:ItemNo_Line[1]" w:storeItemID="{2C0E3694-AC57-46EE-8053-99B806001417}"/>
                     <w15:color w:val="808080"/>
                     <w:text/>
                   </w:sdtPr>
@@ -1669,7 +1627,7 @@
                     <w:placeholder>
                       <w:docPart w:val="5D54D03E440C42E88B679969F708ADA1"/>
                     </w:placeholder>
-                    <w:dataBinding w:prefixMappings="xmlns:ns0='urn:microsoft-dynamics-nav/reports/Standard_Sales_Credit_Memo/1307/'" w:xpath="/ns0:NavWordReportXmlPart[1]/ns0:Header[1]/ns0:Line[1]/ns0:Description_Line[1]" w:storeItemID="{00000000-0000-0000-0000-000000000000}"/>
+                    <w:dataBinding w:prefixMappings="xmlns:ns0='urn:microsoft-dynamics-nav/reports/Standard_Sales_Credit_Memo/1307/'" w:xpath="/ns0:NavWordReportXmlPart[1]/ns0:Header[1]/ns0:Line[1]/ns0:Description_Line[1]" w:storeItemID="{2C0E3694-AC57-46EE-8053-99B806001417}"/>
                     <w15:color w:val="808080"/>
                     <w:text/>
                   </w:sdtPr>
@@ -1685,14 +1643,12 @@
                             <w:lang w:eastAsia="en-US"/>
                           </w:rPr>
                         </w:pPr>
-                        <w:proofErr w:type="spellStart"/>
                         <w:r>
                           <w:rPr>
                             <w:lang w:eastAsia="en-US"/>
                           </w:rPr>
                           <w:t>Description_Line</w:t>
                         </w:r>
-                        <w:proofErr w:type="spellEnd"/>
                       </w:p>
                     </w:tc>
                   </w:sdtContent>
@@ -1708,7 +1664,7 @@
                     <w:placeholder>
                       <w:docPart w:val="DefaultPlaceholder_-1854013440"/>
                     </w:placeholder>
-                    <w:dataBinding w:prefixMappings="xmlns:ns0='urn:microsoft-dynamics-nav/reports/Standard_Sales_Credit_Memo/1307/'" w:xpath="/ns0:NavWordReportXmlPart[1]/ns0:Header[1]/ns0:Line[1]/ns0:ShipmentDate_Line[1]" w:storeItemID="{00000000-0000-0000-0000-000000000000}"/>
+                    <w:dataBinding w:prefixMappings="xmlns:ns0='urn:microsoft-dynamics-nav/reports/Standard_Sales_Credit_Memo/1307/'" w:xpath="/ns0:NavWordReportXmlPart[1]/ns0:Header[1]/ns0:Line[1]/ns0:ShipmentDate_Line[1]" w:storeItemID="{2C0E3694-AC57-46EE-8053-99B806001417}"/>
                     <w15:color w:val="808080"/>
                     <w:text/>
                   </w:sdtPr>
@@ -1747,7 +1703,7 @@
                     <w:placeholder>
                       <w:docPart w:val="7CD475D66B4A42DA93C44085D6DE056D"/>
                     </w:placeholder>
-                    <w:dataBinding w:prefixMappings="xmlns:ns0='urn:microsoft-dynamics-nav/reports/Standard_Sales_Credit_Memo/1307/'" w:xpath="/ns0:NavWordReportXmlPart[1]/ns0:Header[1]/ns0:Line[1]/ns0:Quantity_Line[1]" w:storeItemID="{00000000-0000-0000-0000-000000000000}"/>
+                    <w:dataBinding w:prefixMappings="xmlns:ns0='urn:microsoft-dynamics-nav/reports/Standard_Sales_Credit_Memo/1307/'" w:xpath="/ns0:NavWordReportXmlPart[1]/ns0:Header[1]/ns0:Line[1]/ns0:Quantity_Line[1]" w:storeItemID="{2C0E3694-AC57-46EE-8053-99B806001417}"/>
                     <w15:color w:val="808080"/>
                     <w:text/>
                   </w:sdtPr>
@@ -1784,7 +1740,7 @@
                     <w:placeholder>
                       <w:docPart w:val="BE5E07E362634C03B29ED51D24C55954"/>
                     </w:placeholder>
-                    <w:dataBinding w:prefixMappings="xmlns:ns0='urn:microsoft-dynamics-nav/reports/Standard_Sales_Credit_Memo/1307/'" w:xpath="/ns0:NavWordReportXmlPart[1]/ns0:Header[1]/ns0:Line[1]/ns0:UnitOfMeasure[1]" w:storeItemID="{00000000-0000-0000-0000-000000000000}"/>
+                    <w:dataBinding w:prefixMappings="xmlns:ns0='urn:microsoft-dynamics-nav/reports/Standard_Sales_Credit_Memo/1307/'" w:xpath="/ns0:NavWordReportXmlPart[1]/ns0:Header[1]/ns0:Line[1]/ns0:UnitOfMeasure[1]" w:storeItemID="{2C0E3694-AC57-46EE-8053-99B806001417}"/>
                     <w15:color w:val="808080"/>
                     <w:text/>
                   </w:sdtPr>
@@ -1797,11 +1753,9 @@
                         <w:pPr>
                           <w:pStyle w:val="NoSpacing"/>
                         </w:pPr>
-                        <w:proofErr w:type="spellStart"/>
                         <w:r>
                           <w:t>UnitOfMeasure</w:t>
                         </w:r>
-                        <w:proofErr w:type="spellEnd"/>
                       </w:p>
                     </w:tc>
                   </w:sdtContent>
@@ -1825,16 +1779,14 @@
                         <w:placeholder>
                           <w:docPart w:val="34F75785EEB8408FA7DE0C79AF48DE2E"/>
                         </w:placeholder>
-                        <w:dataBinding w:prefixMappings="xmlns:ns0='urn:microsoft-dynamics-nav/reports/Standard_Sales_Credit_Memo/1307/'" w:xpath="/ns0:NavWordReportXmlPart[1]/ns0:Header[1]/ns0:Line[1]/ns0:UnitPrice[1]" w:storeItemID="{00000000-0000-0000-0000-000000000000}"/>
+                        <w:dataBinding w:prefixMappings="xmlns:ns0='urn:microsoft-dynamics-nav/reports/Standard_Sales_Credit_Memo/1307/'" w:xpath="/ns0:NavWordReportXmlPart[1]/ns0:Header[1]/ns0:Line[1]/ns0:UnitPrice[1]" w:storeItemID="{2C0E3694-AC57-46EE-8053-99B806001417}"/>
                         <w15:color w:val="808080"/>
                         <w:text/>
                       </w:sdtPr>
                       <w:sdtContent>
-                        <w:proofErr w:type="spellStart"/>
                         <w:r>
                           <w:t>UnitPrice</w:t>
                         </w:r>
-                        <w:proofErr w:type="spellEnd"/>
                       </w:sdtContent>
                     </w:sdt>
                   </w:p>
@@ -1847,7 +1799,7 @@
                     <w:placeholder>
                       <w:docPart w:val="10B4899AE357408E818DCAF2B6DD0BB7"/>
                     </w:placeholder>
-                    <w:dataBinding w:prefixMappings="xmlns:ns0='urn:microsoft-dynamics-nav/reports/Standard_Sales_Credit_Memo/1307/'" w:xpath="/ns0:NavWordReportXmlPart[1]/ns0:Header[1]/ns0:Line[1]/ns0:LineDiscountPercentText_Line[1]" w:storeItemID="{00000000-0000-0000-0000-000000000000}"/>
+                    <w:dataBinding w:prefixMappings="xmlns:ns0='urn:microsoft-dynamics-nav/reports/Standard_Sales_Credit_Memo/1307/'" w:xpath="/ns0:NavWordReportXmlPart[1]/ns0:Header[1]/ns0:Line[1]/ns0:LineDiscountPercentText_Line[1]" w:storeItemID="{2C0E3694-AC57-46EE-8053-99B806001417}"/>
                     <w15:color w:val="808080"/>
                     <w:text/>
                   </w:sdtPr>
@@ -1860,11 +1812,9 @@
                         <w:pPr>
                           <w:pStyle w:val="NoSpacing"/>
                         </w:pPr>
-                        <w:proofErr w:type="spellStart"/>
                         <w:r>
                           <w:t>LineDiscountPercentText_Line</w:t>
                         </w:r>
-                        <w:proofErr w:type="spellEnd"/>
                       </w:p>
                     </w:tc>
                   </w:sdtContent>
@@ -1877,7 +1827,7 @@
                     <w:placeholder>
                       <w:docPart w:val="63A635E5E8D9421ABEDE368ED10ABCF4"/>
                     </w:placeholder>
-                    <w:dataBinding w:prefixMappings="xmlns:ns0='urn:microsoft-dynamics-nav/reports/Standard_Sales_Credit_Memo/1307/'" w:xpath="/ns0:NavWordReportXmlPart[1]/ns0:Header[1]/ns0:Line[1]/ns0:VATPct_Line[1]" w:storeItemID="{00000000-0000-0000-0000-000000000000}"/>
+                    <w:dataBinding w:prefixMappings="xmlns:ns0='urn:microsoft-dynamics-nav/reports/Standard_Sales_Credit_Memo/1307/'" w:xpath="/ns0:NavWordReportXmlPart[1]/ns0:Header[1]/ns0:Line[1]/ns0:VATPct_Line[1]" w:storeItemID="{2C0E3694-AC57-46EE-8053-99B806001417}"/>
                     <w15:color w:val="808080"/>
                     <w:text/>
                   </w:sdtPr>
@@ -1890,11 +1840,9 @@
                         <w:pPr>
                           <w:pStyle w:val="NoSpacing"/>
                         </w:pPr>
-                        <w:proofErr w:type="spellStart"/>
                         <w:r>
                           <w:t>VATPct_Line</w:t>
                         </w:r>
-                        <w:proofErr w:type="spellEnd"/>
                       </w:p>
                     </w:tc>
                   </w:sdtContent>
@@ -1919,16 +1867,14 @@
                         <w:placeholder>
                           <w:docPart w:val="1E45BFDFBAE5457D8B0B3BE34A65B46A"/>
                         </w:placeholder>
-                        <w:dataBinding w:prefixMappings="xmlns:ns0='urn:microsoft-dynamics-nav/reports/Standard_Sales_Credit_Memo/1307/'" w:xpath="/ns0:NavWordReportXmlPart[1]/ns0:Header[1]/ns0:Line[1]/ns0:LineAmount_Line[1]" w:storeItemID="{00000000-0000-0000-0000-000000000000}"/>
+                        <w:dataBinding w:prefixMappings="xmlns:ns0='urn:microsoft-dynamics-nav/reports/Standard_Sales_Credit_Memo/1307/'" w:xpath="/ns0:NavWordReportXmlPart[1]/ns0:Header[1]/ns0:Line[1]/ns0:LineAmount_Line[1]" w:storeItemID="{2C0E3694-AC57-46EE-8053-99B806001417}"/>
                         <w15:color w:val="808080"/>
                         <w:text/>
                       </w:sdtPr>
                       <w:sdtContent>
-                        <w:proofErr w:type="spellStart"/>
                         <w:r>
                           <w:t>LineAmount_Line</w:t>
                         </w:r>
-                        <w:proofErr w:type="spellEnd"/>
                       </w:sdtContent>
                     </w:sdt>
                     <w:r>
@@ -1968,7 +1914,7 @@
             <w:placeholder>
               <w:docPart w:val="1C0FA0D5C54B4B05B526338F5AD5B0FF"/>
             </w:placeholder>
-            <w:dataBinding w:prefixMappings="xmlns:ns0='urn:microsoft-dynamics-nav/reports/Standard_Sales_Credit_Memo/1307/'" w:xpath="/ns0:NavWordReportXmlPart[1]/ns0:Header[1]/ns0:ReportTotalsLine[1]/ns0:Description_ReportTotalsLine[1]" w:storeItemID="{00000000-0000-0000-0000-000000000000}"/>
+            <w:dataBinding w:prefixMappings="xmlns:ns0='urn:microsoft-dynamics-nav/reports/Standard_Sales_Credit_Memo/1307/'" w:xpath="/ns0:NavWordReportXmlPart[1]/ns0:Header[1]/ns0:ReportTotalsLine[1]/ns0:Description_ReportTotalsLine[1]" w:storeItemID="{2C0E3694-AC57-46EE-8053-99B806001417}"/>
             <w15:color w:val="808080"/>
             <w:text/>
           </w:sdtPr>
@@ -1985,11 +1931,9 @@
                     <w:lang w:val="en-US" w:eastAsia="en-US"/>
                   </w:rPr>
                 </w:pPr>
-                <w:proofErr w:type="spellStart"/>
                 <w:r>
                   <w:t>Description_ReportTotalsLine</w:t>
                 </w:r>
-                <w:proofErr w:type="spellEnd"/>
               </w:p>
             </w:tc>
           </w:sdtContent>
@@ -2005,7 +1949,7 @@
             <w:placeholder>
               <w:docPart w:val="6349F80658254B2ABB903565DEBBA7B9"/>
             </w:placeholder>
-            <w:dataBinding w:prefixMappings="xmlns:ns0='urn:microsoft-dynamics-nav/reports/Standard_Sales_Credit_Memo/1307/'" w:xpath="/ns0:NavWordReportXmlPart[1]/ns0:Header[1]/ns0:ReportTotalsLine[1]/ns0:Amount_ReportTotalsLine[1]" w:storeItemID="{00000000-0000-0000-0000-000000000000}"/>
+            <w:dataBinding w:prefixMappings="xmlns:ns0='urn:microsoft-dynamics-nav/reports/Standard_Sales_Credit_Memo/1307/'" w:xpath="/ns0:NavWordReportXmlPart[1]/ns0:Header[1]/ns0:ReportTotalsLine[1]/ns0:Amount_ReportTotalsLine[1]" w:storeItemID="{2C0E3694-AC57-46EE-8053-99B806001417}"/>
             <w15:color w:val="808080"/>
             <w:text/>
           </w:sdtPr>
@@ -2023,14 +1967,12 @@
                     <w:lang w:eastAsia="en-US"/>
                   </w:rPr>
                 </w:pPr>
-                <w:proofErr w:type="spellStart"/>
                 <w:r>
                   <w:rPr>
                     <w:lang w:eastAsia="en-US"/>
                   </w:rPr>
                   <w:t>Amount_ReportTotalsLine</w:t>
                 </w:r>
-                <w:proofErr w:type="spellEnd"/>
               </w:p>
             </w:tc>
           </w:sdtContent>
@@ -2049,7 +1991,7 @@
             <w:placeholder>
               <w:docPart w:val="68C8BE1DA78E4FEB8D06D8A2047155B2"/>
             </w:placeholder>
-            <w:dataBinding w:prefixMappings="xmlns:ns0='urn:microsoft-dynamics-nav/reports/Standard_Sales_Credit_Memo/1307/'" w:xpath="/ns0:NavWordReportXmlPart[1]/ns0:Header[1]/ns0:VATAmountLine[1]/ns0:VATAmount_VatAmountLine_Lbl[1]" w:storeItemID="{00000000-0000-0000-0000-000000000000}"/>
+            <w:dataBinding w:prefixMappings="xmlns:ns0='urn:microsoft-dynamics-nav/reports/Standard_Sales_Credit_Memo/1307/'" w:xpath="/ns0:NavWordReportXmlPart[1]/ns0:Header[1]/ns0:VATAmountLine[1]/ns0:VATAmount_VatAmountLine_Lbl[1]" w:storeItemID="{2C0E3694-AC57-46EE-8053-99B806001417}"/>
             <w15:color w:val="808080"/>
             <w:text/>
           </w:sdtPr>
@@ -2066,11 +2008,9 @@
                     <w:lang w:val="en-US" w:eastAsia="en-US"/>
                   </w:rPr>
                 </w:pPr>
-                <w:proofErr w:type="spellStart"/>
                 <w:r>
                   <w:t>VATAmount_VatAmountLine_Lbl</w:t>
                 </w:r>
-                <w:proofErr w:type="spellEnd"/>
               </w:p>
             </w:tc>
           </w:sdtContent>
@@ -2086,7 +2026,7 @@
             <w:placeholder>
               <w:docPart w:val="68C8BE1DA78E4FEB8D06D8A2047155B2"/>
             </w:placeholder>
-            <w:dataBinding w:prefixMappings="xmlns:ns0='urn:microsoft-dynamics-nav/reports/Standard_Sales_Credit_Memo/1307/'" w:xpath="/ns0:NavWordReportXmlPart[1]/ns0:Header[1]/ns0:Totals[1]/ns0:TotalVATAmount[1]" w:storeItemID="{00000000-0000-0000-0000-000000000000}"/>
+            <w:dataBinding w:prefixMappings="xmlns:ns0='urn:microsoft-dynamics-nav/reports/Standard_Sales_Credit_Memo/1307/'" w:xpath="/ns0:NavWordReportXmlPart[1]/ns0:Header[1]/ns0:Totals[1]/ns0:TotalVATAmount[1]" w:storeItemID="{2C0E3694-AC57-46EE-8053-99B806001417}"/>
             <w15:color w:val="808080"/>
             <w:text/>
           </w:sdtPr>
@@ -2104,14 +2044,12 @@
                     <w:lang w:eastAsia="en-US"/>
                   </w:rPr>
                 </w:pPr>
-                <w:proofErr w:type="spellStart"/>
                 <w:r>
                   <w:rPr>
                     <w:lang w:eastAsia="en-US"/>
                   </w:rPr>
                   <w:t>TotalVATAmount</w:t>
                 </w:r>
-                <w:proofErr w:type="spellEnd"/>
               </w:p>
             </w:tc>
           </w:sdtContent>
@@ -2130,7 +2068,7 @@
             <w:placeholder>
               <w:docPart w:val="46D39DB2E96C4E19A46EACC73C91848B"/>
             </w:placeholder>
-            <w:dataBinding w:prefixMappings="xmlns:ns0='urn:microsoft-dynamics-nav/reports/Standard_Sales_Credit_Memo/1307/'" w:xpath="/ns0:NavWordReportXmlPart[1]/ns0:Header[1]/ns0:VATAmountLine[1]/ns0:VATAmountLCY_VATAmountLine_Lbl[1]" w:storeItemID="{00000000-0000-0000-0000-000000000000}"/>
+            <w:dataBinding w:prefixMappings="xmlns:ns0='urn:microsoft-dynamics-nav/reports/Standard_Sales_Credit_Memo/1307/'" w:xpath="/ns0:NavWordReportXmlPart[1]/ns0:Header[1]/ns0:VATAmountLine[1]/ns0:VATAmountLCY_VATAmountLine_Lbl[1]" w:storeItemID="{2C0E3694-AC57-46EE-8053-99B806001417}"/>
             <w15:color w:val="808080"/>
             <w:text/>
           </w:sdtPr>
@@ -2147,11 +2085,9 @@
                     <w:lang w:val="en-US" w:eastAsia="en-US"/>
                   </w:rPr>
                 </w:pPr>
-                <w:proofErr w:type="spellStart"/>
                 <w:r>
                   <w:t>VATAmountLCY_VATAmountLine_Lbl</w:t>
                 </w:r>
-                <w:proofErr w:type="spellEnd"/>
               </w:p>
             </w:tc>
           </w:sdtContent>
@@ -2167,7 +2103,7 @@
             <w:placeholder>
               <w:docPart w:val="46D39DB2E96C4E19A46EACC73C91848B"/>
             </w:placeholder>
-            <w:dataBinding w:prefixMappings="xmlns:ns0='urn:microsoft-dynamics-nav/reports/Standard_Sales_Credit_Memo/1307/'" w:xpath="/ns0:NavWordReportXmlPart[1]/ns0:Header[1]/ns0:Totals[1]/ns0:TotalVATAmountLCY[1]" w:storeItemID="{00000000-0000-0000-0000-000000000000}"/>
+            <w:dataBinding w:prefixMappings="xmlns:ns0='urn:microsoft-dynamics-nav/reports/Standard_Sales_Credit_Memo/1307/'" w:xpath="/ns0:NavWordReportXmlPart[1]/ns0:Header[1]/ns0:Totals[1]/ns0:TotalVATAmountLCY[1]" w:storeItemID="{2C0E3694-AC57-46EE-8053-99B806001417}"/>
             <w15:color w:val="808080"/>
             <w:text/>
           </w:sdtPr>
@@ -2185,14 +2121,12 @@
                     <w:lang w:eastAsia="en-US"/>
                   </w:rPr>
                 </w:pPr>
-                <w:proofErr w:type="spellStart"/>
                 <w:r>
                   <w:rPr>
                     <w:lang w:eastAsia="en-US"/>
                   </w:rPr>
                   <w:t>TotalVATAmountLCY</w:t>
                 </w:r>
-                <w:proofErr w:type="spellEnd"/>
               </w:p>
             </w:tc>
           </w:sdtContent>
@@ -2220,8 +2154,8 @@
               <w:tcPr>
                 <w:tcW w:w="3040" w:type="pct"/>
                 <w:tcBorders>
-                  <w:top w:val="single" w:color="000000" w:sz="4" w:space="0"/>
-                  <w:bottom w:val="single" w:color="000000" w:sz="12" w:space="0"/>
+                  <w:top w:val="single" w:sz="4" w:space="0" w:color="000000"/>
+                  <w:bottom w:val="single" w:sz="12" w:space="0" w:color="000000"/>
                 </w:tcBorders>
               </w:tcPr>
               <w:p>
@@ -2232,11 +2166,9 @@
                     <w:lang w:eastAsia="en-US"/>
                   </w:rPr>
                 </w:pPr>
-                <w:proofErr w:type="spellStart"/>
                 <w:r>
                   <w:t>TotalIncludingVATText</w:t>
                 </w:r>
-                <w:proofErr w:type="spellEnd"/>
               </w:p>
             </w:tc>
           </w:sdtContent>
@@ -2245,8 +2177,8 @@
           <w:tcPr>
             <w:tcW w:w="1960" w:type="pct"/>
             <w:tcBorders>
-              <w:top w:val="single" w:color="000000" w:sz="4" w:space="0"/>
-              <w:bottom w:val="single" w:color="000000" w:sz="12" w:space="0"/>
+              <w:top w:val="single" w:sz="4" w:space="0" w:color="000000"/>
+              <w:bottom w:val="single" w:sz="12" w:space="0" w:color="000000"/>
             </w:tcBorders>
           </w:tcPr>
           <w:p>
@@ -2261,7 +2193,6 @@
             <w:r>
               <w:t> </w:t>
             </w:r>
-            <w:proofErr w:type="spellStart"/>
             <w:sdt>
               <w:sdtPr>
                 <w:alias w:val="TotalAmountIncludingVAT"/>
@@ -2270,7 +2201,7 @@
                 <w:placeholder>
                   <w:docPart w:val="1C52A38CEA8A4D038595F3A2391BA216"/>
                 </w:placeholder>
-                <w:dataBinding w:prefixMappings="xmlns:ns0='urn:microsoft-dynamics-nav/reports/Standard_Sales_Credit_Memo/1307/'" w:xpath="/ns0:NavWordReportXmlPart[1]/ns0:Header[1]/ns0:Totals[1]/ns0:TotalAmountIncludingVAT[1]" w:storeItemID="{00000000-0000-0000-0000-000000000000}"/>
+                <w:dataBinding w:prefixMappings="xmlns:ns0='urn:microsoft-dynamics-nav/reports/Standard_Sales_Credit_Memo/1307/'" w:xpath="/ns0:NavWordReportXmlPart[1]/ns0:Header[1]/ns0:Totals[1]/ns0:TotalAmountIncludingVAT[1]" w:storeItemID="{2C0E3694-AC57-46EE-8053-99B806001417}"/>
                 <w15:color w:val="808080"/>
                 <w:text/>
               </w:sdtPr>
@@ -2278,14 +2209,262 @@
                 <w:r>
                   <w:t>TotalAmountIncludingVAT</w:t>
                 </w:r>
-                <w:proofErr w:type="spellEnd"/>
               </w:sdtContent>
             </w:sdt>
           </w:p>
         </w:tc>
       </w:tr>
     </w:tbl>
+    <w:p>
+      <w:pPr>
+        <w:rPr>
+          <w:lang w:val="da-DK"/>
+        </w:rPr>
+      </w:pPr>
+    </w:p>
+    <w:tbl>
+      <w:tblPr>
+        <w:tblStyle w:val="BCTotalsTable"/>
+        <w:tblW w:w="5000" w:type="pct"/>
+        <w:tblLook w:val="0640" w:firstRow="0" w:lastRow="1" w:firstColumn="0" w:lastColumn="0" w:noHBand="1" w:noVBand="1"/>
+        <w:tblCaption w:val="Regular Totals Block"/>
+        <w:tblDescription w:val="Document totals."/>
+      </w:tblPr>
+      <w:tblGrid>
+        <w:gridCol w:w="3023"/>
+        <w:gridCol w:w="4544"/>
+        <w:gridCol w:w="2927"/>
+      </w:tblGrid>
+      <w:tr>
+        <w:trPr>
+          <w:trHeight w:val="468"/>
+        </w:trPr>
+        <w:sdt>
+          <w:sdtPr>
+            <w:alias w:val="VATClause_Lbl"/>
+            <w:tag w:val="#BC:InsertDataItem,DataItems/Header/VATClause_Lbl"/>
+            <w:id w:val="-314872257"/>
+            <w:dataBinding w:prefixMappings="xmlns:ns0='urn:microsoft-dynamics-nav/reports/Standard_Sales_Invoice/1306/'" w:xpath="/ns0:NavWordReportXmlPart[1]/ns0:Header[1]/ns0:VATClause_Lbl[1]" w:storeItemID="{E45459F7-950D-4CE4-887D-D90D8DAC72D1}"/>
+            <w15:color w:val="808080"/>
+            <w:text/>
+          </w:sdtPr>
+          <w:sdtContent>
+            <w:tc>
+              <w:tcPr>
+                <w:tcW w:w="1552" w:type="pct"/>
+              </w:tcPr>
+              <w:p>
+                <w:pPr>
+                  <w:pStyle w:val="NoSpacing"/>
+                  <w:textAlignment w:val="baseline"/>
+                </w:pPr>
+                <w:r>
+                  <w:t>VATClause_Lbl</w:t>
+                </w:r>
+              </w:p>
+            </w:tc>
+          </w:sdtContent>
+        </w:sdt>
+        <w:tc>
+          <w:tcPr>
+            <w:tcW w:w="2294" w:type="pct"/>
+          </w:tcPr>
+          <w:p>
+            <w:pPr>
+              <w:pStyle w:val="NoSpacing"/>
+              <w:textAlignment w:val="baseline"/>
+              <w:rPr>
+                <w:lang w:eastAsia="en-US"/>
+              </w:rPr>
+            </w:pPr>
+          </w:p>
+        </w:tc>
+        <w:sdt>
+          <w:sdtPr>
+            <w:alias w:val="RemainingAmountText"/>
+            <w:tag w:val="#BC:InsertDataItem,DataItems/Header/RemainingAmountText"/>
+            <w:id w:val="1780221101"/>
+            <w:dataBinding w:prefixMappings="xmlns:ns0='urn:microsoft-dynamics-nav/reports/Standard_Sales_Invoice/1306/'" w:xpath="/ns0:NavWordReportXmlPart[1]/ns0:Header[1]/ns0:RemainingAmountText[1]" w:storeItemID="{E45459F7-950D-4CE4-887D-D90D8DAC72D1}"/>
+            <w15:color w:val="808080"/>
+            <w:text/>
+          </w:sdtPr>
+          <w:sdtContent>
+            <w:tc>
+              <w:tcPr>
+                <w:tcW w:w="1154" w:type="pct"/>
+              </w:tcPr>
+              <w:p>
+                <w:pPr>
+                  <w:pStyle w:val="BCNumber"/>
+                  <w:jc w:val="right"/>
+                </w:pPr>
+                <w:r>
+                  <w:t>RemainingAmountText</w:t>
+                </w:r>
+              </w:p>
+            </w:tc>
+          </w:sdtContent>
+        </w:sdt>
+      </w:tr>
+      <w:tr>
+        <w:trPr>
+          <w:trHeight w:val="567"/>
+        </w:trPr>
+        <w:sdt>
+          <w:sdtPr>
+            <w:alias w:val="VATIdentifier_Lbl"/>
+            <w:tag w:val="#BC:InsertDataItem,DataItems/Header/VATIdentifier_Lbl"/>
+            <w:id w:val="175238053"/>
+            <w:dataBinding w:prefixMappings="xmlns:ns0='urn:microsoft-dynamics-nav/reports/Standard_Sales_Invoice/1306/'" w:xpath="/ns0:NavWordReportXmlPart[1]/ns0:Header[1]/ns0:VATIdentifier_Lbl[1]" w:storeItemID="{E45459F7-950D-4CE4-887D-D90D8DAC72D1}"/>
+            <w15:color w:val="808080"/>
+            <w:text/>
+          </w:sdtPr>
+          <w:sdtContent>
+            <w:tc>
+              <w:tcPr>
+                <w:tcW w:w="1552" w:type="pct"/>
+              </w:tcPr>
+              <w:p>
+                <w:pPr>
+                  <w:pStyle w:val="NoSpacing"/>
+                  <w:textAlignment w:val="baseline"/>
+                </w:pPr>
+                <w:r>
+                  <w:t>VATIdentifier_Lbl</w:t>
+                </w:r>
+              </w:p>
+            </w:tc>
+          </w:sdtContent>
+        </w:sdt>
+        <w:tc>
+          <w:tcPr>
+            <w:tcW w:w="2294" w:type="pct"/>
+          </w:tcPr>
+          <w:p>
+            <w:pPr>
+              <w:pStyle w:val="NoSpacing"/>
+              <w:rPr>
+                <w:lang w:eastAsia="en-US"/>
+              </w:rPr>
+            </w:pPr>
+          </w:p>
+        </w:tc>
+        <w:tc>
+          <w:tcPr>
+            <w:tcW w:w="1154" w:type="pct"/>
+          </w:tcPr>
+          <w:p>
+            <w:pPr>
+              <w:pStyle w:val="BCNumber"/>
+              <w:jc w:val="right"/>
+            </w:pPr>
+          </w:p>
+        </w:tc>
+      </w:tr>
+      <w:tr>
+        <w:trPr>
+          <w:cnfStyle w:val="010000000000" w:firstRow="0" w:lastRow="1" w:firstColumn="0" w:lastColumn="0" w:oddVBand="0" w:evenVBand="0" w:oddHBand="0" w:evenHBand="0" w:firstRowFirstColumn="0" w:firstRowLastColumn="0" w:lastRowFirstColumn="0" w:lastRowLastColumn="0"/>
+          <w:trHeight w:val="565"/>
+        </w:trPr>
+        <w:tc>
+          <w:tcPr>
+            <w:tcW w:w="1552" w:type="pct"/>
+          </w:tcPr>
+          <w:sdt>
+            <w:sdtPr>
+              <w:alias w:val="VATIdentifier_VATClauseLine"/>
+              <w:tag w:val="#BC:InsertDataItem,DataItems/Header/VATClauseLine/VATIdentifier_VATClauseLine"/>
+              <w:id w:val="-301775843"/>
+              <w:dataBinding w:prefixMappings="xmlns:ns0='urn:microsoft-dynamics-nav/reports/Standard_Sales_Invoice/1306/'" w:xpath="/ns0:NavWordReportXmlPart[1]/ns0:Header[1]/ns0:VATClauseLine[1]/ns0:VATIdentifier_VATClauseLine[1]" w:storeItemID="{E45459F7-950D-4CE4-887D-D90D8DAC72D1}"/>
+              <w15:color w:val="808080"/>
+              <w:text/>
+            </w:sdtPr>
+            <w:sdtContent>
+              <w:p>
+                <w:pPr>
+                  <w:pStyle w:val="NoSpacing"/>
+                  <w:rPr>
+                    <w:lang w:val="en-US" w:eastAsia="en-US"/>
+                  </w:rPr>
+                </w:pPr>
+                <w:r>
+                  <w:t>VATIdentifier_VATClauseLine</w:t>
+                </w:r>
+              </w:p>
+            </w:sdtContent>
+          </w:sdt>
+        </w:tc>
+        <w:sdt>
+          <w:sdtPr>
+            <w:alias w:val="#Nav: /Header/VATClauseLine/Description_VATClauseLine"/>
+            <w:tag w:val="#Nav: Standard_Sales_Credit_Memo/1307"/>
+            <w:id w:val="983973089"/>
+            <w:placeholder>
+              <w:docPart w:val="D1D701C1DA34420AB13AAF14569BD848"/>
+            </w:placeholder>
+            <w:dataBinding w:prefixMappings="xmlns:ns0='urn:microsoft-dynamics-nav/reports/Standard_Sales_Credit_Memo/1307/'" w:xpath="/ns0:NavWordReportXmlPart[1]/ns0:Header[1]/ns0:VATClauseLine[1]/ns0:Description_VATClauseLine[1]" w:storeItemID="{2C0E3694-AC57-46EE-8053-99B806001417}"/>
+            <w:text/>
+          </w:sdtPr>
+          <w:sdtContent>
+            <w:tc>
+              <w:tcPr>
+                <w:tcW w:w="2294" w:type="pct"/>
+              </w:tcPr>
+              <w:p>
+                <w:pPr>
+                  <w:pStyle w:val="NoSpacing"/>
+                  <w:rPr>
+                    <w:lang w:eastAsia="en-US"/>
+                  </w:rPr>
+                </w:pPr>
+                <w:r>
+                  <w:t>Description_VATClauseLine</w:t>
+                </w:r>
+              </w:p>
+            </w:tc>
+          </w:sdtContent>
+        </w:sdt>
+        <w:tc>
+          <w:tcPr>
+            <w:tcW w:w="1154" w:type="pct"/>
+            <w:vAlign w:val="top"/>
+          </w:tcPr>
+          <w:sdt>
+            <w:sdtPr>
+              <w:alias w:val="#Nav: /Header/VATClauseLine/VATAmount_VATClauseLine"/>
+              <w:tag w:val="#Nav: Standard_Sales_Credit_Memo/1307"/>
+              <w:id w:val="-1432200154"/>
+              <w:placeholder>
+                <w:docPart w:val="83C3ABA084244D4C9833C7FB2405629D"/>
+              </w:placeholder>
+              <w:dataBinding w:prefixMappings="xmlns:ns0='urn:microsoft-dynamics-nav/reports/Standard_Sales_Credit_Memo/1307/'" w:xpath="/ns0:NavWordReportXmlPart[1]/ns0:Header[1]/ns0:VATClauseLine[1]/ns0:VATAmount_VATClauseLine[1]" w:storeItemID="{2C0E3694-AC57-46EE-8053-99B806001417}"/>
+              <w:text/>
+            </w:sdtPr>
+            <w:sdtContent>
+              <w:p>
+                <w:r>
+                  <w:t>VATAmount_VATClauseLin</w:t>
+                </w:r>
+                <w:r>
+                  <w:rPr>
+                    <w:lang w:val="da-DK"/>
+                  </w:rPr>
+                  <w:t>e</w:t>
+                </w:r>
+              </w:p>
+            </w:sdtContent>
+          </w:sdt>
+        </w:tc>
+      </w:tr>
+    </w:tbl>
     <w:p/>
+    <w:p>
+      <w:pPr>
+        <w:rPr>
+          <w:lang w:val="da-DK"/>
+        </w:rPr>
+      </w:pPr>
+    </w:p>
     <w:tbl>
       <w:tblPr>
         <w:tblStyle w:val="BCBlockTable"/>
@@ -2310,7 +2489,7 @@
             <w:placeholder>
               <w:docPart w:val="7118BD3021BA420DAB1CD05C39F00837"/>
             </w:placeholder>
-            <w:dataBinding w:prefixMappings="xmlns:ns0='urn:microsoft-dynamics-nav/reports/Standard_Sales_Credit_Memo/1307/'" w:xpath="/ns0:NavWordReportXmlPart[1]/ns0:Header[1]/ns0:WorkDescriptionLines[1]/ns0:WorkDescriptionLine[1]" w:storeItemID="{00000000-0000-0000-0000-000000000000}"/>
+            <w:dataBinding w:prefixMappings="xmlns:ns0='urn:microsoft-dynamics-nav/reports/Standard_Sales_Credit_Memo/1307/'" w:xpath="/ns0:NavWordReportXmlPart[1]/ns0:Header[1]/ns0:WorkDescriptionLines[1]/ns0:WorkDescriptionLine[1]" w:storeItemID="{2C0E3694-AC57-46EE-8053-99B806001417}"/>
             <w15:color w:val="808080"/>
             <w:text/>
           </w:sdtPr>
@@ -2324,11 +2503,9 @@
                   <w:pStyle w:val="NoSpacing"/>
                   <w:ind w:right="26"/>
                 </w:pPr>
-                <w:proofErr w:type="spellStart"/>
                 <w:r>
                   <w:t>WorkDescriptionLine</w:t>
                 </w:r>
-                <w:proofErr w:type="spellEnd"/>
               </w:p>
             </w:tc>
           </w:sdtContent>
@@ -2356,7 +2533,7 @@
         <w:kern w:val="2"/>
         <w:sz w:val="24"/>
         <w:szCs w:val="24"/>
-        <w:lang w:val="en-DK" w:eastAsia="en-DK" w:bidi="ar-SA"/>
+        <w:lang w:bidi="ar-SA"/>
         <w14:ligatures w14:val="standardContextual"/>
       </w:rPr>
     </w:rPrDefault>
@@ -2774,7 +2951,6 @@
   <w:style w:type="character" w:default="1" w:styleId="DefaultParagraphFont">
     <w:name w:val="Default Paragraph Font"/>
     <w:uiPriority w:val="1"/>
-    <w:semiHidden/>
     <w:unhideWhenUsed/>
   </w:style>
   <w:style w:type="table" w:default="1" w:styleId="TableNormal">
@@ -3285,7 +3461,7 @@
 </file>
 
 <file path=word/glossary/document.xml><?xml version="1.0" encoding="utf-8"?>
-<w:glossaryDocument xmlns:wpc="http://schemas.microsoft.com/office/word/2010/wordprocessingCanvas" xmlns:cx="http://schemas.microsoft.com/office/drawing/2014/chartex" xmlns:cx1="http://schemas.microsoft.com/office/drawing/2015/9/8/chartex" xmlns:cx2="http://schemas.microsoft.com/office/drawing/2015/10/21/chartex" xmlns:cx3="http://schemas.microsoft.com/office/drawing/2016/5/9/chartex" xmlns:cx4="http://schemas.microsoft.com/office/drawing/2016/5/10/chartex" xmlns:cx5="http://schemas.microsoft.com/office/drawing/2016/5/11/chartex" xmlns:cx6="http://schemas.microsoft.com/office/drawing/2016/5/12/chartex" xmlns:cx7="http://schemas.microsoft.com/office/drawing/2016/5/13/chartex" xmlns:cx8="http://schemas.microsoft.com/office/drawing/2016/5/14/chartex" xmlns:mc="http://schemas.openxmlformats.org/markup-compatibility/2006" xmlns:aink="http://schemas.microsoft.com/office/drawing/2016/ink" xmlns:am3d="http://schemas.microsoft.com/office/drawing/2017/model3d" xmlns:o="urn:schemas-microsoft-com:office:office" xmlns:oel="http://schemas.microsoft.com/office/2019/extlst" xmlns:r="http://schemas.openxmlformats.org/officeDocument/2006/relationships" xmlns:m="http://schemas.openxmlformats.org/officeDocument/2006/math" xmlns:v="urn:schemas-microsoft-com:vml" xmlns:wp14="http://schemas.microsoft.com/office/word/2010/wordprocessingDrawing" xmlns:wp="http://schemas.openxmlformats.org/drawingml/2006/wordprocessingDrawing" xmlns:w10="urn:schemas-microsoft-com:office:word" xmlns:w="http://schemas.openxmlformats.org/wordprocessingml/2006/main" xmlns:w14="http://schemas.microsoft.com/office/word/2010/wordml" xmlns:w15="http://schemas.microsoft.com/office/word/2012/wordml" xmlns:w16cei="http://schemas.microsoft.com/office/word/2026/wordml/cei" xmlns:w16cex="http://schemas.microsoft.com/office/word/2018/wordml/cex" xmlns:w16cid="http://schemas.microsoft.com/office/word/2016/wordml/cid" xmlns:w16="http://schemas.microsoft.com/office/word/2018/wordml" xmlns:w16du="http://schemas.microsoft.com/office/word/2023/wordml/word16du" xmlns:w16sdtdh="http://schemas.microsoft.com/office/word/2020/wordml/sdtdatahash" xmlns:w16sdtfl="http://schemas.microsoft.com/office/word/2024/wordml/sdtformatlock" xmlns:w16se="http://schemas.microsoft.com/office/word/2015/wordml/symex" xmlns:wpg="http://schemas.microsoft.com/office/word/2010/wordprocessingGroup" xmlns:wpi="http://schemas.microsoft.com/office/word/2010/wordprocessingInk" xmlns:wne="http://schemas.microsoft.com/office/word/2006/wordml" xmlns:wps="http://schemas.microsoft.com/office/word/2010/wordprocessingShape" mc:Ignorable="w14 w15 w16se w16cid w16 w16cex w16sdtdh w16sdtfl w16du wp14">
+<w:glossaryDocument xmlns:wpc="http://schemas.microsoft.com/office/word/2010/wordprocessingCanvas" xmlns:cx="http://schemas.microsoft.com/office/drawing/2014/chartex" xmlns:cx1="http://schemas.microsoft.com/office/drawing/2015/9/8/chartex" xmlns:cx2="http://schemas.microsoft.com/office/drawing/2015/10/21/chartex" xmlns:cx3="http://schemas.microsoft.com/office/drawing/2016/5/9/chartex" xmlns:cx4="http://schemas.microsoft.com/office/drawing/2016/5/10/chartex" xmlns:cx5="http://schemas.microsoft.com/office/drawing/2016/5/11/chartex" xmlns:cx6="http://schemas.microsoft.com/office/drawing/2016/5/12/chartex" xmlns:cx7="http://schemas.microsoft.com/office/drawing/2016/5/13/chartex" xmlns:cx8="http://schemas.microsoft.com/office/drawing/2016/5/14/chartex" xmlns:mc="http://schemas.openxmlformats.org/markup-compatibility/2006" xmlns:aink="http://schemas.microsoft.com/office/drawing/2016/ink" xmlns:am3d="http://schemas.microsoft.com/office/drawing/2017/model3d" xmlns:o="urn:schemas-microsoft-com:office:office" xmlns:oel="http://schemas.microsoft.com/office/2019/extlst" xmlns:r="http://schemas.openxmlformats.org/officeDocument/2006/relationships" xmlns:m="http://schemas.openxmlformats.org/officeDocument/2006/math" xmlns:v="urn:schemas-microsoft-com:vml" xmlns:wp14="http://schemas.microsoft.com/office/word/2010/wordprocessingDrawing" xmlns:wp="http://schemas.openxmlformats.org/drawingml/2006/wordprocessingDrawing" xmlns:w10="urn:schemas-microsoft-com:office:word" xmlns:w="http://schemas.openxmlformats.org/wordprocessingml/2006/main" xmlns:w14="http://schemas.microsoft.com/office/word/2010/wordml" xmlns:w15="http://schemas.microsoft.com/office/word/2012/wordml" xmlns:w16cex="http://schemas.microsoft.com/office/word/2018/wordml/cex" xmlns:w16cid="http://schemas.microsoft.com/office/word/2016/wordml/cid" xmlns:w16="http://schemas.microsoft.com/office/word/2018/wordml" xmlns:w16du="http://schemas.microsoft.com/office/word/2023/wordml/word16du" xmlns:w16sdtdh="http://schemas.microsoft.com/office/word/2020/wordml/sdtdatahash" xmlns:w16sdtfl="http://schemas.microsoft.com/office/word/2024/wordml/sdtformatlock" xmlns:w16se="http://schemas.microsoft.com/office/word/2015/wordml/symex" xmlns:wpg="http://schemas.microsoft.com/office/word/2010/wordprocessingGroup" xmlns:wpi="http://schemas.microsoft.com/office/word/2010/wordprocessingInk" xmlns:wne="http://schemas.microsoft.com/office/word/2006/wordml" xmlns:wps="http://schemas.microsoft.com/office/word/2010/wordprocessingShape" mc:Ignorable="w14 w15 w16se w16cid w16 w16cex w16sdtdh w16sdtfl w16du wp14">
   <w:docParts>
     <w:docPart>
       <w:docPartPr>
@@ -4531,6 +4707,64 @@
         </w:p>
       </w:docPartBody>
     </w:docPart>
+    <w:docPart>
+      <w:docPartPr>
+        <w:name w:val="D1D701C1DA34420AB13AAF14569BD848"/>
+        <w:category>
+          <w:name w:val="General"/>
+          <w:gallery w:val="placeholder"/>
+        </w:category>
+        <w:types>
+          <w:type w:val="bbPlcHdr"/>
+        </w:types>
+        <w:behaviors>
+          <w:behavior w:val="content"/>
+        </w:behaviors>
+        <w:guid w:val="{45C68A68-6686-4D02-8210-A124D67C5904}"/>
+      </w:docPartPr>
+      <w:docPartBody>
+        <w:p>
+          <w:pPr>
+            <w:pStyle w:val="D1D701C1DA34420AB13AAF14569BD848"/>
+          </w:pPr>
+          <w:r>
+            <w:rPr>
+              <w:rStyle w:val="PlaceholderText"/>
+            </w:rPr>
+            <w:t>Click here to enter text.</w:t>
+          </w:r>
+        </w:p>
+      </w:docPartBody>
+    </w:docPart>
+    <w:docPart>
+      <w:docPartPr>
+        <w:name w:val="83C3ABA084244D4C9833C7FB2405629D"/>
+        <w:category>
+          <w:name w:val="General"/>
+          <w:gallery w:val="placeholder"/>
+        </w:category>
+        <w:types>
+          <w:type w:val="bbPlcHdr"/>
+        </w:types>
+        <w:behaviors>
+          <w:behavior w:val="content"/>
+        </w:behaviors>
+        <w:guid w:val="{428B14FD-AA7F-4AD7-8AEA-E7CF40122EBD}"/>
+      </w:docPartPr>
+      <w:docPartBody>
+        <w:p>
+          <w:pPr>
+            <w:pStyle w:val="83C3ABA084244D4C9833C7FB2405629D"/>
+          </w:pPr>
+          <w:r>
+            <w:rPr>
+              <w:rStyle w:val="PlaceholderText"/>
+            </w:rPr>
+            <w:t>Click here to enter text.</w:t>
+          </w:r>
+        </w:p>
+      </w:docPartBody>
+    </w:docPart>
   </w:docParts>
 </w:glossaryDocument>
 </file>
@@ -4602,6 +4836,7 @@
     <w:rsid w:val="00380644"/>
     <w:rsid w:val="003E45F6"/>
     <w:rsid w:val="003E703C"/>
+    <w:rsid w:val="00421A7B"/>
     <w:rsid w:val="004D3004"/>
     <w:rsid w:val="004E069F"/>
     <w:rsid w:val="006203BB"/>
@@ -4610,7 +4845,9 @@
     <w:rsid w:val="00802AAB"/>
     <w:rsid w:val="008F75F7"/>
     <w:rsid w:val="009B4B5A"/>
+    <w:rsid w:val="009C082D"/>
     <w:rsid w:val="009C0972"/>
+    <w:rsid w:val="00AA55F2"/>
     <w:rsid w:val="00B055DD"/>
     <w:rsid w:val="00B20289"/>
     <w:rsid w:val="00BE1D8C"/>
@@ -4631,9 +4868,9 @@
     <m:intLim m:val="subSup"/>
     <m:naryLim m:val="undOvr"/>
   </m:mathPr>
-  <w:themeFontLang w:val="en-DK"/>
+  <w:themeFontLang/>
   <w:clrSchemeMapping w:bg1="light1" w:t1="dark1" w:bg2="light2" w:t2="dark2" w:accent1="accent1" w:accent2="accent2" w:accent3="accent3" w:accent4="accent4" w:accent5="accent5" w:accent6="accent6" w:hyperlink="hyperlink" w:followedHyperlink="followedHyperlink"/>
-  <w:decimalSymbol w:val=","/>
+  <w:decimalSymbol w:val="."/>
   <w:listSeparator w:val=","/>
   <w15:chartTrackingRefBased/>
 </w:settings>
@@ -4648,7 +4885,7 @@
         <w:kern w:val="2"/>
         <w:sz w:val="24"/>
         <w:szCs w:val="24"/>
-        <w:lang w:val="en-DK" w:eastAsia="en-DK" w:bidi="ar-SA"/>
+        <w:lang w:bidi="ar-SA"/>
         <w14:ligatures w14:val="standardContextual"/>
       </w:rPr>
     </w:rPrDefault>
@@ -5072,7 +5309,7 @@
     <w:basedOn w:val="DefaultParagraphFont"/>
     <w:uiPriority w:val="99"/>
     <w:semiHidden/>
-    <w:rsid w:val="006863E3"/>
+    <w:rsid w:val="00421A7B"/>
     <w:rPr>
       <w:color w:val="666666"/>
     </w:rPr>
@@ -5820,6 +6057,41 @@
     <w:rsid w:val="006863E3"/>
     <w:rPr>
       <w:lang w:val="da-DK" w:eastAsia="da-DK"/>
+    </w:rPr>
+  </w:style>
+  <w:style w:type="paragraph" w:customStyle="1" w:styleId="7A807CEF28584C4AB12DCE1808AF95D2">
+    <w:name w:val="7A807CEF28584C4AB12DCE1808AF95D2"/>
+    <w:rsid w:val="00421A7B"/>
+    <w:rPr>
+      <w:lang w:val="en-US" w:eastAsia="en-US"/>
+    </w:rPr>
+  </w:style>
+  <w:style w:type="paragraph" w:customStyle="1" w:styleId="DE29725FAFC749E589E00EBB7535E0F0">
+    <w:name w:val="DE29725FAFC749E589E00EBB7535E0F0"/>
+    <w:rsid w:val="00421A7B"/>
+    <w:rPr>
+      <w:lang w:val="en-US" w:eastAsia="en-US"/>
+    </w:rPr>
+  </w:style>
+  <w:style w:type="paragraph" w:customStyle="1" w:styleId="42E4EB860C134E78A9FA0F1AEDF78F02">
+    <w:name w:val="42E4EB860C134E78A9FA0F1AEDF78F02"/>
+    <w:rsid w:val="00421A7B"/>
+    <w:rPr>
+      <w:lang w:val="en-US" w:eastAsia="en-US"/>
+    </w:rPr>
+  </w:style>
+  <w:style w:type="paragraph" w:customStyle="1" w:styleId="D1D701C1DA34420AB13AAF14569BD848">
+    <w:name w:val="D1D701C1DA34420AB13AAF14569BD848"/>
+    <w:rsid w:val="00421A7B"/>
+    <w:rPr>
+      <w:lang w:val="en-US" w:eastAsia="en-US"/>
+    </w:rPr>
+  </w:style>
+  <w:style w:type="paragraph" w:customStyle="1" w:styleId="83C3ABA084244D4C9833C7FB2405629D">
+    <w:name w:val="83C3ABA084244D4C9833C7FB2405629D"/>
+    <w:rsid w:val="00421A7B"/>
+    <w:rPr>
+      <w:lang w:val="en-US" w:eastAsia="en-US"/>
     </w:rPr>
   </w:style>
 </w:styles>
@@ -6182,9 +6454,7 @@
 </we:webextension>
 </file>
 
-<file path=customXml/item1.xml>��< ? x m l   v e r s i o n = " 1 . 0 "   e n c o d i n g = " u t f - 1 6 " ? > - 
- < N a v W o r d R e p o r t X m l P a r t   x m l n s = " u r n : m i c r o s o f t - d y n a m i c s - n a v / r e p o r t s / S t a n d a r d _ S a l e s _ C r e d i t _ M e m o / 1 3 0 7 / " > +<file path=customXml/item1.xml>��< ? x m l   v e r s i o n = " 1 . 0 "   e n c o d i n g = " u t f - 1 6 " ? > < N a v W o r d R e p o r t X m l P a r t   x m l n s = " u r n : m i c r o s o f t - d y n a m i c s - b u s i n e s s c e n t r a l / i n t e r n a l / e x t e n d e d / r e p o r t s / S t a n d a r d _ S a l e s _ C r e d i t _ M e m o / 1 3 0 7 / " >   
      < B C R e p o r t I n f o r m a t i o n >   
@@ -6330,473 +6600,765 @@
  
      < / B C R e p o r t I n f o r m a t i o n >   
-     < H e a d e r > - 
-         < A p p l i e s T o D o c u m e n t > A p p l i e s T o D o c u m e n t < / A p p l i e s T o D o c u m e n t > - 
-         < A p p l i e s T o D o c u m e n t _ L b l > A p p l i e s T o D o c u m e n t _ L b l < / A p p l i e s T o D o c u m e n t _ L b l > - 
-         < B i l l T o C o n t a c t E m a i l > B i l l T o C o n t a c t E m a i l < / B i l l T o C o n t a c t E m a i l > - 
-         < B i l l T o C o n t a c t E m a i l L b l > B i l l T o C o n t a c t E m a i l L b l < / B i l l T o C o n t a c t E m a i l L b l > - 
-         < B i l l T o C o n t a c t M o b i l e P h o n e N o > B i l l T o C o n t a c t M o b i l e P h o n e N o < / B i l l T o C o n t a c t M o b i l e P h o n e N o > - 
-         < B i l l T o C o n t a c t M o b i l e P h o n e N o L b l > B i l l T o C o n t a c t M o b i l e P h o n e N o L b l < / B i l l T o C o n t a c t M o b i l e P h o n e N o L b l > - 
-         < B i l l T o C o n t a c t P h o n e N o > B i l l T o C o n t a c t P h o n e N o < / B i l l T o C o n t a c t P h o n e N o > - 
-         < B i l l T o C o n t a c t P h o n e N o L b l > B i l l T o C o n t a c t P h o n e N o L b l < / B i l l T o C o n t a c t P h o n e N o L b l > - 
-         < B i l l t o C u s t u m e r N o > B i l l t o C u s t u m e r N o < / B i l l t o C u s t u m e r N o > - 
-         < B i l l t o C u s t u m e r N o _ L b l > B i l l t o C u s t u m e r N o _ L b l < / B i l l t o C u s t u m e r N o _ L b l > - 
-         < C o m p a n y A d d r e s s 1 > C o m p a n y A d d r e s s 1 < / C o m p a n y A d d r e s s 1 > - 
-         < C o m p a n y A d d r e s s 2 > C o m p a n y A d d r e s s 2 < / C o m p a n y A d d r e s s 2 > - 
-         < C o m p a n y A d d r e s s 3 > C o m p a n y A d d r e s s 3 < / C o m p a n y A d d r e s s 3 > - 
-         < C o m p a n y A d d r e s s 4 > C o m p a n y A d d r e s s 4 < / C o m p a n y A d d r e s s 4 > - 
-         < C o m p a n y A d d r e s s 5 > C o m p a n y A d d r e s s 5 < / C o m p a n y A d d r e s s 5 > - 
-         < C o m p a n y A d d r e s s 6 > C o m p a n y A d d r e s s 6 < / C o m p a n y A d d r e s s 6 > - 
-         < C o m p a n y A d d r e s s 7 > C o m p a n y A d d r e s s 7 < / C o m p a n y A d d r e s s 7 > - 
-         < C o m p a n y A d d r e s s 8 > C o m p a n y A d d r e s s 8 < / C o m p a n y A d d r e s s 8 > - 
-         < C o m p a n y B a n k A c c o u n t N o > C o m p a n y B a n k A c c o u n t N o < / C o m p a n y B a n k A c c o u n t N o > - 
-         < C o m p a n y B a n k A c c o u n t N o _ L b l > C o m p a n y B a n k A c c o u n t N o _ L b l < / C o m p a n y B a n k A c c o u n t N o _ L b l > - 
-         < C o m p a n y B a n k B r a n c h N o > C o m p a n y B a n k B r a n c h N o < / C o m p a n y B a n k B r a n c h N o > - 
-         < C o m p a n y B a n k B r a n c h N o _ L b l > C o m p a n y B a n k B r a n c h N o _ L b l < / C o m p a n y B a n k B r a n c h N o _ L b l > - 
-         < C o m p a n y B a n k N a m e > C o m p a n y B a n k N a m e < / C o m p a n y B a n k N a m e > - 
-         < C o m p a n y B a n k N a m e _ L b l > C o m p a n y B a n k N a m e _ L b l < / C o m p a n y B a n k N a m e _ L b l > - 
-         < C o m p a n y C u s t o m G i r o > C o m p a n y C u s t o m G i r o < / C o m p a n y C u s t o m G i r o > - 
-         < C o m p a n y C u s t o m G i r o _ L b l > C o m p a n y C u s t o m G i r o _ L b l < / C o m p a n y C u s t o m G i r o _ L b l > - 
-         < C o m p a n y E M a i l > C o m p a n y E M a i l < / C o m p a n y E M a i l > - 
-         < C o m p a n y G i r o N o > C o m p a n y G i r o N o < / C o m p a n y G i r o N o > - 
-         < C o m p a n y G i r o N o _ L b l > C o m p a n y G i r o N o _ L b l < / C o m p a n y G i r o N o _ L b l > - 
-         < C o m p a n y H o m e P a g e > C o m p a n y H o m e P a g e < / C o m p a n y H o m e P a g e > - 
-         < C o m p a n y I B A N > C o m p a n y I B A N < / C o m p a n y I B A N > - 
-         < C o m p a n y I B A N _ L b l > C o m p a n y I B A N _ L b l < / C o m p a n y I B A N _ L b l > - 
-         < C o m p a n y L e g a l O f f i c e > C o m p a n y L e g a l O f f i c e < / C o m p a n y L e g a l O f f i c e > - 
-         < C o m p a n y L e g a l O f f i c e _ L b l > C o m p a n y L e g a l O f f i c e _ L b l < / C o m p a n y L e g a l O f f i c e _ L b l > - 
-         < C o m p a n y L e g a l S t a t e m e n t > C o m p a n y L e g a l S t a t e m e n t < / C o m p a n y L e g a l S t a t e m e n t > - 
-         < C o m p a n y L o g o P o s i t i o n > C o m p a n y L o g o P o s i t i o n < / C o m p a n y L o g o P o s i t i o n > - 
-         < C o m p a n y P h o n e N o > C o m p a n y P h o n e N o < / C o m p a n y P h o n e N o > - 
-         < C o m p a n y P h o n e N o _ L b l > C o m p a n y P h o n e N o _ L b l < / C o m p a n y P h o n e N o _ L b l > - 
-         < C o m p a n y P i c t u r e   / > - 
-         < C o m p a n y R e g i s t r a t i o n N u m b e r > C o m p a n y R e g i s t r a t i o n N u m b e r < / C o m p a n y R e g i s t r a t i o n N u m b e r > - 
-         < C o m p a n y R e g i s t r a t i o n N u m b e r _ L b l > C o m p a n y R e g i s t r a t i o n N u m b e r _ L b l < / C o m p a n y R e g i s t r a t i o n N u m b e r _ L b l > - 
-         < C o m p a n y S W I F T > C o m p a n y S W I F T < / C o m p a n y S W I F T > - 
-         < C o m p a n y S W I F T _ L b l > C o m p a n y S W I F T _ L b l < / C o m p a n y S W I F T _ L b l > - 
-         < C o m p a n y V A T R e g i s t r a t i o n N o > C o m p a n y V A T R e g i s t r a t i o n N o < / C o m p a n y V A T R e g i s t r a t i o n N o > - 
-         < C o m p a n y V A T R e g i s t r a t i o n N o _ L b l > C o m p a n y V A T R e g i s t r a t i o n N o _ L b l < / C o m p a n y V A T R e g i s t r a t i o n N o _ L b l > - 
-         < C o m p a n y V A T R e g N o > C o m p a n y V A T R e g N o < / C o m p a n y V A T R e g N o > - 
-         < C o m p a n y V A T R e g N o _ L b l > C o m p a n y V A T R e g N o _ L b l < / C o m p a n y V A T R e g N o _ L b l > - 
-         < C o p y _ L b l > C o p y _ L b l < / C o p y _ L b l > - 
-         < C u s t o m e r A d d r e s s 1 > C u s t o m e r A d d r e s s 1 < / C u s t o m e r A d d r e s s 1 > - 
-         < C u s t o m e r A d d r e s s 2 > C u s t o m e r A d d r e s s 2 < / C u s t o m e r A d d r e s s 2 > - 
-         < C u s t o m e r A d d r e s s 3 > C u s t o m e r A d d r e s s 3 < / C u s t o m e r A d d r e s s 3 > - 
-         < C u s t o m e r A d d r e s s 4 > C u s t o m e r A d d r e s s 4 < / C u s t o m e r A d d r e s s 4 > - 
-         < C u s t o m e r A d d r e s s 5 > C u s t o m e r A d d r e s s 5 < / C u s t o m e r A d d r e s s 5 > - 
-         < C u s t o m e r A d d r e s s 6 > C u s t o m e r A d d r e s s 6 < / C u s t o m e r A d d r e s s 6 > - 
-         < C u s t o m e r A d d r e s s 7 > C u s t o m e r A d d r e s s 7 < / C u s t o m e r A d d r e s s 7 > - 
-         < C u s t o m e r A d d r e s s 8 > C u s t o m e r A d d r e s s 8 < / C u s t o m e r A d d r e s s 8 > - 
-         < C u s t o m e r P o s t a l B a r C o d e > C u s t o m e r P o s t a l B a r C o d e < / C u s t o m e r P o s t a l B a r C o d e > - 
-         < D o c u m e n t C o p y T e x t > D o c u m e n t C o p y T e x t < / D o c u m e n t C o p y T e x t > - 
-         < D o c u m e n t D a t e > D o c u m e n t D a t e < / D o c u m e n t D a t e > - 
-         < D o c u m e n t D a t e _ L b l > D o c u m e n t D a t e _ L b l < / D o c u m e n t D a t e _ L b l > - 
-         < D o c u m e n t N o > D o c u m e n t N o < / D o c u m e n t N o > - 
-         < D o c u m e n t N o _ L b l > D o c u m e n t N o _ L b l < / D o c u m e n t N o _ L b l > - 
-         < D o c u m e n t T i t l e _ L b l > D o c u m e n t T i t l e _ L b l < / D o c u m e n t T i t l e _ L b l > - 
-         < D u e D a t e > D u e D a t e < / D u e D a t e > - 
-         < D u e D a t e _ L b l > D u e D a t e _ L b l < / D u e D a t e _ L b l > - 
-         < E M a i l _ H e a d e r _ L b l > E M a i l _ H e a d e r _ L b l < / E M a i l _ H e a d e r _ L b l > - 
-         < E x c h a n g e R a t e A S T e x t > E x c h a n g e R a t e A S T e x t < / E x c h a n g e R a t e A S T e x t > - 
-         < E x t e r n a l D o c u m e n t N o > E x t e r n a l D o c u m e n t N o < / E x t e r n a l D o c u m e n t N o > - 
-         < E x t e r n a l D o c u m e n t N o L b l > E x t e r n a l D o c u m e n t N o L b l < / E x t e r n a l D o c u m e n t N o L b l > - 
-         < H o m e P a g e _ H e a d e r _ L b l > H o m e P a g e _ H e a d e r _ L b l < / H o m e P a g e _ H e a d e r _ L b l > - 
-         < I n v o i c e D i s c o u n t A m o u n t _ L b l > I n v o i c e D i s c o u n t A m o u n t _ L b l < / I n v o i c e D i s c o u n t A m o u n t _ L b l > - 
-         < I n v o i c e D i s c o u n t B a s e A m o u n t _ L b l > I n v o i c e D i s c o u n t B a s e A m o u n t _ L b l < / I n v o i c e D i s c o u n t B a s e A m o u n t _ L b l > - 
-         < L e g a l E n t i t y T y p e > L e g a l E n t i t y T y p e < / L e g a l E n t i t y T y p e > - 
-         < L e g a l E n t i t y T y p e _ L b l > L e g a l E n t i t y T y p e _ L b l < / L e g a l E n t i t y T y p e _ L b l > - 
-         < L i n e A m o u n t A f t e r I n v o i c e D i s c o u n t _ L b l > L i n e A m o u n t A f t e r I n v o i c e D i s c o u n t _ L b l < / L i n e A m o u n t A f t e r I n v o i c e D i s c o u n t _ L b l > - 
-         < L o c a l C u r r e n c y _ L b l > L o c a l C u r r e n c y _ L b l < / L o c a l C u r r e n c y _ L b l > - 
-         < P a g e _ L b l > P a g e _ L b l < / P a g e _ L b l > - 
-         < P a y m e n t M e t h o d D e s c r i p t i o n > P a y m e n t M e t h o d D e s c r i p t i o n < / P a y m e n t M e t h o d D e s c r i p t i o n > - 
-         < P a y m e n t M e t h o d D e s c r i p t i o n _ L b l > P a y m e n t M e t h o d D e s c r i p t i o n _ L b l < / P a y m e n t M e t h o d D e s c r i p t i o n _ L b l > - 
-         < P a y m e n t T e r m s D e s c r i p t i o n > P a y m e n t T e r m s D e s c r i p t i o n < / P a y m e n t T e r m s D e s c r i p t i o n > - 
-         < P a y m e n t T e r m s D e s c r i p t i o n _ L b l > P a y m e n t T e r m s D e s c r i p t i o n _ L b l < / P a y m e n t T e r m s D e s c r i p t i o n _ L b l > - 
-         < P r i c e s I n c l u d i n g V A T > P r i c e s I n c l u d i n g V A T < / P r i c e s I n c l u d i n g V A T > - 
-         < P r i c e s I n c l u d i n g V A T Y e s N o > P r i c e s I n c l u d i n g V A T Y e s N o < / P r i c e s I n c l u d i n g V A T Y e s N o > - 
-         < P r i c e s I n c l u d i n g V A T _ L b l > P r i c e s I n c l u d i n g V A T _ L b l < / P r i c e s I n c l u d i n g V A T _ L b l > - 
-         < S a l e s I n v o i c e L i n e D i s c o u n t _ L b l > S a l e s I n v o i c e L i n e D i s c o u n t _ L b l < / S a l e s I n v o i c e L i n e D i s c o u n t _ L b l > - 
-         < S a l e s P e r s o n B l a n k _ L b l > S a l e s P e r s o n B l a n k _ L b l < / S a l e s P e r s o n B l a n k _ L b l > - 
-         < S a l e s P e r s o n N a m e > S a l e s P e r s o n N a m e < / S a l e s P e r s o n N a m e > - 
-         < S a l e s P e r s o n _ L b l > S a l e s P e r s o n _ L b l < / S a l e s P e r s o n _ L b l > - 
-         < S e l l T o C o n t a c t E m a i l > S e l l T o C o n t a c t E m a i l < / S e l l T o C o n t a c t E m a i l > - 
-         < S e l l T o C o n t a c t E m a i l L b l > S e l l T o C o n t a c t E m a i l L b l < / S e l l T o C o n t a c t E m a i l L b l > - 
-         < S e l l T o C o n t a c t M o b i l e P h o n e N o > S e l l T o C o n t a c t M o b i l e P h o n e N o < / S e l l T o C o n t a c t M o b i l e P h o n e N o > - 
-         < S e l l T o C o n t a c t M o b i l e P h o n e N o L b l > S e l l T o C o n t a c t M o b i l e P h o n e N o L b l < / S e l l T o C o n t a c t M o b i l e P h o n e N o L b l > - 
-         < S e l l T o C o n t a c t P h o n e N o > S e l l T o C o n t a c t P h o n e N o < / S e l l T o C o n t a c t P h o n e N o > - 
-         < S e l l T o C o n t a c t P h o n e N o L b l > S e l l T o C o n t a c t P h o n e N o L b l < / S e l l T o C o n t a c t P h o n e N o L b l > - 
-         < S e l l t o C u s t o m e r N o > S e l l t o C u s t o m e r N o < / S e l l t o C u s t o m e r N o > - 
-         < S e l l t o C u s t o m e r N o _ L b l > S e l l t o C u s t o m e r N o _ L b l < / S e l l t o C u s t o m e r N o _ L b l > - 
-         < S h i p m e n t D a t e > S h i p m e n t D a t e < / S h i p m e n t D a t e > - 
-         < S h i p m e n t D a t e _ L b l > S h i p m e n t D a t e _ L b l < / S h i p m e n t D a t e _ L b l > - 
-         < S h i p m e n t M e t h o d D e s c r i p t i o n > S h i p m e n t M e t h o d D e s c r i p t i o n < / S h i p m e n t M e t h o d D e s c r i p t i o n > - 
-         < S h i p m e n t M e t h o d D e s c r i p t i o n _ L b l > S h i p m e n t M e t h o d D e s c r i p t i o n _ L b l < / S h i p m e n t M e t h o d D e s c r i p t i o n _ L b l > - 
-         < S h i p m e n t _ L b l > S h i p m e n t _ L b l < / S h i p m e n t _ L b l > - 
-         < S h i p T o A d d r e s s 1 > S h i p T o A d d r e s s 1 < / S h i p T o A d d r e s s 1 > - 
-         < S h i p T o A d d r e s s 2 > S h i p T o A d d r e s s 2 < / S h i p T o A d d r e s s 2 > - 
-         < S h i p T o A d d r e s s 3 > S h i p T o A d d r e s s 3 < / S h i p T o A d d r e s s 3 > - 
-         < S h i p T o A d d r e s s 4 > S h i p T o A d d r e s s 4 < / S h i p T o A d d r e s s 4 > - 
-         < S h i p T o A d d r e s s 5 > S h i p T o A d d r e s s 5 < / S h i p T o A d d r e s s 5 > - 
-         < S h i p T o A d d r e s s 6 > S h i p T o A d d r e s s 6 < / S h i p T o A d d r e s s 6 > - 
-         < S h i p T o A d d r e s s 7 > S h i p T o A d d r e s s 7 < / S h i p T o A d d r e s s 7 > - 
-         < S h i p T o A d d r e s s 8 > S h i p T o A d d r e s s 8 < / S h i p T o A d d r e s s 8 > - 
-         < S h i p T o A d d r e s s _ L b l > S h i p T o A d d r e s s _ L b l < / S h i p T o A d d r e s s _ L b l > - 
-         < S h i p T o P h o n e N o > S h i p T o P h o n e N o < / S h i p T o P h o n e N o > - 
-         < S h o w S h i p p i n g A d d r e s s > S h o w S h i p p i n g A d d r e s s < / S h o w S h i p p i n g A d d r e s s > - 
-         < S h o w W o r k D e s c r i p t i o n > S h o w W o r k D e s c r i p t i o n < / S h o w W o r k D e s c r i p t i o n > - 
-         < S u b t o t a l _ L b l > S u b t o t a l _ L b l < / S u b t o t a l _ L b l > - 
-         < T o t a l _ L b l > T o t a l _ L b l < / T o t a l _ L b l > - 
-         < V A T A m o u n t S p e c i f i c a t i o n _ L b l > V A T A m o u n t S p e c i f i c a t i o n _ L b l < / V A T A m o u n t S p e c i f i c a t i o n _ L b l > - 
-         < V A T A m o u n t _ L b l > V A T A m o u n t _ L b l < / V A T A m o u n t _ L b l > - 
-         < V A T B a s e _ L b l > V A T B a s e _ L b l < / V A T B a s e _ L b l > - 
-         < V A T C l a u s e s _ L b l > V A T C l a u s e s _ L b l < / V A T C l a u s e s _ L b l > - 
-         < V A T C l a u s e _ L b l > V A T C l a u s e _ L b l < / V A T C l a u s e _ L b l > - 
-         < V A T I d e n t i f i e r _ L b l > V A T I d e n t i f i e r _ L b l < / V A T I d e n t i f i e r _ L b l > - 
-         < V A T P e r c e n t a g e _ L b l > V A T P e r c e n t a g e _ L b l < / V A T P e r c e n t a g e _ L b l > - 
-         < V A T R e g i s t r a t i o n N o > V A T R e g i s t r a t i o n N o < / V A T R e g i s t r a t i o n N o > - 
-         < V A T R e g i s t r a t i o n N o _ L b l > V A T R e g i s t r a t i o n N o _ L b l < / V A T R e g i s t r a t i o n N o _ L b l > - 
-         < Y o u r R e f e r e n c e > Y o u r R e f e r e n c e < / Y o u r R e f e r e n c e > - 
-         < Y o u r R e f e r e n c e _ L b l > Y o u r R e f e r e n c e _ L b l < / Y o u r R e f e r e n c e _ L b l > - 
-         < L i n e > - 
-             < A m o u n t E x c l u d i n g V A T _ L i n e > A m o u n t E x c l u d i n g V A T _ L i n e < / A m o u n t E x c l u d i n g V A T _ L i n e > - 
-             < A m o u n t E x c l u d i n g V A T _ L i n e _ L b l > A m o u n t E x c l u d i n g V A T _ L i n e _ L b l < / A m o u n t E x c l u d i n g V A T _ L i n e _ L b l > - 
-             < A m o u n t I n c l u d i n g V A T _ L i n e > A m o u n t I n c l u d i n g V A T _ L i n e < / A m o u n t I n c l u d i n g V A T _ L i n e > - 
-             < A m o u n t I n c l u d i n g V A T _ L i n e _ L b l > A m o u n t I n c l u d i n g V A T _ L i n e _ L b l < / A m o u n t I n c l u d i n g V A T _ L i n e _ L b l > - 
-             < D e s c r i p t i o n _ L i n e > D e s c r i p t i o n _ L i n e < / D e s c r i p t i o n _ L i n e > - 
-             < D e s c r i p t i o n _ L i n e _ L b l > D e s c r i p t i o n _ L i n e _ L b l < / D e s c r i p t i o n _ L i n e _ L b l > - 
-             < I t e m N o _ L i n e > I t e m N o _ L i n e < / I t e m N o _ L i n e > - 
-             < I t e m N o _ L i n e _ L b l > I t e m N o _ L i n e _ L b l < / I t e m N o _ L i n e _ L b l > - 
-             < I t e m R e f e r e n c e N o _ L i n e > I t e m R e f e r e n c e N o _ L i n e < / I t e m R e f e r e n c e N o _ L i n e > - 
-             < I t e m R e f e r e n c e N o _ L i n e _ L b l > I t e m R e f e r e n c e N o _ L i n e _ L b l < / I t e m R e f e r e n c e N o _ L i n e _ L b l > - 
-             < L i n e A m o u n t _ L i n e > L i n e A m o u n t _ L i n e < / L i n e A m o u n t _ L i n e > - 
-             < L i n e A m o u n t _ L i n e _ L b l > L i n e A m o u n t _ L i n e _ L b l < / L i n e A m o u n t _ L i n e _ L b l > - 
-             < L i n e D i s c o u n t P e r c e n t T e x t _ L i n e > L i n e D i s c o u n t P e r c e n t T e x t _ L i n e < / L i n e D i s c o u n t P e r c e n t T e x t _ L i n e > - 
-             < L i n e D i s c o u n t P e r c e n t _ L i n e > L i n e D i s c o u n t P e r c e n t _ L i n e < / L i n e D i s c o u n t P e r c e n t _ L i n e > - 
-             < L i n e N o _ L i n e > L i n e N o _ L i n e < / L i n e N o _ L i n e > - 
-             < Q u a n t i t y _ L i n e > Q u a n t i t y _ L i n e < / Q u a n t i t y _ L i n e > - 
-             < Q u a n t i t y _ L i n e _ L b l > Q u a n t i t y _ L i n e _ L b l < / Q u a n t i t y _ L i n e _ L b l > - 
-             < S h i p m e n t D a t e _ L i n e > S h i p m e n t D a t e _ L i n e < / S h i p m e n t D a t e _ L i n e > - 
-             < S h i p m e n t D a t e _ L i n e _ L b l > S h i p m e n t D a t e _ L i n e _ L b l < / S h i p m e n t D a t e _ L i n e _ L b l > - 
-             < T r a n s H e a d e r A m o u n t > T r a n s H e a d e r A m o u n t < / T r a n s H e a d e r A m o u n t > - 
-             < T y p e _ L i n e > T y p e _ L i n e < / T y p e _ L i n e > - 
-             < U n i t O f M e a s u r e > U n i t O f M e a s u r e < / U n i t O f M e a s u r e > - 
-             < U n i t O f M e a s u r e _ L b l > U n i t O f M e a s u r e _ L b l < / U n i t O f M e a s u r e _ L b l > - 
-             < U n i t P r i c e > U n i t P r i c e < / U n i t P r i c e > - 
-             < U n i t P r i c e _ L b l > U n i t P r i c e _ L b l < / U n i t P r i c e _ L b l > - 
-             < V A T I d e n t i f i e r _ L i n e > V A T I d e n t i f i e r _ L i n e < / V A T I d e n t i f i e r _ L i n e > - 
-             < V A T I d e n t i f i e r _ L i n e _ L b l > V A T I d e n t i f i e r _ L i n e _ L b l < / V A T I d e n t i f i e r _ L i n e _ L b l > - 
-             < V A T P c t _ L i n e > V A T P c t _ L i n e < / V A T P c t _ L i n e > - 
-             < V A T P c t _ L i n e _ L b l > V A T P c t _ L i n e _ L b l < / V A T P c t _ L i n e _ L b l > - 
-             < S h i p m e n t L i n e > - 
-                 < D o c u m e n t N o _ S h i p m e n t L i n e > D o c u m e n t N o _ S h i p m e n t L i n e < / D o c u m e n t N o _ S h i p m e n t L i n e > - 
-                 < P o s t i n g D a t e _ S h i p m e n t L i n e > P o s t i n g D a t e _ S h i p m e n t L i n e < / P o s t i n g D a t e _ S h i p m e n t L i n e > - 
-                 < P o s t i n g D a t e _ S h i p m e n t L i n e _ L b l > P o s t i n g D a t e _ S h i p m e n t L i n e _ L b l < / P o s t i n g D a t e _ S h i p m e n t L i n e _ L b l > - 
-                 < Q u a n t i t y _ S h i p m e n t L i n e > Q u a n t i t y _ S h i p m e n t L i n e < / Q u a n t i t y _ S h i p m e n t L i n e > - 
-                 < Q u a n t i t y _ S h i p m e n t L i n e _ L b l > Q u a n t i t y _ S h i p m e n t L i n e _ L b l < / Q u a n t i t y _ S h i p m e n t L i n e _ L b l > +     < T o o l t i p s > + 
+         < T o o l t i p   c o l u m n = " C o m p a n y H o m e P a g e "   E l e m e n t I d = " 1 9 8 9 1 8 8 7 0 " > + 
+             < T o o l t i p T e x t   l a n g = " e n - U S " > S p e c i f i e s   y o u r   c o m p a n y ' s   w e b   s i t e . < / T o o l t i p T e x t > + 
+         < / T o o l t i p > + 
+         < T o o l t i p   c o l u m n = " C o m p a n y E M a i l "   E l e m e n t I d = " 1 6 7 7 0 7 4 0 5 8 " > + 
+             < T o o l t i p T e x t   l a n g = " e n - U S " > S p e c i f i e s   t h e   c o m p a n y ' s   e m a i l   a d d r e s s . < / T o o l t i p T e x t > + 
+         < / T o o l t i p > + 
+         < T o o l t i p   c o l u m n = " C o m p a n y P i c t u r e "   E l e m e n t I d = " 1 3 9 7 4 1 1 0 7 4 " > + 
+             < T o o l t i p T e x t   l a n g = " e n - U S " > S p e c i f i e s   t h e   p i c t u r e   t h a t   h a s   b e e n   s e t   u p   f o r   t h e   c o m p a n y ,   s u c h   a s   a   c o m p a n y   l o g o . < / T o o l t i p T e x t > + 
+         < / T o o l t i p > + 
+         < T o o l t i p   c o l u m n = " C o m p a n y P h o n e N o "   E l e m e n t I d = " 2 5 0 4 4 0 6 5 5 " > + 
+             < T o o l t i p T e x t   l a n g = " e n - U S " > S p e c i f i e s   t h e   c o m p a n y ' s   t e l e p h o n e   n u m b e r . < / T o o l t i p T e x t > + 
+         < / T o o l t i p > + 
+         < T o o l t i p   c o l u m n = " C o m p a n y G i r o N o "   E l e m e n t I d = " 1 3 6 0 1 9 6 3 2 0 " > + 
+             < T o o l t i p T e x t   l a n g = " e n - U S " > S p e c i f i e s   t h e   c o m p a n y ' s   g i r o   n u m b e r . < / T o o l t i p T e x t > + 
+         < / T o o l t i p > + 
+         < T o o l t i p   c o l u m n = " C o m p a n y B a n k N a m e "   E l e m e n t I d = " 1 5 3 4 9 0 5 6 0 5 " > + 
+             < T o o l t i p T e x t   l a n g = " e n - U S " > S p e c i f i e s   t h e   n a m e   o f   t h e   b a n k   w h e r e   y o u   h a v e   t h e   b a n k   a c c o u n t . < / T o o l t i p T e x t > + 
+         < / T o o l t i p > + 
+         < T o o l t i p   c o l u m n = " C o m p a n y B a n k B r a n c h N o "   E l e m e n t I d = " 7 9 3 1 3 3 0 5 7 " > + 
+             < T o o l t i p T e x t   l a n g = " e n - U S " > S p e c i f i e s   a   n u m b e r   o f   t h e   b a n k   b r a n c h . < / T o o l t i p T e x t > + 
+         < / T o o l t i p > + 
+         < T o o l t i p   c o l u m n = " C o m p a n y B a n k A c c o u n t N o "   E l e m e n t I d = " 3 0 1 4 0 2 0 4 " > + 
+             < T o o l t i p T e x t   l a n g = " e n - U S " > S p e c i f i e s   t h e   n u m b e r   u s e d   b y   t h e   b a n k   f o r   t h e   b a n k   a c c o u n t . < / T o o l t i p T e x t > + 
+         < / T o o l t i p > + 
+         < T o o l t i p   c o l u m n = " C o m p a n y I B A N "   E l e m e n t I d = " 9 0 6 5 4 9 1 8 2 " > + 
+             < T o o l t i p T e x t   l a n g = " e n - U S " > S p e c i f i e s   t h e   b a n k   a c c o u n t ' s   i n t e r n a t i o n a l   b a n k   a c c o u n t   n u m b e r . < / T o o l t i p T e x t > + 
+         < / T o o l t i p > + 
+         < T o o l t i p   c o l u m n = " C o m p a n y S W I F T "   E l e m e n t I d = " 6 6 8 2 5 0 2 4 5 " > + 
+             < T o o l t i p T e x t   l a n g = " e n - U S " > S p e c i f i e s   t h e   i n t e r n a t i o n a l   b a n k   i d e n t i f i e r   c o d e   ( S W I F T )   o f   t h e   b a n k   w h e r e   y o u   h a v e   t h e   a c c o u n t . < / T o o l t i p T e x t > + 
+         < / T o o l t i p > + 
+         < T o o l t i p   c o l u m n = " S e l l T o C o n t a c t P h o n e N o "   E l e m e n t I d = " 1 6 1 3 8 2 2 4 8 3 " > + 
+             < T o o l t i p T e x t   l a n g = " e n - U S " > S p e c i f i e s   t h e   c o n t a c t ' s   p h o n e   n u m b e r . < / T o o l t i p T e x t > + 
+         < / T o o l t i p > + 
+         < T o o l t i p   c o l u m n = " S e l l T o C o n t a c t M o b i l e P h o n e N o "   E l e m e n t I d = " 1 8 4 3 5 8 7 4 7 " > + 
+             < T o o l t i p T e x t   l a n g = " e n - U S " > S p e c i f i e s   t h e   c o n t a c t ' s   m o b i l e   t e l e p h o n e   n u m b e r . < / T o o l t i p T e x t > + 
+         < / T o o l t i p > + 
+         < T o o l t i p   c o l u m n = " S e l l T o C o n t a c t E m a i l "   E l e m e n t I d = " 2 6 2 8 2 4 5 6 4 " > + 
+             < T o o l t i p T e x t   l a n g = " e n - U S " > S p e c i f i e s   t h e   e m a i l   a d d r e s s   o f   t h e   c o n t a c t . < / T o o l t i p T e x t > + 
+         < / T o o l t i p > + 
+         < T o o l t i p   c o l u m n = " B i l l T o C o n t a c t P h o n e N o "   E l e m e n t I d = " 3 6 2 4 7 7 4 8 8 " > + 
+             < T o o l t i p T e x t   l a n g = " e n - U S " > S p e c i f i e s   t h e   c o n t a c t ' s   p h o n e   n u m b e r . < / T o o l t i p T e x t > + 
+         < / T o o l t i p > + 
+         < T o o l t i p   c o l u m n = " B i l l T o C o n t a c t M o b i l e P h o n e N o "   E l e m e n t I d = " 2 4 8 4 8 8 6 9 6 " > + 
+             < T o o l t i p T e x t   l a n g = " e n - U S " > S p e c i f i e s   t h e   c o n t a c t ' s   m o b i l e   t e l e p h o n e   n u m b e r . < / T o o l t i p T e x t > + 
+         < / T o o l t i p > + 
+         < T o o l t i p   c o l u m n = " B i l l T o C o n t a c t E m a i l "   E l e m e n t I d = " 3 3 5 8 2 7 8 9 5 " > + 
+             < T o o l t i p T e x t   l a n g = " e n - U S " > S p e c i f i e s   t h e   e m a i l   a d d r e s s   o f   t h e   c o n t a c t . < / T o o l t i p T e x t > + 
+         < / T o o l t i p > + 
+         < T o o l t i p   c o l u m n = " Y o u r R e f e r e n c e "   E l e m e n t I d = " 1 1 0 3 9 9 5 1 " > + 
+             < T o o l t i p T e x t   l a n g = " e n - U S " > S p e c i f i e s   t h e   c u s t o m e r ' s   r e f e r e n c e .   T h e   c o n t e n t s   w i l l   b e   p r i n t e d   o n   s a l e s   d o c u m e n t s . < / T o o l t i p T e x t > + 
+         < / T o o l t i p > + 
+         < T o o l t i p   c o l u m n = " E x t e r n a l D o c u m e n t N o "   E l e m e n t I d = " 7 3 3 9 5 3 9 6 6 " > + 
+             < T o o l t i p T e x t   l a n g = " e n - U S " > S p e c i f i e s   t h e   e x t e r n a l   d o c u m e n t   n u m b e r   t h a t   i s   e n t e r e d   o n   t h e   s a l e s   h e a d e r   t h a t   t h i s   l i n e   w a s   p o s t e d   f r o m . < / T o o l t i p T e x t > + 
+         < / T o o l t i p > + 
+         < T o o l t i p   c o l u m n = " S h i p m e n t M e t h o d D e s c r i p t i o n "   E l e m e n t I d = " 2 0 5 9 4 0 3 2 6 0 " > + 
+             < T o o l t i p T e x t   l a n g = " e n - U S " > S p e c i f i e s   a   d e s c r i p t i o n   o f   t h e   s h i p m e n t   m e t h o d . < / T o o l t i p T e x t > + 
+         < / T o o l t i p > + 
+         < T o o l t i p   c o l u m n = " S h i p T o P h o n e N o "   E l e m e n t I d = " 3 6 9 7 0 2 2 5 5 " > + 
+             < T o o l t i p T e x t   l a n g = " e n - U S " > S p e c i f i e s   t h e   t e l e p h o n e   n u m b e r   o f   t h e   c o m p a n y ' s   s h i p p i n g   a d d r e s s . < / T o o l t i p T e x t > + 
+         < / T o o l t i p > + 
+         < T o o l t i p   c o l u m n = " P a y m e n t T e r m s D e s c r i p t i o n "   E l e m e n t I d = " 2 0 3 8 7 4 2 7 0 0 " > + 
+             < T o o l t i p T e x t   l a n g = " e n - U S " > S p e c i f i e s   a n   e x p l a n a t i o n   o f   t h e   p a y m e n t   t e r m s . < / T o o l t i p T e x t > + 
+         < / T o o l t i p > + 
+         < T o o l t i p   c o l u m n = " P a y m e n t M e t h o d D e s c r i p t i o n "   E l e m e n t I d = " 5 8 5 7 5 7 9 7 4 " > + 
+             < T o o l t i p T e x t   l a n g = " e n - U S " > S p e c i f i e s   a   t e x t   t h a t   d e s c r i b e s   t h e   p a y m e n t   m e t h o d . < / T o o l t i p T e x t > + 
+         < / T o o l t i p > + 
+         < T o o l t i p   c o l u m n = " B i l l t o C u s t u m e r N o "   E l e m e n t I d = " 2 8 0 4 7 3 0 5 8 " > + 
+             < T o o l t i p T e x t   l a n g = " e n - U S " > S p e c i f i e s   t h e   n u m b e r   o f   t h e   c u s t o m e r   t h a t   y o u   s e n d   o r   s e n t   t h e   c r e d i t   m e m o   t o . < / T o o l t i p T e x t > + 
+         < / T o o l t i p > + 
+         < T o o l t i p   c o l u m n = " D o c u m e n t N o "   E l e m e n t I d = " 9 7 0 3 5 0 5 3 9 " > + 
+             < T o o l t i p T e x t   l a n g = " e n - U S " > S p e c i f i e s   t h e   p o s t e d   c r e d i t   m e m o   n u m b e r .   Y o u   c a n n o t   c h a n g e   t h e   n u m b e r   b e c a u s e   t h e   d o c u m e n t   h a s   a l r e a d y   b e e n   p o s t e d . < / T o o l t i p T e x t > + 
+         < / T o o l t i p > + 
+         < T o o l t i p   c o l u m n = " S a l e s P e r s o n N a m e "   E l e m e n t I d = " 8 7 1 4 9 2 9 8 3 " > + 
+             < T o o l t i p T e x t   l a n g = " e n - U S " > S p e c i f i e s   t h e   n a m e   o f   t h e   s a l e s p e r s o n   o r   p u r c h a s e r . < / T o o l t i p T e x t > + 
+         < / T o o l t i p > + 
+         < T o o l t i p   c o l u m n = " S e l l t o C u s t o m e r N o "   E l e m e n t I d = " 2 0 5 0 6 4 7 3 4 9 " > + 
+             < T o o l t i p T e x t   l a n g = " e n - U S " > S p e c i f i e s   t h e   n u m b e r   o f   t h e   c u s t o m e r   t h a t   y o u   s h i p p e d   t h e   i t e m s   o n   t h e   c r e d i t   m e m o   t o . < / T o o l t i p T e x t > + 
+         < / T o o l t i p > + 
+         < T o o l t i p   c o l u m n = " A m o u n t E x c l u d i n g V A T _ L i n e "   E l e m e n t I d = " 1 0 6 2 4 6 0 0 4 0 " > + 
+             < T o o l t i p T e x t   l a n g = " e n - U S " > S p e c i f i e s   t h e   l i n e ' s   n e t   a m o u n t . < / T o o l t i p T e x t > + 
+         < / T o o l t i p > + 
+         < T o o l t i p   c o l u m n = " A m o u n t I n c l u d i n g V A T _ L i n e "   E l e m e n t I d = " 7 7 0 9 2 8 4 0 2 " > + 
+             < T o o l t i p T e x t   l a n g = " e n - U S " > S p e c i f i e s   t h e   n e t   a m o u n t ,   i n c l u d i n g   V A T ,   f o r   t h i s   l i n e . < / T o o l t i p T e x t > + 
+         < / T o o l t i p > + 
+         < T o o l t i p   c o l u m n = " D e s c r i p t i o n _ L i n e "   E l e m e n t I d = " 1 4 0 6 8 2 2 3 1 0 " > + 
+             < T o o l t i p T e x t   l a n g = " e n - U S " > S p e c i f i e s   t h e   n a m e   o f   t h e   i t e m   o r   g e n e r a l   l e d g e r   a c c o u n t ,   o r   s o m e   d e s c r i p t i v e   t e x t . < / T o o l t i p T e x t > + 
+         < / T o o l t i p > + 
+         < T o o l t i p   c o l u m n = " L i n e D i s c o u n t P e r c e n t _ L i n e "   E l e m e n t I d = " 9 0 7 8 2 7 4 3 6 " > + 
+             < T o o l t i p T e x t   l a n g = " e n - U S " > S p e c i f i e s   t h e   d i s c o u n t   p e r c e n t a g e   t h a t   i s   g r a n t e d   f o r   t h e   i t e m   o n   t h e   l i n e . < / T o o l t i p T e x t > + 
+         < / T o o l t i p > + 
+         < T o o l t i p   c o l u m n = " I t e m N o _ L i n e "   E l e m e n t I d = " 1 9 1 0 2 9 6 2 8 8 " > + 
+             < T o o l t i p T e x t   l a n g = " e n - U S " > S p e c i f i e s   t h e   n u m b e r   o f   t h e   i n v o l v e d   e n t r y   o r   r e c o r d ,   a c c o r d i n g   t o   t h e   s p e c i f i e d   n u m b e r   s e r i e s . < / T o o l t i p T e x t > + 
+         < / T o o l t i p > + 
+         < T o o l t i p   c o l u m n = " I t e m R e f e r e n c e N o _ L i n e "   E l e m e n t I d = " 9 2 7 2 3 5 7 " > + 
+             < T o o l t i p T e x t   l a n g = " e n - U S " > S p e c i f i e s   t h e   r e f e r e n c e d   i t e m   n u m b e r . < / T o o l t i p T e x t > + 
+         < / T o o l t i p > + 
+         < T o o l t i p   c o l u m n = " U n i t O f M e a s u r e "   E l e m e n t I d = " 1 8 0 8 2 2 8 0 1 8 " > + 
+             < T o o l t i p T e x t   l a n g = " e n - U S " > S p e c i f i e s   t h e   n a m e   o f   t h e   i t e m   o r   r e s o u r c e ' s   u n i t   o f   m e a s u r e ,   s u c h   a s   p i e c e   o r   h o u r . < / T o o l t i p T e x t > + 
+         < / T o o l t i p > + 
+         < T o o l t i p   c o l u m n = " L i n e N o _ A s s e m b l y L i n e "   E l e m e n t I d = " 6 4 0 5 8 3 8 9 1 " > + 
+             < T o o l t i p T e x t   l a n g = " e n - U S " > S p e c i f i e s   t h e   n u m b e r   o f   t h e   i n v o l v e d   e n t r y   o r   r e c o r d ,   a c c o r d i n g   t o   t h e   s p e c i f i e d   n u m b e r   s e r i e s . < / T o o l t i p T e x t > + 
+         < / T o o l t i p > + 
+         < T o o l t i p   c o l u m n = " D e s c r i p t i o n _ A s s e m b l y L i n e "   E l e m e n t I d = " 2 8 0 7 4 3 7 9 6 " > + 
+             < T o o l t i p T e x t   l a n g = " e n - U S " > S p e c i f i e s   t h e   d e s c r i p t i o n   o f   t h e   a s s e m b l y   c o m p o n e n t   o n   t h e   p o s t e d   a s s e m b l y   l i n e . < / T o o l t i p T e x t > + 
+         < / T o o l t i p > + 
+         < T o o l t i p   c o l u m n = " Q u a n t i t y _ A s s e m b l y L i n e "   E l e m e n t I d = " 1 9 5 7 6 4 8 2 3 1 " > + 
+             < T o o l t i p T e x t   l a n g = " e n - U S " > S p e c i f i e s   h o w   m a n y   u n i t s   o f   t h e   a s s e m b l y   c o m p o n e n t   w e r e   p o s t e d   a s   c o n s u m e d   b y   t h e   p o s t e d   a s s e m b l y   o r d e r   l i n e . < / T o o l t i p T e x t > + 
+         < / T o o l t i p > + 
+         < T o o l t i p   c o l u m n = " V a r i a n t C o d e _ A s s e m b l y L i n e "   E l e m e n t I d = " 1 8 6 9 4 0 7 6 7 2 " > + 
+             < T o o l t i p T e x t   l a n g = " e n - U S " > S p e c i f i e s   t h e   v a r i a n t   o f   t h e   i t e m   o n   t h e   l i n e . < / T o o l t i p T e x t > + 
+         < / T o o l t i p > + 
+         < T o o l t i p   c o l u m n = " I n v o i c e D i s c o u n t A m o u n t _ V A T A m o u n t L i n e "   E l e m e n t I d = " 8 2 4 7 3 0 1 4 1 " > + 
+             < T o o l t i p T e x t   l a n g = " e n - U S " > S p e c i f i e s   t h e   i n v o i c e   d i s c o u n t   a m o u n t   f o r   a   s p e c i f i c   V A T   i d e n t i f i e r . < / T o o l t i p T e x t > + 
+         < / T o o l t i p > + 
+         < T o o l t i p   c o l u m n = " I n v o i c e D i s c o u n t B a s e A m o u n t _ V A T A m o u n t L i n e "   E l e m e n t I d = " 2 0 4 0 3 3 2 2 6 6 " > + 
+             < T o o l t i p T e x t   l a n g = " e n - U S " > S p e c i f i e s   t h e   i n v o i c e   d i s c o u n t   b a s e   a m o u n t . < / T o o l t i p T e x t > + 
+         < / T o o l t i p > + 
+         < T o o l t i p   c o l u m n = " L i n e A m o u n t _ V a t A m o u n t L i n e "   E l e m e n t I d = " 2 1 4 6 5 4 0 1 " > + 
+             < T o o l t i p T e x t   l a n g = " e n - U S " > S p e c i f i e s   t h e   t o t a l   a m o u n t   f o r   s a l e s   o r   p u r c h a s e   l i n e s   w i t h   a   s p e c i f i c   V A T   i d e n t i f i e r . < / T o o l t i p T e x t > + 
+         < / T o o l t i p > + 
+         < T o o l t i p   c o l u m n = " V A T A m o u n t _ V a t A m o u n t L i n e "   E l e m e n t I d = " 1 8 9 1 8 2 0 6 2 0 " > + 
+             < T o o l t i p T e x t   l a n g = " e n - U S " > S p e c i f i e s   t h e   a m o u n t   o f   V A T   t h a t   i s   i n c l u d e d   i n   t h e   t o t a l   a m o u n t . < / T o o l t i p T e x t > + 
+         < / T o o l t i p > + 
+         < T o o l t i p   c o l u m n = " V A T B a s e _ V a t A m o u n t L i n e "   E l e m e n t I d = " 1 4 5 8 9 3 7 8 1 9 " > + 
+             < T o o l t i p T e x t   l a n g = " e n - U S " > S p e c i f i e s   t h e   t o t a l   n e t   a m o u n t   ( a m o u n t   e x c l u d i n g   V A T )   f o r   s a l e s   o r   p u r c h a s e   l i n e s   w i t h   a   s p e c i f i c   V A T   I d e n t i f i e r . < / T o o l t i p T e x t > + 
+         < / T o o l t i p > + 
+         < T o o l t i p   c o l u m n = " V A T I d e n t i f i e r _ V a t A m o u n t L i n e "   E l e m e n t I d = " 1 1 4 2 0 7 0 0 3 5 " > + 
+             < T o o l t i p T e x t   l a n g = " e n - U S " > S p e c i f i e s   t h e   V A T   I d e n t i f i e r   v a l u e . < / T o o l t i p T e x t > + 
+         < / T o o l t i p > + 
+         < T o o l t i p   c o l u m n = " V A T P c t _ V a t A m o u n t L i n e "   E l e m e n t I d = " 1 4 5 3 5 4 2 7 7 7 " > + 
+             < T o o l t i p T e x t   l a n g = " e n - U S " > S p e c i f i e s   t h e   V A T   %   t h a t   w a s   u s e d   o n   t h e   s a l e s   o r   p u r c h a s e   l i n e s   w i t h   t h i s   V A T   I d e n t i f i e r . < / T o o l t i p T e x t > + 
+         < / T o o l t i p > + 
+         < T o o l t i p   c o l u m n = " V A T I d e n t i f i e r _ V A T C l a u s e L i n e "   E l e m e n t I d = " 1 4 6 4 4 7 2 4 7 8 " > + 
+             < T o o l t i p T e x t   l a n g = " e n - U S " > S p e c i f i e s   t h e   V A T   I d e n t i f i e r   v a l u e . < / T o o l t i p T e x t > + 
+         < / T o o l t i p > + 
+         < T o o l t i p   c o l u m n = " C o d e _ V A T C l a u s e L i n e "   E l e m e n t I d = " 1 8 2 4 5 8 9 8 4 7 " > + 
+             < T o o l t i p T e x t   l a n g = " e n - U S " > S p e c i f i e s   t h e   c o d e   f o r   a   V A T   c l a u s e ,   w h i c h   i s   u s e d   t o   p r o v i d e   a   V A T   d e s c r i p t i o n   a s s o c i a t e d   w i t h   a   s a l e s   l i n e   o n   a   s a l e s   i n v o i c e ,   c r e d i t   m e m o ,   o r   o t h e r   s a l e s   d o c u m e n t . < / T o o l t i p T e x t > + 
+         < / T o o l t i p > + 
+         < T o o l t i p   c o l u m n = " D e s c r i p t i o n 2 _ V A T C l a u s e L i n e "   E l e m e n t I d = " 1 3 7 9 6 6 7 4 7 0 " > + 
+             < T o o l t i p T e x t   l a n g = " e n - U S " > S p e c i f i e s   a n   a d d i t i o n a l   d e s c r i p t i o n   o f   a   V A T   c l a u s e . < / T o o l t i p T e x t > + 
+         < / T o o l t i p > + 
+         < T o o l t i p   c o l u m n = " V A T A m o u n t _ V A T C l a u s e L i n e "   E l e m e n t I d = " 2 2 2 4 6 9 0 5 9 " > + 
+             < T o o l t i p T e x t   l a n g = " e n - U S " > S p e c i f i e s   t h e   a m o u n t   o f   V A T   t h a t   i s   i n c l u d e d   i n   t h e   t o t a l   a m o u n t . < / T o o l t i p T e x t > + 
+         < / T o o l t i p > + 
+     < / T o o l t i p s > + 
+     < H e a d e r   E l e m e n t T y p e = " D a t a I t e m "   E l e m e n t I d = " 1 2 4 0 3 7 3 8 8 6 " > + 
+         < A p p l i e s T o D o c u m e n t   E l e m e n t T y p e = " C o l u m n "   E l e m e n t I d = " 7 8 4 1 8 3 9 6 5 "   D a t a T y p e = " T e x t " > A p p l i e s T o D o c u m e n t < / A p p l i e s T o D o c u m e n t > + 
+         < A p p l i e s T o D o c u m e n t _ L b l   E l e m e n t T y p e = " C o l u m n "   E l e m e n t I d = " 1 9 9 2 0 4 2 5 9 4 "   D a t a T y p e = " L a b e l " > A p p l i e s T o D o c u m e n t _ L b l < / A p p l i e s T o D o c u m e n t _ L b l > + 
+         < B i l l T o C o n t a c t E m a i l   E l e m e n t T y p e = " C o l u m n "   E l e m e n t I d = " 3 3 5 8 2 7 8 9 5 "   D a t a T y p e = " T e x t " > B i l l T o C o n t a c t E m a i l < / B i l l T o C o n t a c t E m a i l > + 
+         < B i l l T o C o n t a c t E m a i l L b l   E l e m e n t T y p e = " C o l u m n "   E l e m e n t I d = " 2 9 6 4 7 8 3 6 5 "   D a t a T y p e = " L a b e l " > B i l l T o C o n t a c t E m a i l L b l < / B i l l T o C o n t a c t E m a i l L b l > + 
+         < B i l l T o C o n t a c t M o b i l e P h o n e N o   E l e m e n t T y p e = " C o l u m n "   E l e m e n t I d = " 2 4 8 4 8 8 6 9 6 "   D a t a T y p e = " T e x t " > B i l l T o C o n t a c t M o b i l e P h o n e N o < / B i l l T o C o n t a c t M o b i l e P h o n e N o > + 
+         < B i l l T o C o n t a c t M o b i l e P h o n e N o L b l   E l e m e n t T y p e = " C o l u m n "   E l e m e n t I d = " 2 7 6 3 1 1 3 3 8 "   D a t a T y p e = " L a b e l " > B i l l T o C o n t a c t M o b i l e P h o n e N o L b l < / B i l l T o C o n t a c t M o b i l e P h o n e N o L b l > + 
+         < B i l l T o C o n t a c t P h o n e N o   E l e m e n t T y p e = " C o l u m n "   E l e m e n t I d = " 3 6 2 4 7 7 4 8 8 "   D a t a T y p e = " T e x t " > B i l l T o C o n t a c t P h o n e N o < / B i l l T o C o n t a c t P h o n e N o > + 
+         < B i l l T o C o n t a c t P h o n e N o L b l   E l e m e n t T y p e = " C o l u m n "   E l e m e n t I d = " 2 1 2 3 3 4 5 9 6 6 "   D a t a T y p e = " L a b e l " > B i l l T o C o n t a c t P h o n e N o L b l < / B i l l T o C o n t a c t P h o n e N o L b l > + 
+         < B i l l t o C u s t u m e r N o   E l e m e n t T y p e = " C o l u m n "   E l e m e n t I d = " 2 8 0 4 7 3 0 5 8 "   D a t a T y p e = " C o d e " > B i l l t o C u s t u m e r N o < / B i l l t o C u s t u m e r N o > + 
+         < B i l l t o C u s t u m e r N o _ L b l   E l e m e n t T y p e = " C o l u m n "   E l e m e n t I d = " 2 1 8 1 7 1 2 6 3 "   D a t a T y p e = " S t r i n g " > B i l l t o C u s t u m e r N o _ L b l < / B i l l t o C u s t u m e r N o _ L b l > + 
+         < C o m p a n y A d d r e s s 1   E l e m e n t T y p e = " C o l u m n "   E l e m e n t I d = " 1 8 8 4 1 6 4 3 2 3 "   D a t a T y p e = " T e x t " > C o m p a n y A d d r e s s 1 < / C o m p a n y A d d r e s s 1 > + 
+         < C o m p a n y A d d r e s s 2   E l e m e n t T y p e = " C o l u m n "   E l e m e n t I d = " 1 2 4 6 4 6 7 7 0 6 "   D a t a T y p e = " T e x t " > C o m p a n y A d d r e s s 2 < / C o m p a n y A d d r e s s 2 > + 
+         < C o m p a n y A d d r e s s 3   E l e m e n t T y p e = " C o l u m n "   E l e m e n t I d = " 6 0 8 7 7 1 0 8 9 "   D a t a T y p e = " T e x t " > C o m p a n y A d d r e s s 3 < / C o m p a n y A d d r e s s 3 > + 
+         < C o m p a n y A d d r e s s 4   E l e m e n t T y p e = " C o l u m n "   E l e m e n t I d = " 7 7 7 6 8 0 1 1 2 "   D a t a T y p e = " T e x t " > C o m p a n y A d d r e s s 4 < / C o m p a n y A d d r e s s 4 > + 
+         < C o m p a n y A d d r e s s 5   E l e m e n t T y p e = " C o l u m n "   E l e m e n t I d = " 1 3 9 9 8 3 4 9 5 "   D a t a T y p e = " T e x t " > C o m p a n y A d d r e s s 5 < / C o m p a n y A d d r e s s 5 > + 
+         < C o m p a n y A d d r e s s 6   E l e m e n t T y p e = " C o l u m n "   E l e m e n t I d = " 4 9 7 7 1 3 1 2 2 "   D a t a T y p e = " T e x t " > C o m p a n y A d d r e s s 6 < / C o m p a n y A d d r e s s 6 > + 
+         < C o m p a n y A d d r e s s 7   E l e m e n t T y p e = " C o l u m n "   E l e m e n t I d = " 1 1 3 5 4 0 9 7 3 9 "   D a t a T y p e = " T e x t " > C o m p a n y A d d r e s s 7 < / C o m p a n y A d d r e s s 7 > + 
+         < C o m p a n y A d d r e s s 8   E l e m e n t T y p e = " C o l u m n "   E l e m e n t I d = " 1 7 1 5 2 5 5 3 0 0 "   D a t a T y p e = " T e x t " > C o m p a n y A d d r e s s 8 < / C o m p a n y A d d r e s s 8 > + 
+         < C o m p a n y B a n k A c c o u n t N o   E l e m e n t T y p e = " C o l u m n "   E l e m e n t I d = " 3 0 1 4 0 2 0 4 "   D a t a T y p e = " T e x t " > C o m p a n y B a n k A c c o u n t N o < / C o m p a n y B a n k A c c o u n t N o > + 
+         < C o m p a n y B a n k A c c o u n t N o _ L b l   E l e m e n t T y p e = " C o l u m n "   E l e m e n t I d = " 1 0 9 7 7 4 3 3 4 5 "   D a t a T y p e = " L a b e l " > C o m p a n y B a n k A c c o u n t N o _ L b l < / C o m p a n y B a n k A c c o u n t N o _ L b l > + 
+         < C o m p a n y B a n k B r a n c h N o   E l e m e n t T y p e = " C o l u m n "   E l e m e n t I d = " 7 9 3 1 3 3 0 5 7 "   D a t a T y p e = " T e x t " > C o m p a n y B a n k B r a n c h N o < / C o m p a n y B a n k B r a n c h N o > + 
+         < C o m p a n y B a n k B r a n c h N o _ L b l   E l e m e n t T y p e = " C o l u m n "   E l e m e n t I d = " 3 2 7 9 0 6 6 9 2 "   D a t a T y p e = " S t r i n g " > C o m p a n y B a n k B r a n c h N o _ L b l < / C o m p a n y B a n k B r a n c h N o _ L b l > + 
+         < C o m p a n y B a n k N a m e   E l e m e n t T y p e = " C o l u m n "   E l e m e n t I d = " 1 5 3 4 9 0 5 6 0 5 "   D a t a T y p e = " T e x t " > C o m p a n y B a n k N a m e < / C o m p a n y B a n k N a m e > + 
+         < C o m p a n y B a n k N a m e _ L b l   E l e m e n t T y p e = " C o l u m n "   E l e m e n t I d = " 1 2 0 4 3 0 7 0 1 4 "   D a t a T y p e = " L a b e l " > C o m p a n y B a n k N a m e _ L b l < / C o m p a n y B a n k N a m e _ L b l > + 
+         < C o m p a n y C u s t o m G i r o   E l e m e n t T y p e = " C o l u m n "   E l e m e n t I d = " 1 6 7 0 4 7 5 7 9 8 "   D a t a T y p e = " T e x t " > C o m p a n y C u s t o m G i r o < / C o m p a n y C u s t o m G i r o > + 
+         < C o m p a n y C u s t o m G i r o _ L b l   E l e m e n t T y p e = " C o l u m n "   E l e m e n t I d = " 8 9 1 4 3 9 6 2 5 "   D a t a T y p e = " T e x t " > C o m p a n y C u s t o m G i r o _ L b l < / C o m p a n y C u s t o m G i r o _ L b l > + 
+         < C o m p a n y E M a i l   E l e m e n t T y p e = " C o l u m n "   E l e m e n t I d = " 1 6 7 7 0 7 4 0 5 8 "   D a t a T y p e = " T e x t " > C o m p a n y E M a i l < / C o m p a n y E M a i l > + 
+         < C o m p a n y G i r o N o   E l e m e n t T y p e = " C o l u m n "   E l e m e n t I d = " 1 3 6 0 1 9 6 3 2 0 "   D a t a T y p e = " T e x t " > C o m p a n y G i r o N o < / C o m p a n y G i r o N o > + 
+         < C o m p a n y G i r o N o _ L b l   E l e m e n t T y p e = " C o l u m n "   E l e m e n t I d = " 8 6 1 6 0 2 1 1 5 "   D a t a T y p e = " L a b e l " > C o m p a n y G i r o N o _ L b l < / C o m p a n y G i r o N o _ L b l > + 
+         < C o m p a n y H o m e P a g e   E l e m e n t T y p e = " C o l u m n "   E l e m e n t I d = " 1 9 8 9 1 8 8 7 0 "   D a t a T y p e = " T e x t " > C o m p a n y H o m e P a g e < / C o m p a n y H o m e P a g e > + 
+         < C o m p a n y I B A N   E l e m e n t T y p e = " C o l u m n "   E l e m e n t I d = " 9 0 6 5 4 9 1 8 2 "   D a t a T y p e = " C o d e " > C o m p a n y I B A N < / C o m p a n y I B A N > + 
+         < C o m p a n y I B A N _ L b l   E l e m e n t T y p e = " C o l u m n "   E l e m e n t I d = " 1 2 6 7 9 5 2 2 2 7 "   D a t a T y p e = " S t r i n g " > C o m p a n y I B A N _ L b l < / C o m p a n y I B A N _ L b l > + 
+         < C o m p a n y L e g a l O f f i c e   E l e m e n t T y p e = " C o l u m n "   E l e m e n t I d = " 7 1 4 2 5 8 1 1 1 "   D a t a T y p e = " T e x t " > C o m p a n y L e g a l O f f i c e < / C o m p a n y L e g a l O f f i c e > + 
+         < C o m p a n y L e g a l O f f i c e _ L b l   E l e m e n t T y p e = " C o l u m n "   E l e m e n t I d = " 1 5 3 3 1 7 5 1 0 8 "   D a t a T y p e = " T e x t " > C o m p a n y L e g a l O f f i c e _ L b l < / C o m p a n y L e g a l O f f i c e _ L b l > + 
+         < C o m p a n y L e g a l S t a t e m e n t   E l e m e n t T y p e = " C o l u m n "   E l e m e n t I d = " 4 4 8 3 5 8 8 7 6 "   D a t a T y p e = " T e x t " > C o m p a n y L e g a l S t a t e m e n t < / C o m p a n y L e g a l S t a t e m e n t > + 
+         < C o m p a n y L o g o P o s i t i o n   E l e m e n t T y p e = " C o l u m n "   E l e m e n t I d = " 1 4 2 5 2 6 6 6 8 8 "   D a t a T y p e = " I n t e g e r " > C o m p a n y L o g o P o s i t i o n < / C o m p a n y L o g o P o s i t i o n > + 
+         < C o m p a n y P h o n e N o   E l e m e n t T y p e = " C o l u m n "   E l e m e n t I d = " 2 5 0 4 4 0 6 5 5 "   D a t a T y p e = " T e x t " > C o m p a n y P h o n e N o < / C o m p a n y P h o n e N o > + 
+         < C o m p a n y P h o n e N o _ L b l   E l e m e n t T y p e = " C o l u m n "   E l e m e n t I d = " 5 5 8 5 9 3 5 8 6 "   D a t a T y p e = " L a b e l " > C o m p a n y P h o n e N o _ L b l < / C o m p a n y P h o n e N o _ L b l > + 
+         < C o m p a n y P i c t u r e   E l e m e n t T y p e = " C o l u m n "   E l e m e n t I d = " 1 3 9 7 4 1 1 0 7 4 "   D a t a T y p e = " B l o b " / > + 
+         < C o m p a n y R e g i s t r a t i o n N u m b e r   E l e m e n t T y p e = " C o l u m n "   E l e m e n t I d = " 2 0 2 3 6 3 9 4 2 4 "   D a t a T y p e = " T e x t " > C o m p a n y R e g i s t r a t i o n N u m b e r < / C o m p a n y R e g i s t r a t i o n N u m b e r > + 
+         < C o m p a n y R e g i s t r a t i o n N u m b e r _ L b l   E l e m e n t T y p e = " C o l u m n "   E l e m e n t I d = " 1 8 3 3 1 0 6 6 5 3 "   D a t a T y p e = " T e x t " > C o m p a n y R e g i s t r a t i o n N u m b e r _ L b l < / C o m p a n y R e g i s t r a t i o n N u m b e r _ L b l > + 
+         < C o m p a n y S W I F T   E l e m e n t T y p e = " C o l u m n "   E l e m e n t I d = " 6 6 8 2 5 0 2 4 5 "   D a t a T y p e = " C o d e " > C o m p a n y S W I F T < / C o m p a n y S W I F T > + 
+         < C o m p a n y S W I F T _ L b l   E l e m e n t T y p e = " C o l u m n "   E l e m e n t I d = " 2 0 2 9 5 9 7 3 8 4 "   D a t a T y p e = " S t r i n g " > C o m p a n y S W I F T _ L b l < / C o m p a n y S W I F T _ L b l > + 
+         < C o m p a n y V A T R e g i s t r a t i o n N o   E l e m e n t T y p e = " C o l u m n "   E l e m e n t I d = " 1 9 1 4 0 1 3 6 4 9 "   D a t a T y p e = " T e x t " > C o m p a n y V A T R e g i s t r a t i o n N o < / C o m p a n y V A T R e g i s t r a t i o n N o > + 
+         < C o m p a n y V A T R e g i s t r a t i o n N o _ L b l   E l e m e n t T y p e = " C o l u m n "   E l e m e n t I d = " 9 2 4 5 0 3 1 2 4 "   D a t a T y p e = " T e x t " > C o m p a n y V A T R e g i s t r a t i o n N o _ L b l < / C o m p a n y V A T R e g i s t r a t i o n N o _ L b l > + 
+         < C o m p a n y V A T R e g N o   E l e m e n t T y p e = " C o l u m n "   E l e m e n t I d = " 1 7 1 4 3 1 9 3 6 "   D a t a T y p e = " T e x t " > C o m p a n y V A T R e g N o < / C o m p a n y V A T R e g N o > + 
+         < C o m p a n y V A T R e g N o _ L b l   E l e m e n t T y p e = " C o l u m n "   E l e m e n t I d = " 7 7 3 2 0 1 5 0 1 "   D a t a T y p e = " T e x t " > C o m p a n y V A T R e g N o _ L b l < / C o m p a n y V A T R e g N o _ L b l > + 
+         < C o p y _ L b l   E l e m e n t T y p e = " C o l u m n "   E l e m e n t I d = " 6 0 4 7 8 2 7 8 1 "   D a t a T y p e = " L a b e l " > C o p y _ L b l < / C o p y _ L b l > + 
+         < C u s t o m e r A d d r e s s 1   E l e m e n t T y p e = " C o l u m n "   E l e m e n t I d = " 1 8 0 1 9 6 6 4 5 4 "   D a t a T y p e = " T e x t " > C u s t o m e r A d d r e s s 1 < / C u s t o m e r A d d r e s s 1 > + 
+         < C u s t o m e r A d d r e s s 2   E l e m e n t T y p e = " C o l u m n "   E l e m e n t I d = " 1 1 6 4 2 6 9 8 3 7 "   D a t a T y p e = " T e x t " > C u s t o m e r A d d r e s s 2 < / C u s t o m e r A d d r e s s 2 > + 
+         < C u s t o m e r A d d r e s s 3   E l e m e n t T y p e = " C o l u m n "   E l e m e n t I d = " 5 2 6 5 7 3 2 2 0 "   D a t a T y p e = " T e x t " > C u s t o m e r A d d r e s s 3 < / C u s t o m e r A d d r e s s 3 > + 
+         < C u s t o m e r A d d r e s s 4   E l e m e n t T y p e = " C o l u m n "   E l e m e n t I d = " 1 1 1 1 2 3 3 9 7 "   D a t a T y p e = " T e x t " > C u s t o m e r A d d r e s s 4 < / C u s t o m e r A d d r e s s 4 > + 
+         < C u s t o m e r A d d r e s s 5   E l e m e n t T y p e = " C o l u m n "   E l e m e n t I d = " 7 4 8 8 2 0 0 1 4 "   D a t a T y p e = " T e x t " > C u s t o m e r A d d r e s s 5 < / C u s t o m e r A d d r e s s 5 > + 
+         < C u s t o m e r A d d r e s s 6   E l e m e n t T y p e = " C o l u m n "   E l e m e n t I d = " 1 3 8 6 5 1 6 6 3 1 "   D a t a T y p e = " T e x t " > C u s t o m e r A d d r e s s 6 < / C u s t o m e r A d d r e s s 6 > + 
+         < C u s t o m e r A d d r e s s 7   E l e m e n t T y p e = " C o l u m n "   E l e m e n t I d = " 2 0 2 4 2 1 3 2 4 8 "   D a t a T y p e = " T e x t " > C u s t o m e r A d d r e s s 7 < / C u s t o m e r A d d r e s s 7 > + 
+         < C u s t o m e r A d d r e s s 8   E l e m e n t T y p e = " C o l u m n "   E l e m e n t I d = " 1 0 4 8 6 9 8 5 8 5 "   D a t a T y p e = " T e x t " > C u s t o m e r A d d r e s s 8 < / C u s t o m e r A d d r e s s 8 > + 
+         < C u s t o m e r P o s t a l B a r C o d e   E l e m e n t T y p e = " C o l u m n "   E l e m e n t I d = " 3 9 8 5 8 0 6 8 8 "   D a t a T y p e = " T e x t " > C u s t o m e r P o s t a l B a r C o d e < / C u s t o m e r P o s t a l B a r C o d e > + 
+         < D o c u m e n t C o p y T e x t   E l e m e n t T y p e = " C o l u m n "   E l e m e n t I d = " 1 8 2 4 9 4 6 0 4 6 "   D a t a T y p e = " S t r i n g " > D o c u m e n t C o p y T e x t < / D o c u m e n t C o p y T e x t > + 
+         < D o c u m e n t D a t e   E l e m e n t T y p e = " C o l u m n "   E l e m e n t I d = " 5 5 2 8 7 1 9 1 4 "   D a t a T y p e = " S t r i n g " > D o c u m e n t D a t e < / D o c u m e n t D a t e > + 
+         < D o c u m e n t D a t e _ L b l   E l e m e n t T y p e = " C o l u m n "   E l e m e n t I d = " 1 0 2 6 4 9 4 8 3 "   D a t a T y p e = " S t r i n g " > D o c u m e n t D a t e _ L b l < / D o c u m e n t D a t e _ L b l > + 
+         < D o c u m e n t N o   E l e m e n t T y p e = " C o l u m n "   E l e m e n t I d = " 9 7 0 3 5 0 5 3 9 "   D a t a T y p e = " C o d e " > D o c u m e n t N o < / D o c u m e n t N o > + 
+         < D o c u m e n t N o _ L b l   E l e m e n t T y p e = " C o l u m n "   E l e m e n t I d = " 7 8 9 7 9 5 9 7 8 "   D a t a T y p e = " L a b e l " > D o c u m e n t N o _ L b l < / D o c u m e n t N o _ L b l > + 
+         < D o c u m e n t T i t l e _ L b l   E l e m e n t T y p e = " C o l u m n "   E l e m e n t I d = " 8 5 8 4 2 3 9 2 9 "   D a t a T y p e = " L a b e l " > D o c u m e n t T i t l e _ L b l < / D o c u m e n t T i t l e _ L b l > + 
+         < D u e D a t e   E l e m e n t T y p e = " C o l u m n "   E l e m e n t I d = " 7 4 5 1 7 0 2 0 3 "   D a t a T y p e = " S t r i n g " > D u e D a t e < / D u e D a t e > + 
+         < D u e D a t e _ L b l   E l e m e n t T y p e = " C o l u m n "   E l e m e n t I d = " 1 6 4 8 2 8 4 6 4 8 "   D a t a T y p e = " S t r i n g " > D u e D a t e _ L b l < / D u e D a t e _ L b l > + 
+         < E M a i l _ H e a d e r _ L b l   E l e m e n t T y p e = " C o l u m n "   E l e m e n t I d = " 5 1 3 1 7 0 8 0 4 "   D a t a T y p e = " L a b e l " > E M a i l _ H e a d e r _ L b l < / E M a i l _ H e a d e r _ L b l > + 
+         < E x c h a n g e R a t e A S T e x t   E l e m e n t T y p e = " C o l u m n "   E l e m e n t I d = " 1 1 5 7 2 6 2 0 5 3 "   D a t a T y p e = " T e x t " > E x c h a n g e R a t e A S T e x t < / E x c h a n g e R a t e A S T e x t > + 
+         < E x t e r n a l D o c u m e n t N o   E l e m e n t T y p e = " C o l u m n "   E l e m e n t I d = " 7 3 3 9 5 3 9 6 6 "   D a t a T y p e = " C o d e " > E x t e r n a l D o c u m e n t N o < / E x t e r n a l D o c u m e n t N o > + 
+         < E x t e r n a l D o c u m e n t N o L b l   E l e m e n t T y p e = " C o l u m n "   E l e m e n t I d = " 7 8 3 2 8 7 4 5 2 "   D a t a T y p e = " S t r i n g " > E x t e r n a l D o c u m e n t N o L b l < / E x t e r n a l D o c u m e n t N o L b l > + 
+         < H o m e P a g e _ H e a d e r _ L b l   E l e m e n t T y p e = " C o l u m n "   E l e m e n t I d = " 1 8 7 9 7 2 5 0 8 4 "   D a t a T y p e = " L a b e l " > H o m e P a g e _ H e a d e r _ L b l < / H o m e P a g e _ H e a d e r _ L b l > + 
+         < I n v o i c e D i s c o u n t A m o u n t _ L b l   E l e m e n t T y p e = " C o l u m n "   E l e m e n t I d = " 1 5 9 3 0 1 2 7 3 6 "   D a t a T y p e = " L a b e l " > I n v o i c e D i s c o u n t A m o u n t _ L b l < / I n v o i c e D i s c o u n t A m o u n t _ L b l > + 
+         < I n v o i c e D i s c o u n t B a s e A m o u n t _ L b l   E l e m e n t T y p e = " C o l u m n "   E l e m e n t I d = " 2 0 2 9 2 6 6 8 7 5 "   D a t a T y p e = " L a b e l " > I n v o i c e D i s c o u n t B a s e A m o u n t _ L b l < / I n v o i c e D i s c o u n t B a s e A m o u n t _ L b l > + 
+         < L e g a l E n t i t y T y p e   E l e m e n t T y p e = " C o l u m n "   E l e m e n t I d = " 2 0 5 1 8 7 3 5 6 3 "   D a t a T y p e = " T e x t " > L e g a l E n t i t y T y p e < / L e g a l E n t i t y T y p e > + 
+         < L e g a l E n t i t y T y p e _ L b l   E l e m e n t T y p e = " C o l u m n "   E l e m e n t I d = " 2 0 8 0 2 2 4 7 9 2 "   D a t a T y p e = " T e x t " > L e g a l E n t i t y T y p e _ L b l < / L e g a l E n t i t y T y p e _ L b l > + 
+         < L i n e A m o u n t A f t e r I n v o i c e D i s c o u n t _ L b l   E l e m e n t T y p e = " C o l u m n "   E l e m e n t I d = " 6 7 3 7 2 1 0 9 4 "   D a t a T y p e = " L a b e l " > L i n e A m o u n t A f t e r I n v o i c e D i s c o u n t _ L b l < / L i n e A m o u n t A f t e r I n v o i c e D i s c o u n t _ L b l > + 
+         < L o c a l C u r r e n c y _ L b l   E l e m e n t T y p e = " C o l u m n "   E l e m e n t I d = " 1 5 5 9 6 9 3 4 2 2 "   D a t a T y p e = " L a b e l " > L o c a l C u r r e n c y _ L b l < / L o c a l C u r r e n c y _ L b l > + 
+         < P a g e _ L b l   E l e m e n t T y p e = " C o l u m n "   E l e m e n t I d = " 6 8 0 6 4 8 0 9 1 "   D a t a T y p e = " L a b e l " > P a g e _ L b l < / P a g e _ L b l > + 
+         < P a y m e n t M e t h o d D e s c r i p t i o n   E l e m e n t T y p e = " C o l u m n "   E l e m e n t I d = " 5 8 5 7 5 7 9 7 4 "   D a t a T y p e = " T e x t " > P a y m e n t M e t h o d D e s c r i p t i o n < / P a y m e n t M e t h o d D e s c r i p t i o n > + 
+         < P a y m e n t M e t h o d D e s c r i p t i o n _ L b l   E l e m e n t T y p e = " C o l u m n "   E l e m e n t I d = " 7 9 7 1 1 7 3 2 3 "   D a t a T y p e = " L a b e l " > P a y m e n t M e t h o d D e s c r i p t i o n _ L b l < / P a y m e n t M e t h o d D e s c r i p t i o n _ L b l > + 
+         < P a y m e n t T e r m s D e s c r i p t i o n   E l e m e n t T y p e = " C o l u m n "   E l e m e n t I d = " 2 0 3 8 7 4 2 7 0 0 "   D a t a T y p e = " T e x t " > P a y m e n t T e r m s D e s c r i p t i o n < / P a y m e n t T e r m s D e s c r i p t i o n > + 
+         < P a y m e n t T e r m s D e s c r i p t i o n _ L b l   E l e m e n t T y p e = " C o l u m n "   E l e m e n t I d = " 1 8 7 4 4 9 4 3 2 1 "   D a t a T y p e = " L a b e l " > P a y m e n t T e r m s D e s c r i p t i o n _ L b l < / P a y m e n t T e r m s D e s c r i p t i o n _ L b l > + 
+         < P r i c e s I n c l u d i n g V A T   E l e m e n t T y p e = " C o l u m n "   E l e m e n t I d = " 5 1 8 8 1 7 1 6 7 "   D a t a T y p e = " B o o l e a n " > P r i c e s I n c l u d i n g V A T < / P r i c e s I n c l u d i n g V A T > + 
+         < P r i c e s I n c l u d i n g V A T Y e s N o   E l e m e n t T y p e = " C o l u m n "   E l e m e n t I d = " 1 4 1 1 1 4 7 5 9 9 "   D a t a T y p e = " S t r i n g " > P r i c e s I n c l u d i n g V A T Y e s N o < / P r i c e s I n c l u d i n g V A T Y e s N o > + 
+         < P r i c e s I n c l u d i n g V A T _ L b l   E l e m e n t T y p e = " C o l u m n "   E l e m e n t I d = " 1 3 7 7 9 7 9 4 4 4 "   D a t a T y p e = " S t r i n g " > P r i c e s I n c l u d i n g V A T _ L b l < / P r i c e s I n c l u d i n g V A T _ L b l > + 
+         < S a l e s I n v o i c e L i n e D i s c o u n t _ L b l   E l e m e n t T y p e = " C o l u m n "   E l e m e n t I d = " 6 6 4 6 0 1 5 8 2 "   D a t a T y p e = " L a b e l " > S a l e s I n v o i c e L i n e D i s c o u n t _ L b l < / S a l e s I n v o i c e L i n e D i s c o u n t _ L b l > + 
+         < S a l e s P e r s o n B l a n k _ L b l   E l e m e n t T y p e = " C o l u m n "   E l e m e n t I d = " 6 5 4 6 2 4 6 0 1 "   D a t a T y p e = " T e x t " > S a l e s P e r s o n B l a n k _ L b l < / S a l e s P e r s o n B l a n k _ L b l > + 
+         < S a l e s P e r s o n N a m e   E l e m e n t T y p e = " C o l u m n "   E l e m e n t I d = " 8 7 1 4 9 2 9 8 3 "   D a t a T y p e = " T e x t " > S a l e s P e r s o n N a m e < / S a l e s P e r s o n N a m e > + 
+         < S a l e s P e r s o n _ L b l   E l e m e n t T y p e = " C o l u m n "   E l e m e n t I d = " 1 5 6 4 1 9 6 3 6 5 "   D a t a T y p e = " L a b e l " > S a l e s P e r s o n _ L b l < / S a l e s P e r s o n _ L b l > + 
+         < S e l l T o C o n t a c t E m a i l   E l e m e n t T y p e = " C o l u m n "   E l e m e n t I d = " 2 6 2 8 2 4 5 6 4 "   D a t a T y p e = " T e x t " > S e l l T o C o n t a c t E m a i l < / S e l l T o C o n t a c t E m a i l > + 
+         < S e l l T o C o n t a c t E m a i l L b l   E l e m e n t T y p e = " C o l u m n "   E l e m e n t I d = " 3 7 0 9 2 0 3 7 4 "   D a t a T y p e = " L a b e l " > S e l l T o C o n t a c t E m a i l L b l < / S e l l T o C o n t a c t E m a i l L b l > + 
+         < S e l l T o C o n t a c t M o b i l e P h o n e N o   E l e m e n t T y p e = " C o l u m n "   E l e m e n t I d = " 1 8 4 3 5 8 7 4 7 "   D a t a T y p e = " T e x t " > S e l l T o C o n t a c t M o b i l e P h o n e N o < / S e l l T o C o n t a c t M o b i l e P h o n e N o > + 
+         < S e l l T o C o n t a c t M o b i l e P h o n e N o L b l   E l e m e n t T y p e = " C o l u m n "   E l e m e n t I d = " 1 4 5 7 5 2 8 4 1 7 "   D a t a T y p e = " L a b e l " > S e l l T o C o n t a c t M o b i l e P h o n e N o L b l < / S e l l T o C o n t a c t M o b i l e P h o n e N o L b l > + 
+         < S e l l T o C o n t a c t P h o n e N o   E l e m e n t T y p e = " C o l u m n "   E l e m e n t I d = " 1 6 1 3 8 2 2 4 8 3 "   D a t a T y p e = " T e x t " > S e l l T o C o n t a c t P h o n e N o < / S e l l T o C o n t a c t P h o n e N o > + 
+         < S e l l T o C o n t a c t P h o n e N o L b l   E l e m e n t T y p e = " C o l u m n "   E l e m e n t I d = " 1 0 5 0 6 8 6 8 0 9 "   D a t a T y p e = " L a b e l " > S e l l T o C o n t a c t P h o n e N o L b l < / S e l l T o C o n t a c t P h o n e N o L b l > + 
+         < S e l l t o C u s t o m e r N o   E l e m e n t T y p e = " C o l u m n "   E l e m e n t I d = " 2 0 5 0 6 4 7 3 4 9 "   D a t a T y p e = " C o d e " > S e l l t o C u s t o m e r N o < / S e l l t o C u s t o m e r N o > + 
+         < S e l l t o C u s t o m e r N o _ L b l   E l e m e n t T y p e = " C o l u m n "   E l e m e n t I d = " 2 9 8 3 8 1 5 1 2 "   D a t a T y p e = " S t r i n g " > S e l l t o C u s t o m e r N o _ L b l < / S e l l t o C u s t o m e r N o _ L b l > + 
+         < S h i p m e n t D a t e   E l e m e n t T y p e = " C o l u m n "   E l e m e n t I d = " 9 3 1 1 1 1 4 6 5 "   D a t a T y p e = " S t r i n g " > S h i p m e n t D a t e < / S h i p m e n t D a t e > + 
+         < S h i p m e n t D a t e _ L b l   E l e m e n t T y p e = " C o l u m n "   E l e m e n t I d = " 6 1 4 4 0 0 3 6 4 "   D a t a T y p e = " S t r i n g " > S h i p m e n t D a t e _ L b l < / S h i p m e n t D a t e _ L b l > + 
+         < S h i p m e n t M e t h o d D e s c r i p t i o n   E l e m e n t T y p e = " C o l u m n "   E l e m e n t I d = " 2 0 5 9 4 0 3 2 6 0 "   D a t a T y p e = " T e x t " > S h i p m e n t M e t h o d D e s c r i p t i o n < / S h i p m e n t M e t h o d D e s c r i p t i o n > + 
+         < S h i p m e n t M e t h o d D e s c r i p t i o n _ L b l   E l e m e n t T y p e = " C o l u m n "   E l e m e n t I d = " 1 1 7 9 9 7 8 4 6 5 "   D a t a T y p e = " L a b e l " > S h i p m e n t M e t h o d D e s c r i p t i o n _ L b l < / S h i p m e n t M e t h o d D e s c r i p t i o n _ L b l > + 
+         < S h i p m e n t _ L b l   E l e m e n t T y p e = " C o l u m n "   E l e m e n t I d = " 2 0 8 5 7 6 7 1 2 0 "   D a t a T y p e = " L a b e l " > S h i p m e n t _ L b l < / S h i p m e n t _ L b l > + 
+         < S h i p T o A d d r e s s 1   E l e m e n t T y p e = " C o l u m n "   E l e m e n t I d = " 1 3 5 7 6 7 2 8 6 1 "   D a t a T y p e = " T e x t " > S h i p T o A d d r e s s 1 < / S h i p T o A d d r e s s 1 > + 
+         < S h i p T o A d d r e s s 2   E l e m e n t T y p e = " C o l u m n "   E l e m e n t I d = " 1 0 2 4 2 0 4 5 8 4 "   D a t a T y p e = " T e x t " > S h i p T o A d d r e s s 2 < / S h i p T o A d d r e s s 2 > + 
+         < S h i p T o A d d r e s s 3   E l e m e n t T y p e = " C o l u m n "   E l e m e n t I d = " 1 6 6 1 9 0 1 2 0 1 "   D a t a T y p e = " T e x t " > S h i p T o A d d r e s s 3 < / S h i p T o A d d r e s s 3 > + 
+         < S h i p T o A d d r e s s 4   E l e m e n t T y p e = " C o l u m n "   E l e m e n t I d = " 5 5 5 4 1 6 9 9 0 "   D a t a T y p e = " T e x t " > S h i p T o A d d r e s s 4 < / S h i p T o A d d r e s s 4 > + 
+         < S h i p T o A d d r e s s 5   E l e m e n t T y p e = " C o l u m n "   E l e m e n t I d = " 1 1 9 3 1 1 3 6 0 7 "   D a t a T y p e = " T e x t " > S h i p T o A d d r e s s 5 < / S h i p T o A d d r e s s 5 > + 
+         < S h i p T o A d d r e s s 6   E l e m e n t T y p e = " C o l u m n "   E l e m e n t I d = " 7 1 9 9 7 6 2 4 4 "   D a t a T y p e = " T e x t " > S h i p T o A d d r e s s 6 < / S h i p T o A d d r e s s 6 > + 
+         < S h i p T o A d d r e s s 7   E l e m e n t T y p e = " C o l u m n "   E l e m e n t I d = " 8 2 2 7 9 6 2 7 "   D a t a T y p e = " T e x t " > S h i p T o A d d r e s s 7 < / S h i p T o A d d r e s s 7 > + 
+         < S h i p T o A d d r e s s 8   E l e m e n t T y p e = " C o l u m n "   E l e m e n t I d = " 1 4 9 2 9 9 2 1 7 8 "   D a t a T y p e = " T e x t " > S h i p T o A d d r e s s 8 < / S h i p T o A d d r e s s 8 > + 
+         < S h i p T o A d d r e s s _ L b l   E l e m e n t T y p e = " C o l u m n "   E l e m e n t I d = " 1 6 5 0 5 0 5 0 1 7 "   D a t a T y p e = " L a b e l " > S h i p T o A d d r e s s _ L b l < / S h i p T o A d d r e s s _ L b l > + 
+         < S h i p T o P h o n e N o   E l e m e n t T y p e = " C o l u m n "   E l e m e n t I d = " 3 6 9 7 0 2 2 5 5 "   D a t a T y p e = " T e x t " > S h i p T o P h o n e N o < / S h i p T o P h o n e N o > + 
+         < S h o w S h i p p i n g A d d r e s s   E l e m e n t T y p e = " C o l u m n "   E l e m e n t I d = " 1 1 2 0 0 7 1 2 6 6 "   D a t a T y p e = " B o o l e a n " > S h o w S h i p p i n g A d d r e s s < / S h o w S h i p p i n g A d d r e s s > + 
+         < S h o w W o r k D e s c r i p t i o n   E l e m e n t T y p e = " C o l u m n "   E l e m e n t I d = " 7 8 5 4 6 8 8 6 5 "   D a t a T y p e = " B o o l e a n " > S h o w W o r k D e s c r i p t i o n < / S h o w W o r k D e s c r i p t i o n > + 
+         < S u b t o t a l _ L b l   E l e m e n t T y p e = " C o l u m n "   E l e m e n t I d = " 1 9 6 7 7 9 5 1 4 2 "   D a t a T y p e = " L a b e l " > S u b t o t a l _ L b l < / S u b t o t a l _ L b l > + 
+         < T o t a l _ L b l   E l e m e n t T y p e = " C o l u m n "   E l e m e n t I d = " 1 2 1 0 1 0 0 8 7 8 "   D a t a T y p e = " L a b e l " > T o t a l _ L b l < / T o t a l _ L b l > + 
+         < V A T A m o u n t S p e c i f i c a t i o n _ L b l   E l e m e n t T y p e = " C o l u m n "   E l e m e n t I d = " 8 7 8 7 0 6 8 4 6 "   D a t a T y p e = " L a b e l " > V A T A m o u n t S p e c i f i c a t i o n _ L b l < / V A T A m o u n t S p e c i f i c a t i o n _ L b l > + 
+         < V A T A m o u n t _ L b l   E l e m e n t T y p e = " C o l u m n "   E l e m e n t I d = " 1 0 9 4 6 5 7 2 9 "   D a t a T y p e = " L a b e l " > V A T A m o u n t _ L b l < / V A T A m o u n t _ L b l > + 
+         < V A T B a s e _ L b l   E l e m e n t T y p e = " C o l u m n "   E l e m e n t I d = " 1 8 6 6 1 5 8 2 7 8 "   D a t a T y p e = " L a b e l " > V A T B a s e _ L b l < / V A T B a s e _ L b l > + 
+         < V A T C l a u s e s _ L b l   E l e m e n t T y p e = " C o l u m n "   E l e m e n t I d = " 1 3 8 3 9 2 0 0 1 9 "   D a t a T y p e = " L a b e l " > V A T C l a u s e s _ L b l < / V A T C l a u s e s _ L b l > + 
+         < V A T C l a u s e _ L b l   E l e m e n t T y p e = " C o l u m n "   E l e m e n t I d = " 1 5 7 0 4 9 5 4 9 0 "   D a t a T y p e = " S t r i n g " > V A T C l a u s e _ L b l < / V A T C l a u s e _ L b l > + 
+         < V A T I d e n t i f i e r _ L b l   E l e m e n t T y p e = " C o l u m n "   E l e m e n t I d = " 1 6 8 6 6 2 3 9 8 4 "   D a t a T y p e = " L a b e l " > V A T I d e n t i f i e r _ L b l < / V A T I d e n t i f i e r _ L b l > + 
+         < V A T P e r c e n t a g e _ L b l   E l e m e n t T y p e = " C o l u m n "   E l e m e n t I d = " 6 7 6 6 5 4 5 6 5 "   D a t a T y p e = " L a b e l " > V A T P e r c e n t a g e _ L b l < / V A T P e r c e n t a g e _ L b l > + 
+         < V A T R e g i s t r a t i o n N o   E l e m e n t T y p e = " C o l u m n "   E l e m e n t I d = " 1 8 8 9 1 9 5 4 0 2 "   D a t a T y p e = " T e x t " > V A T R e g i s t r a t i o n N o < / V A T R e g i s t r a t i o n N o > + 
+         < V A T R e g i s t r a t i o n N o _ L b l   E l e m e n t T y p e = " C o l u m n "   E l e m e n t I d = " 1 4 2 4 6 1 6 0 8 5 "   D a t a T y p e = " T e x t " > V A T R e g i s t r a t i o n N o _ L b l < / V A T R e g i s t r a t i o n N o _ L b l > + 
+         < Y o u r R e f e r e n c e   E l e m e n t T y p e = " C o l u m n "   E l e m e n t I d = " 1 1 0 3 9 9 5 1 "   D a t a T y p e = " T e x t " > Y o u r R e f e r e n c e < / Y o u r R e f e r e n c e > + 
+         < Y o u r R e f e r e n c e _ L b l   E l e m e n t T y p e = " C o l u m n "   E l e m e n t I d = " 4 6 5 4 7 7 4 2 6 "   D a t a T y p e = " S t r i n g " > Y o u r R e f e r e n c e _ L b l < / Y o u r R e f e r e n c e _ L b l > + 
+         < L i n e   E l e m e n t T y p e = " D a t a I t e m "   E l e m e n t I d = " 4 1 1 9 7 6 1 3 3 " > + 
+             < A m o u n t E x c l u d i n g V A T _ L i n e   E l e m e n t T y p e = " C o l u m n "   E l e m e n t I d = " 1 0 6 2 4 6 0 0 4 0 "   D a t a T y p e = " D e c i m a l " > A m o u n t E x c l u d i n g V A T _ L i n e < / A m o u n t E x c l u d i n g V A T _ L i n e > + 
+             < A m o u n t E x c l u d i n g V A T _ L i n e _ L b l   E l e m e n t T y p e = " C o l u m n "   E l e m e n t I d = " 2 0 0 2 8 7 4 4 7 5 "   D a t a T y p e = " S t r i n g " > A m o u n t E x c l u d i n g V A T _ L i n e _ L b l < / A m o u n t E x c l u d i n g V A T _ L i n e _ L b l > + 
+             < A m o u n t I n c l u d i n g V A T _ L i n e   E l e m e n t T y p e = " C o l u m n "   E l e m e n t I d = " 7 7 0 9 2 8 4 0 2 "   D a t a T y p e = " D e c i m a l " > A m o u n t I n c l u d i n g V A T _ L i n e < / A m o u n t I n c l u d i n g V A T _ L i n e > + 
+             < A m o u n t I n c l u d i n g V A T _ L i n e _ L b l   E l e m e n t T y p e = " C o l u m n "   E l e m e n t I d = " 9 3 0 7 4 7 3 1 3 "   D a t a T y p e = " S t r i n g " > A m o u n t I n c l u d i n g V A T _ L i n e _ L b l < / A m o u n t I n c l u d i n g V A T _ L i n e _ L b l > + 
+             < D e s c r i p t i o n _ L i n e   E l e m e n t T y p e = " C o l u m n "   E l e m e n t I d = " 1 4 0 6 8 2 2 3 1 0 "   D a t a T y p e = " T e x t " > D e s c r i p t i o n _ L i n e < / D e s c r i p t i o n _ L i n e > + 
+             < D e s c r i p t i o n _ L i n e _ L b l   E l e m e n t T y p e = " C o l u m n "   E l e m e n t I d = " 2 1 1 8 9 5 1 4 9 5 "   D a t a T y p e = " S t r i n g " > D e s c r i p t i o n _ L i n e _ L b l < / D e s c r i p t i o n _ L i n e _ L b l > + 
+             < I t e m N o _ L i n e   E l e m e n t T y p e = " C o l u m n "   E l e m e n t I d = " 1 9 1 0 2 9 6 2 8 8 "   D a t a T y p e = " C o d e " > I t e m N o _ L i n e < / I t e m N o _ L i n e > + 
+             < I t e m N o _ L i n e _ L b l   E l e m e n t T y p e = " C o l u m n "   E l e m e n t I d = " 1 3 4 0 0 7 9 6 1 3 "   D a t a T y p e = " S t r i n g " > I t e m N o _ L i n e _ L b l < / I t e m N o _ L i n e _ L b l > + 
+             < I t e m R e f e r e n c e N o _ L i n e   E l e m e n t T y p e = " C o l u m n "   E l e m e n t I d = " 9 2 7 2 3 5 7 "   D a t a T y p e = " C o d e " > I t e m R e f e r e n c e N o _ L i n e < / I t e m R e f e r e n c e N o _ L i n e > + 
+             < I t e m R e f e r e n c e N o _ L i n e _ L b l   E l e m e n t T y p e = " C o l u m n "   E l e m e n t I d = " 1 9 8 0 6 3 1 1 3 0 "   D a t a T y p e = " S t r i n g " > I t e m R e f e r e n c e N o _ L i n e _ L b l < / I t e m R e f e r e n c e N o _ L i n e _ L b l > + 
+             < L i n e A m o u n t _ L i n e   E l e m e n t T y p e = " C o l u m n "   E l e m e n t I d = " 2 6 8 9 3 7 1 6 2 "   D a t a T y p e = " T e x t " > L i n e A m o u n t _ L i n e < / L i n e A m o u n t _ L i n e > + 
+             < L i n e A m o u n t _ L i n e _ L b l   E l e m e n t T y p e = " C o l u m n "   E l e m e n t I d = " 9 9 2 9 0 1 8 4 5 "   D a t a T y p e = " S t r i n g " > L i n e A m o u n t _ L i n e _ L b l < / L i n e A m o u n t _ L i n e _ L b l > + 
+             < L i n e D i s c o u n t P e r c e n t T e x t _ L i n e   E l e m e n t T y p e = " C o l u m n "   E l e m e n t I d = " 6 1 3 1 3 5 1 9 "   D a t a T y p e = " T e x t " > L i n e D i s c o u n t P e r c e n t T e x t _ L i n e < / L i n e D i s c o u n t P e r c e n t T e x t _ L i n e > + 
+             < L i n e D i s c o u n t P e r c e n t _ L i n e   E l e m e n t T y p e = " C o l u m n "   E l e m e n t I d = " 9 0 7 8 2 7 4 3 6 "   D a t a T y p e = " D e c i m a l " > L i n e D i s c o u n t P e r c e n t _ L i n e < / L i n e D i s c o u n t P e r c e n t _ L i n e > + 
+             < L i n e N o _ L i n e   E l e m e n t T y p e = " C o l u m n "   E l e m e n t I d = " 6 9 8 9 8 5 9 7 9 "   D a t a T y p e = " I n t e g e r " > L i n e N o _ L i n e < / L i n e N o _ L i n e > + 
+             < Q u a n t i t y _ L i n e   E l e m e n t T y p e = " C o l u m n "   E l e m e n t I d = " 1 0 6 8 5 4 3 5 3 7 "   D a t a T y p e = " T e x t " > Q u a n t i t y _ L i n e < / Q u a n t i t y _ L i n e > + 
+             < Q u a n t i t y _ L i n e _ L b l   E l e m e n t T y p e = " C o l u m n "   E l e m e n t I d = " 2 0 3 4 5 0 6 8 0 2 "   D a t a T y p e = " S t r i n g " > Q u a n t i t y _ L i n e _ L b l < / Q u a n t i t y _ L i n e _ L b l > + 
+             < S h i p m e n t D a t e _ L i n e   E l e m e n t T y p e = " C o l u m n "   E l e m e n t I d = " 1 6 7 3 3 7 5 4 1 6 "   D a t a T y p e = " S t r i n g " > S h i p m e n t D a t e _ L i n e < / S h i p m e n t D a t e _ L i n e > + 
+             < S h i p m e n t D a t e _ L i n e _ L b l   E l e m e n t T y p e = " C o l u m n "   E l e m e n t I d = " 8 5 3 2 2 4 3 6 3 "   D a t a T y p e = " L a b e l " > S h i p m e n t D a t e _ L i n e _ L b l < / S h i p m e n t D a t e _ L i n e _ L b l > + 
+             < T r a n s H e a d e r A m o u n t   E l e m e n t T y p e = " C o l u m n "   E l e m e n t I d = " 2 0 2 8 3 0 6 2 7 6 "   D a t a T y p e = " D e c i m a l " > T r a n s H e a d e r A m o u n t < / T r a n s H e a d e r A m o u n t > + 
+             < T y p e _ L i n e   E l e m e n t T y p e = " C o l u m n "   E l e m e n t I d = " 2 7 2 8 0 4 9 2 4 "   D a t a T y p e = " S t r i n g " > T y p e _ L i n e < / T y p e _ L i n e > + 
+             < U n i t O f M e a s u r e   E l e m e n t T y p e = " C o l u m n "   E l e m e n t I d = " 1 8 0 8 2 2 8 0 1 8 "   D a t a T y p e = " T e x t " > U n i t O f M e a s u r e < / U n i t O f M e a s u r e > + 
+             < U n i t O f M e a s u r e _ L b l   E l e m e n t T y p e = " C o l u m n "   E l e m e n t I d = " 9 8 1 9 5 1 2 4 9 "   D a t a T y p e = " S t r i n g " > U n i t O f M e a s u r e _ L b l < / U n i t O f M e a s u r e _ L b l > + 
+             < U n i t P r i c e   E l e m e n t T y p e = " C o l u m n "   E l e m e n t I d = " 1 4 7 8 2 2 1 5 2 6 "   D a t a T y p e = " T e x t " > U n i t P r i c e < / U n i t P r i c e > + 
+             < U n i t P r i c e _ L b l   E l e m e n t T y p e = " C o l u m n "   E l e m e n t I d = " 1 1 6 3 9 2 6 6 0 3 "   D a t a T y p e = " S t r i n g " > U n i t P r i c e _ L b l < / U n i t P r i c e _ L b l > + 
+             < V A T I d e n t i f i e r _ L i n e   E l e m e n t T y p e = " C o l u m n "   E l e m e n t I d = " 1 7 7 3 6 2 2 4 1 2 "   D a t a T y p e = " C o d e " > V A T I d e n t i f i e r _ L i n e < / V A T I d e n t i f i e r _ L i n e > + 
+             < V A T I d e n t i f i e r _ L i n e _ L b l   E l e m e n t T y p e = " C o l u m n "   E l e m e n t I d = " 5 3 3 7 8 2 7 0 3 "   D a t a T y p e = " S t r i n g " > V A T I d e n t i f i e r _ L i n e _ L b l < / V A T I d e n t i f i e r _ L i n e _ L b l > + 
+             < V A T P c t _ L i n e   E l e m e n t T y p e = " C o l u m n "   E l e m e n t I d = " 1 9 7 4 0 0 1 9 4 4 "   D a t a T y p e = " T e x t " > V A T P c t _ L i n e < / V A T P c t _ L i n e > + 
+             < V A T P c t _ L i n e _ L b l   E l e m e n t T y p e = " C o l u m n "   E l e m e n t I d = " 1 2 0 7 5 2 9 9 1 5 "   D a t a T y p e = " S t r i n g " > V A T P c t _ L i n e _ L b l < / V A T P c t _ L i n e _ L b l > + 
+             < S h i p m e n t L i n e   E l e m e n t T y p e = " D a t a I t e m "   E l e m e n t I d = " 2 0 1 5 9 9 6 0 5 1 " > + 
+                 < D o c u m e n t N o _ S h i p m e n t L i n e   E l e m e n t T y p e = " C o l u m n "   E l e m e n t I d = " 1 2 4 3 7 6 7 7 6 2 "   D a t a T y p e = " C o d e " > D o c u m e n t N o _ S h i p m e n t L i n e < / D o c u m e n t N o _ S h i p m e n t L i n e > + 
+                 < P o s t i n g D a t e _ S h i p m e n t L i n e   E l e m e n t T y p e = " C o l u m n "   E l e m e n t I d = " 1 8 3 4 0 0 3 2 0 "   D a t a T y p e = " S t r i n g " > P o s t i n g D a t e _ S h i p m e n t L i n e < / P o s t i n g D a t e _ S h i p m e n t L i n e > + 
+                 < P o s t i n g D a t e _ S h i p m e n t L i n e _ L b l   E l e m e n t T y p e = " C o l u m n "   E l e m e n t I d = " 1 0 9 0 0 6 9 0 2 7 "   D a t a T y p e = " S t r i n g " > P o s t i n g D a t e _ S h i p m e n t L i n e _ L b l < / P o s t i n g D a t e _ S h i p m e n t L i n e _ L b l > + 
+                 < Q u a n t i t y _ S h i p m e n t L i n e   E l e m e n t T y p e = " C o l u m n "   E l e m e n t I d = " 1 6 3 7 0 3 4 2 4 7 "   D a t a T y p e = " D e c i m a l " > Q u a n t i t y _ S h i p m e n t L i n e < / Q u a n t i t y _ S h i p m e n t L i n e > + 
+                 < Q u a n t i t y _ S h i p m e n t L i n e _ L b l   E l e m e n t T y p e = " C o l u m n "   E l e m e n t I d = " 1 6 0 2 6 6 7 3 8 6 "   D a t a T y p e = " S t r i n g " > Q u a n t i t y _ S h i p m e n t L i n e _ L b l < / Q u a n t i t y _ S h i p m e n t L i n e _ L b l >   
              < / S h i p m e n t L i n e >   
-             < A s s e m b l y L i n e > - 
-                 < D e s c r i p t i o n _ A s s e m b l y L i n e > D e s c r i p t i o n _ A s s e m b l y L i n e < / D e s c r i p t i o n _ A s s e m b l y L i n e > - 
-                 < L i n e N o _ A s s e m b l y L i n e > L i n e N o _ A s s e m b l y L i n e < / L i n e N o _ A s s e m b l y L i n e > - 
-                 < Q u a n t i t y _ A s s e m b l y L i n e > Q u a n t i t y _ A s s e m b l y L i n e < / Q u a n t i t y _ A s s e m b l y L i n e > - 
-                 < U n i t O f M e a s u r e _ A s s e m b l y L i n e > U n i t O f M e a s u r e _ A s s e m b l y L i n e < / U n i t O f M e a s u r e _ A s s e m b l y L i n e > - 
-                 < V a r i a n t C o d e _ A s s e m b l y L i n e > V a r i a n t C o d e _ A s s e m b l y L i n e < / V a r i a n t C o d e _ A s s e m b l y L i n e > +             < A s s e m b l y L i n e   E l e m e n t T y p e = " D a t a I t e m "   E l e m e n t I d = " 1 2 0 5 9 4 2 8 5 " > + 
+                 < D e s c r i p t i o n _ A s s e m b l y L i n e   E l e m e n t T y p e = " C o l u m n "   E l e m e n t I d = " 2 8 0 7 4 3 7 9 6 "   D a t a T y p e = " T e x t " > D e s c r i p t i o n _ A s s e m b l y L i n e < / D e s c r i p t i o n _ A s s e m b l y L i n e > + 
+                 < L i n e N o _ A s s e m b l y L i n e   E l e m e n t T y p e = " C o l u m n "   E l e m e n t I d = " 6 4 0 5 8 3 8 9 1 "   D a t a T y p e = " C o d e " > L i n e N o _ A s s e m b l y L i n e < / L i n e N o _ A s s e m b l y L i n e > + 
+                 < Q u a n t i t y _ A s s e m b l y L i n e   E l e m e n t T y p e = " C o l u m n "   E l e m e n t I d = " 1 9 5 7 6 4 8 2 3 1 "   D a t a T y p e = " D e c i m a l " > Q u a n t i t y _ A s s e m b l y L i n e < / Q u a n t i t y _ A s s e m b l y L i n e > + 
+                 < U n i t O f M e a s u r e _ A s s e m b l y L i n e   E l e m e n t T y p e = " C o l u m n "   E l e m e n t I d = " 1 6 4 9 1 2 3 7 7 3 "   D a t a T y p e = " T e x t " > U n i t O f M e a s u r e _ A s s e m b l y L i n e < / U n i t O f M e a s u r e _ A s s e m b l y L i n e > + 
+                 < V a r i a n t C o d e _ A s s e m b l y L i n e   E l e m e n t T y p e = " C o l u m n "   E l e m e n t I d = " 1 8 6 9 4 0 7 6 7 2 "   D a t a T y p e = " C o d e " > V a r i a n t C o d e _ A s s e m b l y L i n e < / V a r i a n t C o d e _ A s s e m b l y L i n e >   
              < / A s s e m b l y L i n e >   
          < / L i n e >   
-         < W o r k D e s c r i p t i o n L i n e s > - 
-             < W o r k D e s c r i p t i o n L i n e > W o r k D e s c r i p t i o n L i n e < / W o r k D e s c r i p t i o n L i n e > - 
-             < W o r k D e s c r i p t i o n L i n e N u m b e r > W o r k D e s c r i p t i o n L i n e N u m b e r < / W o r k D e s c r i p t i o n L i n e N u m b e r > +         < W o r k D e s c r i p t i o n L i n e s   E l e m e n t T y p e = " D a t a I t e m "   E l e m e n t I d = " 2 7 6 8 1 9 4 4 7 " > + 
+             < W o r k D e s c r i p t i o n L i n e   E l e m e n t T y p e = " C o l u m n "   E l e m e n t I d = " 1 9 4 7 6 2 1 6 7 6 "   D a t a T y p e = " T e x t " > W o r k D e s c r i p t i o n L i n e < / W o r k D e s c r i p t i o n L i n e > + 
+             < W o r k D e s c r i p t i o n L i n e N u m b e r   E l e m e n t T y p e = " C o l u m n "   E l e m e n t I d = " 7 9 7 3 0 7 2 2 3 "   D a t a T y p e = " I n t e g e r " > W o r k D e s c r i p t i o n L i n e N u m b e r < / W o r k D e s c r i p t i o n L i n e N u m b e r >   
          < / W o r k D e s c r i p t i o n L i n e s >   
-         < V A T A m o u n t L i n e > - 
-             < I n v o i c e D i s c o u n t A m o u n t _ V A T A m o u n t L i n e > I n v o i c e D i s c o u n t A m o u n t _ V A T A m o u n t L i n e < / I n v o i c e D i s c o u n t A m o u n t _ V A T A m o u n t L i n e > - 
-             < I n v o i c e D i s c o u n t A m o u n t _ V A T A m o u n t L i n e _ L b l > I n v o i c e D i s c o u n t A m o u n t _ V A T A m o u n t L i n e _ L b l < / I n v o i c e D i s c o u n t A m o u n t _ V A T A m o u n t L i n e _ L b l > - 
-             < I n v o i c e D i s c o u n t B a s e A m o u n t _ V A T A m o u n t L i n e > I n v o i c e D i s c o u n t B a s e A m o u n t _ V A T A m o u n t L i n e < / I n v o i c e D i s c o u n t B a s e A m o u n t _ V A T A m o u n t L i n e > - 
-             < I n v o i c e D i s c o u n t B a s e A m o u n t _ V A T A m o u n t L i n e _ L b l > I n v o i c e D i s c o u n t B a s e A m o u n t _ V A T A m o u n t L i n e _ L b l < / I n v o i c e D i s c o u n t B a s e A m o u n t _ V A T A m o u n t L i n e _ L b l > - 
-             < L i n e A m o u n t _ V a t A m o u n t L i n e > L i n e A m o u n t _ V a t A m o u n t L i n e < / L i n e A m o u n t _ V a t A m o u n t L i n e > - 
-             < L i n e A m o u n t _ V a t A m o u n t L i n e _ L b l > L i n e A m o u n t _ V a t A m o u n t L i n e _ L b l < / L i n e A m o u n t _ V a t A m o u n t L i n e _ L b l > - 
-             < N o O f V A T I d e n t i f i e r s > N o O f V A T I d e n t i f i e r s < / N o O f V A T I d e n t i f i e r s > - 
-             < V A T A m o u n t L C Y _ V A T A m o u n t L i n e > V A T A m o u n t L C Y _ V A T A m o u n t L i n e < / V A T A m o u n t L C Y _ V A T A m o u n t L i n e > - 
-             < V A T A m o u n t L C Y _ V A T A m o u n t L i n e _ L b l > V A T A m o u n t L C Y _ V A T A m o u n t L i n e _ L b l < / V A T A m o u n t L C Y _ V A T A m o u n t L i n e _ L b l > - 
-             < V A T A m o u n t _ V a t A m o u n t L i n e > V A T A m o u n t _ V a t A m o u n t L i n e < / V A T A m o u n t _ V a t A m o u n t L i n e > - 
-             < V A T A m o u n t _ V a t A m o u n t L i n e _ L b l > V A T A m o u n t _ V a t A m o u n t L i n e _ L b l < / V A T A m o u n t _ V a t A m o u n t L i n e _ L b l > - 
-             < V A T B a s e L C Y _ V A T A m o u n t L i n e > V A T B a s e L C Y _ V A T A m o u n t L i n e < / V A T B a s e L C Y _ V A T A m o u n t L i n e > - 
-             < V A T B a s e L C Y _ V A T A m o u n t L i n e _ L b l > V A T B a s e L C Y _ V A T A m o u n t L i n e _ L b l < / V A T B a s e L C Y _ V A T A m o u n t L i n e _ L b l > - 
-             < V A T B a s e _ V a t A m o u n t L i n e > V A T B a s e _ V a t A m o u n t L i n e < / V A T B a s e _ V a t A m o u n t L i n e > - 
-             < V A T B a s e _ V a t A m o u n t L i n e _ L b l > V A T B a s e _ V a t A m o u n t L i n e _ L b l < / V A T B a s e _ V a t A m o u n t L i n e _ L b l > - 
-             < V A T I d e n t i f i e r _ V a t A m o u n t L i n e > V A T I d e n t i f i e r _ V a t A m o u n t L i n e < / V A T I d e n t i f i e r _ V a t A m o u n t L i n e > - 
-             < V A T I d e n t i f i e r _ V a t A m o u n t L i n e _ L b l > V A T I d e n t i f i e r _ V a t A m o u n t L i n e _ L b l < / V A T I d e n t i f i e r _ V a t A m o u n t L i n e _ L b l > - 
-             < V A T P c t _ V a t A m o u n t L i n e > V A T P c t _ V a t A m o u n t L i n e < / V A T P c t _ V a t A m o u n t L i n e > - 
-             < V A T P c t _ V a t A m o u n t L i n e _ L b l > V A T P c t _ V a t A m o u n t L i n e _ L b l < / V A T P c t _ V a t A m o u n t L i n e _ L b l > +         < V A T A m o u n t L i n e   E l e m e n t T y p e = " D a t a I t e m "   E l e m e n t I d = " 8 2 7 5 3 4 3 4 8 " > + 
+             < I n v o i c e D i s c o u n t A m o u n t _ V A T A m o u n t L i n e   E l e m e n t T y p e = " C o l u m n "   E l e m e n t I d = " 8 2 4 7 3 0 1 4 1 "   D a t a T y p e = " D e c i m a l " > I n v o i c e D i s c o u n t A m o u n t _ V A T A m o u n t L i n e < / I n v o i c e D i s c o u n t A m o u n t _ V A T A m o u n t L i n e > + 
+             < I n v o i c e D i s c o u n t A m o u n t _ V A T A m o u n t L i n e _ L b l   E l e m e n t T y p e = " C o l u m n "   E l e m e n t I d = " 1 5 6 2 2 0 0 0 3 4 "   D a t a T y p e = " S t r i n g " > I n v o i c e D i s c o u n t A m o u n t _ V A T A m o u n t L i n e _ L b l < / I n v o i c e D i s c o u n t A m o u n t _ V A T A m o u n t L i n e _ L b l > + 
+             < I n v o i c e D i s c o u n t B a s e A m o u n t _ V A T A m o u n t L i n e   E l e m e n t T y p e = " C o l u m n "   E l e m e n t I d = " 2 0 4 0 3 3 2 2 6 6 "   D a t a T y p e = " D e c i m a l " > I n v o i c e D i s c o u n t B a s e A m o u n t _ V A T A m o u n t L i n e < / I n v o i c e D i s c o u n t B a s e A m o u n t _ V A T A m o u n t L i n e > + 
+             < I n v o i c e D i s c o u n t B a s e A m o u n t _ V A T A m o u n t L i n e _ L b l   E l e m e n t T y p e = " C o l u m n "   E l e m e n t I d = " 4 0 5 9 6 0 3 3 1 "   D a t a T y p e = " S t r i n g " > I n v o i c e D i s c o u n t B a s e A m o u n t _ V A T A m o u n t L i n e _ L b l < / I n v o i c e D i s c o u n t B a s e A m o u n t _ V A T A m o u n t L i n e _ L b l > + 
+             < L i n e A m o u n t _ V a t A m o u n t L i n e   E l e m e n t T y p e = " C o l u m n "   E l e m e n t I d = " 2 1 4 6 5 4 0 1 "   D a t a T y p e = " D e c i m a l " > L i n e A m o u n t _ V a t A m o u n t L i n e < / L i n e A m o u n t _ V a t A m o u n t L i n e > + 
+             < L i n e A m o u n t _ V a t A m o u n t L i n e _ L b l   E l e m e n t T y p e = " C o l u m n "   E l e m e n t I d = " 1 1 1 0 9 1 2 1 2 4 "   D a t a T y p e = " S t r i n g " > L i n e A m o u n t _ V a t A m o u n t L i n e _ L b l < / L i n e A m o u n t _ V a t A m o u n t L i n e _ L b l > + 
+             < N o O f V A T I d e n t i f i e r s   E l e m e n t T y p e = " C o l u m n "   E l e m e n t I d = " 1 1 5 3 2 6 3 0 2 6 "   D a t a T y p e = " I n t e g e r " > N o O f V A T I d e n t i f i e r s < / N o O f V A T I d e n t i f i e r s > + 
+             < V A T A m o u n t L C Y _ V A T A m o u n t L i n e   E l e m e n t T y p e = " C o l u m n "   E l e m e n t I d = " 1 5 8 1 9 9 4 3 5 0 "   D a t a T y p e = " D e c i m a l " > V A T A m o u n t L C Y _ V A T A m o u n t L i n e < / V A T A m o u n t L C Y _ V A T A m o u n t L i n e > + 
+             < V A T A m o u n t L C Y _ V A T A m o u n t L i n e _ L b l   E l e m e n t T y p e = " C o l u m n "   E l e m e n t I d = " 9 2 3 0 0 3 3 7 "   D a t a T y p e = " L a b e l " > V A T A m o u n t L C Y _ V A T A m o u n t L i n e _ L b l < / V A T A m o u n t L C Y _ V A T A m o u n t L i n e _ L b l > + 
+             < V A T A m o u n t _ V a t A m o u n t L i n e   E l e m e n t T y p e = " C o l u m n "   E l e m e n t I d = " 1 8 9 1 8 2 0 6 2 0 "   D a t a T y p e = " D e c i m a l " > V A T A m o u n t _ V a t A m o u n t L i n e < / V A T A m o u n t _ V a t A m o u n t L i n e > + 
+             < V A T A m o u n t _ V a t A m o u n t L i n e _ L b l   E l e m e n t T y p e = " C o l u m n "   E l e m e n t I d = " 1 5 1 3 5 5 5 4 7 3 "   D a t a T y p e = " S t r i n g " > V A T A m o u n t _ V a t A m o u n t L i n e _ L b l < / V A T A m o u n t _ V a t A m o u n t L i n e _ L b l > + 
+             < V A T B a s e L C Y _ V A T A m o u n t L i n e   E l e m e n t T y p e = " C o l u m n "   E l e m e n t I d = " 1 8 6 0 9 4 5 6 3 5 "   D a t a T y p e = " D e c i m a l " > V A T B a s e L C Y _ V A T A m o u n t L i n e < / V A T B a s e L C Y _ V A T A m o u n t L i n e > + 
+             < V A T B a s e L C Y _ V A T A m o u n t L i n e _ L b l   E l e m e n t T y p e = " C o l u m n "   E l e m e n t I d = " 1 2 3 6 4 6 7 9 9 8 "   D a t a T y p e = " L a b e l " > V A T B a s e L C Y _ V A T A m o u n t L i n e _ L b l < / V A T B a s e L C Y _ V A T A m o u n t L i n e _ L b l > + 
+             < V A T B a s e _ V a t A m o u n t L i n e   E l e m e n t T y p e = " C o l u m n "   E l e m e n t I d = " 1 4 5 8 9 3 7 8 1 9 "   D a t a T y p e = " D e c i m a l " > V A T B a s e _ V a t A m o u n t L i n e < / V A T B a s e _ V a t A m o u n t L i n e > + 
+             < V A T B a s e _ V a t A m o u n t L i n e _ L b l   E l e m e n t T y p e = " C o l u m n "   E l e m e n t I d = " 1 6 9 1 3 0 2 4 8 8 "   D a t a T y p e = " S t r i n g " > V A T B a s e _ V a t A m o u n t L i n e _ L b l < / V A T B a s e _ V a t A m o u n t L i n e _ L b l > + 
+             < V A T I d e n t i f i e r _ V a t A m o u n t L i n e   E l e m e n t T y p e = " C o l u m n "   E l e m e n t I d = " 1 1 4 2 0 7 0 0 3 5 "   D a t a T y p e = " C o d e " > V A T I d e n t i f i e r _ V a t A m o u n t L i n e < / V A T I d e n t i f i e r _ V a t A m o u n t L i n e > + 
+             < V A T I d e n t i f i e r _ V a t A m o u n t L i n e _ L b l   E l e m e n t T y p e = " C o l u m n "   E l e m e n t I d = " 8 6 4 5 0 4 5 0 "   D a t a T y p e = " S t r i n g " > V A T I d e n t i f i e r _ V a t A m o u n t L i n e _ L b l < / V A T I d e n t i f i e r _ V a t A m o u n t L i n e _ L b l > + 
+             < V A T P c t _ V a t A m o u n t L i n e   E l e m e n t T y p e = " C o l u m n "   E l e m e n t I d = " 1 4 5 3 5 4 2 7 7 7 "   D a t a T y p e = " D e c i m a l " > V A T P c t _ V a t A m o u n t L i n e < / V A T P c t _ V a t A m o u n t L i n e > + 
+             < V A T P c t _ V a t A m o u n t L i n e _ L b l   E l e m e n t T y p e = " C o l u m n "   E l e m e n t I d = " 6 7 6 3 2 3 7 8 "   D a t a T y p e = " S t r i n g " > V A T P c t _ V a t A m o u n t L i n e _ L b l < / V A T P c t _ V a t A m o u n t L i n e _ L b l >   
          < / V A T A m o u n t L i n e >   
-         < V A T C l a u s e L i n e > - 
-             < C o d e _ V A T C l a u s e L i n e > C o d e _ V A T C l a u s e L i n e < / C o d e _ V A T C l a u s e L i n e > - 
-             < C o d e _ V A T C l a u s e L i n e _ L b l > C o d e _ V A T C l a u s e L i n e _ L b l < / C o d e _ V A T C l a u s e L i n e _ L b l > - 
-             < D e s c r i p t i o n 2 _ V A T C l a u s e L i n e > D e s c r i p t i o n 2 _ V A T C l a u s e L i n e < / D e s c r i p t i o n 2 _ V A T C l a u s e L i n e > - 
-             < D e s c r i p t i o n _ V A T C l a u s e L i n e > D e s c r i p t i o n _ V A T C l a u s e L i n e < / D e s c r i p t i o n _ V A T C l a u s e L i n e > - 
-             < N o O f V A T C l a u s e s > N o O f V A T C l a u s e s < / N o O f V A T C l a u s e s > - 
-             < V A T A m o u n t _ V A T C l a u s e L i n e > V A T A m o u n t _ V A T C l a u s e L i n e < / V A T A m o u n t _ V A T C l a u s e L i n e > - 
-             < V A T I d e n t i f i e r _ V A T C l a u s e L i n e > V A T I d e n t i f i e r _ V A T C l a u s e L i n e < / V A T I d e n t i f i e r _ V A T C l a u s e L i n e > +         < V A T C l a u s e L i n e   E l e m e n t T y p e = " D a t a I t e m "   E l e m e n t I d = " 1 6 6 5 5 0 0 1 6 3 " > + 
+             < C o d e _ V A T C l a u s e L i n e   E l e m e n t T y p e = " C o l u m n "   E l e m e n t I d = " 1 8 2 4 5 8 9 8 4 7 "   D a t a T y p e = " C o d e " > C o d e _ V A T C l a u s e L i n e < / C o d e _ V A T C l a u s e L i n e > + 
+             < C o d e _ V A T C l a u s e L i n e _ L b l   E l e m e n t T y p e = " C o l u m n "   E l e m e n t I d = " 4 6 1 5 3 3 0 2 "   D a t a T y p e = " S t r i n g " > C o d e _ V A T C l a u s e L i n e _ L b l < / C o d e _ V A T C l a u s e L i n e _ L b l > + 
+             < D e s c r i p t i o n 2 _ V A T C l a u s e L i n e   E l e m e n t T y p e = " C o l u m n "   E l e m e n t I d = " 1 3 7 9 6 6 7 4 7 0 "   D a t a T y p e = " T e x t " > D e s c r i p t i o n 2 _ V A T C l a u s e L i n e < / D e s c r i p t i o n 2 _ V A T C l a u s e L i n e > + 
+             < D e s c r i p t i o n _ V A T C l a u s e L i n e   E l e m e n t T y p e = " C o l u m n "   E l e m e n t I d = " 1 3 0 5 5 4 5 9 2 4 "   D a t a T y p e = " T e x t " > D e s c r i p t i o n _ V A T C l a u s e L i n e < / D e s c r i p t i o n _ V A T C l a u s e L i n e > + 
+             < N o O f V A T C l a u s e s   E l e m e n t T y p e = " C o l u m n "   E l e m e n t I d = " 7 5 6 4 1 7 3 9 2 "   D a t a T y p e = " I n t e g e r " > N o O f V A T C l a u s e s < / N o O f V A T C l a u s e s > + 
+             < V A T A m o u n t _ V A T C l a u s e L i n e   E l e m e n t T y p e = " C o l u m n "   E l e m e n t I d = " 2 2 2 4 6 9 0 5 9 "   D a t a T y p e = " D e c i m a l " > V A T A m o u n t _ V A T C l a u s e L i n e < / V A T A m o u n t _ V A T C l a u s e L i n e > + 
+             < V A T I d e n t i f i e r _ V A T C l a u s e L i n e   E l e m e n t T y p e = " C o l u m n "   E l e m e n t I d = " 1 4 6 4 4 7 2 4 7 8 "   D a t a T y p e = " C o d e " > V A T I d e n t i f i e r _ V A T C l a u s e L i n e < / V A T I d e n t i f i e r _ V A T C l a u s e L i n e >   
          < / V A T C l a u s e L i n e >   
-         < R e p o r t T o t a l s L i n e > - 
-             < A m o u n t F o r m a t t e d _ R e p o r t T o t a l s L i n e > A m o u n t F o r m a t t e d _ R e p o r t T o t a l s L i n e < / A m o u n t F o r m a t t e d _ R e p o r t T o t a l s L i n e > - 
-             < A m o u n t _ R e p o r t T o t a l s L i n e > A m o u n t _ R e p o r t T o t a l s L i n e < / A m o u n t _ R e p o r t T o t a l s L i n e > - 
-             < D e s c r i p t i o n _ R e p o r t T o t a l s L i n e > D e s c r i p t i o n _ R e p o r t T o t a l s L i n e < / D e s c r i p t i o n _ R e p o r t T o t a l s L i n e > - 
-             < F o n t B o l d _ R e p o r t T o t a l s L i n e > F o n t B o l d _ R e p o r t T o t a l s L i n e < / F o n t B o l d _ R e p o r t T o t a l s L i n e > - 
-             < F o n t U n d e r l i n e _ R e p o r t T o t a l s L i n e > F o n t U n d e r l i n e _ R e p o r t T o t a l s L i n e < / F o n t U n d e r l i n e _ R e p o r t T o t a l s L i n e > +         < R e p o r t T o t a l s L i n e   E l e m e n t T y p e = " D a t a I t e m "   E l e m e n t I d = " 2 1 2 2 5 4 9 8 3 6 " > + 
+             < A m o u n t F o r m a t t e d _ R e p o r t T o t a l s L i n e   E l e m e n t T y p e = " C o l u m n "   E l e m e n t I d = " 1 5 0 6 1 3 6 8 2 5 "   D a t a T y p e = " T e x t " > A m o u n t F o r m a t t e d _ R e p o r t T o t a l s L i n e < / A m o u n t F o r m a t t e d _ R e p o r t T o t a l s L i n e > + 
+             < A m o u n t _ R e p o r t T o t a l s L i n e   E l e m e n t T y p e = " C o l u m n "   E l e m e n t I d = " 4 1 9 9 1 8 3 6 9 "   D a t a T y p e = " D e c i m a l " > A m o u n t _ R e p o r t T o t a l s L i n e < / A m o u n t _ R e p o r t T o t a l s L i n e > + 
+             < D e s c r i p t i o n _ R e p o r t T o t a l s L i n e   E l e m e n t T y p e = " C o l u m n "   E l e m e n t I d = " 5 8 1 9 9 6 0 6 7 "   D a t a T y p e = " T e x t " > D e s c r i p t i o n _ R e p o r t T o t a l s L i n e < / D e s c r i p t i o n _ R e p o r t T o t a l s L i n e > + 
+             < F o n t B o l d _ R e p o r t T o t a l s L i n e   E l e m e n t T y p e = " C o l u m n "   E l e m e n t I d = " 9 4 6 5 4 0 5 4 9 "   D a t a T y p e = " B o o l e a n " > F o n t B o l d _ R e p o r t T o t a l s L i n e < / F o n t B o l d _ R e p o r t T o t a l s L i n e > + 
+             < F o n t U n d e r l i n e _ R e p o r t T o t a l s L i n e   E l e m e n t T y p e = " C o l u m n "   E l e m e n t I d = " 2 0 2 1 5 3 3 6 9 4 "   D a t a T y p e = " B o o l e a n " > F o n t U n d e r l i n e _ R e p o r t T o t a l s L i n e < / F o n t U n d e r l i n e _ R e p o r t T o t a l s L i n e >   
          < / R e p o r t T o t a l s L i n e >   
-         < L e t t e r T e x t > - 
-             < B o d y T e x t > B o d y T e x t < / B o d y T e x t > - 
-             < C l o s i n g T e x t > C l o s i n g T e x t < / C l o s i n g T e x t > - 
-             < G r e e t i n g T e x t > G r e e t i n g T e x t < / G r e e t i n g T e x t > +         < L e t t e r T e x t   E l e m e n t T y p e = " D a t a I t e m "   E l e m e n t I d = " 1 5 1 0 3 5 3 8 3 4 " > + 
+             < B o d y T e x t   E l e m e n t T y p e = " C o l u m n "   E l e m e n t I d = " 1 4 9 7 5 9 8 0 8 "   D a t a T y p e = " L a b e l " > B o d y T e x t < / B o d y T e x t > + 
+             < C l o s i n g T e x t   E l e m e n t T y p e = " C o l u m n "   E l e m e n t I d = " 5 1 2 1 3 5 9 0 9 "   D a t a T y p e = " L a b e l " > C l o s i n g T e x t < / C l o s i n g T e x t > + 
+             < G r e e t i n g T e x t   E l e m e n t T y p e = " C o l u m n "   E l e m e n t I d = " 1 1 7 5 2 7 9 2 8 9 "   D a t a T y p e = " L a b e l " > G r e e t i n g T e x t < / G r e e t i n g T e x t >   
          < / L e t t e r T e x t >   
-         < T o t a l s > - 
-             < C u r r e n c y C o d e > C u r r e n c y C o d e < / C u r r e n c y C o d e > - 
-             < C u r r e n c y S y m b o l > C u r r e n c y S y m b o l < / C u r r e n c y S y m b o l > - 
-             < T o t a l A m o u n t I n c l u d i n g V A T > T o t a l A m o u n t I n c l u d i n g V A T < / T o t a l A m o u n t I n c l u d i n g V A T > - 
-             < T o t a l E x c l u d i n g V A T T e x t > T o t a l E x c l u d i n g V A T T e x t < / T o t a l E x c l u d i n g V A T T e x t > - 
-             < T o t a l I n c l u d i n g V A T T e x t > T o t a l I n c l u d i n g V A T T e x t < / T o t a l I n c l u d i n g V A T T e x t > - 
-             < T o t a l I n v o i c e D i s c o u n t A m o u n t > T o t a l I n v o i c e D i s c o u n t A m o u n t < / T o t a l I n v o i c e D i s c o u n t A m o u n t > - 
-             < T o t a l N e t A m o u n t > T o t a l N e t A m o u n t < / T o t a l N e t A m o u n t > - 
-             < T o t a l P a y m e n t D i s c o u n t O n V A T > T o t a l P a y m e n t D i s c o u n t O n V A T < / T o t a l P a y m e n t D i s c o u n t O n V A T > - 
-             < T o t a l S u b T o t a l > T o t a l S u b T o t a l < / T o t a l S u b T o t a l > - 
-             < T o t a l S u b T o t a l M i n u s I n v o i c e D i s c o u n t > T o t a l S u b T o t a l M i n u s I n v o i c e D i s c o u n t < / T o t a l S u b T o t a l M i n u s I n v o i c e D i s c o u n t > - 
-             < T o t a l T e x t > T o t a l T e x t < / T o t a l T e x t > - 
-             < T o t a l V A T A m o u n t > T o t a l V A T A m o u n t < / T o t a l V A T A m o u n t > - 
-             < T o t a l V A T A m o u n t L C Y > T o t a l V A T A m o u n t L C Y < / T o t a l V A T A m o u n t L C Y > - 
-             < T o t a l V A T A m o u n t T e x t > T o t a l V A T A m o u n t T e x t < / T o t a l V A T A m o u n t T e x t > - 
-             < T o t a l V A T B a s e L C Y > T o t a l V A T B a s e L C Y < / T o t a l V A T B a s e L C Y > +         < T o t a l s   E l e m e n t T y p e = " D a t a I t e m "   E l e m e n t I d = " 1 8 2 3 9 5 0 0 4 4 " > + 
+             < C u r r e n c y C o d e   E l e m e n t T y p e = " C o l u m n "   E l e m e n t I d = " 1 5 7 9 5 9 5 9 2 1 "   D a t a T y p e = " T e x t " > C u r r e n c y C o d e < / C u r r e n c y C o d e > + 
+             < C u r r e n c y S y m b o l   E l e m e n t T y p e = " C o l u m n "   E l e m e n t I d = " 1 1 6 2 5 1 0 7 4 8 "   D a t a T y p e = " T e x t " > C u r r e n c y S y m b o l < / C u r r e n c y S y m b o l > + 
+             < T o t a l A m o u n t I n c l u d i n g V A T   E l e m e n t T y p e = " C o l u m n "   E l e m e n t I d = " 9 1 0 5 1 1 5 7 5 "   D a t a T y p e = " S t r i n g " > T o t a l A m o u n t I n c l u d i n g V A T < / T o t a l A m o u n t I n c l u d i n g V A T > + 
+             < T o t a l E x c l u d i n g V A T T e x t   E l e m e n t T y p e = " C o l u m n "   E l e m e n t I d = " 1 9 2 2 9 4 6 3 1 0 "   D a t a T y p e = " T e x t " > T o t a l E x c l u d i n g V A T T e x t < / T o t a l E x c l u d i n g V A T T e x t > + 
+             < T o t a l I n c l u d i n g V A T T e x t   E l e m e n t T y p e = " C o l u m n "   E l e m e n t I d = " 1 2 0 4 0 1 6 3 5 2 "   D a t a T y p e = " T e x t " > T o t a l I n c l u d i n g V A T T e x t < / T o t a l I n c l u d i n g V A T T e x t > + 
+             < T o t a l I n v o i c e D i s c o u n t A m o u n t   E l e m e n t T y p e = " C o l u m n "   E l e m e n t I d = " 4 0 2 1 7 7 5 1 "   D a t a T y p e = " S t r i n g " > T o t a l I n v o i c e D i s c o u n t A m o u n t < / T o t a l I n v o i c e D i s c o u n t A m o u n t > + 
+             < T o t a l N e t A m o u n t   E l e m e n t T y p e = " C o l u m n "   E l e m e n t I d = " 4 8 3 1 9 3 3 7 2 "   D a t a T y p e = " S t r i n g " > T o t a l N e t A m o u n t < / T o t a l N e t A m o u n t > + 
+             < T o t a l P a y m e n t D i s c o u n t O n V A T   E l e m e n t T y p e = " C o l u m n "   E l e m e n t I d = " 7 3 6 0 4 1 8 8 6 "   D a t a T y p e = " D e c i m a l " > T o t a l P a y m e n t D i s c o u n t O n V A T < / T o t a l P a y m e n t D i s c o u n t O n V A T > + 
+             < T o t a l S u b T o t a l   E l e m e n t T y p e = " C o l u m n "   E l e m e n t I d = " 2 0 9 7 8 7 6 8 0 1 "   D a t a T y p e = " S t r i n g " > T o t a l S u b T o t a l < / T o t a l S u b T o t a l > + 
+             < T o t a l S u b T o t a l M i n u s I n v o i c e D i s c o u n t   E l e m e n t T y p e = " C o l u m n "   E l e m e n t I d = " 7 6 9 4 3 1 8 8 7 "   D a t a T y p e = " S t r i n g " > T o t a l S u b T o t a l M i n u s I n v o i c e D i s c o u n t < / T o t a l S u b T o t a l M i n u s I n v o i c e D i s c o u n t > + 
+             < T o t a l T e x t   E l e m e n t T y p e = " C o l u m n "   E l e m e n t I d = " 2 3 1 9 1 0 5 1 8 "   D a t a T y p e = " T e x t " > T o t a l T e x t < / T o t a l T e x t > + 
+             < T o t a l V A T A m o u n t   E l e m e n t T y p e = " C o l u m n "   E l e m e n t I d = " 1 6 2 7 1 0 2 3 2 8 "   D a t a T y p e = " S t r i n g " > T o t a l V A T A m o u n t < / T o t a l V A T A m o u n t > + 
+             < T o t a l V A T A m o u n t L C Y   E l e m e n t T y p e = " C o l u m n "   E l e m e n t I d = " 1 5 0 6 5 7 0 2 1 8 "   D a t a T y p e = " D e c i m a l " > T o t a l V A T A m o u n t L C Y < / T o t a l V A T A m o u n t L C Y > + 
+             < T o t a l V A T A m o u n t T e x t   E l e m e n t T y p e = " C o l u m n "   E l e m e n t I d = " 9 7 3 6 6 6 3 3 9 "   D a t a T y p e = " T e x t " > T o t a l V A T A m o u n t T e x t < / T o t a l V A T A m o u n t T e x t > + 
+             < T o t a l V A T B a s e L C Y   E l e m e n t T y p e = " C o l u m n "   E l e m e n t I d = " 8 3 4 4 5 0 5 2 1 "   D a t a T y p e = " D e c i m a l " > T o t a l V A T B a s e L C Y < / T o t a l V A T B a s e L C Y >   
          < / T o t a l s >   
@@ -6805,9 +7367,7 @@
  < / N a v W o r d R e p o r t X m l P a r t > 
 </file>
 
-<file path=customXml/item2.xml>��< ? x m l   v e r s i o n = " 1 . 0 "   e n c o d i n g = " u t f - 1 6 " ? > - 
- < N a v W o r d R e p o r t X m l P a r t   x m l n s = " u r n : m i c r o s o f t - d y n a m i c s - b u s i n e s s c e n t r a l / i n t e r n a l / e x t e n d e d / r e p o r t s / S t a n d a r d _ S a l e s _ C r e d i t _ M e m o / 1 3 0 7 / " > +<file path=customXml/item2.xml>��< ? x m l   v e r s i o n = " 1 . 0 "   e n c o d i n g = " u t f - 1 6 " ? > < N a v W o r d R e p o r t X m l P a r t   x m l n s = " u r n : m i c r o s o f t - d y n a m i c s - n a v / r e p o r t s / S t a n d a r d _ S a l e s _ C r e d i t _ M e m o / 1 3 0 7 / " >   
      < B C R e p o r t I n f o r m a t i o n >   
@@ -6953,765 +7513,473 @@
  
      < / B C R e p o r t I n f o r m a t i o n >   
-     < T o o l t i p s > - 
-         < T o o l t i p   c o l u m n = " C o m p a n y H o m e P a g e "   E l e m e n t I d = " 1 9 8 9 1 8 8 7 0 " > - 
-             < T o o l t i p T e x t   l a n g = " e n - U S " > S p e c i f i e s   y o u r   c o m p a n y ' s   w e b   s i t e . < / T o o l t i p T e x t > - 
-         < / T o o l t i p > - 
-         < T o o l t i p   c o l u m n = " C o m p a n y E M a i l "   E l e m e n t I d = " 1 6 7 7 0 7 4 0 5 8 " > - 
-             < T o o l t i p T e x t   l a n g = " e n - U S " > S p e c i f i e s   t h e   c o m p a n y ' s   e m a i l   a d d r e s s . < / T o o l t i p T e x t > - 
-         < / T o o l t i p > - 
-         < T o o l t i p   c o l u m n = " C o m p a n y P i c t u r e "   E l e m e n t I d = " 1 3 9 7 4 1 1 0 7 4 " > - 
-             < T o o l t i p T e x t   l a n g = " e n - U S " > S p e c i f i e s   t h e   p i c t u r e   t h a t   h a s   b e e n   s e t   u p   f o r   t h e   c o m p a n y ,   s u c h   a s   a   c o m p a n y   l o g o . < / T o o l t i p T e x t > - 
-         < / T o o l t i p > - 
-         < T o o l t i p   c o l u m n = " C o m p a n y P h o n e N o "   E l e m e n t I d = " 2 5 0 4 4 0 6 5 5 " > - 
-             < T o o l t i p T e x t   l a n g = " e n - U S " > S p e c i f i e s   t h e   c o m p a n y ' s   t e l e p h o n e   n u m b e r . < / T o o l t i p T e x t > - 
-         < / T o o l t i p > - 
-         < T o o l t i p   c o l u m n = " C o m p a n y G i r o N o "   E l e m e n t I d = " 1 3 6 0 1 9 6 3 2 0 " > - 
-             < T o o l t i p T e x t   l a n g = " e n - U S " > S p e c i f i e s   t h e   c o m p a n y ' s   g i r o   n u m b e r . < / T o o l t i p T e x t > - 
-         < / T o o l t i p > - 
-         < T o o l t i p   c o l u m n = " C o m p a n y B a n k N a m e "   E l e m e n t I d = " 1 5 3 4 9 0 5 6 0 5 " > - 
-             < T o o l t i p T e x t   l a n g = " e n - U S " > S p e c i f i e s   t h e   n a m e   o f   t h e   b a n k   w h e r e   y o u   h a v e   t h e   b a n k   a c c o u n t . < / T o o l t i p T e x t > - 
-         < / T o o l t i p > - 
-         < T o o l t i p   c o l u m n = " C o m p a n y B a n k B r a n c h N o "   E l e m e n t I d = " 7 9 3 1 3 3 0 5 7 " > - 
-             < T o o l t i p T e x t   l a n g = " e n - U S " > S p e c i f i e s   a   n u m b e r   o f   t h e   b a n k   b r a n c h . < / T o o l t i p T e x t > - 
-         < / T o o l t i p > - 
-         < T o o l t i p   c o l u m n = " C o m p a n y B a n k A c c o u n t N o "   E l e m e n t I d = " 3 0 1 4 0 2 0 4 " > - 
-             < T o o l t i p T e x t   l a n g = " e n - U S " > S p e c i f i e s   t h e   n u m b e r   u s e d   b y   t h e   b a n k   f o r   t h e   b a n k   a c c o u n t . < / T o o l t i p T e x t > - 
-         < / T o o l t i p > - 
-         < T o o l t i p   c o l u m n = " C o m p a n y I B A N "   E l e m e n t I d = " 9 0 6 5 4 9 1 8 2 " > - 
-             < T o o l t i p T e x t   l a n g = " e n - U S " > S p e c i f i e s   t h e   b a n k   a c c o u n t ' s   i n t e r n a t i o n a l   b a n k   a c c o u n t   n u m b e r . < / T o o l t i p T e x t > - 
-         < / T o o l t i p > - 
-         < T o o l t i p   c o l u m n = " C o m p a n y S W I F T "   E l e m e n t I d = " 6 6 8 2 5 0 2 4 5 " > - 
-             < T o o l t i p T e x t   l a n g = " e n - U S " > S p e c i f i e s   t h e   i n t e r n a t i o n a l   b a n k   i d e n t i f i e r   c o d e   ( S W I F T )   o f   t h e   b a n k   w h e r e   y o u   h a v e   t h e   a c c o u n t . < / T o o l t i p T e x t > - 
-         < / T o o l t i p > - 
-         < T o o l t i p   c o l u m n = " S e l l T o C o n t a c t P h o n e N o "   E l e m e n t I d = " 1 6 1 3 8 2 2 4 8 3 " > - 
-             < T o o l t i p T e x t   l a n g = " e n - U S " > S p e c i f i e s   t h e   c o n t a c t ' s   p h o n e   n u m b e r . < / T o o l t i p T e x t > - 
-         < / T o o l t i p > - 
-         < T o o l t i p   c o l u m n = " S e l l T o C o n t a c t M o b i l e P h o n e N o "   E l e m e n t I d = " 1 8 4 3 5 8 7 4 7 " > - 
-             < T o o l t i p T e x t   l a n g = " e n - U S " > S p e c i f i e s   t h e   c o n t a c t ' s   m o b i l e   t e l e p h o n e   n u m b e r . < / T o o l t i p T e x t > - 
-         < / T o o l t i p > - 
-         < T o o l t i p   c o l u m n = " S e l l T o C o n t a c t E m a i l "   E l e m e n t I d = " 2 6 2 8 2 4 5 6 4 " > - 
-             < T o o l t i p T e x t   l a n g = " e n - U S " > S p e c i f i e s   t h e   e m a i l   a d d r e s s   o f   t h e   c o n t a c t . < / T o o l t i p T e x t > - 
-         < / T o o l t i p > - 
-         < T o o l t i p   c o l u m n = " B i l l T o C o n t a c t P h o n e N o "   E l e m e n t I d = " 3 6 2 4 7 7 4 8 8 " > - 
-             < T o o l t i p T e x t   l a n g = " e n - U S " > S p e c i f i e s   t h e   c o n t a c t ' s   p h o n e   n u m b e r . < / T o o l t i p T e x t > - 
-         < / T o o l t i p > - 
-         < T o o l t i p   c o l u m n = " B i l l T o C o n t a c t M o b i l e P h o n e N o "   E l e m e n t I d = " 2 4 8 4 8 8 6 9 6 " > - 
-             < T o o l t i p T e x t   l a n g = " e n - U S " > S p e c i f i e s   t h e   c o n t a c t ' s   m o b i l e   t e l e p h o n e   n u m b e r . < / T o o l t i p T e x t > - 
-         < / T o o l t i p > - 
-         < T o o l t i p   c o l u m n = " B i l l T o C o n t a c t E m a i l "   E l e m e n t I d = " 3 3 5 8 2 7 8 9 5 " > - 
-             < T o o l t i p T e x t   l a n g = " e n - U S " > S p e c i f i e s   t h e   e m a i l   a d d r e s s   o f   t h e   c o n t a c t . < / T o o l t i p T e x t > - 
-         < / T o o l t i p > - 
-         < T o o l t i p   c o l u m n = " Y o u r R e f e r e n c e "   E l e m e n t I d = " 1 1 0 3 9 9 5 1 " > - 
-             < T o o l t i p T e x t   l a n g = " e n - U S " > S p e c i f i e s   t h e   c u s t o m e r ' s   r e f e r e n c e .   T h e   c o n t e n t s   w i l l   b e   p r i n t e d   o n   s a l e s   d o c u m e n t s . < / T o o l t i p T e x t > - 
-         < / T o o l t i p > - 
-         < T o o l t i p   c o l u m n = " E x t e r n a l D o c u m e n t N o "   E l e m e n t I d = " 7 3 3 9 5 3 9 6 6 " > - 
-             < T o o l t i p T e x t   l a n g = " e n - U S " > S p e c i f i e s   t h e   e x t e r n a l   d o c u m e n t   n u m b e r   t h a t   i s   e n t e r e d   o n   t h e   s a l e s   h e a d e r   t h a t   t h i s   l i n e   w a s   p o s t e d   f r o m . < / T o o l t i p T e x t > - 
-         < / T o o l t i p > - 
-         < T o o l t i p   c o l u m n = " S h i p m e n t M e t h o d D e s c r i p t i o n "   E l e m e n t I d = " 2 0 5 9 4 0 3 2 6 0 " > - 
-             < T o o l t i p T e x t   l a n g = " e n - U S " > S p e c i f i e s   a   d e s c r i p t i o n   o f   t h e   s h i p m e n t   m e t h o d . < / T o o l t i p T e x t > - 
-         < / T o o l t i p > - 
-         < T o o l t i p   c o l u m n = " S h i p T o P h o n e N o "   E l e m e n t I d = " 3 6 9 7 0 2 2 5 5 " > - 
-             < T o o l t i p T e x t   l a n g = " e n - U S " > S p e c i f i e s   t h e   t e l e p h o n e   n u m b e r   o f   t h e   c o m p a n y ' s   s h i p p i n g   a d d r e s s . < / T o o l t i p T e x t > - 
-         < / T o o l t i p > - 
-         < T o o l t i p   c o l u m n = " P a y m e n t T e r m s D e s c r i p t i o n "   E l e m e n t I d = " 2 0 3 8 7 4 2 7 0 0 " > - 
-             < T o o l t i p T e x t   l a n g = " e n - U S " > S p e c i f i e s   a n   e x p l a n a t i o n   o f   t h e   p a y m e n t   t e r m s . < / T o o l t i p T e x t > - 
-         < / T o o l t i p > - 
-         < T o o l t i p   c o l u m n = " P a y m e n t M e t h o d D e s c r i p t i o n "   E l e m e n t I d = " 5 8 5 7 5 7 9 7 4 " > - 
-             < T o o l t i p T e x t   l a n g = " e n - U S " > S p e c i f i e s   a   t e x t   t h a t   d e s c r i b e s   t h e   p a y m e n t   m e t h o d . < / T o o l t i p T e x t > - 
-         < / T o o l t i p > - 
-         < T o o l t i p   c o l u m n = " B i l l t o C u s t u m e r N o "   E l e m e n t I d = " 2 8 0 4 7 3 0 5 8 " > - 
-             < T o o l t i p T e x t   l a n g = " e n - U S " > S p e c i f i e s   t h e   n u m b e r   o f   t h e   c u s t o m e r   t h a t   y o u   s e n d   o r   s e n t   t h e   c r e d i t   m e m o   t o . < / T o o l t i p T e x t > - 
-         < / T o o l t i p > - 
-         < T o o l t i p   c o l u m n = " D o c u m e n t N o "   E l e m e n t I d = " 9 7 0 3 5 0 5 3 9 " > - 
-             < T o o l t i p T e x t   l a n g = " e n - U S " > S p e c i f i e s   t h e   p o s t e d   c r e d i t   m e m o   n u m b e r .   Y o u   c a n n o t   c h a n g e   t h e   n u m b e r   b e c a u s e   t h e   d o c u m e n t   h a s   a l r e a d y   b e e n   p o s t e d . < / T o o l t i p T e x t > - 
-         < / T o o l t i p > - 
-         < T o o l t i p   c o l u m n = " S a l e s P e r s o n N a m e "   E l e m e n t I d = " 8 7 1 4 9 2 9 8 3 " > - 
-             < T o o l t i p T e x t   l a n g = " e n - U S " > S p e c i f i e s   t h e   n a m e   o f   t h e   s a l e s p e r s o n   o r   p u r c h a s e r . < / T o o l t i p T e x t > - 
-         < / T o o l t i p > - 
-         < T o o l t i p   c o l u m n = " S e l l t o C u s t o m e r N o "   E l e m e n t I d = " 2 0 5 0 6 4 7 3 4 9 " > - 
-             < T o o l t i p T e x t   l a n g = " e n - U S " > S p e c i f i e s   t h e   n u m b e r   o f   t h e   c u s t o m e r   t h a t   y o u   s h i p p e d   t h e   i t e m s   o n   t h e   c r e d i t   m e m o   t o . < / T o o l t i p T e x t > - 
-         < / T o o l t i p > - 
-         < T o o l t i p   c o l u m n = " A m o u n t E x c l u d i n g V A T _ L i n e "   E l e m e n t I d = " 1 0 6 2 4 6 0 0 4 0 " > - 
-             < T o o l t i p T e x t   l a n g = " e n - U S " > S p e c i f i e s   t h e   l i n e ' s   n e t   a m o u n t . < / T o o l t i p T e x t > - 
-         < / T o o l t i p > - 
-         < T o o l t i p   c o l u m n = " A m o u n t I n c l u d i n g V A T _ L i n e "   E l e m e n t I d = " 7 7 0 9 2 8 4 0 2 " > - 
-             < T o o l t i p T e x t   l a n g = " e n - U S " > S p e c i f i e s   t h e   n e t   a m o u n t ,   i n c l u d i n g   V A T ,   f o r   t h i s   l i n e . < / T o o l t i p T e x t > - 
-         < / T o o l t i p > - 
-         < T o o l t i p   c o l u m n = " D e s c r i p t i o n _ L i n e "   E l e m e n t I d = " 1 4 0 6 8 2 2 3 1 0 " > - 
-             < T o o l t i p T e x t   l a n g = " e n - U S " > S p e c i f i e s   t h e   n a m e   o f   t h e   i t e m   o r   g e n e r a l   l e d g e r   a c c o u n t ,   o r   s o m e   d e s c r i p t i v e   t e x t . < / T o o l t i p T e x t > - 
-         < / T o o l t i p > - 
-         < T o o l t i p   c o l u m n = " L i n e D i s c o u n t P e r c e n t _ L i n e "   E l e m e n t I d = " 9 0 7 8 2 7 4 3 6 " > - 
-             < T o o l t i p T e x t   l a n g = " e n - U S " > S p e c i f i e s   t h e   d i s c o u n t   p e r c e n t a g e   t h a t   i s   g r a n t e d   f o r   t h e   i t e m   o n   t h e   l i n e . < / T o o l t i p T e x t > - 
-         < / T o o l t i p > - 
-         < T o o l t i p   c o l u m n = " I t e m N o _ L i n e "   E l e m e n t I d = " 1 9 1 0 2 9 6 2 8 8 " > - 
-             < T o o l t i p T e x t   l a n g = " e n - U S " > S p e c i f i e s   t h e   n u m b e r   o f   t h e   i n v o l v e d   e n t r y   o r   r e c o r d ,   a c c o r d i n g   t o   t h e   s p e c i f i e d   n u m b e r   s e r i e s . < / T o o l t i p T e x t > - 
-         < / T o o l t i p > - 
-         < T o o l t i p   c o l u m n = " I t e m R e f e r e n c e N o _ L i n e "   E l e m e n t I d = " 9 2 7 2 3 5 7 " > - 
-             < T o o l t i p T e x t   l a n g = " e n - U S " > S p e c i f i e s   t h e   r e f e r e n c e d   i t e m   n u m b e r . < / T o o l t i p T e x t > - 
-         < / T o o l t i p > - 
-         < T o o l t i p   c o l u m n = " U n i t O f M e a s u r e "   E l e m e n t I d = " 1 8 0 8 2 2 8 0 1 8 " > - 
-             < T o o l t i p T e x t   l a n g = " e n - U S " > S p e c i f i e s   t h e   n a m e   o f   t h e   i t e m   o r   r e s o u r c e ' s   u n i t   o f   m e a s u r e ,   s u c h   a s   p i e c e   o r   h o u r . < / T o o l t i p T e x t > - 
-         < / T o o l t i p > - 
-         < T o o l t i p   c o l u m n = " L i n e N o _ A s s e m b l y L i n e "   E l e m e n t I d = " 6 4 0 5 8 3 8 9 1 " > - 
-             < T o o l t i p T e x t   l a n g = " e n - U S " > S p e c i f i e s   t h e   n u m b e r   o f   t h e   i n v o l v e d   e n t r y   o r   r e c o r d ,   a c c o r d i n g   t o   t h e   s p e c i f i e d   n u m b e r   s e r i e s . < / T o o l t i p T e x t > - 
-         < / T o o l t i p > - 
-         < T o o l t i p   c o l u m n = " D e s c r i p t i o n _ A s s e m b l y L i n e "   E l e m e n t I d = " 2 8 0 7 4 3 7 9 6 " > - 
-             < T o o l t i p T e x t   l a n g = " e n - U S " > S p e c i f i e s   t h e   d e s c r i p t i o n   o f   t h e   a s s e m b l y   c o m p o n e n t   o n   t h e   p o s t e d   a s s e m b l y   l i n e . < / T o o l t i p T e x t > - 
-         < / T o o l t i p > - 
-         < T o o l t i p   c o l u m n = " Q u a n t i t y _ A s s e m b l y L i n e "   E l e m e n t I d = " 1 9 5 7 6 4 8 2 3 1 " > - 
-             < T o o l t i p T e x t   l a n g = " e n - U S " > S p e c i f i e s   h o w   m a n y   u n i t s   o f   t h e   a s s e m b l y   c o m p o n e n t   w e r e   p o s t e d   a s   c o n s u m e d   b y   t h e   p o s t e d   a s s e m b l y   o r d e r   l i n e . < / T o o l t i p T e x t > - 
-         < / T o o l t i p > - 
-         < T o o l t i p   c o l u m n = " V a r i a n t C o d e _ A s s e m b l y L i n e "   E l e m e n t I d = " 1 8 6 9 4 0 7 6 7 2 " > - 
-             < T o o l t i p T e x t   l a n g = " e n - U S " > S p e c i f i e s   t h e   v a r i a n t   o f   t h e   i t e m   o n   t h e   l i n e . < / T o o l t i p T e x t > - 
-         < / T o o l t i p > - 
-         < T o o l t i p   c o l u m n = " I n v o i c e D i s c o u n t A m o u n t _ V A T A m o u n t L i n e "   E l e m e n t I d = " 8 2 4 7 3 0 1 4 1 " > - 
-             < T o o l t i p T e x t   l a n g = " e n - U S " > S p e c i f i e s   t h e   i n v o i c e   d i s c o u n t   a m o u n t   f o r   a   s p e c i f i c   V A T   i d e n t i f i e r . < / T o o l t i p T e x t > - 
-         < / T o o l t i p > - 
-         < T o o l t i p   c o l u m n = " I n v o i c e D i s c o u n t B a s e A m o u n t _ V A T A m o u n t L i n e "   E l e m e n t I d = " 2 0 4 0 3 3 2 2 6 6 " > - 
-             < T o o l t i p T e x t   l a n g = " e n - U S " > S p e c i f i e s   t h e   i n v o i c e   d i s c o u n t   b a s e   a m o u n t . < / T o o l t i p T e x t > - 
-         < / T o o l t i p > - 
-         < T o o l t i p   c o l u m n = " L i n e A m o u n t _ V a t A m o u n t L i n e "   E l e m e n t I d = " 2 1 4 6 5 4 0 1 " > - 
-             < T o o l t i p T e x t   l a n g = " e n - U S " > S p e c i f i e s   t h e   t o t a l   a m o u n t   f o r   s a l e s   o r   p u r c h a s e   l i n e s   w i t h   a   s p e c i f i c   V A T   i d e n t i f i e r . < / T o o l t i p T e x t > - 
-         < / T o o l t i p > - 
-         < T o o l t i p   c o l u m n = " V A T A m o u n t _ V a t A m o u n t L i n e "   E l e m e n t I d = " 1 8 9 1 8 2 0 6 2 0 " > - 
-             < T o o l t i p T e x t   l a n g = " e n - U S " > S p e c i f i e s   t h e   a m o u n t   o f   V A T   t h a t   i s   i n c l u d e d   i n   t h e   t o t a l   a m o u n t . < / T o o l t i p T e x t > - 
-         < / T o o l t i p > - 
-         < T o o l t i p   c o l u m n = " V A T B a s e _ V a t A m o u n t L i n e "   E l e m e n t I d = " 1 4 5 8 9 3 7 8 1 9 " > - 
-             < T o o l t i p T e x t   l a n g = " e n - U S " > S p e c i f i e s   t h e   t o t a l   n e t   a m o u n t   ( a m o u n t   e x c l u d i n g   V A T )   f o r   s a l e s   o r   p u r c h a s e   l i n e s   w i t h   a   s p e c i f i c   V A T   I d e n t i f i e r . < / T o o l t i p T e x t > - 
-         < / T o o l t i p > - 
-         < T o o l t i p   c o l u m n = " V A T I d e n t i f i e r _ V a t A m o u n t L i n e "   E l e m e n t I d = " 1 1 4 2 0 7 0 0 3 5 " > - 
-             < T o o l t i p T e x t   l a n g = " e n - U S " > S p e c i f i e s   t h e   V A T   I d e n t i f i e r   v a l u e . < / T o o l t i p T e x t > - 
-         < / T o o l t i p > - 
-         < T o o l t i p   c o l u m n = " V A T P c t _ V a t A m o u n t L i n e "   E l e m e n t I d = " 1 4 5 3 5 4 2 7 7 7 " > - 
-             < T o o l t i p T e x t   l a n g = " e n - U S " > S p e c i f i e s   t h e   V A T   %   t h a t   w a s   u s e d   o n   t h e   s a l e s   o r   p u r c h a s e   l i n e s   w i t h   t h i s   V A T   I d e n t i f i e r . < / T o o l t i p T e x t > - 
-         < / T o o l t i p > - 
-         < T o o l t i p   c o l u m n = " V A T I d e n t i f i e r _ V A T C l a u s e L i n e "   E l e m e n t I d = " 1 4 6 4 4 7 2 4 7 8 " > - 
-             < T o o l t i p T e x t   l a n g = " e n - U S " > S p e c i f i e s   t h e   V A T   I d e n t i f i e r   v a l u e . < / T o o l t i p T e x t > - 
-         < / T o o l t i p > - 
-         < T o o l t i p   c o l u m n = " C o d e _ V A T C l a u s e L i n e "   E l e m e n t I d = " 1 8 2 4 5 8 9 8 4 7 " > - 
-             < T o o l t i p T e x t   l a n g = " e n - U S " > S p e c i f i e s   t h e   c o d e   f o r   a   V A T   c l a u s e ,   w h i c h   i s   u s e d   t o   p r o v i d e   a   V A T   d e s c r i p t i o n   a s s o c i a t e d   w i t h   a   s a l e s   l i n e   o n   a   s a l e s   i n v o i c e ,   c r e d i t   m e m o ,   o r   o t h e r   s a l e s   d o c u m e n t . < / T o o l t i p T e x t > - 
-         < / T o o l t i p > - 
-         < T o o l t i p   c o l u m n = " D e s c r i p t i o n 2 _ V A T C l a u s e L i n e "   E l e m e n t I d = " 1 3 7 9 6 6 7 4 7 0 " > - 
-             < T o o l t i p T e x t   l a n g = " e n - U S " > S p e c i f i e s   a n   a d d i t i o n a l   d e s c r i p t i o n   o f   a   V A T   c l a u s e . < / T o o l t i p T e x t > - 
-         < / T o o l t i p > - 
-         < T o o l t i p   c o l u m n = " V A T A m o u n t _ V A T C l a u s e L i n e "   E l e m e n t I d = " 2 2 2 4 6 9 0 5 9 " > - 
-             < T o o l t i p T e x t   l a n g = " e n - U S " > S p e c i f i e s   t h e   a m o u n t   o f   V A T   t h a t   i s   i n c l u d e d   i n   t h e   t o t a l   a m o u n t . < / T o o l t i p T e x t > - 
-         < / T o o l t i p > - 
-     < / T o o l t i p s > - 
-     < H e a d e r   E l e m e n t T y p e = " D a t a I t e m "   E l e m e n t I d = " 1 2 4 0 3 7 3 8 8 6 " > - 
-         < A p p l i e s T o D o c u m e n t   E l e m e n t T y p e = " C o l u m n "   E l e m e n t I d = " 7 8 4 1 8 3 9 6 5 "   D a t a T y p e = " T e x t " > A p p l i e s T o D o c u m e n t < / A p p l i e s T o D o c u m e n t > - 
-         < A p p l i e s T o D o c u m e n t _ L b l   E l e m e n t T y p e = " C o l u m n "   E l e m e n t I d = " 1 9 9 2 0 4 2 5 9 4 "   D a t a T y p e = " L a b e l " > A p p l i e s T o D o c u m e n t _ L b l < / A p p l i e s T o D o c u m e n t _ L b l > - 
-         < B i l l T o C o n t a c t E m a i l   E l e m e n t T y p e = " C o l u m n "   E l e m e n t I d = " 3 3 5 8 2 7 8 9 5 "   D a t a T y p e = " T e x t " > B i l l T o C o n t a c t E m a i l < / B i l l T o C o n t a c t E m a i l > - 
-         < B i l l T o C o n t a c t E m a i l L b l   E l e m e n t T y p e = " C o l u m n "   E l e m e n t I d = " 2 9 6 4 7 8 3 6 5 "   D a t a T y p e = " L a b e l " > B i l l T o C o n t a c t E m a i l L b l < / B i l l T o C o n t a c t E m a i l L b l > - 
-         < B i l l T o C o n t a c t M o b i l e P h o n e N o   E l e m e n t T y p e = " C o l u m n "   E l e m e n t I d = " 2 4 8 4 8 8 6 9 6 "   D a t a T y p e = " T e x t " > B i l l T o C o n t a c t M o b i l e P h o n e N o < / B i l l T o C o n t a c t M o b i l e P h o n e N o > - 
-         < B i l l T o C o n t a c t M o b i l e P h o n e N o L b l   E l e m e n t T y p e = " C o l u m n "   E l e m e n t I d = " 2 7 6 3 1 1 3 3 8 "   D a t a T y p e = " L a b e l " > B i l l T o C o n t a c t M o b i l e P h o n e N o L b l < / B i l l T o C o n t a c t M o b i l e P h o n e N o L b l > - 
-         < B i l l T o C o n t a c t P h o n e N o   E l e m e n t T y p e = " C o l u m n "   E l e m e n t I d = " 3 6 2 4 7 7 4 8 8 "   D a t a T y p e = " T e x t " > B i l l T o C o n t a c t P h o n e N o < / B i l l T o C o n t a c t P h o n e N o > - 
-         < B i l l T o C o n t a c t P h o n e N o L b l   E l e m e n t T y p e = " C o l u m n "   E l e m e n t I d = " 2 1 2 3 3 4 5 9 6 6 "   D a t a T y p e = " L a b e l " > B i l l T o C o n t a c t P h o n e N o L b l < / B i l l T o C o n t a c t P h o n e N o L b l > - 
-         < B i l l t o C u s t u m e r N o   E l e m e n t T y p e = " C o l u m n "   E l e m e n t I d = " 2 8 0 4 7 3 0 5 8 "   D a t a T y p e = " C o d e " > B i l l t o C u s t u m e r N o < / B i l l t o C u s t u m e r N o > - 
-         < B i l l t o C u s t u m e r N o _ L b l   E l e m e n t T y p e = " C o l u m n "   E l e m e n t I d = " 2 1 8 1 7 1 2 6 3 "   D a t a T y p e = " S t r i n g " > B i l l t o C u s t u m e r N o _ L b l < / B i l l t o C u s t u m e r N o _ L b l > - 
-         < C o m p a n y A d d r e s s 1   E l e m e n t T y p e = " C o l u m n "   E l e m e n t I d = " 1 8 8 4 1 6 4 3 2 3 "   D a t a T y p e = " T e x t " > C o m p a n y A d d r e s s 1 < / C o m p a n y A d d r e s s 1 > - 
-         < C o m p a n y A d d r e s s 2   E l e m e n t T y p e = " C o l u m n "   E l e m e n t I d = " 1 2 4 6 4 6 7 7 0 6 "   D a t a T y p e = " T e x t " > C o m p a n y A d d r e s s 2 < / C o m p a n y A d d r e s s 2 > - 
-         < C o m p a n y A d d r e s s 3   E l e m e n t T y p e = " C o l u m n "   E l e m e n t I d = " 6 0 8 7 7 1 0 8 9 "   D a t a T y p e = " T e x t " > C o m p a n y A d d r e s s 3 < / C o m p a n y A d d r e s s 3 > - 
-         < C o m p a n y A d d r e s s 4   E l e m e n t T y p e = " C o l u m n "   E l e m e n t I d = " 7 7 7 6 8 0 1 1 2 "   D a t a T y p e = " T e x t " > C o m p a n y A d d r e s s 4 < / C o m p a n y A d d r e s s 4 > - 
-         < C o m p a n y A d d r e s s 5   E l e m e n t T y p e = " C o l u m n "   E l e m e n t I d = " 1 3 9 9 8 3 4 9 5 "   D a t a T y p e = " T e x t " > C o m p a n y A d d r e s s 5 < / C o m p a n y A d d r e s s 5 > - 
-         < C o m p a n y A d d r e s s 6   E l e m e n t T y p e = " C o l u m n "   E l e m e n t I d = " 4 9 7 7 1 3 1 2 2 "   D a t a T y p e = " T e x t " > C o m p a n y A d d r e s s 6 < / C o m p a n y A d d r e s s 6 > - 
-         < C o m p a n y A d d r e s s 7   E l e m e n t T y p e = " C o l u m n "   E l e m e n t I d = " 1 1 3 5 4 0 9 7 3 9 "   D a t a T y p e = " T e x t " > C o m p a n y A d d r e s s 7 < / C o m p a n y A d d r e s s 7 > - 
-         < C o m p a n y A d d r e s s 8   E l e m e n t T y p e = " C o l u m n "   E l e m e n t I d = " 1 7 1 5 2 5 5 3 0 0 "   D a t a T y p e = " T e x t " > C o m p a n y A d d r e s s 8 < / C o m p a n y A d d r e s s 8 > - 
-         < C o m p a n y B a n k A c c o u n t N o   E l e m e n t T y p e = " C o l u m n "   E l e m e n t I d = " 3 0 1 4 0 2 0 4 "   D a t a T y p e = " T e x t " > C o m p a n y B a n k A c c o u n t N o < / C o m p a n y B a n k A c c o u n t N o > - 
-         < C o m p a n y B a n k A c c o u n t N o _ L b l   E l e m e n t T y p e = " C o l u m n "   E l e m e n t I d = " 1 0 9 7 7 4 3 3 4 5 "   D a t a T y p e = " L a b e l " > C o m p a n y B a n k A c c o u n t N o _ L b l < / C o m p a n y B a n k A c c o u n t N o _ L b l > - 
-         < C o m p a n y B a n k B r a n c h N o   E l e m e n t T y p e = " C o l u m n "   E l e m e n t I d = " 7 9 3 1 3 3 0 5 7 "   D a t a T y p e = " T e x t " > C o m p a n y B a n k B r a n c h N o < / C o m p a n y B a n k B r a n c h N o > - 
-         < C o m p a n y B a n k B r a n c h N o _ L b l   E l e m e n t T y p e = " C o l u m n "   E l e m e n t I d = " 3 2 7 9 0 6 6 9 2 "   D a t a T y p e = " S t r i n g " > C o m p a n y B a n k B r a n c h N o _ L b l < / C o m p a n y B a n k B r a n c h N o _ L b l > - 
-         < C o m p a n y B a n k N a m e   E l e m e n t T y p e = " C o l u m n "   E l e m e n t I d = " 1 5 3 4 9 0 5 6 0 5 "   D a t a T y p e = " T e x t " > C o m p a n y B a n k N a m e < / C o m p a n y B a n k N a m e > - 
-         < C o m p a n y B a n k N a m e _ L b l   E l e m e n t T y p e = " C o l u m n "   E l e m e n t I d = " 1 2 0 4 3 0 7 0 1 4 "   D a t a T y p e = " L a b e l " > C o m p a n y B a n k N a m e _ L b l < / C o m p a n y B a n k N a m e _ L b l > - 
-         < C o m p a n y C u s t o m G i r o   E l e m e n t T y p e = " C o l u m n "   E l e m e n t I d = " 1 6 7 0 4 7 5 7 9 8 "   D a t a T y p e = " T e x t " > C o m p a n y C u s t o m G i r o < / C o m p a n y C u s t o m G i r o > - 
-         < C o m p a n y C u s t o m G i r o _ L b l   E l e m e n t T y p e = " C o l u m n "   E l e m e n t I d = " 8 9 1 4 3 9 6 2 5 "   D a t a T y p e = " T e x t " > C o m p a n y C u s t o m G i r o _ L b l < / C o m p a n y C u s t o m G i r o _ L b l > - 
-         < C o m p a n y E M a i l   E l e m e n t T y p e = " C o l u m n "   E l e m e n t I d = " 1 6 7 7 0 7 4 0 5 8 "   D a t a T y p e = " T e x t " > C o m p a n y E M a i l < / C o m p a n y E M a i l > - 
-         < C o m p a n y G i r o N o   E l e m e n t T y p e = " C o l u m n "   E l e m e n t I d = " 1 3 6 0 1 9 6 3 2 0 "   D a t a T y p e = " T e x t " > C o m p a n y G i r o N o < / C o m p a n y G i r o N o > - 
-         < C o m p a n y G i r o N o _ L b l   E l e m e n t T y p e = " C o l u m n "   E l e m e n t I d = " 8 6 1 6 0 2 1 1 5 "   D a t a T y p e = " L a b e l " > C o m p a n y G i r o N o _ L b l < / C o m p a n y G i r o N o _ L b l > - 
-         < C o m p a n y H o m e P a g e   E l e m e n t T y p e = " C o l u m n "   E l e m e n t I d = " 1 9 8 9 1 8 8 7 0 "   D a t a T y p e = " T e x t " > C o m p a n y H o m e P a g e < / C o m p a n y H o m e P a g e > - 
-         < C o m p a n y I B A N   E l e m e n t T y p e = " C o l u m n "   E l e m e n t I d = " 9 0 6 5 4 9 1 8 2 "   D a t a T y p e = " C o d e " > C o m p a n y I B A N < / C o m p a n y I B A N > - 
-         < C o m p a n y I B A N _ L b l   E l e m e n t T y p e = " C o l u m n "   E l e m e n t I d = " 1 2 6 7 9 5 2 2 2 7 "   D a t a T y p e = " S t r i n g " > C o m p a n y I B A N _ L b l < / C o m p a n y I B A N _ L b l > - 
-         < C o m p a n y L e g a l O f f i c e   E l e m e n t T y p e = " C o l u m n "   E l e m e n t I d = " 7 1 4 2 5 8 1 1 1 "   D a t a T y p e = " T e x t " > C o m p a n y L e g a l O f f i c e < / C o m p a n y L e g a l O f f i c e > - 
-         < C o m p a n y L e g a l O f f i c e _ L b l   E l e m e n t T y p e = " C o l u m n "   E l e m e n t I d = " 1 5 3 3 1 7 5 1 0 8 "   D a t a T y p e = " T e x t " > C o m p a n y L e g a l O f f i c e _ L b l < / C o m p a n y L e g a l O f f i c e _ L b l > - 
-         < C o m p a n y L e g a l S t a t e m e n t   E l e m e n t T y p e = " C o l u m n "   E l e m e n t I d = " 4 4 8 3 5 8 8 7 6 "   D a t a T y p e = " T e x t " > C o m p a n y L e g a l S t a t e m e n t < / C o m p a n y L e g a l S t a t e m e n t > - 
-         < C o m p a n y L o g o P o s i t i o n   E l e m e n t T y p e = " C o l u m n "   E l e m e n t I d = " 1 4 2 5 2 6 6 6 8 8 "   D a t a T y p e = " I n t e g e r " > C o m p a n y L o g o P o s i t i o n < / C o m p a n y L o g o P o s i t i o n > - 
-         < C o m p a n y P h o n e N o   E l e m e n t T y p e = " C o l u m n "   E l e m e n t I d = " 2 5 0 4 4 0 6 5 5 "   D a t a T y p e = " T e x t " > C o m p a n y P h o n e N o < / C o m p a n y P h o n e N o > - 
-         < C o m p a n y P h o n e N o _ L b l   E l e m e n t T y p e = " C o l u m n "   E l e m e n t I d = " 5 5 8 5 9 3 5 8 6 "   D a t a T y p e = " L a b e l " > C o m p a n y P h o n e N o _ L b l < / C o m p a n y P h o n e N o _ L b l > - 
-         < C o m p a n y P i c t u r e   E l e m e n t T y p e = " C o l u m n "   E l e m e n t I d = " 1 3 9 7 4 1 1 0 7 4 "   D a t a T y p e = " B l o b "   / > - 
-         < C o m p a n y R e g i s t r a t i o n N u m b e r   E l e m e n t T y p e = " C o l u m n "   E l e m e n t I d = " 2 0 2 3 6 3 9 4 2 4 "   D a t a T y p e = " T e x t " > C o m p a n y R e g i s t r a t i o n N u m b e r < / C o m p a n y R e g i s t r a t i o n N u m b e r > - 
-         < C o m p a n y R e g i s t r a t i o n N u m b e r _ L b l   E l e m e n t T y p e = " C o l u m n "   E l e m e n t I d = " 1 8 3 3 1 0 6 6 5 3 "   D a t a T y p e = " T e x t " > C o m p a n y R e g i s t r a t i o n N u m b e r _ L b l < / C o m p a n y R e g i s t r a t i o n N u m b e r _ L b l > - 
-         < C o m p a n y S W I F T   E l e m e n t T y p e = " C o l u m n "   E l e m e n t I d = " 6 6 8 2 5 0 2 4 5 "   D a t a T y p e = " C o d e " > C o m p a n y S W I F T < / C o m p a n y S W I F T > - 
-         < C o m p a n y S W I F T _ L b l   E l e m e n t T y p e = " C o l u m n "   E l e m e n t I d = " 2 0 2 9 5 9 7 3 8 4 "   D a t a T y p e = " S t r i n g " > C o m p a n y S W I F T _ L b l < / C o m p a n y S W I F T _ L b l > - 
-         < C o m p a n y V A T R e g i s t r a t i o n N o   E l e m e n t T y p e = " C o l u m n "   E l e m e n t I d = " 1 9 1 4 0 1 3 6 4 9 "   D a t a T y p e = " T e x t " > C o m p a n y V A T R e g i s t r a t i o n N o < / C o m p a n y V A T R e g i s t r a t i o n N o > - 
-         < C o m p a n y V A T R e g i s t r a t i o n N o _ L b l   E l e m e n t T y p e = " C o l u m n "   E l e m e n t I d = " 9 2 4 5 0 3 1 2 4 "   D a t a T y p e = " T e x t " > C o m p a n y V A T R e g i s t r a t i o n N o _ L b l < / C o m p a n y V A T R e g i s t r a t i o n N o _ L b l > - 
-         < C o m p a n y V A T R e g N o   E l e m e n t T y p e = " C o l u m n "   E l e m e n t I d = " 1 7 1 4 3 1 9 3 6 "   D a t a T y p e = " T e x t " > C o m p a n y V A T R e g N o < / C o m p a n y V A T R e g N o > - 
-         < C o m p a n y V A T R e g N o _ L b l   E l e m e n t T y p e = " C o l u m n "   E l e m e n t I d = " 7 7 3 2 0 1 5 0 1 "   D a t a T y p e = " T e x t " > C o m p a n y V A T R e g N o _ L b l < / C o m p a n y V A T R e g N o _ L b l > - 
-         < C o p y _ L b l   E l e m e n t T y p e = " C o l u m n "   E l e m e n t I d = " 6 0 4 7 8 2 7 8 1 "   D a t a T y p e = " L a b e l " > C o p y _ L b l < / C o p y _ L b l > - 
-         < C u s t o m e r A d d r e s s 1   E l e m e n t T y p e = " C o l u m n "   E l e m e n t I d = " 1 8 0 1 9 6 6 4 5 4 "   D a t a T y p e = " T e x t " > C u s t o m e r A d d r e s s 1 < / C u s t o m e r A d d r e s s 1 > - 
-         < C u s t o m e r A d d r e s s 2   E l e m e n t T y p e = " C o l u m n "   E l e m e n t I d = " 1 1 6 4 2 6 9 8 3 7 "   D a t a T y p e = " T e x t " > C u s t o m e r A d d r e s s 2 < / C u s t o m e r A d d r e s s 2 > - 
-         < C u s t o m e r A d d r e s s 3   E l e m e n t T y p e = " C o l u m n "   E l e m e n t I d = " 5 2 6 5 7 3 2 2 0 "   D a t a T y p e = " T e x t " > C u s t o m e r A d d r e s s 3 < / C u s t o m e r A d d r e s s 3 > - 
-         < C u s t o m e r A d d r e s s 4   E l e m e n t T y p e = " C o l u m n "   E l e m e n t I d = " 1 1 1 1 2 3 3 9 7 "   D a t a T y p e = " T e x t " > C u s t o m e r A d d r e s s 4 < / C u s t o m e r A d d r e s s 4 > - 
-         < C u s t o m e r A d d r e s s 5   E l e m e n t T y p e = " C o l u m n "   E l e m e n t I d = " 7 4 8 8 2 0 0 1 4 "   D a t a T y p e = " T e x t " > C u s t o m e r A d d r e s s 5 < / C u s t o m e r A d d r e s s 5 > - 
-         < C u s t o m e r A d d r e s s 6   E l e m e n t T y p e = " C o l u m n "   E l e m e n t I d = " 1 3 8 6 5 1 6 6 3 1 "   D a t a T y p e = " T e x t " > C u s t o m e r A d d r e s s 6 < / C u s t o m e r A d d r e s s 6 > - 
-         < C u s t o m e r A d d r e s s 7   E l e m e n t T y p e = " C o l u m n "   E l e m e n t I d = " 2 0 2 4 2 1 3 2 4 8 "   D a t a T y p e = " T e x t " > C u s t o m e r A d d r e s s 7 < / C u s t o m e r A d d r e s s 7 > - 
-         < C u s t o m e r A d d r e s s 8   E l e m e n t T y p e = " C o l u m n "   E l e m e n t I d = " 1 0 4 8 6 9 8 5 8 5 "   D a t a T y p e = " T e x t " > C u s t o m e r A d d r e s s 8 < / C u s t o m e r A d d r e s s 8 > - 
-         < C u s t o m e r P o s t a l B a r C o d e   E l e m e n t T y p e = " C o l u m n "   E l e m e n t I d = " 3 9 8 5 8 0 6 8 8 "   D a t a T y p e = " T e x t " > C u s t o m e r P o s t a l B a r C o d e < / C u s t o m e r P o s t a l B a r C o d e > - 
-         < D o c u m e n t C o p y T e x t   E l e m e n t T y p e = " C o l u m n "   E l e m e n t I d = " 1 8 2 4 9 4 6 0 4 6 "   D a t a T y p e = " S t r i n g " > D o c u m e n t C o p y T e x t < / D o c u m e n t C o p y T e x t > - 
-         < D o c u m e n t D a t e   E l e m e n t T y p e = " C o l u m n "   E l e m e n t I d = " 5 5 2 8 7 1 9 1 4 "   D a t a T y p e = " S t r i n g " > D o c u m e n t D a t e < / D o c u m e n t D a t e > - 
-         < D o c u m e n t D a t e _ L b l   E l e m e n t T y p e = " C o l u m n "   E l e m e n t I d = " 1 0 2 6 4 9 4 8 3 "   D a t a T y p e = " S t r i n g " > D o c u m e n t D a t e _ L b l < / D o c u m e n t D a t e _ L b l > - 
-         < D o c u m e n t N o   E l e m e n t T y p e = " C o l u m n "   E l e m e n t I d = " 9 7 0 3 5 0 5 3 9 "   D a t a T y p e = " C o d e " > D o c u m e n t N o < / D o c u m e n t N o > - 
-         < D o c u m e n t N o _ L b l   E l e m e n t T y p e = " C o l u m n "   E l e m e n t I d = " 7 8 9 7 9 5 9 7 8 "   D a t a T y p e = " L a b e l " > D o c u m e n t N o _ L b l < / D o c u m e n t N o _ L b l > - 
-         < D o c u m e n t T i t l e _ L b l   E l e m e n t T y p e = " C o l u m n "   E l e m e n t I d = " 8 5 8 4 2 3 9 2 9 "   D a t a T y p e = " L a b e l " > D o c u m e n t T i t l e _ L b l < / D o c u m e n t T i t l e _ L b l > - 
-         < D u e D a t e   E l e m e n t T y p e = " C o l u m n "   E l e m e n t I d = " 7 4 5 1 7 0 2 0 3 "   D a t a T y p e = " S t r i n g " > D u e D a t e < / D u e D a t e > - 
-         < D u e D a t e _ L b l   E l e m e n t T y p e = " C o l u m n "   E l e m e n t I d = " 1 6 4 8 2 8 4 6 4 8 "   D a t a T y p e = " S t r i n g " > D u e D a t e _ L b l < / D u e D a t e _ L b l > - 
-         < E M a i l _ H e a d e r _ L b l   E l e m e n t T y p e = " C o l u m n "   E l e m e n t I d = " 5 1 3 1 7 0 8 0 4 "   D a t a T y p e = " L a b e l " > E M a i l _ H e a d e r _ L b l < / E M a i l _ H e a d e r _ L b l > - 
-         < E x c h a n g e R a t e A S T e x t   E l e m e n t T y p e = " C o l u m n "   E l e m e n t I d = " 1 1 5 7 2 6 2 0 5 3 "   D a t a T y p e = " T e x t " > E x c h a n g e R a t e A S T e x t < / E x c h a n g e R a t e A S T e x t > - 
-         < E x t e r n a l D o c u m e n t N o   E l e m e n t T y p e = " C o l u m n "   E l e m e n t I d = " 7 3 3 9 5 3 9 6 6 "   D a t a T y p e = " C o d e " > E x t e r n a l D o c u m e n t N o < / E x t e r n a l D o c u m e n t N o > - 
-         < E x t e r n a l D o c u m e n t N o L b l   E l e m e n t T y p e = " C o l u m n "   E l e m e n t I d = " 7 8 3 2 8 7 4 5 2 "   D a t a T y p e = " S t r i n g " > E x t e r n a l D o c u m e n t N o L b l < / E x t e r n a l D o c u m e n t N o L b l > - 
-         < H o m e P a g e _ H e a d e r _ L b l   E l e m e n t T y p e = " C o l u m n "   E l e m e n t I d = " 1 8 7 9 7 2 5 0 8 4 "   D a t a T y p e = " L a b e l " > H o m e P a g e _ H e a d e r _ L b l < / H o m e P a g e _ H e a d e r _ L b l > - 
-         < I n v o i c e D i s c o u n t A m o u n t _ L b l   E l e m e n t T y p e = " C o l u m n "   E l e m e n t I d = " 1 5 9 3 0 1 2 7 3 6 "   D a t a T y p e = " L a b e l " > I n v o i c e D i s c o u n t A m o u n t _ L b l < / I n v o i c e D i s c o u n t A m o u n t _ L b l > - 
-         < I n v o i c e D i s c o u n t B a s e A m o u n t _ L b l   E l e m e n t T y p e = " C o l u m n "   E l e m e n t I d = " 2 0 2 9 2 6 6 8 7 5 "   D a t a T y p e = " L a b e l " > I n v o i c e D i s c o u n t B a s e A m o u n t _ L b l < / I n v o i c e D i s c o u n t B a s e A m o u n t _ L b l > - 
-         < L e g a l E n t i t y T y p e   E l e m e n t T y p e = " C o l u m n "   E l e m e n t I d = " 2 0 5 1 8 7 3 5 6 3 "   D a t a T y p e = " T e x t " > L e g a l E n t i t y T y p e < / L e g a l E n t i t y T y p e > - 
-         < L e g a l E n t i t y T y p e _ L b l   E l e m e n t T y p e = " C o l u m n "   E l e m e n t I d = " 2 0 8 0 2 2 4 7 9 2 "   D a t a T y p e = " T e x t " > L e g a l E n t i t y T y p e _ L b l < / L e g a l E n t i t y T y p e _ L b l > - 
-         < L i n e A m o u n t A f t e r I n v o i c e D i s c o u n t _ L b l   E l e m e n t T y p e = " C o l u m n "   E l e m e n t I d = " 6 7 3 7 2 1 0 9 4 "   D a t a T y p e = " L a b e l " > L i n e A m o u n t A f t e r I n v o i c e D i s c o u n t _ L b l < / L i n e A m o u n t A f t e r I n v o i c e D i s c o u n t _ L b l > - 
-         < L o c a l C u r r e n c y _ L b l   E l e m e n t T y p e = " C o l u m n "   E l e m e n t I d = " 1 5 5 9 6 9 3 4 2 2 "   D a t a T y p e = " L a b e l " > L o c a l C u r r e n c y _ L b l < / L o c a l C u r r e n c y _ L b l > - 
-         < P a g e _ L b l   E l e m e n t T y p e = " C o l u m n "   E l e m e n t I d = " 6 8 0 6 4 8 0 9 1 "   D a t a T y p e = " L a b e l " > P a g e _ L b l < / P a g e _ L b l > - 
-         < P a y m e n t M e t h o d D e s c r i p t i o n   E l e m e n t T y p e = " C o l u m n "   E l e m e n t I d = " 5 8 5 7 5 7 9 7 4 "   D a t a T y p e = " T e x t " > P a y m e n t M e t h o d D e s c r i p t i o n < / P a y m e n t M e t h o d D e s c r i p t i o n > - 
-         < P a y m e n t M e t h o d D e s c r i p t i o n _ L b l   E l e m e n t T y p e = " C o l u m n "   E l e m e n t I d = " 7 9 7 1 1 7 3 2 3 "   D a t a T y p e = " L a b e l " > P a y m e n t M e t h o d D e s c r i p t i o n _ L b l < / P a y m e n t M e t h o d D e s c r i p t i o n _ L b l > - 
-         < P a y m e n t T e r m s D e s c r i p t i o n   E l e m e n t T y p e = " C o l u m n "   E l e m e n t I d = " 2 0 3 8 7 4 2 7 0 0 "   D a t a T y p e = " T e x t " > P a y m e n t T e r m s D e s c r i p t i o n < / P a y m e n t T e r m s D e s c r i p t i o n > - 
-         < P a y m e n t T e r m s D e s c r i p t i o n _ L b l   E l e m e n t T y p e = " C o l u m n "   E l e m e n t I d = " 1 8 7 4 4 9 4 3 2 1 "   D a t a T y p e = " L a b e l " > P a y m e n t T e r m s D e s c r i p t i o n _ L b l < / P a y m e n t T e r m s D e s c r i p t i o n _ L b l > - 
-         < P r i c e s I n c l u d i n g V A T   E l e m e n t T y p e = " C o l u m n "   E l e m e n t I d = " 5 1 8 8 1 7 1 6 7 "   D a t a T y p e = " B o o l e a n " > P r i c e s I n c l u d i n g V A T < / P r i c e s I n c l u d i n g V A T > - 
-         < P r i c e s I n c l u d i n g V A T Y e s N o   E l e m e n t T y p e = " C o l u m n "   E l e m e n t I d = " 1 4 1 1 1 4 7 5 9 9 "   D a t a T y p e = " S t r i n g " > P r i c e s I n c l u d i n g V A T Y e s N o < / P r i c e s I n c l u d i n g V A T Y e s N o > - 
-         < P r i c e s I n c l u d i n g V A T _ L b l   E l e m e n t T y p e = " C o l u m n "   E l e m e n t I d = " 1 3 7 7 9 7 9 4 4 4 "   D a t a T y p e = " S t r i n g " > P r i c e s I n c l u d i n g V A T _ L b l < / P r i c e s I n c l u d i n g V A T _ L b l > - 
-         < S a l e s I n v o i c e L i n e D i s c o u n t _ L b l   E l e m e n t T y p e = " C o l u m n "   E l e m e n t I d = " 6 6 4 6 0 1 5 8 2 "   D a t a T y p e = " L a b e l " > S a l e s I n v o i c e L i n e D i s c o u n t _ L b l < / S a l e s I n v o i c e L i n e D i s c o u n t _ L b l > - 
-         < S a l e s P e r s o n B l a n k _ L b l   E l e m e n t T y p e = " C o l u m n "   E l e m e n t I d = " 6 5 4 6 2 4 6 0 1 "   D a t a T y p e = " T e x t " > S a l e s P e r s o n B l a n k _ L b l < / S a l e s P e r s o n B l a n k _ L b l > - 
-         < S a l e s P e r s o n N a m e   E l e m e n t T y p e = " C o l u m n "   E l e m e n t I d = " 8 7 1 4 9 2 9 8 3 "   D a t a T y p e = " T e x t " > S a l e s P e r s o n N a m e < / S a l e s P e r s o n N a m e > - 
-         < S a l e s P e r s o n _ L b l   E l e m e n t T y p e = " C o l u m n "   E l e m e n t I d = " 1 5 6 4 1 9 6 3 6 5 "   D a t a T y p e = " L a b e l " > S a l e s P e r s o n _ L b l < / S a l e s P e r s o n _ L b l > - 
-         < S e l l T o C o n t a c t E m a i l   E l e m e n t T y p e = " C o l u m n "   E l e m e n t I d = " 2 6 2 8 2 4 5 6 4 "   D a t a T y p e = " T e x t " > S e l l T o C o n t a c t E m a i l < / S e l l T o C o n t a c t E m a i l > - 
-         < S e l l T o C o n t a c t E m a i l L b l   E l e m e n t T y p e = " C o l u m n "   E l e m e n t I d = " 3 7 0 9 2 0 3 7 4 "   D a t a T y p e = " L a b e l " > S e l l T o C o n t a c t E m a i l L b l < / S e l l T o C o n t a c t E m a i l L b l > - 
-         < S e l l T o C o n t a c t M o b i l e P h o n e N o   E l e m e n t T y p e = " C o l u m n "   E l e m e n t I d = " 1 8 4 3 5 8 7 4 7 "   D a t a T y p e = " T e x t " > S e l l T o C o n t a c t M o b i l e P h o n e N o < / S e l l T o C o n t a c t M o b i l e P h o n e N o > - 
-         < S e l l T o C o n t a c t M o b i l e P h o n e N o L b l   E l e m e n t T y p e = " C o l u m n "   E l e m e n t I d = " 1 4 5 7 5 2 8 4 1 7 "   D a t a T y p e = " L a b e l " > S e l l T o C o n t a c t M o b i l e P h o n e N o L b l < / S e l l T o C o n t a c t M o b i l e P h o n e N o L b l > - 
-         < S e l l T o C o n t a c t P h o n e N o   E l e m e n t T y p e = " C o l u m n "   E l e m e n t I d = " 1 6 1 3 8 2 2 4 8 3 "   D a t a T y p e = " T e x t " > S e l l T o C o n t a c t P h o n e N o < / S e l l T o C o n t a c t P h o n e N o > - 
-         < S e l l T o C o n t a c t P h o n e N o L b l   E l e m e n t T y p e = " C o l u m n "   E l e m e n t I d = " 1 0 5 0 6 8 6 8 0 9 "   D a t a T y p e = " L a b e l " > S e l l T o C o n t a c t P h o n e N o L b l < / S e l l T o C o n t a c t P h o n e N o L b l > - 
-         < S e l l t o C u s t o m e r N o   E l e m e n t T y p e = " C o l u m n "   E l e m e n t I d = " 2 0 5 0 6 4 7 3 4 9 "   D a t a T y p e = " C o d e " > S e l l t o C u s t o m e r N o < / S e l l t o C u s t o m e r N o > - 
-         < S e l l t o C u s t o m e r N o _ L b l   E l e m e n t T y p e = " C o l u m n "   E l e m e n t I d = " 2 9 8 3 8 1 5 1 2 "   D a t a T y p e = " S t r i n g " > S e l l t o C u s t o m e r N o _ L b l < / S e l l t o C u s t o m e r N o _ L b l > - 
-         < S h i p m e n t D a t e   E l e m e n t T y p e = " C o l u m n "   E l e m e n t I d = " 9 3 1 1 1 1 4 6 5 "   D a t a T y p e = " S t r i n g " > S h i p m e n t D a t e < / S h i p m e n t D a t e > - 
-         < S h i p m e n t D a t e _ L b l   E l e m e n t T y p e = " C o l u m n "   E l e m e n t I d = " 6 1 4 4 0 0 3 6 4 "   D a t a T y p e = " S t r i n g " > S h i p m e n t D a t e _ L b l < / S h i p m e n t D a t e _ L b l > - 
-         < S h i p m e n t M e t h o d D e s c r i p t i o n   E l e m e n t T y p e = " C o l u m n "   E l e m e n t I d = " 2 0 5 9 4 0 3 2 6 0 "   D a t a T y p e = " T e x t " > S h i p m e n t M e t h o d D e s c r i p t i o n < / S h i p m e n t M e t h o d D e s c r i p t i o n > - 
-         < S h i p m e n t M e t h o d D e s c r i p t i o n _ L b l   E l e m e n t T y p e = " C o l u m n "   E l e m e n t I d = " 1 1 7 9 9 7 8 4 6 5 "   D a t a T y p e = " L a b e l " > S h i p m e n t M e t h o d D e s c r i p t i o n _ L b l < / S h i p m e n t M e t h o d D e s c r i p t i o n _ L b l > - 
-         < S h i p m e n t _ L b l   E l e m e n t T y p e = " C o l u m n "   E l e m e n t I d = " 2 0 8 5 7 6 7 1 2 0 "   D a t a T y p e = " L a b e l " > S h i p m e n t _ L b l < / S h i p m e n t _ L b l > - 
-         < S h i p T o A d d r e s s 1   E l e m e n t T y p e = " C o l u m n "   E l e m e n t I d = " 1 3 5 7 6 7 2 8 6 1 "   D a t a T y p e = " T e x t " > S h i p T o A d d r e s s 1 < / S h i p T o A d d r e s s 1 > - 
-         < S h i p T o A d d r e s s 2   E l e m e n t T y p e = " C o l u m n "   E l e m e n t I d = " 1 0 2 4 2 0 4 5 8 4 "   D a t a T y p e = " T e x t " > S h i p T o A d d r e s s 2 < / S h i p T o A d d r e s s 2 > - 
-         < S h i p T o A d d r e s s 3   E l e m e n t T y p e = " C o l u m n "   E l e m e n t I d = " 1 6 6 1 9 0 1 2 0 1 "   D a t a T y p e = " T e x t " > S h i p T o A d d r e s s 3 < / S h i p T o A d d r e s s 3 > - 
-         < S h i p T o A d d r e s s 4   E l e m e n t T y p e = " C o l u m n "   E l e m e n t I d = " 5 5 5 4 1 6 9 9 0 "   D a t a T y p e = " T e x t " > S h i p T o A d d r e s s 4 < / S h i p T o A d d r e s s 4 > - 
-         < S h i p T o A d d r e s s 5   E l e m e n t T y p e = " C o l u m n "   E l e m e n t I d = " 1 1 9 3 1 1 3 6 0 7 "   D a t a T y p e = " T e x t " > S h i p T o A d d r e s s 5 < / S h i p T o A d d r e s s 5 > - 
-         < S h i p T o A d d r e s s 6   E l e m e n t T y p e = " C o l u m n "   E l e m e n t I d = " 7 1 9 9 7 6 2 4 4 "   D a t a T y p e = " T e x t " > S h i p T o A d d r e s s 6 < / S h i p T o A d d r e s s 6 > - 
-         < S h i p T o A d d r e s s 7   E l e m e n t T y p e = " C o l u m n "   E l e m e n t I d = " 8 2 2 7 9 6 2 7 "   D a t a T y p e = " T e x t " > S h i p T o A d d r e s s 7 < / S h i p T o A d d r e s s 7 > - 
-         < S h i p T o A d d r e s s 8   E l e m e n t T y p e = " C o l u m n "   E l e m e n t I d = " 1 4 9 2 9 9 2 1 7 8 "   D a t a T y p e = " T e x t " > S h i p T o A d d r e s s 8 < / S h i p T o A d d r e s s 8 > - 
-         < S h i p T o A d d r e s s _ L b l   E l e m e n t T y p e = " C o l u m n "   E l e m e n t I d = " 1 6 5 0 5 0 5 0 1 7 "   D a t a T y p e = " L a b e l " > S h i p T o A d d r e s s _ L b l < / S h i p T o A d d r e s s _ L b l > - 
-         < S h i p T o P h o n e N o   E l e m e n t T y p e = " C o l u m n "   E l e m e n t I d = " 3 6 9 7 0 2 2 5 5 "   D a t a T y p e = " T e x t " > S h i p T o P h o n e N o < / S h i p T o P h o n e N o > - 
-         < S h o w S h i p p i n g A d d r e s s   E l e m e n t T y p e = " C o l u m n "   E l e m e n t I d = " 1 1 2 0 0 7 1 2 6 6 "   D a t a T y p e = " B o o l e a n " > S h o w S h i p p i n g A d d r e s s < / S h o w S h i p p i n g A d d r e s s > - 
-         < S h o w W o r k D e s c r i p t i o n   E l e m e n t T y p e = " C o l u m n "   E l e m e n t I d = " 7 8 5 4 6 8 8 6 5 "   D a t a T y p e = " B o o l e a n " > S h o w W o r k D e s c r i p t i o n < / S h o w W o r k D e s c r i p t i o n > - 
-         < S u b t o t a l _ L b l   E l e m e n t T y p e = " C o l u m n "   E l e m e n t I d = " 1 9 6 7 7 9 5 1 4 2 "   D a t a T y p e = " L a b e l " > S u b t o t a l _ L b l < / S u b t o t a l _ L b l > - 
-         < T o t a l _ L b l   E l e m e n t T y p e = " C o l u m n "   E l e m e n t I d = " 1 2 1 0 1 0 0 8 7 8 "   D a t a T y p e = " L a b e l " > T o t a l _ L b l < / T o t a l _ L b l > - 
-         < V A T A m o u n t S p e c i f i c a t i o n _ L b l   E l e m e n t T y p e = " C o l u m n "   E l e m e n t I d = " 8 7 8 7 0 6 8 4 6 "   D a t a T y p e = " L a b e l " > V A T A m o u n t S p e c i f i c a t i o n _ L b l < / V A T A m o u n t S p e c i f i c a t i o n _ L b l > - 
-         < V A T A m o u n t _ L b l   E l e m e n t T y p e = " C o l u m n "   E l e m e n t I d = " 1 0 9 4 6 5 7 2 9 "   D a t a T y p e = " L a b e l " > V A T A m o u n t _ L b l < / V A T A m o u n t _ L b l > - 
-         < V A T B a s e _ L b l   E l e m e n t T y p e = " C o l u m n "   E l e m e n t I d = " 1 8 6 6 1 5 8 2 7 8 "   D a t a T y p e = " L a b e l " > V A T B a s e _ L b l < / V A T B a s e _ L b l > - 
-         < V A T C l a u s e s _ L b l   E l e m e n t T y p e = " C o l u m n "   E l e m e n t I d = " 1 3 8 3 9 2 0 0 1 9 "   D a t a T y p e = " L a b e l " > V A T C l a u s e s _ L b l < / V A T C l a u s e s _ L b l > - 
-         < V A T C l a u s e _ L b l   E l e m e n t T y p e = " C o l u m n "   E l e m e n t I d = " 1 5 7 0 4 9 5 4 9 0 "   D a t a T y p e = " S t r i n g " > V A T C l a u s e _ L b l < / V A T C l a u s e _ L b l > - 
-         < V A T I d e n t i f i e r _ L b l   E l e m e n t T y p e = " C o l u m n "   E l e m e n t I d = " 1 6 8 6 6 2 3 9 8 4 "   D a t a T y p e = " L a b e l " > V A T I d e n t i f i e r _ L b l < / V A T I d e n t i f i e r _ L b l > - 
-         < V A T P e r c e n t a g e _ L b l   E l e m e n t T y p e = " C o l u m n "   E l e m e n t I d = " 6 7 6 6 5 4 5 6 5 "   D a t a T y p e = " L a b e l " > V A T P e r c e n t a g e _ L b l < / V A T P e r c e n t a g e _ L b l > - 
-         < V A T R e g i s t r a t i o n N o   E l e m e n t T y p e = " C o l u m n "   E l e m e n t I d = " 1 8 8 9 1 9 5 4 0 2 "   D a t a T y p e = " T e x t " > V A T R e g i s t r a t i o n N o < / V A T R e g i s t r a t i o n N o > - 
-         < V A T R e g i s t r a t i o n N o _ L b l   E l e m e n t T y p e = " C o l u m n "   E l e m e n t I d = " 1 4 2 4 6 1 6 0 8 5 "   D a t a T y p e = " T e x t " > V A T R e g i s t r a t i o n N o _ L b l < / V A T R e g i s t r a t i o n N o _ L b l > - 
-         < Y o u r R e f e r e n c e   E l e m e n t T y p e = " C o l u m n "   E l e m e n t I d = " 1 1 0 3 9 9 5 1 "   D a t a T y p e = " T e x t " > Y o u r R e f e r e n c e < / Y o u r R e f e r e n c e > - 
-         < Y o u r R e f e r e n c e _ L b l   E l e m e n t T y p e = " C o l u m n "   E l e m e n t I d = " 4 6 5 4 7 7 4 2 6 "   D a t a T y p e = " S t r i n g " > Y o u r R e f e r e n c e _ L b l < / Y o u r R e f e r e n c e _ L b l > - 
-         < L i n e   E l e m e n t T y p e = " D a t a I t e m "   E l e m e n t I d = " 4 1 1 9 7 6 1 3 3 " > - 
-             < A m o u n t E x c l u d i n g V A T _ L i n e   E l e m e n t T y p e = " C o l u m n "   E l e m e n t I d = " 1 0 6 2 4 6 0 0 4 0 "   D a t a T y p e = " D e c i m a l " > A m o u n t E x c l u d i n g V A T _ L i n e < / A m o u n t E x c l u d i n g V A T _ L i n e > - 
-             < A m o u n t E x c l u d i n g V A T _ L i n e _ L b l   E l e m e n t T y p e = " C o l u m n "   E l e m e n t I d = " 2 0 0 2 8 7 4 4 7 5 "   D a t a T y p e = " S t r i n g " > A m o u n t E x c l u d i n g V A T _ L i n e _ L b l < / A m o u n t E x c l u d i n g V A T _ L i n e _ L b l > - 
-             < A m o u n t I n c l u d i n g V A T _ L i n e   E l e m e n t T y p e = " C o l u m n "   E l e m e n t I d = " 7 7 0 9 2 8 4 0 2 "   D a t a T y p e = " D e c i m a l " > A m o u n t I n c l u d i n g V A T _ L i n e < / A m o u n t I n c l u d i n g V A T _ L i n e > - 
-             < A m o u n t I n c l u d i n g V A T _ L i n e _ L b l   E l e m e n t T y p e = " C o l u m n "   E l e m e n t I d = " 9 3 0 7 4 7 3 1 3 "   D a t a T y p e = " S t r i n g " > A m o u n t I n c l u d i n g V A T _ L i n e _ L b l < / A m o u n t I n c l u d i n g V A T _ L i n e _ L b l > - 
-             < D e s c r i p t i o n _ L i n e   E l e m e n t T y p e = " C o l u m n "   E l e m e n t I d = " 1 4 0 6 8 2 2 3 1 0 "   D a t a T y p e = " T e x t " > D e s c r i p t i o n _ L i n e < / D e s c r i p t i o n _ L i n e > - 
-             < D e s c r i p t i o n _ L i n e _ L b l   E l e m e n t T y p e = " C o l u m n "   E l e m e n t I d = " 2 1 1 8 9 5 1 4 9 5 "   D a t a T y p e = " S t r i n g " > D e s c r i p t i o n _ L i n e _ L b l < / D e s c r i p t i o n _ L i n e _ L b l > - 
-             < I t e m N o _ L i n e   E l e m e n t T y p e = " C o l u m n "   E l e m e n t I d = " 1 9 1 0 2 9 6 2 8 8 "   D a t a T y p e = " C o d e " > I t e m N o _ L i n e < / I t e m N o _ L i n e > - 
-             < I t e m N o _ L i n e _ L b l   E l e m e n t T y p e = " C o l u m n "   E l e m e n t I d = " 1 3 4 0 0 7 9 6 1 3 "   D a t a T y p e = " S t r i n g " > I t e m N o _ L i n e _ L b l < / I t e m N o _ L i n e _ L b l > - 
-             < I t e m R e f e r e n c e N o _ L i n e   E l e m e n t T y p e = " C o l u m n "   E l e m e n t I d = " 9 2 7 2 3 5 7 "   D a t a T y p e = " C o d e " > I t e m R e f e r e n c e N o _ L i n e < / I t e m R e f e r e n c e N o _ L i n e > - 
-             < I t e m R e f e r e n c e N o _ L i n e _ L b l   E l e m e n t T y p e = " C o l u m n "   E l e m e n t I d = " 1 9 8 0 6 3 1 1 3 0 "   D a t a T y p e = " S t r i n g " > I t e m R e f e r e n c e N o _ L i n e _ L b l < / I t e m R e f e r e n c e N o _ L i n e _ L b l > - 
-             < L i n e A m o u n t _ L i n e   E l e m e n t T y p e = " C o l u m n "   E l e m e n t I d = " 2 6 8 9 3 7 1 6 2 "   D a t a T y p e = " T e x t " > L i n e A m o u n t _ L i n e < / L i n e A m o u n t _ L i n e > - 
-             < L i n e A m o u n t _ L i n e _ L b l   E l e m e n t T y p e = " C o l u m n "   E l e m e n t I d = " 9 9 2 9 0 1 8 4 5 "   D a t a T y p e = " S t r i n g " > L i n e A m o u n t _ L i n e _ L b l < / L i n e A m o u n t _ L i n e _ L b l > - 
-             < L i n e D i s c o u n t P e r c e n t T e x t _ L i n e   E l e m e n t T y p e = " C o l u m n "   E l e m e n t I d = " 6 1 3 1 3 5 1 9 "   D a t a T y p e = " T e x t " > L i n e D i s c o u n t P e r c e n t T e x t _ L i n e < / L i n e D i s c o u n t P e r c e n t T e x t _ L i n e > - 
-             < L i n e D i s c o u n t P e r c e n t _ L i n e   E l e m e n t T y p e = " C o l u m n "   E l e m e n t I d = " 9 0 7 8 2 7 4 3 6 "   D a t a T y p e = " D e c i m a l " > L i n e D i s c o u n t P e r c e n t _ L i n e < / L i n e D i s c o u n t P e r c e n t _ L i n e > - 
-             < L i n e N o _ L i n e   E l e m e n t T y p e = " C o l u m n "   E l e m e n t I d = " 6 9 8 9 8 5 9 7 9 "   D a t a T y p e = " I n t e g e r " > L i n e N o _ L i n e < / L i n e N o _ L i n e > - 
-             < Q u a n t i t y _ L i n e   E l e m e n t T y p e = " C o l u m n "   E l e m e n t I d = " 1 0 6 8 5 4 3 5 3 7 "   D a t a T y p e = " T e x t " > Q u a n t i t y _ L i n e < / Q u a n t i t y _ L i n e > - 
-             < Q u a n t i t y _ L i n e _ L b l   E l e m e n t T y p e = " C o l u m n "   E l e m e n t I d = " 2 0 3 4 5 0 6 8 0 2 "   D a t a T y p e = " S t r i n g " > Q u a n t i t y _ L i n e _ L b l < / Q u a n t i t y _ L i n e _ L b l > - 
-             < S h i p m e n t D a t e _ L i n e   E l e m e n t T y p e = " C o l u m n "   E l e m e n t I d = " 1 6 7 3 3 7 5 4 1 6 "   D a t a T y p e = " S t r i n g " > S h i p m e n t D a t e _ L i n e < / S h i p m e n t D a t e _ L i n e > - 
-             < S h i p m e n t D a t e _ L i n e _ L b l   E l e m e n t T y p e = " C o l u m n "   E l e m e n t I d = " 8 5 3 2 2 4 3 6 3 "   D a t a T y p e = " L a b e l " > S h i p m e n t D a t e _ L i n e _ L b l < / S h i p m e n t D a t e _ L i n e _ L b l > - 
-             < T r a n s H e a d e r A m o u n t   E l e m e n t T y p e = " C o l u m n "   E l e m e n t I d = " 2 0 2 8 3 0 6 2 7 6 "   D a t a T y p e = " D e c i m a l " > T r a n s H e a d e r A m o u n t < / T r a n s H e a d e r A m o u n t > - 
-             < T y p e _ L i n e   E l e m e n t T y p e = " C o l u m n "   E l e m e n t I d = " 2 7 2 8 0 4 9 2 4 "   D a t a T y p e = " S t r i n g " > T y p e _ L i n e < / T y p e _ L i n e > - 
-             < U n i t O f M e a s u r e   E l e m e n t T y p e = " C o l u m n "   E l e m e n t I d = " 1 8 0 8 2 2 8 0 1 8 "   D a t a T y p e = " T e x t " > U n i t O f M e a s u r e < / U n i t O f M e a s u r e > - 
-             < U n i t O f M e a s u r e _ L b l   E l e m e n t T y p e = " C o l u m n "   E l e m e n t I d = " 9 8 1 9 5 1 2 4 9 "   D a t a T y p e = " S t r i n g " > U n i t O f M e a s u r e _ L b l < / U n i t O f M e a s u r e _ L b l > - 
-             < U n i t P r i c e   E l e m e n t T y p e = " C o l u m n "   E l e m e n t I d = " 1 4 7 8 2 2 1 5 2 6 "   D a t a T y p e = " T e x t " > U n i t P r i c e < / U n i t P r i c e > - 
-             < U n i t P r i c e _ L b l   E l e m e n t T y p e = " C o l u m n "   E l e m e n t I d = " 1 1 6 3 9 2 6 6 0 3 "   D a t a T y p e = " S t r i n g " > U n i t P r i c e _ L b l < / U n i t P r i c e _ L b l > - 
-             < V A T I d e n t i f i e r _ L i n e   E l e m e n t T y p e = " C o l u m n "   E l e m e n t I d = " 1 7 7 3 6 2 2 4 1 2 "   D a t a T y p e = " C o d e " > V A T I d e n t i f i e r _ L i n e < / V A T I d e n t i f i e r _ L i n e > - 
-             < V A T I d e n t i f i e r _ L i n e _ L b l   E l e m e n t T y p e = " C o l u m n "   E l e m e n t I d = " 5 3 3 7 8 2 7 0 3 "   D a t a T y p e = " S t r i n g " > V A T I d e n t i f i e r _ L i n e _ L b l < / V A T I d e n t i f i e r _ L i n e _ L b l > - 
-             < V A T P c t _ L i n e   E l e m e n t T y p e = " C o l u m n "   E l e m e n t I d = " 1 9 7 4 0 0 1 9 4 4 "   D a t a T y p e = " T e x t " > V A T P c t _ L i n e < / V A T P c t _ L i n e > - 
-             < V A T P c t _ L i n e _ L b l   E l e m e n t T y p e = " C o l u m n "   E l e m e n t I d = " 1 2 0 7 5 2 9 9 1 5 "   D a t a T y p e = " S t r i n g " > V A T P c t _ L i n e _ L b l < / V A T P c t _ L i n e _ L b l > - 
-             < S h i p m e n t L i n e   E l e m e n t T y p e = " D a t a I t e m "   E l e m e n t I d = " 2 0 1 5 9 9 6 0 5 1 " > - 
-                 < D o c u m e n t N o _ S h i p m e n t L i n e   E l e m e n t T y p e = " C o l u m n "   E l e m e n t I d = " 1 2 4 3 7 6 7 7 6 2 "   D a t a T y p e = " C o d e " > D o c u m e n t N o _ S h i p m e n t L i n e < / D o c u m e n t N o _ S h i p m e n t L i n e > - 
-                 < P o s t i n g D a t e _ S h i p m e n t L i n e   E l e m e n t T y p e = " C o l u m n "   E l e m e n t I d = " 1 8 3 4 0 0 3 2 0 "   D a t a T y p e = " S t r i n g " > P o s t i n g D a t e _ S h i p m e n t L i n e < / P o s t i n g D a t e _ S h i p m e n t L i n e > - 
-                 < P o s t i n g D a t e _ S h i p m e n t L i n e _ L b l   E l e m e n t T y p e = " C o l u m n "   E l e m e n t I d = " 1 0 9 0 0 6 9 0 2 7 "   D a t a T y p e = " S t r i n g " > P o s t i n g D a t e _ S h i p m e n t L i n e _ L b l < / P o s t i n g D a t e _ S h i p m e n t L i n e _ L b l > - 
-                 < Q u a n t i t y _ S h i p m e n t L i n e   E l e m e n t T y p e = " C o l u m n "   E l e m e n t I d = " 1 6 3 7 0 3 4 2 4 7 "   D a t a T y p e = " D e c i m a l " > Q u a n t i t y _ S h i p m e n t L i n e < / Q u a n t i t y _ S h i p m e n t L i n e > - 
-                 < Q u a n t i t y _ S h i p m e n t L i n e _ L b l   E l e m e n t T y p e = " C o l u m n "   E l e m e n t I d = " 1 6 0 2 6 6 7 3 8 6 "   D a t a T y p e = " S t r i n g " > Q u a n t i t y _ S h i p m e n t L i n e _ L b l < / Q u a n t i t y _ S h i p m e n t L i n e _ L b l > +     < H e a d e r > + 
+         < A p p l i e s T o D o c u m e n t > A p p l i e s T o D o c u m e n t < / A p p l i e s T o D o c u m e n t > + 
+         < A p p l i e s T o D o c u m e n t _ L b l > A p p l i e s T o D o c u m e n t _ L b l < / A p p l i e s T o D o c u m e n t _ L b l > + 
+         < B i l l T o C o n t a c t E m a i l > B i l l T o C o n t a c t E m a i l < / B i l l T o C o n t a c t E m a i l > + 
+         < B i l l T o C o n t a c t E m a i l L b l > B i l l T o C o n t a c t E m a i l L b l < / B i l l T o C o n t a c t E m a i l L b l > + 
+         < B i l l T o C o n t a c t M o b i l e P h o n e N o > B i l l T o C o n t a c t M o b i l e P h o n e N o < / B i l l T o C o n t a c t M o b i l e P h o n e N o > + 
+         < B i l l T o C o n t a c t M o b i l e P h o n e N o L b l > B i l l T o C o n t a c t M o b i l e P h o n e N o L b l < / B i l l T o C o n t a c t M o b i l e P h o n e N o L b l > + 
+         < B i l l T o C o n t a c t P h o n e N o > B i l l T o C o n t a c t P h o n e N o < / B i l l T o C o n t a c t P h o n e N o > + 
+         < B i l l T o C o n t a c t P h o n e N o L b l > B i l l T o C o n t a c t P h o n e N o L b l < / B i l l T o C o n t a c t P h o n e N o L b l > + 
+         < B i l l t o C u s t u m e r N o > B i l l t o C u s t u m e r N o < / B i l l t o C u s t u m e r N o > + 
+         < B i l l t o C u s t u m e r N o _ L b l > B i l l t o C u s t u m e r N o _ L b l < / B i l l t o C u s t u m e r N o _ L b l > + 
+         < C o m p a n y A d d r e s s 1 > C o m p a n y A d d r e s s 1 < / C o m p a n y A d d r e s s 1 > + 
+         < C o m p a n y A d d r e s s 2 > C o m p a n y A d d r e s s 2 < / C o m p a n y A d d r e s s 2 > + 
+         < C o m p a n y A d d r e s s 3 > C o m p a n y A d d r e s s 3 < / C o m p a n y A d d r e s s 3 > + 
+         < C o m p a n y A d d r e s s 4 > C o m p a n y A d d r e s s 4 < / C o m p a n y A d d r e s s 4 > + 
+         < C o m p a n y A d d r e s s 5 > C o m p a n y A d d r e s s 5 < / C o m p a n y A d d r e s s 5 > + 
+         < C o m p a n y A d d r e s s 6 > C o m p a n y A d d r e s s 6 < / C o m p a n y A d d r e s s 6 > + 
+         < C o m p a n y A d d r e s s 7 > C o m p a n y A d d r e s s 7 < / C o m p a n y A d d r e s s 7 > + 
+         < C o m p a n y A d d r e s s 8 > C o m p a n y A d d r e s s 8 < / C o m p a n y A d d r e s s 8 > + 
+         < C o m p a n y B a n k A c c o u n t N o > C o m p a n y B a n k A c c o u n t N o < / C o m p a n y B a n k A c c o u n t N o > + 
+         < C o m p a n y B a n k A c c o u n t N o _ L b l > C o m p a n y B a n k A c c o u n t N o _ L b l < / C o m p a n y B a n k A c c o u n t N o _ L b l > + 
+         < C o m p a n y B a n k B r a n c h N o > C o m p a n y B a n k B r a n c h N o < / C o m p a n y B a n k B r a n c h N o > + 
+         < C o m p a n y B a n k B r a n c h N o _ L b l > C o m p a n y B a n k B r a n c h N o _ L b l < / C o m p a n y B a n k B r a n c h N o _ L b l > + 
+         < C o m p a n y B a n k N a m e > C o m p a n y B a n k N a m e < / C o m p a n y B a n k N a m e > + 
+         < C o m p a n y B a n k N a m e _ L b l > C o m p a n y B a n k N a m e _ L b l < / C o m p a n y B a n k N a m e _ L b l > + 
+         < C o m p a n y C u s t o m G i r o > C o m p a n y C u s t o m G i r o < / C o m p a n y C u s t o m G i r o > + 
+         < C o m p a n y C u s t o m G i r o _ L b l > C o m p a n y C u s t o m G i r o _ L b l < / C o m p a n y C u s t o m G i r o _ L b l > + 
+         < C o m p a n y E M a i l > C o m p a n y E M a i l < / C o m p a n y E M a i l > + 
+         < C o m p a n y G i r o N o > C o m p a n y G i r o N o < / C o m p a n y G i r o N o > + 
+         < C o m p a n y G i r o N o _ L b l > C o m p a n y G i r o N o _ L b l < / C o m p a n y G i r o N o _ L b l > + 
+         < C o m p a n y H o m e P a g e > C o m p a n y H o m e P a g e < / C o m p a n y H o m e P a g e > + 
+         < C o m p a n y I B A N > C o m p a n y I B A N < / C o m p a n y I B A N > + 
+         < C o m p a n y I B A N _ L b l > C o m p a n y I B A N _ L b l < / C o m p a n y I B A N _ L b l > + 
+         < C o m p a n y L e g a l O f f i c e > C o m p a n y L e g a l O f f i c e < / C o m p a n y L e g a l O f f i c e > + 
+         < C o m p a n y L e g a l O f f i c e _ L b l > C o m p a n y L e g a l O f f i c e _ L b l < / C o m p a n y L e g a l O f f i c e _ L b l > + 
+         < C o m p a n y L e g a l S t a t e m e n t > C o m p a n y L e g a l S t a t e m e n t < / C o m p a n y L e g a l S t a t e m e n t > + 
+         < C o m p a n y L o g o P o s i t i o n > C o m p a n y L o g o P o s i t i o n < / C o m p a n y L o g o P o s i t i o n > + 
+         < C o m p a n y P h o n e N o > C o m p a n y P h o n e N o < / C o m p a n y P h o n e N o > + 
+         < C o m p a n y P h o n e N o _ L b l > C o m p a n y P h o n e N o _ L b l < / C o m p a n y P h o n e N o _ L b l > + 
+         < C o m p a n y P i c t u r e / > + 
+         < C o m p a n y R e g i s t r a t i o n N u m b e r > C o m p a n y R e g i s t r a t i o n N u m b e r < / C o m p a n y R e g i s t r a t i o n N u m b e r > + 
+         < C o m p a n y R e g i s t r a t i o n N u m b e r _ L b l > C o m p a n y R e g i s t r a t i o n N u m b e r _ L b l < / C o m p a n y R e g i s t r a t i o n N u m b e r _ L b l > + 
+         < C o m p a n y S W I F T > C o m p a n y S W I F T < / C o m p a n y S W I F T > + 
+         < C o m p a n y S W I F T _ L b l > C o m p a n y S W I F T _ L b l < / C o m p a n y S W I F T _ L b l > + 
+         < C o m p a n y V A T R e g i s t r a t i o n N o > C o m p a n y V A T R e g i s t r a t i o n N o < / C o m p a n y V A T R e g i s t r a t i o n N o > + 
+         < C o m p a n y V A T R e g i s t r a t i o n N o _ L b l > C o m p a n y V A T R e g i s t r a t i o n N o _ L b l < / C o m p a n y V A T R e g i s t r a t i o n N o _ L b l > + 
+         < C o m p a n y V A T R e g N o > C o m p a n y V A T R e g N o < / C o m p a n y V A T R e g N o > + 
+         < C o m p a n y V A T R e g N o _ L b l > C o m p a n y V A T R e g N o _ L b l < / C o m p a n y V A T R e g N o _ L b l > + 
+         < C o p y _ L b l > C o p y _ L b l < / C o p y _ L b l > + 
+         < C u s t o m e r A d d r e s s 1 > C u s t o m e r A d d r e s s 1 < / C u s t o m e r A d d r e s s 1 > + 
+         < C u s t o m e r A d d r e s s 2 > C u s t o m e r A d d r e s s 2 < / C u s t o m e r A d d r e s s 2 > + 
+         < C u s t o m e r A d d r e s s 3 > C u s t o m e r A d d r e s s 3 < / C u s t o m e r A d d r e s s 3 > + 
+         < C u s t o m e r A d d r e s s 4 > C u s t o m e r A d d r e s s 4 < / C u s t o m e r A d d r e s s 4 > + 
+         < C u s t o m e r A d d r e s s 5 > C u s t o m e r A d d r e s s 5 < / C u s t o m e r A d d r e s s 5 > + 
+         < C u s t o m e r A d d r e s s 6 > C u s t o m e r A d d r e s s 6 < / C u s t o m e r A d d r e s s 6 > + 
+         < C u s t o m e r A d d r e s s 7 > C u s t o m e r A d d r e s s 7 < / C u s t o m e r A d d r e s s 7 > + 
+         < C u s t o m e r A d d r e s s 8 > C u s t o m e r A d d r e s s 8 < / C u s t o m e r A d d r e s s 8 > + 
+         < C u s t o m e r P o s t a l B a r C o d e > C u s t o m e r P o s t a l B a r C o d e < / C u s t o m e r P o s t a l B a r C o d e > + 
+         < D o c u m e n t C o p y T e x t > D o c u m e n t C o p y T e x t < / D o c u m e n t C o p y T e x t > + 
+         < D o c u m e n t D a t e > D o c u m e n t D a t e < / D o c u m e n t D a t e > + 
+         < D o c u m e n t D a t e _ L b l > D o c u m e n t D a t e _ L b l < / D o c u m e n t D a t e _ L b l > + 
+         < D o c u m e n t N o > D o c u m e n t N o < / D o c u m e n t N o > + 
+         < D o c u m e n t N o _ L b l > D o c u m e n t N o _ L b l < / D o c u m e n t N o _ L b l > + 
+         < D o c u m e n t T i t l e _ L b l > D o c u m e n t T i t l e _ L b l < / D o c u m e n t T i t l e _ L b l > + 
+         < D u e D a t e > D u e D a t e < / D u e D a t e > + 
+         < D u e D a t e _ L b l > D u e D a t e _ L b l < / D u e D a t e _ L b l > + 
+         < E M a i l _ H e a d e r _ L b l > E M a i l _ H e a d e r _ L b l < / E M a i l _ H e a d e r _ L b l > + 
+         < E x c h a n g e R a t e A S T e x t > E x c h a n g e R a t e A S T e x t < / E x c h a n g e R a t e A S T e x t > + 
+         < E x t e r n a l D o c u m e n t N o > E x t e r n a l D o c u m e n t N o < / E x t e r n a l D o c u m e n t N o > + 
+         < E x t e r n a l D o c u m e n t N o L b l > E x t e r n a l D o c u m e n t N o L b l < / E x t e r n a l D o c u m e n t N o L b l > + 
+         < H o m e P a g e _ H e a d e r _ L b l > H o m e P a g e _ H e a d e r _ L b l < / H o m e P a g e _ H e a d e r _ L b l > + 
+         < I n v o i c e D i s c o u n t A m o u n t _ L b l > I n v o i c e D i s c o u n t A m o u n t _ L b l < / I n v o i c e D i s c o u n t A m o u n t _ L b l > + 
+         < I n v o i c e D i s c o u n t B a s e A m o u n t _ L b l > I n v o i c e D i s c o u n t B a s e A m o u n t _ L b l < / I n v o i c e D i s c o u n t B a s e A m o u n t _ L b l > + 
+         < L e g a l E n t i t y T y p e > L e g a l E n t i t y T y p e < / L e g a l E n t i t y T y p e > + 
+         < L e g a l E n t i t y T y p e _ L b l > L e g a l E n t i t y T y p e _ L b l < / L e g a l E n t i t y T y p e _ L b l > + 
+         < L i n e A m o u n t A f t e r I n v o i c e D i s c o u n t _ L b l > L i n e A m o u n t A f t e r I n v o i c e D i s c o u n t _ L b l < / L i n e A m o u n t A f t e r I n v o i c e D i s c o u n t _ L b l > + 
+         < L o c a l C u r r e n c y _ L b l > L o c a l C u r r e n c y _ L b l < / L o c a l C u r r e n c y _ L b l > + 
+         < P a g e _ L b l > P a g e _ L b l < / P a g e _ L b l > + 
+         < P a y m e n t M e t h o d D e s c r i p t i o n > P a y m e n t M e t h o d D e s c r i p t i o n < / P a y m e n t M e t h o d D e s c r i p t i o n > + 
+         < P a y m e n t M e t h o d D e s c r i p t i o n _ L b l > P a y m e n t M e t h o d D e s c r i p t i o n _ L b l < / P a y m e n t M e t h o d D e s c r i p t i o n _ L b l > + 
+         < P a y m e n t T e r m s D e s c r i p t i o n > P a y m e n t T e r m s D e s c r i p t i o n < / P a y m e n t T e r m s D e s c r i p t i o n > + 
+         < P a y m e n t T e r m s D e s c r i p t i o n _ L b l > P a y m e n t T e r m s D e s c r i p t i o n _ L b l < / P a y m e n t T e r m s D e s c r i p t i o n _ L b l > + 
+         < P r i c e s I n c l u d i n g V A T > P r i c e s I n c l u d i n g V A T < / P r i c e s I n c l u d i n g V A T > + 
+         < P r i c e s I n c l u d i n g V A T Y e s N o > P r i c e s I n c l u d i n g V A T Y e s N o < / P r i c e s I n c l u d i n g V A T Y e s N o > + 
+         < P r i c e s I n c l u d i n g V A T _ L b l > P r i c e s I n c l u d i n g V A T _ L b l < / P r i c e s I n c l u d i n g V A T _ L b l > + 
+         < S a l e s I n v o i c e L i n e D i s c o u n t _ L b l > S a l e s I n v o i c e L i n e D i s c o u n t _ L b l < / S a l e s I n v o i c e L i n e D i s c o u n t _ L b l > + 
+         < S a l e s P e r s o n B l a n k _ L b l > S a l e s P e r s o n B l a n k _ L b l < / S a l e s P e r s o n B l a n k _ L b l > + 
+         < S a l e s P e r s o n N a m e > S a l e s P e r s o n N a m e < / S a l e s P e r s o n N a m e > + 
+         < S a l e s P e r s o n _ L b l > S a l e s P e r s o n _ L b l < / S a l e s P e r s o n _ L b l > + 
+         < S e l l T o C o n t a c t E m a i l > S e l l T o C o n t a c t E m a i l < / S e l l T o C o n t a c t E m a i l > + 
+         < S e l l T o C o n t a c t E m a i l L b l > S e l l T o C o n t a c t E m a i l L b l < / S e l l T o C o n t a c t E m a i l L b l > + 
+         < S e l l T o C o n t a c t M o b i l e P h o n e N o > S e l l T o C o n t a c t M o b i l e P h o n e N o < / S e l l T o C o n t a c t M o b i l e P h o n e N o > + 
+         < S e l l T o C o n t a c t M o b i l e P h o n e N o L b l > S e l l T o C o n t a c t M o b i l e P h o n e N o L b l < / S e l l T o C o n t a c t M o b i l e P h o n e N o L b l > + 
+         < S e l l T o C o n t a c t P h o n e N o > S e l l T o C o n t a c t P h o n e N o < / S e l l T o C o n t a c t P h o n e N o > + 
+         < S e l l T o C o n t a c t P h o n e N o L b l > S e l l T o C o n t a c t P h o n e N o L b l < / S e l l T o C o n t a c t P h o n e N o L b l > + 
+         < S e l l t o C u s t o m e r N o > S e l l t o C u s t o m e r N o < / S e l l t o C u s t o m e r N o > + 
+         < S e l l t o C u s t o m e r N o _ L b l > S e l l t o C u s t o m e r N o _ L b l < / S e l l t o C u s t o m e r N o _ L b l > + 
+         < S h i p m e n t D a t e > S h i p m e n t D a t e < / S h i p m e n t D a t e > + 
+         < S h i p m e n t D a t e _ L b l > S h i p m e n t D a t e _ L b l < / S h i p m e n t D a t e _ L b l > + 
+         < S h i p m e n t M e t h o d D e s c r i p t i o n > S h i p m e n t M e t h o d D e s c r i p t i o n < / S h i p m e n t M e t h o d D e s c r i p t i o n > + 
+         < S h i p m e n t M e t h o d D e s c r i p t i o n _ L b l > S h i p m e n t M e t h o d D e s c r i p t i o n _ L b l < / S h i p m e n t M e t h o d D e s c r i p t i o n _ L b l > + 
+         < S h i p m e n t _ L b l > S h i p m e n t _ L b l < / S h i p m e n t _ L b l > + 
+         < S h i p T o A d d r e s s 1 > S h i p T o A d d r e s s 1 < / S h i p T o A d d r e s s 1 > + 
+         < S h i p T o A d d r e s s 2 > S h i p T o A d d r e s s 2 < / S h i p T o A d d r e s s 2 > + 
+         < S h i p T o A d d r e s s 3 > S h i p T o A d d r e s s 3 < / S h i p T o A d d r e s s 3 > + 
+         < S h i p T o A d d r e s s 4 > S h i p T o A d d r e s s 4 < / S h i p T o A d d r e s s 4 > + 
+         < S h i p T o A d d r e s s 5 > S h i p T o A d d r e s s 5 < / S h i p T o A d d r e s s 5 > + 
+         < S h i p T o A d d r e s s 6 > S h i p T o A d d r e s s 6 < / S h i p T o A d d r e s s 6 > + 
+         < S h i p T o A d d r e s s 7 > S h i p T o A d d r e s s 7 < / S h i p T o A d d r e s s 7 > + 
+         < S h i p T o A d d r e s s 8 > S h i p T o A d d r e s s 8 < / S h i p T o A d d r e s s 8 > + 
+         < S h i p T o A d d r e s s _ L b l > S h i p T o A d d r e s s _ L b l < / S h i p T o A d d r e s s _ L b l > + 
+         < S h i p T o P h o n e N o > S h i p T o P h o n e N o < / S h i p T o P h o n e N o > + 
+         < S h o w S h i p p i n g A d d r e s s > S h o w S h i p p i n g A d d r e s s < / S h o w S h i p p i n g A d d r e s s > + 
+         < S h o w W o r k D e s c r i p t i o n > S h o w W o r k D e s c r i p t i o n < / S h o w W o r k D e s c r i p t i o n > + 
+         < S u b t o t a l _ L b l > S u b t o t a l _ L b l < / S u b t o t a l _ L b l > + 
+         < T o t a l _ L b l > T o t a l _ L b l < / T o t a l _ L b l > + 
+         < V A T A m o u n t S p e c i f i c a t i o n _ L b l > V A T A m o u n t S p e c i f i c a t i o n _ L b l < / V A T A m o u n t S p e c i f i c a t i o n _ L b l > + 
+         < V A T A m o u n t _ L b l > V A T A m o u n t _ L b l < / V A T A m o u n t _ L b l > + 
+         < V A T B a s e _ L b l > V A T B a s e _ L b l < / V A T B a s e _ L b l > + 
+         < V A T C l a u s e s _ L b l > V A T C l a u s e s _ L b l < / V A T C l a u s e s _ L b l > + 
+         < V A T C l a u s e _ L b l > V A T C l a u s e _ L b l < / V A T C l a u s e _ L b l > + 
+         < V A T I d e n t i f i e r _ L b l > V A T I d e n t i f i e r _ L b l < / V A T I d e n t i f i e r _ L b l > + 
+         < V A T P e r c e n t a g e _ L b l > V A T P e r c e n t a g e _ L b l < / V A T P e r c e n t a g e _ L b l > + 
+         < V A T R e g i s t r a t i o n N o > V A T R e g i s t r a t i o n N o < / V A T R e g i s t r a t i o n N o > + 
+         < V A T R e g i s t r a t i o n N o _ L b l > V A T R e g i s t r a t i o n N o _ L b l < / V A T R e g i s t r a t i o n N o _ L b l > + 
+         < Y o u r R e f e r e n c e > Y o u r R e f e r e n c e < / Y o u r R e f e r e n c e > + 
+         < Y o u r R e f e r e n c e _ L b l > Y o u r R e f e r e n c e _ L b l < / Y o u r R e f e r e n c e _ L b l > + 
+         < L i n e > + 
+             < A m o u n t E x c l u d i n g V A T _ L i n e > A m o u n t E x c l u d i n g V A T _ L i n e < / A m o u n t E x c l u d i n g V A T _ L i n e > + 
+             < A m o u n t E x c l u d i n g V A T _ L i n e _ L b l > A m o u n t E x c l u d i n g V A T _ L i n e _ L b l < / A m o u n t E x c l u d i n g V A T _ L i n e _ L b l > + 
+             < A m o u n t I n c l u d i n g V A T _ L i n e > A m o u n t I n c l u d i n g V A T _ L i n e < / A m o u n t I n c l u d i n g V A T _ L i n e > + 
+             < A m o u n t I n c l u d i n g V A T _ L i n e _ L b l > A m o u n t I n c l u d i n g V A T _ L i n e _ L b l < / A m o u n t I n c l u d i n g V A T _ L i n e _ L b l > + 
+             < D e s c r i p t i o n _ L i n e > D e s c r i p t i o n _ L i n e < / D e s c r i p t i o n _ L i n e > + 
+             < D e s c r i p t i o n _ L i n e _ L b l > D e s c r i p t i o n _ L i n e _ L b l < / D e s c r i p t i o n _ L i n e _ L b l > + 
+             < I t e m N o _ L i n e > I t e m N o _ L i n e < / I t e m N o _ L i n e > + 
+             < I t e m N o _ L i n e _ L b l > I t e m N o _ L i n e _ L b l < / I t e m N o _ L i n e _ L b l > + 
+             < I t e m R e f e r e n c e N o _ L i n e > I t e m R e f e r e n c e N o _ L i n e < / I t e m R e f e r e n c e N o _ L i n e > + 
+             < I t e m R e f e r e n c e N o _ L i n e _ L b l > I t e m R e f e r e n c e N o _ L i n e _ L b l < / I t e m R e f e r e n c e N o _ L i n e _ L b l > + 
+             < L i n e A m o u n t _ L i n e > L i n e A m o u n t _ L i n e < / L i n e A m o u n t _ L i n e > + 
+             < L i n e A m o u n t _ L i n e _ L b l > L i n e A m o u n t _ L i n e _ L b l < / L i n e A m o u n t _ L i n e _ L b l > + 
+             < L i n e D i s c o u n t P e r c e n t T e x t _ L i n e > L i n e D i s c o u n t P e r c e n t T e x t _ L i n e < / L i n e D i s c o u n t P e r c e n t T e x t _ L i n e > + 
+             < L i n e D i s c o u n t P e r c e n t _ L i n e > L i n e D i s c o u n t P e r c e n t _ L i n e < / L i n e D i s c o u n t P e r c e n t _ L i n e > + 
+             < L i n e N o _ L i n e > L i n e N o _ L i n e < / L i n e N o _ L i n e > + 
+             < Q u a n t i t y _ L i n e > Q u a n t i t y _ L i n e < / Q u a n t i t y _ L i n e > + 
+             < Q u a n t i t y _ L i n e _ L b l > Q u a n t i t y _ L i n e _ L b l < / Q u a n t i t y _ L i n e _ L b l > + 
+             < S h i p m e n t D a t e _ L i n e > S h i p m e n t D a t e _ L i n e < / S h i p m e n t D a t e _ L i n e > + 
+             < S h i p m e n t D a t e _ L i n e _ L b l > S h i p m e n t D a t e _ L i n e _ L b l < / S h i p m e n t D a t e _ L i n e _ L b l > + 
+             < T r a n s H e a d e r A m o u n t > T r a n s H e a d e r A m o u n t < / T r a n s H e a d e r A m o u n t > + 
+             < T y p e _ L i n e > T y p e _ L i n e < / T y p e _ L i n e > + 
+             < U n i t O f M e a s u r e > U n i t O f M e a s u r e < / U n i t O f M e a s u r e > + 
+             < U n i t O f M e a s u r e _ L b l > U n i t O f M e a s u r e _ L b l < / U n i t O f M e a s u r e _ L b l > + 
+             < U n i t P r i c e > U n i t P r i c e < / U n i t P r i c e > + 
+             < U n i t P r i c e _ L b l > U n i t P r i c e _ L b l < / U n i t P r i c e _ L b l > + 
+             < V A T I d e n t i f i e r _ L i n e > V A T I d e n t i f i e r _ L i n e < / V A T I d e n t i f i e r _ L i n e > + 
+             < V A T I d e n t i f i e r _ L i n e _ L b l > V A T I d e n t i f i e r _ L i n e _ L b l < / V A T I d e n t i f i e r _ L i n e _ L b l > + 
+             < V A T P c t _ L i n e > V A T P c t _ L i n e < / V A T P c t _ L i n e > + 
+             < V A T P c t _ L i n e _ L b l > V A T P c t _ L i n e _ L b l < / V A T P c t _ L i n e _ L b l > + 
+             < S h i p m e n t L i n e > + 
+                 < D o c u m e n t N o _ S h i p m e n t L i n e > D o c u m e n t N o _ S h i p m e n t L i n e < / D o c u m e n t N o _ S h i p m e n t L i n e > + 
+                 < P o s t i n g D a t e _ S h i p m e n t L i n e > P o s t i n g D a t e _ S h i p m e n t L i n e < / P o s t i n g D a t e _ S h i p m e n t L i n e > + 
+                 < P o s t i n g D a t e _ S h i p m e n t L i n e _ L b l > P o s t i n g D a t e _ S h i p m e n t L i n e _ L b l < / P o s t i n g D a t e _ S h i p m e n t L i n e _ L b l > + 
+                 < Q u a n t i t y _ S h i p m e n t L i n e > Q u a n t i t y _ S h i p m e n t L i n e < / Q u a n t i t y _ S h i p m e n t L i n e > + 
+                 < Q u a n t i t y _ S h i p m e n t L i n e _ L b l > Q u a n t i t y _ S h i p m e n t L i n e _ L b l < / Q u a n t i t y _ S h i p m e n t L i n e _ L b l >   
              < / S h i p m e n t L i n e >   
-             < A s s e m b l y L i n e   E l e m e n t T y p e = " D a t a I t e m "   E l e m e n t I d = " 1 2 0 5 9 4 2 8 5 " > - 
-                 < D e s c r i p t i o n _ A s s e m b l y L i n e   E l e m e n t T y p e = " C o l u m n "   E l e m e n t I d = " 2 8 0 7 4 3 7 9 6 "   D a t a T y p e = " T e x t " > D e s c r i p t i o n _ A s s e m b l y L i n e < / D e s c r i p t i o n _ A s s e m b l y L i n e > - 
-                 < L i n e N o _ A s s e m b l y L i n e   E l e m e n t T y p e = " C o l u m n "   E l e m e n t I d = " 6 4 0 5 8 3 8 9 1 "   D a t a T y p e = " C o d e " > L i n e N o _ A s s e m b l y L i n e < / L i n e N o _ A s s e m b l y L i n e > - 
-                 < Q u a n t i t y _ A s s e m b l y L i n e   E l e m e n t T y p e = " C o l u m n "   E l e m e n t I d = " 1 9 5 7 6 4 8 2 3 1 "   D a t a T y p e = " D e c i m a l " > Q u a n t i t y _ A s s e m b l y L i n e < / Q u a n t i t y _ A s s e m b l y L i n e > - 
-                 < U n i t O f M e a s u r e _ A s s e m b l y L i n e   E l e m e n t T y p e = " C o l u m n "   E l e m e n t I d = " 1 6 4 9 1 2 3 7 7 3 "   D a t a T y p e = " T e x t " > U n i t O f M e a s u r e _ A s s e m b l y L i n e < / U n i t O f M e a s u r e _ A s s e m b l y L i n e > - 
-                 < V a r i a n t C o d e _ A s s e m b l y L i n e   E l e m e n t T y p e = " C o l u m n "   E l e m e n t I d = " 1 8 6 9 4 0 7 6 7 2 "   D a t a T y p e = " C o d e " > V a r i a n t C o d e _ A s s e m b l y L i n e < / V a r i a n t C o d e _ A s s e m b l y L i n e > +             < A s s e m b l y L i n e > + 
+                 < D e s c r i p t i o n _ A s s e m b l y L i n e > D e s c r i p t i o n _ A s s e m b l y L i n e < / D e s c r i p t i o n _ A s s e m b l y L i n e > + 
+                 < L i n e N o _ A s s e m b l y L i n e > L i n e N o _ A s s e m b l y L i n e < / L i n e N o _ A s s e m b l y L i n e > + 
+                 < Q u a n t i t y _ A s s e m b l y L i n e > Q u a n t i t y _ A s s e m b l y L i n e < / Q u a n t i t y _ A s s e m b l y L i n e > + 
+                 < U n i t O f M e a s u r e _ A s s e m b l y L i n e > U n i t O f M e a s u r e _ A s s e m b l y L i n e < / U n i t O f M e a s u r e _ A s s e m b l y L i n e > + 
+                 < V a r i a n t C o d e _ A s s e m b l y L i n e > V a r i a n t C o d e _ A s s e m b l y L i n e < / V a r i a n t C o d e _ A s s e m b l y L i n e >   
              < / A s s e m b l y L i n e >   
          < / L i n e >   
-         < W o r k D e s c r i p t i o n L i n e s   E l e m e n t T y p e = " D a t a I t e m "   E l e m e n t I d = " 2 7 6 8 1 9 4 4 7 " > - 
-             < W o r k D e s c r i p t i o n L i n e   E l e m e n t T y p e = " C o l u m n "   E l e m e n t I d = " 1 9 4 7 6 2 1 6 7 6 "   D a t a T y p e = " T e x t " > W o r k D e s c r i p t i o n L i n e < / W o r k D e s c r i p t i o n L i n e > - 
-             < W o r k D e s c r i p t i o n L i n e N u m b e r   E l e m e n t T y p e = " C o l u m n "   E l e m e n t I d = " 7 9 7 3 0 7 2 2 3 "   D a t a T y p e = " I n t e g e r " > W o r k D e s c r i p t i o n L i n e N u m b e r < / W o r k D e s c r i p t i o n L i n e N u m b e r > +         < W o r k D e s c r i p t i o n L i n e s > + 
+             < W o r k D e s c r i p t i o n L i n e > W o r k D e s c r i p t i o n L i n e < / W o r k D e s c r i p t i o n L i n e > + 
+             < W o r k D e s c r i p t i o n L i n e N u m b e r > W o r k D e s c r i p t i o n L i n e N u m b e r < / W o r k D e s c r i p t i o n L i n e N u m b e r >   
          < / W o r k D e s c r i p t i o n L i n e s >   
-         < V A T A m o u n t L i n e   E l e m e n t T y p e = " D a t a I t e m "   E l e m e n t I d = " 8 2 7 5 3 4 3 4 8 " > - 
-             < I n v o i c e D i s c o u n t A m o u n t _ V A T A m o u n t L i n e   E l e m e n t T y p e = " C o l u m n "   E l e m e n t I d = " 8 2 4 7 3 0 1 4 1 "   D a t a T y p e = " D e c i m a l " > I n v o i c e D i s c o u n t A m o u n t _ V A T A m o u n t L i n e < / I n v o i c e D i s c o u n t A m o u n t _ V A T A m o u n t L i n e > - 
-             < I n v o i c e D i s c o u n t A m o u n t _ V A T A m o u n t L i n e _ L b l   E l e m e n t T y p e = " C o l u m n "   E l e m e n t I d = " 1 5 6 2 2 0 0 0 3 4 "   D a t a T y p e = " S t r i n g " > I n v o i c e D i s c o u n t A m o u n t _ V A T A m o u n t L i n e _ L b l < / I n v o i c e D i s c o u n t A m o u n t _ V A T A m o u n t L i n e _ L b l > - 
-             < I n v o i c e D i s c o u n t B a s e A m o u n t _ V A T A m o u n t L i n e   E l e m e n t T y p e = " C o l u m n "   E l e m e n t I d = " 2 0 4 0 3 3 2 2 6 6 "   D a t a T y p e = " D e c i m a l " > I n v o i c e D i s c o u n t B a s e A m o u n t _ V A T A m o u n t L i n e < / I n v o i c e D i s c o u n t B a s e A m o u n t _ V A T A m o u n t L i n e > - 
-             < I n v o i c e D i s c o u n t B a s e A m o u n t _ V A T A m o u n t L i n e _ L b l   E l e m e n t T y p e = " C o l u m n "   E l e m e n t I d = " 4 0 5 9 6 0 3 3 1 "   D a t a T y p e = " S t r i n g " > I n v o i c e D i s c o u n t B a s e A m o u n t _ V A T A m o u n t L i n e _ L b l < / I n v o i c e D i s c o u n t B a s e A m o u n t _ V A T A m o u n t L i n e _ L b l > - 
-             < L i n e A m o u n t _ V a t A m o u n t L i n e   E l e m e n t T y p e = " C o l u m n "   E l e m e n t I d = " 2 1 4 6 5 4 0 1 "   D a t a T y p e = " D e c i m a l " > L i n e A m o u n t _ V a t A m o u n t L i n e < / L i n e A m o u n t _ V a t A m o u n t L i n e > - 
-             < L i n e A m o u n t _ V a t A m o u n t L i n e _ L b l   E l e m e n t T y p e = " C o l u m n "   E l e m e n t I d = " 1 1 1 0 9 1 2 1 2 4 "   D a t a T y p e = " S t r i n g " > L i n e A m o u n t _ V a t A m o u n t L i n e _ L b l < / L i n e A m o u n t _ V a t A m o u n t L i n e _ L b l > - 
-             < N o O f V A T I d e n t i f i e r s   E l e m e n t T y p e = " C o l u m n "   E l e m e n t I d = " 1 1 5 3 2 6 3 0 2 6 "   D a t a T y p e = " I n t e g e r " > N o O f V A T I d e n t i f i e r s < / N o O f V A T I d e n t i f i e r s > - 
-             < V A T A m o u n t L C Y _ V A T A m o u n t L i n e   E l e m e n t T y p e = " C o l u m n "   E l e m e n t I d = " 1 5 8 1 9 9 4 3 5 0 "   D a t a T y p e = " D e c i m a l " > V A T A m o u n t L C Y _ V A T A m o u n t L i n e < / V A T A m o u n t L C Y _ V A T A m o u n t L i n e > - 
-             < V A T A m o u n t L C Y _ V A T A m o u n t L i n e _ L b l   E l e m e n t T y p e = " C o l u m n "   E l e m e n t I d = " 9 2 3 0 0 3 3 7 "   D a t a T y p e = " L a b e l " > V A T A m o u n t L C Y _ V A T A m o u n t L i n e _ L b l < / V A T A m o u n t L C Y _ V A T A m o u n t L i n e _ L b l > - 
-             < V A T A m o u n t _ V a t A m o u n t L i n e   E l e m e n t T y p e = " C o l u m n "   E l e m e n t I d = " 1 8 9 1 8 2 0 6 2 0 "   D a t a T y p e = " D e c i m a l " > V A T A m o u n t _ V a t A m o u n t L i n e < / V A T A m o u n t _ V a t A m o u n t L i n e > - 
-             < V A T A m o u n t _ V a t A m o u n t L i n e _ L b l   E l e m e n t T y p e = " C o l u m n "   E l e m e n t I d = " 1 5 1 3 5 5 5 4 7 3 "   D a t a T y p e = " S t r i n g " > V A T A m o u n t _ V a t A m o u n t L i n e _ L b l < / V A T A m o u n t _ V a t A m o u n t L i n e _ L b l > - 
-             < V A T B a s e L C Y _ V A T A m o u n t L i n e   E l e m e n t T y p e = " C o l u m n "   E l e m e n t I d = " 1 8 6 0 9 4 5 6 3 5 "   D a t a T y p e = " D e c i m a l " > V A T B a s e L C Y _ V A T A m o u n t L i n e < / V A T B a s e L C Y _ V A T A m o u n t L i n e > - 
-             < V A T B a s e L C Y _ V A T A m o u n t L i n e _ L b l   E l e m e n t T y p e = " C o l u m n "   E l e m e n t I d = " 1 2 3 6 4 6 7 9 9 8 "   D a t a T y p e = " L a b e l " > V A T B a s e L C Y _ V A T A m o u n t L i n e _ L b l < / V A T B a s e L C Y _ V A T A m o u n t L i n e _ L b l > - 
-             < V A T B a s e _ V a t A m o u n t L i n e   E l e m e n t T y p e = " C o l u m n "   E l e m e n t I d = " 1 4 5 8 9 3 7 8 1 9 "   D a t a T y p e = " D e c i m a l " > V A T B a s e _ V a t A m o u n t L i n e < / V A T B a s e _ V a t A m o u n t L i n e > - 
-             < V A T B a s e _ V a t A m o u n t L i n e _ L b l   E l e m e n t T y p e = " C o l u m n "   E l e m e n t I d = " 1 6 9 1 3 0 2 4 8 8 "   D a t a T y p e = " S t r i n g " > V A T B a s e _ V a t A m o u n t L i n e _ L b l < / V A T B a s e _ V a t A m o u n t L i n e _ L b l > - 
-             < V A T I d e n t i f i e r _ V a t A m o u n t L i n e   E l e m e n t T y p e = " C o l u m n "   E l e m e n t I d = " 1 1 4 2 0 7 0 0 3 5 "   D a t a T y p e = " C o d e " > V A T I d e n t i f i e r _ V a t A m o u n t L i n e < / V A T I d e n t i f i e r _ V a t A m o u n t L i n e > - 
-             < V A T I d e n t i f i e r _ V a t A m o u n t L i n e _ L b l   E l e m e n t T y p e = " C o l u m n "   E l e m e n t I d = " 8 6 4 5 0 4 5 0 "   D a t a T y p e = " S t r i n g " > V A T I d e n t i f i e r _ V a t A m o u n t L i n e _ L b l < / V A T I d e n t i f i e r _ V a t A m o u n t L i n e _ L b l > - 
-             < V A T P c t _ V a t A m o u n t L i n e   E l e m e n t T y p e = " C o l u m n "   E l e m e n t I d = " 1 4 5 3 5 4 2 7 7 7 "   D a t a T y p e = " D e c i m a l " > V A T P c t _ V a t A m o u n t L i n e < / V A T P c t _ V a t A m o u n t L i n e > - 
-             < V A T P c t _ V a t A m o u n t L i n e _ L b l   E l e m e n t T y p e = " C o l u m n "   E l e m e n t I d = " 6 7 6 3 2 3 7 8 "   D a t a T y p e = " S t r i n g " > V A T P c t _ V a t A m o u n t L i n e _ L b l < / V A T P c t _ V a t A m o u n t L i n e _ L b l > +         < V A T A m o u n t L i n e > + 
+             < I n v o i c e D i s c o u n t A m o u n t _ V A T A m o u n t L i n e > I n v o i c e D i s c o u n t A m o u n t _ V A T A m o u n t L i n e < / I n v o i c e D i s c o u n t A m o u n t _ V A T A m o u n t L i n e > + 
+             < I n v o i c e D i s c o u n t A m o u n t _ V A T A m o u n t L i n e _ L b l > I n v o i c e D i s c o u n t A m o u n t _ V A T A m o u n t L i n e _ L b l < / I n v o i c e D i s c o u n t A m o u n t _ V A T A m o u n t L i n e _ L b l > + 
+             < I n v o i c e D i s c o u n t B a s e A m o u n t _ V A T A m o u n t L i n e > I n v o i c e D i s c o u n t B a s e A m o u n t _ V A T A m o u n t L i n e < / I n v o i c e D i s c o u n t B a s e A m o u n t _ V A T A m o u n t L i n e > + 
+             < I n v o i c e D i s c o u n t B a s e A m o u n t _ V A T A m o u n t L i n e _ L b l > I n v o i c e D i s c o u n t B a s e A m o u n t _ V A T A m o u n t L i n e _ L b l < / I n v o i c e D i s c o u n t B a s e A m o u n t _ V A T A m o u n t L i n e _ L b l > + 
+             < L i n e A m o u n t _ V a t A m o u n t L i n e > L i n e A m o u n t _ V a t A m o u n t L i n e < / L i n e A m o u n t _ V a t A m o u n t L i n e > + 
+             < L i n e A m o u n t _ V a t A m o u n t L i n e _ L b l > L i n e A m o u n t _ V a t A m o u n t L i n e _ L b l < / L i n e A m o u n t _ V a t A m o u n t L i n e _ L b l > + 
+             < N o O f V A T I d e n t i f i e r s > N o O f V A T I d e n t i f i e r s < / N o O f V A T I d e n t i f i e r s > + 
+             < V A T A m o u n t L C Y _ V A T A m o u n t L i n e > V A T A m o u n t L C Y _ V A T A m o u n t L i n e < / V A T A m o u n t L C Y _ V A T A m o u n t L i n e > + 
+             < V A T A m o u n t L C Y _ V A T A m o u n t L i n e _ L b l > V A T A m o u n t L C Y _ V A T A m o u n t L i n e _ L b l < / V A T A m o u n t L C Y _ V A T A m o u n t L i n e _ L b l > + 
+             < V A T A m o u n t _ V a t A m o u n t L i n e > V A T A m o u n t _ V a t A m o u n t L i n e < / V A T A m o u n t _ V a t A m o u n t L i n e > + 
+             < V A T A m o u n t _ V a t A m o u n t L i n e _ L b l > V A T A m o u n t _ V a t A m o u n t L i n e _ L b l < / V A T A m o u n t _ V a t A m o u n t L i n e _ L b l > + 
+             < V A T B a s e L C Y _ V A T A m o u n t L i n e > V A T B a s e L C Y _ V A T A m o u n t L i n e < / V A T B a s e L C Y _ V A T A m o u n t L i n e > + 
+             < V A T B a s e L C Y _ V A T A m o u n t L i n e _ L b l > V A T B a s e L C Y _ V A T A m o u n t L i n e _ L b l < / V A T B a s e L C Y _ V A T A m o u n t L i n e _ L b l > + 
+             < V A T B a s e _ V a t A m o u n t L i n e > V A T B a s e _ V a t A m o u n t L i n e < / V A T B a s e _ V a t A m o u n t L i n e > + 
+             < V A T B a s e _ V a t A m o u n t L i n e _ L b l > V A T B a s e _ V a t A m o u n t L i n e _ L b l < / V A T B a s e _ V a t A m o u n t L i n e _ L b l > + 
+             < V A T I d e n t i f i e r _ V a t A m o u n t L i n e > V A T I d e n t i f i e r _ V a t A m o u n t L i n e < / V A T I d e n t i f i e r _ V a t A m o u n t L i n e > + 
+             < V A T I d e n t i f i e r _ V a t A m o u n t L i n e _ L b l > V A T I d e n t i f i e r _ V a t A m o u n t L i n e _ L b l < / V A T I d e n t i f i e r _ V a t A m o u n t L i n e _ L b l > + 
+             < V A T P c t _ V a t A m o u n t L i n e > V A T P c t _ V a t A m o u n t L i n e < / V A T P c t _ V a t A m o u n t L i n e > + 
+             < V A T P c t _ V a t A m o u n t L i n e _ L b l > V A T P c t _ V a t A m o u n t L i n e _ L b l < / V A T P c t _ V a t A m o u n t L i n e _ L b l >   
          < / V A T A m o u n t L i n e >   
-         < V A T C l a u s e L i n e   E l e m e n t T y p e = " D a t a I t e m "   E l e m e n t I d = " 1 6 6 5 5 0 0 1 6 3 " > - 
-             < C o d e _ V A T C l a u s e L i n e   E l e m e n t T y p e = " C o l u m n "   E l e m e n t I d = " 1 8 2 4 5 8 9 8 4 7 "   D a t a T y p e = " C o d e " > C o d e _ V A T C l a u s e L i n e < / C o d e _ V A T C l a u s e L i n e > - 
-             < C o d e _ V A T C l a u s e L i n e _ L b l   E l e m e n t T y p e = " C o l u m n "   E l e m e n t I d = " 4 6 1 5 3 3 0 2 "   D a t a T y p e = " S t r i n g " > C o d e _ V A T C l a u s e L i n e _ L b l < / C o d e _ V A T C l a u s e L i n e _ L b l > - 
-             < D e s c r i p t i o n 2 _ V A T C l a u s e L i n e   E l e m e n t T y p e = " C o l u m n "   E l e m e n t I d = " 1 3 7 9 6 6 7 4 7 0 "   D a t a T y p e = " T e x t " > D e s c r i p t i o n 2 _ V A T C l a u s e L i n e < / D e s c r i p t i o n 2 _ V A T C l a u s e L i n e > - 
-             < D e s c r i p t i o n _ V A T C l a u s e L i n e   E l e m e n t T y p e = " C o l u m n "   E l e m e n t I d = " 1 3 0 5 5 4 5 9 2 4 "   D a t a T y p e = " T e x t " > D e s c r i p t i o n _ V A T C l a u s e L i n e < / D e s c r i p t i o n _ V A T C l a u s e L i n e > - 
-             < N o O f V A T C l a u s e s   E l e m e n t T y p e = " C o l u m n "   E l e m e n t I d = " 7 5 6 4 1 7 3 9 2 "   D a t a T y p e = " I n t e g e r " > N o O f V A T C l a u s e s < / N o O f V A T C l a u s e s > - 
-             < V A T A m o u n t _ V A T C l a u s e L i n e   E l e m e n t T y p e = " C o l u m n "   E l e m e n t I d = " 2 2 2 4 6 9 0 5 9 "   D a t a T y p e = " D e c i m a l " > V A T A m o u n t _ V A T C l a u s e L i n e < / V A T A m o u n t _ V A T C l a u s e L i n e > - 
-             < V A T I d e n t i f i e r _ V A T C l a u s e L i n e   E l e m e n t T y p e = " C o l u m n "   E l e m e n t I d = " 1 4 6 4 4 7 2 4 7 8 "   D a t a T y p e = " C o d e " > V A T I d e n t i f i e r _ V A T C l a u s e L i n e < / V A T I d e n t i f i e r _ V A T C l a u s e L i n e > +         < V A T C l a u s e L i n e > + 
+             < C o d e _ V A T C l a u s e L i n e > C o d e _ V A T C l a u s e L i n e < / C o d e _ V A T C l a u s e L i n e > + 
+             < C o d e _ V A T C l a u s e L i n e _ L b l > C o d e _ V A T C l a u s e L i n e _ L b l < / C o d e _ V A T C l a u s e L i n e _ L b l > + 
+             < D e s c r i p t i o n 2 _ V A T C l a u s e L i n e > D e s c r i p t i o n 2 _ V A T C l a u s e L i n e < / D e s c r i p t i o n 2 _ V A T C l a u s e L i n e > + 
+             < D e s c r i p t i o n _ V A T C l a u s e L i n e > D e s c r i p t i o n _ V A T C l a u s e L i n e < / D e s c r i p t i o n _ V A T C l a u s e L i n e > + 
+             < N o O f V A T C l a u s e s > N o O f V A T C l a u s e s < / N o O f V A T C l a u s e s > + 
+             < V A T A m o u n t _ V A T C l a u s e L i n e > V A T A m o u n t _ V A T C l a u s e L i n e < / V A T A m o u n t _ V A T C l a u s e L i n e > + 
+             < V A T I d e n t i f i e r _ V A T C l a u s e L i n e > V A T I d e n t i f i e r _ V A T C l a u s e L i n e < / V A T I d e n t i f i e r _ V A T C l a u s e L i n e >   
          < / V A T C l a u s e L i n e >   
-         < R e p o r t T o t a l s L i n e   E l e m e n t T y p e = " D a t a I t e m "   E l e m e n t I d = " 2 1 2 2 5 4 9 8 3 6 " > - 
-             < A m o u n t F o r m a t t e d _ R e p o r t T o t a l s L i n e   E l e m e n t T y p e = " C o l u m n "   E l e m e n t I d = " 1 5 0 6 1 3 6 8 2 5 "   D a t a T y p e = " T e x t " > A m o u n t F o r m a t t e d _ R e p o r t T o t a l s L i n e < / A m o u n t F o r m a t t e d _ R e p o r t T o t a l s L i n e > - 
-             < A m o u n t _ R e p o r t T o t a l s L i n e   E l e m e n t T y p e = " C o l u m n "   E l e m e n t I d = " 4 1 9 9 1 8 3 6 9 "   D a t a T y p e = " D e c i m a l " > A m o u n t _ R e p o r t T o t a l s L i n e < / A m o u n t _ R e p o r t T o t a l s L i n e > - 
-             < D e s c r i p t i o n _ R e p o r t T o t a l s L i n e   E l e m e n t T y p e = " C o l u m n "   E l e m e n t I d = " 5 8 1 9 9 6 0 6 7 "   D a t a T y p e = " T e x t " > D e s c r i p t i o n _ R e p o r t T o t a l s L i n e < / D e s c r i p t i o n _ R e p o r t T o t a l s L i n e > - 
-             < F o n t B o l d _ R e p o r t T o t a l s L i n e   E l e m e n t T y p e = " C o l u m n "   E l e m e n t I d = " 9 4 6 5 4 0 5 4 9 "   D a t a T y p e = " B o o l e a n " > F o n t B o l d _ R e p o r t T o t a l s L i n e < / F o n t B o l d _ R e p o r t T o t a l s L i n e > - 
-             < F o n t U n d e r l i n e _ R e p o r t T o t a l s L i n e   E l e m e n t T y p e = " C o l u m n "   E l e m e n t I d = " 2 0 2 1 5 3 3 6 9 4 "   D a t a T y p e = " B o o l e a n " > F o n t U n d e r l i n e _ R e p o r t T o t a l s L i n e < / F o n t U n d e r l i n e _ R e p o r t T o t a l s L i n e > +         < R e p o r t T o t a l s L i n e > + 
+             < A m o u n t F o r m a t t e d _ R e p o r t T o t a l s L i n e > A m o u n t F o r m a t t e d _ R e p o r t T o t a l s L i n e < / A m o u n t F o r m a t t e d _ R e p o r t T o t a l s L i n e > + 
+             < A m o u n t _ R e p o r t T o t a l s L i n e > A m o u n t _ R e p o r t T o t a l s L i n e < / A m o u n t _ R e p o r t T o t a l s L i n e > + 
+             < D e s c r i p t i o n _ R e p o r t T o t a l s L i n e > D e s c r i p t i o n _ R e p o r t T o t a l s L i n e < / D e s c r i p t i o n _ R e p o r t T o t a l s L i n e > + 
+             < F o n t B o l d _ R e p o r t T o t a l s L i n e > F o n t B o l d _ R e p o r t T o t a l s L i n e < / F o n t B o l d _ R e p o r t T o t a l s L i n e > + 
+             < F o n t U n d e r l i n e _ R e p o r t T o t a l s L i n e > F o n t U n d e r l i n e _ R e p o r t T o t a l s L i n e < / F o n t U n d e r l i n e _ R e p o r t T o t a l s L i n e >   
          < / R e p o r t T o t a l s L i n e >   
-         < L e t t e r T e x t   E l e m e n t T y p e = " D a t a I t e m "   E l e m e n t I d = " 1 5 1 0 3 5 3 8 3 4 " > - 
-             < B o d y T e x t   E l e m e n t T y p e = " C o l u m n "   E l e m e n t I d = " 1 4 9 7 5 9 8 0 8 "   D a t a T y p e = " L a b e l " > B o d y T e x t < / B o d y T e x t > - 
-             < C l o s i n g T e x t   E l e m e n t T y p e = " C o l u m n "   E l e m e n t I d = " 5 1 2 1 3 5 9 0 9 "   D a t a T y p e = " L a b e l " > C l o s i n g T e x t < / C l o s i n g T e x t > - 
-             < G r e e t i n g T e x t   E l e m e n t T y p e = " C o l u m n "   E l e m e n t I d = " 1 1 7 5 2 7 9 2 8 9 "   D a t a T y p e = " L a b e l " > G r e e t i n g T e x t < / G r e e t i n g T e x t > +         < L e t t e r T e x t > + 
+             < B o d y T e x t > B o d y T e x t < / B o d y T e x t > + 
+             < C l o s i n g T e x t > C l o s i n g T e x t < / C l o s i n g T e x t > + 
+             < G r e e t i n g T e x t > G r e e t i n g T e x t < / G r e e t i n g T e x t >   
          < / L e t t e r T e x t >   
-         < T o t a l s   E l e m e n t T y p e = " D a t a I t e m "   E l e m e n t I d = " 1 8 2 3 9 5 0 0 4 4 " > - 
-             < C u r r e n c y C o d e   E l e m e n t T y p e = " C o l u m n "   E l e m e n t I d = " 1 5 7 9 5 9 5 9 2 1 "   D a t a T y p e = " T e x t " > C u r r e n c y C o d e < / C u r r e n c y C o d e > - 
-             < C u r r e n c y S y m b o l   E l e m e n t T y p e = " C o l u m n "   E l e m e n t I d = " 1 1 6 2 5 1 0 7 4 8 "   D a t a T y p e = " T e x t " > C u r r e n c y S y m b o l < / C u r r e n c y S y m b o l > - 
-             < T o t a l A m o u n t I n c l u d i n g V A T   E l e m e n t T y p e = " C o l u m n "   E l e m e n t I d = " 9 1 0 5 1 1 5 7 5 "   D a t a T y p e = " S t r i n g " > T o t a l A m o u n t I n c l u d i n g V A T < / T o t a l A m o u n t I n c l u d i n g V A T > - 
-             < T o t a l E x c l u d i n g V A T T e x t   E l e m e n t T y p e = " C o l u m n "   E l e m e n t I d = " 1 9 2 2 9 4 6 3 1 0 "   D a t a T y p e = " T e x t " > T o t a l E x c l u d i n g V A T T e x t < / T o t a l E x c l u d i n g V A T T e x t > - 
-             < T o t a l I n c l u d i n g V A T T e x t   E l e m e n t T y p e = " C o l u m n "   E l e m e n t I d = " 1 2 0 4 0 1 6 3 5 2 "   D a t a T y p e = " T e x t " > T o t a l I n c l u d i n g V A T T e x t < / T o t a l I n c l u d i n g V A T T e x t > - 
-             < T o t a l I n v o i c e D i s c o u n t A m o u n t   E l e m e n t T y p e = " C o l u m n "   E l e m e n t I d = " 4 0 2 1 7 7 5 1 "   D a t a T y p e = " S t r i n g " > T o t a l I n v o i c e D i s c o u n t A m o u n t < / T o t a l I n v o i c e D i s c o u n t A m o u n t > - 
-             < T o t a l N e t A m o u n t   E l e m e n t T y p e = " C o l u m n "   E l e m e n t I d = " 4 8 3 1 9 3 3 7 2 "   D a t a T y p e = " S t r i n g " > T o t a l N e t A m o u n t < / T o t a l N e t A m o u n t > - 
-             < T o t a l P a y m e n t D i s c o u n t O n V A T   E l e m e n t T y p e = " C o l u m n "   E l e m e n t I d = " 7 3 6 0 4 1 8 8 6 "   D a t a T y p e = " D e c i m a l " > T o t a l P a y m e n t D i s c o u n t O n V A T < / T o t a l P a y m e n t D i s c o u n t O n V A T > - 
-             < T o t a l S u b T o t a l   E l e m e n t T y p e = " C o l u m n "   E l e m e n t I d = " 2 0 9 7 8 7 6 8 0 1 "   D a t a T y p e = " S t r i n g " > T o t a l S u b T o t a l < / T o t a l S u b T o t a l > - 
-             < T o t a l S u b T o t a l M i n u s I n v o i c e D i s c o u n t   E l e m e n t T y p e = " C o l u m n "   E l e m e n t I d = " 7 6 9 4 3 1 8 8 7 "   D a t a T y p e = " S t r i n g " > T o t a l S u b T o t a l M i n u s I n v o i c e D i s c o u n t < / T o t a l S u b T o t a l M i n u s I n v o i c e D i s c o u n t > - 
-             < T o t a l T e x t   E l e m e n t T y p e = " C o l u m n "   E l e m e n t I d = " 2 3 1 9 1 0 5 1 8 "   D a t a T y p e = " T e x t " > T o t a l T e x t < / T o t a l T e x t > - 
-             < T o t a l V A T A m o u n t   E l e m e n t T y p e = " C o l u m n "   E l e m e n t I d = " 1 6 2 7 1 0 2 3 2 8 "   D a t a T y p e = " S t r i n g " > T o t a l V A T A m o u n t < / T o t a l V A T A m o u n t > - 
-             < T o t a l V A T A m o u n t L C Y   E l e m e n t T y p e = " C o l u m n "   E l e m e n t I d = " 1 5 0 6 5 7 0 2 1 8 "   D a t a T y p e = " D e c i m a l " > T o t a l V A T A m o u n t L C Y < / T o t a l V A T A m o u n t L C Y > - 
-             < T o t a l V A T A m o u n t T e x t   E l e m e n t T y p e = " C o l u m n "   E l e m e n t I d = " 9 7 3 6 6 6 3 3 9 "   D a t a T y p e = " T e x t " > T o t a l V A T A m o u n t T e x t < / T o t a l V A T A m o u n t T e x t > - 
-             < T o t a l V A T B a s e L C Y   E l e m e n t T y p e = " C o l u m n "   E l e m e n t I d = " 8 3 4 4 5 0 5 2 1 "   D a t a T y p e = " D e c i m a l " > T o t a l V A T B a s e L C Y < / T o t a l V A T B a s e L C Y > +         < T o t a l s > + 
+             < C u r r e n c y C o d e > C u r r e n c y C o d e < / C u r r e n c y C o d e > + 
+             < C u r r e n c y S y m b o l > C u r r e n c y S y m b o l < / C u r r e n c y S y m b o l > + 
+             < T o t a l A m o u n t I n c l u d i n g V A T > T o t a l A m o u n t I n c l u d i n g V A T < / T o t a l A m o u n t I n c l u d i n g V A T > + 
+             < T o t a l E x c l u d i n g V A T T e x t > T o t a l E x c l u d i n g V A T T e x t < / T o t a l E x c l u d i n g V A T T e x t > + 
+             < T o t a l I n c l u d i n g V A T T e x t > T o t a l I n c l u d i n g V A T T e x t < / T o t a l I n c l u d i n g V A T T e x t > + 
+             < T o t a l I n v o i c e D i s c o u n t A m o u n t > T o t a l I n v o i c e D i s c o u n t A m o u n t < / T o t a l I n v o i c e D i s c o u n t A m o u n t > + 
+             < T o t a l N e t A m o u n t > T o t a l N e t A m o u n t < / T o t a l N e t A m o u n t > + 
+             < T o t a l P a y m e n t D i s c o u n t O n V A T > T o t a l P a y m e n t D i s c o u n t O n V A T < / T o t a l P a y m e n t D i s c o u n t O n V A T > + 
+             < T o t a l S u b T o t a l > T o t a l S u b T o t a l < / T o t a l S u b T o t a l > + 
+             < T o t a l S u b T o t a l M i n u s I n v o i c e D i s c o u n t > T o t a l S u b T o t a l M i n u s I n v o i c e D i s c o u n t < / T o t a l S u b T o t a l M i n u s I n v o i c e D i s c o u n t > + 
+             < T o t a l T e x t > T o t a l T e x t < / T o t a l T e x t > + 
+             < T o t a l V A T A m o u n t > T o t a l V A T A m o u n t < / T o t a l V A T A m o u n t > + 
+             < T o t a l V A T A m o u n t L C Y > T o t a l V A T A m o u n t L C Y < / T o t a l V A T A m o u n t L C Y > + 
+             < T o t a l V A T A m o u n t T e x t > T o t a l V A T A m o u n t T e x t < / T o t a l V A T A m o u n t T e x t > + 
+             < T o t a l V A T B a s e L C Y > T o t a l V A T B a s e L C Y < / T o t a l V A T B a s e L C Y >   
          < / T o t a l s >   
@@ -7721,6 +7989,14 @@
 </file>
 
 <file path=customXml/itemProps1.xml><?xml version="1.0" encoding="utf-8"?>
+<ds:datastoreItem xmlns:ds="http://schemas.openxmlformats.org/officeDocument/2006/customXml" ds:itemID="{8AE5FAA4-C814-4A0B-8273-A3C09032D59D}">
+  <ds:schemaRefs>
+    <ds:schemaRef ds:uri="urn:microsoft-dynamics-businesscentral/internal/extended/reports/Standard_Sales_Credit_Memo/1307/"/>
+  </ds:schemaRefs>
+</ds:datastoreItem>
+</file>
+
+<file path=customXml/itemProps2.xml><?xml version="1.0" encoding="utf-8"?>
 <ds:datastoreItem xmlns:ds="http://schemas.openxmlformats.org/officeDocument/2006/customXml" ds:itemID="{2C0E3694-AC57-46EE-8053-99B806001417}">
   <ds:schemaRefs>
     <ds:schemaRef ds:uri="urn:microsoft-dynamics-nav/reports/Standard_Sales_Credit_Memo/1307/"/>
@@ -7728,10 +8004,8 @@
 </ds:datastoreItem>
 </file>
 
-<file path=customXml/itemProps2.xml><?xml version="1.0" encoding="utf-8"?>
-<ds:datastoreItem xmlns:ds="http://schemas.openxmlformats.org/officeDocument/2006/customXml" ds:itemID="{8AE5FAA4-C814-4A0B-8273-A3C09032D59D}">
-  <ds:schemaRefs>
-    <ds:schemaRef ds:uri="urn:microsoft-dynamics-businesscentral/internal/extended/reports/Standard_Sales_Credit_Memo/1307/"/>
-  </ds:schemaRefs>
-</ds:datastoreItem>
+<file path=docMetadata/LabelInfo.xml><?xml version="1.0" encoding="utf-8"?>
+<clbl:labelList xmlns:clbl="http://schemas.microsoft.com/office/2020/mipLabelMetadata">
+  <clbl:label id="{f42aa342-8706-4288-bd11-ebb85995028c}" enabled="1" method="Standard" siteId="{72f988bf-86f1-41af-91ab-2d7cd011db47}" contentBits="0" removed="0"/>
+</clbl:labelList>
 </file>
--- a/src/Layers/W1/BaseApp/Sales/History/StandardSalesCreditMemoBody.docx
+++ b/src/Layers/W1/BaseApp/Sales/History/StandardSalesCreditMemoBody.docx
@@ -1095,7 +1095,7 @@
           <w:tcPr>
             <w:tcW w:w="388" w:type="pct"/>
             <w:tcBorders>
-              <w:bottom w:val="single" w:sz="4" w:space="0" w:color="auto"/>
+              <w:bottom w:val="single" w:color="auto" w:sz="4" w:space="0"/>
             </w:tcBorders>
           </w:tcPr>
           <w:sdt>
@@ -1139,7 +1139,7 @@
               <w:tcPr>
                 <w:tcW w:w="896" w:type="pct"/>
                 <w:tcBorders>
-                  <w:bottom w:val="single" w:sz="4" w:space="0" w:color="auto"/>
+                  <w:bottom w:val="single" w:color="auto" w:sz="4" w:space="0"/>
                 </w:tcBorders>
               </w:tcPr>
               <w:p>
@@ -1170,7 +1170,7 @@
               <w:tcPr>
                 <w:tcW w:w="438" w:type="pct"/>
                 <w:tcBorders>
-                  <w:bottom w:val="single" w:sz="4" w:space="0" w:color="auto"/>
+                  <w:bottom w:val="single" w:color="auto" w:sz="4" w:space="0"/>
                 </w:tcBorders>
               </w:tcPr>
               <w:p>
@@ -1201,7 +1201,7 @@
               <w:tcPr>
                 <w:tcW w:w="531" w:type="pct"/>
                 <w:tcBorders>
-                  <w:bottom w:val="single" w:sz="4" w:space="0" w:color="auto"/>
+                  <w:bottom w:val="single" w:color="auto" w:sz="4" w:space="0"/>
                 </w:tcBorders>
               </w:tcPr>
               <w:p>
@@ -1233,7 +1233,7 @@
               <w:tcPr>
                 <w:tcW w:w="578" w:type="pct"/>
                 <w:tcBorders>
-                  <w:bottom w:val="single" w:sz="4" w:space="0" w:color="auto"/>
+                  <w:bottom w:val="single" w:color="auto" w:sz="4" w:space="0"/>
                 </w:tcBorders>
               </w:tcPr>
               <w:p>
@@ -1264,7 +1264,7 @@
               <w:tcPr>
                 <w:tcW w:w="617" w:type="pct"/>
                 <w:tcBorders>
-                  <w:bottom w:val="single" w:sz="4" w:space="0" w:color="auto"/>
+                  <w:bottom w:val="single" w:color="auto" w:sz="4" w:space="0"/>
                 </w:tcBorders>
               </w:tcPr>
               <w:p>
@@ -1295,7 +1295,7 @@
               <w:tcPr>
                 <w:tcW w:w="573" w:type="pct"/>
                 <w:tcBorders>
-                  <w:bottom w:val="single" w:sz="4" w:space="0" w:color="auto"/>
+                  <w:bottom w:val="single" w:color="auto" w:sz="4" w:space="0"/>
                 </w:tcBorders>
               </w:tcPr>
               <w:p>
@@ -1326,7 +1326,7 @@
               <w:tcPr>
                 <w:tcW w:w="374" w:type="pct"/>
                 <w:tcBorders>
-                  <w:bottom w:val="single" w:sz="4" w:space="0" w:color="auto"/>
+                  <w:bottom w:val="single" w:color="auto" w:sz="4" w:space="0"/>
                 </w:tcBorders>
               </w:tcPr>
               <w:p>
@@ -1357,7 +1357,7 @@
               <w:tcPr>
                 <w:tcW w:w="605" w:type="pct"/>
                 <w:tcBorders>
-                  <w:bottom w:val="single" w:sz="4" w:space="0" w:color="auto"/>
+                  <w:bottom w:val="single" w:color="auto" w:sz="4" w:space="0"/>
                 </w:tcBorders>
               </w:tcPr>
               <w:p>
@@ -1383,7 +1383,7 @@
           <w:tcPr>
             <w:tcW w:w="388" w:type="pct"/>
             <w:tcBorders>
-              <w:top w:val="single" w:sz="4" w:space="0" w:color="auto"/>
+              <w:top w:val="single" w:color="auto" w:sz="4" w:space="0"/>
             </w:tcBorders>
           </w:tcPr>
           <w:p>
@@ -1399,7 +1399,7 @@
           <w:tcPr>
             <w:tcW w:w="896" w:type="pct"/>
             <w:tcBorders>
-              <w:top w:val="single" w:sz="4" w:space="0" w:color="auto"/>
+              <w:top w:val="single" w:color="auto" w:sz="4" w:space="0"/>
             </w:tcBorders>
           </w:tcPr>
           <w:p>
@@ -1415,7 +1415,7 @@
           <w:tcPr>
             <w:tcW w:w="438" w:type="pct"/>
             <w:tcBorders>
-              <w:top w:val="single" w:sz="4" w:space="0" w:color="auto"/>
+              <w:top w:val="single" w:color="auto" w:sz="4" w:space="0"/>
             </w:tcBorders>
           </w:tcPr>
           <w:p>
@@ -1431,7 +1431,7 @@
           <w:tcPr>
             <w:tcW w:w="531" w:type="pct"/>
             <w:tcBorders>
-              <w:top w:val="single" w:sz="4" w:space="0" w:color="auto"/>
+              <w:top w:val="single" w:color="auto" w:sz="4" w:space="0"/>
             </w:tcBorders>
           </w:tcPr>
           <w:p>
@@ -1447,7 +1447,7 @@
           <w:tcPr>
             <w:tcW w:w="578" w:type="pct"/>
             <w:tcBorders>
-              <w:top w:val="single" w:sz="4" w:space="0" w:color="auto"/>
+              <w:top w:val="single" w:color="auto" w:sz="4" w:space="0"/>
             </w:tcBorders>
           </w:tcPr>
           <w:p>
@@ -1463,7 +1463,7 @@
           <w:tcPr>
             <w:tcW w:w="617" w:type="pct"/>
             <w:tcBorders>
-              <w:top w:val="single" w:sz="4" w:space="0" w:color="auto"/>
+              <w:top w:val="single" w:color="auto" w:sz="4" w:space="0"/>
             </w:tcBorders>
           </w:tcPr>
           <w:p>
@@ -1479,7 +1479,7 @@
           <w:tcPr>
             <w:tcW w:w="573" w:type="pct"/>
             <w:tcBorders>
-              <w:top w:val="single" w:sz="4" w:space="0" w:color="auto"/>
+              <w:top w:val="single" w:color="auto" w:sz="4" w:space="0"/>
             </w:tcBorders>
           </w:tcPr>
           <w:p>
@@ -1496,7 +1496,7 @@
           <w:tcPr>
             <w:tcW w:w="374" w:type="pct"/>
             <w:tcBorders>
-              <w:top w:val="single" w:sz="4" w:space="0" w:color="auto"/>
+              <w:top w:val="single" w:color="auto" w:sz="4" w:space="0"/>
             </w:tcBorders>
           </w:tcPr>
           <w:p>
@@ -1513,7 +1513,7 @@
           <w:tcPr>
             <w:tcW w:w="605" w:type="pct"/>
             <w:tcBorders>
-              <w:top w:val="single" w:sz="4" w:space="0" w:color="auto"/>
+              <w:top w:val="single" w:color="auto" w:sz="4" w:space="0"/>
             </w:tcBorders>
           </w:tcPr>
           <w:p>
@@ -2154,8 +2154,8 @@
               <w:tcPr>
                 <w:tcW w:w="3040" w:type="pct"/>
                 <w:tcBorders>
-                  <w:top w:val="single" w:sz="4" w:space="0" w:color="000000"/>
-                  <w:bottom w:val="single" w:sz="12" w:space="0" w:color="000000"/>
+                  <w:top w:val="single" w:color="000000" w:sz="4" w:space="0"/>
+                  <w:bottom w:val="single" w:color="000000" w:sz="12" w:space="0"/>
                 </w:tcBorders>
               </w:tcPr>
               <w:p>
@@ -2177,8 +2177,8 @@
           <w:tcPr>
             <w:tcW w:w="1960" w:type="pct"/>
             <w:tcBorders>
-              <w:top w:val="single" w:sz="4" w:space="0" w:color="000000"/>
-              <w:bottom w:val="single" w:sz="12" w:space="0" w:color="000000"/>
+              <w:top w:val="single" w:color="000000" w:sz="4" w:space="0"/>
+              <w:bottom w:val="single" w:color="000000" w:sz="12" w:space="0"/>
             </w:tcBorders>
           </w:tcPr>
           <w:p>
@@ -2244,7 +2244,7 @@
             <w:alias w:val="VATClause_Lbl"/>
             <w:tag w:val="#BC:InsertDataItem,DataItems/Header/VATClause_Lbl"/>
             <w:id w:val="-314872257"/>
-            <w:dataBinding w:prefixMappings="xmlns:ns0='urn:microsoft-dynamics-nav/reports/Standard_Sales_Invoice/1306/'" w:xpath="/ns0:NavWordReportXmlPart[1]/ns0:Header[1]/ns0:VATClause_Lbl[1]" w:storeItemID="{E45459F7-950D-4CE4-887D-D90D8DAC72D1}"/>
+            <w:dataBinding w:prefixMappings="xmlns:ns0='urn:microsoft-dynamics-nav/reports/Standard_Sales_Credit_Memo/1307/'" w:xpath="/ns0:NavWordReportXmlPart[1]/ns0:Header[1]/ns0:VATClause_Lbl[1]" w:storeItemID="{E45459F7-950D-4CE4-887D-D90D8DAC72D1}"/>
             <w15:color w:val="808080"/>
             <w:text/>
           </w:sdtPr>
@@ -2284,7 +2284,7 @@
             <w:alias w:val="RemainingAmountText"/>
             <w:tag w:val="#BC:InsertDataItem,DataItems/Header/RemainingAmountText"/>
             <w:id w:val="1780221101"/>
-            <w:dataBinding w:prefixMappings="xmlns:ns0='urn:microsoft-dynamics-nav/reports/Standard_Sales_Invoice/1306/'" w:xpath="/ns0:NavWordReportXmlPart[1]/ns0:Header[1]/ns0:RemainingAmountText[1]" w:storeItemID="{E45459F7-950D-4CE4-887D-D90D8DAC72D1}"/>
+            <w:dataBinding w:prefixMappings="xmlns:ns0='urn:microsoft-dynamics-nav/reports/Standard_Sales_Credit_Memo/1307/'" w:xpath="/ns0:NavWordReportXmlPart[1]/ns0:Header[1]/ns0:RemainingAmountText[1]" w:storeItemID="{E45459F7-950D-4CE4-887D-D90D8DAC72D1}"/>
             <w15:color w:val="808080"/>
             <w:text/>
           </w:sdtPr>
@@ -2315,7 +2315,7 @@
             <w:alias w:val="VATIdentifier_Lbl"/>
             <w:tag w:val="#BC:InsertDataItem,DataItems/Header/VATIdentifier_Lbl"/>
             <w:id w:val="175238053"/>
-            <w:dataBinding w:prefixMappings="xmlns:ns0='urn:microsoft-dynamics-nav/reports/Standard_Sales_Invoice/1306/'" w:xpath="/ns0:NavWordReportXmlPart[1]/ns0:Header[1]/ns0:VATIdentifier_Lbl[1]" w:storeItemID="{E45459F7-950D-4CE4-887D-D90D8DAC72D1}"/>
+            <w:dataBinding w:prefixMappings="xmlns:ns0='urn:microsoft-dynamics-nav/reports/Standard_Sales_Credit_Memo/1307/'" w:xpath="/ns0:NavWordReportXmlPart[1]/ns0:Header[1]/ns0:VATIdentifier_Lbl[1]" w:storeItemID="{E45459F7-950D-4CE4-887D-D90D8DAC72D1}"/>
             <w15:color w:val="808080"/>
             <w:text/>
           </w:sdtPr>
@@ -2375,7 +2375,7 @@
               <w:alias w:val="VATIdentifier_VATClauseLine"/>
               <w:tag w:val="#BC:InsertDataItem,DataItems/Header/VATClauseLine/VATIdentifier_VATClauseLine"/>
               <w:id w:val="-301775843"/>
-              <w:dataBinding w:prefixMappings="xmlns:ns0='urn:microsoft-dynamics-nav/reports/Standard_Sales_Invoice/1306/'" w:xpath="/ns0:NavWordReportXmlPart[1]/ns0:Header[1]/ns0:VATClauseLine[1]/ns0:VATIdentifier_VATClauseLine[1]" w:storeItemID="{E45459F7-950D-4CE4-887D-D90D8DAC72D1}"/>
+              <w:dataBinding w:prefixMappings="xmlns:ns0='urn:microsoft-dynamics-nav/reports/Standard_Sales_Credit_Memo/1307/'" w:xpath="/ns0:NavWordReportXmlPart[1]/ns0:Header[1]/ns0:VATClauseLine[1]/ns0:VATIdentifier_VATClauseLine[1]" w:storeItemID="{E45459F7-950D-4CE4-887D-D90D8DAC72D1}"/>
               <w15:color w:val="808080"/>
               <w:text/>
             </w:sdtPr>
@@ -7367,7 +7367,9 @@
  < / N a v W o r d R e p o r t X m l P a r t > 
 </file>
 
-<file path=customXml/item2.xml>��< ? x m l   v e r s i o n = " 1 . 0 "   e n c o d i n g = " u t f - 1 6 " ? > < N a v W o r d R e p o r t X m l P a r t   x m l n s = " u r n : m i c r o s o f t - d y n a m i c s - n a v / r e p o r t s / S t a n d a r d _ S a l e s _ C r e d i t _ M e m o / 1 3 0 7 / " > +<file path=customXml/item2.xml>��< ? x m l   v e r s i o n = " 1 . 0 "   e n c o d i n g = " u t f - 1 6 " ? > + 
+ < N a v W o r d R e p o r t X m l P a r t   x m l n s = " u r n : m i c r o s o f t - d y n a m i c s - n a v / r e p o r t s / S t a n d a r d _ S a l e s _ C r e d i t _ M e m o / 1 3 0 7 / " >   
      < B C R e p o r t I n f o r m a t i o n >   
@@ -7591,7 +7593,7 @@
  
          < C o m p a n y P h o n e N o _ L b l > C o m p a n y P h o n e N o _ L b l < / C o m p a n y P h o n e N o _ L b l >   
-         < C o m p a n y P i c t u r e / > +         < C o m p a n y P i c t u r e   / >   
          < C o m p a n y R e g i s t r a t i o n N u m b e r > C o m p a n y R e g i s t r a t i o n N u m b e r < / C o m p a n y R e g i s t r a t i o n N u m b e r >   
